--- a/PLANIFICACION_MICROCURRICULAR_7MO_LENGUA_1ER_TRIMESTRE.docx
+++ b/PLANIFICACION_MICROCURRICULAR_7MO_LENGUA_1ER_TRIMESTRE.docx
@@ -1639,10 +1639,7 @@
           </w:tcPr>
           <w:p>
             <w:r>
-              <w:t>LL.3.3.5. Valorar los aspectos de forma y el contenido de un texto, a partir de criterios preestablecidos.</w:t>
-              <w:br/>
-              <w:br/>
-              <w:t>LL.3.3.8. Leer con fluidez y entonación en diversos contextos y con diferentes propósitos.</w:t>
+              <w:t>LL.3.1.1. Participar en contextos y situaciones que evidencien la funcionalidad de la lengua escrita como herramienta cultural.</w:t>
             </w:r>
           </w:p>
         </w:tc>
@@ -1654,20 +1651,18 @@
           </w:tcPr>
           <w:p>
             <w:r>
-              <w:t>Tema: Leo para acercarme a la ciencia (textos de divulgación científica) y Uso de la biblioteca escolar</w:t>
+              <w:t>Tema: Lengua y Cultura: Orígenes de la escritura (de las pinturas rupestres a la era digital)</w:t>
               <w:br/>
               <w:br/>
               <w:t>Materiales:</w:t>
               <w:br/>
-              <w:t>Texto de Lengua 7mo (Páginas 26 a 37)</w:t>
+              <w:t>Texto de Lengua 7mo (Páginas 12 a 18)</w:t>
               <w:br/>
               <w:t>Pizarra y marcadores de colores</w:t>
               <w:br/>
-              <w:t>Cuadernos</w:t>
-              <w:br/>
-              <w:t>Fichas de préstamo de biblioteca escolar</w:t>
-              <w:br/>
-              <w:t>Guía Docente pág. 12-14</w:t>
+              <w:t>Cuadernos de trabajo</w:t>
+              <w:br/>
+              <w:t>Guía Docente Maya/MinEduc pág. 12</w:t>
             </w:r>
           </w:p>
         </w:tc>
@@ -1732,7 +1727,9 @@
                 <w:b w:val="0"/>
                 <w:sz w:val="20"/>
               </w:rPr>
-              <w:t>El docente solicita a los estudiantes abrir el libro en la página 26 y observar la ilustración de apertura ("Leo para acercarme a la ciencia: huellas del pasado y fósiles"). Lee en voz alta un fragmento sobre hallazgos paleontológicos y plantea preguntas: ¿Qué estudia la paleontología?, ¿cómo sabemos que existieron los dinosaurios?, ¿dónde encontramos artículos científicos confiables?</w:t>
+              <w:t>El docente solicita a los estudiantes abrir el libro en la página 12 y observar las imágenes iniciales: pinturas rupestres con cazadores y fauna, alfabetos primitivos, jeroglíficos, escriba egipcio, caligrafía del abecedario y un estudiante frente a una computadora moderna.</w:t>
+              <w:br/>
+              <w:t>Preguntas detonantes de la sección "Mi experiencia": ¿Qué conoces sobre las primeras formas de escritura?, ¿cómo ha evolucionado la escritura en el tiempo?, ¿en tu cotidianidad, para qué usas la palabra escrita?, ¿crees que actualmente la palabra escrita tiene más valor que la palabra oral? ¿Por qué?</w:t>
             </w:r>
           </w:p>
           <w:p>
@@ -1758,7 +1755,7 @@
                 <w:b w:val="0"/>
                 <w:sz w:val="20"/>
               </w:rPr>
-              <w:t>El docente reflexiona con los estudiantes sobre la honestidad académica, el valor de la verdad científica frente a noticias falsas (fake news) y el respeto a la propiedad intelectual al consultar fuentes bibliográficas.</w:t>
+              <w:t>Reflexión sobre el valor de la palabra escrita para preservar la memoria, los acuerdos comunitarios, las leyes y los derechos humanos a lo largo de la historia de los pueblos.</w:t>
             </w:r>
           </w:p>
           <w:p>
@@ -1784,11 +1781,11 @@
                 <w:b w:val="0"/>
                 <w:sz w:val="20"/>
               </w:rPr>
-              <w:t>Representación: ilustración del texto pág. 26, lectura modelo guiada con entonación y paratextos.</w:t>
-              <w:br/>
-              <w:t>Acción/expresión: lluvia de ideas oral, comentarios sobre fósiles y documentales.</w:t>
-              <w:br/>
-              <w:t>Motivación: curiosidad científica y activación de saberes previos del entorno natural.</w:t>
+              <w:t>Representación: ilustración paratextual histórica de la pág. 12, lectura en voz alta comentada.</w:t>
+              <w:br/>
+              <w:t>Acción/expresión: participación oral y lluvia de ideas sobre situaciones donde usamos la escritura hoy.</w:t>
+              <w:br/>
+              <w:t>Motivación: curiosidad sobre cómo se comunicaban los seres humanos hace miles de años.</w:t>
             </w:r>
           </w:p>
           <w:p>
@@ -1814,7 +1811,7 @@
                 <w:b w:val="0"/>
                 <w:sz w:val="20"/>
               </w:rPr>
-              <w:t>El docente guía la lectura comentada del artículo de divulgación científica de las páginas 28 a 31. Formula preguntas de análisis: ¿Cuál es el propósito comunicativo de un texto de divulgación?, ¿en qué se diferencia de un cuento o mito?, ¿qué vocabulario técnico utiliza? Los estudiantes identifican que no todos los textos comunican lo mismo y que los textos científicos buscan informar con rigor.</w:t>
+              <w:t>El docente guía la lectura y diálogo de la situación comunicativa inicial: ¿Por qué sintió el ser humano la necesidad de crear un sistema gráfico si ya existía la comunicación oral? Los estudiantes deducen que las palabras orales se las lleva el viento, mientras que la escritura permite registrar cosechas, leyes, transacciones y conocimientos sin que se deformen con el paso de los siglos.</w:t>
             </w:r>
           </w:p>
           <w:p>
@@ -1840,11 +1837,11 @@
                 <w:b w:val="0"/>
                 <w:sz w:val="20"/>
               </w:rPr>
-              <w:t>Representación: lectura paratextual (títulos, subtítulos, fotografías, pies de foto, glosario).</w:t>
-              <w:br/>
-              <w:t>Acción/expresión: respuestas a preguntas inferenciales de la pág. 32.</w:t>
-              <w:br/>
-              <w:t>Motivación: debate grupal sobre descubrimientos fósiles en el Ecuador y América Latina.</w:t>
+              <w:t>Representación: preguntas de análisis proyectadas y anotadas en pizarra.</w:t>
+              <w:br/>
+              <w:t>Acción/expresión: debate moderado en parejas y exposición de conclusiones.</w:t>
+              <w:br/>
+              <w:t>Motivación: descubrimiento reflexivo de la utilidad social de la escritura.</w:t>
             </w:r>
           </w:p>
           <w:p>
@@ -1870,17 +1867,19 @@
                 <w:b w:val="0"/>
                 <w:sz w:val="20"/>
               </w:rPr>
-              <w:t>Con la mediación del docente, los estudiantes identifican la silueta y estructura del artículo científico: título, introducción, desarrollo con datos comprobables, conclusiones y fuentes consultadas (pág. 33).</w:t>
-              <w:br/>
-              <w:t>En la pizarra se construye un organizador gráfico (esquema de llaves) que los estudiantes completan en sus cuadernos:</w:t>
-              <w:br/>
-              <w:t>1. Definición de texto de divulgación científica.</w:t>
-              <w:br/>
-              <w:t>2. Características (claridad, objetividad, rigor científico).</w:t>
-              <w:br/>
-              <w:t>3. Estructura textual.</w:t>
-              <w:br/>
-              <w:t>4. Uso y normas de la biblioteca escolar y fichas de préstamo (pág. 37).</w:t>
+              <w:t>Lectura analítica guiada de las páginas 13 a 17 del texto escolar sobre la evolución histórica de los soportes y sistemas de escritura:</w:t>
+              <w:br/>
+              <w:t>1. Arte rupestre y pictogramas.</w:t>
+              <w:br/>
+              <w:t>2. Escritura cuneiforme en tablillas de arcilla (Sumeria).</w:t>
+              <w:br/>
+              <w:t>3. Jeroglíficos y el papiro egipcio.</w:t>
+              <w:br/>
+              <w:t>4. Invención del alfabeto fenicio, griego y latino.</w:t>
+              <w:br/>
+              <w:t>5. El pergamino, el papel de trapo, la imprenta de Gutenberg y los medios digitales.</w:t>
+              <w:br/>
+              <w:t>Construcción en la pizarra de un organizador gráfico (Línea de Tiempo Ilustrada) que los estudiantes completan en sus cuadernos.</w:t>
             </w:r>
           </w:p>
           <w:p>
@@ -1906,11 +1905,11 @@
                 <w:b w:val="0"/>
                 <w:sz w:val="20"/>
               </w:rPr>
-              <w:t>Representación: organizador gráfico estructurado en pizarra con marcadores de colores.</w:t>
-              <w:br/>
-              <w:t>Acción/expresión: registro ordenado en el cuaderno y elaboración de una ficha modelo de préstamo bibliotecario.</w:t>
-              <w:br/>
-              <w:t>Motivación: rol activo como pequeños investigadores científicos.</w:t>
+              <w:t>Representación: organizador gráfico cronológico en pizarra con marcadores de colores.</w:t>
+              <w:br/>
+              <w:t>Acción/expresión: registro ordenado en el cuaderno con glosario de términos (pictograma, ideograma, cuneiforme).</w:t>
+              <w:br/>
+              <w:t>Motivación: visión histórica integral de la evolución cultural humana.</w:t>
             </w:r>
           </w:p>
           <w:p>
@@ -1936,9 +1935,13 @@
                 <w:b w:val="0"/>
                 <w:sz w:val="20"/>
               </w:rPr>
-              <w:t>Los estudiantes resuelven las actividades de comprensión lectora y valoración crítica de las páginas 34 a 36 del libro.</w:t>
-              <w:br/>
-              <w:t>En parejas, seleccionan un libro informativo de la biblioteca escolar del aula y llenan una ficha de registro bibliotecario (pág. 37). Coevaluación guiada y socialización en plenaria. (Nota: Viernes 09 de Octubre: Feriado por la Independencia de Guayaquil).</w:t>
+              <w:t>Los estudiantes resuelven de forma autónoma el taller de aplicación de la página 18 del texto escolar:</w:t>
+              <w:br/>
+              <w:t>- Descifran el mensaje secreto utilizando el código de sustitución alfabética.</w:t>
+              <w:br/>
+              <w:t>- Escriben en su cuaderno un párrafo reflexivo respondiendo: "¿Por qué la lengua escrita es una herramienta cultural imprescindible en mi vida escolar y familiar?"</w:t>
+              <w:br/>
+              <w:t>Coevaluación en parejas y socialización. (Nota: Viernes 09 de Octubre: Feriado por la Independencia de Guayaquil).</w:t>
             </w:r>
           </w:p>
           <w:p>
@@ -1964,11 +1967,11 @@
                 <w:b w:val="0"/>
                 <w:sz w:val="20"/>
               </w:rPr>
-              <w:t>Representación: consignas impresas del texto y plantilla de ficha bibliográfica.</w:t>
-              <w:br/>
-              <w:t>Acción/expresión: trabajo cooperativo en parejas, redacción de respuestas y socialización.</w:t>
-              <w:br/>
-              <w:t>Motivación: autogestión y fomento del hábito lector autónomo.</w:t>
+              <w:t>Representación: actividad lúdica de criptografía y descifrado de códigos en pág. 18.</w:t>
+              <w:br/>
+              <w:t>Acción/expresión: redacción breve en el cuaderno y retroalimentación entre pares.</w:t>
+              <w:br/>
+              <w:t>Motivación: reto lúdico de resolución y afianzamiento del aprendizaje.</w:t>
             </w:r>
           </w:p>
         </w:tc>
@@ -1984,7 +1987,7 @@
           </w:tcPr>
           <w:p>
             <w:r>
-              <w:t>Realiza inferencias fundamentales y proyectivo-valorativas, valora los contenidos y aspectos de forma a partir de criterios preestablecidos, al monitorear y autorregular su comprensión mediante el uso de estrategias cognitivas. I.LL.3.3.2.</w:t>
+              <w:t>Reconoce la funcionalidad de la lengua escrita como manifestación cultural y de identidad en diferentes contextos y situaciones, atendiendo a la diversidad lingüística del Ecuador. I.LL.3.1.1.</w:t>
             </w:r>
           </w:p>
         </w:tc>
@@ -1999,9 +2002,9 @@
           </w:tcPr>
           <w:p>
             <w:r>
-              <w:t>Técnica: Análisis del desempeño y observación directa.</w:t>
-              <w:br/>
-              <w:t>Instrumento: Rúbrica de comprensión lectora y ficha de préstamo bibliotecario evaluada (actividades págs. 34-37).</w:t>
+              <w:t>• Instrumentos: Rúbrica de participación oral y taller de aplicación del texto (pág. 18).</w:t>
+              <w:br/>
+              <w:t>• Actividades: Descifrado de códigos, línea de tiempo en el cuaderno y respuestas a preguntas reflexivas.</w:t>
             </w:r>
           </w:p>
         </w:tc>
@@ -2018,10 +2021,7 @@
           </w:tcPr>
           <w:p>
             <w:r>
-              <w:t>LL.3.4.1. Relatar textos con secuencia lógica, manejo de conectores y coherencia en el uso de la persona y el tiempo verbal.</w:t>
-              <w:br/>
-              <w:br/>
-              <w:t>LL.3.4.6. Autorregular la producción escrita mediante el uso habitual del proceso de planificación, redacción y revisión.</w:t>
+              <w:t>LL.3.2.1. Escuchar discursos orales y formular juicios de valor con respecto a su contenido y forma, y participar de manera respetuosa frente a las intervenciones de los demás.</w:t>
             </w:r>
           </w:p>
         </w:tc>
@@ -2033,18 +2033,18 @@
           </w:tcPr>
           <w:p>
             <w:r>
-              <w:t>Tema: Escribo una nota científica (estructura, planificación y redacción) y El verbo (persona, número, tiempo)</w:t>
+              <w:t>Tema: Comunicación Oral: Discursos y juicios de valor / Taller: "Hoy me convertiré en vendedor de sueños"</w:t>
               <w:br/>
               <w:br/>
               <w:t>Materiales:</w:t>
               <w:br/>
-              <w:t>Texto de Lengua 7mo (Páginas 38 a 47)</w:t>
+              <w:t>Texto de Lengua 7mo (Páginas 19 a 25)</w:t>
               <w:br/>
               <w:t>Pizarra y marcadores de colores</w:t>
               <w:br/>
+              <w:t>Guía Docente pág. 13</w:t>
+              <w:br/>
               <w:t>Cuadernos</w:t>
-              <w:br/>
-              <w:t>Fichas de planificación textual</w:t>
             </w:r>
           </w:p>
         </w:tc>
@@ -2109,20 +2109,20 @@
                 <w:b w:val="0"/>
                 <w:sz w:val="20"/>
               </w:rPr>
-              <w:t>El docente ambienta la clase motivando al grupo a imaginar la preparación de una revista escolar para la Feria de Ciencias (pág. 38). Plantea preguntas: ¿Sobre qué fenómeno natural o avance tecnológico les gustaría informar?, ¿qué pasos seguimos antes de escribir un artículo para que sea claro y confiable?</w:t>
-            </w:r>
-          </w:p>
-          <w:p>
-            <w:pPr>
-              <w:spacing w:after="40" w:before="20"/>
-            </w:pPr>
-            <w:r>
-              <w:rPr>
-                <w:rFonts w:ascii="Times New Roman" w:hAnsi="Times New Roman"/>
-                <w:b/>
-                <w:sz w:val="20"/>
-              </w:rPr>
-              <w:t>Inserción Educación para la Seguridad Vial y Movilidad Sostenible:</w:t>
+              <w:t>El docente invita a observar la escena de la página 19 ("¿Prepararon ya su discurso para la Semana de la Expresión Oral?"). Preguntas detonantes: ¿Cómo te sientes cuando hablas en público?, ¿qué es lo más importante al expresar tus ideas ante otras personas?, ¿qué oradores históricos conoces? (ej. Martin Luther King, Manuela Espejo).</w:t>
+            </w:r>
+          </w:p>
+          <w:p>
+            <w:pPr>
+              <w:spacing w:after="40" w:before="20"/>
+            </w:pPr>
+            <w:r>
+              <w:rPr>
+                <w:rFonts w:ascii="Times New Roman" w:hAnsi="Times New Roman"/>
+                <w:b/>
+                <w:sz w:val="20"/>
+              </w:rPr>
+              <w:t>Inserción Educación Socioemocional:</w:t>
             </w:r>
           </w:p>
           <w:p>
@@ -2135,7 +2135,7 @@
                 <w:b w:val="0"/>
                 <w:sz w:val="20"/>
               </w:rPr>
-              <w:t>Se propone como tema modelo de indagación científica el impacto del uso de la bicicleta y los vehículos de cero emisiones en la reducción de la huella de carbono y la movilidad activa en la ciudad.</w:t>
+              <w:t>Superación del miedo escénico, seguridad personal, respiración diafragmática y empatía hacia los compañeros que exponen sus opiniones.</w:t>
             </w:r>
           </w:p>
           <w:p>
@@ -2161,11 +2161,11 @@
                 <w:b w:val="0"/>
                 <w:sz w:val="20"/>
               </w:rPr>
-              <w:t>Representación: modelo de nota científica breve en el texto pág. 39.</w:t>
-              <w:br/>
-              <w:t>Acción/expresión: lluvia de ideas oral sobre innovaciones sostenibles.</w:t>
-              <w:br/>
-              <w:t>Motivación: vinculación con la ecología y el cuidado del planeta.</w:t>
+              <w:t>Representación: viñeta dialogada del libro pág. 19 y audición del fragmento del discurso "Yo tengo un sueño".</w:t>
+              <w:br/>
+              <w:t>Acción/expresión: lluvia de ideas oral sobre experiencias al hablar ante un auditorio.</w:t>
+              <w:br/>
+              <w:t>Motivación: identificación con los personajes que expresan dudas y anhelos.</w:t>
             </w:r>
           </w:p>
           <w:p>
@@ -2191,7 +2191,7 @@
                 <w:b w:val="0"/>
                 <w:sz w:val="20"/>
               </w:rPr>
-              <w:t>El docente analiza junto a los estudiantes el esquema de planificación de la página 40: propósito, destinatario, tipo de lenguaje y recopilación de datos objetivos. Se reflexiona sobre el papel del verbo en la redacción: ¿Qué palabras expresan las acciones y descubrimientos en una investigación? (ej: descubrieron, investigan, transformará).</w:t>
+              <w:t>Lectura y análisis del "Discurso de un niño" (págs. 20-21). Preguntas de reflexión crítica: ¿Cuál es el mensaje principal del emisor?, ¿qué tono utiliza?, ¿cómo influyen los gestos, la mirada y la modulación de la voz para conmover o convencer al público? Se analiza qué es un juicio de valor respetuoso sin ofender.</w:t>
             </w:r>
           </w:p>
           <w:p>
@@ -2217,11 +2217,11 @@
                 <w:b w:val="0"/>
                 <w:sz w:val="20"/>
               </w:rPr>
-              <w:t>Representación: tabla guía de planificación textual del texto.</w:t>
-              <w:br/>
-              <w:t>Acción/expresión: debate y selección del tema individual o en parejas.</w:t>
-              <w:br/>
-              <w:t>Motivación: libertad de elección temática con relevancia escolar.</w:t>
+              <w:t>Representación: texto del discurso adaptado y preguntas de comprensión inferencial.</w:t>
+              <w:br/>
+              <w:t>Acción/expresión: discusión guiada sobre cómo distinguir argumentos de simples opiniones.</w:t>
+              <w:br/>
+              <w:t>Motivación: valorar la voz infantil en temas de interés social.</w:t>
             </w:r>
           </w:p>
           <w:p>
@@ -2247,15 +2247,15 @@
                 <w:b w:val="0"/>
                 <w:sz w:val="20"/>
               </w:rPr>
-              <w:t>Explicación gramatical del verbo y sus accidentes gramaticales (págs. 42-45):</w:t>
-              <w:br/>
-              <w:t>- Persona (primera, segunda, tercera).</w:t>
-              <w:br/>
-              <w:t>- Número (singular y plural).</w:t>
-              <w:br/>
-              <w:t>- Tiempo (presente, pretérito/pasado, futuro).</w:t>
-              <w:br/>
-              <w:t>En la pizarra se construye un organizador gráfico (mapa conceptual y cuadro de doble entrada de conjugación verbal) que los estudiantes transcriben a sus cuadernos, identificando raíz y desinencia verbal.</w:t>
+              <w:t>El docente expone la estructura formal de un discurso oral (págs. 22-24):</w:t>
+              <w:br/>
+              <w:t>1. Introducción (saludo, captación de atención y presentación del tema).</w:t>
+              <w:br/>
+              <w:t>2. Desarrollo (argumentos fundamentados, anécdotas y evidencias claras).</w:t>
+              <w:br/>
+              <w:t>3. Conclusión (resumen de la idea central, llamada a la acción y despedida).</w:t>
+              <w:br/>
+              <w:t>Elaboración de un esquema resumen en el cuaderno con las pautas para emitir juicios de valor respetuosos.</w:t>
             </w:r>
           </w:p>
           <w:p>
@@ -2281,11 +2281,11 @@
                 <w:b w:val="0"/>
                 <w:sz w:val="20"/>
               </w:rPr>
-              <w:t>Representación: esquemas cromáticos en pizarra que diferencian raíz y terminaciones.</w:t>
-              <w:br/>
-              <w:t>Acción/expresión: completar tablas de conjugación y ejercicios de identificación de verbos.</w:t>
-              <w:br/>
-              <w:t>Motivación: dinámica lúdica "detectives de verbos".</w:t>
+              <w:t>Representación: mapa conceptual en pizarra que desglosa las tres partes del discurso.</w:t>
+              <w:br/>
+              <w:t>Acción/expresión: registro ordenado en cuadernos y formulación de juicios de valor orales modelo.</w:t>
+              <w:br/>
+              <w:t>Motivación: preparación para el rol activo de orador escolar.</w:t>
             </w:r>
           </w:p>
           <w:p>
@@ -2311,7 +2311,7 @@
                 <w:b w:val="0"/>
                 <w:sz w:val="20"/>
               </w:rPr>
-              <w:t>Los estudiantes redactan el primer borrador de su nota científica (págs. 46-47) aplicando la concordancia obligatoria entre sujeto y verbo. Desarrollan la revisión en parejas con una lista de cotejo básica (título claro, párrafos ordenados, verbos en tiempo adecuado).</w:t>
+              <w:t>Desarrollo del Taller de Comunicación Oral "Hoy me convertiré en vendedor de sueños" (pág. 25). En parejas, los estudiantes seleccionan un tema social o escolar, redactan un borrador breve con introducción, desarrollo y conclusión, y presentan una disertación de 2 minutos ante la clase aplicando contacto visual y modulación vocal. Coevaluación con escala estimativa.</w:t>
             </w:r>
           </w:p>
           <w:p>
@@ -2337,11 +2337,11 @@
                 <w:b w:val="0"/>
                 <w:sz w:val="20"/>
               </w:rPr>
-              <w:t>Representación: plantilla estructurada de redacción en 3 párrafos.</w:t>
-              <w:br/>
-              <w:t>Acción/expresión: producción escrita individual y coevaluación formativa.</w:t>
-              <w:br/>
-              <w:t>Motivación: satisfacción de crear un texto científico propio.</w:t>
+              <w:t>Representación: pauta paso a paso de la pág. 25 para organizar la exposición.</w:t>
+              <w:br/>
+              <w:t>Acción/expresión: presentación oral en parejas y retroalimentación positiva de la clase.</w:t>
+              <w:br/>
+              <w:t>Motivación: satisfacción de comunicar ideas propias y ser escuchados con respeto.</w:t>
             </w:r>
           </w:p>
         </w:tc>
@@ -2357,7 +2357,7 @@
           </w:tcPr>
           <w:p>
             <w:r>
-              <w:t>Produce textos informativos utilizando el proceso de escritura, elementos gramaticales apropiados (verbos en tiempo y persona adecuados) y estructura lógica. I.LL.3.6.1.</w:t>
+              <w:t>Escucha discursos orales, parafrasea su contenido, formula juicios de valor sobre su forma y participa de manera respetuosa frente a las intervenciones de los demás. I.LL.3.2.1.</w:t>
             </w:r>
           </w:p>
         </w:tc>
@@ -2372,9 +2372,9 @@
           </w:tcPr>
           <w:p>
             <w:r>
-              <w:t>Técnica: Análisis de la producción escrita.</w:t>
-              <w:br/>
-              <w:t>Instrumento: Lista de cotejo de planificación y borrador de la nota científica (págs. 40-47).</w:t>
+              <w:t>• Instrumentos: Rúbrica de expresión oral y lista de cotejo de juicios de valor.</w:t>
+              <w:br/>
+              <w:t>• Actividades: Presentación del taller "Vendedor de sueños" y análisis crítico del discurso leído.</w:t>
             </w:r>
           </w:p>
         </w:tc>
@@ -2391,10 +2391,10 @@
           </w:tcPr>
           <w:p>
             <w:r>
-              <w:t>LL.3.4.10. Expresar sus ideas con precisión e integrar en las producciones escritas los diferentes tipos de verbo, modos y tiempos.</w:t>
-              <w:br/>
-              <w:br/>
-              <w:t>LL.3.4.12. Comunicar ideas con eficiencia a partir de la aplicación de las reglas de puntuación (uso del punto y coma).</w:t>
+              <w:t>LL.3.3.5. Valorar los aspectos de forma y el contenido de un texto científico, a partir de criterios preestablecidos.</w:t>
+              <w:br/>
+              <w:br/>
+              <w:t>LL.3.3.8. Leer con fluidez y entonación en diversos contextos y con diferentes propósitos.</w:t>
             </w:r>
           </w:p>
         </w:tc>
@@ -2406,18 +2406,18 @@
           </w:tcPr>
           <w:p>
             <w:r>
-              <w:t>Tema: Modos verbales (indicativo, subjuntivo, imperativo), tiempos compuestos y Uso del punto y coma (;)</w:t>
+              <w:t>Tema: Lectura: Leo para acercarme a la ciencia (textos de divulgación científica) y Uso de la biblioteca escolar</w:t>
               <w:br/>
               <w:br/>
               <w:t>Materiales:</w:t>
               <w:br/>
-              <w:t>Texto de Lengua 7mo (Páginas 48 a 53)</w:t>
+              <w:t>Texto de Lengua 7mo (Páginas 26 a 37)</w:t>
               <w:br/>
               <w:t>Pizarra y marcadores</w:t>
               <w:br/>
-              <w:t>Tarjetas didácticas de conjugación</w:t>
-              <w:br/>
               <w:t>Cuadernos</w:t>
+              <w:br/>
+              <w:t>Fichas de biblioteca escolar</w:t>
             </w:r>
           </w:p>
         </w:tc>
@@ -2482,20 +2482,20 @@
                 <w:b w:val="0"/>
                 <w:sz w:val="20"/>
               </w:rPr>
-              <w:t>El docente escribe 3 oraciones en la pizarra con diferentes intenciones: "Los científicos estudian el clima" (certeza), "Ojalá encontremos soluciones al cambio climático" (deseo/duda), "Cuiden los recursos naturales del aula" (orden/exhortación). Plantea preguntas: ¿Qué actitud refleja el emisor en cada oración?, ¿en cuál afirma un hecho real?, ¿en cuál expresa un deseo?</w:t>
-            </w:r>
-          </w:p>
-          <w:p>
-            <w:pPr>
-              <w:spacing w:after="40" w:before="20"/>
-            </w:pPr>
-            <w:r>
-              <w:rPr>
-                <w:rFonts w:ascii="Times New Roman" w:hAnsi="Times New Roman"/>
-                <w:b/>
-                <w:sz w:val="20"/>
-              </w:rPr>
-              <w:t>Inserción Educación Socioemocional:</w:t>
+              <w:t>El docente presenta la portada del bloque de lectura (pág. 26) con ilustraciones paleontológicas y fósiles prehistóricos. Preguntas de indagación previa: ¿Qué investiga un científico paleontólogo?, ¿cómo sabemos que existieron seres vivos hace millones de años?, ¿dónde encontramos lecturas de divulgación científica?</w:t>
+            </w:r>
+          </w:p>
+          <w:p>
+            <w:pPr>
+              <w:spacing w:after="40" w:before="20"/>
+            </w:pPr>
+            <w:r>
+              <w:rPr>
+                <w:rFonts w:ascii="Times New Roman" w:hAnsi="Times New Roman"/>
+                <w:b/>
+                <w:sz w:val="20"/>
+              </w:rPr>
+              <w:t>Inserción Educación Ambiental y Curiosidad Científica:</w:t>
             </w:r>
           </w:p>
           <w:p>
@@ -2508,7 +2508,7 @@
                 <w:b w:val="0"/>
                 <w:sz w:val="20"/>
               </w:rPr>
-              <w:t>Se reflexiona sobre cómo expresamos nuestros sentimientos, metas y acuerdos en el aula empleando el modo subjuntivo ("Espero que trabajemos en equipo") y el modo indicativo con asertividad.</w:t>
+              <w:t>Fomento del pensamiento científico, cuidado de los ecosistemas actuales y comprensión de las eras geológicas del planeta Tierra.</w:t>
             </w:r>
           </w:p>
           <w:p>
@@ -2534,11 +2534,11 @@
                 <w:b w:val="0"/>
                 <w:sz w:val="20"/>
               </w:rPr>
-              <w:t>Representación: contraste visual en pizarra de las oraciones con colores distintos.</w:t>
-              <w:br/>
-              <w:t>Acción/expresión: dramatización de intenciones expresivas y respuestas orales.</w:t>
-              <w:br/>
-              <w:t>Motivación: conexión con las emociones y la comunicación respetuosa.</w:t>
+              <w:t>Representación: imágenes de fósiles de la pág. 26 y lectura modelo expresiva del docente.</w:t>
+              <w:br/>
+              <w:t>Acción/expresión: lluvia de ideas sobre películas y reportajes de ciencia.</w:t>
+              <w:br/>
+              <w:t>Motivación: asombro y fascinación por la historia natural.</w:t>
             </w:r>
           </w:p>
           <w:p>
@@ -2564,7 +2564,7 @@
                 <w:b w:val="0"/>
                 <w:sz w:val="20"/>
               </w:rPr>
-              <w:t>Los estudiantes analizan las explicaciones y oraciones modelo de las páginas 48 y 49 del libro. Diferencian entre hechos reales (indicativo), deseos/posibilidades (subjuntivo) y mandatos (imperativo). Asimismo, analizan la necesidad del punto y coma (;) para pausar oraciones compuestas extensas.</w:t>
+              <w:t>Lectura comentada y secuencial del artículo de divulgación científica de las páginas 28 a 31 ("Huellas en el tiempo: cazadores de fósiles"). Análisis de preguntas inferenciales: ¿Qué diferencia a un artículo científico de un cuento de hadas?, ¿qué función cumplen los datos cuantitativos, fechas y fotografías paratextuales?</w:t>
             </w:r>
           </w:p>
           <w:p>
@@ -2590,11 +2590,11 @@
                 <w:b w:val="0"/>
                 <w:sz w:val="20"/>
               </w:rPr>
-              <w:t>Representación: cuadros comparativos del texto pág. 50.</w:t>
-              <w:br/>
-              <w:t>Acción/expresión: transformación oral de oraciones y justificación gramatical.</w:t>
-              <w:br/>
-              <w:t>Motivación: descubrimiento inductivo de la regla sintáctica.</w:t>
+              <w:t>Representación: paratextos destacados (títulos, subtítulos, glosario al pie de página).</w:t>
+              <w:br/>
+              <w:t>Acción/expresión: subrayado de ideas principales e identificación de palabras científicas.</w:t>
+              <w:br/>
+              <w:t>Motivación: rol activo como lectores críticos de información verídica.</w:t>
             </w:r>
           </w:p>
           <w:p>
@@ -2620,13 +2620,13 @@
                 <w:b w:val="0"/>
                 <w:sz w:val="20"/>
               </w:rPr>
-              <w:t>Construcción guiada de organizadores gráficos en el cuaderno:</w:t>
-              <w:br/>
-              <w:t>1. Cuadro sinóptico de los Modos Verbales: Indicativo, Subjuntivo e Imperativo.</w:t>
-              <w:br/>
-              <w:t>2. Tiempos compuestos con el verbo auxiliar haber (pretérito perfecto compuesto, pluscuamperfecto).</w:t>
-              <w:br/>
-              <w:t>3. Reglas de uso del punto y coma (;) para separar oraciones yuxtapuestas y enumeraciones complejas (pág. 52).</w:t>
+              <w:t>Estructuración del conocimiento en el cuaderno:</w:t>
+              <w:br/>
+              <w:t>1. Concepto y características del artículo de divulgación científica (claridad, rigor, objetividad).</w:t>
+              <w:br/>
+              <w:t>2. Estructura textual: Título llamativo, introducción explicativa, cuerpo con evidencias y conclusión.</w:t>
+              <w:br/>
+              <w:t>3. Normas de uso de la biblioteca escolar y llenado técnico de fichas de préstamo bibliográfico (pág. 37).</w:t>
             </w:r>
           </w:p>
           <w:p>
@@ -2652,11 +2652,11 @@
                 <w:b w:val="0"/>
                 <w:sz w:val="20"/>
               </w:rPr>
-              <w:t>Representación: mapa conceptual estructurado con código de colores.</w:t>
-              <w:br/>
-              <w:t>Acción/expresión: elaboración de fichas síntesis en el cuaderno.</w:t>
-              <w:br/>
-              <w:t>Motivación: apropiación del conocimiento para mejorar la redacción.</w:t>
+              <w:t>Representación: organizador visual de llaves en la pizarra con tiza/marcadores de color.</w:t>
+              <w:br/>
+              <w:t>Acción/expresión: transcripción organizada en el cuaderno y diseño de una ficha de biblioteca modelo.</w:t>
+              <w:br/>
+              <w:t>Motivación: adquisición de hábitos autónomos de investigación escolar.</w:t>
             </w:r>
           </w:p>
           <w:p>
@@ -2682,7 +2682,7 @@
                 <w:b w:val="0"/>
                 <w:sz w:val="20"/>
               </w:rPr>
-              <w:t>Desarrollo de las actividades prácticas de las páginas 51 a 53 del texto escolar. Ejercicios de aplicación del punto y coma en oraciones compuestas y corrección de modos verbales en producciones escritas propias.</w:t>
+              <w:t>Resolución de las actividades de comprensión lectora, vocabulario contextual y juicio valorativo de las páginas 34 a 36 del libro escolar. En parejas, eligen un texto de la biblioteca de aula y completan su ficha de registro bibliográfico (pág. 37).</w:t>
             </w:r>
           </w:p>
           <w:p>
@@ -2708,11 +2708,11 @@
                 <w:b w:val="0"/>
                 <w:sz w:val="20"/>
               </w:rPr>
-              <w:t>Representación: ejercicios del libro y fichas de aplicación.</w:t>
-              <w:br/>
-              <w:t>Acción/expresión: resolución escrita individual y revisión cruzada entre pares.</w:t>
-              <w:br/>
-              <w:t>Motivación: autoedición y superación de errores comunes.</w:t>
+              <w:t>Representación: cuestionario estructurado del libro y plantilla de ficha bibliográfica.</w:t>
+              <w:br/>
+              <w:t>Acción/expresión: trabajo colaborativo en parejas y comprobación de respuestas.</w:t>
+              <w:br/>
+              <w:t>Motivación: enriquecimiento del léxico y satisfacción lectora.</w:t>
             </w:r>
           </w:p>
         </w:tc>
@@ -2728,7 +2728,7 @@
           </w:tcPr>
           <w:p>
             <w:r>
-              <w:t>Aplica elementos gramaticales (modos verbales, tiempos compuestos) y ortográficos (punto y coma) en producciones escritas con coherencia y cohesión. I.LL.3.6.3.</w:t>
+              <w:t>Realiza inferencias fundamentales y proyectivo-valorativas, valora los contenidos y aspectos de forma a partir de criterios preestablecidos, al monitorear su comprensión mediante el uso de estrategias cognitivas. I.LL.3.3.2.</w:t>
             </w:r>
           </w:p>
         </w:tc>
@@ -2743,9 +2743,9 @@
           </w:tcPr>
           <w:p>
             <w:r>
-              <w:t>Técnica: Pruebas escritas y observación directa.</w:t>
-              <w:br/>
-              <w:t>Instrumento: Cuestionario de aplicación de modos verbales y uso del punto y coma (actividades págs. 51-53).</w:t>
+              <w:t>• Instrumentos: Cuestionario de comprensión lectora y ficha de préstamo bibliográfico evaluada.</w:t>
+              <w:br/>
+              <w:t>• Actividades: Resolución de actividades págs. 34-37 del texto de Lengua y Literatura.</w:t>
             </w:r>
           </w:p>
         </w:tc>
@@ -2762,10 +2762,13 @@
           </w:tcPr>
           <w:p>
             <w:r>
-              <w:t>LL.3.5.1. Reconocer en un texto literario los elementos característicos que le dan sentido (personajes míticos, orígenes del mundo).</w:t>
-              <w:br/>
-              <w:br/>
-              <w:t>LL.3.4.13. Producir escritos de acuerdo con la situación comunicativa, mediante formatos diversos (historieta mitológica).</w:t>
+              <w:t>LL.3.4.1. Relatar textos con secuencia lógica, manejo de conectores y coherencia en el uso de la persona y el tiempo verbal.</w:t>
+              <w:br/>
+              <w:br/>
+              <w:t>LL.3.4.6. Autorregular la producción escrita mediante el proceso de planificación, redacción y revisión.</w:t>
+              <w:br/>
+              <w:br/>
+              <w:t>LL.3.4.10. Integrar en las producciones escritas el verbo (accidentes, modos indicativo, subjuntivo e imperativo) y uso del punto y coma (;).</w:t>
             </w:r>
           </w:p>
         </w:tc>
@@ -2777,18 +2780,18 @@
           </w:tcPr>
           <w:p>
             <w:r>
-              <w:t>Tema: Disfruto de los mitos, Escritura creativa: Historieta mitológica y Evaluación sumativa Unidad 1</w:t>
+              <w:t>Tema: Escritura: Escribo una nota científica (planificación y redacción) y Gramática: El verbo (accidentes, modos) y Uso del punto y coma (;)</w:t>
               <w:br/>
               <w:br/>
               <w:t>Materiales:</w:t>
               <w:br/>
-              <w:t>Texto de Lengua 7mo (Páginas 54 a 71)</w:t>
+              <w:t>Texto de Lengua 7mo (Páginas 38 a 53)</w:t>
               <w:br/>
               <w:t>Pizarra y marcadores</w:t>
               <w:br/>
-              <w:t>Cartulinas y lápices de colores</w:t>
-              <w:br/>
-              <w:t>Rúbrica de evaluación sumativa</w:t>
+              <w:t>Cuadernos de trabajo</w:t>
+              <w:br/>
+              <w:t>Plantilla de redacción</w:t>
             </w:r>
           </w:p>
         </w:tc>
@@ -2853,20 +2856,20 @@
                 <w:b w:val="0"/>
                 <w:sz w:val="20"/>
               </w:rPr>
-              <w:t>El docente narra brevemente el mito de la creación del Sol y la Luna (pág. 54). Plantea preguntas detonantes: ¿Por qué las civilizaciones antiguas creaban mitos?, ¿qué fenómenos intentaban explicar?, ¿conocen mitos de los pueblos originarios del Ecuador (ej: mito Cañari de la Guacamaya)?</w:t>
-            </w:r>
-          </w:p>
-          <w:p>
-            <w:pPr>
-              <w:spacing w:after="40" w:before="20"/>
-            </w:pPr>
-            <w:r>
-              <w:rPr>
-                <w:rFonts w:ascii="Times New Roman" w:hAnsi="Times New Roman"/>
-                <w:b/>
-                <w:sz w:val="20"/>
-              </w:rPr>
-              <w:t>Inserción Educación Cívica, Ética e Integridad:</w:t>
+              <w:t>El docente propone simular la edición de un boletín escolar científico (pág. 38). Observan una muestra de nota científica sobre innovaciones ecológicas. Se plantean interrogantes: ¿Cómo se redacta un texto claro para compartir un descubrimiento?, ¿qué palabras indican las acciones y hallazgos en una investigación?</w:t>
+            </w:r>
+          </w:p>
+          <w:p>
+            <w:pPr>
+              <w:spacing w:after="40" w:before="20"/>
+            </w:pPr>
+            <w:r>
+              <w:rPr>
+                <w:rFonts w:ascii="Times New Roman" w:hAnsi="Times New Roman"/>
+                <w:b/>
+                <w:sz w:val="20"/>
+              </w:rPr>
+              <w:t>Inserción Educación para la Seguridad Vial y Movilidad Sostenible:</w:t>
             </w:r>
           </w:p>
           <w:p>
@@ -2879,7 +2882,7 @@
                 <w:b w:val="0"/>
                 <w:sz w:val="20"/>
               </w:rPr>
-              <w:t>Valoración de la memoria ancestral, cosmovisión de las culturas andinas y amazónicas, y respeto profundo a la diversidad intercultural del Ecuador.</w:t>
+              <w:t>Propuesta de temática científica: La evolución de los sistemas de transporte ecológico y el respeto al peatón y al ciclista en las ciudades.</w:t>
             </w:r>
           </w:p>
           <w:p>
@@ -2905,11 +2908,11 @@
                 <w:b w:val="0"/>
                 <w:sz w:val="20"/>
               </w:rPr>
-              <w:t>Representación: narración oral con modulación de voz e ilustraciones del libro págs. 54-55.</w:t>
-              <w:br/>
-              <w:t>Acción/expresión: participación oral comentando relatos transmitidos por sus familias.</w:t>
-              <w:br/>
-              <w:t>Motivación: fascinación por los relatos cosmogónicos y legendarios.</w:t>
+              <w:t>Representación: modelo visual de una nota informativa en pág. 39.</w:t>
+              <w:br/>
+              <w:t>Acción/expresión: lluvia de ideas de temas de interés.</w:t>
+              <w:br/>
+              <w:t>Motivación: utilidad práctica del texto para divulgar saberes.</w:t>
             </w:r>
           </w:p>
           <w:p>
@@ -2935,7 +2938,7 @@
                 <w:b w:val="0"/>
                 <w:sz w:val="20"/>
               </w:rPr>
-              <w:t>Lectura guiada y dialogada de los mitos seleccionados en las páginas 56 a 61 (mitos griegos y andinos). Los estudiantes contrastan: ¿En qué se diferencia un mito de una leyenda o un cuento común?, ¿qué poderes poseen los personajes?, ¿cómo intentaban dar sentido al universo?</w:t>
+              <w:t>Análisis de la matriz de planificación textual de la pág. 40 (propósito, destinatario, tema y fuentes). Análisis reflexivo de las oraciones: ¿Qué ocurre si cambiamos el tiempo verbal de presente a pasado o futuro? ¿Por qué es necesario usar el punto y coma (;) cuando las oraciones son largas y ya tienen comas internas?</w:t>
             </w:r>
           </w:p>
           <w:p>
@@ -2961,11 +2964,11 @@
                 <w:b w:val="0"/>
                 <w:sz w:val="20"/>
               </w:rPr>
-              <w:t>Representación: lectura coral y análisis de paratextos míticos.</w:t>
-              <w:br/>
-              <w:t>Acción/expresión: cuadro comparativo entre mito y realidad.</w:t>
-              <w:br/>
-              <w:t>Motivación: intercambio de interpretaciones personales y juicios estéticos.</w:t>
+              <w:t>Representación: oraciones modelo escritas en pizarra comparando tiempos verbales.</w:t>
+              <w:br/>
+              <w:t>Acción/expresión: deducción de reglas sintácticas mediante participación oral.</w:t>
+              <w:br/>
+              <w:t>Motivación: comprensión lógica del funcionamiento del idioma.</w:t>
             </w:r>
           </w:p>
           <w:p>
@@ -2991,15 +2994,13 @@
                 <w:b w:val="0"/>
                 <w:sz w:val="20"/>
               </w:rPr>
-              <w:t>Construcción de un organizador gráfico en la pizarra:</w:t>
-              <w:br/>
-              <w:t>1. Definición de Mito.</w:t>
-              <w:br/>
-              <w:t>2. Tipos de mitos: cosmogónicos, teogónicos y etiológicos.</w:t>
-              <w:br/>
-              <w:t>3. Elementos del cómic o historieta (viñetas, bocadillos de diálogo, cartelas, onomatopeyas) pág. 68.</w:t>
-              <w:br/>
-              <w:t>Registro en el cuaderno con esquemas creativos ilustrados.</w:t>
+              <w:t>Construcción guiada en el cuaderno de:</w:t>
+              <w:br/>
+              <w:t>1. Proceso de escritura: Planificación, redacción del borrador, revisión y publicación (págs. 40-41).</w:t>
+              <w:br/>
+              <w:t>2. Gramática del Verbo: Raíz y desinencia, accidentes (persona: 1ra, 2da, 3ra; número: singular, plural; tiempo: presente, pretérito, futuro; modos: indicativo, subjuntivo e imperativo) págs. 42-45.</w:t>
+              <w:br/>
+              <w:t>3. Reglas ortográficas del punto y coma (;) en oraciones yuxtapuestas y enumeraciones complejas (pág. 52).</w:t>
             </w:r>
           </w:p>
           <w:p>
@@ -3025,11 +3026,11 @@
                 <w:b w:val="0"/>
                 <w:sz w:val="20"/>
               </w:rPr>
-              <w:t>Representación: esquema conceptual y modelos visuales de viñetas de cómic.</w:t>
-              <w:br/>
-              <w:t>Acción/expresión: síntesis teórica en cuaderno y bocetos de personajes.</w:t>
-              <w:br/>
-              <w:t>Motivación: integración de la plástica visual con el lenguaje literario.</w:t>
+              <w:t>Representación: tablas de conjugación cromáticas y mapa conceptual de modos verbales.</w:t>
+              <w:br/>
+              <w:t>Acción/expresión: elaboración de resúmenes estructurados en cuadernos.</w:t>
+              <w:br/>
+              <w:t>Motivación: dominar herramientas lingüísticas para redactar con exactitud.</w:t>
             </w:r>
           </w:p>
           <w:p>
@@ -3055,9 +3056,7 @@
                 <w:b w:val="0"/>
                 <w:sz w:val="20"/>
               </w:rPr>
-              <w:t>Taller creativo: En parejas, los estudiantes adaptan un mito a una historieta ilustrada de 4 a 6 viñetas (págs. 68-69).</w:t>
-              <w:br/>
-              <w:t>Aplicación de la Evaluación Sumativa estructurada de la Unidad 1 (págs. 70-71) para consolidar los aprendizajes del primer bloque temático.</w:t>
+              <w:t>Los estudiantes planifican y redactan el borrador de su nota científica (págs. 46-47) aplicando la conjugación verbal coherente y el uso del punto y coma (;). Realizan coevaluación con la lista de cotejo del texto y resuelven las actividades prácticas de las páginas 50 a 53.</w:t>
             </w:r>
           </w:p>
           <w:p>
@@ -3083,11 +3082,11 @@
                 <w:b w:val="0"/>
                 <w:sz w:val="20"/>
               </w:rPr>
-              <w:t>Representación: rúbrica de autoevaluación pág. 71 y formatos de historietas.</w:t>
-              <w:br/>
-              <w:t>Acción/expresión: creación plástica y textual, resolución de prueba sumativa.</w:t>
-              <w:br/>
-              <w:t>Motivación: exposición en el mural del aula ("Galería Mitológica").</w:t>
+              <w:t>Representación: plantilla de producción textual estructurada en 3 párrafos.</w:t>
+              <w:br/>
+              <w:t>Acción/expresión: redacción individual, corrección entre pares y ejercicios gramaticales.</w:t>
+              <w:br/>
+              <w:t>Motivación: orgullo de publicar un artículo con rigor gramatical.</w:t>
             </w:r>
           </w:p>
         </w:tc>
@@ -3103,7 +3102,7 @@
           </w:tcPr>
           <w:p>
             <w:r>
-              <w:t>Reconoce en textos de la literatura oral y escrita los elementos característicos que les dan sentido; recrea textos literarios mediante adaptaciones creativas (historietas). I.LL.3.7.1.</w:t>
+              <w:t>Produce textos informativos utilizando el proceso de escritura, elementos gramaticales apropiados (verbos, modos y tiempos) y signos de puntuación (punto y coma). I.LL.3.6.1. / I.LL.3.6.3.</w:t>
             </w:r>
           </w:p>
         </w:tc>
@@ -3118,9 +3117,9 @@
           </w:tcPr>
           <w:p>
             <w:r>
-              <w:t>Técnica: Análisis de producciones artísticas/escritas y prueba sumativa.</w:t>
-              <w:br/>
-              <w:t>Instrumento: Rúbrica de la Historieta Mitológica y Prueba sumativa de Unidad 1 (págs. 70-71).</w:t>
+              <w:t>• Instrumentos: Rúbrica de producción escrita y prueba de aplicación gramatical.</w:t>
+              <w:br/>
+              <w:t>• Actividades: Redacción de la nota científica y resolución de talleres págs. 46-53 del texto.</w:t>
             </w:r>
           </w:p>
         </w:tc>
@@ -3137,7 +3136,7 @@
           </w:tcPr>
           <w:p>
             <w:r>
-              <w:t>LL.3.1.2. Indagar sobre las influencias lingüísticas y culturales que explican los dialectos del castellano en el Ecuador, y valorar la diversidad lingüística del país.</w:t>
+              <w:t>LL.3.5.1. Reconocer en un texto literario los elementos característicos que le dan sentido (personajes míticos, orígenes del mundo, cosmovisión).</w:t>
             </w:r>
           </w:p>
         </w:tc>
@@ -3149,18 +3148,18 @@
           </w:tcPr>
           <w:p>
             <w:r>
-              <w:t>Tema: Unidad 2: Los dialectos del Ecuador (variedades lingüísticas de Costa, Sierra y Amazonía) y Quichuismos</w:t>
+              <w:t>Tema: Literatura: Disfruto de los mitos (concepto, características, mitos de creación, dioses y héroes)</w:t>
               <w:br/>
               <w:br/>
               <w:t>Materiales:</w:t>
               <w:br/>
-              <w:t>Texto de Lengua 7mo (Páginas 74 a 79)</w:t>
+              <w:t>Texto de Lengua 7mo (Páginas 54 a 65)</w:t>
               <w:br/>
               <w:t>Pizarra y marcadores</w:t>
               <w:br/>
-              <w:t>Mapa lingüístico del Ecuador</w:t>
-              <w:br/>
-              <w:t>Guía Docente pág. 15</w:t>
+              <w:t>Cuadernos</w:t>
+              <w:br/>
+              <w:t>Antología de mitos andinos y universales</w:t>
             </w:r>
           </w:p>
         </w:tc>
@@ -3225,20 +3224,20 @@
                 <w:b w:val="0"/>
                 <w:sz w:val="20"/>
               </w:rPr>
-              <w:t>El docente inicia la clase reproduciendo expresiones y giros lingüísticos de diferentes regiones del país ("¡Qué bacán la caleta!", "Pásame la llacta, guagua", "Vamos a la chagra"). Plantea preguntas: ¿Por qué en la Costa, en la Sierra y en la Amazonía hablamos el castellano con distintos tonos y palabras?, ¿qué palabras quichuas usamos a diario en Quito?</w:t>
-            </w:r>
-          </w:p>
-          <w:p>
-            <w:pPr>
-              <w:spacing w:after="40" w:before="20"/>
-            </w:pPr>
-            <w:r>
-              <w:rPr>
-                <w:rFonts w:ascii="Times New Roman" w:hAnsi="Times New Roman"/>
-                <w:b/>
-                <w:sz w:val="20"/>
-              </w:rPr>
-              <w:t>Inserción Educación Cívica, Ética e Integridad:</w:t>
+              <w:t>El docente relata el mito de la creación del Sol y la Luna (pág. 54). Preguntas iniciales: ¿Por qué las culturas antiguas crearon relatos sobre seres sobrenaturales?, ¿qué intentaban explicar?, ¿conocen mitos ecuatorianos como el del volcán Chimborazo y la Mama Tungurahua o el mito Cañari de las Guacamayas?</w:t>
+            </w:r>
+          </w:p>
+          <w:p>
+            <w:pPr>
+              <w:spacing w:after="40" w:before="20"/>
+            </w:pPr>
+            <w:r>
+              <w:rPr>
+                <w:rFonts w:ascii="Times New Roman" w:hAnsi="Times New Roman"/>
+                <w:b/>
+                <w:sz w:val="20"/>
+              </w:rPr>
+              <w:t>Inserción Educación Cívica e Interculturalidad:</w:t>
             </w:r>
           </w:p>
           <w:p>
@@ -3251,7 +3250,7 @@
                 <w:b w:val="0"/>
                 <w:sz w:val="20"/>
               </w:rPr>
-              <w:t>Convivencia armónica, erradicación de la discriminación por motivos de acento o procedencia geográfica, y orgullo de nuestra identidad ecuatoriana pluricultural.</w:t>
+              <w:t>Valoración de la cosmovisión andina, amazónica y universal, promoviendo el respeto por la memoria ancestral de nuestros pueblos originarios.</w:t>
             </w:r>
           </w:p>
           <w:p>
@@ -3277,11 +3276,11 @@
                 <w:b w:val="0"/>
                 <w:sz w:val="20"/>
               </w:rPr>
-              <w:t>Representación: dramatización de diálogos regionales e ilustraciones del mapa pág. 74.</w:t>
-              <w:br/>
-              <w:t>Acción/expresión: los estudiantes identifican giros lingüísticos que escuchan en su entorno.</w:t>
-              <w:br/>
-              <w:t>Motivación: conexión con sus raíces familiares e identidad comunitaria.</w:t>
+              <w:t>Representación: narración oral ambientada e imágenes míticas del texto págs. 54-55.</w:t>
+              <w:br/>
+              <w:t>Acción/expresión: lluvia de ideas sobre relatos escuchados en la familia.</w:t>
+              <w:br/>
+              <w:t>Motivación: fascinación por lo fantástico y el misterio del universo.</w:t>
             </w:r>
           </w:p>
           <w:p>
@@ -3307,7 +3306,7 @@
                 <w:b w:val="0"/>
                 <w:sz w:val="20"/>
               </w:rPr>
-              <w:t>Análisis de la lectura del texto págs. 75-76 sobre cómo la historia y las lenguas originarias enriquecieron el castellano. Reflexión guiada: ¿Un dialecto es un castellano "mal hablado"? (Superación de prejuicios lingüísticos). ¿Cómo términos como achachay, arrarray, guambra o chapa enriquecen nuestro lenguaje?</w:t>
+              <w:t>Lectura compartida y dramatizada de los mitos griegos y andinos seleccionados en las páginas 56 a 61. Análisis grupal: ¿En qué se diferencia un mito de una leyenda histórica o de un cuento común?, ¿qué virtudes o debilidades representan los dioses y héroes?, ¿qué valores humanos transmiten?</w:t>
             </w:r>
           </w:p>
           <w:p>
@@ -3333,11 +3332,11 @@
                 <w:b w:val="0"/>
                 <w:sz w:val="20"/>
               </w:rPr>
-              <w:t>Representación: glosario de términos quichuas incorporados al castellano.</w:t>
-              <w:br/>
-              <w:t>Acción/expresión: discusión socrática en asamblea de aula.</w:t>
-              <w:br/>
-              <w:t>Motivación: valoración de los saberes ancestrales y respeto intercultural.</w:t>
+              <w:t>Representación: lectura por roles con entonación expresiva.</w:t>
+              <w:br/>
+              <w:t>Acción/expresión: cuadro comparativo entre mito, fábula y cuento.</w:t>
+              <w:br/>
+              <w:t>Motivación: debate de interpretaciones sobre la moral y las fuerzas de la naturaleza.</w:t>
             </w:r>
           </w:p>
           <w:p>
@@ -3363,19 +3362,15 @@
                 <w:b w:val="0"/>
                 <w:sz w:val="20"/>
               </w:rPr>
-              <w:t>Explicación docente sobre las variedades diatópicas del castellano ecuatoriano.</w:t>
-              <w:br/>
-              <w:t>Elaboración en la pizarra de un organizador gráfico (matriz comparativa regional):</w:t>
-              <w:br/>
-              <w:t>1. Dialecto costeño (características fonéticas y léxicas).</w:t>
-              <w:br/>
-              <w:t>2. Dialecto serrano (influencia quichua, entonación).</w:t>
-              <w:br/>
-              <w:t>3. Dialecto amazónico (influencia shuar, kichwa y lenguas locales).</w:t>
-              <w:br/>
-              <w:t>4. Decálogo del respeto a la diversidad lingüística del Ecuador.</w:t>
-              <w:br/>
-              <w:t>Los estudiantes copian y enriquecen la matriz en sus cuadernos.</w:t>
+              <w:t>Sistematización de conceptos en el cuaderno de trabajo:</w:t>
+              <w:br/>
+              <w:t>1. Definición del Mito como relato sagrado tradicional.</w:t>
+              <w:br/>
+              <w:t>2. Características (tiempo primordial, dioses, semidioses, fenómenos explicados mediante símbolos).</w:t>
+              <w:br/>
+              <w:t>3. Clasificación básica: cosmogónicos (origen del mundo), teogónicos (origen de los dioses) y etiológicos (origen de seres y cosas).</w:t>
+              <w:br/>
+              <w:t>Elaboración de un mapa mental ilustrado en los cuadernos.</w:t>
             </w:r>
           </w:p>
           <w:p>
@@ -3401,11 +3396,11 @@
                 <w:b w:val="0"/>
                 <w:sz w:val="20"/>
               </w:rPr>
-              <w:t>Representación: mapa conceptual visual con el mapa del Ecuador y flechas regionales.</w:t>
-              <w:br/>
-              <w:t>Acción/expresión: transcripción creativa en el cuaderno.</w:t>
-              <w:br/>
-              <w:t>Motivación: sentido de pertenencia y riqueza cultural nacional.</w:t>
+              <w:t>Representación: organizador mental en pizarra con ramificaciones visuales.</w:t>
+              <w:br/>
+              <w:t>Acción/expresión: síntesis teórica en el cuaderno acompañada de un dibujo simbólico.</w:t>
+              <w:br/>
+              <w:t>Motivación: integración del arte visual con la literatura.</w:t>
             </w:r>
           </w:p>
           <w:p>
@@ -3431,9 +3426,7 @@
                 <w:b w:val="0"/>
                 <w:sz w:val="20"/>
               </w:rPr>
-              <w:t>Resolución de las actividades de indagación de las páginas 77 a 79 del texto escolar.</w:t>
-              <w:br/>
-              <w:t>Creación en parejas del "Mini Diccionario Ilustrado de Ecuatorianismos", definiendo 5 palabras regionales con su significado y una oración contextualizada. Puesta en común en plenaria. (Nota: Lunes 02 y Martes 03 de Noviembre: Feriados por Día de Difuntos e Independencia de Cuenca).</w:t>
+              <w:t>Los estudiantes resuelven los talleres de comprensión, interpretación de personajes y análisis de símbolos de las páginas 62 a 65 del texto de Lengua. Puesta en común de respuestas. (Nota: Lunes 02 y Martes 03 de Noviembre: Feriados por Día de Difuntos e Independencia de Cuenca).</w:t>
             </w:r>
           </w:p>
           <w:p>
@@ -3459,11 +3452,11 @@
                 <w:b w:val="0"/>
                 <w:sz w:val="20"/>
               </w:rPr>
-              <w:t>Representación: fichas léxicas ilustradas y preguntas del texto.</w:t>
-              <w:br/>
-              <w:t>Acción/expresión: elaboración manual del mini diccionario y exposición oral.</w:t>
-              <w:br/>
-              <w:t>Motivación: trabajo cooperativo formativo y lúdico.</w:t>
+              <w:t>Representación: preguntas de análisis del libro y guías de discusión.</w:t>
+              <w:br/>
+              <w:t>Acción/expresión: trabajo individual y socialización en asamblea de aula.</w:t>
+              <w:br/>
+              <w:t>Motivación: disfrute estético de la lectura literaria.</w:t>
             </w:r>
           </w:p>
         </w:tc>
@@ -3479,7 +3472,7 @@
           </w:tcPr>
           <w:p>
             <w:r>
-              <w:t>Indaga sobre las influencias lingüísticas y culturales que explican los diferentes dialectos del castellano en el Ecuador, valorando la diversidad lingüística como factor de identidad. I.LL.3.1.2.</w:t>
+              <w:t>Reconoce en textos de la literatura oral y escrita (mitos) los elementos característicos que les dan sentido; participa en discusiones sobre textos literarios aportando interpretaciones personales. I.LL.3.7.1.</w:t>
             </w:r>
           </w:p>
         </w:tc>
@@ -3494,9 +3487,9 @@
           </w:tcPr>
           <w:p>
             <w:r>
-              <w:t>Técnica: Análisis del desempeño y observación directa.</w:t>
-              <w:br/>
-              <w:t>Instrumento: Mini Diccionario de Ecuatorianismos evaluado con escala estimativa y actividades del texto págs. 77-79.</w:t>
+              <w:t>• Instrumentos: Rúbrica de análisis literario y cuadro comparativo de mitos.</w:t>
+              <w:br/>
+              <w:t>• Actividades: Resolución de actividades págs. 62-65 del libro y participación en debates literarios.</w:t>
             </w:r>
           </w:p>
         </w:tc>
@@ -3513,7 +3506,10 @@
           </w:tcPr>
           <w:p>
             <w:r>
-              <w:t>LL.3.2.2. Proponer intervenciones orales con una intención comunicativa, organizar el discurso según las estructuras de la lengua oral y utilizar vocabulario adecuado.</w:t>
+              <w:t>LL.3.5.1. Recrear textos literarios leídos o escuchados mediante el uso de diversos formatos.</w:t>
+              <w:br/>
+              <w:br/>
+              <w:t>LL.3.4.13. Producir textos de acuerdo con la situación comunicativa en formatos variados (historieta mitológica).</w:t>
             </w:r>
           </w:p>
         </w:tc>
@@ -3525,20 +3521,18 @@
           </w:tcPr>
           <w:p>
             <w:r>
-              <w:t>Tema: Unidad 2: Diálogo formal, escucha activa, búsqueda de acuerdos y Taller: Participemos de un cine-foro</w:t>
+              <w:t>Tema: Escritura creativa: Historieta mitológica y Evaluación sumativa de la Unidad 1</w:t>
               <w:br/>
               <w:br/>
               <w:t>Materiales:</w:t>
               <w:br/>
-              <w:t>Texto de Lengua 7mo (Páginas 80 a 87)</w:t>
+              <w:t>Texto de Lengua 7mo (Páginas 66 a 71)</w:t>
+              <w:br/>
+              <w:t>Cartulinas, reglas y lápices de colores</w:t>
               <w:br/>
               <w:t>Pizarra y marcadores</w:t>
               <w:br/>
-              <w:t>Cortometraje o fragmento audiovisual formativo</w:t>
-              <w:br/>
-              <w:t>Proyector / Audio</w:t>
-              <w:br/>
-              <w:t>Cuadernos</w:t>
+              <w:t>Cuestionario sumativo de Unidad 1</w:t>
             </w:r>
           </w:p>
         </w:tc>
@@ -3603,20 +3597,20 @@
                 <w:b w:val="0"/>
                 <w:sz w:val="20"/>
               </w:rPr>
-              <w:t>El docente ambienta el aula como una sala de cine-foro ("Cine-Club Calderón 2"). Se proyecta un cortometraje breve sobre resolución pacífica de conflictos y empatía escolar. Plantea preguntas exploratorias: ¿Qué mensaje nos transmite la historia?, ¿cómo reaccionaron los personajes frente a las diferencias?, ¿es fácil escuchar a quien piensa distinto?</w:t>
-            </w:r>
-          </w:p>
-          <w:p>
-            <w:pPr>
-              <w:spacing w:after="40" w:before="20"/>
-            </w:pPr>
-            <w:r>
-              <w:rPr>
-                <w:rFonts w:ascii="Times New Roman" w:hAnsi="Times New Roman"/>
-                <w:b/>
-                <w:sz w:val="20"/>
-              </w:rPr>
-              <w:t>Inserción Educación Socioemocional y Cívica:</w:t>
+              <w:t>El docente presenta muestras de historietas y cómics clásicos y contemporáneos (pág. 66). Se exploran saberes previos: ¿Cómo cuenta una historia el lenguaje del cómic?, ¿qué elementos visuales hacen que un cómic sea emocionante de leer?</w:t>
+            </w:r>
+          </w:p>
+          <w:p>
+            <w:pPr>
+              <w:spacing w:after="40" w:before="20"/>
+            </w:pPr>
+            <w:r>
+              <w:rPr>
+                <w:rFonts w:ascii="Times New Roman" w:hAnsi="Times New Roman"/>
+                <w:b/>
+                <w:sz w:val="20"/>
+              </w:rPr>
+              <w:t>Inserción Educación Socioemocional y Creatividad:</w:t>
             </w:r>
           </w:p>
           <w:p>
@@ -3629,7 +3623,7 @@
                 <w:b w:val="0"/>
                 <w:sz w:val="20"/>
               </w:rPr>
-              <w:t>Autorregulación emocional, empatía, escucha activa sin interrupciones y búsqueda de consensos pacíficos a través del diálogo civilizado.</w:t>
+              <w:t>Desarrollo de la imaginación, trabajo perseverante, expresión de emociones a través del arte y superación de la frustración en la creación gráfica.</w:t>
             </w:r>
           </w:p>
           <w:p>
@@ -3655,11 +3649,11 @@
                 <w:b w:val="0"/>
                 <w:sz w:val="20"/>
               </w:rPr>
-              <w:t>Representación: cortometraje proyectado con audio claro y subtítulos.</w:t>
-              <w:br/>
-              <w:t>Acción/expresión: respuestas orales libres expresando sentimientos e ideas.</w:t>
-              <w:br/>
-              <w:t>Motivación: ambiente lúdico del cine-foro y relevancia cotidiana.</w:t>
+              <w:t>Representación: modelos visuales de tiras cómicas e historietas míticas en págs. 66-67.</w:t>
+              <w:br/>
+              <w:t>Acción/expresión: análisis oral de viñetas, bocadillos y onomatopeyas.</w:t>
+              <w:br/>
+              <w:t>Motivación: entusiasmo infantil por el formato de la historieta.</w:t>
             </w:r>
           </w:p>
           <w:p>
@@ -3685,7 +3679,7 @@
                 <w:b w:val="0"/>
                 <w:sz w:val="20"/>
               </w:rPr>
-              <w:t>El docente guía el análisis de la escena y preguntas de las páginas 80 y 81 del libro. Los estudiantes reflexionan sobre los elementos del diálogo constructivo: contacto visual, modulación de la voz, respeto a los turnos de habla y fórmulas de cortesía. Contrastan situaciones de imposición frente a acuerdos dialogados.</w:t>
+              <w:t>Análisis guiado de los elementos de la historieta (págs. 67-68): viñetas, planos visuales, bocadillos de diálogo (globo de diálogo, susurro, pensamiento, grito), cartelas del narrador y onomatopeyas sonoras. ¿Cómo transformar un mito leído en una secuencia de 4 a 6 viñetas?</w:t>
             </w:r>
           </w:p>
           <w:p>
@@ -3711,11 +3705,11 @@
                 <w:b w:val="0"/>
                 <w:sz w:val="20"/>
               </w:rPr>
-              <w:t>Representación: preguntas orientadoras en pizarra y texto.</w:t>
-              <w:br/>
-              <w:t>Acción/expresión: debate moderado por turnos.</w:t>
-              <w:br/>
-              <w:t>Motivación: aula como espacio seguro de opinión respetuosa.</w:t>
+              <w:t>Representación: cuadro tipológico de globos de diálogo y onomatopeyas.</w:t>
+              <w:br/>
+              <w:t>Acción/expresión: diseño del guion gráfico previo (storyboard) en borrador.</w:t>
+              <w:br/>
+              <w:t>Motivación: aprendizaje dinámico de la narrativa secuencial gráfica.</w:t>
             </w:r>
           </w:p>
           <w:p>
@@ -3741,15 +3735,15 @@
                 <w:b w:val="0"/>
                 <w:sz w:val="20"/>
               </w:rPr>
-              <w:t>El docente explica la metodología del Cine-foro y las fases de un diálogo formal o debate (págs. 82-84):</w:t>
-              <w:br/>
-              <w:t>1. Rol del moderador y del auditorio.</w:t>
-              <w:br/>
-              <w:t>2. Argumentos fundamentados frente a opiniones sin sustento.</w:t>
-              <w:br/>
-              <w:t>3. Estructura de la intervención oral (saludo, postura, argumento y propuesta de acuerdo).</w:t>
-              <w:br/>
-              <w:t>Construcción en pizarra de un organizador gráfico (esquema del Diálogo Asertivo y Cine-foro) que los estudiantes registran en sus cuadernos.</w:t>
+              <w:t>Sistematización de las fases para la creación de una historieta mitológica:</w:t>
+              <w:br/>
+              <w:t>1. Selección del mito y delimitación de personajes principales.</w:t>
+              <w:br/>
+              <w:t>2. Redacción del guion por viñeta (inicio, nudo, desenlace).</w:t>
+              <w:br/>
+              <w:t>3. Dibujo de personajes, rotulado de textos y coloreado.</w:t>
+              <w:br/>
+              <w:t>Repaso de los contenidos clave de la Unidad 1 para la evaluación sumativa (lengua y cultura, discursos, divulgación científica, el verbo y mitos).</w:t>
             </w:r>
           </w:p>
           <w:p>
@@ -3775,11 +3769,11 @@
                 <w:b w:val="0"/>
                 <w:sz w:val="20"/>
               </w:rPr>
-              <w:t>Representación: esquema conceptual con recomendaciones para hablar en público.</w:t>
-              <w:br/>
-              <w:t>Acción/expresión: completar esquema y redactar fichas de argumentos breves.</w:t>
-              <w:br/>
-              <w:t>Motivación: desarrollo de habilidades de oratoria y seguridad personal.</w:t>
+              <w:t>Representación: esquema secuencial del proceso creativo y repaso en pizarra.</w:t>
+              <w:br/>
+              <w:t>Acción/expresión: bosquejo ordenado en cuaderno y aclaración de dudas.</w:t>
+              <w:br/>
+              <w:t>Motivación: consolidación de los aprendizajes del bloque.</w:t>
             </w:r>
           </w:p>
           <w:p>
@@ -3805,7 +3799,9 @@
                 <w:b w:val="0"/>
                 <w:sz w:val="20"/>
               </w:rPr>
-              <w:t>Desarrollo del taller práctico "Participemos de un Cine-foro" (págs. 86-87). Los estudiantes participan por turnos expresando su juicio crítico sobre el cortometraje, aplicando las fórmulas de cortesía aprendidas y consensuando un acuerdo grupal de convivencia. Coevaluación mediante rúbrica de expresión oral. (Cierre oficial de la Planificación Microcurricular: 13 de Noviembre de 2026).</w:t>
+              <w:t>En parejas o de forma individual, los estudiantes elaboran su Historieta Mitológica final (págs. 68-69) en cartulina y la exponen en el mural del aula ("Galería Mitológica de 7mo").</w:t>
+              <w:br/>
+              <w:t>Aplicación de la Evaluación Sumativa estructurada de la Unidad 1 (págs. 70-71) para verificar el dominio de las destrezas priorizadas. (Cierre de la Planificación Microcurricular: 13 de Noviembre de 2026).</w:t>
             </w:r>
           </w:p>
           <w:p>
@@ -3831,11 +3827,11 @@
                 <w:b w:val="0"/>
                 <w:sz w:val="20"/>
               </w:rPr>
-              <w:t>Representación: rúbrica visual de autoevaluación y coevaluación oral.</w:t>
-              <w:br/>
-              <w:t>Acción/expresión: intervención oral en el cine-foro y registro de compromisos.</w:t>
-              <w:br/>
-              <w:t>Motivación: celebración del cierre del ciclo microcurricular de 6 semanas.</w:t>
+              <w:t>Representación: formato de evaluación sumativa del texto págs. 70-71.</w:t>
+              <w:br/>
+              <w:t>Acción/expresión: creación artística de la historieta y resolución de la prueba escrita.</w:t>
+              <w:br/>
+              <w:t>Motivación: celebración del cierre exitoso de la Unidad 1.</w:t>
             </w:r>
           </w:p>
         </w:tc>
@@ -3851,7 +3847,7 @@
           </w:tcPr>
           <w:p>
             <w:r>
-              <w:t>Propone intervenciones orales organizadas con intención comunicativa, adapta el vocabulario, respeta turnos de habla y busca acuerdos en cine-foros o debates. I.LL.3.2.2.</w:t>
+              <w:t>Recrea textos literarios leídos mediante adaptaciones creativas (historieta) y demuestra el dominio de destrezas comunicativas de la Unidad 1. I.LL.3.7.2. / I.LL.3.6.1.</w:t>
             </w:r>
           </w:p>
         </w:tc>
@@ -3866,9 +3862,9 @@
           </w:tcPr>
           <w:p>
             <w:r>
-              <w:t>Técnica: Observación directa y registro del desempeño oral.</w:t>
-              <w:br/>
-              <w:t>Instrumento: Rúbrica de participación en el Cine-foro y Diálogo formal (actividades pág. 87).</w:t>
+              <w:t>• Instrumentos: Rúbrica de la Historieta Mitológica y Evaluación sumativa de Unidad 1 (págs. 70-71).</w:t>
+              <w:br/>
+              <w:t>• Actividades: Exposición de la historieta en el mural y prueba escrita de base estructurada.</w:t>
             </w:r>
           </w:p>
         </w:tc>
@@ -4237,9 +4233,9 @@
           </w:tcPr>
           <w:p>
             <w:r>
-              <w:t>Técnica: Evaluación auténtica de proyectos y observación estructurada.</w:t>
-              <w:br/>
-              <w:t>Instrumento: Rúbrica oficial ministerial del Proyecto Integrador (30% sumativo del proyecto).</w:t>
+              <w:t>• Instrumentos: Rúbrica oficial ministerial del Proyecto Integrador (30% sumativo del proyecto).</w:t>
+              <w:br/>
+              <w:t>• Actividades: Sustentación oral del producto final y exposición en feria de aula.</w:t>
             </w:r>
           </w:p>
         </w:tc>
@@ -4256,7 +4252,7 @@
           </w:tcPr>
           <w:p>
             <w:r>
-              <w:t>Evaluación sumativa de las destrezas con criterio de desempeño priorizadas trabajadas en la Unidad 1 y Bloque inicial de Unidad 2 de Lengua y Literatura para 7mo EGB.</w:t>
+              <w:t>Evaluación sumativa de las destrezas con criterio de desempeño priorizadas trabajadas en la Unidad 1 de Lengua y Literatura para 7mo EGB (LL.3.1.1., LL.3.2.1., LL.3.3.5., LL.3.4.1., LL.3.4.10., LL.3.5.1.).</w:t>
             </w:r>
           </w:p>
         </w:tc>
@@ -4480,7 +4476,7 @@
                 <w:b w:val="0"/>
                 <w:sz w:val="20"/>
               </w:rPr>
-              <w:t>Consolidación y evocación de los aprendizajes desarrollados en el trimestre: identificación de artículos científicos, el verbo y sus accidentes, modos verbales, puntuación con punto y coma, el mito, los dialectos del Ecuador y las normas del diálogo formal.</w:t>
+              <w:t>Consolidación y evocación de los aprendizajes desarrollados en la Unidad 1: orígenes y funcionalidad de la escritura, estructura del discurso oral, lectura y valoración de artículos de divulgación científica, conjugación y modos verbales, uso del punto y coma, y características del mito.</w:t>
             </w:r>
           </w:p>
           <w:p>
@@ -4582,7 +4578,7 @@
           </w:tcPr>
           <w:p>
             <w:r>
-              <w:t>Demuestra el dominio de los indicadores de evaluación prioritarios de Lengua y Literatura del subnivel Media: I.LL.3.1.2., I.LL.3.2.2., I.LL.3.3.2., I.LL.3.6.1., I.LL.3.6.3., I.LL.3.7.1.</w:t>
+              <w:t>Demuestra el dominio de los indicadores de evaluación prioritarios de la Unidad 1 de Lengua y Literatura: I.LL.3.1.1., I.LL.3.2.1., I.LL.3.3.2., I.LL.3.6.1., I.LL.3.6.3., I.LL.3.7.1.</w:t>
             </w:r>
           </w:p>
         </w:tc>
@@ -4597,9 +4593,9 @@
           </w:tcPr>
           <w:p>
             <w:r>
-              <w:t>Técnica: Pruebas estructuradas formales.</w:t>
-              <w:br/>
-              <w:t>Instrumento: Cuestionario trimestral de base estructurada aprobado por Vicerrectorado (30% sumativo institucional).</w:t>
+              <w:t>• Instrumentos: Cuestionario trimestral de base estructurada aprobado por Vicerrectorado (30% sumativo institucional).</w:t>
+              <w:br/>
+              <w:t>• Actividades: Aplicación de la evaluación trimestral y consolidación del informe de calificaciones.</w:t>
             </w:r>
           </w:p>
         </w:tc>

--- a/PLANIFICACION_MICROCURRICULAR_7MO_LENGUA_1ER_TRIMESTRE.docx
+++ b/PLANIFICACION_MICROCURRICULAR_7MO_LENGUA_1ER_TRIMESTRE.docx
@@ -1621,7 +1621,7 @@
                 <w:b/>
                 <w:sz w:val="18"/>
               </w:rPr>
-              <w:t xml:space="preserve">  • Representación: </w:t>
+              <w:t xml:space="preserve">Representación: </w:t>
             </w:r>
             <w:r>
               <w:rPr>
@@ -1641,7 +1641,7 @@
                 <w:b/>
                 <w:sz w:val="18"/>
               </w:rPr>
-              <w:t xml:space="preserve">  • Acción y expresión: </w:t>
+              <w:t xml:space="preserve">Acción y expresión: </w:t>
             </w:r>
             <w:r>
               <w:rPr>
@@ -1661,7 +1661,7 @@
                 <w:b/>
                 <w:sz w:val="18"/>
               </w:rPr>
-              <w:t xml:space="preserve">  • Compromiso-Motivación: </w:t>
+              <w:t xml:space="preserve">Compromiso-Motivación: </w:t>
             </w:r>
             <w:r>
               <w:rPr>
@@ -1671,6 +1671,111 @@
               <w:t>Desafío de exploración histórica inmersiva con insignias y niveles de arqueólogo.</w:t>
             </w:r>
           </w:p>
+          <w:tbl>
+            <w:tblPr>
+              <w:tblStyle w:val="Tablaconcuadrcula"/>
+              <w:tblW w:w="0" w:type="auto"/>
+              <w:jc w:val="center"/>
+              <w:tblLayout w:type="fixed"/>
+            </w:tblPr>
+            <w:tblGrid>
+              <w:gridCol w:w="683"/>
+              <w:gridCol w:w="683"/>
+              <w:gridCol w:w="683"/>
+            </w:tblGrid>
+            <w:tr>
+              <w:trPr>
+                <w:trHeight w:val="278"/>
+                <w:jc w:val="center"/>
+              </w:trPr>
+              <w:tc>
+                <w:tcPr>
+                  <w:tcW w:w="683" w:type="dxa"/>
+                  <w:shd w:val="clear" w:color="auto" w:fill="7030A0"/>
+                </w:tcPr>
+                <w:p>
+                  <w:pPr>
+                    <w:pStyle w:val="Sinespaciado"/>
+                    <w:jc w:val="center"/>
+                    <w:rPr>
+                      <w:rFonts w:ascii="Times New Roman" w:hAnsi="Times New Roman" w:cs="Times New Roman"/>
+                      <w:b/>
+                      <w:color w:val="FFFFFF"/>
+                      <w:sz w:val="20"/>
+                    </w:rPr>
+                  </w:pPr>
+                  <w:r>
+                    <w:rPr>
+                      <w:rFonts w:ascii="Times New Roman" w:hAnsi="Times New Roman" w:cs="Times New Roman"/>
+                      <w:b/>
+                      <w:color w:val="FFFFFF"/>
+                      <w:sz w:val="20"/>
+                    </w:rPr>
+                    <w:t>R</w:t>
+                  </w:r>
+                </w:p>
+              </w:tc>
+              <w:tc>
+                <w:tcPr>
+                  <w:tcW w:w="683" w:type="dxa"/>
+                  <w:shd w:val="clear" w:color="auto" w:fill="00B0F0"/>
+                </w:tcPr>
+                <w:p>
+                  <w:pPr>
+                    <w:pStyle w:val="Sinespaciado"/>
+                    <w:jc w:val="center"/>
+                    <w:rPr>
+                      <w:rFonts w:ascii="Times New Roman" w:hAnsi="Times New Roman" w:cs="Times New Roman"/>
+                      <w:b/>
+                      <w:color w:val="FFFFFF"/>
+                      <w:sz w:val="20"/>
+                    </w:rPr>
+                  </w:pPr>
+                  <w:r>
+                    <w:rPr>
+                      <w:rFonts w:ascii="Times New Roman" w:hAnsi="Times New Roman" w:cs="Times New Roman"/>
+                      <w:b/>
+                      <w:color w:val="FFFFFF"/>
+                      <w:sz w:val="20"/>
+                    </w:rPr>
+                    <w:t>A-E</w:t>
+                  </w:r>
+                </w:p>
+              </w:tc>
+              <w:tc>
+                <w:tcPr>
+                  <w:tcW w:w="683" w:type="dxa"/>
+                  <w:shd w:val="clear" w:color="auto" w:fill="538135"/>
+                </w:tcPr>
+                <w:p>
+                  <w:pPr>
+                    <w:pStyle w:val="Sinespaciado"/>
+                    <w:jc w:val="center"/>
+                    <w:rPr>
+                      <w:rFonts w:ascii="Times New Roman" w:hAnsi="Times New Roman" w:cs="Times New Roman"/>
+                      <w:b/>
+                      <w:color w:val="FFFFFF"/>
+                      <w:sz w:val="20"/>
+                    </w:rPr>
+                  </w:pPr>
+                  <w:r>
+                    <w:rPr>
+                      <w:rFonts w:ascii="Times New Roman" w:hAnsi="Times New Roman" w:cs="Times New Roman"/>
+                      <w:b/>
+                      <w:color w:val="FFFFFF"/>
+                      <w:sz w:val="20"/>
+                    </w:rPr>
+                    <w:t>C-M</w:t>
+                  </w:r>
+                </w:p>
+              </w:tc>
+            </w:tr>
+          </w:tbl>
+          <w:p>
+            <w:pPr>
+              <w:spacing w:before="40" w:after="40"/>
+            </w:pPr>
+          </w:p>
           <w:p>
             <w:pPr>
               <w:spacing w:before="60" w:after="20"/>
@@ -1739,7 +1844,7 @@
                 <w:b/>
                 <w:sz w:val="18"/>
               </w:rPr>
-              <w:t xml:space="preserve">  • Representación: </w:t>
+              <w:t xml:space="preserve">Representación: </w:t>
             </w:r>
             <w:r>
               <w:rPr>
@@ -1759,7 +1864,7 @@
                 <w:b/>
                 <w:sz w:val="18"/>
               </w:rPr>
-              <w:t xml:space="preserve">  • Acción y expresión: </w:t>
+              <w:t xml:space="preserve">Acción y expresión: </w:t>
             </w:r>
             <w:r>
               <w:rPr>
@@ -1779,7 +1884,7 @@
                 <w:b/>
                 <w:sz w:val="18"/>
               </w:rPr>
-              <w:t xml:space="preserve">  • Compromiso-Motivación: </w:t>
+              <w:t xml:space="preserve">Compromiso-Motivación: </w:t>
             </w:r>
             <w:r>
               <w:rPr>
@@ -1789,6 +1894,111 @@
               <w:t>Trabajo cooperativo en clanes con metas claras y recompensas inmediatas de equipo.</w:t>
             </w:r>
           </w:p>
+          <w:tbl>
+            <w:tblPr>
+              <w:tblStyle w:val="Tablaconcuadrcula"/>
+              <w:tblW w:w="0" w:type="auto"/>
+              <w:jc w:val="center"/>
+              <w:tblLayout w:type="fixed"/>
+            </w:tblPr>
+            <w:tblGrid>
+              <w:gridCol w:w="683"/>
+              <w:gridCol w:w="683"/>
+              <w:gridCol w:w="683"/>
+            </w:tblGrid>
+            <w:tr>
+              <w:trPr>
+                <w:trHeight w:val="278"/>
+                <w:jc w:val="center"/>
+              </w:trPr>
+              <w:tc>
+                <w:tcPr>
+                  <w:tcW w:w="683" w:type="dxa"/>
+                  <w:shd w:val="clear" w:color="auto" w:fill="7030A0"/>
+                </w:tcPr>
+                <w:p>
+                  <w:pPr>
+                    <w:pStyle w:val="Sinespaciado"/>
+                    <w:jc w:val="center"/>
+                    <w:rPr>
+                      <w:rFonts w:ascii="Times New Roman" w:hAnsi="Times New Roman" w:cs="Times New Roman"/>
+                      <w:b/>
+                      <w:color w:val="FFFFFF"/>
+                      <w:sz w:val="20"/>
+                    </w:rPr>
+                  </w:pPr>
+                  <w:r>
+                    <w:rPr>
+                      <w:rFonts w:ascii="Times New Roman" w:hAnsi="Times New Roman" w:cs="Times New Roman"/>
+                      <w:b/>
+                      <w:color w:val="FFFFFF"/>
+                      <w:sz w:val="20"/>
+                    </w:rPr>
+                    <w:t>R</w:t>
+                  </w:r>
+                </w:p>
+              </w:tc>
+              <w:tc>
+                <w:tcPr>
+                  <w:tcW w:w="683" w:type="dxa"/>
+                  <w:shd w:val="clear" w:color="auto" w:fill="00B0F0"/>
+                </w:tcPr>
+                <w:p>
+                  <w:pPr>
+                    <w:pStyle w:val="Sinespaciado"/>
+                    <w:jc w:val="center"/>
+                    <w:rPr>
+                      <w:rFonts w:ascii="Times New Roman" w:hAnsi="Times New Roman" w:cs="Times New Roman"/>
+                      <w:b/>
+                      <w:color w:val="FFFFFF"/>
+                      <w:sz w:val="20"/>
+                    </w:rPr>
+                  </w:pPr>
+                  <w:r>
+                    <w:rPr>
+                      <w:rFonts w:ascii="Times New Roman" w:hAnsi="Times New Roman" w:cs="Times New Roman"/>
+                      <w:b/>
+                      <w:color w:val="FFFFFF"/>
+                      <w:sz w:val="20"/>
+                    </w:rPr>
+                    <w:t>A-E</w:t>
+                  </w:r>
+                </w:p>
+              </w:tc>
+              <w:tc>
+                <w:tcPr>
+                  <w:tcW w:w="683" w:type="dxa"/>
+                  <w:shd w:val="clear" w:color="auto" w:fill="538135"/>
+                </w:tcPr>
+                <w:p>
+                  <w:pPr>
+                    <w:pStyle w:val="Sinespaciado"/>
+                    <w:jc w:val="center"/>
+                    <w:rPr>
+                      <w:rFonts w:ascii="Times New Roman" w:hAnsi="Times New Roman" w:cs="Times New Roman"/>
+                      <w:b/>
+                      <w:color w:val="FFFFFF"/>
+                      <w:sz w:val="20"/>
+                    </w:rPr>
+                  </w:pPr>
+                  <w:r>
+                    <w:rPr>
+                      <w:rFonts w:ascii="Times New Roman" w:hAnsi="Times New Roman" w:cs="Times New Roman"/>
+                      <w:b/>
+                      <w:color w:val="FFFFFF"/>
+                      <w:sz w:val="20"/>
+                    </w:rPr>
+                    <w:t>C-M</w:t>
+                  </w:r>
+                </w:p>
+              </w:tc>
+            </w:tr>
+          </w:tbl>
+          <w:p>
+            <w:pPr>
+              <w:spacing w:before="40" w:after="40"/>
+            </w:pPr>
+          </w:p>
           <w:p>
             <w:pPr>
               <w:spacing w:before="60" w:after="20"/>
@@ -1857,7 +2067,7 @@
                 <w:b/>
                 <w:sz w:val="18"/>
               </w:rPr>
-              <w:t xml:space="preserve">  • Representación: </w:t>
+              <w:t xml:space="preserve">Representación: </w:t>
             </w:r>
             <w:r>
               <w:rPr>
@@ -1877,7 +2087,7 @@
                 <w:b/>
                 <w:sz w:val="18"/>
               </w:rPr>
-              <w:t xml:space="preserve">  • Acción y expresión: </w:t>
+              <w:t xml:space="preserve">Acción y expresión: </w:t>
             </w:r>
             <w:r>
               <w:rPr>
@@ -1897,7 +2107,7 @@
                 <w:b/>
                 <w:sz w:val="18"/>
               </w:rPr>
-              <w:t xml:space="preserve">  • Compromiso-Motivación: </w:t>
+              <w:t xml:space="preserve">Compromiso-Motivación: </w:t>
             </w:r>
             <w:r>
               <w:rPr>
@@ -1907,6 +2117,111 @@
               <w:t>Reto de resolución lógica de acertijos con retroalimentación formativa y lúdica.</w:t>
             </w:r>
           </w:p>
+          <w:tbl>
+            <w:tblPr>
+              <w:tblStyle w:val="Tablaconcuadrcula"/>
+              <w:tblW w:w="0" w:type="auto"/>
+              <w:jc w:val="center"/>
+              <w:tblLayout w:type="fixed"/>
+            </w:tblPr>
+            <w:tblGrid>
+              <w:gridCol w:w="683"/>
+              <w:gridCol w:w="683"/>
+              <w:gridCol w:w="683"/>
+            </w:tblGrid>
+            <w:tr>
+              <w:trPr>
+                <w:trHeight w:val="278"/>
+                <w:jc w:val="center"/>
+              </w:trPr>
+              <w:tc>
+                <w:tcPr>
+                  <w:tcW w:w="683" w:type="dxa"/>
+                  <w:shd w:val="clear" w:color="auto" w:fill="7030A0"/>
+                </w:tcPr>
+                <w:p>
+                  <w:pPr>
+                    <w:pStyle w:val="Sinespaciado"/>
+                    <w:jc w:val="center"/>
+                    <w:rPr>
+                      <w:rFonts w:ascii="Times New Roman" w:hAnsi="Times New Roman" w:cs="Times New Roman"/>
+                      <w:b/>
+                      <w:color w:val="FFFFFF"/>
+                      <w:sz w:val="20"/>
+                    </w:rPr>
+                  </w:pPr>
+                  <w:r>
+                    <w:rPr>
+                      <w:rFonts w:ascii="Times New Roman" w:hAnsi="Times New Roman" w:cs="Times New Roman"/>
+                      <w:b/>
+                      <w:color w:val="FFFFFF"/>
+                      <w:sz w:val="20"/>
+                    </w:rPr>
+                    <w:t>R</w:t>
+                  </w:r>
+                </w:p>
+              </w:tc>
+              <w:tc>
+                <w:tcPr>
+                  <w:tcW w:w="683" w:type="dxa"/>
+                  <w:shd w:val="clear" w:color="auto" w:fill="00B0F0"/>
+                </w:tcPr>
+                <w:p>
+                  <w:pPr>
+                    <w:pStyle w:val="Sinespaciado"/>
+                    <w:jc w:val="center"/>
+                    <w:rPr>
+                      <w:rFonts w:ascii="Times New Roman" w:hAnsi="Times New Roman" w:cs="Times New Roman"/>
+                      <w:b/>
+                      <w:color w:val="FFFFFF"/>
+                      <w:sz w:val="20"/>
+                    </w:rPr>
+                  </w:pPr>
+                  <w:r>
+                    <w:rPr>
+                      <w:rFonts w:ascii="Times New Roman" w:hAnsi="Times New Roman" w:cs="Times New Roman"/>
+                      <w:b/>
+                      <w:color w:val="FFFFFF"/>
+                      <w:sz w:val="20"/>
+                    </w:rPr>
+                    <w:t>A-E</w:t>
+                  </w:r>
+                </w:p>
+              </w:tc>
+              <w:tc>
+                <w:tcPr>
+                  <w:tcW w:w="683" w:type="dxa"/>
+                  <w:shd w:val="clear" w:color="auto" w:fill="538135"/>
+                </w:tcPr>
+                <w:p>
+                  <w:pPr>
+                    <w:pStyle w:val="Sinespaciado"/>
+                    <w:jc w:val="center"/>
+                    <w:rPr>
+                      <w:rFonts w:ascii="Times New Roman" w:hAnsi="Times New Roman" w:cs="Times New Roman"/>
+                      <w:b/>
+                      <w:color w:val="FFFFFF"/>
+                      <w:sz w:val="20"/>
+                    </w:rPr>
+                  </w:pPr>
+                  <w:r>
+                    <w:rPr>
+                      <w:rFonts w:ascii="Times New Roman" w:hAnsi="Times New Roman" w:cs="Times New Roman"/>
+                      <w:b/>
+                      <w:color w:val="FFFFFF"/>
+                      <w:sz w:val="20"/>
+                    </w:rPr>
+                    <w:t>C-M</w:t>
+                  </w:r>
+                </w:p>
+              </w:tc>
+            </w:tr>
+          </w:tbl>
+          <w:p>
+            <w:pPr>
+              <w:spacing w:before="40" w:after="40"/>
+            </w:pPr>
+          </w:p>
           <w:p>
             <w:pPr>
               <w:spacing w:before="60" w:after="20"/>
@@ -1975,7 +2290,7 @@
                 <w:b/>
                 <w:sz w:val="18"/>
               </w:rPr>
-              <w:t xml:space="preserve">  • Representación: </w:t>
+              <w:t xml:space="preserve">Representación: </w:t>
             </w:r>
             <w:r>
               <w:rPr>
@@ -1995,7 +2310,7 @@
                 <w:b/>
                 <w:sz w:val="18"/>
               </w:rPr>
-              <w:t xml:space="preserve">  • Acción y expresión: </w:t>
+              <w:t xml:space="preserve">Acción y expresión: </w:t>
             </w:r>
             <w:r>
               <w:rPr>
@@ -2015,7 +2330,7 @@
                 <w:b/>
                 <w:sz w:val="18"/>
               </w:rPr>
-              <w:t xml:space="preserve">  • Compromiso-Motivación: </w:t>
+              <w:t xml:space="preserve">Compromiso-Motivación: </w:t>
             </w:r>
             <w:r>
               <w:rPr>
@@ -2024,6 +2339,111 @@
               </w:rPr>
               <w:t>Reconocimiento del logro individual dentro de la producción colectiva del aula.</w:t>
             </w:r>
+          </w:p>
+          <w:tbl>
+            <w:tblPr>
+              <w:tblStyle w:val="Tablaconcuadrcula"/>
+              <w:tblW w:w="0" w:type="auto"/>
+              <w:jc w:val="center"/>
+              <w:tblLayout w:type="fixed"/>
+            </w:tblPr>
+            <w:tblGrid>
+              <w:gridCol w:w="683"/>
+              <w:gridCol w:w="683"/>
+              <w:gridCol w:w="683"/>
+            </w:tblGrid>
+            <w:tr>
+              <w:trPr>
+                <w:trHeight w:val="278"/>
+                <w:jc w:val="center"/>
+              </w:trPr>
+              <w:tc>
+                <w:tcPr>
+                  <w:tcW w:w="683" w:type="dxa"/>
+                  <w:shd w:val="clear" w:color="auto" w:fill="7030A0"/>
+                </w:tcPr>
+                <w:p>
+                  <w:pPr>
+                    <w:pStyle w:val="Sinespaciado"/>
+                    <w:jc w:val="center"/>
+                    <w:rPr>
+                      <w:rFonts w:ascii="Times New Roman" w:hAnsi="Times New Roman" w:cs="Times New Roman"/>
+                      <w:b/>
+                      <w:color w:val="FFFFFF"/>
+                      <w:sz w:val="20"/>
+                    </w:rPr>
+                  </w:pPr>
+                  <w:r>
+                    <w:rPr>
+                      <w:rFonts w:ascii="Times New Roman" w:hAnsi="Times New Roman" w:cs="Times New Roman"/>
+                      <w:b/>
+                      <w:color w:val="FFFFFF"/>
+                      <w:sz w:val="20"/>
+                    </w:rPr>
+                    <w:t>R</w:t>
+                  </w:r>
+                </w:p>
+              </w:tc>
+              <w:tc>
+                <w:tcPr>
+                  <w:tcW w:w="683" w:type="dxa"/>
+                  <w:shd w:val="clear" w:color="auto" w:fill="00B0F0"/>
+                </w:tcPr>
+                <w:p>
+                  <w:pPr>
+                    <w:pStyle w:val="Sinespaciado"/>
+                    <w:jc w:val="center"/>
+                    <w:rPr>
+                      <w:rFonts w:ascii="Times New Roman" w:hAnsi="Times New Roman" w:cs="Times New Roman"/>
+                      <w:b/>
+                      <w:color w:val="FFFFFF"/>
+                      <w:sz w:val="20"/>
+                    </w:rPr>
+                  </w:pPr>
+                  <w:r>
+                    <w:rPr>
+                      <w:rFonts w:ascii="Times New Roman" w:hAnsi="Times New Roman" w:cs="Times New Roman"/>
+                      <w:b/>
+                      <w:color w:val="FFFFFF"/>
+                      <w:sz w:val="20"/>
+                    </w:rPr>
+                    <w:t>A-E</w:t>
+                  </w:r>
+                </w:p>
+              </w:tc>
+              <w:tc>
+                <w:tcPr>
+                  <w:tcW w:w="683" w:type="dxa"/>
+                  <w:shd w:val="clear" w:color="auto" w:fill="538135"/>
+                </w:tcPr>
+                <w:p>
+                  <w:pPr>
+                    <w:pStyle w:val="Sinespaciado"/>
+                    <w:jc w:val="center"/>
+                    <w:rPr>
+                      <w:rFonts w:ascii="Times New Roman" w:hAnsi="Times New Roman" w:cs="Times New Roman"/>
+                      <w:b/>
+                      <w:color w:val="FFFFFF"/>
+                      <w:sz w:val="20"/>
+                    </w:rPr>
+                  </w:pPr>
+                  <w:r>
+                    <w:rPr>
+                      <w:rFonts w:ascii="Times New Roman" w:hAnsi="Times New Roman" w:cs="Times New Roman"/>
+                      <w:b/>
+                      <w:color w:val="FFFFFF"/>
+                      <w:sz w:val="20"/>
+                    </w:rPr>
+                    <w:t>C-M</w:t>
+                  </w:r>
+                </w:p>
+              </w:tc>
+            </w:tr>
+          </w:tbl>
+          <w:p>
+            <w:pPr>
+              <w:spacing w:before="40" w:after="40"/>
+            </w:pPr>
           </w:p>
         </w:tc>
         <w:tc>
@@ -2215,7 +2635,7 @@
                 <w:b/>
                 <w:sz w:val="18"/>
               </w:rPr>
-              <w:t xml:space="preserve">  • Representación: </w:t>
+              <w:t xml:space="preserve">Representación: </w:t>
             </w:r>
             <w:r>
               <w:rPr>
@@ -2235,7 +2655,7 @@
                 <w:b/>
                 <w:sz w:val="18"/>
               </w:rPr>
-              <w:t xml:space="preserve">  • Acción y expresión: </w:t>
+              <w:t xml:space="preserve">Acción y expresión: </w:t>
             </w:r>
             <w:r>
               <w:rPr>
@@ -2255,7 +2675,7 @@
                 <w:b/>
                 <w:sz w:val="18"/>
               </w:rPr>
-              <w:t xml:space="preserve">  • Compromiso-Motivación: </w:t>
+              <w:t xml:space="preserve">Compromiso-Motivación: </w:t>
             </w:r>
             <w:r>
               <w:rPr>
@@ -2265,6 +2685,111 @@
               <w:t>Identificación con emociones reales y superación guiada del miedo escénico.</w:t>
             </w:r>
           </w:p>
+          <w:tbl>
+            <w:tblPr>
+              <w:tblStyle w:val="Tablaconcuadrcula"/>
+              <w:tblW w:w="0" w:type="auto"/>
+              <w:jc w:val="center"/>
+              <w:tblLayout w:type="fixed"/>
+            </w:tblPr>
+            <w:tblGrid>
+              <w:gridCol w:w="683"/>
+              <w:gridCol w:w="683"/>
+              <w:gridCol w:w="683"/>
+            </w:tblGrid>
+            <w:tr>
+              <w:trPr>
+                <w:trHeight w:val="278"/>
+                <w:jc w:val="center"/>
+              </w:trPr>
+              <w:tc>
+                <w:tcPr>
+                  <w:tcW w:w="683" w:type="dxa"/>
+                  <w:shd w:val="clear" w:color="auto" w:fill="7030A0"/>
+                </w:tcPr>
+                <w:p>
+                  <w:pPr>
+                    <w:pStyle w:val="Sinespaciado"/>
+                    <w:jc w:val="center"/>
+                    <w:rPr>
+                      <w:rFonts w:ascii="Times New Roman" w:hAnsi="Times New Roman" w:cs="Times New Roman"/>
+                      <w:b/>
+                      <w:color w:val="FFFFFF"/>
+                      <w:sz w:val="20"/>
+                    </w:rPr>
+                  </w:pPr>
+                  <w:r>
+                    <w:rPr>
+                      <w:rFonts w:ascii="Times New Roman" w:hAnsi="Times New Roman" w:cs="Times New Roman"/>
+                      <w:b/>
+                      <w:color w:val="FFFFFF"/>
+                      <w:sz w:val="20"/>
+                    </w:rPr>
+                    <w:t>R</w:t>
+                  </w:r>
+                </w:p>
+              </w:tc>
+              <w:tc>
+                <w:tcPr>
+                  <w:tcW w:w="683" w:type="dxa"/>
+                  <w:shd w:val="clear" w:color="auto" w:fill="00B0F0"/>
+                </w:tcPr>
+                <w:p>
+                  <w:pPr>
+                    <w:pStyle w:val="Sinespaciado"/>
+                    <w:jc w:val="center"/>
+                    <w:rPr>
+                      <w:rFonts w:ascii="Times New Roman" w:hAnsi="Times New Roman" w:cs="Times New Roman"/>
+                      <w:b/>
+                      <w:color w:val="FFFFFF"/>
+                      <w:sz w:val="20"/>
+                    </w:rPr>
+                  </w:pPr>
+                  <w:r>
+                    <w:rPr>
+                      <w:rFonts w:ascii="Times New Roman" w:hAnsi="Times New Roman" w:cs="Times New Roman"/>
+                      <w:b/>
+                      <w:color w:val="FFFFFF"/>
+                      <w:sz w:val="20"/>
+                    </w:rPr>
+                    <w:t>A-E</w:t>
+                  </w:r>
+                </w:p>
+              </w:tc>
+              <w:tc>
+                <w:tcPr>
+                  <w:tcW w:w="683" w:type="dxa"/>
+                  <w:shd w:val="clear" w:color="auto" w:fill="538135"/>
+                </w:tcPr>
+                <w:p>
+                  <w:pPr>
+                    <w:pStyle w:val="Sinespaciado"/>
+                    <w:jc w:val="center"/>
+                    <w:rPr>
+                      <w:rFonts w:ascii="Times New Roman" w:hAnsi="Times New Roman" w:cs="Times New Roman"/>
+                      <w:b/>
+                      <w:color w:val="FFFFFF"/>
+                      <w:sz w:val="20"/>
+                    </w:rPr>
+                  </w:pPr>
+                  <w:r>
+                    <w:rPr>
+                      <w:rFonts w:ascii="Times New Roman" w:hAnsi="Times New Roman" w:cs="Times New Roman"/>
+                      <w:b/>
+                      <w:color w:val="FFFFFF"/>
+                      <w:sz w:val="20"/>
+                    </w:rPr>
+                    <w:t>C-M</w:t>
+                  </w:r>
+                </w:p>
+              </w:tc>
+            </w:tr>
+          </w:tbl>
+          <w:p>
+            <w:pPr>
+              <w:spacing w:before="40" w:after="40"/>
+            </w:pPr>
+          </w:p>
           <w:p>
             <w:pPr>
               <w:spacing w:before="60" w:after="20"/>
@@ -2333,7 +2858,7 @@
                 <w:b/>
                 <w:sz w:val="18"/>
               </w:rPr>
-              <w:t xml:space="preserve">  • Representación: </w:t>
+              <w:t xml:space="preserve">Representación: </w:t>
             </w:r>
             <w:r>
               <w:rPr>
@@ -2353,7 +2878,7 @@
                 <w:b/>
                 <w:sz w:val="18"/>
               </w:rPr>
-              <w:t xml:space="preserve">  • Acción y expresión: </w:t>
+              <w:t xml:space="preserve">Acción y expresión: </w:t>
             </w:r>
             <w:r>
               <w:rPr>
@@ -2373,7 +2898,7 @@
                 <w:b/>
                 <w:sz w:val="18"/>
               </w:rPr>
-              <w:t xml:space="preserve">  • Compromiso-Motivación: </w:t>
+              <w:t xml:space="preserve">Compromiso-Motivación: </w:t>
             </w:r>
             <w:r>
               <w:rPr>
@@ -2383,6 +2908,111 @@
               <w:t>Aprendizaje activo y deductivo mediante el análisis de discursos reales.</w:t>
             </w:r>
           </w:p>
+          <w:tbl>
+            <w:tblPr>
+              <w:tblStyle w:val="Tablaconcuadrcula"/>
+              <w:tblW w:w="0" w:type="auto"/>
+              <w:jc w:val="center"/>
+              <w:tblLayout w:type="fixed"/>
+            </w:tblPr>
+            <w:tblGrid>
+              <w:gridCol w:w="683"/>
+              <w:gridCol w:w="683"/>
+              <w:gridCol w:w="683"/>
+            </w:tblGrid>
+            <w:tr>
+              <w:trPr>
+                <w:trHeight w:val="278"/>
+                <w:jc w:val="center"/>
+              </w:trPr>
+              <w:tc>
+                <w:tcPr>
+                  <w:tcW w:w="683" w:type="dxa"/>
+                  <w:shd w:val="clear" w:color="auto" w:fill="7030A0"/>
+                </w:tcPr>
+                <w:p>
+                  <w:pPr>
+                    <w:pStyle w:val="Sinespaciado"/>
+                    <w:jc w:val="center"/>
+                    <w:rPr>
+                      <w:rFonts w:ascii="Times New Roman" w:hAnsi="Times New Roman" w:cs="Times New Roman"/>
+                      <w:b/>
+                      <w:color w:val="FFFFFF"/>
+                      <w:sz w:val="20"/>
+                    </w:rPr>
+                  </w:pPr>
+                  <w:r>
+                    <w:rPr>
+                      <w:rFonts w:ascii="Times New Roman" w:hAnsi="Times New Roman" w:cs="Times New Roman"/>
+                      <w:b/>
+                      <w:color w:val="FFFFFF"/>
+                      <w:sz w:val="20"/>
+                    </w:rPr>
+                    <w:t>R</w:t>
+                  </w:r>
+                </w:p>
+              </w:tc>
+              <w:tc>
+                <w:tcPr>
+                  <w:tcW w:w="683" w:type="dxa"/>
+                  <w:shd w:val="clear" w:color="auto" w:fill="00B0F0"/>
+                </w:tcPr>
+                <w:p>
+                  <w:pPr>
+                    <w:pStyle w:val="Sinespaciado"/>
+                    <w:jc w:val="center"/>
+                    <w:rPr>
+                      <w:rFonts w:ascii="Times New Roman" w:hAnsi="Times New Roman" w:cs="Times New Roman"/>
+                      <w:b/>
+                      <w:color w:val="FFFFFF"/>
+                      <w:sz w:val="20"/>
+                    </w:rPr>
+                  </w:pPr>
+                  <w:r>
+                    <w:rPr>
+                      <w:rFonts w:ascii="Times New Roman" w:hAnsi="Times New Roman" w:cs="Times New Roman"/>
+                      <w:b/>
+                      <w:color w:val="FFFFFF"/>
+                      <w:sz w:val="20"/>
+                    </w:rPr>
+                    <w:t>A-E</w:t>
+                  </w:r>
+                </w:p>
+              </w:tc>
+              <w:tc>
+                <w:tcPr>
+                  <w:tcW w:w="683" w:type="dxa"/>
+                  <w:shd w:val="clear" w:color="auto" w:fill="538135"/>
+                </w:tcPr>
+                <w:p>
+                  <w:pPr>
+                    <w:pStyle w:val="Sinespaciado"/>
+                    <w:jc w:val="center"/>
+                    <w:rPr>
+                      <w:rFonts w:ascii="Times New Roman" w:hAnsi="Times New Roman" w:cs="Times New Roman"/>
+                      <w:b/>
+                      <w:color w:val="FFFFFF"/>
+                      <w:sz w:val="20"/>
+                    </w:rPr>
+                  </w:pPr>
+                  <w:r>
+                    <w:rPr>
+                      <w:rFonts w:ascii="Times New Roman" w:hAnsi="Times New Roman" w:cs="Times New Roman"/>
+                      <w:b/>
+                      <w:color w:val="FFFFFF"/>
+                      <w:sz w:val="20"/>
+                    </w:rPr>
+                    <w:t>C-M</w:t>
+                  </w:r>
+                </w:p>
+              </w:tc>
+            </w:tr>
+          </w:tbl>
+          <w:p>
+            <w:pPr>
+              <w:spacing w:before="40" w:after="40"/>
+            </w:pPr>
+          </w:p>
           <w:p>
             <w:pPr>
               <w:spacing w:before="60" w:after="20"/>
@@ -2451,7 +3081,7 @@
                 <w:b/>
                 <w:sz w:val="18"/>
               </w:rPr>
-              <w:t xml:space="preserve">  • Representación: </w:t>
+              <w:t xml:space="preserve">Representación: </w:t>
             </w:r>
             <w:r>
               <w:rPr>
@@ -2471,7 +3101,7 @@
                 <w:b/>
                 <w:sz w:val="18"/>
               </w:rPr>
-              <w:t xml:space="preserve">  • Acción y expresión: </w:t>
+              <w:t xml:space="preserve">Acción y expresión: </w:t>
             </w:r>
             <w:r>
               <w:rPr>
@@ -2491,7 +3121,7 @@
                 <w:b/>
                 <w:sz w:val="18"/>
               </w:rPr>
-              <w:t xml:space="preserve">  • Compromiso-Motivación: </w:t>
+              <w:t xml:space="preserve">Compromiso-Motivación: </w:t>
             </w:r>
             <w:r>
               <w:rPr>
@@ -2501,6 +3131,111 @@
               <w:t>Empoderamiento de la voz del estudiante en un ambiente de respeto mutuo.</w:t>
             </w:r>
           </w:p>
+          <w:tbl>
+            <w:tblPr>
+              <w:tblStyle w:val="Tablaconcuadrcula"/>
+              <w:tblW w:w="0" w:type="auto"/>
+              <w:jc w:val="center"/>
+              <w:tblLayout w:type="fixed"/>
+            </w:tblPr>
+            <w:tblGrid>
+              <w:gridCol w:w="683"/>
+              <w:gridCol w:w="683"/>
+              <w:gridCol w:w="683"/>
+            </w:tblGrid>
+            <w:tr>
+              <w:trPr>
+                <w:trHeight w:val="278"/>
+                <w:jc w:val="center"/>
+              </w:trPr>
+              <w:tc>
+                <w:tcPr>
+                  <w:tcW w:w="683" w:type="dxa"/>
+                  <w:shd w:val="clear" w:color="auto" w:fill="7030A0"/>
+                </w:tcPr>
+                <w:p>
+                  <w:pPr>
+                    <w:pStyle w:val="Sinespaciado"/>
+                    <w:jc w:val="center"/>
+                    <w:rPr>
+                      <w:rFonts w:ascii="Times New Roman" w:hAnsi="Times New Roman" w:cs="Times New Roman"/>
+                      <w:b/>
+                      <w:color w:val="FFFFFF"/>
+                      <w:sz w:val="20"/>
+                    </w:rPr>
+                  </w:pPr>
+                  <w:r>
+                    <w:rPr>
+                      <w:rFonts w:ascii="Times New Roman" w:hAnsi="Times New Roman" w:cs="Times New Roman"/>
+                      <w:b/>
+                      <w:color w:val="FFFFFF"/>
+                      <w:sz w:val="20"/>
+                    </w:rPr>
+                    <w:t>R</w:t>
+                  </w:r>
+                </w:p>
+              </w:tc>
+              <w:tc>
+                <w:tcPr>
+                  <w:tcW w:w="683" w:type="dxa"/>
+                  <w:shd w:val="clear" w:color="auto" w:fill="00B0F0"/>
+                </w:tcPr>
+                <w:p>
+                  <w:pPr>
+                    <w:pStyle w:val="Sinespaciado"/>
+                    <w:jc w:val="center"/>
+                    <w:rPr>
+                      <w:rFonts w:ascii="Times New Roman" w:hAnsi="Times New Roman" w:cs="Times New Roman"/>
+                      <w:b/>
+                      <w:color w:val="FFFFFF"/>
+                      <w:sz w:val="20"/>
+                    </w:rPr>
+                  </w:pPr>
+                  <w:r>
+                    <w:rPr>
+                      <w:rFonts w:ascii="Times New Roman" w:hAnsi="Times New Roman" w:cs="Times New Roman"/>
+                      <w:b/>
+                      <w:color w:val="FFFFFF"/>
+                      <w:sz w:val="20"/>
+                    </w:rPr>
+                    <w:t>A-E</w:t>
+                  </w:r>
+                </w:p>
+              </w:tc>
+              <w:tc>
+                <w:tcPr>
+                  <w:tcW w:w="683" w:type="dxa"/>
+                  <w:shd w:val="clear" w:color="auto" w:fill="538135"/>
+                </w:tcPr>
+                <w:p>
+                  <w:pPr>
+                    <w:pStyle w:val="Sinespaciado"/>
+                    <w:jc w:val="center"/>
+                    <w:rPr>
+                      <w:rFonts w:ascii="Times New Roman" w:hAnsi="Times New Roman" w:cs="Times New Roman"/>
+                      <w:b/>
+                      <w:color w:val="FFFFFF"/>
+                      <w:sz w:val="20"/>
+                    </w:rPr>
+                  </w:pPr>
+                  <w:r>
+                    <w:rPr>
+                      <w:rFonts w:ascii="Times New Roman" w:hAnsi="Times New Roman" w:cs="Times New Roman"/>
+                      <w:b/>
+                      <w:color w:val="FFFFFF"/>
+                      <w:sz w:val="20"/>
+                    </w:rPr>
+                    <w:t>C-M</w:t>
+                  </w:r>
+                </w:p>
+              </w:tc>
+            </w:tr>
+          </w:tbl>
+          <w:p>
+            <w:pPr>
+              <w:spacing w:before="40" w:after="40"/>
+            </w:pPr>
+          </w:p>
           <w:p>
             <w:pPr>
               <w:spacing w:before="60" w:after="20"/>
@@ -2569,7 +3304,7 @@
                 <w:b/>
                 <w:sz w:val="18"/>
               </w:rPr>
-              <w:t xml:space="preserve">  • Representación: </w:t>
+              <w:t xml:space="preserve">Representación: </w:t>
             </w:r>
             <w:r>
               <w:rPr>
@@ -2589,7 +3324,7 @@
                 <w:b/>
                 <w:sz w:val="18"/>
               </w:rPr>
-              <w:t xml:space="preserve">  • Acción y expresión: </w:t>
+              <w:t xml:space="preserve">Acción y expresión: </w:t>
             </w:r>
             <w:r>
               <w:rPr>
@@ -2609,7 +3344,7 @@
                 <w:b/>
                 <w:sz w:val="18"/>
               </w:rPr>
-              <w:t xml:space="preserve">  • Compromiso-Motivación: </w:t>
+              <w:t xml:space="preserve">Compromiso-Motivación: </w:t>
             </w:r>
             <w:r>
               <w:rPr>
@@ -2618,6 +3353,111 @@
               </w:rPr>
               <w:t>Celebración del crecimiento comunicativo grupal.</w:t>
             </w:r>
+          </w:p>
+          <w:tbl>
+            <w:tblPr>
+              <w:tblStyle w:val="Tablaconcuadrcula"/>
+              <w:tblW w:w="0" w:type="auto"/>
+              <w:jc w:val="center"/>
+              <w:tblLayout w:type="fixed"/>
+            </w:tblPr>
+            <w:tblGrid>
+              <w:gridCol w:w="683"/>
+              <w:gridCol w:w="683"/>
+              <w:gridCol w:w="683"/>
+            </w:tblGrid>
+            <w:tr>
+              <w:trPr>
+                <w:trHeight w:val="278"/>
+                <w:jc w:val="center"/>
+              </w:trPr>
+              <w:tc>
+                <w:tcPr>
+                  <w:tcW w:w="683" w:type="dxa"/>
+                  <w:shd w:val="clear" w:color="auto" w:fill="7030A0"/>
+                </w:tcPr>
+                <w:p>
+                  <w:pPr>
+                    <w:pStyle w:val="Sinespaciado"/>
+                    <w:jc w:val="center"/>
+                    <w:rPr>
+                      <w:rFonts w:ascii="Times New Roman" w:hAnsi="Times New Roman" w:cs="Times New Roman"/>
+                      <w:b/>
+                      <w:color w:val="FFFFFF"/>
+                      <w:sz w:val="20"/>
+                    </w:rPr>
+                  </w:pPr>
+                  <w:r>
+                    <w:rPr>
+                      <w:rFonts w:ascii="Times New Roman" w:hAnsi="Times New Roman" w:cs="Times New Roman"/>
+                      <w:b/>
+                      <w:color w:val="FFFFFF"/>
+                      <w:sz w:val="20"/>
+                    </w:rPr>
+                    <w:t>R</w:t>
+                  </w:r>
+                </w:p>
+              </w:tc>
+              <w:tc>
+                <w:tcPr>
+                  <w:tcW w:w="683" w:type="dxa"/>
+                  <w:shd w:val="clear" w:color="auto" w:fill="00B0F0"/>
+                </w:tcPr>
+                <w:p>
+                  <w:pPr>
+                    <w:pStyle w:val="Sinespaciado"/>
+                    <w:jc w:val="center"/>
+                    <w:rPr>
+                      <w:rFonts w:ascii="Times New Roman" w:hAnsi="Times New Roman" w:cs="Times New Roman"/>
+                      <w:b/>
+                      <w:color w:val="FFFFFF"/>
+                      <w:sz w:val="20"/>
+                    </w:rPr>
+                  </w:pPr>
+                  <w:r>
+                    <w:rPr>
+                      <w:rFonts w:ascii="Times New Roman" w:hAnsi="Times New Roman" w:cs="Times New Roman"/>
+                      <w:b/>
+                      <w:color w:val="FFFFFF"/>
+                      <w:sz w:val="20"/>
+                    </w:rPr>
+                    <w:t>A-E</w:t>
+                  </w:r>
+                </w:p>
+              </w:tc>
+              <w:tc>
+                <w:tcPr>
+                  <w:tcW w:w="683" w:type="dxa"/>
+                  <w:shd w:val="clear" w:color="auto" w:fill="538135"/>
+                </w:tcPr>
+                <w:p>
+                  <w:pPr>
+                    <w:pStyle w:val="Sinespaciado"/>
+                    <w:jc w:val="center"/>
+                    <w:rPr>
+                      <w:rFonts w:ascii="Times New Roman" w:hAnsi="Times New Roman" w:cs="Times New Roman"/>
+                      <w:b/>
+                      <w:color w:val="FFFFFF"/>
+                      <w:sz w:val="20"/>
+                    </w:rPr>
+                  </w:pPr>
+                  <w:r>
+                    <w:rPr>
+                      <w:rFonts w:ascii="Times New Roman" w:hAnsi="Times New Roman" w:cs="Times New Roman"/>
+                      <w:b/>
+                      <w:color w:val="FFFFFF"/>
+                      <w:sz w:val="20"/>
+                    </w:rPr>
+                    <w:t>C-M</w:t>
+                  </w:r>
+                </w:p>
+              </w:tc>
+            </w:tr>
+          </w:tbl>
+          <w:p>
+            <w:pPr>
+              <w:spacing w:before="40" w:after="40"/>
+            </w:pPr>
           </w:p>
         </w:tc>
         <w:tc>
@@ -2812,7 +3652,7 @@
                 <w:b/>
                 <w:sz w:val="18"/>
               </w:rPr>
-              <w:t xml:space="preserve">  • Representación: </w:t>
+              <w:t xml:space="preserve">Representación: </w:t>
             </w:r>
             <w:r>
               <w:rPr>
@@ -2832,7 +3672,7 @@
                 <w:b/>
                 <w:sz w:val="18"/>
               </w:rPr>
-              <w:t xml:space="preserve">  • Acción y expresión: </w:t>
+              <w:t xml:space="preserve">Acción y expresión: </w:t>
             </w:r>
             <w:r>
               <w:rPr>
@@ -2852,7 +3692,7 @@
                 <w:b/>
                 <w:sz w:val="18"/>
               </w:rPr>
-              <w:t xml:space="preserve">  • Compromiso-Motivación: </w:t>
+              <w:t xml:space="preserve">Compromiso-Motivación: </w:t>
             </w:r>
             <w:r>
               <w:rPr>
@@ -2862,6 +3702,111 @@
               <w:t>Despertar del espíritu crítico frente a la información digital.</w:t>
             </w:r>
           </w:p>
+          <w:tbl>
+            <w:tblPr>
+              <w:tblStyle w:val="Tablaconcuadrcula"/>
+              <w:tblW w:w="0" w:type="auto"/>
+              <w:jc w:val="center"/>
+              <w:tblLayout w:type="fixed"/>
+            </w:tblPr>
+            <w:tblGrid>
+              <w:gridCol w:w="683"/>
+              <w:gridCol w:w="683"/>
+              <w:gridCol w:w="683"/>
+            </w:tblGrid>
+            <w:tr>
+              <w:trPr>
+                <w:trHeight w:val="278"/>
+                <w:jc w:val="center"/>
+              </w:trPr>
+              <w:tc>
+                <w:tcPr>
+                  <w:tcW w:w="683" w:type="dxa"/>
+                  <w:shd w:val="clear" w:color="auto" w:fill="7030A0"/>
+                </w:tcPr>
+                <w:p>
+                  <w:pPr>
+                    <w:pStyle w:val="Sinespaciado"/>
+                    <w:jc w:val="center"/>
+                    <w:rPr>
+                      <w:rFonts w:ascii="Times New Roman" w:hAnsi="Times New Roman" w:cs="Times New Roman"/>
+                      <w:b/>
+                      <w:color w:val="FFFFFF"/>
+                      <w:sz w:val="20"/>
+                    </w:rPr>
+                  </w:pPr>
+                  <w:r>
+                    <w:rPr>
+                      <w:rFonts w:ascii="Times New Roman" w:hAnsi="Times New Roman" w:cs="Times New Roman"/>
+                      <w:b/>
+                      <w:color w:val="FFFFFF"/>
+                      <w:sz w:val="20"/>
+                    </w:rPr>
+                    <w:t>R</w:t>
+                  </w:r>
+                </w:p>
+              </w:tc>
+              <w:tc>
+                <w:tcPr>
+                  <w:tcW w:w="683" w:type="dxa"/>
+                  <w:shd w:val="clear" w:color="auto" w:fill="00B0F0"/>
+                </w:tcPr>
+                <w:p>
+                  <w:pPr>
+                    <w:pStyle w:val="Sinespaciado"/>
+                    <w:jc w:val="center"/>
+                    <w:rPr>
+                      <w:rFonts w:ascii="Times New Roman" w:hAnsi="Times New Roman" w:cs="Times New Roman"/>
+                      <w:b/>
+                      <w:color w:val="FFFFFF"/>
+                      <w:sz w:val="20"/>
+                    </w:rPr>
+                  </w:pPr>
+                  <w:r>
+                    <w:rPr>
+                      <w:rFonts w:ascii="Times New Roman" w:hAnsi="Times New Roman" w:cs="Times New Roman"/>
+                      <w:b/>
+                      <w:color w:val="FFFFFF"/>
+                      <w:sz w:val="20"/>
+                    </w:rPr>
+                    <w:t>A-E</w:t>
+                  </w:r>
+                </w:p>
+              </w:tc>
+              <w:tc>
+                <w:tcPr>
+                  <w:tcW w:w="683" w:type="dxa"/>
+                  <w:shd w:val="clear" w:color="auto" w:fill="538135"/>
+                </w:tcPr>
+                <w:p>
+                  <w:pPr>
+                    <w:pStyle w:val="Sinespaciado"/>
+                    <w:jc w:val="center"/>
+                    <w:rPr>
+                      <w:rFonts w:ascii="Times New Roman" w:hAnsi="Times New Roman" w:cs="Times New Roman"/>
+                      <w:b/>
+                      <w:color w:val="FFFFFF"/>
+                      <w:sz w:val="20"/>
+                    </w:rPr>
+                  </w:pPr>
+                  <w:r>
+                    <w:rPr>
+                      <w:rFonts w:ascii="Times New Roman" w:hAnsi="Times New Roman" w:cs="Times New Roman"/>
+                      <w:b/>
+                      <w:color w:val="FFFFFF"/>
+                      <w:sz w:val="20"/>
+                    </w:rPr>
+                    <w:t>C-M</w:t>
+                  </w:r>
+                </w:p>
+              </w:tc>
+            </w:tr>
+          </w:tbl>
+          <w:p>
+            <w:pPr>
+              <w:spacing w:before="40" w:after="40"/>
+            </w:pPr>
+          </w:p>
           <w:p>
             <w:pPr>
               <w:spacing w:before="60" w:after="20"/>
@@ -2930,7 +3875,7 @@
                 <w:b/>
                 <w:sz w:val="18"/>
               </w:rPr>
-              <w:t xml:space="preserve">  • Representación: </w:t>
+              <w:t xml:space="preserve">Representación: </w:t>
             </w:r>
             <w:r>
               <w:rPr>
@@ -2950,7 +3895,7 @@
                 <w:b/>
                 <w:sz w:val="18"/>
               </w:rPr>
-              <w:t xml:space="preserve">  • Acción y expresión: </w:t>
+              <w:t xml:space="preserve">Acción y expresión: </w:t>
             </w:r>
             <w:r>
               <w:rPr>
@@ -2970,7 +3915,7 @@
                 <w:b/>
                 <w:sz w:val="18"/>
               </w:rPr>
-              <w:t xml:space="preserve">  • Compromiso-Motivación: </w:t>
+              <w:t xml:space="preserve">Compromiso-Motivación: </w:t>
             </w:r>
             <w:r>
               <w:rPr>
@@ -2980,6 +3925,111 @@
               <w:t>Familiarización con la biblioteca como espacio de investigación autónoma.</w:t>
             </w:r>
           </w:p>
+          <w:tbl>
+            <w:tblPr>
+              <w:tblStyle w:val="Tablaconcuadrcula"/>
+              <w:tblW w:w="0" w:type="auto"/>
+              <w:jc w:val="center"/>
+              <w:tblLayout w:type="fixed"/>
+            </w:tblPr>
+            <w:tblGrid>
+              <w:gridCol w:w="683"/>
+              <w:gridCol w:w="683"/>
+              <w:gridCol w:w="683"/>
+            </w:tblGrid>
+            <w:tr>
+              <w:trPr>
+                <w:trHeight w:val="278"/>
+                <w:jc w:val="center"/>
+              </w:trPr>
+              <w:tc>
+                <w:tcPr>
+                  <w:tcW w:w="683" w:type="dxa"/>
+                  <w:shd w:val="clear" w:color="auto" w:fill="7030A0"/>
+                </w:tcPr>
+                <w:p>
+                  <w:pPr>
+                    <w:pStyle w:val="Sinespaciado"/>
+                    <w:jc w:val="center"/>
+                    <w:rPr>
+                      <w:rFonts w:ascii="Times New Roman" w:hAnsi="Times New Roman" w:cs="Times New Roman"/>
+                      <w:b/>
+                      <w:color w:val="FFFFFF"/>
+                      <w:sz w:val="20"/>
+                    </w:rPr>
+                  </w:pPr>
+                  <w:r>
+                    <w:rPr>
+                      <w:rFonts w:ascii="Times New Roman" w:hAnsi="Times New Roman" w:cs="Times New Roman"/>
+                      <w:b/>
+                      <w:color w:val="FFFFFF"/>
+                      <w:sz w:val="20"/>
+                    </w:rPr>
+                    <w:t>R</w:t>
+                  </w:r>
+                </w:p>
+              </w:tc>
+              <w:tc>
+                <w:tcPr>
+                  <w:tcW w:w="683" w:type="dxa"/>
+                  <w:shd w:val="clear" w:color="auto" w:fill="00B0F0"/>
+                </w:tcPr>
+                <w:p>
+                  <w:pPr>
+                    <w:pStyle w:val="Sinespaciado"/>
+                    <w:jc w:val="center"/>
+                    <w:rPr>
+                      <w:rFonts w:ascii="Times New Roman" w:hAnsi="Times New Roman" w:cs="Times New Roman"/>
+                      <w:b/>
+                      <w:color w:val="FFFFFF"/>
+                      <w:sz w:val="20"/>
+                    </w:rPr>
+                  </w:pPr>
+                  <w:r>
+                    <w:rPr>
+                      <w:rFonts w:ascii="Times New Roman" w:hAnsi="Times New Roman" w:cs="Times New Roman"/>
+                      <w:b/>
+                      <w:color w:val="FFFFFF"/>
+                      <w:sz w:val="20"/>
+                    </w:rPr>
+                    <w:t>A-E</w:t>
+                  </w:r>
+                </w:p>
+              </w:tc>
+              <w:tc>
+                <w:tcPr>
+                  <w:tcW w:w="683" w:type="dxa"/>
+                  <w:shd w:val="clear" w:color="auto" w:fill="538135"/>
+                </w:tcPr>
+                <w:p>
+                  <w:pPr>
+                    <w:pStyle w:val="Sinespaciado"/>
+                    <w:jc w:val="center"/>
+                    <w:rPr>
+                      <w:rFonts w:ascii="Times New Roman" w:hAnsi="Times New Roman" w:cs="Times New Roman"/>
+                      <w:b/>
+                      <w:color w:val="FFFFFF"/>
+                      <w:sz w:val="20"/>
+                    </w:rPr>
+                  </w:pPr>
+                  <w:r>
+                    <w:rPr>
+                      <w:rFonts w:ascii="Times New Roman" w:hAnsi="Times New Roman" w:cs="Times New Roman"/>
+                      <w:b/>
+                      <w:color w:val="FFFFFF"/>
+                      <w:sz w:val="20"/>
+                    </w:rPr>
+                    <w:t>C-M</w:t>
+                  </w:r>
+                </w:p>
+              </w:tc>
+            </w:tr>
+          </w:tbl>
+          <w:p>
+            <w:pPr>
+              <w:spacing w:before="40" w:after="40"/>
+            </w:pPr>
+          </w:p>
           <w:p>
             <w:pPr>
               <w:spacing w:before="60" w:after="20"/>
@@ -3048,7 +4098,7 @@
                 <w:b/>
                 <w:sz w:val="18"/>
               </w:rPr>
-              <w:t xml:space="preserve">  • Representación: </w:t>
+              <w:t xml:space="preserve">Representación: </w:t>
             </w:r>
             <w:r>
               <w:rPr>
@@ -3068,7 +4118,7 @@
                 <w:b/>
                 <w:sz w:val="18"/>
               </w:rPr>
-              <w:t xml:space="preserve">  • Acción y expresión: </w:t>
+              <w:t xml:space="preserve">Acción y expresión: </w:t>
             </w:r>
             <w:r>
               <w:rPr>
@@ -3088,7 +4138,7 @@
                 <w:b/>
                 <w:sz w:val="18"/>
               </w:rPr>
-              <w:t xml:space="preserve">  • Compromiso-Motivación: </w:t>
+              <w:t xml:space="preserve">Compromiso-Motivación: </w:t>
             </w:r>
             <w:r>
               <w:rPr>
@@ -3098,6 +4148,111 @@
               <w:t>Aplicación directa de los métodos de búsqueda y archivo documental.</w:t>
             </w:r>
           </w:p>
+          <w:tbl>
+            <w:tblPr>
+              <w:tblStyle w:val="Tablaconcuadrcula"/>
+              <w:tblW w:w="0" w:type="auto"/>
+              <w:jc w:val="center"/>
+              <w:tblLayout w:type="fixed"/>
+            </w:tblPr>
+            <w:tblGrid>
+              <w:gridCol w:w="683"/>
+              <w:gridCol w:w="683"/>
+              <w:gridCol w:w="683"/>
+            </w:tblGrid>
+            <w:tr>
+              <w:trPr>
+                <w:trHeight w:val="278"/>
+                <w:jc w:val="center"/>
+              </w:trPr>
+              <w:tc>
+                <w:tcPr>
+                  <w:tcW w:w="683" w:type="dxa"/>
+                  <w:shd w:val="clear" w:color="auto" w:fill="7030A0"/>
+                </w:tcPr>
+                <w:p>
+                  <w:pPr>
+                    <w:pStyle w:val="Sinespaciado"/>
+                    <w:jc w:val="center"/>
+                    <w:rPr>
+                      <w:rFonts w:ascii="Times New Roman" w:hAnsi="Times New Roman" w:cs="Times New Roman"/>
+                      <w:b/>
+                      <w:color w:val="FFFFFF"/>
+                      <w:sz w:val="20"/>
+                    </w:rPr>
+                  </w:pPr>
+                  <w:r>
+                    <w:rPr>
+                      <w:rFonts w:ascii="Times New Roman" w:hAnsi="Times New Roman" w:cs="Times New Roman"/>
+                      <w:b/>
+                      <w:color w:val="FFFFFF"/>
+                      <w:sz w:val="20"/>
+                    </w:rPr>
+                    <w:t>R</w:t>
+                  </w:r>
+                </w:p>
+              </w:tc>
+              <w:tc>
+                <w:tcPr>
+                  <w:tcW w:w="683" w:type="dxa"/>
+                  <w:shd w:val="clear" w:color="auto" w:fill="00B0F0"/>
+                </w:tcPr>
+                <w:p>
+                  <w:pPr>
+                    <w:pStyle w:val="Sinespaciado"/>
+                    <w:jc w:val="center"/>
+                    <w:rPr>
+                      <w:rFonts w:ascii="Times New Roman" w:hAnsi="Times New Roman" w:cs="Times New Roman"/>
+                      <w:b/>
+                      <w:color w:val="FFFFFF"/>
+                      <w:sz w:val="20"/>
+                    </w:rPr>
+                  </w:pPr>
+                  <w:r>
+                    <w:rPr>
+                      <w:rFonts w:ascii="Times New Roman" w:hAnsi="Times New Roman" w:cs="Times New Roman"/>
+                      <w:b/>
+                      <w:color w:val="FFFFFF"/>
+                      <w:sz w:val="20"/>
+                    </w:rPr>
+                    <w:t>A-E</w:t>
+                  </w:r>
+                </w:p>
+              </w:tc>
+              <w:tc>
+                <w:tcPr>
+                  <w:tcW w:w="683" w:type="dxa"/>
+                  <w:shd w:val="clear" w:color="auto" w:fill="538135"/>
+                </w:tcPr>
+                <w:p>
+                  <w:pPr>
+                    <w:pStyle w:val="Sinespaciado"/>
+                    <w:jc w:val="center"/>
+                    <w:rPr>
+                      <w:rFonts w:ascii="Times New Roman" w:hAnsi="Times New Roman" w:cs="Times New Roman"/>
+                      <w:b/>
+                      <w:color w:val="FFFFFF"/>
+                      <w:sz w:val="20"/>
+                    </w:rPr>
+                  </w:pPr>
+                  <w:r>
+                    <w:rPr>
+                      <w:rFonts w:ascii="Times New Roman" w:hAnsi="Times New Roman" w:cs="Times New Roman"/>
+                      <w:b/>
+                      <w:color w:val="FFFFFF"/>
+                      <w:sz w:val="20"/>
+                    </w:rPr>
+                    <w:t>C-M</w:t>
+                  </w:r>
+                </w:p>
+              </w:tc>
+            </w:tr>
+          </w:tbl>
+          <w:p>
+            <w:pPr>
+              <w:spacing w:before="40" w:after="40"/>
+            </w:pPr>
+          </w:p>
           <w:p>
             <w:pPr>
               <w:spacing w:before="60" w:after="20"/>
@@ -3166,7 +4321,7 @@
                 <w:b/>
                 <w:sz w:val="18"/>
               </w:rPr>
-              <w:t xml:space="preserve">  • Representación: </w:t>
+              <w:t xml:space="preserve">Representación: </w:t>
             </w:r>
             <w:r>
               <w:rPr>
@@ -3186,7 +4341,7 @@
                 <w:b/>
                 <w:sz w:val="18"/>
               </w:rPr>
-              <w:t xml:space="preserve">  • Acción y expresión: </w:t>
+              <w:t xml:space="preserve">Acción y expresión: </w:t>
             </w:r>
             <w:r>
               <w:rPr>
@@ -3206,7 +4361,7 @@
                 <w:b/>
                 <w:sz w:val="18"/>
               </w:rPr>
-              <w:t xml:space="preserve">  • Compromiso-Motivación: </w:t>
+              <w:t xml:space="preserve">Compromiso-Motivación: </w:t>
             </w:r>
             <w:r>
               <w:rPr>
@@ -3215,6 +4370,111 @@
               </w:rPr>
               <w:t>Celebración de la lectura comprensiva y rigurosa.</w:t>
             </w:r>
+          </w:p>
+          <w:tbl>
+            <w:tblPr>
+              <w:tblStyle w:val="Tablaconcuadrcula"/>
+              <w:tblW w:w="0" w:type="auto"/>
+              <w:jc w:val="center"/>
+              <w:tblLayout w:type="fixed"/>
+            </w:tblPr>
+            <w:tblGrid>
+              <w:gridCol w:w="683"/>
+              <w:gridCol w:w="683"/>
+              <w:gridCol w:w="683"/>
+            </w:tblGrid>
+            <w:tr>
+              <w:trPr>
+                <w:trHeight w:val="278"/>
+                <w:jc w:val="center"/>
+              </w:trPr>
+              <w:tc>
+                <w:tcPr>
+                  <w:tcW w:w="683" w:type="dxa"/>
+                  <w:shd w:val="clear" w:color="auto" w:fill="7030A0"/>
+                </w:tcPr>
+                <w:p>
+                  <w:pPr>
+                    <w:pStyle w:val="Sinespaciado"/>
+                    <w:jc w:val="center"/>
+                    <w:rPr>
+                      <w:rFonts w:ascii="Times New Roman" w:hAnsi="Times New Roman" w:cs="Times New Roman"/>
+                      <w:b/>
+                      <w:color w:val="FFFFFF"/>
+                      <w:sz w:val="20"/>
+                    </w:rPr>
+                  </w:pPr>
+                  <w:r>
+                    <w:rPr>
+                      <w:rFonts w:ascii="Times New Roman" w:hAnsi="Times New Roman" w:cs="Times New Roman"/>
+                      <w:b/>
+                      <w:color w:val="FFFFFF"/>
+                      <w:sz w:val="20"/>
+                    </w:rPr>
+                    <w:t>R</w:t>
+                  </w:r>
+                </w:p>
+              </w:tc>
+              <w:tc>
+                <w:tcPr>
+                  <w:tcW w:w="683" w:type="dxa"/>
+                  <w:shd w:val="clear" w:color="auto" w:fill="00B0F0"/>
+                </w:tcPr>
+                <w:p>
+                  <w:pPr>
+                    <w:pStyle w:val="Sinespaciado"/>
+                    <w:jc w:val="center"/>
+                    <w:rPr>
+                      <w:rFonts w:ascii="Times New Roman" w:hAnsi="Times New Roman" w:cs="Times New Roman"/>
+                      <w:b/>
+                      <w:color w:val="FFFFFF"/>
+                      <w:sz w:val="20"/>
+                    </w:rPr>
+                  </w:pPr>
+                  <w:r>
+                    <w:rPr>
+                      <w:rFonts w:ascii="Times New Roman" w:hAnsi="Times New Roman" w:cs="Times New Roman"/>
+                      <w:b/>
+                      <w:color w:val="FFFFFF"/>
+                      <w:sz w:val="20"/>
+                    </w:rPr>
+                    <w:t>A-E</w:t>
+                  </w:r>
+                </w:p>
+              </w:tc>
+              <w:tc>
+                <w:tcPr>
+                  <w:tcW w:w="683" w:type="dxa"/>
+                  <w:shd w:val="clear" w:color="auto" w:fill="538135"/>
+                </w:tcPr>
+                <w:p>
+                  <w:pPr>
+                    <w:pStyle w:val="Sinespaciado"/>
+                    <w:jc w:val="center"/>
+                    <w:rPr>
+                      <w:rFonts w:ascii="Times New Roman" w:hAnsi="Times New Roman" w:cs="Times New Roman"/>
+                      <w:b/>
+                      <w:color w:val="FFFFFF"/>
+                      <w:sz w:val="20"/>
+                    </w:rPr>
+                  </w:pPr>
+                  <w:r>
+                    <w:rPr>
+                      <w:rFonts w:ascii="Times New Roman" w:hAnsi="Times New Roman" w:cs="Times New Roman"/>
+                      <w:b/>
+                      <w:color w:val="FFFFFF"/>
+                      <w:sz w:val="20"/>
+                    </w:rPr>
+                    <w:t>C-M</w:t>
+                  </w:r>
+                </w:p>
+              </w:tc>
+            </w:tr>
+          </w:tbl>
+          <w:p>
+            <w:pPr>
+              <w:spacing w:before="40" w:after="40"/>
+            </w:pPr>
           </w:p>
         </w:tc>
         <w:tc>
@@ -3412,7 +4672,7 @@
                 <w:b/>
                 <w:sz w:val="18"/>
               </w:rPr>
-              <w:t xml:space="preserve">  • Representación: </w:t>
+              <w:t xml:space="preserve">Representación: </w:t>
             </w:r>
             <w:r>
               <w:rPr>
@@ -3432,7 +4692,7 @@
                 <w:b/>
                 <w:sz w:val="18"/>
               </w:rPr>
-              <w:t xml:space="preserve">  • Acción y expresión: </w:t>
+              <w:t xml:space="preserve">Acción y expresión: </w:t>
             </w:r>
             <w:r>
               <w:rPr>
@@ -3452,7 +4712,7 @@
                 <w:b/>
                 <w:sz w:val="18"/>
               </w:rPr>
-              <w:t xml:space="preserve">  • Compromiso-Motivación: </w:t>
+              <w:t xml:space="preserve">Compromiso-Motivación: </w:t>
             </w:r>
             <w:r>
               <w:rPr>
@@ -3462,6 +4722,111 @@
               <w:t>Sentido de propósito real: escribir para ser leídos por la comunidad escolar.</w:t>
             </w:r>
           </w:p>
+          <w:tbl>
+            <w:tblPr>
+              <w:tblStyle w:val="Tablaconcuadrcula"/>
+              <w:tblW w:w="0" w:type="auto"/>
+              <w:jc w:val="center"/>
+              <w:tblLayout w:type="fixed"/>
+            </w:tblPr>
+            <w:tblGrid>
+              <w:gridCol w:w="683"/>
+              <w:gridCol w:w="683"/>
+              <w:gridCol w:w="683"/>
+            </w:tblGrid>
+            <w:tr>
+              <w:trPr>
+                <w:trHeight w:val="278"/>
+                <w:jc w:val="center"/>
+              </w:trPr>
+              <w:tc>
+                <w:tcPr>
+                  <w:tcW w:w="683" w:type="dxa"/>
+                  <w:shd w:val="clear" w:color="auto" w:fill="7030A0"/>
+                </w:tcPr>
+                <w:p>
+                  <w:pPr>
+                    <w:pStyle w:val="Sinespaciado"/>
+                    <w:jc w:val="center"/>
+                    <w:rPr>
+                      <w:rFonts w:ascii="Times New Roman" w:hAnsi="Times New Roman" w:cs="Times New Roman"/>
+                      <w:b/>
+                      <w:color w:val="FFFFFF"/>
+                      <w:sz w:val="20"/>
+                    </w:rPr>
+                  </w:pPr>
+                  <w:r>
+                    <w:rPr>
+                      <w:rFonts w:ascii="Times New Roman" w:hAnsi="Times New Roman" w:cs="Times New Roman"/>
+                      <w:b/>
+                      <w:color w:val="FFFFFF"/>
+                      <w:sz w:val="20"/>
+                    </w:rPr>
+                    <w:t>R</w:t>
+                  </w:r>
+                </w:p>
+              </w:tc>
+              <w:tc>
+                <w:tcPr>
+                  <w:tcW w:w="683" w:type="dxa"/>
+                  <w:shd w:val="clear" w:color="auto" w:fill="00B0F0"/>
+                </w:tcPr>
+                <w:p>
+                  <w:pPr>
+                    <w:pStyle w:val="Sinespaciado"/>
+                    <w:jc w:val="center"/>
+                    <w:rPr>
+                      <w:rFonts w:ascii="Times New Roman" w:hAnsi="Times New Roman" w:cs="Times New Roman"/>
+                      <w:b/>
+                      <w:color w:val="FFFFFF"/>
+                      <w:sz w:val="20"/>
+                    </w:rPr>
+                  </w:pPr>
+                  <w:r>
+                    <w:rPr>
+                      <w:rFonts w:ascii="Times New Roman" w:hAnsi="Times New Roman" w:cs="Times New Roman"/>
+                      <w:b/>
+                      <w:color w:val="FFFFFF"/>
+                      <w:sz w:val="20"/>
+                    </w:rPr>
+                    <w:t>A-E</w:t>
+                  </w:r>
+                </w:p>
+              </w:tc>
+              <w:tc>
+                <w:tcPr>
+                  <w:tcW w:w="683" w:type="dxa"/>
+                  <w:shd w:val="clear" w:color="auto" w:fill="538135"/>
+                </w:tcPr>
+                <w:p>
+                  <w:pPr>
+                    <w:pStyle w:val="Sinespaciado"/>
+                    <w:jc w:val="center"/>
+                    <w:rPr>
+                      <w:rFonts w:ascii="Times New Roman" w:hAnsi="Times New Roman" w:cs="Times New Roman"/>
+                      <w:b/>
+                      <w:color w:val="FFFFFF"/>
+                      <w:sz w:val="20"/>
+                    </w:rPr>
+                  </w:pPr>
+                  <w:r>
+                    <w:rPr>
+                      <w:rFonts w:ascii="Times New Roman" w:hAnsi="Times New Roman" w:cs="Times New Roman"/>
+                      <w:b/>
+                      <w:color w:val="FFFFFF"/>
+                      <w:sz w:val="20"/>
+                    </w:rPr>
+                    <w:t>C-M</w:t>
+                  </w:r>
+                </w:p>
+              </w:tc>
+            </w:tr>
+          </w:tbl>
+          <w:p>
+            <w:pPr>
+              <w:spacing w:before="40" w:after="40"/>
+            </w:pPr>
+          </w:p>
           <w:p>
             <w:pPr>
               <w:spacing w:before="60" w:after="20"/>
@@ -3530,7 +4895,7 @@
                 <w:b/>
                 <w:sz w:val="18"/>
               </w:rPr>
-              <w:t xml:space="preserve">  • Representación: </w:t>
+              <w:t xml:space="preserve">Representación: </w:t>
             </w:r>
             <w:r>
               <w:rPr>
@@ -3550,7 +4915,7 @@
                 <w:b/>
                 <w:sz w:val="18"/>
               </w:rPr>
-              <w:t xml:space="preserve">  • Acción y expresión: </w:t>
+              <w:t xml:space="preserve">Acción y expresión: </w:t>
             </w:r>
             <w:r>
               <w:rPr>
@@ -3570,7 +4935,7 @@
                 <w:b/>
                 <w:sz w:val="18"/>
               </w:rPr>
-              <w:t xml:space="preserve">  • Compromiso-Motivación: </w:t>
+              <w:t xml:space="preserve">Compromiso-Motivación: </w:t>
             </w:r>
             <w:r>
               <w:rPr>
@@ -3580,6 +4945,111 @@
               <w:t>Descubrimiento lógico y lúdico de la estructura gramatical del idioma.</w:t>
             </w:r>
           </w:p>
+          <w:tbl>
+            <w:tblPr>
+              <w:tblStyle w:val="Tablaconcuadrcula"/>
+              <w:tblW w:w="0" w:type="auto"/>
+              <w:jc w:val="center"/>
+              <w:tblLayout w:type="fixed"/>
+            </w:tblPr>
+            <w:tblGrid>
+              <w:gridCol w:w="683"/>
+              <w:gridCol w:w="683"/>
+              <w:gridCol w:w="683"/>
+            </w:tblGrid>
+            <w:tr>
+              <w:trPr>
+                <w:trHeight w:val="278"/>
+                <w:jc w:val="center"/>
+              </w:trPr>
+              <w:tc>
+                <w:tcPr>
+                  <w:tcW w:w="683" w:type="dxa"/>
+                  <w:shd w:val="clear" w:color="auto" w:fill="7030A0"/>
+                </w:tcPr>
+                <w:p>
+                  <w:pPr>
+                    <w:pStyle w:val="Sinespaciado"/>
+                    <w:jc w:val="center"/>
+                    <w:rPr>
+                      <w:rFonts w:ascii="Times New Roman" w:hAnsi="Times New Roman" w:cs="Times New Roman"/>
+                      <w:b/>
+                      <w:color w:val="FFFFFF"/>
+                      <w:sz w:val="20"/>
+                    </w:rPr>
+                  </w:pPr>
+                  <w:r>
+                    <w:rPr>
+                      <w:rFonts w:ascii="Times New Roman" w:hAnsi="Times New Roman" w:cs="Times New Roman"/>
+                      <w:b/>
+                      <w:color w:val="FFFFFF"/>
+                      <w:sz w:val="20"/>
+                    </w:rPr>
+                    <w:t>R</w:t>
+                  </w:r>
+                </w:p>
+              </w:tc>
+              <w:tc>
+                <w:tcPr>
+                  <w:tcW w:w="683" w:type="dxa"/>
+                  <w:shd w:val="clear" w:color="auto" w:fill="00B0F0"/>
+                </w:tcPr>
+                <w:p>
+                  <w:pPr>
+                    <w:pStyle w:val="Sinespaciado"/>
+                    <w:jc w:val="center"/>
+                    <w:rPr>
+                      <w:rFonts w:ascii="Times New Roman" w:hAnsi="Times New Roman" w:cs="Times New Roman"/>
+                      <w:b/>
+                      <w:color w:val="FFFFFF"/>
+                      <w:sz w:val="20"/>
+                    </w:rPr>
+                  </w:pPr>
+                  <w:r>
+                    <w:rPr>
+                      <w:rFonts w:ascii="Times New Roman" w:hAnsi="Times New Roman" w:cs="Times New Roman"/>
+                      <w:b/>
+                      <w:color w:val="FFFFFF"/>
+                      <w:sz w:val="20"/>
+                    </w:rPr>
+                    <w:t>A-E</w:t>
+                  </w:r>
+                </w:p>
+              </w:tc>
+              <w:tc>
+                <w:tcPr>
+                  <w:tcW w:w="683" w:type="dxa"/>
+                  <w:shd w:val="clear" w:color="auto" w:fill="538135"/>
+                </w:tcPr>
+                <w:p>
+                  <w:pPr>
+                    <w:pStyle w:val="Sinespaciado"/>
+                    <w:jc w:val="center"/>
+                    <w:rPr>
+                      <w:rFonts w:ascii="Times New Roman" w:hAnsi="Times New Roman" w:cs="Times New Roman"/>
+                      <w:b/>
+                      <w:color w:val="FFFFFF"/>
+                      <w:sz w:val="20"/>
+                    </w:rPr>
+                  </w:pPr>
+                  <w:r>
+                    <w:rPr>
+                      <w:rFonts w:ascii="Times New Roman" w:hAnsi="Times New Roman" w:cs="Times New Roman"/>
+                      <w:b/>
+                      <w:color w:val="FFFFFF"/>
+                      <w:sz w:val="20"/>
+                    </w:rPr>
+                    <w:t>C-M</w:t>
+                  </w:r>
+                </w:p>
+              </w:tc>
+            </w:tr>
+          </w:tbl>
+          <w:p>
+            <w:pPr>
+              <w:spacing w:before="40" w:after="40"/>
+            </w:pPr>
+          </w:p>
           <w:p>
             <w:pPr>
               <w:spacing w:before="60" w:after="20"/>
@@ -3648,7 +5118,7 @@
                 <w:b/>
                 <w:sz w:val="18"/>
               </w:rPr>
-              <w:t xml:space="preserve">  • Representación: </w:t>
+              <w:t xml:space="preserve">Representación: </w:t>
             </w:r>
             <w:r>
               <w:rPr>
@@ -3668,7 +5138,7 @@
                 <w:b/>
                 <w:sz w:val="18"/>
               </w:rPr>
-              <w:t xml:space="preserve">  • Acción y expresión: </w:t>
+              <w:t xml:space="preserve">Acción y expresión: </w:t>
             </w:r>
             <w:r>
               <w:rPr>
@@ -3688,7 +5158,7 @@
                 <w:b/>
                 <w:sz w:val="18"/>
               </w:rPr>
-              <w:t xml:space="preserve">  • Compromiso-Motivación: </w:t>
+              <w:t xml:space="preserve">Compromiso-Motivación: </w:t>
             </w:r>
             <w:r>
               <w:rPr>
@@ -3698,6 +5168,111 @@
               <w:t>Orgullo por la creación de un texto informativo de calidad.</w:t>
             </w:r>
           </w:p>
+          <w:tbl>
+            <w:tblPr>
+              <w:tblStyle w:val="Tablaconcuadrcula"/>
+              <w:tblW w:w="0" w:type="auto"/>
+              <w:jc w:val="center"/>
+              <w:tblLayout w:type="fixed"/>
+            </w:tblPr>
+            <w:tblGrid>
+              <w:gridCol w:w="683"/>
+              <w:gridCol w:w="683"/>
+              <w:gridCol w:w="683"/>
+            </w:tblGrid>
+            <w:tr>
+              <w:trPr>
+                <w:trHeight w:val="278"/>
+                <w:jc w:val="center"/>
+              </w:trPr>
+              <w:tc>
+                <w:tcPr>
+                  <w:tcW w:w="683" w:type="dxa"/>
+                  <w:shd w:val="clear" w:color="auto" w:fill="7030A0"/>
+                </w:tcPr>
+                <w:p>
+                  <w:pPr>
+                    <w:pStyle w:val="Sinespaciado"/>
+                    <w:jc w:val="center"/>
+                    <w:rPr>
+                      <w:rFonts w:ascii="Times New Roman" w:hAnsi="Times New Roman" w:cs="Times New Roman"/>
+                      <w:b/>
+                      <w:color w:val="FFFFFF"/>
+                      <w:sz w:val="20"/>
+                    </w:rPr>
+                  </w:pPr>
+                  <w:r>
+                    <w:rPr>
+                      <w:rFonts w:ascii="Times New Roman" w:hAnsi="Times New Roman" w:cs="Times New Roman"/>
+                      <w:b/>
+                      <w:color w:val="FFFFFF"/>
+                      <w:sz w:val="20"/>
+                    </w:rPr>
+                    <w:t>R</w:t>
+                  </w:r>
+                </w:p>
+              </w:tc>
+              <w:tc>
+                <w:tcPr>
+                  <w:tcW w:w="683" w:type="dxa"/>
+                  <w:shd w:val="clear" w:color="auto" w:fill="00B0F0"/>
+                </w:tcPr>
+                <w:p>
+                  <w:pPr>
+                    <w:pStyle w:val="Sinespaciado"/>
+                    <w:jc w:val="center"/>
+                    <w:rPr>
+                      <w:rFonts w:ascii="Times New Roman" w:hAnsi="Times New Roman" w:cs="Times New Roman"/>
+                      <w:b/>
+                      <w:color w:val="FFFFFF"/>
+                      <w:sz w:val="20"/>
+                    </w:rPr>
+                  </w:pPr>
+                  <w:r>
+                    <w:rPr>
+                      <w:rFonts w:ascii="Times New Roman" w:hAnsi="Times New Roman" w:cs="Times New Roman"/>
+                      <w:b/>
+                      <w:color w:val="FFFFFF"/>
+                      <w:sz w:val="20"/>
+                    </w:rPr>
+                    <w:t>A-E</w:t>
+                  </w:r>
+                </w:p>
+              </w:tc>
+              <w:tc>
+                <w:tcPr>
+                  <w:tcW w:w="683" w:type="dxa"/>
+                  <w:shd w:val="clear" w:color="auto" w:fill="538135"/>
+                </w:tcPr>
+                <w:p>
+                  <w:pPr>
+                    <w:pStyle w:val="Sinespaciado"/>
+                    <w:jc w:val="center"/>
+                    <w:rPr>
+                      <w:rFonts w:ascii="Times New Roman" w:hAnsi="Times New Roman" w:cs="Times New Roman"/>
+                      <w:b/>
+                      <w:color w:val="FFFFFF"/>
+                      <w:sz w:val="20"/>
+                    </w:rPr>
+                  </w:pPr>
+                  <w:r>
+                    <w:rPr>
+                      <w:rFonts w:ascii="Times New Roman" w:hAnsi="Times New Roman" w:cs="Times New Roman"/>
+                      <w:b/>
+                      <w:color w:val="FFFFFF"/>
+                      <w:sz w:val="20"/>
+                    </w:rPr>
+                    <w:t>C-M</w:t>
+                  </w:r>
+                </w:p>
+              </w:tc>
+            </w:tr>
+          </w:tbl>
+          <w:p>
+            <w:pPr>
+              <w:spacing w:before="40" w:after="40"/>
+            </w:pPr>
+          </w:p>
           <w:p>
             <w:pPr>
               <w:spacing w:before="60" w:after="20"/>
@@ -3766,7 +5341,7 @@
                 <w:b/>
                 <w:sz w:val="18"/>
               </w:rPr>
-              <w:t xml:space="preserve">  • Representación: </w:t>
+              <w:t xml:space="preserve">Representación: </w:t>
             </w:r>
             <w:r>
               <w:rPr>
@@ -3786,7 +5361,7 @@
                 <w:b/>
                 <w:sz w:val="18"/>
               </w:rPr>
-              <w:t xml:space="preserve">  • Acción y expresión: </w:t>
+              <w:t xml:space="preserve">Acción y expresión: </w:t>
             </w:r>
             <w:r>
               <w:rPr>
@@ -3806,7 +5381,7 @@
                 <w:b/>
                 <w:sz w:val="18"/>
               </w:rPr>
-              <w:t xml:space="preserve">  • Compromiso-Motivación: </w:t>
+              <w:t xml:space="preserve">Compromiso-Motivación: </w:t>
             </w:r>
             <w:r>
               <w:rPr>
@@ -3815,6 +5390,111 @@
               </w:rPr>
               <w:t>Cierre exitoso del ciclo de producción escrita.</w:t>
             </w:r>
+          </w:p>
+          <w:tbl>
+            <w:tblPr>
+              <w:tblStyle w:val="Tablaconcuadrcula"/>
+              <w:tblW w:w="0" w:type="auto"/>
+              <w:jc w:val="center"/>
+              <w:tblLayout w:type="fixed"/>
+            </w:tblPr>
+            <w:tblGrid>
+              <w:gridCol w:w="683"/>
+              <w:gridCol w:w="683"/>
+              <w:gridCol w:w="683"/>
+            </w:tblGrid>
+            <w:tr>
+              <w:trPr>
+                <w:trHeight w:val="278"/>
+                <w:jc w:val="center"/>
+              </w:trPr>
+              <w:tc>
+                <w:tcPr>
+                  <w:tcW w:w="683" w:type="dxa"/>
+                  <w:shd w:val="clear" w:color="auto" w:fill="7030A0"/>
+                </w:tcPr>
+                <w:p>
+                  <w:pPr>
+                    <w:pStyle w:val="Sinespaciado"/>
+                    <w:jc w:val="center"/>
+                    <w:rPr>
+                      <w:rFonts w:ascii="Times New Roman" w:hAnsi="Times New Roman" w:cs="Times New Roman"/>
+                      <w:b/>
+                      <w:color w:val="FFFFFF"/>
+                      <w:sz w:val="20"/>
+                    </w:rPr>
+                  </w:pPr>
+                  <w:r>
+                    <w:rPr>
+                      <w:rFonts w:ascii="Times New Roman" w:hAnsi="Times New Roman" w:cs="Times New Roman"/>
+                      <w:b/>
+                      <w:color w:val="FFFFFF"/>
+                      <w:sz w:val="20"/>
+                    </w:rPr>
+                    <w:t>R</w:t>
+                  </w:r>
+                </w:p>
+              </w:tc>
+              <w:tc>
+                <w:tcPr>
+                  <w:tcW w:w="683" w:type="dxa"/>
+                  <w:shd w:val="clear" w:color="auto" w:fill="00B0F0"/>
+                </w:tcPr>
+                <w:p>
+                  <w:pPr>
+                    <w:pStyle w:val="Sinespaciado"/>
+                    <w:jc w:val="center"/>
+                    <w:rPr>
+                      <w:rFonts w:ascii="Times New Roman" w:hAnsi="Times New Roman" w:cs="Times New Roman"/>
+                      <w:b/>
+                      <w:color w:val="FFFFFF"/>
+                      <w:sz w:val="20"/>
+                    </w:rPr>
+                  </w:pPr>
+                  <w:r>
+                    <w:rPr>
+                      <w:rFonts w:ascii="Times New Roman" w:hAnsi="Times New Roman" w:cs="Times New Roman"/>
+                      <w:b/>
+                      <w:color w:val="FFFFFF"/>
+                      <w:sz w:val="20"/>
+                    </w:rPr>
+                    <w:t>A-E</w:t>
+                  </w:r>
+                </w:p>
+              </w:tc>
+              <w:tc>
+                <w:tcPr>
+                  <w:tcW w:w="683" w:type="dxa"/>
+                  <w:shd w:val="clear" w:color="auto" w:fill="538135"/>
+                </w:tcPr>
+                <w:p>
+                  <w:pPr>
+                    <w:pStyle w:val="Sinespaciado"/>
+                    <w:jc w:val="center"/>
+                    <w:rPr>
+                      <w:rFonts w:ascii="Times New Roman" w:hAnsi="Times New Roman" w:cs="Times New Roman"/>
+                      <w:b/>
+                      <w:color w:val="FFFFFF"/>
+                      <w:sz w:val="20"/>
+                    </w:rPr>
+                  </w:pPr>
+                  <w:r>
+                    <w:rPr>
+                      <w:rFonts w:ascii="Times New Roman" w:hAnsi="Times New Roman" w:cs="Times New Roman"/>
+                      <w:b/>
+                      <w:color w:val="FFFFFF"/>
+                      <w:sz w:val="20"/>
+                    </w:rPr>
+                    <w:t>C-M</w:t>
+                  </w:r>
+                </w:p>
+              </w:tc>
+            </w:tr>
+          </w:tbl>
+          <w:p>
+            <w:pPr>
+              <w:spacing w:before="40" w:after="40"/>
+            </w:pPr>
           </w:p>
         </w:tc>
         <w:tc>
@@ -4006,7 +5686,7 @@
                 <w:b/>
                 <w:sz w:val="18"/>
               </w:rPr>
-              <w:t xml:space="preserve">  • Representación: </w:t>
+              <w:t xml:space="preserve">Representación: </w:t>
             </w:r>
             <w:r>
               <w:rPr>
@@ -4026,7 +5706,7 @@
                 <w:b/>
                 <w:sz w:val="18"/>
               </w:rPr>
-              <w:t xml:space="preserve">  • Acción y expresión: </w:t>
+              <w:t xml:space="preserve">Acción y expresión: </w:t>
             </w:r>
             <w:r>
               <w:rPr>
@@ -4046,7 +5726,7 @@
                 <w:b/>
                 <w:sz w:val="18"/>
               </w:rPr>
-              <w:t xml:space="preserve">  • Compromiso-Motivación: </w:t>
+              <w:t xml:space="preserve">Compromiso-Motivación: </w:t>
             </w:r>
             <w:r>
               <w:rPr>
@@ -4056,6 +5736,111 @@
               <w:t>Conexión con lo sagrado, la fantasía y la identidad intercultural.</w:t>
             </w:r>
           </w:p>
+          <w:tbl>
+            <w:tblPr>
+              <w:tblStyle w:val="Tablaconcuadrcula"/>
+              <w:tblW w:w="0" w:type="auto"/>
+              <w:jc w:val="center"/>
+              <w:tblLayout w:type="fixed"/>
+            </w:tblPr>
+            <w:tblGrid>
+              <w:gridCol w:w="683"/>
+              <w:gridCol w:w="683"/>
+              <w:gridCol w:w="683"/>
+            </w:tblGrid>
+            <w:tr>
+              <w:trPr>
+                <w:trHeight w:val="278"/>
+                <w:jc w:val="center"/>
+              </w:trPr>
+              <w:tc>
+                <w:tcPr>
+                  <w:tcW w:w="683" w:type="dxa"/>
+                  <w:shd w:val="clear" w:color="auto" w:fill="7030A0"/>
+                </w:tcPr>
+                <w:p>
+                  <w:pPr>
+                    <w:pStyle w:val="Sinespaciado"/>
+                    <w:jc w:val="center"/>
+                    <w:rPr>
+                      <w:rFonts w:ascii="Times New Roman" w:hAnsi="Times New Roman" w:cs="Times New Roman"/>
+                      <w:b/>
+                      <w:color w:val="FFFFFF"/>
+                      <w:sz w:val="20"/>
+                    </w:rPr>
+                  </w:pPr>
+                  <w:r>
+                    <w:rPr>
+                      <w:rFonts w:ascii="Times New Roman" w:hAnsi="Times New Roman" w:cs="Times New Roman"/>
+                      <w:b/>
+                      <w:color w:val="FFFFFF"/>
+                      <w:sz w:val="20"/>
+                    </w:rPr>
+                    <w:t>R</w:t>
+                  </w:r>
+                </w:p>
+              </w:tc>
+              <w:tc>
+                <w:tcPr>
+                  <w:tcW w:w="683" w:type="dxa"/>
+                  <w:shd w:val="clear" w:color="auto" w:fill="00B0F0"/>
+                </w:tcPr>
+                <w:p>
+                  <w:pPr>
+                    <w:pStyle w:val="Sinespaciado"/>
+                    <w:jc w:val="center"/>
+                    <w:rPr>
+                      <w:rFonts w:ascii="Times New Roman" w:hAnsi="Times New Roman" w:cs="Times New Roman"/>
+                      <w:b/>
+                      <w:color w:val="FFFFFF"/>
+                      <w:sz w:val="20"/>
+                    </w:rPr>
+                  </w:pPr>
+                  <w:r>
+                    <w:rPr>
+                      <w:rFonts w:ascii="Times New Roman" w:hAnsi="Times New Roman" w:cs="Times New Roman"/>
+                      <w:b/>
+                      <w:color w:val="FFFFFF"/>
+                      <w:sz w:val="20"/>
+                    </w:rPr>
+                    <w:t>A-E</w:t>
+                  </w:r>
+                </w:p>
+              </w:tc>
+              <w:tc>
+                <w:tcPr>
+                  <w:tcW w:w="683" w:type="dxa"/>
+                  <w:shd w:val="clear" w:color="auto" w:fill="538135"/>
+                </w:tcPr>
+                <w:p>
+                  <w:pPr>
+                    <w:pStyle w:val="Sinespaciado"/>
+                    <w:jc w:val="center"/>
+                    <w:rPr>
+                      <w:rFonts w:ascii="Times New Roman" w:hAnsi="Times New Roman" w:cs="Times New Roman"/>
+                      <w:b/>
+                      <w:color w:val="FFFFFF"/>
+                      <w:sz w:val="20"/>
+                    </w:rPr>
+                  </w:pPr>
+                  <w:r>
+                    <w:rPr>
+                      <w:rFonts w:ascii="Times New Roman" w:hAnsi="Times New Roman" w:cs="Times New Roman"/>
+                      <w:b/>
+                      <w:color w:val="FFFFFF"/>
+                      <w:sz w:val="20"/>
+                    </w:rPr>
+                    <w:t>C-M</w:t>
+                  </w:r>
+                </w:p>
+              </w:tc>
+            </w:tr>
+          </w:tbl>
+          <w:p>
+            <w:pPr>
+              <w:spacing w:before="40" w:after="40"/>
+            </w:pPr>
+          </w:p>
           <w:p>
             <w:pPr>
               <w:spacing w:before="60" w:after="20"/>
@@ -4124,7 +5909,7 @@
                 <w:b/>
                 <w:sz w:val="18"/>
               </w:rPr>
-              <w:t xml:space="preserve">  • Representación: </w:t>
+              <w:t xml:space="preserve">Representación: </w:t>
             </w:r>
             <w:r>
               <w:rPr>
@@ -4144,7 +5929,7 @@
                 <w:b/>
                 <w:sz w:val="18"/>
               </w:rPr>
-              <w:t xml:space="preserve">  • Acción y expresión: </w:t>
+              <w:t xml:space="preserve">Acción y expresión: </w:t>
             </w:r>
             <w:r>
               <w:rPr>
@@ -4164,7 +5949,7 @@
                 <w:b/>
                 <w:sz w:val="18"/>
               </w:rPr>
-              <w:t xml:space="preserve">  • Compromiso-Motivación: </w:t>
+              <w:t xml:space="preserve">Compromiso-Motivación: </w:t>
             </w:r>
             <w:r>
               <w:rPr>
@@ -4174,6 +5959,111 @@
               <w:t>Respeto profundo por las diversas cosmovisiones y memoria histórica.</w:t>
             </w:r>
           </w:p>
+          <w:tbl>
+            <w:tblPr>
+              <w:tblStyle w:val="Tablaconcuadrcula"/>
+              <w:tblW w:w="0" w:type="auto"/>
+              <w:jc w:val="center"/>
+              <w:tblLayout w:type="fixed"/>
+            </w:tblPr>
+            <w:tblGrid>
+              <w:gridCol w:w="683"/>
+              <w:gridCol w:w="683"/>
+              <w:gridCol w:w="683"/>
+            </w:tblGrid>
+            <w:tr>
+              <w:trPr>
+                <w:trHeight w:val="278"/>
+                <w:jc w:val="center"/>
+              </w:trPr>
+              <w:tc>
+                <w:tcPr>
+                  <w:tcW w:w="683" w:type="dxa"/>
+                  <w:shd w:val="clear" w:color="auto" w:fill="7030A0"/>
+                </w:tcPr>
+                <w:p>
+                  <w:pPr>
+                    <w:pStyle w:val="Sinespaciado"/>
+                    <w:jc w:val="center"/>
+                    <w:rPr>
+                      <w:rFonts w:ascii="Times New Roman" w:hAnsi="Times New Roman" w:cs="Times New Roman"/>
+                      <w:b/>
+                      <w:color w:val="FFFFFF"/>
+                      <w:sz w:val="20"/>
+                    </w:rPr>
+                  </w:pPr>
+                  <w:r>
+                    <w:rPr>
+                      <w:rFonts w:ascii="Times New Roman" w:hAnsi="Times New Roman" w:cs="Times New Roman"/>
+                      <w:b/>
+                      <w:color w:val="FFFFFF"/>
+                      <w:sz w:val="20"/>
+                    </w:rPr>
+                    <w:t>R</w:t>
+                  </w:r>
+                </w:p>
+              </w:tc>
+              <w:tc>
+                <w:tcPr>
+                  <w:tcW w:w="683" w:type="dxa"/>
+                  <w:shd w:val="clear" w:color="auto" w:fill="00B0F0"/>
+                </w:tcPr>
+                <w:p>
+                  <w:pPr>
+                    <w:pStyle w:val="Sinespaciado"/>
+                    <w:jc w:val="center"/>
+                    <w:rPr>
+                      <w:rFonts w:ascii="Times New Roman" w:hAnsi="Times New Roman" w:cs="Times New Roman"/>
+                      <w:b/>
+                      <w:color w:val="FFFFFF"/>
+                      <w:sz w:val="20"/>
+                    </w:rPr>
+                  </w:pPr>
+                  <w:r>
+                    <w:rPr>
+                      <w:rFonts w:ascii="Times New Roman" w:hAnsi="Times New Roman" w:cs="Times New Roman"/>
+                      <w:b/>
+                      <w:color w:val="FFFFFF"/>
+                      <w:sz w:val="20"/>
+                    </w:rPr>
+                    <w:t>A-E</w:t>
+                  </w:r>
+                </w:p>
+              </w:tc>
+              <w:tc>
+                <w:tcPr>
+                  <w:tcW w:w="683" w:type="dxa"/>
+                  <w:shd w:val="clear" w:color="auto" w:fill="538135"/>
+                </w:tcPr>
+                <w:p>
+                  <w:pPr>
+                    <w:pStyle w:val="Sinespaciado"/>
+                    <w:jc w:val="center"/>
+                    <w:rPr>
+                      <w:rFonts w:ascii="Times New Roman" w:hAnsi="Times New Roman" w:cs="Times New Roman"/>
+                      <w:b/>
+                      <w:color w:val="FFFFFF"/>
+                      <w:sz w:val="20"/>
+                    </w:rPr>
+                  </w:pPr>
+                  <w:r>
+                    <w:rPr>
+                      <w:rFonts w:ascii="Times New Roman" w:hAnsi="Times New Roman" w:cs="Times New Roman"/>
+                      <w:b/>
+                      <w:color w:val="FFFFFF"/>
+                      <w:sz w:val="20"/>
+                    </w:rPr>
+                    <w:t>C-M</w:t>
+                  </w:r>
+                </w:p>
+              </w:tc>
+            </w:tr>
+          </w:tbl>
+          <w:p>
+            <w:pPr>
+              <w:spacing w:before="40" w:after="40"/>
+            </w:pPr>
+          </w:p>
           <w:p>
             <w:pPr>
               <w:spacing w:before="60" w:after="20"/>
@@ -4242,7 +6132,7 @@
                 <w:b/>
                 <w:sz w:val="18"/>
               </w:rPr>
-              <w:t xml:space="preserve">  • Representación: </w:t>
+              <w:t xml:space="preserve">Representación: </w:t>
             </w:r>
             <w:r>
               <w:rPr>
@@ -4262,7 +6152,7 @@
                 <w:b/>
                 <w:sz w:val="18"/>
               </w:rPr>
-              <w:t xml:space="preserve">  • Acción y expresión: </w:t>
+              <w:t xml:space="preserve">Acción y expresión: </w:t>
             </w:r>
             <w:r>
               <w:rPr>
@@ -4282,7 +6172,7 @@
                 <w:b/>
                 <w:sz w:val="18"/>
               </w:rPr>
-              <w:t xml:space="preserve">  • Compromiso-Motivación: </w:t>
+              <w:t xml:space="preserve">Compromiso-Motivación: </w:t>
             </w:r>
             <w:r>
               <w:rPr>
@@ -4292,6 +6182,111 @@
               <w:t>Disfrute estético y recreación de la literatura tradicional.</w:t>
             </w:r>
           </w:p>
+          <w:tbl>
+            <w:tblPr>
+              <w:tblStyle w:val="Tablaconcuadrcula"/>
+              <w:tblW w:w="0" w:type="auto"/>
+              <w:jc w:val="center"/>
+              <w:tblLayout w:type="fixed"/>
+            </w:tblPr>
+            <w:tblGrid>
+              <w:gridCol w:w="683"/>
+              <w:gridCol w:w="683"/>
+              <w:gridCol w:w="683"/>
+            </w:tblGrid>
+            <w:tr>
+              <w:trPr>
+                <w:trHeight w:val="278"/>
+                <w:jc w:val="center"/>
+              </w:trPr>
+              <w:tc>
+                <w:tcPr>
+                  <w:tcW w:w="683" w:type="dxa"/>
+                  <w:shd w:val="clear" w:color="auto" w:fill="7030A0"/>
+                </w:tcPr>
+                <w:p>
+                  <w:pPr>
+                    <w:pStyle w:val="Sinespaciado"/>
+                    <w:jc w:val="center"/>
+                    <w:rPr>
+                      <w:rFonts w:ascii="Times New Roman" w:hAnsi="Times New Roman" w:cs="Times New Roman"/>
+                      <w:b/>
+                      <w:color w:val="FFFFFF"/>
+                      <w:sz w:val="20"/>
+                    </w:rPr>
+                  </w:pPr>
+                  <w:r>
+                    <w:rPr>
+                      <w:rFonts w:ascii="Times New Roman" w:hAnsi="Times New Roman" w:cs="Times New Roman"/>
+                      <w:b/>
+                      <w:color w:val="FFFFFF"/>
+                      <w:sz w:val="20"/>
+                    </w:rPr>
+                    <w:t>R</w:t>
+                  </w:r>
+                </w:p>
+              </w:tc>
+              <w:tc>
+                <w:tcPr>
+                  <w:tcW w:w="683" w:type="dxa"/>
+                  <w:shd w:val="clear" w:color="auto" w:fill="00B0F0"/>
+                </w:tcPr>
+                <w:p>
+                  <w:pPr>
+                    <w:pStyle w:val="Sinespaciado"/>
+                    <w:jc w:val="center"/>
+                    <w:rPr>
+                      <w:rFonts w:ascii="Times New Roman" w:hAnsi="Times New Roman" w:cs="Times New Roman"/>
+                      <w:b/>
+                      <w:color w:val="FFFFFF"/>
+                      <w:sz w:val="20"/>
+                    </w:rPr>
+                  </w:pPr>
+                  <w:r>
+                    <w:rPr>
+                      <w:rFonts w:ascii="Times New Roman" w:hAnsi="Times New Roman" w:cs="Times New Roman"/>
+                      <w:b/>
+                      <w:color w:val="FFFFFF"/>
+                      <w:sz w:val="20"/>
+                    </w:rPr>
+                    <w:t>A-E</w:t>
+                  </w:r>
+                </w:p>
+              </w:tc>
+              <w:tc>
+                <w:tcPr>
+                  <w:tcW w:w="683" w:type="dxa"/>
+                  <w:shd w:val="clear" w:color="auto" w:fill="538135"/>
+                </w:tcPr>
+                <w:p>
+                  <w:pPr>
+                    <w:pStyle w:val="Sinespaciado"/>
+                    <w:jc w:val="center"/>
+                    <w:rPr>
+                      <w:rFonts w:ascii="Times New Roman" w:hAnsi="Times New Roman" w:cs="Times New Roman"/>
+                      <w:b/>
+                      <w:color w:val="FFFFFF"/>
+                      <w:sz w:val="20"/>
+                    </w:rPr>
+                  </w:pPr>
+                  <w:r>
+                    <w:rPr>
+                      <w:rFonts w:ascii="Times New Roman" w:hAnsi="Times New Roman" w:cs="Times New Roman"/>
+                      <w:b/>
+                      <w:color w:val="FFFFFF"/>
+                      <w:sz w:val="20"/>
+                    </w:rPr>
+                    <w:t>C-M</w:t>
+                  </w:r>
+                </w:p>
+              </w:tc>
+            </w:tr>
+          </w:tbl>
+          <w:p>
+            <w:pPr>
+              <w:spacing w:before="40" w:after="40"/>
+            </w:pPr>
+          </w:p>
           <w:p>
             <w:pPr>
               <w:spacing w:before="60" w:after="20"/>
@@ -4360,7 +6355,7 @@
                 <w:b/>
                 <w:sz w:val="18"/>
               </w:rPr>
-              <w:t xml:space="preserve">  • Representación: </w:t>
+              <w:t xml:space="preserve">Representación: </w:t>
             </w:r>
             <w:r>
               <w:rPr>
@@ -4380,7 +6375,7 @@
                 <w:b/>
                 <w:sz w:val="18"/>
               </w:rPr>
-              <w:t xml:space="preserve">  • Acción y expresión: </w:t>
+              <w:t xml:space="preserve">Acción y expresión: </w:t>
             </w:r>
             <w:r>
               <w:rPr>
@@ -4400,7 +6395,7 @@
                 <w:b/>
                 <w:sz w:val="18"/>
               </w:rPr>
-              <w:t xml:space="preserve">  • Compromiso-Motivación: </w:t>
+              <w:t xml:space="preserve">Compromiso-Motivación: </w:t>
             </w:r>
             <w:r>
               <w:rPr>
@@ -4409,6 +6404,111 @@
               </w:rPr>
               <w:t>Valoración de la interculturalidad como tesoro vivo del Ecuador.</w:t>
             </w:r>
+          </w:p>
+          <w:tbl>
+            <w:tblPr>
+              <w:tblStyle w:val="Tablaconcuadrcula"/>
+              <w:tblW w:w="0" w:type="auto"/>
+              <w:jc w:val="center"/>
+              <w:tblLayout w:type="fixed"/>
+            </w:tblPr>
+            <w:tblGrid>
+              <w:gridCol w:w="683"/>
+              <w:gridCol w:w="683"/>
+              <w:gridCol w:w="683"/>
+            </w:tblGrid>
+            <w:tr>
+              <w:trPr>
+                <w:trHeight w:val="278"/>
+                <w:jc w:val="center"/>
+              </w:trPr>
+              <w:tc>
+                <w:tcPr>
+                  <w:tcW w:w="683" w:type="dxa"/>
+                  <w:shd w:val="clear" w:color="auto" w:fill="7030A0"/>
+                </w:tcPr>
+                <w:p>
+                  <w:pPr>
+                    <w:pStyle w:val="Sinespaciado"/>
+                    <w:jc w:val="center"/>
+                    <w:rPr>
+                      <w:rFonts w:ascii="Times New Roman" w:hAnsi="Times New Roman" w:cs="Times New Roman"/>
+                      <w:b/>
+                      <w:color w:val="FFFFFF"/>
+                      <w:sz w:val="20"/>
+                    </w:rPr>
+                  </w:pPr>
+                  <w:r>
+                    <w:rPr>
+                      <w:rFonts w:ascii="Times New Roman" w:hAnsi="Times New Roman" w:cs="Times New Roman"/>
+                      <w:b/>
+                      <w:color w:val="FFFFFF"/>
+                      <w:sz w:val="20"/>
+                    </w:rPr>
+                    <w:t>R</w:t>
+                  </w:r>
+                </w:p>
+              </w:tc>
+              <w:tc>
+                <w:tcPr>
+                  <w:tcW w:w="683" w:type="dxa"/>
+                  <w:shd w:val="clear" w:color="auto" w:fill="00B0F0"/>
+                </w:tcPr>
+                <w:p>
+                  <w:pPr>
+                    <w:pStyle w:val="Sinespaciado"/>
+                    <w:jc w:val="center"/>
+                    <w:rPr>
+                      <w:rFonts w:ascii="Times New Roman" w:hAnsi="Times New Roman" w:cs="Times New Roman"/>
+                      <w:b/>
+                      <w:color w:val="FFFFFF"/>
+                      <w:sz w:val="20"/>
+                    </w:rPr>
+                  </w:pPr>
+                  <w:r>
+                    <w:rPr>
+                      <w:rFonts w:ascii="Times New Roman" w:hAnsi="Times New Roman" w:cs="Times New Roman"/>
+                      <w:b/>
+                      <w:color w:val="FFFFFF"/>
+                      <w:sz w:val="20"/>
+                    </w:rPr>
+                    <w:t>A-E</w:t>
+                  </w:r>
+                </w:p>
+              </w:tc>
+              <w:tc>
+                <w:tcPr>
+                  <w:tcW w:w="683" w:type="dxa"/>
+                  <w:shd w:val="clear" w:color="auto" w:fill="538135"/>
+                </w:tcPr>
+                <w:p>
+                  <w:pPr>
+                    <w:pStyle w:val="Sinespaciado"/>
+                    <w:jc w:val="center"/>
+                    <w:rPr>
+                      <w:rFonts w:ascii="Times New Roman" w:hAnsi="Times New Roman" w:cs="Times New Roman"/>
+                      <w:b/>
+                      <w:color w:val="FFFFFF"/>
+                      <w:sz w:val="20"/>
+                    </w:rPr>
+                  </w:pPr>
+                  <w:r>
+                    <w:rPr>
+                      <w:rFonts w:ascii="Times New Roman" w:hAnsi="Times New Roman" w:cs="Times New Roman"/>
+                      <w:b/>
+                      <w:color w:val="FFFFFF"/>
+                      <w:sz w:val="20"/>
+                    </w:rPr>
+                    <w:t>C-M</w:t>
+                  </w:r>
+                </w:p>
+              </w:tc>
+            </w:tr>
+          </w:tbl>
+          <w:p>
+            <w:pPr>
+              <w:spacing w:before="40" w:after="40"/>
+            </w:pPr>
           </w:p>
         </w:tc>
         <w:tc>
@@ -4603,7 +6703,7 @@
                 <w:b/>
                 <w:sz w:val="18"/>
               </w:rPr>
-              <w:t xml:space="preserve">  • Representación: </w:t>
+              <w:t xml:space="preserve">Representación: </w:t>
             </w:r>
             <w:r>
               <w:rPr>
@@ -4623,7 +6723,7 @@
                 <w:b/>
                 <w:sz w:val="18"/>
               </w:rPr>
-              <w:t xml:space="preserve">  • Acción y expresión: </w:t>
+              <w:t xml:space="preserve">Acción y expresión: </w:t>
             </w:r>
             <w:r>
               <w:rPr>
@@ -4643,7 +6743,7 @@
                 <w:b/>
                 <w:sz w:val="18"/>
               </w:rPr>
-              <w:t xml:space="preserve">  • Compromiso-Motivación: </w:t>
+              <w:t xml:space="preserve">Compromiso-Motivación: </w:t>
             </w:r>
             <w:r>
               <w:rPr>
@@ -4653,6 +6753,111 @@
               <w:t>Entusiasmo infantil por el lenguaje dinámico del cómic.</w:t>
             </w:r>
           </w:p>
+          <w:tbl>
+            <w:tblPr>
+              <w:tblStyle w:val="Tablaconcuadrcula"/>
+              <w:tblW w:w="0" w:type="auto"/>
+              <w:jc w:val="center"/>
+              <w:tblLayout w:type="fixed"/>
+            </w:tblPr>
+            <w:tblGrid>
+              <w:gridCol w:w="683"/>
+              <w:gridCol w:w="683"/>
+              <w:gridCol w:w="683"/>
+            </w:tblGrid>
+            <w:tr>
+              <w:trPr>
+                <w:trHeight w:val="278"/>
+                <w:jc w:val="center"/>
+              </w:trPr>
+              <w:tc>
+                <w:tcPr>
+                  <w:tcW w:w="683" w:type="dxa"/>
+                  <w:shd w:val="clear" w:color="auto" w:fill="7030A0"/>
+                </w:tcPr>
+                <w:p>
+                  <w:pPr>
+                    <w:pStyle w:val="Sinespaciado"/>
+                    <w:jc w:val="center"/>
+                    <w:rPr>
+                      <w:rFonts w:ascii="Times New Roman" w:hAnsi="Times New Roman" w:cs="Times New Roman"/>
+                      <w:b/>
+                      <w:color w:val="FFFFFF"/>
+                      <w:sz w:val="20"/>
+                    </w:rPr>
+                  </w:pPr>
+                  <w:r>
+                    <w:rPr>
+                      <w:rFonts w:ascii="Times New Roman" w:hAnsi="Times New Roman" w:cs="Times New Roman"/>
+                      <w:b/>
+                      <w:color w:val="FFFFFF"/>
+                      <w:sz w:val="20"/>
+                    </w:rPr>
+                    <w:t>R</w:t>
+                  </w:r>
+                </w:p>
+              </w:tc>
+              <w:tc>
+                <w:tcPr>
+                  <w:tcW w:w="683" w:type="dxa"/>
+                  <w:shd w:val="clear" w:color="auto" w:fill="00B0F0"/>
+                </w:tcPr>
+                <w:p>
+                  <w:pPr>
+                    <w:pStyle w:val="Sinespaciado"/>
+                    <w:jc w:val="center"/>
+                    <w:rPr>
+                      <w:rFonts w:ascii="Times New Roman" w:hAnsi="Times New Roman" w:cs="Times New Roman"/>
+                      <w:b/>
+                      <w:color w:val="FFFFFF"/>
+                      <w:sz w:val="20"/>
+                    </w:rPr>
+                  </w:pPr>
+                  <w:r>
+                    <w:rPr>
+                      <w:rFonts w:ascii="Times New Roman" w:hAnsi="Times New Roman" w:cs="Times New Roman"/>
+                      <w:b/>
+                      <w:color w:val="FFFFFF"/>
+                      <w:sz w:val="20"/>
+                    </w:rPr>
+                    <w:t>A-E</w:t>
+                  </w:r>
+                </w:p>
+              </w:tc>
+              <w:tc>
+                <w:tcPr>
+                  <w:tcW w:w="683" w:type="dxa"/>
+                  <w:shd w:val="clear" w:color="auto" w:fill="538135"/>
+                </w:tcPr>
+                <w:p>
+                  <w:pPr>
+                    <w:pStyle w:val="Sinespaciado"/>
+                    <w:jc w:val="center"/>
+                    <w:rPr>
+                      <w:rFonts w:ascii="Times New Roman" w:hAnsi="Times New Roman" w:cs="Times New Roman"/>
+                      <w:b/>
+                      <w:color w:val="FFFFFF"/>
+                      <w:sz w:val="20"/>
+                    </w:rPr>
+                  </w:pPr>
+                  <w:r>
+                    <w:rPr>
+                      <w:rFonts w:ascii="Times New Roman" w:hAnsi="Times New Roman" w:cs="Times New Roman"/>
+                      <w:b/>
+                      <w:color w:val="FFFFFF"/>
+                      <w:sz w:val="20"/>
+                    </w:rPr>
+                    <w:t>C-M</w:t>
+                  </w:r>
+                </w:p>
+              </w:tc>
+            </w:tr>
+          </w:tbl>
+          <w:p>
+            <w:pPr>
+              <w:spacing w:before="40" w:after="40"/>
+            </w:pPr>
+          </w:p>
           <w:p>
             <w:pPr>
               <w:spacing w:before="60" w:after="20"/>
@@ -4721,7 +6926,7 @@
                 <w:b/>
                 <w:sz w:val="18"/>
               </w:rPr>
-              <w:t xml:space="preserve">  • Representación: </w:t>
+              <w:t xml:space="preserve">Representación: </w:t>
             </w:r>
             <w:r>
               <w:rPr>
@@ -4741,7 +6946,7 @@
                 <w:b/>
                 <w:sz w:val="18"/>
               </w:rPr>
-              <w:t xml:space="preserve">  • Acción y expresión: </w:t>
+              <w:t xml:space="preserve">Acción y expresión: </w:t>
             </w:r>
             <w:r>
               <w:rPr>
@@ -4761,7 +6966,7 @@
                 <w:b/>
                 <w:sz w:val="18"/>
               </w:rPr>
-              <w:t xml:space="preserve">  • Compromiso-Motivación: </w:t>
+              <w:t xml:space="preserve">Compromiso-Motivación: </w:t>
             </w:r>
             <w:r>
               <w:rPr>
@@ -4771,6 +6976,111 @@
               <w:t>Seguridad y preparación integral para el cierre de la unidad.</w:t>
             </w:r>
           </w:p>
+          <w:tbl>
+            <w:tblPr>
+              <w:tblStyle w:val="Tablaconcuadrcula"/>
+              <w:tblW w:w="0" w:type="auto"/>
+              <w:jc w:val="center"/>
+              <w:tblLayout w:type="fixed"/>
+            </w:tblPr>
+            <w:tblGrid>
+              <w:gridCol w:w="683"/>
+              <w:gridCol w:w="683"/>
+              <w:gridCol w:w="683"/>
+            </w:tblGrid>
+            <w:tr>
+              <w:trPr>
+                <w:trHeight w:val="278"/>
+                <w:jc w:val="center"/>
+              </w:trPr>
+              <w:tc>
+                <w:tcPr>
+                  <w:tcW w:w="683" w:type="dxa"/>
+                  <w:shd w:val="clear" w:color="auto" w:fill="7030A0"/>
+                </w:tcPr>
+                <w:p>
+                  <w:pPr>
+                    <w:pStyle w:val="Sinespaciado"/>
+                    <w:jc w:val="center"/>
+                    <w:rPr>
+                      <w:rFonts w:ascii="Times New Roman" w:hAnsi="Times New Roman" w:cs="Times New Roman"/>
+                      <w:b/>
+                      <w:color w:val="FFFFFF"/>
+                      <w:sz w:val="20"/>
+                    </w:rPr>
+                  </w:pPr>
+                  <w:r>
+                    <w:rPr>
+                      <w:rFonts w:ascii="Times New Roman" w:hAnsi="Times New Roman" w:cs="Times New Roman"/>
+                      <w:b/>
+                      <w:color w:val="FFFFFF"/>
+                      <w:sz w:val="20"/>
+                    </w:rPr>
+                    <w:t>R</w:t>
+                  </w:r>
+                </w:p>
+              </w:tc>
+              <w:tc>
+                <w:tcPr>
+                  <w:tcW w:w="683" w:type="dxa"/>
+                  <w:shd w:val="clear" w:color="auto" w:fill="00B0F0"/>
+                </w:tcPr>
+                <w:p>
+                  <w:pPr>
+                    <w:pStyle w:val="Sinespaciado"/>
+                    <w:jc w:val="center"/>
+                    <w:rPr>
+                      <w:rFonts w:ascii="Times New Roman" w:hAnsi="Times New Roman" w:cs="Times New Roman"/>
+                      <w:b/>
+                      <w:color w:val="FFFFFF"/>
+                      <w:sz w:val="20"/>
+                    </w:rPr>
+                  </w:pPr>
+                  <w:r>
+                    <w:rPr>
+                      <w:rFonts w:ascii="Times New Roman" w:hAnsi="Times New Roman" w:cs="Times New Roman"/>
+                      <w:b/>
+                      <w:color w:val="FFFFFF"/>
+                      <w:sz w:val="20"/>
+                    </w:rPr>
+                    <w:t>A-E</w:t>
+                  </w:r>
+                </w:p>
+              </w:tc>
+              <w:tc>
+                <w:tcPr>
+                  <w:tcW w:w="683" w:type="dxa"/>
+                  <w:shd w:val="clear" w:color="auto" w:fill="538135"/>
+                </w:tcPr>
+                <w:p>
+                  <w:pPr>
+                    <w:pStyle w:val="Sinespaciado"/>
+                    <w:jc w:val="center"/>
+                    <w:rPr>
+                      <w:rFonts w:ascii="Times New Roman" w:hAnsi="Times New Roman" w:cs="Times New Roman"/>
+                      <w:b/>
+                      <w:color w:val="FFFFFF"/>
+                      <w:sz w:val="20"/>
+                    </w:rPr>
+                  </w:pPr>
+                  <w:r>
+                    <w:rPr>
+                      <w:rFonts w:ascii="Times New Roman" w:hAnsi="Times New Roman" w:cs="Times New Roman"/>
+                      <w:b/>
+                      <w:color w:val="FFFFFF"/>
+                      <w:sz w:val="20"/>
+                    </w:rPr>
+                    <w:t>C-M</w:t>
+                  </w:r>
+                </w:p>
+              </w:tc>
+            </w:tr>
+          </w:tbl>
+          <w:p>
+            <w:pPr>
+              <w:spacing w:before="40" w:after="40"/>
+            </w:pPr>
+          </w:p>
           <w:p>
             <w:pPr>
               <w:spacing w:before="60" w:after="20"/>
@@ -4839,7 +7149,7 @@
                 <w:b/>
                 <w:sz w:val="18"/>
               </w:rPr>
-              <w:t xml:space="preserve">  • Representación: </w:t>
+              <w:t xml:space="preserve">Representación: </w:t>
             </w:r>
             <w:r>
               <w:rPr>
@@ -4859,7 +7169,7 @@
                 <w:b/>
                 <w:sz w:val="18"/>
               </w:rPr>
-              <w:t xml:space="preserve">  • Acción y expresión: </w:t>
+              <w:t xml:space="preserve">Acción y expresión: </w:t>
             </w:r>
             <w:r>
               <w:rPr>
@@ -4879,7 +7189,7 @@
                 <w:b/>
                 <w:sz w:val="18"/>
               </w:rPr>
-              <w:t xml:space="preserve">  • Compromiso-Motivación: </w:t>
+              <w:t xml:space="preserve">Compromiso-Motivación: </w:t>
             </w:r>
             <w:r>
               <w:rPr>
@@ -4889,6 +7199,111 @@
               <w:t>Demostración tangible de las competencias adquiridas en el ciclo.</w:t>
             </w:r>
           </w:p>
+          <w:tbl>
+            <w:tblPr>
+              <w:tblStyle w:val="Tablaconcuadrcula"/>
+              <w:tblW w:w="0" w:type="auto"/>
+              <w:jc w:val="center"/>
+              <w:tblLayout w:type="fixed"/>
+            </w:tblPr>
+            <w:tblGrid>
+              <w:gridCol w:w="683"/>
+              <w:gridCol w:w="683"/>
+              <w:gridCol w:w="683"/>
+            </w:tblGrid>
+            <w:tr>
+              <w:trPr>
+                <w:trHeight w:val="278"/>
+                <w:jc w:val="center"/>
+              </w:trPr>
+              <w:tc>
+                <w:tcPr>
+                  <w:tcW w:w="683" w:type="dxa"/>
+                  <w:shd w:val="clear" w:color="auto" w:fill="7030A0"/>
+                </w:tcPr>
+                <w:p>
+                  <w:pPr>
+                    <w:pStyle w:val="Sinespaciado"/>
+                    <w:jc w:val="center"/>
+                    <w:rPr>
+                      <w:rFonts w:ascii="Times New Roman" w:hAnsi="Times New Roman" w:cs="Times New Roman"/>
+                      <w:b/>
+                      <w:color w:val="FFFFFF"/>
+                      <w:sz w:val="20"/>
+                    </w:rPr>
+                  </w:pPr>
+                  <w:r>
+                    <w:rPr>
+                      <w:rFonts w:ascii="Times New Roman" w:hAnsi="Times New Roman" w:cs="Times New Roman"/>
+                      <w:b/>
+                      <w:color w:val="FFFFFF"/>
+                      <w:sz w:val="20"/>
+                    </w:rPr>
+                    <w:t>R</w:t>
+                  </w:r>
+                </w:p>
+              </w:tc>
+              <w:tc>
+                <w:tcPr>
+                  <w:tcW w:w="683" w:type="dxa"/>
+                  <w:shd w:val="clear" w:color="auto" w:fill="00B0F0"/>
+                </w:tcPr>
+                <w:p>
+                  <w:pPr>
+                    <w:pStyle w:val="Sinespaciado"/>
+                    <w:jc w:val="center"/>
+                    <w:rPr>
+                      <w:rFonts w:ascii="Times New Roman" w:hAnsi="Times New Roman" w:cs="Times New Roman"/>
+                      <w:b/>
+                      <w:color w:val="FFFFFF"/>
+                      <w:sz w:val="20"/>
+                    </w:rPr>
+                  </w:pPr>
+                  <w:r>
+                    <w:rPr>
+                      <w:rFonts w:ascii="Times New Roman" w:hAnsi="Times New Roman" w:cs="Times New Roman"/>
+                      <w:b/>
+                      <w:color w:val="FFFFFF"/>
+                      <w:sz w:val="20"/>
+                    </w:rPr>
+                    <w:t>A-E</w:t>
+                  </w:r>
+                </w:p>
+              </w:tc>
+              <w:tc>
+                <w:tcPr>
+                  <w:tcW w:w="683" w:type="dxa"/>
+                  <w:shd w:val="clear" w:color="auto" w:fill="538135"/>
+                </w:tcPr>
+                <w:p>
+                  <w:pPr>
+                    <w:pStyle w:val="Sinespaciado"/>
+                    <w:jc w:val="center"/>
+                    <w:rPr>
+                      <w:rFonts w:ascii="Times New Roman" w:hAnsi="Times New Roman" w:cs="Times New Roman"/>
+                      <w:b/>
+                      <w:color w:val="FFFFFF"/>
+                      <w:sz w:val="20"/>
+                    </w:rPr>
+                  </w:pPr>
+                  <w:r>
+                    <w:rPr>
+                      <w:rFonts w:ascii="Times New Roman" w:hAnsi="Times New Roman" w:cs="Times New Roman"/>
+                      <w:b/>
+                      <w:color w:val="FFFFFF"/>
+                      <w:sz w:val="20"/>
+                    </w:rPr>
+                    <w:t>C-M</w:t>
+                  </w:r>
+                </w:p>
+              </w:tc>
+            </w:tr>
+          </w:tbl>
+          <w:p>
+            <w:pPr>
+              <w:spacing w:before="40" w:after="40"/>
+            </w:pPr>
+          </w:p>
           <w:p>
             <w:pPr>
               <w:spacing w:before="60" w:after="20"/>
@@ -4957,7 +7372,7 @@
                 <w:b/>
                 <w:sz w:val="18"/>
               </w:rPr>
-              <w:t xml:space="preserve">  • Representación: </w:t>
+              <w:t xml:space="preserve">Representación: </w:t>
             </w:r>
             <w:r>
               <w:rPr>
@@ -4977,7 +7392,7 @@
                 <w:b/>
                 <w:sz w:val="18"/>
               </w:rPr>
-              <w:t xml:space="preserve">  • Acción y expresión: </w:t>
+              <w:t xml:space="preserve">Acción y expresión: </w:t>
             </w:r>
             <w:r>
               <w:rPr>
@@ -4997,7 +7412,7 @@
                 <w:b/>
                 <w:sz w:val="18"/>
               </w:rPr>
-              <w:t xml:space="preserve">  • Compromiso-Motivación: </w:t>
+              <w:t xml:space="preserve">Compromiso-Motivación: </w:t>
             </w:r>
             <w:r>
               <w:rPr>
@@ -5006,6 +7421,111 @@
               </w:rPr>
               <w:t>Culminación exitosa y satisfacción por el producto final terminado.</w:t>
             </w:r>
+          </w:p>
+          <w:tbl>
+            <w:tblPr>
+              <w:tblStyle w:val="Tablaconcuadrcula"/>
+              <w:tblW w:w="0" w:type="auto"/>
+              <w:jc w:val="center"/>
+              <w:tblLayout w:type="fixed"/>
+            </w:tblPr>
+            <w:tblGrid>
+              <w:gridCol w:w="683"/>
+              <w:gridCol w:w="683"/>
+              <w:gridCol w:w="683"/>
+            </w:tblGrid>
+            <w:tr>
+              <w:trPr>
+                <w:trHeight w:val="278"/>
+                <w:jc w:val="center"/>
+              </w:trPr>
+              <w:tc>
+                <w:tcPr>
+                  <w:tcW w:w="683" w:type="dxa"/>
+                  <w:shd w:val="clear" w:color="auto" w:fill="7030A0"/>
+                </w:tcPr>
+                <w:p>
+                  <w:pPr>
+                    <w:pStyle w:val="Sinespaciado"/>
+                    <w:jc w:val="center"/>
+                    <w:rPr>
+                      <w:rFonts w:ascii="Times New Roman" w:hAnsi="Times New Roman" w:cs="Times New Roman"/>
+                      <w:b/>
+                      <w:color w:val="FFFFFF"/>
+                      <w:sz w:val="20"/>
+                    </w:rPr>
+                  </w:pPr>
+                  <w:r>
+                    <w:rPr>
+                      <w:rFonts w:ascii="Times New Roman" w:hAnsi="Times New Roman" w:cs="Times New Roman"/>
+                      <w:b/>
+                      <w:color w:val="FFFFFF"/>
+                      <w:sz w:val="20"/>
+                    </w:rPr>
+                    <w:t>R</w:t>
+                  </w:r>
+                </w:p>
+              </w:tc>
+              <w:tc>
+                <w:tcPr>
+                  <w:tcW w:w="683" w:type="dxa"/>
+                  <w:shd w:val="clear" w:color="auto" w:fill="00B0F0"/>
+                </w:tcPr>
+                <w:p>
+                  <w:pPr>
+                    <w:pStyle w:val="Sinespaciado"/>
+                    <w:jc w:val="center"/>
+                    <w:rPr>
+                      <w:rFonts w:ascii="Times New Roman" w:hAnsi="Times New Roman" w:cs="Times New Roman"/>
+                      <w:b/>
+                      <w:color w:val="FFFFFF"/>
+                      <w:sz w:val="20"/>
+                    </w:rPr>
+                  </w:pPr>
+                  <w:r>
+                    <w:rPr>
+                      <w:rFonts w:ascii="Times New Roman" w:hAnsi="Times New Roman" w:cs="Times New Roman"/>
+                      <w:b/>
+                      <w:color w:val="FFFFFF"/>
+                      <w:sz w:val="20"/>
+                    </w:rPr>
+                    <w:t>A-E</w:t>
+                  </w:r>
+                </w:p>
+              </w:tc>
+              <w:tc>
+                <w:tcPr>
+                  <w:tcW w:w="683" w:type="dxa"/>
+                  <w:shd w:val="clear" w:color="auto" w:fill="538135"/>
+                </w:tcPr>
+                <w:p>
+                  <w:pPr>
+                    <w:pStyle w:val="Sinespaciado"/>
+                    <w:jc w:val="center"/>
+                    <w:rPr>
+                      <w:rFonts w:ascii="Times New Roman" w:hAnsi="Times New Roman" w:cs="Times New Roman"/>
+                      <w:b/>
+                      <w:color w:val="FFFFFF"/>
+                      <w:sz w:val="20"/>
+                    </w:rPr>
+                  </w:pPr>
+                  <w:r>
+                    <w:rPr>
+                      <w:rFonts w:ascii="Times New Roman" w:hAnsi="Times New Roman" w:cs="Times New Roman"/>
+                      <w:b/>
+                      <w:color w:val="FFFFFF"/>
+                      <w:sz w:val="20"/>
+                    </w:rPr>
+                    <w:t>C-M</w:t>
+                  </w:r>
+                </w:p>
+              </w:tc>
+            </w:tr>
+          </w:tbl>
+          <w:p>
+            <w:pPr>
+              <w:spacing w:before="40" w:after="40"/>
+            </w:pPr>
           </w:p>
         </w:tc>
         <w:tc>
@@ -5198,7 +7718,7 @@
                 <w:b/>
                 <w:sz w:val="18"/>
               </w:rPr>
-              <w:t xml:space="preserve">  • Representación: </w:t>
+              <w:t xml:space="preserve">Representación: </w:t>
             </w:r>
             <w:r>
               <w:rPr>
@@ -5218,7 +7738,7 @@
                 <w:b/>
                 <w:sz w:val="18"/>
               </w:rPr>
-              <w:t xml:space="preserve">  • Acción y expresión: </w:t>
+              <w:t xml:space="preserve">Acción y expresión: </w:t>
             </w:r>
             <w:r>
               <w:rPr>
@@ -5238,7 +7758,7 @@
                 <w:b/>
                 <w:sz w:val="18"/>
               </w:rPr>
-              <w:t xml:space="preserve">  • Compromiso-Motivación: </w:t>
+              <w:t xml:space="preserve">Compromiso-Motivación: </w:t>
             </w:r>
             <w:r>
               <w:rPr>
@@ -5248,6 +7768,111 @@
               <w:t>Entusiasmo por visibilizar el producto elaborado durante el trimestre.</w:t>
             </w:r>
           </w:p>
+          <w:tbl>
+            <w:tblPr>
+              <w:tblStyle w:val="Tablaconcuadrcula"/>
+              <w:tblW w:w="0" w:type="auto"/>
+              <w:jc w:val="center"/>
+              <w:tblLayout w:type="fixed"/>
+            </w:tblPr>
+            <w:tblGrid>
+              <w:gridCol w:w="683"/>
+              <w:gridCol w:w="683"/>
+              <w:gridCol w:w="683"/>
+            </w:tblGrid>
+            <w:tr>
+              <w:trPr>
+                <w:trHeight w:val="278"/>
+                <w:jc w:val="center"/>
+              </w:trPr>
+              <w:tc>
+                <w:tcPr>
+                  <w:tcW w:w="683" w:type="dxa"/>
+                  <w:shd w:val="clear" w:color="auto" w:fill="7030A0"/>
+                </w:tcPr>
+                <w:p>
+                  <w:pPr>
+                    <w:pStyle w:val="Sinespaciado"/>
+                    <w:jc w:val="center"/>
+                    <w:rPr>
+                      <w:rFonts w:ascii="Times New Roman" w:hAnsi="Times New Roman" w:cs="Times New Roman"/>
+                      <w:b/>
+                      <w:color w:val="FFFFFF"/>
+                      <w:sz w:val="20"/>
+                    </w:rPr>
+                  </w:pPr>
+                  <w:r>
+                    <w:rPr>
+                      <w:rFonts w:ascii="Times New Roman" w:hAnsi="Times New Roman" w:cs="Times New Roman"/>
+                      <w:b/>
+                      <w:color w:val="FFFFFF"/>
+                      <w:sz w:val="20"/>
+                    </w:rPr>
+                    <w:t>R</w:t>
+                  </w:r>
+                </w:p>
+              </w:tc>
+              <w:tc>
+                <w:tcPr>
+                  <w:tcW w:w="683" w:type="dxa"/>
+                  <w:shd w:val="clear" w:color="auto" w:fill="00B0F0"/>
+                </w:tcPr>
+                <w:p>
+                  <w:pPr>
+                    <w:pStyle w:val="Sinespaciado"/>
+                    <w:jc w:val="center"/>
+                    <w:rPr>
+                      <w:rFonts w:ascii="Times New Roman" w:hAnsi="Times New Roman" w:cs="Times New Roman"/>
+                      <w:b/>
+                      <w:color w:val="FFFFFF"/>
+                      <w:sz w:val="20"/>
+                    </w:rPr>
+                  </w:pPr>
+                  <w:r>
+                    <w:rPr>
+                      <w:rFonts w:ascii="Times New Roman" w:hAnsi="Times New Roman" w:cs="Times New Roman"/>
+                      <w:b/>
+                      <w:color w:val="FFFFFF"/>
+                      <w:sz w:val="20"/>
+                    </w:rPr>
+                    <w:t>A-E</w:t>
+                  </w:r>
+                </w:p>
+              </w:tc>
+              <w:tc>
+                <w:tcPr>
+                  <w:tcW w:w="683" w:type="dxa"/>
+                  <w:shd w:val="clear" w:color="auto" w:fill="538135"/>
+                </w:tcPr>
+                <w:p>
+                  <w:pPr>
+                    <w:pStyle w:val="Sinespaciado"/>
+                    <w:jc w:val="center"/>
+                    <w:rPr>
+                      <w:rFonts w:ascii="Times New Roman" w:hAnsi="Times New Roman" w:cs="Times New Roman"/>
+                      <w:b/>
+                      <w:color w:val="FFFFFF"/>
+                      <w:sz w:val="20"/>
+                    </w:rPr>
+                  </w:pPr>
+                  <w:r>
+                    <w:rPr>
+                      <w:rFonts w:ascii="Times New Roman" w:hAnsi="Times New Roman" w:cs="Times New Roman"/>
+                      <w:b/>
+                      <w:color w:val="FFFFFF"/>
+                      <w:sz w:val="20"/>
+                    </w:rPr>
+                    <w:t>C-M</w:t>
+                  </w:r>
+                </w:p>
+              </w:tc>
+            </w:tr>
+          </w:tbl>
+          <w:p>
+            <w:pPr>
+              <w:spacing w:before="40" w:after="40"/>
+            </w:pPr>
+          </w:p>
           <w:p>
             <w:pPr>
               <w:spacing w:before="60" w:after="20"/>
@@ -5316,7 +7941,7 @@
                 <w:b/>
                 <w:sz w:val="18"/>
               </w:rPr>
-              <w:t xml:space="preserve">  • Representación: </w:t>
+              <w:t xml:space="preserve">Representación: </w:t>
             </w:r>
             <w:r>
               <w:rPr>
@@ -5336,7 +7961,7 @@
                 <w:b/>
                 <w:sz w:val="18"/>
               </w:rPr>
-              <w:t xml:space="preserve">  • Acción y expresión: </w:t>
+              <w:t xml:space="preserve">Acción y expresión: </w:t>
             </w:r>
             <w:r>
               <w:rPr>
@@ -5356,7 +7981,7 @@
                 <w:b/>
                 <w:sz w:val="18"/>
               </w:rPr>
-              <w:t xml:space="preserve">  • Compromiso-Motivación: </w:t>
+              <w:t xml:space="preserve">Compromiso-Motivación: </w:t>
             </w:r>
             <w:r>
               <w:rPr>
@@ -5366,6 +7991,111 @@
               <w:t>Cultura de automejora y responsabilidad compartida.</w:t>
             </w:r>
           </w:p>
+          <w:tbl>
+            <w:tblPr>
+              <w:tblStyle w:val="Tablaconcuadrcula"/>
+              <w:tblW w:w="0" w:type="auto"/>
+              <w:jc w:val="center"/>
+              <w:tblLayout w:type="fixed"/>
+            </w:tblPr>
+            <w:tblGrid>
+              <w:gridCol w:w="683"/>
+              <w:gridCol w:w="683"/>
+              <w:gridCol w:w="683"/>
+            </w:tblGrid>
+            <w:tr>
+              <w:trPr>
+                <w:trHeight w:val="278"/>
+                <w:jc w:val="center"/>
+              </w:trPr>
+              <w:tc>
+                <w:tcPr>
+                  <w:tcW w:w="683" w:type="dxa"/>
+                  <w:shd w:val="clear" w:color="auto" w:fill="7030A0"/>
+                </w:tcPr>
+                <w:p>
+                  <w:pPr>
+                    <w:pStyle w:val="Sinespaciado"/>
+                    <w:jc w:val="center"/>
+                    <w:rPr>
+                      <w:rFonts w:ascii="Times New Roman" w:hAnsi="Times New Roman" w:cs="Times New Roman"/>
+                      <w:b/>
+                      <w:color w:val="FFFFFF"/>
+                      <w:sz w:val="20"/>
+                    </w:rPr>
+                  </w:pPr>
+                  <w:r>
+                    <w:rPr>
+                      <w:rFonts w:ascii="Times New Roman" w:hAnsi="Times New Roman" w:cs="Times New Roman"/>
+                      <w:b/>
+                      <w:color w:val="FFFFFF"/>
+                      <w:sz w:val="20"/>
+                    </w:rPr>
+                    <w:t>R</w:t>
+                  </w:r>
+                </w:p>
+              </w:tc>
+              <w:tc>
+                <w:tcPr>
+                  <w:tcW w:w="683" w:type="dxa"/>
+                  <w:shd w:val="clear" w:color="auto" w:fill="00B0F0"/>
+                </w:tcPr>
+                <w:p>
+                  <w:pPr>
+                    <w:pStyle w:val="Sinespaciado"/>
+                    <w:jc w:val="center"/>
+                    <w:rPr>
+                      <w:rFonts w:ascii="Times New Roman" w:hAnsi="Times New Roman" w:cs="Times New Roman"/>
+                      <w:b/>
+                      <w:color w:val="FFFFFF"/>
+                      <w:sz w:val="20"/>
+                    </w:rPr>
+                  </w:pPr>
+                  <w:r>
+                    <w:rPr>
+                      <w:rFonts w:ascii="Times New Roman" w:hAnsi="Times New Roman" w:cs="Times New Roman"/>
+                      <w:b/>
+                      <w:color w:val="FFFFFF"/>
+                      <w:sz w:val="20"/>
+                    </w:rPr>
+                    <w:t>A-E</w:t>
+                  </w:r>
+                </w:p>
+              </w:tc>
+              <w:tc>
+                <w:tcPr>
+                  <w:tcW w:w="683" w:type="dxa"/>
+                  <w:shd w:val="clear" w:color="auto" w:fill="538135"/>
+                </w:tcPr>
+                <w:p>
+                  <w:pPr>
+                    <w:pStyle w:val="Sinespaciado"/>
+                    <w:jc w:val="center"/>
+                    <w:rPr>
+                      <w:rFonts w:ascii="Times New Roman" w:hAnsi="Times New Roman" w:cs="Times New Roman"/>
+                      <w:b/>
+                      <w:color w:val="FFFFFF"/>
+                      <w:sz w:val="20"/>
+                    </w:rPr>
+                  </w:pPr>
+                  <w:r>
+                    <w:rPr>
+                      <w:rFonts w:ascii="Times New Roman" w:hAnsi="Times New Roman" w:cs="Times New Roman"/>
+                      <w:b/>
+                      <w:color w:val="FFFFFF"/>
+                      <w:sz w:val="20"/>
+                    </w:rPr>
+                    <w:t>C-M</w:t>
+                  </w:r>
+                </w:p>
+              </w:tc>
+            </w:tr>
+          </w:tbl>
+          <w:p>
+            <w:pPr>
+              <w:spacing w:before="40" w:after="40"/>
+            </w:pPr>
+          </w:p>
           <w:p>
             <w:pPr>
               <w:spacing w:before="60" w:after="20"/>
@@ -5434,7 +8164,7 @@
                 <w:b/>
                 <w:sz w:val="18"/>
               </w:rPr>
-              <w:t xml:space="preserve">  • Representación: </w:t>
+              <w:t xml:space="preserve">Representación: </w:t>
             </w:r>
             <w:r>
               <w:rPr>
@@ -5454,7 +8184,7 @@
                 <w:b/>
                 <w:sz w:val="18"/>
               </w:rPr>
-              <w:t xml:space="preserve">  • Acción y expresión: </w:t>
+              <w:t xml:space="preserve">Acción y expresión: </w:t>
             </w:r>
             <w:r>
               <w:rPr>
@@ -5474,7 +8204,7 @@
                 <w:b/>
                 <w:sz w:val="18"/>
               </w:rPr>
-              <w:t xml:space="preserve">  • Compromiso-Motivación: </w:t>
+              <w:t xml:space="preserve">Compromiso-Motivación: </w:t>
             </w:r>
             <w:r>
               <w:rPr>
@@ -5484,6 +8214,111 @@
               <w:t>Reconocimiento público del esfuerzo colectivo y aprendizaje colaborativo.</w:t>
             </w:r>
           </w:p>
+          <w:tbl>
+            <w:tblPr>
+              <w:tblStyle w:val="Tablaconcuadrcula"/>
+              <w:tblW w:w="0" w:type="auto"/>
+              <w:jc w:val="center"/>
+              <w:tblLayout w:type="fixed"/>
+            </w:tblPr>
+            <w:tblGrid>
+              <w:gridCol w:w="683"/>
+              <w:gridCol w:w="683"/>
+              <w:gridCol w:w="683"/>
+            </w:tblGrid>
+            <w:tr>
+              <w:trPr>
+                <w:trHeight w:val="278"/>
+                <w:jc w:val="center"/>
+              </w:trPr>
+              <w:tc>
+                <w:tcPr>
+                  <w:tcW w:w="683" w:type="dxa"/>
+                  <w:shd w:val="clear" w:color="auto" w:fill="7030A0"/>
+                </w:tcPr>
+                <w:p>
+                  <w:pPr>
+                    <w:pStyle w:val="Sinespaciado"/>
+                    <w:jc w:val="center"/>
+                    <w:rPr>
+                      <w:rFonts w:ascii="Times New Roman" w:hAnsi="Times New Roman" w:cs="Times New Roman"/>
+                      <w:b/>
+                      <w:color w:val="FFFFFF"/>
+                      <w:sz w:val="20"/>
+                    </w:rPr>
+                  </w:pPr>
+                  <w:r>
+                    <w:rPr>
+                      <w:rFonts w:ascii="Times New Roman" w:hAnsi="Times New Roman" w:cs="Times New Roman"/>
+                      <w:b/>
+                      <w:color w:val="FFFFFF"/>
+                      <w:sz w:val="20"/>
+                    </w:rPr>
+                    <w:t>R</w:t>
+                  </w:r>
+                </w:p>
+              </w:tc>
+              <w:tc>
+                <w:tcPr>
+                  <w:tcW w:w="683" w:type="dxa"/>
+                  <w:shd w:val="clear" w:color="auto" w:fill="00B0F0"/>
+                </w:tcPr>
+                <w:p>
+                  <w:pPr>
+                    <w:pStyle w:val="Sinespaciado"/>
+                    <w:jc w:val="center"/>
+                    <w:rPr>
+                      <w:rFonts w:ascii="Times New Roman" w:hAnsi="Times New Roman" w:cs="Times New Roman"/>
+                      <w:b/>
+                      <w:color w:val="FFFFFF"/>
+                      <w:sz w:val="20"/>
+                    </w:rPr>
+                  </w:pPr>
+                  <w:r>
+                    <w:rPr>
+                      <w:rFonts w:ascii="Times New Roman" w:hAnsi="Times New Roman" w:cs="Times New Roman"/>
+                      <w:b/>
+                      <w:color w:val="FFFFFF"/>
+                      <w:sz w:val="20"/>
+                    </w:rPr>
+                    <w:t>A-E</w:t>
+                  </w:r>
+                </w:p>
+              </w:tc>
+              <w:tc>
+                <w:tcPr>
+                  <w:tcW w:w="683" w:type="dxa"/>
+                  <w:shd w:val="clear" w:color="auto" w:fill="538135"/>
+                </w:tcPr>
+                <w:p>
+                  <w:pPr>
+                    <w:pStyle w:val="Sinespaciado"/>
+                    <w:jc w:val="center"/>
+                    <w:rPr>
+                      <w:rFonts w:ascii="Times New Roman" w:hAnsi="Times New Roman" w:cs="Times New Roman"/>
+                      <w:b/>
+                      <w:color w:val="FFFFFF"/>
+                      <w:sz w:val="20"/>
+                    </w:rPr>
+                  </w:pPr>
+                  <w:r>
+                    <w:rPr>
+                      <w:rFonts w:ascii="Times New Roman" w:hAnsi="Times New Roman" w:cs="Times New Roman"/>
+                      <w:b/>
+                      <w:color w:val="FFFFFF"/>
+                      <w:sz w:val="20"/>
+                    </w:rPr>
+                    <w:t>C-M</w:t>
+                  </w:r>
+                </w:p>
+              </w:tc>
+            </w:tr>
+          </w:tbl>
+          <w:p>
+            <w:pPr>
+              <w:spacing w:before="40" w:after="40"/>
+            </w:pPr>
+          </w:p>
           <w:p>
             <w:pPr>
               <w:spacing w:before="60" w:after="20"/>
@@ -5552,7 +8387,7 @@
                 <w:b/>
                 <w:sz w:val="18"/>
               </w:rPr>
-              <w:t xml:space="preserve">  • Representación: </w:t>
+              <w:t xml:space="preserve">Representación: </w:t>
             </w:r>
             <w:r>
               <w:rPr>
@@ -5572,7 +8407,7 @@
                 <w:b/>
                 <w:sz w:val="18"/>
               </w:rPr>
-              <w:t xml:space="preserve">  • Acción y expresión: </w:t>
+              <w:t xml:space="preserve">Acción y expresión: </w:t>
             </w:r>
             <w:r>
               <w:rPr>
@@ -5592,7 +8427,7 @@
                 <w:b/>
                 <w:sz w:val="18"/>
               </w:rPr>
-              <w:t xml:space="preserve">  • Compromiso-Motivación: </w:t>
+              <w:t xml:space="preserve">Compromiso-Motivación: </w:t>
             </w:r>
             <w:r>
               <w:rPr>
@@ -5601,6 +8436,111 @@
               </w:rPr>
               <w:t>Coronación exitosa del Proyecto Integrador del Primer Trimestre.</w:t>
             </w:r>
+          </w:p>
+          <w:tbl>
+            <w:tblPr>
+              <w:tblStyle w:val="Tablaconcuadrcula"/>
+              <w:tblW w:w="0" w:type="auto"/>
+              <w:jc w:val="center"/>
+              <w:tblLayout w:type="fixed"/>
+            </w:tblPr>
+            <w:tblGrid>
+              <w:gridCol w:w="683"/>
+              <w:gridCol w:w="683"/>
+              <w:gridCol w:w="683"/>
+            </w:tblGrid>
+            <w:tr>
+              <w:trPr>
+                <w:trHeight w:val="278"/>
+                <w:jc w:val="center"/>
+              </w:trPr>
+              <w:tc>
+                <w:tcPr>
+                  <w:tcW w:w="683" w:type="dxa"/>
+                  <w:shd w:val="clear" w:color="auto" w:fill="7030A0"/>
+                </w:tcPr>
+                <w:p>
+                  <w:pPr>
+                    <w:pStyle w:val="Sinespaciado"/>
+                    <w:jc w:val="center"/>
+                    <w:rPr>
+                      <w:rFonts w:ascii="Times New Roman" w:hAnsi="Times New Roman" w:cs="Times New Roman"/>
+                      <w:b/>
+                      <w:color w:val="FFFFFF"/>
+                      <w:sz w:val="20"/>
+                    </w:rPr>
+                  </w:pPr>
+                  <w:r>
+                    <w:rPr>
+                      <w:rFonts w:ascii="Times New Roman" w:hAnsi="Times New Roman" w:cs="Times New Roman"/>
+                      <w:b/>
+                      <w:color w:val="FFFFFF"/>
+                      <w:sz w:val="20"/>
+                    </w:rPr>
+                    <w:t>R</w:t>
+                  </w:r>
+                </w:p>
+              </w:tc>
+              <w:tc>
+                <w:tcPr>
+                  <w:tcW w:w="683" w:type="dxa"/>
+                  <w:shd w:val="clear" w:color="auto" w:fill="00B0F0"/>
+                </w:tcPr>
+                <w:p>
+                  <w:pPr>
+                    <w:pStyle w:val="Sinespaciado"/>
+                    <w:jc w:val="center"/>
+                    <w:rPr>
+                      <w:rFonts w:ascii="Times New Roman" w:hAnsi="Times New Roman" w:cs="Times New Roman"/>
+                      <w:b/>
+                      <w:color w:val="FFFFFF"/>
+                      <w:sz w:val="20"/>
+                    </w:rPr>
+                  </w:pPr>
+                  <w:r>
+                    <w:rPr>
+                      <w:rFonts w:ascii="Times New Roman" w:hAnsi="Times New Roman" w:cs="Times New Roman"/>
+                      <w:b/>
+                      <w:color w:val="FFFFFF"/>
+                      <w:sz w:val="20"/>
+                    </w:rPr>
+                    <w:t>A-E</w:t>
+                  </w:r>
+                </w:p>
+              </w:tc>
+              <w:tc>
+                <w:tcPr>
+                  <w:tcW w:w="683" w:type="dxa"/>
+                  <w:shd w:val="clear" w:color="auto" w:fill="538135"/>
+                </w:tcPr>
+                <w:p>
+                  <w:pPr>
+                    <w:pStyle w:val="Sinespaciado"/>
+                    <w:jc w:val="center"/>
+                    <w:rPr>
+                      <w:rFonts w:ascii="Times New Roman" w:hAnsi="Times New Roman" w:cs="Times New Roman"/>
+                      <w:b/>
+                      <w:color w:val="FFFFFF"/>
+                      <w:sz w:val="20"/>
+                    </w:rPr>
+                  </w:pPr>
+                  <w:r>
+                    <w:rPr>
+                      <w:rFonts w:ascii="Times New Roman" w:hAnsi="Times New Roman" w:cs="Times New Roman"/>
+                      <w:b/>
+                      <w:color w:val="FFFFFF"/>
+                      <w:sz w:val="20"/>
+                    </w:rPr>
+                    <w:t>C-M</w:t>
+                  </w:r>
+                </w:p>
+              </w:tc>
+            </w:tr>
+          </w:tbl>
+          <w:p>
+            <w:pPr>
+              <w:spacing w:before="40" w:after="40"/>
+            </w:pPr>
           </w:p>
         </w:tc>
         <w:tc>

--- a/PLANIFICACION_MICROCURRICULAR_7MO_LENGUA_1ER_TRIMESTRE.docx
+++ b/PLANIFICACION_MICROCURRICULAR_7MO_LENGUA_1ER_TRIMESTRE.docx
@@ -1,6 +1,6 @@
 
 <file path=word/document.xml><?xml version="1.0" encoding="utf-8"?>
-<w:document xmlns:wpc="http://schemas.microsoft.com/office/word/2010/wordprocessingCanvas" xmlns:cx="http://schemas.microsoft.com/office/drawing/2014/chartex" xmlns:mc="http://schemas.openxmlformats.org/markup-compatibility/2006" xmlns:o="urn:schemas-microsoft-com:office:office" xmlns:r="http://schemas.openxmlformats.org/officeDocument/2006/relationships" xmlns:m="http://schemas.openxmlformats.org/officeDocument/2006/math" xmlns:v="urn:schemas-microsoft-com:vml" xmlns:wp14="http://schemas.microsoft.com/office/word/2010/wordprocessingDrawing" xmlns:wp="http://schemas.openxmlformats.org/drawingml/2006/wordprocessingDrawing" xmlns:w10="urn:schemas-microsoft-com:office:word" xmlns:w="http://schemas.openxmlformats.org/wordprocessingml/2006/main" xmlns:w14="http://schemas.microsoft.com/office/word/2010/wordml" xmlns:w15="http://schemas.microsoft.com/office/word/2012/wordml" xmlns:w16se="http://schemas.microsoft.com/office/word/2015/wordml/symex" xmlns:wpg="http://schemas.microsoft.com/office/word/2010/wordprocessingGroup" xmlns:wpi="http://schemas.microsoft.com/office/word/2010/wordprocessingInk" xmlns:wne="http://schemas.microsoft.com/office/word/2006/wordml" xmlns:wps="http://schemas.microsoft.com/office/word/2010/wordprocessingShape" mc:Ignorable="w14 w15 w16se wp14">
+<w:document xmlns:wpc="http://schemas.microsoft.com/office/word/2010/wordprocessingCanvas" xmlns:cx="http://schemas.microsoft.com/office/drawing/2014/chartex" xmlns:cx1="http://schemas.microsoft.com/office/drawing/2015/9/8/chartex" xmlns:cx2="http://schemas.microsoft.com/office/drawing/2015/10/21/chartex" xmlns:cx3="http://schemas.microsoft.com/office/drawing/2016/5/9/chartex" xmlns:cx4="http://schemas.microsoft.com/office/drawing/2016/5/10/chartex" xmlns:cx5="http://schemas.microsoft.com/office/drawing/2016/5/11/chartex" xmlns:cx6="http://schemas.microsoft.com/office/drawing/2016/5/12/chartex" xmlns:cx7="http://schemas.microsoft.com/office/drawing/2016/5/13/chartex" xmlns:cx8="http://schemas.microsoft.com/office/drawing/2016/5/14/chartex" xmlns:mc="http://schemas.openxmlformats.org/markup-compatibility/2006" xmlns:aink="http://schemas.microsoft.com/office/drawing/2016/ink" xmlns:am3d="http://schemas.microsoft.com/office/drawing/2017/model3d" xmlns:o="urn:schemas-microsoft-com:office:office" xmlns:r="http://schemas.openxmlformats.org/officeDocument/2006/relationships" xmlns:m="http://schemas.openxmlformats.org/officeDocument/2006/math" xmlns:v="urn:schemas-microsoft-com:vml" xmlns:wp14="http://schemas.microsoft.com/office/word/2010/wordprocessingDrawing" xmlns:wp="http://schemas.openxmlformats.org/drawingml/2006/wordprocessingDrawing" xmlns:w10="urn:schemas-microsoft-com:office:word" xmlns:w="http://schemas.openxmlformats.org/wordprocessingml/2006/main" xmlns:w14="http://schemas.microsoft.com/office/word/2010/wordml" xmlns:w15="http://schemas.microsoft.com/office/word/2012/wordml" xmlns:w16cex="http://schemas.microsoft.com/office/word/2018/wordml/cex" xmlns:w16cid="http://schemas.microsoft.com/office/word/2016/wordml/cid" xmlns:w16="http://schemas.microsoft.com/office/word/2018/wordml" xmlns:w16sdtdh="http://schemas.microsoft.com/office/word/2020/wordml/sdtdatahash" xmlns:w16se="http://schemas.microsoft.com/office/word/2015/wordml/symex" xmlns:wpg="http://schemas.microsoft.com/office/word/2010/wordprocessingGroup" xmlns:wpi="http://schemas.microsoft.com/office/word/2010/wordprocessingInk" xmlns:wne="http://schemas.microsoft.com/office/word/2006/wordml" xmlns:wps="http://schemas.microsoft.com/office/word/2010/wordprocessingShape" mc:Ignorable="w14 w15 w16se w16cid w16 w16cex w16sdtdh wp14">
   <w:body>
     <w:tbl>
       <w:tblPr>
@@ -75,7 +75,7 @@
               <mc:AlternateContent>
                 <mc:Choice Requires="wps">
                   <w:drawing>
-                    <wp:anchor distT="0" distB="0" distL="114300" distR="114300" simplePos="0" relativeHeight="251659264" behindDoc="0" locked="0" layoutInCell="1" allowOverlap="1" wp14:anchorId="4BBEB859" wp14:editId="6EB31415">
+                    <wp:anchor distT="0" distB="0" distL="114300" distR="114300" simplePos="0" relativeHeight="251659264" behindDoc="0" locked="0" layoutInCell="1" allowOverlap="1" wp14:anchorId="265C34EB" wp14:editId="3A66D717">
                       <wp:simplePos x="0" y="0"/>
                       <wp:positionH relativeFrom="column">
                         <wp:posOffset>44450</wp:posOffset>
@@ -123,7 +123,7 @@
                                       <w:lang w:val="en-US" w:eastAsia="en-US"/>
                                     </w:rPr>
                                     <w:drawing>
-                                      <wp:inline distT="0" distB="0" distL="0" distR="0" wp14:anchorId="63E3BA15" wp14:editId="32669C09">
+                                      <wp:inline distT="0" distB="0" distL="0" distR="0" wp14:anchorId="3EF5A6B2" wp14:editId="7108BD93">
                                         <wp:extent cx="898643" cy="736691"/>
                                         <wp:effectExtent l="0" t="0" r="0" b="6350"/>
                                         <wp:docPr id="59" name="Imagen 59"/>
@@ -196,7 +196,7 @@
                 </mc:Choice>
                 <mc:Fallback>
                   <w:pict>
-                    <v:shapetype w14:anchorId="4BBEB859" id="_x0000_t202" coordsize="21600,21600" o:spt="202" path="m,l,21600r21600,l21600,xe">
+                    <v:shapetype w14:anchorId="265C34EB" id="_x0000_t202" coordsize="21600,21600" o:spt="202" path="m,l,21600r21600,l21600,xe">
                       <v:stroke joinstyle="miter"/>
                       <v:path gradientshapeok="t" o:connecttype="rect"/>
                     </v:shapetype>
@@ -213,7 +213,7 @@
                                 <w:lang w:val="en-US" w:eastAsia="en-US"/>
                               </w:rPr>
                               <w:drawing>
-                                <wp:inline distT="0" distB="0" distL="0" distR="0" wp14:anchorId="63E3BA15" wp14:editId="32669C09">
+                                <wp:inline distT="0" distB="0" distL="0" distR="0" wp14:anchorId="3EF5A6B2" wp14:editId="7108BD93">
                                   <wp:extent cx="898643" cy="736691"/>
                                   <wp:effectExtent l="0" t="0" r="0" b="6350"/>
                                   <wp:docPr id="59" name="Imagen 59"/>
@@ -293,11 +293,13 @@
               </w:rPr>
             </w:pPr>
             <w:r>
-              <w:t>UNIDAD EDUCATIVA FISCAL “CALDERÓN 2”</w:t>
-              <w:br/>
+              <w:rPr>
+                <w:rFonts w:ascii="Times New Roman" w:hAnsi="Times New Roman" w:cs="Times New Roman"/>
+                <w:b/>
+                <w:sz w:val="36"/>
+                <w:lang w:eastAsia="en-US"/>
+              </w:rPr>
               <w:t>PLANIFICACIÓN MICROCURRICULAR TRIMESTRAL</w:t>
-              <w:br/>
-              <w:t>2026 – 2027</w:t>
             </w:r>
           </w:p>
           <w:p>
@@ -405,7 +407,10 @@
           </w:tcPr>
           <w:p>
             <w:r>
-              <w:t>LIC. KLEVER YANEZ / MSC. MERY DÍAZ / LIC. MONICA VINUEZA / LIC. ROCIO CHAUCA / MSC. EDGAR SARANGO</w:t>
+              <w:t xml:space="preserve">LIC. KLEVER YANEZ / MSC. MERY DÍAZ / LIC. MONICA VINUEZA / LIC. </w:t>
+            </w:r>
+            <w:r>
+              <w:t>ROCIO CHAUCA / MSC. EDGAR SARANGO</w:t>
             </w:r>
           </w:p>
         </w:tc>
@@ -628,7 +633,7 @@
           </w:tcPr>
           <w:p>
             <w:r>
-              <w:t>A, B, C, D Y E (Asignado: 7mo "C")</w:t>
+              <w:t xml:space="preserve">A, B, C, D Y E </w:t>
             </w:r>
           </w:p>
         </w:tc>
@@ -857,12 +862,26 @@
           <w:p>
             <w:r>
               <w:t>O.LL.3.1. Interactuar con diversas expresiones culturales para acceder, participar y apropiarse de la cultura escrita.</w:t>
+            </w:r>
+            <w:r>
               <w:br/>
-              <w:t>O.LL.3.3. Comprender discursos orales en diversos contextos de la actividad social y cultural y analizarlos con sentido crítico.</w:t>
+              <w:t xml:space="preserve">O.LL.3.3. Comprender discursos orales en diversos contextos de la actividad social y </w:t>
+            </w:r>
+            <w:r>
+              <w:t>cultural y analizarlos con sentido crítico.</w:t>
+            </w:r>
+            <w:r>
               <w:br/>
               <w:t>O.LL.3.6. Leer de manera autónoma textos no literarios, con fines de recreación, información y aprendizaje, y aplicar estrategias cognitivas de comprensión.</w:t>
+            </w:r>
+            <w:r>
               <w:br/>
-              <w:t>O.LL.3.8. Escribir relatos y textos expositivos, descriptivos e instructivos, adecuados a una situación comunicativa determinada para aprender y comunicarse.</w:t>
+              <w:t>O.LL.3.8. Escribir relatos y textos expositivos, descri</w:t>
+            </w:r>
+            <w:r>
+              <w:t>ptivos e instructivos, adecuados a una situación comunicativa determinada para aprender y comunicarse.</w:t>
+            </w:r>
+            <w:r>
               <w:br/>
               <w:t>O.LL.3.11. Seleccionar y disfrutar textos literarios para realizar interpretaciones personales y construir significados compartidos con otros lectores.</w:t>
             </w:r>
@@ -986,7 +1005,7 @@
                 <w:lang w:val="en-US" w:eastAsia="en-US"/>
               </w:rPr>
               <w:drawing>
-                <wp:inline distT="0" distB="0" distL="0" distR="0" wp14:anchorId="67165D17" wp14:editId="5FFE381C">
+                <wp:inline distT="0" distB="0" distL="0" distR="0" wp14:anchorId="16565E48" wp14:editId="0A6BAA3B">
                   <wp:extent cx="561975" cy="352425"/>
                   <wp:effectExtent l="0" t="0" r="9525" b="9525"/>
                   <wp:docPr id="1" name="Imagen 1"/>
@@ -1084,7 +1103,7 @@
                 <w:lang w:val="en-US" w:eastAsia="en-US"/>
               </w:rPr>
               <w:drawing>
-                <wp:inline distT="0" distB="0" distL="0" distR="0" wp14:anchorId="36BB7492" wp14:editId="5073DC2E">
+                <wp:inline distT="0" distB="0" distL="0" distR="0" wp14:anchorId="5F6E4424" wp14:editId="24390773">
                   <wp:extent cx="514350" cy="342900"/>
                   <wp:effectExtent l="0" t="0" r="0" b="0"/>
                   <wp:docPr id="4" name="Imagen 4"/>
@@ -1181,7 +1200,7 @@
                 <w:lang w:val="en-US" w:eastAsia="en-US"/>
               </w:rPr>
               <w:drawing>
-                <wp:inline distT="0" distB="0" distL="0" distR="0" wp14:anchorId="07D2B412" wp14:editId="3952C479">
+                <wp:inline distT="0" distB="0" distL="0" distR="0" wp14:anchorId="3ADF8F9C" wp14:editId="2D951C6E">
                   <wp:extent cx="478290" cy="352425"/>
                   <wp:effectExtent l="0" t="0" r="0" b="0"/>
                   <wp:docPr id="5" name="Imagen 5"/>
@@ -1268,7 +1287,7 @@
                 <w:lang w:val="en-US" w:eastAsia="en-US"/>
               </w:rPr>
               <w:drawing>
-                <wp:inline distT="0" distB="0" distL="0" distR="0" wp14:anchorId="374816B2" wp14:editId="639B821B">
+                <wp:inline distT="0" distB="0" distL="0" distR="0" wp14:anchorId="4C7069BF" wp14:editId="0F95B0A9">
                   <wp:extent cx="641916" cy="352425"/>
                   <wp:effectExtent l="0" t="0" r="6350" b="0"/>
                   <wp:docPr id="7" name="Imagen 7"/>
@@ -1477,8 +1496,23 @@
             <w:shd w:val="clear" w:color="auto" w:fill="auto"/>
           </w:tcPr>
           <w:p>
-            <w:r>
-              <w:t>LL.3.1.1. Participar en contextos y situaciones que evidencien la funcionalidad de la lengua escrita como herramienta cultural.</w:t>
+            <w:pPr>
+              <w:rPr>
+                <w:rFonts w:ascii="Times New Roman" w:hAnsi="Times New Roman" w:cs="Times New Roman"/>
+              </w:rPr>
+            </w:pPr>
+            <w:r>
+              <w:rPr>
+                <w:rFonts w:ascii="Times New Roman" w:hAnsi="Times New Roman" w:cs="Times New Roman"/>
+              </w:rPr>
+              <w:lastRenderedPageBreak/>
+              <w:t xml:space="preserve">LL.3.1.1. Participar en contextos y situaciones que evidencien la </w:t>
+            </w:r>
+            <w:r>
+              <w:rPr>
+                <w:rFonts w:ascii="Times New Roman" w:hAnsi="Times New Roman" w:cs="Times New Roman"/>
+              </w:rPr>
+              <w:t>funcionalidad de la lengua escrita como herramienta cultural.</w:t>
             </w:r>
           </w:p>
         </w:tc>
@@ -1489,19 +1523,75 @@
             <w:shd w:val="clear" w:color="auto" w:fill="auto"/>
           </w:tcPr>
           <w:p>
-            <w:r>
+            <w:pPr>
+              <w:rPr>
+                <w:rFonts w:ascii="Times New Roman" w:hAnsi="Times New Roman" w:cs="Times New Roman"/>
+              </w:rPr>
+            </w:pPr>
+            <w:r>
+              <w:rPr>
+                <w:rFonts w:ascii="Times New Roman" w:hAnsi="Times New Roman" w:cs="Times New Roman"/>
+              </w:rPr>
               <w:t>Tema: Orígenes de la escritura (de las pinturas rupestres a la era digital)</w:t>
+            </w:r>
+            <w:r>
+              <w:rPr>
+                <w:rFonts w:ascii="Times New Roman" w:hAnsi="Times New Roman" w:cs="Times New Roman"/>
+              </w:rPr>
               <w:br/>
+            </w:r>
+            <w:r>
+              <w:rPr>
+                <w:rFonts w:ascii="Times New Roman" w:hAnsi="Times New Roman" w:cs="Times New Roman"/>
+              </w:rPr>
               <w:br/>
               <w:t>Materiales:</w:t>
+            </w:r>
+            <w:r>
+              <w:rPr>
+                <w:rFonts w:ascii="Times New Roman" w:hAnsi="Times New Roman" w:cs="Times New Roman"/>
+              </w:rPr>
               <w:br/>
-              <w:t>Texto de Lengua 7mo (Páginas 12 a 18)</w:t>
+              <w:t>Texto de Lengua 7mo (Páginas 12 a 1</w:t>
+            </w:r>
+            <w:r>
+              <w:rPr>
+                <w:rFonts w:ascii="Times New Roman" w:hAnsi="Times New Roman" w:cs="Times New Roman"/>
+              </w:rPr>
+              <w:t>7</w:t>
+            </w:r>
+            <w:r>
+              <w:rPr>
+                <w:rFonts w:ascii="Times New Roman" w:hAnsi="Times New Roman" w:cs="Times New Roman"/>
+              </w:rPr>
+              <w:t>)</w:t>
+            </w:r>
+            <w:r>
+              <w:rPr>
+                <w:rFonts w:ascii="Times New Roman" w:hAnsi="Times New Roman" w:cs="Times New Roman"/>
+              </w:rPr>
               <w:br/>
               <w:t>Pizarra y marcadores de colores</w:t>
+            </w:r>
+            <w:r>
+              <w:rPr>
+                <w:rFonts w:ascii="Times New Roman" w:hAnsi="Times New Roman" w:cs="Times New Roman"/>
+              </w:rPr>
               <w:br/>
               <w:t>Cuadernos de trabajo</w:t>
+            </w:r>
+            <w:r>
+              <w:rPr>
+                <w:rFonts w:ascii="Times New Roman" w:hAnsi="Times New Roman" w:cs="Times New Roman"/>
+              </w:rPr>
               <w:br/>
-              <w:t>Guía Docente Maya/MinEduc pág. 12</w:t>
+              <w:t>Guía Docente M</w:t>
+            </w:r>
+            <w:r>
+              <w:rPr>
+                <w:rFonts w:ascii="Times New Roman" w:hAnsi="Times New Roman" w:cs="Times New Roman"/>
+              </w:rPr>
+              <w:t>aya/MinEduc pág. 12</w:t>
             </w:r>
           </w:p>
         </w:tc>
@@ -1515,98 +1605,179 @@
             <w:shd w:val="clear" w:color="auto" w:fill="auto"/>
           </w:tcPr>
           <w:p>
-            <w:r/>
-          </w:p>
-          <w:p>
             <w:pPr>
               <w:spacing w:before="40" w:after="40"/>
-            </w:pPr>
-            <w:r>
-              <w:rPr>
-                <w:rFonts w:ascii="Times New Roman" w:hAnsi="Times New Roman"/>
-                <w:b/>
-                <w:sz w:val="22"/>
-              </w:rPr>
-              <w:t>SEMANA 6 (05/10 al 09/10/2026) · LENGUA Y CULTURA</w:t>
+              <w:rPr>
+                <w:rFonts w:ascii="Times New Roman" w:hAnsi="Times New Roman" w:cs="Times New Roman"/>
+              </w:rPr>
+            </w:pPr>
+            <w:r>
+              <w:rPr>
+                <w:rFonts w:ascii="Times New Roman" w:hAnsi="Times New Roman" w:cs="Times New Roman"/>
+                <w:b/>
+              </w:rPr>
+              <w:t xml:space="preserve">                                </w:t>
+            </w:r>
+            <w:r>
+              <w:rPr>
+                <w:rFonts w:ascii="Times New Roman" w:hAnsi="Times New Roman" w:cs="Times New Roman"/>
+                <w:b/>
+              </w:rPr>
+              <w:t xml:space="preserve">SEMANA </w:t>
+            </w:r>
+            <w:r>
+              <w:rPr>
+                <w:rFonts w:ascii="Times New Roman" w:hAnsi="Times New Roman" w:cs="Times New Roman"/>
+                <w:b/>
+              </w:rPr>
+              <w:t>1</w:t>
             </w:r>
           </w:p>
           <w:p>
             <w:pPr>
               <w:spacing w:after="80"/>
-            </w:pPr>
-            <w:r>
-              <w:rPr>
-                <w:rFonts w:ascii="Times New Roman" w:hAnsi="Times New Roman"/>
-                <w:b/>
-                <w:sz w:val="21"/>
+              <w:jc w:val="center"/>
+              <w:rPr>
+                <w:rFonts w:ascii="Times New Roman" w:hAnsi="Times New Roman" w:cs="Times New Roman"/>
+                <w:b/>
+              </w:rPr>
+            </w:pPr>
+            <w:r>
+              <w:rPr>
+                <w:rFonts w:ascii="Times New Roman" w:hAnsi="Times New Roman" w:cs="Times New Roman"/>
+                <w:b/>
               </w:rPr>
               <w:t>GAMIFICACIÓN &amp; APRENDIZAJE POR DESCUBRIMIENTO</w:t>
+            </w:r>
+          </w:p>
+          <w:p>
+            <w:pPr>
+              <w:spacing w:after="80"/>
+              <w:rPr>
+                <w:rFonts w:ascii="Times New Roman" w:hAnsi="Times New Roman" w:cs="Times New Roman"/>
+              </w:rPr>
+            </w:pPr>
+            <w:r>
+              <w:rPr>
+                <w:rFonts w:ascii="Times New Roman" w:hAnsi="Times New Roman" w:cs="Times New Roman"/>
+                <w:color w:val="FF0000"/>
+              </w:rPr>
+              <w:t>Nombre de la actividad:</w:t>
+            </w:r>
+            <w:r>
+              <w:rPr>
+                <w:rFonts w:ascii="Times New Roman" w:hAnsi="Times New Roman" w:cs="Times New Roman"/>
+              </w:rPr>
               <w:br/>
-            </w:r>
-            <w:r>
-              <w:rPr>
-                <w:rFonts w:ascii="Times New Roman" w:hAnsi="Times New Roman"/>
-                <w:sz w:val="20"/>
-              </w:rPr>
-              <w:t>Nombre de la actividad:</w:t>
-              <w:br/>
-              <w:t>“Misión: Arqueólogos del Tiempo y el Enigma del Alfabeto Perdido” (Texto Pág. 12-18)</w:t>
+              <w:t>“Misión: Arqueólogos del Tiempo y el Enigma del Alfabeto Perdido” (Texto Pág. 12-1</w:t>
+            </w:r>
+            <w:r>
+              <w:rPr>
+                <w:rFonts w:ascii="Times New Roman" w:hAnsi="Times New Roman" w:cs="Times New Roman"/>
+              </w:rPr>
+              <w:t>7</w:t>
+            </w:r>
+            <w:r>
+              <w:rPr>
+                <w:rFonts w:ascii="Times New Roman" w:hAnsi="Times New Roman" w:cs="Times New Roman"/>
+              </w:rPr>
+              <w:t>)</w:t>
             </w:r>
           </w:p>
           <w:p>
             <w:pPr>
               <w:spacing w:before="60" w:after="20"/>
-            </w:pPr>
-            <w:r>
-              <w:rPr>
-                <w:rFonts w:ascii="Times New Roman" w:hAnsi="Times New Roman"/>
-                <w:b/>
-                <w:sz w:val="20"/>
-              </w:rPr>
-              <w:t>Fase 1: Motivación – “Desbloqueando la Misión Arqueológica”</w:t>
+              <w:rPr>
+                <w:rFonts w:ascii="Times New Roman" w:hAnsi="Times New Roman" w:cs="Times New Roman"/>
+              </w:rPr>
+            </w:pPr>
+            <w:r>
+              <w:rPr>
+                <w:rFonts w:ascii="Times New Roman" w:hAnsi="Times New Roman" w:cs="Times New Roman"/>
+                <w:b/>
+              </w:rPr>
+              <w:t xml:space="preserve">Fase 1: Motivación – </w:t>
+            </w:r>
+            <w:r>
+              <w:rPr>
+                <w:rFonts w:ascii="Times New Roman" w:hAnsi="Times New Roman" w:cs="Times New Roman"/>
+                <w:b/>
+              </w:rPr>
+              <w:t>“Desbloqueando la Misión Arqueológica”</w:t>
             </w:r>
           </w:p>
           <w:p>
             <w:pPr>
               <w:spacing w:after="20"/>
-            </w:pPr>
-            <w:r>
-              <w:rPr>
-                <w:rFonts w:ascii="Times New Roman" w:hAnsi="Times New Roman"/>
-                <w:b/>
-                <w:sz w:val="19"/>
+              <w:rPr>
+                <w:rFonts w:ascii="Times New Roman" w:hAnsi="Times New Roman" w:cs="Times New Roman"/>
+              </w:rPr>
+            </w:pPr>
+            <w:r>
+              <w:rPr>
+                <w:rFonts w:ascii="Times New Roman" w:hAnsi="Times New Roman" w:cs="Times New Roman"/>
+                <w:b/>
               </w:rPr>
               <w:t xml:space="preserve">Actividad: </w:t>
             </w:r>
             <w:r>
               <w:rPr>
-                <w:rFonts w:ascii="Times New Roman" w:hAnsi="Times New Roman"/>
-                <w:sz w:val="19"/>
-              </w:rPr>
-              <w:t>El docente presenta una historia gamificada a partir de las imágenes de la página 12: 'La Gran Biblioteca de Alejandría y los primeros escribas de la humanidad necesitan recuperar los mensajes ocultos que explican el nacimiento de las civilizaciones. Los estudiantes serán Arqueólogos de la Cultura Escrita y deberán descifrar enigmas para avanzar en el mapa del tiempo.' Preguntas detonantes del libro: ¿Qué conoces sobre las primeras formas de escritura? ¿Cómo ha evolucionado en el tiempo? ¿Para qué usas la palabra escrita hoy?</w:t>
+                <w:rFonts w:ascii="Times New Roman" w:hAnsi="Times New Roman" w:cs="Times New Roman"/>
+              </w:rPr>
+              <w:t>El docente presenta una historia gamificada a partir de las imágenes de la página 12: 'La Gran Biblioteca de Alejandría y los primeros escribas de la humanidad necesitan recuperar los mensajes ocultos que e</w:t>
+            </w:r>
+            <w:r>
+              <w:rPr>
+                <w:rFonts w:ascii="Times New Roman" w:hAnsi="Times New Roman" w:cs="Times New Roman"/>
+              </w:rPr>
+              <w:t>xplican el nacimiento de las civilizaciones. Los estudiantes serán Arqueólogos de la Cultura Escrita y deberán descifrar enigmas para avanzar en el mapa del tiempo.' Preguntas detonantes del libro: ¿Qué conoces sobre las primeras formas de escritura? ¿Cómo</w:t>
+            </w:r>
+            <w:r>
+              <w:rPr>
+                <w:rFonts w:ascii="Times New Roman" w:hAnsi="Times New Roman" w:cs="Times New Roman"/>
+              </w:rPr>
+              <w:t xml:space="preserve"> ha evolucionado en el tiempo? ¿Para qué usas la palabra escrita hoy?</w:t>
             </w:r>
           </w:p>
           <w:p>
             <w:pPr>
               <w:spacing w:after="40"/>
-            </w:pPr>
-            <w:r>
-              <w:rPr>
-                <w:rFonts w:ascii="Times New Roman" w:hAnsi="Times New Roman"/>
-                <w:sz w:val="19"/>
-              </w:rPr>
-              <w:t>Gamificación: Cada estudiante elige su 'Avatar Histórico' (Pintor Rupestre, Escriba Sumerio, Filósofo del Papiro o Escriba Digital) y recibe su bitácora de viaje con 100 Puntos de Sabiduría iniciales.</w:t>
+              <w:rPr>
+                <w:rFonts w:ascii="Times New Roman" w:hAnsi="Times New Roman" w:cs="Times New Roman"/>
+              </w:rPr>
+            </w:pPr>
+            <w:r>
+              <w:rPr>
+                <w:rFonts w:ascii="Times New Roman" w:hAnsi="Times New Roman" w:cs="Times New Roman"/>
+                <w:b/>
+                <w:bCs/>
+              </w:rPr>
+              <w:t>Gamificación:</w:t>
+            </w:r>
+            <w:r>
+              <w:rPr>
+                <w:rFonts w:ascii="Times New Roman" w:hAnsi="Times New Roman" w:cs="Times New Roman"/>
+              </w:rPr>
+              <w:t xml:space="preserve"> Cada estudiante elige su 'Avatar Histórico' (Pintor Rupestre, Escriba Sumerio, Filósofo del Papiro o Escriba Digital) y recibe su bitácora de viaje con 100 Puntos de Sabidu</w:t>
+            </w:r>
+            <w:r>
+              <w:rPr>
+                <w:rFonts w:ascii="Times New Roman" w:hAnsi="Times New Roman" w:cs="Times New Roman"/>
+              </w:rPr>
+              <w:t>ría iniciales.</w:t>
             </w:r>
           </w:p>
           <w:p>
             <w:pPr>
               <w:spacing w:after="20"/>
-            </w:pPr>
-            <w:r>
-              <w:rPr>
-                <w:rFonts w:ascii="Times New Roman" w:hAnsi="Times New Roman"/>
-                <w:b/>
-                <w:sz w:val="19"/>
+              <w:rPr>
+                <w:rFonts w:ascii="Times New Roman" w:hAnsi="Times New Roman" w:cs="Times New Roman"/>
+              </w:rPr>
+            </w:pPr>
+            <w:r>
+              <w:rPr>
+                <w:rFonts w:ascii="Times New Roman" w:hAnsi="Times New Roman" w:cs="Times New Roman"/>
+                <w:b/>
               </w:rPr>
               <w:t>DUA aplicado:</w:t>
             </w:r>
@@ -1614,19 +1785,20 @@
           <w:p>
             <w:pPr>
               <w:spacing w:after="20"/>
-            </w:pPr>
-            <w:r>
-              <w:rPr>
-                <w:rFonts w:ascii="Times New Roman" w:hAnsi="Times New Roman"/>
-                <w:b/>
-                <w:sz w:val="18"/>
+              <w:rPr>
+                <w:rFonts w:ascii="Times New Roman" w:hAnsi="Times New Roman" w:cs="Times New Roman"/>
+              </w:rPr>
+            </w:pPr>
+            <w:r>
+              <w:rPr>
+                <w:rFonts w:ascii="Times New Roman" w:hAnsi="Times New Roman" w:cs="Times New Roman"/>
+                <w:b/>
               </w:rPr>
               <w:t xml:space="preserve">Representación: </w:t>
             </w:r>
             <w:r>
               <w:rPr>
-                <w:rFonts w:ascii="Times New Roman" w:hAnsi="Times New Roman"/>
-                <w:sz w:val="18"/>
+                <w:rFonts w:ascii="Times New Roman" w:hAnsi="Times New Roman" w:cs="Times New Roman"/>
               </w:rPr>
               <w:t>Infografía visual de la pág. 12 con pinturas rupestres, tablillas sumerias, jeroglíficos y tecnología digital moderna.</w:t>
             </w:r>
@@ -1634,39 +1806,47 @@
           <w:p>
             <w:pPr>
               <w:spacing w:after="20"/>
-            </w:pPr>
-            <w:r>
-              <w:rPr>
-                <w:rFonts w:ascii="Times New Roman" w:hAnsi="Times New Roman"/>
-                <w:b/>
-                <w:sz w:val="18"/>
+              <w:rPr>
+                <w:rFonts w:ascii="Times New Roman" w:hAnsi="Times New Roman" w:cs="Times New Roman"/>
+              </w:rPr>
+            </w:pPr>
+            <w:r>
+              <w:rPr>
+                <w:rFonts w:ascii="Times New Roman" w:hAnsi="Times New Roman" w:cs="Times New Roman"/>
+                <w:b/>
               </w:rPr>
               <w:t xml:space="preserve">Acción y expresión: </w:t>
             </w:r>
             <w:r>
               <w:rPr>
-                <w:rFonts w:ascii="Times New Roman" w:hAnsi="Times New Roman"/>
-                <w:sz w:val="18"/>
-              </w:rPr>
-              <w:t>Selección de su avatar mediante dibujo o distintivo; participación oral en lluvia de ideas.</w:t>
+                <w:rFonts w:ascii="Times New Roman" w:hAnsi="Times New Roman" w:cs="Times New Roman"/>
+              </w:rPr>
+              <w:t xml:space="preserve">Selección de su avatar mediante dibujo o distintivo; participación oral </w:t>
+            </w:r>
+            <w:r>
+              <w:rPr>
+                <w:rFonts w:ascii="Times New Roman" w:hAnsi="Times New Roman" w:cs="Times New Roman"/>
+              </w:rPr>
+              <w:t>en lluvia de ideas.</w:t>
             </w:r>
           </w:p>
           <w:p>
             <w:pPr>
               <w:spacing w:after="20"/>
-            </w:pPr>
-            <w:r>
-              <w:rPr>
-                <w:rFonts w:ascii="Times New Roman" w:hAnsi="Times New Roman"/>
-                <w:b/>
-                <w:sz w:val="18"/>
+              <w:rPr>
+                <w:rFonts w:ascii="Times New Roman" w:hAnsi="Times New Roman" w:cs="Times New Roman"/>
+              </w:rPr>
+            </w:pPr>
+            <w:r>
+              <w:rPr>
+                <w:rFonts w:ascii="Times New Roman" w:hAnsi="Times New Roman" w:cs="Times New Roman"/>
+                <w:b/>
               </w:rPr>
               <w:t xml:space="preserve">Compromiso-Motivación: </w:t>
             </w:r>
             <w:r>
               <w:rPr>
-                <w:rFonts w:ascii="Times New Roman" w:hAnsi="Times New Roman"/>
-                <w:sz w:val="18"/>
+                <w:rFonts w:ascii="Times New Roman" w:hAnsi="Times New Roman" w:cs="Times New Roman"/>
               </w:rPr>
               <w:t>Desafío de exploración histórica inmersiva con insignias y niveles de arqueólogo.</w:t>
             </w:r>
@@ -1677,6 +1857,7 @@
               <w:tblW w:w="0" w:type="auto"/>
               <w:jc w:val="center"/>
               <w:tblLayout w:type="fixed"/>
+              <w:tblLook w:val="04A0" w:firstRow="1" w:lastRow="0" w:firstColumn="1" w:lastColumn="0" w:noHBand="0" w:noVBand="1"/>
             </w:tblPr>
             <w:tblGrid>
               <w:gridCol w:w="683"/>
@@ -1696,12 +1877,12 @@
                 <w:p>
                   <w:pPr>
                     <w:pStyle w:val="Sinespaciado"/>
+                    <w:framePr w:hSpace="141" w:wrap="around" w:vAnchor="text" w:hAnchor="margin" w:y="-138"/>
                     <w:jc w:val="center"/>
                     <w:rPr>
                       <w:rFonts w:ascii="Times New Roman" w:hAnsi="Times New Roman" w:cs="Times New Roman"/>
                       <w:b/>
                       <w:color w:val="FFFFFF"/>
-                      <w:sz w:val="20"/>
                     </w:rPr>
                   </w:pPr>
                   <w:r>
@@ -1709,7 +1890,6 @@
                       <w:rFonts w:ascii="Times New Roman" w:hAnsi="Times New Roman" w:cs="Times New Roman"/>
                       <w:b/>
                       <w:color w:val="FFFFFF"/>
-                      <w:sz w:val="20"/>
                     </w:rPr>
                     <w:t>R</w:t>
                   </w:r>
@@ -1723,12 +1903,12 @@
                 <w:p>
                   <w:pPr>
                     <w:pStyle w:val="Sinespaciado"/>
+                    <w:framePr w:hSpace="141" w:wrap="around" w:vAnchor="text" w:hAnchor="margin" w:y="-138"/>
                     <w:jc w:val="center"/>
                     <w:rPr>
                       <w:rFonts w:ascii="Times New Roman" w:hAnsi="Times New Roman" w:cs="Times New Roman"/>
                       <w:b/>
                       <w:color w:val="FFFFFF"/>
-                      <w:sz w:val="20"/>
                     </w:rPr>
                   </w:pPr>
                   <w:r>
@@ -1736,7 +1916,6 @@
                       <w:rFonts w:ascii="Times New Roman" w:hAnsi="Times New Roman" w:cs="Times New Roman"/>
                       <w:b/>
                       <w:color w:val="FFFFFF"/>
-                      <w:sz w:val="20"/>
                     </w:rPr>
                     <w:t>A-E</w:t>
                   </w:r>
@@ -1750,12 +1929,12 @@
                 <w:p>
                   <w:pPr>
                     <w:pStyle w:val="Sinespaciado"/>
+                    <w:framePr w:hSpace="141" w:wrap="around" w:vAnchor="text" w:hAnchor="margin" w:y="-138"/>
                     <w:jc w:val="center"/>
                     <w:rPr>
                       <w:rFonts w:ascii="Times New Roman" w:hAnsi="Times New Roman" w:cs="Times New Roman"/>
                       <w:b/>
                       <w:color w:val="FFFFFF"/>
-                      <w:sz w:val="20"/>
                     </w:rPr>
                   </w:pPr>
                   <w:r>
@@ -1763,7 +1942,6 @@
                       <w:rFonts w:ascii="Times New Roman" w:hAnsi="Times New Roman" w:cs="Times New Roman"/>
                       <w:b/>
                       <w:color w:val="FFFFFF"/>
-                      <w:sz w:val="20"/>
                     </w:rPr>
                     <w:t>C-M</w:t>
                   </w:r>
@@ -1774,17 +1952,22 @@
           <w:p>
             <w:pPr>
               <w:spacing w:before="40" w:after="40"/>
+              <w:rPr>
+                <w:rFonts w:ascii="Times New Roman" w:hAnsi="Times New Roman" w:cs="Times New Roman"/>
+              </w:rPr>
             </w:pPr>
           </w:p>
           <w:p>
             <w:pPr>
               <w:spacing w:before="60" w:after="20"/>
-            </w:pPr>
-            <w:r>
-              <w:rPr>
-                <w:rFonts w:ascii="Times New Roman" w:hAnsi="Times New Roman"/>
-                <w:b/>
-                <w:sz w:val="20"/>
+              <w:rPr>
+                <w:rFonts w:ascii="Times New Roman" w:hAnsi="Times New Roman" w:cs="Times New Roman"/>
+              </w:rPr>
+            </w:pPr>
+            <w:r>
+              <w:rPr>
+                <w:rFonts w:ascii="Times New Roman" w:hAnsi="Times New Roman" w:cs="Times New Roman"/>
+                <w:b/>
               </w:rPr>
               <w:t>Fase 2: Comprensión – “La Ruleta de los Soportes y la Línea del Tiempo”</w:t>
             </w:r>
@@ -1792,44 +1975,69 @@
           <w:p>
             <w:pPr>
               <w:spacing w:after="20"/>
-            </w:pPr>
-            <w:r>
-              <w:rPr>
-                <w:rFonts w:ascii="Times New Roman" w:hAnsi="Times New Roman"/>
-                <w:b/>
-                <w:sz w:val="19"/>
+              <w:rPr>
+                <w:rFonts w:ascii="Times New Roman" w:hAnsi="Times New Roman" w:cs="Times New Roman"/>
+              </w:rPr>
+            </w:pPr>
+            <w:r>
+              <w:rPr>
+                <w:rFonts w:ascii="Times New Roman" w:hAnsi="Times New Roman" w:cs="Times New Roman"/>
+                <w:b/>
               </w:rPr>
               <w:t xml:space="preserve">Actividad: </w:t>
             </w:r>
             <w:r>
               <w:rPr>
-                <w:rFonts w:ascii="Times New Roman" w:hAnsi="Times New Roman"/>
-                <w:sz w:val="19"/>
-              </w:rPr>
-              <w:t>Lectura guiada de las páginas 13 a 17 sobre los soportes de la escritura (arcilla cuneiforme, papiro egipcio, pergamino, papel de trapo, imprenta de Gutenberg y soportes digitales). Dinámica de relevos por equipos: relacionar cada material con su civilización y función social para registrar cosechas, leyes y memorias.</w:t>
+                <w:rFonts w:ascii="Times New Roman" w:hAnsi="Times New Roman" w:cs="Times New Roman"/>
+              </w:rPr>
+              <w:t>Lectura guiada de las páginas 13 a 1</w:t>
+            </w:r>
+            <w:r>
+              <w:rPr>
+                <w:rFonts w:ascii="Times New Roman" w:hAnsi="Times New Roman" w:cs="Times New Roman"/>
+              </w:rPr>
+              <w:t xml:space="preserve">7 sobre los soportes de la escritura (arcilla cuneiforme, papiro egipcio, pergamino, papel de trapo, imprenta de Gutenberg y soportes digitales). Dinámica de relevos por equipos: relacionar cada material con su civilización y función social para registrar </w:t>
+            </w:r>
+            <w:r>
+              <w:rPr>
+                <w:rFonts w:ascii="Times New Roman" w:hAnsi="Times New Roman" w:cs="Times New Roman"/>
+              </w:rPr>
+              <w:t>cosechas, leyes y memorias.</w:t>
             </w:r>
           </w:p>
           <w:p>
             <w:pPr>
               <w:spacing w:after="40"/>
-            </w:pPr>
-            <w:r>
-              <w:rPr>
-                <w:rFonts w:ascii="Times New Roman" w:hAnsi="Times New Roman"/>
-                <w:sz w:val="19"/>
-              </w:rPr>
-              <w:t>Gamificación: Cada asociación correcta otorga 10 puntos y desbloquea la carta de poder cívico 'Memoria Colectiva' (valor de la preservación de acuerdos y derechos de los pueblos).</w:t>
+              <w:rPr>
+                <w:rFonts w:ascii="Times New Roman" w:hAnsi="Times New Roman" w:cs="Times New Roman"/>
+              </w:rPr>
+            </w:pPr>
+            <w:r>
+              <w:rPr>
+                <w:rFonts w:ascii="Times New Roman" w:hAnsi="Times New Roman" w:cs="Times New Roman"/>
+                <w:b/>
+                <w:bCs/>
+              </w:rPr>
+              <w:t>Gamificación:</w:t>
+            </w:r>
+            <w:r>
+              <w:rPr>
+                <w:rFonts w:ascii="Times New Roman" w:hAnsi="Times New Roman" w:cs="Times New Roman"/>
+              </w:rPr>
+              <w:t xml:space="preserve"> Cada asociación correcta otorga 10 puntos y desbloquea la carta de poder cívico 'Memoria Colectiva' (valor de la preservación de acuerdos y derechos de los pueblos).</w:t>
             </w:r>
           </w:p>
           <w:p>
             <w:pPr>
               <w:spacing w:after="20"/>
-            </w:pPr>
-            <w:r>
-              <w:rPr>
-                <w:rFonts w:ascii="Times New Roman" w:hAnsi="Times New Roman"/>
-                <w:b/>
-                <w:sz w:val="19"/>
+              <w:rPr>
+                <w:rFonts w:ascii="Times New Roman" w:hAnsi="Times New Roman" w:cs="Times New Roman"/>
+              </w:rPr>
+            </w:pPr>
+            <w:r>
+              <w:rPr>
+                <w:rFonts w:ascii="Times New Roman" w:hAnsi="Times New Roman" w:cs="Times New Roman"/>
+                <w:b/>
               </w:rPr>
               <w:t>DUA aplicado:</w:t>
             </w:r>
@@ -1837,39 +2045,47 @@
           <w:p>
             <w:pPr>
               <w:spacing w:after="20"/>
-            </w:pPr>
-            <w:r>
-              <w:rPr>
-                <w:rFonts w:ascii="Times New Roman" w:hAnsi="Times New Roman"/>
-                <w:b/>
-                <w:sz w:val="18"/>
+              <w:rPr>
+                <w:rFonts w:ascii="Times New Roman" w:hAnsi="Times New Roman" w:cs="Times New Roman"/>
+              </w:rPr>
+            </w:pPr>
+            <w:r>
+              <w:rPr>
+                <w:rFonts w:ascii="Times New Roman" w:hAnsi="Times New Roman" w:cs="Times New Roman"/>
+                <w:b/>
               </w:rPr>
               <w:t xml:space="preserve">Representación: </w:t>
             </w:r>
             <w:r>
               <w:rPr>
-                <w:rFonts w:ascii="Times New Roman" w:hAnsi="Times New Roman"/>
-                <w:sz w:val="18"/>
-              </w:rPr>
-              <w:t>Muestras táctiles/visuales de papel, arcilla y pergamino; organizadores gráficos cromáticos en pizarra.</w:t>
+                <w:rFonts w:ascii="Times New Roman" w:hAnsi="Times New Roman" w:cs="Times New Roman"/>
+              </w:rPr>
+              <w:t xml:space="preserve">Muestras </w:t>
+            </w:r>
+            <w:r>
+              <w:rPr>
+                <w:rFonts w:ascii="Times New Roman" w:hAnsi="Times New Roman" w:cs="Times New Roman"/>
+              </w:rPr>
+              <w:t>táctiles/visuales de papel, arcilla y pergamino; organizadores gráficos cromáticos en pizarra.</w:t>
             </w:r>
           </w:p>
           <w:p>
             <w:pPr>
               <w:spacing w:after="20"/>
-            </w:pPr>
-            <w:r>
-              <w:rPr>
-                <w:rFonts w:ascii="Times New Roman" w:hAnsi="Times New Roman"/>
-                <w:b/>
-                <w:sz w:val="18"/>
+              <w:rPr>
+                <w:rFonts w:ascii="Times New Roman" w:hAnsi="Times New Roman" w:cs="Times New Roman"/>
+              </w:rPr>
+            </w:pPr>
+            <w:r>
+              <w:rPr>
+                <w:rFonts w:ascii="Times New Roman" w:hAnsi="Times New Roman" w:cs="Times New Roman"/>
+                <w:b/>
               </w:rPr>
               <w:t xml:space="preserve">Acción y expresión: </w:t>
             </w:r>
             <w:r>
               <w:rPr>
-                <w:rFonts w:ascii="Times New Roman" w:hAnsi="Times New Roman"/>
-                <w:sz w:val="18"/>
+                <w:rFonts w:ascii="Times New Roman" w:hAnsi="Times New Roman" w:cs="Times New Roman"/>
               </w:rPr>
               <w:t>Respuestas orales, construcción de una línea de tiempo cronológica en el cuaderno o dramatización rápida.</w:t>
             </w:r>
@@ -1877,21 +2093,28 @@
           <w:p>
             <w:pPr>
               <w:spacing w:after="20"/>
-            </w:pPr>
-            <w:r>
-              <w:rPr>
-                <w:rFonts w:ascii="Times New Roman" w:hAnsi="Times New Roman"/>
-                <w:b/>
-                <w:sz w:val="18"/>
+              <w:rPr>
+                <w:rFonts w:ascii="Times New Roman" w:hAnsi="Times New Roman" w:cs="Times New Roman"/>
+              </w:rPr>
+            </w:pPr>
+            <w:r>
+              <w:rPr>
+                <w:rFonts w:ascii="Times New Roman" w:hAnsi="Times New Roman" w:cs="Times New Roman"/>
+                <w:b/>
               </w:rPr>
               <w:t xml:space="preserve">Compromiso-Motivación: </w:t>
             </w:r>
             <w:r>
               <w:rPr>
-                <w:rFonts w:ascii="Times New Roman" w:hAnsi="Times New Roman"/>
-                <w:sz w:val="18"/>
-              </w:rPr>
-              <w:t>Trabajo cooperativo en clanes con metas claras y recompensas inmediatas de equipo.</w:t>
+                <w:rFonts w:ascii="Times New Roman" w:hAnsi="Times New Roman" w:cs="Times New Roman"/>
+              </w:rPr>
+              <w:t>Trabajo coop</w:t>
+            </w:r>
+            <w:r>
+              <w:rPr>
+                <w:rFonts w:ascii="Times New Roman" w:hAnsi="Times New Roman" w:cs="Times New Roman"/>
+              </w:rPr>
+              <w:t>erativo en clanes con metas claras y recompensas inmediatas de equipo.</w:t>
             </w:r>
           </w:p>
           <w:tbl>
@@ -1900,6 +2123,7 @@
               <w:tblW w:w="0" w:type="auto"/>
               <w:jc w:val="center"/>
               <w:tblLayout w:type="fixed"/>
+              <w:tblLook w:val="04A0" w:firstRow="1" w:lastRow="0" w:firstColumn="1" w:lastColumn="0" w:noHBand="0" w:noVBand="1"/>
             </w:tblPr>
             <w:tblGrid>
               <w:gridCol w:w="683"/>
@@ -1919,12 +2143,12 @@
                 <w:p>
                   <w:pPr>
                     <w:pStyle w:val="Sinespaciado"/>
+                    <w:framePr w:hSpace="141" w:wrap="around" w:vAnchor="text" w:hAnchor="margin" w:y="-138"/>
                     <w:jc w:val="center"/>
                     <w:rPr>
                       <w:rFonts w:ascii="Times New Roman" w:hAnsi="Times New Roman" w:cs="Times New Roman"/>
                       <w:b/>
                       <w:color w:val="FFFFFF"/>
-                      <w:sz w:val="20"/>
                     </w:rPr>
                   </w:pPr>
                   <w:r>
@@ -1932,7 +2156,6 @@
                       <w:rFonts w:ascii="Times New Roman" w:hAnsi="Times New Roman" w:cs="Times New Roman"/>
                       <w:b/>
                       <w:color w:val="FFFFFF"/>
-                      <w:sz w:val="20"/>
                     </w:rPr>
                     <w:t>R</w:t>
                   </w:r>
@@ -1946,12 +2169,12 @@
                 <w:p>
                   <w:pPr>
                     <w:pStyle w:val="Sinespaciado"/>
+                    <w:framePr w:hSpace="141" w:wrap="around" w:vAnchor="text" w:hAnchor="margin" w:y="-138"/>
                     <w:jc w:val="center"/>
                     <w:rPr>
                       <w:rFonts w:ascii="Times New Roman" w:hAnsi="Times New Roman" w:cs="Times New Roman"/>
                       <w:b/>
                       <w:color w:val="FFFFFF"/>
-                      <w:sz w:val="20"/>
                     </w:rPr>
                   </w:pPr>
                   <w:r>
@@ -1959,7 +2182,6 @@
                       <w:rFonts w:ascii="Times New Roman" w:hAnsi="Times New Roman" w:cs="Times New Roman"/>
                       <w:b/>
                       <w:color w:val="FFFFFF"/>
-                      <w:sz w:val="20"/>
                     </w:rPr>
                     <w:t>A-E</w:t>
                   </w:r>
@@ -1973,12 +2195,12 @@
                 <w:p>
                   <w:pPr>
                     <w:pStyle w:val="Sinespaciado"/>
+                    <w:framePr w:hSpace="141" w:wrap="around" w:vAnchor="text" w:hAnchor="margin" w:y="-138"/>
                     <w:jc w:val="center"/>
                     <w:rPr>
                       <w:rFonts w:ascii="Times New Roman" w:hAnsi="Times New Roman" w:cs="Times New Roman"/>
                       <w:b/>
                       <w:color w:val="FFFFFF"/>
-                      <w:sz w:val="20"/>
                     </w:rPr>
                   </w:pPr>
                   <w:r>
@@ -1986,7 +2208,6 @@
                       <w:rFonts w:ascii="Times New Roman" w:hAnsi="Times New Roman" w:cs="Times New Roman"/>
                       <w:b/>
                       <w:color w:val="FFFFFF"/>
-                      <w:sz w:val="20"/>
                     </w:rPr>
                     <w:t>C-M</w:t>
                   </w:r>
@@ -1997,17 +2218,22 @@
           <w:p>
             <w:pPr>
               <w:spacing w:before="40" w:after="40"/>
+              <w:rPr>
+                <w:rFonts w:ascii="Times New Roman" w:hAnsi="Times New Roman" w:cs="Times New Roman"/>
+              </w:rPr>
             </w:pPr>
           </w:p>
           <w:p>
             <w:pPr>
               <w:spacing w:before="60" w:after="20"/>
-            </w:pPr>
-            <w:r>
-              <w:rPr>
-                <w:rFonts w:ascii="Times New Roman" w:hAnsi="Times New Roman"/>
-                <w:b/>
-                <w:sz w:val="20"/>
+              <w:rPr>
+                <w:rFonts w:ascii="Times New Roman" w:hAnsi="Times New Roman" w:cs="Times New Roman"/>
+              </w:rPr>
+            </w:pPr>
+            <w:r>
+              <w:rPr>
+                <w:rFonts w:ascii="Times New Roman" w:hAnsi="Times New Roman" w:cs="Times New Roman"/>
+                <w:b/>
               </w:rPr>
               <w:t>Fase 3: Aplicación – “El Gran Código Criptográfico de los Escribas”</w:t>
             </w:r>
@@ -2015,44 +2241,73 @@
           <w:p>
             <w:pPr>
               <w:spacing w:after="20"/>
-            </w:pPr>
-            <w:r>
-              <w:rPr>
-                <w:rFonts w:ascii="Times New Roman" w:hAnsi="Times New Roman"/>
-                <w:b/>
-                <w:sz w:val="19"/>
+              <w:rPr>
+                <w:rFonts w:ascii="Times New Roman" w:hAnsi="Times New Roman" w:cs="Times New Roman"/>
+              </w:rPr>
+            </w:pPr>
+            <w:r>
+              <w:rPr>
+                <w:rFonts w:ascii="Times New Roman" w:hAnsi="Times New Roman" w:cs="Times New Roman"/>
+                <w:b/>
               </w:rPr>
               <w:t xml:space="preserve">Actividad: </w:t>
             </w:r>
             <w:r>
               <w:rPr>
-                <w:rFonts w:ascii="Times New Roman" w:hAnsi="Times New Roman"/>
-                <w:sz w:val="19"/>
-              </w:rPr>
-              <w:t>Los estudiantes asumen el reto de la página 18 del texto escolar: descifrar el mensaje secreto utilizando el código de sustitución alfabética. Luego, responden a situaciones reales: ¿Por qué la palabra escrita ofrece mayor seguridad jurídica y personal que un acuerdo verbal?</w:t>
+                <w:rFonts w:ascii="Times New Roman" w:hAnsi="Times New Roman" w:cs="Times New Roman"/>
+              </w:rPr>
+              <w:t>Los estudiantes asumen el reto de la página 1</w:t>
+            </w:r>
+            <w:r>
+              <w:rPr>
+                <w:rFonts w:ascii="Times New Roman" w:hAnsi="Times New Roman" w:cs="Times New Roman"/>
+              </w:rPr>
+              <w:t>7</w:t>
+            </w:r>
+            <w:r>
+              <w:rPr>
+                <w:rFonts w:ascii="Times New Roman" w:hAnsi="Times New Roman" w:cs="Times New Roman"/>
+              </w:rPr>
+              <w:t xml:space="preserve"> del texto escolar: descifrar el mensaje secreto</w:t>
+            </w:r>
+            <w:r>
+              <w:rPr>
+                <w:rFonts w:ascii="Times New Roman" w:hAnsi="Times New Roman" w:cs="Times New Roman"/>
+              </w:rPr>
+              <w:t xml:space="preserve"> utilizando el código de sustitución alfabética. Luego, responden a situaciones reales: ¿Por qué la palabra escrita ofrece mayor seguridad jurídica y personal que un acuerdo verbal?</w:t>
             </w:r>
           </w:p>
           <w:p>
             <w:pPr>
               <w:spacing w:after="40"/>
-            </w:pPr>
-            <w:r>
-              <w:rPr>
-                <w:rFonts w:ascii="Times New Roman" w:hAnsi="Times New Roman"/>
-                <w:sz w:val="19"/>
-              </w:rPr>
-              <w:t>Gamificación: Los equipos que decodifican el mensaje en tiempo récord ganan 'Estrellas de Criptografía' y se convierten en 'Descifradores Maestros'.</w:t>
+              <w:rPr>
+                <w:rFonts w:ascii="Times New Roman" w:hAnsi="Times New Roman" w:cs="Times New Roman"/>
+              </w:rPr>
+            </w:pPr>
+            <w:r>
+              <w:rPr>
+                <w:rFonts w:ascii="Times New Roman" w:hAnsi="Times New Roman" w:cs="Times New Roman"/>
+              </w:rPr>
+              <w:t>Gamificación: Los equipos que decodifican el mensaje en tiempo récord gana</w:t>
+            </w:r>
+            <w:r>
+              <w:rPr>
+                <w:rFonts w:ascii="Times New Roman" w:hAnsi="Times New Roman" w:cs="Times New Roman"/>
+              </w:rPr>
+              <w:t>n 'Estrellas de Criptografía' y se convierten en 'Descifradores Maestros'.</w:t>
             </w:r>
           </w:p>
           <w:p>
             <w:pPr>
               <w:spacing w:after="20"/>
-            </w:pPr>
-            <w:r>
-              <w:rPr>
-                <w:rFonts w:ascii="Times New Roman" w:hAnsi="Times New Roman"/>
-                <w:b/>
-                <w:sz w:val="19"/>
+              <w:rPr>
+                <w:rFonts w:ascii="Times New Roman" w:hAnsi="Times New Roman" w:cs="Times New Roman"/>
+              </w:rPr>
+            </w:pPr>
+            <w:r>
+              <w:rPr>
+                <w:rFonts w:ascii="Times New Roman" w:hAnsi="Times New Roman" w:cs="Times New Roman"/>
+                <w:b/>
               </w:rPr>
               <w:t>DUA aplicado:</w:t>
             </w:r>
@@ -2060,59 +2315,80 @@
           <w:p>
             <w:pPr>
               <w:spacing w:after="20"/>
-            </w:pPr>
-            <w:r>
-              <w:rPr>
-                <w:rFonts w:ascii="Times New Roman" w:hAnsi="Times New Roman"/>
-                <w:b/>
-                <w:sz w:val="18"/>
+              <w:rPr>
+                <w:rFonts w:ascii="Times New Roman" w:hAnsi="Times New Roman" w:cs="Times New Roman"/>
+              </w:rPr>
+            </w:pPr>
+            <w:r>
+              <w:rPr>
+                <w:rFonts w:ascii="Times New Roman" w:hAnsi="Times New Roman" w:cs="Times New Roman"/>
+                <w:b/>
               </w:rPr>
               <w:t xml:space="preserve">Representación: </w:t>
             </w:r>
             <w:r>
               <w:rPr>
-                <w:rFonts w:ascii="Times New Roman" w:hAnsi="Times New Roman"/>
-                <w:sz w:val="18"/>
-              </w:rPr>
-              <w:t>Clave criptográfica visual de la pág. 18 proyectada y en hojas de trabajo.</w:t>
+                <w:rFonts w:ascii="Times New Roman" w:hAnsi="Times New Roman" w:cs="Times New Roman"/>
+              </w:rPr>
+              <w:t>Clave criptográfica visual de la pág. 1</w:t>
+            </w:r>
+            <w:r>
+              <w:rPr>
+                <w:rFonts w:ascii="Times New Roman" w:hAnsi="Times New Roman" w:cs="Times New Roman"/>
+              </w:rPr>
+              <w:t>7</w:t>
+            </w:r>
+            <w:r>
+              <w:rPr>
+                <w:rFonts w:ascii="Times New Roman" w:hAnsi="Times New Roman" w:cs="Times New Roman"/>
+              </w:rPr>
+              <w:t xml:space="preserve"> proyectada y en hojas de trabajo.</w:t>
             </w:r>
           </w:p>
           <w:p>
             <w:pPr>
               <w:spacing w:after="20"/>
-            </w:pPr>
-            <w:r>
-              <w:rPr>
-                <w:rFonts w:ascii="Times New Roman" w:hAnsi="Times New Roman"/>
-                <w:b/>
-                <w:sz w:val="18"/>
+              <w:rPr>
+                <w:rFonts w:ascii="Times New Roman" w:hAnsi="Times New Roman" w:cs="Times New Roman"/>
+              </w:rPr>
+            </w:pPr>
+            <w:r>
+              <w:rPr>
+                <w:rFonts w:ascii="Times New Roman" w:hAnsi="Times New Roman" w:cs="Times New Roman"/>
+                <w:b/>
               </w:rPr>
               <w:t xml:space="preserve">Acción y expresión: </w:t>
             </w:r>
             <w:r>
               <w:rPr>
-                <w:rFonts w:ascii="Times New Roman" w:hAnsi="Times New Roman"/>
-                <w:sz w:val="18"/>
-              </w:rPr>
-              <w:t>Resolución escrita individual o en parejas; opción de verbalizar o graficar el mensaje.</w:t>
+                <w:rFonts w:ascii="Times New Roman" w:hAnsi="Times New Roman" w:cs="Times New Roman"/>
+              </w:rPr>
+              <w:t>Resolución escrita individual o en parejas; opción de ve</w:t>
+            </w:r>
+            <w:r>
+              <w:rPr>
+                <w:rFonts w:ascii="Times New Roman" w:hAnsi="Times New Roman" w:cs="Times New Roman"/>
+              </w:rPr>
+              <w:t>rbalizar o graficar el mensaje.</w:t>
             </w:r>
           </w:p>
           <w:p>
             <w:pPr>
               <w:spacing w:after="20"/>
-            </w:pPr>
-            <w:r>
-              <w:rPr>
-                <w:rFonts w:ascii="Times New Roman" w:hAnsi="Times New Roman"/>
-                <w:b/>
-                <w:sz w:val="18"/>
+              <w:rPr>
+                <w:rFonts w:ascii="Times New Roman" w:hAnsi="Times New Roman" w:cs="Times New Roman"/>
+              </w:rPr>
+            </w:pPr>
+            <w:r>
+              <w:rPr>
+                <w:rFonts w:ascii="Times New Roman" w:hAnsi="Times New Roman" w:cs="Times New Roman"/>
+                <w:b/>
               </w:rPr>
               <w:t xml:space="preserve">Compromiso-Motivación: </w:t>
             </w:r>
             <w:r>
               <w:rPr>
-                <w:rFonts w:ascii="Times New Roman" w:hAnsi="Times New Roman"/>
-                <w:sz w:val="18"/>
+                <w:rFonts w:ascii="Times New Roman" w:hAnsi="Times New Roman" w:cs="Times New Roman"/>
               </w:rPr>
               <w:t>Reto de resolución lógica de acertijos con retroalimentación formativa y lúdica.</w:t>
             </w:r>
@@ -2123,6 +2399,7 @@
               <w:tblW w:w="0" w:type="auto"/>
               <w:jc w:val="center"/>
               <w:tblLayout w:type="fixed"/>
+              <w:tblLook w:val="04A0" w:firstRow="1" w:lastRow="0" w:firstColumn="1" w:lastColumn="0" w:noHBand="0" w:noVBand="1"/>
             </w:tblPr>
             <w:tblGrid>
               <w:gridCol w:w="683"/>
@@ -2142,12 +2419,12 @@
                 <w:p>
                   <w:pPr>
                     <w:pStyle w:val="Sinespaciado"/>
+                    <w:framePr w:hSpace="141" w:wrap="around" w:vAnchor="text" w:hAnchor="margin" w:y="-138"/>
                     <w:jc w:val="center"/>
                     <w:rPr>
                       <w:rFonts w:ascii="Times New Roman" w:hAnsi="Times New Roman" w:cs="Times New Roman"/>
                       <w:b/>
                       <w:color w:val="FFFFFF"/>
-                      <w:sz w:val="20"/>
                     </w:rPr>
                   </w:pPr>
                   <w:r>
@@ -2155,7 +2432,6 @@
                       <w:rFonts w:ascii="Times New Roman" w:hAnsi="Times New Roman" w:cs="Times New Roman"/>
                       <w:b/>
                       <w:color w:val="FFFFFF"/>
-                      <w:sz w:val="20"/>
                     </w:rPr>
                     <w:t>R</w:t>
                   </w:r>
@@ -2169,12 +2445,12 @@
                 <w:p>
                   <w:pPr>
                     <w:pStyle w:val="Sinespaciado"/>
+                    <w:framePr w:hSpace="141" w:wrap="around" w:vAnchor="text" w:hAnchor="margin" w:y="-138"/>
                     <w:jc w:val="center"/>
                     <w:rPr>
                       <w:rFonts w:ascii="Times New Roman" w:hAnsi="Times New Roman" w:cs="Times New Roman"/>
                       <w:b/>
                       <w:color w:val="FFFFFF"/>
-                      <w:sz w:val="20"/>
                     </w:rPr>
                   </w:pPr>
                   <w:r>
@@ -2182,7 +2458,6 @@
                       <w:rFonts w:ascii="Times New Roman" w:hAnsi="Times New Roman" w:cs="Times New Roman"/>
                       <w:b/>
                       <w:color w:val="FFFFFF"/>
-                      <w:sz w:val="20"/>
                     </w:rPr>
                     <w:t>A-E</w:t>
                   </w:r>
@@ -2196,12 +2471,12 @@
                 <w:p>
                   <w:pPr>
                     <w:pStyle w:val="Sinespaciado"/>
+                    <w:framePr w:hSpace="141" w:wrap="around" w:vAnchor="text" w:hAnchor="margin" w:y="-138"/>
                     <w:jc w:val="center"/>
                     <w:rPr>
                       <w:rFonts w:ascii="Times New Roman" w:hAnsi="Times New Roman" w:cs="Times New Roman"/>
                       <w:b/>
                       <w:color w:val="FFFFFF"/>
-                      <w:sz w:val="20"/>
                     </w:rPr>
                   </w:pPr>
                   <w:r>
@@ -2209,7 +2484,6 @@
                       <w:rFonts w:ascii="Times New Roman" w:hAnsi="Times New Roman" w:cs="Times New Roman"/>
                       <w:b/>
                       <w:color w:val="FFFFFF"/>
-                      <w:sz w:val="20"/>
                     </w:rPr>
                     <w:t>C-M</w:t>
                   </w:r>
@@ -2220,17 +2494,22 @@
           <w:p>
             <w:pPr>
               <w:spacing w:before="40" w:after="40"/>
+              <w:rPr>
+                <w:rFonts w:ascii="Times New Roman" w:hAnsi="Times New Roman" w:cs="Times New Roman"/>
+              </w:rPr>
             </w:pPr>
           </w:p>
           <w:p>
             <w:pPr>
               <w:spacing w:before="60" w:after="20"/>
-            </w:pPr>
-            <w:r>
-              <w:rPr>
-                <w:rFonts w:ascii="Times New Roman" w:hAnsi="Times New Roman"/>
-                <w:b/>
-                <w:sz w:val="20"/>
+              <w:rPr>
+                <w:rFonts w:ascii="Times New Roman" w:hAnsi="Times New Roman" w:cs="Times New Roman"/>
+              </w:rPr>
+            </w:pPr>
+            <w:r>
+              <w:rPr>
+                <w:rFonts w:ascii="Times New Roman" w:hAnsi="Times New Roman" w:cs="Times New Roman"/>
+                <w:b/>
               </w:rPr>
               <w:t>Fase 4: Cierre – “El Papiro de la Identidad y la Cultura Escrita”</w:t>
             </w:r>
@@ -2238,44 +2517,75 @@
           <w:p>
             <w:pPr>
               <w:spacing w:after="20"/>
-            </w:pPr>
-            <w:r>
-              <w:rPr>
-                <w:rFonts w:ascii="Times New Roman" w:hAnsi="Times New Roman"/>
-                <w:b/>
-                <w:sz w:val="19"/>
+              <w:rPr>
+                <w:rFonts w:ascii="Times New Roman" w:hAnsi="Times New Roman" w:cs="Times New Roman"/>
+              </w:rPr>
+            </w:pPr>
+            <w:r>
+              <w:rPr>
+                <w:rFonts w:ascii="Times New Roman" w:hAnsi="Times New Roman" w:cs="Times New Roman"/>
+                <w:b/>
               </w:rPr>
               <w:t xml:space="preserve">Actividad: </w:t>
             </w:r>
             <w:r>
               <w:rPr>
-                <w:rFonts w:ascii="Times New Roman" w:hAnsi="Times New Roman"/>
-                <w:sz w:val="19"/>
-              </w:rPr>
-              <w:t>Cada estudiante redacta un breve manifiesto personal en su bitácora: '¿Por qué la lengua escrita es una herramienta cultural imprescindible en mi vida cotidiana?' Se pegan en el gran 'Muro de los Escribas de 7mo'. (Viernes 09/10: Feriado Independencia de Guayaquil).</w:t>
+                <w:rFonts w:ascii="Times New Roman" w:hAnsi="Times New Roman" w:cs="Times New Roman"/>
+              </w:rPr>
+              <w:t xml:space="preserve">Cada estudiante redacta un </w:t>
+            </w:r>
+            <w:r>
+              <w:rPr>
+                <w:rFonts w:ascii="Times New Roman" w:hAnsi="Times New Roman" w:cs="Times New Roman"/>
+              </w:rPr>
+              <w:t>breve manifiesto personal en su bitácora: '¿Por qué la lengua escrita es una herramienta cultural imprescindible en mi vida cotidiana?' Se pegan en el gran 'Muro de los Escribas de 7mo'. (</w:t>
+            </w:r>
+            <w:proofErr w:type="gramStart"/>
+            <w:r>
+              <w:rPr>
+                <w:rFonts w:ascii="Times New Roman" w:hAnsi="Times New Roman" w:cs="Times New Roman"/>
+              </w:rPr>
+              <w:t>Viernes</w:t>
+            </w:r>
+            <w:proofErr w:type="gramEnd"/>
+            <w:r>
+              <w:rPr>
+                <w:rFonts w:ascii="Times New Roman" w:hAnsi="Times New Roman" w:cs="Times New Roman"/>
+              </w:rPr>
+              <w:t xml:space="preserve"> 09/10: Feriado Independencia de Guayaquil).</w:t>
             </w:r>
           </w:p>
           <w:p>
             <w:pPr>
               <w:spacing w:after="40"/>
-            </w:pPr>
-            <w:r>
-              <w:rPr>
-                <w:rFonts w:ascii="Times New Roman" w:hAnsi="Times New Roman"/>
-                <w:sz w:val="19"/>
-              </w:rPr>
-              <w:t>Gamificación: Condecoración colectiva con el diploma y título de 'Guardianes de la Memoria Humana'.</w:t>
+              <w:rPr>
+                <w:rFonts w:ascii="Times New Roman" w:hAnsi="Times New Roman" w:cs="Times New Roman"/>
+              </w:rPr>
+            </w:pPr>
+            <w:r>
+              <w:rPr>
+                <w:rFonts w:ascii="Times New Roman" w:hAnsi="Times New Roman" w:cs="Times New Roman"/>
+              </w:rPr>
+              <w:t>Gamificación: Co</w:t>
+            </w:r>
+            <w:r>
+              <w:rPr>
+                <w:rFonts w:ascii="Times New Roman" w:hAnsi="Times New Roman" w:cs="Times New Roman"/>
+              </w:rPr>
+              <w:t>ndecoración colectiva con el diploma y título de 'Guardianes de la Memoria Humana'.</w:t>
             </w:r>
           </w:p>
           <w:p>
             <w:pPr>
               <w:spacing w:after="20"/>
-            </w:pPr>
-            <w:r>
-              <w:rPr>
-                <w:rFonts w:ascii="Times New Roman" w:hAnsi="Times New Roman"/>
-                <w:b/>
-                <w:sz w:val="19"/>
+              <w:rPr>
+                <w:rFonts w:ascii="Times New Roman" w:hAnsi="Times New Roman" w:cs="Times New Roman"/>
+              </w:rPr>
+            </w:pPr>
+            <w:r>
+              <w:rPr>
+                <w:rFonts w:ascii="Times New Roman" w:hAnsi="Times New Roman" w:cs="Times New Roman"/>
+                <w:b/>
               </w:rPr>
               <w:t>DUA aplicado:</w:t>
             </w:r>
@@ -2283,19 +2593,20 @@
           <w:p>
             <w:pPr>
               <w:spacing w:after="20"/>
-            </w:pPr>
-            <w:r>
-              <w:rPr>
-                <w:rFonts w:ascii="Times New Roman" w:hAnsi="Times New Roman"/>
-                <w:b/>
-                <w:sz w:val="18"/>
+              <w:rPr>
+                <w:rFonts w:ascii="Times New Roman" w:hAnsi="Times New Roman" w:cs="Times New Roman"/>
+              </w:rPr>
+            </w:pPr>
+            <w:r>
+              <w:rPr>
+                <w:rFonts w:ascii="Times New Roman" w:hAnsi="Times New Roman" w:cs="Times New Roman"/>
+                <w:b/>
               </w:rPr>
               <w:t xml:space="preserve">Representación: </w:t>
             </w:r>
             <w:r>
               <w:rPr>
-                <w:rFonts w:ascii="Times New Roman" w:hAnsi="Times New Roman"/>
-                <w:sz w:val="18"/>
+                <w:rFonts w:ascii="Times New Roman" w:hAnsi="Times New Roman" w:cs="Times New Roman"/>
               </w:rPr>
               <w:t>Formatos variados en tarjetas pergamino impresas o cuadernos.</w:t>
             </w:r>
@@ -2303,39 +2614,47 @@
           <w:p>
             <w:pPr>
               <w:spacing w:after="20"/>
-            </w:pPr>
-            <w:r>
-              <w:rPr>
-                <w:rFonts w:ascii="Times New Roman" w:hAnsi="Times New Roman"/>
-                <w:b/>
-                <w:sz w:val="18"/>
+              <w:rPr>
+                <w:rFonts w:ascii="Times New Roman" w:hAnsi="Times New Roman" w:cs="Times New Roman"/>
+              </w:rPr>
+            </w:pPr>
+            <w:r>
+              <w:rPr>
+                <w:rFonts w:ascii="Times New Roman" w:hAnsi="Times New Roman" w:cs="Times New Roman"/>
+                <w:b/>
               </w:rPr>
               <w:t xml:space="preserve">Acción y expresión: </w:t>
             </w:r>
             <w:r>
               <w:rPr>
-                <w:rFonts w:ascii="Times New Roman" w:hAnsi="Times New Roman"/>
-                <w:sz w:val="18"/>
-              </w:rPr>
-              <w:t>Libertad de plasmar la conclusión en prosa, verso o cartel ilustrado.</w:t>
+                <w:rFonts w:ascii="Times New Roman" w:hAnsi="Times New Roman" w:cs="Times New Roman"/>
+              </w:rPr>
+              <w:t>Libertad de plasmar la conclusión en prosa, verso o cartel i</w:t>
+            </w:r>
+            <w:r>
+              <w:rPr>
+                <w:rFonts w:ascii="Times New Roman" w:hAnsi="Times New Roman" w:cs="Times New Roman"/>
+              </w:rPr>
+              <w:t>lustrado.</w:t>
             </w:r>
           </w:p>
           <w:p>
             <w:pPr>
               <w:spacing w:after="20"/>
-            </w:pPr>
-            <w:r>
-              <w:rPr>
-                <w:rFonts w:ascii="Times New Roman" w:hAnsi="Times New Roman"/>
-                <w:b/>
-                <w:sz w:val="18"/>
+              <w:rPr>
+                <w:rFonts w:ascii="Times New Roman" w:hAnsi="Times New Roman" w:cs="Times New Roman"/>
+              </w:rPr>
+            </w:pPr>
+            <w:r>
+              <w:rPr>
+                <w:rFonts w:ascii="Times New Roman" w:hAnsi="Times New Roman" w:cs="Times New Roman"/>
+                <w:b/>
               </w:rPr>
               <w:t xml:space="preserve">Compromiso-Motivación: </w:t>
             </w:r>
             <w:r>
               <w:rPr>
-                <w:rFonts w:ascii="Times New Roman" w:hAnsi="Times New Roman"/>
-                <w:sz w:val="18"/>
+                <w:rFonts w:ascii="Times New Roman" w:hAnsi="Times New Roman" w:cs="Times New Roman"/>
               </w:rPr>
               <w:t>Reconocimiento del logro individual dentro de la producción colectiva del aula.</w:t>
             </w:r>
@@ -2346,6 +2665,7 @@
               <w:tblW w:w="0" w:type="auto"/>
               <w:jc w:val="center"/>
               <w:tblLayout w:type="fixed"/>
+              <w:tblLook w:val="04A0" w:firstRow="1" w:lastRow="0" w:firstColumn="1" w:lastColumn="0" w:noHBand="0" w:noVBand="1"/>
             </w:tblPr>
             <w:tblGrid>
               <w:gridCol w:w="683"/>
@@ -2365,12 +2685,12 @@
                 <w:p>
                   <w:pPr>
                     <w:pStyle w:val="Sinespaciado"/>
+                    <w:framePr w:hSpace="141" w:wrap="around" w:vAnchor="text" w:hAnchor="margin" w:y="-138"/>
                     <w:jc w:val="center"/>
                     <w:rPr>
                       <w:rFonts w:ascii="Times New Roman" w:hAnsi="Times New Roman" w:cs="Times New Roman"/>
                       <w:b/>
                       <w:color w:val="FFFFFF"/>
-                      <w:sz w:val="20"/>
                     </w:rPr>
                   </w:pPr>
                   <w:r>
@@ -2378,7 +2698,6 @@
                       <w:rFonts w:ascii="Times New Roman" w:hAnsi="Times New Roman" w:cs="Times New Roman"/>
                       <w:b/>
                       <w:color w:val="FFFFFF"/>
-                      <w:sz w:val="20"/>
                     </w:rPr>
                     <w:t>R</w:t>
                   </w:r>
@@ -2392,12 +2711,12 @@
                 <w:p>
                   <w:pPr>
                     <w:pStyle w:val="Sinespaciado"/>
+                    <w:framePr w:hSpace="141" w:wrap="around" w:vAnchor="text" w:hAnchor="margin" w:y="-138"/>
                     <w:jc w:val="center"/>
                     <w:rPr>
                       <w:rFonts w:ascii="Times New Roman" w:hAnsi="Times New Roman" w:cs="Times New Roman"/>
                       <w:b/>
                       <w:color w:val="FFFFFF"/>
-                      <w:sz w:val="20"/>
                     </w:rPr>
                   </w:pPr>
                   <w:r>
@@ -2405,7 +2724,6 @@
                       <w:rFonts w:ascii="Times New Roman" w:hAnsi="Times New Roman" w:cs="Times New Roman"/>
                       <w:b/>
                       <w:color w:val="FFFFFF"/>
-                      <w:sz w:val="20"/>
                     </w:rPr>
                     <w:t>A-E</w:t>
                   </w:r>
@@ -2419,12 +2737,12 @@
                 <w:p>
                   <w:pPr>
                     <w:pStyle w:val="Sinespaciado"/>
+                    <w:framePr w:hSpace="141" w:wrap="around" w:vAnchor="text" w:hAnchor="margin" w:y="-138"/>
                     <w:jc w:val="center"/>
                     <w:rPr>
                       <w:rFonts w:ascii="Times New Roman" w:hAnsi="Times New Roman" w:cs="Times New Roman"/>
                       <w:b/>
                       <w:color w:val="FFFFFF"/>
-                      <w:sz w:val="20"/>
                     </w:rPr>
                   </w:pPr>
                   <w:r>
@@ -2432,7 +2750,6 @@
                       <w:rFonts w:ascii="Times New Roman" w:hAnsi="Times New Roman" w:cs="Times New Roman"/>
                       <w:b/>
                       <w:color w:val="FFFFFF"/>
-                      <w:sz w:val="20"/>
                     </w:rPr>
                     <w:t>C-M</w:t>
                   </w:r>
@@ -2443,6 +2760,9 @@
           <w:p>
             <w:pPr>
               <w:spacing w:before="40" w:after="40"/>
+              <w:rPr>
+                <w:rFonts w:ascii="Times New Roman" w:hAnsi="Times New Roman" w:cs="Times New Roman"/>
+              </w:rPr>
             </w:pPr>
           </w:p>
         </w:tc>
@@ -2457,8 +2777,22 @@
             <w:shd w:val="clear" w:color="auto" w:fill="auto"/>
           </w:tcPr>
           <w:p>
-            <w:r>
-              <w:t>Reconoce la funcionalidad de la lengua escrita como manifestación cultural y de identidad en diferentes contextos y situaciones, atendiendo a la diversidad lingüística del Ecuador. I.LL.3.1.1.</w:t>
+            <w:pPr>
+              <w:rPr>
+                <w:rFonts w:ascii="Times New Roman" w:hAnsi="Times New Roman" w:cs="Times New Roman"/>
+              </w:rPr>
+            </w:pPr>
+            <w:r>
+              <w:rPr>
+                <w:rFonts w:ascii="Times New Roman" w:hAnsi="Times New Roman" w:cs="Times New Roman"/>
+              </w:rPr>
+              <w:t xml:space="preserve">Reconoce la funcionalidad de la lengua escrita como manifestación cultural y de identidad en diferentes contextos y </w:t>
+            </w:r>
+            <w:r>
+              <w:rPr>
+                <w:rFonts w:ascii="Times New Roman" w:hAnsi="Times New Roman" w:cs="Times New Roman"/>
+              </w:rPr>
+              <w:t>situaciones, atendiendo a la diversidad lingüística del Ecuador. I.LL.3.1.1.</w:t>
             </w:r>
           </w:p>
         </w:tc>
@@ -2472,10 +2806,41 @@
             <w:shd w:val="clear" w:color="auto" w:fill="auto"/>
           </w:tcPr>
           <w:p>
-            <w:r>
-              <w:t>• Instrumentos: Rúbrica de participación oral y taller de aplicación del texto (pág. 18).</w:t>
+            <w:pPr>
+              <w:rPr>
+                <w:rFonts w:ascii="Times New Roman" w:hAnsi="Times New Roman" w:cs="Times New Roman"/>
+              </w:rPr>
+            </w:pPr>
+            <w:r>
+              <w:rPr>
+                <w:rFonts w:ascii="Times New Roman" w:hAnsi="Times New Roman" w:cs="Times New Roman"/>
+              </w:rPr>
+              <w:t>• Instrumentos: Rúbrica de participación oral y taller de aplicación del texto (pág. 1</w:t>
+            </w:r>
+            <w:r>
+              <w:rPr>
+                <w:rFonts w:ascii="Times New Roman" w:hAnsi="Times New Roman" w:cs="Times New Roman"/>
+              </w:rPr>
+              <w:t>7</w:t>
+            </w:r>
+            <w:r>
+              <w:rPr>
+                <w:rFonts w:ascii="Times New Roman" w:hAnsi="Times New Roman" w:cs="Times New Roman"/>
+              </w:rPr>
+              <w:t>).</w:t>
+            </w:r>
+            <w:r>
+              <w:rPr>
+                <w:rFonts w:ascii="Times New Roman" w:hAnsi="Times New Roman" w:cs="Times New Roman"/>
+              </w:rPr>
               <w:br/>
-              <w:t>• Actividades: Descifrado de códigos de sustitución alfabética, línea de tiempo en el cuaderno y respuestas a preguntas reflexivas.</w:t>
+              <w:t>• Actividades: Descifrado de códigos de sustitución alfabética, línea de tiempo en el cua</w:t>
+            </w:r>
+            <w:r>
+              <w:rPr>
+                <w:rFonts w:ascii="Times New Roman" w:hAnsi="Times New Roman" w:cs="Times New Roman"/>
+              </w:rPr>
+              <w:t>derno y respuestas a preguntas reflexivas.</w:t>
             </w:r>
           </w:p>
         </w:tc>
@@ -2504,16 +2869,31 @@
           </w:tcPr>
           <w:p>
             <w:r>
-              <w:t>Tema: Discursos y juicios de valor / Taller de Comunicación Oral: “Hoy me convertiré en vendedor de sueños”</w:t>
+              <w:t xml:space="preserve">Tema: Discursos y juicios de </w:t>
+            </w:r>
+            <w:r>
+              <w:t>valor / Taller de Comunicación Oral: “Hoy me convertiré en vendedor de sueños”</w:t>
+            </w:r>
+            <w:r>
               <w:br/>
+            </w:r>
+            <w:r>
               <w:br/>
               <w:t>Materiales:</w:t>
+            </w:r>
+            <w:r>
               <w:br/>
               <w:t>Texto de Lengua 7mo (Páginas 19 a 25)</w:t>
+            </w:r>
+            <w:r>
               <w:br/>
               <w:t>Pizarra y marcadores de colores</w:t>
+            </w:r>
+            <w:r>
               <w:br/>
               <w:t>Guía Docente pág. 13</w:t>
+            </w:r>
+            <w:r>
               <w:br/>
               <w:t>Cuadernos</w:t>
             </w:r>
@@ -2528,9 +2908,7 @@
             </w:tcBorders>
             <w:shd w:val="clear" w:color="auto" w:fill="auto"/>
           </w:tcPr>
-          <w:p>
-            <w:r/>
-          </w:p>
+          <w:p/>
           <w:p>
             <w:pPr>
               <w:spacing w:before="40" w:after="40"/>
@@ -2539,7 +2917,6 @@
               <w:rPr>
                 <w:rFonts w:ascii="Times New Roman" w:hAnsi="Times New Roman"/>
                 <w:b/>
-                <w:sz w:val="22"/>
               </w:rPr>
               <w:t>SEMANA 7 (12/10 al 16/10/2026) · COMUNICACIÓN ORAL</w:t>
             </w:r>
@@ -2554,7 +2931,22 @@
                 <w:b/>
                 <w:sz w:val="21"/>
               </w:rPr>
-              <w:t>AULA INVERTIDA &amp; GAMIFICACIÓN</w:t>
+              <w:t>AULA INVERT</w:t>
+            </w:r>
+            <w:r>
+              <w:rPr>
+                <w:rFonts w:ascii="Times New Roman" w:hAnsi="Times New Roman"/>
+                <w:b/>
+                <w:sz w:val="21"/>
+              </w:rPr>
+              <w:t>IDA &amp; GAMIFICACIÓN</w:t>
+            </w:r>
+            <w:r>
+              <w:rPr>
+                <w:rFonts w:ascii="Times New Roman" w:hAnsi="Times New Roman"/>
+                <w:b/>
+                <w:sz w:val="21"/>
+              </w:rPr>
               <w:br/>
             </w:r>
             <w:r>
@@ -2563,6 +2955,12 @@
                 <w:sz w:val="20"/>
               </w:rPr>
               <w:t>Nombre de la actividad:</w:t>
+            </w:r>
+            <w:r>
+              <w:rPr>
+                <w:rFonts w:ascii="Times New Roman" w:hAnsi="Times New Roman"/>
+                <w:sz w:val="20"/>
+              </w:rPr>
               <w:br/>
               <w:t>“El Gran Torneo de los Vendedores de Sueños y Maestros de la Oratoria” (Texto Pág. 19-25)</w:t>
             </w:r>
@@ -2597,7 +2995,21 @@
                 <w:rFonts w:ascii="Times New Roman" w:hAnsi="Times New Roman"/>
                 <w:sz w:val="19"/>
               </w:rPr>
-              <w:t>Apertura con la escena dialogada de la página 19 ('¿Prepararon ya su discurso para la Semana de la Expresión Oral?'). Audición de un fragmento del histórico discurso 'Yo tengo un sueño' de Martin Luther King. Preguntas de reflexión socioemocional: ¿Cómo te sientes al hablar frente al público? ¿Cómo podemos transformar los nervios en fuerza comunicativa?</w:t>
+              <w:t xml:space="preserve">Apertura con la escena dialogada de la página 19 </w:t>
+            </w:r>
+            <w:r>
+              <w:rPr>
+                <w:rFonts w:ascii="Times New Roman" w:hAnsi="Times New Roman"/>
+                <w:sz w:val="19"/>
+              </w:rPr>
+              <w:t>('¿Prepararon ya su discurso para la Semana de la Expresión Oral?'). Audición de un fragmento del histórico discurso 'Yo tengo un sueño' de Martin Luther King. Preguntas de reflexión socioemocional: ¿Cómo te sientes al hablar frente al público? ¿Cómo podem</w:t>
+            </w:r>
+            <w:r>
+              <w:rPr>
+                <w:rFonts w:ascii="Times New Roman" w:hAnsi="Times New Roman"/>
+                <w:sz w:val="19"/>
+              </w:rPr>
+              <w:t>os transformar los nervios en fuerza comunicativa?</w:t>
             </w:r>
           </w:p>
           <w:p>
@@ -2642,7 +3054,14 @@
                 <w:rFonts w:ascii="Times New Roman" w:hAnsi="Times New Roman"/>
                 <w:sz w:val="18"/>
               </w:rPr>
-              <w:t>Audio claro del discurso, viñeta gráfica del texto y preguntas guía en pizarra.</w:t>
+              <w:t xml:space="preserve">Audio claro del discurso, viñeta </w:t>
+            </w:r>
+            <w:r>
+              <w:rPr>
+                <w:rFonts w:ascii="Times New Roman" w:hAnsi="Times New Roman"/>
+                <w:sz w:val="18"/>
+              </w:rPr>
+              <w:t>gráfica del texto y preguntas guía en pizarra.</w:t>
             </w:r>
           </w:p>
           <w:p>
@@ -2691,6 +3110,7 @@
               <w:tblW w:w="0" w:type="auto"/>
               <w:jc w:val="center"/>
               <w:tblLayout w:type="fixed"/>
+              <w:tblLook w:val="04A0" w:firstRow="1" w:lastRow="0" w:firstColumn="1" w:lastColumn="0" w:noHBand="0" w:noVBand="1"/>
             </w:tblPr>
             <w:tblGrid>
               <w:gridCol w:w="683"/>
@@ -2710,6 +3130,7 @@
                 <w:p>
                   <w:pPr>
                     <w:pStyle w:val="Sinespaciado"/>
+                    <w:framePr w:hSpace="141" w:wrap="around" w:vAnchor="text" w:hAnchor="margin" w:y="-138"/>
                     <w:jc w:val="center"/>
                     <w:rPr>
                       <w:rFonts w:ascii="Times New Roman" w:hAnsi="Times New Roman" w:cs="Times New Roman"/>
@@ -2737,6 +3158,7 @@
                 <w:p>
                   <w:pPr>
                     <w:pStyle w:val="Sinespaciado"/>
+                    <w:framePr w:hSpace="141" w:wrap="around" w:vAnchor="text" w:hAnchor="margin" w:y="-138"/>
                     <w:jc w:val="center"/>
                     <w:rPr>
                       <w:rFonts w:ascii="Times New Roman" w:hAnsi="Times New Roman" w:cs="Times New Roman"/>
@@ -2764,6 +3186,7 @@
                 <w:p>
                   <w:pPr>
                     <w:pStyle w:val="Sinespaciado"/>
+                    <w:framePr w:hSpace="141" w:wrap="around" w:vAnchor="text" w:hAnchor="margin" w:y="-138"/>
                     <w:jc w:val="center"/>
                     <w:rPr>
                       <w:rFonts w:ascii="Times New Roman" w:hAnsi="Times New Roman" w:cs="Times New Roman"/>
@@ -2820,7 +3243,14 @@
                 <w:rFonts w:ascii="Times New Roman" w:hAnsi="Times New Roman"/>
                 <w:sz w:val="19"/>
               </w:rPr>
-              <w:t>Lectura comentada de 'Discurso de un niño' (págs. 20-21). En equipos cooperativos, los estudiantes desarman y reconstruyen la estructura formal del discurso oral: Introducción (saludo y captura de atención), Desarrollo (argumentos fundamentados) y Conclusión (llamado a la acción). Análisis de cómo emitir juicios de valor asertivos sin agredir.</w:t>
+              <w:t>Lectura comentada de 'Discurso de un niño' (págs. 20-21). En equipos cooperativos, los estudiantes desarman y reconstruyen la estructura formal del discurso oral: Introducc</w:t>
+            </w:r>
+            <w:r>
+              <w:rPr>
+                <w:rFonts w:ascii="Times New Roman" w:hAnsi="Times New Roman"/>
+                <w:sz w:val="19"/>
+              </w:rPr>
+              <w:t>ión (saludo y captura de atención), Desarrollo (argumentos fundamentados) y Conclusión (llamado a la acción). Análisis de cómo emitir juicios de valor asertivos sin agredir.</w:t>
             </w:r>
           </w:p>
           <w:p>
@@ -2832,7 +3262,14 @@
                 <w:rFonts w:ascii="Times New Roman" w:hAnsi="Times New Roman"/>
                 <w:sz w:val="19"/>
               </w:rPr>
-              <w:t>Gamificación: Dinámica 'Detectives de Argumentos': Ganan 15 puntos quienes identifiquen la idea principal y separen opiniones de hechos comprobables.</w:t>
+              <w:t>Gamificación: Dinámica 'Detectives de Argumentos': Ganan 15 puntos quienes identif</w:t>
+            </w:r>
+            <w:r>
+              <w:rPr>
+                <w:rFonts w:ascii="Times New Roman" w:hAnsi="Times New Roman"/>
+                <w:sz w:val="19"/>
+              </w:rPr>
+              <w:t>iquen la idea principal y separen opiniones de hechos comprobables.</w:t>
             </w:r>
           </w:p>
           <w:p>
@@ -2885,7 +3322,14 @@
                 <w:rFonts w:ascii="Times New Roman" w:hAnsi="Times New Roman"/>
                 <w:sz w:val="18"/>
               </w:rPr>
-              <w:t>Ordenamiento físico de tarjetas en pizarra y resumen esquemático en cuaderno.</w:t>
+              <w:t xml:space="preserve">Ordenamiento físico de </w:t>
+            </w:r>
+            <w:r>
+              <w:rPr>
+                <w:rFonts w:ascii="Times New Roman" w:hAnsi="Times New Roman"/>
+                <w:sz w:val="18"/>
+              </w:rPr>
+              <w:t>tarjetas en pizarra y resumen esquemático en cuaderno.</w:t>
             </w:r>
           </w:p>
           <w:p>
@@ -2914,6 +3358,7 @@
               <w:tblW w:w="0" w:type="auto"/>
               <w:jc w:val="center"/>
               <w:tblLayout w:type="fixed"/>
+              <w:tblLook w:val="04A0" w:firstRow="1" w:lastRow="0" w:firstColumn="1" w:lastColumn="0" w:noHBand="0" w:noVBand="1"/>
             </w:tblPr>
             <w:tblGrid>
               <w:gridCol w:w="683"/>
@@ -2933,6 +3378,7 @@
                 <w:p>
                   <w:pPr>
                     <w:pStyle w:val="Sinespaciado"/>
+                    <w:framePr w:hSpace="141" w:wrap="around" w:vAnchor="text" w:hAnchor="margin" w:y="-138"/>
                     <w:jc w:val="center"/>
                     <w:rPr>
                       <w:rFonts w:ascii="Times New Roman" w:hAnsi="Times New Roman" w:cs="Times New Roman"/>
@@ -2960,6 +3406,7 @@
                 <w:p>
                   <w:pPr>
                     <w:pStyle w:val="Sinespaciado"/>
+                    <w:framePr w:hSpace="141" w:wrap="around" w:vAnchor="text" w:hAnchor="margin" w:y="-138"/>
                     <w:jc w:val="center"/>
                     <w:rPr>
                       <w:rFonts w:ascii="Times New Roman" w:hAnsi="Times New Roman" w:cs="Times New Roman"/>
@@ -2987,6 +3434,7 @@
                 <w:p>
                   <w:pPr>
                     <w:pStyle w:val="Sinespaciado"/>
+                    <w:framePr w:hSpace="141" w:wrap="around" w:vAnchor="text" w:hAnchor="margin" w:y="-138"/>
                     <w:jc w:val="center"/>
                     <w:rPr>
                       <w:rFonts w:ascii="Times New Roman" w:hAnsi="Times New Roman" w:cs="Times New Roman"/>
@@ -3043,7 +3491,21 @@
                 <w:rFonts w:ascii="Times New Roman" w:hAnsi="Times New Roman"/>
                 <w:sz w:val="19"/>
               </w:rPr>
-              <w:t>Puesta en práctica del Taller de Comunicación Oral de la página 25: en parejas, eligen una temática de impacto social o ecológico, redactan su guion en 3 partes y presentan una disertación de 2 minutos ante la clase aplicando modulación vocal, contacto visual y pausas efectivas.</w:t>
+              <w:t>Puesta en práctica del</w:t>
+            </w:r>
+            <w:r>
+              <w:rPr>
+                <w:rFonts w:ascii="Times New Roman" w:hAnsi="Times New Roman"/>
+                <w:sz w:val="19"/>
+              </w:rPr>
+              <w:t xml:space="preserve"> Taller de Comunicación Oral de la página 25: en parejas, eligen una temática de impacto social o ecológico, redactan su guion en 3 partes y presentan una disertación de 2 minutos ante la clase aplicando modulación vocal, contacto visual y pausas efectivas</w:t>
+            </w:r>
+            <w:r>
+              <w:rPr>
+                <w:rFonts w:ascii="Times New Roman" w:hAnsi="Times New Roman"/>
+                <w:sz w:val="19"/>
+              </w:rPr>
+              <w:t>.</w:t>
             </w:r>
           </w:p>
           <w:p>
@@ -3101,7 +3563,15 @@
                 <w:b/>
                 <w:sz w:val="18"/>
               </w:rPr>
-              <w:t xml:space="preserve">Acción y expresión: </w:t>
+              <w:t>Acción y ex</w:t>
+            </w:r>
+            <w:r>
+              <w:rPr>
+                <w:rFonts w:ascii="Times New Roman" w:hAnsi="Times New Roman"/>
+                <w:b/>
+                <w:sz w:val="18"/>
+              </w:rPr>
+              <w:t xml:space="preserve">presión: </w:t>
             </w:r>
             <w:r>
               <w:rPr>
@@ -3137,6 +3607,7 @@
               <w:tblW w:w="0" w:type="auto"/>
               <w:jc w:val="center"/>
               <w:tblLayout w:type="fixed"/>
+              <w:tblLook w:val="04A0" w:firstRow="1" w:lastRow="0" w:firstColumn="1" w:lastColumn="0" w:noHBand="0" w:noVBand="1"/>
             </w:tblPr>
             <w:tblGrid>
               <w:gridCol w:w="683"/>
@@ -3156,6 +3627,7 @@
                 <w:p>
                   <w:pPr>
                     <w:pStyle w:val="Sinespaciado"/>
+                    <w:framePr w:hSpace="141" w:wrap="around" w:vAnchor="text" w:hAnchor="margin" w:y="-138"/>
                     <w:jc w:val="center"/>
                     <w:rPr>
                       <w:rFonts w:ascii="Times New Roman" w:hAnsi="Times New Roman" w:cs="Times New Roman"/>
@@ -3183,6 +3655,7 @@
                 <w:p>
                   <w:pPr>
                     <w:pStyle w:val="Sinespaciado"/>
+                    <w:framePr w:hSpace="141" w:wrap="around" w:vAnchor="text" w:hAnchor="margin" w:y="-138"/>
                     <w:jc w:val="center"/>
                     <w:rPr>
                       <w:rFonts w:ascii="Times New Roman" w:hAnsi="Times New Roman" w:cs="Times New Roman"/>
@@ -3210,6 +3683,7 @@
                 <w:p>
                   <w:pPr>
                     <w:pStyle w:val="Sinespaciado"/>
+                    <w:framePr w:hSpace="141" w:wrap="around" w:vAnchor="text" w:hAnchor="margin" w:y="-138"/>
                     <w:jc w:val="center"/>
                     <w:rPr>
                       <w:rFonts w:ascii="Times New Roman" w:hAnsi="Times New Roman" w:cs="Times New Roman"/>
@@ -3278,7 +3752,14 @@
                 <w:rFonts w:ascii="Times New Roman" w:hAnsi="Times New Roman"/>
                 <w:sz w:val="19"/>
               </w:rPr>
-              <w:t>Gamificación: Entrega de la insignia digital 'Maestro de la Elocuencia' a todos los participantes.</w:t>
+              <w:t xml:space="preserve">Gamificación: Entrega de la insignia digital 'Maestro de la Elocuencia' a todos los </w:t>
+            </w:r>
+            <w:r>
+              <w:rPr>
+                <w:rFonts w:ascii="Times New Roman" w:hAnsi="Times New Roman"/>
+                <w:sz w:val="19"/>
+              </w:rPr>
+              <w:t>participantes.</w:t>
             </w:r>
           </w:p>
           <w:p>
@@ -3351,7 +3832,14 @@
                 <w:rFonts w:ascii="Times New Roman" w:hAnsi="Times New Roman"/>
                 <w:sz w:val="18"/>
               </w:rPr>
-              <w:t>Celebración del crecimiento comunicativo grupal.</w:t>
+              <w:t xml:space="preserve">Celebración del </w:t>
+            </w:r>
+            <w:r>
+              <w:rPr>
+                <w:rFonts w:ascii="Times New Roman" w:hAnsi="Times New Roman"/>
+                <w:sz w:val="18"/>
+              </w:rPr>
+              <w:t>crecimiento comunicativo grupal.</w:t>
             </w:r>
           </w:p>
           <w:tbl>
@@ -3360,6 +3848,7 @@
               <w:tblW w:w="0" w:type="auto"/>
               <w:jc w:val="center"/>
               <w:tblLayout w:type="fixed"/>
+              <w:tblLook w:val="04A0" w:firstRow="1" w:lastRow="0" w:firstColumn="1" w:lastColumn="0" w:noHBand="0" w:noVBand="1"/>
             </w:tblPr>
             <w:tblGrid>
               <w:gridCol w:w="683"/>
@@ -3379,6 +3868,7 @@
                 <w:p>
                   <w:pPr>
                     <w:pStyle w:val="Sinespaciado"/>
+                    <w:framePr w:hSpace="141" w:wrap="around" w:vAnchor="text" w:hAnchor="margin" w:y="-138"/>
                     <w:jc w:val="center"/>
                     <w:rPr>
                       <w:rFonts w:ascii="Times New Roman" w:hAnsi="Times New Roman" w:cs="Times New Roman"/>
@@ -3406,6 +3896,7 @@
                 <w:p>
                   <w:pPr>
                     <w:pStyle w:val="Sinespaciado"/>
+                    <w:framePr w:hSpace="141" w:wrap="around" w:vAnchor="text" w:hAnchor="margin" w:y="-138"/>
                     <w:jc w:val="center"/>
                     <w:rPr>
                       <w:rFonts w:ascii="Times New Roman" w:hAnsi="Times New Roman" w:cs="Times New Roman"/>
@@ -3433,6 +3924,7 @@
                 <w:p>
                   <w:pPr>
                     <w:pStyle w:val="Sinespaciado"/>
+                    <w:framePr w:hSpace="141" w:wrap="around" w:vAnchor="text" w:hAnchor="margin" w:y="-138"/>
                     <w:jc w:val="center"/>
                     <w:rPr>
                       <w:rFonts w:ascii="Times New Roman" w:hAnsi="Times New Roman" w:cs="Times New Roman"/>
@@ -3487,7 +3979,12 @@
           </w:tcPr>
           <w:p>
             <w:r>
-              <w:t>• Instrumentos: Rúbrica de expresión oral y lista de cotejo de juicios de valor respetuosos.</w:t>
+              <w:t xml:space="preserve">• Instrumentos: Rúbrica de </w:t>
+            </w:r>
+            <w:r>
+              <w:t>expresión oral y lista de cotejo de juicios de valor respetuosos.</w:t>
+            </w:r>
+            <w:r>
               <w:br/>
               <w:t>• Actividades: Presentación del taller 'Vendedor de sueños' (pág. 25) y análisis crítico del discurso modelo.</w:t>
             </w:r>
@@ -3506,8 +4003,15 @@
           </w:tcPr>
           <w:p>
             <w:r>
-              <w:t>LL.3.3.5. Valorar los aspectos de forma y el contenido de un texto científico, a partir de criterios preestablecidos.</w:t>
+              <w:t xml:space="preserve">LL.3.3.5. Valorar los aspectos de forma y el contenido de un texto </w:t>
+            </w:r>
+            <w:r>
+              <w:t>científico, a partir de criterios preestablecidos.</w:t>
+            </w:r>
+            <w:r>
               <w:br/>
+            </w:r>
+            <w:r>
               <w:br/>
               <w:t>LL.3.3.8. Leer con fluidez y entonación en diversos contextos y con diferentes propósitos.</w:t>
             </w:r>
@@ -3522,15 +4026,30 @@
           <w:p>
             <w:r>
               <w:t>Tema: Leo para acercarme a la ciencia (textos de divulgación científica) y Uso de la biblioteca escolar</w:t>
+            </w:r>
+            <w:r>
               <w:br/>
+            </w:r>
+            <w:r>
               <w:br/>
-              <w:t>Materiales:</w:t>
+              <w:t>Material</w:t>
+            </w:r>
+            <w:r>
+              <w:t>es:</w:t>
+            </w:r>
+            <w:r>
               <w:br/>
               <w:t>Texto de Lengua 7mo (Páginas 26 a 37)</w:t>
+            </w:r>
+            <w:r>
               <w:br/>
               <w:t>Pizarra y marcadores de colores</w:t>
+            </w:r>
+            <w:r>
               <w:br/>
               <w:t>Cuadernos</w:t>
+            </w:r>
+            <w:r>
               <w:br/>
               <w:t>Fichas de biblioteca escolar</w:t>
             </w:r>
@@ -3545,9 +4064,7 @@
             </w:tcBorders>
             <w:shd w:val="clear" w:color="auto" w:fill="auto"/>
           </w:tcPr>
-          <w:p>
-            <w:r/>
-          </w:p>
+          <w:p/>
           <w:p>
             <w:pPr>
               <w:spacing w:before="40" w:after="40"/>
@@ -3556,7 +4073,6 @@
               <w:rPr>
                 <w:rFonts w:ascii="Times New Roman" w:hAnsi="Times New Roman"/>
                 <w:b/>
-                <w:sz w:val="22"/>
               </w:rPr>
               <w:t>SEMANA 8 (19/10 al 23/10/2026) · LECTURA</w:t>
             </w:r>
@@ -3572,6 +4088,13 @@
                 <w:sz w:val="21"/>
               </w:rPr>
               <w:t>APRENDIZAJE BASADO EN PROBLEMAS (ABP) &amp; COOPERATIVO</w:t>
+            </w:r>
+            <w:r>
+              <w:rPr>
+                <w:rFonts w:ascii="Times New Roman" w:hAnsi="Times New Roman"/>
+                <w:b/>
+                <w:sz w:val="21"/>
+              </w:rPr>
               <w:br/>
             </w:r>
             <w:r>
@@ -3580,8 +4103,21 @@
                 <w:sz w:val="20"/>
               </w:rPr>
               <w:t>Nombre de la actividad:</w:t>
+            </w:r>
+            <w:r>
+              <w:rPr>
+                <w:rFonts w:ascii="Times New Roman" w:hAnsi="Times New Roman"/>
+                <w:sz w:val="20"/>
+              </w:rPr>
               <w:br/>
-              <w:t>“Expedición Paleontológica: Cazadores de Fósiles y de la Verdad Científica” (Texto Pág. 26-37)</w:t>
+              <w:t>“Expedición Paleontológic</w:t>
+            </w:r>
+            <w:r>
+              <w:rPr>
+                <w:rFonts w:ascii="Times New Roman" w:hAnsi="Times New Roman"/>
+                <w:sz w:val="20"/>
+              </w:rPr>
+              <w:t>a: Cazadores de Fósiles y de la Verdad Científica” (Texto Pág. 26-37)</w:t>
             </w:r>
           </w:p>
           <w:p>
@@ -3614,7 +4150,21 @@
                 <w:rFonts w:ascii="Times New Roman" w:hAnsi="Times New Roman"/>
                 <w:sz w:val="19"/>
               </w:rPr>
-              <w:t>El docente plantea un reto de la vida real: 'En redes sociales se afirma que se encontró un dinosaurio vivo en la Amazonía ecuatoriana. ¿Cómo sabemos si una noticia científica es real o un engaño?' Apertura con la ilustración de la pág. 26 (paleontólogos y fósiles). Preguntas detonantes: ¿Dónde buscamos información científica verídica? ¿Qué es un artículo de divulgación?</w:t>
+              <w:t xml:space="preserve">El docente plantea un reto de la vida real: 'En redes sociales se afirma que se encontró un dinosaurio vivo en la </w:t>
+            </w:r>
+            <w:r>
+              <w:rPr>
+                <w:rFonts w:ascii="Times New Roman" w:hAnsi="Times New Roman"/>
+                <w:sz w:val="19"/>
+              </w:rPr>
+              <w:t>Amazonía ecuatoriana. ¿Cómo sabemos si una noticia científica es real o un engaño?' Apertura con la ilustración de la pág. 26 (paleontólogos y fósiles). Preguntas detonantes: ¿Dónde buscamos información científica verídica? ¿Qué es un artículo de divulgaci</w:t>
+            </w:r>
+            <w:r>
+              <w:rPr>
+                <w:rFonts w:ascii="Times New Roman" w:hAnsi="Times New Roman"/>
+                <w:sz w:val="19"/>
+              </w:rPr>
+              <w:t>ón?</w:t>
             </w:r>
           </w:p>
           <w:p>
@@ -3659,7 +4209,14 @@
                 <w:rFonts w:ascii="Times New Roman" w:hAnsi="Times New Roman"/>
                 <w:sz w:val="18"/>
               </w:rPr>
-              <w:t>Imágenes paratextuales de fósiles de la pág. 26 y comparación visual entre una noticia falsa y un artículo formal.</w:t>
+              <w:t xml:space="preserve">Imágenes paratextuales de fósiles de la pág. 26 y comparación visual entre una noticia falsa y </w:t>
+            </w:r>
+            <w:r>
+              <w:rPr>
+                <w:rFonts w:ascii="Times New Roman" w:hAnsi="Times New Roman"/>
+                <w:sz w:val="18"/>
+              </w:rPr>
+              <w:t>un artículo formal.</w:t>
             </w:r>
           </w:p>
           <w:p>
@@ -3708,6 +4265,7 @@
               <w:tblW w:w="0" w:type="auto"/>
               <w:jc w:val="center"/>
               <w:tblLayout w:type="fixed"/>
+              <w:tblLook w:val="04A0" w:firstRow="1" w:lastRow="0" w:firstColumn="1" w:lastColumn="0" w:noHBand="0" w:noVBand="1"/>
             </w:tblPr>
             <w:tblGrid>
               <w:gridCol w:w="683"/>
@@ -3727,6 +4285,7 @@
                 <w:p>
                   <w:pPr>
                     <w:pStyle w:val="Sinespaciado"/>
+                    <w:framePr w:hSpace="141" w:wrap="around" w:vAnchor="text" w:hAnchor="margin" w:y="-138"/>
                     <w:jc w:val="center"/>
                     <w:rPr>
                       <w:rFonts w:ascii="Times New Roman" w:hAnsi="Times New Roman" w:cs="Times New Roman"/>
@@ -3754,6 +4313,7 @@
                 <w:p>
                   <w:pPr>
                     <w:pStyle w:val="Sinespaciado"/>
+                    <w:framePr w:hSpace="141" w:wrap="around" w:vAnchor="text" w:hAnchor="margin" w:y="-138"/>
                     <w:jc w:val="center"/>
                     <w:rPr>
                       <w:rFonts w:ascii="Times New Roman" w:hAnsi="Times New Roman" w:cs="Times New Roman"/>
@@ -3781,6 +4341,7 @@
                 <w:p>
                   <w:pPr>
                     <w:pStyle w:val="Sinespaciado"/>
+                    <w:framePr w:hSpace="141" w:wrap="around" w:vAnchor="text" w:hAnchor="margin" w:y="-138"/>
                     <w:jc w:val="center"/>
                     <w:rPr>
                       <w:rFonts w:ascii="Times New Roman" w:hAnsi="Times New Roman" w:cs="Times New Roman"/>
@@ -3817,7 +4378,15 @@
                 <w:b/>
                 <w:sz w:val="20"/>
               </w:rPr>
-              <w:t>Fase 2: Comprensión – “Disección del Artículo Científico y la Biblioteca”</w:t>
+              <w:t>Fase 2: Comprensión – “Disección del Artículo Científico y la Bib</w:t>
+            </w:r>
+            <w:r>
+              <w:rPr>
+                <w:rFonts w:ascii="Times New Roman" w:hAnsi="Times New Roman"/>
+                <w:b/>
+                <w:sz w:val="20"/>
+              </w:rPr>
+              <w:t>lioteca”</w:t>
             </w:r>
           </w:p>
           <w:p>
@@ -3837,7 +4406,14 @@
                 <w:rFonts w:ascii="Times New Roman" w:hAnsi="Times New Roman"/>
                 <w:sz w:val="19"/>
               </w:rPr>
-              <w:t>Lectura secuencial y comentada del artículo de divulgación científica de las páginas 28 a 31 ('Huellas en el tiempo'). Análisis de su silueta textual: título atrayente, introducción, datos comprobables, glosario técnico y conclusiones. Exploración de las normas de la biblioteca escolar y fichas de préstamo (pág. 37).</w:t>
+              <w:t xml:space="preserve">Lectura secuencial y comentada del artículo de divulgación científica de las páginas 28 a 31 ('Huellas en el tiempo'). Análisis de su silueta textual: título atrayente, introducción, datos comprobables, glosario técnico y conclusiones. </w:t>
+            </w:r>
+            <w:r>
+              <w:rPr>
+                <w:rFonts w:ascii="Times New Roman" w:hAnsi="Times New Roman"/>
+                <w:sz w:val="19"/>
+              </w:rPr>
+              <w:t>Exploración de las normas de la biblioteca escolar y fichas de préstamo (pág. 37).</w:t>
             </w:r>
           </w:p>
           <w:p>
@@ -3922,7 +4498,14 @@
                 <w:rFonts w:ascii="Times New Roman" w:hAnsi="Times New Roman"/>
                 <w:sz w:val="18"/>
               </w:rPr>
-              <w:t>Familiarización con la biblioteca como espacio de investigación autónoma.</w:t>
+              <w:t xml:space="preserve">Familiarización con la biblioteca como </w:t>
+            </w:r>
+            <w:r>
+              <w:rPr>
+                <w:rFonts w:ascii="Times New Roman" w:hAnsi="Times New Roman"/>
+                <w:sz w:val="18"/>
+              </w:rPr>
+              <w:t>espacio de investigación autónoma.</w:t>
             </w:r>
           </w:p>
           <w:tbl>
@@ -3931,6 +4514,7 @@
               <w:tblW w:w="0" w:type="auto"/>
               <w:jc w:val="center"/>
               <w:tblLayout w:type="fixed"/>
+              <w:tblLook w:val="04A0" w:firstRow="1" w:lastRow="0" w:firstColumn="1" w:lastColumn="0" w:noHBand="0" w:noVBand="1"/>
             </w:tblPr>
             <w:tblGrid>
               <w:gridCol w:w="683"/>
@@ -3950,6 +4534,7 @@
                 <w:p>
                   <w:pPr>
                     <w:pStyle w:val="Sinespaciado"/>
+                    <w:framePr w:hSpace="141" w:wrap="around" w:vAnchor="text" w:hAnchor="margin" w:y="-138"/>
                     <w:jc w:val="center"/>
                     <w:rPr>
                       <w:rFonts w:ascii="Times New Roman" w:hAnsi="Times New Roman" w:cs="Times New Roman"/>
@@ -3977,6 +4562,7 @@
                 <w:p>
                   <w:pPr>
                     <w:pStyle w:val="Sinespaciado"/>
+                    <w:framePr w:hSpace="141" w:wrap="around" w:vAnchor="text" w:hAnchor="margin" w:y="-138"/>
                     <w:jc w:val="center"/>
                     <w:rPr>
                       <w:rFonts w:ascii="Times New Roman" w:hAnsi="Times New Roman" w:cs="Times New Roman"/>
@@ -4004,6 +4590,7 @@
                 <w:p>
                   <w:pPr>
                     <w:pStyle w:val="Sinespaciado"/>
+                    <w:framePr w:hSpace="141" w:wrap="around" w:vAnchor="text" w:hAnchor="margin" w:y="-138"/>
                     <w:jc w:val="center"/>
                     <w:rPr>
                       <w:rFonts w:ascii="Times New Roman" w:hAnsi="Times New Roman" w:cs="Times New Roman"/>
@@ -4060,7 +4647,14 @@
                 <w:rFonts w:ascii="Times New Roman" w:hAnsi="Times New Roman"/>
                 <w:sz w:val="19"/>
               </w:rPr>
-              <w:t>Resolución de las actividades de comprensión lectora, inferencias y valoración crítica de las páginas 34 a 36 del libro escolar. En parejas cooperativas, seleccionan un libro de ciencias de la biblioteca del aula y elaboran una ficha técnica de registro bibliográfico completa (pág. 37).</w:t>
+              <w:t>Resolución de las actividades de comprensión lectora, inferencias y valoración crítica de las páginas 34 a 36 del libro escolar</w:t>
+            </w:r>
+            <w:r>
+              <w:rPr>
+                <w:rFonts w:ascii="Times New Roman" w:hAnsi="Times New Roman"/>
+                <w:sz w:val="19"/>
+              </w:rPr>
+              <w:t>. En parejas cooperativas, seleccionan un libro de ciencias de la biblioteca del aula y elaboran una ficha técnica de registro bibliográfico completa (pág. 37).</w:t>
             </w:r>
           </w:p>
           <w:p>
@@ -4072,7 +4666,14 @@
                 <w:rFonts w:ascii="Times New Roman" w:hAnsi="Times New Roman"/>
                 <w:sz w:val="19"/>
               </w:rPr>
-              <w:t>Gamificación: Los equipos que completan el fichaje sin errores de formato reciben la 'Insignia de Curador Científico'.</w:t>
+              <w:t xml:space="preserve">Gamificación: Los equipos que completan el fichaje sin errores de formato reciben la 'Insignia </w:t>
+            </w:r>
+            <w:r>
+              <w:rPr>
+                <w:rFonts w:ascii="Times New Roman" w:hAnsi="Times New Roman"/>
+                <w:sz w:val="19"/>
+              </w:rPr>
+              <w:t>de Curador Científico'.</w:t>
             </w:r>
           </w:p>
           <w:p>
@@ -4145,7 +4746,14 @@
                 <w:rFonts w:ascii="Times New Roman" w:hAnsi="Times New Roman"/>
                 <w:sz w:val="18"/>
               </w:rPr>
-              <w:t>Aplicación directa de los métodos de búsqueda y archivo documental.</w:t>
+              <w:t xml:space="preserve">Aplicación directa de </w:t>
+            </w:r>
+            <w:r>
+              <w:rPr>
+                <w:rFonts w:ascii="Times New Roman" w:hAnsi="Times New Roman"/>
+                <w:sz w:val="18"/>
+              </w:rPr>
+              <w:t>los métodos de búsqueda y archivo documental.</w:t>
             </w:r>
           </w:p>
           <w:tbl>
@@ -4154,6 +4762,7 @@
               <w:tblW w:w="0" w:type="auto"/>
               <w:jc w:val="center"/>
               <w:tblLayout w:type="fixed"/>
+              <w:tblLook w:val="04A0" w:firstRow="1" w:lastRow="0" w:firstColumn="1" w:lastColumn="0" w:noHBand="0" w:noVBand="1"/>
             </w:tblPr>
             <w:tblGrid>
               <w:gridCol w:w="683"/>
@@ -4173,6 +4782,7 @@
                 <w:p>
                   <w:pPr>
                     <w:pStyle w:val="Sinespaciado"/>
+                    <w:framePr w:hSpace="141" w:wrap="around" w:vAnchor="text" w:hAnchor="margin" w:y="-138"/>
                     <w:jc w:val="center"/>
                     <w:rPr>
                       <w:rFonts w:ascii="Times New Roman" w:hAnsi="Times New Roman" w:cs="Times New Roman"/>
@@ -4200,6 +4810,7 @@
                 <w:p>
                   <w:pPr>
                     <w:pStyle w:val="Sinespaciado"/>
+                    <w:framePr w:hSpace="141" w:wrap="around" w:vAnchor="text" w:hAnchor="margin" w:y="-138"/>
                     <w:jc w:val="center"/>
                     <w:rPr>
                       <w:rFonts w:ascii="Times New Roman" w:hAnsi="Times New Roman" w:cs="Times New Roman"/>
@@ -4227,6 +4838,7 @@
                 <w:p>
                   <w:pPr>
                     <w:pStyle w:val="Sinespaciado"/>
+                    <w:framePr w:hSpace="141" w:wrap="around" w:vAnchor="text" w:hAnchor="margin" w:y="-138"/>
                     <w:jc w:val="center"/>
                     <w:rPr>
                       <w:rFonts w:ascii="Times New Roman" w:hAnsi="Times New Roman" w:cs="Times New Roman"/>
@@ -4283,7 +4895,14 @@
                 <w:rFonts w:ascii="Times New Roman" w:hAnsi="Times New Roman"/>
                 <w:sz w:val="19"/>
               </w:rPr>
-              <w:t>Socialización en plenaria: cada dupla presenta un dato científico curioso comprobado en su lectura. Registro del avance en el portafolio escolar.</w:t>
+              <w:t>Socialización en plenaria: cada dupla presenta un dato científico curioso comprobado en su lectura. Registro del avance en el p</w:t>
+            </w:r>
+            <w:r>
+              <w:rPr>
+                <w:rFonts w:ascii="Times New Roman" w:hAnsi="Times New Roman"/>
+                <w:sz w:val="19"/>
+              </w:rPr>
+              <w:t>ortafolio escolar.</w:t>
             </w:r>
           </w:p>
           <w:p>
@@ -4361,7 +4980,15 @@
                 <w:b/>
                 <w:sz w:val="18"/>
               </w:rPr>
-              <w:t xml:space="preserve">Compromiso-Motivación: </w:t>
+              <w:t>Compro</w:t>
+            </w:r>
+            <w:r>
+              <w:rPr>
+                <w:rFonts w:ascii="Times New Roman" w:hAnsi="Times New Roman"/>
+                <w:b/>
+                <w:sz w:val="18"/>
+              </w:rPr>
+              <w:t xml:space="preserve">miso-Motivación: </w:t>
             </w:r>
             <w:r>
               <w:rPr>
@@ -4377,6 +5004,7 @@
               <w:tblW w:w="0" w:type="auto"/>
               <w:jc w:val="center"/>
               <w:tblLayout w:type="fixed"/>
+              <w:tblLook w:val="04A0" w:firstRow="1" w:lastRow="0" w:firstColumn="1" w:lastColumn="0" w:noHBand="0" w:noVBand="1"/>
             </w:tblPr>
             <w:tblGrid>
               <w:gridCol w:w="683"/>
@@ -4396,6 +5024,7 @@
                 <w:p>
                   <w:pPr>
                     <w:pStyle w:val="Sinespaciado"/>
+                    <w:framePr w:hSpace="141" w:wrap="around" w:vAnchor="text" w:hAnchor="margin" w:y="-138"/>
                     <w:jc w:val="center"/>
                     <w:rPr>
                       <w:rFonts w:ascii="Times New Roman" w:hAnsi="Times New Roman" w:cs="Times New Roman"/>
@@ -4423,6 +5052,7 @@
                 <w:p>
                   <w:pPr>
                     <w:pStyle w:val="Sinespaciado"/>
+                    <w:framePr w:hSpace="141" w:wrap="around" w:vAnchor="text" w:hAnchor="margin" w:y="-138"/>
                     <w:jc w:val="center"/>
                     <w:rPr>
                       <w:rFonts w:ascii="Times New Roman" w:hAnsi="Times New Roman" w:cs="Times New Roman"/>
@@ -4450,6 +5080,7 @@
                 <w:p>
                   <w:pPr>
                     <w:pStyle w:val="Sinespaciado"/>
+                    <w:framePr w:hSpace="141" w:wrap="around" w:vAnchor="text" w:hAnchor="margin" w:y="-138"/>
                     <w:jc w:val="center"/>
                     <w:rPr>
                       <w:rFonts w:ascii="Times New Roman" w:hAnsi="Times New Roman" w:cs="Times New Roman"/>
@@ -4489,7 +5120,10 @@
           </w:tcPr>
           <w:p>
             <w:r>
-              <w:t>Realiza inferencias fundamentales y proyectivo-valorativas, valora los contenidos y aspectos de forma a partir de criterios preestablecidos, al monitorear su comprensión mediante el uso de estrategias cognitivas. I.LL.3.3.2.</w:t>
+              <w:t xml:space="preserve">Realiza inferencias fundamentales y proyectivo-valorativas, valora los contenidos y aspectos de forma a partir de criterios preestablecidos, al monitorear su </w:t>
+            </w:r>
+            <w:r>
+              <w:t>comprensión mediante el uso de estrategias cognitivas. I.LL.3.3.2.</w:t>
             </w:r>
           </w:p>
         </w:tc>
@@ -4505,6 +5139,8 @@
           <w:p>
             <w:r>
               <w:t>• Instrumentos: Cuestionario de comprensión lectora y ficha de préstamo bibliotecario evaluada.</w:t>
+            </w:r>
+            <w:r>
               <w:br/>
               <w:t>• Actividades: Resolución de actividades págs. 34-37 del texto de Lengua y Literatura.</w:t>
             </w:r>
@@ -4524,12 +5160,23 @@
           <w:p>
             <w:r>
               <w:t>LL.3.4.1. Relatar textos con secuencia lógica, manejo de conectores y coherencia en el uso de la persona y el tiempo verbal.</w:t>
+            </w:r>
+            <w:r>
               <w:br/>
+            </w:r>
+            <w:r>
               <w:br/>
               <w:t>LL.3.4.6. Autorregular la producción escrita mediante planificación, redacción y revisión.</w:t>
+            </w:r>
+            <w:r>
               <w:br/>
+            </w:r>
+            <w:r>
               <w:br/>
-              <w:t>LL.3.4.10. Integrar en las producciones escritas el verbo (accidentes, modos) y uso del punto y coma (;).</w:t>
+              <w:t>LL.3.4.10. Integrar en las produccione</w:t>
+            </w:r>
+            <w:r>
+              <w:t>s escritas el verbo (accidentes, modos) y uso del punto y coma (;).</w:t>
             </w:r>
           </w:p>
         </w:tc>
@@ -4542,15 +5189,30 @@
           <w:p>
             <w:r>
               <w:t>Tema: Escritura: Escribo una nota científica (planificación y redacción) y Gramática: El verbo (accidentes, modos) y Uso del punto y coma (;)</w:t>
+            </w:r>
+            <w:r>
               <w:br/>
+            </w:r>
+            <w:r>
               <w:br/>
               <w:t>Materiales:</w:t>
+            </w:r>
+            <w:r>
               <w:br/>
-              <w:t>Texto de Lengua 7mo (Páginas 38 a 53)</w:t>
+              <w:t>Texto de Lengua 7mo (Páginas 38 a</w:t>
+            </w:r>
+            <w:r>
+              <w:t xml:space="preserve"> 53)</w:t>
+            </w:r>
+            <w:r>
               <w:br/>
               <w:t>Pizarra y marcadores de colores</w:t>
+            </w:r>
+            <w:r>
               <w:br/>
               <w:t>Cuadernos de trabajo</w:t>
+            </w:r>
+            <w:r>
               <w:br/>
               <w:t>Plantilla de redacción</w:t>
             </w:r>
@@ -4565,9 +5227,7 @@
             </w:tcBorders>
             <w:shd w:val="clear" w:color="auto" w:fill="auto"/>
           </w:tcPr>
-          <w:p>
-            <w:r/>
-          </w:p>
+          <w:p/>
           <w:p>
             <w:pPr>
               <w:spacing w:before="40" w:after="40"/>
@@ -4576,7 +5236,6 @@
               <w:rPr>
                 <w:rFonts w:ascii="Times New Roman" w:hAnsi="Times New Roman"/>
                 <w:b/>
-                <w:sz w:val="22"/>
               </w:rPr>
               <w:t>SEMANA 9 (26/10 al 30/10/2026) · ESCRITURA &amp; GRAMÁTICA</w:t>
             </w:r>
@@ -4592,6 +5251,13 @@
                 <w:sz w:val="21"/>
               </w:rPr>
               <w:t>GAMIFICACIÓN &amp; APRENDIZAJE POR RETOS</w:t>
+            </w:r>
+            <w:r>
+              <w:rPr>
+                <w:rFonts w:ascii="Times New Roman" w:hAnsi="Times New Roman"/>
+                <w:b/>
+                <w:sz w:val="21"/>
+              </w:rPr>
               <w:br/>
             </w:r>
             <w:r>
@@ -4600,8 +5266,21 @@
                 <w:sz w:val="20"/>
               </w:rPr>
               <w:t>Nombre de la actividad:</w:t>
+            </w:r>
+            <w:r>
+              <w:rPr>
+                <w:rFonts w:ascii="Times New Roman" w:hAnsi="Times New Roman"/>
+                <w:sz w:val="20"/>
+              </w:rPr>
               <w:br/>
-              <w:t>“Sala de Redacción: Los Detectives del Verbo y el Punto y Coma” (Texto Pág. 38-53)</w:t>
+              <w:t xml:space="preserve">“Sala de Redacción: Los Detectives del Verbo y el Punto y </w:t>
+            </w:r>
+            <w:r>
+              <w:rPr>
+                <w:rFonts w:ascii="Times New Roman" w:hAnsi="Times New Roman"/>
+                <w:sz w:val="20"/>
+              </w:rPr>
+              <w:t>Coma” (Texto Pág. 38-53)</w:t>
             </w:r>
           </w:p>
           <w:p>
@@ -4634,7 +5313,14 @@
                 <w:rFonts w:ascii="Times New Roman" w:hAnsi="Times New Roman"/>
                 <w:sz w:val="19"/>
               </w:rPr>
-              <w:t>El docente transforma el aula en una Sala de Prensa Científica: 'La revista escolar necesita redactores para publicar notas sobre innovaciones sostenibles y movilidad activa (pág. 38)'. Preguntas: ¿Cómo redactar con exactitud? ¿Por qué los verbos son el motor de las oraciones en una investigación científica?</w:t>
+              <w:t xml:space="preserve">El docente transforma el aula en una Sala de Prensa Científica: 'La revista escolar necesita redactores para publicar notas sobre innovaciones sostenibles y </w:t>
+            </w:r>
+            <w:r>
+              <w:rPr>
+                <w:rFonts w:ascii="Times New Roman" w:hAnsi="Times New Roman"/>
+                <w:sz w:val="19"/>
+              </w:rPr>
+              <w:t>movilidad activa (pág. 38)'. Preguntas: ¿Cómo redactar con exactitud? ¿Por qué los verbos son el motor de las oraciones en una investigación científica?</w:t>
             </w:r>
           </w:p>
           <w:p>
@@ -4646,7 +5332,14 @@
                 <w:rFonts w:ascii="Times New Roman" w:hAnsi="Times New Roman"/>
                 <w:sz w:val="19"/>
               </w:rPr>
-              <w:t>Gamificación: Cada estudiante recibe su credencial de 'Periodista Científico' y un tablero de retos gramaticales.</w:t>
+              <w:t>Gamificación: Cada estudiante recibe su credencial de 'Periodista Científico' y un tablero de retos gra</w:t>
+            </w:r>
+            <w:r>
+              <w:rPr>
+                <w:rFonts w:ascii="Times New Roman" w:hAnsi="Times New Roman"/>
+                <w:sz w:val="19"/>
+              </w:rPr>
+              <w:t>maticales.</w:t>
             </w:r>
           </w:p>
           <w:p>
@@ -4719,7 +5412,14 @@
                 <w:rFonts w:ascii="Times New Roman" w:hAnsi="Times New Roman"/>
                 <w:sz w:val="18"/>
               </w:rPr>
-              <w:t>Sentido de propósito real: escribir para ser leídos por la comunidad escolar.</w:t>
+              <w:t>Sentido d</w:t>
+            </w:r>
+            <w:r>
+              <w:rPr>
+                <w:rFonts w:ascii="Times New Roman" w:hAnsi="Times New Roman"/>
+                <w:sz w:val="18"/>
+              </w:rPr>
+              <w:t>e propósito real: escribir para ser leídos por la comunidad escolar.</w:t>
             </w:r>
           </w:p>
           <w:tbl>
@@ -4728,6 +5428,7 @@
               <w:tblW w:w="0" w:type="auto"/>
               <w:jc w:val="center"/>
               <w:tblLayout w:type="fixed"/>
+              <w:tblLook w:val="04A0" w:firstRow="1" w:lastRow="0" w:firstColumn="1" w:lastColumn="0" w:noHBand="0" w:noVBand="1"/>
             </w:tblPr>
             <w:tblGrid>
               <w:gridCol w:w="683"/>
@@ -4747,6 +5448,7 @@
                 <w:p>
                   <w:pPr>
                     <w:pStyle w:val="Sinespaciado"/>
+                    <w:framePr w:hSpace="141" w:wrap="around" w:vAnchor="text" w:hAnchor="margin" w:y="-138"/>
                     <w:jc w:val="center"/>
                     <w:rPr>
                       <w:rFonts w:ascii="Times New Roman" w:hAnsi="Times New Roman" w:cs="Times New Roman"/>
@@ -4774,6 +5476,7 @@
                 <w:p>
                   <w:pPr>
                     <w:pStyle w:val="Sinespaciado"/>
+                    <w:framePr w:hSpace="141" w:wrap="around" w:vAnchor="text" w:hAnchor="margin" w:y="-138"/>
                     <w:jc w:val="center"/>
                     <w:rPr>
                       <w:rFonts w:ascii="Times New Roman" w:hAnsi="Times New Roman" w:cs="Times New Roman"/>
@@ -4801,6 +5504,7 @@
                 <w:p>
                   <w:pPr>
                     <w:pStyle w:val="Sinespaciado"/>
+                    <w:framePr w:hSpace="141" w:wrap="around" w:vAnchor="text" w:hAnchor="margin" w:y="-138"/>
                     <w:jc w:val="center"/>
                     <w:rPr>
                       <w:rFonts w:ascii="Times New Roman" w:hAnsi="Times New Roman" w:cs="Times New Roman"/>
@@ -4857,7 +5561,21 @@
                 <w:rFonts w:ascii="Times New Roman" w:hAnsi="Times New Roman"/>
                 <w:sz w:val="19"/>
               </w:rPr>
-              <w:t>Planificación textual con la matriz de la página 40 (propósito, destinatario y fuentes). Análisis de los accidentes verbales (persona, número, tiempo) y de los Modos Verbales: indicativo (hechos reales), subjuntivo (deseos/dudas) e imperativo (instrucciones) págs. 42-45. Reglas del uso del punto y coma (;) en enumeraciones complejas (pág. 52).</w:t>
+              <w:t>Planificación textual con la matriz de la página 40 (propósito, destinatario y fuentes</w:t>
+            </w:r>
+            <w:r>
+              <w:rPr>
+                <w:rFonts w:ascii="Times New Roman" w:hAnsi="Times New Roman"/>
+                <w:sz w:val="19"/>
+              </w:rPr>
+              <w:t>). Análisis de los accidentes verbales (persona, número, tiempo) y de los Modos Verbales: indicativo (hechos reales), subjuntivo (deseos/dudas) e imperativo (instrucciones) págs. 42-45. Reglas del uso del punto y coma (;) en enumeraciones complejas (pág. 5</w:t>
+            </w:r>
+            <w:r>
+              <w:rPr>
+                <w:rFonts w:ascii="Times New Roman" w:hAnsi="Times New Roman"/>
+                <w:sz w:val="19"/>
+              </w:rPr>
+              <w:t>2).</w:t>
             </w:r>
           </w:p>
           <w:p>
@@ -4902,7 +5620,14 @@
                 <w:rFonts w:ascii="Times New Roman" w:hAnsi="Times New Roman"/>
                 <w:sz w:val="18"/>
               </w:rPr>
-              <w:t>Tablas cromáticas de conjugación y esquemas sinópticos de modos verbales.</w:t>
+              <w:t xml:space="preserve">Tablas cromáticas de conjugación y esquemas sinópticos de modos </w:t>
+            </w:r>
+            <w:r>
+              <w:rPr>
+                <w:rFonts w:ascii="Times New Roman" w:hAnsi="Times New Roman"/>
+                <w:sz w:val="18"/>
+              </w:rPr>
+              <w:t>verbales.</w:t>
             </w:r>
           </w:p>
           <w:p>
@@ -4951,6 +5676,7 @@
               <w:tblW w:w="0" w:type="auto"/>
               <w:jc w:val="center"/>
               <w:tblLayout w:type="fixed"/>
+              <w:tblLook w:val="04A0" w:firstRow="1" w:lastRow="0" w:firstColumn="1" w:lastColumn="0" w:noHBand="0" w:noVBand="1"/>
             </w:tblPr>
             <w:tblGrid>
               <w:gridCol w:w="683"/>
@@ -4970,6 +5696,7 @@
                 <w:p>
                   <w:pPr>
                     <w:pStyle w:val="Sinespaciado"/>
+                    <w:framePr w:hSpace="141" w:wrap="around" w:vAnchor="text" w:hAnchor="margin" w:y="-138"/>
                     <w:jc w:val="center"/>
                     <w:rPr>
                       <w:rFonts w:ascii="Times New Roman" w:hAnsi="Times New Roman" w:cs="Times New Roman"/>
@@ -4997,6 +5724,7 @@
                 <w:p>
                   <w:pPr>
                     <w:pStyle w:val="Sinespaciado"/>
+                    <w:framePr w:hSpace="141" w:wrap="around" w:vAnchor="text" w:hAnchor="margin" w:y="-138"/>
                     <w:jc w:val="center"/>
                     <w:rPr>
                       <w:rFonts w:ascii="Times New Roman" w:hAnsi="Times New Roman" w:cs="Times New Roman"/>
@@ -5024,6 +5752,7 @@
                 <w:p>
                   <w:pPr>
                     <w:pStyle w:val="Sinespaciado"/>
+                    <w:framePr w:hSpace="141" w:wrap="around" w:vAnchor="text" w:hAnchor="margin" w:y="-138"/>
                     <w:jc w:val="center"/>
                     <w:rPr>
                       <w:rFonts w:ascii="Times New Roman" w:hAnsi="Times New Roman" w:cs="Times New Roman"/>
@@ -5060,7 +5789,15 @@
                 <w:b/>
                 <w:sz w:val="20"/>
               </w:rPr>
-              <w:t>Fase 3: Aplicación – “Redacción en Cabina y Laboratorio de Corrección”</w:t>
+              <w:t>Fase 3: Aplicación – “Redacción en Cabina y</w:t>
+            </w:r>
+            <w:r>
+              <w:rPr>
+                <w:rFonts w:ascii="Times New Roman" w:hAnsi="Times New Roman"/>
+                <w:b/>
+                <w:sz w:val="20"/>
+              </w:rPr>
+              <w:t xml:space="preserve"> Laboratorio de Corrección”</w:t>
             </w:r>
           </w:p>
           <w:p>
@@ -5080,7 +5817,14 @@
                 <w:rFonts w:ascii="Times New Roman" w:hAnsi="Times New Roman"/>
                 <w:sz w:val="19"/>
               </w:rPr>
-              <w:t>Redacción del primer borrador de la nota científica (páginas 46-47) estructurada en 3 párrafos coherentes, empleando verbos precisos y conectores de causa-efecto. Revisión cruzada en parejas aplicando la lista de cotejo del texto escolar.</w:t>
+              <w:t xml:space="preserve">Redacción del primer borrador de la nota científica (páginas 46-47) estructurada en 3 párrafos coherentes, empleando verbos precisos y conectores de causa-efecto. Revisión cruzada en parejas aplicando la lista de </w:t>
+            </w:r>
+            <w:r>
+              <w:rPr>
+                <w:rFonts w:ascii="Times New Roman" w:hAnsi="Times New Roman"/>
+                <w:sz w:val="19"/>
+              </w:rPr>
+              <w:t>cotejo del texto escolar.</w:t>
             </w:r>
           </w:p>
           <w:p>
@@ -5125,7 +5869,14 @@
                 <w:rFonts w:ascii="Times New Roman" w:hAnsi="Times New Roman"/>
                 <w:sz w:val="18"/>
               </w:rPr>
-              <w:t>Plantilla guía de redacción estructurada y rúbrica de autoevaluación pág. 47.</w:t>
+              <w:t xml:space="preserve">Plantilla guía de redacción estructurada y rúbrica de autoevaluación pág. </w:t>
+            </w:r>
+            <w:r>
+              <w:rPr>
+                <w:rFonts w:ascii="Times New Roman" w:hAnsi="Times New Roman"/>
+                <w:sz w:val="18"/>
+              </w:rPr>
+              <w:t>47.</w:t>
             </w:r>
           </w:p>
           <w:p>
@@ -5174,6 +5925,7 @@
               <w:tblW w:w="0" w:type="auto"/>
               <w:jc w:val="center"/>
               <w:tblLayout w:type="fixed"/>
+              <w:tblLook w:val="04A0" w:firstRow="1" w:lastRow="0" w:firstColumn="1" w:lastColumn="0" w:noHBand="0" w:noVBand="1"/>
             </w:tblPr>
             <w:tblGrid>
               <w:gridCol w:w="683"/>
@@ -5193,6 +5945,7 @@
                 <w:p>
                   <w:pPr>
                     <w:pStyle w:val="Sinespaciado"/>
+                    <w:framePr w:hSpace="141" w:wrap="around" w:vAnchor="text" w:hAnchor="margin" w:y="-138"/>
                     <w:jc w:val="center"/>
                     <w:rPr>
                       <w:rFonts w:ascii="Times New Roman" w:hAnsi="Times New Roman" w:cs="Times New Roman"/>
@@ -5220,6 +5973,7 @@
                 <w:p>
                   <w:pPr>
                     <w:pStyle w:val="Sinespaciado"/>
+                    <w:framePr w:hSpace="141" w:wrap="around" w:vAnchor="text" w:hAnchor="margin" w:y="-138"/>
                     <w:jc w:val="center"/>
                     <w:rPr>
                       <w:rFonts w:ascii="Times New Roman" w:hAnsi="Times New Roman" w:cs="Times New Roman"/>
@@ -5247,6 +6001,7 @@
                 <w:p>
                   <w:pPr>
                     <w:pStyle w:val="Sinespaciado"/>
+                    <w:framePr w:hSpace="141" w:wrap="around" w:vAnchor="text" w:hAnchor="margin" w:y="-138"/>
                     <w:jc w:val="center"/>
                     <w:rPr>
                       <w:rFonts w:ascii="Times New Roman" w:hAnsi="Times New Roman" w:cs="Times New Roman"/>
@@ -5315,7 +6070,14 @@
                 <w:rFonts w:ascii="Times New Roman" w:hAnsi="Times New Roman"/>
                 <w:sz w:val="19"/>
               </w:rPr>
-              <w:t>Gamificación: Publicación oficial de artículos y premiación con la medalla 'Pluma de Oro'.</w:t>
+              <w:t>Gamificación: Publicación oficial de artículos y premiación con la m</w:t>
+            </w:r>
+            <w:r>
+              <w:rPr>
+                <w:rFonts w:ascii="Times New Roman" w:hAnsi="Times New Roman"/>
+                <w:sz w:val="19"/>
+              </w:rPr>
+              <w:t>edalla 'Pluma de Oro'.</w:t>
             </w:r>
           </w:p>
           <w:p>
@@ -5397,6 +6159,7 @@
               <w:tblW w:w="0" w:type="auto"/>
               <w:jc w:val="center"/>
               <w:tblLayout w:type="fixed"/>
+              <w:tblLook w:val="04A0" w:firstRow="1" w:lastRow="0" w:firstColumn="1" w:lastColumn="0" w:noHBand="0" w:noVBand="1"/>
             </w:tblPr>
             <w:tblGrid>
               <w:gridCol w:w="683"/>
@@ -5416,6 +6179,7 @@
                 <w:p>
                   <w:pPr>
                     <w:pStyle w:val="Sinespaciado"/>
+                    <w:framePr w:hSpace="141" w:wrap="around" w:vAnchor="text" w:hAnchor="margin" w:y="-138"/>
                     <w:jc w:val="center"/>
                     <w:rPr>
                       <w:rFonts w:ascii="Times New Roman" w:hAnsi="Times New Roman" w:cs="Times New Roman"/>
@@ -5443,6 +6207,7 @@
                 <w:p>
                   <w:pPr>
                     <w:pStyle w:val="Sinespaciado"/>
+                    <w:framePr w:hSpace="141" w:wrap="around" w:vAnchor="text" w:hAnchor="margin" w:y="-138"/>
                     <w:jc w:val="center"/>
                     <w:rPr>
                       <w:rFonts w:ascii="Times New Roman" w:hAnsi="Times New Roman" w:cs="Times New Roman"/>
@@ -5470,6 +6235,7 @@
                 <w:p>
                   <w:pPr>
                     <w:pStyle w:val="Sinespaciado"/>
+                    <w:framePr w:hSpace="141" w:wrap="around" w:vAnchor="text" w:hAnchor="margin" w:y="-138"/>
                     <w:jc w:val="center"/>
                     <w:rPr>
                       <w:rFonts w:ascii="Times New Roman" w:hAnsi="Times New Roman" w:cs="Times New Roman"/>
@@ -5524,7 +6290,12 @@
           </w:tcPr>
           <w:p>
             <w:r>
-              <w:t>• Instrumentos: Rúbrica de producción escrita y prueba de aplicación gramatical.</w:t>
+              <w:t>• Instrumentos: Rúbrica de producción escrita y prueba de aplicació</w:t>
+            </w:r>
+            <w:r>
+              <w:t>n gramatical.</w:t>
+            </w:r>
+            <w:r>
               <w:br/>
               <w:t>• Actividades: Redacción de la nota científica y resolución de talleres págs. 46-53 del texto.</w:t>
             </w:r>
@@ -5543,7 +6314,10 @@
           </w:tcPr>
           <w:p>
             <w:r>
-              <w:t>LL.3.5.1. Reconocer en un texto literario los elementos característicos que le dan sentido (personajes míticos, orígenes del mundo, cosmovisión).</w:t>
+              <w:t xml:space="preserve">LL.3.5.1. Reconocer en un texto literario los elementos característicos que le dan sentido (personajes míticos, orígenes del mundo, </w:t>
+            </w:r>
+            <w:r>
+              <w:t>cosmovisión).</w:t>
             </w:r>
           </w:p>
         </w:tc>
@@ -5556,17 +6330,32 @@
           <w:p>
             <w:r>
               <w:t>Tema: Literatura: Disfruto de los mitos (concepto, características, mitos de creación, dioses y héroes griegos y andinos)</w:t>
+            </w:r>
+            <w:r>
               <w:br/>
+            </w:r>
+            <w:r>
               <w:br/>
               <w:t>Materiales:</w:t>
+            </w:r>
+            <w:r>
               <w:br/>
               <w:t>Texto de Lengua 7mo (Páginas 54 a 65)</w:t>
+            </w:r>
+            <w:r>
               <w:br/>
               <w:t>Pizarra y marcadores</w:t>
+            </w:r>
+            <w:r>
               <w:br/>
               <w:t>Cuadernos</w:t>
+            </w:r>
+            <w:r>
               <w:br/>
-              <w:t>Antología de mitos andinos y universales</w:t>
+              <w:t>Antología de mitos andinos y universal</w:t>
+            </w:r>
+            <w:r>
+              <w:t>es</w:t>
             </w:r>
           </w:p>
         </w:tc>
@@ -5579,9 +6368,7 @@
             </w:tcBorders>
             <w:shd w:val="clear" w:color="auto" w:fill="auto"/>
           </w:tcPr>
-          <w:p>
-            <w:r/>
-          </w:p>
+          <w:p/>
           <w:p>
             <w:pPr>
               <w:spacing w:before="40" w:after="40"/>
@@ -5590,7 +6377,6 @@
               <w:rPr>
                 <w:rFonts w:ascii="Times New Roman" w:hAnsi="Times New Roman"/>
                 <w:b/>
-                <w:sz w:val="22"/>
               </w:rPr>
               <w:t>SEMANA 10 (02/11 al 06/11/2026) · LITERATURA</w:t>
             </w:r>
@@ -5606,6 +6392,13 @@
                 <w:sz w:val="21"/>
               </w:rPr>
               <w:t>PEDAGOGÍA CRÍTICA &amp; GAMIFICACIÓN</w:t>
+            </w:r>
+            <w:r>
+              <w:rPr>
+                <w:rFonts w:ascii="Times New Roman" w:hAnsi="Times New Roman"/>
+                <w:b/>
+                <w:sz w:val="21"/>
+              </w:rPr>
               <w:br/>
             </w:r>
             <w:r>
@@ -5614,6 +6407,12 @@
                 <w:sz w:val="20"/>
               </w:rPr>
               <w:t>Nombre de la actividad:</w:t>
+            </w:r>
+            <w:r>
+              <w:rPr>
+                <w:rFonts w:ascii="Times New Roman" w:hAnsi="Times New Roman"/>
+                <w:sz w:val="20"/>
+              </w:rPr>
               <w:br/>
               <w:t>“La Liga Mitológica: El Despertar de los Dioses y la Cosmovisión Ancestral” (Texto Pág. 54-65)</w:t>
             </w:r>
@@ -5628,7 +6427,15 @@
                 <w:b/>
                 <w:sz w:val="20"/>
               </w:rPr>
-              <w:t>Fase 1: Motivación – “El Llamado de los Dioses y el Origen del Fuego”</w:t>
+              <w:t xml:space="preserve">Fase 1: Motivación – “El Llamado de los Dioses y el </w:t>
+            </w:r>
+            <w:r>
+              <w:rPr>
+                <w:rFonts w:ascii="Times New Roman" w:hAnsi="Times New Roman"/>
+                <w:b/>
+                <w:sz w:val="20"/>
+              </w:rPr>
+              <w:t>Origen del Fuego”</w:t>
             </w:r>
           </w:p>
           <w:p>
@@ -5648,7 +6455,14 @@
                 <w:rFonts w:ascii="Times New Roman" w:hAnsi="Times New Roman"/>
                 <w:sz w:val="19"/>
               </w:rPr>
-              <w:t>Narración dramatizada del mito de la creación del Sol y la Luna (pág. 54). Preguntas detonantes: ¿Por qué los pueblos antiguos crearon relatos sagrados sobre seres sobrenaturales? ¿Qué explicaciones buscaban ante los truenos, volcanes o la muerte? ¿Qué mitos ecuatorianos conocen (Chimborazo y Tungurahua, el mito Cañari)?</w:t>
+              <w:t>Narración dramatizada del mito de la creación del Sol y la Luna (pág. 54). Preguntas detonantes: ¿Por qué los pueblos antiguos crearon relatos sagrados sobre seres sobrenaturales? ¿Qué explicaciones buscaban ante los truenos, v</w:t>
+            </w:r>
+            <w:r>
+              <w:rPr>
+                <w:rFonts w:ascii="Times New Roman" w:hAnsi="Times New Roman"/>
+                <w:sz w:val="19"/>
+              </w:rPr>
+              <w:t>olcanes o la muerte? ¿Qué mitos ecuatorianos conocen (Chimborazo y Tungurahua, el mito Cañari)?</w:t>
             </w:r>
           </w:p>
           <w:p>
@@ -5686,7 +6500,15 @@
                 <w:b/>
                 <w:sz w:val="18"/>
               </w:rPr>
-              <w:t xml:space="preserve">Representación: </w:t>
+              <w:t>Represe</w:t>
+            </w:r>
+            <w:r>
+              <w:rPr>
+                <w:rFonts w:ascii="Times New Roman" w:hAnsi="Times New Roman"/>
+                <w:b/>
+                <w:sz w:val="18"/>
+              </w:rPr>
+              <w:t xml:space="preserve">ntación: </w:t>
             </w:r>
             <w:r>
               <w:rPr>
@@ -5733,7 +6555,14 @@
                 <w:rFonts w:ascii="Times New Roman" w:hAnsi="Times New Roman"/>
                 <w:sz w:val="18"/>
               </w:rPr>
-              <w:t>Conexión con lo sagrado, la fantasía y la identidad intercultural.</w:t>
+              <w:t>Conexión con lo sagrado, la fantasía y la ident</w:t>
+            </w:r>
+            <w:r>
+              <w:rPr>
+                <w:rFonts w:ascii="Times New Roman" w:hAnsi="Times New Roman"/>
+                <w:sz w:val="18"/>
+              </w:rPr>
+              <w:t>idad intercultural.</w:t>
             </w:r>
           </w:p>
           <w:tbl>
@@ -5742,6 +6571,7 @@
               <w:tblW w:w="0" w:type="auto"/>
               <w:jc w:val="center"/>
               <w:tblLayout w:type="fixed"/>
+              <w:tblLook w:val="04A0" w:firstRow="1" w:lastRow="0" w:firstColumn="1" w:lastColumn="0" w:noHBand="0" w:noVBand="1"/>
             </w:tblPr>
             <w:tblGrid>
               <w:gridCol w:w="683"/>
@@ -5761,6 +6591,7 @@
                 <w:p>
                   <w:pPr>
                     <w:pStyle w:val="Sinespaciado"/>
+                    <w:framePr w:hSpace="141" w:wrap="around" w:vAnchor="text" w:hAnchor="margin" w:y="-138"/>
                     <w:jc w:val="center"/>
                     <w:rPr>
                       <w:rFonts w:ascii="Times New Roman" w:hAnsi="Times New Roman" w:cs="Times New Roman"/>
@@ -5788,6 +6619,7 @@
                 <w:p>
                   <w:pPr>
                     <w:pStyle w:val="Sinespaciado"/>
+                    <w:framePr w:hSpace="141" w:wrap="around" w:vAnchor="text" w:hAnchor="margin" w:y="-138"/>
                     <w:jc w:val="center"/>
                     <w:rPr>
                       <w:rFonts w:ascii="Times New Roman" w:hAnsi="Times New Roman" w:cs="Times New Roman"/>
@@ -5815,6 +6647,7 @@
                 <w:p>
                   <w:pPr>
                     <w:pStyle w:val="Sinespaciado"/>
+                    <w:framePr w:hSpace="141" w:wrap="around" w:vAnchor="text" w:hAnchor="margin" w:y="-138"/>
                     <w:jc w:val="center"/>
                     <w:rPr>
                       <w:rFonts w:ascii="Times New Roman" w:hAnsi="Times New Roman" w:cs="Times New Roman"/>
@@ -5871,7 +6704,14 @@
                 <w:rFonts w:ascii="Times New Roman" w:hAnsi="Times New Roman"/>
                 <w:sz w:val="19"/>
               </w:rPr>
-              <w:t>Lectura dialogada de los mitos seleccionados en las páginas 56 a 61. Sistematización de la diferencia entre mito (relato sagrado cosmogónico), leyenda (tradición popular local) y cuento común. Clasificación: mitos cosmogónicos, teogónicos y etiológicos. Análisis de los valores éticos de los héroes y dioses.</w:t>
+              <w:t>Lectura dialogada de los mitos seleccionados en las páginas 56 a 61. Sistematización de la diferencia entre mito (relato sagrado cosmogónico), leyenda</w:t>
+            </w:r>
+            <w:r>
+              <w:rPr>
+                <w:rFonts w:ascii="Times New Roman" w:hAnsi="Times New Roman"/>
+                <w:sz w:val="19"/>
+              </w:rPr>
+              <w:t xml:space="preserve"> (tradición popular local) y cuento común. Clasificación: mitos cosmogónicos, teogónicos y etiológicos. Análisis de los valores éticos de los héroes y dioses.</w:t>
             </w:r>
           </w:p>
           <w:p>
@@ -5883,7 +6723,14 @@
                 <w:rFonts w:ascii="Times New Roman" w:hAnsi="Times New Roman"/>
                 <w:sz w:val="19"/>
               </w:rPr>
-              <w:t>Gamificación: 'El Oráculo de la Sabiduría': Desafíos de preguntas inferenciales sobre símbolos y enseñanzas éticas que otorgan gemas de sabiduría.</w:t>
+              <w:t xml:space="preserve">Gamificación: 'El Oráculo de la Sabiduría': Desafíos de preguntas inferenciales sobre símbolos y </w:t>
+            </w:r>
+            <w:r>
+              <w:rPr>
+                <w:rFonts w:ascii="Times New Roman" w:hAnsi="Times New Roman"/>
+                <w:sz w:val="19"/>
+              </w:rPr>
+              <w:t>enseñanzas éticas que otorgan gemas de sabiduría.</w:t>
             </w:r>
           </w:p>
           <w:p>
@@ -5936,7 +6783,14 @@
                 <w:rFonts w:ascii="Times New Roman" w:hAnsi="Times New Roman"/>
                 <w:sz w:val="18"/>
               </w:rPr>
-              <w:t>Lectura por roles y transcripción creativa del mapa mental en cuaderno.</w:t>
+              <w:t xml:space="preserve">Lectura por roles y transcripción creativa del mapa mental en </w:t>
+            </w:r>
+            <w:r>
+              <w:rPr>
+                <w:rFonts w:ascii="Times New Roman" w:hAnsi="Times New Roman"/>
+                <w:sz w:val="18"/>
+              </w:rPr>
+              <w:t>cuaderno.</w:t>
             </w:r>
           </w:p>
           <w:p>
@@ -5965,6 +6819,7 @@
               <w:tblW w:w="0" w:type="auto"/>
               <w:jc w:val="center"/>
               <w:tblLayout w:type="fixed"/>
+              <w:tblLook w:val="04A0" w:firstRow="1" w:lastRow="0" w:firstColumn="1" w:lastColumn="0" w:noHBand="0" w:noVBand="1"/>
             </w:tblPr>
             <w:tblGrid>
               <w:gridCol w:w="683"/>
@@ -5984,6 +6839,7 @@
                 <w:p>
                   <w:pPr>
                     <w:pStyle w:val="Sinespaciado"/>
+                    <w:framePr w:hSpace="141" w:wrap="around" w:vAnchor="text" w:hAnchor="margin" w:y="-138"/>
                     <w:jc w:val="center"/>
                     <w:rPr>
                       <w:rFonts w:ascii="Times New Roman" w:hAnsi="Times New Roman" w:cs="Times New Roman"/>
@@ -6011,6 +6867,7 @@
                 <w:p>
                   <w:pPr>
                     <w:pStyle w:val="Sinespaciado"/>
+                    <w:framePr w:hSpace="141" w:wrap="around" w:vAnchor="text" w:hAnchor="margin" w:y="-138"/>
                     <w:jc w:val="center"/>
                     <w:rPr>
                       <w:rFonts w:ascii="Times New Roman" w:hAnsi="Times New Roman" w:cs="Times New Roman"/>
@@ -6038,6 +6895,7 @@
                 <w:p>
                   <w:pPr>
                     <w:pStyle w:val="Sinespaciado"/>
+                    <w:framePr w:hSpace="141" w:wrap="around" w:vAnchor="text" w:hAnchor="margin" w:y="-138"/>
                     <w:jc w:val="center"/>
                     <w:rPr>
                       <w:rFonts w:ascii="Times New Roman" w:hAnsi="Times New Roman" w:cs="Times New Roman"/>
@@ -6094,7 +6952,14 @@
                 <w:rFonts w:ascii="Times New Roman" w:hAnsi="Times New Roman"/>
                 <w:sz w:val="19"/>
               </w:rPr>
-              <w:t>Resolución de los talleres de comprensión, interpretación de personajes y análisis de símbolos de las páginas 62 a 65 del texto. Creación de una ficha de personaje mítico (poderes, debilidades, enseñanza moral y dibujo simbólico).</w:t>
+              <w:t>Resolución de los talleres de comprensión, interpretación d</w:t>
+            </w:r>
+            <w:r>
+              <w:rPr>
+                <w:rFonts w:ascii="Times New Roman" w:hAnsi="Times New Roman"/>
+                <w:sz w:val="19"/>
+              </w:rPr>
+              <w:t>e personajes y análisis de símbolos de las páginas 62 a 65 del texto. Creación de una ficha de personaje mítico (poderes, debilidades, enseñanza moral y dibujo simbólico).</w:t>
             </w:r>
           </w:p>
           <w:p>
@@ -6106,7 +6971,14 @@
                 <w:rFonts w:ascii="Times New Roman" w:hAnsi="Times New Roman"/>
                 <w:sz w:val="19"/>
               </w:rPr>
-              <w:t>Gamificación: Duelo de Panteones: Presentación breve del personaje mítico para ganar 'Puntos de Honor'.</w:t>
+              <w:t>Gamificación: Duelo de Panteones: Presentación breve del personaje mítico para ganar</w:t>
+            </w:r>
+            <w:r>
+              <w:rPr>
+                <w:rFonts w:ascii="Times New Roman" w:hAnsi="Times New Roman"/>
+                <w:sz w:val="19"/>
+              </w:rPr>
+              <w:t xml:space="preserve"> 'Puntos de Honor'.</w:t>
             </w:r>
           </w:p>
           <w:p>
@@ -6179,7 +7051,14 @@
                 <w:rFonts w:ascii="Times New Roman" w:hAnsi="Times New Roman"/>
                 <w:sz w:val="18"/>
               </w:rPr>
-              <w:t>Disfrute estético y recreación de la literatura tradicional.</w:t>
+              <w:t xml:space="preserve">Disfrute estético y </w:t>
+            </w:r>
+            <w:r>
+              <w:rPr>
+                <w:rFonts w:ascii="Times New Roman" w:hAnsi="Times New Roman"/>
+                <w:sz w:val="18"/>
+              </w:rPr>
+              <w:t>recreación de la literatura tradicional.</w:t>
             </w:r>
           </w:p>
           <w:tbl>
@@ -6188,6 +7067,7 @@
               <w:tblW w:w="0" w:type="auto"/>
               <w:jc w:val="center"/>
               <w:tblLayout w:type="fixed"/>
+              <w:tblLook w:val="04A0" w:firstRow="1" w:lastRow="0" w:firstColumn="1" w:lastColumn="0" w:noHBand="0" w:noVBand="1"/>
             </w:tblPr>
             <w:tblGrid>
               <w:gridCol w:w="683"/>
@@ -6207,6 +7087,7 @@
                 <w:p>
                   <w:pPr>
                     <w:pStyle w:val="Sinespaciado"/>
+                    <w:framePr w:hSpace="141" w:wrap="around" w:vAnchor="text" w:hAnchor="margin" w:y="-138"/>
                     <w:jc w:val="center"/>
                     <w:rPr>
                       <w:rFonts w:ascii="Times New Roman" w:hAnsi="Times New Roman" w:cs="Times New Roman"/>
@@ -6234,6 +7115,7 @@
                 <w:p>
                   <w:pPr>
                     <w:pStyle w:val="Sinespaciado"/>
+                    <w:framePr w:hSpace="141" w:wrap="around" w:vAnchor="text" w:hAnchor="margin" w:y="-138"/>
                     <w:jc w:val="center"/>
                     <w:rPr>
                       <w:rFonts w:ascii="Times New Roman" w:hAnsi="Times New Roman" w:cs="Times New Roman"/>
@@ -6261,6 +7143,7 @@
                 <w:p>
                   <w:pPr>
                     <w:pStyle w:val="Sinespaciado"/>
+                    <w:framePr w:hSpace="141" w:wrap="around" w:vAnchor="text" w:hAnchor="margin" w:y="-138"/>
                     <w:jc w:val="center"/>
                     <w:rPr>
                       <w:rFonts w:ascii="Times New Roman" w:hAnsi="Times New Roman" w:cs="Times New Roman"/>
@@ -6317,7 +7200,14 @@
                 <w:rFonts w:ascii="Times New Roman" w:hAnsi="Times New Roman"/>
                 <w:sz w:val="19"/>
               </w:rPr>
-              <w:t>Plenaria y asamblea de aula: reflexión sobre la importancia de cuidar las narraciones orales de nuestras nacionalidades indígenas. (Lunes 02 y Martes 03/11: Feriados Día de Difuntos e Independencia de Cuenca).</w:t>
+              <w:t xml:space="preserve">Plenaria y asamblea de aula: reflexión sobre la importancia de cuidar las narraciones orales de nuestras nacionalidades </w:t>
+            </w:r>
+            <w:r>
+              <w:rPr>
+                <w:rFonts w:ascii="Times New Roman" w:hAnsi="Times New Roman"/>
+                <w:sz w:val="19"/>
+              </w:rPr>
+              <w:t>indígenas. (Lunes 02 y Martes 03/11: Feriados Día de Difuntos e Independencia de Cuenca).</w:t>
             </w:r>
           </w:p>
           <w:p>
@@ -6362,7 +7252,14 @@
                 <w:rFonts w:ascii="Times New Roman" w:hAnsi="Times New Roman"/>
                 <w:sz w:val="18"/>
               </w:rPr>
-              <w:t>Mural colectivo de personajes mitológicos.</w:t>
+              <w:t>Mural colectivo de personajes mit</w:t>
+            </w:r>
+            <w:r>
+              <w:rPr>
+                <w:rFonts w:ascii="Times New Roman" w:hAnsi="Times New Roman"/>
+                <w:sz w:val="18"/>
+              </w:rPr>
+              <w:t>ológicos.</w:t>
             </w:r>
           </w:p>
           <w:p>
@@ -6411,6 +7308,7 @@
               <w:tblW w:w="0" w:type="auto"/>
               <w:jc w:val="center"/>
               <w:tblLayout w:type="fixed"/>
+              <w:tblLook w:val="04A0" w:firstRow="1" w:lastRow="0" w:firstColumn="1" w:lastColumn="0" w:noHBand="0" w:noVBand="1"/>
             </w:tblPr>
             <w:tblGrid>
               <w:gridCol w:w="683"/>
@@ -6430,6 +7328,7 @@
                 <w:p>
                   <w:pPr>
                     <w:pStyle w:val="Sinespaciado"/>
+                    <w:framePr w:hSpace="141" w:wrap="around" w:vAnchor="text" w:hAnchor="margin" w:y="-138"/>
                     <w:jc w:val="center"/>
                     <w:rPr>
                       <w:rFonts w:ascii="Times New Roman" w:hAnsi="Times New Roman" w:cs="Times New Roman"/>
@@ -6457,6 +7356,7 @@
                 <w:p>
                   <w:pPr>
                     <w:pStyle w:val="Sinespaciado"/>
+                    <w:framePr w:hSpace="141" w:wrap="around" w:vAnchor="text" w:hAnchor="margin" w:y="-138"/>
                     <w:jc w:val="center"/>
                     <w:rPr>
                       <w:rFonts w:ascii="Times New Roman" w:hAnsi="Times New Roman" w:cs="Times New Roman"/>
@@ -6484,6 +7384,7 @@
                 <w:p>
                   <w:pPr>
                     <w:pStyle w:val="Sinespaciado"/>
+                    <w:framePr w:hSpace="141" w:wrap="around" w:vAnchor="text" w:hAnchor="margin" w:y="-138"/>
                     <w:jc w:val="center"/>
                     <w:rPr>
                       <w:rFonts w:ascii="Times New Roman" w:hAnsi="Times New Roman" w:cs="Times New Roman"/>
@@ -6523,7 +7424,10 @@
           </w:tcPr>
           <w:p>
             <w:r>
-              <w:t>Reconoce en textos de la literatura oral y escrita (mitos) los elementos característicos que les dan sentido; participa en discusiones sobre textos literarios aportando interpretaciones personales. I.LL.3.7.1.</w:t>
+              <w:t xml:space="preserve">Reconoce en textos de la literatura oral y escrita (mitos) los </w:t>
+            </w:r>
+            <w:r>
+              <w:t>elementos característicos que les dan sentido; participa en discusiones sobre textos literarios aportando interpretaciones personales. I.LL.3.7.1.</w:t>
             </w:r>
           </w:p>
         </w:tc>
@@ -6539,8 +7443,13 @@
           <w:p>
             <w:r>
               <w:t>• Instrumentos: Rúbrica de análisis literario y cuadro comparativo de mitos.</w:t>
+            </w:r>
+            <w:r>
               <w:br/>
-              <w:t>• Actividades: Resolución de actividades págs. 62-65 del libro y participación en debates literarios. (Feriados 02 y 03 Noviembre).</w:t>
+              <w:t>• Actividades: Resolución de act</w:t>
+            </w:r>
+            <w:r>
+              <w:t>ividades págs. 62-65 del libro y participación en debates literarios. (Feriados 02 y 03 Noviembre).</w:t>
             </w:r>
           </w:p>
         </w:tc>
@@ -6558,9 +7467,16 @@
           <w:p>
             <w:r>
               <w:t>LL.3.5.1. Recrear textos literarios leídos o escuchados mediante el uso de diversos formatos.</w:t>
+            </w:r>
+            <w:r>
               <w:br/>
+            </w:r>
+            <w:r>
               <w:br/>
-              <w:t>LL.3.4.13. Producir textos de acuerdo con la situación comunicativa en formatos variados (historieta mitológica).</w:t>
+              <w:t xml:space="preserve">LL.3.4.13. Producir textos de acuerdo con la </w:t>
+            </w:r>
+            <w:r>
+              <w:t>situación comunicativa en formatos variados (historieta mitológica).</w:t>
             </w:r>
           </w:p>
         </w:tc>
@@ -6573,15 +7489,30 @@
           <w:p>
             <w:r>
               <w:t>Tema: Escritura creativa: Historieta mitológica y Evaluación sumativa de la Unidad 1</w:t>
+            </w:r>
+            <w:r>
               <w:br/>
+            </w:r>
+            <w:r>
               <w:br/>
               <w:t>Materiales:</w:t>
+            </w:r>
+            <w:r>
               <w:br/>
               <w:t>Texto de Lengua 7mo (Páginas 66 a 71)</w:t>
+            </w:r>
+            <w:r>
               <w:br/>
               <w:t>Cartulinas, reglas y lápices de colores</w:t>
+            </w:r>
+            <w:r>
               <w:br/>
-              <w:t>Pizarra y marcadores</w:t>
+              <w:t>Pizarra y m</w:t>
+            </w:r>
+            <w:r>
+              <w:t>arcadores</w:t>
+            </w:r>
+            <w:r>
               <w:br/>
               <w:t>Cuestionario sumativo de Unidad 1</w:t>
             </w:r>
@@ -6596,9 +7527,7 @@
             </w:tcBorders>
             <w:shd w:val="clear" w:color="auto" w:fill="auto"/>
           </w:tcPr>
-          <w:p>
-            <w:r/>
-          </w:p>
+          <w:p/>
           <w:p>
             <w:pPr>
               <w:spacing w:before="40" w:after="40"/>
@@ -6607,7 +7536,6 @@
               <w:rPr>
                 <w:rFonts w:ascii="Times New Roman" w:hAnsi="Times New Roman"/>
                 <w:b/>
-                <w:sz w:val="22"/>
               </w:rPr>
               <w:t>SEMANA 11 (09/11 al 13/11/2026) · ESCRITURA CREATIVA &amp; CIERRE UNIDAD 1</w:t>
             </w:r>
@@ -6623,6 +7551,13 @@
                 <w:sz w:val="21"/>
               </w:rPr>
               <w:t>JUEGO-TRABAJO &amp; APRENDIZAJE COLABORATIVO</w:t>
+            </w:r>
+            <w:r>
+              <w:rPr>
+                <w:rFonts w:ascii="Times New Roman" w:hAnsi="Times New Roman"/>
+                <w:b/>
+                <w:sz w:val="21"/>
+              </w:rPr>
               <w:br/>
             </w:r>
             <w:r>
@@ -6631,8 +7566,21 @@
                 <w:sz w:val="20"/>
               </w:rPr>
               <w:t>Nombre de la actividad:</w:t>
+            </w:r>
+            <w:r>
+              <w:rPr>
+                <w:rFonts w:ascii="Times New Roman" w:hAnsi="Times New Roman"/>
+                <w:sz w:val="20"/>
+              </w:rPr>
               <w:br/>
-              <w:t>“Estudio Creativo de Cómics y Gran Desafío Sumativo de Unidad 1” (Texto Pág. 66-71)</w:t>
+              <w:t>“Estudio Creativo de Cómics y Gran Desafío Sumativo de Unidad 1” (Texto Pág</w:t>
+            </w:r>
+            <w:r>
+              <w:rPr>
+                <w:rFonts w:ascii="Times New Roman" w:hAnsi="Times New Roman"/>
+                <w:sz w:val="20"/>
+              </w:rPr>
+              <w:t>. 66-71)</w:t>
             </w:r>
           </w:p>
           <w:p>
@@ -6665,7 +7613,14 @@
                 <w:rFonts w:ascii="Times New Roman" w:hAnsi="Times New Roman"/>
                 <w:sz w:val="19"/>
               </w:rPr>
-              <w:t>El docente transforma el aula en un estudio de diseño gráfico y cómic: exposición de muestras de historietas (pág. 66). Exploración de saberes previos: ¿Cómo cuenta una historia la combinación de imagen y texto? ¿Qué tipos de globos de diálogo conocen?</w:t>
+              <w:t xml:space="preserve">El docente transforma el aula en un estudio de diseño gráfico y cómic: exposición de muestras de historietas (pág. 66). Exploración de saberes previos: ¿Cómo cuenta una </w:t>
+            </w:r>
+            <w:r>
+              <w:rPr>
+                <w:rFonts w:ascii="Times New Roman" w:hAnsi="Times New Roman"/>
+                <w:sz w:val="19"/>
+              </w:rPr>
+              <w:t>historia la combinación de imagen y texto? ¿Qué tipos de globos de diálogo conocen?</w:t>
             </w:r>
           </w:p>
           <w:p>
@@ -6710,7 +7665,14 @@
                 <w:rFonts w:ascii="Times New Roman" w:hAnsi="Times New Roman"/>
                 <w:sz w:val="18"/>
               </w:rPr>
-              <w:t>Modelos visuales de tiras cómicas e historietas míticas en págs. 66-67.</w:t>
+              <w:t>Modelos visuales de tiras cómicas e his</w:t>
+            </w:r>
+            <w:r>
+              <w:rPr>
+                <w:rFonts w:ascii="Times New Roman" w:hAnsi="Times New Roman"/>
+                <w:sz w:val="18"/>
+              </w:rPr>
+              <w:t>torietas míticas en págs. 66-67.</w:t>
             </w:r>
           </w:p>
           <w:p>
@@ -6759,6 +7721,7 @@
               <w:tblW w:w="0" w:type="auto"/>
               <w:jc w:val="center"/>
               <w:tblLayout w:type="fixed"/>
+              <w:tblLook w:val="04A0" w:firstRow="1" w:lastRow="0" w:firstColumn="1" w:lastColumn="0" w:noHBand="0" w:noVBand="1"/>
             </w:tblPr>
             <w:tblGrid>
               <w:gridCol w:w="683"/>
@@ -6778,6 +7741,7 @@
                 <w:p>
                   <w:pPr>
                     <w:pStyle w:val="Sinespaciado"/>
+                    <w:framePr w:hSpace="141" w:wrap="around" w:vAnchor="text" w:hAnchor="margin" w:y="-138"/>
                     <w:jc w:val="center"/>
                     <w:rPr>
                       <w:rFonts w:ascii="Times New Roman" w:hAnsi="Times New Roman" w:cs="Times New Roman"/>
@@ -6805,6 +7769,7 @@
                 <w:p>
                   <w:pPr>
                     <w:pStyle w:val="Sinespaciado"/>
+                    <w:framePr w:hSpace="141" w:wrap="around" w:vAnchor="text" w:hAnchor="margin" w:y="-138"/>
                     <w:jc w:val="center"/>
                     <w:rPr>
                       <w:rFonts w:ascii="Times New Roman" w:hAnsi="Times New Roman" w:cs="Times New Roman"/>
@@ -6832,6 +7797,7 @@
                 <w:p>
                   <w:pPr>
                     <w:pStyle w:val="Sinespaciado"/>
+                    <w:framePr w:hSpace="141" w:wrap="around" w:vAnchor="text" w:hAnchor="margin" w:y="-138"/>
                     <w:jc w:val="center"/>
                     <w:rPr>
                       <w:rFonts w:ascii="Times New Roman" w:hAnsi="Times New Roman" w:cs="Times New Roman"/>
@@ -6868,7 +7834,15 @@
                 <w:b/>
                 <w:sz w:val="20"/>
               </w:rPr>
-              <w:t>Fase 2: Comprensión – “El Laboratorio del Cómic y Repaso Conceptual”</w:t>
+              <w:t xml:space="preserve">Fase 2: Comprensión – “El </w:t>
+            </w:r>
+            <w:r>
+              <w:rPr>
+                <w:rFonts w:ascii="Times New Roman" w:hAnsi="Times New Roman"/>
+                <w:b/>
+                <w:sz w:val="20"/>
+              </w:rPr>
+              <w:t>Laboratorio del Cómic y Repaso Conceptual”</w:t>
             </w:r>
           </w:p>
           <w:p>
@@ -6888,7 +7862,14 @@
                 <w:rFonts w:ascii="Times New Roman" w:hAnsi="Times New Roman"/>
                 <w:sz w:val="19"/>
               </w:rPr>
-              <w:t>Análisis técnico de los elementos de la historieta (págs. 67-68): planos visuales, viñetas, globos de diálogo (habla, susurro, pensamiento, grito), cartelas del narrador y onomatopeyas. Repaso de los conceptos nodales de la Unidad 1 (lengua y cultura, discursos, divulgación científica, gramática del verbo y mitos).</w:t>
+              <w:t>Análisis técnico de los elementos de la historieta (págs. 67-68): planos visuales, viñetas, globos de diálogo (habla, susurro, pensamiento, grito), cartelas del narrador y onomatopeyas. Repaso de los co</w:t>
+            </w:r>
+            <w:r>
+              <w:rPr>
+                <w:rFonts w:ascii="Times New Roman" w:hAnsi="Times New Roman"/>
+                <w:sz w:val="19"/>
+              </w:rPr>
+              <w:t>nceptos nodales de la Unidad 1 (lengua y cultura, discursos, divulgación científica, gramática del verbo y mitos).</w:t>
             </w:r>
           </w:p>
           <w:p>
@@ -6973,7 +7954,14 @@
                 <w:rFonts w:ascii="Times New Roman" w:hAnsi="Times New Roman"/>
                 <w:sz w:val="18"/>
               </w:rPr>
-              <w:t>Seguridad y preparación integral para el cierre de la unidad.</w:t>
+              <w:t>Seguridad y preparación integral para el cierre de la unida</w:t>
+            </w:r>
+            <w:r>
+              <w:rPr>
+                <w:rFonts w:ascii="Times New Roman" w:hAnsi="Times New Roman"/>
+                <w:sz w:val="18"/>
+              </w:rPr>
+              <w:t>d.</w:t>
             </w:r>
           </w:p>
           <w:tbl>
@@ -6982,6 +7970,7 @@
               <w:tblW w:w="0" w:type="auto"/>
               <w:jc w:val="center"/>
               <w:tblLayout w:type="fixed"/>
+              <w:tblLook w:val="04A0" w:firstRow="1" w:lastRow="0" w:firstColumn="1" w:lastColumn="0" w:noHBand="0" w:noVBand="1"/>
             </w:tblPr>
             <w:tblGrid>
               <w:gridCol w:w="683"/>
@@ -7001,6 +7990,7 @@
                 <w:p>
                   <w:pPr>
                     <w:pStyle w:val="Sinespaciado"/>
+                    <w:framePr w:hSpace="141" w:wrap="around" w:vAnchor="text" w:hAnchor="margin" w:y="-138"/>
                     <w:jc w:val="center"/>
                     <w:rPr>
                       <w:rFonts w:ascii="Times New Roman" w:hAnsi="Times New Roman" w:cs="Times New Roman"/>
@@ -7028,6 +8018,7 @@
                 <w:p>
                   <w:pPr>
                     <w:pStyle w:val="Sinespaciado"/>
+                    <w:framePr w:hSpace="141" w:wrap="around" w:vAnchor="text" w:hAnchor="margin" w:y="-138"/>
                     <w:jc w:val="center"/>
                     <w:rPr>
                       <w:rFonts w:ascii="Times New Roman" w:hAnsi="Times New Roman" w:cs="Times New Roman"/>
@@ -7055,6 +8046,7 @@
                 <w:p>
                   <w:pPr>
                     <w:pStyle w:val="Sinespaciado"/>
+                    <w:framePr w:hSpace="141" w:wrap="around" w:vAnchor="text" w:hAnchor="margin" w:y="-138"/>
                     <w:jc w:val="center"/>
                     <w:rPr>
                       <w:rFonts w:ascii="Times New Roman" w:hAnsi="Times New Roman" w:cs="Times New Roman"/>
@@ -7111,7 +8103,14 @@
                 <w:rFonts w:ascii="Times New Roman" w:hAnsi="Times New Roman"/>
                 <w:sz w:val="19"/>
               </w:rPr>
-              <w:t>En duplas, los estudiantes adaptan un mito leído a una historieta ilustrada de 4 a 6 viñetas (págs. 68-69) en cartulina. Aplicación individual de la Evaluación Sumativa estructurada de la Unidad 1 (págs. 70-71) para evidenciar el dominio de las destrezas con criterio de desempeño.</w:t>
+              <w:t xml:space="preserve">En duplas, los estudiantes adaptan un mito leído a una historieta ilustrada de 4 a 6 viñetas (págs. 68-69) en cartulina. Aplicación individual de la Evaluación Sumativa </w:t>
+            </w:r>
+            <w:r>
+              <w:rPr>
+                <w:rFonts w:ascii="Times New Roman" w:hAnsi="Times New Roman"/>
+                <w:sz w:val="19"/>
+              </w:rPr>
+              <w:t>estructurada de la Unidad 1 (págs. 70-71) para evidenciar el dominio de las destrezas con criterio de desempeño.</w:t>
             </w:r>
           </w:p>
           <w:p>
@@ -7149,7 +8148,15 @@
                 <w:b/>
                 <w:sz w:val="18"/>
               </w:rPr>
-              <w:t xml:space="preserve">Representación: </w:t>
+              <w:t>Representación</w:t>
+            </w:r>
+            <w:r>
+              <w:rPr>
+                <w:rFonts w:ascii="Times New Roman" w:hAnsi="Times New Roman"/>
+                <w:b/>
+                <w:sz w:val="18"/>
+              </w:rPr>
+              <w:t xml:space="preserve">: </w:t>
             </w:r>
             <w:r>
               <w:rPr>
@@ -7196,7 +8203,14 @@
                 <w:rFonts w:ascii="Times New Roman" w:hAnsi="Times New Roman"/>
                 <w:sz w:val="18"/>
               </w:rPr>
-              <w:t>Demostración tangible de las competencias adquiridas en el ciclo.</w:t>
+              <w:t xml:space="preserve">Demostración tangible de las competencias </w:t>
+            </w:r>
+            <w:r>
+              <w:rPr>
+                <w:rFonts w:ascii="Times New Roman" w:hAnsi="Times New Roman"/>
+                <w:sz w:val="18"/>
+              </w:rPr>
+              <w:t>adquiridas en el ciclo.</w:t>
             </w:r>
           </w:p>
           <w:tbl>
@@ -7205,6 +8219,7 @@
               <w:tblW w:w="0" w:type="auto"/>
               <w:jc w:val="center"/>
               <w:tblLayout w:type="fixed"/>
+              <w:tblLook w:val="04A0" w:firstRow="1" w:lastRow="0" w:firstColumn="1" w:lastColumn="0" w:noHBand="0" w:noVBand="1"/>
             </w:tblPr>
             <w:tblGrid>
               <w:gridCol w:w="683"/>
@@ -7224,6 +8239,7 @@
                 <w:p>
                   <w:pPr>
                     <w:pStyle w:val="Sinespaciado"/>
+                    <w:framePr w:hSpace="141" w:wrap="around" w:vAnchor="text" w:hAnchor="margin" w:y="-138"/>
                     <w:jc w:val="center"/>
                     <w:rPr>
                       <w:rFonts w:ascii="Times New Roman" w:hAnsi="Times New Roman" w:cs="Times New Roman"/>
@@ -7251,6 +8267,7 @@
                 <w:p>
                   <w:pPr>
                     <w:pStyle w:val="Sinespaciado"/>
+                    <w:framePr w:hSpace="141" w:wrap="around" w:vAnchor="text" w:hAnchor="margin" w:y="-138"/>
                     <w:jc w:val="center"/>
                     <w:rPr>
                       <w:rFonts w:ascii="Times New Roman" w:hAnsi="Times New Roman" w:cs="Times New Roman"/>
@@ -7278,6 +8295,7 @@
                 <w:p>
                   <w:pPr>
                     <w:pStyle w:val="Sinespaciado"/>
+                    <w:framePr w:hSpace="141" w:wrap="around" w:vAnchor="text" w:hAnchor="margin" w:y="-138"/>
                     <w:jc w:val="center"/>
                     <w:rPr>
                       <w:rFonts w:ascii="Times New Roman" w:hAnsi="Times New Roman" w:cs="Times New Roman"/>
@@ -7334,7 +8352,14 @@
                 <w:rFonts w:ascii="Times New Roman" w:hAnsi="Times New Roman"/>
                 <w:sz w:val="19"/>
               </w:rPr>
-              <w:t>Exposición pública de las historietas en el mural del pasillo ('Galería Mitológica de Séptimo'). Retroalimentación y felicitación colectiva. (Cierre oficial de las 6 semanas de Planificación Microcurricular al 13 de Noviembre de 2026).</w:t>
+              <w:t>Exposición pública de las historietas en el mural del pasillo ('Galería Mitológica de Séptimo'). Retroalimentación y felicitación colectiva. (Cierre ofi</w:t>
+            </w:r>
+            <w:r>
+              <w:rPr>
+                <w:rFonts w:ascii="Times New Roman" w:hAnsi="Times New Roman"/>
+                <w:sz w:val="19"/>
+              </w:rPr>
+              <w:t>cial de las 6 semanas de Planificación Microcurricular al 13 de Noviembre de 2026).</w:t>
             </w:r>
           </w:p>
           <w:p>
@@ -7399,7 +8424,14 @@
                 <w:rFonts w:ascii="Times New Roman" w:hAnsi="Times New Roman"/>
                 <w:sz w:val="18"/>
               </w:rPr>
-              <w:t>Explicación oral de la historieta a los visitantes.</w:t>
+              <w:t>Ex</w:t>
+            </w:r>
+            <w:r>
+              <w:rPr>
+                <w:rFonts w:ascii="Times New Roman" w:hAnsi="Times New Roman"/>
+                <w:sz w:val="18"/>
+              </w:rPr>
+              <w:t>plicación oral de la historieta a los visitantes.</w:t>
             </w:r>
           </w:p>
           <w:p>
@@ -7428,6 +8460,7 @@
               <w:tblW w:w="0" w:type="auto"/>
               <w:jc w:val="center"/>
               <w:tblLayout w:type="fixed"/>
+              <w:tblLook w:val="04A0" w:firstRow="1" w:lastRow="0" w:firstColumn="1" w:lastColumn="0" w:noHBand="0" w:noVBand="1"/>
             </w:tblPr>
             <w:tblGrid>
               <w:gridCol w:w="683"/>
@@ -7447,6 +8480,7 @@
                 <w:p>
                   <w:pPr>
                     <w:pStyle w:val="Sinespaciado"/>
+                    <w:framePr w:hSpace="141" w:wrap="around" w:vAnchor="text" w:hAnchor="margin" w:y="-138"/>
                     <w:jc w:val="center"/>
                     <w:rPr>
                       <w:rFonts w:ascii="Times New Roman" w:hAnsi="Times New Roman" w:cs="Times New Roman"/>
@@ -7474,6 +8508,7 @@
                 <w:p>
                   <w:pPr>
                     <w:pStyle w:val="Sinespaciado"/>
+                    <w:framePr w:hSpace="141" w:wrap="around" w:vAnchor="text" w:hAnchor="margin" w:y="-138"/>
                     <w:jc w:val="center"/>
                     <w:rPr>
                       <w:rFonts w:ascii="Times New Roman" w:hAnsi="Times New Roman" w:cs="Times New Roman"/>
@@ -7501,6 +8536,7 @@
                 <w:p>
                   <w:pPr>
                     <w:pStyle w:val="Sinespaciado"/>
+                    <w:framePr w:hSpace="141" w:wrap="around" w:vAnchor="text" w:hAnchor="margin" w:y="-138"/>
                     <w:jc w:val="center"/>
                     <w:rPr>
                       <w:rFonts w:ascii="Times New Roman" w:hAnsi="Times New Roman" w:cs="Times New Roman"/>
@@ -7540,7 +8576,10 @@
           </w:tcPr>
           <w:p>
             <w:r>
-              <w:t>Recrea textos literarios leídos mediante adaptaciones creativas (historieta) y demuestra el dominio de destrezas comunicativas de la Unidad 1. I.LL.3.7.2. / I.LL.3.6.1.</w:t>
+              <w:t xml:space="preserve">Recrea textos literarios leídos mediante adaptaciones creativas (historieta) y demuestra el </w:t>
+            </w:r>
+            <w:r>
+              <w:t>dominio de destrezas comunicativas de la Unidad 1. I.LL.3.7.2. / I.LL.3.6.1.</w:t>
             </w:r>
           </w:p>
         </w:tc>
@@ -7556,8 +8595,13 @@
           <w:p>
             <w:r>
               <w:t>• Instrumentos: Rúbrica de la Historieta Mitológica y Evaluación sumativa de Unidad 1 (págs. 70-71).</w:t>
+            </w:r>
+            <w:r>
               <w:br/>
-              <w:t>• Actividades: Exposición de historietas en el mural y prueba escrita de base estructurada. (Cierre oficial de la Planificación Microcurricular: 13/11/2026).</w:t>
+              <w:t xml:space="preserve">• Actividades: Exposición de historietas en el mural y prueba escrita de base </w:t>
+            </w:r>
+            <w:r>
+              <w:t>estructurada. (Cierre oficial de la Planificación Microcurricular: 13/11/2026).</w:t>
             </w:r>
           </w:p>
         </w:tc>
@@ -7575,9 +8619,16 @@
           <w:p>
             <w:r>
               <w:t>LL.3.4.13. Producir textos de diversa índole de acuerdo con la situación comunicativa, mediante formatos y recursos diversos.</w:t>
+            </w:r>
+            <w:r>
               <w:br/>
+            </w:r>
+            <w:r>
               <w:br/>
-              <w:t>LL.3.2.2. Proponer intervenciones orales estructuradas para sustentar el producto del proyecto interdisciplinar.</w:t>
+              <w:t xml:space="preserve">LL.3.2.2. Proponer intervenciones orales </w:t>
+            </w:r>
+            <w:r>
+              <w:t>estructuradas para sustentar el producto del proyecto interdisciplinar.</w:t>
             </w:r>
           </w:p>
         </w:tc>
@@ -7590,13 +8641,26 @@
           <w:p>
             <w:r>
               <w:t>Tema: EJECUCIÓN, CONSOLIDACIÓN Y SOCIALIZACIÓN DEL PROYECTO INTEGRADOR DEL 1ER TRIMESTRE (1 SEMANA · FIN: 23 DE NOVIEMBRE DEL 2026)</w:t>
+            </w:r>
+            <w:r>
               <w:br/>
+            </w:r>
+            <w:r>
               <w:br/>
               <w:t>Materiales:</w:t>
+            </w:r>
+            <w:r>
               <w:br/>
-              <w:t>Guía oficial del Proyecto Interdisciplinario</w:t>
+              <w:t>Guía oficial del Proyecto Interdiscipli</w:t>
+            </w:r>
+            <w:r>
+              <w:t>nario</w:t>
+            </w:r>
+            <w:r>
               <w:br/>
               <w:t>Rúbricas ministeriales de evaluación</w:t>
+            </w:r>
+            <w:r>
               <w:br/>
               <w:t>Materiales para estands del aula, dípticos y carteles ilustrados</w:t>
             </w:r>
@@ -7611,9 +8675,7 @@
             </w:tcBorders>
             <w:shd w:val="clear" w:color="auto" w:fill="auto"/>
           </w:tcPr>
-          <w:p>
-            <w:r/>
-          </w:p>
+          <w:p/>
           <w:p>
             <w:pPr>
               <w:spacing w:before="40" w:after="40"/>
@@ -7622,7 +8684,6 @@
               <w:rPr>
                 <w:rFonts w:ascii="Times New Roman" w:hAnsi="Times New Roman"/>
                 <w:b/>
-                <w:sz w:val="22"/>
               </w:rPr>
               <w:t>SEMANA 12 (16/11 al 23/11/2026) · PROYECTO INTEGRADOR</w:t>
             </w:r>
@@ -7638,6 +8699,13 @@
                 <w:sz w:val="21"/>
               </w:rPr>
               <w:t>APRENDIZAJE BASADO EN PROYECTOS (ABP) &amp; COOPERATIVO</w:t>
+            </w:r>
+            <w:r>
+              <w:rPr>
+                <w:rFonts w:ascii="Times New Roman" w:hAnsi="Times New Roman"/>
+                <w:b/>
+                <w:sz w:val="21"/>
+              </w:rPr>
               <w:br/>
             </w:r>
             <w:r>
@@ -7646,8 +8714,21 @@
                 <w:sz w:val="20"/>
               </w:rPr>
               <w:t>Nombre de la actividad:</w:t>
+            </w:r>
+            <w:r>
+              <w:rPr>
+                <w:rFonts w:ascii="Times New Roman" w:hAnsi="Times New Roman"/>
+                <w:sz w:val="20"/>
+              </w:rPr>
               <w:br/>
-              <w:t>“Feria Interdisciplinar Comunitaria: Mi Huella Sostenible y Ciudadana” (Fin Oficial: 23 de Noviembre de 2026)</w:t>
+              <w:t>“Feria Interdisci</w:t>
+            </w:r>
+            <w:r>
+              <w:rPr>
+                <w:rFonts w:ascii="Times New Roman" w:hAnsi="Times New Roman"/>
+                <w:sz w:val="20"/>
+              </w:rPr>
+              <w:t>plinar Comunitaria: Mi Huella Sostenible y Ciudadana” (Fin Oficial: 23 de Noviembre de 2026)</w:t>
             </w:r>
           </w:p>
           <w:p>
@@ -7680,7 +8761,14 @@
                 <w:rFonts w:ascii="Times New Roman" w:hAnsi="Times New Roman"/>
                 <w:sz w:val="19"/>
               </w:rPr>
-              <w:t>El docente activa la semana culminante del Proyecto Integrador del 1er Trimestre: 'La comunidad de Calderón necesita soluciones prácticas e interdisciplinares para fomentar la lectura, la convivencia pacífica y el cuidado ambiental'. Revisión de las metas y articulación de Lengua y Literatura con Ciencias, Estudios Sociales y Matemática.</w:t>
+              <w:t xml:space="preserve">El docente activa la semana culminante del Proyecto Integrador del 1er Trimestre: 'La </w:t>
+            </w:r>
+            <w:r>
+              <w:rPr>
+                <w:rFonts w:ascii="Times New Roman" w:hAnsi="Times New Roman"/>
+                <w:sz w:val="19"/>
+              </w:rPr>
+              <w:t>comunidad de Calderón necesita soluciones prácticas e interdisciplinares para fomentar la lectura, la convivencia pacífica y el cuidado ambiental'. Revisión de las metas y articulación de Lengua y Literatura con Ciencias, Estudios Sociales y Matemática.</w:t>
             </w:r>
           </w:p>
           <w:p>
@@ -7692,7 +8780,14 @@
                 <w:rFonts w:ascii="Times New Roman" w:hAnsi="Times New Roman"/>
                 <w:sz w:val="19"/>
               </w:rPr>
-              <w:t>Gamificación: Cada equipo consolida su rango de 'Comité de Proyecto Interdisciplinar' y revisa su panel de hitos.</w:t>
+              <w:t>Ga</w:t>
+            </w:r>
+            <w:r>
+              <w:rPr>
+                <w:rFonts w:ascii="Times New Roman" w:hAnsi="Times New Roman"/>
+                <w:sz w:val="19"/>
+              </w:rPr>
+              <w:t>mificación: Cada equipo consolida su rango de 'Comité de Proyecto Interdisciplinar' y revisa su panel de hitos.</w:t>
             </w:r>
           </w:p>
           <w:p>
@@ -7745,7 +8840,14 @@
                 <w:rFonts w:ascii="Times New Roman" w:hAnsi="Times New Roman"/>
                 <w:sz w:val="18"/>
               </w:rPr>
-              <w:t>Asamblea de equipo y distribución equitativa de roles para la sustentación.</w:t>
+              <w:t>Asamblea de equipo y</w:t>
+            </w:r>
+            <w:r>
+              <w:rPr>
+                <w:rFonts w:ascii="Times New Roman" w:hAnsi="Times New Roman"/>
+                <w:sz w:val="18"/>
+              </w:rPr>
+              <w:t xml:space="preserve"> distribución equitativa de roles para la sustentación.</w:t>
             </w:r>
           </w:p>
           <w:p>
@@ -7774,6 +8876,7 @@
               <w:tblW w:w="0" w:type="auto"/>
               <w:jc w:val="center"/>
               <w:tblLayout w:type="fixed"/>
+              <w:tblLook w:val="04A0" w:firstRow="1" w:lastRow="0" w:firstColumn="1" w:lastColumn="0" w:noHBand="0" w:noVBand="1"/>
             </w:tblPr>
             <w:tblGrid>
               <w:gridCol w:w="683"/>
@@ -7793,6 +8896,7 @@
                 <w:p>
                   <w:pPr>
                     <w:pStyle w:val="Sinespaciado"/>
+                    <w:framePr w:hSpace="141" w:wrap="around" w:vAnchor="text" w:hAnchor="margin" w:y="-138"/>
                     <w:jc w:val="center"/>
                     <w:rPr>
                       <w:rFonts w:ascii="Times New Roman" w:hAnsi="Times New Roman" w:cs="Times New Roman"/>
@@ -7820,6 +8924,7 @@
                 <w:p>
                   <w:pPr>
                     <w:pStyle w:val="Sinespaciado"/>
+                    <w:framePr w:hSpace="141" w:wrap="around" w:vAnchor="text" w:hAnchor="margin" w:y="-138"/>
                     <w:jc w:val="center"/>
                     <w:rPr>
                       <w:rFonts w:ascii="Times New Roman" w:hAnsi="Times New Roman" w:cs="Times New Roman"/>
@@ -7847,6 +8952,7 @@
                 <w:p>
                   <w:pPr>
                     <w:pStyle w:val="Sinespaciado"/>
+                    <w:framePr w:hSpace="141" w:wrap="around" w:vAnchor="text" w:hAnchor="margin" w:y="-138"/>
                     <w:jc w:val="center"/>
                     <w:rPr>
                       <w:rFonts w:ascii="Times New Roman" w:hAnsi="Times New Roman" w:cs="Times New Roman"/>
@@ -7903,7 +9009,14 @@
                 <w:rFonts w:ascii="Times New Roman" w:hAnsi="Times New Roman"/>
                 <w:sz w:val="19"/>
               </w:rPr>
-              <w:t>Talleres de coevaluación y retroalimentación entre equipos de estudiantes: revisión del informe escrito, claridad de las conclusiones, ortografía y preparación del material de soporte (trípticos, carteles, maquetas o presentaciones digitales).</w:t>
+              <w:t>Taller</w:t>
+            </w:r>
+            <w:r>
+              <w:rPr>
+                <w:rFonts w:ascii="Times New Roman" w:hAnsi="Times New Roman"/>
+                <w:sz w:val="19"/>
+              </w:rPr>
+              <w:t>es de coevaluación y retroalimentación entre equipos de estudiantes: revisión del informe escrito, claridad de las conclusiones, ortografía y preparación del material de soporte (trípticos, carteles, maquetas o presentaciones digitales).</w:t>
             </w:r>
           </w:p>
           <w:p>
@@ -7915,7 +9028,14 @@
                 <w:rFonts w:ascii="Times New Roman" w:hAnsi="Times New Roman"/>
                 <w:sz w:val="19"/>
               </w:rPr>
-              <w:t>Gamificación: Dinámica 'Control de Calidad': Obtienen sellos de validación al solventar observaciones de mejora.</w:t>
+              <w:t>Gamificación: Diná</w:t>
+            </w:r>
+            <w:r>
+              <w:rPr>
+                <w:rFonts w:ascii="Times New Roman" w:hAnsi="Times New Roman"/>
+                <w:sz w:val="19"/>
+              </w:rPr>
+              <w:t>mica 'Control de Calidad': Obtienen sellos de validación al solventar observaciones de mejora.</w:t>
             </w:r>
           </w:p>
           <w:p>
@@ -7968,7 +9088,14 @@
                 <w:rFonts w:ascii="Times New Roman" w:hAnsi="Times New Roman"/>
                 <w:sz w:val="18"/>
               </w:rPr>
-              <w:t>Diálogo asertivo y sugerencias fundamentadas entre pares.</w:t>
+              <w:t xml:space="preserve">Diálogo asertivo y sugerencias </w:t>
+            </w:r>
+            <w:r>
+              <w:rPr>
+                <w:rFonts w:ascii="Times New Roman" w:hAnsi="Times New Roman"/>
+                <w:sz w:val="18"/>
+              </w:rPr>
+              <w:t>fundamentadas entre pares.</w:t>
             </w:r>
           </w:p>
           <w:p>
@@ -7997,6 +9124,7 @@
               <w:tblW w:w="0" w:type="auto"/>
               <w:jc w:val="center"/>
               <w:tblLayout w:type="fixed"/>
+              <w:tblLook w:val="04A0" w:firstRow="1" w:lastRow="0" w:firstColumn="1" w:lastColumn="0" w:noHBand="0" w:noVBand="1"/>
             </w:tblPr>
             <w:tblGrid>
               <w:gridCol w:w="683"/>
@@ -8016,6 +9144,7 @@
                 <w:p>
                   <w:pPr>
                     <w:pStyle w:val="Sinespaciado"/>
+                    <w:framePr w:hSpace="141" w:wrap="around" w:vAnchor="text" w:hAnchor="margin" w:y="-138"/>
                     <w:jc w:val="center"/>
                     <w:rPr>
                       <w:rFonts w:ascii="Times New Roman" w:hAnsi="Times New Roman" w:cs="Times New Roman"/>
@@ -8043,6 +9172,7 @@
                 <w:p>
                   <w:pPr>
                     <w:pStyle w:val="Sinespaciado"/>
+                    <w:framePr w:hSpace="141" w:wrap="around" w:vAnchor="text" w:hAnchor="margin" w:y="-138"/>
                     <w:jc w:val="center"/>
                     <w:rPr>
                       <w:rFonts w:ascii="Times New Roman" w:hAnsi="Times New Roman" w:cs="Times New Roman"/>
@@ -8070,6 +9200,7 @@
                 <w:p>
                   <w:pPr>
                     <w:pStyle w:val="Sinespaciado"/>
+                    <w:framePr w:hSpace="141" w:wrap="around" w:vAnchor="text" w:hAnchor="margin" w:y="-138"/>
                     <w:jc w:val="center"/>
                     <w:rPr>
                       <w:rFonts w:ascii="Times New Roman" w:hAnsi="Times New Roman" w:cs="Times New Roman"/>
@@ -8126,7 +9257,14 @@
                 <w:rFonts w:ascii="Times New Roman" w:hAnsi="Times New Roman"/>
                 <w:sz w:val="19"/>
               </w:rPr>
-              <w:t>Montaje de estands en el aula y presentación oficial del Proyecto Integrador ante la comunidad escolar (docentes, directivos y compañeros). Cada equipo realiza una sustentación oral aplicando las técnicas de oratoria aprendidas (contacto visual, modulación vocal, respuestas claras a preguntas del público).</w:t>
+              <w:t>Montaje de estands en el aula y presentación oficial del Proyecto Integ</w:t>
+            </w:r>
+            <w:r>
+              <w:rPr>
+                <w:rFonts w:ascii="Times New Roman" w:hAnsi="Times New Roman"/>
+                <w:sz w:val="19"/>
+              </w:rPr>
+              <w:t>rador ante la comunidad escolar (docentes, directivos y compañeros). Cada equipo realiza una sustentación oral aplicando las técnicas de oratoria aprendidas (contacto visual, modulación vocal, respuestas claras a preguntas del público).</w:t>
             </w:r>
           </w:p>
           <w:p>
@@ -8138,7 +9276,14 @@
                 <w:rFonts w:ascii="Times New Roman" w:hAnsi="Times New Roman"/>
                 <w:sz w:val="19"/>
               </w:rPr>
-              <w:t>Gamificación: Evaluación con rúbrica ministerial y entrega de insignias de 'Impacto Comunitario'.</w:t>
+              <w:t>Gamificación: Evalu</w:t>
+            </w:r>
+            <w:r>
+              <w:rPr>
+                <w:rFonts w:ascii="Times New Roman" w:hAnsi="Times New Roman"/>
+                <w:sz w:val="19"/>
+              </w:rPr>
+              <w:t>ación con rúbrica ministerial y entrega de insignias de 'Impacto Comunitario'.</w:t>
             </w:r>
           </w:p>
           <w:p>
@@ -8191,7 +9336,14 @@
                 <w:rFonts w:ascii="Times New Roman" w:hAnsi="Times New Roman"/>
                 <w:sz w:val="18"/>
               </w:rPr>
-              <w:t>Disertación oral fluida y demostración práctica del producto final.</w:t>
+              <w:t>Disertación oral fluida y demostración práctica del producto fi</w:t>
+            </w:r>
+            <w:r>
+              <w:rPr>
+                <w:rFonts w:ascii="Times New Roman" w:hAnsi="Times New Roman"/>
+                <w:sz w:val="18"/>
+              </w:rPr>
+              <w:t>nal.</w:t>
             </w:r>
           </w:p>
           <w:p>
@@ -8220,6 +9372,7 @@
               <w:tblW w:w="0" w:type="auto"/>
               <w:jc w:val="center"/>
               <w:tblLayout w:type="fixed"/>
+              <w:tblLook w:val="04A0" w:firstRow="1" w:lastRow="0" w:firstColumn="1" w:lastColumn="0" w:noHBand="0" w:noVBand="1"/>
             </w:tblPr>
             <w:tblGrid>
               <w:gridCol w:w="683"/>
@@ -8239,6 +9392,7 @@
                 <w:p>
                   <w:pPr>
                     <w:pStyle w:val="Sinespaciado"/>
+                    <w:framePr w:hSpace="141" w:wrap="around" w:vAnchor="text" w:hAnchor="margin" w:y="-138"/>
                     <w:jc w:val="center"/>
                     <w:rPr>
                       <w:rFonts w:ascii="Times New Roman" w:hAnsi="Times New Roman" w:cs="Times New Roman"/>
@@ -8266,6 +9420,7 @@
                 <w:p>
                   <w:pPr>
                     <w:pStyle w:val="Sinespaciado"/>
+                    <w:framePr w:hSpace="141" w:wrap="around" w:vAnchor="text" w:hAnchor="margin" w:y="-138"/>
                     <w:jc w:val="center"/>
                     <w:rPr>
                       <w:rFonts w:ascii="Times New Roman" w:hAnsi="Times New Roman" w:cs="Times New Roman"/>
@@ -8293,6 +9448,7 @@
                 <w:p>
                   <w:pPr>
                     <w:pStyle w:val="Sinespaciado"/>
+                    <w:framePr w:hSpace="141" w:wrap="around" w:vAnchor="text" w:hAnchor="margin" w:y="-138"/>
                     <w:jc w:val="center"/>
                     <w:rPr>
                       <w:rFonts w:ascii="Times New Roman" w:hAnsi="Times New Roman" w:cs="Times New Roman"/>
@@ -8349,7 +9505,14 @@
                 <w:rFonts w:ascii="Times New Roman" w:hAnsi="Times New Roman"/>
                 <w:sz w:val="19"/>
               </w:rPr>
-              <w:t>Evaluación sumativa oficial mediante la Rúbrica Ministerial del Proyecto Integrador (30% de la calificación sumativa trimestral). Registro y entrega del informe consolidado. Cierre de la etapa académica al **23 de Noviembre del 2026**.</w:t>
+              <w:t xml:space="preserve">Evaluación sumativa oficial mediante la Rúbrica </w:t>
+            </w:r>
+            <w:r>
+              <w:rPr>
+                <w:rFonts w:ascii="Times New Roman" w:hAnsi="Times New Roman"/>
+                <w:sz w:val="19"/>
+              </w:rPr>
+              <w:t>Ministerial del Proyecto Integrador (30% de la calificación sumativa trimestral). Registro y entrega del informe consolidado. Cierre de la etapa académica al **23 de Noviembre del 2026**.</w:t>
             </w:r>
           </w:p>
           <w:p>
@@ -8361,7 +9524,14 @@
                 <w:rFonts w:ascii="Times New Roman" w:hAnsi="Times New Roman"/>
                 <w:sz w:val="19"/>
               </w:rPr>
-              <w:t>Gamificación: Clausura institucional del proyecto con certificación de honor a los equipos destacados.</w:t>
+              <w:t xml:space="preserve">Gamificación: Clausura institucional del proyecto con certificación </w:t>
+            </w:r>
+            <w:r>
+              <w:rPr>
+                <w:rFonts w:ascii="Times New Roman" w:hAnsi="Times New Roman"/>
+                <w:sz w:val="19"/>
+              </w:rPr>
+              <w:t>de honor a los equipos destacados.</w:t>
             </w:r>
           </w:p>
           <w:p>
@@ -8434,7 +9604,14 @@
                 <w:rFonts w:ascii="Times New Roman" w:hAnsi="Times New Roman"/>
                 <w:sz w:val="18"/>
               </w:rPr>
-              <w:t>Coronación exitosa del Proyecto Integrador del Primer Trimestre.</w:t>
+              <w:t>Coro</w:t>
+            </w:r>
+            <w:r>
+              <w:rPr>
+                <w:rFonts w:ascii="Times New Roman" w:hAnsi="Times New Roman"/>
+                <w:sz w:val="18"/>
+              </w:rPr>
+              <w:t>nación exitosa del Proyecto Integrador del Primer Trimestre.</w:t>
             </w:r>
           </w:p>
           <w:tbl>
@@ -8443,6 +9620,7 @@
               <w:tblW w:w="0" w:type="auto"/>
               <w:jc w:val="center"/>
               <w:tblLayout w:type="fixed"/>
+              <w:tblLook w:val="04A0" w:firstRow="1" w:lastRow="0" w:firstColumn="1" w:lastColumn="0" w:noHBand="0" w:noVBand="1"/>
             </w:tblPr>
             <w:tblGrid>
               <w:gridCol w:w="683"/>
@@ -8462,6 +9640,7 @@
                 <w:p>
                   <w:pPr>
                     <w:pStyle w:val="Sinespaciado"/>
+                    <w:framePr w:hSpace="141" w:wrap="around" w:vAnchor="text" w:hAnchor="margin" w:y="-138"/>
                     <w:jc w:val="center"/>
                     <w:rPr>
                       <w:rFonts w:ascii="Times New Roman" w:hAnsi="Times New Roman" w:cs="Times New Roman"/>
@@ -8489,6 +9668,7 @@
                 <w:p>
                   <w:pPr>
                     <w:pStyle w:val="Sinespaciado"/>
+                    <w:framePr w:hSpace="141" w:wrap="around" w:vAnchor="text" w:hAnchor="margin" w:y="-138"/>
                     <w:jc w:val="center"/>
                     <w:rPr>
                       <w:rFonts w:ascii="Times New Roman" w:hAnsi="Times New Roman" w:cs="Times New Roman"/>
@@ -8516,6 +9696,7 @@
                 <w:p>
                   <w:pPr>
                     <w:pStyle w:val="Sinespaciado"/>
+                    <w:framePr w:hSpace="141" w:wrap="around" w:vAnchor="text" w:hAnchor="margin" w:y="-138"/>
                     <w:jc w:val="center"/>
                     <w:rPr>
                       <w:rFonts w:ascii="Times New Roman" w:hAnsi="Times New Roman" w:cs="Times New Roman"/>
@@ -8570,7 +9751,12 @@
           </w:tcPr>
           <w:p>
             <w:r>
-              <w:t>• Instrumentos: Rúbrica oficial ministerial del Proyecto Integrador (30% sumativo del proyecto).</w:t>
+              <w:t xml:space="preserve">• </w:t>
+            </w:r>
+            <w:r>
+              <w:t>Instrumentos: Rúbrica oficial ministerial del Proyecto Integrador (30% sumativo del proyecto).</w:t>
+            </w:r>
+            <w:r>
               <w:br/>
               <w:t>• Actividades: Sustentación oral del producto final y exposición en feria de aula interdisciplinar (FIN: 23 DE NOVIEMBRE DEL 2026).</w:t>
             </w:r>
@@ -8606,7 +9792,6 @@
                 <w:sz w:val="32"/>
                 <w:szCs w:val="20"/>
               </w:rPr>
-              <w:lastRenderedPageBreak/>
               <w:t>FIRMAS DE RESPONSABILIDAD</w:t>
             </w:r>
           </w:p>
@@ -8759,8 +9944,12 @@
           <w:p>
             <w:r>
               <w:t>Docente:</w:t>
+            </w:r>
+            <w:r>
               <w:br/>
               <w:t>Lic. Klever Yánez</w:t>
+            </w:r>
+            <w:r>
               <w:br/>
               <w:t>Docente de Lengua y Literatura</w:t>
             </w:r>
@@ -8779,6 +9968,8 @@
           <w:p>
             <w:r>
               <w:t>Coordinador/a del área/año:</w:t>
+            </w:r>
+            <w:r>
               <w:br/>
               <w:t>Lic. Rocío Chauca</w:t>
             </w:r>
@@ -8797,6 +9988,8 @@
           <w:p>
             <w:r>
               <w:t>Junta de Directores:</w:t>
+            </w:r>
+            <w:r>
               <w:br/>
               <w:t>Comisión Técnico Pedagógica</w:t>
             </w:r>
@@ -8814,6 +10007,8 @@
           <w:p>
             <w:r>
               <w:t>Vicerrector:</w:t>
+            </w:r>
+            <w:r>
               <w:br/>
               <w:t>MSc. Mauricio Guachamín</w:t>
             </w:r>
@@ -9024,7 +10219,7 @@
 </file>
 
 <file path=word/numbering.xml><?xml version="1.0" encoding="utf-8"?>
-<w:numbering xmlns:wpc="http://schemas.microsoft.com/office/word/2010/wordprocessingCanvas" xmlns:cx="http://schemas.microsoft.com/office/drawing/2014/chartex" xmlns:mc="http://schemas.openxmlformats.org/markup-compatibility/2006" xmlns:o="urn:schemas-microsoft-com:office:office" xmlns:r="http://schemas.openxmlformats.org/officeDocument/2006/relationships" xmlns:m="http://schemas.openxmlformats.org/officeDocument/2006/math" xmlns:v="urn:schemas-microsoft-com:vml" xmlns:wp14="http://schemas.microsoft.com/office/word/2010/wordprocessingDrawing" xmlns:wp="http://schemas.openxmlformats.org/drawingml/2006/wordprocessingDrawing" xmlns:w10="urn:schemas-microsoft-com:office:word" xmlns:w="http://schemas.openxmlformats.org/wordprocessingml/2006/main" xmlns:w14="http://schemas.microsoft.com/office/word/2010/wordml" xmlns:w15="http://schemas.microsoft.com/office/word/2012/wordml" xmlns:w16se="http://schemas.microsoft.com/office/word/2015/wordml/symex" xmlns:wpg="http://schemas.microsoft.com/office/word/2010/wordprocessingGroup" xmlns:wpi="http://schemas.microsoft.com/office/word/2010/wordprocessingInk" xmlns:wne="http://schemas.microsoft.com/office/word/2006/wordml" xmlns:wps="http://schemas.microsoft.com/office/word/2010/wordprocessingShape" mc:Ignorable="w14 w15 w16se wp14">
+<w:numbering xmlns:wpc="http://schemas.microsoft.com/office/word/2010/wordprocessingCanvas" xmlns:cx="http://schemas.microsoft.com/office/drawing/2014/chartex" xmlns:cx1="http://schemas.microsoft.com/office/drawing/2015/9/8/chartex" xmlns:cx2="http://schemas.microsoft.com/office/drawing/2015/10/21/chartex" xmlns:cx3="http://schemas.microsoft.com/office/drawing/2016/5/9/chartex" xmlns:cx4="http://schemas.microsoft.com/office/drawing/2016/5/10/chartex" xmlns:cx5="http://schemas.microsoft.com/office/drawing/2016/5/11/chartex" xmlns:cx6="http://schemas.microsoft.com/office/drawing/2016/5/12/chartex" xmlns:cx7="http://schemas.microsoft.com/office/drawing/2016/5/13/chartex" xmlns:cx8="http://schemas.microsoft.com/office/drawing/2016/5/14/chartex" xmlns:mc="http://schemas.openxmlformats.org/markup-compatibility/2006" xmlns:aink="http://schemas.microsoft.com/office/drawing/2016/ink" xmlns:am3d="http://schemas.microsoft.com/office/drawing/2017/model3d" xmlns:o="urn:schemas-microsoft-com:office:office" xmlns:r="http://schemas.openxmlformats.org/officeDocument/2006/relationships" xmlns:m="http://schemas.openxmlformats.org/officeDocument/2006/math" xmlns:v="urn:schemas-microsoft-com:vml" xmlns:wp14="http://schemas.microsoft.com/office/word/2010/wordprocessingDrawing" xmlns:wp="http://schemas.openxmlformats.org/drawingml/2006/wordprocessingDrawing" xmlns:w10="urn:schemas-microsoft-com:office:word" xmlns:w="http://schemas.openxmlformats.org/wordprocessingml/2006/main" xmlns:w14="http://schemas.microsoft.com/office/word/2010/wordml" xmlns:w15="http://schemas.microsoft.com/office/word/2012/wordml" xmlns:w16cex="http://schemas.microsoft.com/office/word/2018/wordml/cex" xmlns:w16cid="http://schemas.microsoft.com/office/word/2016/wordml/cid" xmlns:w16="http://schemas.microsoft.com/office/word/2018/wordml" xmlns:w16sdtdh="http://schemas.microsoft.com/office/word/2020/wordml/sdtdatahash" xmlns:w16se="http://schemas.microsoft.com/office/word/2015/wordml/symex" xmlns:wpg="http://schemas.microsoft.com/office/word/2010/wordprocessingGroup" xmlns:wpi="http://schemas.microsoft.com/office/word/2010/wordprocessingInk" xmlns:wne="http://schemas.microsoft.com/office/word/2006/wordml" xmlns:wps="http://schemas.microsoft.com/office/word/2010/wordprocessingShape" mc:Ignorable="w14 w15 w16se w16cid w16 w16cex w16sdtdh wp14">
   <w:abstractNum w:abstractNumId="0" w15:restartNumberingAfterBreak="0">
     <w:nsid w:val="01EB4031"/>
     <w:multiLevelType w:val="hybridMultilevel"/>
@@ -13082,7 +14277,7 @@
 </file>
 
 <file path=word/styles.xml><?xml version="1.0" encoding="utf-8"?>
-<w:styles xmlns:mc="http://schemas.openxmlformats.org/markup-compatibility/2006" xmlns:r="http://schemas.openxmlformats.org/officeDocument/2006/relationships" xmlns:w="http://schemas.openxmlformats.org/wordprocessingml/2006/main" xmlns:w14="http://schemas.microsoft.com/office/word/2010/wordml" xmlns:w15="http://schemas.microsoft.com/office/word/2012/wordml" xmlns:w16se="http://schemas.microsoft.com/office/word/2015/wordml/symex" mc:Ignorable="w14 w15 w16se">
+<w:styles xmlns:mc="http://schemas.openxmlformats.org/markup-compatibility/2006" xmlns:r="http://schemas.openxmlformats.org/officeDocument/2006/relationships" xmlns:w="http://schemas.openxmlformats.org/wordprocessingml/2006/main" xmlns:w14="http://schemas.microsoft.com/office/word/2010/wordml" xmlns:w15="http://schemas.microsoft.com/office/word/2012/wordml" xmlns:w16cex="http://schemas.microsoft.com/office/word/2018/wordml/cex" xmlns:w16cid="http://schemas.microsoft.com/office/word/2016/wordml/cid" xmlns:w16="http://schemas.microsoft.com/office/word/2018/wordml" xmlns:w16sdtdh="http://schemas.microsoft.com/office/word/2020/wordml/sdtdatahash" xmlns:w16se="http://schemas.microsoft.com/office/word/2015/wordml/symex" mc:Ignorable="w14 w15 w16se w16cid w16 w16cex w16sdtdh">
   <w:docDefaults>
     <w:rPrDefault>
       <w:rPr>
@@ -13098,7 +14293,7 @@
       </w:pPr>
     </w:pPrDefault>
   </w:docDefaults>
-  <w:latentStyles w:defLockedState="0" w:defUIPriority="99" w:defSemiHidden="0" w:defUnhideWhenUsed="0" w:defQFormat="0" w:count="371">
+  <w:latentStyles w:defLockedState="0" w:defUIPriority="99" w:defSemiHidden="0" w:defUnhideWhenUsed="0" w:defQFormat="0" w:count="376">
     <w:lsdException w:name="Normal" w:uiPriority="0" w:qFormat="1"/>
     <w:lsdException w:name="heading 1" w:uiPriority="9" w:qFormat="1"/>
     <w:lsdException w:name="heading 2" w:semiHidden="1" w:uiPriority="9" w:unhideWhenUsed="1" w:qFormat="1"/>
@@ -13204,7 +14399,6 @@
     <w:lsdException w:name="HTML Sample" w:semiHidden="1" w:unhideWhenUsed="1"/>
     <w:lsdException w:name="HTML Typewriter" w:semiHidden="1" w:unhideWhenUsed="1"/>
     <w:lsdException w:name="HTML Variable" w:semiHidden="1" w:unhideWhenUsed="1"/>
-    <w:lsdException w:name="Normal Table" w:semiHidden="1" w:unhideWhenUsed="1"/>
     <w:lsdException w:name="annotation subject" w:semiHidden="1" w:unhideWhenUsed="1"/>
     <w:lsdException w:name="No List" w:semiHidden="1" w:unhideWhenUsed="1"/>
     <w:lsdException w:name="Outline List 1" w:semiHidden="1" w:unhideWhenUsed="1"/>
@@ -13247,11 +14441,8 @@
     <w:lsdException w:name="Table Contemporary" w:semiHidden="1" w:unhideWhenUsed="1"/>
     <w:lsdException w:name="Table Elegant" w:semiHidden="1" w:unhideWhenUsed="1"/>
     <w:lsdException w:name="Table Professional" w:semiHidden="1" w:unhideWhenUsed="1"/>
-    <w:lsdException w:name="Table Subtle 1" w:semiHidden="1" w:unhideWhenUsed="1"/>
     <w:lsdException w:name="Table Subtle 2" w:semiHidden="1" w:unhideWhenUsed="1"/>
     <w:lsdException w:name="Table Web 1" w:semiHidden="1" w:unhideWhenUsed="1"/>
-    <w:lsdException w:name="Table Web 2" w:semiHidden="1" w:unhideWhenUsed="1"/>
-    <w:lsdException w:name="Table Web 3" w:semiHidden="1" w:unhideWhenUsed="1"/>
     <w:lsdException w:name="Balloon Text" w:semiHidden="1" w:unhideWhenUsed="1"/>
     <w:lsdException w:name="Table Grid" w:uiPriority="39"/>
     <w:lsdException w:name="Table Theme" w:semiHidden="1" w:unhideWhenUsed="1"/>
@@ -13470,6 +14661,11 @@
     <w:lsdException w:name="List Table 5 Dark Accent 6" w:uiPriority="50"/>
     <w:lsdException w:name="List Table 6 Colorful Accent 6" w:uiPriority="51"/>
     <w:lsdException w:name="List Table 7 Colorful Accent 6" w:uiPriority="52"/>
+    <w:lsdException w:name="Mention" w:semiHidden="1" w:unhideWhenUsed="1"/>
+    <w:lsdException w:name="Smart Hyperlink" w:semiHidden="1" w:unhideWhenUsed="1"/>
+    <w:lsdException w:name="Hashtag" w:semiHidden="1" w:unhideWhenUsed="1"/>
+    <w:lsdException w:name="Unresolved Mention" w:semiHidden="1" w:unhideWhenUsed="1"/>
+    <w:lsdException w:name="Smart Link" w:semiHidden="1" w:unhideWhenUsed="1"/>
   </w:latentStyles>
   <w:style w:type="paragraph" w:default="1" w:styleId="Normal">
     <w:name w:val="Normal"/>
@@ -14408,8 +15604,8 @@
       <w:iCs/>
     </w:rPr>
   </w:style>
-  <w:style w:type="character" w:customStyle="1" w:styleId="UnresolvedMention">
-    <w:name w:val="Unresolved Mention"/>
+  <w:style w:type="character" w:customStyle="1" w:styleId="Mencinsinresolver2">
+    <w:name w:val="Mención sin resolver2"/>
     <w:basedOn w:val="Fuentedeprrafopredeter"/>
     <w:uiPriority w:val="99"/>
     <w:semiHidden/>

--- a/PLANIFICACION_MICROCURRICULAR_7MO_LENGUA_1ER_TRIMESTRE.docx
+++ b/PLANIFICACION_MICROCURRICULAR_7MO_LENGUA_1ER_TRIMESTRE.docx
@@ -230,7 +230,7 @@
                                           </pic:cNvPicPr>
                                         </pic:nvPicPr>
                                         <pic:blipFill>
-                                          <a:blip r:embed="rId5">
+                                          <a:blip r:embed="rId6">
                                             <a:extLst>
                                               <a:ext uri="{28A0092B-C50C-407E-A947-70E740481C1C}">
                                                 <a14:useLocalDpi xmlns:a14="http://schemas.microsoft.com/office/drawing/2010/main" val="0"/>
@@ -1011,11 +1011,11 @@
                           <pic:cNvPicPr/>
                         </pic:nvPicPr>
                         <pic:blipFill rotWithShape="1">
-                          <a:blip r:embed="rId6" cstate="print">
+                          <a:blip r:embed="rId7" cstate="print">
                             <a:extLst>
                               <a:ext uri="{BEBA8EAE-BF5A-486C-A8C5-ECC9F3942E4B}">
                                 <a14:imgProps xmlns:a14="http://schemas.microsoft.com/office/drawing/2010/main">
-                                  <a14:imgLayer r:embed="rId7">
+                                  <a14:imgLayer r:embed="rId8">
                                     <a14:imgEffect>
                                       <a14:sharpenSoften amount="25000"/>
                                     </a14:imgEffect>
@@ -1109,11 +1109,11 @@
                           <pic:cNvPicPr/>
                         </pic:nvPicPr>
                         <pic:blipFill rotWithShape="1">
-                          <a:blip r:embed="rId8" cstate="screen">
+                          <a:blip r:embed="rId9" cstate="screen">
                             <a:extLst>
                               <a:ext uri="{BEBA8EAE-BF5A-486C-A8C5-ECC9F3942E4B}">
                                 <a14:imgProps xmlns:a14="http://schemas.microsoft.com/office/drawing/2010/main">
-                                  <a14:imgLayer r:embed="rId9">
+                                  <a14:imgLayer r:embed="rId10">
                                     <a14:imgEffect>
                                       <a14:sharpenSoften amount="25000"/>
                                     </a14:imgEffect>
@@ -1206,11 +1206,11 @@
                           <pic:cNvPicPr/>
                         </pic:nvPicPr>
                         <pic:blipFill rotWithShape="1">
-                          <a:blip r:embed="rId10" cstate="print">
+                          <a:blip r:embed="rId11" cstate="print">
                             <a:extLst>
                               <a:ext uri="{BEBA8EAE-BF5A-486C-A8C5-ECC9F3942E4B}">
                                 <a14:imgProps xmlns:a14="http://schemas.microsoft.com/office/drawing/2010/main">
-                                  <a14:imgLayer r:embed="rId11">
+                                  <a14:imgLayer r:embed="rId12">
                                     <a14:imgEffect>
                                       <a14:sharpenSoften amount="25000"/>
                                     </a14:imgEffect>
@@ -1293,11 +1293,11 @@
                           <pic:cNvPicPr/>
                         </pic:nvPicPr>
                         <pic:blipFill rotWithShape="1">
-                          <a:blip r:embed="rId12" cstate="print">
+                          <a:blip r:embed="rId13" cstate="print">
                             <a:extLst>
                               <a:ext uri="{BEBA8EAE-BF5A-486C-A8C5-ECC9F3942E4B}">
                                 <a14:imgProps xmlns:a14="http://schemas.microsoft.com/office/drawing/2010/main">
-                                  <a14:imgLayer r:embed="rId13">
+                                  <a14:imgLayer r:embed="rId14">
                                     <a14:imgEffect>
                                       <a14:sharpenSoften amount="25000"/>
                                     </a14:imgEffect>
@@ -2744,7 +2744,13 @@
             </w:r>
             <w:r>
               <w:br/>
-              <w:t>Texto de Lengua 7mo (Páginas 19 a 2</w:t>
+              <w:t>Texto de Lengua 7mo (Páginas 1</w:t>
+            </w:r>
+            <w:r>
+              <w:t>8</w:t>
+            </w:r>
+            <w:r>
+              <w:t xml:space="preserve"> a 2</w:t>
             </w:r>
             <w:r>
               <w:t>4</w:t>

--- a/PLANIFICACION_MICROCURRICULAR_7MO_LENGUA_1ER_TRIMESTRE.docx
+++ b/PLANIFICACION_MICROCURRICULAR_7MO_LENGUA_1ER_TRIMESTRE.docx
@@ -2733,42 +2733,20 @@
           </w:tcPr>
           <w:p>
             <w:r>
-              <w:t xml:space="preserve">Tema: Discursos y juicios de valor </w:t>
-            </w:r>
-            <w:r>
+              <w:t>Tema: Discursos orales y juicios de valor asertivos</w:t>
               <w:br/>
-            </w:r>
-            <w:r>
               <w:br/>
               <w:t>Materiales:</w:t>
-            </w:r>
-            <w:r>
               <w:br/>
-              <w:t>Texto de Lengua 7mo (Páginas 1</w:t>
-            </w:r>
-            <w:r>
-              <w:t>8</w:t>
-            </w:r>
-            <w:r>
-              <w:t xml:space="preserve"> a 2</w:t>
-            </w:r>
-            <w:r>
-              <w:t>4</w:t>
-            </w:r>
-            <w:r>
-              <w:t>)</w:t>
-            </w:r>
-            <w:r>
-              <w:br/>
-              <w:t>Pizarra y marcadores de colores</w:t>
-            </w:r>
-            <w:r>
+              <w:t>Texto de Lengua 7mo (Páginas 18 a 24)</w:t>
               <w:br/>
               <w:t>Guía Docente pág. 13</w:t>
-            </w:r>
-            <w:r>
               <w:br/>
-              <w:t>Cuadernos</w:t>
+              <w:t>Enlace audiovisual interactivo (link.ec/7y03)</w:t>
+              <w:br/>
+              <w:t>Ficha de indagación previa</w:t>
+              <w:br/>
+              <w:t>Pizarra, marcadores y cuadernos de trabajo</w:t>
             </w:r>
           </w:p>
         </w:tc>
@@ -2782,40 +2760,32 @@
             <w:shd w:val="clear" w:color="auto" w:fill="auto"/>
           </w:tcPr>
           <w:p>
+            <w:r/>
+          </w:p>
+          <w:p>
             <w:pPr>
               <w:spacing w:before="40" w:after="40"/>
-              <w:rPr>
-                <w:rFonts w:ascii="Times New Roman" w:hAnsi="Times New Roman"/>
-                <w:b/>
-              </w:rPr>
-            </w:pPr>
-            <w:r>
-              <w:rPr>
-                <w:rFonts w:ascii="Times New Roman" w:hAnsi="Times New Roman"/>
-                <w:b/>
-              </w:rPr>
-              <w:t xml:space="preserve">                                </w:t>
-            </w:r>
-            <w:r>
-              <w:rPr>
-                <w:rFonts w:ascii="Times New Roman" w:hAnsi="Times New Roman"/>
-                <w:b/>
-              </w:rPr>
-              <w:t xml:space="preserve">SEMANA </w:t>
-            </w:r>
-            <w:r>
-              <w:rPr>
-                <w:rFonts w:ascii="Times New Roman" w:hAnsi="Times New Roman"/>
-                <w:b/>
-              </w:rPr>
-              <w:t>2</w:t>
-            </w:r>
-            <w:r>
-              <w:rPr>
-                <w:rFonts w:ascii="Times New Roman" w:hAnsi="Times New Roman"/>
-                <w:b/>
-              </w:rPr>
-              <w:t xml:space="preserve"> </w:t>
+            </w:pPr>
+            <w:r>
+              <w:rPr>
+                <w:rFonts w:ascii="Times New Roman" w:hAnsi="Times New Roman"/>
+                <w:b/>
+                <w:sz w:val="22"/>
+              </w:rPr>
+              <w:t>SEMANA 2</w:t>
+            </w:r>
+          </w:p>
+          <w:p>
+            <w:pPr>
+              <w:spacing w:after="40"/>
+            </w:pPr>
+            <w:r>
+              <w:rPr>
+                <w:rFonts w:ascii="Times New Roman" w:hAnsi="Times New Roman"/>
+                <w:b/>
+                <w:sz w:val="21"/>
+              </w:rPr>
+              <w:t>AULA INVERTIDA (FLIPPED LEARNING) &amp; GAMIFICACIÓN</w:t>
             </w:r>
           </w:p>
           <w:p>
@@ -2826,73 +2796,29 @@
               <w:rPr>
                 <w:rFonts w:ascii="Times New Roman" w:hAnsi="Times New Roman"/>
                 <w:b/>
-                <w:sz w:val="21"/>
-              </w:rPr>
-              <w:t>AULA INVERTIDA &amp; GAMIFICACIÓN</w:t>
-            </w:r>
-            <w:r>
-              <w:rPr>
-                <w:rFonts w:ascii="Times New Roman" w:hAnsi="Times New Roman"/>
-                <w:b/>
-                <w:sz w:val="21"/>
-              </w:rPr>
-              <w:br/>
-            </w:r>
-            <w:r>
-              <w:rPr>
-                <w:rFonts w:ascii="Times New Roman" w:hAnsi="Times New Roman"/>
                 <w:sz w:val="20"/>
               </w:rPr>
-              <w:t>Nombre de la actividad:</w:t>
+              <w:t xml:space="preserve">Nombre de la actividad: </w:t>
             </w:r>
             <w:r>
               <w:rPr>
                 <w:rFonts w:ascii="Times New Roman" w:hAnsi="Times New Roman"/>
                 <w:sz w:val="20"/>
               </w:rPr>
-              <w:br/>
-              <w:t>“El Gran Torneo de los Vendedores de Sueños y Maestros de la Oratoria” (Texto Pág. 1</w:t>
-            </w:r>
-            <w:r>
-              <w:rPr>
-                <w:rFonts w:ascii="Times New Roman" w:hAnsi="Times New Roman"/>
+              <w:t>«El Gran Torneo de los Vendedores de Sueños y la Escucha Respetuosa» (Texto Pág. 18-24)</w:t>
+            </w:r>
+          </w:p>
+          <w:p>
+            <w:pPr>
+              <w:spacing w:before="80" w:after="20"/>
+            </w:pPr>
+            <w:r>
+              <w:rPr>
+                <w:rFonts w:ascii="Times New Roman" w:hAnsi="Times New Roman"/>
+                <w:b/>
                 <w:sz w:val="20"/>
               </w:rPr>
-              <w:t>8</w:t>
-            </w:r>
-            <w:r>
-              <w:rPr>
-                <w:rFonts w:ascii="Times New Roman" w:hAnsi="Times New Roman"/>
-                <w:sz w:val="20"/>
-              </w:rPr>
-              <w:t>-2</w:t>
-            </w:r>
-            <w:r>
-              <w:rPr>
-                <w:rFonts w:ascii="Times New Roman" w:hAnsi="Times New Roman"/>
-                <w:sz w:val="20"/>
-              </w:rPr>
-              <w:t>4</w:t>
-            </w:r>
-            <w:r>
-              <w:rPr>
-                <w:rFonts w:ascii="Times New Roman" w:hAnsi="Times New Roman"/>
-                <w:sz w:val="20"/>
-              </w:rPr>
-              <w:t>)</w:t>
-            </w:r>
-          </w:p>
-          <w:p>
-            <w:pPr>
-              <w:spacing w:before="60" w:after="20"/>
-            </w:pPr>
-            <w:r>
-              <w:rPr>
-                <w:rFonts w:ascii="Times New Roman" w:hAnsi="Times New Roman"/>
-                <w:b/>
-                <w:sz w:val="20"/>
-              </w:rPr>
-              <w:t>Fase 1: Motivación – “El Desafío de la Voz en Público”</w:t>
+              <w:t>Antes de la Clase (Trabajo Autónomo Previo - Flipped Learning): Misión de Indagación</w:t>
             </w:r>
           </w:p>
           <w:p>
@@ -2912,7 +2838,7 @@
                 <w:rFonts w:ascii="Times New Roman" w:hAnsi="Times New Roman"/>
                 <w:sz w:val="19"/>
               </w:rPr>
-              <w:t>Apertura con la escena dialogada de la página 19 ('¿Prepararon ya su discurso para la Semana de la Expresión Oral?'). Audición de un fragmento del histórico discurso 'Yo tengo un sueño' de Martin Luther King. Preguntas de reflexión socioemocional: ¿Cómo te sientes al hablar frente al público? ¿Cómo podemos transformar los nervios en fuerza comunicativa?</w:t>
+              <w:t>En casa o tiempo autónomo, el estudiante observa y lee la escena inicial de las páginas 18 y 19. A través del enlace QR/digital (pág. 23), escucha el fragmento del histórico discurso 'Yo tengo un sueño' de Martin Luther King o un discurso infantil modelo, respondiendo 2 preguntas guía en su cuaderno: ¿Qué emoción transmitió el orador? ¿Cuál es el mensaje que busca defender?</w:t>
             </w:r>
           </w:p>
           <w:p>
@@ -2924,7 +2850,7 @@
                 <w:rFonts w:ascii="Times New Roman" w:hAnsi="Times New Roman"/>
                 <w:sz w:val="19"/>
               </w:rPr>
-              <w:t>Gamificación: 'Desafío del Micrófono Dorado': Cada estudiante recibe una tarjeta de orador y acumula puntos de elocuencia y empatía auditiva.</w:t>
+              <w:t>Gamificación: 'Pasaporte del Detective de la Palabra': Los estudiantes que traigan registrada su observación previa reciben 20 puntos de experiencia iniciales y su credencial de 'Orador Investigador'.</w:t>
             </w:r>
           </w:p>
           <w:p>
@@ -2957,7 +2883,7 @@
                 <w:rFonts w:ascii="Times New Roman" w:hAnsi="Times New Roman"/>
                 <w:sz w:val="18"/>
               </w:rPr>
-              <w:t>Audio claro del discurso, viñeta gráfica del texto y preguntas guía en pizarra.</w:t>
+              <w:t>Opciones múltiples de acceso: código QR/video en línea o lectura impresa de la viñeta dialogada (págs. 18-19).</w:t>
             </w:r>
           </w:p>
           <w:p>
@@ -2977,7 +2903,7 @@
                 <w:rFonts w:ascii="Times New Roman" w:hAnsi="Times New Roman"/>
                 <w:sz w:val="18"/>
               </w:rPr>
-              <w:t>Lluvia de ideas oral y dramatización de gestos corporales de confianza.</w:t>
+              <w:t>Respuesta escrita breve, dibujo o nota de voz según las posibilidades y preferencias del estudiante.</w:t>
             </w:r>
           </w:p>
           <w:p>
@@ -2997,7 +2923,7 @@
                 <w:rFonts w:ascii="Times New Roman" w:hAnsi="Times New Roman"/>
                 <w:sz w:val="18"/>
               </w:rPr>
-              <w:t>Identificación con emociones reales y superación guiada del miedo escénico.</w:t>
+              <w:t>Curiosidad autónoma sin presión de calificación numérica, fomentando el interés previo.</w:t>
             </w:r>
           </w:p>
           <w:tbl>
@@ -3006,7 +2932,6 @@
               <w:tblW w:w="0" w:type="auto"/>
               <w:jc w:val="center"/>
               <w:tblLayout w:type="fixed"/>
-              <w:tblLook w:val="04A0" w:firstRow="1" w:lastRow="0" w:firstColumn="1" w:lastColumn="0" w:noHBand="0" w:noVBand="1"/>
             </w:tblPr>
             <w:tblGrid>
               <w:gridCol w:w="683"/>
@@ -3026,7 +2951,6 @@
                 <w:p>
                   <w:pPr>
                     <w:pStyle w:val="Sinespaciado"/>
-                    <w:framePr w:hSpace="141" w:wrap="around" w:vAnchor="text" w:hAnchor="margin" w:y="-138"/>
                     <w:jc w:val="center"/>
                     <w:rPr>
                       <w:rFonts w:ascii="Times New Roman" w:hAnsi="Times New Roman" w:cs="Times New Roman"/>
@@ -3054,7 +2978,6 @@
                 <w:p>
                   <w:pPr>
                     <w:pStyle w:val="Sinespaciado"/>
-                    <w:framePr w:hSpace="141" w:wrap="around" w:vAnchor="text" w:hAnchor="margin" w:y="-138"/>
                     <w:jc w:val="center"/>
                     <w:rPr>
                       <w:rFonts w:ascii="Times New Roman" w:hAnsi="Times New Roman" w:cs="Times New Roman"/>
@@ -3082,7 +3005,6 @@
                 <w:p>
                   <w:pPr>
                     <w:pStyle w:val="Sinespaciado"/>
-                    <w:framePr w:hSpace="141" w:wrap="around" w:vAnchor="text" w:hAnchor="margin" w:y="-138"/>
                     <w:jc w:val="center"/>
                     <w:rPr>
                       <w:rFonts w:ascii="Times New Roman" w:hAnsi="Times New Roman" w:cs="Times New Roman"/>
@@ -3111,7 +3033,7 @@
           </w:p>
           <w:p>
             <w:pPr>
-              <w:spacing w:before="60" w:after="20"/>
+              <w:spacing w:before="80" w:after="20"/>
             </w:pPr>
             <w:r>
               <w:rPr>
@@ -3119,7 +3041,7 @@
                 <w:b/>
                 <w:sz w:val="20"/>
               </w:rPr>
-              <w:t>Fase 2: Comprensión – “Desarmando el Discurso: El Rompecabezas Retórico”</w:t>
+              <w:t>Fase 1: En Aula - Activación Gamificada y Verificación del Aprendizaje Previo</w:t>
             </w:r>
           </w:p>
           <w:p>
@@ -3139,7 +3061,7 @@
                 <w:rFonts w:ascii="Times New Roman" w:hAnsi="Times New Roman"/>
                 <w:sz w:val="19"/>
               </w:rPr>
-              <w:t>Lectura comentada de 'Discurso de un niño' (págs. 20-21). En equipos cooperativos, los estudiantes desarman y reconstruyen la estructura formal del discurso oral: Introducción (saludo y captura de atención), Desarrollo (argumentos fundamentados) y Conclusión (llamado a la acción). Análisis de cómo emitir juicios de valor asertivos sin agredir.</w:t>
+              <w:t>Apertura en el aula conectando los descubrimientos traídos desde casa. Dinámica relámpago de sondeo: ¿Qué impacto tuvo el discurso que escucharon? ¿Cómo influyen los nervios al hablar y cómo podemos canalizarlos en seguridad comunicativa? Se validan las respuestas previas en plenaria participativa.</w:t>
             </w:r>
           </w:p>
           <w:p>
@@ -3151,7 +3073,7 @@
                 <w:rFonts w:ascii="Times New Roman" w:hAnsi="Times New Roman"/>
                 <w:sz w:val="19"/>
               </w:rPr>
-              <w:t>Gamificación: Dinámica 'Detectives de Argumentos': Ganan 15 puntos quienes identifiquen la idea principal y separen opiniones de hechos comprobables.</w:t>
+              <w:t>Gamificación: 'Desafío del Micrófono Dorado': Cada equipo activa su participación ganando estrellas de elocuencia y empatía auditiva.</w:t>
             </w:r>
           </w:p>
           <w:p>
@@ -3184,7 +3106,7 @@
                 <w:rFonts w:ascii="Times New Roman" w:hAnsi="Times New Roman"/>
                 <w:sz w:val="18"/>
               </w:rPr>
-              <w:t>Tarjetas de colores para cada parte del discurso (Verde: Inicio, Azul: Desarrollo, Naranja: Cierre).</w:t>
+              <w:t>Registro visual de palabras clave en la pizarra y proyección de la escena de la pág. 19.</w:t>
             </w:r>
           </w:p>
           <w:p>
@@ -3204,7 +3126,7 @@
                 <w:rFonts w:ascii="Times New Roman" w:hAnsi="Times New Roman"/>
                 <w:sz w:val="18"/>
               </w:rPr>
-              <w:t>Ordenamiento físico de tarjetas en pizarra y resumen esquemático en cuaderno.</w:t>
+              <w:t>Lluvia de ideas oral ágil y dramatización breve de posturas de seguridad corporal.</w:t>
             </w:r>
           </w:p>
           <w:p>
@@ -3224,7 +3146,7 @@
                 <w:rFonts w:ascii="Times New Roman" w:hAnsi="Times New Roman"/>
                 <w:sz w:val="18"/>
               </w:rPr>
-              <w:t>Aprendizaje activo y deductivo mediante el análisis de discursos reales.</w:t>
+              <w:t>Reconocimiento inmediato del esfuerzo autónomo realizado en casa.</w:t>
             </w:r>
           </w:p>
           <w:tbl>
@@ -3233,7 +3155,6 @@
               <w:tblW w:w="0" w:type="auto"/>
               <w:jc w:val="center"/>
               <w:tblLayout w:type="fixed"/>
-              <w:tblLook w:val="04A0" w:firstRow="1" w:lastRow="0" w:firstColumn="1" w:lastColumn="0" w:noHBand="0" w:noVBand="1"/>
             </w:tblPr>
             <w:tblGrid>
               <w:gridCol w:w="683"/>
@@ -3253,7 +3174,6 @@
                 <w:p>
                   <w:pPr>
                     <w:pStyle w:val="Sinespaciado"/>
-                    <w:framePr w:hSpace="141" w:wrap="around" w:vAnchor="text" w:hAnchor="margin" w:y="-138"/>
                     <w:jc w:val="center"/>
                     <w:rPr>
                       <w:rFonts w:ascii="Times New Roman" w:hAnsi="Times New Roman" w:cs="Times New Roman"/>
@@ -3281,7 +3201,6 @@
                 <w:p>
                   <w:pPr>
                     <w:pStyle w:val="Sinespaciado"/>
-                    <w:framePr w:hSpace="141" w:wrap="around" w:vAnchor="text" w:hAnchor="margin" w:y="-138"/>
                     <w:jc w:val="center"/>
                     <w:rPr>
                       <w:rFonts w:ascii="Times New Roman" w:hAnsi="Times New Roman" w:cs="Times New Roman"/>
@@ -3309,7 +3228,6 @@
                 <w:p>
                   <w:pPr>
                     <w:pStyle w:val="Sinespaciado"/>
-                    <w:framePr w:hSpace="141" w:wrap="around" w:vAnchor="text" w:hAnchor="margin" w:y="-138"/>
                     <w:jc w:val="center"/>
                     <w:rPr>
                       <w:rFonts w:ascii="Times New Roman" w:hAnsi="Times New Roman" w:cs="Times New Roman"/>
@@ -3338,7 +3256,7 @@
           </w:p>
           <w:p>
             <w:pPr>
-              <w:spacing w:before="60" w:after="20"/>
+              <w:spacing w:before="80" w:after="20"/>
             </w:pPr>
             <w:r>
               <w:rPr>
@@ -3346,7 +3264,7 @@
                 <w:b/>
                 <w:sz w:val="20"/>
               </w:rPr>
-              <w:t>Fase 3: Aplicación – “Torneo en Vivo: Vendedores de Sueños”</w:t>
+              <w:t>Fase 2: En Aula - Deconstrucción Crítica y Juicios de Valor (Págs. 20-22)</w:t>
             </w:r>
           </w:p>
           <w:p>
@@ -3366,7 +3284,7 @@
                 <w:rFonts w:ascii="Times New Roman" w:hAnsi="Times New Roman"/>
                 <w:sz w:val="19"/>
               </w:rPr>
-              <w:t>Puesta en práctica del Taller de Comunicación Oral de la página 25: en parejas, eligen una temática de impacto social o ecológico, redactan su guion en 3 partes y presentan una disertación de 2 minutos ante la clase aplicando modulación vocal, contacto visual y pausas efectivas.</w:t>
+              <w:t>Lectura y análisis reflexivo del 'Discurso de un niño' (págs. 20-21). En equipos cooperativos, deconstruyen la estructura del discurso: Introducción (captura de atención), Desarrollo (argumentos fundamentados) y Conclusión (llamado a la acción). Estudio de la pág. 22 sobre el rol del oyente activo y cómo emitir juicios de valor constructivos diferenciando hechos comprobables de opiniones respetables.</w:t>
             </w:r>
           </w:p>
           <w:p>
@@ -3378,7 +3296,7 @@
                 <w:rFonts w:ascii="Times New Roman" w:hAnsi="Times New Roman"/>
                 <w:sz w:val="19"/>
               </w:rPr>
-              <w:t>Gamificación: Los compañeros del auditorio actúan como jurado calificador otorgando 'Estrellas de Juicio Constructivo' mediante una rúbrica sencilla.</w:t>
+              <w:t>Gamificación: 'Detectives de Argumentos': Ganan 15 puntos quienes identifiquen la idea central y detecten argumentos sólidos en tarjetas de muestra.</w:t>
             </w:r>
           </w:p>
           <w:p>
@@ -3411,7 +3329,7 @@
                 <w:rFonts w:ascii="Times New Roman" w:hAnsi="Times New Roman"/>
                 <w:sz w:val="18"/>
               </w:rPr>
-              <w:t>Guía paso a paso de la pág. 25 y cronómetro visual proyectado.</w:t>
+              <w:t>Tarjetas cromáticas para cada fase del discurso (Verde: Inicio, Azul: Desarrollo, Naranja: Cierre) y cuadro sinóptico de la pág. 22.</w:t>
             </w:r>
           </w:p>
           <w:p>
@@ -3431,7 +3349,7 @@
                 <w:rFonts w:ascii="Times New Roman" w:hAnsi="Times New Roman"/>
                 <w:sz w:val="18"/>
               </w:rPr>
-              <w:t>Exposición oral en parejas con apoyo de una tarjeta síntesis.</w:t>
+              <w:t>Clasificación física de argumentos en la pizarra y elaboración de esquemas en el cuaderno.</w:t>
             </w:r>
           </w:p>
           <w:p>
@@ -3451,7 +3369,7 @@
                 <w:rFonts w:ascii="Times New Roman" w:hAnsi="Times New Roman"/>
                 <w:sz w:val="18"/>
               </w:rPr>
-              <w:t>Empoderamiento de la voz del estudiante en un ambiente de respeto mutuo.</w:t>
+              <w:t>Trabajo en equipo con roles definidos (portavoz, analista, moderador).</w:t>
             </w:r>
           </w:p>
           <w:tbl>
@@ -3460,7 +3378,6 @@
               <w:tblW w:w="0" w:type="auto"/>
               <w:jc w:val="center"/>
               <w:tblLayout w:type="fixed"/>
-              <w:tblLook w:val="04A0" w:firstRow="1" w:lastRow="0" w:firstColumn="1" w:lastColumn="0" w:noHBand="0" w:noVBand="1"/>
             </w:tblPr>
             <w:tblGrid>
               <w:gridCol w:w="683"/>
@@ -3480,7 +3397,6 @@
                 <w:p>
                   <w:pPr>
                     <w:pStyle w:val="Sinespaciado"/>
-                    <w:framePr w:hSpace="141" w:wrap="around" w:vAnchor="text" w:hAnchor="margin" w:y="-138"/>
                     <w:jc w:val="center"/>
                     <w:rPr>
                       <w:rFonts w:ascii="Times New Roman" w:hAnsi="Times New Roman" w:cs="Times New Roman"/>
@@ -3508,7 +3424,6 @@
                 <w:p>
                   <w:pPr>
                     <w:pStyle w:val="Sinespaciado"/>
-                    <w:framePr w:hSpace="141" w:wrap="around" w:vAnchor="text" w:hAnchor="margin" w:y="-138"/>
                     <w:jc w:val="center"/>
                     <w:rPr>
                       <w:rFonts w:ascii="Times New Roman" w:hAnsi="Times New Roman" w:cs="Times New Roman"/>
@@ -3536,7 +3451,6 @@
                 <w:p>
                   <w:pPr>
                     <w:pStyle w:val="Sinespaciado"/>
-                    <w:framePr w:hSpace="141" w:wrap="around" w:vAnchor="text" w:hAnchor="margin" w:y="-138"/>
                     <w:jc w:val="center"/>
                     <w:rPr>
                       <w:rFonts w:ascii="Times New Roman" w:hAnsi="Times New Roman" w:cs="Times New Roman"/>
@@ -3565,7 +3479,7 @@
           </w:p>
           <w:p>
             <w:pPr>
-              <w:spacing w:before="60" w:after="20"/>
+              <w:spacing w:before="80" w:after="20"/>
             </w:pPr>
             <w:r>
               <w:rPr>
@@ -3573,7 +3487,7 @@
                 <w:b/>
                 <w:sz w:val="20"/>
               </w:rPr>
-              <w:t>Fase 4: Cierre – “El Podio de la Oratoria y Acuerdos de Escucha”</w:t>
+              <w:t>Fase 3: En Aula - Aplicación Activa y Taller de Oratoria (Págs. 23-24)</w:t>
             </w:r>
           </w:p>
           <w:p>
@@ -3593,7 +3507,7 @@
                 <w:rFonts w:ascii="Times New Roman" w:hAnsi="Times New Roman"/>
                 <w:sz w:val="19"/>
               </w:rPr>
-              <w:t>Coevaluación formativa grupal: cada equipo recibe retroalimentación afectiva y constructiva. Firma colectiva del 'Decálogo del Auditorio Respetuoso' en el aula.</w:t>
+              <w:t>Taller práctico de comunicación oral: en parejas, los estudiantes preparan una mini-disertación de 2 minutos sobre un valor o causa social, aplicando los elementos no verbales aprendidos en la pág. 23 (mirada, postura, gestos y modulación) y evitando conscientemente los errores señalados en la pág. 24. El resto de la clase ejerce el rol de auditorio respetuoso emitiendo juicios de valor formativos.</w:t>
             </w:r>
           </w:p>
           <w:p>
@@ -3605,7 +3519,7 @@
                 <w:rFonts w:ascii="Times New Roman" w:hAnsi="Times New Roman"/>
                 <w:sz w:val="19"/>
               </w:rPr>
-              <w:t>Gamificación: Entrega de la insignia digital 'Maestro de la Elocuencia' a todos los participantes.</w:t>
+              <w:t>Gamificación: 'El Torneo de los Vendedores de Sueños': Los compañeros otorgan 'Insignias de Juicio Constructivo' valorando claridad, respeto y persuasión.</w:t>
             </w:r>
           </w:p>
           <w:p>
@@ -3638,7 +3552,7 @@
                 <w:rFonts w:ascii="Times New Roman" w:hAnsi="Times New Roman"/>
                 <w:sz w:val="18"/>
               </w:rPr>
-              <w:t>Cartel síntesis con los compromisos de escucha asertiva.</w:t>
+              <w:t>Lista de verificación visual con elementos no verbales (pág. 23) y semáforo de actitudes a evitar (pág. 24).</w:t>
             </w:r>
           </w:p>
           <w:p>
@@ -3658,7 +3572,7 @@
                 <w:rFonts w:ascii="Times New Roman" w:hAnsi="Times New Roman"/>
                 <w:sz w:val="18"/>
               </w:rPr>
-              <w:t>Formulación oral de compromisos personales de respeto a la palabra ajena.</w:t>
+              <w:t>Disertación oral en parejas con apoyo de ficha nemotécnica o mapa de ideas.</w:t>
             </w:r>
           </w:p>
           <w:p>
@@ -3678,7 +3592,7 @@
                 <w:rFonts w:ascii="Times New Roman" w:hAnsi="Times New Roman"/>
                 <w:sz w:val="18"/>
               </w:rPr>
-              <w:t>Celebración del crecimiento comunicativo grupal.</w:t>
+              <w:t>Ambiente de apoyo seguro donde el error es una oportunidad de aprendizaje oratorio.</w:t>
             </w:r>
           </w:p>
           <w:tbl>
@@ -3687,7 +3601,6 @@
               <w:tblW w:w="0" w:type="auto"/>
               <w:jc w:val="center"/>
               <w:tblLayout w:type="fixed"/>
-              <w:tblLook w:val="04A0" w:firstRow="1" w:lastRow="0" w:firstColumn="1" w:lastColumn="0" w:noHBand="0" w:noVBand="1"/>
             </w:tblPr>
             <w:tblGrid>
               <w:gridCol w:w="683"/>
@@ -3707,7 +3620,6 @@
                 <w:p>
                   <w:pPr>
                     <w:pStyle w:val="Sinespaciado"/>
-                    <w:framePr w:hSpace="141" w:wrap="around" w:vAnchor="text" w:hAnchor="margin" w:y="-138"/>
                     <w:jc w:val="center"/>
                     <w:rPr>
                       <w:rFonts w:ascii="Times New Roman" w:hAnsi="Times New Roman" w:cs="Times New Roman"/>
@@ -3735,7 +3647,6 @@
                 <w:p>
                   <w:pPr>
                     <w:pStyle w:val="Sinespaciado"/>
-                    <w:framePr w:hSpace="141" w:wrap="around" w:vAnchor="text" w:hAnchor="margin" w:y="-138"/>
                     <w:jc w:val="center"/>
                     <w:rPr>
                       <w:rFonts w:ascii="Times New Roman" w:hAnsi="Times New Roman" w:cs="Times New Roman"/>
@@ -3763,7 +3674,229 @@
                 <w:p>
                   <w:pPr>
                     <w:pStyle w:val="Sinespaciado"/>
-                    <w:framePr w:hSpace="141" w:wrap="around" w:vAnchor="text" w:hAnchor="margin" w:y="-138"/>
+                    <w:jc w:val="center"/>
+                    <w:rPr>
+                      <w:rFonts w:ascii="Times New Roman" w:hAnsi="Times New Roman" w:cs="Times New Roman"/>
+                      <w:b/>
+                      <w:color w:val="FFFFFF"/>
+                      <w:sz w:val="20"/>
+                    </w:rPr>
+                  </w:pPr>
+                  <w:r>
+                    <w:rPr>
+                      <w:rFonts w:ascii="Times New Roman" w:hAnsi="Times New Roman" w:cs="Times New Roman"/>
+                      <w:b/>
+                      <w:color w:val="FFFFFF"/>
+                      <w:sz w:val="20"/>
+                    </w:rPr>
+                    <w:t>C-M</w:t>
+                  </w:r>
+                </w:p>
+              </w:tc>
+            </w:tr>
+          </w:tbl>
+          <w:p>
+            <w:pPr>
+              <w:spacing w:before="40" w:after="40"/>
+            </w:pPr>
+          </w:p>
+          <w:p>
+            <w:pPr>
+              <w:spacing w:before="80" w:after="20"/>
+            </w:pPr>
+            <w:r>
+              <w:rPr>
+                <w:rFonts w:ascii="Times New Roman" w:hAnsi="Times New Roman"/>
+                <w:b/>
+                <w:sz w:val="20"/>
+              </w:rPr>
+              <w:t>Fase 4: Consolidación, Metacognición y Acuerdos de Escucha</w:t>
+            </w:r>
+          </w:p>
+          <w:p>
+            <w:pPr>
+              <w:spacing w:after="20"/>
+            </w:pPr>
+            <w:r>
+              <w:rPr>
+                <w:rFonts w:ascii="Times New Roman" w:hAnsi="Times New Roman"/>
+                <w:b/>
+                <w:sz w:val="19"/>
+              </w:rPr>
+              <w:t xml:space="preserve">Actividad: </w:t>
+            </w:r>
+            <w:r>
+              <w:rPr>
+                <w:rFonts w:ascii="Times New Roman" w:hAnsi="Times New Roman"/>
+                <w:sz w:val="19"/>
+              </w:rPr>
+              <w:t>Coevaluación formativa con lista de cotejo. Ronda de reflexión metacognitiva: ¿Qué aprendí al escuchar a mis compañeros? ¿Cómo influye un juicio de valor respetuoso en la convivencia escolar? Firma colectiva del 'Decálogo del Auditorio Respetuoso' en el aula.</w:t>
+            </w:r>
+          </w:p>
+          <w:p>
+            <w:pPr>
+              <w:spacing w:after="40"/>
+            </w:pPr>
+            <w:r>
+              <w:rPr>
+                <w:rFonts w:ascii="Times New Roman" w:hAnsi="Times New Roman"/>
+                <w:sz w:val="19"/>
+              </w:rPr>
+              <w:t>Gamificación: Coronación de los equipos con la insignia 'Maestro de la Elocuencia y la Escucha Empática'.</w:t>
+            </w:r>
+          </w:p>
+          <w:p>
+            <w:pPr>
+              <w:spacing w:after="20"/>
+            </w:pPr>
+            <w:r>
+              <w:rPr>
+                <w:rFonts w:ascii="Times New Roman" w:hAnsi="Times New Roman"/>
+                <w:b/>
+                <w:sz w:val="19"/>
+              </w:rPr>
+              <w:t>DUA aplicado:</w:t>
+            </w:r>
+          </w:p>
+          <w:p>
+            <w:pPr>
+              <w:spacing w:after="20"/>
+            </w:pPr>
+            <w:r>
+              <w:rPr>
+                <w:rFonts w:ascii="Times New Roman" w:hAnsi="Times New Roman"/>
+                <w:b/>
+                <w:sz w:val="18"/>
+              </w:rPr>
+              <w:t xml:space="preserve">Representación: </w:t>
+            </w:r>
+            <w:r>
+              <w:rPr>
+                <w:rFonts w:ascii="Times New Roman" w:hAnsi="Times New Roman"/>
+                <w:sz w:val="18"/>
+              </w:rPr>
+              <w:t>Mural síntesis con los compromisos de escucha asertiva y respetuosa.</w:t>
+            </w:r>
+          </w:p>
+          <w:p>
+            <w:pPr>
+              <w:spacing w:after="20"/>
+            </w:pPr>
+            <w:r>
+              <w:rPr>
+                <w:rFonts w:ascii="Times New Roman" w:hAnsi="Times New Roman"/>
+                <w:b/>
+                <w:sz w:val="18"/>
+              </w:rPr>
+              <w:t xml:space="preserve">Acción y expresión: </w:t>
+            </w:r>
+            <w:r>
+              <w:rPr>
+                <w:rFonts w:ascii="Times New Roman" w:hAnsi="Times New Roman"/>
+                <w:sz w:val="18"/>
+              </w:rPr>
+              <w:t>Expresión oral o escrita de un compromiso personal de respeto a la palabra del otro.</w:t>
+            </w:r>
+          </w:p>
+          <w:p>
+            <w:pPr>
+              <w:spacing w:after="20"/>
+            </w:pPr>
+            <w:r>
+              <w:rPr>
+                <w:rFonts w:ascii="Times New Roman" w:hAnsi="Times New Roman"/>
+                <w:b/>
+                <w:sz w:val="18"/>
+              </w:rPr>
+              <w:t xml:space="preserve">Compromiso-Motivación: </w:t>
+            </w:r>
+            <w:r>
+              <w:rPr>
+                <w:rFonts w:ascii="Times New Roman" w:hAnsi="Times New Roman"/>
+                <w:sz w:val="18"/>
+              </w:rPr>
+              <w:t>Celebración comunitaria de los logros comunicativos y socioemocionales alcanzados.</w:t>
+            </w:r>
+          </w:p>
+          <w:tbl>
+            <w:tblPr>
+              <w:tblStyle w:val="Tablaconcuadrcula"/>
+              <w:tblW w:w="0" w:type="auto"/>
+              <w:jc w:val="center"/>
+              <w:tblLayout w:type="fixed"/>
+            </w:tblPr>
+            <w:tblGrid>
+              <w:gridCol w:w="683"/>
+              <w:gridCol w:w="683"/>
+              <w:gridCol w:w="683"/>
+            </w:tblGrid>
+            <w:tr>
+              <w:trPr>
+                <w:trHeight w:val="278"/>
+                <w:jc w:val="center"/>
+              </w:trPr>
+              <w:tc>
+                <w:tcPr>
+                  <w:tcW w:w="683" w:type="dxa"/>
+                  <w:shd w:val="clear" w:color="auto" w:fill="7030A0"/>
+                </w:tcPr>
+                <w:p>
+                  <w:pPr>
+                    <w:pStyle w:val="Sinespaciado"/>
+                    <w:jc w:val="center"/>
+                    <w:rPr>
+                      <w:rFonts w:ascii="Times New Roman" w:hAnsi="Times New Roman" w:cs="Times New Roman"/>
+                      <w:b/>
+                      <w:color w:val="FFFFFF"/>
+                      <w:sz w:val="20"/>
+                    </w:rPr>
+                  </w:pPr>
+                  <w:r>
+                    <w:rPr>
+                      <w:rFonts w:ascii="Times New Roman" w:hAnsi="Times New Roman" w:cs="Times New Roman"/>
+                      <w:b/>
+                      <w:color w:val="FFFFFF"/>
+                      <w:sz w:val="20"/>
+                    </w:rPr>
+                    <w:t>R</w:t>
+                  </w:r>
+                </w:p>
+              </w:tc>
+              <w:tc>
+                <w:tcPr>
+                  <w:tcW w:w="683" w:type="dxa"/>
+                  <w:shd w:val="clear" w:color="auto" w:fill="00B0F0"/>
+                </w:tcPr>
+                <w:p>
+                  <w:pPr>
+                    <w:pStyle w:val="Sinespaciado"/>
+                    <w:jc w:val="center"/>
+                    <w:rPr>
+                      <w:rFonts w:ascii="Times New Roman" w:hAnsi="Times New Roman" w:cs="Times New Roman"/>
+                      <w:b/>
+                      <w:color w:val="FFFFFF"/>
+                      <w:sz w:val="20"/>
+                    </w:rPr>
+                  </w:pPr>
+                  <w:r>
+                    <w:rPr>
+                      <w:rFonts w:ascii="Times New Roman" w:hAnsi="Times New Roman" w:cs="Times New Roman"/>
+                      <w:b/>
+                      <w:color w:val="FFFFFF"/>
+                      <w:sz w:val="20"/>
+                    </w:rPr>
+                    <w:t>A-E</w:t>
+                  </w:r>
+                </w:p>
+              </w:tc>
+              <w:tc>
+                <w:tcPr>
+                  <w:tcW w:w="683" w:type="dxa"/>
+                  <w:shd w:val="clear" w:color="auto" w:fill="538135"/>
+                </w:tcPr>
+                <w:p>
+                  <w:pPr>
+                    <w:pStyle w:val="Sinespaciado"/>
                     <w:jc w:val="center"/>
                     <w:rPr>
                       <w:rFonts w:ascii="Times New Roman" w:hAnsi="Times New Roman" w:cs="Times New Roman"/>
@@ -3818,17 +3951,10 @@
           </w:tcPr>
           <w:p>
             <w:r>
-              <w:t>• Instrumentos: Rúbrica de expresión oral y lista de cotejo de juicios de valor respetuosos.</w:t>
-            </w:r>
-            <w:r>
+              <w:t>• Instrumentos: Rúbrica de expresión oral con elementos no verbales (pág. 23) y lista de cotejo de juicios de valor respetuosos (pág. 22-24).</w:t>
               <w:br/>
-              <w:t>• Actividades: Presentación del taller 'Vendedor de sueños' (pág. 2</w:t>
-            </w:r>
-            <w:r>
-              <w:t>4</w:t>
-            </w:r>
-            <w:r>
-              <w:t>) y análisis crítico del discurso modelo.</w:t>
+              <w:br/>
+              <w:t>• Actividades: Verificación de ficha de indagación previa en casa, participación en el taller de oratoria en parejas (págs. 23-24) y coevaluación del auditorio.</w:t>
             </w:r>
           </w:p>
         </w:tc>

--- a/PLANIFICACION_MICROCURRICULAR_7MO_LENGUA_1ER_TRIMESTRE.docx
+++ b/PLANIFICACION_MICROCURRICULAR_7MO_LENGUA_1ER_TRIMESTRE.docx
@@ -75,7 +75,7 @@
               <mc:AlternateContent>
                 <mc:Choice Requires="wps">
                   <w:drawing>
-                    <wp:anchor distT="0" distB="0" distL="114300" distR="114300" simplePos="0" relativeHeight="251659264" behindDoc="0" locked="0" layoutInCell="1" allowOverlap="1" wp14:anchorId="265C34EB" wp14:editId="3A66D717">
+                    <wp:anchor distT="0" distB="0" distL="114300" distR="114300" simplePos="0" relativeHeight="251659264" behindDoc="0" locked="0" layoutInCell="1" allowOverlap="1" wp14:anchorId="163E7FD1" wp14:editId="76BA37AF">
                       <wp:simplePos x="0" y="0"/>
                       <wp:positionH relativeFrom="column">
                         <wp:posOffset>44450</wp:posOffset>
@@ -123,7 +123,7 @@
                                       <w:lang w:val="en-US" w:eastAsia="en-US"/>
                                     </w:rPr>
                                     <w:drawing>
-                                      <wp:inline distT="0" distB="0" distL="0" distR="0" wp14:anchorId="3EF5A6B2" wp14:editId="7108BD93">
+                                      <wp:inline distT="0" distB="0" distL="0" distR="0" wp14:anchorId="169B7D1D" wp14:editId="661B88A4">
                                         <wp:extent cx="898643" cy="736691"/>
                                         <wp:effectExtent l="0" t="0" r="0" b="6350"/>
                                         <wp:docPr id="59" name="Imagen 59"/>
@@ -996,7 +996,7 @@
                 <w:lang w:val="en-US" w:eastAsia="en-US"/>
               </w:rPr>
               <w:drawing>
-                <wp:inline distT="0" distB="0" distL="0" distR="0" wp14:anchorId="16565E48" wp14:editId="0A6BAA3B">
+                <wp:inline distT="0" distB="0" distL="0" distR="0" wp14:anchorId="60F72EB5" wp14:editId="05C7B298">
                   <wp:extent cx="561975" cy="352425"/>
                   <wp:effectExtent l="0" t="0" r="9525" b="9525"/>
                   <wp:docPr id="1" name="Imagen 1"/>
@@ -1094,7 +1094,7 @@
                 <w:lang w:val="en-US" w:eastAsia="en-US"/>
               </w:rPr>
               <w:drawing>
-                <wp:inline distT="0" distB="0" distL="0" distR="0" wp14:anchorId="5F6E4424" wp14:editId="24390773">
+                <wp:inline distT="0" distB="0" distL="0" distR="0" wp14:anchorId="591B26B7" wp14:editId="01A92ED9">
                   <wp:extent cx="514350" cy="342900"/>
                   <wp:effectExtent l="0" t="0" r="0" b="0"/>
                   <wp:docPr id="4" name="Imagen 4"/>
@@ -1191,7 +1191,7 @@
                 <w:lang w:val="en-US" w:eastAsia="en-US"/>
               </w:rPr>
               <w:drawing>
-                <wp:inline distT="0" distB="0" distL="0" distR="0" wp14:anchorId="3ADF8F9C" wp14:editId="2D951C6E">
+                <wp:inline distT="0" distB="0" distL="0" distR="0" wp14:anchorId="5276F1AE" wp14:editId="3822788E">
                   <wp:extent cx="478290" cy="352425"/>
                   <wp:effectExtent l="0" t="0" r="0" b="0"/>
                   <wp:docPr id="5" name="Imagen 5"/>
@@ -1278,7 +1278,7 @@
                 <w:lang w:val="en-US" w:eastAsia="en-US"/>
               </w:rPr>
               <w:drawing>
-                <wp:inline distT="0" distB="0" distL="0" distR="0" wp14:anchorId="4C7069BF" wp14:editId="0F95B0A9">
+                <wp:inline distT="0" distB="0" distL="0" distR="0" wp14:anchorId="1D77A473" wp14:editId="11EC807C">
                   <wp:extent cx="641916" cy="352425"/>
                   <wp:effectExtent l="0" t="0" r="6350" b="0"/>
                   <wp:docPr id="7" name="Imagen 7"/>
@@ -2733,18 +2733,38 @@
           </w:tcPr>
           <w:p>
             <w:r>
-              <w:t>Tema: Discursos orales y juicios de valor asertivos</w:t>
+              <w:t xml:space="preserve">Tema: Discursos </w:t>
+            </w:r>
+            <w:r>
+              <w:t xml:space="preserve"> y juicios de </w:t>
+            </w:r>
+            <w:r>
+              <w:t>valor asertivos</w:t>
+            </w:r>
+            <w:r>
               <w:br/>
+            </w:r>
+            <w:r>
               <w:br/>
               <w:t>Materiales:</w:t>
+            </w:r>
+            <w:r>
               <w:br/>
               <w:t>Texto de Lengua 7mo (Páginas 18 a 24)</w:t>
+            </w:r>
+            <w:r>
               <w:br/>
               <w:t>Guía Docente pág. 13</w:t>
+            </w:r>
+            <w:r>
               <w:br/>
               <w:t>Enlace audiovisual interactivo (link.ec/7y03)</w:t>
+            </w:r>
+            <w:r>
               <w:br/>
               <w:t>Ficha de indagación previa</w:t>
+            </w:r>
+            <w:r>
               <w:br/>
               <w:t>Pizarra, marcadores y cuadernos de trabajo</w:t>
             </w:r>
@@ -2759,9 +2779,7 @@
             </w:tcBorders>
             <w:shd w:val="clear" w:color="auto" w:fill="auto"/>
           </w:tcPr>
-          <w:p>
-            <w:r/>
-          </w:p>
+          <w:p/>
           <w:p>
             <w:pPr>
               <w:spacing w:before="40" w:after="40"/>
@@ -2770,7 +2788,6 @@
               <w:rPr>
                 <w:rFonts w:ascii="Times New Roman" w:hAnsi="Times New Roman"/>
                 <w:b/>
-                <w:sz w:val="22"/>
               </w:rPr>
               <w:t>SEMANA 2</w:t>
             </w:r>
@@ -2785,7 +2802,15 @@
                 <w:b/>
                 <w:sz w:val="21"/>
               </w:rPr>
-              <w:t>AULA INVERTIDA (FLIPPED LEARNING) &amp; GAMIFICACIÓN</w:t>
+              <w:t>AULA INVERTIDA (FLIPPED LEARNING) &amp; GAMIFI</w:t>
+            </w:r>
+            <w:r>
+              <w:rPr>
+                <w:rFonts w:ascii="Times New Roman" w:hAnsi="Times New Roman"/>
+                <w:b/>
+                <w:sz w:val="21"/>
+              </w:rPr>
+              <w:t>CACIÓN</w:t>
             </w:r>
           </w:p>
           <w:p>
@@ -2838,7 +2863,21 @@
                 <w:rFonts w:ascii="Times New Roman" w:hAnsi="Times New Roman"/>
                 <w:sz w:val="19"/>
               </w:rPr>
-              <w:t>En casa o tiempo autónomo, el estudiante observa y lee la escena inicial de las páginas 18 y 19. A través del enlace QR/digital (pág. 23), escucha el fragmento del histórico discurso 'Yo tengo un sueño' de Martin Luther King o un discurso infantil modelo, respondiendo 2 preguntas guía en su cuaderno: ¿Qué emoción transmitió el orador? ¿Cuál es el mensaje que busca defender?</w:t>
+              <w:t xml:space="preserve">En casa o tiempo autónomo, el </w:t>
+            </w:r>
+            <w:r>
+              <w:rPr>
+                <w:rFonts w:ascii="Times New Roman" w:hAnsi="Times New Roman"/>
+                <w:sz w:val="19"/>
+              </w:rPr>
+              <w:t xml:space="preserve">estudiante observa y lee la escena inicial de las páginas 18 y 19. A través del enlace QR/digital (pág. 23), escucha el fragmento del histórico discurso 'Yo tengo un sueño' de Martin Luther King o un discurso infantil modelo, respondiendo 2 preguntas guía </w:t>
+            </w:r>
+            <w:r>
+              <w:rPr>
+                <w:rFonts w:ascii="Times New Roman" w:hAnsi="Times New Roman"/>
+                <w:sz w:val="19"/>
+              </w:rPr>
+              <w:t>en su cuaderno: ¿Qué emoción transmitió el orador? ¿Cuál es el mensaje que busca defender?</w:t>
             </w:r>
           </w:p>
           <w:p>
@@ -2850,7 +2889,14 @@
                 <w:rFonts w:ascii="Times New Roman" w:hAnsi="Times New Roman"/>
                 <w:sz w:val="19"/>
               </w:rPr>
-              <w:t>Gamificación: 'Pasaporte del Detective de la Palabra': Los estudiantes que traigan registrada su observación previa reciben 20 puntos de experiencia iniciales y su credencial de 'Orador Investigador'.</w:t>
+              <w:t>Gamificación: 'Pasaporte del Detective de la Palabra': Los estudiantes que traigan registrada su observación previa reciben 20 puntos de experiencia iniciales y su c</w:t>
+            </w:r>
+            <w:r>
+              <w:rPr>
+                <w:rFonts w:ascii="Times New Roman" w:hAnsi="Times New Roman"/>
+                <w:sz w:val="19"/>
+              </w:rPr>
+              <w:t>redencial de 'Orador Investigador'.</w:t>
             </w:r>
           </w:p>
           <w:p>
@@ -2903,7 +2949,14 @@
                 <w:rFonts w:ascii="Times New Roman" w:hAnsi="Times New Roman"/>
                 <w:sz w:val="18"/>
               </w:rPr>
-              <w:t>Respuesta escrita breve, dibujo o nota de voz según las posibilidades y preferencias del estudiante.</w:t>
+              <w:t>Respuesta escrita breve, dibujo o nota de voz según las pos</w:t>
+            </w:r>
+            <w:r>
+              <w:rPr>
+                <w:rFonts w:ascii="Times New Roman" w:hAnsi="Times New Roman"/>
+                <w:sz w:val="18"/>
+              </w:rPr>
+              <w:t>ibilidades y preferencias del estudiante.</w:t>
             </w:r>
           </w:p>
           <w:p>
@@ -2932,6 +2985,7 @@
               <w:tblW w:w="0" w:type="auto"/>
               <w:jc w:val="center"/>
               <w:tblLayout w:type="fixed"/>
+              <w:tblLook w:val="04A0" w:firstRow="1" w:lastRow="0" w:firstColumn="1" w:lastColumn="0" w:noHBand="0" w:noVBand="1"/>
             </w:tblPr>
             <w:tblGrid>
               <w:gridCol w:w="683"/>
@@ -2951,6 +3005,7 @@
                 <w:p>
                   <w:pPr>
                     <w:pStyle w:val="Sinespaciado"/>
+                    <w:framePr w:hSpace="141" w:wrap="around" w:vAnchor="text" w:hAnchor="margin" w:y="-138"/>
                     <w:jc w:val="center"/>
                     <w:rPr>
                       <w:rFonts w:ascii="Times New Roman" w:hAnsi="Times New Roman" w:cs="Times New Roman"/>
@@ -2978,6 +3033,7 @@
                 <w:p>
                   <w:pPr>
                     <w:pStyle w:val="Sinespaciado"/>
+                    <w:framePr w:hSpace="141" w:wrap="around" w:vAnchor="text" w:hAnchor="margin" w:y="-138"/>
                     <w:jc w:val="center"/>
                     <w:rPr>
                       <w:rFonts w:ascii="Times New Roman" w:hAnsi="Times New Roman" w:cs="Times New Roman"/>
@@ -3005,6 +3061,7 @@
                 <w:p>
                   <w:pPr>
                     <w:pStyle w:val="Sinespaciado"/>
+                    <w:framePr w:hSpace="141" w:wrap="around" w:vAnchor="text" w:hAnchor="margin" w:y="-138"/>
                     <w:jc w:val="center"/>
                     <w:rPr>
                       <w:rFonts w:ascii="Times New Roman" w:hAnsi="Times New Roman" w:cs="Times New Roman"/>
@@ -3061,7 +3118,14 @@
                 <w:rFonts w:ascii="Times New Roman" w:hAnsi="Times New Roman"/>
                 <w:sz w:val="19"/>
               </w:rPr>
-              <w:t>Apertura en el aula conectando los descubrimientos traídos desde casa. Dinámica relámpago de sondeo: ¿Qué impacto tuvo el discurso que escucharon? ¿Cómo influyen los nervios al hablar y cómo podemos canalizarlos en seguridad comunicativa? Se validan las respuestas previas en plenaria participativa.</w:t>
+              <w:t>Apertura en el aula conectando los descubrimientos traídos desde casa. Dinámica relámpago de sondeo: ¿Qué impacto tuvo el discurso que escucharon? ¿Cómo influyen los nervios al hablar y cómo podemos canalizarlos en seguridad comunicativa? Se val</w:t>
+            </w:r>
+            <w:r>
+              <w:rPr>
+                <w:rFonts w:ascii="Times New Roman" w:hAnsi="Times New Roman"/>
+                <w:sz w:val="19"/>
+              </w:rPr>
+              <w:t>idan las respuestas previas en plenaria participativa.</w:t>
             </w:r>
           </w:p>
           <w:p>
@@ -3106,7 +3170,14 @@
                 <w:rFonts w:ascii="Times New Roman" w:hAnsi="Times New Roman"/>
                 <w:sz w:val="18"/>
               </w:rPr>
-              <w:t>Registro visual de palabras clave en la pizarra y proyección de la escena de la pág. 19.</w:t>
+              <w:t xml:space="preserve">Registro visual de palabras clave en </w:t>
+            </w:r>
+            <w:r>
+              <w:rPr>
+                <w:rFonts w:ascii="Times New Roman" w:hAnsi="Times New Roman"/>
+                <w:sz w:val="18"/>
+              </w:rPr>
+              <w:t>la pizarra y proyección de la escena de la pág. 19.</w:t>
             </w:r>
           </w:p>
           <w:p>
@@ -3155,6 +3226,7 @@
               <w:tblW w:w="0" w:type="auto"/>
               <w:jc w:val="center"/>
               <w:tblLayout w:type="fixed"/>
+              <w:tblLook w:val="04A0" w:firstRow="1" w:lastRow="0" w:firstColumn="1" w:lastColumn="0" w:noHBand="0" w:noVBand="1"/>
             </w:tblPr>
             <w:tblGrid>
               <w:gridCol w:w="683"/>
@@ -3174,6 +3246,7 @@
                 <w:p>
                   <w:pPr>
                     <w:pStyle w:val="Sinespaciado"/>
+                    <w:framePr w:hSpace="141" w:wrap="around" w:vAnchor="text" w:hAnchor="margin" w:y="-138"/>
                     <w:jc w:val="center"/>
                     <w:rPr>
                       <w:rFonts w:ascii="Times New Roman" w:hAnsi="Times New Roman" w:cs="Times New Roman"/>
@@ -3201,6 +3274,7 @@
                 <w:p>
                   <w:pPr>
                     <w:pStyle w:val="Sinespaciado"/>
+                    <w:framePr w:hSpace="141" w:wrap="around" w:vAnchor="text" w:hAnchor="margin" w:y="-138"/>
                     <w:jc w:val="center"/>
                     <w:rPr>
                       <w:rFonts w:ascii="Times New Roman" w:hAnsi="Times New Roman" w:cs="Times New Roman"/>
@@ -3228,6 +3302,7 @@
                 <w:p>
                   <w:pPr>
                     <w:pStyle w:val="Sinespaciado"/>
+                    <w:framePr w:hSpace="141" w:wrap="around" w:vAnchor="text" w:hAnchor="margin" w:y="-138"/>
                     <w:jc w:val="center"/>
                     <w:rPr>
                       <w:rFonts w:ascii="Times New Roman" w:hAnsi="Times New Roman" w:cs="Times New Roman"/>
@@ -3284,7 +3359,14 @@
                 <w:rFonts w:ascii="Times New Roman" w:hAnsi="Times New Roman"/>
                 <w:sz w:val="19"/>
               </w:rPr>
-              <w:t>Lectura y análisis reflexivo del 'Discurso de un niño' (págs. 20-21). En equipos cooperativos, deconstruyen la estructura del discurso: Introducción (captura de atención), Desarrollo (argumentos fundamentados) y Conclusión (llamado a la acción). Estudio de la pág. 22 sobre el rol del oyente activo y cómo emitir juicios de valor constructivos diferenciando hechos comprobables de opiniones respetables.</w:t>
+              <w:t>Lectura y análisis reflexivo del 'Discurso de un niño' (págs. 20-21). En equipos cooperativos, deconstruyen la estructura del discurso: Introducción (captura de atención),</w:t>
+            </w:r>
+            <w:r>
+              <w:rPr>
+                <w:rFonts w:ascii="Times New Roman" w:hAnsi="Times New Roman"/>
+                <w:sz w:val="19"/>
+              </w:rPr>
+              <w:t xml:space="preserve"> Desarrollo (argumentos fundamentados) y Conclusión (llamado a la acción). Estudio de la pág. 22 sobre el rol del oyente activo y cómo emitir juicios de valor constructivos diferenciando hechos comprobables de opiniones respetables.</w:t>
             </w:r>
           </w:p>
           <w:p>
@@ -3296,7 +3378,14 @@
                 <w:rFonts w:ascii="Times New Roman" w:hAnsi="Times New Roman"/>
                 <w:sz w:val="19"/>
               </w:rPr>
-              <w:t>Gamificación: 'Detectives de Argumentos': Ganan 15 puntos quienes identifiquen la idea central y detecten argumentos sólidos en tarjetas de muestra.</w:t>
+              <w:t>Gamificación: 'Detectiv</w:t>
+            </w:r>
+            <w:r>
+              <w:rPr>
+                <w:rFonts w:ascii="Times New Roman" w:hAnsi="Times New Roman"/>
+                <w:sz w:val="19"/>
+              </w:rPr>
+              <w:t>es de Argumentos': Ganan 15 puntos quienes identifiquen la idea central y detecten argumentos sólidos en tarjetas de muestra.</w:t>
             </w:r>
           </w:p>
           <w:p>
@@ -3329,7 +3418,14 @@
                 <w:rFonts w:ascii="Times New Roman" w:hAnsi="Times New Roman"/>
                 <w:sz w:val="18"/>
               </w:rPr>
-              <w:t>Tarjetas cromáticas para cada fase del discurso (Verde: Inicio, Azul: Desarrollo, Naranja: Cierre) y cuadro sinóptico de la pág. 22.</w:t>
+              <w:t xml:space="preserve">Tarjetas cromáticas para cada fase del discurso (Verde: Inicio, Azul: Desarrollo, Naranja: </w:t>
+            </w:r>
+            <w:r>
+              <w:rPr>
+                <w:rFonts w:ascii="Times New Roman" w:hAnsi="Times New Roman"/>
+                <w:sz w:val="18"/>
+              </w:rPr>
+              <w:t>Cierre) y cuadro sinóptico de la pág. 22.</w:t>
             </w:r>
           </w:p>
           <w:p>
@@ -3378,6 +3474,7 @@
               <w:tblW w:w="0" w:type="auto"/>
               <w:jc w:val="center"/>
               <w:tblLayout w:type="fixed"/>
+              <w:tblLook w:val="04A0" w:firstRow="1" w:lastRow="0" w:firstColumn="1" w:lastColumn="0" w:noHBand="0" w:noVBand="1"/>
             </w:tblPr>
             <w:tblGrid>
               <w:gridCol w:w="683"/>
@@ -3397,6 +3494,7 @@
                 <w:p>
                   <w:pPr>
                     <w:pStyle w:val="Sinespaciado"/>
+                    <w:framePr w:hSpace="141" w:wrap="around" w:vAnchor="text" w:hAnchor="margin" w:y="-138"/>
                     <w:jc w:val="center"/>
                     <w:rPr>
                       <w:rFonts w:ascii="Times New Roman" w:hAnsi="Times New Roman" w:cs="Times New Roman"/>
@@ -3424,6 +3522,7 @@
                 <w:p>
                   <w:pPr>
                     <w:pStyle w:val="Sinespaciado"/>
+                    <w:framePr w:hSpace="141" w:wrap="around" w:vAnchor="text" w:hAnchor="margin" w:y="-138"/>
                     <w:jc w:val="center"/>
                     <w:rPr>
                       <w:rFonts w:ascii="Times New Roman" w:hAnsi="Times New Roman" w:cs="Times New Roman"/>
@@ -3451,6 +3550,7 @@
                 <w:p>
                   <w:pPr>
                     <w:pStyle w:val="Sinespaciado"/>
+                    <w:framePr w:hSpace="141" w:wrap="around" w:vAnchor="text" w:hAnchor="margin" w:y="-138"/>
                     <w:jc w:val="center"/>
                     <w:rPr>
                       <w:rFonts w:ascii="Times New Roman" w:hAnsi="Times New Roman" w:cs="Times New Roman"/>
@@ -3507,7 +3607,14 @@
                 <w:rFonts w:ascii="Times New Roman" w:hAnsi="Times New Roman"/>
                 <w:sz w:val="19"/>
               </w:rPr>
-              <w:t>Taller práctico de comunicación oral: en parejas, los estudiantes preparan una mini-disertación de 2 minutos sobre un valor o causa social, aplicando los elementos no verbales aprendidos en la pág. 23 (mirada, postura, gestos y modulación) y evitando conscientemente los errores señalados en la pág. 24. El resto de la clase ejerce el rol de auditorio respetuoso emitiendo juicios de valor formativos.</w:t>
+              <w:t>Taller práctico de comunicación oral: en parejas, los estudiantes preparan una mini-disertación de 2 minutos sobre un valor o causa social, aplicando los elementos no v</w:t>
+            </w:r>
+            <w:r>
+              <w:rPr>
+                <w:rFonts w:ascii="Times New Roman" w:hAnsi="Times New Roman"/>
+                <w:sz w:val="19"/>
+              </w:rPr>
+              <w:t>erbales aprendidos en la pág. 23 (mirada, postura, gestos y modulación) y evitando conscientemente los errores señalados en la pág. 24. El resto de la clase ejerce el rol de auditorio respetuoso emitiendo juicios de valor formativos.</w:t>
             </w:r>
           </w:p>
           <w:p>
@@ -3519,7 +3626,14 @@
                 <w:rFonts w:ascii="Times New Roman" w:hAnsi="Times New Roman"/>
                 <w:sz w:val="19"/>
               </w:rPr>
-              <w:t>Gamificación: 'El Torneo de los Vendedores de Sueños': Los compañeros otorgan 'Insignias de Juicio Constructivo' valorando claridad, respeto y persuasión.</w:t>
+              <w:t>Gamificación: 'El Torn</w:t>
+            </w:r>
+            <w:r>
+              <w:rPr>
+                <w:rFonts w:ascii="Times New Roman" w:hAnsi="Times New Roman"/>
+                <w:sz w:val="19"/>
+              </w:rPr>
+              <w:t>eo de los Vendedores de Sueños': Los compañeros otorgan 'Insignias de Juicio Constructivo' valorando claridad, respeto y persuasión.</w:t>
             </w:r>
           </w:p>
           <w:p>
@@ -3552,7 +3666,14 @@
                 <w:rFonts w:ascii="Times New Roman" w:hAnsi="Times New Roman"/>
                 <w:sz w:val="18"/>
               </w:rPr>
-              <w:t>Lista de verificación visual con elementos no verbales (pág. 23) y semáforo de actitudes a evitar (pág. 24).</w:t>
+              <w:t>Lista de verificación visual con elementos no verbales (pág. 23) y semáforo de actitudes a ev</w:t>
+            </w:r>
+            <w:r>
+              <w:rPr>
+                <w:rFonts w:ascii="Times New Roman" w:hAnsi="Times New Roman"/>
+                <w:sz w:val="18"/>
+              </w:rPr>
+              <w:t>itar (pág. 24).</w:t>
             </w:r>
           </w:p>
           <w:p>
@@ -3601,6 +3722,7 @@
               <w:tblW w:w="0" w:type="auto"/>
               <w:jc w:val="center"/>
               <w:tblLayout w:type="fixed"/>
+              <w:tblLook w:val="04A0" w:firstRow="1" w:lastRow="0" w:firstColumn="1" w:lastColumn="0" w:noHBand="0" w:noVBand="1"/>
             </w:tblPr>
             <w:tblGrid>
               <w:gridCol w:w="683"/>
@@ -3620,6 +3742,7 @@
                 <w:p>
                   <w:pPr>
                     <w:pStyle w:val="Sinespaciado"/>
+                    <w:framePr w:hSpace="141" w:wrap="around" w:vAnchor="text" w:hAnchor="margin" w:y="-138"/>
                     <w:jc w:val="center"/>
                     <w:rPr>
                       <w:rFonts w:ascii="Times New Roman" w:hAnsi="Times New Roman" w:cs="Times New Roman"/>
@@ -3647,6 +3770,7 @@
                 <w:p>
                   <w:pPr>
                     <w:pStyle w:val="Sinespaciado"/>
+                    <w:framePr w:hSpace="141" w:wrap="around" w:vAnchor="text" w:hAnchor="margin" w:y="-138"/>
                     <w:jc w:val="center"/>
                     <w:rPr>
                       <w:rFonts w:ascii="Times New Roman" w:hAnsi="Times New Roman" w:cs="Times New Roman"/>
@@ -3674,6 +3798,7 @@
                 <w:p>
                   <w:pPr>
                     <w:pStyle w:val="Sinespaciado"/>
+                    <w:framePr w:hSpace="141" w:wrap="around" w:vAnchor="text" w:hAnchor="margin" w:y="-138"/>
                     <w:jc w:val="center"/>
                     <w:rPr>
                       <w:rFonts w:ascii="Times New Roman" w:hAnsi="Times New Roman" w:cs="Times New Roman"/>
@@ -3710,7 +3835,15 @@
                 <w:b/>
                 <w:sz w:val="20"/>
               </w:rPr>
-              <w:t>Fase 4: Consolidación, Metacognición y Acuerdos de Escucha</w:t>
+              <w:t xml:space="preserve">Fase 4: </w:t>
+            </w:r>
+            <w:r>
+              <w:rPr>
+                <w:rFonts w:ascii="Times New Roman" w:hAnsi="Times New Roman"/>
+                <w:b/>
+                <w:sz w:val="20"/>
+              </w:rPr>
+              <w:t>Consolidación, Metacognición y Acuerdos de Escucha</w:t>
             </w:r>
           </w:p>
           <w:p>
@@ -3730,7 +3863,14 @@
                 <w:rFonts w:ascii="Times New Roman" w:hAnsi="Times New Roman"/>
                 <w:sz w:val="19"/>
               </w:rPr>
-              <w:t>Coevaluación formativa con lista de cotejo. Ronda de reflexión metacognitiva: ¿Qué aprendí al escuchar a mis compañeros? ¿Cómo influye un juicio de valor respetuoso en la convivencia escolar? Firma colectiva del 'Decálogo del Auditorio Respetuoso' en el aula.</w:t>
+              <w:t>Coevaluación formativa con lista de cotejo. Ronda de reflexión metacognitiva: ¿Qué aprendí al escuchar a mis compañeros? ¿Cómo influye un juicio de valor respetuoso en la convivencia escolar? Fi</w:t>
+            </w:r>
+            <w:r>
+              <w:rPr>
+                <w:rFonts w:ascii="Times New Roman" w:hAnsi="Times New Roman"/>
+                <w:sz w:val="19"/>
+              </w:rPr>
+              <w:t>rma colectiva del 'Decálogo del Auditorio Respetuoso' en el aula.</w:t>
             </w:r>
           </w:p>
           <w:p>
@@ -3775,7 +3915,14 @@
                 <w:rFonts w:ascii="Times New Roman" w:hAnsi="Times New Roman"/>
                 <w:sz w:val="18"/>
               </w:rPr>
-              <w:t>Mural síntesis con los compromisos de escucha asertiva y respetuosa.</w:t>
+              <w:t>Mural síntesis con los compromisos de escucha asertiva</w:t>
+            </w:r>
+            <w:r>
+              <w:rPr>
+                <w:rFonts w:ascii="Times New Roman" w:hAnsi="Times New Roman"/>
+                <w:sz w:val="18"/>
+              </w:rPr>
+              <w:t xml:space="preserve"> y respetuosa.</w:t>
             </w:r>
           </w:p>
           <w:p>
@@ -3824,6 +3971,7 @@
               <w:tblW w:w="0" w:type="auto"/>
               <w:jc w:val="center"/>
               <w:tblLayout w:type="fixed"/>
+              <w:tblLook w:val="04A0" w:firstRow="1" w:lastRow="0" w:firstColumn="1" w:lastColumn="0" w:noHBand="0" w:noVBand="1"/>
             </w:tblPr>
             <w:tblGrid>
               <w:gridCol w:w="683"/>
@@ -3843,6 +3991,7 @@
                 <w:p>
                   <w:pPr>
                     <w:pStyle w:val="Sinespaciado"/>
+                    <w:framePr w:hSpace="141" w:wrap="around" w:vAnchor="text" w:hAnchor="margin" w:y="-138"/>
                     <w:jc w:val="center"/>
                     <w:rPr>
                       <w:rFonts w:ascii="Times New Roman" w:hAnsi="Times New Roman" w:cs="Times New Roman"/>
@@ -3870,6 +4019,7 @@
                 <w:p>
                   <w:pPr>
                     <w:pStyle w:val="Sinespaciado"/>
+                    <w:framePr w:hSpace="141" w:wrap="around" w:vAnchor="text" w:hAnchor="margin" w:y="-138"/>
                     <w:jc w:val="center"/>
                     <w:rPr>
                       <w:rFonts w:ascii="Times New Roman" w:hAnsi="Times New Roman" w:cs="Times New Roman"/>
@@ -3897,6 +4047,7 @@
                 <w:p>
                   <w:pPr>
                     <w:pStyle w:val="Sinespaciado"/>
+                    <w:framePr w:hSpace="141" w:wrap="around" w:vAnchor="text" w:hAnchor="margin" w:y="-138"/>
                     <w:jc w:val="center"/>
                     <w:rPr>
                       <w:rFonts w:ascii="Times New Roman" w:hAnsi="Times New Roman" w:cs="Times New Roman"/>
@@ -3951,8 +4102,15 @@
           </w:tcPr>
           <w:p>
             <w:r>
-              <w:t>• Instrumentos: Rúbrica de expresión oral con elementos no verbales (pág. 23) y lista de cotejo de juicios de valor respetuosos (pág. 22-24).</w:t>
+              <w:t xml:space="preserve">• Instrumentos: Rúbrica de expresión oral con elementos no verbales (pág. 23) y lista </w:t>
+            </w:r>
+            <w:r>
+              <w:t>de cotejo de juicios de valor respetuosos (pág. 22-24).</w:t>
+            </w:r>
+            <w:r>
               <w:br/>
+            </w:r>
+            <w:r>
               <w:br/>
               <w:t>• Actividades: Verificación de ficha de indagación previa en casa, participación en el taller de oratoria en parejas (págs. 23-24) y coevaluación del auditorio.</w:t>
             </w:r>

--- a/PLANIFICACION_MICROCURRICULAR_7MO_LENGUA_1ER_TRIMESTRE.docx
+++ b/PLANIFICACION_MICROCURRICULAR_7MO_LENGUA_1ER_TRIMESTRE.docx
@@ -2733,10 +2733,18 @@
           </w:tcPr>
           <w:p>
             <w:r>
-              <w:t xml:space="preserve">Tema: Discursos </w:t>
-            </w:r>
-            <w:r>
-              <w:t xml:space="preserve"> y juicios de </w:t>
+              <w:t xml:space="preserve">Tema: </w:t>
+            </w:r>
+            <w:proofErr w:type="gramStart"/>
+            <w:r>
+              <w:t xml:space="preserve">Discursos </w:t>
+            </w:r>
+            <w:r>
+              <w:t xml:space="preserve"> y</w:t>
+            </w:r>
+            <w:proofErr w:type="gramEnd"/>
+            <w:r>
+              <w:t xml:space="preserve"> juicios de </w:t>
             </w:r>
             <w:r>
               <w:t>valor asertivos</w:t>
@@ -2779,10 +2787,10 @@
             </w:tcBorders>
             <w:shd w:val="clear" w:color="auto" w:fill="auto"/>
           </w:tcPr>
-          <w:p/>
           <w:p>
             <w:pPr>
               <w:spacing w:before="40" w:after="40"/>
+              <w:jc w:val="center"/>
             </w:pPr>
             <w:r>
               <w:rPr>
@@ -2802,7 +2810,7 @@
                 <w:b/>
                 <w:sz w:val="21"/>
               </w:rPr>
-              <w:t>AULA INVERTIDA (FLIPPED LEARNING) &amp; GAMIFI</w:t>
+              <w:t xml:space="preserve">AULA INVERTIDA </w:t>
             </w:r>
             <w:r>
               <w:rPr>
@@ -2810,6 +2818,14 @@
                 <w:b/>
                 <w:sz w:val="21"/>
               </w:rPr>
+              <w:t>&amp; GAMIFI</w:t>
+            </w:r>
+            <w:r>
+              <w:rPr>
+                <w:rFonts w:ascii="Times New Roman" w:hAnsi="Times New Roman"/>
+                <w:b/>
+                <w:sz w:val="21"/>
+              </w:rPr>
               <w:t>CACIÓN</w:t>
             </w:r>
           </w:p>
@@ -2836,14 +2852,32 @@
           <w:p>
             <w:pPr>
               <w:spacing w:before="80" w:after="20"/>
-            </w:pPr>
-            <w:r>
               <w:rPr>
                 <w:rFonts w:ascii="Times New Roman" w:hAnsi="Times New Roman"/>
                 <w:b/>
                 <w:sz w:val="20"/>
               </w:rPr>
-              <w:t>Antes de la Clase (Trabajo Autónomo Previo - Flipped Learning): Misión de Indagación</w:t>
+            </w:pPr>
+            <w:r>
+              <w:rPr>
+                <w:rFonts w:ascii="Times New Roman" w:hAnsi="Times New Roman"/>
+                <w:b/>
+                <w:sz w:val="20"/>
+              </w:rPr>
+              <w:t>Antes de la Clase</w:t>
+            </w:r>
+          </w:p>
+          <w:p>
+            <w:pPr>
+              <w:spacing w:before="80" w:after="20"/>
+            </w:pPr>
+            <w:r>
+              <w:rPr>
+                <w:rFonts w:ascii="Times New Roman" w:hAnsi="Times New Roman"/>
+                <w:b/>
+                <w:sz w:val="20"/>
+              </w:rPr>
+              <w:t xml:space="preserve"> Misión de Indagación</w:t>
             </w:r>
           </w:p>
           <w:p>

--- a/PLANIFICACION_MICROCURRICULAR_7MO_LENGUA_1ER_TRIMESTRE.docx
+++ b/PLANIFICACION_MICROCURRICULAR_7MO_LENGUA_1ER_TRIMESTRE.docx
@@ -2733,46 +2733,20 @@
           </w:tcPr>
           <w:p>
             <w:r>
-              <w:t xml:space="preserve">Tema: </w:t>
-            </w:r>
-            <w:proofErr w:type="gramStart"/>
-            <w:r>
-              <w:t xml:space="preserve">Discursos </w:t>
-            </w:r>
-            <w:r>
-              <w:t xml:space="preserve"> y</w:t>
-            </w:r>
-            <w:proofErr w:type="gramEnd"/>
-            <w:r>
-              <w:t xml:space="preserve"> juicios de </w:t>
-            </w:r>
-            <w:r>
-              <w:t>valor asertivos</w:t>
-            </w:r>
-            <w:r>
+              <w:t>Tema: Discursos orales infantiles y juicios de valor asertivos</w:t>
               <w:br/>
-            </w:r>
-            <w:r>
               <w:br/>
               <w:t>Materiales:</w:t>
-            </w:r>
-            <w:r>
               <w:br/>
               <w:t>Texto de Lengua 7mo (Páginas 18 a 24)</w:t>
-            </w:r>
-            <w:r>
               <w:br/>
               <w:t>Guía Docente pág. 13</w:t>
-            </w:r>
-            <w:r>
               <w:br/>
-              <w:t>Enlace audiovisual interactivo (link.ec/7y03)</w:t>
-            </w:r>
-            <w:r>
+              <w:t>Video educativo: «Discurso de Severn Suzuki (La niña que silenció al mundo)»</w:t>
+              <w:br/>
+              <w:t>Guía de expresión corporal y elementos no verbales (pág. 23)</w:t>
               <w:br/>
               <w:t>Ficha de indagación previa</w:t>
-            </w:r>
-            <w:r>
               <w:br/>
               <w:t>Pizarra, marcadores y cuadernos de trabajo</w:t>
             </w:r>
@@ -2788,14 +2762,17 @@
             <w:shd w:val="clear" w:color="auto" w:fill="auto"/>
           </w:tcPr>
           <w:p>
+            <w:r/>
+          </w:p>
+          <w:p>
             <w:pPr>
               <w:spacing w:before="40" w:after="40"/>
-              <w:jc w:val="center"/>
-            </w:pPr>
-            <w:r>
-              <w:rPr>
-                <w:rFonts w:ascii="Times New Roman" w:hAnsi="Times New Roman"/>
-                <w:b/>
+            </w:pPr>
+            <w:r>
+              <w:rPr>
+                <w:rFonts w:ascii="Times New Roman" w:hAnsi="Times New Roman"/>
+                <w:b/>
+                <w:sz w:val="22"/>
               </w:rPr>
               <w:t>SEMANA 2</w:t>
             </w:r>
@@ -2810,23 +2787,7 @@
                 <w:b/>
                 <w:sz w:val="21"/>
               </w:rPr>
-              <w:t xml:space="preserve">AULA INVERTIDA </w:t>
-            </w:r>
-            <w:r>
-              <w:rPr>
-                <w:rFonts w:ascii="Times New Roman" w:hAnsi="Times New Roman"/>
-                <w:b/>
-                <w:sz w:val="21"/>
-              </w:rPr>
-              <w:t>&amp; GAMIFI</w:t>
-            </w:r>
-            <w:r>
-              <w:rPr>
-                <w:rFonts w:ascii="Times New Roman" w:hAnsi="Times New Roman"/>
-                <w:b/>
-                <w:sz w:val="21"/>
-              </w:rPr>
-              <w:t>CACIÓN</w:t>
+              <w:t>AULA INVERTIDA (FLIPPED LEARNING) &amp; GAMIFICACIÓN</w:t>
             </w:r>
           </w:p>
           <w:p>
@@ -2852,32 +2813,14 @@
           <w:p>
             <w:pPr>
               <w:spacing w:before="80" w:after="20"/>
+            </w:pPr>
+            <w:r>
               <w:rPr>
                 <w:rFonts w:ascii="Times New Roman" w:hAnsi="Times New Roman"/>
                 <w:b/>
                 <w:sz w:val="20"/>
               </w:rPr>
-            </w:pPr>
-            <w:r>
-              <w:rPr>
-                <w:rFonts w:ascii="Times New Roman" w:hAnsi="Times New Roman"/>
-                <w:b/>
-                <w:sz w:val="20"/>
-              </w:rPr>
-              <w:t>Antes de la Clase</w:t>
-            </w:r>
-          </w:p>
-          <w:p>
-            <w:pPr>
-              <w:spacing w:before="80" w:after="20"/>
-            </w:pPr>
-            <w:r>
-              <w:rPr>
-                <w:rFonts w:ascii="Times New Roman" w:hAnsi="Times New Roman"/>
-                <w:b/>
-                <w:sz w:val="20"/>
-              </w:rPr>
-              <w:t xml:space="preserve"> Misión de Indagación</w:t>
+              <w:t>Antes de la Clase (Trabajo Autónomo Previo - Flipped Learning): Misión de Indagación</w:t>
             </w:r>
           </w:p>
           <w:p>
@@ -2897,40 +2840,32 @@
                 <w:rFonts w:ascii="Times New Roman" w:hAnsi="Times New Roman"/>
                 <w:sz w:val="19"/>
               </w:rPr>
-              <w:t xml:space="preserve">En casa o tiempo autónomo, el </w:t>
-            </w:r>
+              <w:t>En casa o tiempo autónomo, el estudiante observa y lee la escena inicial de las páginas 18 y 19. A través del enlace digital sugerido, observa y escucha el conmovedor discurso de Severn Suzuki («La niña que silenció al mundo»), respondiendo 2 preguntas guía en su cuaderno: ¿Qué emoción y mensaje transmitió la oradora a su corta edad? ¿Cómo utilizó su voz, mirada y seguridad para defender el futuro de los niños del planeta?</w:t>
+            </w:r>
+          </w:p>
+          <w:p>
+            <w:pPr>
+              <w:spacing w:after="40"/>
+            </w:pPr>
             <w:r>
               <w:rPr>
                 <w:rFonts w:ascii="Times New Roman" w:hAnsi="Times New Roman"/>
                 <w:sz w:val="19"/>
               </w:rPr>
-              <w:t xml:space="preserve">estudiante observa y lee la escena inicial de las páginas 18 y 19. A través del enlace QR/digital (pág. 23), escucha el fragmento del histórico discurso 'Yo tengo un sueño' de Martin Luther King o un discurso infantil modelo, respondiendo 2 preguntas guía </w:t>
-            </w:r>
-            <w:r>
-              <w:rPr>
-                <w:rFonts w:ascii="Times New Roman" w:hAnsi="Times New Roman"/>
+              <w:t>Gamificación: 'Pasaporte del Detective de la Palabra': Los estudiantes que traigan registrada su observación previa reciben 20 puntos de experiencia iniciales y su credencial de 'Orador Investigador'.</w:t>
+            </w:r>
+          </w:p>
+          <w:p>
+            <w:pPr>
+              <w:spacing w:after="20"/>
+            </w:pPr>
+            <w:r>
+              <w:rPr>
+                <w:rFonts w:ascii="Times New Roman" w:hAnsi="Times New Roman"/>
+                <w:b/>
                 <w:sz w:val="19"/>
               </w:rPr>
-              <w:t>en su cuaderno: ¿Qué emoción transmitió el orador? ¿Cuál es el mensaje que busca defender?</w:t>
-            </w:r>
-          </w:p>
-          <w:p>
-            <w:pPr>
-              <w:spacing w:after="40"/>
-            </w:pPr>
-            <w:r>
-              <w:rPr>
-                <w:rFonts w:ascii="Times New Roman" w:hAnsi="Times New Roman"/>
-                <w:sz w:val="19"/>
-              </w:rPr>
-              <w:t>Gamificación: 'Pasaporte del Detective de la Palabra': Los estudiantes que traigan registrada su observación previa reciben 20 puntos de experiencia iniciales y su c</w:t>
-            </w:r>
-            <w:r>
-              <w:rPr>
-                <w:rFonts w:ascii="Times New Roman" w:hAnsi="Times New Roman"/>
-                <w:sz w:val="19"/>
-              </w:rPr>
-              <w:t>redencial de 'Orador Investigador'.</w:t>
+              <w:t>DUA aplicado:</w:t>
             </w:r>
           </w:p>
           <w:p>
@@ -2941,9 +2876,16 @@
               <w:rPr>
                 <w:rFonts w:ascii="Times New Roman" w:hAnsi="Times New Roman"/>
                 <w:b/>
-                <w:sz w:val="19"/>
-              </w:rPr>
-              <w:t>DUA aplicado:</w:t>
+                <w:sz w:val="18"/>
+              </w:rPr>
+              <w:t xml:space="preserve">Representación: </w:t>
+            </w:r>
+            <w:r>
+              <w:rPr>
+                <w:rFonts w:ascii="Times New Roman" w:hAnsi="Times New Roman"/>
+                <w:sz w:val="18"/>
+              </w:rPr>
+              <w:t>Opciones múltiples de acceso: video subtitulado con audio claro del discurso infantil o lectura del texto modelo adaptado (págs. 19-20).</w:t>
             </w:r>
           </w:p>
           <w:p>
@@ -2956,14 +2898,14 @@
                 <w:b/>
                 <w:sz w:val="18"/>
               </w:rPr>
-              <w:t xml:space="preserve">Representación: </w:t>
-            </w:r>
-            <w:r>
-              <w:rPr>
-                <w:rFonts w:ascii="Times New Roman" w:hAnsi="Times New Roman"/>
-                <w:sz w:val="18"/>
-              </w:rPr>
-              <w:t>Opciones múltiples de acceso: código QR/video en línea o lectura impresa de la viñeta dialogada (págs. 18-19).</w:t>
+              <w:t xml:space="preserve">Acción y expresión: </w:t>
+            </w:r>
+            <w:r>
+              <w:rPr>
+                <w:rFonts w:ascii="Times New Roman" w:hAnsi="Times New Roman"/>
+                <w:sz w:val="18"/>
+              </w:rPr>
+              <w:t>Respuesta escrita breve, dibujo o nota de voz según las posibilidades y preferencias del estudiante.</w:t>
             </w:r>
           </w:p>
           <w:p>
@@ -2976,33 +2918,6 @@
                 <w:b/>
                 <w:sz w:val="18"/>
               </w:rPr>
-              <w:t xml:space="preserve">Acción y expresión: </w:t>
-            </w:r>
-            <w:r>
-              <w:rPr>
-                <w:rFonts w:ascii="Times New Roman" w:hAnsi="Times New Roman"/>
-                <w:sz w:val="18"/>
-              </w:rPr>
-              <w:t>Respuesta escrita breve, dibujo o nota de voz según las pos</w:t>
-            </w:r>
-            <w:r>
-              <w:rPr>
-                <w:rFonts w:ascii="Times New Roman" w:hAnsi="Times New Roman"/>
-                <w:sz w:val="18"/>
-              </w:rPr>
-              <w:t>ibilidades y preferencias del estudiante.</w:t>
-            </w:r>
-          </w:p>
-          <w:p>
-            <w:pPr>
-              <w:spacing w:after="20"/>
-            </w:pPr>
-            <w:r>
-              <w:rPr>
-                <w:rFonts w:ascii="Times New Roman" w:hAnsi="Times New Roman"/>
-                <w:b/>
-                <w:sz w:val="18"/>
-              </w:rPr>
               <w:t xml:space="preserve">Compromiso-Motivación: </w:t>
             </w:r>
             <w:r>
@@ -3010,7 +2925,7 @@
                 <w:rFonts w:ascii="Times New Roman" w:hAnsi="Times New Roman"/>
                 <w:sz w:val="18"/>
               </w:rPr>
-              <w:t>Curiosidad autónoma sin presión de calificación numérica, fomentando el interés previo.</w:t>
+              <w:t>Identificación directa y empática con una niña oradora de su misma edad defendiendo una causa justa.</w:t>
             </w:r>
           </w:p>
           <w:tbl>
@@ -3019,7 +2934,6 @@
               <w:tblW w:w="0" w:type="auto"/>
               <w:jc w:val="center"/>
               <w:tblLayout w:type="fixed"/>
-              <w:tblLook w:val="04A0" w:firstRow="1" w:lastRow="0" w:firstColumn="1" w:lastColumn="0" w:noHBand="0" w:noVBand="1"/>
             </w:tblPr>
             <w:tblGrid>
               <w:gridCol w:w="683"/>
@@ -3039,7 +2953,6 @@
                 <w:p>
                   <w:pPr>
                     <w:pStyle w:val="Sinespaciado"/>
-                    <w:framePr w:hSpace="141" w:wrap="around" w:vAnchor="text" w:hAnchor="margin" w:y="-138"/>
                     <w:jc w:val="center"/>
                     <w:rPr>
                       <w:rFonts w:ascii="Times New Roman" w:hAnsi="Times New Roman" w:cs="Times New Roman"/>
@@ -3067,7 +2980,6 @@
                 <w:p>
                   <w:pPr>
                     <w:pStyle w:val="Sinespaciado"/>
-                    <w:framePr w:hSpace="141" w:wrap="around" w:vAnchor="text" w:hAnchor="margin" w:y="-138"/>
                     <w:jc w:val="center"/>
                     <w:rPr>
                       <w:rFonts w:ascii="Times New Roman" w:hAnsi="Times New Roman" w:cs="Times New Roman"/>
@@ -3095,7 +3007,6 @@
                 <w:p>
                   <w:pPr>
                     <w:pStyle w:val="Sinespaciado"/>
-                    <w:framePr w:hSpace="141" w:wrap="around" w:vAnchor="text" w:hAnchor="margin" w:y="-138"/>
                     <w:jc w:val="center"/>
                     <w:rPr>
                       <w:rFonts w:ascii="Times New Roman" w:hAnsi="Times New Roman" w:cs="Times New Roman"/>
@@ -3152,26 +3063,32 @@
                 <w:rFonts w:ascii="Times New Roman" w:hAnsi="Times New Roman"/>
                 <w:sz w:val="19"/>
               </w:rPr>
-              <w:t>Apertura en el aula conectando los descubrimientos traídos desde casa. Dinámica relámpago de sondeo: ¿Qué impacto tuvo el discurso que escucharon? ¿Cómo influyen los nervios al hablar y cómo podemos canalizarlos en seguridad comunicativa? Se val</w:t>
-            </w:r>
+              <w:t>Apertura en el aula conectando los descubrimientos del discurso de Severn Suzuki visto en casa. Dinámica relámpago de sondeo: ¿Qué sintieron al ver a una niña de su edad hablando con tanta firmeza y respeto frente a líderes del mundo? ¿Cómo podemos canalizar nuestros nervios y transformarlos en fuerza comunicativa para dar nuestro propio discurso? Se validan las respuestas previas en plenaria participativa.</w:t>
+            </w:r>
+          </w:p>
+          <w:p>
+            <w:pPr>
+              <w:spacing w:after="40"/>
+            </w:pPr>
             <w:r>
               <w:rPr>
                 <w:rFonts w:ascii="Times New Roman" w:hAnsi="Times New Roman"/>
                 <w:sz w:val="19"/>
               </w:rPr>
-              <w:t>idan las respuestas previas en plenaria participativa.</w:t>
-            </w:r>
-          </w:p>
-          <w:p>
-            <w:pPr>
-              <w:spacing w:after="40"/>
-            </w:pPr>
-            <w:r>
-              <w:rPr>
-                <w:rFonts w:ascii="Times New Roman" w:hAnsi="Times New Roman"/>
+              <w:t>Gamificación: 'Desafío del Micrófono Dorado': Cada equipo activa su participación ganando estrellas de elocuencia y empatía auditiva.</w:t>
+            </w:r>
+          </w:p>
+          <w:p>
+            <w:pPr>
+              <w:spacing w:after="20"/>
+            </w:pPr>
+            <w:r>
+              <w:rPr>
+                <w:rFonts w:ascii="Times New Roman" w:hAnsi="Times New Roman"/>
+                <w:b/>
                 <w:sz w:val="19"/>
               </w:rPr>
-              <w:t>Gamificación: 'Desafío del Micrófono Dorado': Cada equipo activa su participación ganando estrellas de elocuencia y empatía auditiva.</w:t>
+              <w:t>DUA aplicado:</w:t>
             </w:r>
           </w:p>
           <w:p>
@@ -3182,9 +3099,16 @@
               <w:rPr>
                 <w:rFonts w:ascii="Times New Roman" w:hAnsi="Times New Roman"/>
                 <w:b/>
-                <w:sz w:val="19"/>
-              </w:rPr>
-              <w:t>DUA aplicado:</w:t>
+                <w:sz w:val="18"/>
+              </w:rPr>
+              <w:t xml:space="preserve">Representación: </w:t>
+            </w:r>
+            <w:r>
+              <w:rPr>
+                <w:rFonts w:ascii="Times New Roman" w:hAnsi="Times New Roman"/>
+                <w:sz w:val="18"/>
+              </w:rPr>
+              <w:t>Registro visual de palabras clave en la pizarra y proyección de la escena inicial de la pág. 19.</w:t>
             </w:r>
           </w:p>
           <w:p>
@@ -3197,33 +3121,6 @@
                 <w:b/>
                 <w:sz w:val="18"/>
               </w:rPr>
-              <w:t xml:space="preserve">Representación: </w:t>
-            </w:r>
-            <w:r>
-              <w:rPr>
-                <w:rFonts w:ascii="Times New Roman" w:hAnsi="Times New Roman"/>
-                <w:sz w:val="18"/>
-              </w:rPr>
-              <w:t xml:space="preserve">Registro visual de palabras clave en </w:t>
-            </w:r>
-            <w:r>
-              <w:rPr>
-                <w:rFonts w:ascii="Times New Roman" w:hAnsi="Times New Roman"/>
-                <w:sz w:val="18"/>
-              </w:rPr>
-              <w:t>la pizarra y proyección de la escena de la pág. 19.</w:t>
-            </w:r>
-          </w:p>
-          <w:p>
-            <w:pPr>
-              <w:spacing w:after="20"/>
-            </w:pPr>
-            <w:r>
-              <w:rPr>
-                <w:rFonts w:ascii="Times New Roman" w:hAnsi="Times New Roman"/>
-                <w:b/>
-                <w:sz w:val="18"/>
-              </w:rPr>
               <w:t xml:space="preserve">Acción y expresión: </w:t>
             </w:r>
             <w:r>
@@ -3231,7 +3128,7 @@
                 <w:rFonts w:ascii="Times New Roman" w:hAnsi="Times New Roman"/>
                 <w:sz w:val="18"/>
               </w:rPr>
-              <w:t>Lluvia de ideas oral ágil y dramatización breve de posturas de seguridad corporal.</w:t>
+              <w:t>Lluvia de ideas oral ágil y dramatización de posturas de seguridad corporal.</w:t>
             </w:r>
           </w:p>
           <w:p>
@@ -3260,7 +3157,6 @@
               <w:tblW w:w="0" w:type="auto"/>
               <w:jc w:val="center"/>
               <w:tblLayout w:type="fixed"/>
-              <w:tblLook w:val="04A0" w:firstRow="1" w:lastRow="0" w:firstColumn="1" w:lastColumn="0" w:noHBand="0" w:noVBand="1"/>
             </w:tblPr>
             <w:tblGrid>
               <w:gridCol w:w="683"/>
@@ -3280,7 +3176,6 @@
                 <w:p>
                   <w:pPr>
                     <w:pStyle w:val="Sinespaciado"/>
-                    <w:framePr w:hSpace="141" w:wrap="around" w:vAnchor="text" w:hAnchor="margin" w:y="-138"/>
                     <w:jc w:val="center"/>
                     <w:rPr>
                       <w:rFonts w:ascii="Times New Roman" w:hAnsi="Times New Roman" w:cs="Times New Roman"/>
@@ -3308,7 +3203,6 @@
                 <w:p>
                   <w:pPr>
                     <w:pStyle w:val="Sinespaciado"/>
-                    <w:framePr w:hSpace="141" w:wrap="around" w:vAnchor="text" w:hAnchor="margin" w:y="-138"/>
                     <w:jc w:val="center"/>
                     <w:rPr>
                       <w:rFonts w:ascii="Times New Roman" w:hAnsi="Times New Roman" w:cs="Times New Roman"/>
@@ -3336,7 +3230,6 @@
                 <w:p>
                   <w:pPr>
                     <w:pStyle w:val="Sinespaciado"/>
-                    <w:framePr w:hSpace="141" w:wrap="around" w:vAnchor="text" w:hAnchor="margin" w:y="-138"/>
                     <w:jc w:val="center"/>
                     <w:rPr>
                       <w:rFonts w:ascii="Times New Roman" w:hAnsi="Times New Roman" w:cs="Times New Roman"/>
@@ -3393,33 +3286,32 @@
                 <w:rFonts w:ascii="Times New Roman" w:hAnsi="Times New Roman"/>
                 <w:sz w:val="19"/>
               </w:rPr>
-              <w:t>Lectura y análisis reflexivo del 'Discurso de un niño' (págs. 20-21). En equipos cooperativos, deconstruyen la estructura del discurso: Introducción (captura de atención),</w:t>
-            </w:r>
+              <w:t>Lectura reflexiva del «Discurso de un niño» sobre los derechos de la infancia (págs. 20-21). En equipos cooperativos, deconstruyen la estructura del discurso: Introducción (saludo y captura de atención), Desarrollo (argumentos fundamentados) y Conclusión (llamado a la acción). Estudio de la pág. 22 sobre el rol del oyente activo y cómo emitir juicios de valor constructivos diferenciando hechos comprobables de opiniones sin agredir.</w:t>
+            </w:r>
+          </w:p>
+          <w:p>
+            <w:pPr>
+              <w:spacing w:after="40"/>
+            </w:pPr>
             <w:r>
               <w:rPr>
                 <w:rFonts w:ascii="Times New Roman" w:hAnsi="Times New Roman"/>
                 <w:sz w:val="19"/>
               </w:rPr>
-              <w:t xml:space="preserve"> Desarrollo (argumentos fundamentados) y Conclusión (llamado a la acción). Estudio de la pág. 22 sobre el rol del oyente activo y cómo emitir juicios de valor constructivos diferenciando hechos comprobables de opiniones respetables.</w:t>
-            </w:r>
-          </w:p>
-          <w:p>
-            <w:pPr>
-              <w:spacing w:after="40"/>
-            </w:pPr>
-            <w:r>
-              <w:rPr>
-                <w:rFonts w:ascii="Times New Roman" w:hAnsi="Times New Roman"/>
+              <w:t>Gamificación: 'Detectives de Argumentos': Ganan 15 puntos quienes identifiquen la idea central y detecten argumentos sólidos en tarjetas de muestra.</w:t>
+            </w:r>
+          </w:p>
+          <w:p>
+            <w:pPr>
+              <w:spacing w:after="20"/>
+            </w:pPr>
+            <w:r>
+              <w:rPr>
+                <w:rFonts w:ascii="Times New Roman" w:hAnsi="Times New Roman"/>
+                <w:b/>
                 <w:sz w:val="19"/>
               </w:rPr>
-              <w:t>Gamificación: 'Detectiv</w:t>
-            </w:r>
-            <w:r>
-              <w:rPr>
-                <w:rFonts w:ascii="Times New Roman" w:hAnsi="Times New Roman"/>
-                <w:sz w:val="19"/>
-              </w:rPr>
-              <w:t>es de Argumentos': Ganan 15 puntos quienes identifiquen la idea central y detecten argumentos sólidos en tarjetas de muestra.</w:t>
+              <w:t>DUA aplicado:</w:t>
             </w:r>
           </w:p>
           <w:p>
@@ -3430,19 +3322,6 @@
               <w:rPr>
                 <w:rFonts w:ascii="Times New Roman" w:hAnsi="Times New Roman"/>
                 <w:b/>
-                <w:sz w:val="19"/>
-              </w:rPr>
-              <w:t>DUA aplicado:</w:t>
-            </w:r>
-          </w:p>
-          <w:p>
-            <w:pPr>
-              <w:spacing w:after="20"/>
-            </w:pPr>
-            <w:r>
-              <w:rPr>
-                <w:rFonts w:ascii="Times New Roman" w:hAnsi="Times New Roman"/>
-                <w:b/>
                 <w:sz w:val="18"/>
               </w:rPr>
               <w:t xml:space="preserve">Representación: </w:t>
@@ -3452,14 +3331,7 @@
                 <w:rFonts w:ascii="Times New Roman" w:hAnsi="Times New Roman"/>
                 <w:sz w:val="18"/>
               </w:rPr>
-              <w:t xml:space="preserve">Tarjetas cromáticas para cada fase del discurso (Verde: Inicio, Azul: Desarrollo, Naranja: </w:t>
-            </w:r>
-            <w:r>
-              <w:rPr>
-                <w:rFonts w:ascii="Times New Roman" w:hAnsi="Times New Roman"/>
-                <w:sz w:val="18"/>
-              </w:rPr>
-              <w:t>Cierre) y cuadro sinóptico de la pág. 22.</w:t>
+              <w:t>Tarjetas cromáticas para cada fase del discurso (Verde: Inicio, Azul: Desarrollo, Naranja: Cierre) y cuadro sinóptico de la pág. 22.</w:t>
             </w:r>
           </w:p>
           <w:p>
@@ -3508,7 +3380,6 @@
               <w:tblW w:w="0" w:type="auto"/>
               <w:jc w:val="center"/>
               <w:tblLayout w:type="fixed"/>
-              <w:tblLook w:val="04A0" w:firstRow="1" w:lastRow="0" w:firstColumn="1" w:lastColumn="0" w:noHBand="0" w:noVBand="1"/>
             </w:tblPr>
             <w:tblGrid>
               <w:gridCol w:w="683"/>
@@ -3528,7 +3399,6 @@
                 <w:p>
                   <w:pPr>
                     <w:pStyle w:val="Sinespaciado"/>
-                    <w:framePr w:hSpace="141" w:wrap="around" w:vAnchor="text" w:hAnchor="margin" w:y="-138"/>
                     <w:jc w:val="center"/>
                     <w:rPr>
                       <w:rFonts w:ascii="Times New Roman" w:hAnsi="Times New Roman" w:cs="Times New Roman"/>
@@ -3556,7 +3426,6 @@
                 <w:p>
                   <w:pPr>
                     <w:pStyle w:val="Sinespaciado"/>
-                    <w:framePr w:hSpace="141" w:wrap="around" w:vAnchor="text" w:hAnchor="margin" w:y="-138"/>
                     <w:jc w:val="center"/>
                     <w:rPr>
                       <w:rFonts w:ascii="Times New Roman" w:hAnsi="Times New Roman" w:cs="Times New Roman"/>
@@ -3584,7 +3453,6 @@
                 <w:p>
                   <w:pPr>
                     <w:pStyle w:val="Sinespaciado"/>
-                    <w:framePr w:hSpace="141" w:wrap="around" w:vAnchor="text" w:hAnchor="margin" w:y="-138"/>
                     <w:jc w:val="center"/>
                     <w:rPr>
                       <w:rFonts w:ascii="Times New Roman" w:hAnsi="Times New Roman" w:cs="Times New Roman"/>
@@ -3641,33 +3509,32 @@
                 <w:rFonts w:ascii="Times New Roman" w:hAnsi="Times New Roman"/>
                 <w:sz w:val="19"/>
               </w:rPr>
-              <w:t>Taller práctico de comunicación oral: en parejas, los estudiantes preparan una mini-disertación de 2 minutos sobre un valor o causa social, aplicando los elementos no v</w:t>
-            </w:r>
+              <w:t>Taller práctico de comunicación oral: inspirados en el ejemplo de Severn Suzuki, los estudiantes en parejas preparan una mini-disertación de 2 minutos sobre una causa social o ambiental, aplicando los elementos no verbales aprendidos en la pág. 23 (mirada, postura, gestos y modulación) y evitando conscientemente los errores señalados en la pág. 24. El resto de la clase ejerce el rol de auditorio respetuoso emitiendo juicios de valor formativos.</w:t>
+            </w:r>
+          </w:p>
+          <w:p>
+            <w:pPr>
+              <w:spacing w:after="40"/>
+            </w:pPr>
             <w:r>
               <w:rPr>
                 <w:rFonts w:ascii="Times New Roman" w:hAnsi="Times New Roman"/>
                 <w:sz w:val="19"/>
               </w:rPr>
-              <w:t>erbales aprendidos en la pág. 23 (mirada, postura, gestos y modulación) y evitando conscientemente los errores señalados en la pág. 24. El resto de la clase ejerce el rol de auditorio respetuoso emitiendo juicios de valor formativos.</w:t>
-            </w:r>
-          </w:p>
-          <w:p>
-            <w:pPr>
-              <w:spacing w:after="40"/>
-            </w:pPr>
-            <w:r>
-              <w:rPr>
-                <w:rFonts w:ascii="Times New Roman" w:hAnsi="Times New Roman"/>
+              <w:t>Gamificación: 'El Torneo de los Vendedores de Sueños': Los compañeros otorgan 'Insignias de Juicio Constructivo' valorando claridad, respeto y persuasión.</w:t>
+            </w:r>
+          </w:p>
+          <w:p>
+            <w:pPr>
+              <w:spacing w:after="20"/>
+            </w:pPr>
+            <w:r>
+              <w:rPr>
+                <w:rFonts w:ascii="Times New Roman" w:hAnsi="Times New Roman"/>
+                <w:b/>
                 <w:sz w:val="19"/>
               </w:rPr>
-              <w:t>Gamificación: 'El Torn</w:t>
-            </w:r>
-            <w:r>
-              <w:rPr>
-                <w:rFonts w:ascii="Times New Roman" w:hAnsi="Times New Roman"/>
-                <w:sz w:val="19"/>
-              </w:rPr>
-              <w:t>eo de los Vendedores de Sueños': Los compañeros otorgan 'Insignias de Juicio Constructivo' valorando claridad, respeto y persuasión.</w:t>
+              <w:t>DUA aplicado:</w:t>
             </w:r>
           </w:p>
           <w:p>
@@ -3678,19 +3545,6 @@
               <w:rPr>
                 <w:rFonts w:ascii="Times New Roman" w:hAnsi="Times New Roman"/>
                 <w:b/>
-                <w:sz w:val="19"/>
-              </w:rPr>
-              <w:t>DUA aplicado:</w:t>
-            </w:r>
-          </w:p>
-          <w:p>
-            <w:pPr>
-              <w:spacing w:after="20"/>
-            </w:pPr>
-            <w:r>
-              <w:rPr>
-                <w:rFonts w:ascii="Times New Roman" w:hAnsi="Times New Roman"/>
-                <w:b/>
                 <w:sz w:val="18"/>
               </w:rPr>
               <w:t xml:space="preserve">Representación: </w:t>
@@ -3700,14 +3554,7 @@
                 <w:rFonts w:ascii="Times New Roman" w:hAnsi="Times New Roman"/>
                 <w:sz w:val="18"/>
               </w:rPr>
-              <w:t>Lista de verificación visual con elementos no verbales (pág. 23) y semáforo de actitudes a ev</w:t>
-            </w:r>
-            <w:r>
-              <w:rPr>
-                <w:rFonts w:ascii="Times New Roman" w:hAnsi="Times New Roman"/>
-                <w:sz w:val="18"/>
-              </w:rPr>
-              <w:t>itar (pág. 24).</w:t>
+              <w:t>Lista de verificación visual con elementos no verbales (pág. 23) y semáforo de actitudes a evitar (pág. 24).</w:t>
             </w:r>
           </w:p>
           <w:p>
@@ -3756,7 +3603,6 @@
               <w:tblW w:w="0" w:type="auto"/>
               <w:jc w:val="center"/>
               <w:tblLayout w:type="fixed"/>
-              <w:tblLook w:val="04A0" w:firstRow="1" w:lastRow="0" w:firstColumn="1" w:lastColumn="0" w:noHBand="0" w:noVBand="1"/>
             </w:tblPr>
             <w:tblGrid>
               <w:gridCol w:w="683"/>
@@ -3776,7 +3622,6 @@
                 <w:p>
                   <w:pPr>
                     <w:pStyle w:val="Sinespaciado"/>
-                    <w:framePr w:hSpace="141" w:wrap="around" w:vAnchor="text" w:hAnchor="margin" w:y="-138"/>
                     <w:jc w:val="center"/>
                     <w:rPr>
                       <w:rFonts w:ascii="Times New Roman" w:hAnsi="Times New Roman" w:cs="Times New Roman"/>
@@ -3804,7 +3649,6 @@
                 <w:p>
                   <w:pPr>
                     <w:pStyle w:val="Sinespaciado"/>
-                    <w:framePr w:hSpace="141" w:wrap="around" w:vAnchor="text" w:hAnchor="margin" w:y="-138"/>
                     <w:jc w:val="center"/>
                     <w:rPr>
                       <w:rFonts w:ascii="Times New Roman" w:hAnsi="Times New Roman" w:cs="Times New Roman"/>
@@ -3832,7 +3676,6 @@
                 <w:p>
                   <w:pPr>
                     <w:pStyle w:val="Sinespaciado"/>
-                    <w:framePr w:hSpace="141" w:wrap="around" w:vAnchor="text" w:hAnchor="margin" w:y="-138"/>
                     <w:jc w:val="center"/>
                     <w:rPr>
                       <w:rFonts w:ascii="Times New Roman" w:hAnsi="Times New Roman" w:cs="Times New Roman"/>
@@ -3869,15 +3712,7 @@
                 <w:b/>
                 <w:sz w:val="20"/>
               </w:rPr>
-              <w:t xml:space="preserve">Fase 4: </w:t>
-            </w:r>
-            <w:r>
-              <w:rPr>
-                <w:rFonts w:ascii="Times New Roman" w:hAnsi="Times New Roman"/>
-                <w:b/>
-                <w:sz w:val="20"/>
-              </w:rPr>
-              <w:t>Consolidación, Metacognición y Acuerdos de Escucha</w:t>
+              <w:t>Fase 4: Consolidación, Metacognición y Acuerdos de Escucha</w:t>
             </w:r>
           </w:p>
           <w:p>
@@ -3897,26 +3732,32 @@
                 <w:rFonts w:ascii="Times New Roman" w:hAnsi="Times New Roman"/>
                 <w:sz w:val="19"/>
               </w:rPr>
-              <w:t>Coevaluación formativa con lista de cotejo. Ronda de reflexión metacognitiva: ¿Qué aprendí al escuchar a mis compañeros? ¿Cómo influye un juicio de valor respetuoso en la convivencia escolar? Fi</w:t>
-            </w:r>
+              <w:t>Coevaluación formativa con lista de cotejo. Ronda de reflexión metacognitiva: ¿Qué aprendí al escuchar a mis compañeros? ¿Cómo influye un juicio de valor respetuoso en la convivencia escolar? Firma colectiva del 'Decálogo del Auditorio Respetuoso' en el aula.</w:t>
+            </w:r>
+          </w:p>
+          <w:p>
+            <w:pPr>
+              <w:spacing w:after="40"/>
+            </w:pPr>
             <w:r>
               <w:rPr>
                 <w:rFonts w:ascii="Times New Roman" w:hAnsi="Times New Roman"/>
                 <w:sz w:val="19"/>
               </w:rPr>
-              <w:t>rma colectiva del 'Decálogo del Auditorio Respetuoso' en el aula.</w:t>
-            </w:r>
-          </w:p>
-          <w:p>
-            <w:pPr>
-              <w:spacing w:after="40"/>
-            </w:pPr>
-            <w:r>
-              <w:rPr>
-                <w:rFonts w:ascii="Times New Roman" w:hAnsi="Times New Roman"/>
+              <w:t>Gamificación: Coronación de los equipos con la insignia 'Maestro de la Elocuencia y la Escucha Empática'.</w:t>
+            </w:r>
+          </w:p>
+          <w:p>
+            <w:pPr>
+              <w:spacing w:after="20"/>
+            </w:pPr>
+            <w:r>
+              <w:rPr>
+                <w:rFonts w:ascii="Times New Roman" w:hAnsi="Times New Roman"/>
+                <w:b/>
                 <w:sz w:val="19"/>
               </w:rPr>
-              <w:t>Gamificación: Coronación de los equipos con la insignia 'Maestro de la Elocuencia y la Escucha Empática'.</w:t>
+              <w:t>DUA aplicado:</w:t>
             </w:r>
           </w:p>
           <w:p>
@@ -3927,19 +3768,6 @@
               <w:rPr>
                 <w:rFonts w:ascii="Times New Roman" w:hAnsi="Times New Roman"/>
                 <w:b/>
-                <w:sz w:val="19"/>
-              </w:rPr>
-              <w:t>DUA aplicado:</w:t>
-            </w:r>
-          </w:p>
-          <w:p>
-            <w:pPr>
-              <w:spacing w:after="20"/>
-            </w:pPr>
-            <w:r>
-              <w:rPr>
-                <w:rFonts w:ascii="Times New Roman" w:hAnsi="Times New Roman"/>
-                <w:b/>
                 <w:sz w:val="18"/>
               </w:rPr>
               <w:t xml:space="preserve">Representación: </w:t>
@@ -3949,14 +3777,7 @@
                 <w:rFonts w:ascii="Times New Roman" w:hAnsi="Times New Roman"/>
                 <w:sz w:val="18"/>
               </w:rPr>
-              <w:t>Mural síntesis con los compromisos de escucha asertiva</w:t>
-            </w:r>
-            <w:r>
-              <w:rPr>
-                <w:rFonts w:ascii="Times New Roman" w:hAnsi="Times New Roman"/>
-                <w:sz w:val="18"/>
-              </w:rPr>
-              <w:t xml:space="preserve"> y respetuosa.</w:t>
+              <w:t>Mural síntesis con los compromisos de escucha asertiva y respetuosa.</w:t>
             </w:r>
           </w:p>
           <w:p>
@@ -4005,7 +3826,6 @@
               <w:tblW w:w="0" w:type="auto"/>
               <w:jc w:val="center"/>
               <w:tblLayout w:type="fixed"/>
-              <w:tblLook w:val="04A0" w:firstRow="1" w:lastRow="0" w:firstColumn="1" w:lastColumn="0" w:noHBand="0" w:noVBand="1"/>
             </w:tblPr>
             <w:tblGrid>
               <w:gridCol w:w="683"/>
@@ -4025,7 +3845,6 @@
                 <w:p>
                   <w:pPr>
                     <w:pStyle w:val="Sinespaciado"/>
-                    <w:framePr w:hSpace="141" w:wrap="around" w:vAnchor="text" w:hAnchor="margin" w:y="-138"/>
                     <w:jc w:val="center"/>
                     <w:rPr>
                       <w:rFonts w:ascii="Times New Roman" w:hAnsi="Times New Roman" w:cs="Times New Roman"/>
@@ -4053,7 +3872,6 @@
                 <w:p>
                   <w:pPr>
                     <w:pStyle w:val="Sinespaciado"/>
-                    <w:framePr w:hSpace="141" w:wrap="around" w:vAnchor="text" w:hAnchor="margin" w:y="-138"/>
                     <w:jc w:val="center"/>
                     <w:rPr>
                       <w:rFonts w:ascii="Times New Roman" w:hAnsi="Times New Roman" w:cs="Times New Roman"/>
@@ -4081,7 +3899,6 @@
                 <w:p>
                   <w:pPr>
                     <w:pStyle w:val="Sinespaciado"/>
-                    <w:framePr w:hSpace="141" w:wrap="around" w:vAnchor="text" w:hAnchor="margin" w:y="-138"/>
                     <w:jc w:val="center"/>
                     <w:rPr>
                       <w:rFonts w:ascii="Times New Roman" w:hAnsi="Times New Roman" w:cs="Times New Roman"/>
@@ -4136,17 +3953,10 @@
           </w:tcPr>
           <w:p>
             <w:r>
-              <w:t xml:space="preserve">• Instrumentos: Rúbrica de expresión oral con elementos no verbales (pág. 23) y lista </w:t>
-            </w:r>
-            <w:r>
-              <w:t>de cotejo de juicios de valor respetuosos (pág. 22-24).</w:t>
-            </w:r>
-            <w:r>
+              <w:t>• Instrumentos: Rúbrica de expresión oral con elementos no verbales (pág. 23) y lista de cotejo de juicios de valor respetuosos (pág. 22-24).</w:t>
               <w:br/>
-            </w:r>
-            <w:r>
               <w:br/>
-              <w:t>• Actividades: Verificación de ficha de indagación previa en casa, participación en el taller de oratoria en parejas (págs. 23-24) y coevaluación del auditorio.</w:t>
+              <w:t>• Actividades: Verificación de ficha de indagación sobre el discurso de Severn Suzuki, disertación en parejas del taller de oratoria (págs. 23-24) y coevaluación del auditorio.</w:t>
             </w:r>
           </w:p>
         </w:tc>

--- a/PLANIFICACION_MICROCURRICULAR_7MO_LENGUA_1ER_TRIMESTRE.docx
+++ b/PLANIFICACION_MICROCURRICULAR_7MO_LENGUA_1ER_TRIMESTRE.docx
@@ -75,7 +75,7 @@
               <mc:AlternateContent>
                 <mc:Choice Requires="wps">
                   <w:drawing>
-                    <wp:anchor distT="0" distB="0" distL="114300" distR="114300" simplePos="0" relativeHeight="251659264" behindDoc="0" locked="0" layoutInCell="1" allowOverlap="1" wp14:anchorId="163E7FD1" wp14:editId="76BA37AF">
+                    <wp:anchor distT="0" distB="0" distL="114300" distR="114300" simplePos="0" relativeHeight="251659264" behindDoc="0" locked="0" layoutInCell="1" allowOverlap="1" wp14:anchorId="149FE94A" wp14:editId="55C56BC3">
                       <wp:simplePos x="0" y="0"/>
                       <wp:positionH relativeFrom="column">
                         <wp:posOffset>44450</wp:posOffset>
@@ -123,7 +123,7 @@
                                       <w:lang w:val="en-US" w:eastAsia="en-US"/>
                                     </w:rPr>
                                     <w:drawing>
-                                      <wp:inline distT="0" distB="0" distL="0" distR="0" wp14:anchorId="169B7D1D" wp14:editId="661B88A4">
+                                      <wp:inline distT="0" distB="0" distL="0" distR="0" wp14:anchorId="6DE8A99A" wp14:editId="11BF65E5">
                                         <wp:extent cx="898643" cy="736691"/>
                                         <wp:effectExtent l="0" t="0" r="0" b="6350"/>
                                         <wp:docPr id="59" name="Imagen 59"/>
@@ -996,7 +996,7 @@
                 <w:lang w:val="en-US" w:eastAsia="en-US"/>
               </w:rPr>
               <w:drawing>
-                <wp:inline distT="0" distB="0" distL="0" distR="0" wp14:anchorId="60F72EB5" wp14:editId="05C7B298">
+                <wp:inline distT="0" distB="0" distL="0" distR="0" wp14:anchorId="11C3F44E" wp14:editId="25800D5C">
                   <wp:extent cx="561975" cy="352425"/>
                   <wp:effectExtent l="0" t="0" r="9525" b="9525"/>
                   <wp:docPr id="1" name="Imagen 1"/>
@@ -1094,7 +1094,7 @@
                 <w:lang w:val="en-US" w:eastAsia="en-US"/>
               </w:rPr>
               <w:drawing>
-                <wp:inline distT="0" distB="0" distL="0" distR="0" wp14:anchorId="591B26B7" wp14:editId="01A92ED9">
+                <wp:inline distT="0" distB="0" distL="0" distR="0" wp14:anchorId="3C8D3EAA" wp14:editId="11A9DB19">
                   <wp:extent cx="514350" cy="342900"/>
                   <wp:effectExtent l="0" t="0" r="0" b="0"/>
                   <wp:docPr id="4" name="Imagen 4"/>
@@ -1191,7 +1191,7 @@
                 <w:lang w:val="en-US" w:eastAsia="en-US"/>
               </w:rPr>
               <w:drawing>
-                <wp:inline distT="0" distB="0" distL="0" distR="0" wp14:anchorId="5276F1AE" wp14:editId="3822788E">
+                <wp:inline distT="0" distB="0" distL="0" distR="0" wp14:anchorId="3C4711AB" wp14:editId="0D7DA0D2">
                   <wp:extent cx="478290" cy="352425"/>
                   <wp:effectExtent l="0" t="0" r="0" b="0"/>
                   <wp:docPr id="5" name="Imagen 5"/>
@@ -1278,7 +1278,7 @@
                 <w:lang w:val="en-US" w:eastAsia="en-US"/>
               </w:rPr>
               <w:drawing>
-                <wp:inline distT="0" distB="0" distL="0" distR="0" wp14:anchorId="1D77A473" wp14:editId="11EC807C">
+                <wp:inline distT="0" distB="0" distL="0" distR="0" wp14:anchorId="278F47A5" wp14:editId="3EBC56FD">
                   <wp:extent cx="641916" cy="352425"/>
                   <wp:effectExtent l="0" t="0" r="6350" b="0"/>
                   <wp:docPr id="7" name="Imagen 7"/>
@@ -2733,20 +2733,42 @@
           </w:tcPr>
           <w:p>
             <w:r>
-              <w:t>Tema: Discursos orales infantiles y juicios de valor asertivos</w:t>
+              <w:t xml:space="preserve">Tema: Discursos </w:t>
+            </w:r>
+            <w:r>
+              <w:t>juicios de valor asertivos</w:t>
+            </w:r>
+            <w:r>
               <w:br/>
+            </w:r>
+            <w:r>
               <w:br/>
               <w:t>Materiales:</w:t>
+            </w:r>
+            <w:r>
               <w:br/>
               <w:t>Texto de Lengua 7mo (Páginas 18 a 24)</w:t>
+            </w:r>
+            <w:r>
               <w:br/>
               <w:t>Guía Docente pág. 13</w:t>
+            </w:r>
+            <w:r>
               <w:br/>
               <w:t>Video educativo: «Discurso de Severn Suzuki (La niña que silenció al mundo)»</w:t>
+            </w:r>
+            <w:r>
               <w:br/>
               <w:t>Guía de expresión corporal y elementos no verbales (pág. 23)</w:t>
+            </w:r>
+            <w:r>
               <w:br/>
-              <w:t>Ficha de indagación previa</w:t>
+              <w:t xml:space="preserve">Ficha </w:t>
+            </w:r>
+            <w:r>
+              <w:t>de indagación previa</w:t>
+            </w:r>
+            <w:r>
               <w:br/>
               <w:t>Pizarra, marcadores y cuadernos de trabajo</w:t>
             </w:r>
@@ -2762,9 +2784,6 @@
             <w:shd w:val="clear" w:color="auto" w:fill="auto"/>
           </w:tcPr>
           <w:p>
-            <w:r/>
-          </w:p>
-          <w:p>
             <w:pPr>
               <w:spacing w:before="40" w:after="40"/>
             </w:pPr>
@@ -2772,7 +2791,13 @@
               <w:rPr>
                 <w:rFonts w:ascii="Times New Roman" w:hAnsi="Times New Roman"/>
                 <w:b/>
-                <w:sz w:val="22"/>
+              </w:rPr>
+              <w:t xml:space="preserve">                                  </w:t>
+            </w:r>
+            <w:r>
+              <w:rPr>
+                <w:rFonts w:ascii="Times New Roman" w:hAnsi="Times New Roman"/>
+                <w:b/>
               </w:rPr>
               <w:t>SEMANA 2</w:t>
             </w:r>
@@ -2787,7 +2812,15 @@
                 <w:b/>
                 <w:sz w:val="21"/>
               </w:rPr>
-              <w:t>AULA INVERTIDA (FLIPPED LEARNING) &amp; GAMIFICACIÓN</w:t>
+              <w:t xml:space="preserve">AULA INVERTIDA </w:t>
+            </w:r>
+            <w:r>
+              <w:rPr>
+                <w:rFonts w:ascii="Times New Roman" w:hAnsi="Times New Roman"/>
+                <w:b/>
+                <w:sz w:val="21"/>
+              </w:rPr>
+              <w:t>&amp; GAMIFICACIÓN</w:t>
             </w:r>
           </w:p>
           <w:p>
@@ -2820,7 +2853,15 @@
                 <w:b/>
                 <w:sz w:val="20"/>
               </w:rPr>
-              <w:t>Antes de la Clase (Trabajo Autónomo Previo - Flipped Learning): Misión de Indagación</w:t>
+              <w:t xml:space="preserve">Antes de la </w:t>
+            </w:r>
+            <w:r>
+              <w:rPr>
+                <w:rFonts w:ascii="Times New Roman" w:hAnsi="Times New Roman"/>
+                <w:b/>
+                <w:sz w:val="20"/>
+              </w:rPr>
+              <w:t>Clase (Trabajo Autónomo Previo - Flipped Learning): Misión de Indagación</w:t>
             </w:r>
           </w:p>
           <w:p>
@@ -2840,7 +2881,47 @@
                 <w:rFonts w:ascii="Times New Roman" w:hAnsi="Times New Roman"/>
                 <w:sz w:val="19"/>
               </w:rPr>
-              <w:t>En casa o tiempo autónomo, el estudiante observa y lee la escena inicial de las páginas 18 y 19. A través del enlace digital sugerido, observa y escucha el conmovedor discurso de Severn Suzuki («La niña que silenció al mundo»), respondiendo 2 preguntas guía en su cuaderno: ¿Qué emoción y mensaje transmitió la oradora a su corta edad? ¿Cómo utilizó su voz, mirada y seguridad para defender el futuro de los niños del planeta?</w:t>
+              <w:t>En casa</w:t>
+            </w:r>
+            <w:r>
+              <w:rPr>
+                <w:rFonts w:ascii="Times New Roman" w:hAnsi="Times New Roman"/>
+                <w:sz w:val="19"/>
+              </w:rPr>
+              <w:t xml:space="preserve"> el estudiante observa y lee la escena inicial de las páginas 18 y 19. A través del enlace digital </w:t>
+            </w:r>
+            <w:proofErr w:type="gramStart"/>
+            <w:r>
+              <w:rPr>
+                <w:rFonts w:ascii="Times New Roman" w:hAnsi="Times New Roman"/>
+                <w:sz w:val="19"/>
+              </w:rPr>
+              <w:t xml:space="preserve">sugerido </w:t>
+            </w:r>
+            <w:r>
+              <w:t xml:space="preserve"> </w:t>
+            </w:r>
+            <w:r>
+              <w:rPr>
+                <w:rFonts w:ascii="Times New Roman" w:hAnsi="Times New Roman"/>
+                <w:sz w:val="19"/>
+              </w:rPr>
+              <w:t>https://www.youtube.com/watch?v=l06CAmuqYfo</w:t>
+            </w:r>
+            <w:proofErr w:type="gramEnd"/>
+            <w:r>
+              <w:rPr>
+                <w:rFonts w:ascii="Times New Roman" w:hAnsi="Times New Roman"/>
+                <w:sz w:val="19"/>
+              </w:rPr>
+              <w:t>, observa y escucha el conmovedor discu</w:t>
+            </w:r>
+            <w:r>
+              <w:rPr>
+                <w:rFonts w:ascii="Times New Roman" w:hAnsi="Times New Roman"/>
+                <w:sz w:val="19"/>
+              </w:rPr>
+              <w:t>rso de Severn Suzuki («La niña que silenció al mundo»), respondiendo 2 preguntas guía en su cuaderno: ¿Qué emoción y mensaje transmitió la oradora a su corta edad? ¿Cómo utilizó su voz, mirada y seguridad para defender el futuro de los niños del planeta?</w:t>
             </w:r>
           </w:p>
           <w:p>
@@ -2852,7 +2933,14 @@
                 <w:rFonts w:ascii="Times New Roman" w:hAnsi="Times New Roman"/>
                 <w:sz w:val="19"/>
               </w:rPr>
-              <w:t>Gamificación: 'Pasaporte del Detective de la Palabra': Los estudiantes que traigan registrada su observación previa reciben 20 puntos de experiencia iniciales y su credencial de 'Orador Investigador'.</w:t>
+              <w:t>G</w:t>
+            </w:r>
+            <w:r>
+              <w:rPr>
+                <w:rFonts w:ascii="Times New Roman" w:hAnsi="Times New Roman"/>
+                <w:sz w:val="19"/>
+              </w:rPr>
+              <w:t>amificación: 'Pasaporte del Detective de la Palabra': Los estudiantes que traigan registrada su observación previa reciben 20 puntos de experiencia iniciales y su credencial de 'Orador Investigador'.</w:t>
             </w:r>
           </w:p>
           <w:p>
@@ -2885,7 +2973,14 @@
                 <w:rFonts w:ascii="Times New Roman" w:hAnsi="Times New Roman"/>
                 <w:sz w:val="18"/>
               </w:rPr>
-              <w:t>Opciones múltiples de acceso: video subtitulado con audio claro del discurso infantil o lectura del texto modelo adaptado (págs. 19-20).</w:t>
+              <w:t>Opciones múltiples de acce</w:t>
+            </w:r>
+            <w:r>
+              <w:rPr>
+                <w:rFonts w:ascii="Times New Roman" w:hAnsi="Times New Roman"/>
+                <w:sz w:val="18"/>
+              </w:rPr>
+              <w:t>so: video subtitulado con audio claro del discurso infantil o lectura del texto modelo adaptado (págs. 19-20).</w:t>
             </w:r>
           </w:p>
           <w:p>
@@ -2925,7 +3020,14 @@
                 <w:rFonts w:ascii="Times New Roman" w:hAnsi="Times New Roman"/>
                 <w:sz w:val="18"/>
               </w:rPr>
-              <w:t>Identificación directa y empática con una niña oradora de su misma edad defendiendo una causa justa.</w:t>
+              <w:t>I</w:t>
+            </w:r>
+            <w:r>
+              <w:rPr>
+                <w:rFonts w:ascii="Times New Roman" w:hAnsi="Times New Roman"/>
+                <w:sz w:val="18"/>
+              </w:rPr>
+              <w:t>dentificación directa y empática con una niña oradora de su misma edad defendiendo una causa justa.</w:t>
             </w:r>
           </w:p>
           <w:tbl>
@@ -2934,6 +3036,7 @@
               <w:tblW w:w="0" w:type="auto"/>
               <w:jc w:val="center"/>
               <w:tblLayout w:type="fixed"/>
+              <w:tblLook w:val="04A0" w:firstRow="1" w:lastRow="0" w:firstColumn="1" w:lastColumn="0" w:noHBand="0" w:noVBand="1"/>
             </w:tblPr>
             <w:tblGrid>
               <w:gridCol w:w="683"/>
@@ -2953,6 +3056,7 @@
                 <w:p>
                   <w:pPr>
                     <w:pStyle w:val="Sinespaciado"/>
+                    <w:framePr w:hSpace="141" w:wrap="around" w:vAnchor="text" w:hAnchor="margin" w:y="-138"/>
                     <w:jc w:val="center"/>
                     <w:rPr>
                       <w:rFonts w:ascii="Times New Roman" w:hAnsi="Times New Roman" w:cs="Times New Roman"/>
@@ -2980,6 +3084,7 @@
                 <w:p>
                   <w:pPr>
                     <w:pStyle w:val="Sinespaciado"/>
+                    <w:framePr w:hSpace="141" w:wrap="around" w:vAnchor="text" w:hAnchor="margin" w:y="-138"/>
                     <w:jc w:val="center"/>
                     <w:rPr>
                       <w:rFonts w:ascii="Times New Roman" w:hAnsi="Times New Roman" w:cs="Times New Roman"/>
@@ -3007,6 +3112,7 @@
                 <w:p>
                   <w:pPr>
                     <w:pStyle w:val="Sinespaciado"/>
+                    <w:framePr w:hSpace="141" w:wrap="around" w:vAnchor="text" w:hAnchor="margin" w:y="-138"/>
                     <w:jc w:val="center"/>
                     <w:rPr>
                       <w:rFonts w:ascii="Times New Roman" w:hAnsi="Times New Roman" w:cs="Times New Roman"/>
@@ -3063,7 +3169,21 @@
                 <w:rFonts w:ascii="Times New Roman" w:hAnsi="Times New Roman"/>
                 <w:sz w:val="19"/>
               </w:rPr>
-              <w:t>Apertura en el aula conectando los descubrimientos del discurso de Severn Suzuki visto en casa. Dinámica relámpago de sondeo: ¿Qué sintieron al ver a una niña de su edad hablando con tanta firmeza y respeto frente a líderes del mundo? ¿Cómo podemos canalizar nuestros nervios y transformarlos en fuerza comunicativa para dar nuestro propio discurso? Se validan las respuestas previas en plenaria participativa.</w:t>
+              <w:t xml:space="preserve">Apertura en el aula conectando los </w:t>
+            </w:r>
+            <w:r>
+              <w:rPr>
+                <w:rFonts w:ascii="Times New Roman" w:hAnsi="Times New Roman"/>
+                <w:sz w:val="19"/>
+              </w:rPr>
+              <w:t>descubrimientos del discurso de Severn Suzuki visto en casa. Dinámica relámpago de sondeo: ¿Qué sintieron al ver a una niña de su edad hablando con tanta firmeza y respeto frente a líderes del mundo? ¿Cómo podemos canalizar nuestros nervios y transformarlo</w:t>
+            </w:r>
+            <w:r>
+              <w:rPr>
+                <w:rFonts w:ascii="Times New Roman" w:hAnsi="Times New Roman"/>
+                <w:sz w:val="19"/>
+              </w:rPr>
+              <w:t>s en fuerza comunicativa para dar nuestro propio discurso? Se validan las respuestas previas en plenaria participativa.</w:t>
             </w:r>
           </w:p>
           <w:p>
@@ -3088,7 +3208,15 @@
                 <w:b/>
                 <w:sz w:val="19"/>
               </w:rPr>
-              <w:t>DUA aplicado:</w:t>
+              <w:t>DU</w:t>
+            </w:r>
+            <w:r>
+              <w:rPr>
+                <w:rFonts w:ascii="Times New Roman" w:hAnsi="Times New Roman"/>
+                <w:b/>
+                <w:sz w:val="19"/>
+              </w:rPr>
+              <w:t>A aplicado:</w:t>
             </w:r>
           </w:p>
           <w:p>
@@ -3148,7 +3276,14 @@
                 <w:rFonts w:ascii="Times New Roman" w:hAnsi="Times New Roman"/>
                 <w:sz w:val="18"/>
               </w:rPr>
-              <w:t>Reconocimiento inmediato del esfuerzo autónomo realizado en casa.</w:t>
+              <w:t>Reconocimie</w:t>
+            </w:r>
+            <w:r>
+              <w:rPr>
+                <w:rFonts w:ascii="Times New Roman" w:hAnsi="Times New Roman"/>
+                <w:sz w:val="18"/>
+              </w:rPr>
+              <w:t>nto inmediato del esfuerzo autónomo realizado en casa.</w:t>
             </w:r>
           </w:p>
           <w:tbl>
@@ -3157,6 +3292,7 @@
               <w:tblW w:w="0" w:type="auto"/>
               <w:jc w:val="center"/>
               <w:tblLayout w:type="fixed"/>
+              <w:tblLook w:val="04A0" w:firstRow="1" w:lastRow="0" w:firstColumn="1" w:lastColumn="0" w:noHBand="0" w:noVBand="1"/>
             </w:tblPr>
             <w:tblGrid>
               <w:gridCol w:w="683"/>
@@ -3176,6 +3312,7 @@
                 <w:p>
                   <w:pPr>
                     <w:pStyle w:val="Sinespaciado"/>
+                    <w:framePr w:hSpace="141" w:wrap="around" w:vAnchor="text" w:hAnchor="margin" w:y="-138"/>
                     <w:jc w:val="center"/>
                     <w:rPr>
                       <w:rFonts w:ascii="Times New Roman" w:hAnsi="Times New Roman" w:cs="Times New Roman"/>
@@ -3203,6 +3340,7 @@
                 <w:p>
                   <w:pPr>
                     <w:pStyle w:val="Sinespaciado"/>
+                    <w:framePr w:hSpace="141" w:wrap="around" w:vAnchor="text" w:hAnchor="margin" w:y="-138"/>
                     <w:jc w:val="center"/>
                     <w:rPr>
                       <w:rFonts w:ascii="Times New Roman" w:hAnsi="Times New Roman" w:cs="Times New Roman"/>
@@ -3230,6 +3368,7 @@
                 <w:p>
                   <w:pPr>
                     <w:pStyle w:val="Sinespaciado"/>
+                    <w:framePr w:hSpace="141" w:wrap="around" w:vAnchor="text" w:hAnchor="margin" w:y="-138"/>
                     <w:jc w:val="center"/>
                     <w:rPr>
                       <w:rFonts w:ascii="Times New Roman" w:hAnsi="Times New Roman" w:cs="Times New Roman"/>
@@ -3286,7 +3425,21 @@
                 <w:rFonts w:ascii="Times New Roman" w:hAnsi="Times New Roman"/>
                 <w:sz w:val="19"/>
               </w:rPr>
-              <w:t>Lectura reflexiva del «Discurso de un niño» sobre los derechos de la infancia (págs. 20-21). En equipos cooperativos, deconstruyen la estructura del discurso: Introducción (saludo y captura de atención), Desarrollo (argumentos fundamentados) y Conclusión (llamado a la acción). Estudio de la pág. 22 sobre el rol del oyente activo y cómo emitir juicios de valor constructivos diferenciando hechos comprobables de opiniones sin agredir.</w:t>
+              <w:t xml:space="preserve">Lectura reflexiva del «Discurso de un niño» sobre los derechos de la infancia (págs. 20-21). En equipos </w:t>
+            </w:r>
+            <w:r>
+              <w:rPr>
+                <w:rFonts w:ascii="Times New Roman" w:hAnsi="Times New Roman"/>
+                <w:sz w:val="19"/>
+              </w:rPr>
+              <w:t>cooperativos, deconstruyen la estructura del discurso: Introducción (saludo y captura de atención), Desarrollo (argumentos fundamentados) y Conclusión (llamado a la acción). Estudio de la pág. 22 sobre el rol del oyente activo y cómo emitir juicios de valo</w:t>
+            </w:r>
+            <w:r>
+              <w:rPr>
+                <w:rFonts w:ascii="Times New Roman" w:hAnsi="Times New Roman"/>
+                <w:sz w:val="19"/>
+              </w:rPr>
+              <w:t>r constructivos diferenciando hechos comprobables de opiniones sin agredir.</w:t>
             </w:r>
           </w:p>
           <w:p>
@@ -3351,7 +3504,14 @@
                 <w:rFonts w:ascii="Times New Roman" w:hAnsi="Times New Roman"/>
                 <w:sz w:val="18"/>
               </w:rPr>
-              <w:t>Clasificación física de argumentos en la pizarra y elaboración de esquemas en el cuaderno.</w:t>
+              <w:t>Clasificación física de argumentos en la pizarra y elaboración de esquemas en el cuader</w:t>
+            </w:r>
+            <w:r>
+              <w:rPr>
+                <w:rFonts w:ascii="Times New Roman" w:hAnsi="Times New Roman"/>
+                <w:sz w:val="18"/>
+              </w:rPr>
+              <w:t>no.</w:t>
             </w:r>
           </w:p>
           <w:p>
@@ -3380,6 +3540,7 @@
               <w:tblW w:w="0" w:type="auto"/>
               <w:jc w:val="center"/>
               <w:tblLayout w:type="fixed"/>
+              <w:tblLook w:val="04A0" w:firstRow="1" w:lastRow="0" w:firstColumn="1" w:lastColumn="0" w:noHBand="0" w:noVBand="1"/>
             </w:tblPr>
             <w:tblGrid>
               <w:gridCol w:w="683"/>
@@ -3399,6 +3560,7 @@
                 <w:p>
                   <w:pPr>
                     <w:pStyle w:val="Sinespaciado"/>
+                    <w:framePr w:hSpace="141" w:wrap="around" w:vAnchor="text" w:hAnchor="margin" w:y="-138"/>
                     <w:jc w:val="center"/>
                     <w:rPr>
                       <w:rFonts w:ascii="Times New Roman" w:hAnsi="Times New Roman" w:cs="Times New Roman"/>
@@ -3426,6 +3588,7 @@
                 <w:p>
                   <w:pPr>
                     <w:pStyle w:val="Sinespaciado"/>
+                    <w:framePr w:hSpace="141" w:wrap="around" w:vAnchor="text" w:hAnchor="margin" w:y="-138"/>
                     <w:jc w:val="center"/>
                     <w:rPr>
                       <w:rFonts w:ascii="Times New Roman" w:hAnsi="Times New Roman" w:cs="Times New Roman"/>
@@ -3453,6 +3616,7 @@
                 <w:p>
                   <w:pPr>
                     <w:pStyle w:val="Sinespaciado"/>
+                    <w:framePr w:hSpace="141" w:wrap="around" w:vAnchor="text" w:hAnchor="margin" w:y="-138"/>
                     <w:jc w:val="center"/>
                     <w:rPr>
                       <w:rFonts w:ascii="Times New Roman" w:hAnsi="Times New Roman" w:cs="Times New Roman"/>
@@ -3509,7 +3673,21 @@
                 <w:rFonts w:ascii="Times New Roman" w:hAnsi="Times New Roman"/>
                 <w:sz w:val="19"/>
               </w:rPr>
-              <w:t>Taller práctico de comunicación oral: inspirados en el ejemplo de Severn Suzuki, los estudiantes en parejas preparan una mini-disertación de 2 minutos sobre una causa social o ambiental, aplicando los elementos no verbales aprendidos en la pág. 23 (mirada, postura, gestos y modulación) y evitando conscientemente los errores señalados en la pág. 24. El resto de la clase ejerce el rol de auditorio respetuoso emitiendo juicios de valor formativos.</w:t>
+              <w:t xml:space="preserve">Taller práctico de comunicación oral: inspirados en el </w:t>
+            </w:r>
+            <w:r>
+              <w:rPr>
+                <w:rFonts w:ascii="Times New Roman" w:hAnsi="Times New Roman"/>
+                <w:sz w:val="19"/>
+              </w:rPr>
+              <w:t>ejemplo de Severn Suzuki, los estudiantes en parejas preparan una mini-disertación de 2 minutos sobre una causa social o ambiental, aplicando los elementos no verbales aprendidos en la pág. 23 (mirada, postura, gestos y modulación) y evitando conscientemen</w:t>
+            </w:r>
+            <w:r>
+              <w:rPr>
+                <w:rFonts w:ascii="Times New Roman" w:hAnsi="Times New Roman"/>
+                <w:sz w:val="19"/>
+              </w:rPr>
+              <w:t>te los errores señalados en la pág. 24. El resto de la clase ejerce el rol de auditorio respetuoso emitiendo juicios de valor formativos.</w:t>
             </w:r>
           </w:p>
           <w:p>
@@ -3521,7 +3699,14 @@
                 <w:rFonts w:ascii="Times New Roman" w:hAnsi="Times New Roman"/>
                 <w:sz w:val="19"/>
               </w:rPr>
-              <w:t>Gamificación: 'El Torneo de los Vendedores de Sueños': Los compañeros otorgan 'Insignias de Juicio Constructivo' valorando claridad, respeto y persuasión.</w:t>
+              <w:t>Gamificación: 'El Torneo de los Vendedores de Sueños': Los compañeros otorgan 'Insignias de Juicio Constructivo' valor</w:t>
+            </w:r>
+            <w:r>
+              <w:rPr>
+                <w:rFonts w:ascii="Times New Roman" w:hAnsi="Times New Roman"/>
+                <w:sz w:val="19"/>
+              </w:rPr>
+              <w:t>ando claridad, respeto y persuasión.</w:t>
             </w:r>
           </w:p>
           <w:p>
@@ -3574,7 +3759,14 @@
                 <w:rFonts w:ascii="Times New Roman" w:hAnsi="Times New Roman"/>
                 <w:sz w:val="18"/>
               </w:rPr>
-              <w:t>Disertación oral en parejas con apoyo de ficha nemotécnica o mapa de ideas.</w:t>
+              <w:t>Disertación oral en parejas con apoyo de ficha nemotécnica o</w:t>
+            </w:r>
+            <w:r>
+              <w:rPr>
+                <w:rFonts w:ascii="Times New Roman" w:hAnsi="Times New Roman"/>
+                <w:sz w:val="18"/>
+              </w:rPr>
+              <w:t xml:space="preserve"> mapa de ideas.</w:t>
             </w:r>
           </w:p>
           <w:p>
@@ -3603,6 +3795,7 @@
               <w:tblW w:w="0" w:type="auto"/>
               <w:jc w:val="center"/>
               <w:tblLayout w:type="fixed"/>
+              <w:tblLook w:val="04A0" w:firstRow="1" w:lastRow="0" w:firstColumn="1" w:lastColumn="0" w:noHBand="0" w:noVBand="1"/>
             </w:tblPr>
             <w:tblGrid>
               <w:gridCol w:w="683"/>
@@ -3622,6 +3815,7 @@
                 <w:p>
                   <w:pPr>
                     <w:pStyle w:val="Sinespaciado"/>
+                    <w:framePr w:hSpace="141" w:wrap="around" w:vAnchor="text" w:hAnchor="margin" w:y="-138"/>
                     <w:jc w:val="center"/>
                     <w:rPr>
                       <w:rFonts w:ascii="Times New Roman" w:hAnsi="Times New Roman" w:cs="Times New Roman"/>
@@ -3649,6 +3843,7 @@
                 <w:p>
                   <w:pPr>
                     <w:pStyle w:val="Sinespaciado"/>
+                    <w:framePr w:hSpace="141" w:wrap="around" w:vAnchor="text" w:hAnchor="margin" w:y="-138"/>
                     <w:jc w:val="center"/>
                     <w:rPr>
                       <w:rFonts w:ascii="Times New Roman" w:hAnsi="Times New Roman" w:cs="Times New Roman"/>
@@ -3676,6 +3871,7 @@
                 <w:p>
                   <w:pPr>
                     <w:pStyle w:val="Sinespaciado"/>
+                    <w:framePr w:hSpace="141" w:wrap="around" w:vAnchor="text" w:hAnchor="margin" w:y="-138"/>
                     <w:jc w:val="center"/>
                     <w:rPr>
                       <w:rFonts w:ascii="Times New Roman" w:hAnsi="Times New Roman" w:cs="Times New Roman"/>
@@ -3732,7 +3928,14 @@
                 <w:rFonts w:ascii="Times New Roman" w:hAnsi="Times New Roman"/>
                 <w:sz w:val="19"/>
               </w:rPr>
-              <w:t>Coevaluación formativa con lista de cotejo. Ronda de reflexión metacognitiva: ¿Qué aprendí al escuchar a mis compañeros? ¿Cómo influye un juicio de valor respetuoso en la convivencia escolar? Firma colectiva del 'Decálogo del Auditorio Respetuoso' en el aula.</w:t>
+              <w:t xml:space="preserve">Coevaluación formativa con lista de cotejo. </w:t>
+            </w:r>
+            <w:r>
+              <w:rPr>
+                <w:rFonts w:ascii="Times New Roman" w:hAnsi="Times New Roman"/>
+                <w:sz w:val="19"/>
+              </w:rPr>
+              <w:t>Ronda de reflexión metacognitiva: ¿Qué aprendí al escuchar a mis compañeros? ¿Cómo influye un juicio de valor respetuoso en la convivencia escolar? Firma colectiva del 'Decálogo del Auditorio Respetuoso' en el aula.</w:t>
             </w:r>
           </w:p>
           <w:p>
@@ -3744,7 +3947,14 @@
                 <w:rFonts w:ascii="Times New Roman" w:hAnsi="Times New Roman"/>
                 <w:sz w:val="19"/>
               </w:rPr>
-              <w:t>Gamificación: Coronación de los equipos con la insignia 'Maestro de la Elocuencia y la Escucha Empática'.</w:t>
+              <w:t xml:space="preserve">Gamificación: Coronación de los equipos </w:t>
+            </w:r>
+            <w:r>
+              <w:rPr>
+                <w:rFonts w:ascii="Times New Roman" w:hAnsi="Times New Roman"/>
+                <w:sz w:val="19"/>
+              </w:rPr>
+              <w:t>con la insignia 'Maestro de la Elocuencia y la Escucha Empática'.</w:t>
             </w:r>
           </w:p>
           <w:p>
@@ -3797,7 +4007,14 @@
                 <w:rFonts w:ascii="Times New Roman" w:hAnsi="Times New Roman"/>
                 <w:sz w:val="18"/>
               </w:rPr>
-              <w:t>Expresión oral o escrita de un compromiso personal de respeto a la palabra del otro.</w:t>
+              <w:t>Expresión oral o escrita de un compromiso personal de respeto a la pala</w:t>
+            </w:r>
+            <w:r>
+              <w:rPr>
+                <w:rFonts w:ascii="Times New Roman" w:hAnsi="Times New Roman"/>
+                <w:sz w:val="18"/>
+              </w:rPr>
+              <w:t>bra del otro.</w:t>
             </w:r>
           </w:p>
           <w:p>
@@ -3826,6 +4043,7 @@
               <w:tblW w:w="0" w:type="auto"/>
               <w:jc w:val="center"/>
               <w:tblLayout w:type="fixed"/>
+              <w:tblLook w:val="04A0" w:firstRow="1" w:lastRow="0" w:firstColumn="1" w:lastColumn="0" w:noHBand="0" w:noVBand="1"/>
             </w:tblPr>
             <w:tblGrid>
               <w:gridCol w:w="683"/>
@@ -3845,6 +4063,7 @@
                 <w:p>
                   <w:pPr>
                     <w:pStyle w:val="Sinespaciado"/>
+                    <w:framePr w:hSpace="141" w:wrap="around" w:vAnchor="text" w:hAnchor="margin" w:y="-138"/>
                     <w:jc w:val="center"/>
                     <w:rPr>
                       <w:rFonts w:ascii="Times New Roman" w:hAnsi="Times New Roman" w:cs="Times New Roman"/>
@@ -3872,6 +4091,7 @@
                 <w:p>
                   <w:pPr>
                     <w:pStyle w:val="Sinespaciado"/>
+                    <w:framePr w:hSpace="141" w:wrap="around" w:vAnchor="text" w:hAnchor="margin" w:y="-138"/>
                     <w:jc w:val="center"/>
                     <w:rPr>
                       <w:rFonts w:ascii="Times New Roman" w:hAnsi="Times New Roman" w:cs="Times New Roman"/>
@@ -3899,6 +4119,7 @@
                 <w:p>
                   <w:pPr>
                     <w:pStyle w:val="Sinespaciado"/>
+                    <w:framePr w:hSpace="141" w:wrap="around" w:vAnchor="text" w:hAnchor="margin" w:y="-138"/>
                     <w:jc w:val="center"/>
                     <w:rPr>
                       <w:rFonts w:ascii="Times New Roman" w:hAnsi="Times New Roman" w:cs="Times New Roman"/>
@@ -3954,9 +4175,16 @@
           <w:p>
             <w:r>
               <w:t>• Instrumentos: Rúbrica de expresión oral con elementos no verbales (pág. 23) y lista de cotejo de juicios de valor respetuosos (pág. 22-24).</w:t>
+            </w:r>
+            <w:r>
               <w:br/>
+            </w:r>
+            <w:r>
               <w:br/>
-              <w:t>• Actividades: Verificación de ficha de indagación sobre el discurso de Severn Suzuki, disertación en parejas del taller de oratoria (págs. 23-24) y coevaluación del auditorio.</w:t>
+              <w:t>• Actividades: Verificación de ficha de indagaci</w:t>
+            </w:r>
+            <w:r>
+              <w:t>ón sobre el discurso de Severn Suzuki, disertación en parejas del taller de oratoria (págs. 23-24) y coevaluación del auditorio.</w:t>
             </w:r>
           </w:p>
         </w:tc>

--- a/PLANIFICACION_MICROCURRICULAR_7MO_LENGUA_1ER_TRIMESTRE.docx
+++ b/PLANIFICACION_MICROCURRICULAR_7MO_LENGUA_1ER_TRIMESTRE.docx
@@ -2888,27 +2888,25 @@
                 <w:rFonts w:ascii="Times New Roman" w:hAnsi="Times New Roman"/>
                 <w:sz w:val="19"/>
               </w:rPr>
-              <w:t xml:space="preserve"> el estudiante observa y lee la escena inicial de las páginas 18 y 19. A través del enlace digital </w:t>
-            </w:r>
-            <w:proofErr w:type="gramStart"/>
+              <w:t xml:space="preserve"> el estudiante observa y lee la escena inicial de las páginas 18 y 19. A través del enlace digital sugerido</w:t>
+            </w:r>
             <w:r>
               <w:rPr>
                 <w:rFonts w:ascii="Times New Roman" w:hAnsi="Times New Roman"/>
                 <w:sz w:val="19"/>
               </w:rPr>
-              <w:t xml:space="preserve">sugerido </w:t>
-            </w:r>
-            <w:r>
               <w:t xml:space="preserve"> </w:t>
             </w:r>
             <w:r>
+              <w:t xml:space="preserve"> </w:t>
+            </w:r>
+            <w:r>
               <w:rPr>
                 <w:rFonts w:ascii="Times New Roman" w:hAnsi="Times New Roman"/>
                 <w:sz w:val="19"/>
               </w:rPr>
               <w:t>https://www.youtube.com/watch?v=l06CAmuqYfo</w:t>
             </w:r>
-            <w:proofErr w:type="gramEnd"/>
             <w:r>
               <w:rPr>
                 <w:rFonts w:ascii="Times New Roman" w:hAnsi="Times New Roman"/>
@@ -2980,7 +2978,14 @@
                 <w:rFonts w:ascii="Times New Roman" w:hAnsi="Times New Roman"/>
                 <w:sz w:val="18"/>
               </w:rPr>
-              <w:t>so: video subtitulado con audio claro del discurso infantil o lectura del texto modelo adaptado (págs. 19-20).</w:t>
+              <w:t xml:space="preserve">so: </w:t>
+            </w:r>
+            <w:r>
+              <w:rPr>
+                <w:rFonts w:ascii="Times New Roman" w:hAnsi="Times New Roman"/>
+                <w:sz w:val="18"/>
+              </w:rPr>
+              <w:t>discurso infantil o lectura del texto modelo adaptado (págs. 19-20).</w:t>
             </w:r>
           </w:p>
           <w:p>
@@ -3653,7 +3658,15 @@
                 <w:b/>
                 <w:sz w:val="20"/>
               </w:rPr>
-              <w:t>Fase 3: En Aula - Aplicación Activa y Taller de Oratoria (Págs. 23-24)</w:t>
+              <w:t>Fase 3: En Aula - Aplicación Activa y Taller de Oratori</w:t>
+            </w:r>
+            <w:r>
+              <w:rPr>
+                <w:rFonts w:ascii="Times New Roman" w:hAnsi="Times New Roman"/>
+                <w:b/>
+                <w:sz w:val="20"/>
+              </w:rPr>
+              <w:t xml:space="preserve"> (Págs. 23-24)</w:t>
             </w:r>
           </w:p>
           <w:p>

--- a/PLANIFICACION_MICROCURRICULAR_7MO_LENGUA_1ER_TRIMESTRE.docx
+++ b/PLANIFICACION_MICROCURRICULAR_7MO_LENGUA_1ER_TRIMESTRE.docx
@@ -2733,42 +2733,20 @@
           </w:tcPr>
           <w:p>
             <w:r>
-              <w:t xml:space="preserve">Tema: Discursos </w:t>
-            </w:r>
-            <w:r>
-              <w:t>juicios de valor asertivos</w:t>
-            </w:r>
-            <w:r>
+              <w:t>Tema: Discursos orales infantiles y juicios de valor asertivos</w:t>
               <w:br/>
-            </w:r>
-            <w:r>
               <w:br/>
               <w:t>Materiales:</w:t>
-            </w:r>
-            <w:r>
               <w:br/>
               <w:t>Texto de Lengua 7mo (Páginas 18 a 24)</w:t>
-            </w:r>
-            <w:r>
               <w:br/>
               <w:t>Guía Docente pág. 13</w:t>
-            </w:r>
-            <w:r>
               <w:br/>
               <w:t>Video educativo: «Discurso de Severn Suzuki (La niña que silenció al mundo)»</w:t>
-            </w:r>
-            <w:r>
               <w:br/>
-              <w:t>Guía de expresión corporal y elementos no verbales (pág. 23)</w:t>
-            </w:r>
-            <w:r>
+              <w:t>Guía visual de postura, mirada y voz (pág. 23)</w:t>
               <w:br/>
-              <w:t xml:space="preserve">Ficha </w:t>
-            </w:r>
-            <w:r>
-              <w:t>de indagación previa</w:t>
-            </w:r>
-            <w:r>
+              <w:t>Tarjetas cromáticas de partes del discurso</w:t>
               <w:br/>
               <w:t>Pizarra, marcadores y cuadernos de trabajo</w:t>
             </w:r>
@@ -2784,6 +2762,9 @@
             <w:shd w:val="clear" w:color="auto" w:fill="auto"/>
           </w:tcPr>
           <w:p>
+            <w:r/>
+          </w:p>
+          <w:p>
             <w:pPr>
               <w:spacing w:before="40" w:after="40"/>
             </w:pPr>
@@ -2791,13 +2772,7 @@
               <w:rPr>
                 <w:rFonts w:ascii="Times New Roman" w:hAnsi="Times New Roman"/>
                 <w:b/>
-              </w:rPr>
-              <w:t xml:space="preserve">                                  </w:t>
-            </w:r>
-            <w:r>
-              <w:rPr>
-                <w:rFonts w:ascii="Times New Roman" w:hAnsi="Times New Roman"/>
-                <w:b/>
+                <w:sz w:val="22"/>
               </w:rPr>
               <w:t>SEMANA 2</w:t>
             </w:r>
@@ -2812,15 +2787,7 @@
                 <w:b/>
                 <w:sz w:val="21"/>
               </w:rPr>
-              <w:t xml:space="preserve">AULA INVERTIDA </w:t>
-            </w:r>
-            <w:r>
-              <w:rPr>
-                <w:rFonts w:ascii="Times New Roman" w:hAnsi="Times New Roman"/>
-                <w:b/>
-                <w:sz w:val="21"/>
-              </w:rPr>
-              <w:t>&amp; GAMIFICACIÓN</w:t>
+              <w:t>AULA INVERTIDA (FLIPPED LEARNING) &amp; GAMIFICACIÓN</w:t>
             </w:r>
           </w:p>
           <w:p>
@@ -2853,15 +2820,7 @@
                 <w:b/>
                 <w:sz w:val="20"/>
               </w:rPr>
-              <w:t xml:space="preserve">Antes de la </w:t>
-            </w:r>
-            <w:r>
-              <w:rPr>
-                <w:rFonts w:ascii="Times New Roman" w:hAnsi="Times New Roman"/>
-                <w:b/>
-                <w:sz w:val="20"/>
-              </w:rPr>
-              <w:t>Clase (Trabajo Autónomo Previo - Flipped Learning): Misión de Indagación</w:t>
+              <w:t>Antes de la Clase (Trabajo Autónomo Previo - Flipped Learning): Misión de Indagación</w:t>
             </w:r>
           </w:p>
           <w:p>
@@ -2881,64 +2840,32 @@
                 <w:rFonts w:ascii="Times New Roman" w:hAnsi="Times New Roman"/>
                 <w:sz w:val="19"/>
               </w:rPr>
-              <w:t>En casa</w:t>
-            </w:r>
+              <w:t>En casa o tiempo autónomo, el estudiante observa y lee la escena inicial de las páginas 18 y 19. A través del enlace digital sugerido, observa y escucha el conmovedor discurso infantil de Severn Suzuki («La niña que silenció al mundo en la Cumbre de la Tierra»), respondiendo 2 preguntas guía en su cuaderno: ¿Qué emoción y mensaje transmitió la oradora a su corta edad? ¿Qué elementos de su voz y mirada hicieron que todos los adultos la escucharan con absoluto silencio y respeto?</w:t>
+            </w:r>
+          </w:p>
+          <w:p>
+            <w:pPr>
+              <w:spacing w:after="40"/>
+            </w:pPr>
             <w:r>
               <w:rPr>
                 <w:rFonts w:ascii="Times New Roman" w:hAnsi="Times New Roman"/>
                 <w:sz w:val="19"/>
               </w:rPr>
-              <w:t xml:space="preserve"> el estudiante observa y lee la escena inicial de las páginas 18 y 19. A través del enlace digital sugerido</w:t>
-            </w:r>
-            <w:r>
-              <w:rPr>
-                <w:rFonts w:ascii="Times New Roman" w:hAnsi="Times New Roman"/>
+              <w:t>Gamificación: 'Pasaporte del Detective de la Palabra': Los estudiantes que traigan registrada su observación previa en su cuaderno reciben 20 puntos de experiencia iniciales y su credencial de 'Orador Investigador'.</w:t>
+            </w:r>
+          </w:p>
+          <w:p>
+            <w:pPr>
+              <w:spacing w:after="20"/>
+            </w:pPr>
+            <w:r>
+              <w:rPr>
+                <w:rFonts w:ascii="Times New Roman" w:hAnsi="Times New Roman"/>
+                <w:b/>
                 <w:sz w:val="19"/>
               </w:rPr>
-              <w:t xml:space="preserve"> </w:t>
-            </w:r>
-            <w:r>
-              <w:t xml:space="preserve"> </w:t>
-            </w:r>
-            <w:r>
-              <w:rPr>
-                <w:rFonts w:ascii="Times New Roman" w:hAnsi="Times New Roman"/>
-                <w:sz w:val="19"/>
-              </w:rPr>
-              <w:t>https://www.youtube.com/watch?v=l06CAmuqYfo</w:t>
-            </w:r>
-            <w:r>
-              <w:rPr>
-                <w:rFonts w:ascii="Times New Roman" w:hAnsi="Times New Roman"/>
-                <w:sz w:val="19"/>
-              </w:rPr>
-              <w:t>, observa y escucha el conmovedor discu</w:t>
-            </w:r>
-            <w:r>
-              <w:rPr>
-                <w:rFonts w:ascii="Times New Roman" w:hAnsi="Times New Roman"/>
-                <w:sz w:val="19"/>
-              </w:rPr>
-              <w:t>rso de Severn Suzuki («La niña que silenció al mundo»), respondiendo 2 preguntas guía en su cuaderno: ¿Qué emoción y mensaje transmitió la oradora a su corta edad? ¿Cómo utilizó su voz, mirada y seguridad para defender el futuro de los niños del planeta?</w:t>
-            </w:r>
-          </w:p>
-          <w:p>
-            <w:pPr>
-              <w:spacing w:after="40"/>
-            </w:pPr>
-            <w:r>
-              <w:rPr>
-                <w:rFonts w:ascii="Times New Roman" w:hAnsi="Times New Roman"/>
-                <w:sz w:val="19"/>
-              </w:rPr>
-              <w:t>G</w:t>
-            </w:r>
-            <w:r>
-              <w:rPr>
-                <w:rFonts w:ascii="Times New Roman" w:hAnsi="Times New Roman"/>
-                <w:sz w:val="19"/>
-              </w:rPr>
-              <w:t>amificación: 'Pasaporte del Detective de la Palabra': Los estudiantes que traigan registrada su observación previa reciben 20 puntos de experiencia iniciales y su credencial de 'Orador Investigador'.</w:t>
+              <w:t>DUA aplicado:</w:t>
             </w:r>
           </w:p>
           <w:p>
@@ -2949,9 +2876,16 @@
               <w:rPr>
                 <w:rFonts w:ascii="Times New Roman" w:hAnsi="Times New Roman"/>
                 <w:b/>
-                <w:sz w:val="19"/>
-              </w:rPr>
-              <w:t>DUA aplicado:</w:t>
+                <w:sz w:val="18"/>
+              </w:rPr>
+              <w:t xml:space="preserve">Representación: </w:t>
+            </w:r>
+            <w:r>
+              <w:rPr>
+                <w:rFonts w:ascii="Times New Roman" w:hAnsi="Times New Roman"/>
+                <w:sz w:val="18"/>
+              </w:rPr>
+              <w:t>Acceso multimodal a la información: video con subtítulos en español y audio claro del discurso de Severn Suzuki en YouTube/QR, complementado con la historieta gráfica ilustrada de las págs. 18-19 para estudiantes que prefieran lectura visual impresa.</w:t>
             </w:r>
           </w:p>
           <w:p>
@@ -2964,28 +2898,14 @@
                 <w:b/>
                 <w:sz w:val="18"/>
               </w:rPr>
-              <w:t xml:space="preserve">Representación: </w:t>
-            </w:r>
-            <w:r>
-              <w:rPr>
-                <w:rFonts w:ascii="Times New Roman" w:hAnsi="Times New Roman"/>
-                <w:sz w:val="18"/>
-              </w:rPr>
-              <w:t>Opciones múltiples de acce</w:t>
-            </w:r>
-            <w:r>
-              <w:rPr>
-                <w:rFonts w:ascii="Times New Roman" w:hAnsi="Times New Roman"/>
-                <w:sz w:val="18"/>
-              </w:rPr>
-              <w:t xml:space="preserve">so: </w:t>
-            </w:r>
-            <w:r>
-              <w:rPr>
-                <w:rFonts w:ascii="Times New Roman" w:hAnsi="Times New Roman"/>
-                <w:sz w:val="18"/>
-              </w:rPr>
-              <w:t>discurso infantil o lectura del texto modelo adaptado (págs. 19-20).</w:t>
+              <w:t xml:space="preserve">Acción y expresión: </w:t>
+            </w:r>
+            <w:r>
+              <w:rPr>
+                <w:rFonts w:ascii="Times New Roman" w:hAnsi="Times New Roman"/>
+                <w:sz w:val="18"/>
+              </w:rPr>
+              <w:t>Flexibilidad en la respuesta a las preguntas guía: el estudiante puede escribir un párrafo en su cuaderno, dibujar un esquema visual con palabras clave o enviar una nota de voz corta explicando el mensaje de Severn.</w:t>
             </w:r>
           </w:p>
           <w:p>
@@ -2998,26 +2918,6 @@
                 <w:b/>
                 <w:sz w:val="18"/>
               </w:rPr>
-              <w:t xml:space="preserve">Acción y expresión: </w:t>
-            </w:r>
-            <w:r>
-              <w:rPr>
-                <w:rFonts w:ascii="Times New Roman" w:hAnsi="Times New Roman"/>
-                <w:sz w:val="18"/>
-              </w:rPr>
-              <w:t>Respuesta escrita breve, dibujo o nota de voz según las posibilidades y preferencias del estudiante.</w:t>
-            </w:r>
-          </w:p>
-          <w:p>
-            <w:pPr>
-              <w:spacing w:after="20"/>
-            </w:pPr>
-            <w:r>
-              <w:rPr>
-                <w:rFonts w:ascii="Times New Roman" w:hAnsi="Times New Roman"/>
-                <w:b/>
-                <w:sz w:val="18"/>
-              </w:rPr>
               <w:t xml:space="preserve">Compromiso-Motivación: </w:t>
             </w:r>
             <w:r>
@@ -3025,14 +2925,7 @@
                 <w:rFonts w:ascii="Times New Roman" w:hAnsi="Times New Roman"/>
                 <w:sz w:val="18"/>
               </w:rPr>
-              <w:t>I</w:t>
-            </w:r>
-            <w:r>
-              <w:rPr>
-                <w:rFonts w:ascii="Times New Roman" w:hAnsi="Times New Roman"/>
-                <w:sz w:val="18"/>
-              </w:rPr>
-              <w:t>dentificación directa y empática con una niña oradora de su misma edad defendiendo una causa justa.</w:t>
+              <w:t>Conexión emocional auténtica al ver a una niña de su misma edad defendiendo el medio ambiente y los derechos de la infancia frente a líderes mundiales, motivando el interés autónomo previo sin presión de nota numérica.</w:t>
             </w:r>
           </w:p>
           <w:tbl>
@@ -3041,7 +2934,6 @@
               <w:tblW w:w="0" w:type="auto"/>
               <w:jc w:val="center"/>
               <w:tblLayout w:type="fixed"/>
-              <w:tblLook w:val="04A0" w:firstRow="1" w:lastRow="0" w:firstColumn="1" w:lastColumn="0" w:noHBand="0" w:noVBand="1"/>
             </w:tblPr>
             <w:tblGrid>
               <w:gridCol w:w="683"/>
@@ -3061,7 +2953,6 @@
                 <w:p>
                   <w:pPr>
                     <w:pStyle w:val="Sinespaciado"/>
-                    <w:framePr w:hSpace="141" w:wrap="around" w:vAnchor="text" w:hAnchor="margin" w:y="-138"/>
                     <w:jc w:val="center"/>
                     <w:rPr>
                       <w:rFonts w:ascii="Times New Roman" w:hAnsi="Times New Roman" w:cs="Times New Roman"/>
@@ -3089,7 +2980,6 @@
                 <w:p>
                   <w:pPr>
                     <w:pStyle w:val="Sinespaciado"/>
-                    <w:framePr w:hSpace="141" w:wrap="around" w:vAnchor="text" w:hAnchor="margin" w:y="-138"/>
                     <w:jc w:val="center"/>
                     <w:rPr>
                       <w:rFonts w:ascii="Times New Roman" w:hAnsi="Times New Roman" w:cs="Times New Roman"/>
@@ -3117,7 +3007,6 @@
                 <w:p>
                   <w:pPr>
                     <w:pStyle w:val="Sinespaciado"/>
-                    <w:framePr w:hSpace="141" w:wrap="around" w:vAnchor="text" w:hAnchor="margin" w:y="-138"/>
                     <w:jc w:val="center"/>
                     <w:rPr>
                       <w:rFonts w:ascii="Times New Roman" w:hAnsi="Times New Roman" w:cs="Times New Roman"/>
@@ -3174,33 +3063,32 @@
                 <w:rFonts w:ascii="Times New Roman" w:hAnsi="Times New Roman"/>
                 <w:sz w:val="19"/>
               </w:rPr>
-              <w:t xml:space="preserve">Apertura en el aula conectando los </w:t>
-            </w:r>
+              <w:t>Apertura en el aula conectando los descubrimientos del discurso de Severn Suzuki visto en casa. Dinámica relámpago de sondeo: ¿Qué sintieron al ver a una niña de su edad hablar con tanta seguridad frente a líderes mundiales? ¿Cómo podemos canalizar nuestros nervios y transformarlos en fuerza comunicativa para dar nuestro propio discurso? Se validan las reflexiones previas en plenaria participativa con ejercicios de respiración y postura.</w:t>
+            </w:r>
+          </w:p>
+          <w:p>
+            <w:pPr>
+              <w:spacing w:after="40"/>
+            </w:pPr>
             <w:r>
               <w:rPr>
                 <w:rFonts w:ascii="Times New Roman" w:hAnsi="Times New Roman"/>
                 <w:sz w:val="19"/>
               </w:rPr>
-              <w:t>descubrimientos del discurso de Severn Suzuki visto en casa. Dinámica relámpago de sondeo: ¿Qué sintieron al ver a una niña de su edad hablando con tanta firmeza y respeto frente a líderes del mundo? ¿Cómo podemos canalizar nuestros nervios y transformarlo</w:t>
-            </w:r>
-            <w:r>
-              <w:rPr>
-                <w:rFonts w:ascii="Times New Roman" w:hAnsi="Times New Roman"/>
+              <w:t>Gamificación: 'Desafío del Micrófono Dorado': Cada equipo activa su participación ganando estrellas de elocuencia y empatía auditiva al aportar ideas sobre cómo hablar en público.</w:t>
+            </w:r>
+          </w:p>
+          <w:p>
+            <w:pPr>
+              <w:spacing w:after="20"/>
+            </w:pPr>
+            <w:r>
+              <w:rPr>
+                <w:rFonts w:ascii="Times New Roman" w:hAnsi="Times New Roman"/>
+                <w:b/>
                 <w:sz w:val="19"/>
               </w:rPr>
-              <w:t>s en fuerza comunicativa para dar nuestro propio discurso? Se validan las respuestas previas en plenaria participativa.</w:t>
-            </w:r>
-          </w:p>
-          <w:p>
-            <w:pPr>
-              <w:spacing w:after="40"/>
-            </w:pPr>
-            <w:r>
-              <w:rPr>
-                <w:rFonts w:ascii="Times New Roman" w:hAnsi="Times New Roman"/>
-                <w:sz w:val="19"/>
-              </w:rPr>
-              <w:t>Gamificación: 'Desafío del Micrófono Dorado': Cada equipo activa su participación ganando estrellas de elocuencia y empatía auditiva.</w:t>
+              <w:t>DUA aplicado:</w:t>
             </w:r>
           </w:p>
           <w:p>
@@ -3211,17 +3099,16 @@
               <w:rPr>
                 <w:rFonts w:ascii="Times New Roman" w:hAnsi="Times New Roman"/>
                 <w:b/>
-                <w:sz w:val="19"/>
-              </w:rPr>
-              <w:t>DU</w:t>
-            </w:r>
-            <w:r>
-              <w:rPr>
-                <w:rFonts w:ascii="Times New Roman" w:hAnsi="Times New Roman"/>
-                <w:b/>
-                <w:sz w:val="19"/>
-              </w:rPr>
-              <w:t>A aplicado:</w:t>
+                <w:sz w:val="18"/>
+              </w:rPr>
+              <w:t xml:space="preserve">Representación: </w:t>
+            </w:r>
+            <w:r>
+              <w:rPr>
+                <w:rFonts w:ascii="Times New Roman" w:hAnsi="Times New Roman"/>
+                <w:sz w:val="18"/>
+              </w:rPr>
+              <w:t>Proyección en pizarra de la imagen de Severn Suzuki y la viñeta de la pág. 19, organizando las ideas previas en un mapa mental visible con dos columnas: 'Lo que nos causa nervios' y 'Cómo vencerlos'.</w:t>
             </w:r>
           </w:p>
           <w:p>
@@ -3234,14 +3121,14 @@
                 <w:b/>
                 <w:sz w:val="18"/>
               </w:rPr>
-              <w:t xml:space="preserve">Representación: </w:t>
-            </w:r>
-            <w:r>
-              <w:rPr>
-                <w:rFonts w:ascii="Times New Roman" w:hAnsi="Times New Roman"/>
-                <w:sz w:val="18"/>
-              </w:rPr>
-              <w:t>Registro visual de palabras clave en la pizarra y proyección de la escena inicial de la pág. 19.</w:t>
+              <w:t xml:space="preserve">Acción y expresión: </w:t>
+            </w:r>
+            <w:r>
+              <w:rPr>
+                <w:rFonts w:ascii="Times New Roman" w:hAnsi="Times New Roman"/>
+                <w:sz w:val="18"/>
+              </w:rPr>
+              <w:t>Múltiples formas de participación en el sondeo: intervención oral breve usando el 'Micrófono Dorado', demostración física de posturas de seguridad corporal o alzando tarjetas de acuerdo/desacuerdo.</w:t>
             </w:r>
           </w:p>
           <w:p>
@@ -3254,26 +3141,6 @@
                 <w:b/>
                 <w:sz w:val="18"/>
               </w:rPr>
-              <w:t xml:space="preserve">Acción y expresión: </w:t>
-            </w:r>
-            <w:r>
-              <w:rPr>
-                <w:rFonts w:ascii="Times New Roman" w:hAnsi="Times New Roman"/>
-                <w:sz w:val="18"/>
-              </w:rPr>
-              <w:t>Lluvia de ideas oral ágil y dramatización de posturas de seguridad corporal.</w:t>
-            </w:r>
-          </w:p>
-          <w:p>
-            <w:pPr>
-              <w:spacing w:after="20"/>
-            </w:pPr>
-            <w:r>
-              <w:rPr>
-                <w:rFonts w:ascii="Times New Roman" w:hAnsi="Times New Roman"/>
-                <w:b/>
-                <w:sz w:val="18"/>
-              </w:rPr>
               <w:t xml:space="preserve">Compromiso-Motivación: </w:t>
             </w:r>
             <w:r>
@@ -3281,14 +3148,7 @@
                 <w:rFonts w:ascii="Times New Roman" w:hAnsi="Times New Roman"/>
                 <w:sz w:val="18"/>
               </w:rPr>
-              <w:t>Reconocimie</w:t>
-            </w:r>
-            <w:r>
-              <w:rPr>
-                <w:rFonts w:ascii="Times New Roman" w:hAnsi="Times New Roman"/>
-                <w:sz w:val="18"/>
-              </w:rPr>
-              <w:t>nto inmediato del esfuerzo autónomo realizado en casa.</w:t>
+              <w:t>Ambiente de confianza psicológica donde se normaliza el miedo a hablar en público como una emoción natural y se felicita inmediatamente el esfuerzo del trabajo autónomo traído de casa.</w:t>
             </w:r>
           </w:p>
           <w:tbl>
@@ -3297,7 +3157,6 @@
               <w:tblW w:w="0" w:type="auto"/>
               <w:jc w:val="center"/>
               <w:tblLayout w:type="fixed"/>
-              <w:tblLook w:val="04A0" w:firstRow="1" w:lastRow="0" w:firstColumn="1" w:lastColumn="0" w:noHBand="0" w:noVBand="1"/>
             </w:tblPr>
             <w:tblGrid>
               <w:gridCol w:w="683"/>
@@ -3317,7 +3176,6 @@
                 <w:p>
                   <w:pPr>
                     <w:pStyle w:val="Sinespaciado"/>
-                    <w:framePr w:hSpace="141" w:wrap="around" w:vAnchor="text" w:hAnchor="margin" w:y="-138"/>
                     <w:jc w:val="center"/>
                     <w:rPr>
                       <w:rFonts w:ascii="Times New Roman" w:hAnsi="Times New Roman" w:cs="Times New Roman"/>
@@ -3345,7 +3203,6 @@
                 <w:p>
                   <w:pPr>
                     <w:pStyle w:val="Sinespaciado"/>
-                    <w:framePr w:hSpace="141" w:wrap="around" w:vAnchor="text" w:hAnchor="margin" w:y="-138"/>
                     <w:jc w:val="center"/>
                     <w:rPr>
                       <w:rFonts w:ascii="Times New Roman" w:hAnsi="Times New Roman" w:cs="Times New Roman"/>
@@ -3373,7 +3230,6 @@
                 <w:p>
                   <w:pPr>
                     <w:pStyle w:val="Sinespaciado"/>
-                    <w:framePr w:hSpace="141" w:wrap="around" w:vAnchor="text" w:hAnchor="margin" w:y="-138"/>
                     <w:jc w:val="center"/>
                     <w:rPr>
                       <w:rFonts w:ascii="Times New Roman" w:hAnsi="Times New Roman" w:cs="Times New Roman"/>
@@ -3430,33 +3286,32 @@
                 <w:rFonts w:ascii="Times New Roman" w:hAnsi="Times New Roman"/>
                 <w:sz w:val="19"/>
               </w:rPr>
-              <w:t xml:space="preserve">Lectura reflexiva del «Discurso de un niño» sobre los derechos de la infancia (págs. 20-21). En equipos </w:t>
-            </w:r>
+              <w:t>Lectura reflexiva del «Discurso de un niño» sobre los derechos de la infancia (págs. 20-21). En equipos cooperativos, deconstruyen la estructura del discurso: Introducción (saludo y captura de atención), Desarrollo (argumentos fundamentados) y Conclusión (llamado a la acción). Estudio de la pág. 22 sobre el rol del oyente activo y cómo emitir juicios de valor constructivos diferenciando hechos comprobables de opiniones sin agredir.</w:t>
+            </w:r>
+          </w:p>
+          <w:p>
+            <w:pPr>
+              <w:spacing w:after="40"/>
+            </w:pPr>
             <w:r>
               <w:rPr>
                 <w:rFonts w:ascii="Times New Roman" w:hAnsi="Times New Roman"/>
                 <w:sz w:val="19"/>
               </w:rPr>
-              <w:t>cooperativos, deconstruyen la estructura del discurso: Introducción (saludo y captura de atención), Desarrollo (argumentos fundamentados) y Conclusión (llamado a la acción). Estudio de la pág. 22 sobre el rol del oyente activo y cómo emitir juicios de valo</w:t>
-            </w:r>
-            <w:r>
-              <w:rPr>
-                <w:rFonts w:ascii="Times New Roman" w:hAnsi="Times New Roman"/>
+              <w:t>Gamificación: 'Detectives de Argumentos': Ganan 15 puntos quienes identifiquen la idea central y detecten argumentos sólidos en tarjetas de muestra.</w:t>
+            </w:r>
+          </w:p>
+          <w:p>
+            <w:pPr>
+              <w:spacing w:after="20"/>
+            </w:pPr>
+            <w:r>
+              <w:rPr>
+                <w:rFonts w:ascii="Times New Roman" w:hAnsi="Times New Roman"/>
+                <w:b/>
                 <w:sz w:val="19"/>
               </w:rPr>
-              <w:t>r constructivos diferenciando hechos comprobables de opiniones sin agredir.</w:t>
-            </w:r>
-          </w:p>
-          <w:p>
-            <w:pPr>
-              <w:spacing w:after="40"/>
-            </w:pPr>
-            <w:r>
-              <w:rPr>
-                <w:rFonts w:ascii="Times New Roman" w:hAnsi="Times New Roman"/>
-                <w:sz w:val="19"/>
-              </w:rPr>
-              <w:t>Gamificación: 'Detectives de Argumentos': Ganan 15 puntos quienes identifiquen la idea central y detecten argumentos sólidos en tarjetas de muestra.</w:t>
+              <w:t>DUA aplicado:</w:t>
             </w:r>
           </w:p>
           <w:p>
@@ -3467,9 +3322,16 @@
               <w:rPr>
                 <w:rFonts w:ascii="Times New Roman" w:hAnsi="Times New Roman"/>
                 <w:b/>
-                <w:sz w:val="19"/>
-              </w:rPr>
-              <w:t>DUA aplicado:</w:t>
+                <w:sz w:val="18"/>
+              </w:rPr>
+              <w:t xml:space="preserve">Representación: </w:t>
+            </w:r>
+            <w:r>
+              <w:rPr>
+                <w:rFonts w:ascii="Times New Roman" w:hAnsi="Times New Roman"/>
+                <w:sz w:val="18"/>
+              </w:rPr>
+              <w:t>Lectura guiada y compartida del texto impreso «Discurso de un niño» (págs. 20-21) con apoyo de resaltadores de colores para cada parte estructural (verde: saludo, azul: argumentos de derechos, naranja: llamado a la acción) y cartel esquemático de la pág. 22 sobre el oyente activo.</w:t>
             </w:r>
           </w:p>
           <w:p>
@@ -3482,14 +3344,14 @@
                 <w:b/>
                 <w:sz w:val="18"/>
               </w:rPr>
-              <w:t xml:space="preserve">Representación: </w:t>
-            </w:r>
-            <w:r>
-              <w:rPr>
-                <w:rFonts w:ascii="Times New Roman" w:hAnsi="Times New Roman"/>
-                <w:sz w:val="18"/>
-              </w:rPr>
-              <w:t>Tarjetas cromáticas para cada fase del discurso (Verde: Inicio, Azul: Desarrollo, Naranja: Cierre) y cuadro sinóptico de la pág. 22.</w:t>
+              <w:t xml:space="preserve">Acción y expresión: </w:t>
+            </w:r>
+            <w:r>
+              <w:rPr>
+                <w:rFonts w:ascii="Times New Roman" w:hAnsi="Times New Roman"/>
+                <w:sz w:val="18"/>
+              </w:rPr>
+              <w:t>Manipulación física de tarjetas de argumentos para armar el rompecabezas en la pizarra o cuaderno, y formulación oral o escrita de un juicio de valor respetuoso utilizando la plantilla estructurada: 'Concuerdo con la idea de... porque...'.</w:t>
             </w:r>
           </w:p>
           <w:p>
@@ -3502,33 +3364,6 @@
                 <w:b/>
                 <w:sz w:val="18"/>
               </w:rPr>
-              <w:t xml:space="preserve">Acción y expresión: </w:t>
-            </w:r>
-            <w:r>
-              <w:rPr>
-                <w:rFonts w:ascii="Times New Roman" w:hAnsi="Times New Roman"/>
-                <w:sz w:val="18"/>
-              </w:rPr>
-              <w:t>Clasificación física de argumentos en la pizarra y elaboración de esquemas en el cuader</w:t>
-            </w:r>
-            <w:r>
-              <w:rPr>
-                <w:rFonts w:ascii="Times New Roman" w:hAnsi="Times New Roman"/>
-                <w:sz w:val="18"/>
-              </w:rPr>
-              <w:t>no.</w:t>
-            </w:r>
-          </w:p>
-          <w:p>
-            <w:pPr>
-              <w:spacing w:after="20"/>
-            </w:pPr>
-            <w:r>
-              <w:rPr>
-                <w:rFonts w:ascii="Times New Roman" w:hAnsi="Times New Roman"/>
-                <w:b/>
-                <w:sz w:val="18"/>
-              </w:rPr>
               <w:t xml:space="preserve">Compromiso-Motivación: </w:t>
             </w:r>
             <w:r>
@@ -3536,7 +3371,7 @@
                 <w:rFonts w:ascii="Times New Roman" w:hAnsi="Times New Roman"/>
                 <w:sz w:val="18"/>
               </w:rPr>
-              <w:t>Trabajo en equipo con roles definidos (portavoz, analista, moderador).</w:t>
+              <w:t>Trabajo cooperativo con roles rotativos asignados en el equipo de 'Detectives' (lector del discurso, organizador de tarjetas, portavoz del grupo), fomentando la corresponsabilidad y la empatía con la niñez.</w:t>
             </w:r>
           </w:p>
           <w:tbl>
@@ -3545,7 +3380,6 @@
               <w:tblW w:w="0" w:type="auto"/>
               <w:jc w:val="center"/>
               <w:tblLayout w:type="fixed"/>
-              <w:tblLook w:val="04A0" w:firstRow="1" w:lastRow="0" w:firstColumn="1" w:lastColumn="0" w:noHBand="0" w:noVBand="1"/>
             </w:tblPr>
             <w:tblGrid>
               <w:gridCol w:w="683"/>
@@ -3565,7 +3399,6 @@
                 <w:p>
                   <w:pPr>
                     <w:pStyle w:val="Sinespaciado"/>
-                    <w:framePr w:hSpace="141" w:wrap="around" w:vAnchor="text" w:hAnchor="margin" w:y="-138"/>
                     <w:jc w:val="center"/>
                     <w:rPr>
                       <w:rFonts w:ascii="Times New Roman" w:hAnsi="Times New Roman" w:cs="Times New Roman"/>
@@ -3593,7 +3426,6 @@
                 <w:p>
                   <w:pPr>
                     <w:pStyle w:val="Sinespaciado"/>
-                    <w:framePr w:hSpace="141" w:wrap="around" w:vAnchor="text" w:hAnchor="margin" w:y="-138"/>
                     <w:jc w:val="center"/>
                     <w:rPr>
                       <w:rFonts w:ascii="Times New Roman" w:hAnsi="Times New Roman" w:cs="Times New Roman"/>
@@ -3621,7 +3453,6 @@
                 <w:p>
                   <w:pPr>
                     <w:pStyle w:val="Sinespaciado"/>
-                    <w:framePr w:hSpace="141" w:wrap="around" w:vAnchor="text" w:hAnchor="margin" w:y="-138"/>
                     <w:jc w:val="center"/>
                     <w:rPr>
                       <w:rFonts w:ascii="Times New Roman" w:hAnsi="Times New Roman" w:cs="Times New Roman"/>
@@ -3658,15 +3489,7 @@
                 <w:b/>
                 <w:sz w:val="20"/>
               </w:rPr>
-              <w:t>Fase 3: En Aula - Aplicación Activa y Taller de Oratori</w:t>
-            </w:r>
-            <w:r>
-              <w:rPr>
-                <w:rFonts w:ascii="Times New Roman" w:hAnsi="Times New Roman"/>
-                <w:b/>
-                <w:sz w:val="20"/>
-              </w:rPr>
-              <w:t xml:space="preserve"> (Págs. 23-24)</w:t>
+              <w:t>Fase 3: En Aula - Aplicación Activa y Taller de Oratoria (Págs. 23-24)</w:t>
             </w:r>
           </w:p>
           <w:p>
@@ -3686,40 +3509,32 @@
                 <w:rFonts w:ascii="Times New Roman" w:hAnsi="Times New Roman"/>
                 <w:sz w:val="19"/>
               </w:rPr>
-              <w:t xml:space="preserve">Taller práctico de comunicación oral: inspirados en el </w:t>
-            </w:r>
+              <w:t>Taller práctico de comunicación oral: inspirados en el ejemplo de Severn Suzuki, los estudiantes en parejas preparan una mini-disertación de 2 minutos sobre una causa social o ambiental, aplicando los elementos no verbales aprendidos en la pág. 23 (mirada, postura, gestos y modulación) y evitando conscientemente los errores señalados en la pág. 24. El resto de la clase ejerce el rol de auditorio respetuoso emitiendo juicios de valor formativos.</w:t>
+            </w:r>
+          </w:p>
+          <w:p>
+            <w:pPr>
+              <w:spacing w:after="40"/>
+            </w:pPr>
             <w:r>
               <w:rPr>
                 <w:rFonts w:ascii="Times New Roman" w:hAnsi="Times New Roman"/>
                 <w:sz w:val="19"/>
               </w:rPr>
-              <w:t>ejemplo de Severn Suzuki, los estudiantes en parejas preparan una mini-disertación de 2 minutos sobre una causa social o ambiental, aplicando los elementos no verbales aprendidos en la pág. 23 (mirada, postura, gestos y modulación) y evitando conscientemen</w:t>
-            </w:r>
-            <w:r>
-              <w:rPr>
-                <w:rFonts w:ascii="Times New Roman" w:hAnsi="Times New Roman"/>
+              <w:t>Gamificación: 'El Torneo de los Vendedores de Sueños': Los compañeros del auditorio otorgan 'Insignias de Juicio Constructivo' valorando claridad, respeto y persuasión.</w:t>
+            </w:r>
+          </w:p>
+          <w:p>
+            <w:pPr>
+              <w:spacing w:after="20"/>
+            </w:pPr>
+            <w:r>
+              <w:rPr>
+                <w:rFonts w:ascii="Times New Roman" w:hAnsi="Times New Roman"/>
+                <w:b/>
                 <w:sz w:val="19"/>
               </w:rPr>
-              <w:t>te los errores señalados en la pág. 24. El resto de la clase ejerce el rol de auditorio respetuoso emitiendo juicios de valor formativos.</w:t>
-            </w:r>
-          </w:p>
-          <w:p>
-            <w:pPr>
-              <w:spacing w:after="40"/>
-            </w:pPr>
-            <w:r>
-              <w:rPr>
-                <w:rFonts w:ascii="Times New Roman" w:hAnsi="Times New Roman"/>
-                <w:sz w:val="19"/>
-              </w:rPr>
-              <w:t>Gamificación: 'El Torneo de los Vendedores de Sueños': Los compañeros otorgan 'Insignias de Juicio Constructivo' valor</w:t>
-            </w:r>
-            <w:r>
-              <w:rPr>
-                <w:rFonts w:ascii="Times New Roman" w:hAnsi="Times New Roman"/>
-                <w:sz w:val="19"/>
-              </w:rPr>
-              <w:t>ando claridad, respeto y persuasión.</w:t>
+              <w:t>DUA aplicado:</w:t>
             </w:r>
           </w:p>
           <w:p>
@@ -3730,9 +3545,16 @@
               <w:rPr>
                 <w:rFonts w:ascii="Times New Roman" w:hAnsi="Times New Roman"/>
                 <w:b/>
-                <w:sz w:val="19"/>
-              </w:rPr>
-              <w:t>DUA aplicado:</w:t>
+                <w:sz w:val="18"/>
+              </w:rPr>
+              <w:t xml:space="preserve">Representación: </w:t>
+            </w:r>
+            <w:r>
+              <w:rPr>
+                <w:rFonts w:ascii="Times New Roman" w:hAnsi="Times New Roman"/>
+                <w:sz w:val="18"/>
+              </w:rPr>
+              <w:t>Rúbrica gráfica visible en pizarra con pictogramas ilustrados de los elementos no verbales de la pág. 23 (contacto visual, postura erguida, volumen vocal) y semáforo visual de conductas que se deben evitar según la pág. 24.</w:t>
             </w:r>
           </w:p>
           <w:p>
@@ -3745,14 +3567,14 @@
                 <w:b/>
                 <w:sz w:val="18"/>
               </w:rPr>
-              <w:t xml:space="preserve">Representación: </w:t>
-            </w:r>
-            <w:r>
-              <w:rPr>
-                <w:rFonts w:ascii="Times New Roman" w:hAnsi="Times New Roman"/>
-                <w:sz w:val="18"/>
-              </w:rPr>
-              <w:t>Lista de verificación visual con elementos no verbales (pág. 23) y semáforo de actitudes a evitar (pág. 24).</w:t>
+              <w:t xml:space="preserve">Acción y expresión: </w:t>
+            </w:r>
+            <w:r>
+              <w:rPr>
+                <w:rFonts w:ascii="Times New Roman" w:hAnsi="Times New Roman"/>
+                <w:sz w:val="18"/>
+              </w:rPr>
+              <w:t>Presentación en parejas con opciones de apoyo: uso de fichas nemotécnicas con palabras clave, mapas conceptuales o apoyo recíproco donde uno expone y el otro complementa.</w:t>
             </w:r>
           </w:p>
           <w:p>
@@ -3765,33 +3587,6 @@
                 <w:b/>
                 <w:sz w:val="18"/>
               </w:rPr>
-              <w:t xml:space="preserve">Acción y expresión: </w:t>
-            </w:r>
-            <w:r>
-              <w:rPr>
-                <w:rFonts w:ascii="Times New Roman" w:hAnsi="Times New Roman"/>
-                <w:sz w:val="18"/>
-              </w:rPr>
-              <w:t>Disertación oral en parejas con apoyo de ficha nemotécnica o</w:t>
-            </w:r>
-            <w:r>
-              <w:rPr>
-                <w:rFonts w:ascii="Times New Roman" w:hAnsi="Times New Roman"/>
-                <w:sz w:val="18"/>
-              </w:rPr>
-              <w:t xml:space="preserve"> mapa de ideas.</w:t>
-            </w:r>
-          </w:p>
-          <w:p>
-            <w:pPr>
-              <w:spacing w:after="20"/>
-            </w:pPr>
-            <w:r>
-              <w:rPr>
-                <w:rFonts w:ascii="Times New Roman" w:hAnsi="Times New Roman"/>
-                <w:b/>
-                <w:sz w:val="18"/>
-              </w:rPr>
               <w:t xml:space="preserve">Compromiso-Motivación: </w:t>
             </w:r>
             <w:r>
@@ -3799,7 +3594,7 @@
                 <w:rFonts w:ascii="Times New Roman" w:hAnsi="Times New Roman"/>
                 <w:sz w:val="18"/>
               </w:rPr>
-              <w:t>Ambiente de apoyo seguro donde el error es una oportunidad de aprendizaje oratorio.</w:t>
+              <w:t>Reducción de la ansiedad escénica al disertar en parejas en un entorno donde el auditorio actúa como jurado aliado que brinda aplausos e insignias constructivas para mejorar.</w:t>
             </w:r>
           </w:p>
           <w:tbl>
@@ -3808,7 +3603,6 @@
               <w:tblW w:w="0" w:type="auto"/>
               <w:jc w:val="center"/>
               <w:tblLayout w:type="fixed"/>
-              <w:tblLook w:val="04A0" w:firstRow="1" w:lastRow="0" w:firstColumn="1" w:lastColumn="0" w:noHBand="0" w:noVBand="1"/>
             </w:tblPr>
             <w:tblGrid>
               <w:gridCol w:w="683"/>
@@ -3828,7 +3622,6 @@
                 <w:p>
                   <w:pPr>
                     <w:pStyle w:val="Sinespaciado"/>
-                    <w:framePr w:hSpace="141" w:wrap="around" w:vAnchor="text" w:hAnchor="margin" w:y="-138"/>
                     <w:jc w:val="center"/>
                     <w:rPr>
                       <w:rFonts w:ascii="Times New Roman" w:hAnsi="Times New Roman" w:cs="Times New Roman"/>
@@ -3856,7 +3649,6 @@
                 <w:p>
                   <w:pPr>
                     <w:pStyle w:val="Sinespaciado"/>
-                    <w:framePr w:hSpace="141" w:wrap="around" w:vAnchor="text" w:hAnchor="margin" w:y="-138"/>
                     <w:jc w:val="center"/>
                     <w:rPr>
                       <w:rFonts w:ascii="Times New Roman" w:hAnsi="Times New Roman" w:cs="Times New Roman"/>
@@ -3884,7 +3676,6 @@
                 <w:p>
                   <w:pPr>
                     <w:pStyle w:val="Sinespaciado"/>
-                    <w:framePr w:hSpace="141" w:wrap="around" w:vAnchor="text" w:hAnchor="margin" w:y="-138"/>
                     <w:jc w:val="center"/>
                     <w:rPr>
                       <w:rFonts w:ascii="Times New Roman" w:hAnsi="Times New Roman" w:cs="Times New Roman"/>
@@ -3941,33 +3732,32 @@
                 <w:rFonts w:ascii="Times New Roman" w:hAnsi="Times New Roman"/>
                 <w:sz w:val="19"/>
               </w:rPr>
-              <w:t xml:space="preserve">Coevaluación formativa con lista de cotejo. </w:t>
-            </w:r>
+              <w:t>Coevaluación formativa con lista de cotejo entre pares sobre la oratoria y la escucha respetuosa. Ronda de reflexión metacognitiva: ¿Qué aprendí al escuchar a mis compañeros? ¿Cómo influye un juicio de valor respetuoso en la convivencia escolar? Firma colectiva del 'Decálogo del Auditorio Respetuoso' en el aula.</w:t>
+            </w:r>
+          </w:p>
+          <w:p>
+            <w:pPr>
+              <w:spacing w:after="40"/>
+            </w:pPr>
             <w:r>
               <w:rPr>
                 <w:rFonts w:ascii="Times New Roman" w:hAnsi="Times New Roman"/>
                 <w:sz w:val="19"/>
               </w:rPr>
-              <w:t>Ronda de reflexión metacognitiva: ¿Qué aprendí al escuchar a mis compañeros? ¿Cómo influye un juicio de valor respetuoso en la convivencia escolar? Firma colectiva del 'Decálogo del Auditorio Respetuoso' en el aula.</w:t>
-            </w:r>
-          </w:p>
-          <w:p>
-            <w:pPr>
-              <w:spacing w:after="40"/>
-            </w:pPr>
-            <w:r>
-              <w:rPr>
-                <w:rFonts w:ascii="Times New Roman" w:hAnsi="Times New Roman"/>
+              <w:t>Gamificación: Coronación de los equipos con la insignia digital 'Maestro de la Elocuencia y la Escucha Empática'.</w:t>
+            </w:r>
+          </w:p>
+          <w:p>
+            <w:pPr>
+              <w:spacing w:after="20"/>
+            </w:pPr>
+            <w:r>
+              <w:rPr>
+                <w:rFonts w:ascii="Times New Roman" w:hAnsi="Times New Roman"/>
+                <w:b/>
                 <w:sz w:val="19"/>
               </w:rPr>
-              <w:t xml:space="preserve">Gamificación: Coronación de los equipos </w:t>
-            </w:r>
-            <w:r>
-              <w:rPr>
-                <w:rFonts w:ascii="Times New Roman" w:hAnsi="Times New Roman"/>
-                <w:sz w:val="19"/>
-              </w:rPr>
-              <w:t>con la insignia 'Maestro de la Elocuencia y la Escucha Empática'.</w:t>
+              <w:t>DUA aplicado:</w:t>
             </w:r>
           </w:p>
           <w:p>
@@ -3978,9 +3768,16 @@
               <w:rPr>
                 <w:rFonts w:ascii="Times New Roman" w:hAnsi="Times New Roman"/>
                 <w:b/>
-                <w:sz w:val="19"/>
-              </w:rPr>
-              <w:t>DUA aplicado:</w:t>
+                <w:sz w:val="18"/>
+              </w:rPr>
+              <w:t xml:space="preserve">Representación: </w:t>
+            </w:r>
+            <w:r>
+              <w:rPr>
+                <w:rFonts w:ascii="Times New Roman" w:hAnsi="Times New Roman"/>
+                <w:sz w:val="18"/>
+              </w:rPr>
+              <w:t>Cartel síntesis del 'Decálogo del Auditorio Respetuoso' presentado en gran formato con viñetas claras y lenguaje sencillo al alcance visual de todos los estudiantes.</w:t>
             </w:r>
           </w:p>
           <w:p>
@@ -3993,14 +3790,14 @@
                 <w:b/>
                 <w:sz w:val="18"/>
               </w:rPr>
-              <w:t xml:space="preserve">Representación: </w:t>
-            </w:r>
-            <w:r>
-              <w:rPr>
-                <w:rFonts w:ascii="Times New Roman" w:hAnsi="Times New Roman"/>
-                <w:sz w:val="18"/>
-              </w:rPr>
-              <w:t>Mural síntesis con los compromisos de escucha asertiva y respetuosa.</w:t>
+              <w:t xml:space="preserve">Acción y expresión: </w:t>
+            </w:r>
+            <w:r>
+              <w:rPr>
+                <w:rFonts w:ascii="Times New Roman" w:hAnsi="Times New Roman"/>
+                <w:sz w:val="18"/>
+              </w:rPr>
+              <w:t>Firma simbólica, huella dactilar o expresión escrita de una frase de compromiso personal sobre el respeto a la palabra ajena en el mural del aula.</w:t>
             </w:r>
           </w:p>
           <w:p>
@@ -4013,33 +3810,6 @@
                 <w:b/>
                 <w:sz w:val="18"/>
               </w:rPr>
-              <w:t xml:space="preserve">Acción y expresión: </w:t>
-            </w:r>
-            <w:r>
-              <w:rPr>
-                <w:rFonts w:ascii="Times New Roman" w:hAnsi="Times New Roman"/>
-                <w:sz w:val="18"/>
-              </w:rPr>
-              <w:t>Expresión oral o escrita de un compromiso personal de respeto a la pala</w:t>
-            </w:r>
-            <w:r>
-              <w:rPr>
-                <w:rFonts w:ascii="Times New Roman" w:hAnsi="Times New Roman"/>
-                <w:sz w:val="18"/>
-              </w:rPr>
-              <w:t>bra del otro.</w:t>
-            </w:r>
-          </w:p>
-          <w:p>
-            <w:pPr>
-              <w:spacing w:after="20"/>
-            </w:pPr>
-            <w:r>
-              <w:rPr>
-                <w:rFonts w:ascii="Times New Roman" w:hAnsi="Times New Roman"/>
-                <w:b/>
-                <w:sz w:val="18"/>
-              </w:rPr>
               <w:t xml:space="preserve">Compromiso-Motivación: </w:t>
             </w:r>
             <w:r>
@@ -4047,7 +3817,7 @@
                 <w:rFonts w:ascii="Times New Roman" w:hAnsi="Times New Roman"/>
                 <w:sz w:val="18"/>
               </w:rPr>
-              <w:t>Celebración comunitaria de los logros comunicativos y socioemocionales alcanzados.</w:t>
+              <w:t>Celebración colectiva del progreso comunicativo del grupo, reforzando la autoestima de cada estudiante al reconocer públicamente su valor como orador y oyente.</w:t>
             </w:r>
           </w:p>
           <w:tbl>
@@ -4056,7 +3826,6 @@
               <w:tblW w:w="0" w:type="auto"/>
               <w:jc w:val="center"/>
               <w:tblLayout w:type="fixed"/>
-              <w:tblLook w:val="04A0" w:firstRow="1" w:lastRow="0" w:firstColumn="1" w:lastColumn="0" w:noHBand="0" w:noVBand="1"/>
             </w:tblPr>
             <w:tblGrid>
               <w:gridCol w:w="683"/>
@@ -4076,7 +3845,6 @@
                 <w:p>
                   <w:pPr>
                     <w:pStyle w:val="Sinespaciado"/>
-                    <w:framePr w:hSpace="141" w:wrap="around" w:vAnchor="text" w:hAnchor="margin" w:y="-138"/>
                     <w:jc w:val="center"/>
                     <w:rPr>
                       <w:rFonts w:ascii="Times New Roman" w:hAnsi="Times New Roman" w:cs="Times New Roman"/>
@@ -4104,7 +3872,6 @@
                 <w:p>
                   <w:pPr>
                     <w:pStyle w:val="Sinespaciado"/>
-                    <w:framePr w:hSpace="141" w:wrap="around" w:vAnchor="text" w:hAnchor="margin" w:y="-138"/>
                     <w:jc w:val="center"/>
                     <w:rPr>
                       <w:rFonts w:ascii="Times New Roman" w:hAnsi="Times New Roman" w:cs="Times New Roman"/>
@@ -4132,7 +3899,6 @@
                 <w:p>
                   <w:pPr>
                     <w:pStyle w:val="Sinespaciado"/>
-                    <w:framePr w:hSpace="141" w:wrap="around" w:vAnchor="text" w:hAnchor="margin" w:y="-138"/>
                     <w:jc w:val="center"/>
                     <w:rPr>
                       <w:rFonts w:ascii="Times New Roman" w:hAnsi="Times New Roman" w:cs="Times New Roman"/>

--- a/PLANIFICACION_MICROCURRICULAR_7MO_LENGUA_1ER_TRIMESTRE.docx
+++ b/PLANIFICACION_MICROCURRICULAR_7MO_LENGUA_1ER_TRIMESTRE.docx
@@ -2746,8 +2746,6 @@
               <w:br/>
               <w:t>Guía visual de postura, mirada y voz (pág. 23)</w:t>
               <w:br/>
-              <w:t>Tarjetas cromáticas de partes del discurso</w:t>
-              <w:br/>
               <w:t>Pizarra, marcadores y cuadernos de trabajo</w:t>
             </w:r>
           </w:p>
@@ -2840,7 +2838,7 @@
                 <w:rFonts w:ascii="Times New Roman" w:hAnsi="Times New Roman"/>
                 <w:sz w:val="19"/>
               </w:rPr>
-              <w:t>En casa o tiempo autónomo, el estudiante observa y lee la escena inicial de las páginas 18 y 19. A través del enlace digital sugerido, observa y escucha el conmovedor discurso infantil de Severn Suzuki («La niña que silenció al mundo en la Cumbre de la Tierra»), respondiendo 2 preguntas guía en su cuaderno: ¿Qué emoción y mensaje transmitió la oradora a su corta edad? ¿Qué elementos de su voz y mirada hicieron que todos los adultos la escucharan con absoluto silencio y respeto?</w:t>
+              <w:t>En casa o tiempo autónomo, el estudiante observa y lee la escena inicial de las páginas 18 y 19. A través del enlace digital sugerido, observa y escucha el conmovedor discurso de Severn Suzuki («La niña que silenció al mundo»), respondiendo 2 preguntas guía en su cuaderno: ¿Qué emoción y mensaje transmitió la oradora a su corta edad? ¿Cómo utilizó su voz, mirada y seguridad para defender el futuro de los niños del planeta?</w:t>
             </w:r>
           </w:p>
           <w:p>
@@ -2852,7 +2850,7 @@
                 <w:rFonts w:ascii="Times New Roman" w:hAnsi="Times New Roman"/>
                 <w:sz w:val="19"/>
               </w:rPr>
-              <w:t>Gamificación: 'Pasaporte del Detective de la Palabra': Los estudiantes que traigan registrada su observación previa en su cuaderno reciben 20 puntos de experiencia iniciales y su credencial de 'Orador Investigador'.</w:t>
+              <w:t>Gamificación: 'Pasaporte del Detective de la Palabra': Los estudiantes que traigan registrada su observación previa reciben 20 puntos de experiencia iniciales y su credencial de 'Orador Investigador'.</w:t>
             </w:r>
           </w:p>
           <w:p>
@@ -2885,7 +2883,7 @@
                 <w:rFonts w:ascii="Times New Roman" w:hAnsi="Times New Roman"/>
                 <w:sz w:val="18"/>
               </w:rPr>
-              <w:t>Acceso multimodal a la información: video con subtítulos en español y audio claro del discurso de Severn Suzuki en YouTube/QR, complementado con la historieta gráfica ilustrada de las págs. 18-19 para estudiantes que prefieran lectura visual impresa.</w:t>
+              <w:t>Video con subtítulos y audio claro en enlace digital/QR, y viñeta ilustrada impresa de las págs. 18-19.</w:t>
             </w:r>
           </w:p>
           <w:p>
@@ -2905,7 +2903,7 @@
                 <w:rFonts w:ascii="Times New Roman" w:hAnsi="Times New Roman"/>
                 <w:sz w:val="18"/>
               </w:rPr>
-              <w:t>Flexibilidad en la respuesta a las preguntas guía: el estudiante puede escribir un párrafo en su cuaderno, dibujar un esquema visual con palabras clave o enviar una nota de voz corta explicando el mensaje de Severn.</w:t>
+              <w:t>Opciones para responder: párrafo escrito en cuaderno, dibujo esquemático o nota de voz corta.</w:t>
             </w:r>
           </w:p>
           <w:p>
@@ -2925,7 +2923,7 @@
                 <w:rFonts w:ascii="Times New Roman" w:hAnsi="Times New Roman"/>
                 <w:sz w:val="18"/>
               </w:rPr>
-              <w:t>Conexión emocional auténtica al ver a una niña de su misma edad defendiendo el medio ambiente y los derechos de la infancia frente a líderes mundiales, motivando el interés autónomo previo sin presión de nota numérica.</w:t>
+              <w:t>Conexión empática con una oradora de su edad y recompensa de puntos de experiencia para la credencial.</w:t>
             </w:r>
           </w:p>
           <w:tbl>
@@ -3063,7 +3061,7 @@
                 <w:rFonts w:ascii="Times New Roman" w:hAnsi="Times New Roman"/>
                 <w:sz w:val="19"/>
               </w:rPr>
-              <w:t>Apertura en el aula conectando los descubrimientos del discurso de Severn Suzuki visto en casa. Dinámica relámpago de sondeo: ¿Qué sintieron al ver a una niña de su edad hablar con tanta seguridad frente a líderes mundiales? ¿Cómo podemos canalizar nuestros nervios y transformarlos en fuerza comunicativa para dar nuestro propio discurso? Se validan las reflexiones previas en plenaria participativa con ejercicios de respiración y postura.</w:t>
+              <w:t>Apertura en el aula conectando los descubrimientos del discurso de Severn Suzuki visto en casa. Dinámica relámpago de sondeo: ¿Qué sintieron al ver a una niña de su edad hablar con tanta seguridad frente a líderes mundiales? ¿Cómo podemos canalizar nuestros nervios y transformarlos en fuerza comunicativa para dar nuestro propio discurso? Se validan las reflexiones previas en plenaria participativa.</w:t>
             </w:r>
           </w:p>
           <w:p>
@@ -3075,7 +3073,7 @@
                 <w:rFonts w:ascii="Times New Roman" w:hAnsi="Times New Roman"/>
                 <w:sz w:val="19"/>
               </w:rPr>
-              <w:t>Gamificación: 'Desafío del Micrófono Dorado': Cada equipo activa su participación ganando estrellas de elocuencia y empatía auditiva al aportar ideas sobre cómo hablar en público.</w:t>
+              <w:t>Gamificación: 'Desafío del Micrófono Dorado': Cada equipo activa su participación ganando estrellas de elocuencia y empatía auditiva.</w:t>
             </w:r>
           </w:p>
           <w:p>
@@ -3108,7 +3106,7 @@
                 <w:rFonts w:ascii="Times New Roman" w:hAnsi="Times New Roman"/>
                 <w:sz w:val="18"/>
               </w:rPr>
-              <w:t>Proyección en pizarra de la imagen de Severn Suzuki y la viñeta de la pág. 19, organizando las ideas previas en un mapa mental visible con dos columnas: 'Lo que nos causa nervios' y 'Cómo vencerlos'.</w:t>
+              <w:t>Organizador gráfico en pizarra con lluvia de ideas (nervios vs. seguridad) y viñeta de la pág. 19.</w:t>
             </w:r>
           </w:p>
           <w:p>
@@ -3128,7 +3126,7 @@
                 <w:rFonts w:ascii="Times New Roman" w:hAnsi="Times New Roman"/>
                 <w:sz w:val="18"/>
               </w:rPr>
-              <w:t>Múltiples formas de participación en el sondeo: intervención oral breve usando el 'Micrófono Dorado', demostración física de posturas de seguridad corporal o alzando tarjetas de acuerdo/desacuerdo.</w:t>
+              <w:t>Intervención oral con el 'Micrófono Dorado' o demostración gestual de posturas de seguridad.</w:t>
             </w:r>
           </w:p>
           <w:p>
@@ -3148,7 +3146,7 @@
                 <w:rFonts w:ascii="Times New Roman" w:hAnsi="Times New Roman"/>
                 <w:sz w:val="18"/>
               </w:rPr>
-              <w:t>Ambiente de confianza psicológica donde se normaliza el miedo a hablar en público como una emoción natural y se felicita inmediatamente el esfuerzo del trabajo autónomo traído de casa.</w:t>
+              <w:t>Validación positiva inmediata del trabajo autónomo de casa en un ambiente seguro y sin juicios punitivos.</w:t>
             </w:r>
           </w:p>
           <w:tbl>
@@ -3331,7 +3329,7 @@
                 <w:rFonts w:ascii="Times New Roman" w:hAnsi="Times New Roman"/>
                 <w:sz w:val="18"/>
               </w:rPr>
-              <w:t>Lectura guiada y compartida del texto impreso «Discurso de un niño» (págs. 20-21) con apoyo de resaltadores de colores para cada parte estructural (verde: saludo, azul: argumentos de derechos, naranja: llamado a la acción) y cartel esquemático de la pág. 22 sobre el oyente activo.</w:t>
+              <w:t>Código cromático en el texto (verde: inicio, azul: desarrollo, naranja: cierre) y esquema de la pág. 22.</w:t>
             </w:r>
           </w:p>
           <w:p>
@@ -3351,7 +3349,7 @@
                 <w:rFonts w:ascii="Times New Roman" w:hAnsi="Times New Roman"/>
                 <w:sz w:val="18"/>
               </w:rPr>
-              <w:t>Manipulación física de tarjetas de argumentos para armar el rompecabezas en la pizarra o cuaderno, y formulación oral o escrita de un juicio de valor respetuoso utilizando la plantilla estructurada: 'Concuerdo con la idea de... porque...'.</w:t>
+              <w:t>Ordenamiento de tarjetas de argumentos en pizarra o cuaderno, y formulación oral o escrita de juicios de valor.</w:t>
             </w:r>
           </w:p>
           <w:p>
@@ -3371,7 +3369,7 @@
                 <w:rFonts w:ascii="Times New Roman" w:hAnsi="Times New Roman"/>
                 <w:sz w:val="18"/>
               </w:rPr>
-              <w:t>Trabajo cooperativo con roles rotativos asignados en el equipo de 'Detectives' (lector del discurso, organizador de tarjetas, portavoz del grupo), fomentando la corresponsabilidad y la empatía con la niñez.</w:t>
+              <w:t>Trabajo cooperativo con roles rotativos asignados en el equipo de detectives (lector, organizador, portavoz).</w:t>
             </w:r>
           </w:p>
           <w:tbl>
@@ -3521,7 +3519,7 @@
                 <w:rFonts w:ascii="Times New Roman" w:hAnsi="Times New Roman"/>
                 <w:sz w:val="19"/>
               </w:rPr>
-              <w:t>Gamificación: 'El Torneo de los Vendedores de Sueños': Los compañeros del auditorio otorgan 'Insignias de Juicio Constructivo' valorando claridad, respeto y persuasión.</w:t>
+              <w:t>Gamificación: 'El Torneo de los Vendedores de Sueños': Los compañeros otorgan 'Insignias de Juicio Constructivo' valorando claridad, respeto y persuasión.</w:t>
             </w:r>
           </w:p>
           <w:p>
@@ -3554,7 +3552,7 @@
                 <w:rFonts w:ascii="Times New Roman" w:hAnsi="Times New Roman"/>
                 <w:sz w:val="18"/>
               </w:rPr>
-              <w:t>Rúbrica gráfica visible en pizarra con pictogramas ilustrados de los elementos no verbales de la pág. 23 (contacto visual, postura erguida, volumen vocal) y semáforo visual de conductas que se deben evitar según la pág. 24.</w:t>
+              <w:t>Pictogramas con elementos no verbales de la pág. 23 y semáforo visual de acciones a evitar de la pág. 24.</w:t>
             </w:r>
           </w:p>
           <w:p>
@@ -3574,7 +3572,7 @@
                 <w:rFonts w:ascii="Times New Roman" w:hAnsi="Times New Roman"/>
                 <w:sz w:val="18"/>
               </w:rPr>
-              <w:t>Presentación en parejas con opciones de apoyo: uso de fichas nemotécnicas con palabras clave, mapas conceptuales o apoyo recíproco donde uno expone y el otro complementa.</w:t>
+              <w:t>Disertación en parejas apoyada en fichas nemotécnicas con palabras clave o apoyos visuales.</w:t>
             </w:r>
           </w:p>
           <w:p>
@@ -3594,7 +3592,7 @@
                 <w:rFonts w:ascii="Times New Roman" w:hAnsi="Times New Roman"/>
                 <w:sz w:val="18"/>
               </w:rPr>
-              <w:t>Reducción de la ansiedad escénica al disertar en parejas en un entorno donde el auditorio actúa como jurado aliado que brinda aplausos e insignias constructivas para mejorar.</w:t>
+              <w:t>Trabajo en parejas para mitigar la ansiedad escénica e incentivo de insignias constructivas del auditorio.</w:t>
             </w:r>
           </w:p>
           <w:tbl>
@@ -3732,7 +3730,7 @@
                 <w:rFonts w:ascii="Times New Roman" w:hAnsi="Times New Roman"/>
                 <w:sz w:val="19"/>
               </w:rPr>
-              <w:t>Coevaluación formativa con lista de cotejo entre pares sobre la oratoria y la escucha respetuosa. Ronda de reflexión metacognitiva: ¿Qué aprendí al escuchar a mis compañeros? ¿Cómo influye un juicio de valor respetuoso en la convivencia escolar? Firma colectiva del 'Decálogo del Auditorio Respetuoso' en el aula.</w:t>
+              <w:t>Coevaluación formativa con lista de cotejo sobre la escucha y la oratoria. Ronda de reflexión metacognitiva: ¿Qué aprendí al escuchar a mis compañeros? ¿Cómo influye un juicio de valor respetuoso en la convivencia escolar? Firma colectiva del 'Decálogo del Auditorio Respetuoso' en el aula.</w:t>
             </w:r>
           </w:p>
           <w:p>
@@ -3777,7 +3775,7 @@
                 <w:rFonts w:ascii="Times New Roman" w:hAnsi="Times New Roman"/>
                 <w:sz w:val="18"/>
               </w:rPr>
-              <w:t>Cartel síntesis del 'Decálogo del Auditorio Respetuoso' presentado en gran formato con viñetas claras y lenguaje sencillo al alcance visual de todos los estudiantes.</w:t>
+              <w:t>Cartel visible en el aula con las pautas e íconos del Decálogo del Auditorio Respetuoso.</w:t>
             </w:r>
           </w:p>
           <w:p>
@@ -3797,7 +3795,7 @@
                 <w:rFonts w:ascii="Times New Roman" w:hAnsi="Times New Roman"/>
                 <w:sz w:val="18"/>
               </w:rPr>
-              <w:t>Firma simbólica, huella dactilar o expresión escrita de una frase de compromiso personal sobre el respeto a la palabra ajena en el mural del aula.</w:t>
+              <w:t>Firma simbólica en el decálogo y expresión de un compromiso personal en frase escrita o dibujo.</w:t>
             </w:r>
           </w:p>
           <w:p>
@@ -3817,7 +3815,7 @@
                 <w:rFonts w:ascii="Times New Roman" w:hAnsi="Times New Roman"/>
                 <w:sz w:val="18"/>
               </w:rPr>
-              <w:t>Celebración colectiva del progreso comunicativo del grupo, reforzando la autoestima de cada estudiante al reconocer públicamente su valor como orador y oyente.</w:t>
+              <w:t>Reconocimiento público del avance comunicativo del grupo y entrega de la insignia de elocuencia.</w:t>
             </w:r>
           </w:p>
           <w:tbl>

--- a/PLANIFICACION_MICROCURRICULAR_7MO_LENGUA_1ER_TRIMESTRE.docx
+++ b/PLANIFICACION_MICROCURRICULAR_7MO_LENGUA_1ER_TRIMESTRE.docx
@@ -1584,119 +1584,83 @@
             <w:shd w:val="clear" w:color="auto" w:fill="auto"/>
           </w:tcPr>
           <w:p>
+            <w:r/>
+          </w:p>
+          <w:p>
             <w:pPr>
               <w:spacing w:before="40" w:after="40"/>
-              <w:rPr>
-                <w:rFonts w:ascii="Times New Roman" w:hAnsi="Times New Roman" w:cs="Times New Roman"/>
-              </w:rPr>
-            </w:pPr>
-            <w:r>
-              <w:rPr>
-                <w:rFonts w:ascii="Times New Roman" w:hAnsi="Times New Roman" w:cs="Times New Roman"/>
-                <w:b/>
-              </w:rPr>
-              <w:t xml:space="preserve">                                </w:t>
-            </w:r>
-            <w:r>
-              <w:rPr>
-                <w:rFonts w:ascii="Times New Roman" w:hAnsi="Times New Roman" w:cs="Times New Roman"/>
-                <w:b/>
-              </w:rPr>
-              <w:t xml:space="preserve">SEMANA </w:t>
-            </w:r>
-            <w:r>
-              <w:rPr>
-                <w:rFonts w:ascii="Times New Roman" w:hAnsi="Times New Roman" w:cs="Times New Roman"/>
-                <w:b/>
-              </w:rPr>
-              <w:t>1</w:t>
+            </w:pPr>
+            <w:r>
+              <w:rPr>
+                <w:rFonts w:ascii="Times New Roman" w:hAnsi="Times New Roman"/>
+                <w:b/>
+                <w:sz w:val="22"/>
+              </w:rPr>
+              <w:t>SEMANA 1</w:t>
+            </w:r>
+          </w:p>
+          <w:p>
+            <w:pPr>
+              <w:spacing w:after="40"/>
+            </w:pPr>
+            <w:r>
+              <w:rPr>
+                <w:rFonts w:ascii="Times New Roman" w:hAnsi="Times New Roman"/>
+                <w:b/>
+                <w:sz w:val="21"/>
+              </w:rPr>
+              <w:t>GAMIFICACIÓN &amp; APRENDIZAJE POR DESCUBRIMIENTO</w:t>
             </w:r>
           </w:p>
           <w:p>
             <w:pPr>
               <w:spacing w:after="80"/>
-              <w:jc w:val="center"/>
-              <w:rPr>
-                <w:rFonts w:ascii="Times New Roman" w:hAnsi="Times New Roman" w:cs="Times New Roman"/>
-                <w:b/>
-              </w:rPr>
-            </w:pPr>
-            <w:r>
-              <w:rPr>
-                <w:rFonts w:ascii="Times New Roman" w:hAnsi="Times New Roman" w:cs="Times New Roman"/>
-                <w:b/>
-              </w:rPr>
-              <w:t>GAMIFICACIÓN &amp; APRENDIZAJE POR DESCUBRIMIENTO</w:t>
-            </w:r>
-          </w:p>
-          <w:p>
-            <w:pPr>
-              <w:spacing w:after="80"/>
-              <w:rPr>
-                <w:rFonts w:ascii="Times New Roman" w:hAnsi="Times New Roman" w:cs="Times New Roman"/>
-              </w:rPr>
-            </w:pPr>
-            <w:r>
-              <w:rPr>
-                <w:rFonts w:ascii="Times New Roman" w:hAnsi="Times New Roman" w:cs="Times New Roman"/>
-                <w:b/>
-                <w:bCs/>
-                <w:color w:val="000000" w:themeColor="text1"/>
-              </w:rPr>
-              <w:t>Nombre de la actividad:</w:t>
-            </w:r>
-            <w:r>
-              <w:rPr>
-                <w:rFonts w:ascii="Times New Roman" w:hAnsi="Times New Roman" w:cs="Times New Roman"/>
-              </w:rPr>
-              <w:br/>
-              <w:t>“Misión: Arqueólogos del Tiempo y el Enigma del Alfabeto Perdido” (Texto Pág. 12-1</w:t>
-            </w:r>
-            <w:r>
-              <w:rPr>
-                <w:rFonts w:ascii="Times New Roman" w:hAnsi="Times New Roman" w:cs="Times New Roman"/>
-              </w:rPr>
-              <w:t>7</w:t>
-            </w:r>
-            <w:r>
-              <w:rPr>
-                <w:rFonts w:ascii="Times New Roman" w:hAnsi="Times New Roman" w:cs="Times New Roman"/>
-              </w:rPr>
-              <w:t>)</w:t>
-            </w:r>
-          </w:p>
-          <w:p>
-            <w:pPr>
-              <w:spacing w:before="60" w:after="20"/>
-              <w:rPr>
-                <w:rFonts w:ascii="Times New Roman" w:hAnsi="Times New Roman" w:cs="Times New Roman"/>
-              </w:rPr>
-            </w:pPr>
-            <w:r>
-              <w:rPr>
-                <w:rFonts w:ascii="Times New Roman" w:hAnsi="Times New Roman" w:cs="Times New Roman"/>
-                <w:b/>
-              </w:rPr>
-              <w:t>Fase 1: Motivación – “Desbloqueando la Misión Arqueológica”</w:t>
+            </w:pPr>
+            <w:r>
+              <w:rPr>
+                <w:rFonts w:ascii="Times New Roman" w:hAnsi="Times New Roman"/>
+                <w:b/>
+                <w:sz w:val="20"/>
+              </w:rPr>
+              <w:t xml:space="preserve">Nombre de la actividad: </w:t>
+            </w:r>
+            <w:r>
+              <w:rPr>
+                <w:rFonts w:ascii="Times New Roman" w:hAnsi="Times New Roman"/>
+                <w:sz w:val="20"/>
+              </w:rPr>
+              <w:t>«Misión: Arqueólogos del Tiempo y el Enigma del Alfabeto Perdido» (Texto Pág. 12-17)</w:t>
+            </w:r>
+          </w:p>
+          <w:p>
+            <w:pPr>
+              <w:spacing w:before="80" w:after="20"/>
+            </w:pPr>
+            <w:r>
+              <w:rPr>
+                <w:rFonts w:ascii="Times New Roman" w:hAnsi="Times New Roman"/>
+                <w:b/>
+                <w:sz w:val="20"/>
+              </w:rPr>
+              <w:t>Fase 1: Motivación – «Desbloqueando la Misión Arqueológica»</w:t>
             </w:r>
           </w:p>
           <w:p>
             <w:pPr>
               <w:spacing w:after="20"/>
-              <w:rPr>
-                <w:rFonts w:ascii="Times New Roman" w:hAnsi="Times New Roman" w:cs="Times New Roman"/>
-              </w:rPr>
-            </w:pPr>
-            <w:r>
-              <w:rPr>
-                <w:rFonts w:ascii="Times New Roman" w:hAnsi="Times New Roman" w:cs="Times New Roman"/>
-                <w:b/>
+            </w:pPr>
+            <w:r>
+              <w:rPr>
+                <w:rFonts w:ascii="Times New Roman" w:hAnsi="Times New Roman"/>
+                <w:b/>
+                <w:sz w:val="19"/>
               </w:rPr>
               <w:t xml:space="preserve">Actividad: </w:t>
             </w:r>
             <w:r>
               <w:rPr>
-                <w:rFonts w:ascii="Times New Roman" w:hAnsi="Times New Roman" w:cs="Times New Roman"/>
+                <w:rFonts w:ascii="Times New Roman" w:hAnsi="Times New Roman"/>
+                <w:sz w:val="19"/>
               </w:rPr>
               <w:t>El docente presenta una historia gamificada a partir de las imágenes de la página 12: 'La Gran Biblioteca de Alejandría y los primeros escribas de la humanidad necesitan recuperar los mensajes ocultos que explican el nacimiento de las civilizaciones. Los estudiantes serán Arqueólogos de la Cultura Escrita y deberán descifrar enigmas para avanzar en el mapa del tiempo.' Preguntas detonantes del libro: ¿Qué conoces sobre las primeras formas de escritura? ¿Cómo ha evolucionado en el tiempo? ¿Para qué usas la palabra escrita hoy?</w:t>
             </w:r>
@@ -1704,36 +1668,24 @@
           <w:p>
             <w:pPr>
               <w:spacing w:after="40"/>
-              <w:rPr>
-                <w:rFonts w:ascii="Times New Roman" w:hAnsi="Times New Roman" w:cs="Times New Roman"/>
-              </w:rPr>
-            </w:pPr>
-            <w:r>
-              <w:rPr>
-                <w:rFonts w:ascii="Times New Roman" w:hAnsi="Times New Roman" w:cs="Times New Roman"/>
-                <w:b/>
-                <w:bCs/>
-              </w:rPr>
-              <w:t>Gamificación:</w:t>
-            </w:r>
-            <w:r>
-              <w:rPr>
-                <w:rFonts w:ascii="Times New Roman" w:hAnsi="Times New Roman" w:cs="Times New Roman"/>
-              </w:rPr>
-              <w:t xml:space="preserve"> Cada estudiante elige su 'Avatar Histórico' (Pintor Rupestre, Escriba Sumerio, Filósofo del Papiro o Escriba Digital) y recibe su bitácora de viaje con 100 Puntos de Sabiduría iniciales.</w:t>
+            </w:pPr>
+            <w:r>
+              <w:rPr>
+                <w:rFonts w:ascii="Times New Roman" w:hAnsi="Times New Roman"/>
+                <w:sz w:val="19"/>
+              </w:rPr>
+              <w:t>Gamificación: 'Mapa del Tiempo': Cada estudiante elige su avatar arqueológico y acumula puntos de hallazgo histórico.</w:t>
             </w:r>
           </w:p>
           <w:p>
             <w:pPr>
               <w:spacing w:after="20"/>
-              <w:rPr>
-                <w:rFonts w:ascii="Times New Roman" w:hAnsi="Times New Roman" w:cs="Times New Roman"/>
-              </w:rPr>
-            </w:pPr>
-            <w:r>
-              <w:rPr>
-                <w:rFonts w:ascii="Times New Roman" w:hAnsi="Times New Roman" w:cs="Times New Roman"/>
-                <w:b/>
+            </w:pPr>
+            <w:r>
+              <w:rPr>
+                <w:rFonts w:ascii="Times New Roman" w:hAnsi="Times New Roman"/>
+                <w:b/>
+                <w:sz w:val="19"/>
               </w:rPr>
               <w:t>DUA aplicado:</w:t>
             </w:r>
@@ -1741,1189 +1693,61 @@
           <w:p>
             <w:pPr>
               <w:spacing w:after="20"/>
-              <w:rPr>
-                <w:rFonts w:ascii="Times New Roman" w:hAnsi="Times New Roman" w:cs="Times New Roman"/>
-              </w:rPr>
-            </w:pPr>
-            <w:r>
-              <w:rPr>
-                <w:rFonts w:ascii="Times New Roman" w:hAnsi="Times New Roman" w:cs="Times New Roman"/>
-                <w:b/>
+            </w:pPr>
+            <w:r>
+              <w:rPr>
+                <w:rFonts w:ascii="Times New Roman" w:hAnsi="Times New Roman"/>
+                <w:b/>
+                <w:sz w:val="18"/>
               </w:rPr>
               <w:t xml:space="preserve">Representación: </w:t>
             </w:r>
             <w:r>
               <w:rPr>
-                <w:rFonts w:ascii="Times New Roman" w:hAnsi="Times New Roman" w:cs="Times New Roman"/>
-              </w:rPr>
-              <w:t>Infografía visual de la pág. 12 con pinturas rupestres, tablillas sumerias, jeroglíficos y tecnología digital moderna.</w:t>
+                <w:rFonts w:ascii="Times New Roman" w:hAnsi="Times New Roman"/>
+                <w:sz w:val="18"/>
+              </w:rPr>
+              <w:t>Infografía visual de la pág. 12 con pinturas rupestres, jeroglíficos y soportes digitales.</w:t>
             </w:r>
           </w:p>
           <w:p>
             <w:pPr>
               <w:spacing w:after="20"/>
-              <w:rPr>
-                <w:rFonts w:ascii="Times New Roman" w:hAnsi="Times New Roman" w:cs="Times New Roman"/>
-              </w:rPr>
-            </w:pPr>
-            <w:r>
-              <w:rPr>
-                <w:rFonts w:ascii="Times New Roman" w:hAnsi="Times New Roman" w:cs="Times New Roman"/>
-                <w:b/>
+            </w:pPr>
+            <w:r>
+              <w:rPr>
+                <w:rFonts w:ascii="Times New Roman" w:hAnsi="Times New Roman"/>
+                <w:b/>
+                <w:sz w:val="18"/>
               </w:rPr>
               <w:t xml:space="preserve">Acción y expresión: </w:t>
             </w:r>
             <w:r>
               <w:rPr>
-                <w:rFonts w:ascii="Times New Roman" w:hAnsi="Times New Roman" w:cs="Times New Roman"/>
-              </w:rPr>
-              <w:t>Selección de su avatar mediante dibujo o distintivo; participación oral en lluvia de ideas.</w:t>
+                <w:rFonts w:ascii="Times New Roman" w:hAnsi="Times New Roman"/>
+                <w:sz w:val="18"/>
+              </w:rPr>
+              <w:t>Participación oral en lluvia de ideas y registro gráfico de su avatar en el cuaderno.</w:t>
             </w:r>
           </w:p>
           <w:p>
             <w:pPr>
               <w:spacing w:after="20"/>
-              <w:rPr>
-                <w:rFonts w:ascii="Times New Roman" w:hAnsi="Times New Roman" w:cs="Times New Roman"/>
-              </w:rPr>
-            </w:pPr>
-            <w:r>
-              <w:rPr>
-                <w:rFonts w:ascii="Times New Roman" w:hAnsi="Times New Roman" w:cs="Times New Roman"/>
-                <w:b/>
+            </w:pPr>
+            <w:r>
+              <w:rPr>
+                <w:rFonts w:ascii="Times New Roman" w:hAnsi="Times New Roman"/>
+                <w:b/>
+                <w:sz w:val="18"/>
               </w:rPr>
               <w:t xml:space="preserve">Compromiso-Motivación: </w:t>
             </w:r>
             <w:r>
               <w:rPr>
-                <w:rFonts w:ascii="Times New Roman" w:hAnsi="Times New Roman" w:cs="Times New Roman"/>
-              </w:rPr>
-              <w:t>Desafío de exploración histórica inmersiva con insignias y niveles de arqueólogo.</w:t>
-            </w:r>
-          </w:p>
-          <w:tbl>
-            <w:tblPr>
-              <w:tblStyle w:val="Tablaconcuadrcula"/>
-              <w:tblW w:w="0" w:type="auto"/>
-              <w:jc w:val="center"/>
-              <w:tblLayout w:type="fixed"/>
-              <w:tblLook w:val="04A0" w:firstRow="1" w:lastRow="0" w:firstColumn="1" w:lastColumn="0" w:noHBand="0" w:noVBand="1"/>
-            </w:tblPr>
-            <w:tblGrid>
-              <w:gridCol w:w="683"/>
-              <w:gridCol w:w="683"/>
-              <w:gridCol w:w="683"/>
-            </w:tblGrid>
-            <w:tr>
-              <w:trPr>
-                <w:trHeight w:val="278"/>
-                <w:jc w:val="center"/>
-              </w:trPr>
-              <w:tc>
-                <w:tcPr>
-                  <w:tcW w:w="683" w:type="dxa"/>
-                  <w:shd w:val="clear" w:color="auto" w:fill="7030A0"/>
-                </w:tcPr>
-                <w:p>
-                  <w:pPr>
-                    <w:pStyle w:val="Sinespaciado"/>
-                    <w:framePr w:hSpace="141" w:wrap="around" w:vAnchor="text" w:hAnchor="margin" w:y="-138"/>
-                    <w:jc w:val="center"/>
-                    <w:rPr>
-                      <w:rFonts w:ascii="Times New Roman" w:hAnsi="Times New Roman" w:cs="Times New Roman"/>
-                      <w:b/>
-                      <w:color w:val="FFFFFF"/>
-                    </w:rPr>
-                  </w:pPr>
-                  <w:r>
-                    <w:rPr>
-                      <w:rFonts w:ascii="Times New Roman" w:hAnsi="Times New Roman" w:cs="Times New Roman"/>
-                      <w:b/>
-                      <w:color w:val="FFFFFF"/>
-                    </w:rPr>
-                    <w:t>R</w:t>
-                  </w:r>
-                </w:p>
-              </w:tc>
-              <w:tc>
-                <w:tcPr>
-                  <w:tcW w:w="683" w:type="dxa"/>
-                  <w:shd w:val="clear" w:color="auto" w:fill="00B0F0"/>
-                </w:tcPr>
-                <w:p>
-                  <w:pPr>
-                    <w:pStyle w:val="Sinespaciado"/>
-                    <w:framePr w:hSpace="141" w:wrap="around" w:vAnchor="text" w:hAnchor="margin" w:y="-138"/>
-                    <w:jc w:val="center"/>
-                    <w:rPr>
-                      <w:rFonts w:ascii="Times New Roman" w:hAnsi="Times New Roman" w:cs="Times New Roman"/>
-                      <w:b/>
-                      <w:color w:val="FFFFFF"/>
-                    </w:rPr>
-                  </w:pPr>
-                  <w:r>
-                    <w:rPr>
-                      <w:rFonts w:ascii="Times New Roman" w:hAnsi="Times New Roman" w:cs="Times New Roman"/>
-                      <w:b/>
-                      <w:color w:val="FFFFFF"/>
-                    </w:rPr>
-                    <w:t>A-E</w:t>
-                  </w:r>
-                </w:p>
-              </w:tc>
-              <w:tc>
-                <w:tcPr>
-                  <w:tcW w:w="683" w:type="dxa"/>
-                  <w:shd w:val="clear" w:color="auto" w:fill="538135"/>
-                </w:tcPr>
-                <w:p>
-                  <w:pPr>
-                    <w:pStyle w:val="Sinespaciado"/>
-                    <w:framePr w:hSpace="141" w:wrap="around" w:vAnchor="text" w:hAnchor="margin" w:y="-138"/>
-                    <w:jc w:val="center"/>
-                    <w:rPr>
-                      <w:rFonts w:ascii="Times New Roman" w:hAnsi="Times New Roman" w:cs="Times New Roman"/>
-                      <w:b/>
-                      <w:color w:val="FFFFFF"/>
-                    </w:rPr>
-                  </w:pPr>
-                  <w:r>
-                    <w:rPr>
-                      <w:rFonts w:ascii="Times New Roman" w:hAnsi="Times New Roman" w:cs="Times New Roman"/>
-                      <w:b/>
-                      <w:color w:val="FFFFFF"/>
-                    </w:rPr>
-                    <w:t>C-M</w:t>
-                  </w:r>
-                </w:p>
-              </w:tc>
-            </w:tr>
-          </w:tbl>
-          <w:p>
-            <w:pPr>
-              <w:spacing w:before="40" w:after="40"/>
-              <w:rPr>
-                <w:rFonts w:ascii="Times New Roman" w:hAnsi="Times New Roman" w:cs="Times New Roman"/>
-              </w:rPr>
-            </w:pPr>
-          </w:p>
-          <w:p>
-            <w:pPr>
-              <w:spacing w:before="60" w:after="20"/>
-              <w:rPr>
-                <w:rFonts w:ascii="Times New Roman" w:hAnsi="Times New Roman" w:cs="Times New Roman"/>
-              </w:rPr>
-            </w:pPr>
-            <w:r>
-              <w:rPr>
-                <w:rFonts w:ascii="Times New Roman" w:hAnsi="Times New Roman" w:cs="Times New Roman"/>
-                <w:b/>
-              </w:rPr>
-              <w:t>Fase 2: Comprensión – “La Ruleta de los Soportes y la Línea del Tiempo”</w:t>
-            </w:r>
-          </w:p>
-          <w:p>
-            <w:pPr>
-              <w:spacing w:after="20"/>
-              <w:rPr>
-                <w:rFonts w:ascii="Times New Roman" w:hAnsi="Times New Roman" w:cs="Times New Roman"/>
-              </w:rPr>
-            </w:pPr>
-            <w:r>
-              <w:rPr>
-                <w:rFonts w:ascii="Times New Roman" w:hAnsi="Times New Roman" w:cs="Times New Roman"/>
-                <w:b/>
-              </w:rPr>
-              <w:t xml:space="preserve">Actividad: </w:t>
-            </w:r>
-            <w:r>
-              <w:rPr>
-                <w:rFonts w:ascii="Times New Roman" w:hAnsi="Times New Roman" w:cs="Times New Roman"/>
-              </w:rPr>
-              <w:t>Lectura guiada de las páginas 13 a 17 sobre los soportes de la escritura (arcilla cuneiforme, papiro egipcio, pergamino, papel de trapo, imprenta de Gutenberg y soportes digitales). Dinámica de relevos por equipos: relacionar cada material con su civilización y función social para registrar cosechas, leyes y memorias.</w:t>
-            </w:r>
-          </w:p>
-          <w:p>
-            <w:pPr>
-              <w:spacing w:after="40"/>
-              <w:rPr>
-                <w:rFonts w:ascii="Times New Roman" w:hAnsi="Times New Roman" w:cs="Times New Roman"/>
-              </w:rPr>
-            </w:pPr>
-            <w:r>
-              <w:rPr>
-                <w:rFonts w:ascii="Times New Roman" w:hAnsi="Times New Roman" w:cs="Times New Roman"/>
-                <w:b/>
-                <w:bCs/>
-              </w:rPr>
-              <w:t>Gamificación:</w:t>
-            </w:r>
-            <w:r>
-              <w:rPr>
-                <w:rFonts w:ascii="Times New Roman" w:hAnsi="Times New Roman" w:cs="Times New Roman"/>
-              </w:rPr>
-              <w:t xml:space="preserve"> Cada asociación correcta otorga 10 puntos y desbloquea la carta de poder cívico 'Memoria Colectiva' (valor de la preservación de acuerdos y derechos de los pueblos).</w:t>
-            </w:r>
-          </w:p>
-          <w:p>
-            <w:pPr>
-              <w:spacing w:after="20"/>
-              <w:rPr>
-                <w:rFonts w:ascii="Times New Roman" w:hAnsi="Times New Roman" w:cs="Times New Roman"/>
-              </w:rPr>
-            </w:pPr>
-            <w:r>
-              <w:rPr>
-                <w:rFonts w:ascii="Times New Roman" w:hAnsi="Times New Roman" w:cs="Times New Roman"/>
-                <w:b/>
-              </w:rPr>
-              <w:t>DUA aplicado:</w:t>
-            </w:r>
-          </w:p>
-          <w:p>
-            <w:pPr>
-              <w:spacing w:after="20"/>
-              <w:rPr>
-                <w:rFonts w:ascii="Times New Roman" w:hAnsi="Times New Roman" w:cs="Times New Roman"/>
-              </w:rPr>
-            </w:pPr>
-            <w:r>
-              <w:rPr>
-                <w:rFonts w:ascii="Times New Roman" w:hAnsi="Times New Roman" w:cs="Times New Roman"/>
-                <w:b/>
-              </w:rPr>
-              <w:t xml:space="preserve">Representación: </w:t>
-            </w:r>
-            <w:r>
-              <w:rPr>
-                <w:rFonts w:ascii="Times New Roman" w:hAnsi="Times New Roman" w:cs="Times New Roman"/>
-              </w:rPr>
-              <w:t>Muestras táctiles/visuales de papel, arcilla y pergamino; organizadores gráficos cromáticos en pizarra.</w:t>
-            </w:r>
-          </w:p>
-          <w:p>
-            <w:pPr>
-              <w:spacing w:after="20"/>
-              <w:rPr>
-                <w:rFonts w:ascii="Times New Roman" w:hAnsi="Times New Roman" w:cs="Times New Roman"/>
-              </w:rPr>
-            </w:pPr>
-            <w:r>
-              <w:rPr>
-                <w:rFonts w:ascii="Times New Roman" w:hAnsi="Times New Roman" w:cs="Times New Roman"/>
-                <w:b/>
-              </w:rPr>
-              <w:t xml:space="preserve">Acción y expresión: </w:t>
-            </w:r>
-            <w:r>
-              <w:rPr>
-                <w:rFonts w:ascii="Times New Roman" w:hAnsi="Times New Roman" w:cs="Times New Roman"/>
-              </w:rPr>
-              <w:t>Respuestas orales, construcción de una línea de tiempo cronológica en el cuaderno o dramatización rápida.</w:t>
-            </w:r>
-          </w:p>
-          <w:p>
-            <w:pPr>
-              <w:spacing w:after="20"/>
-              <w:rPr>
-                <w:rFonts w:ascii="Times New Roman" w:hAnsi="Times New Roman" w:cs="Times New Roman"/>
-              </w:rPr>
-            </w:pPr>
-            <w:r>
-              <w:rPr>
-                <w:rFonts w:ascii="Times New Roman" w:hAnsi="Times New Roman" w:cs="Times New Roman"/>
-                <w:b/>
-              </w:rPr>
-              <w:t xml:space="preserve">Compromiso-Motivación: </w:t>
-            </w:r>
-            <w:r>
-              <w:rPr>
-                <w:rFonts w:ascii="Times New Roman" w:hAnsi="Times New Roman" w:cs="Times New Roman"/>
-              </w:rPr>
-              <w:t>Trabajo cooperativo en clanes con metas claras y recompensas inmediatas de equipo.</w:t>
-            </w:r>
-          </w:p>
-          <w:tbl>
-            <w:tblPr>
-              <w:tblStyle w:val="Tablaconcuadrcula"/>
-              <w:tblW w:w="0" w:type="auto"/>
-              <w:jc w:val="center"/>
-              <w:tblLayout w:type="fixed"/>
-              <w:tblLook w:val="04A0" w:firstRow="1" w:lastRow="0" w:firstColumn="1" w:lastColumn="0" w:noHBand="0" w:noVBand="1"/>
-            </w:tblPr>
-            <w:tblGrid>
-              <w:gridCol w:w="683"/>
-              <w:gridCol w:w="683"/>
-              <w:gridCol w:w="683"/>
-            </w:tblGrid>
-            <w:tr>
-              <w:trPr>
-                <w:trHeight w:val="278"/>
-                <w:jc w:val="center"/>
-              </w:trPr>
-              <w:tc>
-                <w:tcPr>
-                  <w:tcW w:w="683" w:type="dxa"/>
-                  <w:shd w:val="clear" w:color="auto" w:fill="7030A0"/>
-                </w:tcPr>
-                <w:p>
-                  <w:pPr>
-                    <w:pStyle w:val="Sinespaciado"/>
-                    <w:framePr w:hSpace="141" w:wrap="around" w:vAnchor="text" w:hAnchor="margin" w:y="-138"/>
-                    <w:jc w:val="center"/>
-                    <w:rPr>
-                      <w:rFonts w:ascii="Times New Roman" w:hAnsi="Times New Roman" w:cs="Times New Roman"/>
-                      <w:b/>
-                      <w:color w:val="FFFFFF"/>
-                    </w:rPr>
-                  </w:pPr>
-                  <w:r>
-                    <w:rPr>
-                      <w:rFonts w:ascii="Times New Roman" w:hAnsi="Times New Roman" w:cs="Times New Roman"/>
-                      <w:b/>
-                      <w:color w:val="FFFFFF"/>
-                    </w:rPr>
-                    <w:t>R</w:t>
-                  </w:r>
-                </w:p>
-              </w:tc>
-              <w:tc>
-                <w:tcPr>
-                  <w:tcW w:w="683" w:type="dxa"/>
-                  <w:shd w:val="clear" w:color="auto" w:fill="00B0F0"/>
-                </w:tcPr>
-                <w:p>
-                  <w:pPr>
-                    <w:pStyle w:val="Sinespaciado"/>
-                    <w:framePr w:hSpace="141" w:wrap="around" w:vAnchor="text" w:hAnchor="margin" w:y="-138"/>
-                    <w:jc w:val="center"/>
-                    <w:rPr>
-                      <w:rFonts w:ascii="Times New Roman" w:hAnsi="Times New Roman" w:cs="Times New Roman"/>
-                      <w:b/>
-                      <w:color w:val="FFFFFF"/>
-                    </w:rPr>
-                  </w:pPr>
-                  <w:r>
-                    <w:rPr>
-                      <w:rFonts w:ascii="Times New Roman" w:hAnsi="Times New Roman" w:cs="Times New Roman"/>
-                      <w:b/>
-                      <w:color w:val="FFFFFF"/>
-                    </w:rPr>
-                    <w:t>A-E</w:t>
-                  </w:r>
-                </w:p>
-              </w:tc>
-              <w:tc>
-                <w:tcPr>
-                  <w:tcW w:w="683" w:type="dxa"/>
-                  <w:shd w:val="clear" w:color="auto" w:fill="538135"/>
-                </w:tcPr>
-                <w:p>
-                  <w:pPr>
-                    <w:pStyle w:val="Sinespaciado"/>
-                    <w:framePr w:hSpace="141" w:wrap="around" w:vAnchor="text" w:hAnchor="margin" w:y="-138"/>
-                    <w:jc w:val="center"/>
-                    <w:rPr>
-                      <w:rFonts w:ascii="Times New Roman" w:hAnsi="Times New Roman" w:cs="Times New Roman"/>
-                      <w:b/>
-                      <w:color w:val="FFFFFF"/>
-                    </w:rPr>
-                  </w:pPr>
-                  <w:r>
-                    <w:rPr>
-                      <w:rFonts w:ascii="Times New Roman" w:hAnsi="Times New Roman" w:cs="Times New Roman"/>
-                      <w:b/>
-                      <w:color w:val="FFFFFF"/>
-                    </w:rPr>
-                    <w:t>C-M</w:t>
-                  </w:r>
-                </w:p>
-              </w:tc>
-            </w:tr>
-          </w:tbl>
-          <w:p>
-            <w:pPr>
-              <w:spacing w:before="40" w:after="40"/>
-              <w:rPr>
-                <w:rFonts w:ascii="Times New Roman" w:hAnsi="Times New Roman" w:cs="Times New Roman"/>
-              </w:rPr>
-            </w:pPr>
-          </w:p>
-          <w:p>
-            <w:pPr>
-              <w:spacing w:before="60" w:after="20"/>
-              <w:rPr>
-                <w:rFonts w:ascii="Times New Roman" w:hAnsi="Times New Roman" w:cs="Times New Roman"/>
-              </w:rPr>
-            </w:pPr>
-            <w:r>
-              <w:rPr>
-                <w:rFonts w:ascii="Times New Roman" w:hAnsi="Times New Roman" w:cs="Times New Roman"/>
-                <w:b/>
-              </w:rPr>
-              <w:t>Fase 3: Aplicación – “El Gran Código Criptográfico de los Escribas”</w:t>
-            </w:r>
-          </w:p>
-          <w:p>
-            <w:pPr>
-              <w:spacing w:after="20"/>
-              <w:rPr>
-                <w:rFonts w:ascii="Times New Roman" w:hAnsi="Times New Roman" w:cs="Times New Roman"/>
-              </w:rPr>
-            </w:pPr>
-            <w:r>
-              <w:rPr>
-                <w:rFonts w:ascii="Times New Roman" w:hAnsi="Times New Roman" w:cs="Times New Roman"/>
-                <w:b/>
-              </w:rPr>
-              <w:t xml:space="preserve">Actividad: </w:t>
-            </w:r>
-            <w:r>
-              <w:rPr>
-                <w:rFonts w:ascii="Times New Roman" w:hAnsi="Times New Roman" w:cs="Times New Roman"/>
-              </w:rPr>
-              <w:t>Los estudiantes asumen el reto de la página 1</w:t>
-            </w:r>
-            <w:r>
-              <w:rPr>
-                <w:rFonts w:ascii="Times New Roman" w:hAnsi="Times New Roman" w:cs="Times New Roman"/>
-              </w:rPr>
-              <w:t>7</w:t>
-            </w:r>
-            <w:r>
-              <w:rPr>
-                <w:rFonts w:ascii="Times New Roman" w:hAnsi="Times New Roman" w:cs="Times New Roman"/>
-              </w:rPr>
-              <w:t xml:space="preserve"> del texto escolar: descifrar el mensaje secreto utilizando el código de sustitución alfabética. Luego, responden a situaciones reales: ¿Por qué la palabra escrita ofrece mayor seguridad jurídica y personal que un acuerdo verbal?</w:t>
-            </w:r>
-          </w:p>
-          <w:p>
-            <w:pPr>
-              <w:spacing w:after="40"/>
-              <w:rPr>
-                <w:rFonts w:ascii="Times New Roman" w:hAnsi="Times New Roman" w:cs="Times New Roman"/>
-              </w:rPr>
-            </w:pPr>
-            <w:r>
-              <w:rPr>
-                <w:rFonts w:ascii="Times New Roman" w:hAnsi="Times New Roman" w:cs="Times New Roman"/>
-              </w:rPr>
-              <w:t>Gamificación: Los equipos que decodifican el mensaje en tiempo récord ganan 'Estrellas de Criptografía' y se convierten en 'Descifradores Maestros'.</w:t>
-            </w:r>
-          </w:p>
-          <w:p>
-            <w:pPr>
-              <w:spacing w:after="20"/>
-              <w:rPr>
-                <w:rFonts w:ascii="Times New Roman" w:hAnsi="Times New Roman" w:cs="Times New Roman"/>
-              </w:rPr>
-            </w:pPr>
-            <w:r>
-              <w:rPr>
-                <w:rFonts w:ascii="Times New Roman" w:hAnsi="Times New Roman" w:cs="Times New Roman"/>
-                <w:b/>
-              </w:rPr>
-              <w:t>DUA aplicado:</w:t>
-            </w:r>
-          </w:p>
-          <w:p>
-            <w:pPr>
-              <w:spacing w:after="20"/>
-              <w:rPr>
-                <w:rFonts w:ascii="Times New Roman" w:hAnsi="Times New Roman" w:cs="Times New Roman"/>
-              </w:rPr>
-            </w:pPr>
-            <w:r>
-              <w:rPr>
-                <w:rFonts w:ascii="Times New Roman" w:hAnsi="Times New Roman" w:cs="Times New Roman"/>
-                <w:b/>
-              </w:rPr>
-              <w:t xml:space="preserve">Representación: </w:t>
-            </w:r>
-            <w:r>
-              <w:rPr>
-                <w:rFonts w:ascii="Times New Roman" w:hAnsi="Times New Roman" w:cs="Times New Roman"/>
-              </w:rPr>
-              <w:t>Clave criptográfica visual de la pág. 1</w:t>
-            </w:r>
-            <w:r>
-              <w:rPr>
-                <w:rFonts w:ascii="Times New Roman" w:hAnsi="Times New Roman" w:cs="Times New Roman"/>
-              </w:rPr>
-              <w:t>7</w:t>
-            </w:r>
-            <w:r>
-              <w:rPr>
-                <w:rFonts w:ascii="Times New Roman" w:hAnsi="Times New Roman" w:cs="Times New Roman"/>
-              </w:rPr>
-              <w:t xml:space="preserve"> proyectada y en hojas de trabajo.</w:t>
-            </w:r>
-          </w:p>
-          <w:p>
-            <w:pPr>
-              <w:spacing w:after="20"/>
-              <w:rPr>
-                <w:rFonts w:ascii="Times New Roman" w:hAnsi="Times New Roman" w:cs="Times New Roman"/>
-              </w:rPr>
-            </w:pPr>
-            <w:r>
-              <w:rPr>
-                <w:rFonts w:ascii="Times New Roman" w:hAnsi="Times New Roman" w:cs="Times New Roman"/>
-                <w:b/>
-              </w:rPr>
-              <w:t xml:space="preserve">Acción y expresión: </w:t>
-            </w:r>
-            <w:r>
-              <w:rPr>
-                <w:rFonts w:ascii="Times New Roman" w:hAnsi="Times New Roman" w:cs="Times New Roman"/>
-              </w:rPr>
-              <w:t>Resolución escrita individual o en parejas; opción de verbalizar o graficar el mensaje.</w:t>
-            </w:r>
-          </w:p>
-          <w:p>
-            <w:pPr>
-              <w:spacing w:after="20"/>
-              <w:rPr>
-                <w:rFonts w:ascii="Times New Roman" w:hAnsi="Times New Roman" w:cs="Times New Roman"/>
-              </w:rPr>
-            </w:pPr>
-            <w:r>
-              <w:rPr>
-                <w:rFonts w:ascii="Times New Roman" w:hAnsi="Times New Roman" w:cs="Times New Roman"/>
-                <w:b/>
-              </w:rPr>
-              <w:t xml:space="preserve">Compromiso-Motivación: </w:t>
-            </w:r>
-            <w:r>
-              <w:rPr>
-                <w:rFonts w:ascii="Times New Roman" w:hAnsi="Times New Roman" w:cs="Times New Roman"/>
-              </w:rPr>
-              <w:t>Reto de resolución lógica de acertijos con retroalimentación formativa y lúdica.</w:t>
-            </w:r>
-          </w:p>
-          <w:tbl>
-            <w:tblPr>
-              <w:tblStyle w:val="Tablaconcuadrcula"/>
-              <w:tblW w:w="0" w:type="auto"/>
-              <w:jc w:val="center"/>
-              <w:tblLayout w:type="fixed"/>
-              <w:tblLook w:val="04A0" w:firstRow="1" w:lastRow="0" w:firstColumn="1" w:lastColumn="0" w:noHBand="0" w:noVBand="1"/>
-            </w:tblPr>
-            <w:tblGrid>
-              <w:gridCol w:w="683"/>
-              <w:gridCol w:w="683"/>
-              <w:gridCol w:w="683"/>
-            </w:tblGrid>
-            <w:tr>
-              <w:trPr>
-                <w:trHeight w:val="278"/>
-                <w:jc w:val="center"/>
-              </w:trPr>
-              <w:tc>
-                <w:tcPr>
-                  <w:tcW w:w="683" w:type="dxa"/>
-                  <w:shd w:val="clear" w:color="auto" w:fill="7030A0"/>
-                </w:tcPr>
-                <w:p>
-                  <w:pPr>
-                    <w:pStyle w:val="Sinespaciado"/>
-                    <w:framePr w:hSpace="141" w:wrap="around" w:vAnchor="text" w:hAnchor="margin" w:y="-138"/>
-                    <w:jc w:val="center"/>
-                    <w:rPr>
-                      <w:rFonts w:ascii="Times New Roman" w:hAnsi="Times New Roman" w:cs="Times New Roman"/>
-                      <w:b/>
-                      <w:color w:val="FFFFFF"/>
-                    </w:rPr>
-                  </w:pPr>
-                  <w:r>
-                    <w:rPr>
-                      <w:rFonts w:ascii="Times New Roman" w:hAnsi="Times New Roman" w:cs="Times New Roman"/>
-                      <w:b/>
-                      <w:color w:val="FFFFFF"/>
-                    </w:rPr>
-                    <w:t>R</w:t>
-                  </w:r>
-                </w:p>
-              </w:tc>
-              <w:tc>
-                <w:tcPr>
-                  <w:tcW w:w="683" w:type="dxa"/>
-                  <w:shd w:val="clear" w:color="auto" w:fill="00B0F0"/>
-                </w:tcPr>
-                <w:p>
-                  <w:pPr>
-                    <w:pStyle w:val="Sinespaciado"/>
-                    <w:framePr w:hSpace="141" w:wrap="around" w:vAnchor="text" w:hAnchor="margin" w:y="-138"/>
-                    <w:jc w:val="center"/>
-                    <w:rPr>
-                      <w:rFonts w:ascii="Times New Roman" w:hAnsi="Times New Roman" w:cs="Times New Roman"/>
-                      <w:b/>
-                      <w:color w:val="FFFFFF"/>
-                    </w:rPr>
-                  </w:pPr>
-                  <w:r>
-                    <w:rPr>
-                      <w:rFonts w:ascii="Times New Roman" w:hAnsi="Times New Roman" w:cs="Times New Roman"/>
-                      <w:b/>
-                      <w:color w:val="FFFFFF"/>
-                    </w:rPr>
-                    <w:t>A-E</w:t>
-                  </w:r>
-                </w:p>
-              </w:tc>
-              <w:tc>
-                <w:tcPr>
-                  <w:tcW w:w="683" w:type="dxa"/>
-                  <w:shd w:val="clear" w:color="auto" w:fill="538135"/>
-                </w:tcPr>
-                <w:p>
-                  <w:pPr>
-                    <w:pStyle w:val="Sinespaciado"/>
-                    <w:framePr w:hSpace="141" w:wrap="around" w:vAnchor="text" w:hAnchor="margin" w:y="-138"/>
-                    <w:jc w:val="center"/>
-                    <w:rPr>
-                      <w:rFonts w:ascii="Times New Roman" w:hAnsi="Times New Roman" w:cs="Times New Roman"/>
-                      <w:b/>
-                      <w:color w:val="FFFFFF"/>
-                    </w:rPr>
-                  </w:pPr>
-                  <w:r>
-                    <w:rPr>
-                      <w:rFonts w:ascii="Times New Roman" w:hAnsi="Times New Roman" w:cs="Times New Roman"/>
-                      <w:b/>
-                      <w:color w:val="FFFFFF"/>
-                    </w:rPr>
-                    <w:t>C-M</w:t>
-                  </w:r>
-                </w:p>
-              </w:tc>
-            </w:tr>
-          </w:tbl>
-          <w:p>
-            <w:pPr>
-              <w:spacing w:before="40" w:after="40"/>
-              <w:rPr>
-                <w:rFonts w:ascii="Times New Roman" w:hAnsi="Times New Roman" w:cs="Times New Roman"/>
-              </w:rPr>
-            </w:pPr>
-          </w:p>
-          <w:p>
-            <w:pPr>
-              <w:spacing w:before="60" w:after="20"/>
-              <w:rPr>
-                <w:rFonts w:ascii="Times New Roman" w:hAnsi="Times New Roman" w:cs="Times New Roman"/>
-              </w:rPr>
-            </w:pPr>
-            <w:r>
-              <w:rPr>
-                <w:rFonts w:ascii="Times New Roman" w:hAnsi="Times New Roman" w:cs="Times New Roman"/>
-                <w:b/>
-              </w:rPr>
-              <w:t>Fase 4: Cierre – “El Papiro de la Identidad y la Cultura Escrita”</w:t>
-            </w:r>
-          </w:p>
-          <w:p>
-            <w:pPr>
-              <w:spacing w:after="20"/>
-              <w:rPr>
-                <w:rFonts w:ascii="Times New Roman" w:hAnsi="Times New Roman" w:cs="Times New Roman"/>
-              </w:rPr>
-            </w:pPr>
-            <w:r>
-              <w:rPr>
-                <w:rFonts w:ascii="Times New Roman" w:hAnsi="Times New Roman" w:cs="Times New Roman"/>
-                <w:b/>
-              </w:rPr>
-              <w:t xml:space="preserve">Actividad: </w:t>
-            </w:r>
-            <w:r>
-              <w:rPr>
-                <w:rFonts w:ascii="Times New Roman" w:hAnsi="Times New Roman" w:cs="Times New Roman"/>
-              </w:rPr>
-              <w:t xml:space="preserve">Cada estudiante redacta un breve manifiesto personal en su bitácora: '¿Por qué la lengua escrita es una herramienta cultural imprescindible en mi vida cotidiana?' Se pegan en el gran 'Muro de los Escribas de 7mo'. </w:t>
-            </w:r>
-          </w:p>
-          <w:p>
-            <w:pPr>
-              <w:spacing w:after="40"/>
-              <w:rPr>
-                <w:rFonts w:ascii="Times New Roman" w:hAnsi="Times New Roman" w:cs="Times New Roman"/>
-              </w:rPr>
-            </w:pPr>
-            <w:r>
-              <w:rPr>
-                <w:rFonts w:ascii="Times New Roman" w:hAnsi="Times New Roman" w:cs="Times New Roman"/>
-              </w:rPr>
-              <w:t>Gamificación: Condecoración colectiva con el diploma y título de 'Guardianes de la Memoria Humana'.</w:t>
-            </w:r>
-          </w:p>
-          <w:p>
-            <w:pPr>
-              <w:spacing w:after="20"/>
-              <w:rPr>
-                <w:rFonts w:ascii="Times New Roman" w:hAnsi="Times New Roman" w:cs="Times New Roman"/>
-              </w:rPr>
-            </w:pPr>
-            <w:r>
-              <w:rPr>
-                <w:rFonts w:ascii="Times New Roman" w:hAnsi="Times New Roman" w:cs="Times New Roman"/>
-                <w:b/>
-              </w:rPr>
-              <w:t>DUA aplicado:</w:t>
-            </w:r>
-          </w:p>
-          <w:p>
-            <w:pPr>
-              <w:spacing w:after="20"/>
-              <w:rPr>
-                <w:rFonts w:ascii="Times New Roman" w:hAnsi="Times New Roman" w:cs="Times New Roman"/>
-              </w:rPr>
-            </w:pPr>
-            <w:r>
-              <w:rPr>
-                <w:rFonts w:ascii="Times New Roman" w:hAnsi="Times New Roman" w:cs="Times New Roman"/>
-                <w:b/>
-              </w:rPr>
-              <w:t xml:space="preserve">Representación: </w:t>
-            </w:r>
-            <w:r>
-              <w:rPr>
-                <w:rFonts w:ascii="Times New Roman" w:hAnsi="Times New Roman" w:cs="Times New Roman"/>
-              </w:rPr>
-              <w:t>Formatos variados en tarjetas pergamino impresas o cuadernos.</w:t>
-            </w:r>
-          </w:p>
-          <w:p>
-            <w:pPr>
-              <w:spacing w:after="20"/>
-              <w:rPr>
-                <w:rFonts w:ascii="Times New Roman" w:hAnsi="Times New Roman" w:cs="Times New Roman"/>
-              </w:rPr>
-            </w:pPr>
-            <w:r>
-              <w:rPr>
-                <w:rFonts w:ascii="Times New Roman" w:hAnsi="Times New Roman" w:cs="Times New Roman"/>
-                <w:b/>
-              </w:rPr>
-              <w:t xml:space="preserve">Acción y expresión: </w:t>
-            </w:r>
-            <w:r>
-              <w:rPr>
-                <w:rFonts w:ascii="Times New Roman" w:hAnsi="Times New Roman" w:cs="Times New Roman"/>
-              </w:rPr>
-              <w:t>Libertad de plasmar la conclusión en prosa, verso o cartel ilustrado.</w:t>
-            </w:r>
-          </w:p>
-          <w:p>
-            <w:pPr>
-              <w:spacing w:after="20"/>
-              <w:rPr>
-                <w:rFonts w:ascii="Times New Roman" w:hAnsi="Times New Roman" w:cs="Times New Roman"/>
-              </w:rPr>
-            </w:pPr>
-            <w:r>
-              <w:rPr>
-                <w:rFonts w:ascii="Times New Roman" w:hAnsi="Times New Roman" w:cs="Times New Roman"/>
-                <w:b/>
-              </w:rPr>
-              <w:t xml:space="preserve">Compromiso-Motivación: </w:t>
-            </w:r>
-            <w:r>
-              <w:rPr>
-                <w:rFonts w:ascii="Times New Roman" w:hAnsi="Times New Roman" w:cs="Times New Roman"/>
-              </w:rPr>
-              <w:t>Reconocimiento del logro individual dentro de la producción colectiva del aula.</w:t>
-            </w:r>
-          </w:p>
-          <w:tbl>
-            <w:tblPr>
-              <w:tblStyle w:val="Tablaconcuadrcula"/>
-              <w:tblW w:w="0" w:type="auto"/>
-              <w:jc w:val="center"/>
-              <w:tblLayout w:type="fixed"/>
-              <w:tblLook w:val="04A0" w:firstRow="1" w:lastRow="0" w:firstColumn="1" w:lastColumn="0" w:noHBand="0" w:noVBand="1"/>
-            </w:tblPr>
-            <w:tblGrid>
-              <w:gridCol w:w="683"/>
-              <w:gridCol w:w="683"/>
-              <w:gridCol w:w="683"/>
-            </w:tblGrid>
-            <w:tr>
-              <w:trPr>
-                <w:trHeight w:val="278"/>
-                <w:jc w:val="center"/>
-              </w:trPr>
-              <w:tc>
-                <w:tcPr>
-                  <w:tcW w:w="683" w:type="dxa"/>
-                  <w:shd w:val="clear" w:color="auto" w:fill="7030A0"/>
-                </w:tcPr>
-                <w:p>
-                  <w:pPr>
-                    <w:pStyle w:val="Sinespaciado"/>
-                    <w:framePr w:hSpace="141" w:wrap="around" w:vAnchor="text" w:hAnchor="margin" w:y="-138"/>
-                    <w:jc w:val="center"/>
-                    <w:rPr>
-                      <w:rFonts w:ascii="Times New Roman" w:hAnsi="Times New Roman" w:cs="Times New Roman"/>
-                      <w:b/>
-                      <w:color w:val="FFFFFF"/>
-                    </w:rPr>
-                  </w:pPr>
-                  <w:r>
-                    <w:rPr>
-                      <w:rFonts w:ascii="Times New Roman" w:hAnsi="Times New Roman" w:cs="Times New Roman"/>
-                      <w:b/>
-                      <w:color w:val="FFFFFF"/>
-                    </w:rPr>
-                    <w:t>R</w:t>
-                  </w:r>
-                </w:p>
-              </w:tc>
-              <w:tc>
-                <w:tcPr>
-                  <w:tcW w:w="683" w:type="dxa"/>
-                  <w:shd w:val="clear" w:color="auto" w:fill="00B0F0"/>
-                </w:tcPr>
-                <w:p>
-                  <w:pPr>
-                    <w:pStyle w:val="Sinespaciado"/>
-                    <w:framePr w:hSpace="141" w:wrap="around" w:vAnchor="text" w:hAnchor="margin" w:y="-138"/>
-                    <w:jc w:val="center"/>
-                    <w:rPr>
-                      <w:rFonts w:ascii="Times New Roman" w:hAnsi="Times New Roman" w:cs="Times New Roman"/>
-                      <w:b/>
-                      <w:color w:val="FFFFFF"/>
-                    </w:rPr>
-                  </w:pPr>
-                  <w:r>
-                    <w:rPr>
-                      <w:rFonts w:ascii="Times New Roman" w:hAnsi="Times New Roman" w:cs="Times New Roman"/>
-                      <w:b/>
-                      <w:color w:val="FFFFFF"/>
-                    </w:rPr>
-                    <w:t>A-E</w:t>
-                  </w:r>
-                </w:p>
-              </w:tc>
-              <w:tc>
-                <w:tcPr>
-                  <w:tcW w:w="683" w:type="dxa"/>
-                  <w:shd w:val="clear" w:color="auto" w:fill="538135"/>
-                </w:tcPr>
-                <w:p>
-                  <w:pPr>
-                    <w:pStyle w:val="Sinespaciado"/>
-                    <w:framePr w:hSpace="141" w:wrap="around" w:vAnchor="text" w:hAnchor="margin" w:y="-138"/>
-                    <w:jc w:val="center"/>
-                    <w:rPr>
-                      <w:rFonts w:ascii="Times New Roman" w:hAnsi="Times New Roman" w:cs="Times New Roman"/>
-                      <w:b/>
-                      <w:color w:val="FFFFFF"/>
-                    </w:rPr>
-                  </w:pPr>
-                  <w:r>
-                    <w:rPr>
-                      <w:rFonts w:ascii="Times New Roman" w:hAnsi="Times New Roman" w:cs="Times New Roman"/>
-                      <w:b/>
-                      <w:color w:val="FFFFFF"/>
-                    </w:rPr>
-                    <w:t>C-M</w:t>
-                  </w:r>
-                </w:p>
-              </w:tc>
-            </w:tr>
-          </w:tbl>
-          <w:p>
-            <w:pPr>
-              <w:spacing w:before="40" w:after="40"/>
-              <w:rPr>
-                <w:rFonts w:ascii="Times New Roman" w:hAnsi="Times New Roman" w:cs="Times New Roman"/>
-              </w:rPr>
-            </w:pPr>
-          </w:p>
-        </w:tc>
-        <w:tc>
-          <w:tcPr>
-            <w:tcW w:w="2156" w:type="dxa"/>
-            <w:gridSpan w:val="5"/>
-            <w:tcBorders>
-              <w:left w:val="single" w:sz="4" w:space="0" w:color="auto"/>
-              <w:right w:val="single" w:sz="4" w:space="0" w:color="auto"/>
-            </w:tcBorders>
-            <w:shd w:val="clear" w:color="auto" w:fill="auto"/>
-          </w:tcPr>
-          <w:p>
-            <w:pPr>
-              <w:rPr>
-                <w:rFonts w:ascii="Times New Roman" w:hAnsi="Times New Roman" w:cs="Times New Roman"/>
-              </w:rPr>
-            </w:pPr>
-            <w:r>
-              <w:rPr>
-                <w:rFonts w:ascii="Times New Roman" w:hAnsi="Times New Roman" w:cs="Times New Roman"/>
-              </w:rPr>
-              <w:t>Reconoce la funcionalidad de la lengua escrita como manifestación cultural y de identidad en diferentes contextos y situaciones, atendiendo a la diversidad lingüística del Ecuador. I.LL.3.1.1.</w:t>
-            </w:r>
-          </w:p>
-        </w:tc>
-        <w:tc>
-          <w:tcPr>
-            <w:tcW w:w="3112" w:type="dxa"/>
-            <w:gridSpan w:val="3"/>
-            <w:tcBorders>
-              <w:left w:val="single" w:sz="4" w:space="0" w:color="auto"/>
-            </w:tcBorders>
-            <w:shd w:val="clear" w:color="auto" w:fill="auto"/>
-          </w:tcPr>
-          <w:p>
-            <w:pPr>
-              <w:rPr>
-                <w:rFonts w:ascii="Times New Roman" w:hAnsi="Times New Roman" w:cs="Times New Roman"/>
-              </w:rPr>
-            </w:pPr>
-            <w:r>
-              <w:rPr>
-                <w:rFonts w:ascii="Times New Roman" w:hAnsi="Times New Roman" w:cs="Times New Roman"/>
-              </w:rPr>
-              <w:t>• Instrumentos: Rúbrica de participación oral y taller de aplicación del texto (pág. 1</w:t>
-            </w:r>
-            <w:r>
-              <w:rPr>
-                <w:rFonts w:ascii="Times New Roman" w:hAnsi="Times New Roman" w:cs="Times New Roman"/>
-              </w:rPr>
-              <w:t>7</w:t>
-            </w:r>
-            <w:r>
-              <w:rPr>
-                <w:rFonts w:ascii="Times New Roman" w:hAnsi="Times New Roman" w:cs="Times New Roman"/>
-              </w:rPr>
-              <w:t>).</w:t>
-            </w:r>
-            <w:r>
-              <w:rPr>
-                <w:rFonts w:ascii="Times New Roman" w:hAnsi="Times New Roman" w:cs="Times New Roman"/>
-              </w:rPr>
-              <w:br/>
-              <w:t>• Actividades: Descifrado de códigos de sustitución alfabética, línea de tiempo en el cuaderno y respuestas a preguntas reflexivas.</w:t>
-            </w:r>
-          </w:p>
-        </w:tc>
-      </w:tr>
-      <w:tr>
-        <w:trPr>
-          <w:trHeight w:val="1456"/>
-        </w:trPr>
-        <w:tc>
-          <w:tcPr>
-            <w:tcW w:w="3182" w:type="dxa"/>
-            <w:gridSpan w:val="2"/>
-            <w:shd w:val="clear" w:color="auto" w:fill="auto"/>
-          </w:tcPr>
-          <w:p>
-            <w:r>
-              <w:t>LL.3.2.1. Escuchar discursos orales y formular juicios de valor con respecto a su contenido y forma, y participar de manera respetuosa frente a las intervenciones de los demás.</w:t>
-            </w:r>
-          </w:p>
-        </w:tc>
-        <w:tc>
-          <w:tcPr>
-            <w:tcW w:w="2404" w:type="dxa"/>
-            <w:gridSpan w:val="4"/>
-            <w:shd w:val="clear" w:color="auto" w:fill="auto"/>
-          </w:tcPr>
-          <w:p>
-            <w:r>
-              <w:t>Tema: Discursos orales infantiles y juicios de valor asertivos</w:t>
-              <w:br/>
-              <w:br/>
-              <w:t>Materiales:</w:t>
-              <w:br/>
-              <w:t>Texto de Lengua 7mo (Páginas 18 a 24)</w:t>
-              <w:br/>
-              <w:t>Guía Docente pág. 13</w:t>
-              <w:br/>
-              <w:t>Video educativo: «Discurso de Severn Suzuki (La niña que silenció al mundo)»</w:t>
-              <w:br/>
-              <w:t>Guía visual de postura, mirada y voz (pág. 23)</w:t>
-              <w:br/>
-              <w:t>Pizarra, marcadores y cuadernos de trabajo</w:t>
-            </w:r>
-          </w:p>
-        </w:tc>
-        <w:tc>
-          <w:tcPr>
-            <w:tcW w:w="5092" w:type="dxa"/>
-            <w:gridSpan w:val="7"/>
-            <w:tcBorders>
-              <w:right w:val="single" w:sz="4" w:space="0" w:color="auto"/>
-            </w:tcBorders>
-            <w:shd w:val="clear" w:color="auto" w:fill="auto"/>
-          </w:tcPr>
-          <w:p>
-            <w:r/>
-          </w:p>
-          <w:p>
-            <w:pPr>
-              <w:spacing w:before="40" w:after="40"/>
-            </w:pPr>
-            <w:r>
-              <w:rPr>
-                <w:rFonts w:ascii="Times New Roman" w:hAnsi="Times New Roman"/>
-                <w:b/>
-                <w:sz w:val="22"/>
-              </w:rPr>
-              <w:t>SEMANA 2</w:t>
-            </w:r>
-          </w:p>
-          <w:p>
-            <w:pPr>
-              <w:spacing w:after="40"/>
-            </w:pPr>
-            <w:r>
-              <w:rPr>
-                <w:rFonts w:ascii="Times New Roman" w:hAnsi="Times New Roman"/>
-                <w:b/>
-                <w:sz w:val="21"/>
-              </w:rPr>
-              <w:t>AULA INVERTIDA (FLIPPED LEARNING) &amp; GAMIFICACIÓN</w:t>
-            </w:r>
-          </w:p>
-          <w:p>
-            <w:pPr>
-              <w:spacing w:after="80"/>
-            </w:pPr>
-            <w:r>
-              <w:rPr>
-                <w:rFonts w:ascii="Times New Roman" w:hAnsi="Times New Roman"/>
-                <w:b/>
-                <w:sz w:val="20"/>
-              </w:rPr>
-              <w:t xml:space="preserve">Nombre de la actividad: </w:t>
-            </w:r>
-            <w:r>
-              <w:rPr>
-                <w:rFonts w:ascii="Times New Roman" w:hAnsi="Times New Roman"/>
-                <w:sz w:val="20"/>
-              </w:rPr>
-              <w:t>«El Gran Torneo de los Vendedores de Sueños y la Escucha Respetuosa» (Texto Pág. 18-24)</w:t>
-            </w:r>
-          </w:p>
-          <w:p>
-            <w:pPr>
-              <w:spacing w:before="80" w:after="20"/>
-            </w:pPr>
-            <w:r>
-              <w:rPr>
-                <w:rFonts w:ascii="Times New Roman" w:hAnsi="Times New Roman"/>
-                <w:b/>
-                <w:sz w:val="20"/>
-              </w:rPr>
-              <w:t>Antes de la Clase (Trabajo Autónomo Previo - Flipped Learning): Misión de Indagación</w:t>
-            </w:r>
-          </w:p>
-          <w:p>
-            <w:pPr>
-              <w:spacing w:after="20"/>
-            </w:pPr>
-            <w:r>
-              <w:rPr>
-                <w:rFonts w:ascii="Times New Roman" w:hAnsi="Times New Roman"/>
-                <w:b/>
-                <w:sz w:val="19"/>
-              </w:rPr>
-              <w:t xml:space="preserve">Actividad: </w:t>
-            </w:r>
-            <w:r>
-              <w:rPr>
-                <w:rFonts w:ascii="Times New Roman" w:hAnsi="Times New Roman"/>
-                <w:sz w:val="19"/>
-              </w:rPr>
-              <w:t>En casa o tiempo autónomo, el estudiante observa y lee la escena inicial de las páginas 18 y 19. A través del enlace digital sugerido, observa y escucha el conmovedor discurso de Severn Suzuki («La niña que silenció al mundo»), respondiendo 2 preguntas guía en su cuaderno: ¿Qué emoción y mensaje transmitió la oradora a su corta edad? ¿Cómo utilizó su voz, mirada y seguridad para defender el futuro de los niños del planeta?</w:t>
-            </w:r>
-          </w:p>
-          <w:p>
-            <w:pPr>
-              <w:spacing w:after="40"/>
-            </w:pPr>
-            <w:r>
-              <w:rPr>
-                <w:rFonts w:ascii="Times New Roman" w:hAnsi="Times New Roman"/>
-                <w:sz w:val="19"/>
-              </w:rPr>
-              <w:t>Gamificación: 'Pasaporte del Detective de la Palabra': Los estudiantes que traigan registrada su observación previa reciben 20 puntos de experiencia iniciales y su credencial de 'Orador Investigador'.</w:t>
-            </w:r>
-          </w:p>
-          <w:p>
-            <w:pPr>
-              <w:spacing w:after="20"/>
-            </w:pPr>
-            <w:r>
-              <w:rPr>
-                <w:rFonts w:ascii="Times New Roman" w:hAnsi="Times New Roman"/>
-                <w:b/>
-                <w:sz w:val="19"/>
-              </w:rPr>
-              <w:t>DUA aplicado:</w:t>
-            </w:r>
-          </w:p>
-          <w:p>
-            <w:pPr>
-              <w:spacing w:after="20"/>
-            </w:pPr>
-            <w:r>
-              <w:rPr>
-                <w:rFonts w:ascii="Times New Roman" w:hAnsi="Times New Roman"/>
-                <w:b/>
-                <w:sz w:val="18"/>
-              </w:rPr>
-              <w:t xml:space="preserve">Representación: </w:t>
-            </w:r>
-            <w:r>
-              <w:rPr>
-                <w:rFonts w:ascii="Times New Roman" w:hAnsi="Times New Roman"/>
-                <w:sz w:val="18"/>
-              </w:rPr>
-              <w:t>Video con subtítulos y audio claro en enlace digital/QR, y viñeta ilustrada impresa de las págs. 18-19.</w:t>
-            </w:r>
-          </w:p>
-          <w:p>
-            <w:pPr>
-              <w:spacing w:after="20"/>
-            </w:pPr>
-            <w:r>
-              <w:rPr>
-                <w:rFonts w:ascii="Times New Roman" w:hAnsi="Times New Roman"/>
-                <w:b/>
-                <w:sz w:val="18"/>
-              </w:rPr>
-              <w:t xml:space="preserve">Acción y expresión: </w:t>
-            </w:r>
-            <w:r>
-              <w:rPr>
-                <w:rFonts w:ascii="Times New Roman" w:hAnsi="Times New Roman"/>
-                <w:sz w:val="18"/>
-              </w:rPr>
-              <w:t>Opciones para responder: párrafo escrito en cuaderno, dibujo esquemático o nota de voz corta.</w:t>
-            </w:r>
-          </w:p>
-          <w:p>
-            <w:pPr>
-              <w:spacing w:after="20"/>
-            </w:pPr>
-            <w:r>
-              <w:rPr>
-                <w:rFonts w:ascii="Times New Roman" w:hAnsi="Times New Roman"/>
-                <w:b/>
-                <w:sz w:val="18"/>
-              </w:rPr>
-              <w:t xml:space="preserve">Compromiso-Motivación: </w:t>
-            </w:r>
-            <w:r>
-              <w:rPr>
-                <w:rFonts w:ascii="Times New Roman" w:hAnsi="Times New Roman"/>
-                <w:sz w:val="18"/>
-              </w:rPr>
-              <w:t>Conexión empática con una oradora de su edad y recompensa de puntos de experiencia para la credencial.</w:t>
+                <w:rFonts w:ascii="Times New Roman" w:hAnsi="Times New Roman"/>
+                <w:sz w:val="18"/>
+              </w:rPr>
+              <w:t>Desafío inmersivo de exploración histórica con avance por niveles de arqueólogo.</w:t>
             </w:r>
           </w:p>
           <w:tbl>
@@ -3041,7 +1865,7 @@
                 <w:b/>
                 <w:sz w:val="20"/>
               </w:rPr>
-              <w:t>Fase 1: En Aula - Activación Gamificada y Verificación del Aprendizaje Previo</w:t>
+              <w:t>Fase 2: Comprensión – «La Ruleta de los Soportes y la Línea del Tiempo»</w:t>
             </w:r>
           </w:p>
           <w:p>
@@ -3061,7 +1885,7 @@
                 <w:rFonts w:ascii="Times New Roman" w:hAnsi="Times New Roman"/>
                 <w:sz w:val="19"/>
               </w:rPr>
-              <w:t>Apertura en el aula conectando los descubrimientos del discurso de Severn Suzuki visto en casa. Dinámica relámpago de sondeo: ¿Qué sintieron al ver a una niña de su edad hablar con tanta seguridad frente a líderes mundiales? ¿Cómo podemos canalizar nuestros nervios y transformarlos en fuerza comunicativa para dar nuestro propio discurso? Se validan las reflexiones previas en plenaria participativa.</w:t>
+              <w:t>Lectura guiada de las páginas 13 a 17 sobre los soportes de la escritura (arcilla cuneiforme, papiro egipcio, pergamino, papel de trapo, imprenta de Gutenberg y soportes digitales). Dinámica de relevos por equipos: relacionar cada material con su civilización y función social para registrar cosechas, leyes y memorias.</w:t>
             </w:r>
           </w:p>
           <w:p>
@@ -3073,7 +1897,7 @@
                 <w:rFonts w:ascii="Times New Roman" w:hAnsi="Times New Roman"/>
                 <w:sz w:val="19"/>
               </w:rPr>
-              <w:t>Gamificación: 'Desafío del Micrófono Dorado': Cada equipo activa su participación ganando estrellas de elocuencia y empatía auditiva.</w:t>
+              <w:t>Gamificación: 'Desafío Cronológico': Ganan 10 puntos los equipos que ordenen correctamente los soportes históricos.</w:t>
             </w:r>
           </w:p>
           <w:p>
@@ -3106,7 +1930,7 @@
                 <w:rFonts w:ascii="Times New Roman" w:hAnsi="Times New Roman"/>
                 <w:sz w:val="18"/>
               </w:rPr>
-              <w:t>Organizador gráfico en pizarra con lluvia de ideas (nervios vs. seguridad) y viñeta de la pág. 19.</w:t>
+              <w:t>Imágenes y organizadores visuales cromáticos de la línea del tiempo en las págs. 13-17.</w:t>
             </w:r>
           </w:p>
           <w:p>
@@ -3126,7 +1950,7 @@
                 <w:rFonts w:ascii="Times New Roman" w:hAnsi="Times New Roman"/>
                 <w:sz w:val="18"/>
               </w:rPr>
-              <w:t>Intervención oral con el 'Micrófono Dorado' o demostración gestual de posturas de seguridad.</w:t>
+              <w:t>Construcción gráfica de la línea de tiempo en el cuaderno y respuestas orales en equipo.</w:t>
             </w:r>
           </w:p>
           <w:p>
@@ -3146,7 +1970,7 @@
                 <w:rFonts w:ascii="Times New Roman" w:hAnsi="Times New Roman"/>
                 <w:sz w:val="18"/>
               </w:rPr>
-              <w:t>Validación positiva inmediata del trabajo autónomo de casa en un ambiente seguro y sin juicios punitivos.</w:t>
+              <w:t>Trabajo cooperativo en clanes con metas claras y retroalimentación inmediata.</w:t>
             </w:r>
           </w:p>
           <w:tbl>
@@ -3264,7 +2088,7 @@
                 <w:b/>
                 <w:sz w:val="20"/>
               </w:rPr>
-              <w:t>Fase 2: En Aula - Deconstrucción Crítica y Juicios de Valor (Págs. 20-22)</w:t>
+              <w:t>Fase 3: Aplicación – «El Enigma del Código Secreto de la Pág. 17»</w:t>
             </w:r>
           </w:p>
           <w:p>
@@ -3284,7 +2108,7 @@
                 <w:rFonts w:ascii="Times New Roman" w:hAnsi="Times New Roman"/>
                 <w:sz w:val="19"/>
               </w:rPr>
-              <w:t>Lectura reflexiva del «Discurso de un niño» sobre los derechos de la infancia (págs. 20-21). En equipos cooperativos, deconstruyen la estructura del discurso: Introducción (saludo y captura de atención), Desarrollo (argumentos fundamentados) y Conclusión (llamado a la acción). Estudio de la pág. 22 sobre el rol del oyente activo y cómo emitir juicios de valor constructivos diferenciando hechos comprobables de opiniones sin agredir.</w:t>
+              <w:t>Los estudiantes asumen el reto de la página 17 del texto escolar: descifrar el mensaje secreto utilizando el código de sustitución alfabética. Luego, responden a situaciones reales: ¿Por qué la palabra escrita ofrece mayor seguridad jurídica y personal que un acuerdo verbal?</w:t>
             </w:r>
           </w:p>
           <w:p>
@@ -3296,7 +2120,7 @@
                 <w:rFonts w:ascii="Times New Roman" w:hAnsi="Times New Roman"/>
                 <w:sz w:val="19"/>
               </w:rPr>
-              <w:t>Gamificación: 'Detectives de Argumentos': Ganan 15 puntos quienes identifiquen la idea central y detecten argumentos sólidos en tarjetas de muestra.</w:t>
+              <w:t>Gamificación: 'Criptógrafos en Acción': 15 puntos a quienes descifren la frase oculta sin errores.</w:t>
             </w:r>
           </w:p>
           <w:p>
@@ -3329,7 +2153,7 @@
                 <w:rFonts w:ascii="Times New Roman" w:hAnsi="Times New Roman"/>
                 <w:sz w:val="18"/>
               </w:rPr>
-              <w:t>Código cromático en el texto (verde: inicio, azul: desarrollo, naranja: cierre) y esquema de la pág. 22.</w:t>
+              <w:t>Clave criptográfica visual de la pág. 17 con correspondencia entre signos y letras.</w:t>
             </w:r>
           </w:p>
           <w:p>
@@ -3349,7 +2173,7 @@
                 <w:rFonts w:ascii="Times New Roman" w:hAnsi="Times New Roman"/>
                 <w:sz w:val="18"/>
               </w:rPr>
-              <w:t>Ordenamiento de tarjetas de argumentos en pizarra o cuaderno, y formulación oral o escrita de juicios de valor.</w:t>
+              <w:t>Descifrado escrito en el texto y respuesta reflexiva individual o en parejas.</w:t>
             </w:r>
           </w:p>
           <w:p>
@@ -3369,7 +2193,7 @@
                 <w:rFonts w:ascii="Times New Roman" w:hAnsi="Times New Roman"/>
                 <w:sz w:val="18"/>
               </w:rPr>
-              <w:t>Trabajo cooperativo con roles rotativos asignados en el equipo de detectives (lector, organizador, portavoz).</w:t>
+              <w:t>Resolución de un enigma concreto con recompensa de logro intelectual.</w:t>
             </w:r>
           </w:p>
           <w:tbl>
@@ -3487,7 +2311,7 @@
                 <w:b/>
                 <w:sz w:val="20"/>
               </w:rPr>
-              <w:t>Fase 3: En Aula - Aplicación Activa y Taller de Oratoria (Págs. 23-24)</w:t>
+              <w:t>Fase 4: Cierre – «El Manifiesto de los Escribas de 7mo»</w:t>
             </w:r>
           </w:p>
           <w:p>
@@ -3507,7 +2331,7 @@
                 <w:rFonts w:ascii="Times New Roman" w:hAnsi="Times New Roman"/>
                 <w:sz w:val="19"/>
               </w:rPr>
-              <w:t>Taller práctico de comunicación oral: inspirados en el ejemplo de Severn Suzuki, los estudiantes en parejas preparan una mini-disertación de 2 minutos sobre una causa social o ambiental, aplicando los elementos no verbales aprendidos en la pág. 23 (mirada, postura, gestos y modulación) y evitando conscientemente los errores señalados en la pág. 24. El resto de la clase ejerce el rol de auditorio respetuoso emitiendo juicios de valor formativos.</w:t>
+              <w:t>Cada estudiante redacta un breve manifiesto personal en su bitácora: '¿Por qué la lengua escrita es una herramienta cultural imprescindible en mi vida cotidiana?' Se pegan en el gran 'Muro de los Escribas de 7mo'.</w:t>
             </w:r>
           </w:p>
           <w:p>
@@ -3519,7 +2343,7 @@
                 <w:rFonts w:ascii="Times New Roman" w:hAnsi="Times New Roman"/>
                 <w:sz w:val="19"/>
               </w:rPr>
-              <w:t>Gamificación: 'El Torneo de los Vendedores de Sueños': Los compañeros otorgan 'Insignias de Juicio Constructivo' valorando claridad, respeto y persuasión.</w:t>
+              <w:t>Gamificación: Insignia de 'Maestro Escriba del Saber Histórico' para todos los que completen el muro.</w:t>
             </w:r>
           </w:p>
           <w:p>
@@ -3552,7 +2376,7 @@
                 <w:rFonts w:ascii="Times New Roman" w:hAnsi="Times New Roman"/>
                 <w:sz w:val="18"/>
               </w:rPr>
-              <w:t>Pictogramas con elementos no verbales de la pág. 23 y semáforo visual de acciones a evitar de la pág. 24.</w:t>
+              <w:t>Formato visible en el pizarrón con preguntas guía para la redacción del manifiesto.</w:t>
             </w:r>
           </w:p>
           <w:p>
@@ -3572,7 +2396,7 @@
                 <w:rFonts w:ascii="Times New Roman" w:hAnsi="Times New Roman"/>
                 <w:sz w:val="18"/>
               </w:rPr>
-              <w:t>Disertación en parejas apoyada en fichas nemotécnicas con palabras clave o apoyos visuales.</w:t>
+              <w:t>Redacción libre en tarjeta o cuaderno mediante texto breve, frase ilustrada o verso.</w:t>
             </w:r>
           </w:p>
           <w:p>
@@ -3592,7 +2416,7 @@
                 <w:rFonts w:ascii="Times New Roman" w:hAnsi="Times New Roman"/>
                 <w:sz w:val="18"/>
               </w:rPr>
-              <w:t>Trabajo en parejas para mitigar la ansiedad escénica e incentivo de insignias constructivas del auditorio.</w:t>
+              <w:t>Publicación colectiva en el mural del aula valorando el aporte de cada estudiante.</w:t>
             </w:r>
           </w:p>
           <w:tbl>
@@ -3700,6 +2524,173 @@
               <w:spacing w:before="40" w:after="40"/>
             </w:pPr>
           </w:p>
+        </w:tc>
+        <w:tc>
+          <w:tcPr>
+            <w:tcW w:w="2156" w:type="dxa"/>
+            <w:gridSpan w:val="5"/>
+            <w:tcBorders>
+              <w:left w:val="single" w:sz="4" w:space="0" w:color="auto"/>
+              <w:right w:val="single" w:sz="4" w:space="0" w:color="auto"/>
+            </w:tcBorders>
+            <w:shd w:val="clear" w:color="auto" w:fill="auto"/>
+          </w:tcPr>
+          <w:p>
+            <w:pPr>
+              <w:rPr>
+                <w:rFonts w:ascii="Times New Roman" w:hAnsi="Times New Roman" w:cs="Times New Roman"/>
+              </w:rPr>
+            </w:pPr>
+            <w:r>
+              <w:rPr>
+                <w:rFonts w:ascii="Times New Roman" w:hAnsi="Times New Roman" w:cs="Times New Roman"/>
+              </w:rPr>
+              <w:t>Reconoce la funcionalidad de la lengua escrita como manifestación cultural y de identidad en diferentes contextos y situaciones, atendiendo a la diversidad lingüística del Ecuador. I.LL.3.1.1.</w:t>
+            </w:r>
+          </w:p>
+        </w:tc>
+        <w:tc>
+          <w:tcPr>
+            <w:tcW w:w="3112" w:type="dxa"/>
+            <w:gridSpan w:val="3"/>
+            <w:tcBorders>
+              <w:left w:val="single" w:sz="4" w:space="0" w:color="auto"/>
+            </w:tcBorders>
+            <w:shd w:val="clear" w:color="auto" w:fill="auto"/>
+          </w:tcPr>
+          <w:p>
+            <w:pPr>
+              <w:rPr>
+                <w:rFonts w:ascii="Times New Roman" w:hAnsi="Times New Roman" w:cs="Times New Roman"/>
+              </w:rPr>
+            </w:pPr>
+            <w:r>
+              <w:rPr>
+                <w:rFonts w:ascii="Times New Roman" w:hAnsi="Times New Roman" w:cs="Times New Roman"/>
+              </w:rPr>
+              <w:t>• Instrumentos: Rúbrica de participación oral y taller de aplicación del texto (pág. 1</w:t>
+            </w:r>
+            <w:r>
+              <w:rPr>
+                <w:rFonts w:ascii="Times New Roman" w:hAnsi="Times New Roman" w:cs="Times New Roman"/>
+              </w:rPr>
+              <w:t>7</w:t>
+            </w:r>
+            <w:r>
+              <w:rPr>
+                <w:rFonts w:ascii="Times New Roman" w:hAnsi="Times New Roman" w:cs="Times New Roman"/>
+              </w:rPr>
+              <w:t>).</w:t>
+            </w:r>
+            <w:r>
+              <w:rPr>
+                <w:rFonts w:ascii="Times New Roman" w:hAnsi="Times New Roman" w:cs="Times New Roman"/>
+              </w:rPr>
+              <w:br/>
+              <w:t>• Actividades: Descifrado de códigos de sustitución alfabética, línea de tiempo en el cuaderno y respuestas a preguntas reflexivas.</w:t>
+            </w:r>
+          </w:p>
+        </w:tc>
+      </w:tr>
+      <w:tr>
+        <w:trPr>
+          <w:trHeight w:val="1456"/>
+        </w:trPr>
+        <w:tc>
+          <w:tcPr>
+            <w:tcW w:w="3182" w:type="dxa"/>
+            <w:gridSpan w:val="2"/>
+            <w:shd w:val="clear" w:color="auto" w:fill="auto"/>
+          </w:tcPr>
+          <w:p>
+            <w:r>
+              <w:t>LL.3.2.1. Escuchar discursos orales y formular juicios de valor con respecto a su contenido y forma, y participar de manera respetuosa frente a las intervenciones de los demás.</w:t>
+            </w:r>
+          </w:p>
+        </w:tc>
+        <w:tc>
+          <w:tcPr>
+            <w:tcW w:w="2404" w:type="dxa"/>
+            <w:gridSpan w:val="4"/>
+            <w:shd w:val="clear" w:color="auto" w:fill="auto"/>
+          </w:tcPr>
+          <w:p>
+            <w:r>
+              <w:t>Tema: Discursos orales infantiles y juicios de valor asertivos</w:t>
+              <w:br/>
+              <w:br/>
+              <w:t>Materiales:</w:t>
+              <w:br/>
+              <w:t>Texto de Lengua 7mo (Páginas 18 a 24)</w:t>
+              <w:br/>
+              <w:t>Guía Docente pág. 13</w:t>
+              <w:br/>
+              <w:t>Video educativo: «Discurso de Severn Suzuki (La niña que silenció al mundo)»</w:t>
+              <w:br/>
+              <w:t>Guía visual de postura, mirada y voz (pág. 23)</w:t>
+              <w:br/>
+              <w:t>Pizarra, marcadores y cuadernos de trabajo</w:t>
+            </w:r>
+          </w:p>
+        </w:tc>
+        <w:tc>
+          <w:tcPr>
+            <w:tcW w:w="5092" w:type="dxa"/>
+            <w:gridSpan w:val="7"/>
+            <w:tcBorders>
+              <w:right w:val="single" w:sz="4" w:space="0" w:color="auto"/>
+            </w:tcBorders>
+            <w:shd w:val="clear" w:color="auto" w:fill="auto"/>
+          </w:tcPr>
+          <w:p>
+            <w:r/>
+          </w:p>
+          <w:p>
+            <w:pPr>
+              <w:spacing w:before="40" w:after="40"/>
+            </w:pPr>
+            <w:r>
+              <w:rPr>
+                <w:rFonts w:ascii="Times New Roman" w:hAnsi="Times New Roman"/>
+                <w:b/>
+                <w:sz w:val="22"/>
+              </w:rPr>
+              <w:t>SEMANA 2</w:t>
+            </w:r>
+          </w:p>
+          <w:p>
+            <w:pPr>
+              <w:spacing w:after="40"/>
+            </w:pPr>
+            <w:r>
+              <w:rPr>
+                <w:rFonts w:ascii="Times New Roman" w:hAnsi="Times New Roman"/>
+                <w:b/>
+                <w:sz w:val="21"/>
+              </w:rPr>
+              <w:t>AULA INVERTIDA (FLIPPED LEARNING) &amp; GAMIFICACIÓN</w:t>
+            </w:r>
+          </w:p>
+          <w:p>
+            <w:pPr>
+              <w:spacing w:after="80"/>
+            </w:pPr>
+            <w:r>
+              <w:rPr>
+                <w:rFonts w:ascii="Times New Roman" w:hAnsi="Times New Roman"/>
+                <w:b/>
+                <w:sz w:val="20"/>
+              </w:rPr>
+              <w:t xml:space="preserve">Nombre de la actividad: </w:t>
+            </w:r>
+            <w:r>
+              <w:rPr>
+                <w:rFonts w:ascii="Times New Roman" w:hAnsi="Times New Roman"/>
+                <w:sz w:val="20"/>
+              </w:rPr>
+              <w:t>«El Gran Torneo de los Vendedores de Sueños y la Escucha Respetuosa» (Texto Pág. 18-24)</w:t>
+            </w:r>
+          </w:p>
           <w:p>
             <w:pPr>
               <w:spacing w:before="80" w:after="20"/>
@@ -3710,7 +2701,7 @@
                 <w:b/>
                 <w:sz w:val="20"/>
               </w:rPr>
-              <w:t>Fase 4: Consolidación, Metacognición y Acuerdos de Escucha</w:t>
+              <w:t>Antes de la Clase (Trabajo Autónomo Previo - Flipped Learning): Misión de Indagación</w:t>
             </w:r>
           </w:p>
           <w:p>
@@ -3730,7 +2721,7 @@
                 <w:rFonts w:ascii="Times New Roman" w:hAnsi="Times New Roman"/>
                 <w:sz w:val="19"/>
               </w:rPr>
-              <w:t>Coevaluación formativa con lista de cotejo sobre la escucha y la oratoria. Ronda de reflexión metacognitiva: ¿Qué aprendí al escuchar a mis compañeros? ¿Cómo influye un juicio de valor respetuoso en la convivencia escolar? Firma colectiva del 'Decálogo del Auditorio Respetuoso' en el aula.</w:t>
+              <w:t>En casa o tiempo autónomo, el estudiante observa y lee la escena inicial de las páginas 18 y 19. A través del enlace digital sugerido, observa y escucha el conmovedor discurso de Severn Suzuki («La niña que silenció al mundo»), respondiendo 2 preguntas guía en su cuaderno: ¿Qué emoción y mensaje transmitió la oradora a su corta edad? ¿Cómo utilizó su voz, mirada y seguridad para defender el futuro de los niños del planeta?</w:t>
             </w:r>
           </w:p>
           <w:p>
@@ -3742,7 +2733,7 @@
                 <w:rFonts w:ascii="Times New Roman" w:hAnsi="Times New Roman"/>
                 <w:sz w:val="19"/>
               </w:rPr>
-              <w:t>Gamificación: Coronación de los equipos con la insignia digital 'Maestro de la Elocuencia y la Escucha Empática'.</w:t>
+              <w:t>Gamificación: 'Pasaporte del Detective de la Palabra': Los estudiantes que traigan registrada su observación previa reciben 20 puntos de experiencia iniciales y su credencial de 'Orador Investigador'.</w:t>
             </w:r>
           </w:p>
           <w:p>
@@ -3775,7 +2766,7 @@
                 <w:rFonts w:ascii="Times New Roman" w:hAnsi="Times New Roman"/>
                 <w:sz w:val="18"/>
               </w:rPr>
-              <w:t>Cartel visible en el aula con las pautas e íconos del Decálogo del Auditorio Respetuoso.</w:t>
+              <w:t>Video con subtítulos y audio claro en enlace digital/QR, y viñeta ilustrada impresa de las págs. 18-19.</w:t>
             </w:r>
           </w:p>
           <w:p>
@@ -3795,7 +2786,7 @@
                 <w:rFonts w:ascii="Times New Roman" w:hAnsi="Times New Roman"/>
                 <w:sz w:val="18"/>
               </w:rPr>
-              <w:t>Firma simbólica en el decálogo y expresión de un compromiso personal en frase escrita o dibujo.</w:t>
+              <w:t>Opciones para responder: párrafo escrito en cuaderno, dibujo esquemático o nota de voz corta.</w:t>
             </w:r>
           </w:p>
           <w:p>
@@ -3815,7 +2806,7 @@
                 <w:rFonts w:ascii="Times New Roman" w:hAnsi="Times New Roman"/>
                 <w:sz w:val="18"/>
               </w:rPr>
-              <w:t>Reconocimiento público del avance comunicativo del grupo y entrega de la insignia de elocuencia.</w:t>
+              <w:t>Conexión empática con una oradora de su edad y recompensa de puntos de experiencia para la credencial.</w:t>
             </w:r>
           </w:p>
           <w:tbl>
@@ -3923,176 +2914,17 @@
               <w:spacing w:before="40" w:after="40"/>
             </w:pPr>
           </w:p>
-        </w:tc>
-        <w:tc>
-          <w:tcPr>
-            <w:tcW w:w="2156" w:type="dxa"/>
-            <w:gridSpan w:val="5"/>
-            <w:tcBorders>
-              <w:left w:val="single" w:sz="4" w:space="0" w:color="auto"/>
-              <w:right w:val="single" w:sz="4" w:space="0" w:color="auto"/>
-            </w:tcBorders>
-            <w:shd w:val="clear" w:color="auto" w:fill="auto"/>
-          </w:tcPr>
-          <w:p>
-            <w:r>
-              <w:t>Escucha discursos orales, parafrasea su contenido, formula juicios de valor sobre su forma y participa de manera respetuosa frente a las intervenciones de los demás. I.LL.3.2.1.</w:t>
-            </w:r>
-          </w:p>
-        </w:tc>
-        <w:tc>
-          <w:tcPr>
-            <w:tcW w:w="3112" w:type="dxa"/>
-            <w:gridSpan w:val="3"/>
-            <w:tcBorders>
-              <w:left w:val="single" w:sz="4" w:space="0" w:color="auto"/>
-            </w:tcBorders>
-            <w:shd w:val="clear" w:color="auto" w:fill="auto"/>
-          </w:tcPr>
-          <w:p>
-            <w:r>
-              <w:t>• Instrumentos: Rúbrica de expresión oral con elementos no verbales (pág. 23) y lista de cotejo de juicios de valor respetuosos (pág. 22-24).</w:t>
-            </w:r>
-            <w:r>
-              <w:br/>
-            </w:r>
-            <w:r>
-              <w:br/>
-              <w:t>• Actividades: Verificación de ficha de indagaci</w:t>
-            </w:r>
-            <w:r>
-              <w:t>ón sobre el discurso de Severn Suzuki, disertación en parejas del taller de oratoria (págs. 23-24) y coevaluación del auditorio.</w:t>
-            </w:r>
-          </w:p>
-        </w:tc>
-      </w:tr>
-      <w:tr>
-        <w:trPr>
-          <w:trHeight w:val="1456"/>
-        </w:trPr>
-        <w:tc>
-          <w:tcPr>
-            <w:tcW w:w="3182" w:type="dxa"/>
-            <w:gridSpan w:val="2"/>
-            <w:shd w:val="clear" w:color="auto" w:fill="auto"/>
-          </w:tcPr>
-          <w:p>
-            <w:r>
-              <w:t>LL.3.3.5. Valorar los aspectos de forma y el contenido de un texto científico, a partir de criterios preestablecidos.</w:t>
-            </w:r>
-            <w:r>
-              <w:br/>
-            </w:r>
-            <w:r>
-              <w:br/>
-              <w:t>LL.3.3.8. Leer con fluidez y entonación en diversos contextos y con diferentes propósitos.</w:t>
-            </w:r>
-          </w:p>
-        </w:tc>
-        <w:tc>
-          <w:tcPr>
-            <w:tcW w:w="2404" w:type="dxa"/>
-            <w:gridSpan w:val="4"/>
-            <w:shd w:val="clear" w:color="auto" w:fill="auto"/>
-          </w:tcPr>
-          <w:p>
-            <w:r>
-              <w:t>Tema: Leo para acercarme a la ciencia (textos de divulgación científica) y Uso de la biblioteca escolar</w:t>
-            </w:r>
-            <w:r>
-              <w:br/>
-            </w:r>
-            <w:r>
-              <w:br/>
-              <w:t>Materiales:</w:t>
-            </w:r>
-            <w:r>
-              <w:br/>
-              <w:t>Texto de Lengua 7mo (Páginas 26 a 37)</w:t>
-            </w:r>
-            <w:r>
-              <w:br/>
-              <w:t>Pizarra y marcadores de colores</w:t>
-            </w:r>
-            <w:r>
-              <w:br/>
-              <w:t>Cuadernos</w:t>
-            </w:r>
-            <w:r>
-              <w:br/>
-              <w:t>Fichas de biblioteca escolar</w:t>
-            </w:r>
-          </w:p>
-        </w:tc>
-        <w:tc>
-          <w:tcPr>
-            <w:tcW w:w="5092" w:type="dxa"/>
-            <w:gridSpan w:val="7"/>
-            <w:tcBorders>
-              <w:right w:val="single" w:sz="4" w:space="0" w:color="auto"/>
-            </w:tcBorders>
-            <w:shd w:val="clear" w:color="auto" w:fill="auto"/>
-          </w:tcPr>
-          <w:p/>
-          <w:p>
-            <w:pPr>
-              <w:spacing w:before="40" w:after="40"/>
-            </w:pPr>
-            <w:r>
-              <w:rPr>
-                <w:rFonts w:ascii="Times New Roman" w:hAnsi="Times New Roman"/>
-                <w:b/>
-              </w:rPr>
-              <w:t>SEMANA 8 (19/10 al 23/10/2026) · LECTURA</w:t>
-            </w:r>
-          </w:p>
-          <w:p>
-            <w:pPr>
-              <w:spacing w:after="80"/>
-            </w:pPr>
-            <w:r>
-              <w:rPr>
-                <w:rFonts w:ascii="Times New Roman" w:hAnsi="Times New Roman"/>
-                <w:b/>
-                <w:sz w:val="21"/>
-              </w:rPr>
-              <w:t>APRENDIZAJE BASADO EN PROBLEMAS (ABP) &amp; COOPERATIVO</w:t>
-            </w:r>
-            <w:r>
-              <w:rPr>
-                <w:rFonts w:ascii="Times New Roman" w:hAnsi="Times New Roman"/>
-                <w:b/>
-                <w:sz w:val="21"/>
-              </w:rPr>
-              <w:br/>
-            </w:r>
-            <w:r>
-              <w:rPr>
-                <w:rFonts w:ascii="Times New Roman" w:hAnsi="Times New Roman"/>
+          <w:p>
+            <w:pPr>
+              <w:spacing w:before="80" w:after="20"/>
+            </w:pPr>
+            <w:r>
+              <w:rPr>
+                <w:rFonts w:ascii="Times New Roman" w:hAnsi="Times New Roman"/>
+                <w:b/>
                 <w:sz w:val="20"/>
               </w:rPr>
-              <w:t>Nombre de la actividad:</w:t>
-            </w:r>
-            <w:r>
-              <w:rPr>
-                <w:rFonts w:ascii="Times New Roman" w:hAnsi="Times New Roman"/>
-                <w:sz w:val="20"/>
-              </w:rPr>
-              <w:br/>
-              <w:t>“Expedición Paleontológica: Cazadores de Fósiles y de la Verdad Científica” (Texto Pág. 26-37)</w:t>
-            </w:r>
-          </w:p>
-          <w:p>
-            <w:pPr>
-              <w:spacing w:before="60" w:after="20"/>
-            </w:pPr>
-            <w:r>
-              <w:rPr>
-                <w:rFonts w:ascii="Times New Roman" w:hAnsi="Times New Roman"/>
-                <w:b/>
-                <w:sz w:val="20"/>
-              </w:rPr>
-              <w:t>Fase 1: Motivación – “El Dilema del Hallazgo Científico”</w:t>
+              <w:t>Fase 1: En Aula - Activación Gamificada y Verificación del Aprendizaje Previo</w:t>
             </w:r>
           </w:p>
           <w:p>
@@ -4112,7 +2944,7 @@
                 <w:rFonts w:ascii="Times New Roman" w:hAnsi="Times New Roman"/>
                 <w:sz w:val="19"/>
               </w:rPr>
-              <w:t>El docente plantea un reto de la vida real: 'En redes sociales se afirma que se encontró un dinosaurio vivo en la Amazonía ecuatoriana. ¿Cómo sabemos si una noticia científica es real o un engaño?' Apertura con la ilustración de la pág. 26 (paleontólogos y fósiles). Preguntas detonantes: ¿Dónde buscamos información científica verídica? ¿Qué es un artículo de divulgación?</w:t>
+              <w:t>Apertura en el aula conectando los descubrimientos del discurso de Severn Suzuki visto en casa. Dinámica relámpago de sondeo: ¿Qué sintieron al ver a una niña de su edad hablar con tanta seguridad frente a líderes mundiales? ¿Cómo podemos canalizar nuestros nervios y transformarlos en fuerza comunicativa para dar nuestro propio discurso? Se validan las reflexiones previas en plenaria participativa.</w:t>
             </w:r>
           </w:p>
           <w:p>
@@ -4124,7 +2956,7 @@
                 <w:rFonts w:ascii="Times New Roman" w:hAnsi="Times New Roman"/>
                 <w:sz w:val="19"/>
               </w:rPr>
-              <w:t>Gamificación: Misión 'Cazadores de Fake News': Cada equipo recibe su pasaporte científico y el rango de 'Investigador Junior'.</w:t>
+              <w:t>Gamificación: 'Desafío del Micrófono Dorado': Cada equipo activa su participación ganando estrellas de elocuencia y empatía auditiva.</w:t>
             </w:r>
           </w:p>
           <w:p>
@@ -4157,7 +2989,7 @@
                 <w:rFonts w:ascii="Times New Roman" w:hAnsi="Times New Roman"/>
                 <w:sz w:val="18"/>
               </w:rPr>
-              <w:t>Imágenes paratextuales de fósiles de la pág. 26 y comparación visual entre una noticia falsa y un artículo formal.</w:t>
+              <w:t>Organizador gráfico en pizarra con lluvia de ideas (nervios vs. seguridad) y viñeta de la pág. 19.</w:t>
             </w:r>
           </w:p>
           <w:p>
@@ -4177,7 +3009,7 @@
                 <w:rFonts w:ascii="Times New Roman" w:hAnsi="Times New Roman"/>
                 <w:sz w:val="18"/>
               </w:rPr>
-              <w:t>Lluvia de ideas y debates breves en mesas redondas.</w:t>
+              <w:t>Intervención oral con el 'Micrófono Dorado' o demostración gestual de posturas de seguridad.</w:t>
             </w:r>
           </w:p>
           <w:p>
@@ -4197,7 +3029,7 @@
                 <w:rFonts w:ascii="Times New Roman" w:hAnsi="Times New Roman"/>
                 <w:sz w:val="18"/>
               </w:rPr>
-              <w:t>Despertar del espíritu crítico frente a la información digital.</w:t>
+              <w:t>Validación positiva inmediata del trabajo autónomo de casa en un ambiente seguro y sin juicios punitivos.</w:t>
             </w:r>
           </w:p>
           <w:tbl>
@@ -4206,7 +3038,6 @@
               <w:tblW w:w="0" w:type="auto"/>
               <w:jc w:val="center"/>
               <w:tblLayout w:type="fixed"/>
-              <w:tblLook w:val="04A0" w:firstRow="1" w:lastRow="0" w:firstColumn="1" w:lastColumn="0" w:noHBand="0" w:noVBand="1"/>
             </w:tblPr>
             <w:tblGrid>
               <w:gridCol w:w="683"/>
@@ -4226,7 +3057,6 @@
                 <w:p>
                   <w:pPr>
                     <w:pStyle w:val="Sinespaciado"/>
-                    <w:framePr w:hSpace="141" w:wrap="around" w:vAnchor="text" w:hAnchor="margin" w:y="-138"/>
                     <w:jc w:val="center"/>
                     <w:rPr>
                       <w:rFonts w:ascii="Times New Roman" w:hAnsi="Times New Roman" w:cs="Times New Roman"/>
@@ -4254,7 +3084,6 @@
                 <w:p>
                   <w:pPr>
                     <w:pStyle w:val="Sinespaciado"/>
-                    <w:framePr w:hSpace="141" w:wrap="around" w:vAnchor="text" w:hAnchor="margin" w:y="-138"/>
                     <w:jc w:val="center"/>
                     <w:rPr>
                       <w:rFonts w:ascii="Times New Roman" w:hAnsi="Times New Roman" w:cs="Times New Roman"/>
@@ -4282,7 +3111,6 @@
                 <w:p>
                   <w:pPr>
                     <w:pStyle w:val="Sinespaciado"/>
-                    <w:framePr w:hSpace="141" w:wrap="around" w:vAnchor="text" w:hAnchor="margin" w:y="-138"/>
                     <w:jc w:val="center"/>
                     <w:rPr>
                       <w:rFonts w:ascii="Times New Roman" w:hAnsi="Times New Roman" w:cs="Times New Roman"/>
@@ -4311,7 +3139,7 @@
           </w:p>
           <w:p>
             <w:pPr>
-              <w:spacing w:before="60" w:after="20"/>
+              <w:spacing w:before="80" w:after="20"/>
             </w:pPr>
             <w:r>
               <w:rPr>
@@ -4319,7 +3147,7 @@
                 <w:b/>
                 <w:sz w:val="20"/>
               </w:rPr>
-              <w:t>Fase 2: Comprensión – “Disección del Artículo Científico y la Biblioteca”</w:t>
+              <w:t>Fase 2: En Aula - Deconstrucción Crítica y Juicios de Valor (Págs. 20-22)</w:t>
             </w:r>
           </w:p>
           <w:p>
@@ -4339,7 +3167,7 @@
                 <w:rFonts w:ascii="Times New Roman" w:hAnsi="Times New Roman"/>
                 <w:sz w:val="19"/>
               </w:rPr>
-              <w:t>Lectura secuencial y comentada del artículo de divulgación científica de las páginas 28 a 31 ('Huellas en el tiempo'). Análisis de su silueta textual: título atrayente, introducción, datos comprobables, glosario técnico y conclusiones. Exploración de las normas de la biblioteca escolar y fichas de préstamo (pág. 37).</w:t>
+              <w:t>Lectura reflexiva del «Discurso de un niño» sobre los derechos de la infancia (págs. 20-21). En equipos cooperativos, deconstruyen la estructura del discurso: Introducción (saludo y captura de atención), Desarrollo (argumentos fundamentados) y Conclusión (llamado a la acción). Estudio de la pág. 22 sobre el rol del oyente activo y cómo emitir juicios de valor constructivos diferenciando hechos comprobables de opiniones sin agredir.</w:t>
             </w:r>
           </w:p>
           <w:p>
@@ -4351,7 +3179,7 @@
                 <w:rFonts w:ascii="Times New Roman" w:hAnsi="Times New Roman"/>
                 <w:sz w:val="19"/>
               </w:rPr>
-              <w:t>Gamificación: 'Rally Bibliográfico': Puntos acumulables al identificar datos cuantitativos, citas de expertos y fuentes del texto.</w:t>
+              <w:t>Gamificación: 'Detectives de Argumentos': Ganan 15 puntos quienes identifiquen la idea central y detecten argumentos sólidos en tarjetas de muestra.</w:t>
             </w:r>
           </w:p>
           <w:p>
@@ -4384,7 +3212,7 @@
                 <w:rFonts w:ascii="Times New Roman" w:hAnsi="Times New Roman"/>
                 <w:sz w:val="18"/>
               </w:rPr>
-              <w:t>Organizador visual de llaves en pizarra y subrayado por colores de ideas clave.</w:t>
+              <w:t>Código cromático en el texto (verde: inicio, azul: desarrollo, naranja: cierre) y esquema de la pág. 22.</w:t>
             </w:r>
           </w:p>
           <w:p>
@@ -4404,7 +3232,7 @@
                 <w:rFonts w:ascii="Times New Roman" w:hAnsi="Times New Roman"/>
                 <w:sz w:val="18"/>
               </w:rPr>
-              <w:t>Registro en cuaderno y diseño de una ficha técnica de préstamo bibliotecario.</w:t>
+              <w:t>Ordenamiento de tarjetas de argumentos en pizarra o cuaderno, y formulación oral o escrita de juicios de valor.</w:t>
             </w:r>
           </w:p>
           <w:p>
@@ -4424,7 +3252,7 @@
                 <w:rFonts w:ascii="Times New Roman" w:hAnsi="Times New Roman"/>
                 <w:sz w:val="18"/>
               </w:rPr>
-              <w:t>Familiarización con la biblioteca como espacio de investigación autónoma.</w:t>
+              <w:t>Trabajo cooperativo con roles rotativos asignados en el equipo de detectives (lector, organizador, portavoz).</w:t>
             </w:r>
           </w:p>
           <w:tbl>
@@ -4433,7 +3261,6 @@
               <w:tblW w:w="0" w:type="auto"/>
               <w:jc w:val="center"/>
               <w:tblLayout w:type="fixed"/>
-              <w:tblLook w:val="04A0" w:firstRow="1" w:lastRow="0" w:firstColumn="1" w:lastColumn="0" w:noHBand="0" w:noVBand="1"/>
             </w:tblPr>
             <w:tblGrid>
               <w:gridCol w:w="683"/>
@@ -4453,7 +3280,6 @@
                 <w:p>
                   <w:pPr>
                     <w:pStyle w:val="Sinespaciado"/>
-                    <w:framePr w:hSpace="141" w:wrap="around" w:vAnchor="text" w:hAnchor="margin" w:y="-138"/>
                     <w:jc w:val="center"/>
                     <w:rPr>
                       <w:rFonts w:ascii="Times New Roman" w:hAnsi="Times New Roman" w:cs="Times New Roman"/>
@@ -4481,7 +3307,6 @@
                 <w:p>
                   <w:pPr>
                     <w:pStyle w:val="Sinespaciado"/>
-                    <w:framePr w:hSpace="141" w:wrap="around" w:vAnchor="text" w:hAnchor="margin" w:y="-138"/>
                     <w:jc w:val="center"/>
                     <w:rPr>
                       <w:rFonts w:ascii="Times New Roman" w:hAnsi="Times New Roman" w:cs="Times New Roman"/>
@@ -4509,7 +3334,6 @@
                 <w:p>
                   <w:pPr>
                     <w:pStyle w:val="Sinespaciado"/>
-                    <w:framePr w:hSpace="141" w:wrap="around" w:vAnchor="text" w:hAnchor="margin" w:y="-138"/>
                     <w:jc w:val="center"/>
                     <w:rPr>
                       <w:rFonts w:ascii="Times New Roman" w:hAnsi="Times New Roman" w:cs="Times New Roman"/>
@@ -4538,7 +3362,7 @@
           </w:p>
           <w:p>
             <w:pPr>
-              <w:spacing w:before="60" w:after="20"/>
+              <w:spacing w:before="80" w:after="20"/>
             </w:pPr>
             <w:r>
               <w:rPr>
@@ -4546,7 +3370,7 @@
                 <w:b/>
                 <w:sz w:val="20"/>
               </w:rPr>
-              <w:t>Fase 3: Aplicación – “Laboratorio de Comprensión y Fichaje Científico”</w:t>
+              <w:t>Fase 3: En Aula - Aplicación Activa y Taller de Oratoria (Págs. 23-24)</w:t>
             </w:r>
           </w:p>
           <w:p>
@@ -4566,7 +3390,7 @@
                 <w:rFonts w:ascii="Times New Roman" w:hAnsi="Times New Roman"/>
                 <w:sz w:val="19"/>
               </w:rPr>
-              <w:t>Resolución de las actividades de comprensión lectora, inferencias y valoración crítica de las páginas 34 a 36 del libro escolar. En parejas cooperativas, seleccionan un libro de ciencias de la biblioteca del aula y elaboran una ficha técnica de registro bibliográfico completa (pág. 37).</w:t>
+              <w:t>Taller práctico de comunicación oral: inspirados en el ejemplo de Severn Suzuki, los estudiantes en parejas preparan una mini-disertación de 2 minutos sobre una causa social o ambiental, aplicando los elementos no verbales aprendidos en la pág. 23 (mirada, postura, gestos y modulación) y evitando conscientemente los errores señalados en la pág. 24. El resto de la clase ejerce el rol de auditorio respetuoso emitiendo juicios de valor formativos.</w:t>
             </w:r>
           </w:p>
           <w:p>
@@ -4578,7 +3402,7 @@
                 <w:rFonts w:ascii="Times New Roman" w:hAnsi="Times New Roman"/>
                 <w:sz w:val="19"/>
               </w:rPr>
-              <w:t>Gamificación: Los equipos que completan el fichaje sin errores de formato reciben la 'Insignia de Curador Científico'.</w:t>
+              <w:t>Gamificación: 'El Torneo de los Vendedores de Sueños': Los compañeros otorgan 'Insignias de Juicio Constructivo' valorando claridad, respeto y persuasión.</w:t>
             </w:r>
           </w:p>
           <w:p>
@@ -4611,7 +3435,7 @@
                 <w:rFonts w:ascii="Times New Roman" w:hAnsi="Times New Roman"/>
                 <w:sz w:val="18"/>
               </w:rPr>
-              <w:t>Plantillas impresas de fichas bibliográficas y cuestionario del libro.</w:t>
+              <w:t>Pictogramas con elementos no verbales de la pág. 23 y semáforo visual de acciones a evitar de la pág. 24.</w:t>
             </w:r>
           </w:p>
           <w:p>
@@ -4631,7 +3455,7 @@
                 <w:rFonts w:ascii="Times New Roman" w:hAnsi="Times New Roman"/>
                 <w:sz w:val="18"/>
               </w:rPr>
-              <w:t>Trabajo en duplas, argumentación escrita y validación mutua.</w:t>
+              <w:t>Disertación en parejas apoyada en fichas nemotécnicas con palabras clave o apoyos visuales.</w:t>
             </w:r>
           </w:p>
           <w:p>
@@ -4651,7 +3475,7 @@
                 <w:rFonts w:ascii="Times New Roman" w:hAnsi="Times New Roman"/>
                 <w:sz w:val="18"/>
               </w:rPr>
-              <w:t>Aplicación directa de los métodos de búsqueda y archivo documental.</w:t>
+              <w:t>Trabajo en parejas para mitigar la ansiedad escénica e incentivo de insignias constructivas del auditorio.</w:t>
             </w:r>
           </w:p>
           <w:tbl>
@@ -4660,7 +3484,6 @@
               <w:tblW w:w="0" w:type="auto"/>
               <w:jc w:val="center"/>
               <w:tblLayout w:type="fixed"/>
-              <w:tblLook w:val="04A0" w:firstRow="1" w:lastRow="0" w:firstColumn="1" w:lastColumn="0" w:noHBand="0" w:noVBand="1"/>
             </w:tblPr>
             <w:tblGrid>
               <w:gridCol w:w="683"/>
@@ -4680,7 +3503,6 @@
                 <w:p>
                   <w:pPr>
                     <w:pStyle w:val="Sinespaciado"/>
-                    <w:framePr w:hSpace="141" w:wrap="around" w:vAnchor="text" w:hAnchor="margin" w:y="-138"/>
                     <w:jc w:val="center"/>
                     <w:rPr>
                       <w:rFonts w:ascii="Times New Roman" w:hAnsi="Times New Roman" w:cs="Times New Roman"/>
@@ -4708,7 +3530,6 @@
                 <w:p>
                   <w:pPr>
                     <w:pStyle w:val="Sinespaciado"/>
-                    <w:framePr w:hSpace="141" w:wrap="around" w:vAnchor="text" w:hAnchor="margin" w:y="-138"/>
                     <w:jc w:val="center"/>
                     <w:rPr>
                       <w:rFonts w:ascii="Times New Roman" w:hAnsi="Times New Roman" w:cs="Times New Roman"/>
@@ -4736,7 +3557,6 @@
                 <w:p>
                   <w:pPr>
                     <w:pStyle w:val="Sinespaciado"/>
-                    <w:framePr w:hSpace="141" w:wrap="around" w:vAnchor="text" w:hAnchor="margin" w:y="-138"/>
                     <w:jc w:val="center"/>
                     <w:rPr>
                       <w:rFonts w:ascii="Times New Roman" w:hAnsi="Times New Roman" w:cs="Times New Roman"/>
@@ -4765,7 +3585,7 @@
           </w:p>
           <w:p>
             <w:pPr>
-              <w:spacing w:before="60" w:after="20"/>
+              <w:spacing w:before="80" w:after="20"/>
             </w:pPr>
             <w:r>
               <w:rPr>
@@ -4773,7 +3593,7 @@
                 <w:b/>
                 <w:sz w:val="20"/>
               </w:rPr>
-              <w:t>Fase 4: Cierre – “Publicación del Boletín de Paleontología”</w:t>
+              <w:t>Fase 4: Consolidación, Metacognición y Acuerdos de Escucha</w:t>
             </w:r>
           </w:p>
           <w:p>
@@ -4793,7 +3613,7 @@
                 <w:rFonts w:ascii="Times New Roman" w:hAnsi="Times New Roman"/>
                 <w:sz w:val="19"/>
               </w:rPr>
-              <w:t>Socialización en plenaria: cada dupla presenta un dato científico curioso comprobado en su lectura. Registro del avance en el portafolio escolar.</w:t>
+              <w:t>Coevaluación formativa con lista de cotejo sobre la escucha y la oratoria. Ronda de reflexión metacognitiva: ¿Qué aprendí al escuchar a mis compañeros? ¿Cómo influye un juicio de valor respetuoso en la convivencia escolar? Firma colectiva del 'Decálogo del Auditorio Respetuoso' en el aula.</w:t>
             </w:r>
           </w:p>
           <w:p>
@@ -4805,7 +3625,7 @@
                 <w:rFonts w:ascii="Times New Roman" w:hAnsi="Times New Roman"/>
                 <w:sz w:val="19"/>
               </w:rPr>
-              <w:t>Gamificación: Ascenso de nivel a 'Investigador Científico de 7mo'.</w:t>
+              <w:t>Gamificación: Coronación de los equipos con la insignia digital 'Maestro de la Elocuencia y la Escucha Empática'.</w:t>
             </w:r>
           </w:p>
           <w:p>
@@ -4838,7 +3658,7 @@
                 <w:rFonts w:ascii="Times New Roman" w:hAnsi="Times New Roman"/>
                 <w:sz w:val="18"/>
               </w:rPr>
-              <w:t>Mural de aula con las fichas de libros de divulgación investigados.</w:t>
+              <w:t>Cartel visible en el aula con las pautas e íconos del Decálogo del Auditorio Respetuoso.</w:t>
             </w:r>
           </w:p>
           <w:p>
@@ -4858,7 +3678,7 @@
                 <w:rFonts w:ascii="Times New Roman" w:hAnsi="Times New Roman"/>
                 <w:sz w:val="18"/>
               </w:rPr>
-              <w:t>Exposición oral rápida (1 minuto) por equipo.</w:t>
+              <w:t>Firma simbólica en el decálogo y expresión de un compromiso personal en frase escrita o dibujo.</w:t>
             </w:r>
           </w:p>
           <w:p>
@@ -4878,7 +3698,7 @@
                 <w:rFonts w:ascii="Times New Roman" w:hAnsi="Times New Roman"/>
                 <w:sz w:val="18"/>
               </w:rPr>
-              <w:t>Celebración de la lectura comprensiva y rigurosa.</w:t>
+              <w:t>Reconocimiento público del avance comunicativo del grupo y entrega de la insignia de elocuencia.</w:t>
             </w:r>
           </w:p>
           <w:tbl>
@@ -4887,7 +3707,6 @@
               <w:tblW w:w="0" w:type="auto"/>
               <w:jc w:val="center"/>
               <w:tblLayout w:type="fixed"/>
-              <w:tblLook w:val="04A0" w:firstRow="1" w:lastRow="0" w:firstColumn="1" w:lastColumn="0" w:noHBand="0" w:noVBand="1"/>
             </w:tblPr>
             <w:tblGrid>
               <w:gridCol w:w="683"/>
@@ -4907,7 +3726,6 @@
                 <w:p>
                   <w:pPr>
                     <w:pStyle w:val="Sinespaciado"/>
-                    <w:framePr w:hSpace="141" w:wrap="around" w:vAnchor="text" w:hAnchor="margin" w:y="-138"/>
                     <w:jc w:val="center"/>
                     <w:rPr>
                       <w:rFonts w:ascii="Times New Roman" w:hAnsi="Times New Roman" w:cs="Times New Roman"/>
@@ -4935,7 +3753,6 @@
                 <w:p>
                   <w:pPr>
                     <w:pStyle w:val="Sinespaciado"/>
-                    <w:framePr w:hSpace="141" w:wrap="around" w:vAnchor="text" w:hAnchor="margin" w:y="-138"/>
                     <w:jc w:val="center"/>
                     <w:rPr>
                       <w:rFonts w:ascii="Times New Roman" w:hAnsi="Times New Roman" w:cs="Times New Roman"/>
@@ -4963,7 +3780,6 @@
                 <w:p>
                   <w:pPr>
                     <w:pStyle w:val="Sinespaciado"/>
-                    <w:framePr w:hSpace="141" w:wrap="around" w:vAnchor="text" w:hAnchor="margin" w:y="-138"/>
                     <w:jc w:val="center"/>
                     <w:rPr>
                       <w:rFonts w:ascii="Times New Roman" w:hAnsi="Times New Roman" w:cs="Times New Roman"/>
@@ -5003,7 +3819,7 @@
           </w:tcPr>
           <w:p>
             <w:r>
-              <w:t>Realiza inferencias fundamentales y proyectivo-valorativas, valora los contenidos y aspectos de forma a partir de criterios preestablecidos, al monitorear su comprensión mediante el uso de estrategias cognitivas. I.LL.3.3.2.</w:t>
+              <w:t>Escucha discursos orales, parafrasea su contenido, formula juicios de valor sobre su forma y participa de manera respetuosa frente a las intervenciones de los demás. I.LL.3.2.1.</w:t>
             </w:r>
           </w:p>
         </w:tc>
@@ -5018,11 +3834,17 @@
           </w:tcPr>
           <w:p>
             <w:r>
-              <w:t>• Instrumentos: Cuestionario de comprensión lectora y ficha de préstamo bibliotecario evaluada.</w:t>
+              <w:t>• Instrumentos: Rúbrica de expresión oral con elementos no verbales (pág. 23) y lista de cotejo de juicios de valor respetuosos (pág. 22-24).</w:t>
             </w:r>
             <w:r>
               <w:br/>
-              <w:t>• Actividades: Resolución de actividades págs. 34-37 del texto de Lengua y Literatura.</w:t>
+            </w:r>
+            <w:r>
+              <w:br/>
+              <w:t>• Actividades: Verificación de ficha de indagaci</w:t>
+            </w:r>
+            <w:r>
+              <w:t>ón sobre el discurso de Severn Suzuki, disertación en parejas del taller de oratoria (págs. 23-24) y coevaluación del auditorio.</w:t>
             </w:r>
           </w:p>
         </w:tc>
@@ -5039,21 +3861,14 @@
           </w:tcPr>
           <w:p>
             <w:r>
-              <w:t>LL.3.4.1. Relatar textos con secuencia lógica, manejo de conectores y coherencia en el uso de la persona y el tiempo verbal.</w:t>
+              <w:t>LL.3.3.5. Valorar los aspectos de forma y el contenido de un texto científico, a partir de criterios preestablecidos.</w:t>
             </w:r>
             <w:r>
               <w:br/>
             </w:r>
             <w:r>
               <w:br/>
-              <w:t>LL.3.4.6. Autorregular la producción escrita mediante planificación, redacción y revisión.</w:t>
-            </w:r>
-            <w:r>
-              <w:br/>
-            </w:r>
-            <w:r>
-              <w:br/>
-              <w:t>LL.3.4.10. Integrar en las producciones escritas el verbo (accidentes, modos) y uso del punto y coma (;).</w:t>
+              <w:t>LL.3.3.8. Leer con fluidez y entonación en diversos contextos y con diferentes propósitos.</w:t>
             </w:r>
           </w:p>
         </w:tc>
@@ -5065,7 +3880,7 @@
           </w:tcPr>
           <w:p>
             <w:r>
-              <w:t>Tema: Escritura: Escribo una nota científica (planificación y redacción) y Gramática: El verbo (accidentes, modos) y Uso del punto y coma (;)</w:t>
+              <w:t>Tema: Leo para acercarme a la ciencia (textos de divulgación científica) y Uso de la biblioteca escolar</w:t>
             </w:r>
             <w:r>
               <w:br/>
@@ -5076,7 +3891,7 @@
             </w:r>
             <w:r>
               <w:br/>
-              <w:t>Texto de Lengua 7mo (Páginas 38 a 53)</w:t>
+              <w:t>Texto de Lengua 7mo (Páginas 26 a 37)</w:t>
             </w:r>
             <w:r>
               <w:br/>
@@ -5084,11 +3899,11 @@
             </w:r>
             <w:r>
               <w:br/>
-              <w:t>Cuadernos de trabajo</w:t>
+              <w:t>Cuadernos</w:t>
             </w:r>
             <w:r>
               <w:br/>
-              <w:t>Plantilla de redacción</w:t>
+              <w:t>Fichas de biblioteca escolar</w:t>
             </w:r>
           </w:p>
         </w:tc>
@@ -5101,7 +3916,9 @@
             </w:tcBorders>
             <w:shd w:val="clear" w:color="auto" w:fill="auto"/>
           </w:tcPr>
-          <w:p/>
+          <w:p>
+            <w:r/>
+          </w:p>
           <w:p>
             <w:pPr>
               <w:spacing w:before="40" w:after="40"/>
@@ -5110,8 +3927,22 @@
               <w:rPr>
                 <w:rFonts w:ascii="Times New Roman" w:hAnsi="Times New Roman"/>
                 <w:b/>
-              </w:rPr>
-              <w:t>SEMANA 9 (26/10 al 30/10/2026) · ESCRITURA &amp; GRAMÁTICA</w:t>
+                <w:sz w:val="22"/>
+              </w:rPr>
+              <w:t>SEMANA 8 (19/10 al 23/10/2026) · LECTURA</w:t>
+            </w:r>
+          </w:p>
+          <w:p>
+            <w:pPr>
+              <w:spacing w:after="40"/>
+            </w:pPr>
+            <w:r>
+              <w:rPr>
+                <w:rFonts w:ascii="Times New Roman" w:hAnsi="Times New Roman"/>
+                <w:b/>
+                <w:sz w:val="21"/>
+              </w:rPr>
+              <w:t>APRENDIZAJE BASADO EN PROBLEMAS (ABP) &amp; COOPERATIVO</w:t>
             </w:r>
           </w:p>
           <w:p>
@@ -5122,37 +3953,21 @@
               <w:rPr>
                 <w:rFonts w:ascii="Times New Roman" w:hAnsi="Times New Roman"/>
                 <w:b/>
-                <w:sz w:val="21"/>
-              </w:rPr>
-              <w:t>GAMIFICACIÓN &amp; APRENDIZAJE POR RETOS</w:t>
-            </w:r>
-            <w:r>
-              <w:rPr>
-                <w:rFonts w:ascii="Times New Roman" w:hAnsi="Times New Roman"/>
-                <w:b/>
-                <w:sz w:val="21"/>
-              </w:rPr>
-              <w:br/>
-            </w:r>
-            <w:r>
-              <w:rPr>
-                <w:rFonts w:ascii="Times New Roman" w:hAnsi="Times New Roman"/>
                 <w:sz w:val="20"/>
               </w:rPr>
-              <w:t>Nombre de la actividad:</w:t>
+              <w:t xml:space="preserve">Nombre de la actividad: </w:t>
             </w:r>
             <w:r>
               <w:rPr>
                 <w:rFonts w:ascii="Times New Roman" w:hAnsi="Times New Roman"/>
                 <w:sz w:val="20"/>
               </w:rPr>
-              <w:br/>
-              <w:t>“Sala de Redacción: Los Detectives del Verbo y el Punto y Coma” (Texto Pág. 38-53)</w:t>
-            </w:r>
-          </w:p>
-          <w:p>
-            <w:pPr>
-              <w:spacing w:before="60" w:after="20"/>
+              <w:t>«Expedición Científica: tras las pistas del conocimiento riguroso» (Texto Pág. 26-38)</w:t>
+            </w:r>
+          </w:p>
+          <w:p>
+            <w:pPr>
+              <w:spacing w:before="80" w:after="20"/>
             </w:pPr>
             <w:r>
               <w:rPr>
@@ -5160,7 +3975,7 @@
                 <w:b/>
                 <w:sz w:val="20"/>
               </w:rPr>
-              <w:t>Fase 1: Motivación – “Convocatoria Editorial Escolar”</w:t>
+              <w:t>Fase 1: Motivación – «El Dilema del Hallazgo Científico»</w:t>
             </w:r>
           </w:p>
           <w:p>
@@ -5180,7 +3995,7 @@
                 <w:rFonts w:ascii="Times New Roman" w:hAnsi="Times New Roman"/>
                 <w:sz w:val="19"/>
               </w:rPr>
-              <w:t>El docente transforma el aula en una Sala de Prensa Científica: 'La revista escolar necesita redactores para publicar notas sobre innovaciones sostenibles y movilidad activa (pág. 38)'. Preguntas: ¿Cómo redactar con exactitud? ¿Por qué los verbos son el motor de las oraciones en una investigación científica?</w:t>
+              <w:t>El docente plantea un reto de la vida real: 'En redes sociales se afirma que encontraron fósiles vivos de dinosaurios en la Amazonía. ¿Cómo sabemos si esta información es real o falsa?' Comparación entre una publicación sensacionalista y un artículo formal de la pág. 26. Preguntas: ¿Qué fuentes son confiables? ¿Por qué es crucial investigar antes de creer?</w:t>
             </w:r>
           </w:p>
           <w:p>
@@ -5192,7 +4007,7 @@
                 <w:rFonts w:ascii="Times New Roman" w:hAnsi="Times New Roman"/>
                 <w:sz w:val="19"/>
               </w:rPr>
-              <w:t>Gamificación: Cada estudiante recibe su credencial de 'Periodista Científico' y un tablero de retos gramaticales.</w:t>
+              <w:t>Gamificación: 'Detector de Noticias Falsas': Los estudiantes votan con tarjetas de veracidad y ganan puntos de criterio científico.</w:t>
             </w:r>
           </w:p>
           <w:p>
@@ -5225,7 +4040,7 @@
                 <w:rFonts w:ascii="Times New Roman" w:hAnsi="Times New Roman"/>
                 <w:sz w:val="18"/>
               </w:rPr>
-              <w:t>Modelo visual de nota científica breve en pág. 39 con titulares y párrafos numerados.</w:t>
+              <w:t>Contraste visual entre una noticia falsa de redes y el artículo formal de la pág. 26 con imágenes de fósiles.</w:t>
             </w:r>
           </w:p>
           <w:p>
@@ -5245,7 +4060,7 @@
                 <w:rFonts w:ascii="Times New Roman" w:hAnsi="Times New Roman"/>
                 <w:sz w:val="18"/>
               </w:rPr>
-              <w:t>Lluvia de ideas y elección del tema de investigación individual o en duplas.</w:t>
+              <w:t>Votación con tarjetas de colores y participación oral en la discusión sobre veracidad.</w:t>
             </w:r>
           </w:p>
           <w:p>
@@ -5265,7 +4080,7 @@
                 <w:rFonts w:ascii="Times New Roman" w:hAnsi="Times New Roman"/>
                 <w:sz w:val="18"/>
               </w:rPr>
-              <w:t>Sentido de propósito real: escribir para ser leídos por la comunidad escolar.</w:t>
+              <w:t>Vinculación con situaciones reales del uso de redes sociales y pensamiento crítico.</w:t>
             </w:r>
           </w:p>
           <w:tbl>
@@ -5274,7 +4089,6 @@
               <w:tblW w:w="0" w:type="auto"/>
               <w:jc w:val="center"/>
               <w:tblLayout w:type="fixed"/>
-              <w:tblLook w:val="04A0" w:firstRow="1" w:lastRow="0" w:firstColumn="1" w:lastColumn="0" w:noHBand="0" w:noVBand="1"/>
             </w:tblPr>
             <w:tblGrid>
               <w:gridCol w:w="683"/>
@@ -5294,7 +4108,6 @@
                 <w:p>
                   <w:pPr>
                     <w:pStyle w:val="Sinespaciado"/>
-                    <w:framePr w:hSpace="141" w:wrap="around" w:vAnchor="text" w:hAnchor="margin" w:y="-138"/>
                     <w:jc w:val="center"/>
                     <w:rPr>
                       <w:rFonts w:ascii="Times New Roman" w:hAnsi="Times New Roman" w:cs="Times New Roman"/>
@@ -5322,7 +4135,6 @@
                 <w:p>
                   <w:pPr>
                     <w:pStyle w:val="Sinespaciado"/>
-                    <w:framePr w:hSpace="141" w:wrap="around" w:vAnchor="text" w:hAnchor="margin" w:y="-138"/>
                     <w:jc w:val="center"/>
                     <w:rPr>
                       <w:rFonts w:ascii="Times New Roman" w:hAnsi="Times New Roman" w:cs="Times New Roman"/>
@@ -5350,7 +4162,6 @@
                 <w:p>
                   <w:pPr>
                     <w:pStyle w:val="Sinespaciado"/>
-                    <w:framePr w:hSpace="141" w:wrap="around" w:vAnchor="text" w:hAnchor="margin" w:y="-138"/>
                     <w:jc w:val="center"/>
                     <w:rPr>
                       <w:rFonts w:ascii="Times New Roman" w:hAnsi="Times New Roman" w:cs="Times New Roman"/>
@@ -5379,7 +4190,7 @@
           </w:p>
           <w:p>
             <w:pPr>
-              <w:spacing w:before="60" w:after="20"/>
+              <w:spacing w:before="80" w:after="20"/>
             </w:pPr>
             <w:r>
               <w:rPr>
@@ -5387,7 +4198,7 @@
                 <w:b/>
                 <w:sz w:val="20"/>
               </w:rPr>
-              <w:t>Fase 2: Comprensión – “El Tablero de Conjugación y el Laboratorio Gramatical”</w:t>
+              <w:t>Fase 2: Comprensión – «Disección del Artículo Científico y la Biblioteca»</w:t>
             </w:r>
           </w:p>
           <w:p>
@@ -5407,7 +4218,7 @@
                 <w:rFonts w:ascii="Times New Roman" w:hAnsi="Times New Roman"/>
                 <w:sz w:val="19"/>
               </w:rPr>
-              <w:t>Planificación textual con la matriz de la página 40 (propósito, destinatario y fuentes). Análisis de los accidentes verbales (persona, número, tiempo) y de los Modos Verbales: indicativo (hechos reales), subjuntivo (deseos/dudas) e imperativo (instrucciones) págs. 42-45. Reglas del uso del punto y coma (;) en enumeraciones complejas (pág. 52).</w:t>
+              <w:t>Lectura secuencial y comentada del artículo de divulgación científica de las páginas 27 a 32. Identificación de su estructura: título motivador, introducción contextual, explicación de evidencias y conclusiones. Análisis de las páginas 33 a 35 sobre el funcionamiento y fichaje en una biblioteca escolar.</w:t>
             </w:r>
           </w:p>
           <w:p>
@@ -5419,7 +4230,7 @@
                 <w:rFonts w:ascii="Times New Roman" w:hAnsi="Times New Roman"/>
                 <w:sz w:val="19"/>
               </w:rPr>
-              <w:t>Gamificación: Reto 'Detectives del Verbo': Acumulan puntos al transformar oraciones a modo subjuntivo y colocar correctamente el punto y coma.</w:t>
+              <w:t>Gamificación: 'Exploradores de la Biblioteca': Relevos por equipos para ubicar libros según su signatura topográfica.</w:t>
             </w:r>
           </w:p>
           <w:p>
@@ -5452,7 +4263,7 @@
                 <w:rFonts w:ascii="Times New Roman" w:hAnsi="Times New Roman"/>
                 <w:sz w:val="18"/>
               </w:rPr>
-              <w:t>Tablas cromáticas de conjugación y esquemas sinópticos de modos verbales.</w:t>
+              <w:t>Esquema visual de la estructura del artículo y organizador gráfico de la biblioteca en pizarra.</w:t>
             </w:r>
           </w:p>
           <w:p>
@@ -5472,7 +4283,7 @@
                 <w:rFonts w:ascii="Times New Roman" w:hAnsi="Times New Roman"/>
                 <w:sz w:val="18"/>
               </w:rPr>
-              <w:t>Ejercicios de conjugación en pizarra y transcripción organizada en cuaderno.</w:t>
+              <w:t>Subrayado de ideas principales en el texto y llenado de una ficha bibliográfica en el cuaderno.</w:t>
             </w:r>
           </w:p>
           <w:p>
@@ -5492,7 +4303,7 @@
                 <w:rFonts w:ascii="Times New Roman" w:hAnsi="Times New Roman"/>
                 <w:sz w:val="18"/>
               </w:rPr>
-              <w:t>Descubrimiento lógico y lúdico de la estructura gramatical del idioma.</w:t>
+              <w:t>Uso interactivo de la biblioteca escolar como espacio de autonomía investigativa.</w:t>
             </w:r>
           </w:p>
           <w:tbl>
@@ -5501,7 +4312,6 @@
               <w:tblW w:w="0" w:type="auto"/>
               <w:jc w:val="center"/>
               <w:tblLayout w:type="fixed"/>
-              <w:tblLook w:val="04A0" w:firstRow="1" w:lastRow="0" w:firstColumn="1" w:lastColumn="0" w:noHBand="0" w:noVBand="1"/>
             </w:tblPr>
             <w:tblGrid>
               <w:gridCol w:w="683"/>
@@ -5521,7 +4331,6 @@
                 <w:p>
                   <w:pPr>
                     <w:pStyle w:val="Sinespaciado"/>
-                    <w:framePr w:hSpace="141" w:wrap="around" w:vAnchor="text" w:hAnchor="margin" w:y="-138"/>
                     <w:jc w:val="center"/>
                     <w:rPr>
                       <w:rFonts w:ascii="Times New Roman" w:hAnsi="Times New Roman" w:cs="Times New Roman"/>
@@ -5549,7 +4358,6 @@
                 <w:p>
                   <w:pPr>
                     <w:pStyle w:val="Sinespaciado"/>
-                    <w:framePr w:hSpace="141" w:wrap="around" w:vAnchor="text" w:hAnchor="margin" w:y="-138"/>
                     <w:jc w:val="center"/>
                     <w:rPr>
                       <w:rFonts w:ascii="Times New Roman" w:hAnsi="Times New Roman" w:cs="Times New Roman"/>
@@ -5577,7 +4385,6 @@
                 <w:p>
                   <w:pPr>
                     <w:pStyle w:val="Sinespaciado"/>
-                    <w:framePr w:hSpace="141" w:wrap="around" w:vAnchor="text" w:hAnchor="margin" w:y="-138"/>
                     <w:jc w:val="center"/>
                     <w:rPr>
                       <w:rFonts w:ascii="Times New Roman" w:hAnsi="Times New Roman" w:cs="Times New Roman"/>
@@ -5606,7 +4413,7 @@
           </w:p>
           <w:p>
             <w:pPr>
-              <w:spacing w:before="60" w:after="20"/>
+              <w:spacing w:before="80" w:after="20"/>
             </w:pPr>
             <w:r>
               <w:rPr>
@@ -5614,7 +4421,7 @@
                 <w:b/>
                 <w:sz w:val="20"/>
               </w:rPr>
-              <w:t>Fase 3: Aplicación – “Redacción en Cabina y Laboratorio de Corrección”</w:t>
+              <w:t>Fase 3: Aplicación – «Laboratorio de Comprensión y Fichaje Científico»</w:t>
             </w:r>
           </w:p>
           <w:p>
@@ -5634,7 +4441,7 @@
                 <w:rFonts w:ascii="Times New Roman" w:hAnsi="Times New Roman"/>
                 <w:sz w:val="19"/>
               </w:rPr>
-              <w:t>Redacción del primer borrador de la nota científica (páginas 46-47) estructurada en 3 párrafos coherentes, empleando verbos precisos y conectores de causa-efecto. Revisión cruzada en parejas aplicando la lista de cotejo del texto escolar.</w:t>
+              <w:t>Resolución de las actividades de comprensión lectora, inferencias y valoración de las páginas 36 a 38. Los estudiantes seleccionan un libro de divulgación científica de la biblioteca y elaboran su ficha bibliográfica completa con autor, título, editorial y resumen del contenido.</w:t>
             </w:r>
           </w:p>
           <w:p>
@@ -5646,7 +4453,7 @@
                 <w:rFonts w:ascii="Times New Roman" w:hAnsi="Times New Roman"/>
                 <w:sz w:val="19"/>
               </w:rPr>
-              <w:t>Gamificación: 'Sello Editorial de Calidad': Obtienen la insignia de 'Editor Riguroso' al corregir concordancias y puntuación.</w:t>
+              <w:t>Gamificación: 'Récord de Fichaje': Premiación con la medalla de 'Bibliotecario Experto' al equipo con mayor precisión.</w:t>
             </w:r>
           </w:p>
           <w:p>
@@ -5679,7 +4486,7 @@
                 <w:rFonts w:ascii="Times New Roman" w:hAnsi="Times New Roman"/>
                 <w:sz w:val="18"/>
               </w:rPr>
-              <w:t>Plantilla guía de redacción estructurada y rúbrica de autoevaluación pág. 47.</w:t>
+              <w:t>Cuestionario guiado del libro y modelo visual de ficha bibliográfica de préstamo.</w:t>
             </w:r>
           </w:p>
           <w:p>
@@ -5699,7 +4506,7 @@
                 <w:rFonts w:ascii="Times New Roman" w:hAnsi="Times New Roman"/>
                 <w:sz w:val="18"/>
               </w:rPr>
-              <w:t>Escritura autónoma, corrección colaborativa entre pares y edición.</w:t>
+              <w:t>Resolución escrita de inferencias en parejas y registro de la ficha técnica del libro.</w:t>
             </w:r>
           </w:p>
           <w:p>
@@ -5719,7 +4526,7 @@
                 <w:rFonts w:ascii="Times New Roman" w:hAnsi="Times New Roman"/>
                 <w:sz w:val="18"/>
               </w:rPr>
-              <w:t>Orgullo por la creación de un texto informativo de calidad.</w:t>
+              <w:t>Trabajo cooperativo en duplas con validación de respuestas entre compañeros.</w:t>
             </w:r>
           </w:p>
           <w:tbl>
@@ -5728,7 +4535,6 @@
               <w:tblW w:w="0" w:type="auto"/>
               <w:jc w:val="center"/>
               <w:tblLayout w:type="fixed"/>
-              <w:tblLook w:val="04A0" w:firstRow="1" w:lastRow="0" w:firstColumn="1" w:lastColumn="0" w:noHBand="0" w:noVBand="1"/>
             </w:tblPr>
             <w:tblGrid>
               <w:gridCol w:w="683"/>
@@ -5748,7 +4554,6 @@
                 <w:p>
                   <w:pPr>
                     <w:pStyle w:val="Sinespaciado"/>
-                    <w:framePr w:hSpace="141" w:wrap="around" w:vAnchor="text" w:hAnchor="margin" w:y="-138"/>
                     <w:jc w:val="center"/>
                     <w:rPr>
                       <w:rFonts w:ascii="Times New Roman" w:hAnsi="Times New Roman" w:cs="Times New Roman"/>
@@ -5776,7 +4581,6 @@
                 <w:p>
                   <w:pPr>
                     <w:pStyle w:val="Sinespaciado"/>
-                    <w:framePr w:hSpace="141" w:wrap="around" w:vAnchor="text" w:hAnchor="margin" w:y="-138"/>
                     <w:jc w:val="center"/>
                     <w:rPr>
                       <w:rFonts w:ascii="Times New Roman" w:hAnsi="Times New Roman" w:cs="Times New Roman"/>
@@ -5804,7 +4608,6 @@
                 <w:p>
                   <w:pPr>
                     <w:pStyle w:val="Sinespaciado"/>
-                    <w:framePr w:hSpace="141" w:wrap="around" w:vAnchor="text" w:hAnchor="margin" w:y="-138"/>
                     <w:jc w:val="center"/>
                     <w:rPr>
                       <w:rFonts w:ascii="Times New Roman" w:hAnsi="Times New Roman" w:cs="Times New Roman"/>
@@ -5833,7 +4636,7 @@
           </w:p>
           <w:p>
             <w:pPr>
-              <w:spacing w:before="60" w:after="20"/>
+              <w:spacing w:before="80" w:after="20"/>
             </w:pPr>
             <w:r>
               <w:rPr>
@@ -5841,7 +4644,7 @@
                 <w:b/>
                 <w:sz w:val="20"/>
               </w:rPr>
-              <w:t>Fase 4: Cierre – “Edición Final y Publicación del Boletín”</w:t>
+              <w:t>Fase 4: Cierre – «Publicación del Boletín de Paleontología»</w:t>
             </w:r>
           </w:p>
           <w:p>
@@ -5861,7 +4664,7 @@
                 <w:rFonts w:ascii="Times New Roman" w:hAnsi="Times New Roman"/>
                 <w:sz w:val="19"/>
               </w:rPr>
-              <w:t>Paso a limpio de las notas científicas corregidas y compilación en el primer número del 'Boletín Científico de Séptimo'. Resolución de actividades de consolidación págs. 50-53.</w:t>
+              <w:t>Socialización en plenaria: cada dupla presenta un dato científico curioso descubierto en su lectura y evalúa su proceso lector mediante una escala de metacognición: ¿Qué estrategia me ayudó más a entender el texto científico?</w:t>
             </w:r>
           </w:p>
           <w:p>
@@ -5873,7 +4676,7 @@
                 <w:rFonts w:ascii="Times New Roman" w:hAnsi="Times New Roman"/>
                 <w:sz w:val="19"/>
               </w:rPr>
-              <w:t>Gamificación: Publicación oficial de artículos y premiación con la medalla 'Pluma de Oro'.</w:t>
+              <w:t>Gamificación: Insignia digital 'Investigador Científico Junior' para todos los equipos.</w:t>
             </w:r>
           </w:p>
           <w:p>
@@ -5906,7 +4709,7 @@
                 <w:rFonts w:ascii="Times New Roman" w:hAnsi="Times New Roman"/>
                 <w:sz w:val="18"/>
               </w:rPr>
-              <w:t>Ejemplar físico o digital compilado en el aula.</w:t>
+              <w:t>Mural en el aula con las fichas de lectura y hallazgos científicos de los estudiantes.</w:t>
             </w:r>
           </w:p>
           <w:p>
@@ -5926,7 +4729,7 @@
                 <w:rFonts w:ascii="Times New Roman" w:hAnsi="Times New Roman"/>
                 <w:sz w:val="18"/>
               </w:rPr>
-              <w:t>Lectura compartida en asamblea de aula.</w:t>
+              <w:t>Exposición oral breve de 1 minuto por dupla y autoevaluación en escala gráfica.</w:t>
             </w:r>
           </w:p>
           <w:p>
@@ -5946,7 +4749,7 @@
                 <w:rFonts w:ascii="Times New Roman" w:hAnsi="Times New Roman"/>
                 <w:sz w:val="18"/>
               </w:rPr>
-              <w:t>Cierre exitoso del ciclo de producción escrita.</w:t>
+              <w:t>Reconocimiento público del esfuerzo lector y curiosidad científica del aula.</w:t>
             </w:r>
           </w:p>
           <w:tbl>
@@ -5955,7 +4758,6 @@
               <w:tblW w:w="0" w:type="auto"/>
               <w:jc w:val="center"/>
               <w:tblLayout w:type="fixed"/>
-              <w:tblLook w:val="04A0" w:firstRow="1" w:lastRow="0" w:firstColumn="1" w:lastColumn="0" w:noHBand="0" w:noVBand="1"/>
             </w:tblPr>
             <w:tblGrid>
               <w:gridCol w:w="683"/>
@@ -5975,7 +4777,6 @@
                 <w:p>
                   <w:pPr>
                     <w:pStyle w:val="Sinespaciado"/>
-                    <w:framePr w:hSpace="141" w:wrap="around" w:vAnchor="text" w:hAnchor="margin" w:y="-138"/>
                     <w:jc w:val="center"/>
                     <w:rPr>
                       <w:rFonts w:ascii="Times New Roman" w:hAnsi="Times New Roman" w:cs="Times New Roman"/>
@@ -6003,7 +4804,6 @@
                 <w:p>
                   <w:pPr>
                     <w:pStyle w:val="Sinespaciado"/>
-                    <w:framePr w:hSpace="141" w:wrap="around" w:vAnchor="text" w:hAnchor="margin" w:y="-138"/>
                     <w:jc w:val="center"/>
                     <w:rPr>
                       <w:rFonts w:ascii="Times New Roman" w:hAnsi="Times New Roman" w:cs="Times New Roman"/>
@@ -6031,7 +4831,6 @@
                 <w:p>
                   <w:pPr>
                     <w:pStyle w:val="Sinespaciado"/>
-                    <w:framePr w:hSpace="141" w:wrap="around" w:vAnchor="text" w:hAnchor="margin" w:y="-138"/>
                     <w:jc w:val="center"/>
                     <w:rPr>
                       <w:rFonts w:ascii="Times New Roman" w:hAnsi="Times New Roman" w:cs="Times New Roman"/>
@@ -6071,7 +4870,7 @@
           </w:tcPr>
           <w:p>
             <w:r>
-              <w:t>Produce textos informativos utilizando el proceso de escritura, elementos gramaticales apropiados (verbos, modos y tiempos) y signos de puntuación (punto y coma). I.LL.3.6.1. / I.LL.3.6.3.</w:t>
+              <w:t>Realiza inferencias fundamentales y proyectivo-valorativas, valora los contenidos y aspectos de forma a partir de criterios preestablecidos, al monitorear su comprensión mediante el uso de estrategias cognitivas. I.LL.3.3.2.</w:t>
             </w:r>
           </w:p>
         </w:tc>
@@ -6086,11 +4885,11 @@
           </w:tcPr>
           <w:p>
             <w:r>
-              <w:t>• Instrumentos: Rúbrica de producción escrita y prueba de aplicación gramatical.</w:t>
+              <w:t>• Instrumentos: Cuestionario de comprensión lectora y ficha de préstamo bibliotecario evaluada.</w:t>
             </w:r>
             <w:r>
               <w:br/>
-              <w:t>• Actividades: Redacción de la nota científica y resolución de talleres págs. 46-53 del texto.</w:t>
+              <w:t>• Actividades: Resolución de actividades págs. 34-37 del texto de Lengua y Literatura.</w:t>
             </w:r>
           </w:p>
         </w:tc>
@@ -6107,7 +4906,21 @@
           </w:tcPr>
           <w:p>
             <w:r>
-              <w:t>LL.3.5.1. Reconocer en un texto literario los elementos característicos que le dan sentido (personajes míticos, orígenes del mundo, cosmovisión).</w:t>
+              <w:t>LL.3.4.1. Relatar textos con secuencia lógica, manejo de conectores y coherencia en el uso de la persona y el tiempo verbal.</w:t>
+            </w:r>
+            <w:r>
+              <w:br/>
+            </w:r>
+            <w:r>
+              <w:br/>
+              <w:t>LL.3.4.6. Autorregular la producción escrita mediante planificación, redacción y revisión.</w:t>
+            </w:r>
+            <w:r>
+              <w:br/>
+            </w:r>
+            <w:r>
+              <w:br/>
+              <w:t>LL.3.4.10. Integrar en las producciones escritas el verbo (accidentes, modos) y uso del punto y coma (;).</w:t>
             </w:r>
           </w:p>
         </w:tc>
@@ -6119,7 +4932,7 @@
           </w:tcPr>
           <w:p>
             <w:r>
-              <w:t>Tema: Literatura: Disfruto de los mitos (concepto, características, mitos de creación, dioses y héroes griegos y andinos)</w:t>
+              <w:t>Tema: Escritura: Escribo una nota científica (planificación y redacción) y Gramática: El verbo (accidentes, modos) y Uso del punto y coma (;)</w:t>
             </w:r>
             <w:r>
               <w:br/>
@@ -6130,19 +4943,19 @@
             </w:r>
             <w:r>
               <w:br/>
-              <w:t>Texto de Lengua 7mo (Páginas 54 a 65)</w:t>
+              <w:t>Texto de Lengua 7mo (Páginas 38 a 53)</w:t>
             </w:r>
             <w:r>
               <w:br/>
-              <w:t>Pizarra y marcadores</w:t>
+              <w:t>Pizarra y marcadores de colores</w:t>
             </w:r>
             <w:r>
               <w:br/>
-              <w:t>Cuadernos</w:t>
+              <w:t>Cuadernos de trabajo</w:t>
             </w:r>
             <w:r>
               <w:br/>
-              <w:t>Antología de mitos andinos y universales</w:t>
+              <w:t>Plantilla de redacción</w:t>
             </w:r>
           </w:p>
         </w:tc>
@@ -6155,7 +4968,9 @@
             </w:tcBorders>
             <w:shd w:val="clear" w:color="auto" w:fill="auto"/>
           </w:tcPr>
-          <w:p/>
+          <w:p>
+            <w:r/>
+          </w:p>
           <w:p>
             <w:pPr>
               <w:spacing w:before="40" w:after="40"/>
@@ -6164,8 +4979,22 @@
               <w:rPr>
                 <w:rFonts w:ascii="Times New Roman" w:hAnsi="Times New Roman"/>
                 <w:b/>
-              </w:rPr>
-              <w:t>SEMANA 10 (02/11 al 06/11/2026) · LITERATURA</w:t>
+                <w:sz w:val="22"/>
+              </w:rPr>
+              <w:t>SEMANA 9 (26/10 al 30/10/2026) · ESCRITURA &amp; GRAMÁTICA</w:t>
+            </w:r>
+          </w:p>
+          <w:p>
+            <w:pPr>
+              <w:spacing w:after="40"/>
+            </w:pPr>
+            <w:r>
+              <w:rPr>
+                <w:rFonts w:ascii="Times New Roman" w:hAnsi="Times New Roman"/>
+                <w:b/>
+                <w:sz w:val="21"/>
+              </w:rPr>
+              <w:t>GAMIFICACIÓN &amp; APRENDIZAJE POR RETOS</w:t>
             </w:r>
           </w:p>
           <w:p>
@@ -6176,37 +5005,21 @@
               <w:rPr>
                 <w:rFonts w:ascii="Times New Roman" w:hAnsi="Times New Roman"/>
                 <w:b/>
-                <w:sz w:val="21"/>
-              </w:rPr>
-              <w:t>PEDAGOGÍA CRÍTICA &amp; GAMIFICACIÓN</w:t>
-            </w:r>
-            <w:r>
-              <w:rPr>
-                <w:rFonts w:ascii="Times New Roman" w:hAnsi="Times New Roman"/>
-                <w:b/>
-                <w:sz w:val="21"/>
-              </w:rPr>
-              <w:br/>
-            </w:r>
-            <w:r>
-              <w:rPr>
-                <w:rFonts w:ascii="Times New Roman" w:hAnsi="Times New Roman"/>
                 <w:sz w:val="20"/>
               </w:rPr>
-              <w:t>Nombre de la actividad:</w:t>
+              <w:t xml:space="preserve">Nombre de la actividad: </w:t>
             </w:r>
             <w:r>
               <w:rPr>
                 <w:rFonts w:ascii="Times New Roman" w:hAnsi="Times New Roman"/>
                 <w:sz w:val="20"/>
               </w:rPr>
-              <w:br/>
-              <w:t>“La Liga Mitológica: El Despertar de los Dioses y la Cosmovisión Ancestral” (Texto Pág. 54-65)</w:t>
-            </w:r>
-          </w:p>
-          <w:p>
-            <w:pPr>
-              <w:spacing w:before="60" w:after="20"/>
+              <w:t>«Sala de Redacción: Jóvenes Cronistas de la Ciencia y la Lengua» (Texto Pág. 39-47)</w:t>
+            </w:r>
+          </w:p>
+          <w:p>
+            <w:pPr>
+              <w:spacing w:before="80" w:after="20"/>
             </w:pPr>
             <w:r>
               <w:rPr>
@@ -6214,7 +5027,7 @@
                 <w:b/>
                 <w:sz w:val="20"/>
               </w:rPr>
-              <w:t>Fase 1: Motivación – “El Llamado de los Dioses y el Origen del Fuego”</w:t>
+              <w:t>Fase 1: Motivación – «Convocatoria Editorial Escolar»</w:t>
             </w:r>
           </w:p>
           <w:p>
@@ -6234,7 +5047,7 @@
                 <w:rFonts w:ascii="Times New Roman" w:hAnsi="Times New Roman"/>
                 <w:sz w:val="19"/>
               </w:rPr>
-              <w:t>Narración dramatizada del mito de la creación del Sol y la Luna (pág. 54). Preguntas detonantes: ¿Por qué los pueblos antiguos crearon relatos sagrados sobre seres sobrenaturales? ¿Qué explicaciones buscaban ante los truenos, volcanes o la muerte? ¿Qué mitos ecuatorianos conocen (Chimborazo y Tungurahua, el mito Cañari)?</w:t>
+              <w:t>El docente transforma el aula en una Sala de Prensa Científica: 'La revista escolar de la Unidad Educativa Calderón 2 abre su convocatoria para publicar notas científicas escritas por estudiantes de 7mo.' Lectura del modelo de nota de la página 39 para identificar el titular, entrada y cuerpo.</w:t>
             </w:r>
           </w:p>
           <w:p>
@@ -6246,7 +5059,7 @@
                 <w:rFonts w:ascii="Times New Roman" w:hAnsi="Times New Roman"/>
                 <w:sz w:val="19"/>
               </w:rPr>
-              <w:t>Gamificación: Los estudiantes se agrupan en 'Panteones Mitológicos' (Panteón Andino, Panteón Amazónico, Panteón Griego y Panteón Nórdico).</w:t>
+              <w:t>Gamificación: 'Carné de Reportero Científico': Cada estudiante recibe su pase de redacción escolar.</w:t>
             </w:r>
           </w:p>
           <w:p>
@@ -6279,7 +5092,7 @@
                 <w:rFonts w:ascii="Times New Roman" w:hAnsi="Times New Roman"/>
                 <w:sz w:val="18"/>
               </w:rPr>
-              <w:t>Relato oral ambiental con efectos sonoros e ilustraciones míticas págs. 54-55.</w:t>
+              <w:t>Modelo visual de nota científica de la pág. 39 con titulares y párrafos rotulados.</w:t>
             </w:r>
           </w:p>
           <w:p>
@@ -6299,7 +5112,7 @@
                 <w:rFonts w:ascii="Times New Roman" w:hAnsi="Times New Roman"/>
                 <w:sz w:val="18"/>
               </w:rPr>
-              <w:t>Comentarios orales de leyendas y relatos transmitidos por abuelos o familias.</w:t>
+              <w:t>Lluvia de ideas oral y elección del tema de divulgación individual o en parejas.</w:t>
             </w:r>
           </w:p>
           <w:p>
@@ -6319,7 +5132,7 @@
                 <w:rFonts w:ascii="Times New Roman" w:hAnsi="Times New Roman"/>
                 <w:sz w:val="18"/>
               </w:rPr>
-              <w:t>Conexión con lo sagrado, la fantasía y la identidad intercultural.</w:t>
+              <w:t>Sentido de propósito auténtico al escribir para la comunidad educativa.</w:t>
             </w:r>
           </w:p>
           <w:tbl>
@@ -6328,7 +5141,6 @@
               <w:tblW w:w="0" w:type="auto"/>
               <w:jc w:val="center"/>
               <w:tblLayout w:type="fixed"/>
-              <w:tblLook w:val="04A0" w:firstRow="1" w:lastRow="0" w:firstColumn="1" w:lastColumn="0" w:noHBand="0" w:noVBand="1"/>
             </w:tblPr>
             <w:tblGrid>
               <w:gridCol w:w="683"/>
@@ -6348,7 +5160,6 @@
                 <w:p>
                   <w:pPr>
                     <w:pStyle w:val="Sinespaciado"/>
-                    <w:framePr w:hSpace="141" w:wrap="around" w:vAnchor="text" w:hAnchor="margin" w:y="-138"/>
                     <w:jc w:val="center"/>
                     <w:rPr>
                       <w:rFonts w:ascii="Times New Roman" w:hAnsi="Times New Roman" w:cs="Times New Roman"/>
@@ -6376,7 +5187,6 @@
                 <w:p>
                   <w:pPr>
                     <w:pStyle w:val="Sinespaciado"/>
-                    <w:framePr w:hSpace="141" w:wrap="around" w:vAnchor="text" w:hAnchor="margin" w:y="-138"/>
                     <w:jc w:val="center"/>
                     <w:rPr>
                       <w:rFonts w:ascii="Times New Roman" w:hAnsi="Times New Roman" w:cs="Times New Roman"/>
@@ -6404,7 +5214,6 @@
                 <w:p>
                   <w:pPr>
                     <w:pStyle w:val="Sinespaciado"/>
-                    <w:framePr w:hSpace="141" w:wrap="around" w:vAnchor="text" w:hAnchor="margin" w:y="-138"/>
                     <w:jc w:val="center"/>
                     <w:rPr>
                       <w:rFonts w:ascii="Times New Roman" w:hAnsi="Times New Roman" w:cs="Times New Roman"/>
@@ -6433,7 +5242,7 @@
           </w:p>
           <w:p>
             <w:pPr>
-              <w:spacing w:before="60" w:after="20"/>
+              <w:spacing w:before="80" w:after="20"/>
             </w:pPr>
             <w:r>
               <w:rPr>
@@ -6441,7 +5250,7 @@
                 <w:b/>
                 <w:sz w:val="20"/>
               </w:rPr>
-              <w:t>Fase 2: Comprensión – “El Círculo de la Cosmovisión y el Mito”</w:t>
+              <w:t>Fase 2: Comprensión – «El Laboratorio Gramatical del Verbo»</w:t>
             </w:r>
           </w:p>
           <w:p>
@@ -6461,7 +5270,7 @@
                 <w:rFonts w:ascii="Times New Roman" w:hAnsi="Times New Roman"/>
                 <w:sz w:val="19"/>
               </w:rPr>
-              <w:t>Lectura dialogada de los mitos seleccionados en las páginas 56 a 61. Sistematización de la diferencia entre mito (relato sagrado cosmogónico), leyenda (tradición popular local) y cuento común. Clasificación: mitos cosmogónicos, teogónicos y etiológicos. Análisis de los valores éticos de los héroes y dioses.</w:t>
+              <w:t>Planificación textual con la matriz de la página 40 (propósito, destinatario y estructura). Explicación y aplicación de la conjugación de verbos regulares e irregulares (páginas 41 a 45): formas no personales (infinitivo, gerundio, participio) y tiempos verbales precisos para relatar hechos científicos.</w:t>
             </w:r>
           </w:p>
           <w:p>
@@ -6473,7 +5282,7 @@
                 <w:rFonts w:ascii="Times New Roman" w:hAnsi="Times New Roman"/>
                 <w:sz w:val="19"/>
               </w:rPr>
-              <w:t>Gamificación: 'El Oráculo de la Sabiduría': Desafíos de preguntas inferenciales sobre símbolos y enseñanzas éticas que otorgan gemas de sabiduría.</w:t>
+              <w:t>Gamificación: 'Ruleta Verbal': Desafío interactivo de conjugación rápida ganando puntos de rigor gramatical.</w:t>
             </w:r>
           </w:p>
           <w:p>
@@ -6506,7 +5315,7 @@
                 <w:rFonts w:ascii="Times New Roman" w:hAnsi="Times New Roman"/>
                 <w:sz w:val="18"/>
               </w:rPr>
-              <w:t>Cuadro comparativo visual entre mito y realidad; mapas conceptuales de tipos de mitos.</w:t>
+              <w:t>Matriz estructurada de la pág. 40 y tablas visuales de modos y tiempos verbales en pizarra.</w:t>
             </w:r>
           </w:p>
           <w:p>
@@ -6526,7 +5335,7 @@
                 <w:rFonts w:ascii="Times New Roman" w:hAnsi="Times New Roman"/>
                 <w:sz w:val="18"/>
               </w:rPr>
-              <w:t>Lectura por roles y transcripción creativa del mapa mental en cuaderno.</w:t>
+              <w:t>Llenado de la matriz de planificación y ejercicios de conjugación en el texto y cuaderno.</w:t>
             </w:r>
           </w:p>
           <w:p>
@@ -6546,7 +5355,7 @@
                 <w:rFonts w:ascii="Times New Roman" w:hAnsi="Times New Roman"/>
                 <w:sz w:val="18"/>
               </w:rPr>
-              <w:t>Respeto profundo por las diversas cosmovisiones y memoria histórica.</w:t>
+              <w:t>Comprensión gradual de la gramática como herramienta para que el texto sea claro y profesional.</w:t>
             </w:r>
           </w:p>
           <w:tbl>
@@ -6555,7 +5364,6 @@
               <w:tblW w:w="0" w:type="auto"/>
               <w:jc w:val="center"/>
               <w:tblLayout w:type="fixed"/>
-              <w:tblLook w:val="04A0" w:firstRow="1" w:lastRow="0" w:firstColumn="1" w:lastColumn="0" w:noHBand="0" w:noVBand="1"/>
             </w:tblPr>
             <w:tblGrid>
               <w:gridCol w:w="683"/>
@@ -6575,7 +5383,6 @@
                 <w:p>
                   <w:pPr>
                     <w:pStyle w:val="Sinespaciado"/>
-                    <w:framePr w:hSpace="141" w:wrap="around" w:vAnchor="text" w:hAnchor="margin" w:y="-138"/>
                     <w:jc w:val="center"/>
                     <w:rPr>
                       <w:rFonts w:ascii="Times New Roman" w:hAnsi="Times New Roman" w:cs="Times New Roman"/>
@@ -6603,7 +5410,6 @@
                 <w:p>
                   <w:pPr>
                     <w:pStyle w:val="Sinespaciado"/>
-                    <w:framePr w:hSpace="141" w:wrap="around" w:vAnchor="text" w:hAnchor="margin" w:y="-138"/>
                     <w:jc w:val="center"/>
                     <w:rPr>
                       <w:rFonts w:ascii="Times New Roman" w:hAnsi="Times New Roman" w:cs="Times New Roman"/>
@@ -6631,7 +5437,6 @@
                 <w:p>
                   <w:pPr>
                     <w:pStyle w:val="Sinespaciado"/>
-                    <w:framePr w:hSpace="141" w:wrap="around" w:vAnchor="text" w:hAnchor="margin" w:y="-138"/>
                     <w:jc w:val="center"/>
                     <w:rPr>
                       <w:rFonts w:ascii="Times New Roman" w:hAnsi="Times New Roman" w:cs="Times New Roman"/>
@@ -6660,7 +5465,7 @@
           </w:p>
           <w:p>
             <w:pPr>
-              <w:spacing w:before="60" w:after="20"/>
+              <w:spacing w:before="80" w:after="20"/>
             </w:pPr>
             <w:r>
               <w:rPr>
@@ -6668,7 +5473,7 @@
                 <w:b/>
                 <w:sz w:val="20"/>
               </w:rPr>
-              <w:t>Fase 3: Aplicación – “El Ágora Mitológica y Talleres de Interpretación”</w:t>
+              <w:t>Fase 3: Aplicación – «Redacción y Laboratorio de Corrección»</w:t>
             </w:r>
           </w:p>
           <w:p>
@@ -6688,7 +5493,7 @@
                 <w:rFonts w:ascii="Times New Roman" w:hAnsi="Times New Roman"/>
                 <w:sz w:val="19"/>
               </w:rPr>
-              <w:t>Resolución de los talleres de comprensión, interpretación de personajes y análisis de símbolos de las páginas 62 a 65 del texto. Creación de una ficha de personaje mítico (poderes, debilidades, enseñanza moral y dibujo simbólico).</w:t>
+              <w:t>Redacción del primer borrador de la nota científica (páginas 46-47) aplicando la concordancia verbal, sangrías y conectores lógicos. Revisión entre pares utilizando la rúbrica de autoevaluación de la página 47 para verificar ortografía y claridad.</w:t>
             </w:r>
           </w:p>
           <w:p>
@@ -6700,7 +5505,7 @@
                 <w:rFonts w:ascii="Times New Roman" w:hAnsi="Times New Roman"/>
                 <w:sz w:val="19"/>
               </w:rPr>
-              <w:t>Gamificación: Duelo de Panteones: Presentación breve del personaje mítico para ganar 'Puntos de Honor'.</w:t>
+              <w:t>Gamificación: 'Mesa de Editores': Los revisores otorgan sellos de calidad editorial a los borradores pulidos.</w:t>
             </w:r>
           </w:p>
           <w:p>
@@ -6733,7 +5538,7 @@
                 <w:rFonts w:ascii="Times New Roman" w:hAnsi="Times New Roman"/>
                 <w:sz w:val="18"/>
               </w:rPr>
-              <w:t>Cuestionarios estructurados del libro y fichas de personajes ilustradas.</w:t>
+              <w:t>Pauta guía de redacción de las págs. 46-47 y lista de cotejo coevaluativa visual.</w:t>
             </w:r>
           </w:p>
           <w:p>
@@ -6753,7 +5558,7 @@
                 <w:rFonts w:ascii="Times New Roman" w:hAnsi="Times New Roman"/>
                 <w:sz w:val="18"/>
               </w:rPr>
-              <w:t>Producción plástica y argumentación escrita individual.</w:t>
+              <w:t>Escritura del borrador a mano y corrección colaborativa con sugerencias entre compañeros.</w:t>
             </w:r>
           </w:p>
           <w:p>
@@ -6773,7 +5578,7 @@
                 <w:rFonts w:ascii="Times New Roman" w:hAnsi="Times New Roman"/>
                 <w:sz w:val="18"/>
               </w:rPr>
-              <w:t>Disfrute estético y recreación de la literatura tradicional.</w:t>
+              <w:t>Apoyo recíproco en la revisión para superar dificultades sin temor a equivocarse.</w:t>
             </w:r>
           </w:p>
           <w:tbl>
@@ -6782,7 +5587,6 @@
               <w:tblW w:w="0" w:type="auto"/>
               <w:jc w:val="center"/>
               <w:tblLayout w:type="fixed"/>
-              <w:tblLook w:val="04A0" w:firstRow="1" w:lastRow="0" w:firstColumn="1" w:lastColumn="0" w:noHBand="0" w:noVBand="1"/>
             </w:tblPr>
             <w:tblGrid>
               <w:gridCol w:w="683"/>
@@ -6802,7 +5606,6 @@
                 <w:p>
                   <w:pPr>
                     <w:pStyle w:val="Sinespaciado"/>
-                    <w:framePr w:hSpace="141" w:wrap="around" w:vAnchor="text" w:hAnchor="margin" w:y="-138"/>
                     <w:jc w:val="center"/>
                     <w:rPr>
                       <w:rFonts w:ascii="Times New Roman" w:hAnsi="Times New Roman" w:cs="Times New Roman"/>
@@ -6830,7 +5633,6 @@
                 <w:p>
                   <w:pPr>
                     <w:pStyle w:val="Sinespaciado"/>
-                    <w:framePr w:hSpace="141" w:wrap="around" w:vAnchor="text" w:hAnchor="margin" w:y="-138"/>
                     <w:jc w:val="center"/>
                     <w:rPr>
                       <w:rFonts w:ascii="Times New Roman" w:hAnsi="Times New Roman" w:cs="Times New Roman"/>
@@ -6858,7 +5660,6 @@
                 <w:p>
                   <w:pPr>
                     <w:pStyle w:val="Sinespaciado"/>
-                    <w:framePr w:hSpace="141" w:wrap="around" w:vAnchor="text" w:hAnchor="margin" w:y="-138"/>
                     <w:jc w:val="center"/>
                     <w:rPr>
                       <w:rFonts w:ascii="Times New Roman" w:hAnsi="Times New Roman" w:cs="Times New Roman"/>
@@ -6887,7 +5688,7 @@
           </w:p>
           <w:p>
             <w:pPr>
-              <w:spacing w:before="60" w:after="20"/>
+              <w:spacing w:before="80" w:after="20"/>
             </w:pPr>
             <w:r>
               <w:rPr>
@@ -6895,7 +5696,7 @@
                 <w:b/>
                 <w:sz w:val="20"/>
               </w:rPr>
-              <w:t>Fase 4: Cierre – “El Círculo de la Memoria Ancestral”</w:t>
+              <w:t>Fase 4: Cierre – «Edición Final y Publicación del Boletín»</w:t>
             </w:r>
           </w:p>
           <w:p>
@@ -6915,7 +5716,7 @@
                 <w:rFonts w:ascii="Times New Roman" w:hAnsi="Times New Roman"/>
                 <w:sz w:val="19"/>
               </w:rPr>
-              <w:t>Plenaria y asamblea de aula: reflexión sobre la importancia de cuidar las narraciones orales de nuestras nacionalidades indígenas. (Lunes 02 y Martes 03/11: Feriados Día de Difuntos e Independencia de Cuenca).</w:t>
+              <w:t>Paso a limpio de las notas científicas corregidas y compilación en el boletín mural 'Voces de la Ciencia 7mo'. Lectura en voz alta de fragmentos destacados.</w:t>
             </w:r>
           </w:p>
           <w:p>
@@ -6927,7 +5728,7 @@
                 <w:rFonts w:ascii="Times New Roman" w:hAnsi="Times New Roman"/>
                 <w:sz w:val="19"/>
               </w:rPr>
-              <w:t>Gamificación: Consagración de todos los panteones con el título de 'Custodios de los Mitos del Mundo'.</w:t>
+              <w:t>Gamificación: Publicación oficial y entrega del botón digital 'Periodista Científico Destacado'.</w:t>
             </w:r>
           </w:p>
           <w:p>
@@ -6960,7 +5761,7 @@
                 <w:rFonts w:ascii="Times New Roman" w:hAnsi="Times New Roman"/>
                 <w:sz w:val="18"/>
               </w:rPr>
-              <w:t>Mural colectivo de personajes mitológicos.</w:t>
+              <w:t>Formato visible del boletín mural con espacios asignados para cada artículo.</w:t>
             </w:r>
           </w:p>
           <w:p>
@@ -6980,7 +5781,7 @@
                 <w:rFonts w:ascii="Times New Roman" w:hAnsi="Times New Roman"/>
                 <w:sz w:val="18"/>
               </w:rPr>
-              <w:t>Socialización oral y apreciación estética entre pares.</w:t>
+              <w:t>Transcripción en limpio de la nota y lectura voluntaria en asamblea de aula.</w:t>
             </w:r>
           </w:p>
           <w:p>
@@ -7000,7 +5801,7 @@
                 <w:rFonts w:ascii="Times New Roman" w:hAnsi="Times New Roman"/>
                 <w:sz w:val="18"/>
               </w:rPr>
-              <w:t>Valoración de la interculturalidad como tesoro vivo del Ecuador.</w:t>
+              <w:t>Satisfacción de ver el producto escrito terminado y compartido con la institución.</w:t>
             </w:r>
           </w:p>
           <w:tbl>
@@ -7009,7 +5810,6 @@
               <w:tblW w:w="0" w:type="auto"/>
               <w:jc w:val="center"/>
               <w:tblLayout w:type="fixed"/>
-              <w:tblLook w:val="04A0" w:firstRow="1" w:lastRow="0" w:firstColumn="1" w:lastColumn="0" w:noHBand="0" w:noVBand="1"/>
             </w:tblPr>
             <w:tblGrid>
               <w:gridCol w:w="683"/>
@@ -7029,7 +5829,6 @@
                 <w:p>
                   <w:pPr>
                     <w:pStyle w:val="Sinespaciado"/>
-                    <w:framePr w:hSpace="141" w:wrap="around" w:vAnchor="text" w:hAnchor="margin" w:y="-138"/>
                     <w:jc w:val="center"/>
                     <w:rPr>
                       <w:rFonts w:ascii="Times New Roman" w:hAnsi="Times New Roman" w:cs="Times New Roman"/>
@@ -7057,7 +5856,6 @@
                 <w:p>
                   <w:pPr>
                     <w:pStyle w:val="Sinespaciado"/>
-                    <w:framePr w:hSpace="141" w:wrap="around" w:vAnchor="text" w:hAnchor="margin" w:y="-138"/>
                     <w:jc w:val="center"/>
                     <w:rPr>
                       <w:rFonts w:ascii="Times New Roman" w:hAnsi="Times New Roman" w:cs="Times New Roman"/>
@@ -7085,7 +5883,6 @@
                 <w:p>
                   <w:pPr>
                     <w:pStyle w:val="Sinespaciado"/>
-                    <w:framePr w:hSpace="141" w:wrap="around" w:vAnchor="text" w:hAnchor="margin" w:y="-138"/>
                     <w:jc w:val="center"/>
                     <w:rPr>
                       <w:rFonts w:ascii="Times New Roman" w:hAnsi="Times New Roman" w:cs="Times New Roman"/>
@@ -7125,7 +5922,7 @@
           </w:tcPr>
           <w:p>
             <w:r>
-              <w:t>Reconoce en textos de la literatura oral y escrita (mitos) los elementos característicos que les dan sentido; participa en discusiones sobre textos literarios aportando interpretaciones personales. I.LL.3.7.1.</w:t>
+              <w:t>Produce textos informativos utilizando el proceso de escritura, elementos gramaticales apropiados (verbos, modos y tiempos) y signos de puntuación (punto y coma). I.LL.3.6.1. / I.LL.3.6.3.</w:t>
             </w:r>
           </w:p>
         </w:tc>
@@ -7140,11 +5937,11 @@
           </w:tcPr>
           <w:p>
             <w:r>
-              <w:t>• Instrumentos: Rúbrica de análisis literario y cuadro comparativo de mitos.</w:t>
+              <w:t>• Instrumentos: Rúbrica de producción escrita y prueba de aplicación gramatical.</w:t>
             </w:r>
             <w:r>
               <w:br/>
-              <w:t>• Actividades: Resolución de actividades págs. 62-65 del libro y participación en debates literarios. (Feriados 02 y 03 Noviembre).</w:t>
+              <w:t>• Actividades: Redacción de la nota científica y resolución de talleres págs. 46-53 del texto.</w:t>
             </w:r>
           </w:p>
         </w:tc>
@@ -7161,14 +5958,7 @@
           </w:tcPr>
           <w:p>
             <w:r>
-              <w:t>LL.3.5.1. Recrear textos literarios leídos o escuchados mediante el uso de diversos formatos.</w:t>
-            </w:r>
-            <w:r>
-              <w:br/>
-            </w:r>
-            <w:r>
-              <w:br/>
-              <w:t>LL.3.4.13. Producir textos de acuerdo con la situación comunicativa en formatos variados (historieta mitológica).</w:t>
+              <w:t>LL.3.5.1. Reconocer en un texto literario los elementos característicos que le dan sentido (personajes míticos, orígenes del mundo, cosmovisión).</w:t>
             </w:r>
           </w:p>
         </w:tc>
@@ -7180,7 +5970,7 @@
           </w:tcPr>
           <w:p>
             <w:r>
-              <w:t>Tema: Escritura creativa: Historieta mitológica y Evaluación sumativa de la Unidad 1</w:t>
+              <w:t>Tema: Literatura: Disfruto de los mitos (concepto, características, mitos de creación, dioses y héroes griegos y andinos)</w:t>
             </w:r>
             <w:r>
               <w:br/>
@@ -7191,11 +5981,7 @@
             </w:r>
             <w:r>
               <w:br/>
-              <w:t>Texto de Lengua 7mo (Páginas 66 a 71)</w:t>
-            </w:r>
-            <w:r>
-              <w:br/>
-              <w:t>Cartulinas, reglas y lápices de colores</w:t>
+              <w:t>Texto de Lengua 7mo (Páginas 54 a 65)</w:t>
             </w:r>
             <w:r>
               <w:br/>
@@ -7203,7 +5989,11 @@
             </w:r>
             <w:r>
               <w:br/>
-              <w:t>Cuestionario sumativo de Unidad 1</w:t>
+              <w:t>Cuadernos</w:t>
+            </w:r>
+            <w:r>
+              <w:br/>
+              <w:t>Antología de mitos andinos y universales</w:t>
             </w:r>
           </w:p>
         </w:tc>
@@ -7216,7 +6006,9 @@
             </w:tcBorders>
             <w:shd w:val="clear" w:color="auto" w:fill="auto"/>
           </w:tcPr>
-          <w:p/>
+          <w:p>
+            <w:r/>
+          </w:p>
           <w:p>
             <w:pPr>
               <w:spacing w:before="40" w:after="40"/>
@@ -7225,8 +6017,22 @@
               <w:rPr>
                 <w:rFonts w:ascii="Times New Roman" w:hAnsi="Times New Roman"/>
                 <w:b/>
-              </w:rPr>
-              <w:t>SEMANA 11 (09/11 al 13/11/2026) · ESCRITURA CREATIVA &amp; CIERRE UNIDAD 1</w:t>
+                <w:sz w:val="22"/>
+              </w:rPr>
+              <w:t>SEMANA 10 (02/11 al 06/11/2026) · LITERATURA</w:t>
+            </w:r>
+          </w:p>
+          <w:p>
+            <w:pPr>
+              <w:spacing w:after="40"/>
+            </w:pPr>
+            <w:r>
+              <w:rPr>
+                <w:rFonts w:ascii="Times New Roman" w:hAnsi="Times New Roman"/>
+                <w:b/>
+                <w:sz w:val="21"/>
+              </w:rPr>
+              <w:t>PEDAGOGÍA CRÍTICA &amp; GAMIFICACIÓN</w:t>
             </w:r>
           </w:p>
           <w:p>
@@ -7237,37 +6043,21 @@
               <w:rPr>
                 <w:rFonts w:ascii="Times New Roman" w:hAnsi="Times New Roman"/>
                 <w:b/>
-                <w:sz w:val="21"/>
-              </w:rPr>
-              <w:t>JUEGO-TRABAJO &amp; APRENDIZAJE COLABORATIVO</w:t>
-            </w:r>
-            <w:r>
-              <w:rPr>
-                <w:rFonts w:ascii="Times New Roman" w:hAnsi="Times New Roman"/>
-                <w:b/>
-                <w:sz w:val="21"/>
-              </w:rPr>
-              <w:br/>
-            </w:r>
-            <w:r>
-              <w:rPr>
-                <w:rFonts w:ascii="Times New Roman" w:hAnsi="Times New Roman"/>
                 <w:sz w:val="20"/>
               </w:rPr>
-              <w:t>Nombre de la actividad:</w:t>
+              <w:t xml:space="preserve">Nombre de la actividad: </w:t>
             </w:r>
             <w:r>
               <w:rPr>
                 <w:rFonts w:ascii="Times New Roman" w:hAnsi="Times New Roman"/>
                 <w:sz w:val="20"/>
               </w:rPr>
-              <w:br/>
-              <w:t>“Estudio Creativo de Cómics y Gran Desafío Sumativo de Unidad 1” (Texto Pág. 66-71)</w:t>
-            </w:r>
-          </w:p>
-          <w:p>
-            <w:pPr>
-              <w:spacing w:before="60" w:after="20"/>
+              <w:t>«La Rueda del Mito: Viaje al Origen del Universo y la Naturaleza» (Texto Pág. 54-65)</w:t>
+            </w:r>
+          </w:p>
+          <w:p>
+            <w:pPr>
+              <w:spacing w:before="80" w:after="20"/>
             </w:pPr>
             <w:r>
               <w:rPr>
@@ -7275,7 +6065,7 @@
                 <w:b/>
                 <w:sz w:val="20"/>
               </w:rPr>
-              <w:t>Fase 1: Motivación – “El Taller de los Historietistas”</w:t>
+              <w:t>Fase 1: Motivación – «El Llamado de los Dioses y el Origen del Fuego»</w:t>
             </w:r>
           </w:p>
           <w:p>
@@ -7295,7 +6085,7 @@
                 <w:rFonts w:ascii="Times New Roman" w:hAnsi="Times New Roman"/>
                 <w:sz w:val="19"/>
               </w:rPr>
-              <w:t>El docente transforma el aula en un estudio de diseño gráfico y cómic: exposición de muestras de historietas (pág. 66). Exploración de saberes previos: ¿Cómo cuenta una historia la combinación de imagen y texto? ¿Qué tipos de globos de diálogo conocen?</w:t>
+              <w:t>Narración dramatizada del mito de la creación del Sol y la Luna (páginas 54-55) con modulación de voz y preguntas detonantes: ¿Por qué los pueblos antiguos crearon historias sobre el origen del mundo? ¿Qué mitos o leyendas han escuchado de sus abuelos o familias?</w:t>
             </w:r>
           </w:p>
           <w:p>
@@ -7307,7 +6097,7 @@
                 <w:rFonts w:ascii="Times New Roman" w:hAnsi="Times New Roman"/>
                 <w:sz w:val="19"/>
               </w:rPr>
-              <w:t>Gamificación: Cada dupla recibe el rol de 'Guionista' e 'Ilustrador' y desbloquea el 'Kit de Viñetas'.</w:t>
+              <w:t>Gamificación: 'La Fogata de los Sabios': Los estudiantes aportan una historia ancestral y acumulan puntos de memoria oral.</w:t>
             </w:r>
           </w:p>
           <w:p>
@@ -7340,7 +6130,7 @@
                 <w:rFonts w:ascii="Times New Roman" w:hAnsi="Times New Roman"/>
                 <w:sz w:val="18"/>
               </w:rPr>
-              <w:t>Modelos visuales de tiras cómicas e historietas míticas en págs. 66-67.</w:t>
+              <w:t>Narración oral expresiva acompañada de las láminas ilustradas de las págs. 54-55.</w:t>
             </w:r>
           </w:p>
           <w:p>
@@ -7360,7 +6150,7 @@
                 <w:rFonts w:ascii="Times New Roman" w:hAnsi="Times New Roman"/>
                 <w:sz w:val="18"/>
               </w:rPr>
-              <w:t>Análisis oral interactivo de bocadillos, cartelas y onomatopeyas sonoras.</w:t>
+              <w:t>Comentarios orales espontáneos compartiendo relatos tradicionales de sus familias.</w:t>
             </w:r>
           </w:p>
           <w:p>
@@ -7380,7 +6170,7 @@
                 <w:rFonts w:ascii="Times New Roman" w:hAnsi="Times New Roman"/>
                 <w:sz w:val="18"/>
               </w:rPr>
-              <w:t>Entusiasmo infantil por el lenguaje dinámico del cómic.</w:t>
+              <w:t>Conexión con la fantasía, el misterio y el valor cultural de la memoria ancestral.</w:t>
             </w:r>
           </w:p>
           <w:tbl>
@@ -7389,7 +6179,6 @@
               <w:tblW w:w="0" w:type="auto"/>
               <w:jc w:val="center"/>
               <w:tblLayout w:type="fixed"/>
-              <w:tblLook w:val="04A0" w:firstRow="1" w:lastRow="0" w:firstColumn="1" w:lastColumn="0" w:noHBand="0" w:noVBand="1"/>
             </w:tblPr>
             <w:tblGrid>
               <w:gridCol w:w="683"/>
@@ -7409,7 +6198,6 @@
                 <w:p>
                   <w:pPr>
                     <w:pStyle w:val="Sinespaciado"/>
-                    <w:framePr w:hSpace="141" w:wrap="around" w:vAnchor="text" w:hAnchor="margin" w:y="-138"/>
                     <w:jc w:val="center"/>
                     <w:rPr>
                       <w:rFonts w:ascii="Times New Roman" w:hAnsi="Times New Roman" w:cs="Times New Roman"/>
@@ -7437,7 +6225,6 @@
                 <w:p>
                   <w:pPr>
                     <w:pStyle w:val="Sinespaciado"/>
-                    <w:framePr w:hSpace="141" w:wrap="around" w:vAnchor="text" w:hAnchor="margin" w:y="-138"/>
                     <w:jc w:val="center"/>
                     <w:rPr>
                       <w:rFonts w:ascii="Times New Roman" w:hAnsi="Times New Roman" w:cs="Times New Roman"/>
@@ -7465,7 +6252,6 @@
                 <w:p>
                   <w:pPr>
                     <w:pStyle w:val="Sinespaciado"/>
-                    <w:framePr w:hSpace="141" w:wrap="around" w:vAnchor="text" w:hAnchor="margin" w:y="-138"/>
                     <w:jc w:val="center"/>
                     <w:rPr>
                       <w:rFonts w:ascii="Times New Roman" w:hAnsi="Times New Roman" w:cs="Times New Roman"/>
@@ -7494,7 +6280,7 @@
           </w:p>
           <w:p>
             <w:pPr>
-              <w:spacing w:before="60" w:after="20"/>
+              <w:spacing w:before="80" w:after="20"/>
             </w:pPr>
             <w:r>
               <w:rPr>
@@ -7502,7 +6288,7 @@
                 <w:b/>
                 <w:sz w:val="20"/>
               </w:rPr>
-              <w:t>Fase 2: Comprensión – “El Laboratorio del Cómic y Repaso Conceptual”</w:t>
+              <w:t>Fase 2: Comprensión – «El Círculo de la Cosmovisión y el Mito»</w:t>
             </w:r>
           </w:p>
           <w:p>
@@ -7522,7 +6308,7 @@
                 <w:rFonts w:ascii="Times New Roman" w:hAnsi="Times New Roman"/>
                 <w:sz w:val="19"/>
               </w:rPr>
-              <w:t>Análisis técnico de los elementos de la historieta (págs. 67-68): planos visuales, viñetas, globos de diálogo (habla, susurro, pensamiento, grito), cartelas del narrador y onomatopeyas. Repaso de los conceptos nodales de la Unidad 1 (lengua y cultura, discursos, divulgación científica, gramática del verbo y mitos).</w:t>
+              <w:t>Lectura dialogada de los mitos seleccionados en las páginas 56 a 61. Análisis de sus elementos fundamentales: personajes divinos y sobrenaturales, tiempo sagrado de los orígenes y explicación poética de fenómenos naturales. Diferenciación entre mito, leyenda y cuento.</w:t>
             </w:r>
           </w:p>
           <w:p>
@@ -7534,7 +6320,7 @@
                 <w:rFonts w:ascii="Times New Roman" w:hAnsi="Times New Roman"/>
                 <w:sz w:val="19"/>
               </w:rPr>
-              <w:t>Gamificación: 'Trivia Sumativa de Repaso': Preguntas relámpago que otorgan 'Escudos del Conocimiento' para la prueba.</w:t>
+              <w:t>Gamificación: 'Mapeo de Seres Mitológicos': Desafío de clasificar personajes míticos según sus poderes o atributos.</w:t>
             </w:r>
           </w:p>
           <w:p>
@@ -7567,7 +6353,7 @@
                 <w:rFonts w:ascii="Times New Roman" w:hAnsi="Times New Roman"/>
                 <w:sz w:val="18"/>
               </w:rPr>
-              <w:t>Tipologías visuales de viñetas y mapa síntesis en pizarra.</w:t>
+              <w:t>Lectura compartida apoyada en cuadros comparativos visuales entre mito, leyenda y realidad.</w:t>
             </w:r>
           </w:p>
           <w:p>
@@ -7587,7 +6373,7 @@
                 <w:rFonts w:ascii="Times New Roman" w:hAnsi="Times New Roman"/>
                 <w:sz w:val="18"/>
               </w:rPr>
-              <w:t>Boceto de storyboard previo en el cuaderno y resolución de dudas conceptuales.</w:t>
+              <w:t>Lectura por turnos y registro esquemático de las características del mito en el cuaderno.</w:t>
             </w:r>
           </w:p>
           <w:p>
@@ -7607,7 +6393,7 @@
                 <w:rFonts w:ascii="Times New Roman" w:hAnsi="Times New Roman"/>
                 <w:sz w:val="18"/>
               </w:rPr>
-              <w:t>Seguridad y preparación integral para el cierre de la unidad.</w:t>
+              <w:t>Respeto por las diversas cosmovisiones y tradiciones de los pueblos originarios.</w:t>
             </w:r>
           </w:p>
           <w:tbl>
@@ -7616,7 +6402,6 @@
               <w:tblW w:w="0" w:type="auto"/>
               <w:jc w:val="center"/>
               <w:tblLayout w:type="fixed"/>
-              <w:tblLook w:val="04A0" w:firstRow="1" w:lastRow="0" w:firstColumn="1" w:lastColumn="0" w:noHBand="0" w:noVBand="1"/>
             </w:tblPr>
             <w:tblGrid>
               <w:gridCol w:w="683"/>
@@ -7636,7 +6421,6 @@
                 <w:p>
                   <w:pPr>
                     <w:pStyle w:val="Sinespaciado"/>
-                    <w:framePr w:hSpace="141" w:wrap="around" w:vAnchor="text" w:hAnchor="margin" w:y="-138"/>
                     <w:jc w:val="center"/>
                     <w:rPr>
                       <w:rFonts w:ascii="Times New Roman" w:hAnsi="Times New Roman" w:cs="Times New Roman"/>
@@ -7664,7 +6448,6 @@
                 <w:p>
                   <w:pPr>
                     <w:pStyle w:val="Sinespaciado"/>
-                    <w:framePr w:hSpace="141" w:wrap="around" w:vAnchor="text" w:hAnchor="margin" w:y="-138"/>
                     <w:jc w:val="center"/>
                     <w:rPr>
                       <w:rFonts w:ascii="Times New Roman" w:hAnsi="Times New Roman" w:cs="Times New Roman"/>
@@ -7692,7 +6475,6 @@
                 <w:p>
                   <w:pPr>
                     <w:pStyle w:val="Sinespaciado"/>
-                    <w:framePr w:hSpace="141" w:wrap="around" w:vAnchor="text" w:hAnchor="margin" w:y="-138"/>
                     <w:jc w:val="center"/>
                     <w:rPr>
                       <w:rFonts w:ascii="Times New Roman" w:hAnsi="Times New Roman" w:cs="Times New Roman"/>
@@ -7721,7 +6503,7 @@
           </w:p>
           <w:p>
             <w:pPr>
-              <w:spacing w:before="60" w:after="20"/>
+              <w:spacing w:before="80" w:after="20"/>
             </w:pPr>
             <w:r>
               <w:rPr>
@@ -7729,7 +6511,7 @@
                 <w:b/>
                 <w:sz w:val="20"/>
               </w:rPr>
-              <w:t>Fase 3: Aplicación – “Mesa de Dibujantes y Desafío Sumativo”</w:t>
+              <w:t>Fase 3: Aplicación – «El Ágora Mitológica y Talleres de Interpretación»</w:t>
             </w:r>
           </w:p>
           <w:p>
@@ -7749,7 +6531,7 @@
                 <w:rFonts w:ascii="Times New Roman" w:hAnsi="Times New Roman"/>
                 <w:sz w:val="19"/>
               </w:rPr>
-              <w:t>En duplas, los estudiantes adaptan un mito leído a una historieta ilustrada de 4 a 6 viñetas (págs. 68-69) en cartulina. Aplicación individual de la Evaluación Sumativa estructurada de la Unidad 1 (págs. 70-71) para evidenciar el dominio de las destrezas con criterio de desempeño.</w:t>
+              <w:t>Resolución de los talleres de comprensión, interpretación de personajes y valoración de las páginas 62 a 65. Los estudiantes eligen su personaje mítico preferido y justifican por qué representa valores de valentía, sabiduría o protección de la naturaleza.</w:t>
             </w:r>
           </w:p>
           <w:p>
@@ -7761,7 +6543,7 @@
                 <w:rFonts w:ascii="Times New Roman" w:hAnsi="Times New Roman"/>
                 <w:sz w:val="19"/>
               </w:rPr>
-              <w:t>Gamificación: Premiación con 'Insignias de Maestría Gráfica' por originalidad, ortografía y expresividad plástica.</w:t>
+              <w:t>Gamificación: 'El Oráculo Literario': Obtienen insignias de interpretación mitológica al fundamentar sus respuestas.</w:t>
             </w:r>
           </w:p>
           <w:p>
@@ -7794,7 +6576,7 @@
                 <w:rFonts w:ascii="Times New Roman" w:hAnsi="Times New Roman"/>
                 <w:sz w:val="18"/>
               </w:rPr>
-              <w:t>Formato de evaluación sumativa del texto escolar y plantillas de historieta.</w:t>
+              <w:t>Cuestionarios organizados del texto escolar con preguntas de selección y desarrollo gráfico.</w:t>
             </w:r>
           </w:p>
           <w:p>
@@ -7814,7 +6596,7 @@
                 <w:rFonts w:ascii="Times New Roman" w:hAnsi="Times New Roman"/>
                 <w:sz w:val="18"/>
               </w:rPr>
-              <w:t>Producción plástica/literaria colaborativa y resolución autónoma de la prueba.</w:t>
+              <w:t>Resolución escrita de los talleres y dibujo representativo del personaje mítico.</w:t>
             </w:r>
           </w:p>
           <w:p>
@@ -7834,7 +6616,7 @@
                 <w:rFonts w:ascii="Times New Roman" w:hAnsi="Times New Roman"/>
                 <w:sz w:val="18"/>
               </w:rPr>
-              <w:t>Demostración tangible de las competencias adquiridas en el ciclo.</w:t>
+              <w:t>Libertad para expresar la apreciación estética y creativa sobre el relato leído.</w:t>
             </w:r>
           </w:p>
           <w:tbl>
@@ -7843,7 +6625,6 @@
               <w:tblW w:w="0" w:type="auto"/>
               <w:jc w:val="center"/>
               <w:tblLayout w:type="fixed"/>
-              <w:tblLook w:val="04A0" w:firstRow="1" w:lastRow="0" w:firstColumn="1" w:lastColumn="0" w:noHBand="0" w:noVBand="1"/>
             </w:tblPr>
             <w:tblGrid>
               <w:gridCol w:w="683"/>
@@ -7863,7 +6644,6 @@
                 <w:p>
                   <w:pPr>
                     <w:pStyle w:val="Sinespaciado"/>
-                    <w:framePr w:hSpace="141" w:wrap="around" w:vAnchor="text" w:hAnchor="margin" w:y="-138"/>
                     <w:jc w:val="center"/>
                     <w:rPr>
                       <w:rFonts w:ascii="Times New Roman" w:hAnsi="Times New Roman" w:cs="Times New Roman"/>
@@ -7891,7 +6671,6 @@
                 <w:p>
                   <w:pPr>
                     <w:pStyle w:val="Sinespaciado"/>
-                    <w:framePr w:hSpace="141" w:wrap="around" w:vAnchor="text" w:hAnchor="margin" w:y="-138"/>
                     <w:jc w:val="center"/>
                     <w:rPr>
                       <w:rFonts w:ascii="Times New Roman" w:hAnsi="Times New Roman" w:cs="Times New Roman"/>
@@ -7919,7 +6698,6 @@
                 <w:p>
                   <w:pPr>
                     <w:pStyle w:val="Sinespaciado"/>
-                    <w:framePr w:hSpace="141" w:wrap="around" w:vAnchor="text" w:hAnchor="margin" w:y="-138"/>
                     <w:jc w:val="center"/>
                     <w:rPr>
                       <w:rFonts w:ascii="Times New Roman" w:hAnsi="Times New Roman" w:cs="Times New Roman"/>
@@ -7948,7 +6726,7 @@
           </w:p>
           <w:p>
             <w:pPr>
-              <w:spacing w:before="60" w:after="20"/>
+              <w:spacing w:before="80" w:after="20"/>
             </w:pPr>
             <w:r>
               <w:rPr>
@@ -7956,7 +6734,7 @@
                 <w:b/>
                 <w:sz w:val="20"/>
               </w:rPr>
-              <w:t>Fase 4: Cierre – “Inauguración de la Galería Mitológica”</w:t>
+              <w:t>Fase 4: Cierre – «El Círculo de la Memoria Ancestral»</w:t>
             </w:r>
           </w:p>
           <w:p>
@@ -7976,7 +6754,7 @@
                 <w:rFonts w:ascii="Times New Roman" w:hAnsi="Times New Roman"/>
                 <w:sz w:val="19"/>
               </w:rPr>
-              <w:t>Exposición pública de las historietas en el mural del pasillo ('Galería Mitológica de Séptimo'). Retroalimentación y felicitación colectiva. (Cierre oficial de las 6 semanas de Planificación Microcurricular al 13 de Noviembre de 2026).</w:t>
+              <w:t>Plenaria y asamblea de aula: reflexión sobre la importancia de cuidar la tradición oral comunitaria. Exposición de las ilustraciones en el 'Rincón Mitológico' de 7mo.</w:t>
             </w:r>
           </w:p>
           <w:p>
@@ -7988,7 +6766,7 @@
                 <w:rFonts w:ascii="Times New Roman" w:hAnsi="Times New Roman"/>
                 <w:sz w:val="19"/>
               </w:rPr>
-              <w:t>Gamificación: Clausura con diploma de 'Autores Consagrados de 7mo'.</w:t>
+              <w:t>Gamificación: Reconocimiento a todos los participantes con el título de 'Guardián de los Mitos Ancestrales'.</w:t>
             </w:r>
           </w:p>
           <w:p>
@@ -8021,7 +6799,7 @@
                 <w:rFonts w:ascii="Times New Roman" w:hAnsi="Times New Roman"/>
                 <w:sz w:val="18"/>
               </w:rPr>
-              <w:t>Mural escolar visitado por otros grados y docentes.</w:t>
+              <w:t>Mural expositivo en el aula con los dibujos y descripciones de los mitos trabajados.</w:t>
             </w:r>
           </w:p>
           <w:p>
@@ -8041,7 +6819,7 @@
                 <w:rFonts w:ascii="Times New Roman" w:hAnsi="Times New Roman"/>
                 <w:sz w:val="18"/>
               </w:rPr>
-              <w:t>Explicación oral de la historieta a los visitantes.</w:t>
+              <w:t>Socialización oral breve del significado del mito ilustrado.</w:t>
             </w:r>
           </w:p>
           <w:p>
@@ -8061,7 +6839,7 @@
                 <w:rFonts w:ascii="Times New Roman" w:hAnsi="Times New Roman"/>
                 <w:sz w:val="18"/>
               </w:rPr>
-              <w:t>Culminación exitosa y satisfacción por el producto final terminado.</w:t>
+              <w:t>Valoración de la diversidad cultural y fortalecimiento de la identidad propia.</w:t>
             </w:r>
           </w:p>
           <w:tbl>
@@ -8070,7 +6848,6 @@
               <w:tblW w:w="0" w:type="auto"/>
               <w:jc w:val="center"/>
               <w:tblLayout w:type="fixed"/>
-              <w:tblLook w:val="04A0" w:firstRow="1" w:lastRow="0" w:firstColumn="1" w:lastColumn="0" w:noHBand="0" w:noVBand="1"/>
             </w:tblPr>
             <w:tblGrid>
               <w:gridCol w:w="683"/>
@@ -8090,7 +6867,6 @@
                 <w:p>
                   <w:pPr>
                     <w:pStyle w:val="Sinespaciado"/>
-                    <w:framePr w:hSpace="141" w:wrap="around" w:vAnchor="text" w:hAnchor="margin" w:y="-138"/>
                     <w:jc w:val="center"/>
                     <w:rPr>
                       <w:rFonts w:ascii="Times New Roman" w:hAnsi="Times New Roman" w:cs="Times New Roman"/>
@@ -8118,7 +6894,6 @@
                 <w:p>
                   <w:pPr>
                     <w:pStyle w:val="Sinespaciado"/>
-                    <w:framePr w:hSpace="141" w:wrap="around" w:vAnchor="text" w:hAnchor="margin" w:y="-138"/>
                     <w:jc w:val="center"/>
                     <w:rPr>
                       <w:rFonts w:ascii="Times New Roman" w:hAnsi="Times New Roman" w:cs="Times New Roman"/>
@@ -8146,7 +6921,6 @@
                 <w:p>
                   <w:pPr>
                     <w:pStyle w:val="Sinespaciado"/>
-                    <w:framePr w:hSpace="141" w:wrap="around" w:vAnchor="text" w:hAnchor="margin" w:y="-138"/>
                     <w:jc w:val="center"/>
                     <w:rPr>
                       <w:rFonts w:ascii="Times New Roman" w:hAnsi="Times New Roman" w:cs="Times New Roman"/>
@@ -8186,7 +6960,7 @@
           </w:tcPr>
           <w:p>
             <w:r>
-              <w:t>Recrea textos literarios leídos mediante adaptaciones creativas (historieta) y demuestra el dominio de destrezas comunicativas de la Unidad 1. I.LL.3.7.2. / I.LL.3.6.1.</w:t>
+              <w:t>Reconoce en textos de la literatura oral y escrita (mitos) los elementos característicos que les dan sentido; participa en discusiones sobre textos literarios aportando interpretaciones personales. I.LL.3.7.1.</w:t>
             </w:r>
           </w:p>
         </w:tc>
@@ -8201,11 +6975,11 @@
           </w:tcPr>
           <w:p>
             <w:r>
-              <w:t>• Instrumentos: Rúbrica de la Historieta Mitológica y Evaluación sumativa de Unidad 1 (págs. 70-71).</w:t>
+              <w:t>• Instrumentos: Rúbrica de análisis literario y cuadro comparativo de mitos.</w:t>
             </w:r>
             <w:r>
               <w:br/>
-              <w:t>• Actividades: Exposición de historietas en el mural y prueba escrita de base estructurada. (Cierre oficial de la Planificación Microcurricular: 13/11/2026).</w:t>
+              <w:t>• Actividades: Resolución de actividades págs. 62-65 del libro y participación en debates literarios. (Feriados 02 y 03 Noviembre).</w:t>
             </w:r>
           </w:p>
         </w:tc>
@@ -8222,14 +6996,14 @@
           </w:tcPr>
           <w:p>
             <w:r>
-              <w:t>LL.3.4.13. Producir textos de diversa índole de acuerdo con la situación comunicativa, mediante formatos y recursos diversos.</w:t>
+              <w:t>LL.3.5.1. Recrear textos literarios leídos o escuchados mediante el uso de diversos formatos.</w:t>
             </w:r>
             <w:r>
               <w:br/>
             </w:r>
             <w:r>
               <w:br/>
-              <w:t>LL.3.2.2. Proponer intervenciones orales estructuradas para sustentar el producto del proyecto interdisciplinar.</w:t>
+              <w:t>LL.3.4.13. Producir textos de acuerdo con la situación comunicativa en formatos variados (historieta mitológica).</w:t>
             </w:r>
           </w:p>
         </w:tc>
@@ -8241,7 +7015,7 @@
           </w:tcPr>
           <w:p>
             <w:r>
-              <w:t>Tema: EJECUCIÓN, CONSOLIDACIÓN Y SOCIALIZACIÓN DEL PROYECTO INTEGRADOR DEL 1ER TRIMESTRE (1 SEMANA · FIN: 23 DE NOVIEMBRE DEL 2026)</w:t>
+              <w:t>Tema: Escritura creativa: Historieta mitológica y Evaluación sumativa de la Unidad 1</w:t>
             </w:r>
             <w:r>
               <w:br/>
@@ -8252,15 +7026,19 @@
             </w:r>
             <w:r>
               <w:br/>
-              <w:t>Guía oficial del Proyecto Interdisciplinario</w:t>
+              <w:t>Texto de Lengua 7mo (Páginas 66 a 71)</w:t>
             </w:r>
             <w:r>
               <w:br/>
-              <w:t>Rúbricas ministeriales de evaluación</w:t>
+              <w:t>Cartulinas, reglas y lápices de colores</w:t>
             </w:r>
             <w:r>
               <w:br/>
-              <w:t>Materiales para estands del aula, dípticos y carteles ilustrados</w:t>
+              <w:t>Pizarra y marcadores</w:t>
+            </w:r>
+            <w:r>
+              <w:br/>
+              <w:t>Cuestionario sumativo de Unidad 1</w:t>
             </w:r>
           </w:p>
         </w:tc>
@@ -8273,7 +7051,9 @@
             </w:tcBorders>
             <w:shd w:val="clear" w:color="auto" w:fill="auto"/>
           </w:tcPr>
-          <w:p/>
+          <w:p>
+            <w:r/>
+          </w:p>
           <w:p>
             <w:pPr>
               <w:spacing w:before="40" w:after="40"/>
@@ -8282,8 +7062,22 @@
               <w:rPr>
                 <w:rFonts w:ascii="Times New Roman" w:hAnsi="Times New Roman"/>
                 <w:b/>
-              </w:rPr>
-              <w:t>SEMANA 12 (16/11 al 23/11/2026) · PROYECTO INTEGRADOR</w:t>
+                <w:sz w:val="22"/>
+              </w:rPr>
+              <w:t>SEMANA 11 (09/11 al 13/11/2026) · ESCRITURA CREATIVA &amp; CIERRE UNIDAD 1</w:t>
+            </w:r>
+          </w:p>
+          <w:p>
+            <w:pPr>
+              <w:spacing w:after="40"/>
+            </w:pPr>
+            <w:r>
+              <w:rPr>
+                <w:rFonts w:ascii="Times New Roman" w:hAnsi="Times New Roman"/>
+                <w:b/>
+                <w:sz w:val="21"/>
+              </w:rPr>
+              <w:t>JUEGO-TRABAJO &amp; APRENDIZAJE COLABORATIVO</w:t>
             </w:r>
           </w:p>
           <w:p>
@@ -8294,37 +7088,21 @@
               <w:rPr>
                 <w:rFonts w:ascii="Times New Roman" w:hAnsi="Times New Roman"/>
                 <w:b/>
-                <w:sz w:val="21"/>
-              </w:rPr>
-              <w:t>APRENDIZAJE BASADO EN PROYECTOS (ABP) &amp; COOPERATIVO</w:t>
-            </w:r>
-            <w:r>
-              <w:rPr>
-                <w:rFonts w:ascii="Times New Roman" w:hAnsi="Times New Roman"/>
-                <w:b/>
-                <w:sz w:val="21"/>
-              </w:rPr>
-              <w:br/>
-            </w:r>
-            <w:r>
-              <w:rPr>
-                <w:rFonts w:ascii="Times New Roman" w:hAnsi="Times New Roman"/>
                 <w:sz w:val="20"/>
               </w:rPr>
-              <w:t>Nombre de la actividad:</w:t>
+              <w:t xml:space="preserve">Nombre de la actividad: </w:t>
             </w:r>
             <w:r>
               <w:rPr>
                 <w:rFonts w:ascii="Times New Roman" w:hAnsi="Times New Roman"/>
                 <w:sz w:val="20"/>
               </w:rPr>
-              <w:br/>
-              <w:t>“Feria Interdisciplinar Comunitaria: Mi Huella Sostenible y Ciudadana” (Fin Oficial: 23 de Noviembre de 2026)</w:t>
-            </w:r>
-          </w:p>
-          <w:p>
-            <w:pPr>
-              <w:spacing w:before="60" w:after="20"/>
+              <w:t>«Taller del Cómic Mitológico: Del Relato Ancestral a la Viñeta Moderna» (Texto Pág. 66-73)</w:t>
+            </w:r>
+          </w:p>
+          <w:p>
+            <w:pPr>
+              <w:spacing w:before="80" w:after="20"/>
             </w:pPr>
             <w:r>
               <w:rPr>
@@ -8332,7 +7110,7 @@
                 <w:b/>
                 <w:sz w:val="20"/>
               </w:rPr>
-              <w:t>Fase 1: Motivación – “El Desafío Integrador Comunitario”</w:t>
+              <w:t>Fase 1: Motivación – «El Taller de los Historietistas»</w:t>
             </w:r>
           </w:p>
           <w:p>
@@ -8352,7 +7130,7 @@
                 <w:rFonts w:ascii="Times New Roman" w:hAnsi="Times New Roman"/>
                 <w:sz w:val="19"/>
               </w:rPr>
-              <w:t>El docente activa la semana culminante del Proyecto Integrador del 1er Trimestre: 'La comunidad de Calderón necesita soluciones prácticas e interdisciplinares para fomentar la lectura, la convivencia pacífica y el cuidado ambiental'. Revisión de las metas y articulación de Lengua y Literatura con Ciencias, Estudios Sociales y Matemática.</w:t>
+              <w:t>El docente transforma el aula en un estudio de diseño de cómics: lectura y análisis de las historietas de las páginas 66 y 67. Identificación lúdica de los recursos del cómic: viñetas, planos visuales, bocadillos de diálogo, cartelas y onomatopeyas sonoras.</w:t>
             </w:r>
           </w:p>
           <w:p>
@@ -8364,7 +7142,7 @@
                 <w:rFonts w:ascii="Times New Roman" w:hAnsi="Times New Roman"/>
                 <w:sz w:val="19"/>
               </w:rPr>
-              <w:t>Gamificación: Cada equipo consolida su rango de 'Comité de Proyecto Interdisciplinar' y revisa su panel de hitos.</w:t>
+              <w:t>Gamificación: 'Desafío Onomatopeya': Adivinar sonidos ilustrados (¡BOOM!, ¡CRASH!, ¡ZAS!) ganando puntos de creatividad.</w:t>
             </w:r>
           </w:p>
           <w:p>
@@ -8397,7 +7175,7 @@
                 <w:rFonts w:ascii="Times New Roman" w:hAnsi="Times New Roman"/>
                 <w:sz w:val="18"/>
               </w:rPr>
-              <w:t>Rúbrica ministerial proyectada en cartelera y cronograma semanal visible.</w:t>
+              <w:t>Muestras gráficas de historietas en las págs. 66-67 con cartelas y bocadillos rotulados.</w:t>
             </w:r>
           </w:p>
           <w:p>
@@ -8417,7 +7195,7 @@
                 <w:rFonts w:ascii="Times New Roman" w:hAnsi="Times New Roman"/>
                 <w:sz w:val="18"/>
               </w:rPr>
-              <w:t>Asamblea de equipo y distribución equitativa de roles para la sustentación.</w:t>
+              <w:t>Identificación oral y señalamiento de elementos visuales en el texto.</w:t>
             </w:r>
           </w:p>
           <w:p>
@@ -8437,7 +7215,7 @@
                 <w:rFonts w:ascii="Times New Roman" w:hAnsi="Times New Roman"/>
                 <w:sz w:val="18"/>
               </w:rPr>
-              <w:t>Entusiasmo por visibilizar el producto elaborado durante el trimestre.</w:t>
+              <w:t>Atracción natural por el lenguaje gráfico del cómic y la animación.</w:t>
             </w:r>
           </w:p>
           <w:tbl>
@@ -8446,7 +7224,6 @@
               <w:tblW w:w="0" w:type="auto"/>
               <w:jc w:val="center"/>
               <w:tblLayout w:type="fixed"/>
-              <w:tblLook w:val="04A0" w:firstRow="1" w:lastRow="0" w:firstColumn="1" w:lastColumn="0" w:noHBand="0" w:noVBand="1"/>
             </w:tblPr>
             <w:tblGrid>
               <w:gridCol w:w="683"/>
@@ -8466,7 +7243,6 @@
                 <w:p>
                   <w:pPr>
                     <w:pStyle w:val="Sinespaciado"/>
-                    <w:framePr w:hSpace="141" w:wrap="around" w:vAnchor="text" w:hAnchor="margin" w:y="-138"/>
                     <w:jc w:val="center"/>
                     <w:rPr>
                       <w:rFonts w:ascii="Times New Roman" w:hAnsi="Times New Roman" w:cs="Times New Roman"/>
@@ -8494,7 +7270,6 @@
                 <w:p>
                   <w:pPr>
                     <w:pStyle w:val="Sinespaciado"/>
-                    <w:framePr w:hSpace="141" w:wrap="around" w:vAnchor="text" w:hAnchor="margin" w:y="-138"/>
                     <w:jc w:val="center"/>
                     <w:rPr>
                       <w:rFonts w:ascii="Times New Roman" w:hAnsi="Times New Roman" w:cs="Times New Roman"/>
@@ -8522,7 +7297,6 @@
                 <w:p>
                   <w:pPr>
                     <w:pStyle w:val="Sinespaciado"/>
-                    <w:framePr w:hSpace="141" w:wrap="around" w:vAnchor="text" w:hAnchor="margin" w:y="-138"/>
                     <w:jc w:val="center"/>
                     <w:rPr>
                       <w:rFonts w:ascii="Times New Roman" w:hAnsi="Times New Roman" w:cs="Times New Roman"/>
@@ -8551,7 +7325,7 @@
           </w:p>
           <w:p>
             <w:pPr>
-              <w:spacing w:before="60" w:after="20"/>
+              <w:spacing w:before="80" w:after="20"/>
             </w:pPr>
             <w:r>
               <w:rPr>
@@ -8559,7 +7333,7 @@
                 <w:b/>
                 <w:sz w:val="20"/>
               </w:rPr>
-              <w:t>Fase 2: Comprensión – “Auditoría de Calidad y Retroalimentación entre Pares”</w:t>
+              <w:t>Fase 2: Comprensión – «El Laboratorio del Guion Gráfico»</w:t>
             </w:r>
           </w:p>
           <w:p>
@@ -8579,7 +7353,7 @@
                 <w:rFonts w:ascii="Times New Roman" w:hAnsi="Times New Roman"/>
                 <w:sz w:val="19"/>
               </w:rPr>
-              <w:t>Talleres de coevaluación y retroalimentación entre equipos de estudiantes: revisión del informe escrito, claridad de las conclusiones, ortografía y preparación del material de soporte (trípticos, carteles, maquetas o presentaciones digitales).</w:t>
+              <w:t>Planificación y diseño de un storyboard adaptando un mito leído a una secuencia de 4 a 6 viñetas (páginas 67-68). Distribución del texto en bocadillos y selección de los planos adecuados para dar emoción a la historia.</w:t>
             </w:r>
           </w:p>
           <w:p>
@@ -8591,7 +7365,7 @@
                 <w:rFonts w:ascii="Times New Roman" w:hAnsi="Times New Roman"/>
                 <w:sz w:val="19"/>
               </w:rPr>
-              <w:t>Gamificación: Dinámica 'Control de Calidad': Obtienen sellos de validación al solventar observaciones de mejora.</w:t>
+              <w:t>Gamificación: 'Boceto de Oro': El equipo que mejor sintetice la historia recibe el pase directo a producción final.</w:t>
             </w:r>
           </w:p>
           <w:p>
@@ -8624,7 +7398,7 @@
                 <w:rFonts w:ascii="Times New Roman" w:hAnsi="Times New Roman"/>
                 <w:sz w:val="18"/>
               </w:rPr>
-              <w:t>Lista de chequeo coevaluativa con criterios objetivos.</w:t>
+              <w:t>Plantillas visuales con cuadrículas de viñetas y guía gráfica de planos visuales.</w:t>
             </w:r>
           </w:p>
           <w:p>
@@ -8644,7 +7418,7 @@
                 <w:rFonts w:ascii="Times New Roman" w:hAnsi="Times New Roman"/>
                 <w:sz w:val="18"/>
               </w:rPr>
-              <w:t>Diálogo asertivo y sugerencias fundamentadas entre pares.</w:t>
+              <w:t>Boceto del guion en el cuaderno distribuyendo dibujos y textos en parejas.</w:t>
             </w:r>
           </w:p>
           <w:p>
@@ -8664,7 +7438,7 @@
                 <w:rFonts w:ascii="Times New Roman" w:hAnsi="Times New Roman"/>
                 <w:sz w:val="18"/>
               </w:rPr>
-              <w:t>Cultura de automejora y responsabilidad compartida.</w:t>
+              <w:t>Trabajo colaborativo complementando destrezas de dibujo y redacción.</w:t>
             </w:r>
           </w:p>
           <w:tbl>
@@ -8673,7 +7447,6 @@
               <w:tblW w:w="0" w:type="auto"/>
               <w:jc w:val="center"/>
               <w:tblLayout w:type="fixed"/>
-              <w:tblLook w:val="04A0" w:firstRow="1" w:lastRow="0" w:firstColumn="1" w:lastColumn="0" w:noHBand="0" w:noVBand="1"/>
             </w:tblPr>
             <w:tblGrid>
               <w:gridCol w:w="683"/>
@@ -8693,7 +7466,6 @@
                 <w:p>
                   <w:pPr>
                     <w:pStyle w:val="Sinespaciado"/>
-                    <w:framePr w:hSpace="141" w:wrap="around" w:vAnchor="text" w:hAnchor="margin" w:y="-138"/>
                     <w:jc w:val="center"/>
                     <w:rPr>
                       <w:rFonts w:ascii="Times New Roman" w:hAnsi="Times New Roman" w:cs="Times New Roman"/>
@@ -8721,7 +7493,6 @@
                 <w:p>
                   <w:pPr>
                     <w:pStyle w:val="Sinespaciado"/>
-                    <w:framePr w:hSpace="141" w:wrap="around" w:vAnchor="text" w:hAnchor="margin" w:y="-138"/>
                     <w:jc w:val="center"/>
                     <w:rPr>
                       <w:rFonts w:ascii="Times New Roman" w:hAnsi="Times New Roman" w:cs="Times New Roman"/>
@@ -8749,7 +7520,6 @@
                 <w:p>
                   <w:pPr>
                     <w:pStyle w:val="Sinespaciado"/>
-                    <w:framePr w:hSpace="141" w:wrap="around" w:vAnchor="text" w:hAnchor="margin" w:y="-138"/>
                     <w:jc w:val="center"/>
                     <w:rPr>
                       <w:rFonts w:ascii="Times New Roman" w:hAnsi="Times New Roman" w:cs="Times New Roman"/>
@@ -8778,7 +7548,7 @@
           </w:p>
           <w:p>
             <w:pPr>
-              <w:spacing w:before="60" w:after="20"/>
+              <w:spacing w:before="80" w:after="20"/>
             </w:pPr>
             <w:r>
               <w:rPr>
@@ -8786,7 +7556,7 @@
                 <w:b/>
                 <w:sz w:val="20"/>
               </w:rPr>
-              <w:t>Fase 3: Aplicación – “Feria de Aula y Sustentación Pública”</w:t>
+              <w:t>Fase 3: Aplicación – «Mesa de Dibujantes y Desafío Sumativo»</w:t>
             </w:r>
           </w:p>
           <w:p>
@@ -8806,7 +7576,7 @@
                 <w:rFonts w:ascii="Times New Roman" w:hAnsi="Times New Roman"/>
                 <w:sz w:val="19"/>
               </w:rPr>
-              <w:t>Montaje de estands en el aula y presentación oficial del Proyecto Integrador ante la comunidad escolar (docentes, directivos y compañeros). Cada equipo realiza una sustentación oral aplicando las técnicas de oratoria aprendidas (contacto visual, modulación vocal, respuestas claras a preguntas del público).</w:t>
+              <w:t>Elaboración final de la historieta a color aplicando rotulación clara y viñetas organizadas. Paralelamente, los estudiantes resuelven la evaluación sumativa de la Unidad 1 del texto escolar para consolidar las destrezas adquiridas.</w:t>
             </w:r>
           </w:p>
           <w:p>
@@ -8818,7 +7588,7 @@
                 <w:rFonts w:ascii="Times New Roman" w:hAnsi="Times New Roman"/>
                 <w:sz w:val="19"/>
               </w:rPr>
-              <w:t>Gamificación: Evaluación con rúbrica ministerial y entrega de insignias de 'Impacto Comunitario'.</w:t>
+              <w:t>Gamificación: 'Liga de Ilustradores': Insignias de originalidad y coherencia narrativa.</w:t>
             </w:r>
           </w:p>
           <w:p>
@@ -8851,7 +7621,7 @@
                 <w:rFonts w:ascii="Times New Roman" w:hAnsi="Times New Roman"/>
                 <w:sz w:val="18"/>
               </w:rPr>
-              <w:t>Estands interactivos, dípticos informativos y paneles visuales.</w:t>
+              <w:t>Formato impreso de la historieta y cuestionario estructurado de evaluación sumativa.</w:t>
             </w:r>
           </w:p>
           <w:p>
@@ -8871,7 +7641,7 @@
                 <w:rFonts w:ascii="Times New Roman" w:hAnsi="Times New Roman"/>
                 <w:sz w:val="18"/>
               </w:rPr>
-              <w:t>Disertación oral fluida y demostración práctica del producto final.</w:t>
+              <w:t>Producción artística en parejas y resolución individual de la prueba sumativa.</w:t>
             </w:r>
           </w:p>
           <w:p>
@@ -8891,7 +7661,7 @@
                 <w:rFonts w:ascii="Times New Roman" w:hAnsi="Times New Roman"/>
                 <w:sz w:val="18"/>
               </w:rPr>
-              <w:t>Reconocimiento público del esfuerzo colectivo y aprendizaje colaborativo.</w:t>
+              <w:t>Orgullo por la creación tangible de un cómic propio con calidad visual.</w:t>
             </w:r>
           </w:p>
           <w:tbl>
@@ -8900,7 +7670,6 @@
               <w:tblW w:w="0" w:type="auto"/>
               <w:jc w:val="center"/>
               <w:tblLayout w:type="fixed"/>
-              <w:tblLook w:val="04A0" w:firstRow="1" w:lastRow="0" w:firstColumn="1" w:lastColumn="0" w:noHBand="0" w:noVBand="1"/>
             </w:tblPr>
             <w:tblGrid>
               <w:gridCol w:w="683"/>
@@ -8920,7 +7689,6 @@
                 <w:p>
                   <w:pPr>
                     <w:pStyle w:val="Sinespaciado"/>
-                    <w:framePr w:hSpace="141" w:wrap="around" w:vAnchor="text" w:hAnchor="margin" w:y="-138"/>
                     <w:jc w:val="center"/>
                     <w:rPr>
                       <w:rFonts w:ascii="Times New Roman" w:hAnsi="Times New Roman" w:cs="Times New Roman"/>
@@ -8948,7 +7716,6 @@
                 <w:p>
                   <w:pPr>
                     <w:pStyle w:val="Sinespaciado"/>
-                    <w:framePr w:hSpace="141" w:wrap="around" w:vAnchor="text" w:hAnchor="margin" w:y="-138"/>
                     <w:jc w:val="center"/>
                     <w:rPr>
                       <w:rFonts w:ascii="Times New Roman" w:hAnsi="Times New Roman" w:cs="Times New Roman"/>
@@ -8976,7 +7743,6 @@
                 <w:p>
                   <w:pPr>
                     <w:pStyle w:val="Sinespaciado"/>
-                    <w:framePr w:hSpace="141" w:wrap="around" w:vAnchor="text" w:hAnchor="margin" w:y="-138"/>
                     <w:jc w:val="center"/>
                     <w:rPr>
                       <w:rFonts w:ascii="Times New Roman" w:hAnsi="Times New Roman" w:cs="Times New Roman"/>
@@ -9005,7 +7771,7 @@
           </w:p>
           <w:p>
             <w:pPr>
-              <w:spacing w:before="60" w:after="20"/>
+              <w:spacing w:before="80" w:after="20"/>
             </w:pPr>
             <w:r>
               <w:rPr>
@@ -9013,7 +7779,7 @@
                 <w:b/>
                 <w:sz w:val="20"/>
               </w:rPr>
-              <w:t>Fase 4: Cierre – “Consolidación Final y Calificación Ministerial”</w:t>
+              <w:t>Fase 4: Cierre – «Inauguración de la Galería Mitológica»</w:t>
             </w:r>
           </w:p>
           <w:p>
@@ -9033,7 +7799,7 @@
                 <w:rFonts w:ascii="Times New Roman" w:hAnsi="Times New Roman"/>
                 <w:sz w:val="19"/>
               </w:rPr>
-              <w:t>Evaluación sumativa oficial mediante la Rúbrica Ministerial del Proyecto Integrador (30% de la calificación sumativa trimestral). Registro y entrega del informe consolidado. Cierre de la etapa académica al **23 de Noviembre del 2026**.</w:t>
+              <w:t>Exposición pública de las historietas en el mural del aula ('Galería Mitológica de 7mo'). Ronda de observación y coevaluación con escala gráfica de caritas o estrellas.</w:t>
             </w:r>
           </w:p>
           <w:p>
@@ -9045,7 +7811,7 @@
                 <w:rFonts w:ascii="Times New Roman" w:hAnsi="Times New Roman"/>
                 <w:sz w:val="19"/>
               </w:rPr>
-              <w:t>Gamificación: Clausura institucional del proyecto con certificación de honor a los equipos destacados.</w:t>
+              <w:t>Gamificación: Entrega de la medalla 'Gran Creador de Historietas' a todos los autores.</w:t>
             </w:r>
           </w:p>
           <w:p>
@@ -9078,7 +7844,7 @@
                 <w:rFonts w:ascii="Times New Roman" w:hAnsi="Times New Roman"/>
                 <w:sz w:val="18"/>
               </w:rPr>
-              <w:t>Cuadro de calificaciones e informes cuantitativos y cualitativos.</w:t>
+              <w:t>Mural expositivo con las historietas finalizadas ordenadas cronológicamente.</w:t>
             </w:r>
           </w:p>
           <w:p>
@@ -9098,7 +7864,7 @@
                 <w:rFonts w:ascii="Times New Roman" w:hAnsi="Times New Roman"/>
                 <w:sz w:val="18"/>
               </w:rPr>
-              <w:t>Reflexión individual escrita sobre los aprendizajes logrados y metas futuras.</w:t>
+              <w:t>Recorrido de observación y asignación de estrellas formativas entre pares.</w:t>
             </w:r>
           </w:p>
           <w:p>
@@ -9118,7 +7884,7 @@
                 <w:rFonts w:ascii="Times New Roman" w:hAnsi="Times New Roman"/>
                 <w:sz w:val="18"/>
               </w:rPr>
-              <w:t>Coronación exitosa del Proyecto Integrador del Primer Trimestre.</w:t>
+              <w:t>Celebración colectiva del cierre de la unidad y reconocimiento del talento del aula.</w:t>
             </w:r>
           </w:p>
           <w:tbl>
@@ -9127,7 +7893,6 @@
               <w:tblW w:w="0" w:type="auto"/>
               <w:jc w:val="center"/>
               <w:tblLayout w:type="fixed"/>
-              <w:tblLook w:val="04A0" w:firstRow="1" w:lastRow="0" w:firstColumn="1" w:lastColumn="0" w:noHBand="0" w:noVBand="1"/>
             </w:tblPr>
             <w:tblGrid>
               <w:gridCol w:w="683"/>
@@ -9147,7 +7912,6 @@
                 <w:p>
                   <w:pPr>
                     <w:pStyle w:val="Sinespaciado"/>
-                    <w:framePr w:hSpace="141" w:wrap="around" w:vAnchor="text" w:hAnchor="margin" w:y="-138"/>
                     <w:jc w:val="center"/>
                     <w:rPr>
                       <w:rFonts w:ascii="Times New Roman" w:hAnsi="Times New Roman" w:cs="Times New Roman"/>
@@ -9175,7 +7939,6 @@
                 <w:p>
                   <w:pPr>
                     <w:pStyle w:val="Sinespaciado"/>
-                    <w:framePr w:hSpace="141" w:wrap="around" w:vAnchor="text" w:hAnchor="margin" w:y="-138"/>
                     <w:jc w:val="center"/>
                     <w:rPr>
                       <w:rFonts w:ascii="Times New Roman" w:hAnsi="Times New Roman" w:cs="Times New Roman"/>
@@ -9203,7 +7966,1047 @@
                 <w:p>
                   <w:pPr>
                     <w:pStyle w:val="Sinespaciado"/>
-                    <w:framePr w:hSpace="141" w:wrap="around" w:vAnchor="text" w:hAnchor="margin" w:y="-138"/>
+                    <w:jc w:val="center"/>
+                    <w:rPr>
+                      <w:rFonts w:ascii="Times New Roman" w:hAnsi="Times New Roman" w:cs="Times New Roman"/>
+                      <w:b/>
+                      <w:color w:val="FFFFFF"/>
+                      <w:sz w:val="20"/>
+                    </w:rPr>
+                  </w:pPr>
+                  <w:r>
+                    <w:rPr>
+                      <w:rFonts w:ascii="Times New Roman" w:hAnsi="Times New Roman" w:cs="Times New Roman"/>
+                      <w:b/>
+                      <w:color w:val="FFFFFF"/>
+                      <w:sz w:val="20"/>
+                    </w:rPr>
+                    <w:t>C-M</w:t>
+                  </w:r>
+                </w:p>
+              </w:tc>
+            </w:tr>
+          </w:tbl>
+          <w:p>
+            <w:pPr>
+              <w:spacing w:before="40" w:after="40"/>
+            </w:pPr>
+          </w:p>
+        </w:tc>
+        <w:tc>
+          <w:tcPr>
+            <w:tcW w:w="2156" w:type="dxa"/>
+            <w:gridSpan w:val="5"/>
+            <w:tcBorders>
+              <w:left w:val="single" w:sz="4" w:space="0" w:color="auto"/>
+              <w:right w:val="single" w:sz="4" w:space="0" w:color="auto"/>
+            </w:tcBorders>
+            <w:shd w:val="clear" w:color="auto" w:fill="auto"/>
+          </w:tcPr>
+          <w:p>
+            <w:r>
+              <w:t>Recrea textos literarios leídos mediante adaptaciones creativas (historieta) y demuestra el dominio de destrezas comunicativas de la Unidad 1. I.LL.3.7.2. / I.LL.3.6.1.</w:t>
+            </w:r>
+          </w:p>
+        </w:tc>
+        <w:tc>
+          <w:tcPr>
+            <w:tcW w:w="3112" w:type="dxa"/>
+            <w:gridSpan w:val="3"/>
+            <w:tcBorders>
+              <w:left w:val="single" w:sz="4" w:space="0" w:color="auto"/>
+            </w:tcBorders>
+            <w:shd w:val="clear" w:color="auto" w:fill="auto"/>
+          </w:tcPr>
+          <w:p>
+            <w:r>
+              <w:t>• Instrumentos: Rúbrica de la Historieta Mitológica y Evaluación sumativa de Unidad 1 (págs. 70-71).</w:t>
+            </w:r>
+            <w:r>
+              <w:br/>
+              <w:t>• Actividades: Exposición de historietas en el mural y prueba escrita de base estructurada. (Cierre oficial de la Planificación Microcurricular: 13/11/2026).</w:t>
+            </w:r>
+          </w:p>
+        </w:tc>
+      </w:tr>
+      <w:tr>
+        <w:trPr>
+          <w:trHeight w:val="1456"/>
+        </w:trPr>
+        <w:tc>
+          <w:tcPr>
+            <w:tcW w:w="3182" w:type="dxa"/>
+            <w:gridSpan w:val="2"/>
+            <w:shd w:val="clear" w:color="auto" w:fill="auto"/>
+          </w:tcPr>
+          <w:p>
+            <w:r>
+              <w:t>LL.3.4.13. Producir textos de diversa índole de acuerdo con la situación comunicativa, mediante formatos y recursos diversos.</w:t>
+            </w:r>
+            <w:r>
+              <w:br/>
+            </w:r>
+            <w:r>
+              <w:br/>
+              <w:t>LL.3.2.2. Proponer intervenciones orales estructuradas para sustentar el producto del proyecto interdisciplinar.</w:t>
+            </w:r>
+          </w:p>
+        </w:tc>
+        <w:tc>
+          <w:tcPr>
+            <w:tcW w:w="2404" w:type="dxa"/>
+            <w:gridSpan w:val="4"/>
+            <w:shd w:val="clear" w:color="auto" w:fill="auto"/>
+          </w:tcPr>
+          <w:p>
+            <w:r>
+              <w:t>Tema: EJECUCIÓN, CONSOLIDACIÓN Y SOCIALIZACIÓN DEL PROYECTO INTEGRADOR DEL 1ER TRIMESTRE (1 SEMANA · FIN: 23 DE NOVIEMBRE DEL 2026)</w:t>
+            </w:r>
+            <w:r>
+              <w:br/>
+            </w:r>
+            <w:r>
+              <w:br/>
+              <w:t>Materiales:</w:t>
+            </w:r>
+            <w:r>
+              <w:br/>
+              <w:t>Guía oficial del Proyecto Interdisciplinario</w:t>
+            </w:r>
+            <w:r>
+              <w:br/>
+              <w:t>Rúbricas ministeriales de evaluación</w:t>
+            </w:r>
+            <w:r>
+              <w:br/>
+              <w:t>Materiales para estands del aula, dípticos y carteles ilustrados</w:t>
+            </w:r>
+          </w:p>
+        </w:tc>
+        <w:tc>
+          <w:tcPr>
+            <w:tcW w:w="5092" w:type="dxa"/>
+            <w:gridSpan w:val="7"/>
+            <w:tcBorders>
+              <w:right w:val="single" w:sz="4" w:space="0" w:color="auto"/>
+            </w:tcBorders>
+            <w:shd w:val="clear" w:color="auto" w:fill="auto"/>
+          </w:tcPr>
+          <w:p>
+            <w:r/>
+          </w:p>
+          <w:p>
+            <w:pPr>
+              <w:spacing w:before="40" w:after="40"/>
+            </w:pPr>
+            <w:r>
+              <w:rPr>
+                <w:rFonts w:ascii="Times New Roman" w:hAnsi="Times New Roman"/>
+                <w:b/>
+                <w:sz w:val="22"/>
+              </w:rPr>
+              <w:t>SEMANA 12 (16/11 al 23/11/2026) · PROYECTO INTEGRADOR</w:t>
+            </w:r>
+          </w:p>
+          <w:p>
+            <w:pPr>
+              <w:spacing w:after="40"/>
+            </w:pPr>
+            <w:r>
+              <w:rPr>
+                <w:rFonts w:ascii="Times New Roman" w:hAnsi="Times New Roman"/>
+                <w:b/>
+                <w:sz w:val="21"/>
+              </w:rPr>
+              <w:t>APRENDIZAJE BASADO EN PROYECTOS (ABP) &amp; COOPERATIVO</w:t>
+            </w:r>
+          </w:p>
+          <w:p>
+            <w:pPr>
+              <w:spacing w:after="80"/>
+            </w:pPr>
+            <w:r>
+              <w:rPr>
+                <w:rFonts w:ascii="Times New Roman" w:hAnsi="Times New Roman"/>
+                <w:b/>
+                <w:sz w:val="20"/>
+              </w:rPr>
+              <w:t xml:space="preserve">Nombre de la actividad: </w:t>
+            </w:r>
+            <w:r>
+              <w:rPr>
+                <w:rFonts w:ascii="Times New Roman" w:hAnsi="Times New Roman"/>
+                <w:sz w:val="20"/>
+              </w:rPr>
+              <w:t>«Feria de Socialización y Sustentación Pública del Proyecto Integrador Trimestral»</w:t>
+            </w:r>
+          </w:p>
+          <w:p>
+            <w:pPr>
+              <w:spacing w:before="80" w:after="20"/>
+            </w:pPr>
+            <w:r>
+              <w:rPr>
+                <w:rFonts w:ascii="Times New Roman" w:hAnsi="Times New Roman"/>
+                <w:b/>
+                <w:sz w:val="20"/>
+              </w:rPr>
+              <w:t>Fase 1: Motivación – «El Desafío Integrador Comunitario»</w:t>
+            </w:r>
+          </w:p>
+          <w:p>
+            <w:pPr>
+              <w:spacing w:after="20"/>
+            </w:pPr>
+            <w:r>
+              <w:rPr>
+                <w:rFonts w:ascii="Times New Roman" w:hAnsi="Times New Roman"/>
+                <w:b/>
+                <w:sz w:val="19"/>
+              </w:rPr>
+              <w:t xml:space="preserve">Actividad: </w:t>
+            </w:r>
+            <w:r>
+              <w:rPr>
+                <w:rFonts w:ascii="Times New Roman" w:hAnsi="Times New Roman"/>
+                <w:sz w:val="19"/>
+              </w:rPr>
+              <w:t>El docente activa la semana culminante del Proyecto Integrador del 1er Trimestre: revisión colectiva del cronograma de sustentación y metas de impacto para la comunidad escolar. Organización de equipos y roles.</w:t>
+            </w:r>
+          </w:p>
+          <w:p>
+            <w:pPr>
+              <w:spacing w:after="40"/>
+            </w:pPr>
+            <w:r>
+              <w:rPr>
+                <w:rFonts w:ascii="Times New Roman" w:hAnsi="Times New Roman"/>
+                <w:sz w:val="19"/>
+              </w:rPr>
+              <w:t>Gamificación: 'Bandera del Proyecto': Cada equipo define su nombre y meta de presentación.</w:t>
+            </w:r>
+          </w:p>
+          <w:p>
+            <w:pPr>
+              <w:spacing w:after="20"/>
+            </w:pPr>
+            <w:r>
+              <w:rPr>
+                <w:rFonts w:ascii="Times New Roman" w:hAnsi="Times New Roman"/>
+                <w:b/>
+                <w:sz w:val="19"/>
+              </w:rPr>
+              <w:t>DUA aplicado:</w:t>
+            </w:r>
+          </w:p>
+          <w:p>
+            <w:pPr>
+              <w:spacing w:after="20"/>
+            </w:pPr>
+            <w:r>
+              <w:rPr>
+                <w:rFonts w:ascii="Times New Roman" w:hAnsi="Times New Roman"/>
+                <w:b/>
+                <w:sz w:val="18"/>
+              </w:rPr>
+              <w:t xml:space="preserve">Representación: </w:t>
+            </w:r>
+            <w:r>
+              <w:rPr>
+                <w:rFonts w:ascii="Times New Roman" w:hAnsi="Times New Roman"/>
+                <w:sz w:val="18"/>
+              </w:rPr>
+              <w:t>Cronograma semanal visible y rúbrica ministerial oficial proyectada o en cartelera.</w:t>
+            </w:r>
+          </w:p>
+          <w:p>
+            <w:pPr>
+              <w:spacing w:after="20"/>
+            </w:pPr>
+            <w:r>
+              <w:rPr>
+                <w:rFonts w:ascii="Times New Roman" w:hAnsi="Times New Roman"/>
+                <w:b/>
+                <w:sz w:val="18"/>
+              </w:rPr>
+              <w:t xml:space="preserve">Acción y expresión: </w:t>
+            </w:r>
+            <w:r>
+              <w:rPr>
+                <w:rFonts w:ascii="Times New Roman" w:hAnsi="Times New Roman"/>
+                <w:sz w:val="18"/>
+              </w:rPr>
+              <w:t>Asignación participativa de roles en el equipo (coordinador, expositor, demostrador).</w:t>
+            </w:r>
+          </w:p>
+          <w:p>
+            <w:pPr>
+              <w:spacing w:after="20"/>
+            </w:pPr>
+            <w:r>
+              <w:rPr>
+                <w:rFonts w:ascii="Times New Roman" w:hAnsi="Times New Roman"/>
+                <w:b/>
+                <w:sz w:val="18"/>
+              </w:rPr>
+              <w:t xml:space="preserve">Compromiso-Motivación: </w:t>
+            </w:r>
+            <w:r>
+              <w:rPr>
+                <w:rFonts w:ascii="Times New Roman" w:hAnsi="Times New Roman"/>
+                <w:sz w:val="18"/>
+              </w:rPr>
+              <w:t>Motivación por visibilizar ante la escuela el producto construido en el trimestre.</w:t>
+            </w:r>
+          </w:p>
+          <w:tbl>
+            <w:tblPr>
+              <w:tblStyle w:val="Tablaconcuadrcula"/>
+              <w:tblW w:w="0" w:type="auto"/>
+              <w:jc w:val="center"/>
+              <w:tblLayout w:type="fixed"/>
+            </w:tblPr>
+            <w:tblGrid>
+              <w:gridCol w:w="683"/>
+              <w:gridCol w:w="683"/>
+              <w:gridCol w:w="683"/>
+            </w:tblGrid>
+            <w:tr>
+              <w:trPr>
+                <w:trHeight w:val="278"/>
+                <w:jc w:val="center"/>
+              </w:trPr>
+              <w:tc>
+                <w:tcPr>
+                  <w:tcW w:w="683" w:type="dxa"/>
+                  <w:shd w:val="clear" w:color="auto" w:fill="7030A0"/>
+                </w:tcPr>
+                <w:p>
+                  <w:pPr>
+                    <w:pStyle w:val="Sinespaciado"/>
+                    <w:jc w:val="center"/>
+                    <w:rPr>
+                      <w:rFonts w:ascii="Times New Roman" w:hAnsi="Times New Roman" w:cs="Times New Roman"/>
+                      <w:b/>
+                      <w:color w:val="FFFFFF"/>
+                      <w:sz w:val="20"/>
+                    </w:rPr>
+                  </w:pPr>
+                  <w:r>
+                    <w:rPr>
+                      <w:rFonts w:ascii="Times New Roman" w:hAnsi="Times New Roman" w:cs="Times New Roman"/>
+                      <w:b/>
+                      <w:color w:val="FFFFFF"/>
+                      <w:sz w:val="20"/>
+                    </w:rPr>
+                    <w:t>R</w:t>
+                  </w:r>
+                </w:p>
+              </w:tc>
+              <w:tc>
+                <w:tcPr>
+                  <w:tcW w:w="683" w:type="dxa"/>
+                  <w:shd w:val="clear" w:color="auto" w:fill="00B0F0"/>
+                </w:tcPr>
+                <w:p>
+                  <w:pPr>
+                    <w:pStyle w:val="Sinespaciado"/>
+                    <w:jc w:val="center"/>
+                    <w:rPr>
+                      <w:rFonts w:ascii="Times New Roman" w:hAnsi="Times New Roman" w:cs="Times New Roman"/>
+                      <w:b/>
+                      <w:color w:val="FFFFFF"/>
+                      <w:sz w:val="20"/>
+                    </w:rPr>
+                  </w:pPr>
+                  <w:r>
+                    <w:rPr>
+                      <w:rFonts w:ascii="Times New Roman" w:hAnsi="Times New Roman" w:cs="Times New Roman"/>
+                      <w:b/>
+                      <w:color w:val="FFFFFF"/>
+                      <w:sz w:val="20"/>
+                    </w:rPr>
+                    <w:t>A-E</w:t>
+                  </w:r>
+                </w:p>
+              </w:tc>
+              <w:tc>
+                <w:tcPr>
+                  <w:tcW w:w="683" w:type="dxa"/>
+                  <w:shd w:val="clear" w:color="auto" w:fill="538135"/>
+                </w:tcPr>
+                <w:p>
+                  <w:pPr>
+                    <w:pStyle w:val="Sinespaciado"/>
+                    <w:jc w:val="center"/>
+                    <w:rPr>
+                      <w:rFonts w:ascii="Times New Roman" w:hAnsi="Times New Roman" w:cs="Times New Roman"/>
+                      <w:b/>
+                      <w:color w:val="FFFFFF"/>
+                      <w:sz w:val="20"/>
+                    </w:rPr>
+                  </w:pPr>
+                  <w:r>
+                    <w:rPr>
+                      <w:rFonts w:ascii="Times New Roman" w:hAnsi="Times New Roman" w:cs="Times New Roman"/>
+                      <w:b/>
+                      <w:color w:val="FFFFFF"/>
+                      <w:sz w:val="20"/>
+                    </w:rPr>
+                    <w:t>C-M</w:t>
+                  </w:r>
+                </w:p>
+              </w:tc>
+            </w:tr>
+          </w:tbl>
+          <w:p>
+            <w:pPr>
+              <w:spacing w:before="40" w:after="40"/>
+            </w:pPr>
+          </w:p>
+          <w:p>
+            <w:pPr>
+              <w:spacing w:before="80" w:after="20"/>
+            </w:pPr>
+            <w:r>
+              <w:rPr>
+                <w:rFonts w:ascii="Times New Roman" w:hAnsi="Times New Roman"/>
+                <w:b/>
+                <w:sz w:val="20"/>
+              </w:rPr>
+              <w:t>Fase 2: Comprensión – «Auditoría de Calidad y Ensayo General»</w:t>
+            </w:r>
+          </w:p>
+          <w:p>
+            <w:pPr>
+              <w:spacing w:after="20"/>
+            </w:pPr>
+            <w:r>
+              <w:rPr>
+                <w:rFonts w:ascii="Times New Roman" w:hAnsi="Times New Roman"/>
+                <w:b/>
+                <w:sz w:val="19"/>
+              </w:rPr>
+              <w:t xml:space="preserve">Actividad: </w:t>
+            </w:r>
+            <w:r>
+              <w:rPr>
+                <w:rFonts w:ascii="Times New Roman" w:hAnsi="Times New Roman"/>
+                <w:sz w:val="19"/>
+              </w:rPr>
+              <w:t>Ensayo de la sustentación oral y auditoría interna del producto integrador. Cada equipo presenta su proyecto frente a otro equipo aplicando la lista de cotejo coevaluativa para recibir sugerencias de mejora.</w:t>
+            </w:r>
+          </w:p>
+          <w:p>
+            <w:pPr>
+              <w:spacing w:after="40"/>
+            </w:pPr>
+            <w:r>
+              <w:rPr>
+                <w:rFonts w:ascii="Times New Roman" w:hAnsi="Times New Roman"/>
+                <w:sz w:val="19"/>
+              </w:rPr>
+              <w:t>Gamificación: 'Sello de Calidad': Los equipos obtienen el pase a la feria final al superar el ensayo.</w:t>
+            </w:r>
+          </w:p>
+          <w:p>
+            <w:pPr>
+              <w:spacing w:after="20"/>
+            </w:pPr>
+            <w:r>
+              <w:rPr>
+                <w:rFonts w:ascii="Times New Roman" w:hAnsi="Times New Roman"/>
+                <w:b/>
+                <w:sz w:val="19"/>
+              </w:rPr>
+              <w:t>DUA aplicado:</w:t>
+            </w:r>
+          </w:p>
+          <w:p>
+            <w:pPr>
+              <w:spacing w:after="20"/>
+            </w:pPr>
+            <w:r>
+              <w:rPr>
+                <w:rFonts w:ascii="Times New Roman" w:hAnsi="Times New Roman"/>
+                <w:b/>
+                <w:sz w:val="18"/>
+              </w:rPr>
+              <w:t xml:space="preserve">Representación: </w:t>
+            </w:r>
+            <w:r>
+              <w:rPr>
+                <w:rFonts w:ascii="Times New Roman" w:hAnsi="Times New Roman"/>
+                <w:sz w:val="18"/>
+              </w:rPr>
+              <w:t>Lista de cotejo objetiva con los criterios ministeriales de contenido y expresión oral.</w:t>
+            </w:r>
+          </w:p>
+          <w:p>
+            <w:pPr>
+              <w:spacing w:after="20"/>
+            </w:pPr>
+            <w:r>
+              <w:rPr>
+                <w:rFonts w:ascii="Times New Roman" w:hAnsi="Times New Roman"/>
+                <w:b/>
+                <w:sz w:val="18"/>
+              </w:rPr>
+              <w:t xml:space="preserve">Acción y expresión: </w:t>
+            </w:r>
+            <w:r>
+              <w:rPr>
+                <w:rFonts w:ascii="Times New Roman" w:hAnsi="Times New Roman"/>
+                <w:sz w:val="18"/>
+              </w:rPr>
+              <w:t>Ensayo verbal de la disertación y entrega de sugerencias constructivas por escrito.</w:t>
+            </w:r>
+          </w:p>
+          <w:p>
+            <w:pPr>
+              <w:spacing w:after="20"/>
+            </w:pPr>
+            <w:r>
+              <w:rPr>
+                <w:rFonts w:ascii="Times New Roman" w:hAnsi="Times New Roman"/>
+                <w:b/>
+                <w:sz w:val="18"/>
+              </w:rPr>
+              <w:t xml:space="preserve">Compromiso-Motivación: </w:t>
+            </w:r>
+            <w:r>
+              <w:rPr>
+                <w:rFonts w:ascii="Times New Roman" w:hAnsi="Times New Roman"/>
+                <w:sz w:val="18"/>
+              </w:rPr>
+              <w:t>Cultura de automejora y responsabilidad compartida en un ambiente solidario.</w:t>
+            </w:r>
+          </w:p>
+          <w:tbl>
+            <w:tblPr>
+              <w:tblStyle w:val="Tablaconcuadrcula"/>
+              <w:tblW w:w="0" w:type="auto"/>
+              <w:jc w:val="center"/>
+              <w:tblLayout w:type="fixed"/>
+            </w:tblPr>
+            <w:tblGrid>
+              <w:gridCol w:w="683"/>
+              <w:gridCol w:w="683"/>
+              <w:gridCol w:w="683"/>
+            </w:tblGrid>
+            <w:tr>
+              <w:trPr>
+                <w:trHeight w:val="278"/>
+                <w:jc w:val="center"/>
+              </w:trPr>
+              <w:tc>
+                <w:tcPr>
+                  <w:tcW w:w="683" w:type="dxa"/>
+                  <w:shd w:val="clear" w:color="auto" w:fill="7030A0"/>
+                </w:tcPr>
+                <w:p>
+                  <w:pPr>
+                    <w:pStyle w:val="Sinespaciado"/>
+                    <w:jc w:val="center"/>
+                    <w:rPr>
+                      <w:rFonts w:ascii="Times New Roman" w:hAnsi="Times New Roman" w:cs="Times New Roman"/>
+                      <w:b/>
+                      <w:color w:val="FFFFFF"/>
+                      <w:sz w:val="20"/>
+                    </w:rPr>
+                  </w:pPr>
+                  <w:r>
+                    <w:rPr>
+                      <w:rFonts w:ascii="Times New Roman" w:hAnsi="Times New Roman" w:cs="Times New Roman"/>
+                      <w:b/>
+                      <w:color w:val="FFFFFF"/>
+                      <w:sz w:val="20"/>
+                    </w:rPr>
+                    <w:t>R</w:t>
+                  </w:r>
+                </w:p>
+              </w:tc>
+              <w:tc>
+                <w:tcPr>
+                  <w:tcW w:w="683" w:type="dxa"/>
+                  <w:shd w:val="clear" w:color="auto" w:fill="00B0F0"/>
+                </w:tcPr>
+                <w:p>
+                  <w:pPr>
+                    <w:pStyle w:val="Sinespaciado"/>
+                    <w:jc w:val="center"/>
+                    <w:rPr>
+                      <w:rFonts w:ascii="Times New Roman" w:hAnsi="Times New Roman" w:cs="Times New Roman"/>
+                      <w:b/>
+                      <w:color w:val="FFFFFF"/>
+                      <w:sz w:val="20"/>
+                    </w:rPr>
+                  </w:pPr>
+                  <w:r>
+                    <w:rPr>
+                      <w:rFonts w:ascii="Times New Roman" w:hAnsi="Times New Roman" w:cs="Times New Roman"/>
+                      <w:b/>
+                      <w:color w:val="FFFFFF"/>
+                      <w:sz w:val="20"/>
+                    </w:rPr>
+                    <w:t>A-E</w:t>
+                  </w:r>
+                </w:p>
+              </w:tc>
+              <w:tc>
+                <w:tcPr>
+                  <w:tcW w:w="683" w:type="dxa"/>
+                  <w:shd w:val="clear" w:color="auto" w:fill="538135"/>
+                </w:tcPr>
+                <w:p>
+                  <w:pPr>
+                    <w:pStyle w:val="Sinespaciado"/>
+                    <w:jc w:val="center"/>
+                    <w:rPr>
+                      <w:rFonts w:ascii="Times New Roman" w:hAnsi="Times New Roman" w:cs="Times New Roman"/>
+                      <w:b/>
+                      <w:color w:val="FFFFFF"/>
+                      <w:sz w:val="20"/>
+                    </w:rPr>
+                  </w:pPr>
+                  <w:r>
+                    <w:rPr>
+                      <w:rFonts w:ascii="Times New Roman" w:hAnsi="Times New Roman" w:cs="Times New Roman"/>
+                      <w:b/>
+                      <w:color w:val="FFFFFF"/>
+                      <w:sz w:val="20"/>
+                    </w:rPr>
+                    <w:t>C-M</w:t>
+                  </w:r>
+                </w:p>
+              </w:tc>
+            </w:tr>
+          </w:tbl>
+          <w:p>
+            <w:pPr>
+              <w:spacing w:before="40" w:after="40"/>
+            </w:pPr>
+          </w:p>
+          <w:p>
+            <w:pPr>
+              <w:spacing w:before="80" w:after="20"/>
+            </w:pPr>
+            <w:r>
+              <w:rPr>
+                <w:rFonts w:ascii="Times New Roman" w:hAnsi="Times New Roman"/>
+                <w:b/>
+                <w:sz w:val="20"/>
+              </w:rPr>
+              <w:t>Fase 3: Aplicación – «Feria de Aula y Sustentación Pública»</w:t>
+            </w:r>
+          </w:p>
+          <w:p>
+            <w:pPr>
+              <w:spacing w:after="20"/>
+            </w:pPr>
+            <w:r>
+              <w:rPr>
+                <w:rFonts w:ascii="Times New Roman" w:hAnsi="Times New Roman"/>
+                <w:b/>
+                <w:sz w:val="19"/>
+              </w:rPr>
+              <w:t xml:space="preserve">Actividad: </w:t>
+            </w:r>
+            <w:r>
+              <w:rPr>
+                <w:rFonts w:ascii="Times New Roman" w:hAnsi="Times New Roman"/>
+                <w:sz w:val="19"/>
+              </w:rPr>
+              <w:t>Montaje de los estands en el aula y presentación oficial del Proyecto Integrador ante la comunidad escolar (estudiantes de otros grados y docentes). Demostración del producto y respuesta a preguntas del público.</w:t>
+            </w:r>
+          </w:p>
+          <w:p>
+            <w:pPr>
+              <w:spacing w:after="40"/>
+            </w:pPr>
+            <w:r>
+              <w:rPr>
+                <w:rFonts w:ascii="Times New Roman" w:hAnsi="Times New Roman"/>
+                <w:sz w:val="19"/>
+              </w:rPr>
+              <w:t>Gamificación: 'Voto del Público': Visitantes depositan fichas de valoración en los estands destacados.</w:t>
+            </w:r>
+          </w:p>
+          <w:p>
+            <w:pPr>
+              <w:spacing w:after="20"/>
+            </w:pPr>
+            <w:r>
+              <w:rPr>
+                <w:rFonts w:ascii="Times New Roman" w:hAnsi="Times New Roman"/>
+                <w:b/>
+                <w:sz w:val="19"/>
+              </w:rPr>
+              <w:t>DUA aplicado:</w:t>
+            </w:r>
+          </w:p>
+          <w:p>
+            <w:pPr>
+              <w:spacing w:after="20"/>
+            </w:pPr>
+            <w:r>
+              <w:rPr>
+                <w:rFonts w:ascii="Times New Roman" w:hAnsi="Times New Roman"/>
+                <w:b/>
+                <w:sz w:val="18"/>
+              </w:rPr>
+              <w:t xml:space="preserve">Representación: </w:t>
+            </w:r>
+            <w:r>
+              <w:rPr>
+                <w:rFonts w:ascii="Times New Roman" w:hAnsi="Times New Roman"/>
+                <w:sz w:val="18"/>
+              </w:rPr>
+              <w:t>Estands con paneles visuales, material concreto y recursos de apoyo.</w:t>
+            </w:r>
+          </w:p>
+          <w:p>
+            <w:pPr>
+              <w:spacing w:after="20"/>
+            </w:pPr>
+            <w:r>
+              <w:rPr>
+                <w:rFonts w:ascii="Times New Roman" w:hAnsi="Times New Roman"/>
+                <w:b/>
+                <w:sz w:val="18"/>
+              </w:rPr>
+              <w:t xml:space="preserve">Acción y expresión: </w:t>
+            </w:r>
+            <w:r>
+              <w:rPr>
+                <w:rFonts w:ascii="Times New Roman" w:hAnsi="Times New Roman"/>
+                <w:sz w:val="18"/>
+              </w:rPr>
+              <w:t>Disertación oral fluida y demostración práctica del funcionamiento del producto.</w:t>
+            </w:r>
+          </w:p>
+          <w:p>
+            <w:pPr>
+              <w:spacing w:after="20"/>
+            </w:pPr>
+            <w:r>
+              <w:rPr>
+                <w:rFonts w:ascii="Times New Roman" w:hAnsi="Times New Roman"/>
+                <w:b/>
+                <w:sz w:val="18"/>
+              </w:rPr>
+              <w:t xml:space="preserve">Compromiso-Motivación: </w:t>
+            </w:r>
+            <w:r>
+              <w:rPr>
+                <w:rFonts w:ascii="Times New Roman" w:hAnsi="Times New Roman"/>
+                <w:sz w:val="18"/>
+              </w:rPr>
+              <w:t>Protagonismo estudiantil y orgullo por el logro colectivo ante la comunidad.</w:t>
+            </w:r>
+          </w:p>
+          <w:tbl>
+            <w:tblPr>
+              <w:tblStyle w:val="Tablaconcuadrcula"/>
+              <w:tblW w:w="0" w:type="auto"/>
+              <w:jc w:val="center"/>
+              <w:tblLayout w:type="fixed"/>
+            </w:tblPr>
+            <w:tblGrid>
+              <w:gridCol w:w="683"/>
+              <w:gridCol w:w="683"/>
+              <w:gridCol w:w="683"/>
+            </w:tblGrid>
+            <w:tr>
+              <w:trPr>
+                <w:trHeight w:val="278"/>
+                <w:jc w:val="center"/>
+              </w:trPr>
+              <w:tc>
+                <w:tcPr>
+                  <w:tcW w:w="683" w:type="dxa"/>
+                  <w:shd w:val="clear" w:color="auto" w:fill="7030A0"/>
+                </w:tcPr>
+                <w:p>
+                  <w:pPr>
+                    <w:pStyle w:val="Sinespaciado"/>
+                    <w:jc w:val="center"/>
+                    <w:rPr>
+                      <w:rFonts w:ascii="Times New Roman" w:hAnsi="Times New Roman" w:cs="Times New Roman"/>
+                      <w:b/>
+                      <w:color w:val="FFFFFF"/>
+                      <w:sz w:val="20"/>
+                    </w:rPr>
+                  </w:pPr>
+                  <w:r>
+                    <w:rPr>
+                      <w:rFonts w:ascii="Times New Roman" w:hAnsi="Times New Roman" w:cs="Times New Roman"/>
+                      <w:b/>
+                      <w:color w:val="FFFFFF"/>
+                      <w:sz w:val="20"/>
+                    </w:rPr>
+                    <w:t>R</w:t>
+                  </w:r>
+                </w:p>
+              </w:tc>
+              <w:tc>
+                <w:tcPr>
+                  <w:tcW w:w="683" w:type="dxa"/>
+                  <w:shd w:val="clear" w:color="auto" w:fill="00B0F0"/>
+                </w:tcPr>
+                <w:p>
+                  <w:pPr>
+                    <w:pStyle w:val="Sinespaciado"/>
+                    <w:jc w:val="center"/>
+                    <w:rPr>
+                      <w:rFonts w:ascii="Times New Roman" w:hAnsi="Times New Roman" w:cs="Times New Roman"/>
+                      <w:b/>
+                      <w:color w:val="FFFFFF"/>
+                      <w:sz w:val="20"/>
+                    </w:rPr>
+                  </w:pPr>
+                  <w:r>
+                    <w:rPr>
+                      <w:rFonts w:ascii="Times New Roman" w:hAnsi="Times New Roman" w:cs="Times New Roman"/>
+                      <w:b/>
+                      <w:color w:val="FFFFFF"/>
+                      <w:sz w:val="20"/>
+                    </w:rPr>
+                    <w:t>A-E</w:t>
+                  </w:r>
+                </w:p>
+              </w:tc>
+              <w:tc>
+                <w:tcPr>
+                  <w:tcW w:w="683" w:type="dxa"/>
+                  <w:shd w:val="clear" w:color="auto" w:fill="538135"/>
+                </w:tcPr>
+                <w:p>
+                  <w:pPr>
+                    <w:pStyle w:val="Sinespaciado"/>
+                    <w:jc w:val="center"/>
+                    <w:rPr>
+                      <w:rFonts w:ascii="Times New Roman" w:hAnsi="Times New Roman" w:cs="Times New Roman"/>
+                      <w:b/>
+                      <w:color w:val="FFFFFF"/>
+                      <w:sz w:val="20"/>
+                    </w:rPr>
+                  </w:pPr>
+                  <w:r>
+                    <w:rPr>
+                      <w:rFonts w:ascii="Times New Roman" w:hAnsi="Times New Roman" w:cs="Times New Roman"/>
+                      <w:b/>
+                      <w:color w:val="FFFFFF"/>
+                      <w:sz w:val="20"/>
+                    </w:rPr>
+                    <w:t>C-M</w:t>
+                  </w:r>
+                </w:p>
+              </w:tc>
+            </w:tr>
+          </w:tbl>
+          <w:p>
+            <w:pPr>
+              <w:spacing w:before="40" w:after="40"/>
+            </w:pPr>
+          </w:p>
+          <w:p>
+            <w:pPr>
+              <w:spacing w:before="80" w:after="20"/>
+            </w:pPr>
+            <w:r>
+              <w:rPr>
+                <w:rFonts w:ascii="Times New Roman" w:hAnsi="Times New Roman"/>
+                <w:b/>
+                <w:sz w:val="20"/>
+              </w:rPr>
+              <w:t>Fase 4: Cierre – «Consolidación Final y Calificación Ministerial»</w:t>
+            </w:r>
+          </w:p>
+          <w:p>
+            <w:pPr>
+              <w:spacing w:after="20"/>
+            </w:pPr>
+            <w:r>
+              <w:rPr>
+                <w:rFonts w:ascii="Times New Roman" w:hAnsi="Times New Roman"/>
+                <w:b/>
+                <w:sz w:val="19"/>
+              </w:rPr>
+              <w:t xml:space="preserve">Actividad: </w:t>
+            </w:r>
+            <w:r>
+              <w:rPr>
+                <w:rFonts w:ascii="Times New Roman" w:hAnsi="Times New Roman"/>
+                <w:sz w:val="19"/>
+              </w:rPr>
+              <w:t>Evaluación sumativa oficial mediante la Rúbrica Ministerial del Proyecto Integrador. Ronda de autoevaluación reflexiva: ¿Qué habilidades fortalecí durante este proyecto?</w:t>
+            </w:r>
+          </w:p>
+          <w:p>
+            <w:pPr>
+              <w:spacing w:after="40"/>
+            </w:pPr>
+            <w:r>
+              <w:rPr>
+                <w:rFonts w:ascii="Times New Roman" w:hAnsi="Times New Roman"/>
+                <w:sz w:val="19"/>
+              </w:rPr>
+              <w:t>Gamificación: Graduación del proyecto con insignia oficial de 'Líder de Proyecto Comunitario'.</w:t>
+            </w:r>
+          </w:p>
+          <w:p>
+            <w:pPr>
+              <w:spacing w:after="20"/>
+            </w:pPr>
+            <w:r>
+              <w:rPr>
+                <w:rFonts w:ascii="Times New Roman" w:hAnsi="Times New Roman"/>
+                <w:b/>
+                <w:sz w:val="19"/>
+              </w:rPr>
+              <w:t>DUA aplicado:</w:t>
+            </w:r>
+          </w:p>
+          <w:p>
+            <w:pPr>
+              <w:spacing w:after="20"/>
+            </w:pPr>
+            <w:r>
+              <w:rPr>
+                <w:rFonts w:ascii="Times New Roman" w:hAnsi="Times New Roman"/>
+                <w:b/>
+                <w:sz w:val="18"/>
+              </w:rPr>
+              <w:t xml:space="preserve">Representación: </w:t>
+            </w:r>
+            <w:r>
+              <w:rPr>
+                <w:rFonts w:ascii="Times New Roman" w:hAnsi="Times New Roman"/>
+                <w:sz w:val="18"/>
+              </w:rPr>
+              <w:t>Rúbrica ministerial evaluada con retroalimentación cualitativa clara y accesible.</w:t>
+            </w:r>
+          </w:p>
+          <w:p>
+            <w:pPr>
+              <w:spacing w:after="20"/>
+            </w:pPr>
+            <w:r>
+              <w:rPr>
+                <w:rFonts w:ascii="Times New Roman" w:hAnsi="Times New Roman"/>
+                <w:b/>
+                <w:sz w:val="18"/>
+              </w:rPr>
+              <w:t xml:space="preserve">Acción y expresión: </w:t>
+            </w:r>
+            <w:r>
+              <w:rPr>
+                <w:rFonts w:ascii="Times New Roman" w:hAnsi="Times New Roman"/>
+                <w:sz w:val="18"/>
+              </w:rPr>
+              <w:t>Registro individual reflexivo en su bitácora sobre lo aprendido en el trimestre.</w:t>
+            </w:r>
+          </w:p>
+          <w:p>
+            <w:pPr>
+              <w:spacing w:after="20"/>
+            </w:pPr>
+            <w:r>
+              <w:rPr>
+                <w:rFonts w:ascii="Times New Roman" w:hAnsi="Times New Roman"/>
+                <w:b/>
+                <w:sz w:val="18"/>
+              </w:rPr>
+              <w:t xml:space="preserve">Compromiso-Motivación: </w:t>
+            </w:r>
+            <w:r>
+              <w:rPr>
+                <w:rFonts w:ascii="Times New Roman" w:hAnsi="Times New Roman"/>
+                <w:sz w:val="18"/>
+              </w:rPr>
+              <w:t>Celebración comunitaria de la culminación exitosa del Primer Trimestre.</w:t>
+            </w:r>
+          </w:p>
+          <w:tbl>
+            <w:tblPr>
+              <w:tblStyle w:val="Tablaconcuadrcula"/>
+              <w:tblW w:w="0" w:type="auto"/>
+              <w:jc w:val="center"/>
+              <w:tblLayout w:type="fixed"/>
+            </w:tblPr>
+            <w:tblGrid>
+              <w:gridCol w:w="683"/>
+              <w:gridCol w:w="683"/>
+              <w:gridCol w:w="683"/>
+            </w:tblGrid>
+            <w:tr>
+              <w:trPr>
+                <w:trHeight w:val="278"/>
+                <w:jc w:val="center"/>
+              </w:trPr>
+              <w:tc>
+                <w:tcPr>
+                  <w:tcW w:w="683" w:type="dxa"/>
+                  <w:shd w:val="clear" w:color="auto" w:fill="7030A0"/>
+                </w:tcPr>
+                <w:p>
+                  <w:pPr>
+                    <w:pStyle w:val="Sinespaciado"/>
+                    <w:jc w:val="center"/>
+                    <w:rPr>
+                      <w:rFonts w:ascii="Times New Roman" w:hAnsi="Times New Roman" w:cs="Times New Roman"/>
+                      <w:b/>
+                      <w:color w:val="FFFFFF"/>
+                      <w:sz w:val="20"/>
+                    </w:rPr>
+                  </w:pPr>
+                  <w:r>
+                    <w:rPr>
+                      <w:rFonts w:ascii="Times New Roman" w:hAnsi="Times New Roman" w:cs="Times New Roman"/>
+                      <w:b/>
+                      <w:color w:val="FFFFFF"/>
+                      <w:sz w:val="20"/>
+                    </w:rPr>
+                    <w:t>R</w:t>
+                  </w:r>
+                </w:p>
+              </w:tc>
+              <w:tc>
+                <w:tcPr>
+                  <w:tcW w:w="683" w:type="dxa"/>
+                  <w:shd w:val="clear" w:color="auto" w:fill="00B0F0"/>
+                </w:tcPr>
+                <w:p>
+                  <w:pPr>
+                    <w:pStyle w:val="Sinespaciado"/>
+                    <w:jc w:val="center"/>
+                    <w:rPr>
+                      <w:rFonts w:ascii="Times New Roman" w:hAnsi="Times New Roman" w:cs="Times New Roman"/>
+                      <w:b/>
+                      <w:color w:val="FFFFFF"/>
+                      <w:sz w:val="20"/>
+                    </w:rPr>
+                  </w:pPr>
+                  <w:r>
+                    <w:rPr>
+                      <w:rFonts w:ascii="Times New Roman" w:hAnsi="Times New Roman" w:cs="Times New Roman"/>
+                      <w:b/>
+                      <w:color w:val="FFFFFF"/>
+                      <w:sz w:val="20"/>
+                    </w:rPr>
+                    <w:t>A-E</w:t>
+                  </w:r>
+                </w:p>
+              </w:tc>
+              <w:tc>
+                <w:tcPr>
+                  <w:tcW w:w="683" w:type="dxa"/>
+                  <w:shd w:val="clear" w:color="auto" w:fill="538135"/>
+                </w:tcPr>
+                <w:p>
+                  <w:pPr>
+                    <w:pStyle w:val="Sinespaciado"/>
                     <w:jc w:val="center"/>
                     <w:rPr>
                       <w:rFonts w:ascii="Times New Roman" w:hAnsi="Times New Roman" w:cs="Times New Roman"/>

--- a/PLANIFICACION_MICROCURRICULAR_7MO_LENGUA_1ER_TRIMESTRE.docx
+++ b/PLANIFICACION_MICROCURRICULAR_7MO_LENGUA_1ER_TRIMESTRE.docx
@@ -75,7 +75,7 @@
               <mc:AlternateContent>
                 <mc:Choice Requires="wps">
                   <w:drawing>
-                    <wp:anchor distT="0" distB="0" distL="114300" distR="114300" simplePos="0" relativeHeight="251659264" behindDoc="0" locked="0" layoutInCell="1" allowOverlap="1" wp14:anchorId="149FE94A" wp14:editId="55C56BC3">
+                    <wp:anchor distT="0" distB="0" distL="114300" distR="114300" simplePos="0" relativeHeight="251659264" behindDoc="0" locked="0" layoutInCell="1" allowOverlap="1" wp14:anchorId="2629156A" wp14:editId="11275303">
                       <wp:simplePos x="0" y="0"/>
                       <wp:positionH relativeFrom="column">
                         <wp:posOffset>44450</wp:posOffset>
@@ -123,7 +123,7 @@
                                       <w:lang w:val="en-US" w:eastAsia="en-US"/>
                                     </w:rPr>
                                     <w:drawing>
-                                      <wp:inline distT="0" distB="0" distL="0" distR="0" wp14:anchorId="6DE8A99A" wp14:editId="11BF65E5">
+                                      <wp:inline distT="0" distB="0" distL="0" distR="0" wp14:anchorId="41C76FCF" wp14:editId="1B193616">
                                         <wp:extent cx="898643" cy="736691"/>
                                         <wp:effectExtent l="0" t="0" r="0" b="6350"/>
                                         <wp:docPr id="59" name="Imagen 59"/>
@@ -196,7 +196,7 @@
                 </mc:Choice>
                 <mc:Fallback>
                   <w:pict>
-                    <v:shapetype w14:anchorId="265C34EB" id="_x0000_t202" coordsize="21600,21600" o:spt="202" path="m,l,21600r21600,l21600,xe">
+                    <v:shapetype w14:anchorId="2629156A" id="_x0000_t202" coordsize="21600,21600" o:spt="202" path="m,l,21600r21600,l21600,xe">
                       <v:stroke joinstyle="miter"/>
                       <v:path gradientshapeok="t" o:connecttype="rect"/>
                     </v:shapetype>
@@ -213,7 +213,7 @@
                                 <w:lang w:val="en-US" w:eastAsia="en-US"/>
                               </w:rPr>
                               <w:drawing>
-                                <wp:inline distT="0" distB="0" distL="0" distR="0" wp14:anchorId="3EF5A6B2" wp14:editId="7108BD93">
+                                <wp:inline distT="0" distB="0" distL="0" distR="0" wp14:anchorId="41C76FCF" wp14:editId="1B193616">
                                   <wp:extent cx="898643" cy="736691"/>
                                   <wp:effectExtent l="0" t="0" r="0" b="6350"/>
                                   <wp:docPr id="59" name="Imagen 59"/>
@@ -230,7 +230,7 @@
                                           </pic:cNvPicPr>
                                         </pic:nvPicPr>
                                         <pic:blipFill>
-                                          <a:blip r:embed="rId6">
+                                          <a:blip r:embed="rId5">
                                             <a:extLst>
                                               <a:ext uri="{28A0092B-C50C-407E-A947-70E740481C1C}">
                                                 <a14:useLocalDpi xmlns:a14="http://schemas.microsoft.com/office/drawing/2010/main" val="0"/>
@@ -662,8 +662,19 @@
                 <w:sz w:val="18"/>
                 <w:szCs w:val="18"/>
               </w:rPr>
-              <w:t>TRIMESTRE N°</w:t>
-            </w:r>
+              <w:t xml:space="preserve">TRIMESTRE </w:t>
+            </w:r>
+            <w:proofErr w:type="spellStart"/>
+            <w:r>
+              <w:rPr>
+                <w:rFonts w:ascii="Times New Roman" w:hAnsi="Times New Roman" w:cs="Times New Roman"/>
+                <w:b/>
+                <w:sz w:val="18"/>
+                <w:szCs w:val="18"/>
+              </w:rPr>
+              <w:t>N°</w:t>
+            </w:r>
+            <w:proofErr w:type="spellEnd"/>
           </w:p>
         </w:tc>
         <w:tc>
@@ -996,7 +1007,7 @@
                 <w:lang w:val="en-US" w:eastAsia="en-US"/>
               </w:rPr>
               <w:drawing>
-                <wp:inline distT="0" distB="0" distL="0" distR="0" wp14:anchorId="11C3F44E" wp14:editId="25800D5C">
+                <wp:inline distT="0" distB="0" distL="0" distR="0" wp14:anchorId="2CA842DA" wp14:editId="4E1977D7">
                   <wp:extent cx="561975" cy="352425"/>
                   <wp:effectExtent l="0" t="0" r="9525" b="9525"/>
                   <wp:docPr id="1" name="Imagen 1"/>
@@ -1011,11 +1022,11 @@
                           <pic:cNvPicPr/>
                         </pic:nvPicPr>
                         <pic:blipFill rotWithShape="1">
-                          <a:blip r:embed="rId7" cstate="print">
+                          <a:blip r:embed="rId6" cstate="print">
                             <a:extLst>
                               <a:ext uri="{BEBA8EAE-BF5A-486C-A8C5-ECC9F3942E4B}">
                                 <a14:imgProps xmlns:a14="http://schemas.microsoft.com/office/drawing/2010/main">
-                                  <a14:imgLayer r:embed="rId8">
+                                  <a14:imgLayer r:embed="rId7">
                                     <a14:imgEffect>
                                       <a14:sharpenSoften amount="25000"/>
                                     </a14:imgEffect>
@@ -1094,7 +1105,7 @@
                 <w:lang w:val="en-US" w:eastAsia="en-US"/>
               </w:rPr>
               <w:drawing>
-                <wp:inline distT="0" distB="0" distL="0" distR="0" wp14:anchorId="3C8D3EAA" wp14:editId="11A9DB19">
+                <wp:inline distT="0" distB="0" distL="0" distR="0" wp14:anchorId="42175A5B" wp14:editId="14F23A71">
                   <wp:extent cx="514350" cy="342900"/>
                   <wp:effectExtent l="0" t="0" r="0" b="0"/>
                   <wp:docPr id="4" name="Imagen 4"/>
@@ -1109,11 +1120,11 @@
                           <pic:cNvPicPr/>
                         </pic:nvPicPr>
                         <pic:blipFill rotWithShape="1">
-                          <a:blip r:embed="rId9" cstate="screen">
+                          <a:blip r:embed="rId8" cstate="screen">
                             <a:extLst>
                               <a:ext uri="{BEBA8EAE-BF5A-486C-A8C5-ECC9F3942E4B}">
                                 <a14:imgProps xmlns:a14="http://schemas.microsoft.com/office/drawing/2010/main">
-                                  <a14:imgLayer r:embed="rId10">
+                                  <a14:imgLayer r:embed="rId9">
                                     <a14:imgEffect>
                                       <a14:sharpenSoften amount="25000"/>
                                     </a14:imgEffect>
@@ -1191,7 +1202,7 @@
                 <w:lang w:val="en-US" w:eastAsia="en-US"/>
               </w:rPr>
               <w:drawing>
-                <wp:inline distT="0" distB="0" distL="0" distR="0" wp14:anchorId="3C4711AB" wp14:editId="0D7DA0D2">
+                <wp:inline distT="0" distB="0" distL="0" distR="0" wp14:anchorId="2BB8AB50" wp14:editId="6690E09F">
                   <wp:extent cx="478290" cy="352425"/>
                   <wp:effectExtent l="0" t="0" r="0" b="0"/>
                   <wp:docPr id="5" name="Imagen 5"/>
@@ -1206,11 +1217,11 @@
                           <pic:cNvPicPr/>
                         </pic:nvPicPr>
                         <pic:blipFill rotWithShape="1">
-                          <a:blip r:embed="rId11" cstate="print">
+                          <a:blip r:embed="rId10" cstate="print">
                             <a:extLst>
                               <a:ext uri="{BEBA8EAE-BF5A-486C-A8C5-ECC9F3942E4B}">
                                 <a14:imgProps xmlns:a14="http://schemas.microsoft.com/office/drawing/2010/main">
-                                  <a14:imgLayer r:embed="rId12">
+                                  <a14:imgLayer r:embed="rId11">
                                     <a14:imgEffect>
                                       <a14:sharpenSoften amount="25000"/>
                                     </a14:imgEffect>
@@ -1278,7 +1289,7 @@
                 <w:lang w:val="en-US" w:eastAsia="en-US"/>
               </w:rPr>
               <w:drawing>
-                <wp:inline distT="0" distB="0" distL="0" distR="0" wp14:anchorId="278F47A5" wp14:editId="3EBC56FD">
+                <wp:inline distT="0" distB="0" distL="0" distR="0" wp14:anchorId="5F061551" wp14:editId="076CB14D">
                   <wp:extent cx="641916" cy="352425"/>
                   <wp:effectExtent l="0" t="0" r="6350" b="0"/>
                   <wp:docPr id="7" name="Imagen 7"/>
@@ -1293,11 +1304,11 @@
                           <pic:cNvPicPr/>
                         </pic:nvPicPr>
                         <pic:blipFill rotWithShape="1">
-                          <a:blip r:embed="rId13" cstate="print">
+                          <a:blip r:embed="rId12" cstate="print">
                             <a:extLst>
                               <a:ext uri="{BEBA8EAE-BF5A-486C-A8C5-ECC9F3942E4B}">
                                 <a14:imgProps xmlns:a14="http://schemas.microsoft.com/office/drawing/2010/main">
-                                  <a14:imgLayer r:embed="rId14">
+                                  <a14:imgLayer r:embed="rId13">
                                     <a14:imgEffect>
                                       <a14:sharpenSoften amount="25000"/>
                                     </a14:imgEffect>
@@ -1570,7 +1581,21 @@
                 <w:rFonts w:ascii="Times New Roman" w:hAnsi="Times New Roman" w:cs="Times New Roman"/>
               </w:rPr>
               <w:br/>
-              <w:t>Guía Docente Maya/MinEduc pág. 12</w:t>
+              <w:t>Guía Docente Maya/</w:t>
+            </w:r>
+            <w:proofErr w:type="spellStart"/>
+            <w:r>
+              <w:rPr>
+                <w:rFonts w:ascii="Times New Roman" w:hAnsi="Times New Roman" w:cs="Times New Roman"/>
+              </w:rPr>
+              <w:t>MinEduc</w:t>
+            </w:r>
+            <w:proofErr w:type="spellEnd"/>
+            <w:r>
+              <w:rPr>
+                <w:rFonts w:ascii="Times New Roman" w:hAnsi="Times New Roman" w:cs="Times New Roman"/>
+              </w:rPr>
+              <w:t xml:space="preserve"> pág. 12</w:t>
             </w:r>
           </w:p>
         </w:tc>
@@ -1584,17 +1609,23 @@
             <w:shd w:val="clear" w:color="auto" w:fill="auto"/>
           </w:tcPr>
           <w:p>
-            <w:r/>
+            <w:pPr>
+              <w:rPr>
+                <w:rFonts w:ascii="Times New Roman" w:hAnsi="Times New Roman" w:cs="Times New Roman"/>
+              </w:rPr>
+            </w:pPr>
           </w:p>
           <w:p>
             <w:pPr>
               <w:spacing w:before="40" w:after="40"/>
-            </w:pPr>
-            <w:r>
-              <w:rPr>
-                <w:rFonts w:ascii="Times New Roman" w:hAnsi="Times New Roman"/>
-                <w:b/>
-                <w:sz w:val="22"/>
+              <w:rPr>
+                <w:rFonts w:ascii="Times New Roman" w:hAnsi="Times New Roman" w:cs="Times New Roman"/>
+              </w:rPr>
+            </w:pPr>
+            <w:r>
+              <w:rPr>
+                <w:rFonts w:ascii="Times New Roman" w:hAnsi="Times New Roman" w:cs="Times New Roman"/>
+                <w:b/>
               </w:rPr>
               <w:t>SEMANA 1</w:t>
             </w:r>
@@ -1602,12 +1633,14 @@
           <w:p>
             <w:pPr>
               <w:spacing w:after="40"/>
-            </w:pPr>
-            <w:r>
-              <w:rPr>
-                <w:rFonts w:ascii="Times New Roman" w:hAnsi="Times New Roman"/>
-                <w:b/>
-                <w:sz w:val="21"/>
+              <w:rPr>
+                <w:rFonts w:ascii="Times New Roman" w:hAnsi="Times New Roman" w:cs="Times New Roman"/>
+              </w:rPr>
+            </w:pPr>
+            <w:r>
+              <w:rPr>
+                <w:rFonts w:ascii="Times New Roman" w:hAnsi="Times New Roman" w:cs="Times New Roman"/>
+                <w:b/>
               </w:rPr>
               <w:t>GAMIFICACIÓN &amp; APRENDIZAJE POR DESCUBRIMIENTO</w:t>
             </w:r>
@@ -1615,19 +1648,20 @@
           <w:p>
             <w:pPr>
               <w:spacing w:after="80"/>
-            </w:pPr>
-            <w:r>
-              <w:rPr>
-                <w:rFonts w:ascii="Times New Roman" w:hAnsi="Times New Roman"/>
-                <w:b/>
-                <w:sz w:val="20"/>
+              <w:rPr>
+                <w:rFonts w:ascii="Times New Roman" w:hAnsi="Times New Roman" w:cs="Times New Roman"/>
+              </w:rPr>
+            </w:pPr>
+            <w:r>
+              <w:rPr>
+                <w:rFonts w:ascii="Times New Roman" w:hAnsi="Times New Roman" w:cs="Times New Roman"/>
+                <w:b/>
               </w:rPr>
               <w:t xml:space="preserve">Nombre de la actividad: </w:t>
             </w:r>
             <w:r>
               <w:rPr>
-                <w:rFonts w:ascii="Times New Roman" w:hAnsi="Times New Roman"/>
-                <w:sz w:val="20"/>
+                <w:rFonts w:ascii="Times New Roman" w:hAnsi="Times New Roman" w:cs="Times New Roman"/>
               </w:rPr>
               <w:t>«Misión: Arqueólogos del Tiempo y el Enigma del Alfabeto Perdido» (Texto Pág. 12-17)</w:t>
             </w:r>
@@ -1635,12 +1669,14 @@
           <w:p>
             <w:pPr>
               <w:spacing w:before="80" w:after="20"/>
-            </w:pPr>
-            <w:r>
-              <w:rPr>
-                <w:rFonts w:ascii="Times New Roman" w:hAnsi="Times New Roman"/>
-                <w:b/>
-                <w:sz w:val="20"/>
+              <w:rPr>
+                <w:rFonts w:ascii="Times New Roman" w:hAnsi="Times New Roman" w:cs="Times New Roman"/>
+              </w:rPr>
+            </w:pPr>
+            <w:r>
+              <w:rPr>
+                <w:rFonts w:ascii="Times New Roman" w:hAnsi="Times New Roman" w:cs="Times New Roman"/>
+                <w:b/>
               </w:rPr>
               <w:t>Fase 1: Motivación – «Desbloqueando la Misión Arqueológica»</w:t>
             </w:r>
@@ -1648,44 +1684,81 @@
           <w:p>
             <w:pPr>
               <w:spacing w:after="20"/>
-            </w:pPr>
-            <w:r>
-              <w:rPr>
-                <w:rFonts w:ascii="Times New Roman" w:hAnsi="Times New Roman"/>
-                <w:b/>
-                <w:sz w:val="19"/>
+              <w:rPr>
+                <w:rFonts w:ascii="Times New Roman" w:hAnsi="Times New Roman" w:cs="Times New Roman"/>
+              </w:rPr>
+            </w:pPr>
+            <w:r>
+              <w:rPr>
+                <w:rFonts w:ascii="Times New Roman" w:hAnsi="Times New Roman" w:cs="Times New Roman"/>
+                <w:b/>
               </w:rPr>
               <w:t xml:space="preserve">Actividad: </w:t>
             </w:r>
             <w:r>
               <w:rPr>
-                <w:rFonts w:ascii="Times New Roman" w:hAnsi="Times New Roman"/>
-                <w:sz w:val="19"/>
-              </w:rPr>
-              <w:t>El docente presenta una historia gamificada a partir de las imágenes de la página 12: 'La Gran Biblioteca de Alejandría y los primeros escribas de la humanidad necesitan recuperar los mensajes ocultos que explican el nacimiento de las civilizaciones. Los estudiantes serán Arqueólogos de la Cultura Escrita y deberán descifrar enigmas para avanzar en el mapa del tiempo.' Preguntas detonantes del libro: ¿Qué conoces sobre las primeras formas de escritura? ¿Cómo ha evolucionado en el tiempo? ¿Para qué usas la palabra escrita hoy?</w:t>
+                <w:rFonts w:ascii="Times New Roman" w:hAnsi="Times New Roman" w:cs="Times New Roman"/>
+              </w:rPr>
+              <w:t xml:space="preserve">El docente presenta una historia </w:t>
+            </w:r>
+            <w:proofErr w:type="spellStart"/>
+            <w:r>
+              <w:rPr>
+                <w:rFonts w:ascii="Times New Roman" w:hAnsi="Times New Roman" w:cs="Times New Roman"/>
+              </w:rPr>
+              <w:t>gamificada</w:t>
+            </w:r>
+            <w:proofErr w:type="spellEnd"/>
+            <w:r>
+              <w:rPr>
+                <w:rFonts w:ascii="Times New Roman" w:hAnsi="Times New Roman" w:cs="Times New Roman"/>
+              </w:rPr>
+              <w:t xml:space="preserve"> a partir de las imágenes de la p</w:t>
+            </w:r>
+            <w:r>
+              <w:rPr>
+                <w:rFonts w:ascii="Times New Roman" w:hAnsi="Times New Roman" w:cs="Times New Roman"/>
+              </w:rPr>
+              <w:t>ágina 12: 'La Gran Biblioteca de Alejandría y los primeros escribas de la humanidad necesitan recuperar los mensajes ocultos que explican el nacimiento de las civilizaciones. Los estudiantes serán Arqueólogos de la Cultura Escrita y deberán descifrar enigm</w:t>
+            </w:r>
+            <w:r>
+              <w:rPr>
+                <w:rFonts w:ascii="Times New Roman" w:hAnsi="Times New Roman" w:cs="Times New Roman"/>
+              </w:rPr>
+              <w:t>as para avanzar en el mapa del tiempo.' Preguntas detonantes del libro: ¿Qué conoces sobre las primeras formas de escritura? ¿Cómo ha evolucionado en el tiempo? ¿Para qué usas la palabra escrita hoy?</w:t>
             </w:r>
           </w:p>
           <w:p>
             <w:pPr>
               <w:spacing w:after="40"/>
-            </w:pPr>
-            <w:r>
-              <w:rPr>
-                <w:rFonts w:ascii="Times New Roman" w:hAnsi="Times New Roman"/>
-                <w:sz w:val="19"/>
-              </w:rPr>
-              <w:t>Gamificación: 'Mapa del Tiempo': Cada estudiante elige su avatar arqueológico y acumula puntos de hallazgo histórico.</w:t>
+              <w:rPr>
+                <w:rFonts w:ascii="Times New Roman" w:hAnsi="Times New Roman" w:cs="Times New Roman"/>
+              </w:rPr>
+            </w:pPr>
+            <w:r>
+              <w:rPr>
+                <w:rFonts w:ascii="Times New Roman" w:hAnsi="Times New Roman" w:cs="Times New Roman"/>
+              </w:rPr>
+              <w:t>Gamificación: 'Mapa del Tiempo': Cada estudiante elige s</w:t>
+            </w:r>
+            <w:r>
+              <w:rPr>
+                <w:rFonts w:ascii="Times New Roman" w:hAnsi="Times New Roman" w:cs="Times New Roman"/>
+              </w:rPr>
+              <w:t>u avatar arqueológico y acumula puntos de hallazgo histórico.</w:t>
             </w:r>
           </w:p>
           <w:p>
             <w:pPr>
               <w:spacing w:after="20"/>
-            </w:pPr>
-            <w:r>
-              <w:rPr>
-                <w:rFonts w:ascii="Times New Roman" w:hAnsi="Times New Roman"/>
-                <w:b/>
-                <w:sz w:val="19"/>
+              <w:rPr>
+                <w:rFonts w:ascii="Times New Roman" w:hAnsi="Times New Roman" w:cs="Times New Roman"/>
+              </w:rPr>
+            </w:pPr>
+            <w:r>
+              <w:rPr>
+                <w:rFonts w:ascii="Times New Roman" w:hAnsi="Times New Roman" w:cs="Times New Roman"/>
+                <w:b/>
               </w:rPr>
               <w:t>DUA aplicado:</w:t>
             </w:r>
@@ -1693,19 +1766,20 @@
           <w:p>
             <w:pPr>
               <w:spacing w:after="20"/>
-            </w:pPr>
-            <w:r>
-              <w:rPr>
-                <w:rFonts w:ascii="Times New Roman" w:hAnsi="Times New Roman"/>
-                <w:b/>
-                <w:sz w:val="18"/>
+              <w:rPr>
+                <w:rFonts w:ascii="Times New Roman" w:hAnsi="Times New Roman" w:cs="Times New Roman"/>
+              </w:rPr>
+            </w:pPr>
+            <w:r>
+              <w:rPr>
+                <w:rFonts w:ascii="Times New Roman" w:hAnsi="Times New Roman" w:cs="Times New Roman"/>
+                <w:b/>
               </w:rPr>
               <w:t xml:space="preserve">Representación: </w:t>
             </w:r>
             <w:r>
               <w:rPr>
-                <w:rFonts w:ascii="Times New Roman" w:hAnsi="Times New Roman"/>
-                <w:sz w:val="18"/>
+                <w:rFonts w:ascii="Times New Roman" w:hAnsi="Times New Roman" w:cs="Times New Roman"/>
               </w:rPr>
               <w:t>Infografía visual de la pág. 12 con pinturas rupestres, jeroglíficos y soportes digitales.</w:t>
             </w:r>
@@ -1713,39 +1787,47 @@
           <w:p>
             <w:pPr>
               <w:spacing w:after="20"/>
-            </w:pPr>
-            <w:r>
-              <w:rPr>
-                <w:rFonts w:ascii="Times New Roman" w:hAnsi="Times New Roman"/>
-                <w:b/>
-                <w:sz w:val="18"/>
+              <w:rPr>
+                <w:rFonts w:ascii="Times New Roman" w:hAnsi="Times New Roman" w:cs="Times New Roman"/>
+              </w:rPr>
+            </w:pPr>
+            <w:r>
+              <w:rPr>
+                <w:rFonts w:ascii="Times New Roman" w:hAnsi="Times New Roman" w:cs="Times New Roman"/>
+                <w:b/>
               </w:rPr>
               <w:t xml:space="preserve">Acción y expresión: </w:t>
             </w:r>
             <w:r>
               <w:rPr>
-                <w:rFonts w:ascii="Times New Roman" w:hAnsi="Times New Roman"/>
-                <w:sz w:val="18"/>
-              </w:rPr>
-              <w:t>Participación oral en lluvia de ideas y registro gráfico de su avatar en el cuaderno.</w:t>
+                <w:rFonts w:ascii="Times New Roman" w:hAnsi="Times New Roman" w:cs="Times New Roman"/>
+              </w:rPr>
+              <w:t>Participación oral en lluvia de ideas y registro gráf</w:t>
+            </w:r>
+            <w:r>
+              <w:rPr>
+                <w:rFonts w:ascii="Times New Roman" w:hAnsi="Times New Roman" w:cs="Times New Roman"/>
+              </w:rPr>
+              <w:t>ico de su avatar en el cuaderno.</w:t>
             </w:r>
           </w:p>
           <w:p>
             <w:pPr>
               <w:spacing w:after="20"/>
-            </w:pPr>
-            <w:r>
-              <w:rPr>
-                <w:rFonts w:ascii="Times New Roman" w:hAnsi="Times New Roman"/>
-                <w:b/>
-                <w:sz w:val="18"/>
+              <w:rPr>
+                <w:rFonts w:ascii="Times New Roman" w:hAnsi="Times New Roman" w:cs="Times New Roman"/>
+              </w:rPr>
+            </w:pPr>
+            <w:r>
+              <w:rPr>
+                <w:rFonts w:ascii="Times New Roman" w:hAnsi="Times New Roman" w:cs="Times New Roman"/>
+                <w:b/>
               </w:rPr>
               <w:t xml:space="preserve">Compromiso-Motivación: </w:t>
             </w:r>
             <w:r>
               <w:rPr>
-                <w:rFonts w:ascii="Times New Roman" w:hAnsi="Times New Roman"/>
-                <w:sz w:val="18"/>
+                <w:rFonts w:ascii="Times New Roman" w:hAnsi="Times New Roman" w:cs="Times New Roman"/>
               </w:rPr>
               <w:t>Desafío inmersivo de exploración histórica con avance por niveles de arqueólogo.</w:t>
             </w:r>
@@ -1756,6 +1838,7 @@
               <w:tblW w:w="0" w:type="auto"/>
               <w:jc w:val="center"/>
               <w:tblLayout w:type="fixed"/>
+              <w:tblLook w:val="04A0" w:firstRow="1" w:lastRow="0" w:firstColumn="1" w:lastColumn="0" w:noHBand="0" w:noVBand="1"/>
             </w:tblPr>
             <w:tblGrid>
               <w:gridCol w:w="683"/>
@@ -1775,12 +1858,12 @@
                 <w:p>
                   <w:pPr>
                     <w:pStyle w:val="Sinespaciado"/>
+                    <w:framePr w:hSpace="141" w:wrap="around" w:vAnchor="text" w:hAnchor="margin" w:y="-138"/>
                     <w:jc w:val="center"/>
                     <w:rPr>
                       <w:rFonts w:ascii="Times New Roman" w:hAnsi="Times New Roman" w:cs="Times New Roman"/>
                       <w:b/>
                       <w:color w:val="FFFFFF"/>
-                      <w:sz w:val="20"/>
                     </w:rPr>
                   </w:pPr>
                   <w:r>
@@ -1788,7 +1871,6 @@
                       <w:rFonts w:ascii="Times New Roman" w:hAnsi="Times New Roman" w:cs="Times New Roman"/>
                       <w:b/>
                       <w:color w:val="FFFFFF"/>
-                      <w:sz w:val="20"/>
                     </w:rPr>
                     <w:t>R</w:t>
                   </w:r>
@@ -1802,12 +1884,12 @@
                 <w:p>
                   <w:pPr>
                     <w:pStyle w:val="Sinespaciado"/>
+                    <w:framePr w:hSpace="141" w:wrap="around" w:vAnchor="text" w:hAnchor="margin" w:y="-138"/>
                     <w:jc w:val="center"/>
                     <w:rPr>
                       <w:rFonts w:ascii="Times New Roman" w:hAnsi="Times New Roman" w:cs="Times New Roman"/>
                       <w:b/>
                       <w:color w:val="FFFFFF"/>
-                      <w:sz w:val="20"/>
                     </w:rPr>
                   </w:pPr>
                   <w:r>
@@ -1815,7 +1897,6 @@
                       <w:rFonts w:ascii="Times New Roman" w:hAnsi="Times New Roman" w:cs="Times New Roman"/>
                       <w:b/>
                       <w:color w:val="FFFFFF"/>
-                      <w:sz w:val="20"/>
                     </w:rPr>
                     <w:t>A-E</w:t>
                   </w:r>
@@ -1829,12 +1910,12 @@
                 <w:p>
                   <w:pPr>
                     <w:pStyle w:val="Sinespaciado"/>
+                    <w:framePr w:hSpace="141" w:wrap="around" w:vAnchor="text" w:hAnchor="margin" w:y="-138"/>
                     <w:jc w:val="center"/>
                     <w:rPr>
                       <w:rFonts w:ascii="Times New Roman" w:hAnsi="Times New Roman" w:cs="Times New Roman"/>
                       <w:b/>
                       <w:color w:val="FFFFFF"/>
-                      <w:sz w:val="20"/>
                     </w:rPr>
                   </w:pPr>
                   <w:r>
@@ -1842,7 +1923,6 @@
                       <w:rFonts w:ascii="Times New Roman" w:hAnsi="Times New Roman" w:cs="Times New Roman"/>
                       <w:b/>
                       <w:color w:val="FFFFFF"/>
-                      <w:sz w:val="20"/>
                     </w:rPr>
                     <w:t>C-M</w:t>
                   </w:r>
@@ -1853,17 +1933,22 @@
           <w:p>
             <w:pPr>
               <w:spacing w:before="40" w:after="40"/>
+              <w:rPr>
+                <w:rFonts w:ascii="Times New Roman" w:hAnsi="Times New Roman" w:cs="Times New Roman"/>
+              </w:rPr>
             </w:pPr>
           </w:p>
           <w:p>
             <w:pPr>
               <w:spacing w:before="80" w:after="20"/>
-            </w:pPr>
-            <w:r>
-              <w:rPr>
-                <w:rFonts w:ascii="Times New Roman" w:hAnsi="Times New Roman"/>
-                <w:b/>
-                <w:sz w:val="20"/>
+              <w:rPr>
+                <w:rFonts w:ascii="Times New Roman" w:hAnsi="Times New Roman" w:cs="Times New Roman"/>
+              </w:rPr>
+            </w:pPr>
+            <w:r>
+              <w:rPr>
+                <w:rFonts w:ascii="Times New Roman" w:hAnsi="Times New Roman" w:cs="Times New Roman"/>
+                <w:b/>
               </w:rPr>
               <w:t>Fase 2: Comprensión – «La Ruleta de los Soportes y la Línea del Tiempo»</w:t>
             </w:r>
@@ -1871,31 +1956,46 @@
           <w:p>
             <w:pPr>
               <w:spacing w:after="20"/>
-            </w:pPr>
-            <w:r>
-              <w:rPr>
-                <w:rFonts w:ascii="Times New Roman" w:hAnsi="Times New Roman"/>
-                <w:b/>
-                <w:sz w:val="19"/>
+              <w:rPr>
+                <w:rFonts w:ascii="Times New Roman" w:hAnsi="Times New Roman" w:cs="Times New Roman"/>
+              </w:rPr>
+            </w:pPr>
+            <w:r>
+              <w:rPr>
+                <w:rFonts w:ascii="Times New Roman" w:hAnsi="Times New Roman" w:cs="Times New Roman"/>
+                <w:b/>
               </w:rPr>
               <w:t xml:space="preserve">Actividad: </w:t>
             </w:r>
             <w:r>
               <w:rPr>
-                <w:rFonts w:ascii="Times New Roman" w:hAnsi="Times New Roman"/>
-                <w:sz w:val="19"/>
-              </w:rPr>
-              <w:t>Lectura guiada de las páginas 13 a 17 sobre los soportes de la escritura (arcilla cuneiforme, papiro egipcio, pergamino, papel de trapo, imprenta de Gutenberg y soportes digitales). Dinámica de relevos por equipos: relacionar cada material con su civilización y función social para registrar cosechas, leyes y memorias.</w:t>
+                <w:rFonts w:ascii="Times New Roman" w:hAnsi="Times New Roman" w:cs="Times New Roman"/>
+              </w:rPr>
+              <w:t xml:space="preserve">Lectura guiada de las </w:t>
+            </w:r>
+            <w:r>
+              <w:rPr>
+                <w:rFonts w:ascii="Times New Roman" w:hAnsi="Times New Roman" w:cs="Times New Roman"/>
+              </w:rPr>
+              <w:t>páginas 13 a 17 sobre los soportes de la escritura (arcilla cuneiforme, papiro egipcio, pergamino, papel de trapo, imprenta de Gutenberg y soportes digitales). Dinámica de relevos por equipos: relacionar cada material con su civilización y función social p</w:t>
+            </w:r>
+            <w:r>
+              <w:rPr>
+                <w:rFonts w:ascii="Times New Roman" w:hAnsi="Times New Roman" w:cs="Times New Roman"/>
+              </w:rPr>
+              <w:t>ara registrar cosechas, leyes y memorias.</w:t>
             </w:r>
           </w:p>
           <w:p>
             <w:pPr>
               <w:spacing w:after="40"/>
-            </w:pPr>
-            <w:r>
-              <w:rPr>
-                <w:rFonts w:ascii="Times New Roman" w:hAnsi="Times New Roman"/>
-                <w:sz w:val="19"/>
+              <w:rPr>
+                <w:rFonts w:ascii="Times New Roman" w:hAnsi="Times New Roman" w:cs="Times New Roman"/>
+              </w:rPr>
+            </w:pPr>
+            <w:r>
+              <w:rPr>
+                <w:rFonts w:ascii="Times New Roman" w:hAnsi="Times New Roman" w:cs="Times New Roman"/>
               </w:rPr>
               <w:t>Gamificación: 'Desafío Cronológico': Ganan 10 puntos los equipos que ordenen correctamente los soportes históricos.</w:t>
             </w:r>
@@ -1903,12 +2003,14 @@
           <w:p>
             <w:pPr>
               <w:spacing w:after="20"/>
-            </w:pPr>
-            <w:r>
-              <w:rPr>
-                <w:rFonts w:ascii="Times New Roman" w:hAnsi="Times New Roman"/>
-                <w:b/>
-                <w:sz w:val="19"/>
+              <w:rPr>
+                <w:rFonts w:ascii="Times New Roman" w:hAnsi="Times New Roman" w:cs="Times New Roman"/>
+              </w:rPr>
+            </w:pPr>
+            <w:r>
+              <w:rPr>
+                <w:rFonts w:ascii="Times New Roman" w:hAnsi="Times New Roman" w:cs="Times New Roman"/>
+                <w:b/>
               </w:rPr>
               <w:t>DUA aplicado:</w:t>
             </w:r>
@@ -1916,39 +2018,47 @@
           <w:p>
             <w:pPr>
               <w:spacing w:after="20"/>
-            </w:pPr>
-            <w:r>
-              <w:rPr>
-                <w:rFonts w:ascii="Times New Roman" w:hAnsi="Times New Roman"/>
-                <w:b/>
-                <w:sz w:val="18"/>
+              <w:rPr>
+                <w:rFonts w:ascii="Times New Roman" w:hAnsi="Times New Roman" w:cs="Times New Roman"/>
+              </w:rPr>
+            </w:pPr>
+            <w:r>
+              <w:rPr>
+                <w:rFonts w:ascii="Times New Roman" w:hAnsi="Times New Roman" w:cs="Times New Roman"/>
+                <w:b/>
               </w:rPr>
               <w:t xml:space="preserve">Representación: </w:t>
             </w:r>
             <w:r>
               <w:rPr>
-                <w:rFonts w:ascii="Times New Roman" w:hAnsi="Times New Roman"/>
-                <w:sz w:val="18"/>
-              </w:rPr>
-              <w:t>Imágenes y organizadores visuales cromáticos de la línea del tiempo en las págs. 13-17.</w:t>
+                <w:rFonts w:ascii="Times New Roman" w:hAnsi="Times New Roman" w:cs="Times New Roman"/>
+              </w:rPr>
+              <w:t xml:space="preserve">Imágenes y organizadores visuales cromáticos de la línea del </w:t>
+            </w:r>
+            <w:r>
+              <w:rPr>
+                <w:rFonts w:ascii="Times New Roman" w:hAnsi="Times New Roman" w:cs="Times New Roman"/>
+              </w:rPr>
+              <w:t>tiempo en las págs. 13-17.</w:t>
             </w:r>
           </w:p>
           <w:p>
             <w:pPr>
               <w:spacing w:after="20"/>
-            </w:pPr>
-            <w:r>
-              <w:rPr>
-                <w:rFonts w:ascii="Times New Roman" w:hAnsi="Times New Roman"/>
-                <w:b/>
-                <w:sz w:val="18"/>
+              <w:rPr>
+                <w:rFonts w:ascii="Times New Roman" w:hAnsi="Times New Roman" w:cs="Times New Roman"/>
+              </w:rPr>
+            </w:pPr>
+            <w:r>
+              <w:rPr>
+                <w:rFonts w:ascii="Times New Roman" w:hAnsi="Times New Roman" w:cs="Times New Roman"/>
+                <w:b/>
               </w:rPr>
               <w:t xml:space="preserve">Acción y expresión: </w:t>
             </w:r>
             <w:r>
               <w:rPr>
-                <w:rFonts w:ascii="Times New Roman" w:hAnsi="Times New Roman"/>
-                <w:sz w:val="18"/>
+                <w:rFonts w:ascii="Times New Roman" w:hAnsi="Times New Roman" w:cs="Times New Roman"/>
               </w:rPr>
               <w:t>Construcción gráfica de la línea de tiempo en el cuaderno y respuestas orales en equipo.</w:t>
             </w:r>
@@ -1956,19 +2066,20 @@
           <w:p>
             <w:pPr>
               <w:spacing w:after="20"/>
-            </w:pPr>
-            <w:r>
-              <w:rPr>
-                <w:rFonts w:ascii="Times New Roman" w:hAnsi="Times New Roman"/>
-                <w:b/>
-                <w:sz w:val="18"/>
+              <w:rPr>
+                <w:rFonts w:ascii="Times New Roman" w:hAnsi="Times New Roman" w:cs="Times New Roman"/>
+              </w:rPr>
+            </w:pPr>
+            <w:r>
+              <w:rPr>
+                <w:rFonts w:ascii="Times New Roman" w:hAnsi="Times New Roman" w:cs="Times New Roman"/>
+                <w:b/>
               </w:rPr>
               <w:t xml:space="preserve">Compromiso-Motivación: </w:t>
             </w:r>
             <w:r>
               <w:rPr>
-                <w:rFonts w:ascii="Times New Roman" w:hAnsi="Times New Roman"/>
-                <w:sz w:val="18"/>
+                <w:rFonts w:ascii="Times New Roman" w:hAnsi="Times New Roman" w:cs="Times New Roman"/>
               </w:rPr>
               <w:t>Trabajo cooperativo en clanes con metas claras y retroalimentación inmediata.</w:t>
             </w:r>
@@ -1979,6 +2090,7 @@
               <w:tblW w:w="0" w:type="auto"/>
               <w:jc w:val="center"/>
               <w:tblLayout w:type="fixed"/>
+              <w:tblLook w:val="04A0" w:firstRow="1" w:lastRow="0" w:firstColumn="1" w:lastColumn="0" w:noHBand="0" w:noVBand="1"/>
             </w:tblPr>
             <w:tblGrid>
               <w:gridCol w:w="683"/>
@@ -1998,12 +2110,12 @@
                 <w:p>
                   <w:pPr>
                     <w:pStyle w:val="Sinespaciado"/>
+                    <w:framePr w:hSpace="141" w:wrap="around" w:vAnchor="text" w:hAnchor="margin" w:y="-138"/>
                     <w:jc w:val="center"/>
                     <w:rPr>
                       <w:rFonts w:ascii="Times New Roman" w:hAnsi="Times New Roman" w:cs="Times New Roman"/>
                       <w:b/>
                       <w:color w:val="FFFFFF"/>
-                      <w:sz w:val="20"/>
                     </w:rPr>
                   </w:pPr>
                   <w:r>
@@ -2011,7 +2123,6 @@
                       <w:rFonts w:ascii="Times New Roman" w:hAnsi="Times New Roman" w:cs="Times New Roman"/>
                       <w:b/>
                       <w:color w:val="FFFFFF"/>
-                      <w:sz w:val="20"/>
                     </w:rPr>
                     <w:t>R</w:t>
                   </w:r>
@@ -2025,12 +2136,12 @@
                 <w:p>
                   <w:pPr>
                     <w:pStyle w:val="Sinespaciado"/>
+                    <w:framePr w:hSpace="141" w:wrap="around" w:vAnchor="text" w:hAnchor="margin" w:y="-138"/>
                     <w:jc w:val="center"/>
                     <w:rPr>
                       <w:rFonts w:ascii="Times New Roman" w:hAnsi="Times New Roman" w:cs="Times New Roman"/>
                       <w:b/>
                       <w:color w:val="FFFFFF"/>
-                      <w:sz w:val="20"/>
                     </w:rPr>
                   </w:pPr>
                   <w:r>
@@ -2038,7 +2149,6 @@
                       <w:rFonts w:ascii="Times New Roman" w:hAnsi="Times New Roman" w:cs="Times New Roman"/>
                       <w:b/>
                       <w:color w:val="FFFFFF"/>
-                      <w:sz w:val="20"/>
                     </w:rPr>
                     <w:t>A-E</w:t>
                   </w:r>
@@ -2052,12 +2162,12 @@
                 <w:p>
                   <w:pPr>
                     <w:pStyle w:val="Sinespaciado"/>
+                    <w:framePr w:hSpace="141" w:wrap="around" w:vAnchor="text" w:hAnchor="margin" w:y="-138"/>
                     <w:jc w:val="center"/>
                     <w:rPr>
                       <w:rFonts w:ascii="Times New Roman" w:hAnsi="Times New Roman" w:cs="Times New Roman"/>
                       <w:b/>
                       <w:color w:val="FFFFFF"/>
-                      <w:sz w:val="20"/>
                     </w:rPr>
                   </w:pPr>
                   <w:r>
@@ -2065,7 +2175,6 @@
                       <w:rFonts w:ascii="Times New Roman" w:hAnsi="Times New Roman" w:cs="Times New Roman"/>
                       <w:b/>
                       <w:color w:val="FFFFFF"/>
-                      <w:sz w:val="20"/>
                     </w:rPr>
                     <w:t>C-M</w:t>
                   </w:r>
@@ -2076,49 +2185,70 @@
           <w:p>
             <w:pPr>
               <w:spacing w:before="40" w:after="40"/>
+              <w:rPr>
+                <w:rFonts w:ascii="Times New Roman" w:hAnsi="Times New Roman" w:cs="Times New Roman"/>
+              </w:rPr>
             </w:pPr>
           </w:p>
           <w:p>
             <w:pPr>
               <w:spacing w:before="80" w:after="20"/>
-            </w:pPr>
-            <w:r>
-              <w:rPr>
-                <w:rFonts w:ascii="Times New Roman" w:hAnsi="Times New Roman"/>
-                <w:b/>
-                <w:sz w:val="20"/>
-              </w:rPr>
-              <w:t>Fase 3: Aplicación – «El Enigma del Código Secreto de la Pág. 17»</w:t>
+              <w:rPr>
+                <w:rFonts w:ascii="Times New Roman" w:hAnsi="Times New Roman" w:cs="Times New Roman"/>
+              </w:rPr>
+            </w:pPr>
+            <w:r>
+              <w:rPr>
+                <w:rFonts w:ascii="Times New Roman" w:hAnsi="Times New Roman" w:cs="Times New Roman"/>
+                <w:b/>
+              </w:rPr>
+              <w:t>Fase 3:</w:t>
+            </w:r>
+            <w:r>
+              <w:rPr>
+                <w:rFonts w:ascii="Times New Roman" w:hAnsi="Times New Roman" w:cs="Times New Roman"/>
+                <w:b/>
+              </w:rPr>
+              <w:t xml:space="preserve"> Aplicación – «El Enigma del Código Secreto de la Pág. 17»</w:t>
             </w:r>
           </w:p>
           <w:p>
             <w:pPr>
               <w:spacing w:after="20"/>
-            </w:pPr>
-            <w:r>
-              <w:rPr>
-                <w:rFonts w:ascii="Times New Roman" w:hAnsi="Times New Roman"/>
-                <w:b/>
-                <w:sz w:val="19"/>
+              <w:rPr>
+                <w:rFonts w:ascii="Times New Roman" w:hAnsi="Times New Roman" w:cs="Times New Roman"/>
+              </w:rPr>
+            </w:pPr>
+            <w:r>
+              <w:rPr>
+                <w:rFonts w:ascii="Times New Roman" w:hAnsi="Times New Roman" w:cs="Times New Roman"/>
+                <w:b/>
               </w:rPr>
               <w:t xml:space="preserve">Actividad: </w:t>
             </w:r>
             <w:r>
               <w:rPr>
-                <w:rFonts w:ascii="Times New Roman" w:hAnsi="Times New Roman"/>
-                <w:sz w:val="19"/>
-              </w:rPr>
-              <w:t>Los estudiantes asumen el reto de la página 17 del texto escolar: descifrar el mensaje secreto utilizando el código de sustitución alfabética. Luego, responden a situaciones reales: ¿Por qué la palabra escrita ofrece mayor seguridad jurídica y personal que un acuerdo verbal?</w:t>
+                <w:rFonts w:ascii="Times New Roman" w:hAnsi="Times New Roman" w:cs="Times New Roman"/>
+              </w:rPr>
+              <w:t>Los estudiantes asumen el reto de la página 17 del texto escolar: descifrar el mensaje secreto utilizando el código de sustitución alfabética. Luego, responden a situaciones reales: ¿Por</w:t>
+            </w:r>
+            <w:r>
+              <w:rPr>
+                <w:rFonts w:ascii="Times New Roman" w:hAnsi="Times New Roman" w:cs="Times New Roman"/>
+              </w:rPr>
+              <w:t xml:space="preserve"> qué la palabra escrita ofrece mayor seguridad jurídica y personal que un acuerdo verbal?</w:t>
             </w:r>
           </w:p>
           <w:p>
             <w:pPr>
               <w:spacing w:after="40"/>
-            </w:pPr>
-            <w:r>
-              <w:rPr>
-                <w:rFonts w:ascii="Times New Roman" w:hAnsi="Times New Roman"/>
-                <w:sz w:val="19"/>
+              <w:rPr>
+                <w:rFonts w:ascii="Times New Roman" w:hAnsi="Times New Roman" w:cs="Times New Roman"/>
+              </w:rPr>
+            </w:pPr>
+            <w:r>
+              <w:rPr>
+                <w:rFonts w:ascii="Times New Roman" w:hAnsi="Times New Roman" w:cs="Times New Roman"/>
               </w:rPr>
               <w:t>Gamificación: 'Criptógrafos en Acción': 15 puntos a quienes descifren la frase oculta sin errores.</w:t>
             </w:r>
@@ -2126,12 +2256,14 @@
           <w:p>
             <w:pPr>
               <w:spacing w:after="20"/>
-            </w:pPr>
-            <w:r>
-              <w:rPr>
-                <w:rFonts w:ascii="Times New Roman" w:hAnsi="Times New Roman"/>
-                <w:b/>
-                <w:sz w:val="19"/>
+              <w:rPr>
+                <w:rFonts w:ascii="Times New Roman" w:hAnsi="Times New Roman" w:cs="Times New Roman"/>
+              </w:rPr>
+            </w:pPr>
+            <w:r>
+              <w:rPr>
+                <w:rFonts w:ascii="Times New Roman" w:hAnsi="Times New Roman" w:cs="Times New Roman"/>
+                <w:b/>
               </w:rPr>
               <w:t>DUA aplicado:</w:t>
             </w:r>
@@ -2139,39 +2271,47 @@
           <w:p>
             <w:pPr>
               <w:spacing w:after="20"/>
-            </w:pPr>
-            <w:r>
-              <w:rPr>
-                <w:rFonts w:ascii="Times New Roman" w:hAnsi="Times New Roman"/>
-                <w:b/>
-                <w:sz w:val="18"/>
+              <w:rPr>
+                <w:rFonts w:ascii="Times New Roman" w:hAnsi="Times New Roman" w:cs="Times New Roman"/>
+              </w:rPr>
+            </w:pPr>
+            <w:r>
+              <w:rPr>
+                <w:rFonts w:ascii="Times New Roman" w:hAnsi="Times New Roman" w:cs="Times New Roman"/>
+                <w:b/>
               </w:rPr>
               <w:t xml:space="preserve">Representación: </w:t>
             </w:r>
             <w:r>
               <w:rPr>
-                <w:rFonts w:ascii="Times New Roman" w:hAnsi="Times New Roman"/>
-                <w:sz w:val="18"/>
-              </w:rPr>
-              <w:t>Clave criptográfica visual de la pág. 17 con correspondencia entre signos y letras.</w:t>
+                <w:rFonts w:ascii="Times New Roman" w:hAnsi="Times New Roman" w:cs="Times New Roman"/>
+              </w:rPr>
+              <w:t xml:space="preserve">Clave criptográfica visual de la </w:t>
+            </w:r>
+            <w:r>
+              <w:rPr>
+                <w:rFonts w:ascii="Times New Roman" w:hAnsi="Times New Roman" w:cs="Times New Roman"/>
+              </w:rPr>
+              <w:t>pág. 17 con correspondencia entre signos y letras.</w:t>
             </w:r>
           </w:p>
           <w:p>
             <w:pPr>
               <w:spacing w:after="20"/>
-            </w:pPr>
-            <w:r>
-              <w:rPr>
-                <w:rFonts w:ascii="Times New Roman" w:hAnsi="Times New Roman"/>
-                <w:b/>
-                <w:sz w:val="18"/>
+              <w:rPr>
+                <w:rFonts w:ascii="Times New Roman" w:hAnsi="Times New Roman" w:cs="Times New Roman"/>
+              </w:rPr>
+            </w:pPr>
+            <w:r>
+              <w:rPr>
+                <w:rFonts w:ascii="Times New Roman" w:hAnsi="Times New Roman" w:cs="Times New Roman"/>
+                <w:b/>
               </w:rPr>
               <w:t xml:space="preserve">Acción y expresión: </w:t>
             </w:r>
             <w:r>
               <w:rPr>
-                <w:rFonts w:ascii="Times New Roman" w:hAnsi="Times New Roman"/>
-                <w:sz w:val="18"/>
+                <w:rFonts w:ascii="Times New Roman" w:hAnsi="Times New Roman" w:cs="Times New Roman"/>
               </w:rPr>
               <w:t>Descifrado escrito en el texto y respuesta reflexiva individual o en parejas.</w:t>
             </w:r>
@@ -2179,19 +2319,20 @@
           <w:p>
             <w:pPr>
               <w:spacing w:after="20"/>
-            </w:pPr>
-            <w:r>
-              <w:rPr>
-                <w:rFonts w:ascii="Times New Roman" w:hAnsi="Times New Roman"/>
-                <w:b/>
-                <w:sz w:val="18"/>
+              <w:rPr>
+                <w:rFonts w:ascii="Times New Roman" w:hAnsi="Times New Roman" w:cs="Times New Roman"/>
+              </w:rPr>
+            </w:pPr>
+            <w:r>
+              <w:rPr>
+                <w:rFonts w:ascii="Times New Roman" w:hAnsi="Times New Roman" w:cs="Times New Roman"/>
+                <w:b/>
               </w:rPr>
               <w:t xml:space="preserve">Compromiso-Motivación: </w:t>
             </w:r>
             <w:r>
               <w:rPr>
-                <w:rFonts w:ascii="Times New Roman" w:hAnsi="Times New Roman"/>
-                <w:sz w:val="18"/>
+                <w:rFonts w:ascii="Times New Roman" w:hAnsi="Times New Roman" w:cs="Times New Roman"/>
               </w:rPr>
               <w:t>Resolución de un enigma concreto con recompensa de logro intelectual.</w:t>
             </w:r>
@@ -2202,6 +2343,7 @@
               <w:tblW w:w="0" w:type="auto"/>
               <w:jc w:val="center"/>
               <w:tblLayout w:type="fixed"/>
+              <w:tblLook w:val="04A0" w:firstRow="1" w:lastRow="0" w:firstColumn="1" w:lastColumn="0" w:noHBand="0" w:noVBand="1"/>
             </w:tblPr>
             <w:tblGrid>
               <w:gridCol w:w="683"/>
@@ -2221,12 +2363,12 @@
                 <w:p>
                   <w:pPr>
                     <w:pStyle w:val="Sinespaciado"/>
+                    <w:framePr w:hSpace="141" w:wrap="around" w:vAnchor="text" w:hAnchor="margin" w:y="-138"/>
                     <w:jc w:val="center"/>
                     <w:rPr>
                       <w:rFonts w:ascii="Times New Roman" w:hAnsi="Times New Roman" w:cs="Times New Roman"/>
                       <w:b/>
                       <w:color w:val="FFFFFF"/>
-                      <w:sz w:val="20"/>
                     </w:rPr>
                   </w:pPr>
                   <w:r>
@@ -2234,7 +2376,6 @@
                       <w:rFonts w:ascii="Times New Roman" w:hAnsi="Times New Roman" w:cs="Times New Roman"/>
                       <w:b/>
                       <w:color w:val="FFFFFF"/>
-                      <w:sz w:val="20"/>
                     </w:rPr>
                     <w:t>R</w:t>
                   </w:r>
@@ -2248,12 +2389,12 @@
                 <w:p>
                   <w:pPr>
                     <w:pStyle w:val="Sinespaciado"/>
+                    <w:framePr w:hSpace="141" w:wrap="around" w:vAnchor="text" w:hAnchor="margin" w:y="-138"/>
                     <w:jc w:val="center"/>
                     <w:rPr>
                       <w:rFonts w:ascii="Times New Roman" w:hAnsi="Times New Roman" w:cs="Times New Roman"/>
                       <w:b/>
                       <w:color w:val="FFFFFF"/>
-                      <w:sz w:val="20"/>
                     </w:rPr>
                   </w:pPr>
                   <w:r>
@@ -2261,7 +2402,6 @@
                       <w:rFonts w:ascii="Times New Roman" w:hAnsi="Times New Roman" w:cs="Times New Roman"/>
                       <w:b/>
                       <w:color w:val="FFFFFF"/>
-                      <w:sz w:val="20"/>
                     </w:rPr>
                     <w:t>A-E</w:t>
                   </w:r>
@@ -2275,12 +2415,12 @@
                 <w:p>
                   <w:pPr>
                     <w:pStyle w:val="Sinespaciado"/>
+                    <w:framePr w:hSpace="141" w:wrap="around" w:vAnchor="text" w:hAnchor="margin" w:y="-138"/>
                     <w:jc w:val="center"/>
                     <w:rPr>
                       <w:rFonts w:ascii="Times New Roman" w:hAnsi="Times New Roman" w:cs="Times New Roman"/>
                       <w:b/>
                       <w:color w:val="FFFFFF"/>
-                      <w:sz w:val="20"/>
                     </w:rPr>
                   </w:pPr>
                   <w:r>
@@ -2288,7 +2428,6 @@
                       <w:rFonts w:ascii="Times New Roman" w:hAnsi="Times New Roman" w:cs="Times New Roman"/>
                       <w:b/>
                       <w:color w:val="FFFFFF"/>
-                      <w:sz w:val="20"/>
                     </w:rPr>
                     <w:t>C-M</w:t>
                   </w:r>
@@ -2299,49 +2438,70 @@
           <w:p>
             <w:pPr>
               <w:spacing w:before="40" w:after="40"/>
+              <w:rPr>
+                <w:rFonts w:ascii="Times New Roman" w:hAnsi="Times New Roman" w:cs="Times New Roman"/>
+              </w:rPr>
             </w:pPr>
           </w:p>
           <w:p>
             <w:pPr>
               <w:spacing w:before="80" w:after="20"/>
-            </w:pPr>
-            <w:r>
-              <w:rPr>
-                <w:rFonts w:ascii="Times New Roman" w:hAnsi="Times New Roman"/>
-                <w:b/>
-                <w:sz w:val="20"/>
-              </w:rPr>
-              <w:t>Fase 4: Cierre – «El Manifiesto de los Escribas de 7mo»</w:t>
+              <w:rPr>
+                <w:rFonts w:ascii="Times New Roman" w:hAnsi="Times New Roman" w:cs="Times New Roman"/>
+              </w:rPr>
+            </w:pPr>
+            <w:r>
+              <w:rPr>
+                <w:rFonts w:ascii="Times New Roman" w:hAnsi="Times New Roman" w:cs="Times New Roman"/>
+                <w:b/>
+              </w:rPr>
+              <w:t>Fa</w:t>
+            </w:r>
+            <w:r>
+              <w:rPr>
+                <w:rFonts w:ascii="Times New Roman" w:hAnsi="Times New Roman" w:cs="Times New Roman"/>
+                <w:b/>
+              </w:rPr>
+              <w:t>se 4: Cierre – «El Manifiesto de los Escribas de 7mo»</w:t>
             </w:r>
           </w:p>
           <w:p>
             <w:pPr>
               <w:spacing w:after="20"/>
-            </w:pPr>
-            <w:r>
-              <w:rPr>
-                <w:rFonts w:ascii="Times New Roman" w:hAnsi="Times New Roman"/>
-                <w:b/>
-                <w:sz w:val="19"/>
+              <w:rPr>
+                <w:rFonts w:ascii="Times New Roman" w:hAnsi="Times New Roman" w:cs="Times New Roman"/>
+              </w:rPr>
+            </w:pPr>
+            <w:r>
+              <w:rPr>
+                <w:rFonts w:ascii="Times New Roman" w:hAnsi="Times New Roman" w:cs="Times New Roman"/>
+                <w:b/>
               </w:rPr>
               <w:t xml:space="preserve">Actividad: </w:t>
             </w:r>
             <w:r>
               <w:rPr>
-                <w:rFonts w:ascii="Times New Roman" w:hAnsi="Times New Roman"/>
-                <w:sz w:val="19"/>
-              </w:rPr>
-              <w:t>Cada estudiante redacta un breve manifiesto personal en su bitácora: '¿Por qué la lengua escrita es una herramienta cultural imprescindible en mi vida cotidiana?' Se pegan en el gran 'Muro de los Escribas de 7mo'.</w:t>
+                <w:rFonts w:ascii="Times New Roman" w:hAnsi="Times New Roman" w:cs="Times New Roman"/>
+              </w:rPr>
+              <w:t>Cada estudiante redacta un breve manifiesto personal en su bitácora: '¿Por qué la lengua escrita es una herramienta cultural imprescindible en mi vida cotidiana?' Se pegan en el gran 'Muro de</w:t>
+            </w:r>
+            <w:r>
+              <w:rPr>
+                <w:rFonts w:ascii="Times New Roman" w:hAnsi="Times New Roman" w:cs="Times New Roman"/>
+              </w:rPr>
+              <w:t xml:space="preserve"> los Escribas de 7mo'.</w:t>
             </w:r>
           </w:p>
           <w:p>
             <w:pPr>
               <w:spacing w:after="40"/>
-            </w:pPr>
-            <w:r>
-              <w:rPr>
-                <w:rFonts w:ascii="Times New Roman" w:hAnsi="Times New Roman"/>
-                <w:sz w:val="19"/>
+              <w:rPr>
+                <w:rFonts w:ascii="Times New Roman" w:hAnsi="Times New Roman" w:cs="Times New Roman"/>
+              </w:rPr>
+            </w:pPr>
+            <w:r>
+              <w:rPr>
+                <w:rFonts w:ascii="Times New Roman" w:hAnsi="Times New Roman" w:cs="Times New Roman"/>
               </w:rPr>
               <w:t>Gamificación: Insignia de 'Maestro Escriba del Saber Histórico' para todos los que completen el muro.</w:t>
             </w:r>
@@ -2349,12 +2509,14 @@
           <w:p>
             <w:pPr>
               <w:spacing w:after="20"/>
-            </w:pPr>
-            <w:r>
-              <w:rPr>
-                <w:rFonts w:ascii="Times New Roman" w:hAnsi="Times New Roman"/>
-                <w:b/>
-                <w:sz w:val="19"/>
+              <w:rPr>
+                <w:rFonts w:ascii="Times New Roman" w:hAnsi="Times New Roman" w:cs="Times New Roman"/>
+              </w:rPr>
+            </w:pPr>
+            <w:r>
+              <w:rPr>
+                <w:rFonts w:ascii="Times New Roman" w:hAnsi="Times New Roman" w:cs="Times New Roman"/>
+                <w:b/>
               </w:rPr>
               <w:t>DUA aplicado:</w:t>
             </w:r>
@@ -2362,19 +2524,20 @@
           <w:p>
             <w:pPr>
               <w:spacing w:after="20"/>
-            </w:pPr>
-            <w:r>
-              <w:rPr>
-                <w:rFonts w:ascii="Times New Roman" w:hAnsi="Times New Roman"/>
-                <w:b/>
-                <w:sz w:val="18"/>
+              <w:rPr>
+                <w:rFonts w:ascii="Times New Roman" w:hAnsi="Times New Roman" w:cs="Times New Roman"/>
+              </w:rPr>
+            </w:pPr>
+            <w:r>
+              <w:rPr>
+                <w:rFonts w:ascii="Times New Roman" w:hAnsi="Times New Roman" w:cs="Times New Roman"/>
+                <w:b/>
               </w:rPr>
               <w:t xml:space="preserve">Representación: </w:t>
             </w:r>
             <w:r>
               <w:rPr>
-                <w:rFonts w:ascii="Times New Roman" w:hAnsi="Times New Roman"/>
-                <w:sz w:val="18"/>
+                <w:rFonts w:ascii="Times New Roman" w:hAnsi="Times New Roman" w:cs="Times New Roman"/>
               </w:rPr>
               <w:t>Formato visible en el pizarrón con preguntas guía para la redacción del manifiesto.</w:t>
             </w:r>
@@ -2382,19 +2545,27 @@
           <w:p>
             <w:pPr>
               <w:spacing w:after="20"/>
-            </w:pPr>
-            <w:r>
-              <w:rPr>
-                <w:rFonts w:ascii="Times New Roman" w:hAnsi="Times New Roman"/>
-                <w:b/>
-                <w:sz w:val="18"/>
-              </w:rPr>
-              <w:t xml:space="preserve">Acción y expresión: </w:t>
-            </w:r>
-            <w:r>
-              <w:rPr>
-                <w:rFonts w:ascii="Times New Roman" w:hAnsi="Times New Roman"/>
-                <w:sz w:val="18"/>
+              <w:rPr>
+                <w:rFonts w:ascii="Times New Roman" w:hAnsi="Times New Roman" w:cs="Times New Roman"/>
+              </w:rPr>
+            </w:pPr>
+            <w:r>
+              <w:rPr>
+                <w:rFonts w:ascii="Times New Roman" w:hAnsi="Times New Roman" w:cs="Times New Roman"/>
+                <w:b/>
+              </w:rPr>
+              <w:t>Acción y expresió</w:t>
+            </w:r>
+            <w:r>
+              <w:rPr>
+                <w:rFonts w:ascii="Times New Roman" w:hAnsi="Times New Roman" w:cs="Times New Roman"/>
+                <w:b/>
+              </w:rPr>
+              <w:t xml:space="preserve">n: </w:t>
+            </w:r>
+            <w:r>
+              <w:rPr>
+                <w:rFonts w:ascii="Times New Roman" w:hAnsi="Times New Roman" w:cs="Times New Roman"/>
               </w:rPr>
               <w:t>Redacción libre en tarjeta o cuaderno mediante texto breve, frase ilustrada o verso.</w:t>
             </w:r>
@@ -2402,19 +2573,20 @@
           <w:p>
             <w:pPr>
               <w:spacing w:after="20"/>
-            </w:pPr>
-            <w:r>
-              <w:rPr>
-                <w:rFonts w:ascii="Times New Roman" w:hAnsi="Times New Roman"/>
-                <w:b/>
-                <w:sz w:val="18"/>
+              <w:rPr>
+                <w:rFonts w:ascii="Times New Roman" w:hAnsi="Times New Roman" w:cs="Times New Roman"/>
+              </w:rPr>
+            </w:pPr>
+            <w:r>
+              <w:rPr>
+                <w:rFonts w:ascii="Times New Roman" w:hAnsi="Times New Roman" w:cs="Times New Roman"/>
+                <w:b/>
               </w:rPr>
               <w:t xml:space="preserve">Compromiso-Motivación: </w:t>
             </w:r>
             <w:r>
               <w:rPr>
-                <w:rFonts w:ascii="Times New Roman" w:hAnsi="Times New Roman"/>
-                <w:sz w:val="18"/>
+                <w:rFonts w:ascii="Times New Roman" w:hAnsi="Times New Roman" w:cs="Times New Roman"/>
               </w:rPr>
               <w:t>Publicación colectiva en el mural del aula valorando el aporte de cada estudiante.</w:t>
             </w:r>
@@ -2425,6 +2597,7 @@
               <w:tblW w:w="0" w:type="auto"/>
               <w:jc w:val="center"/>
               <w:tblLayout w:type="fixed"/>
+              <w:tblLook w:val="04A0" w:firstRow="1" w:lastRow="0" w:firstColumn="1" w:lastColumn="0" w:noHBand="0" w:noVBand="1"/>
             </w:tblPr>
             <w:tblGrid>
               <w:gridCol w:w="683"/>
@@ -2444,12 +2617,12 @@
                 <w:p>
                   <w:pPr>
                     <w:pStyle w:val="Sinespaciado"/>
+                    <w:framePr w:hSpace="141" w:wrap="around" w:vAnchor="text" w:hAnchor="margin" w:y="-138"/>
                     <w:jc w:val="center"/>
                     <w:rPr>
                       <w:rFonts w:ascii="Times New Roman" w:hAnsi="Times New Roman" w:cs="Times New Roman"/>
                       <w:b/>
                       <w:color w:val="FFFFFF"/>
-                      <w:sz w:val="20"/>
                     </w:rPr>
                   </w:pPr>
                   <w:r>
@@ -2457,7 +2630,6 @@
                       <w:rFonts w:ascii="Times New Roman" w:hAnsi="Times New Roman" w:cs="Times New Roman"/>
                       <w:b/>
                       <w:color w:val="FFFFFF"/>
-                      <w:sz w:val="20"/>
                     </w:rPr>
                     <w:t>R</w:t>
                   </w:r>
@@ -2471,12 +2643,12 @@
                 <w:p>
                   <w:pPr>
                     <w:pStyle w:val="Sinespaciado"/>
+                    <w:framePr w:hSpace="141" w:wrap="around" w:vAnchor="text" w:hAnchor="margin" w:y="-138"/>
                     <w:jc w:val="center"/>
                     <w:rPr>
                       <w:rFonts w:ascii="Times New Roman" w:hAnsi="Times New Roman" w:cs="Times New Roman"/>
                       <w:b/>
                       <w:color w:val="FFFFFF"/>
-                      <w:sz w:val="20"/>
                     </w:rPr>
                   </w:pPr>
                   <w:r>
@@ -2484,7 +2656,6 @@
                       <w:rFonts w:ascii="Times New Roman" w:hAnsi="Times New Roman" w:cs="Times New Roman"/>
                       <w:b/>
                       <w:color w:val="FFFFFF"/>
-                      <w:sz w:val="20"/>
                     </w:rPr>
                     <w:t>A-E</w:t>
                   </w:r>
@@ -2498,12 +2669,12 @@
                 <w:p>
                   <w:pPr>
                     <w:pStyle w:val="Sinespaciado"/>
+                    <w:framePr w:hSpace="141" w:wrap="around" w:vAnchor="text" w:hAnchor="margin" w:y="-138"/>
                     <w:jc w:val="center"/>
                     <w:rPr>
                       <w:rFonts w:ascii="Times New Roman" w:hAnsi="Times New Roman" w:cs="Times New Roman"/>
                       <w:b/>
                       <w:color w:val="FFFFFF"/>
-                      <w:sz w:val="20"/>
                     </w:rPr>
                   </w:pPr>
                   <w:r>
@@ -2511,7 +2682,6 @@
                       <w:rFonts w:ascii="Times New Roman" w:hAnsi="Times New Roman" w:cs="Times New Roman"/>
                       <w:b/>
                       <w:color w:val="FFFFFF"/>
-                      <w:sz w:val="20"/>
                     </w:rPr>
                     <w:t>C-M</w:t>
                   </w:r>
@@ -2522,6 +2692,9 @@
           <w:p>
             <w:pPr>
               <w:spacing w:before="40" w:after="40"/>
+              <w:rPr>
+                <w:rFonts w:ascii="Times New Roman" w:hAnsi="Times New Roman" w:cs="Times New Roman"/>
+              </w:rPr>
             </w:pPr>
           </w:p>
         </w:tc>
@@ -2603,7 +2776,15 @@
             <w:shd w:val="clear" w:color="auto" w:fill="auto"/>
           </w:tcPr>
           <w:p>
-            <w:r>
+            <w:pPr>
+              <w:rPr>
+                <w:rFonts w:ascii="Times New Roman" w:hAnsi="Times New Roman" w:cs="Times New Roman"/>
+              </w:rPr>
+            </w:pPr>
+            <w:r>
+              <w:rPr>
+                <w:rFonts w:ascii="Times New Roman" w:hAnsi="Times New Roman" w:cs="Times New Roman"/>
+              </w:rPr>
               <w:t>LL.3.2.1. Escuchar discursos orales y formular juicios de valor con respecto a su contenido y forma, y participar de manera respetuosa frente a las intervenciones de los demás.</w:t>
             </w:r>
           </w:p>
@@ -2615,19 +2796,74 @@
             <w:shd w:val="clear" w:color="auto" w:fill="auto"/>
           </w:tcPr>
           <w:p>
-            <w:r>
-              <w:t>Tema: Discursos orales infantiles y juicios de valor asertivos</w:t>
+            <w:pPr>
+              <w:rPr>
+                <w:rFonts w:ascii="Times New Roman" w:hAnsi="Times New Roman" w:cs="Times New Roman"/>
+              </w:rPr>
+            </w:pPr>
+            <w:r>
+              <w:rPr>
+                <w:rFonts w:ascii="Times New Roman" w:hAnsi="Times New Roman" w:cs="Times New Roman"/>
+              </w:rPr>
+              <w:t xml:space="preserve">Tema: Discursos </w:t>
+            </w:r>
+            <w:r>
+              <w:rPr>
+                <w:rFonts w:ascii="Times New Roman" w:hAnsi="Times New Roman" w:cs="Times New Roman"/>
+              </w:rPr>
+              <w:t>y juicios de valor asertivos</w:t>
+            </w:r>
+            <w:r>
+              <w:rPr>
+                <w:rFonts w:ascii="Times New Roman" w:hAnsi="Times New Roman" w:cs="Times New Roman"/>
+              </w:rPr>
               <w:br/>
+            </w:r>
+            <w:r>
+              <w:rPr>
+                <w:rFonts w:ascii="Times New Roman" w:hAnsi="Times New Roman" w:cs="Times New Roman"/>
+              </w:rPr>
               <w:br/>
               <w:t>Materiales:</w:t>
+            </w:r>
+            <w:r>
+              <w:rPr>
+                <w:rFonts w:ascii="Times New Roman" w:hAnsi="Times New Roman" w:cs="Times New Roman"/>
+              </w:rPr>
               <w:br/>
               <w:t>Texto de Lengua 7mo (Páginas 18 a 24)</w:t>
+            </w:r>
+            <w:r>
+              <w:rPr>
+                <w:rFonts w:ascii="Times New Roman" w:hAnsi="Times New Roman" w:cs="Times New Roman"/>
+              </w:rPr>
               <w:br/>
               <w:t>Guía Docente pág. 13</w:t>
+            </w:r>
+            <w:r>
+              <w:rPr>
+                <w:rFonts w:ascii="Times New Roman" w:hAnsi="Times New Roman" w:cs="Times New Roman"/>
+              </w:rPr>
               <w:br/>
-              <w:t>Video educativo: «Discurso de Severn Suzuki (La niña que silenció al mundo)»</w:t>
+              <w:t>Video educativo: «Discurso de Severn Suzuki (La niña que sile</w:t>
+            </w:r>
+            <w:r>
+              <w:rPr>
+                <w:rFonts w:ascii="Times New Roman" w:hAnsi="Times New Roman" w:cs="Times New Roman"/>
+              </w:rPr>
+              <w:t>nció al mundo)»</w:t>
+            </w:r>
+            <w:r>
+              <w:rPr>
+                <w:rFonts w:ascii="Times New Roman" w:hAnsi="Times New Roman" w:cs="Times New Roman"/>
+              </w:rPr>
               <w:br/>
               <w:t>Guía visual de postura, mirada y voz (pág. 23)</w:t>
+            </w:r>
+            <w:r>
+              <w:rPr>
+                <w:rFonts w:ascii="Times New Roman" w:hAnsi="Times New Roman" w:cs="Times New Roman"/>
+              </w:rPr>
               <w:br/>
               <w:t>Pizarra, marcadores y cuadernos de trabajo</w:t>
             </w:r>
@@ -2643,17 +2879,17 @@
             <w:shd w:val="clear" w:color="auto" w:fill="auto"/>
           </w:tcPr>
           <w:p>
-            <w:r/>
-          </w:p>
-          <w:p>
             <w:pPr>
               <w:spacing w:before="40" w:after="40"/>
-            </w:pPr>
-            <w:r>
-              <w:rPr>
-                <w:rFonts w:ascii="Times New Roman" w:hAnsi="Times New Roman"/>
-                <w:b/>
-                <w:sz w:val="22"/>
+              <w:jc w:val="center"/>
+              <w:rPr>
+                <w:rFonts w:ascii="Times New Roman" w:hAnsi="Times New Roman" w:cs="Times New Roman"/>
+              </w:rPr>
+            </w:pPr>
+            <w:r>
+              <w:rPr>
+                <w:rFonts w:ascii="Times New Roman" w:hAnsi="Times New Roman" w:cs="Times New Roman"/>
+                <w:b/>
               </w:rPr>
               <w:t>SEMANA 2</w:t>
             </w:r>
@@ -2661,77 +2897,142 @@
           <w:p>
             <w:pPr>
               <w:spacing w:after="40"/>
-            </w:pPr>
-            <w:r>
-              <w:rPr>
-                <w:rFonts w:ascii="Times New Roman" w:hAnsi="Times New Roman"/>
-                <w:b/>
-                <w:sz w:val="21"/>
-              </w:rPr>
-              <w:t>AULA INVERTIDA (FLIPPED LEARNING) &amp; GAMIFICACIÓN</w:t>
+              <w:rPr>
+                <w:rFonts w:ascii="Times New Roman" w:hAnsi="Times New Roman" w:cs="Times New Roman"/>
+              </w:rPr>
+            </w:pPr>
+            <w:r>
+              <w:rPr>
+                <w:rFonts w:ascii="Times New Roman" w:hAnsi="Times New Roman" w:cs="Times New Roman"/>
+                <w:b/>
+              </w:rPr>
+              <w:t>AULA INVERTIDA</w:t>
+            </w:r>
+            <w:r>
+              <w:rPr>
+                <w:rFonts w:ascii="Times New Roman" w:hAnsi="Times New Roman" w:cs="Times New Roman"/>
+                <w:b/>
+              </w:rPr>
+              <w:t xml:space="preserve"> &amp; GAMIFICACIÓN</w:t>
             </w:r>
           </w:p>
           <w:p>
             <w:pPr>
               <w:spacing w:after="80"/>
-            </w:pPr>
-            <w:r>
-              <w:rPr>
-                <w:rFonts w:ascii="Times New Roman" w:hAnsi="Times New Roman"/>
-                <w:b/>
-                <w:sz w:val="20"/>
+              <w:rPr>
+                <w:rFonts w:ascii="Times New Roman" w:hAnsi="Times New Roman" w:cs="Times New Roman"/>
+              </w:rPr>
+            </w:pPr>
+            <w:r>
+              <w:rPr>
+                <w:rFonts w:ascii="Times New Roman" w:hAnsi="Times New Roman" w:cs="Times New Roman"/>
+                <w:b/>
               </w:rPr>
               <w:t xml:space="preserve">Nombre de la actividad: </w:t>
             </w:r>
             <w:r>
               <w:rPr>
-                <w:rFonts w:ascii="Times New Roman" w:hAnsi="Times New Roman"/>
-                <w:sz w:val="20"/>
-              </w:rPr>
-              <w:t>«El Gran Torneo de los Vendedores de Sueños y la Escucha Respetuosa» (Texto Pág. 18-24)</w:t>
+                <w:rFonts w:ascii="Times New Roman" w:hAnsi="Times New Roman" w:cs="Times New Roman"/>
+              </w:rPr>
+              <w:t xml:space="preserve">«El Gran Torneo de los Vendedores de Sueños y la Escucha </w:t>
+            </w:r>
+            <w:r>
+              <w:rPr>
+                <w:rFonts w:ascii="Times New Roman" w:hAnsi="Times New Roman" w:cs="Times New Roman"/>
+              </w:rPr>
+              <w:t>Respetuosa» (Texto Pág. 18-24)</w:t>
             </w:r>
           </w:p>
           <w:p>
             <w:pPr>
               <w:spacing w:before="80" w:after="20"/>
-            </w:pPr>
-            <w:r>
-              <w:rPr>
-                <w:rFonts w:ascii="Times New Roman" w:hAnsi="Times New Roman"/>
-                <w:b/>
-                <w:sz w:val="20"/>
-              </w:rPr>
-              <w:t>Antes de la Clase (Trabajo Autónomo Previo - Flipped Learning): Misión de Indagación</w:t>
+              <w:rPr>
+                <w:rFonts w:ascii="Times New Roman" w:hAnsi="Times New Roman" w:cs="Times New Roman"/>
+              </w:rPr>
+            </w:pPr>
+            <w:r>
+              <w:rPr>
+                <w:rFonts w:ascii="Times New Roman" w:hAnsi="Times New Roman" w:cs="Times New Roman"/>
+                <w:b/>
+              </w:rPr>
+              <w:t xml:space="preserve">Antes de la Clase (Trabajo Autónomo Previo - </w:t>
+            </w:r>
+            <w:proofErr w:type="spellStart"/>
+            <w:r>
+              <w:rPr>
+                <w:rFonts w:ascii="Times New Roman" w:hAnsi="Times New Roman" w:cs="Times New Roman"/>
+                <w:b/>
+              </w:rPr>
+              <w:t>Flipped</w:t>
+            </w:r>
+            <w:proofErr w:type="spellEnd"/>
+            <w:r>
+              <w:rPr>
+                <w:rFonts w:ascii="Times New Roman" w:hAnsi="Times New Roman" w:cs="Times New Roman"/>
+                <w:b/>
+              </w:rPr>
+              <w:t xml:space="preserve"> </w:t>
+            </w:r>
+            <w:proofErr w:type="spellStart"/>
+            <w:r>
+              <w:rPr>
+                <w:rFonts w:ascii="Times New Roman" w:hAnsi="Times New Roman" w:cs="Times New Roman"/>
+                <w:b/>
+              </w:rPr>
+              <w:t>Learning</w:t>
+            </w:r>
+            <w:proofErr w:type="spellEnd"/>
+            <w:r>
+              <w:rPr>
+                <w:rFonts w:ascii="Times New Roman" w:hAnsi="Times New Roman" w:cs="Times New Roman"/>
+                <w:b/>
+              </w:rPr>
+              <w:t>): Misión de Indagación</w:t>
             </w:r>
           </w:p>
           <w:p>
             <w:pPr>
               <w:spacing w:after="20"/>
-            </w:pPr>
-            <w:r>
-              <w:rPr>
-                <w:rFonts w:ascii="Times New Roman" w:hAnsi="Times New Roman"/>
-                <w:b/>
-                <w:sz w:val="19"/>
+              <w:rPr>
+                <w:rFonts w:ascii="Times New Roman" w:hAnsi="Times New Roman" w:cs="Times New Roman"/>
+              </w:rPr>
+            </w:pPr>
+            <w:r>
+              <w:rPr>
+                <w:rFonts w:ascii="Times New Roman" w:hAnsi="Times New Roman" w:cs="Times New Roman"/>
+                <w:b/>
               </w:rPr>
               <w:t xml:space="preserve">Actividad: </w:t>
             </w:r>
             <w:r>
               <w:rPr>
-                <w:rFonts w:ascii="Times New Roman" w:hAnsi="Times New Roman"/>
-                <w:sz w:val="19"/>
-              </w:rPr>
-              <w:t>En casa o tiempo autónomo, el estudiante observa y lee la escena inicial de las páginas 18 y 19. A través del enlace digital sugerido, observa y escucha el conmovedor discurso de Severn Suzuki («La niña que silenció al mundo»), respondiendo 2 preguntas guía en su cuaderno: ¿Qué emoción y mensaje transmitió la oradora a su corta edad? ¿Cómo utilizó su voz, mirada y seguridad para defender el futuro de los niños del planeta?</w:t>
+                <w:rFonts w:ascii="Times New Roman" w:hAnsi="Times New Roman" w:cs="Times New Roman"/>
+              </w:rPr>
+              <w:t>En casa o tiempo autónomo, el estudiante observa y lee la escena inicial de las páginas 18 y 19. A través del enlace digital suge</w:t>
+            </w:r>
+            <w:r>
+              <w:rPr>
+                <w:rFonts w:ascii="Times New Roman" w:hAnsi="Times New Roman" w:cs="Times New Roman"/>
+              </w:rPr>
+              <w:t>rido, observa y escucha el conmovedor discurso de Severn Suzuki («La niña que silenció al mundo»), respondiendo 2 preguntas guía en su cuaderno: ¿Qué emoción y mensaje transmitió la oradora a su corta edad? ¿Cómo utilizó su voz, mirada y seguridad para def</w:t>
+            </w:r>
+            <w:r>
+              <w:rPr>
+                <w:rFonts w:ascii="Times New Roman" w:hAnsi="Times New Roman" w:cs="Times New Roman"/>
+              </w:rPr>
+              <w:t>ender el futuro de los niños del planeta?</w:t>
             </w:r>
           </w:p>
           <w:p>
             <w:pPr>
               <w:spacing w:after="40"/>
-            </w:pPr>
-            <w:r>
-              <w:rPr>
-                <w:rFonts w:ascii="Times New Roman" w:hAnsi="Times New Roman"/>
-                <w:sz w:val="19"/>
+              <w:rPr>
+                <w:rFonts w:ascii="Times New Roman" w:hAnsi="Times New Roman" w:cs="Times New Roman"/>
+              </w:rPr>
+            </w:pPr>
+            <w:r>
+              <w:rPr>
+                <w:rFonts w:ascii="Times New Roman" w:hAnsi="Times New Roman" w:cs="Times New Roman"/>
               </w:rPr>
               <w:t>Gamificación: 'Pasaporte del Detective de la Palabra': Los estudiantes que traigan registrada su observación previa reciben 20 puntos de experiencia iniciales y su credencial de 'Orador Investigador'.</w:t>
             </w:r>
@@ -2739,12 +3040,14 @@
           <w:p>
             <w:pPr>
               <w:spacing w:after="20"/>
-            </w:pPr>
-            <w:r>
-              <w:rPr>
-                <w:rFonts w:ascii="Times New Roman" w:hAnsi="Times New Roman"/>
-                <w:b/>
-                <w:sz w:val="19"/>
+              <w:rPr>
+                <w:rFonts w:ascii="Times New Roman" w:hAnsi="Times New Roman" w:cs="Times New Roman"/>
+              </w:rPr>
+            </w:pPr>
+            <w:r>
+              <w:rPr>
+                <w:rFonts w:ascii="Times New Roman" w:hAnsi="Times New Roman" w:cs="Times New Roman"/>
+                <w:b/>
               </w:rPr>
               <w:t>DUA aplicado:</w:t>
             </w:r>
@@ -2752,39 +3055,62 @@
           <w:p>
             <w:pPr>
               <w:spacing w:after="20"/>
-            </w:pPr>
-            <w:r>
-              <w:rPr>
-                <w:rFonts w:ascii="Times New Roman" w:hAnsi="Times New Roman"/>
-                <w:b/>
-                <w:sz w:val="18"/>
+              <w:rPr>
+                <w:rFonts w:ascii="Times New Roman" w:hAnsi="Times New Roman" w:cs="Times New Roman"/>
+              </w:rPr>
+            </w:pPr>
+            <w:r>
+              <w:rPr>
+                <w:rFonts w:ascii="Times New Roman" w:hAnsi="Times New Roman" w:cs="Times New Roman"/>
+                <w:b/>
               </w:rPr>
               <w:t xml:space="preserve">Representación: </w:t>
             </w:r>
             <w:r>
               <w:rPr>
-                <w:rFonts w:ascii="Times New Roman" w:hAnsi="Times New Roman"/>
-                <w:sz w:val="18"/>
-              </w:rPr>
-              <w:t>Video con subtítulos y audio claro en enlace digital/QR, y viñeta ilustrada impresa de las págs. 18-19.</w:t>
+                <w:rFonts w:ascii="Times New Roman" w:hAnsi="Times New Roman" w:cs="Times New Roman"/>
+              </w:rPr>
+              <w:t xml:space="preserve">Video con subtítulos y </w:t>
+            </w:r>
+            <w:r>
+              <w:rPr>
+                <w:rFonts w:ascii="Times New Roman" w:hAnsi="Times New Roman" w:cs="Times New Roman"/>
+              </w:rPr>
+              <w:t xml:space="preserve"> </w:t>
+            </w:r>
+            <w:r>
+              <w:t xml:space="preserve"> </w:t>
+            </w:r>
+            <w:r>
+              <w:rPr>
+                <w:rFonts w:ascii="Times New Roman" w:hAnsi="Times New Roman" w:cs="Times New Roman"/>
+              </w:rPr>
+              <w:t>Escena dialogada del texto escolar</w:t>
+            </w:r>
+            <w:r>
+              <w:rPr>
+                <w:rFonts w:ascii="Times New Roman" w:hAnsi="Times New Roman" w:cs="Times New Roman"/>
+              </w:rPr>
+              <w:t xml:space="preserve"> págs. 18-19.</w:t>
             </w:r>
           </w:p>
           <w:p>
             <w:pPr>
               <w:spacing w:after="20"/>
-            </w:pPr>
-            <w:r>
-              <w:rPr>
-                <w:rFonts w:ascii="Times New Roman" w:hAnsi="Times New Roman"/>
-                <w:b/>
-                <w:sz w:val="18"/>
+              <w:rPr>
+                <w:rFonts w:ascii="Times New Roman" w:hAnsi="Times New Roman" w:cs="Times New Roman"/>
+              </w:rPr>
+            </w:pPr>
+            <w:r>
+              <w:rPr>
+                <w:rFonts w:ascii="Times New Roman" w:hAnsi="Times New Roman" w:cs="Times New Roman"/>
+                <w:b/>
               </w:rPr>
               <w:t xml:space="preserve">Acción y expresión: </w:t>
             </w:r>
             <w:r>
               <w:rPr>
-                <w:rFonts w:ascii="Times New Roman" w:hAnsi="Times New Roman"/>
-                <w:sz w:val="18"/>
+                <w:rFonts w:ascii="Times New Roman" w:hAnsi="Times New Roman" w:cs="Times New Roman"/>
               </w:rPr>
               <w:t>Opciones para responder: párrafo escrito en cuaderno, dibujo esquemático o nota de voz corta.</w:t>
             </w:r>
@@ -2792,19 +3118,27 @@
           <w:p>
             <w:pPr>
               <w:spacing w:after="20"/>
-            </w:pPr>
-            <w:r>
-              <w:rPr>
-                <w:rFonts w:ascii="Times New Roman" w:hAnsi="Times New Roman"/>
-                <w:b/>
-                <w:sz w:val="18"/>
-              </w:rPr>
-              <w:t xml:space="preserve">Compromiso-Motivación: </w:t>
-            </w:r>
-            <w:r>
-              <w:rPr>
-                <w:rFonts w:ascii="Times New Roman" w:hAnsi="Times New Roman"/>
-                <w:sz w:val="18"/>
+              <w:rPr>
+                <w:rFonts w:ascii="Times New Roman" w:hAnsi="Times New Roman" w:cs="Times New Roman"/>
+              </w:rPr>
+            </w:pPr>
+            <w:r>
+              <w:rPr>
+                <w:rFonts w:ascii="Times New Roman" w:hAnsi="Times New Roman" w:cs="Times New Roman"/>
+                <w:b/>
+              </w:rPr>
+              <w:t>Compromiso-Motivación</w:t>
+            </w:r>
+            <w:r>
+              <w:rPr>
+                <w:rFonts w:ascii="Times New Roman" w:hAnsi="Times New Roman" w:cs="Times New Roman"/>
+                <w:b/>
+              </w:rPr>
+              <w:t xml:space="preserve">: </w:t>
+            </w:r>
+            <w:r>
+              <w:rPr>
+                <w:rFonts w:ascii="Times New Roman" w:hAnsi="Times New Roman" w:cs="Times New Roman"/>
               </w:rPr>
               <w:t>Conexión empática con una oradora de su edad y recompensa de puntos de experiencia para la credencial.</w:t>
             </w:r>
@@ -2815,6 +3149,7 @@
               <w:tblW w:w="0" w:type="auto"/>
               <w:jc w:val="center"/>
               <w:tblLayout w:type="fixed"/>
+              <w:tblLook w:val="04A0" w:firstRow="1" w:lastRow="0" w:firstColumn="1" w:lastColumn="0" w:noHBand="0" w:noVBand="1"/>
             </w:tblPr>
             <w:tblGrid>
               <w:gridCol w:w="683"/>
@@ -2834,12 +3169,12 @@
                 <w:p>
                   <w:pPr>
                     <w:pStyle w:val="Sinespaciado"/>
+                    <w:framePr w:hSpace="141" w:wrap="around" w:vAnchor="text" w:hAnchor="margin" w:y="-138"/>
                     <w:jc w:val="center"/>
                     <w:rPr>
                       <w:rFonts w:ascii="Times New Roman" w:hAnsi="Times New Roman" w:cs="Times New Roman"/>
                       <w:b/>
                       <w:color w:val="FFFFFF"/>
-                      <w:sz w:val="20"/>
                     </w:rPr>
                   </w:pPr>
                   <w:r>
@@ -2847,7 +3182,6 @@
                       <w:rFonts w:ascii="Times New Roman" w:hAnsi="Times New Roman" w:cs="Times New Roman"/>
                       <w:b/>
                       <w:color w:val="FFFFFF"/>
-                      <w:sz w:val="20"/>
                     </w:rPr>
                     <w:t>R</w:t>
                   </w:r>
@@ -2861,12 +3195,12 @@
                 <w:p>
                   <w:pPr>
                     <w:pStyle w:val="Sinespaciado"/>
+                    <w:framePr w:hSpace="141" w:wrap="around" w:vAnchor="text" w:hAnchor="margin" w:y="-138"/>
                     <w:jc w:val="center"/>
                     <w:rPr>
                       <w:rFonts w:ascii="Times New Roman" w:hAnsi="Times New Roman" w:cs="Times New Roman"/>
                       <w:b/>
                       <w:color w:val="FFFFFF"/>
-                      <w:sz w:val="20"/>
                     </w:rPr>
                   </w:pPr>
                   <w:r>
@@ -2874,7 +3208,6 @@
                       <w:rFonts w:ascii="Times New Roman" w:hAnsi="Times New Roman" w:cs="Times New Roman"/>
                       <w:b/>
                       <w:color w:val="FFFFFF"/>
-                      <w:sz w:val="20"/>
                     </w:rPr>
                     <w:t>A-E</w:t>
                   </w:r>
@@ -2888,12 +3221,12 @@
                 <w:p>
                   <w:pPr>
                     <w:pStyle w:val="Sinespaciado"/>
+                    <w:framePr w:hSpace="141" w:wrap="around" w:vAnchor="text" w:hAnchor="margin" w:y="-138"/>
                     <w:jc w:val="center"/>
                     <w:rPr>
                       <w:rFonts w:ascii="Times New Roman" w:hAnsi="Times New Roman" w:cs="Times New Roman"/>
                       <w:b/>
                       <w:color w:val="FFFFFF"/>
-                      <w:sz w:val="20"/>
                     </w:rPr>
                   </w:pPr>
                   <w:r>
@@ -2901,7 +3234,6 @@
                       <w:rFonts w:ascii="Times New Roman" w:hAnsi="Times New Roman" w:cs="Times New Roman"/>
                       <w:b/>
                       <w:color w:val="FFFFFF"/>
-                      <w:sz w:val="20"/>
                     </w:rPr>
                     <w:t>C-M</w:t>
                   </w:r>
@@ -2912,49 +3244,85 @@
           <w:p>
             <w:pPr>
               <w:spacing w:before="40" w:after="40"/>
+              <w:rPr>
+                <w:rFonts w:ascii="Times New Roman" w:hAnsi="Times New Roman" w:cs="Times New Roman"/>
+              </w:rPr>
             </w:pPr>
           </w:p>
           <w:p>
             <w:pPr>
               <w:spacing w:before="80" w:after="20"/>
-            </w:pPr>
-            <w:r>
-              <w:rPr>
-                <w:rFonts w:ascii="Times New Roman" w:hAnsi="Times New Roman"/>
-                <w:b/>
-                <w:sz w:val="20"/>
-              </w:rPr>
-              <w:t>Fase 1: En Aula - Activación Gamificada y Verificación del Aprendizaje Previo</w:t>
+              <w:rPr>
+                <w:rFonts w:ascii="Times New Roman" w:hAnsi="Times New Roman" w:cs="Times New Roman"/>
+              </w:rPr>
+            </w:pPr>
+            <w:r>
+              <w:rPr>
+                <w:rFonts w:ascii="Times New Roman" w:hAnsi="Times New Roman" w:cs="Times New Roman"/>
+                <w:b/>
+              </w:rPr>
+              <w:t xml:space="preserve">Fase 1: En Aula - Activación </w:t>
+            </w:r>
+            <w:proofErr w:type="spellStart"/>
+            <w:r>
+              <w:rPr>
+                <w:rFonts w:ascii="Times New Roman" w:hAnsi="Times New Roman" w:cs="Times New Roman"/>
+                <w:b/>
+              </w:rPr>
+              <w:t>Gamificada</w:t>
+            </w:r>
+            <w:proofErr w:type="spellEnd"/>
+            <w:r>
+              <w:rPr>
+                <w:rFonts w:ascii="Times New Roman" w:hAnsi="Times New Roman" w:cs="Times New Roman"/>
+                <w:b/>
+              </w:rPr>
+              <w:t xml:space="preserve"> y Verificación del Aprendizaje Previo</w:t>
             </w:r>
           </w:p>
           <w:p>
             <w:pPr>
               <w:spacing w:after="20"/>
-            </w:pPr>
-            <w:r>
-              <w:rPr>
-                <w:rFonts w:ascii="Times New Roman" w:hAnsi="Times New Roman"/>
-                <w:b/>
-                <w:sz w:val="19"/>
+              <w:rPr>
+                <w:rFonts w:ascii="Times New Roman" w:hAnsi="Times New Roman" w:cs="Times New Roman"/>
+              </w:rPr>
+            </w:pPr>
+            <w:r>
+              <w:rPr>
+                <w:rFonts w:ascii="Times New Roman" w:hAnsi="Times New Roman" w:cs="Times New Roman"/>
+                <w:b/>
               </w:rPr>
               <w:t xml:space="preserve">Actividad: </w:t>
             </w:r>
             <w:r>
               <w:rPr>
-                <w:rFonts w:ascii="Times New Roman" w:hAnsi="Times New Roman"/>
-                <w:sz w:val="19"/>
-              </w:rPr>
-              <w:t>Apertura en el aula conectando los descubrimientos del discurso de Severn Suzuki visto en casa. Dinámica relámpago de sondeo: ¿Qué sintieron al ver a una niña de su edad hablar con tanta seguridad frente a líderes mundiales? ¿Cómo podemos canalizar nuestros nervios y transformarlos en fuerza comunicativa para dar nuestro propio discurso? Se validan las reflexiones previas en plenaria participativa.</w:t>
+                <w:rFonts w:ascii="Times New Roman" w:hAnsi="Times New Roman" w:cs="Times New Roman"/>
+              </w:rPr>
+              <w:t xml:space="preserve">Apertura en el aula conectando los </w:t>
+            </w:r>
+            <w:r>
+              <w:rPr>
+                <w:rFonts w:ascii="Times New Roman" w:hAnsi="Times New Roman" w:cs="Times New Roman"/>
+              </w:rPr>
+              <w:t>descubrimientos del discurso de Severn Suzuki visto en casa. Dinámica relámpago de sondeo: ¿Qué sintieron al ver a una niña de su edad hablar con tanta seguridad frente a líderes mundiales? ¿Cómo podemos canalizar nuestros nervios y transformarlos en fuerz</w:t>
+            </w:r>
+            <w:r>
+              <w:rPr>
+                <w:rFonts w:ascii="Times New Roman" w:hAnsi="Times New Roman" w:cs="Times New Roman"/>
+              </w:rPr>
+              <w:t>a comunicativa para dar nuestro propio discurso? Se validan las reflexiones previas en plenaria participativa.</w:t>
             </w:r>
           </w:p>
           <w:p>
             <w:pPr>
               <w:spacing w:after="40"/>
-            </w:pPr>
-            <w:r>
-              <w:rPr>
-                <w:rFonts w:ascii="Times New Roman" w:hAnsi="Times New Roman"/>
-                <w:sz w:val="19"/>
+              <w:rPr>
+                <w:rFonts w:ascii="Times New Roman" w:hAnsi="Times New Roman" w:cs="Times New Roman"/>
+              </w:rPr>
+            </w:pPr>
+            <w:r>
+              <w:rPr>
+                <w:rFonts w:ascii="Times New Roman" w:hAnsi="Times New Roman" w:cs="Times New Roman"/>
               </w:rPr>
               <w:t>Gamificación: 'Desafío del Micrófono Dorado': Cada equipo activa su participación ganando estrellas de elocuencia y empatía auditiva.</w:t>
             </w:r>
@@ -2962,32 +3330,42 @@
           <w:p>
             <w:pPr>
               <w:spacing w:after="20"/>
-            </w:pPr>
-            <w:r>
-              <w:rPr>
-                <w:rFonts w:ascii="Times New Roman" w:hAnsi="Times New Roman"/>
-                <w:b/>
-                <w:sz w:val="19"/>
-              </w:rPr>
-              <w:t>DUA aplicado:</w:t>
+              <w:rPr>
+                <w:rFonts w:ascii="Times New Roman" w:hAnsi="Times New Roman" w:cs="Times New Roman"/>
+              </w:rPr>
+            </w:pPr>
+            <w:r>
+              <w:rPr>
+                <w:rFonts w:ascii="Times New Roman" w:hAnsi="Times New Roman" w:cs="Times New Roman"/>
+                <w:b/>
+              </w:rPr>
+              <w:t>DUA aplicad</w:t>
+            </w:r>
+            <w:r>
+              <w:rPr>
+                <w:rFonts w:ascii="Times New Roman" w:hAnsi="Times New Roman" w:cs="Times New Roman"/>
+                <w:b/>
+              </w:rPr>
+              <w:t>o:</w:t>
             </w:r>
           </w:p>
           <w:p>
             <w:pPr>
               <w:spacing w:after="20"/>
-            </w:pPr>
-            <w:r>
-              <w:rPr>
-                <w:rFonts w:ascii="Times New Roman" w:hAnsi="Times New Roman"/>
-                <w:b/>
-                <w:sz w:val="18"/>
+              <w:rPr>
+                <w:rFonts w:ascii="Times New Roman" w:hAnsi="Times New Roman" w:cs="Times New Roman"/>
+              </w:rPr>
+            </w:pPr>
+            <w:r>
+              <w:rPr>
+                <w:rFonts w:ascii="Times New Roman" w:hAnsi="Times New Roman" w:cs="Times New Roman"/>
+                <w:b/>
               </w:rPr>
               <w:t xml:space="preserve">Representación: </w:t>
             </w:r>
             <w:r>
               <w:rPr>
-                <w:rFonts w:ascii="Times New Roman" w:hAnsi="Times New Roman"/>
-                <w:sz w:val="18"/>
+                <w:rFonts w:ascii="Times New Roman" w:hAnsi="Times New Roman" w:cs="Times New Roman"/>
               </w:rPr>
               <w:t>Organizador gráfico en pizarra con lluvia de ideas (nervios vs. seguridad) y viñeta de la pág. 19.</w:t>
             </w:r>
@@ -2995,19 +3373,20 @@
           <w:p>
             <w:pPr>
               <w:spacing w:after="20"/>
-            </w:pPr>
-            <w:r>
-              <w:rPr>
-                <w:rFonts w:ascii="Times New Roman" w:hAnsi="Times New Roman"/>
-                <w:b/>
-                <w:sz w:val="18"/>
+              <w:rPr>
+                <w:rFonts w:ascii="Times New Roman" w:hAnsi="Times New Roman" w:cs="Times New Roman"/>
+              </w:rPr>
+            </w:pPr>
+            <w:r>
+              <w:rPr>
+                <w:rFonts w:ascii="Times New Roman" w:hAnsi="Times New Roman" w:cs="Times New Roman"/>
+                <w:b/>
               </w:rPr>
               <w:t xml:space="preserve">Acción y expresión: </w:t>
             </w:r>
             <w:r>
               <w:rPr>
-                <w:rFonts w:ascii="Times New Roman" w:hAnsi="Times New Roman"/>
-                <w:sz w:val="18"/>
+                <w:rFonts w:ascii="Times New Roman" w:hAnsi="Times New Roman" w:cs="Times New Roman"/>
               </w:rPr>
               <w:t>Intervención oral con el 'Micrófono Dorado' o demostración gestual de posturas de seguridad.</w:t>
             </w:r>
@@ -3015,21 +3394,28 @@
           <w:p>
             <w:pPr>
               <w:spacing w:after="20"/>
-            </w:pPr>
-            <w:r>
-              <w:rPr>
-                <w:rFonts w:ascii="Times New Roman" w:hAnsi="Times New Roman"/>
-                <w:b/>
-                <w:sz w:val="18"/>
+              <w:rPr>
+                <w:rFonts w:ascii="Times New Roman" w:hAnsi="Times New Roman" w:cs="Times New Roman"/>
+              </w:rPr>
+            </w:pPr>
+            <w:r>
+              <w:rPr>
+                <w:rFonts w:ascii="Times New Roman" w:hAnsi="Times New Roman" w:cs="Times New Roman"/>
+                <w:b/>
               </w:rPr>
               <w:t xml:space="preserve">Compromiso-Motivación: </w:t>
             </w:r>
             <w:r>
               <w:rPr>
-                <w:rFonts w:ascii="Times New Roman" w:hAnsi="Times New Roman"/>
-                <w:sz w:val="18"/>
-              </w:rPr>
-              <w:t>Validación positiva inmediata del trabajo autónomo de casa en un ambiente seguro y sin juicios punitivos.</w:t>
+                <w:rFonts w:ascii="Times New Roman" w:hAnsi="Times New Roman" w:cs="Times New Roman"/>
+              </w:rPr>
+              <w:t>Va</w:t>
+            </w:r>
+            <w:r>
+              <w:rPr>
+                <w:rFonts w:ascii="Times New Roman" w:hAnsi="Times New Roman" w:cs="Times New Roman"/>
+              </w:rPr>
+              <w:t>lidación positiva inmediata del trabajo autónomo de casa en un ambiente seguro y sin juicios punitivos.</w:t>
             </w:r>
           </w:p>
           <w:tbl>
@@ -3038,6 +3424,7 @@
               <w:tblW w:w="0" w:type="auto"/>
               <w:jc w:val="center"/>
               <w:tblLayout w:type="fixed"/>
+              <w:tblLook w:val="04A0" w:firstRow="1" w:lastRow="0" w:firstColumn="1" w:lastColumn="0" w:noHBand="0" w:noVBand="1"/>
             </w:tblPr>
             <w:tblGrid>
               <w:gridCol w:w="683"/>
@@ -3057,12 +3444,12 @@
                 <w:p>
                   <w:pPr>
                     <w:pStyle w:val="Sinespaciado"/>
+                    <w:framePr w:hSpace="141" w:wrap="around" w:vAnchor="text" w:hAnchor="margin" w:y="-138"/>
                     <w:jc w:val="center"/>
                     <w:rPr>
                       <w:rFonts w:ascii="Times New Roman" w:hAnsi="Times New Roman" w:cs="Times New Roman"/>
                       <w:b/>
                       <w:color w:val="FFFFFF"/>
-                      <w:sz w:val="20"/>
                     </w:rPr>
                   </w:pPr>
                   <w:r>
@@ -3070,7 +3457,6 @@
                       <w:rFonts w:ascii="Times New Roman" w:hAnsi="Times New Roman" w:cs="Times New Roman"/>
                       <w:b/>
                       <w:color w:val="FFFFFF"/>
-                      <w:sz w:val="20"/>
                     </w:rPr>
                     <w:t>R</w:t>
                   </w:r>
@@ -3084,12 +3470,12 @@
                 <w:p>
                   <w:pPr>
                     <w:pStyle w:val="Sinespaciado"/>
+                    <w:framePr w:hSpace="141" w:wrap="around" w:vAnchor="text" w:hAnchor="margin" w:y="-138"/>
                     <w:jc w:val="center"/>
                     <w:rPr>
                       <w:rFonts w:ascii="Times New Roman" w:hAnsi="Times New Roman" w:cs="Times New Roman"/>
                       <w:b/>
                       <w:color w:val="FFFFFF"/>
-                      <w:sz w:val="20"/>
                     </w:rPr>
                   </w:pPr>
                   <w:r>
@@ -3097,7 +3483,6 @@
                       <w:rFonts w:ascii="Times New Roman" w:hAnsi="Times New Roman" w:cs="Times New Roman"/>
                       <w:b/>
                       <w:color w:val="FFFFFF"/>
-                      <w:sz w:val="20"/>
                     </w:rPr>
                     <w:t>A-E</w:t>
                   </w:r>
@@ -3111,12 +3496,12 @@
                 <w:p>
                   <w:pPr>
                     <w:pStyle w:val="Sinespaciado"/>
+                    <w:framePr w:hSpace="141" w:wrap="around" w:vAnchor="text" w:hAnchor="margin" w:y="-138"/>
                     <w:jc w:val="center"/>
                     <w:rPr>
                       <w:rFonts w:ascii="Times New Roman" w:hAnsi="Times New Roman" w:cs="Times New Roman"/>
                       <w:b/>
                       <w:color w:val="FFFFFF"/>
-                      <w:sz w:val="20"/>
                     </w:rPr>
                   </w:pPr>
                   <w:r>
@@ -3124,7 +3509,6 @@
                       <w:rFonts w:ascii="Times New Roman" w:hAnsi="Times New Roman" w:cs="Times New Roman"/>
                       <w:b/>
                       <w:color w:val="FFFFFF"/>
-                      <w:sz w:val="20"/>
                     </w:rPr>
                     <w:t>C-M</w:t>
                   </w:r>
@@ -3135,17 +3519,22 @@
           <w:p>
             <w:pPr>
               <w:spacing w:before="40" w:after="40"/>
+              <w:rPr>
+                <w:rFonts w:ascii="Times New Roman" w:hAnsi="Times New Roman" w:cs="Times New Roman"/>
+              </w:rPr>
             </w:pPr>
           </w:p>
           <w:p>
             <w:pPr>
               <w:spacing w:before="80" w:after="20"/>
-            </w:pPr>
-            <w:r>
-              <w:rPr>
-                <w:rFonts w:ascii="Times New Roman" w:hAnsi="Times New Roman"/>
-                <w:b/>
-                <w:sz w:val="20"/>
+              <w:rPr>
+                <w:rFonts w:ascii="Times New Roman" w:hAnsi="Times New Roman" w:cs="Times New Roman"/>
+              </w:rPr>
+            </w:pPr>
+            <w:r>
+              <w:rPr>
+                <w:rFonts w:ascii="Times New Roman" w:hAnsi="Times New Roman" w:cs="Times New Roman"/>
+                <w:b/>
               </w:rPr>
               <w:t>Fase 2: En Aula - Deconstrucción Crítica y Juicios de Valor (Págs. 20-22)</w:t>
             </w:r>
@@ -3153,44 +3542,67 @@
           <w:p>
             <w:pPr>
               <w:spacing w:after="20"/>
-            </w:pPr>
-            <w:r>
-              <w:rPr>
-                <w:rFonts w:ascii="Times New Roman" w:hAnsi="Times New Roman"/>
-                <w:b/>
-                <w:sz w:val="19"/>
+              <w:rPr>
+                <w:rFonts w:ascii="Times New Roman" w:hAnsi="Times New Roman" w:cs="Times New Roman"/>
+              </w:rPr>
+            </w:pPr>
+            <w:r>
+              <w:rPr>
+                <w:rFonts w:ascii="Times New Roman" w:hAnsi="Times New Roman" w:cs="Times New Roman"/>
+                <w:b/>
               </w:rPr>
               <w:t xml:space="preserve">Actividad: </w:t>
             </w:r>
             <w:r>
               <w:rPr>
-                <w:rFonts w:ascii="Times New Roman" w:hAnsi="Times New Roman"/>
-                <w:sz w:val="19"/>
-              </w:rPr>
-              <w:t>Lectura reflexiva del «Discurso de un niño» sobre los derechos de la infancia (págs. 20-21). En equipos cooperativos, deconstruyen la estructura del discurso: Introducción (saludo y captura de atención), Desarrollo (argumentos fundamentados) y Conclusión (llamado a la acción). Estudio de la pág. 22 sobre el rol del oyente activo y cómo emitir juicios de valor constructivos diferenciando hechos comprobables de opiniones sin agredir.</w:t>
+                <w:rFonts w:ascii="Times New Roman" w:hAnsi="Times New Roman" w:cs="Times New Roman"/>
+              </w:rPr>
+              <w:t>Lectura reflexiva del «Discurso de un niño» sobre los d</w:t>
+            </w:r>
+            <w:r>
+              <w:rPr>
+                <w:rFonts w:ascii="Times New Roman" w:hAnsi="Times New Roman" w:cs="Times New Roman"/>
+              </w:rPr>
+              <w:t>erechos de la infancia (págs. 20-21). En equipos cooperativos, deconstruyen la estructura del discurso: Introducción (saludo y captura de atención), Desarrollo (argumentos fundamentados) y Conclusión (llamado a la acción). Estudio de la pág. 22 sobre el ro</w:t>
+            </w:r>
+            <w:r>
+              <w:rPr>
+                <w:rFonts w:ascii="Times New Roman" w:hAnsi="Times New Roman" w:cs="Times New Roman"/>
+              </w:rPr>
+              <w:t>l del oyente activo y cómo emitir juicios de valor constructivos diferenciando hechos comprobables de opiniones sin agredir.</w:t>
             </w:r>
           </w:p>
           <w:p>
             <w:pPr>
               <w:spacing w:after="40"/>
-            </w:pPr>
-            <w:r>
-              <w:rPr>
-                <w:rFonts w:ascii="Times New Roman" w:hAnsi="Times New Roman"/>
-                <w:sz w:val="19"/>
-              </w:rPr>
-              <w:t>Gamificación: 'Detectives de Argumentos': Ganan 15 puntos quienes identifiquen la idea central y detecten argumentos sólidos en tarjetas de muestra.</w:t>
+              <w:rPr>
+                <w:rFonts w:ascii="Times New Roman" w:hAnsi="Times New Roman" w:cs="Times New Roman"/>
+              </w:rPr>
+            </w:pPr>
+            <w:r>
+              <w:rPr>
+                <w:rFonts w:ascii="Times New Roman" w:hAnsi="Times New Roman" w:cs="Times New Roman"/>
+              </w:rPr>
+              <w:t>Gamificación: 'Detectives de Argumentos': Ganan 15 puntos quienes identifiquen la idea central y detecten argumentos sólidos en tar</w:t>
+            </w:r>
+            <w:r>
+              <w:rPr>
+                <w:rFonts w:ascii="Times New Roman" w:hAnsi="Times New Roman" w:cs="Times New Roman"/>
+              </w:rPr>
+              <w:t>jetas de muestra.</w:t>
             </w:r>
           </w:p>
           <w:p>
             <w:pPr>
               <w:spacing w:after="20"/>
-            </w:pPr>
-            <w:r>
-              <w:rPr>
-                <w:rFonts w:ascii="Times New Roman" w:hAnsi="Times New Roman"/>
-                <w:b/>
-                <w:sz w:val="19"/>
+              <w:rPr>
+                <w:rFonts w:ascii="Times New Roman" w:hAnsi="Times New Roman" w:cs="Times New Roman"/>
+              </w:rPr>
+            </w:pPr>
+            <w:r>
+              <w:rPr>
+                <w:rFonts w:ascii="Times New Roman" w:hAnsi="Times New Roman" w:cs="Times New Roman"/>
+                <w:b/>
               </w:rPr>
               <w:t>DUA aplicado:</w:t>
             </w:r>
@@ -3198,19 +3610,20 @@
           <w:p>
             <w:pPr>
               <w:spacing w:after="20"/>
-            </w:pPr>
-            <w:r>
-              <w:rPr>
-                <w:rFonts w:ascii="Times New Roman" w:hAnsi="Times New Roman"/>
-                <w:b/>
-                <w:sz w:val="18"/>
+              <w:rPr>
+                <w:rFonts w:ascii="Times New Roman" w:hAnsi="Times New Roman" w:cs="Times New Roman"/>
+              </w:rPr>
+            </w:pPr>
+            <w:r>
+              <w:rPr>
+                <w:rFonts w:ascii="Times New Roman" w:hAnsi="Times New Roman" w:cs="Times New Roman"/>
+                <w:b/>
               </w:rPr>
               <w:t xml:space="preserve">Representación: </w:t>
             </w:r>
             <w:r>
               <w:rPr>
-                <w:rFonts w:ascii="Times New Roman" w:hAnsi="Times New Roman"/>
-                <w:sz w:val="18"/>
+                <w:rFonts w:ascii="Times New Roman" w:hAnsi="Times New Roman" w:cs="Times New Roman"/>
               </w:rPr>
               <w:t>Código cromático en el texto (verde: inicio, azul: desarrollo, naranja: cierre) y esquema de la pág. 22.</w:t>
             </w:r>
@@ -3218,39 +3631,47 @@
           <w:p>
             <w:pPr>
               <w:spacing w:after="20"/>
-            </w:pPr>
-            <w:r>
-              <w:rPr>
-                <w:rFonts w:ascii="Times New Roman" w:hAnsi="Times New Roman"/>
-                <w:b/>
-                <w:sz w:val="18"/>
+              <w:rPr>
+                <w:rFonts w:ascii="Times New Roman" w:hAnsi="Times New Roman" w:cs="Times New Roman"/>
+              </w:rPr>
+            </w:pPr>
+            <w:r>
+              <w:rPr>
+                <w:rFonts w:ascii="Times New Roman" w:hAnsi="Times New Roman" w:cs="Times New Roman"/>
+                <w:b/>
               </w:rPr>
               <w:t xml:space="preserve">Acción y expresión: </w:t>
             </w:r>
             <w:r>
               <w:rPr>
-                <w:rFonts w:ascii="Times New Roman" w:hAnsi="Times New Roman"/>
-                <w:sz w:val="18"/>
-              </w:rPr>
-              <w:t>Ordenamiento de tarjetas de argumentos en pizarra o cuaderno, y formulación oral o escrita de juicios de valor.</w:t>
+                <w:rFonts w:ascii="Times New Roman" w:hAnsi="Times New Roman" w:cs="Times New Roman"/>
+              </w:rPr>
+              <w:t xml:space="preserve">Ordenamiento de tarjetas de argumentos en pizarra o cuaderno, y </w:t>
+            </w:r>
+            <w:r>
+              <w:rPr>
+                <w:rFonts w:ascii="Times New Roman" w:hAnsi="Times New Roman" w:cs="Times New Roman"/>
+              </w:rPr>
+              <w:t>formulación oral o escrita de juicios de valor.</w:t>
             </w:r>
           </w:p>
           <w:p>
             <w:pPr>
               <w:spacing w:after="20"/>
-            </w:pPr>
-            <w:r>
-              <w:rPr>
-                <w:rFonts w:ascii="Times New Roman" w:hAnsi="Times New Roman"/>
-                <w:b/>
-                <w:sz w:val="18"/>
+              <w:rPr>
+                <w:rFonts w:ascii="Times New Roman" w:hAnsi="Times New Roman" w:cs="Times New Roman"/>
+              </w:rPr>
+            </w:pPr>
+            <w:r>
+              <w:rPr>
+                <w:rFonts w:ascii="Times New Roman" w:hAnsi="Times New Roman" w:cs="Times New Roman"/>
+                <w:b/>
               </w:rPr>
               <w:t xml:space="preserve">Compromiso-Motivación: </w:t>
             </w:r>
             <w:r>
               <w:rPr>
-                <w:rFonts w:ascii="Times New Roman" w:hAnsi="Times New Roman"/>
-                <w:sz w:val="18"/>
+                <w:rFonts w:ascii="Times New Roman" w:hAnsi="Times New Roman" w:cs="Times New Roman"/>
               </w:rPr>
               <w:t>Trabajo cooperativo con roles rotativos asignados en el equipo de detectives (lector, organizador, portavoz).</w:t>
             </w:r>
@@ -3261,6 +3682,7 @@
               <w:tblW w:w="0" w:type="auto"/>
               <w:jc w:val="center"/>
               <w:tblLayout w:type="fixed"/>
+              <w:tblLook w:val="04A0" w:firstRow="1" w:lastRow="0" w:firstColumn="1" w:lastColumn="0" w:noHBand="0" w:noVBand="1"/>
             </w:tblPr>
             <w:tblGrid>
               <w:gridCol w:w="683"/>
@@ -3280,12 +3702,12 @@
                 <w:p>
                   <w:pPr>
                     <w:pStyle w:val="Sinespaciado"/>
+                    <w:framePr w:hSpace="141" w:wrap="around" w:vAnchor="text" w:hAnchor="margin" w:y="-138"/>
                     <w:jc w:val="center"/>
                     <w:rPr>
                       <w:rFonts w:ascii="Times New Roman" w:hAnsi="Times New Roman" w:cs="Times New Roman"/>
                       <w:b/>
                       <w:color w:val="FFFFFF"/>
-                      <w:sz w:val="20"/>
                     </w:rPr>
                   </w:pPr>
                   <w:r>
@@ -3293,7 +3715,6 @@
                       <w:rFonts w:ascii="Times New Roman" w:hAnsi="Times New Roman" w:cs="Times New Roman"/>
                       <w:b/>
                       <w:color w:val="FFFFFF"/>
-                      <w:sz w:val="20"/>
                     </w:rPr>
                     <w:t>R</w:t>
                   </w:r>
@@ -3307,12 +3728,12 @@
                 <w:p>
                   <w:pPr>
                     <w:pStyle w:val="Sinespaciado"/>
+                    <w:framePr w:hSpace="141" w:wrap="around" w:vAnchor="text" w:hAnchor="margin" w:y="-138"/>
                     <w:jc w:val="center"/>
                     <w:rPr>
                       <w:rFonts w:ascii="Times New Roman" w:hAnsi="Times New Roman" w:cs="Times New Roman"/>
                       <w:b/>
                       <w:color w:val="FFFFFF"/>
-                      <w:sz w:val="20"/>
                     </w:rPr>
                   </w:pPr>
                   <w:r>
@@ -3320,7 +3741,6 @@
                       <w:rFonts w:ascii="Times New Roman" w:hAnsi="Times New Roman" w:cs="Times New Roman"/>
                       <w:b/>
                       <w:color w:val="FFFFFF"/>
-                      <w:sz w:val="20"/>
                     </w:rPr>
                     <w:t>A-E</w:t>
                   </w:r>
@@ -3334,12 +3754,12 @@
                 <w:p>
                   <w:pPr>
                     <w:pStyle w:val="Sinespaciado"/>
+                    <w:framePr w:hSpace="141" w:wrap="around" w:vAnchor="text" w:hAnchor="margin" w:y="-138"/>
                     <w:jc w:val="center"/>
                     <w:rPr>
                       <w:rFonts w:ascii="Times New Roman" w:hAnsi="Times New Roman" w:cs="Times New Roman"/>
                       <w:b/>
                       <w:color w:val="FFFFFF"/>
-                      <w:sz w:val="20"/>
                     </w:rPr>
                   </w:pPr>
                   <w:r>
@@ -3347,7 +3767,6 @@
                       <w:rFonts w:ascii="Times New Roman" w:hAnsi="Times New Roman" w:cs="Times New Roman"/>
                       <w:b/>
                       <w:color w:val="FFFFFF"/>
-                      <w:sz w:val="20"/>
                     </w:rPr>
                     <w:t>C-M</w:t>
                   </w:r>
@@ -3358,62 +3777,105 @@
           <w:p>
             <w:pPr>
               <w:spacing w:before="40" w:after="40"/>
+              <w:rPr>
+                <w:rFonts w:ascii="Times New Roman" w:hAnsi="Times New Roman" w:cs="Times New Roman"/>
+              </w:rPr>
             </w:pPr>
           </w:p>
           <w:p>
             <w:pPr>
               <w:spacing w:before="80" w:after="20"/>
-            </w:pPr>
-            <w:r>
-              <w:rPr>
-                <w:rFonts w:ascii="Times New Roman" w:hAnsi="Times New Roman"/>
-                <w:b/>
-                <w:sz w:val="20"/>
-              </w:rPr>
-              <w:t>Fase 3: En Aula - Aplicación Activa y Taller de Oratoria (Págs. 23-24)</w:t>
+              <w:rPr>
+                <w:rFonts w:ascii="Times New Roman" w:hAnsi="Times New Roman" w:cs="Times New Roman"/>
+              </w:rPr>
+            </w:pPr>
+            <w:r>
+              <w:rPr>
+                <w:rFonts w:ascii="Times New Roman" w:hAnsi="Times New Roman" w:cs="Times New Roman"/>
+                <w:b/>
+              </w:rPr>
+              <w:t>Fase 3: En Aula - Aplicación Activa y Taller de Oratoria (Págs.</w:t>
+            </w:r>
+            <w:r>
+              <w:rPr>
+                <w:rFonts w:ascii="Times New Roman" w:hAnsi="Times New Roman" w:cs="Times New Roman"/>
+                <w:b/>
+              </w:rPr>
+              <w:t xml:space="preserve"> 23-24)</w:t>
             </w:r>
           </w:p>
           <w:p>
             <w:pPr>
               <w:spacing w:after="20"/>
-            </w:pPr>
-            <w:r>
-              <w:rPr>
-                <w:rFonts w:ascii="Times New Roman" w:hAnsi="Times New Roman"/>
-                <w:b/>
-                <w:sz w:val="19"/>
+              <w:rPr>
+                <w:rFonts w:ascii="Times New Roman" w:hAnsi="Times New Roman" w:cs="Times New Roman"/>
+              </w:rPr>
+            </w:pPr>
+            <w:r>
+              <w:rPr>
+                <w:rFonts w:ascii="Times New Roman" w:hAnsi="Times New Roman" w:cs="Times New Roman"/>
+                <w:b/>
               </w:rPr>
               <w:t xml:space="preserve">Actividad: </w:t>
             </w:r>
             <w:r>
               <w:rPr>
-                <w:rFonts w:ascii="Times New Roman" w:hAnsi="Times New Roman"/>
-                <w:sz w:val="19"/>
-              </w:rPr>
-              <w:t>Taller práctico de comunicación oral: inspirados en el ejemplo de Severn Suzuki, los estudiantes en parejas preparan una mini-disertación de 2 minutos sobre una causa social o ambiental, aplicando los elementos no verbales aprendidos en la pág. 23 (mirada, postura, gestos y modulación) y evitando conscientemente los errores señalados en la pág. 24. El resto de la clase ejerce el rol de auditorio respetuoso emitiendo juicios de valor formativos.</w:t>
+                <w:rFonts w:ascii="Times New Roman" w:hAnsi="Times New Roman" w:cs="Times New Roman"/>
+              </w:rPr>
+              <w:t xml:space="preserve">Taller práctico de comunicación oral: inspirados en el ejemplo de Severn Suzuki, los estudiantes en parejas preparan una </w:t>
+            </w:r>
+            <w:proofErr w:type="spellStart"/>
+            <w:r>
+              <w:rPr>
+                <w:rFonts w:ascii="Times New Roman" w:hAnsi="Times New Roman" w:cs="Times New Roman"/>
+              </w:rPr>
+              <w:t>mini-disertación</w:t>
+            </w:r>
+            <w:proofErr w:type="spellEnd"/>
+            <w:r>
+              <w:rPr>
+                <w:rFonts w:ascii="Times New Roman" w:hAnsi="Times New Roman" w:cs="Times New Roman"/>
+              </w:rPr>
+              <w:t xml:space="preserve"> de 2 minutos sobre una causa social o ambiental, aplicando los elementos no verbales aprendidos en </w:t>
+            </w:r>
+            <w:r>
+              <w:rPr>
+                <w:rFonts w:ascii="Times New Roman" w:hAnsi="Times New Roman" w:cs="Times New Roman"/>
+              </w:rPr>
+              <w:t>la pág. 23 (mirada, postura, gestos y modulación) y evitando conscientemente los errores señalados en la pág. 24. El resto de la clase ejerce el rol de auditorio respetuoso emitiendo juicios de valor formativos.</w:t>
             </w:r>
           </w:p>
           <w:p>
             <w:pPr>
               <w:spacing w:after="40"/>
-            </w:pPr>
-            <w:r>
-              <w:rPr>
-                <w:rFonts w:ascii="Times New Roman" w:hAnsi="Times New Roman"/>
-                <w:sz w:val="19"/>
-              </w:rPr>
-              <w:t>Gamificación: 'El Torneo de los Vendedores de Sueños': Los compañeros otorgan 'Insignias de Juicio Constructivo' valorando claridad, respeto y persuasión.</w:t>
+              <w:rPr>
+                <w:rFonts w:ascii="Times New Roman" w:hAnsi="Times New Roman" w:cs="Times New Roman"/>
+              </w:rPr>
+            </w:pPr>
+            <w:r>
+              <w:rPr>
+                <w:rFonts w:ascii="Times New Roman" w:hAnsi="Times New Roman" w:cs="Times New Roman"/>
+              </w:rPr>
+              <w:t>Gamificación: 'El Torneo de los Vendedores d</w:t>
+            </w:r>
+            <w:r>
+              <w:rPr>
+                <w:rFonts w:ascii="Times New Roman" w:hAnsi="Times New Roman" w:cs="Times New Roman"/>
+              </w:rPr>
+              <w:t>e Sueños': Los compañeros otorgan 'Insignias de Juicio Constructivo' valorando claridad, respeto y persuasión.</w:t>
             </w:r>
           </w:p>
           <w:p>
             <w:pPr>
               <w:spacing w:after="20"/>
-            </w:pPr>
-            <w:r>
-              <w:rPr>
-                <w:rFonts w:ascii="Times New Roman" w:hAnsi="Times New Roman"/>
-                <w:b/>
-                <w:sz w:val="19"/>
+              <w:rPr>
+                <w:rFonts w:ascii="Times New Roman" w:hAnsi="Times New Roman" w:cs="Times New Roman"/>
+              </w:rPr>
+            </w:pPr>
+            <w:r>
+              <w:rPr>
+                <w:rFonts w:ascii="Times New Roman" w:hAnsi="Times New Roman" w:cs="Times New Roman"/>
+                <w:b/>
               </w:rPr>
               <w:t>DUA aplicado:</w:t>
             </w:r>
@@ -3421,19 +3883,20 @@
           <w:p>
             <w:pPr>
               <w:spacing w:after="20"/>
-            </w:pPr>
-            <w:r>
-              <w:rPr>
-                <w:rFonts w:ascii="Times New Roman" w:hAnsi="Times New Roman"/>
-                <w:b/>
-                <w:sz w:val="18"/>
+              <w:rPr>
+                <w:rFonts w:ascii="Times New Roman" w:hAnsi="Times New Roman" w:cs="Times New Roman"/>
+              </w:rPr>
+            </w:pPr>
+            <w:r>
+              <w:rPr>
+                <w:rFonts w:ascii="Times New Roman" w:hAnsi="Times New Roman" w:cs="Times New Roman"/>
+                <w:b/>
               </w:rPr>
               <w:t xml:space="preserve">Representación: </w:t>
             </w:r>
             <w:r>
               <w:rPr>
-                <w:rFonts w:ascii="Times New Roman" w:hAnsi="Times New Roman"/>
-                <w:sz w:val="18"/>
+                <w:rFonts w:ascii="Times New Roman" w:hAnsi="Times New Roman" w:cs="Times New Roman"/>
               </w:rPr>
               <w:t>Pictogramas con elementos no verbales de la pág. 23 y semáforo visual de acciones a evitar de la pág. 24.</w:t>
             </w:r>
@@ -3441,19 +3904,27 @@
           <w:p>
             <w:pPr>
               <w:spacing w:after="20"/>
-            </w:pPr>
-            <w:r>
-              <w:rPr>
-                <w:rFonts w:ascii="Times New Roman" w:hAnsi="Times New Roman"/>
-                <w:b/>
-                <w:sz w:val="18"/>
-              </w:rPr>
-              <w:t xml:space="preserve">Acción y expresión: </w:t>
-            </w:r>
-            <w:r>
-              <w:rPr>
-                <w:rFonts w:ascii="Times New Roman" w:hAnsi="Times New Roman"/>
-                <w:sz w:val="18"/>
+              <w:rPr>
+                <w:rFonts w:ascii="Times New Roman" w:hAnsi="Times New Roman" w:cs="Times New Roman"/>
+              </w:rPr>
+            </w:pPr>
+            <w:r>
+              <w:rPr>
+                <w:rFonts w:ascii="Times New Roman" w:hAnsi="Times New Roman" w:cs="Times New Roman"/>
+                <w:b/>
+              </w:rPr>
+              <w:t xml:space="preserve">Acción y </w:t>
+            </w:r>
+            <w:r>
+              <w:rPr>
+                <w:rFonts w:ascii="Times New Roman" w:hAnsi="Times New Roman" w:cs="Times New Roman"/>
+                <w:b/>
+              </w:rPr>
+              <w:t xml:space="preserve">expresión: </w:t>
+            </w:r>
+            <w:r>
+              <w:rPr>
+                <w:rFonts w:ascii="Times New Roman" w:hAnsi="Times New Roman" w:cs="Times New Roman"/>
               </w:rPr>
               <w:t>Disertación en parejas apoyada en fichas nemotécnicas con palabras clave o apoyos visuales.</w:t>
             </w:r>
@@ -3461,19 +3932,20 @@
           <w:p>
             <w:pPr>
               <w:spacing w:after="20"/>
-            </w:pPr>
-            <w:r>
-              <w:rPr>
-                <w:rFonts w:ascii="Times New Roman" w:hAnsi="Times New Roman"/>
-                <w:b/>
-                <w:sz w:val="18"/>
+              <w:rPr>
+                <w:rFonts w:ascii="Times New Roman" w:hAnsi="Times New Roman" w:cs="Times New Roman"/>
+              </w:rPr>
+            </w:pPr>
+            <w:r>
+              <w:rPr>
+                <w:rFonts w:ascii="Times New Roman" w:hAnsi="Times New Roman" w:cs="Times New Roman"/>
+                <w:b/>
               </w:rPr>
               <w:t xml:space="preserve">Compromiso-Motivación: </w:t>
             </w:r>
             <w:r>
               <w:rPr>
-                <w:rFonts w:ascii="Times New Roman" w:hAnsi="Times New Roman"/>
-                <w:sz w:val="18"/>
+                <w:rFonts w:ascii="Times New Roman" w:hAnsi="Times New Roman" w:cs="Times New Roman"/>
               </w:rPr>
               <w:t>Trabajo en parejas para mitigar la ansiedad escénica e incentivo de insignias constructivas del auditorio.</w:t>
             </w:r>
@@ -3484,6 +3956,7 @@
               <w:tblW w:w="0" w:type="auto"/>
               <w:jc w:val="center"/>
               <w:tblLayout w:type="fixed"/>
+              <w:tblLook w:val="04A0" w:firstRow="1" w:lastRow="0" w:firstColumn="1" w:lastColumn="0" w:noHBand="0" w:noVBand="1"/>
             </w:tblPr>
             <w:tblGrid>
               <w:gridCol w:w="683"/>
@@ -3503,12 +3976,12 @@
                 <w:p>
                   <w:pPr>
                     <w:pStyle w:val="Sinespaciado"/>
+                    <w:framePr w:hSpace="141" w:wrap="around" w:vAnchor="text" w:hAnchor="margin" w:y="-138"/>
                     <w:jc w:val="center"/>
                     <w:rPr>
                       <w:rFonts w:ascii="Times New Roman" w:hAnsi="Times New Roman" w:cs="Times New Roman"/>
                       <w:b/>
                       <w:color w:val="FFFFFF"/>
-                      <w:sz w:val="20"/>
                     </w:rPr>
                   </w:pPr>
                   <w:r>
@@ -3516,7 +3989,6 @@
                       <w:rFonts w:ascii="Times New Roman" w:hAnsi="Times New Roman" w:cs="Times New Roman"/>
                       <w:b/>
                       <w:color w:val="FFFFFF"/>
-                      <w:sz w:val="20"/>
                     </w:rPr>
                     <w:t>R</w:t>
                   </w:r>
@@ -3530,12 +4002,12 @@
                 <w:p>
                   <w:pPr>
                     <w:pStyle w:val="Sinespaciado"/>
+                    <w:framePr w:hSpace="141" w:wrap="around" w:vAnchor="text" w:hAnchor="margin" w:y="-138"/>
                     <w:jc w:val="center"/>
                     <w:rPr>
                       <w:rFonts w:ascii="Times New Roman" w:hAnsi="Times New Roman" w:cs="Times New Roman"/>
                       <w:b/>
                       <w:color w:val="FFFFFF"/>
-                      <w:sz w:val="20"/>
                     </w:rPr>
                   </w:pPr>
                   <w:r>
@@ -3543,7 +4015,6 @@
                       <w:rFonts w:ascii="Times New Roman" w:hAnsi="Times New Roman" w:cs="Times New Roman"/>
                       <w:b/>
                       <w:color w:val="FFFFFF"/>
-                      <w:sz w:val="20"/>
                     </w:rPr>
                     <w:t>A-E</w:t>
                   </w:r>
@@ -3557,12 +4028,12 @@
                 <w:p>
                   <w:pPr>
                     <w:pStyle w:val="Sinespaciado"/>
+                    <w:framePr w:hSpace="141" w:wrap="around" w:vAnchor="text" w:hAnchor="margin" w:y="-138"/>
                     <w:jc w:val="center"/>
                     <w:rPr>
                       <w:rFonts w:ascii="Times New Roman" w:hAnsi="Times New Roman" w:cs="Times New Roman"/>
                       <w:b/>
                       <w:color w:val="FFFFFF"/>
-                      <w:sz w:val="20"/>
                     </w:rPr>
                   </w:pPr>
                   <w:r>
@@ -3570,7 +4041,6 @@
                       <w:rFonts w:ascii="Times New Roman" w:hAnsi="Times New Roman" w:cs="Times New Roman"/>
                       <w:b/>
                       <w:color w:val="FFFFFF"/>
-                      <w:sz w:val="20"/>
                     </w:rPr>
                     <w:t>C-M</w:t>
                   </w:r>
@@ -3581,49 +4051,70 @@
           <w:p>
             <w:pPr>
               <w:spacing w:before="40" w:after="40"/>
+              <w:rPr>
+                <w:rFonts w:ascii="Times New Roman" w:hAnsi="Times New Roman" w:cs="Times New Roman"/>
+              </w:rPr>
             </w:pPr>
           </w:p>
           <w:p>
             <w:pPr>
               <w:spacing w:before="80" w:after="20"/>
-            </w:pPr>
-            <w:r>
-              <w:rPr>
-                <w:rFonts w:ascii="Times New Roman" w:hAnsi="Times New Roman"/>
-                <w:b/>
-                <w:sz w:val="20"/>
-              </w:rPr>
-              <w:t>Fase 4: Consolidación, Metacognición y Acuerdos de Escucha</w:t>
+              <w:rPr>
+                <w:rFonts w:ascii="Times New Roman" w:hAnsi="Times New Roman" w:cs="Times New Roman"/>
+              </w:rPr>
+            </w:pPr>
+            <w:r>
+              <w:rPr>
+                <w:rFonts w:ascii="Times New Roman" w:hAnsi="Times New Roman" w:cs="Times New Roman"/>
+                <w:b/>
+              </w:rPr>
+              <w:t xml:space="preserve">Fase 4: </w:t>
+            </w:r>
+            <w:r>
+              <w:rPr>
+                <w:rFonts w:ascii="Times New Roman" w:hAnsi="Times New Roman" w:cs="Times New Roman"/>
+                <w:b/>
+              </w:rPr>
+              <w:t>Consolidación, Metacognición y Acuerdos de Escucha</w:t>
             </w:r>
           </w:p>
           <w:p>
             <w:pPr>
               <w:spacing w:after="20"/>
-            </w:pPr>
-            <w:r>
-              <w:rPr>
-                <w:rFonts w:ascii="Times New Roman" w:hAnsi="Times New Roman"/>
-                <w:b/>
-                <w:sz w:val="19"/>
+              <w:rPr>
+                <w:rFonts w:ascii="Times New Roman" w:hAnsi="Times New Roman" w:cs="Times New Roman"/>
+              </w:rPr>
+            </w:pPr>
+            <w:r>
+              <w:rPr>
+                <w:rFonts w:ascii="Times New Roman" w:hAnsi="Times New Roman" w:cs="Times New Roman"/>
+                <w:b/>
               </w:rPr>
               <w:t xml:space="preserve">Actividad: </w:t>
             </w:r>
             <w:r>
               <w:rPr>
-                <w:rFonts w:ascii="Times New Roman" w:hAnsi="Times New Roman"/>
-                <w:sz w:val="19"/>
-              </w:rPr>
-              <w:t>Coevaluación formativa con lista de cotejo sobre la escucha y la oratoria. Ronda de reflexión metacognitiva: ¿Qué aprendí al escuchar a mis compañeros? ¿Cómo influye un juicio de valor respetuoso en la convivencia escolar? Firma colectiva del 'Decálogo del Auditorio Respetuoso' en el aula.</w:t>
+                <w:rFonts w:ascii="Times New Roman" w:hAnsi="Times New Roman" w:cs="Times New Roman"/>
+              </w:rPr>
+              <w:t>Coevaluación formativa con lista de cotejo sobre la escucha y la oratoria. Ronda de reflexión metacognitiva: ¿Qué aprendí al escuchar a mis compañeros? ¿Cómo influye un juicio de valor respetuos</w:t>
+            </w:r>
+            <w:r>
+              <w:rPr>
+                <w:rFonts w:ascii="Times New Roman" w:hAnsi="Times New Roman" w:cs="Times New Roman"/>
+              </w:rPr>
+              <w:t>o en la convivencia escolar? Firma colectiva del 'Decálogo del Auditorio Respetuoso' en el aula.</w:t>
             </w:r>
           </w:p>
           <w:p>
             <w:pPr>
               <w:spacing w:after="40"/>
-            </w:pPr>
-            <w:r>
-              <w:rPr>
-                <w:rFonts w:ascii="Times New Roman" w:hAnsi="Times New Roman"/>
-                <w:sz w:val="19"/>
+              <w:rPr>
+                <w:rFonts w:ascii="Times New Roman" w:hAnsi="Times New Roman" w:cs="Times New Roman"/>
+              </w:rPr>
+            </w:pPr>
+            <w:r>
+              <w:rPr>
+                <w:rFonts w:ascii="Times New Roman" w:hAnsi="Times New Roman" w:cs="Times New Roman"/>
               </w:rPr>
               <w:t>Gamificación: Coronación de los equipos con la insignia digital 'Maestro de la Elocuencia y la Escucha Empática'.</w:t>
             </w:r>
@@ -3631,12 +4122,14 @@
           <w:p>
             <w:pPr>
               <w:spacing w:after="20"/>
-            </w:pPr>
-            <w:r>
-              <w:rPr>
-                <w:rFonts w:ascii="Times New Roman" w:hAnsi="Times New Roman"/>
-                <w:b/>
-                <w:sz w:val="19"/>
+              <w:rPr>
+                <w:rFonts w:ascii="Times New Roman" w:hAnsi="Times New Roman" w:cs="Times New Roman"/>
+              </w:rPr>
+            </w:pPr>
+            <w:r>
+              <w:rPr>
+                <w:rFonts w:ascii="Times New Roman" w:hAnsi="Times New Roman" w:cs="Times New Roman"/>
+                <w:b/>
               </w:rPr>
               <w:t>DUA aplicado:</w:t>
             </w:r>
@@ -3644,39 +4137,47 @@
           <w:p>
             <w:pPr>
               <w:spacing w:after="20"/>
-            </w:pPr>
-            <w:r>
-              <w:rPr>
-                <w:rFonts w:ascii="Times New Roman" w:hAnsi="Times New Roman"/>
-                <w:b/>
-                <w:sz w:val="18"/>
+              <w:rPr>
+                <w:rFonts w:ascii="Times New Roman" w:hAnsi="Times New Roman" w:cs="Times New Roman"/>
+              </w:rPr>
+            </w:pPr>
+            <w:r>
+              <w:rPr>
+                <w:rFonts w:ascii="Times New Roman" w:hAnsi="Times New Roman" w:cs="Times New Roman"/>
+                <w:b/>
               </w:rPr>
               <w:t xml:space="preserve">Representación: </w:t>
             </w:r>
             <w:r>
               <w:rPr>
-                <w:rFonts w:ascii="Times New Roman" w:hAnsi="Times New Roman"/>
-                <w:sz w:val="18"/>
-              </w:rPr>
-              <w:t>Cartel visible en el aula con las pautas e íconos del Decálogo del Auditorio Respetuoso.</w:t>
+                <w:rFonts w:ascii="Times New Roman" w:hAnsi="Times New Roman" w:cs="Times New Roman"/>
+              </w:rPr>
+              <w:t xml:space="preserve">Cartel visible </w:t>
+            </w:r>
+            <w:r>
+              <w:rPr>
+                <w:rFonts w:ascii="Times New Roman" w:hAnsi="Times New Roman" w:cs="Times New Roman"/>
+              </w:rPr>
+              <w:t>en el aula con las pautas e íconos del Decálogo del Auditorio Respetuoso.</w:t>
             </w:r>
           </w:p>
           <w:p>
             <w:pPr>
               <w:spacing w:after="20"/>
-            </w:pPr>
-            <w:r>
-              <w:rPr>
-                <w:rFonts w:ascii="Times New Roman" w:hAnsi="Times New Roman"/>
-                <w:b/>
-                <w:sz w:val="18"/>
+              <w:rPr>
+                <w:rFonts w:ascii="Times New Roman" w:hAnsi="Times New Roman" w:cs="Times New Roman"/>
+              </w:rPr>
+            </w:pPr>
+            <w:r>
+              <w:rPr>
+                <w:rFonts w:ascii="Times New Roman" w:hAnsi="Times New Roman" w:cs="Times New Roman"/>
+                <w:b/>
               </w:rPr>
               <w:t xml:space="preserve">Acción y expresión: </w:t>
             </w:r>
             <w:r>
               <w:rPr>
-                <w:rFonts w:ascii="Times New Roman" w:hAnsi="Times New Roman"/>
-                <w:sz w:val="18"/>
+                <w:rFonts w:ascii="Times New Roman" w:hAnsi="Times New Roman" w:cs="Times New Roman"/>
               </w:rPr>
               <w:t>Firma simbólica en el decálogo y expresión de un compromiso personal en frase escrita o dibujo.</w:t>
             </w:r>
@@ -3684,21 +4185,28 @@
           <w:p>
             <w:pPr>
               <w:spacing w:after="20"/>
-            </w:pPr>
-            <w:r>
-              <w:rPr>
-                <w:rFonts w:ascii="Times New Roman" w:hAnsi="Times New Roman"/>
-                <w:b/>
-                <w:sz w:val="18"/>
+              <w:rPr>
+                <w:rFonts w:ascii="Times New Roman" w:hAnsi="Times New Roman" w:cs="Times New Roman"/>
+              </w:rPr>
+            </w:pPr>
+            <w:r>
+              <w:rPr>
+                <w:rFonts w:ascii="Times New Roman" w:hAnsi="Times New Roman" w:cs="Times New Roman"/>
+                <w:b/>
               </w:rPr>
               <w:t xml:space="preserve">Compromiso-Motivación: </w:t>
             </w:r>
             <w:r>
               <w:rPr>
-                <w:rFonts w:ascii="Times New Roman" w:hAnsi="Times New Roman"/>
-                <w:sz w:val="18"/>
-              </w:rPr>
-              <w:t>Reconocimiento público del avance comunicativo del grupo y entrega de la insignia de elocuencia.</w:t>
+                <w:rFonts w:ascii="Times New Roman" w:hAnsi="Times New Roman" w:cs="Times New Roman"/>
+              </w:rPr>
+              <w:t>Reconocimiento público del avance comunicat</w:t>
+            </w:r>
+            <w:r>
+              <w:rPr>
+                <w:rFonts w:ascii="Times New Roman" w:hAnsi="Times New Roman" w:cs="Times New Roman"/>
+              </w:rPr>
+              <w:t>ivo del grupo y entrega de la insignia de elocuencia.</w:t>
             </w:r>
           </w:p>
           <w:tbl>
@@ -3707,6 +4215,7 @@
               <w:tblW w:w="0" w:type="auto"/>
               <w:jc w:val="center"/>
               <w:tblLayout w:type="fixed"/>
+              <w:tblLook w:val="04A0" w:firstRow="1" w:lastRow="0" w:firstColumn="1" w:lastColumn="0" w:noHBand="0" w:noVBand="1"/>
             </w:tblPr>
             <w:tblGrid>
               <w:gridCol w:w="683"/>
@@ -3726,12 +4235,12 @@
                 <w:p>
                   <w:pPr>
                     <w:pStyle w:val="Sinespaciado"/>
+                    <w:framePr w:hSpace="141" w:wrap="around" w:vAnchor="text" w:hAnchor="margin" w:y="-138"/>
                     <w:jc w:val="center"/>
                     <w:rPr>
                       <w:rFonts w:ascii="Times New Roman" w:hAnsi="Times New Roman" w:cs="Times New Roman"/>
                       <w:b/>
                       <w:color w:val="FFFFFF"/>
-                      <w:sz w:val="20"/>
                     </w:rPr>
                   </w:pPr>
                   <w:r>
@@ -3739,7 +4248,6 @@
                       <w:rFonts w:ascii="Times New Roman" w:hAnsi="Times New Roman" w:cs="Times New Roman"/>
                       <w:b/>
                       <w:color w:val="FFFFFF"/>
-                      <w:sz w:val="20"/>
                     </w:rPr>
                     <w:t>R</w:t>
                   </w:r>
@@ -3753,12 +4261,12 @@
                 <w:p>
                   <w:pPr>
                     <w:pStyle w:val="Sinespaciado"/>
+                    <w:framePr w:hSpace="141" w:wrap="around" w:vAnchor="text" w:hAnchor="margin" w:y="-138"/>
                     <w:jc w:val="center"/>
                     <w:rPr>
                       <w:rFonts w:ascii="Times New Roman" w:hAnsi="Times New Roman" w:cs="Times New Roman"/>
                       <w:b/>
                       <w:color w:val="FFFFFF"/>
-                      <w:sz w:val="20"/>
                     </w:rPr>
                   </w:pPr>
                   <w:r>
@@ -3766,7 +4274,6 @@
                       <w:rFonts w:ascii="Times New Roman" w:hAnsi="Times New Roman" w:cs="Times New Roman"/>
                       <w:b/>
                       <w:color w:val="FFFFFF"/>
-                      <w:sz w:val="20"/>
                     </w:rPr>
                     <w:t>A-E</w:t>
                   </w:r>
@@ -3780,12 +4287,12 @@
                 <w:p>
                   <w:pPr>
                     <w:pStyle w:val="Sinespaciado"/>
+                    <w:framePr w:hSpace="141" w:wrap="around" w:vAnchor="text" w:hAnchor="margin" w:y="-138"/>
                     <w:jc w:val="center"/>
                     <w:rPr>
                       <w:rFonts w:ascii="Times New Roman" w:hAnsi="Times New Roman" w:cs="Times New Roman"/>
                       <w:b/>
                       <w:color w:val="FFFFFF"/>
-                      <w:sz w:val="20"/>
                     </w:rPr>
                   </w:pPr>
                   <w:r>
@@ -3793,7 +4300,6 @@
                       <w:rFonts w:ascii="Times New Roman" w:hAnsi="Times New Roman" w:cs="Times New Roman"/>
                       <w:b/>
                       <w:color w:val="FFFFFF"/>
-                      <w:sz w:val="20"/>
                     </w:rPr>
                     <w:t>C-M</w:t>
                   </w:r>
@@ -3804,6 +4310,9 @@
           <w:p>
             <w:pPr>
               <w:spacing w:before="40" w:after="40"/>
+              <w:rPr>
+                <w:rFonts w:ascii="Times New Roman" w:hAnsi="Times New Roman" w:cs="Times New Roman"/>
+              </w:rPr>
             </w:pPr>
           </w:p>
         </w:tc>
@@ -3818,7 +4327,15 @@
             <w:shd w:val="clear" w:color="auto" w:fill="auto"/>
           </w:tcPr>
           <w:p>
-            <w:r>
+            <w:pPr>
+              <w:rPr>
+                <w:rFonts w:ascii="Times New Roman" w:hAnsi="Times New Roman" w:cs="Times New Roman"/>
+              </w:rPr>
+            </w:pPr>
+            <w:r>
+              <w:rPr>
+                <w:rFonts w:ascii="Times New Roman" w:hAnsi="Times New Roman" w:cs="Times New Roman"/>
+              </w:rPr>
               <w:t>Escucha discursos orales, parafrasea su contenido, formula juicios de valor sobre su forma y participa de manera respetuosa frente a las intervenciones de los demás. I.LL.3.2.1.</w:t>
             </w:r>
           </w:p>
@@ -3833,18 +4350,29 @@
             <w:shd w:val="clear" w:color="auto" w:fill="auto"/>
           </w:tcPr>
           <w:p>
-            <w:r>
+            <w:pPr>
+              <w:rPr>
+                <w:rFonts w:ascii="Times New Roman" w:hAnsi="Times New Roman" w:cs="Times New Roman"/>
+              </w:rPr>
+            </w:pPr>
+            <w:r>
+              <w:rPr>
+                <w:rFonts w:ascii="Times New Roman" w:hAnsi="Times New Roman" w:cs="Times New Roman"/>
+              </w:rPr>
               <w:t>• Instrumentos: Rúbrica de expresión oral con elementos no verbales (pág. 23) y lista de cotejo de juicios de valor respetuosos (pág. 22-24).</w:t>
             </w:r>
             <w:r>
+              <w:rPr>
+                <w:rFonts w:ascii="Times New Roman" w:hAnsi="Times New Roman" w:cs="Times New Roman"/>
+              </w:rPr>
               <w:br/>
             </w:r>
             <w:r>
+              <w:rPr>
+                <w:rFonts w:ascii="Times New Roman" w:hAnsi="Times New Roman" w:cs="Times New Roman"/>
+              </w:rPr>
               <w:br/>
-              <w:t>• Actividades: Verificación de ficha de indagaci</w:t>
-            </w:r>
-            <w:r>
-              <w:t>ón sobre el discurso de Severn Suzuki, disertación en parejas del taller de oratoria (págs. 23-24) y coevaluación del auditorio.</w:t>
+              <w:t>• Actividades: Verificación de ficha de indagación sobre el discurso de Severn Suzuki, disertación en parejas del taller de oratoria (págs. 23-24) y coevaluación del auditorio.</w:t>
             </w:r>
           </w:p>
         </w:tc>
@@ -3916,9 +4444,7 @@
             </w:tcBorders>
             <w:shd w:val="clear" w:color="auto" w:fill="auto"/>
           </w:tcPr>
-          <w:p>
-            <w:r/>
-          </w:p>
+          <w:p/>
           <w:p>
             <w:pPr>
               <w:spacing w:before="40" w:after="40"/>
@@ -3927,9 +4453,15 @@
               <w:rPr>
                 <w:rFonts w:ascii="Times New Roman" w:hAnsi="Times New Roman"/>
                 <w:b/>
-                <w:sz w:val="22"/>
-              </w:rPr>
-              <w:t>SEMANA 8 (19/10 al 23/10/2026) · LECTURA</w:t>
+              </w:rPr>
+              <w:t>SEMANA</w:t>
+            </w:r>
+            <w:r>
+              <w:rPr>
+                <w:rFonts w:ascii="Times New Roman" w:hAnsi="Times New Roman"/>
+                <w:b/>
+              </w:rPr>
+              <w:t xml:space="preserve"> 8 (19/10 al 23/10/2026) · LECTURA</w:t>
             </w:r>
           </w:p>
           <w:p>
@@ -3975,7 +4507,15 @@
                 <w:b/>
                 <w:sz w:val="20"/>
               </w:rPr>
-              <w:t>Fase 1: Motivación – «El Dilema del Hallazgo Científico»</w:t>
+              <w:t xml:space="preserve">Fase 1: Motivación – «El Dilema del Hallazgo </w:t>
+            </w:r>
+            <w:r>
+              <w:rPr>
+                <w:rFonts w:ascii="Times New Roman" w:hAnsi="Times New Roman"/>
+                <w:b/>
+                <w:sz w:val="20"/>
+              </w:rPr>
+              <w:t>Científico»</w:t>
             </w:r>
           </w:p>
           <w:p>
@@ -3995,7 +4535,14 @@
                 <w:rFonts w:ascii="Times New Roman" w:hAnsi="Times New Roman"/>
                 <w:sz w:val="19"/>
               </w:rPr>
-              <w:t>El docente plantea un reto de la vida real: 'En redes sociales se afirma que encontraron fósiles vivos de dinosaurios en la Amazonía. ¿Cómo sabemos si esta información es real o falsa?' Comparación entre una publicación sensacionalista y un artículo formal de la pág. 26. Preguntas: ¿Qué fuentes son confiables? ¿Por qué es crucial investigar antes de creer?</w:t>
+              <w:t>El docente plantea un reto de la vida real: 'En redes sociales se afirma que encontraron fósiles vivos de dinosaurios en la Amazonía. ¿Cómo sabemos si esta información es real o falsa?' Comparación entre una publicación sensacionalis</w:t>
+            </w:r>
+            <w:r>
+              <w:rPr>
+                <w:rFonts w:ascii="Times New Roman" w:hAnsi="Times New Roman"/>
+                <w:sz w:val="19"/>
+              </w:rPr>
+              <w:t>ta y un artículo formal de la pág. 26. Preguntas: ¿Qué fuentes son confiables? ¿Por qué es crucial investigar antes de creer?</w:t>
             </w:r>
           </w:p>
           <w:p>
@@ -4007,7 +4554,14 @@
                 <w:rFonts w:ascii="Times New Roman" w:hAnsi="Times New Roman"/>
                 <w:sz w:val="19"/>
               </w:rPr>
-              <w:t>Gamificación: 'Detector de Noticias Falsas': Los estudiantes votan con tarjetas de veracidad y ganan puntos de criterio científico.</w:t>
+              <w:t>Gamificación: 'Detector de Noticias Falsas': Los estudiantes votan con tarjetas de veracidad y ganan puntos de criterio científico</w:t>
+            </w:r>
+            <w:r>
+              <w:rPr>
+                <w:rFonts w:ascii="Times New Roman" w:hAnsi="Times New Roman"/>
+                <w:sz w:val="19"/>
+              </w:rPr>
+              <w:t>.</w:t>
             </w:r>
           </w:p>
           <w:p>
@@ -4060,7 +4614,14 @@
                 <w:rFonts w:ascii="Times New Roman" w:hAnsi="Times New Roman"/>
                 <w:sz w:val="18"/>
               </w:rPr>
-              <w:t>Votación con tarjetas de colores y participación oral en la discusión sobre veracidad.</w:t>
+              <w:t xml:space="preserve">Votación con tarjetas de colores y participación oral en la discusión sobre </w:t>
+            </w:r>
+            <w:r>
+              <w:rPr>
+                <w:rFonts w:ascii="Times New Roman" w:hAnsi="Times New Roman"/>
+                <w:sz w:val="18"/>
+              </w:rPr>
+              <w:t>veracidad.</w:t>
             </w:r>
           </w:p>
           <w:p>
@@ -4089,6 +4650,7 @@
               <w:tblW w:w="0" w:type="auto"/>
               <w:jc w:val="center"/>
               <w:tblLayout w:type="fixed"/>
+              <w:tblLook w:val="04A0" w:firstRow="1" w:lastRow="0" w:firstColumn="1" w:lastColumn="0" w:noHBand="0" w:noVBand="1"/>
             </w:tblPr>
             <w:tblGrid>
               <w:gridCol w:w="683"/>
@@ -4108,6 +4670,7 @@
                 <w:p>
                   <w:pPr>
                     <w:pStyle w:val="Sinespaciado"/>
+                    <w:framePr w:hSpace="141" w:wrap="around" w:vAnchor="text" w:hAnchor="margin" w:y="-138"/>
                     <w:jc w:val="center"/>
                     <w:rPr>
                       <w:rFonts w:ascii="Times New Roman" w:hAnsi="Times New Roman" w:cs="Times New Roman"/>
@@ -4135,6 +4698,7 @@
                 <w:p>
                   <w:pPr>
                     <w:pStyle w:val="Sinespaciado"/>
+                    <w:framePr w:hSpace="141" w:wrap="around" w:vAnchor="text" w:hAnchor="margin" w:y="-138"/>
                     <w:jc w:val="center"/>
                     <w:rPr>
                       <w:rFonts w:ascii="Times New Roman" w:hAnsi="Times New Roman" w:cs="Times New Roman"/>
@@ -4162,6 +4726,7 @@
                 <w:p>
                   <w:pPr>
                     <w:pStyle w:val="Sinespaciado"/>
+                    <w:framePr w:hSpace="141" w:wrap="around" w:vAnchor="text" w:hAnchor="margin" w:y="-138"/>
                     <w:jc w:val="center"/>
                     <w:rPr>
                       <w:rFonts w:ascii="Times New Roman" w:hAnsi="Times New Roman" w:cs="Times New Roman"/>
@@ -4218,7 +4783,21 @@
                 <w:rFonts w:ascii="Times New Roman" w:hAnsi="Times New Roman"/>
                 <w:sz w:val="19"/>
               </w:rPr>
-              <w:t>Lectura secuencial y comentada del artículo de divulgación científica de las páginas 27 a 32. Identificación de su estructura: título motivador, introducción contextual, explicación de evidencias y conclusiones. Análisis de las páginas 33 a 35 sobre el funcionamiento y fichaje en una biblioteca escolar.</w:t>
+              <w:t xml:space="preserve">Lectura secuencial y comentada del </w:t>
+            </w:r>
+            <w:r>
+              <w:rPr>
+                <w:rFonts w:ascii="Times New Roman" w:hAnsi="Times New Roman"/>
+                <w:sz w:val="19"/>
+              </w:rPr>
+              <w:t>artículo de divulgación científica de las páginas 27 a 32. Identificación de su estructura: título motivador, introducción contextual, explicación de evidencias y conclusiones. Análisis de las páginas 33 a 35 sobre el funcionamiento y fichaje en una biblio</w:t>
+            </w:r>
+            <w:r>
+              <w:rPr>
+                <w:rFonts w:ascii="Times New Roman" w:hAnsi="Times New Roman"/>
+                <w:sz w:val="19"/>
+              </w:rPr>
+              <w:t>teca escolar.</w:t>
             </w:r>
           </w:p>
           <w:p>
@@ -4263,7 +4842,14 @@
                 <w:rFonts w:ascii="Times New Roman" w:hAnsi="Times New Roman"/>
                 <w:sz w:val="18"/>
               </w:rPr>
-              <w:t>Esquema visual de la estructura del artículo y organizador gráfico de la biblioteca en pizarra.</w:t>
+              <w:t>Esquema visual de la estructura del artículo y organizador gráfico de la biblioteca en pizarra</w:t>
+            </w:r>
+            <w:r>
+              <w:rPr>
+                <w:rFonts w:ascii="Times New Roman" w:hAnsi="Times New Roman"/>
+                <w:sz w:val="18"/>
+              </w:rPr>
+              <w:t>.</w:t>
             </w:r>
           </w:p>
           <w:p>
@@ -4312,6 +4898,7 @@
               <w:tblW w:w="0" w:type="auto"/>
               <w:jc w:val="center"/>
               <w:tblLayout w:type="fixed"/>
+              <w:tblLook w:val="04A0" w:firstRow="1" w:lastRow="0" w:firstColumn="1" w:lastColumn="0" w:noHBand="0" w:noVBand="1"/>
             </w:tblPr>
             <w:tblGrid>
               <w:gridCol w:w="683"/>
@@ -4331,6 +4918,7 @@
                 <w:p>
                   <w:pPr>
                     <w:pStyle w:val="Sinespaciado"/>
+                    <w:framePr w:hSpace="141" w:wrap="around" w:vAnchor="text" w:hAnchor="margin" w:y="-138"/>
                     <w:jc w:val="center"/>
                     <w:rPr>
                       <w:rFonts w:ascii="Times New Roman" w:hAnsi="Times New Roman" w:cs="Times New Roman"/>
@@ -4358,6 +4946,7 @@
                 <w:p>
                   <w:pPr>
                     <w:pStyle w:val="Sinespaciado"/>
+                    <w:framePr w:hSpace="141" w:wrap="around" w:vAnchor="text" w:hAnchor="margin" w:y="-138"/>
                     <w:jc w:val="center"/>
                     <w:rPr>
                       <w:rFonts w:ascii="Times New Roman" w:hAnsi="Times New Roman" w:cs="Times New Roman"/>
@@ -4385,6 +4974,7 @@
                 <w:p>
                   <w:pPr>
                     <w:pStyle w:val="Sinespaciado"/>
+                    <w:framePr w:hSpace="141" w:wrap="around" w:vAnchor="text" w:hAnchor="margin" w:y="-138"/>
                     <w:jc w:val="center"/>
                     <w:rPr>
                       <w:rFonts w:ascii="Times New Roman" w:hAnsi="Times New Roman" w:cs="Times New Roman"/>
@@ -4421,7 +5011,15 @@
                 <w:b/>
                 <w:sz w:val="20"/>
               </w:rPr>
-              <w:t>Fase 3: Aplicación – «Laboratorio de Comprensión y Fichaje Científico»</w:t>
+              <w:t xml:space="preserve">Fase 3: Aplicación – </w:t>
+            </w:r>
+            <w:r>
+              <w:rPr>
+                <w:rFonts w:ascii="Times New Roman" w:hAnsi="Times New Roman"/>
+                <w:b/>
+                <w:sz w:val="20"/>
+              </w:rPr>
+              <w:t>«Laboratorio de Comprensión y Fichaje Científico»</w:t>
             </w:r>
           </w:p>
           <w:p>
@@ -4441,7 +5039,14 @@
                 <w:rFonts w:ascii="Times New Roman" w:hAnsi="Times New Roman"/>
                 <w:sz w:val="19"/>
               </w:rPr>
-              <w:t>Resolución de las actividades de comprensión lectora, inferencias y valoración de las páginas 36 a 38. Los estudiantes seleccionan un libro de divulgación científica de la biblioteca y elaboran su ficha bibliográfica completa con autor, título, editorial y resumen del contenido.</w:t>
+              <w:t>Resolución de las actividades de comprensión lectora, inferencias y valoración de las páginas 36 a 38. Los estudiantes seleccionan un libro de divulgación científica de la biblioteca y elaboran s</w:t>
+            </w:r>
+            <w:r>
+              <w:rPr>
+                <w:rFonts w:ascii="Times New Roman" w:hAnsi="Times New Roman"/>
+                <w:sz w:val="19"/>
+              </w:rPr>
+              <w:t>u ficha bibliográfica completa con autor, título, editorial y resumen del contenido.</w:t>
             </w:r>
           </w:p>
           <w:p>
@@ -4526,7 +5131,14 @@
                 <w:rFonts w:ascii="Times New Roman" w:hAnsi="Times New Roman"/>
                 <w:sz w:val="18"/>
               </w:rPr>
-              <w:t>Trabajo cooperativo en duplas con validación de respuestas entre compañeros.</w:t>
+              <w:t>Trabajo cooperativo en duplas con validación</w:t>
+            </w:r>
+            <w:r>
+              <w:rPr>
+                <w:rFonts w:ascii="Times New Roman" w:hAnsi="Times New Roman"/>
+                <w:sz w:val="18"/>
+              </w:rPr>
+              <w:t xml:space="preserve"> de respuestas entre compañeros.</w:t>
             </w:r>
           </w:p>
           <w:tbl>
@@ -4535,6 +5147,7 @@
               <w:tblW w:w="0" w:type="auto"/>
               <w:jc w:val="center"/>
               <w:tblLayout w:type="fixed"/>
+              <w:tblLook w:val="04A0" w:firstRow="1" w:lastRow="0" w:firstColumn="1" w:lastColumn="0" w:noHBand="0" w:noVBand="1"/>
             </w:tblPr>
             <w:tblGrid>
               <w:gridCol w:w="683"/>
@@ -4554,6 +5167,7 @@
                 <w:p>
                   <w:pPr>
                     <w:pStyle w:val="Sinespaciado"/>
+                    <w:framePr w:hSpace="141" w:wrap="around" w:vAnchor="text" w:hAnchor="margin" w:y="-138"/>
                     <w:jc w:val="center"/>
                     <w:rPr>
                       <w:rFonts w:ascii="Times New Roman" w:hAnsi="Times New Roman" w:cs="Times New Roman"/>
@@ -4581,6 +5195,7 @@
                 <w:p>
                   <w:pPr>
                     <w:pStyle w:val="Sinespaciado"/>
+                    <w:framePr w:hSpace="141" w:wrap="around" w:vAnchor="text" w:hAnchor="margin" w:y="-138"/>
                     <w:jc w:val="center"/>
                     <w:rPr>
                       <w:rFonts w:ascii="Times New Roman" w:hAnsi="Times New Roman" w:cs="Times New Roman"/>
@@ -4608,6 +5223,7 @@
                 <w:p>
                   <w:pPr>
                     <w:pStyle w:val="Sinespaciado"/>
+                    <w:framePr w:hSpace="141" w:wrap="around" w:vAnchor="text" w:hAnchor="margin" w:y="-138"/>
                     <w:jc w:val="center"/>
                     <w:rPr>
                       <w:rFonts w:ascii="Times New Roman" w:hAnsi="Times New Roman" w:cs="Times New Roman"/>
@@ -4664,7 +5280,14 @@
                 <w:rFonts w:ascii="Times New Roman" w:hAnsi="Times New Roman"/>
                 <w:sz w:val="19"/>
               </w:rPr>
-              <w:t>Socialización en plenaria: cada dupla presenta un dato científico curioso descubierto en su lectura y evalúa su proceso lector mediante una escala de metacognición: ¿Qué estrategia me ayudó más a entender el texto científico?</w:t>
+              <w:t xml:space="preserve">Socialización en plenaria: cada dupla presenta un dato científico curioso descubierto en su lectura y evalúa su proceso lector mediante una </w:t>
+            </w:r>
+            <w:r>
+              <w:rPr>
+                <w:rFonts w:ascii="Times New Roman" w:hAnsi="Times New Roman"/>
+                <w:sz w:val="19"/>
+              </w:rPr>
+              <w:t>escala de metacognición: ¿Qué estrategia me ayudó más a entender el texto científico?</w:t>
             </w:r>
           </w:p>
           <w:p>
@@ -4709,7 +5332,14 @@
                 <w:rFonts w:ascii="Times New Roman" w:hAnsi="Times New Roman"/>
                 <w:sz w:val="18"/>
               </w:rPr>
-              <w:t>Mural en el aula con las fichas de lectura y hallazgos científicos de los estudiantes.</w:t>
+              <w:t>Mural en el aula con las fichas de lectura y hallazg</w:t>
+            </w:r>
+            <w:r>
+              <w:rPr>
+                <w:rFonts w:ascii="Times New Roman" w:hAnsi="Times New Roman"/>
+                <w:sz w:val="18"/>
+              </w:rPr>
+              <w:t>os científicos de los estudiantes.</w:t>
             </w:r>
           </w:p>
           <w:p>
@@ -4758,6 +5388,7 @@
               <w:tblW w:w="0" w:type="auto"/>
               <w:jc w:val="center"/>
               <w:tblLayout w:type="fixed"/>
+              <w:tblLook w:val="04A0" w:firstRow="1" w:lastRow="0" w:firstColumn="1" w:lastColumn="0" w:noHBand="0" w:noVBand="1"/>
             </w:tblPr>
             <w:tblGrid>
               <w:gridCol w:w="683"/>
@@ -4777,6 +5408,7 @@
                 <w:p>
                   <w:pPr>
                     <w:pStyle w:val="Sinespaciado"/>
+                    <w:framePr w:hSpace="141" w:wrap="around" w:vAnchor="text" w:hAnchor="margin" w:y="-138"/>
                     <w:jc w:val="center"/>
                     <w:rPr>
                       <w:rFonts w:ascii="Times New Roman" w:hAnsi="Times New Roman" w:cs="Times New Roman"/>
@@ -4804,6 +5436,7 @@
                 <w:p>
                   <w:pPr>
                     <w:pStyle w:val="Sinespaciado"/>
+                    <w:framePr w:hSpace="141" w:wrap="around" w:vAnchor="text" w:hAnchor="margin" w:y="-138"/>
                     <w:jc w:val="center"/>
                     <w:rPr>
                       <w:rFonts w:ascii="Times New Roman" w:hAnsi="Times New Roman" w:cs="Times New Roman"/>
@@ -4831,6 +5464,7 @@
                 <w:p>
                   <w:pPr>
                     <w:pStyle w:val="Sinespaciado"/>
+                    <w:framePr w:hSpace="141" w:wrap="around" w:vAnchor="text" w:hAnchor="margin" w:y="-138"/>
                     <w:jc w:val="center"/>
                     <w:rPr>
                       <w:rFonts w:ascii="Times New Roman" w:hAnsi="Times New Roman" w:cs="Times New Roman"/>
@@ -4968,9 +5602,7 @@
             </w:tcBorders>
             <w:shd w:val="clear" w:color="auto" w:fill="auto"/>
           </w:tcPr>
-          <w:p>
-            <w:r/>
-          </w:p>
+          <w:p/>
           <w:p>
             <w:pPr>
               <w:spacing w:before="40" w:after="40"/>
@@ -4979,9 +5611,15 @@
               <w:rPr>
                 <w:rFonts w:ascii="Times New Roman" w:hAnsi="Times New Roman"/>
                 <w:b/>
-                <w:sz w:val="22"/>
-              </w:rPr>
-              <w:t>SEMANA 9 (26/10 al 30/10/2026) · ESCRITURA &amp; GRAMÁTICA</w:t>
+              </w:rPr>
+              <w:t>SEMANA 9 (26/10</w:t>
+            </w:r>
+            <w:r>
+              <w:rPr>
+                <w:rFonts w:ascii="Times New Roman" w:hAnsi="Times New Roman"/>
+                <w:b/>
+              </w:rPr>
+              <w:t xml:space="preserve"> al 30/10/2026) · ESCRITURA &amp; GRAMÁTICA</w:t>
             </w:r>
           </w:p>
           <w:p>
@@ -5047,7 +5685,14 @@
                 <w:rFonts w:ascii="Times New Roman" w:hAnsi="Times New Roman"/>
                 <w:sz w:val="19"/>
               </w:rPr>
-              <w:t>El docente transforma el aula en una Sala de Prensa Científica: 'La revista escolar de la Unidad Educativa Calderón 2 abre su convocatoria para publicar notas científicas escritas por estudiantes de 7mo.' Lectura del modelo de nota de la página 39 para identificar el titular, entrada y cuerpo.</w:t>
+              <w:t xml:space="preserve">El docente transforma el aula en una Sala de Prensa Científica: 'La revista escolar de la Unidad Educativa Calderón 2 abre su convocatoria para publicar notas científicas escritas por estudiantes de 7mo.' Lectura del modelo de nota de la página </w:t>
+            </w:r>
+            <w:r>
+              <w:rPr>
+                <w:rFonts w:ascii="Times New Roman" w:hAnsi="Times New Roman"/>
+                <w:sz w:val="19"/>
+              </w:rPr>
+              <w:t>39 para identificar el titular, entrada y cuerpo.</w:t>
             </w:r>
           </w:p>
           <w:p>
@@ -5092,7 +5737,14 @@
                 <w:rFonts w:ascii="Times New Roman" w:hAnsi="Times New Roman"/>
                 <w:sz w:val="18"/>
               </w:rPr>
-              <w:t>Modelo visual de nota científica de la pág. 39 con titulares y párrafos rotulados.</w:t>
+              <w:t>Modelo visual de nota científica de la pág. 39 con titulares y párrafos rotu</w:t>
+            </w:r>
+            <w:r>
+              <w:rPr>
+                <w:rFonts w:ascii="Times New Roman" w:hAnsi="Times New Roman"/>
+                <w:sz w:val="18"/>
+              </w:rPr>
+              <w:t>lados.</w:t>
             </w:r>
           </w:p>
           <w:p>
@@ -5141,6 +5793,7 @@
               <w:tblW w:w="0" w:type="auto"/>
               <w:jc w:val="center"/>
               <w:tblLayout w:type="fixed"/>
+              <w:tblLook w:val="04A0" w:firstRow="1" w:lastRow="0" w:firstColumn="1" w:lastColumn="0" w:noHBand="0" w:noVBand="1"/>
             </w:tblPr>
             <w:tblGrid>
               <w:gridCol w:w="683"/>
@@ -5160,6 +5813,7 @@
                 <w:p>
                   <w:pPr>
                     <w:pStyle w:val="Sinespaciado"/>
+                    <w:framePr w:hSpace="141" w:wrap="around" w:vAnchor="text" w:hAnchor="margin" w:y="-138"/>
                     <w:jc w:val="center"/>
                     <w:rPr>
                       <w:rFonts w:ascii="Times New Roman" w:hAnsi="Times New Roman" w:cs="Times New Roman"/>
@@ -5187,6 +5841,7 @@
                 <w:p>
                   <w:pPr>
                     <w:pStyle w:val="Sinespaciado"/>
+                    <w:framePr w:hSpace="141" w:wrap="around" w:vAnchor="text" w:hAnchor="margin" w:y="-138"/>
                     <w:jc w:val="center"/>
                     <w:rPr>
                       <w:rFonts w:ascii="Times New Roman" w:hAnsi="Times New Roman" w:cs="Times New Roman"/>
@@ -5214,6 +5869,7 @@
                 <w:p>
                   <w:pPr>
                     <w:pStyle w:val="Sinespaciado"/>
+                    <w:framePr w:hSpace="141" w:wrap="around" w:vAnchor="text" w:hAnchor="margin" w:y="-138"/>
                     <w:jc w:val="center"/>
                     <w:rPr>
                       <w:rFonts w:ascii="Times New Roman" w:hAnsi="Times New Roman" w:cs="Times New Roman"/>
@@ -5250,7 +5906,15 @@
                 <w:b/>
                 <w:sz w:val="20"/>
               </w:rPr>
-              <w:t>Fase 2: Comprensión – «El Laboratorio Gramatical del Verbo»</w:t>
+              <w:t>Fase 2: Comprensión – «El Laboratorio Gra</w:t>
+            </w:r>
+            <w:r>
+              <w:rPr>
+                <w:rFonts w:ascii="Times New Roman" w:hAnsi="Times New Roman"/>
+                <w:b/>
+                <w:sz w:val="20"/>
+              </w:rPr>
+              <w:t>matical del Verbo»</w:t>
             </w:r>
           </w:p>
           <w:p>
@@ -5270,7 +5934,14 @@
                 <w:rFonts w:ascii="Times New Roman" w:hAnsi="Times New Roman"/>
                 <w:sz w:val="19"/>
               </w:rPr>
-              <w:t>Planificación textual con la matriz de la página 40 (propósito, destinatario y estructura). Explicación y aplicación de la conjugación de verbos regulares e irregulares (páginas 41 a 45): formas no personales (infinitivo, gerundio, participio) y tiempos verbales precisos para relatar hechos científicos.</w:t>
+              <w:t xml:space="preserve">Planificación textual con la matriz de la página 40 (propósito, destinatario y estructura). Explicación y aplicación de la conjugación de verbos regulares e irregulares (páginas 41 a 45): formas no personales </w:t>
+            </w:r>
+            <w:r>
+              <w:rPr>
+                <w:rFonts w:ascii="Times New Roman" w:hAnsi="Times New Roman"/>
+                <w:sz w:val="19"/>
+              </w:rPr>
+              <w:t>(infinitivo, gerundio, participio) y tiempos verbales precisos para relatar hechos científicos.</w:t>
             </w:r>
           </w:p>
           <w:p>
@@ -5315,7 +5986,14 @@
                 <w:rFonts w:ascii="Times New Roman" w:hAnsi="Times New Roman"/>
                 <w:sz w:val="18"/>
               </w:rPr>
-              <w:t>Matriz estructurada de la pág. 40 y tablas visuales de modos y tiempos verbales en pizarra.</w:t>
+              <w:t>Matriz estructurada d</w:t>
+            </w:r>
+            <w:r>
+              <w:rPr>
+                <w:rFonts w:ascii="Times New Roman" w:hAnsi="Times New Roman"/>
+                <w:sz w:val="18"/>
+              </w:rPr>
+              <w:t>e la pág. 40 y tablas visuales de modos y tiempos verbales en pizarra.</w:t>
             </w:r>
           </w:p>
           <w:p>
@@ -5355,7 +6033,14 @@
                 <w:rFonts w:ascii="Times New Roman" w:hAnsi="Times New Roman"/>
                 <w:sz w:val="18"/>
               </w:rPr>
-              <w:t>Comprensión gradual de la gramática como herramienta para que el texto sea claro y profesional.</w:t>
+              <w:t>Comprensión gradual de la gramática como herramienta</w:t>
+            </w:r>
+            <w:r>
+              <w:rPr>
+                <w:rFonts w:ascii="Times New Roman" w:hAnsi="Times New Roman"/>
+                <w:sz w:val="18"/>
+              </w:rPr>
+              <w:t xml:space="preserve"> para que el texto sea claro y profesional.</w:t>
             </w:r>
           </w:p>
           <w:tbl>
@@ -5364,6 +6049,7 @@
               <w:tblW w:w="0" w:type="auto"/>
               <w:jc w:val="center"/>
               <w:tblLayout w:type="fixed"/>
+              <w:tblLook w:val="04A0" w:firstRow="1" w:lastRow="0" w:firstColumn="1" w:lastColumn="0" w:noHBand="0" w:noVBand="1"/>
             </w:tblPr>
             <w:tblGrid>
               <w:gridCol w:w="683"/>
@@ -5383,6 +6069,7 @@
                 <w:p>
                   <w:pPr>
                     <w:pStyle w:val="Sinespaciado"/>
+                    <w:framePr w:hSpace="141" w:wrap="around" w:vAnchor="text" w:hAnchor="margin" w:y="-138"/>
                     <w:jc w:val="center"/>
                     <w:rPr>
                       <w:rFonts w:ascii="Times New Roman" w:hAnsi="Times New Roman" w:cs="Times New Roman"/>
@@ -5410,6 +6097,7 @@
                 <w:p>
                   <w:pPr>
                     <w:pStyle w:val="Sinespaciado"/>
+                    <w:framePr w:hSpace="141" w:wrap="around" w:vAnchor="text" w:hAnchor="margin" w:y="-138"/>
                     <w:jc w:val="center"/>
                     <w:rPr>
                       <w:rFonts w:ascii="Times New Roman" w:hAnsi="Times New Roman" w:cs="Times New Roman"/>
@@ -5437,6 +6125,7 @@
                 <w:p>
                   <w:pPr>
                     <w:pStyle w:val="Sinespaciado"/>
+                    <w:framePr w:hSpace="141" w:wrap="around" w:vAnchor="text" w:hAnchor="margin" w:y="-138"/>
                     <w:jc w:val="center"/>
                     <w:rPr>
                       <w:rFonts w:ascii="Times New Roman" w:hAnsi="Times New Roman" w:cs="Times New Roman"/>
@@ -5493,7 +6182,14 @@
                 <w:rFonts w:ascii="Times New Roman" w:hAnsi="Times New Roman"/>
                 <w:sz w:val="19"/>
               </w:rPr>
-              <w:t>Redacción del primer borrador de la nota científica (páginas 46-47) aplicando la concordancia verbal, sangrías y conectores lógicos. Revisión entre pares utilizando la rúbrica de autoevaluación de la página 47 para verificar ortografía y claridad.</w:t>
+              <w:t>Redacción del primer borrador de la nota científica (páginas 46-47) aplicando la concordancia verbal, sangrías y conectores lógi</w:t>
+            </w:r>
+            <w:r>
+              <w:rPr>
+                <w:rFonts w:ascii="Times New Roman" w:hAnsi="Times New Roman"/>
+                <w:sz w:val="19"/>
+              </w:rPr>
+              <w:t>cos. Revisión entre pares utilizando la rúbrica de autoevaluación de la página 47 para verificar ortografía y claridad.</w:t>
             </w:r>
           </w:p>
           <w:p>
@@ -5538,7 +6234,23 @@
                 <w:rFonts w:ascii="Times New Roman" w:hAnsi="Times New Roman"/>
                 <w:sz w:val="18"/>
               </w:rPr>
-              <w:t>Pauta guía de redacción de las págs. 46-47 y lista de cotejo coevaluativa visual.</w:t>
+              <w:t xml:space="preserve">Pauta guía de redacción de las págs. 46-47 y lista de cotejo </w:t>
+            </w:r>
+            <w:proofErr w:type="spellStart"/>
+            <w:r>
+              <w:rPr>
+                <w:rFonts w:ascii="Times New Roman" w:hAnsi="Times New Roman"/>
+                <w:sz w:val="18"/>
+              </w:rPr>
+              <w:t>coevaluativa</w:t>
+            </w:r>
+            <w:proofErr w:type="spellEnd"/>
+            <w:r>
+              <w:rPr>
+                <w:rFonts w:ascii="Times New Roman" w:hAnsi="Times New Roman"/>
+                <w:sz w:val="18"/>
+              </w:rPr>
+              <w:t xml:space="preserve"> visual.</w:t>
             </w:r>
           </w:p>
           <w:p>
@@ -5578,7 +6290,14 @@
                 <w:rFonts w:ascii="Times New Roman" w:hAnsi="Times New Roman"/>
                 <w:sz w:val="18"/>
               </w:rPr>
-              <w:t>Apoyo recíproco en la revisión para superar dificultades sin temor a equivocarse.</w:t>
+              <w:t>Apoyo recíproco en la rev</w:t>
+            </w:r>
+            <w:r>
+              <w:rPr>
+                <w:rFonts w:ascii="Times New Roman" w:hAnsi="Times New Roman"/>
+                <w:sz w:val="18"/>
+              </w:rPr>
+              <w:t>isión para superar dificultades sin temor a equivocarse.</w:t>
             </w:r>
           </w:p>
           <w:tbl>
@@ -5587,6 +6306,7 @@
               <w:tblW w:w="0" w:type="auto"/>
               <w:jc w:val="center"/>
               <w:tblLayout w:type="fixed"/>
+              <w:tblLook w:val="04A0" w:firstRow="1" w:lastRow="0" w:firstColumn="1" w:lastColumn="0" w:noHBand="0" w:noVBand="1"/>
             </w:tblPr>
             <w:tblGrid>
               <w:gridCol w:w="683"/>
@@ -5606,6 +6326,7 @@
                 <w:p>
                   <w:pPr>
                     <w:pStyle w:val="Sinespaciado"/>
+                    <w:framePr w:hSpace="141" w:wrap="around" w:vAnchor="text" w:hAnchor="margin" w:y="-138"/>
                     <w:jc w:val="center"/>
                     <w:rPr>
                       <w:rFonts w:ascii="Times New Roman" w:hAnsi="Times New Roman" w:cs="Times New Roman"/>
@@ -5633,6 +6354,7 @@
                 <w:p>
                   <w:pPr>
                     <w:pStyle w:val="Sinespaciado"/>
+                    <w:framePr w:hSpace="141" w:wrap="around" w:vAnchor="text" w:hAnchor="margin" w:y="-138"/>
                     <w:jc w:val="center"/>
                     <w:rPr>
                       <w:rFonts w:ascii="Times New Roman" w:hAnsi="Times New Roman" w:cs="Times New Roman"/>
@@ -5660,6 +6382,7 @@
                 <w:p>
                   <w:pPr>
                     <w:pStyle w:val="Sinespaciado"/>
+                    <w:framePr w:hSpace="141" w:wrap="around" w:vAnchor="text" w:hAnchor="margin" w:y="-138"/>
                     <w:jc w:val="center"/>
                     <w:rPr>
                       <w:rFonts w:ascii="Times New Roman" w:hAnsi="Times New Roman" w:cs="Times New Roman"/>
@@ -5716,7 +6439,14 @@
                 <w:rFonts w:ascii="Times New Roman" w:hAnsi="Times New Roman"/>
                 <w:sz w:val="19"/>
               </w:rPr>
-              <w:t>Paso a limpio de las notas científicas corregidas y compilación en el boletín mural 'Voces de la Ciencia 7mo'. Lectura en voz alta de fragmentos destacados.</w:t>
+              <w:t>Paso a limpio de las notas científicas corregidas y compilación en el boletín mural 'Voces de la Ciencia 7mo'. Lectur</w:t>
+            </w:r>
+            <w:r>
+              <w:rPr>
+                <w:rFonts w:ascii="Times New Roman" w:hAnsi="Times New Roman"/>
+                <w:sz w:val="19"/>
+              </w:rPr>
+              <w:t>a en voz alta de fragmentos destacados.</w:t>
             </w:r>
           </w:p>
           <w:p>
@@ -5774,7 +6504,15 @@
                 <w:b/>
                 <w:sz w:val="18"/>
               </w:rPr>
-              <w:t xml:space="preserve">Acción y expresión: </w:t>
+              <w:t>Acción y exp</w:t>
+            </w:r>
+            <w:r>
+              <w:rPr>
+                <w:rFonts w:ascii="Times New Roman" w:hAnsi="Times New Roman"/>
+                <w:b/>
+                <w:sz w:val="18"/>
+              </w:rPr>
+              <w:t xml:space="preserve">resión: </w:t>
             </w:r>
             <w:r>
               <w:rPr>
@@ -5810,6 +6548,7 @@
               <w:tblW w:w="0" w:type="auto"/>
               <w:jc w:val="center"/>
               <w:tblLayout w:type="fixed"/>
+              <w:tblLook w:val="04A0" w:firstRow="1" w:lastRow="0" w:firstColumn="1" w:lastColumn="0" w:noHBand="0" w:noVBand="1"/>
             </w:tblPr>
             <w:tblGrid>
               <w:gridCol w:w="683"/>
@@ -5829,6 +6568,7 @@
                 <w:p>
                   <w:pPr>
                     <w:pStyle w:val="Sinespaciado"/>
+                    <w:framePr w:hSpace="141" w:wrap="around" w:vAnchor="text" w:hAnchor="margin" w:y="-138"/>
                     <w:jc w:val="center"/>
                     <w:rPr>
                       <w:rFonts w:ascii="Times New Roman" w:hAnsi="Times New Roman" w:cs="Times New Roman"/>
@@ -5856,6 +6596,7 @@
                 <w:p>
                   <w:pPr>
                     <w:pStyle w:val="Sinespaciado"/>
+                    <w:framePr w:hSpace="141" w:wrap="around" w:vAnchor="text" w:hAnchor="margin" w:y="-138"/>
                     <w:jc w:val="center"/>
                     <w:rPr>
                       <w:rFonts w:ascii="Times New Roman" w:hAnsi="Times New Roman" w:cs="Times New Roman"/>
@@ -5883,6 +6624,7 @@
                 <w:p>
                   <w:pPr>
                     <w:pStyle w:val="Sinespaciado"/>
+                    <w:framePr w:hSpace="141" w:wrap="around" w:vAnchor="text" w:hAnchor="margin" w:y="-138"/>
                     <w:jc w:val="center"/>
                     <w:rPr>
                       <w:rFonts w:ascii="Times New Roman" w:hAnsi="Times New Roman" w:cs="Times New Roman"/>
@@ -6006,9 +6748,7 @@
             </w:tcBorders>
             <w:shd w:val="clear" w:color="auto" w:fill="auto"/>
           </w:tcPr>
-          <w:p>
-            <w:r/>
-          </w:p>
+          <w:p/>
           <w:p>
             <w:pPr>
               <w:spacing w:before="40" w:after="40"/>
@@ -6017,7 +6757,6 @@
               <w:rPr>
                 <w:rFonts w:ascii="Times New Roman" w:hAnsi="Times New Roman"/>
                 <w:b/>
-                <w:sz w:val="22"/>
               </w:rPr>
               <w:t>SEMANA 10 (02/11 al 06/11/2026) · LITERATURA</w:t>
             </w:r>
@@ -6085,7 +6824,14 @@
                 <w:rFonts w:ascii="Times New Roman" w:hAnsi="Times New Roman"/>
                 <w:sz w:val="19"/>
               </w:rPr>
-              <w:t>Narración dramatizada del mito de la creación del Sol y la Luna (páginas 54-55) con modulación de voz y preguntas detonantes: ¿Por qué los pueblos antiguos crearon historias sobre el origen del mundo? ¿Qué mitos o leyendas han escuchado de sus abuelos o familias?</w:t>
+              <w:t xml:space="preserve">Narración dramatizada del </w:t>
+            </w:r>
+            <w:r>
+              <w:rPr>
+                <w:rFonts w:ascii="Times New Roman" w:hAnsi="Times New Roman"/>
+                <w:sz w:val="19"/>
+              </w:rPr>
+              <w:t>mito de la creación del Sol y la Luna (páginas 54-55) con modulación de voz y preguntas detonantes: ¿Por qué los pueblos antiguos crearon historias sobre el origen del mundo? ¿Qué mitos o leyendas han escuchado de sus abuelos o familias?</w:t>
             </w:r>
           </w:p>
           <w:p>
@@ -6097,7 +6843,14 @@
                 <w:rFonts w:ascii="Times New Roman" w:hAnsi="Times New Roman"/>
                 <w:sz w:val="19"/>
               </w:rPr>
-              <w:t>Gamificación: 'La Fogata de los Sabios': Los estudiantes aportan una historia ancestral y acumulan puntos de memoria oral.</w:t>
+              <w:t xml:space="preserve">Gamificación: 'La </w:t>
+            </w:r>
+            <w:r>
+              <w:rPr>
+                <w:rFonts w:ascii="Times New Roman" w:hAnsi="Times New Roman"/>
+                <w:sz w:val="19"/>
+              </w:rPr>
+              <w:t>Fogata de los Sabios': Los estudiantes aportan una historia ancestral y acumulan puntos de memoria oral.</w:t>
             </w:r>
           </w:p>
           <w:p>
@@ -6150,7 +6903,14 @@
                 <w:rFonts w:ascii="Times New Roman" w:hAnsi="Times New Roman"/>
                 <w:sz w:val="18"/>
               </w:rPr>
-              <w:t>Comentarios orales espontáneos compartiendo relatos tradicionales de sus familias.</w:t>
+              <w:t xml:space="preserve">Comentarios orales </w:t>
+            </w:r>
+            <w:r>
+              <w:rPr>
+                <w:rFonts w:ascii="Times New Roman" w:hAnsi="Times New Roman"/>
+                <w:sz w:val="18"/>
+              </w:rPr>
+              <w:t>espontáneos compartiendo relatos tradicionales de sus familias.</w:t>
             </w:r>
           </w:p>
           <w:p>
@@ -6179,6 +6939,7 @@
               <w:tblW w:w="0" w:type="auto"/>
               <w:jc w:val="center"/>
               <w:tblLayout w:type="fixed"/>
+              <w:tblLook w:val="04A0" w:firstRow="1" w:lastRow="0" w:firstColumn="1" w:lastColumn="0" w:noHBand="0" w:noVBand="1"/>
             </w:tblPr>
             <w:tblGrid>
               <w:gridCol w:w="683"/>
@@ -6198,6 +6959,7 @@
                 <w:p>
                   <w:pPr>
                     <w:pStyle w:val="Sinespaciado"/>
+                    <w:framePr w:hSpace="141" w:wrap="around" w:vAnchor="text" w:hAnchor="margin" w:y="-138"/>
                     <w:jc w:val="center"/>
                     <w:rPr>
                       <w:rFonts w:ascii="Times New Roman" w:hAnsi="Times New Roman" w:cs="Times New Roman"/>
@@ -6225,6 +6987,7 @@
                 <w:p>
                   <w:pPr>
                     <w:pStyle w:val="Sinespaciado"/>
+                    <w:framePr w:hSpace="141" w:wrap="around" w:vAnchor="text" w:hAnchor="margin" w:y="-138"/>
                     <w:jc w:val="center"/>
                     <w:rPr>
                       <w:rFonts w:ascii="Times New Roman" w:hAnsi="Times New Roman" w:cs="Times New Roman"/>
@@ -6252,6 +7015,7 @@
                 <w:p>
                   <w:pPr>
                     <w:pStyle w:val="Sinespaciado"/>
+                    <w:framePr w:hSpace="141" w:wrap="around" w:vAnchor="text" w:hAnchor="margin" w:y="-138"/>
                     <w:jc w:val="center"/>
                     <w:rPr>
                       <w:rFonts w:ascii="Times New Roman" w:hAnsi="Times New Roman" w:cs="Times New Roman"/>
@@ -6308,7 +7072,14 @@
                 <w:rFonts w:ascii="Times New Roman" w:hAnsi="Times New Roman"/>
                 <w:sz w:val="19"/>
               </w:rPr>
-              <w:t>Lectura dialogada de los mitos seleccionados en las páginas 56 a 61. Análisis de sus elementos fundamentales: personajes divinos y sobrenaturales, tiempo sagrado de los orígenes y explicación poética de fenómenos naturales. Diferenciación entre mito, leyenda y cuento.</w:t>
+              <w:t xml:space="preserve">Lectura dialogada de los mitos seleccionados en las páginas 56 a 61. Análisis de sus elementos fundamentales: personajes divinos y sobrenaturales, tiempo sagrado de los orígenes y explicación poética de fenómenos naturales. Diferenciación entre </w:t>
+            </w:r>
+            <w:r>
+              <w:rPr>
+                <w:rFonts w:ascii="Times New Roman" w:hAnsi="Times New Roman"/>
+                <w:sz w:val="19"/>
+              </w:rPr>
+              <w:t>mito, leyenda y cuento.</w:t>
             </w:r>
           </w:p>
           <w:p>
@@ -6353,7 +7124,14 @@
                 <w:rFonts w:ascii="Times New Roman" w:hAnsi="Times New Roman"/>
                 <w:sz w:val="18"/>
               </w:rPr>
-              <w:t>Lectura compartida apoyada en cuadros comparativos visuales entre mito, leyenda y realidad.</w:t>
+              <w:t>Lectura compartida apoyada en cuadros comparativos visuales entre mito, leyenda y real</w:t>
+            </w:r>
+            <w:r>
+              <w:rPr>
+                <w:rFonts w:ascii="Times New Roman" w:hAnsi="Times New Roman"/>
+                <w:sz w:val="18"/>
+              </w:rPr>
+              <w:t>idad.</w:t>
             </w:r>
           </w:p>
           <w:p>
@@ -6402,6 +7180,7 @@
               <w:tblW w:w="0" w:type="auto"/>
               <w:jc w:val="center"/>
               <w:tblLayout w:type="fixed"/>
+              <w:tblLook w:val="04A0" w:firstRow="1" w:lastRow="0" w:firstColumn="1" w:lastColumn="0" w:noHBand="0" w:noVBand="1"/>
             </w:tblPr>
             <w:tblGrid>
               <w:gridCol w:w="683"/>
@@ -6421,6 +7200,7 @@
                 <w:p>
                   <w:pPr>
                     <w:pStyle w:val="Sinespaciado"/>
+                    <w:framePr w:hSpace="141" w:wrap="around" w:vAnchor="text" w:hAnchor="margin" w:y="-138"/>
                     <w:jc w:val="center"/>
                     <w:rPr>
                       <w:rFonts w:ascii="Times New Roman" w:hAnsi="Times New Roman" w:cs="Times New Roman"/>
@@ -6448,6 +7228,7 @@
                 <w:p>
                   <w:pPr>
                     <w:pStyle w:val="Sinespaciado"/>
+                    <w:framePr w:hSpace="141" w:wrap="around" w:vAnchor="text" w:hAnchor="margin" w:y="-138"/>
                     <w:jc w:val="center"/>
                     <w:rPr>
                       <w:rFonts w:ascii="Times New Roman" w:hAnsi="Times New Roman" w:cs="Times New Roman"/>
@@ -6475,6 +7256,7 @@
                 <w:p>
                   <w:pPr>
                     <w:pStyle w:val="Sinespaciado"/>
+                    <w:framePr w:hSpace="141" w:wrap="around" w:vAnchor="text" w:hAnchor="margin" w:y="-138"/>
                     <w:jc w:val="center"/>
                     <w:rPr>
                       <w:rFonts w:ascii="Times New Roman" w:hAnsi="Times New Roman" w:cs="Times New Roman"/>
@@ -6511,7 +7293,15 @@
                 <w:b/>
                 <w:sz w:val="20"/>
               </w:rPr>
-              <w:t>Fase 3: Aplicación – «El Ágora Mitológica y Talleres de Interpretación»</w:t>
+              <w:t xml:space="preserve">Fase 3: </w:t>
+            </w:r>
+            <w:r>
+              <w:rPr>
+                <w:rFonts w:ascii="Times New Roman" w:hAnsi="Times New Roman"/>
+                <w:b/>
+                <w:sz w:val="20"/>
+              </w:rPr>
+              <w:t>Aplicación – «El Ágora Mitológica y Talleres de Interpretación»</w:t>
             </w:r>
           </w:p>
           <w:p>
@@ -6531,7 +7321,14 @@
                 <w:rFonts w:ascii="Times New Roman" w:hAnsi="Times New Roman"/>
                 <w:sz w:val="19"/>
               </w:rPr>
-              <w:t>Resolución de los talleres de comprensión, interpretación de personajes y valoración de las páginas 62 a 65. Los estudiantes eligen su personaje mítico preferido y justifican por qué representa valores de valentía, sabiduría o protección de la naturaleza.</w:t>
+              <w:t>Resolución de los talleres de comprensión, interpretación de personajes y valoración de las páginas 62 a 65. Los estudiantes eligen su personaje mítico preferido y justifican por qu</w:t>
+            </w:r>
+            <w:r>
+              <w:rPr>
+                <w:rFonts w:ascii="Times New Roman" w:hAnsi="Times New Roman"/>
+                <w:sz w:val="19"/>
+              </w:rPr>
+              <w:t>é representa valores de valentía, sabiduría o protección de la naturaleza.</w:t>
             </w:r>
           </w:p>
           <w:p>
@@ -6576,7 +7373,14 @@
                 <w:rFonts w:ascii="Times New Roman" w:hAnsi="Times New Roman"/>
                 <w:sz w:val="18"/>
               </w:rPr>
-              <w:t>Cuestionarios organizados del texto escolar con preguntas de selección y desarrollo gráfico.</w:t>
+              <w:t xml:space="preserve">Cuestionarios </w:t>
+            </w:r>
+            <w:r>
+              <w:rPr>
+                <w:rFonts w:ascii="Times New Roman" w:hAnsi="Times New Roman"/>
+                <w:sz w:val="18"/>
+              </w:rPr>
+              <w:t>organizados del texto escolar con preguntas de selección y desarrollo gráfico.</w:t>
             </w:r>
           </w:p>
           <w:p>
@@ -6616,7 +7420,14 @@
                 <w:rFonts w:ascii="Times New Roman" w:hAnsi="Times New Roman"/>
                 <w:sz w:val="18"/>
               </w:rPr>
-              <w:t>Libertad para expresar la apreciación estética y creativa sobre el relato leído.</w:t>
+              <w:t>Libertad para expresar la apreciación estética y crea</w:t>
+            </w:r>
+            <w:r>
+              <w:rPr>
+                <w:rFonts w:ascii="Times New Roman" w:hAnsi="Times New Roman"/>
+                <w:sz w:val="18"/>
+              </w:rPr>
+              <w:t>tiva sobre el relato leído.</w:t>
             </w:r>
           </w:p>
           <w:tbl>
@@ -6625,6 +7436,7 @@
               <w:tblW w:w="0" w:type="auto"/>
               <w:jc w:val="center"/>
               <w:tblLayout w:type="fixed"/>
+              <w:tblLook w:val="04A0" w:firstRow="1" w:lastRow="0" w:firstColumn="1" w:lastColumn="0" w:noHBand="0" w:noVBand="1"/>
             </w:tblPr>
             <w:tblGrid>
               <w:gridCol w:w="683"/>
@@ -6644,6 +7456,7 @@
                 <w:p>
                   <w:pPr>
                     <w:pStyle w:val="Sinespaciado"/>
+                    <w:framePr w:hSpace="141" w:wrap="around" w:vAnchor="text" w:hAnchor="margin" w:y="-138"/>
                     <w:jc w:val="center"/>
                     <w:rPr>
                       <w:rFonts w:ascii="Times New Roman" w:hAnsi="Times New Roman" w:cs="Times New Roman"/>
@@ -6671,6 +7484,7 @@
                 <w:p>
                   <w:pPr>
                     <w:pStyle w:val="Sinespaciado"/>
+                    <w:framePr w:hSpace="141" w:wrap="around" w:vAnchor="text" w:hAnchor="margin" w:y="-138"/>
                     <w:jc w:val="center"/>
                     <w:rPr>
                       <w:rFonts w:ascii="Times New Roman" w:hAnsi="Times New Roman" w:cs="Times New Roman"/>
@@ -6698,6 +7512,7 @@
                 <w:p>
                   <w:pPr>
                     <w:pStyle w:val="Sinespaciado"/>
+                    <w:framePr w:hSpace="141" w:wrap="around" w:vAnchor="text" w:hAnchor="margin" w:y="-138"/>
                     <w:jc w:val="center"/>
                     <w:rPr>
                       <w:rFonts w:ascii="Times New Roman" w:hAnsi="Times New Roman" w:cs="Times New Roman"/>
@@ -6754,7 +7569,14 @@
                 <w:rFonts w:ascii="Times New Roman" w:hAnsi="Times New Roman"/>
                 <w:sz w:val="19"/>
               </w:rPr>
-              <w:t>Plenaria y asamblea de aula: reflexión sobre la importancia de cuidar la tradición oral comunitaria. Exposición de las ilustraciones en el 'Rincón Mitológico' de 7mo.</w:t>
+              <w:t>Plenaria y asamblea de aula: reflexión sobre la importancia de cuidar la tradición oral comunitaria. Exposición de las ilustraciones en el 'Rincón Mito</w:t>
+            </w:r>
+            <w:r>
+              <w:rPr>
+                <w:rFonts w:ascii="Times New Roman" w:hAnsi="Times New Roman"/>
+                <w:sz w:val="19"/>
+              </w:rPr>
+              <w:t>lógico' de 7mo.</w:t>
             </w:r>
           </w:p>
           <w:p>
@@ -6812,7 +7634,15 @@
                 <w:b/>
                 <w:sz w:val="18"/>
               </w:rPr>
-              <w:t xml:space="preserve">Acción y expresión: </w:t>
+              <w:t>Acción y expresi</w:t>
+            </w:r>
+            <w:r>
+              <w:rPr>
+                <w:rFonts w:ascii="Times New Roman" w:hAnsi="Times New Roman"/>
+                <w:b/>
+                <w:sz w:val="18"/>
+              </w:rPr>
+              <w:t xml:space="preserve">ón: </w:t>
             </w:r>
             <w:r>
               <w:rPr>
@@ -6848,6 +7678,7 @@
               <w:tblW w:w="0" w:type="auto"/>
               <w:jc w:val="center"/>
               <w:tblLayout w:type="fixed"/>
+              <w:tblLook w:val="04A0" w:firstRow="1" w:lastRow="0" w:firstColumn="1" w:lastColumn="0" w:noHBand="0" w:noVBand="1"/>
             </w:tblPr>
             <w:tblGrid>
               <w:gridCol w:w="683"/>
@@ -6867,6 +7698,7 @@
                 <w:p>
                   <w:pPr>
                     <w:pStyle w:val="Sinespaciado"/>
+                    <w:framePr w:hSpace="141" w:wrap="around" w:vAnchor="text" w:hAnchor="margin" w:y="-138"/>
                     <w:jc w:val="center"/>
                     <w:rPr>
                       <w:rFonts w:ascii="Times New Roman" w:hAnsi="Times New Roman" w:cs="Times New Roman"/>
@@ -6894,6 +7726,7 @@
                 <w:p>
                   <w:pPr>
                     <w:pStyle w:val="Sinespaciado"/>
+                    <w:framePr w:hSpace="141" w:wrap="around" w:vAnchor="text" w:hAnchor="margin" w:y="-138"/>
                     <w:jc w:val="center"/>
                     <w:rPr>
                       <w:rFonts w:ascii="Times New Roman" w:hAnsi="Times New Roman" w:cs="Times New Roman"/>
@@ -6921,6 +7754,7 @@
                 <w:p>
                   <w:pPr>
                     <w:pStyle w:val="Sinespaciado"/>
+                    <w:framePr w:hSpace="141" w:wrap="around" w:vAnchor="text" w:hAnchor="margin" w:y="-138"/>
                     <w:jc w:val="center"/>
                     <w:rPr>
                       <w:rFonts w:ascii="Times New Roman" w:hAnsi="Times New Roman" w:cs="Times New Roman"/>
@@ -6979,7 +7813,15 @@
             </w:r>
             <w:r>
               <w:br/>
-              <w:t>• Actividades: Resolución de actividades págs. 62-65 del libro y participación en debates literarios. (Feriados 02 y 03 Noviembre).</w:t>
+              <w:t xml:space="preserve">• Actividades: Resolución de actividades págs. 62-65 del libro y participación en debates literarios. (Feriados 02 y 03 </w:t>
+            </w:r>
+            <w:proofErr w:type="gramStart"/>
+            <w:r>
+              <w:t>Noviembre</w:t>
+            </w:r>
+            <w:proofErr w:type="gramEnd"/>
+            <w:r>
+              <w:t>).</w:t>
             </w:r>
           </w:p>
         </w:tc>
@@ -7051,9 +7893,7 @@
             </w:tcBorders>
             <w:shd w:val="clear" w:color="auto" w:fill="auto"/>
           </w:tcPr>
-          <w:p>
-            <w:r/>
-          </w:p>
+          <w:p/>
           <w:p>
             <w:pPr>
               <w:spacing w:before="40" w:after="40"/>
@@ -7062,7 +7902,6 @@
               <w:rPr>
                 <w:rFonts w:ascii="Times New Roman" w:hAnsi="Times New Roman"/>
                 <w:b/>
-                <w:sz w:val="22"/>
               </w:rPr>
               <w:t>SEMANA 11 (09/11 al 13/11/2026) · ESCRITURA CREATIVA &amp; CIERRE UNIDAD 1</w:t>
             </w:r>
@@ -7097,7 +7936,14 @@
                 <w:rFonts w:ascii="Times New Roman" w:hAnsi="Times New Roman"/>
                 <w:sz w:val="20"/>
               </w:rPr>
-              <w:t>«Taller del Cómic Mitológico: Del Relato Ancestral a la Viñeta Moderna» (Texto Pág. 66-73)</w:t>
+              <w:t xml:space="preserve">«Taller del Cómic Mitológico: Del Relato Ancestral a la Viñeta </w:t>
+            </w:r>
+            <w:r>
+              <w:rPr>
+                <w:rFonts w:ascii="Times New Roman" w:hAnsi="Times New Roman"/>
+                <w:sz w:val="20"/>
+              </w:rPr>
+              <w:t>Moderna» (Texto Pág. 66-73)</w:t>
             </w:r>
           </w:p>
           <w:p>
@@ -7130,7 +7976,14 @@
                 <w:rFonts w:ascii="Times New Roman" w:hAnsi="Times New Roman"/>
                 <w:sz w:val="19"/>
               </w:rPr>
-              <w:t>El docente transforma el aula en un estudio de diseño de cómics: lectura y análisis de las historietas de las páginas 66 y 67. Identificación lúdica de los recursos del cómic: viñetas, planos visuales, bocadillos de diálogo, cartelas y onomatopeyas sonoras.</w:t>
+              <w:t>El docente transforma el aula en un estudio de diseño de cómics: lectura y análisis de las historietas de las páginas 66 y 67. Identificación lúdica de los recurs</w:t>
+            </w:r>
+            <w:r>
+              <w:rPr>
+                <w:rFonts w:ascii="Times New Roman" w:hAnsi="Times New Roman"/>
+                <w:sz w:val="19"/>
+              </w:rPr>
+              <w:t>os del cómic: viñetas, planos visuales, bocadillos de diálogo, cartelas y onomatopeyas sonoras.</w:t>
             </w:r>
           </w:p>
           <w:p>
@@ -7175,7 +8028,14 @@
                 <w:rFonts w:ascii="Times New Roman" w:hAnsi="Times New Roman"/>
                 <w:sz w:val="18"/>
               </w:rPr>
-              <w:t>Muestras gráficas de historietas en las págs. 66-67 con cartelas y bocadillos rotulados.</w:t>
+              <w:t xml:space="preserve">Muestras </w:t>
+            </w:r>
+            <w:r>
+              <w:rPr>
+                <w:rFonts w:ascii="Times New Roman" w:hAnsi="Times New Roman"/>
+                <w:sz w:val="18"/>
+              </w:rPr>
+              <w:t>gráficas de historietas en las págs. 66-67 con cartelas y bocadillos rotulados.</w:t>
             </w:r>
           </w:p>
           <w:p>
@@ -7215,7 +8075,14 @@
                 <w:rFonts w:ascii="Times New Roman" w:hAnsi="Times New Roman"/>
                 <w:sz w:val="18"/>
               </w:rPr>
-              <w:t>Atracción natural por el lenguaje gráfico del cómic y la animación.</w:t>
+              <w:t>Atracción natural por el lenguaje gráfico del cómic y la animac</w:t>
+            </w:r>
+            <w:r>
+              <w:rPr>
+                <w:rFonts w:ascii="Times New Roman" w:hAnsi="Times New Roman"/>
+                <w:sz w:val="18"/>
+              </w:rPr>
+              <w:t>ión.</w:t>
             </w:r>
           </w:p>
           <w:tbl>
@@ -7224,6 +8091,7 @@
               <w:tblW w:w="0" w:type="auto"/>
               <w:jc w:val="center"/>
               <w:tblLayout w:type="fixed"/>
+              <w:tblLook w:val="04A0" w:firstRow="1" w:lastRow="0" w:firstColumn="1" w:lastColumn="0" w:noHBand="0" w:noVBand="1"/>
             </w:tblPr>
             <w:tblGrid>
               <w:gridCol w:w="683"/>
@@ -7243,6 +8111,7 @@
                 <w:p>
                   <w:pPr>
                     <w:pStyle w:val="Sinespaciado"/>
+                    <w:framePr w:hSpace="141" w:wrap="around" w:vAnchor="text" w:hAnchor="margin" w:y="-138"/>
                     <w:jc w:val="center"/>
                     <w:rPr>
                       <w:rFonts w:ascii="Times New Roman" w:hAnsi="Times New Roman" w:cs="Times New Roman"/>
@@ -7270,6 +8139,7 @@
                 <w:p>
                   <w:pPr>
                     <w:pStyle w:val="Sinespaciado"/>
+                    <w:framePr w:hSpace="141" w:wrap="around" w:vAnchor="text" w:hAnchor="margin" w:y="-138"/>
                     <w:jc w:val="center"/>
                     <w:rPr>
                       <w:rFonts w:ascii="Times New Roman" w:hAnsi="Times New Roman" w:cs="Times New Roman"/>
@@ -7297,6 +8167,7 @@
                 <w:p>
                   <w:pPr>
                     <w:pStyle w:val="Sinespaciado"/>
+                    <w:framePr w:hSpace="141" w:wrap="around" w:vAnchor="text" w:hAnchor="margin" w:y="-138"/>
                     <w:jc w:val="center"/>
                     <w:rPr>
                       <w:rFonts w:ascii="Times New Roman" w:hAnsi="Times New Roman" w:cs="Times New Roman"/>
@@ -7353,7 +8224,14 @@
                 <w:rFonts w:ascii="Times New Roman" w:hAnsi="Times New Roman"/>
                 <w:sz w:val="19"/>
               </w:rPr>
-              <w:t>Planificación y diseño de un storyboard adaptando un mito leído a una secuencia de 4 a 6 viñetas (páginas 67-68). Distribución del texto en bocadillos y selección de los planos adecuados para dar emoción a la historia.</w:t>
+              <w:t xml:space="preserve">Planificación y diseño de un storyboard adaptando un mito leído a una secuencia de 4 a 6 viñetas (páginas 67-68). Distribución del texto en bocadillos y selección de </w:t>
+            </w:r>
+            <w:r>
+              <w:rPr>
+                <w:rFonts w:ascii="Times New Roman" w:hAnsi="Times New Roman"/>
+                <w:sz w:val="19"/>
+              </w:rPr>
+              <w:t>los planos adecuados para dar emoción a la historia.</w:t>
             </w:r>
           </w:p>
           <w:p>
@@ -7398,7 +8276,14 @@
                 <w:rFonts w:ascii="Times New Roman" w:hAnsi="Times New Roman"/>
                 <w:sz w:val="18"/>
               </w:rPr>
-              <w:t>Plantillas visuales con cuadrículas de viñetas y guía gráfica de planos visuales.</w:t>
+              <w:t>Plantillas visuales con cuadrículas de viñetas y guía grá</w:t>
+            </w:r>
+            <w:r>
+              <w:rPr>
+                <w:rFonts w:ascii="Times New Roman" w:hAnsi="Times New Roman"/>
+                <w:sz w:val="18"/>
+              </w:rPr>
+              <w:t>fica de planos visuales.</w:t>
             </w:r>
           </w:p>
           <w:p>
@@ -7447,6 +8332,7 @@
               <w:tblW w:w="0" w:type="auto"/>
               <w:jc w:val="center"/>
               <w:tblLayout w:type="fixed"/>
+              <w:tblLook w:val="04A0" w:firstRow="1" w:lastRow="0" w:firstColumn="1" w:lastColumn="0" w:noHBand="0" w:noVBand="1"/>
             </w:tblPr>
             <w:tblGrid>
               <w:gridCol w:w="683"/>
@@ -7466,6 +8352,7 @@
                 <w:p>
                   <w:pPr>
                     <w:pStyle w:val="Sinespaciado"/>
+                    <w:framePr w:hSpace="141" w:wrap="around" w:vAnchor="text" w:hAnchor="margin" w:y="-138"/>
                     <w:jc w:val="center"/>
                     <w:rPr>
                       <w:rFonts w:ascii="Times New Roman" w:hAnsi="Times New Roman" w:cs="Times New Roman"/>
@@ -7493,6 +8380,7 @@
                 <w:p>
                   <w:pPr>
                     <w:pStyle w:val="Sinespaciado"/>
+                    <w:framePr w:hSpace="141" w:wrap="around" w:vAnchor="text" w:hAnchor="margin" w:y="-138"/>
                     <w:jc w:val="center"/>
                     <w:rPr>
                       <w:rFonts w:ascii="Times New Roman" w:hAnsi="Times New Roman" w:cs="Times New Roman"/>
@@ -7520,6 +8408,7 @@
                 <w:p>
                   <w:pPr>
                     <w:pStyle w:val="Sinespaciado"/>
+                    <w:framePr w:hSpace="141" w:wrap="around" w:vAnchor="text" w:hAnchor="margin" w:y="-138"/>
                     <w:jc w:val="center"/>
                     <w:rPr>
                       <w:rFonts w:ascii="Times New Roman" w:hAnsi="Times New Roman" w:cs="Times New Roman"/>
@@ -7556,7 +8445,15 @@
                 <w:b/>
                 <w:sz w:val="20"/>
               </w:rPr>
-              <w:t>Fase 3: Aplicación – «Mesa de Dibujantes y Desafío Sumativo»</w:t>
+              <w:t>Fase 3: Aplicación – «Mesa de Di</w:t>
+            </w:r>
+            <w:r>
+              <w:rPr>
+                <w:rFonts w:ascii="Times New Roman" w:hAnsi="Times New Roman"/>
+                <w:b/>
+                <w:sz w:val="20"/>
+              </w:rPr>
+              <w:t>bujantes y Desafío Sumativo»</w:t>
             </w:r>
           </w:p>
           <w:p>
@@ -7576,7 +8473,14 @@
                 <w:rFonts w:ascii="Times New Roman" w:hAnsi="Times New Roman"/>
                 <w:sz w:val="19"/>
               </w:rPr>
-              <w:t>Elaboración final de la historieta a color aplicando rotulación clara y viñetas organizadas. Paralelamente, los estudiantes resuelven la evaluación sumativa de la Unidad 1 del texto escolar para consolidar las destrezas adquiridas.</w:t>
+              <w:t>Elaboración final de la historieta a color aplicando rotulación clara y viñetas organizadas. Paralelamente, los estudiantes resuelven la evaluación sumativa de la Unidad 1 del texto escolar para consolidar las destre</w:t>
+            </w:r>
+            <w:r>
+              <w:rPr>
+                <w:rFonts w:ascii="Times New Roman" w:hAnsi="Times New Roman"/>
+                <w:sz w:val="19"/>
+              </w:rPr>
+              <w:t>zas adquiridas.</w:t>
             </w:r>
           </w:p>
           <w:p>
@@ -7670,6 +8574,7 @@
               <w:tblW w:w="0" w:type="auto"/>
               <w:jc w:val="center"/>
               <w:tblLayout w:type="fixed"/>
+              <w:tblLook w:val="04A0" w:firstRow="1" w:lastRow="0" w:firstColumn="1" w:lastColumn="0" w:noHBand="0" w:noVBand="1"/>
             </w:tblPr>
             <w:tblGrid>
               <w:gridCol w:w="683"/>
@@ -7689,6 +8594,7 @@
                 <w:p>
                   <w:pPr>
                     <w:pStyle w:val="Sinespaciado"/>
+                    <w:framePr w:hSpace="141" w:wrap="around" w:vAnchor="text" w:hAnchor="margin" w:y="-138"/>
                     <w:jc w:val="center"/>
                     <w:rPr>
                       <w:rFonts w:ascii="Times New Roman" w:hAnsi="Times New Roman" w:cs="Times New Roman"/>
@@ -7716,6 +8622,7 @@
                 <w:p>
                   <w:pPr>
                     <w:pStyle w:val="Sinespaciado"/>
+                    <w:framePr w:hSpace="141" w:wrap="around" w:vAnchor="text" w:hAnchor="margin" w:y="-138"/>
                     <w:jc w:val="center"/>
                     <w:rPr>
                       <w:rFonts w:ascii="Times New Roman" w:hAnsi="Times New Roman" w:cs="Times New Roman"/>
@@ -7743,6 +8650,7 @@
                 <w:p>
                   <w:pPr>
                     <w:pStyle w:val="Sinespaciado"/>
+                    <w:framePr w:hSpace="141" w:wrap="around" w:vAnchor="text" w:hAnchor="margin" w:y="-138"/>
                     <w:jc w:val="center"/>
                     <w:rPr>
                       <w:rFonts w:ascii="Times New Roman" w:hAnsi="Times New Roman" w:cs="Times New Roman"/>
@@ -7779,7 +8687,15 @@
                 <w:b/>
                 <w:sz w:val="20"/>
               </w:rPr>
-              <w:t>Fase 4: Cierre – «Inauguración de la Galería Mitológica»</w:t>
+              <w:t>Fase 4: Cierre – «Inauguración de la Galería Mitol</w:t>
+            </w:r>
+            <w:r>
+              <w:rPr>
+                <w:rFonts w:ascii="Times New Roman" w:hAnsi="Times New Roman"/>
+                <w:b/>
+                <w:sz w:val="20"/>
+              </w:rPr>
+              <w:t>ógica»</w:t>
             </w:r>
           </w:p>
           <w:p>
@@ -7811,7 +8727,14 @@
                 <w:rFonts w:ascii="Times New Roman" w:hAnsi="Times New Roman"/>
                 <w:sz w:val="19"/>
               </w:rPr>
-              <w:t>Gamificación: Entrega de la medalla 'Gran Creador de Historietas' a todos los autores.</w:t>
+              <w:t>Gamificación: Entrega de la medalla 'Gran Creador de Historietas' a t</w:t>
+            </w:r>
+            <w:r>
+              <w:rPr>
+                <w:rFonts w:ascii="Times New Roman" w:hAnsi="Times New Roman"/>
+                <w:sz w:val="19"/>
+              </w:rPr>
+              <w:t>odos los autores.</w:t>
             </w:r>
           </w:p>
           <w:p>
@@ -7884,7 +8807,14 @@
                 <w:rFonts w:ascii="Times New Roman" w:hAnsi="Times New Roman"/>
                 <w:sz w:val="18"/>
               </w:rPr>
-              <w:t>Celebración colectiva del cierre de la unidad y reconocimiento del talento del aula.</w:t>
+              <w:t>Celebración c</w:t>
+            </w:r>
+            <w:r>
+              <w:rPr>
+                <w:rFonts w:ascii="Times New Roman" w:hAnsi="Times New Roman"/>
+                <w:sz w:val="18"/>
+              </w:rPr>
+              <w:t>olectiva del cierre de la unidad y reconocimiento del talento del aula.</w:t>
             </w:r>
           </w:p>
           <w:tbl>
@@ -7893,6 +8823,7 @@
               <w:tblW w:w="0" w:type="auto"/>
               <w:jc w:val="center"/>
               <w:tblLayout w:type="fixed"/>
+              <w:tblLook w:val="04A0" w:firstRow="1" w:lastRow="0" w:firstColumn="1" w:lastColumn="0" w:noHBand="0" w:noVBand="1"/>
             </w:tblPr>
             <w:tblGrid>
               <w:gridCol w:w="683"/>
@@ -7912,6 +8843,7 @@
                 <w:p>
                   <w:pPr>
                     <w:pStyle w:val="Sinespaciado"/>
+                    <w:framePr w:hSpace="141" w:wrap="around" w:vAnchor="text" w:hAnchor="margin" w:y="-138"/>
                     <w:jc w:val="center"/>
                     <w:rPr>
                       <w:rFonts w:ascii="Times New Roman" w:hAnsi="Times New Roman" w:cs="Times New Roman"/>
@@ -7939,6 +8871,7 @@
                 <w:p>
                   <w:pPr>
                     <w:pStyle w:val="Sinespaciado"/>
+                    <w:framePr w:hSpace="141" w:wrap="around" w:vAnchor="text" w:hAnchor="margin" w:y="-138"/>
                     <w:jc w:val="center"/>
                     <w:rPr>
                       <w:rFonts w:ascii="Times New Roman" w:hAnsi="Times New Roman" w:cs="Times New Roman"/>
@@ -7966,6 +8899,7 @@
                 <w:p>
                   <w:pPr>
                     <w:pStyle w:val="Sinespaciado"/>
+                    <w:framePr w:hSpace="141" w:wrap="around" w:vAnchor="text" w:hAnchor="margin" w:y="-138"/>
                     <w:jc w:val="center"/>
                     <w:rPr>
                       <w:rFonts w:ascii="Times New Roman" w:hAnsi="Times New Roman" w:cs="Times New Roman"/>
@@ -8024,7 +8958,15 @@
             </w:r>
             <w:r>
               <w:br/>
-              <w:t>• Actividades: Exposición de historietas en el mural y prueba escrita de base estructurada. (Cierre oficial de la Planificación Microcurricular: 13/11/2026).</w:t>
+              <w:t xml:space="preserve">• Actividades: Exposición de historietas en el mural y prueba escrita de base estructurada. (Cierre oficial de la Planificación </w:t>
+            </w:r>
+            <w:proofErr w:type="spellStart"/>
+            <w:r>
+              <w:t>Microcurricular</w:t>
+            </w:r>
+            <w:proofErr w:type="spellEnd"/>
+            <w:r>
+              <w:t>: 13/11/2026).</w:t>
             </w:r>
           </w:p>
         </w:tc>
@@ -8092,9 +9034,7 @@
             </w:tcBorders>
             <w:shd w:val="clear" w:color="auto" w:fill="auto"/>
           </w:tcPr>
-          <w:p>
-            <w:r/>
-          </w:p>
+          <w:p/>
           <w:p>
             <w:pPr>
               <w:spacing w:before="40" w:after="40"/>
@@ -8103,7 +9043,6 @@
               <w:rPr>
                 <w:rFonts w:ascii="Times New Roman" w:hAnsi="Times New Roman"/>
                 <w:b/>
-                <w:sz w:val="22"/>
               </w:rPr>
               <w:t>SEMANA 12 (16/11 al 23/11/2026) · PROYECTO INTEGRADOR</w:t>
             </w:r>
@@ -8138,7 +9077,14 @@
                 <w:rFonts w:ascii="Times New Roman" w:hAnsi="Times New Roman"/>
                 <w:sz w:val="20"/>
               </w:rPr>
-              <w:t>«Feria de Socialización y Sustentación Pública del Proyecto Integrador Trimestral»</w:t>
+              <w:t xml:space="preserve">«Feria de Socialización y Sustentación Pública del Proyecto </w:t>
+            </w:r>
+            <w:r>
+              <w:rPr>
+                <w:rFonts w:ascii="Times New Roman" w:hAnsi="Times New Roman"/>
+                <w:sz w:val="20"/>
+              </w:rPr>
+              <w:t>Integrador Trimestral»</w:t>
             </w:r>
           </w:p>
           <w:p>
@@ -8171,7 +9117,14 @@
                 <w:rFonts w:ascii="Times New Roman" w:hAnsi="Times New Roman"/>
                 <w:sz w:val="19"/>
               </w:rPr>
-              <w:t>El docente activa la semana culminante del Proyecto Integrador del 1er Trimestre: revisión colectiva del cronograma de sustentación y metas de impacto para la comunidad escolar. Organización de equipos y roles.</w:t>
+              <w:t>El docente activa la semana culminante del Proyecto Integrador del 1er Trimestre: revisión colectiva del cronograma de sustentación y metas de impacto para la comuni</w:t>
+            </w:r>
+            <w:r>
+              <w:rPr>
+                <w:rFonts w:ascii="Times New Roman" w:hAnsi="Times New Roman"/>
+                <w:sz w:val="19"/>
+              </w:rPr>
+              <w:t>dad escolar. Organización de equipos y roles.</w:t>
             </w:r>
           </w:p>
           <w:p>
@@ -8229,7 +9182,15 @@
                 <w:b/>
                 <w:sz w:val="18"/>
               </w:rPr>
-              <w:t xml:space="preserve">Acción y expresión: </w:t>
+              <w:t>Acció</w:t>
+            </w:r>
+            <w:r>
+              <w:rPr>
+                <w:rFonts w:ascii="Times New Roman" w:hAnsi="Times New Roman"/>
+                <w:b/>
+                <w:sz w:val="18"/>
+              </w:rPr>
+              <w:t xml:space="preserve">n y expresión: </w:t>
             </w:r>
             <w:r>
               <w:rPr>
@@ -8265,6 +9226,7 @@
               <w:tblW w:w="0" w:type="auto"/>
               <w:jc w:val="center"/>
               <w:tblLayout w:type="fixed"/>
+              <w:tblLook w:val="04A0" w:firstRow="1" w:lastRow="0" w:firstColumn="1" w:lastColumn="0" w:noHBand="0" w:noVBand="1"/>
             </w:tblPr>
             <w:tblGrid>
               <w:gridCol w:w="683"/>
@@ -8284,6 +9246,7 @@
                 <w:p>
                   <w:pPr>
                     <w:pStyle w:val="Sinespaciado"/>
+                    <w:framePr w:hSpace="141" w:wrap="around" w:vAnchor="text" w:hAnchor="margin" w:y="-138"/>
                     <w:jc w:val="center"/>
                     <w:rPr>
                       <w:rFonts w:ascii="Times New Roman" w:hAnsi="Times New Roman" w:cs="Times New Roman"/>
@@ -8311,6 +9274,7 @@
                 <w:p>
                   <w:pPr>
                     <w:pStyle w:val="Sinespaciado"/>
+                    <w:framePr w:hSpace="141" w:wrap="around" w:vAnchor="text" w:hAnchor="margin" w:y="-138"/>
                     <w:jc w:val="center"/>
                     <w:rPr>
                       <w:rFonts w:ascii="Times New Roman" w:hAnsi="Times New Roman" w:cs="Times New Roman"/>
@@ -8338,6 +9302,7 @@
                 <w:p>
                   <w:pPr>
                     <w:pStyle w:val="Sinespaciado"/>
+                    <w:framePr w:hSpace="141" w:wrap="around" w:vAnchor="text" w:hAnchor="margin" w:y="-138"/>
                     <w:jc w:val="center"/>
                     <w:rPr>
                       <w:rFonts w:ascii="Times New Roman" w:hAnsi="Times New Roman" w:cs="Times New Roman"/>
@@ -8374,7 +9339,15 @@
                 <w:b/>
                 <w:sz w:val="20"/>
               </w:rPr>
-              <w:t>Fase 2: Comprensión – «Auditoría de Calidad y Ensayo General»</w:t>
+              <w:t>Fase 2: Comprensión – «Auditoría de C</w:t>
+            </w:r>
+            <w:r>
+              <w:rPr>
+                <w:rFonts w:ascii="Times New Roman" w:hAnsi="Times New Roman"/>
+                <w:b/>
+                <w:sz w:val="20"/>
+              </w:rPr>
+              <w:t>alidad y Ensayo General»</w:t>
             </w:r>
           </w:p>
           <w:p>
@@ -8394,7 +9367,23 @@
                 <w:rFonts w:ascii="Times New Roman" w:hAnsi="Times New Roman"/>
                 <w:sz w:val="19"/>
               </w:rPr>
-              <w:t>Ensayo de la sustentación oral y auditoría interna del producto integrador. Cada equipo presenta su proyecto frente a otro equipo aplicando la lista de cotejo coevaluativa para recibir sugerencias de mejora.</w:t>
+              <w:t xml:space="preserve">Ensayo de la sustentación oral y auditoría interna del producto integrador. Cada equipo presenta su proyecto frente a otro equipo aplicando la lista de cotejo </w:t>
+            </w:r>
+            <w:proofErr w:type="spellStart"/>
+            <w:r>
+              <w:rPr>
+                <w:rFonts w:ascii="Times New Roman" w:hAnsi="Times New Roman"/>
+                <w:sz w:val="19"/>
+              </w:rPr>
+              <w:t>coevaluativa</w:t>
+            </w:r>
+            <w:proofErr w:type="spellEnd"/>
+            <w:r>
+              <w:rPr>
+                <w:rFonts w:ascii="Times New Roman" w:hAnsi="Times New Roman"/>
+                <w:sz w:val="19"/>
+              </w:rPr>
+              <w:t xml:space="preserve"> para recibir sugerencias de mejora.</w:t>
             </w:r>
           </w:p>
           <w:p>
@@ -8459,7 +9448,14 @@
                 <w:rFonts w:ascii="Times New Roman" w:hAnsi="Times New Roman"/>
                 <w:sz w:val="18"/>
               </w:rPr>
-              <w:t>Ensayo verbal de la disertación y entrega de sugerencias constructivas por escrito.</w:t>
+              <w:t>Ensayo verbal de</w:t>
+            </w:r>
+            <w:r>
+              <w:rPr>
+                <w:rFonts w:ascii="Times New Roman" w:hAnsi="Times New Roman"/>
+                <w:sz w:val="18"/>
+              </w:rPr>
+              <w:t xml:space="preserve"> la disertación y entrega de sugerencias constructivas por escrito.</w:t>
             </w:r>
           </w:p>
           <w:p>
@@ -8488,6 +9484,7 @@
               <w:tblW w:w="0" w:type="auto"/>
               <w:jc w:val="center"/>
               <w:tblLayout w:type="fixed"/>
+              <w:tblLook w:val="04A0" w:firstRow="1" w:lastRow="0" w:firstColumn="1" w:lastColumn="0" w:noHBand="0" w:noVBand="1"/>
             </w:tblPr>
             <w:tblGrid>
               <w:gridCol w:w="683"/>
@@ -8507,6 +9504,7 @@
                 <w:p>
                   <w:pPr>
                     <w:pStyle w:val="Sinespaciado"/>
+                    <w:framePr w:hSpace="141" w:wrap="around" w:vAnchor="text" w:hAnchor="margin" w:y="-138"/>
                     <w:jc w:val="center"/>
                     <w:rPr>
                       <w:rFonts w:ascii="Times New Roman" w:hAnsi="Times New Roman" w:cs="Times New Roman"/>
@@ -8534,6 +9532,7 @@
                 <w:p>
                   <w:pPr>
                     <w:pStyle w:val="Sinespaciado"/>
+                    <w:framePr w:hSpace="141" w:wrap="around" w:vAnchor="text" w:hAnchor="margin" w:y="-138"/>
                     <w:jc w:val="center"/>
                     <w:rPr>
                       <w:rFonts w:ascii="Times New Roman" w:hAnsi="Times New Roman" w:cs="Times New Roman"/>
@@ -8561,6 +9560,7 @@
                 <w:p>
                   <w:pPr>
                     <w:pStyle w:val="Sinespaciado"/>
+                    <w:framePr w:hSpace="141" w:wrap="around" w:vAnchor="text" w:hAnchor="margin" w:y="-138"/>
                     <w:jc w:val="center"/>
                     <w:rPr>
                       <w:rFonts w:ascii="Times New Roman" w:hAnsi="Times New Roman" w:cs="Times New Roman"/>
@@ -8617,7 +9617,14 @@
                 <w:rFonts w:ascii="Times New Roman" w:hAnsi="Times New Roman"/>
                 <w:sz w:val="19"/>
               </w:rPr>
-              <w:t>Montaje de los estands en el aula y presentación oficial del Proyecto Integrador ante la comunidad escolar (estudiantes de otros grados y docentes). Demostración del producto y respuesta a preguntas del público.</w:t>
+              <w:t>Monta</w:t>
+            </w:r>
+            <w:r>
+              <w:rPr>
+                <w:rFonts w:ascii="Times New Roman" w:hAnsi="Times New Roman"/>
+                <w:sz w:val="19"/>
+              </w:rPr>
+              <w:t>je de los estands en el aula y presentación oficial del Proyecto Integrador ante la comunidad escolar (estudiantes de otros grados y docentes). Demostración del producto y respuesta a preguntas del público.</w:t>
             </w:r>
           </w:p>
           <w:p>
@@ -8629,7 +9636,14 @@
                 <w:rFonts w:ascii="Times New Roman" w:hAnsi="Times New Roman"/>
                 <w:sz w:val="19"/>
               </w:rPr>
-              <w:t>Gamificación: 'Voto del Público': Visitantes depositan fichas de valoración en los estands destacados.</w:t>
+              <w:t>Gamificación: 'Voto del Público': Visitantes depo</w:t>
+            </w:r>
+            <w:r>
+              <w:rPr>
+                <w:rFonts w:ascii="Times New Roman" w:hAnsi="Times New Roman"/>
+                <w:sz w:val="19"/>
+              </w:rPr>
+              <w:t>sitan fichas de valoración en los estands destacados.</w:t>
             </w:r>
           </w:p>
           <w:p>
@@ -8682,7 +9696,14 @@
                 <w:rFonts w:ascii="Times New Roman" w:hAnsi="Times New Roman"/>
                 <w:sz w:val="18"/>
               </w:rPr>
-              <w:t>Disertación oral fluida y demostración práctica del funcionamiento del producto.</w:t>
+              <w:t xml:space="preserve">Disertación oral fluida y demostración práctica del funcionamiento del </w:t>
+            </w:r>
+            <w:r>
+              <w:rPr>
+                <w:rFonts w:ascii="Times New Roman" w:hAnsi="Times New Roman"/>
+                <w:sz w:val="18"/>
+              </w:rPr>
+              <w:t>producto.</w:t>
             </w:r>
           </w:p>
           <w:p>
@@ -8711,6 +9732,7 @@
               <w:tblW w:w="0" w:type="auto"/>
               <w:jc w:val="center"/>
               <w:tblLayout w:type="fixed"/>
+              <w:tblLook w:val="04A0" w:firstRow="1" w:lastRow="0" w:firstColumn="1" w:lastColumn="0" w:noHBand="0" w:noVBand="1"/>
             </w:tblPr>
             <w:tblGrid>
               <w:gridCol w:w="683"/>
@@ -8730,6 +9752,7 @@
                 <w:p>
                   <w:pPr>
                     <w:pStyle w:val="Sinespaciado"/>
+                    <w:framePr w:hSpace="141" w:wrap="around" w:vAnchor="text" w:hAnchor="margin" w:y="-138"/>
                     <w:jc w:val="center"/>
                     <w:rPr>
                       <w:rFonts w:ascii="Times New Roman" w:hAnsi="Times New Roman" w:cs="Times New Roman"/>
@@ -8757,6 +9780,7 @@
                 <w:p>
                   <w:pPr>
                     <w:pStyle w:val="Sinespaciado"/>
+                    <w:framePr w:hSpace="141" w:wrap="around" w:vAnchor="text" w:hAnchor="margin" w:y="-138"/>
                     <w:jc w:val="center"/>
                     <w:rPr>
                       <w:rFonts w:ascii="Times New Roman" w:hAnsi="Times New Roman" w:cs="Times New Roman"/>
@@ -8784,6 +9808,7 @@
                 <w:p>
                   <w:pPr>
                     <w:pStyle w:val="Sinespaciado"/>
+                    <w:framePr w:hSpace="141" w:wrap="around" w:vAnchor="text" w:hAnchor="margin" w:y="-138"/>
                     <w:jc w:val="center"/>
                     <w:rPr>
                       <w:rFonts w:ascii="Times New Roman" w:hAnsi="Times New Roman" w:cs="Times New Roman"/>
@@ -8840,7 +9865,14 @@
                 <w:rFonts w:ascii="Times New Roman" w:hAnsi="Times New Roman"/>
                 <w:sz w:val="19"/>
               </w:rPr>
-              <w:t>Evaluación sumativa oficial mediante la Rúbrica Ministerial del Proyecto Integrador. Ronda de autoevaluación reflexiva: ¿Qué habilidades fortalecí durante este proyecto?</w:t>
+              <w:t xml:space="preserve">Evaluación sumativa oficial mediante la Rúbrica </w:t>
+            </w:r>
+            <w:r>
+              <w:rPr>
+                <w:rFonts w:ascii="Times New Roman" w:hAnsi="Times New Roman"/>
+                <w:sz w:val="19"/>
+              </w:rPr>
+              <w:t>Ministerial del Proyecto Integrador. Ronda de autoevaluación reflexiva: ¿Qué habilidades fortalecí durante este proyecto?</w:t>
             </w:r>
           </w:p>
           <w:p>
@@ -8885,7 +9917,14 @@
                 <w:rFonts w:ascii="Times New Roman" w:hAnsi="Times New Roman"/>
                 <w:sz w:val="18"/>
               </w:rPr>
-              <w:t>Rúbrica ministerial evaluada con retroalimentación cualitativa clara y accesible.</w:t>
+              <w:t>Rúbrica m</w:t>
+            </w:r>
+            <w:r>
+              <w:rPr>
+                <w:rFonts w:ascii="Times New Roman" w:hAnsi="Times New Roman"/>
+                <w:sz w:val="18"/>
+              </w:rPr>
+              <w:t>inisterial evaluada con retroalimentación cualitativa clara y accesible.</w:t>
             </w:r>
           </w:p>
           <w:p>
@@ -8925,7 +9964,14 @@
                 <w:rFonts w:ascii="Times New Roman" w:hAnsi="Times New Roman"/>
                 <w:sz w:val="18"/>
               </w:rPr>
-              <w:t>Celebración comunitaria de la culminación exitosa del Primer Trimestre.</w:t>
+              <w:t>Celebración comunitaria de la culminación exitosa del Prime</w:t>
+            </w:r>
+            <w:r>
+              <w:rPr>
+                <w:rFonts w:ascii="Times New Roman" w:hAnsi="Times New Roman"/>
+                <w:sz w:val="18"/>
+              </w:rPr>
+              <w:t>r Trimestre.</w:t>
             </w:r>
           </w:p>
           <w:tbl>
@@ -8934,6 +9980,7 @@
               <w:tblW w:w="0" w:type="auto"/>
               <w:jc w:val="center"/>
               <w:tblLayout w:type="fixed"/>
+              <w:tblLook w:val="04A0" w:firstRow="1" w:lastRow="0" w:firstColumn="1" w:lastColumn="0" w:noHBand="0" w:noVBand="1"/>
             </w:tblPr>
             <w:tblGrid>
               <w:gridCol w:w="683"/>
@@ -8953,6 +10000,7 @@
                 <w:p>
                   <w:pPr>
                     <w:pStyle w:val="Sinespaciado"/>
+                    <w:framePr w:hSpace="141" w:wrap="around" w:vAnchor="text" w:hAnchor="margin" w:y="-138"/>
                     <w:jc w:val="center"/>
                     <w:rPr>
                       <w:rFonts w:ascii="Times New Roman" w:hAnsi="Times New Roman" w:cs="Times New Roman"/>
@@ -8980,6 +10028,7 @@
                 <w:p>
                   <w:pPr>
                     <w:pStyle w:val="Sinespaciado"/>
+                    <w:framePr w:hSpace="141" w:wrap="around" w:vAnchor="text" w:hAnchor="margin" w:y="-138"/>
                     <w:jc w:val="center"/>
                     <w:rPr>
                       <w:rFonts w:ascii="Times New Roman" w:hAnsi="Times New Roman" w:cs="Times New Roman"/>
@@ -9007,6 +10056,7 @@
                 <w:p>
                   <w:pPr>
                     <w:pStyle w:val="Sinespaciado"/>
+                    <w:framePr w:hSpace="141" w:wrap="around" w:vAnchor="text" w:hAnchor="margin" w:y="-138"/>
                     <w:jc w:val="center"/>
                     <w:rPr>
                       <w:rFonts w:ascii="Times New Roman" w:hAnsi="Times New Roman" w:cs="Times New Roman"/>
@@ -9294,7 +10344,15 @@
           </w:tcPr>
           <w:p>
             <w:r>
-              <w:t>Junta de Directores:</w:t>
+              <w:t xml:space="preserve">Junta de </w:t>
+            </w:r>
+            <w:proofErr w:type="gramStart"/>
+            <w:r>
+              <w:t>Directores</w:t>
+            </w:r>
+            <w:proofErr w:type="gramEnd"/>
+            <w:r>
+              <w:t>:</w:t>
             </w:r>
             <w:r>
               <w:br/>
@@ -9317,8 +10375,20 @@
             </w:r>
             <w:r>
               <w:br/>
-              <w:t>MSc. Mauricio Guachamín</w:t>
-            </w:r>
+            </w:r>
+            <w:proofErr w:type="spellStart"/>
+            <w:r>
+              <w:t>MSc</w:t>
+            </w:r>
+            <w:proofErr w:type="spellEnd"/>
+            <w:r>
+              <w:t xml:space="preserve">. Mauricio </w:t>
+            </w:r>
+            <w:proofErr w:type="spellStart"/>
+            <w:r>
+              <w:t>Guachamín</w:t>
+            </w:r>
+            <w:proofErr w:type="spellEnd"/>
           </w:p>
         </w:tc>
       </w:tr>

--- a/PLANIFICACION_MICROCURRICULAR_7MO_LENGUA_1ER_TRIMESTRE.docx
+++ b/PLANIFICACION_MICROCURRICULAR_7MO_LENGUA_1ER_TRIMESTRE.docx
@@ -3101,18 +3101,21 @@
                 <w:rFonts w:ascii="Times New Roman" w:hAnsi="Times New Roman" w:cs="Times New Roman"/>
               </w:rPr>
             </w:pPr>
-            <w:r>
-              <w:rPr>
-                <w:rFonts w:ascii="Times New Roman" w:hAnsi="Times New Roman" w:cs="Times New Roman"/>
-                <w:b/>
+            <w:r/>
+            <w:r>
+              <w:rPr>
+                <w:rFonts w:ascii="Times New Roman" w:hAnsi="Times New Roman"/>
+                <w:b/>
+                <w:sz w:val="18"/>
               </w:rPr>
               <w:t xml:space="preserve">Acción y expresión: </w:t>
             </w:r>
             <w:r>
               <w:rPr>
-                <w:rFonts w:ascii="Times New Roman" w:hAnsi="Times New Roman" w:cs="Times New Roman"/>
-              </w:rPr>
-              <w:t>Opciones para responder: párrafo escrito en cuaderno, dibujo esquemático o nota de voz corta.</w:t>
+                <w:rFonts w:ascii="Times New Roman" w:hAnsi="Times New Roman"/>
+                <w:sz w:val="18"/>
+              </w:rPr>
+              <w:t>Registro escrito de las respuestas a las preguntas guía en el cuaderno de trabajo.</w:t>
             </w:r>
           </w:p>
           <w:p>
@@ -3122,25 +3125,21 @@
                 <w:rFonts w:ascii="Times New Roman" w:hAnsi="Times New Roman" w:cs="Times New Roman"/>
               </w:rPr>
             </w:pPr>
-            <w:r>
-              <w:rPr>
-                <w:rFonts w:ascii="Times New Roman" w:hAnsi="Times New Roman" w:cs="Times New Roman"/>
-                <w:b/>
-              </w:rPr>
-              <w:t>Compromiso-Motivación</w:t>
-            </w:r>
-            <w:r>
-              <w:rPr>
-                <w:rFonts w:ascii="Times New Roman" w:hAnsi="Times New Roman" w:cs="Times New Roman"/>
-                <w:b/>
-              </w:rPr>
-              <w:t xml:space="preserve">: </w:t>
-            </w:r>
-            <w:r>
-              <w:rPr>
-                <w:rFonts w:ascii="Times New Roman" w:hAnsi="Times New Roman" w:cs="Times New Roman"/>
-              </w:rPr>
-              <w:t>Conexión empática con una oradora de su edad y recompensa de puntos de experiencia para la credencial.</w:t>
+            <w:r/>
+            <w:r>
+              <w:rPr>
+                <w:rFonts w:ascii="Times New Roman" w:hAnsi="Times New Roman"/>
+                <w:b/>
+                <w:sz w:val="18"/>
+              </w:rPr>
+              <w:t xml:space="preserve">Compromiso-Motivación: </w:t>
+            </w:r>
+            <w:r>
+              <w:rPr>
+                <w:rFonts w:ascii="Times New Roman" w:hAnsi="Times New Roman"/>
+                <w:sz w:val="18"/>
+              </w:rPr>
+              <w:t>Interés por el mensaje de una niña oradora de su misma edad y curiosidad por participar en el torneo de oratoria.</w:t>
             </w:r>
           </w:p>
           <w:tbl>

--- a/PLANIFICACION_MICROCURRICULAR_7MO_LENGUA_1ER_TRIMESTRE.docx
+++ b/PLANIFICACION_MICROCURRICULAR_7MO_LENGUA_1ER_TRIMESTRE.docx
@@ -230,7 +230,7 @@
                                           </pic:cNvPicPr>
                                         </pic:nvPicPr>
                                         <pic:blipFill>
-                                          <a:blip r:embed="rId5">
+                                          <a:blip r:embed="rId6">
                                             <a:extLst>
                                               <a:ext uri="{28A0092B-C50C-407E-A947-70E740481C1C}">
                                                 <a14:useLocalDpi xmlns:a14="http://schemas.microsoft.com/office/drawing/2010/main" val="0"/>
@@ -1022,11 +1022,11 @@
                           <pic:cNvPicPr/>
                         </pic:nvPicPr>
                         <pic:blipFill rotWithShape="1">
-                          <a:blip r:embed="rId6" cstate="print">
+                          <a:blip r:embed="rId7" cstate="print">
                             <a:extLst>
                               <a:ext uri="{BEBA8EAE-BF5A-486C-A8C5-ECC9F3942E4B}">
                                 <a14:imgProps xmlns:a14="http://schemas.microsoft.com/office/drawing/2010/main">
-                                  <a14:imgLayer r:embed="rId7">
+                                  <a14:imgLayer r:embed="rId8">
                                     <a14:imgEffect>
                                       <a14:sharpenSoften amount="25000"/>
                                     </a14:imgEffect>
@@ -1120,11 +1120,11 @@
                           <pic:cNvPicPr/>
                         </pic:nvPicPr>
                         <pic:blipFill rotWithShape="1">
-                          <a:blip r:embed="rId8" cstate="screen">
+                          <a:blip r:embed="rId9" cstate="screen">
                             <a:extLst>
                               <a:ext uri="{BEBA8EAE-BF5A-486C-A8C5-ECC9F3942E4B}">
                                 <a14:imgProps xmlns:a14="http://schemas.microsoft.com/office/drawing/2010/main">
-                                  <a14:imgLayer r:embed="rId9">
+                                  <a14:imgLayer r:embed="rId10">
                                     <a14:imgEffect>
                                       <a14:sharpenSoften amount="25000"/>
                                     </a14:imgEffect>
@@ -1217,11 +1217,11 @@
                           <pic:cNvPicPr/>
                         </pic:nvPicPr>
                         <pic:blipFill rotWithShape="1">
-                          <a:blip r:embed="rId10" cstate="print">
+                          <a:blip r:embed="rId11" cstate="print">
                             <a:extLst>
                               <a:ext uri="{BEBA8EAE-BF5A-486C-A8C5-ECC9F3942E4B}">
                                 <a14:imgProps xmlns:a14="http://schemas.microsoft.com/office/drawing/2010/main">
-                                  <a14:imgLayer r:embed="rId11">
+                                  <a14:imgLayer r:embed="rId12">
                                     <a14:imgEffect>
                                       <a14:sharpenSoften amount="25000"/>
                                     </a14:imgEffect>
@@ -1304,11 +1304,11 @@
                           <pic:cNvPicPr/>
                         </pic:nvPicPr>
                         <pic:blipFill rotWithShape="1">
-                          <a:blip r:embed="rId12" cstate="print">
+                          <a:blip r:embed="rId13" cstate="print">
                             <a:extLst>
                               <a:ext uri="{BEBA8EAE-BF5A-486C-A8C5-ECC9F3942E4B}">
                                 <a14:imgProps xmlns:a14="http://schemas.microsoft.com/office/drawing/2010/main">
-                                  <a14:imgLayer r:embed="rId13">
+                                  <a14:imgLayer r:embed="rId14">
                                     <a14:imgEffect>
                                       <a14:sharpenSoften amount="25000"/>
                                     </a14:imgEffect>
@@ -1713,19 +1713,7 @@
               <w:rPr>
                 <w:rFonts w:ascii="Times New Roman" w:hAnsi="Times New Roman" w:cs="Times New Roman"/>
               </w:rPr>
-              <w:t xml:space="preserve"> a partir de las imágenes de la p</w:t>
-            </w:r>
-            <w:r>
-              <w:rPr>
-                <w:rFonts w:ascii="Times New Roman" w:hAnsi="Times New Roman" w:cs="Times New Roman"/>
-              </w:rPr>
-              <w:t>ágina 12: 'La Gran Biblioteca de Alejandría y los primeros escribas de la humanidad necesitan recuperar los mensajes ocultos que explican el nacimiento de las civilizaciones. Los estudiantes serán Arqueólogos de la Cultura Escrita y deberán descifrar enigm</w:t>
-            </w:r>
-            <w:r>
-              <w:rPr>
-                <w:rFonts w:ascii="Times New Roman" w:hAnsi="Times New Roman" w:cs="Times New Roman"/>
-              </w:rPr>
-              <w:t>as para avanzar en el mapa del tiempo.' Preguntas detonantes del libro: ¿Qué conoces sobre las primeras formas de escritura? ¿Cómo ha evolucionado en el tiempo? ¿Para qué usas la palabra escrita hoy?</w:t>
+              <w:t xml:space="preserve"> a partir de las imágenes de la página 12: 'La Gran Biblioteca de Alejandría y los primeros escribas de la humanidad necesitan recuperar los mensajes ocultos que explican el nacimiento de las civilizaciones. Los estudiantes serán Arqueólogos de la Cultura Escrita y deberán descifrar enigmas para avanzar en el mapa del tiempo.' Preguntas detonantes del libro: ¿Qué conoces sobre las primeras formas de escritura? ¿Cómo ha evolucionado en el tiempo? ¿Para qué usas la palabra escrita hoy?</w:t>
             </w:r>
           </w:p>
           <w:p>
@@ -1739,13 +1727,7 @@
               <w:rPr>
                 <w:rFonts w:ascii="Times New Roman" w:hAnsi="Times New Roman" w:cs="Times New Roman"/>
               </w:rPr>
-              <w:t>Gamificación: 'Mapa del Tiempo': Cada estudiante elige s</w:t>
-            </w:r>
-            <w:r>
-              <w:rPr>
-                <w:rFonts w:ascii="Times New Roman" w:hAnsi="Times New Roman" w:cs="Times New Roman"/>
-              </w:rPr>
-              <w:t>u avatar arqueológico y acumula puntos de hallazgo histórico.</w:t>
+              <w:t>Gamificación: 'Mapa del Tiempo': Cada estudiante elige su avatar arqueológico y acumula puntos de hallazgo histórico.</w:t>
             </w:r>
           </w:p>
           <w:p>
@@ -1802,13 +1784,7 @@
               <w:rPr>
                 <w:rFonts w:ascii="Times New Roman" w:hAnsi="Times New Roman" w:cs="Times New Roman"/>
               </w:rPr>
-              <w:t>Participación oral en lluvia de ideas y registro gráf</w:t>
-            </w:r>
-            <w:r>
-              <w:rPr>
-                <w:rFonts w:ascii="Times New Roman" w:hAnsi="Times New Roman" w:cs="Times New Roman"/>
-              </w:rPr>
-              <w:t>ico de su avatar en el cuaderno.</w:t>
+              <w:t>Participación oral en lluvia de ideas y registro gráfico de su avatar en el cuaderno.</w:t>
             </w:r>
           </w:p>
           <w:p>
@@ -1971,19 +1947,7 @@
               <w:rPr>
                 <w:rFonts w:ascii="Times New Roman" w:hAnsi="Times New Roman" w:cs="Times New Roman"/>
               </w:rPr>
-              <w:t xml:space="preserve">Lectura guiada de las </w:t>
-            </w:r>
-            <w:r>
-              <w:rPr>
-                <w:rFonts w:ascii="Times New Roman" w:hAnsi="Times New Roman" w:cs="Times New Roman"/>
-              </w:rPr>
-              <w:t>páginas 13 a 17 sobre los soportes de la escritura (arcilla cuneiforme, papiro egipcio, pergamino, papel de trapo, imprenta de Gutenberg y soportes digitales). Dinámica de relevos por equipos: relacionar cada material con su civilización y función social p</w:t>
-            </w:r>
-            <w:r>
-              <w:rPr>
-                <w:rFonts w:ascii="Times New Roman" w:hAnsi="Times New Roman" w:cs="Times New Roman"/>
-              </w:rPr>
-              <w:t>ara registrar cosechas, leyes y memorias.</w:t>
+              <w:t>Lectura guiada de las páginas 13 a 17 sobre los soportes de la escritura (arcilla cuneiforme, papiro egipcio, pergamino, papel de trapo, imprenta de Gutenberg y soportes digitales). Dinámica de relevos por equipos: relacionar cada material con su civilización y función social para registrar cosechas, leyes y memorias.</w:t>
             </w:r>
           </w:p>
           <w:p>
@@ -2033,13 +1997,7 @@
               <w:rPr>
                 <w:rFonts w:ascii="Times New Roman" w:hAnsi="Times New Roman" w:cs="Times New Roman"/>
               </w:rPr>
-              <w:t xml:space="preserve">Imágenes y organizadores visuales cromáticos de la línea del </w:t>
-            </w:r>
-            <w:r>
-              <w:rPr>
-                <w:rFonts w:ascii="Times New Roman" w:hAnsi="Times New Roman" w:cs="Times New Roman"/>
-              </w:rPr>
-              <w:t>tiempo en las págs. 13-17.</w:t>
+              <w:t>Imágenes y organizadores visuales cromáticos de la línea del tiempo en las págs. 13-17.</w:t>
             </w:r>
           </w:p>
           <w:p>
@@ -2202,14 +2160,7 @@
                 <w:rFonts w:ascii="Times New Roman" w:hAnsi="Times New Roman" w:cs="Times New Roman"/>
                 <w:b/>
               </w:rPr>
-              <w:t>Fase 3:</w:t>
-            </w:r>
-            <w:r>
-              <w:rPr>
-                <w:rFonts w:ascii="Times New Roman" w:hAnsi="Times New Roman" w:cs="Times New Roman"/>
-                <w:b/>
-              </w:rPr>
-              <w:t xml:space="preserve"> Aplicación – «El Enigma del Código Secreto de la Pág. 17»</w:t>
+              <w:t>Fase 3: Aplicación – «El Enigma del Código Secreto de la Pág. 17»</w:t>
             </w:r>
           </w:p>
           <w:p>
@@ -2230,13 +2181,7 @@
               <w:rPr>
                 <w:rFonts w:ascii="Times New Roman" w:hAnsi="Times New Roman" w:cs="Times New Roman"/>
               </w:rPr>
-              <w:t>Los estudiantes asumen el reto de la página 17 del texto escolar: descifrar el mensaje secreto utilizando el código de sustitución alfabética. Luego, responden a situaciones reales: ¿Por</w:t>
-            </w:r>
-            <w:r>
-              <w:rPr>
-                <w:rFonts w:ascii="Times New Roman" w:hAnsi="Times New Roman" w:cs="Times New Roman"/>
-              </w:rPr>
-              <w:t xml:space="preserve"> qué la palabra escrita ofrece mayor seguridad jurídica y personal que un acuerdo verbal?</w:t>
+              <w:t>Los estudiantes asumen el reto de la página 17 del texto escolar: descifrar el mensaje secreto utilizando el código de sustitución alfabética. Luego, responden a situaciones reales: ¿Por qué la palabra escrita ofrece mayor seguridad jurídica y personal que un acuerdo verbal?</w:t>
             </w:r>
           </w:p>
           <w:p>
@@ -2286,13 +2231,7 @@
               <w:rPr>
                 <w:rFonts w:ascii="Times New Roman" w:hAnsi="Times New Roman" w:cs="Times New Roman"/>
               </w:rPr>
-              <w:t xml:space="preserve">Clave criptográfica visual de la </w:t>
-            </w:r>
-            <w:r>
-              <w:rPr>
-                <w:rFonts w:ascii="Times New Roman" w:hAnsi="Times New Roman" w:cs="Times New Roman"/>
-              </w:rPr>
-              <w:t>pág. 17 con correspondencia entre signos y letras.</w:t>
+              <w:t>Clave criptográfica visual de la pág. 17 con correspondencia entre signos y letras.</w:t>
             </w:r>
           </w:p>
           <w:p>
@@ -2455,14 +2394,7 @@
                 <w:rFonts w:ascii="Times New Roman" w:hAnsi="Times New Roman" w:cs="Times New Roman"/>
                 <w:b/>
               </w:rPr>
-              <w:t>Fa</w:t>
-            </w:r>
-            <w:r>
-              <w:rPr>
-                <w:rFonts w:ascii="Times New Roman" w:hAnsi="Times New Roman" w:cs="Times New Roman"/>
-                <w:b/>
-              </w:rPr>
-              <w:t>se 4: Cierre – «El Manifiesto de los Escribas de 7mo»</w:t>
+              <w:t>Fase 4: Cierre – «El Manifiesto de los Escribas de 7mo»</w:t>
             </w:r>
           </w:p>
           <w:p>
@@ -2483,13 +2415,7 @@
               <w:rPr>
                 <w:rFonts w:ascii="Times New Roman" w:hAnsi="Times New Roman" w:cs="Times New Roman"/>
               </w:rPr>
-              <w:t>Cada estudiante redacta un breve manifiesto personal en su bitácora: '¿Por qué la lengua escrita es una herramienta cultural imprescindible en mi vida cotidiana?' Se pegan en el gran 'Muro de</w:t>
-            </w:r>
-            <w:r>
-              <w:rPr>
-                <w:rFonts w:ascii="Times New Roman" w:hAnsi="Times New Roman" w:cs="Times New Roman"/>
-              </w:rPr>
-              <w:t xml:space="preserve"> los Escribas de 7mo'.</w:t>
+              <w:t>Cada estudiante redacta un breve manifiesto personal en su bitácora: '¿Por qué la lengua escrita es una herramienta cultural imprescindible en mi vida cotidiana?' Se pegan en el gran 'Muro de los Escribas de 7mo'.</w:t>
             </w:r>
           </w:p>
           <w:p>
@@ -2554,14 +2480,7 @@
                 <w:rFonts w:ascii="Times New Roman" w:hAnsi="Times New Roman" w:cs="Times New Roman"/>
                 <w:b/>
               </w:rPr>
-              <w:t>Acción y expresió</w:t>
-            </w:r>
-            <w:r>
-              <w:rPr>
-                <w:rFonts w:ascii="Times New Roman" w:hAnsi="Times New Roman" w:cs="Times New Roman"/>
-                <w:b/>
-              </w:rPr>
-              <w:t xml:space="preserve">n: </w:t>
+              <w:t xml:space="preserve">Acción y expresión: </w:t>
             </w:r>
             <w:r>
               <w:rPr>
@@ -2805,13 +2724,7 @@
               <w:rPr>
                 <w:rFonts w:ascii="Times New Roman" w:hAnsi="Times New Roman" w:cs="Times New Roman"/>
               </w:rPr>
-              <w:t xml:space="preserve">Tema: Discursos </w:t>
-            </w:r>
-            <w:r>
-              <w:rPr>
-                <w:rFonts w:ascii="Times New Roman" w:hAnsi="Times New Roman" w:cs="Times New Roman"/>
-              </w:rPr>
-              <w:t>y juicios de valor asertivos</w:t>
+              <w:t>Tema: Discursos y juicios de valor asertivos</w:t>
             </w:r>
             <w:r>
               <w:rPr>
@@ -2845,13 +2758,7 @@
                 <w:rFonts w:ascii="Times New Roman" w:hAnsi="Times New Roman" w:cs="Times New Roman"/>
               </w:rPr>
               <w:br/>
-              <w:t>Video educativo: «Discurso de Severn Suzuki (La niña que sile</w:t>
-            </w:r>
-            <w:r>
-              <w:rPr>
-                <w:rFonts w:ascii="Times New Roman" w:hAnsi="Times New Roman" w:cs="Times New Roman"/>
-              </w:rPr>
-              <w:t>nció al mundo)»</w:t>
+              <w:t>Video educativo: «Discurso de Severn Suzuki (La niña que silenció al mundo)»</w:t>
             </w:r>
             <w:r>
               <w:rPr>
@@ -2906,14 +2813,7 @@
                 <w:rFonts w:ascii="Times New Roman" w:hAnsi="Times New Roman" w:cs="Times New Roman"/>
                 <w:b/>
               </w:rPr>
-              <w:t>AULA INVERTIDA</w:t>
-            </w:r>
-            <w:r>
-              <w:rPr>
-                <w:rFonts w:ascii="Times New Roman" w:hAnsi="Times New Roman" w:cs="Times New Roman"/>
-                <w:b/>
-              </w:rPr>
-              <w:t xml:space="preserve"> &amp; GAMIFICACIÓN</w:t>
+              <w:t>AULA INVERTIDA &amp; GAMIFICACIÓN</w:t>
             </w:r>
           </w:p>
           <w:p>
@@ -2934,13 +2834,7 @@
               <w:rPr>
                 <w:rFonts w:ascii="Times New Roman" w:hAnsi="Times New Roman" w:cs="Times New Roman"/>
               </w:rPr>
-              <w:t xml:space="preserve">«El Gran Torneo de los Vendedores de Sueños y la Escucha </w:t>
-            </w:r>
-            <w:r>
-              <w:rPr>
-                <w:rFonts w:ascii="Times New Roman" w:hAnsi="Times New Roman" w:cs="Times New Roman"/>
-              </w:rPr>
-              <w:t>Respetuosa» (Texto Pág. 18-24)</w:t>
+              <w:t>«El Gran Torneo de los Vendedores de Sueños y la Escucha Respetuosa» (Texto Pág. 18-24)</w:t>
             </w:r>
           </w:p>
           <w:p>
@@ -3008,19 +2902,7 @@
               <w:rPr>
                 <w:rFonts w:ascii="Times New Roman" w:hAnsi="Times New Roman" w:cs="Times New Roman"/>
               </w:rPr>
-              <w:t>En casa o tiempo autónomo, el estudiante observa y lee la escena inicial de las páginas 18 y 19. A través del enlace digital suge</w:t>
-            </w:r>
-            <w:r>
-              <w:rPr>
-                <w:rFonts w:ascii="Times New Roman" w:hAnsi="Times New Roman" w:cs="Times New Roman"/>
-              </w:rPr>
-              <w:t>rido, observa y escucha el conmovedor discurso de Severn Suzuki («La niña que silenció al mundo»), respondiendo 2 preguntas guía en su cuaderno: ¿Qué emoción y mensaje transmitió la oradora a su corta edad? ¿Cómo utilizó su voz, mirada y seguridad para def</w:t>
-            </w:r>
-            <w:r>
-              <w:rPr>
-                <w:rFonts w:ascii="Times New Roman" w:hAnsi="Times New Roman" w:cs="Times New Roman"/>
-              </w:rPr>
-              <w:t>ender el futuro de los niños del planeta?</w:t>
+              <w:t>En casa o tiempo autónomo, el estudiante observa y lee la escena inicial de las páginas 18 y 19. A través del enlace digital sugerido, observa y escucha el conmovedor discurso de Severn Suzuki («La niña que silenció al mundo»), respondiendo 2 preguntas guía en su cuaderno: ¿Qué emoción y mensaje transmitió la oradora a su corta edad? ¿Cómo utilizó su voz, mirada y seguridad para defender el futuro de los niños del planeta?</w:t>
             </w:r>
           </w:p>
           <w:p>
@@ -3070,18 +2952,12 @@
               <w:rPr>
                 <w:rFonts w:ascii="Times New Roman" w:hAnsi="Times New Roman" w:cs="Times New Roman"/>
               </w:rPr>
-              <w:t xml:space="preserve">Video con subtítulos y </w:t>
-            </w:r>
-            <w:r>
-              <w:rPr>
-                <w:rFonts w:ascii="Times New Roman" w:hAnsi="Times New Roman" w:cs="Times New Roman"/>
-              </w:rPr>
+              <w:t xml:space="preserve">Video con subtítulos y  </w:t>
+            </w:r>
+            <w:r>
               <w:t xml:space="preserve"> </w:t>
             </w:r>
             <w:r>
-              <w:t xml:space="preserve"> </w:t>
-            </w:r>
-            <w:r>
               <w:rPr>
                 <w:rFonts w:ascii="Times New Roman" w:hAnsi="Times New Roman" w:cs="Times New Roman"/>
               </w:rPr>
@@ -3099,23 +2975,22 @@
               <w:spacing w:after="20"/>
               <w:rPr>
                 <w:rFonts w:ascii="Times New Roman" w:hAnsi="Times New Roman" w:cs="Times New Roman"/>
-              </w:rPr>
-            </w:pPr>
-            <w:r/>
-            <w:r>
-              <w:rPr>
-                <w:rFonts w:ascii="Times New Roman" w:hAnsi="Times New Roman"/>
-                <w:b/>
-                <w:sz w:val="18"/>
-              </w:rPr>
-              <w:t xml:space="preserve">Acción y expresión: </w:t>
-            </w:r>
-            <w:r>
-              <w:rPr>
-                <w:rFonts w:ascii="Times New Roman" w:hAnsi="Times New Roman"/>
-                <w:sz w:val="18"/>
-              </w:rPr>
-              <w:t>Registro escrito de las respuestas a las preguntas guía en el cuaderno de trabajo.</w:t>
+                <w:bCs/>
+              </w:rPr>
+            </w:pPr>
+            <w:r>
+              <w:rPr>
+                <w:rFonts w:ascii="Times New Roman" w:hAnsi="Times New Roman"/>
+                <w:b/>
+              </w:rPr>
+              <w:t>Acción y expresión:</w:t>
+            </w:r>
+            <w:r>
+              <w:rPr>
+                <w:rFonts w:ascii="Times New Roman" w:hAnsi="Times New Roman"/>
+                <w:bCs/>
+              </w:rPr>
+              <w:t xml:space="preserve"> Registro escrito de las respuestas a las preguntas guía en el cuaderno de trabajo.</w:t>
             </w:r>
           </w:p>
           <w:p>
@@ -3123,23 +2998,22 @@
               <w:spacing w:after="20"/>
               <w:rPr>
                 <w:rFonts w:ascii="Times New Roman" w:hAnsi="Times New Roman" w:cs="Times New Roman"/>
-              </w:rPr>
-            </w:pPr>
-            <w:r/>
-            <w:r>
-              <w:rPr>
-                <w:rFonts w:ascii="Times New Roman" w:hAnsi="Times New Roman"/>
-                <w:b/>
-                <w:sz w:val="18"/>
-              </w:rPr>
-              <w:t xml:space="preserve">Compromiso-Motivación: </w:t>
-            </w:r>
-            <w:r>
-              <w:rPr>
-                <w:rFonts w:ascii="Times New Roman" w:hAnsi="Times New Roman"/>
-                <w:sz w:val="18"/>
-              </w:rPr>
-              <w:t>Interés por el mensaje de una niña oradora de su misma edad y curiosidad por participar en el torneo de oratoria.</w:t>
+                <w:bCs/>
+              </w:rPr>
+            </w:pPr>
+            <w:r>
+              <w:rPr>
+                <w:rFonts w:ascii="Times New Roman" w:hAnsi="Times New Roman"/>
+                <w:b/>
+              </w:rPr>
+              <w:t>Compromiso-Motivación</w:t>
+            </w:r>
+            <w:r>
+              <w:rPr>
+                <w:rFonts w:ascii="Times New Roman" w:hAnsi="Times New Roman"/>
+                <w:bCs/>
+              </w:rPr>
+              <w:t>: Interés por el mensaje de una niña oradora de su misma edad y curiosidad por participar en el torneo de oratoria.</w:t>
             </w:r>
           </w:p>
           <w:tbl>
@@ -3297,19 +3171,7 @@
               <w:rPr>
                 <w:rFonts w:ascii="Times New Roman" w:hAnsi="Times New Roman" w:cs="Times New Roman"/>
               </w:rPr>
-              <w:t xml:space="preserve">Apertura en el aula conectando los </w:t>
-            </w:r>
-            <w:r>
-              <w:rPr>
-                <w:rFonts w:ascii="Times New Roman" w:hAnsi="Times New Roman" w:cs="Times New Roman"/>
-              </w:rPr>
-              <w:t>descubrimientos del discurso de Severn Suzuki visto en casa. Dinámica relámpago de sondeo: ¿Qué sintieron al ver a una niña de su edad hablar con tanta seguridad frente a líderes mundiales? ¿Cómo podemos canalizar nuestros nervios y transformarlos en fuerz</w:t>
-            </w:r>
-            <w:r>
-              <w:rPr>
-                <w:rFonts w:ascii="Times New Roman" w:hAnsi="Times New Roman" w:cs="Times New Roman"/>
-              </w:rPr>
-              <w:t>a comunicativa para dar nuestro propio discurso? Se validan las reflexiones previas en plenaria participativa.</w:t>
+              <w:t>Apertura en el aula conectando los descubrimientos del discurso de Severn Suzuki visto en casa. Dinámica relámpago de sondeo: ¿Qué sintieron al ver a una niña de su edad hablar con tanta seguridad frente a líderes mundiales? ¿Cómo podemos canalizar nuestros nervios y transformarlos en fuerza comunicativa para dar nuestro propio discurso? Se validan las reflexiones previas en plenaria participativa.</w:t>
             </w:r>
           </w:p>
           <w:p>
@@ -3338,14 +3200,7 @@
                 <w:rFonts w:ascii="Times New Roman" w:hAnsi="Times New Roman" w:cs="Times New Roman"/>
                 <w:b/>
               </w:rPr>
-              <w:t>DUA aplicad</w:t>
-            </w:r>
-            <w:r>
-              <w:rPr>
-                <w:rFonts w:ascii="Times New Roman" w:hAnsi="Times New Roman" w:cs="Times New Roman"/>
-                <w:b/>
-              </w:rPr>
-              <w:t>o:</w:t>
+              <w:t>DUA aplicado:</w:t>
             </w:r>
           </w:p>
           <w:p>
@@ -3408,13 +3263,7 @@
               <w:rPr>
                 <w:rFonts w:ascii="Times New Roman" w:hAnsi="Times New Roman" w:cs="Times New Roman"/>
               </w:rPr>
-              <w:t>Va</w:t>
-            </w:r>
-            <w:r>
-              <w:rPr>
-                <w:rFonts w:ascii="Times New Roman" w:hAnsi="Times New Roman" w:cs="Times New Roman"/>
-              </w:rPr>
-              <w:t>lidación positiva inmediata del trabajo autónomo de casa en un ambiente seguro y sin juicios punitivos.</w:t>
+              <w:t>Validación positiva inmediata del trabajo autónomo de casa en un ambiente seguro y sin juicios punitivos.</w:t>
             </w:r>
           </w:p>
           <w:tbl>
@@ -3556,19 +3405,7 @@
               <w:rPr>
                 <w:rFonts w:ascii="Times New Roman" w:hAnsi="Times New Roman" w:cs="Times New Roman"/>
               </w:rPr>
-              <w:t>Lectura reflexiva del «Discurso de un niño» sobre los d</w:t>
-            </w:r>
-            <w:r>
-              <w:rPr>
-                <w:rFonts w:ascii="Times New Roman" w:hAnsi="Times New Roman" w:cs="Times New Roman"/>
-              </w:rPr>
-              <w:t>erechos de la infancia (págs. 20-21). En equipos cooperativos, deconstruyen la estructura del discurso: Introducción (saludo y captura de atención), Desarrollo (argumentos fundamentados) y Conclusión (llamado a la acción). Estudio de la pág. 22 sobre el ro</w:t>
-            </w:r>
-            <w:r>
-              <w:rPr>
-                <w:rFonts w:ascii="Times New Roman" w:hAnsi="Times New Roman" w:cs="Times New Roman"/>
-              </w:rPr>
-              <w:t>l del oyente activo y cómo emitir juicios de valor constructivos diferenciando hechos comprobables de opiniones sin agredir.</w:t>
+              <w:t>Lectura reflexiva del «Discurso de un niño» sobre los derechos de la infancia (págs. 20-21). En equipos cooperativos, deconstruyen la estructura del discurso: Introducción (saludo y captura de atención), Desarrollo (argumentos fundamentados) y Conclusión (llamado a la acción). Estudio de la pág. 22 sobre el rol del oyente activo y cómo emitir juicios de valor constructivos diferenciando hechos comprobables de opiniones sin agredir.</w:t>
             </w:r>
           </w:p>
           <w:p>
@@ -3582,13 +3419,7 @@
               <w:rPr>
                 <w:rFonts w:ascii="Times New Roman" w:hAnsi="Times New Roman" w:cs="Times New Roman"/>
               </w:rPr>
-              <w:t>Gamificación: 'Detectives de Argumentos': Ganan 15 puntos quienes identifiquen la idea central y detecten argumentos sólidos en tar</w:t>
-            </w:r>
-            <w:r>
-              <w:rPr>
-                <w:rFonts w:ascii="Times New Roman" w:hAnsi="Times New Roman" w:cs="Times New Roman"/>
-              </w:rPr>
-              <w:t>jetas de muestra.</w:t>
+              <w:t>Gamificación: 'Detectives de Argumentos': Ganan 15 puntos quienes identifiquen la idea central y detecten argumentos sólidos en tarjetas de muestra.</w:t>
             </w:r>
           </w:p>
           <w:p>
@@ -3645,13 +3476,7 @@
               <w:rPr>
                 <w:rFonts w:ascii="Times New Roman" w:hAnsi="Times New Roman" w:cs="Times New Roman"/>
               </w:rPr>
-              <w:t xml:space="preserve">Ordenamiento de tarjetas de argumentos en pizarra o cuaderno, y </w:t>
-            </w:r>
-            <w:r>
-              <w:rPr>
-                <w:rFonts w:ascii="Times New Roman" w:hAnsi="Times New Roman" w:cs="Times New Roman"/>
-              </w:rPr>
-              <w:t>formulación oral o escrita de juicios de valor.</w:t>
+              <w:t>Ordenamiento de tarjetas de argumentos en pizarra o cuaderno, y formulación oral o escrita de juicios de valor.</w:t>
             </w:r>
           </w:p>
           <w:p>
@@ -3793,14 +3618,7 @@
                 <w:rFonts w:ascii="Times New Roman" w:hAnsi="Times New Roman" w:cs="Times New Roman"/>
                 <w:b/>
               </w:rPr>
-              <w:t>Fase 3: En Aula - Aplicación Activa y Taller de Oratoria (Págs.</w:t>
-            </w:r>
-            <w:r>
-              <w:rPr>
-                <w:rFonts w:ascii="Times New Roman" w:hAnsi="Times New Roman" w:cs="Times New Roman"/>
-                <w:b/>
-              </w:rPr>
-              <w:t xml:space="preserve"> 23-24)</w:t>
+              <w:t>Fase 3: En Aula - Aplicación Activa y Taller de Oratoria (Págs. 23-24)</w:t>
             </w:r>
           </w:p>
           <w:p>
@@ -3835,13 +3653,7 @@
               <w:rPr>
                 <w:rFonts w:ascii="Times New Roman" w:hAnsi="Times New Roman" w:cs="Times New Roman"/>
               </w:rPr>
-              <w:t xml:space="preserve"> de 2 minutos sobre una causa social o ambiental, aplicando los elementos no verbales aprendidos en </w:t>
-            </w:r>
-            <w:r>
-              <w:rPr>
-                <w:rFonts w:ascii="Times New Roman" w:hAnsi="Times New Roman" w:cs="Times New Roman"/>
-              </w:rPr>
-              <w:t>la pág. 23 (mirada, postura, gestos y modulación) y evitando conscientemente los errores señalados en la pág. 24. El resto de la clase ejerce el rol de auditorio respetuoso emitiendo juicios de valor formativos.</w:t>
+              <w:t xml:space="preserve"> de 2 minutos sobre una causa social o ambiental, aplicando los elementos no verbales aprendidos en la pág. 23 (mirada, postura, gestos y modulación) y evitando conscientemente los errores señalados en la pág. 24. El resto de la clase ejerce el rol de auditorio respetuoso emitiendo juicios de valor formativos.</w:t>
             </w:r>
           </w:p>
           <w:p>
@@ -3855,13 +3667,7 @@
               <w:rPr>
                 <w:rFonts w:ascii="Times New Roman" w:hAnsi="Times New Roman" w:cs="Times New Roman"/>
               </w:rPr>
-              <w:t>Gamificación: 'El Torneo de los Vendedores d</w:t>
-            </w:r>
-            <w:r>
-              <w:rPr>
-                <w:rFonts w:ascii="Times New Roman" w:hAnsi="Times New Roman" w:cs="Times New Roman"/>
-              </w:rPr>
-              <w:t>e Sueños': Los compañeros otorgan 'Insignias de Juicio Constructivo' valorando claridad, respeto y persuasión.</w:t>
+              <w:t>Gamificación: 'El Torneo de los Vendedores de Sueños': Los compañeros otorgan 'Insignias de Juicio Constructivo' valorando claridad, respeto y persuasión.</w:t>
             </w:r>
           </w:p>
           <w:p>
@@ -3912,14 +3718,7 @@
                 <w:rFonts w:ascii="Times New Roman" w:hAnsi="Times New Roman" w:cs="Times New Roman"/>
                 <w:b/>
               </w:rPr>
-              <w:t xml:space="preserve">Acción y </w:t>
-            </w:r>
-            <w:r>
-              <w:rPr>
-                <w:rFonts w:ascii="Times New Roman" w:hAnsi="Times New Roman" w:cs="Times New Roman"/>
-                <w:b/>
-              </w:rPr>
-              <w:t xml:space="preserve">expresión: </w:t>
+              <w:t xml:space="preserve">Acción y expresión: </w:t>
             </w:r>
             <w:r>
               <w:rPr>
@@ -4067,14 +3866,7 @@
                 <w:rFonts w:ascii="Times New Roman" w:hAnsi="Times New Roman" w:cs="Times New Roman"/>
                 <w:b/>
               </w:rPr>
-              <w:t xml:space="preserve">Fase 4: </w:t>
-            </w:r>
-            <w:r>
-              <w:rPr>
-                <w:rFonts w:ascii="Times New Roman" w:hAnsi="Times New Roman" w:cs="Times New Roman"/>
-                <w:b/>
-              </w:rPr>
-              <w:t>Consolidación, Metacognición y Acuerdos de Escucha</w:t>
+              <w:t>Fase 4: Consolidación, Metacognición y Acuerdos de Escucha</w:t>
             </w:r>
           </w:p>
           <w:p>
@@ -4095,13 +3887,7 @@
               <w:rPr>
                 <w:rFonts w:ascii="Times New Roman" w:hAnsi="Times New Roman" w:cs="Times New Roman"/>
               </w:rPr>
-              <w:t>Coevaluación formativa con lista de cotejo sobre la escucha y la oratoria. Ronda de reflexión metacognitiva: ¿Qué aprendí al escuchar a mis compañeros? ¿Cómo influye un juicio de valor respetuos</w:t>
-            </w:r>
-            <w:r>
-              <w:rPr>
-                <w:rFonts w:ascii="Times New Roman" w:hAnsi="Times New Roman" w:cs="Times New Roman"/>
-              </w:rPr>
-              <w:t>o en la convivencia escolar? Firma colectiva del 'Decálogo del Auditorio Respetuoso' en el aula.</w:t>
+              <w:t>Coevaluación formativa con lista de cotejo sobre la escucha y la oratoria. Ronda de reflexión metacognitiva: ¿Qué aprendí al escuchar a mis compañeros? ¿Cómo influye un juicio de valor respetuoso en la convivencia escolar? Firma colectiva del 'Decálogo del Auditorio Respetuoso' en el aula.</w:t>
             </w:r>
           </w:p>
           <w:p>
@@ -4151,13 +3937,7 @@
               <w:rPr>
                 <w:rFonts w:ascii="Times New Roman" w:hAnsi="Times New Roman" w:cs="Times New Roman"/>
               </w:rPr>
-              <w:t xml:space="preserve">Cartel visible </w:t>
-            </w:r>
-            <w:r>
-              <w:rPr>
-                <w:rFonts w:ascii="Times New Roman" w:hAnsi="Times New Roman" w:cs="Times New Roman"/>
-              </w:rPr>
-              <w:t>en el aula con las pautas e íconos del Decálogo del Auditorio Respetuoso.</w:t>
+              <w:t>Cartel visible en el aula con las pautas e íconos del Decálogo del Auditorio Respetuoso.</w:t>
             </w:r>
           </w:p>
           <w:p>
@@ -4199,13 +3979,7 @@
               <w:rPr>
                 <w:rFonts w:ascii="Times New Roman" w:hAnsi="Times New Roman" w:cs="Times New Roman"/>
               </w:rPr>
-              <w:t>Reconocimiento público del avance comunicat</w:t>
-            </w:r>
-            <w:r>
-              <w:rPr>
-                <w:rFonts w:ascii="Times New Roman" w:hAnsi="Times New Roman" w:cs="Times New Roman"/>
-              </w:rPr>
-              <w:t>ivo del grupo y entrega de la insignia de elocuencia.</w:t>
+              <w:t>Reconocimiento público del avance comunicativo del grupo y entrega de la insignia de elocuencia.</w:t>
             </w:r>
           </w:p>
           <w:tbl>
@@ -4453,14 +4227,7 @@
                 <w:rFonts w:ascii="Times New Roman" w:hAnsi="Times New Roman"/>
                 <w:b/>
               </w:rPr>
-              <w:t>SEMANA</w:t>
-            </w:r>
-            <w:r>
-              <w:rPr>
-                <w:rFonts w:ascii="Times New Roman" w:hAnsi="Times New Roman"/>
-                <w:b/>
-              </w:rPr>
-              <w:t xml:space="preserve"> 8 (19/10 al 23/10/2026) · LECTURA</w:t>
+              <w:t>SEMANA 8 (19/10 al 23/10/2026) · LECTURA</w:t>
             </w:r>
           </w:p>
           <w:p>
@@ -4506,15 +4273,7 @@
                 <w:b/>
                 <w:sz w:val="20"/>
               </w:rPr>
-              <w:t xml:space="preserve">Fase 1: Motivación – «El Dilema del Hallazgo </w:t>
-            </w:r>
-            <w:r>
-              <w:rPr>
-                <w:rFonts w:ascii="Times New Roman" w:hAnsi="Times New Roman"/>
-                <w:b/>
-                <w:sz w:val="20"/>
-              </w:rPr>
-              <w:t>Científico»</w:t>
+              <w:t>Fase 1: Motivación – «El Dilema del Hallazgo Científico»</w:t>
             </w:r>
           </w:p>
           <w:p>
@@ -4534,33 +4293,32 @@
                 <w:rFonts w:ascii="Times New Roman" w:hAnsi="Times New Roman"/>
                 <w:sz w:val="19"/>
               </w:rPr>
-              <w:t>El docente plantea un reto de la vida real: 'En redes sociales se afirma que encontraron fósiles vivos de dinosaurios en la Amazonía. ¿Cómo sabemos si esta información es real o falsa?' Comparación entre una publicación sensacionalis</w:t>
-            </w:r>
+              <w:t>El docente plantea un reto de la vida real: 'En redes sociales se afirma que encontraron fósiles vivos de dinosaurios en la Amazonía. ¿Cómo sabemos si esta información es real o falsa?' Comparación entre una publicación sensacionalista y un artículo formal de la pág. 26. Preguntas: ¿Qué fuentes son confiables? ¿Por qué es crucial investigar antes de creer?</w:t>
+            </w:r>
+          </w:p>
+          <w:p>
+            <w:pPr>
+              <w:spacing w:after="40"/>
+            </w:pPr>
             <w:r>
               <w:rPr>
                 <w:rFonts w:ascii="Times New Roman" w:hAnsi="Times New Roman"/>
                 <w:sz w:val="19"/>
               </w:rPr>
-              <w:t>ta y un artículo formal de la pág. 26. Preguntas: ¿Qué fuentes son confiables? ¿Por qué es crucial investigar antes de creer?</w:t>
-            </w:r>
-          </w:p>
-          <w:p>
-            <w:pPr>
-              <w:spacing w:after="40"/>
-            </w:pPr>
-            <w:r>
-              <w:rPr>
-                <w:rFonts w:ascii="Times New Roman" w:hAnsi="Times New Roman"/>
+              <w:t>Gamificación: 'Detector de Noticias Falsas': Los estudiantes votan con tarjetas de veracidad y ganan puntos de criterio científico.</w:t>
+            </w:r>
+          </w:p>
+          <w:p>
+            <w:pPr>
+              <w:spacing w:after="20"/>
+            </w:pPr>
+            <w:r>
+              <w:rPr>
+                <w:rFonts w:ascii="Times New Roman" w:hAnsi="Times New Roman"/>
+                <w:b/>
                 <w:sz w:val="19"/>
               </w:rPr>
-              <w:t>Gamificación: 'Detector de Noticias Falsas': Los estudiantes votan con tarjetas de veracidad y ganan puntos de criterio científico</w:t>
-            </w:r>
-            <w:r>
-              <w:rPr>
-                <w:rFonts w:ascii="Times New Roman" w:hAnsi="Times New Roman"/>
-                <w:sz w:val="19"/>
-              </w:rPr>
-              <w:t>.</w:t>
+              <w:t>DUA aplicado:</w:t>
             </w:r>
           </w:p>
           <w:p>
@@ -4571,9 +4329,16 @@
               <w:rPr>
                 <w:rFonts w:ascii="Times New Roman" w:hAnsi="Times New Roman"/>
                 <w:b/>
-                <w:sz w:val="19"/>
-              </w:rPr>
-              <w:t>DUA aplicado:</w:t>
+                <w:sz w:val="18"/>
+              </w:rPr>
+              <w:t xml:space="preserve">Representación: </w:t>
+            </w:r>
+            <w:r>
+              <w:rPr>
+                <w:rFonts w:ascii="Times New Roman" w:hAnsi="Times New Roman"/>
+                <w:sz w:val="18"/>
+              </w:rPr>
+              <w:t>Contraste visual entre una noticia falsa de redes y el artículo formal de la pág. 26 con imágenes de fósiles.</w:t>
             </w:r>
           </w:p>
           <w:p>
@@ -4586,41 +4351,14 @@
                 <w:b/>
                 <w:sz w:val="18"/>
               </w:rPr>
-              <w:t xml:space="preserve">Representación: </w:t>
+              <w:t xml:space="preserve">Acción y expresión: </w:t>
             </w:r>
             <w:r>
               <w:rPr>
                 <w:rFonts w:ascii="Times New Roman" w:hAnsi="Times New Roman"/>
                 <w:sz w:val="18"/>
               </w:rPr>
-              <w:t>Contraste visual entre una noticia falsa de redes y el artículo formal de la pág. 26 con imágenes de fósiles.</w:t>
-            </w:r>
-          </w:p>
-          <w:p>
-            <w:pPr>
-              <w:spacing w:after="20"/>
-            </w:pPr>
-            <w:r>
-              <w:rPr>
-                <w:rFonts w:ascii="Times New Roman" w:hAnsi="Times New Roman"/>
-                <w:b/>
-                <w:sz w:val="18"/>
-              </w:rPr>
-              <w:t xml:space="preserve">Acción y expresión: </w:t>
-            </w:r>
-            <w:r>
-              <w:rPr>
-                <w:rFonts w:ascii="Times New Roman" w:hAnsi="Times New Roman"/>
-                <w:sz w:val="18"/>
-              </w:rPr>
-              <w:t xml:space="preserve">Votación con tarjetas de colores y participación oral en la discusión sobre </w:t>
-            </w:r>
-            <w:r>
-              <w:rPr>
-                <w:rFonts w:ascii="Times New Roman" w:hAnsi="Times New Roman"/>
-                <w:sz w:val="18"/>
-              </w:rPr>
-              <w:t>veracidad.</w:t>
+              <w:t>Votación con tarjetas de colores y participación oral en la discusión sobre veracidad.</w:t>
             </w:r>
           </w:p>
           <w:p>
@@ -4782,33 +4520,32 @@
                 <w:rFonts w:ascii="Times New Roman" w:hAnsi="Times New Roman"/>
                 <w:sz w:val="19"/>
               </w:rPr>
-              <w:t xml:space="preserve">Lectura secuencial y comentada del </w:t>
-            </w:r>
+              <w:t>Lectura secuencial y comentada del artículo de divulgación científica de las páginas 27 a 32. Identificación de su estructura: título motivador, introducción contextual, explicación de evidencias y conclusiones. Análisis de las páginas 33 a 35 sobre el funcionamiento y fichaje en una biblioteca escolar.</w:t>
+            </w:r>
+          </w:p>
+          <w:p>
+            <w:pPr>
+              <w:spacing w:after="40"/>
+            </w:pPr>
             <w:r>
               <w:rPr>
                 <w:rFonts w:ascii="Times New Roman" w:hAnsi="Times New Roman"/>
                 <w:sz w:val="19"/>
               </w:rPr>
-              <w:t>artículo de divulgación científica de las páginas 27 a 32. Identificación de su estructura: título motivador, introducción contextual, explicación de evidencias y conclusiones. Análisis de las páginas 33 a 35 sobre el funcionamiento y fichaje en una biblio</w:t>
-            </w:r>
-            <w:r>
-              <w:rPr>
-                <w:rFonts w:ascii="Times New Roman" w:hAnsi="Times New Roman"/>
+              <w:t>Gamificación: 'Exploradores de la Biblioteca': Relevos por equipos para ubicar libros según su signatura topográfica.</w:t>
+            </w:r>
+          </w:p>
+          <w:p>
+            <w:pPr>
+              <w:spacing w:after="20"/>
+            </w:pPr>
+            <w:r>
+              <w:rPr>
+                <w:rFonts w:ascii="Times New Roman" w:hAnsi="Times New Roman"/>
+                <w:b/>
                 <w:sz w:val="19"/>
               </w:rPr>
-              <w:t>teca escolar.</w:t>
-            </w:r>
-          </w:p>
-          <w:p>
-            <w:pPr>
-              <w:spacing w:after="40"/>
-            </w:pPr>
-            <w:r>
-              <w:rPr>
-                <w:rFonts w:ascii="Times New Roman" w:hAnsi="Times New Roman"/>
-                <w:sz w:val="19"/>
-              </w:rPr>
-              <w:t>Gamificación: 'Exploradores de la Biblioteca': Relevos por equipos para ubicar libros según su signatura topográfica.</w:t>
+              <w:t>DUA aplicado:</w:t>
             </w:r>
           </w:p>
           <w:p>
@@ -4819,19 +4556,6 @@
               <w:rPr>
                 <w:rFonts w:ascii="Times New Roman" w:hAnsi="Times New Roman"/>
                 <w:b/>
-                <w:sz w:val="19"/>
-              </w:rPr>
-              <w:t>DUA aplicado:</w:t>
-            </w:r>
-          </w:p>
-          <w:p>
-            <w:pPr>
-              <w:spacing w:after="20"/>
-            </w:pPr>
-            <w:r>
-              <w:rPr>
-                <w:rFonts w:ascii="Times New Roman" w:hAnsi="Times New Roman"/>
-                <w:b/>
                 <w:sz w:val="18"/>
               </w:rPr>
               <w:t xml:space="preserve">Representación: </w:t>
@@ -4841,14 +4565,7 @@
                 <w:rFonts w:ascii="Times New Roman" w:hAnsi="Times New Roman"/>
                 <w:sz w:val="18"/>
               </w:rPr>
-              <w:t>Esquema visual de la estructura del artículo y organizador gráfico de la biblioteca en pizarra</w:t>
-            </w:r>
-            <w:r>
-              <w:rPr>
-                <w:rFonts w:ascii="Times New Roman" w:hAnsi="Times New Roman"/>
-                <w:sz w:val="18"/>
-              </w:rPr>
-              <w:t>.</w:t>
+              <w:t>Esquema visual de la estructura del artículo y organizador gráfico de la biblioteca en pizarra.</w:t>
             </w:r>
           </w:p>
           <w:p>
@@ -5010,15 +4727,7 @@
                 <w:b/>
                 <w:sz w:val="20"/>
               </w:rPr>
-              <w:t xml:space="preserve">Fase 3: Aplicación – </w:t>
-            </w:r>
-            <w:r>
-              <w:rPr>
-                <w:rFonts w:ascii="Times New Roman" w:hAnsi="Times New Roman"/>
-                <w:b/>
-                <w:sz w:val="20"/>
-              </w:rPr>
-              <w:t>«Laboratorio de Comprensión y Fichaje Científico»</w:t>
+              <w:t>Fase 3: Aplicación – «Laboratorio de Comprensión y Fichaje Científico»</w:t>
             </w:r>
           </w:p>
           <w:p>
@@ -5038,26 +4747,32 @@
                 <w:rFonts w:ascii="Times New Roman" w:hAnsi="Times New Roman"/>
                 <w:sz w:val="19"/>
               </w:rPr>
-              <w:t>Resolución de las actividades de comprensión lectora, inferencias y valoración de las páginas 36 a 38. Los estudiantes seleccionan un libro de divulgación científica de la biblioteca y elaboran s</w:t>
-            </w:r>
+              <w:t>Resolución de las actividades de comprensión lectora, inferencias y valoración de las páginas 36 a 38. Los estudiantes seleccionan un libro de divulgación científica de la biblioteca y elaboran su ficha bibliográfica completa con autor, título, editorial y resumen del contenido.</w:t>
+            </w:r>
+          </w:p>
+          <w:p>
+            <w:pPr>
+              <w:spacing w:after="40"/>
+            </w:pPr>
             <w:r>
               <w:rPr>
                 <w:rFonts w:ascii="Times New Roman" w:hAnsi="Times New Roman"/>
                 <w:sz w:val="19"/>
               </w:rPr>
-              <w:t>u ficha bibliográfica completa con autor, título, editorial y resumen del contenido.</w:t>
-            </w:r>
-          </w:p>
-          <w:p>
-            <w:pPr>
-              <w:spacing w:after="40"/>
-            </w:pPr>
-            <w:r>
-              <w:rPr>
-                <w:rFonts w:ascii="Times New Roman" w:hAnsi="Times New Roman"/>
+              <w:t>Gamificación: 'Récord de Fichaje': Premiación con la medalla de 'Bibliotecario Experto' al equipo con mayor precisión.</w:t>
+            </w:r>
+          </w:p>
+          <w:p>
+            <w:pPr>
+              <w:spacing w:after="20"/>
+            </w:pPr>
+            <w:r>
+              <w:rPr>
+                <w:rFonts w:ascii="Times New Roman" w:hAnsi="Times New Roman"/>
+                <w:b/>
                 <w:sz w:val="19"/>
               </w:rPr>
-              <w:t>Gamificación: 'Récord de Fichaje': Premiación con la medalla de 'Bibliotecario Experto' al equipo con mayor precisión.</w:t>
+              <w:t>DUA aplicado:</w:t>
             </w:r>
           </w:p>
           <w:p>
@@ -5068,9 +4783,16 @@
               <w:rPr>
                 <w:rFonts w:ascii="Times New Roman" w:hAnsi="Times New Roman"/>
                 <w:b/>
-                <w:sz w:val="19"/>
-              </w:rPr>
-              <w:t>DUA aplicado:</w:t>
+                <w:sz w:val="18"/>
+              </w:rPr>
+              <w:t xml:space="preserve">Representación: </w:t>
+            </w:r>
+            <w:r>
+              <w:rPr>
+                <w:rFonts w:ascii="Times New Roman" w:hAnsi="Times New Roman"/>
+                <w:sz w:val="18"/>
+              </w:rPr>
+              <w:t>Cuestionario guiado del libro y modelo visual de ficha bibliográfica de préstamo.</w:t>
             </w:r>
           </w:p>
           <w:p>
@@ -5083,14 +4805,14 @@
                 <w:b/>
                 <w:sz w:val="18"/>
               </w:rPr>
-              <w:t xml:space="preserve">Representación: </w:t>
+              <w:t xml:space="preserve">Acción y expresión: </w:t>
             </w:r>
             <w:r>
               <w:rPr>
                 <w:rFonts w:ascii="Times New Roman" w:hAnsi="Times New Roman"/>
                 <w:sz w:val="18"/>
               </w:rPr>
-              <w:t>Cuestionario guiado del libro y modelo visual de ficha bibliográfica de préstamo.</w:t>
+              <w:t>Resolución escrita de inferencias en parejas y registro de la ficha técnica del libro.</w:t>
             </w:r>
           </w:p>
           <w:p>
@@ -5103,41 +4825,14 @@
                 <w:b/>
                 <w:sz w:val="18"/>
               </w:rPr>
-              <w:t xml:space="preserve">Acción y expresión: </w:t>
+              <w:t xml:space="preserve">Compromiso-Motivación: </w:t>
             </w:r>
             <w:r>
               <w:rPr>
                 <w:rFonts w:ascii="Times New Roman" w:hAnsi="Times New Roman"/>
                 <w:sz w:val="18"/>
               </w:rPr>
-              <w:t>Resolución escrita de inferencias en parejas y registro de la ficha técnica del libro.</w:t>
-            </w:r>
-          </w:p>
-          <w:p>
-            <w:pPr>
-              <w:spacing w:after="20"/>
-            </w:pPr>
-            <w:r>
-              <w:rPr>
-                <w:rFonts w:ascii="Times New Roman" w:hAnsi="Times New Roman"/>
-                <w:b/>
-                <w:sz w:val="18"/>
-              </w:rPr>
-              <w:t xml:space="preserve">Compromiso-Motivación: </w:t>
-            </w:r>
-            <w:r>
-              <w:rPr>
-                <w:rFonts w:ascii="Times New Roman" w:hAnsi="Times New Roman"/>
-                <w:sz w:val="18"/>
-              </w:rPr>
-              <w:t>Trabajo cooperativo en duplas con validación</w:t>
-            </w:r>
-            <w:r>
-              <w:rPr>
-                <w:rFonts w:ascii="Times New Roman" w:hAnsi="Times New Roman"/>
-                <w:sz w:val="18"/>
-              </w:rPr>
-              <w:t xml:space="preserve"> de respuestas entre compañeros.</w:t>
+              <w:t>Trabajo cooperativo en duplas con validación de respuestas entre compañeros.</w:t>
             </w:r>
           </w:p>
           <w:tbl>
@@ -5279,26 +4974,32 @@
                 <w:rFonts w:ascii="Times New Roman" w:hAnsi="Times New Roman"/>
                 <w:sz w:val="19"/>
               </w:rPr>
-              <w:t xml:space="preserve">Socialización en plenaria: cada dupla presenta un dato científico curioso descubierto en su lectura y evalúa su proceso lector mediante una </w:t>
-            </w:r>
+              <w:t>Socialización en plenaria: cada dupla presenta un dato científico curioso descubierto en su lectura y evalúa su proceso lector mediante una escala de metacognición: ¿Qué estrategia me ayudó más a entender el texto científico?</w:t>
+            </w:r>
+          </w:p>
+          <w:p>
+            <w:pPr>
+              <w:spacing w:after="40"/>
+            </w:pPr>
             <w:r>
               <w:rPr>
                 <w:rFonts w:ascii="Times New Roman" w:hAnsi="Times New Roman"/>
                 <w:sz w:val="19"/>
               </w:rPr>
-              <w:t>escala de metacognición: ¿Qué estrategia me ayudó más a entender el texto científico?</w:t>
-            </w:r>
-          </w:p>
-          <w:p>
-            <w:pPr>
-              <w:spacing w:after="40"/>
-            </w:pPr>
-            <w:r>
-              <w:rPr>
-                <w:rFonts w:ascii="Times New Roman" w:hAnsi="Times New Roman"/>
+              <w:t>Gamificación: Insignia digital 'Investigador Científico Junior' para todos los equipos.</w:t>
+            </w:r>
+          </w:p>
+          <w:p>
+            <w:pPr>
+              <w:spacing w:after="20"/>
+            </w:pPr>
+            <w:r>
+              <w:rPr>
+                <w:rFonts w:ascii="Times New Roman" w:hAnsi="Times New Roman"/>
+                <w:b/>
                 <w:sz w:val="19"/>
               </w:rPr>
-              <w:t>Gamificación: Insignia digital 'Investigador Científico Junior' para todos los equipos.</w:t>
+              <w:t>DUA aplicado:</w:t>
             </w:r>
           </w:p>
           <w:p>
@@ -5309,19 +5010,6 @@
               <w:rPr>
                 <w:rFonts w:ascii="Times New Roman" w:hAnsi="Times New Roman"/>
                 <w:b/>
-                <w:sz w:val="19"/>
-              </w:rPr>
-              <w:t>DUA aplicado:</w:t>
-            </w:r>
-          </w:p>
-          <w:p>
-            <w:pPr>
-              <w:spacing w:after="20"/>
-            </w:pPr>
-            <w:r>
-              <w:rPr>
-                <w:rFonts w:ascii="Times New Roman" w:hAnsi="Times New Roman"/>
-                <w:b/>
                 <w:sz w:val="18"/>
               </w:rPr>
               <w:t xml:space="preserve">Representación: </w:t>
@@ -5331,14 +5019,7 @@
                 <w:rFonts w:ascii="Times New Roman" w:hAnsi="Times New Roman"/>
                 <w:sz w:val="18"/>
               </w:rPr>
-              <w:t>Mural en el aula con las fichas de lectura y hallazg</w:t>
-            </w:r>
-            <w:r>
-              <w:rPr>
-                <w:rFonts w:ascii="Times New Roman" w:hAnsi="Times New Roman"/>
-                <w:sz w:val="18"/>
-              </w:rPr>
-              <w:t>os científicos de los estudiantes.</w:t>
+              <w:t>Mural en el aula con las fichas de lectura y hallazgos científicos de los estudiantes.</w:t>
             </w:r>
           </w:p>
           <w:p>
@@ -5611,14 +5292,7 @@
                 <w:rFonts w:ascii="Times New Roman" w:hAnsi="Times New Roman"/>
                 <w:b/>
               </w:rPr>
-              <w:t>SEMANA 9 (26/10</w:t>
-            </w:r>
-            <w:r>
-              <w:rPr>
-                <w:rFonts w:ascii="Times New Roman" w:hAnsi="Times New Roman"/>
-                <w:b/>
-              </w:rPr>
-              <w:t xml:space="preserve"> al 30/10/2026) · ESCRITURA &amp; GRAMÁTICA</w:t>
+              <w:t>SEMANA 9 (26/10 al 30/10/2026) · ESCRITURA &amp; GRAMÁTICA</w:t>
             </w:r>
           </w:p>
           <w:p>
@@ -5684,26 +5358,32 @@
                 <w:rFonts w:ascii="Times New Roman" w:hAnsi="Times New Roman"/>
                 <w:sz w:val="19"/>
               </w:rPr>
-              <w:t xml:space="preserve">El docente transforma el aula en una Sala de Prensa Científica: 'La revista escolar de la Unidad Educativa Calderón 2 abre su convocatoria para publicar notas científicas escritas por estudiantes de 7mo.' Lectura del modelo de nota de la página </w:t>
-            </w:r>
+              <w:t>El docente transforma el aula en una Sala de Prensa Científica: 'La revista escolar de la Unidad Educativa Calderón 2 abre su convocatoria para publicar notas científicas escritas por estudiantes de 7mo.' Lectura del modelo de nota de la página 39 para identificar el titular, entrada y cuerpo.</w:t>
+            </w:r>
+          </w:p>
+          <w:p>
+            <w:pPr>
+              <w:spacing w:after="40"/>
+            </w:pPr>
             <w:r>
               <w:rPr>
                 <w:rFonts w:ascii="Times New Roman" w:hAnsi="Times New Roman"/>
                 <w:sz w:val="19"/>
               </w:rPr>
-              <w:t>39 para identificar el titular, entrada y cuerpo.</w:t>
-            </w:r>
-          </w:p>
-          <w:p>
-            <w:pPr>
-              <w:spacing w:after="40"/>
-            </w:pPr>
-            <w:r>
-              <w:rPr>
-                <w:rFonts w:ascii="Times New Roman" w:hAnsi="Times New Roman"/>
+              <w:t>Gamificación: 'Carné de Reportero Científico': Cada estudiante recibe su pase de redacción escolar.</w:t>
+            </w:r>
+          </w:p>
+          <w:p>
+            <w:pPr>
+              <w:spacing w:after="20"/>
+            </w:pPr>
+            <w:r>
+              <w:rPr>
+                <w:rFonts w:ascii="Times New Roman" w:hAnsi="Times New Roman"/>
+                <w:b/>
                 <w:sz w:val="19"/>
               </w:rPr>
-              <w:t>Gamificación: 'Carné de Reportero Científico': Cada estudiante recibe su pase de redacción escolar.</w:t>
+              <w:t>DUA aplicado:</w:t>
             </w:r>
           </w:p>
           <w:p>
@@ -5714,19 +5394,6 @@
               <w:rPr>
                 <w:rFonts w:ascii="Times New Roman" w:hAnsi="Times New Roman"/>
                 <w:b/>
-                <w:sz w:val="19"/>
-              </w:rPr>
-              <w:t>DUA aplicado:</w:t>
-            </w:r>
-          </w:p>
-          <w:p>
-            <w:pPr>
-              <w:spacing w:after="20"/>
-            </w:pPr>
-            <w:r>
-              <w:rPr>
-                <w:rFonts w:ascii="Times New Roman" w:hAnsi="Times New Roman"/>
-                <w:b/>
                 <w:sz w:val="18"/>
               </w:rPr>
               <w:t xml:space="preserve">Representación: </w:t>
@@ -5736,14 +5403,7 @@
                 <w:rFonts w:ascii="Times New Roman" w:hAnsi="Times New Roman"/>
                 <w:sz w:val="18"/>
               </w:rPr>
-              <w:t>Modelo visual de nota científica de la pág. 39 con titulares y párrafos rotu</w:t>
-            </w:r>
-            <w:r>
-              <w:rPr>
-                <w:rFonts w:ascii="Times New Roman" w:hAnsi="Times New Roman"/>
-                <w:sz w:val="18"/>
-              </w:rPr>
-              <w:t>lados.</w:t>
+              <w:t>Modelo visual de nota científica de la pág. 39 con titulares y párrafos rotulados.</w:t>
             </w:r>
           </w:p>
           <w:p>
@@ -5905,15 +5565,7 @@
                 <w:b/>
                 <w:sz w:val="20"/>
               </w:rPr>
-              <w:t>Fase 2: Comprensión – «El Laboratorio Gra</w:t>
-            </w:r>
-            <w:r>
-              <w:rPr>
-                <w:rFonts w:ascii="Times New Roman" w:hAnsi="Times New Roman"/>
-                <w:b/>
-                <w:sz w:val="20"/>
-              </w:rPr>
-              <w:t>matical del Verbo»</w:t>
+              <w:t>Fase 2: Comprensión – «El Laboratorio Gramatical del Verbo»</w:t>
             </w:r>
           </w:p>
           <w:p>
@@ -5933,26 +5585,32 @@
                 <w:rFonts w:ascii="Times New Roman" w:hAnsi="Times New Roman"/>
                 <w:sz w:val="19"/>
               </w:rPr>
-              <w:t xml:space="preserve">Planificación textual con la matriz de la página 40 (propósito, destinatario y estructura). Explicación y aplicación de la conjugación de verbos regulares e irregulares (páginas 41 a 45): formas no personales </w:t>
-            </w:r>
+              <w:t>Planificación textual con la matriz de la página 40 (propósito, destinatario y estructura). Explicación y aplicación de la conjugación de verbos regulares e irregulares (páginas 41 a 45): formas no personales (infinitivo, gerundio, participio) y tiempos verbales precisos para relatar hechos científicos.</w:t>
+            </w:r>
+          </w:p>
+          <w:p>
+            <w:pPr>
+              <w:spacing w:after="40"/>
+            </w:pPr>
             <w:r>
               <w:rPr>
                 <w:rFonts w:ascii="Times New Roman" w:hAnsi="Times New Roman"/>
                 <w:sz w:val="19"/>
               </w:rPr>
-              <w:t>(infinitivo, gerundio, participio) y tiempos verbales precisos para relatar hechos científicos.</w:t>
-            </w:r>
-          </w:p>
-          <w:p>
-            <w:pPr>
-              <w:spacing w:after="40"/>
-            </w:pPr>
-            <w:r>
-              <w:rPr>
-                <w:rFonts w:ascii="Times New Roman" w:hAnsi="Times New Roman"/>
+              <w:t>Gamificación: 'Ruleta Verbal': Desafío interactivo de conjugación rápida ganando puntos de rigor gramatical.</w:t>
+            </w:r>
+          </w:p>
+          <w:p>
+            <w:pPr>
+              <w:spacing w:after="20"/>
+            </w:pPr>
+            <w:r>
+              <w:rPr>
+                <w:rFonts w:ascii="Times New Roman" w:hAnsi="Times New Roman"/>
+                <w:b/>
                 <w:sz w:val="19"/>
               </w:rPr>
-              <w:t>Gamificación: 'Ruleta Verbal': Desafío interactivo de conjugación rápida ganando puntos de rigor gramatical.</w:t>
+              <w:t>DUA aplicado:</w:t>
             </w:r>
           </w:p>
           <w:p>
@@ -5963,9 +5621,16 @@
               <w:rPr>
                 <w:rFonts w:ascii="Times New Roman" w:hAnsi="Times New Roman"/>
                 <w:b/>
-                <w:sz w:val="19"/>
-              </w:rPr>
-              <w:t>DUA aplicado:</w:t>
+                <w:sz w:val="18"/>
+              </w:rPr>
+              <w:t xml:space="preserve">Representación: </w:t>
+            </w:r>
+            <w:r>
+              <w:rPr>
+                <w:rFonts w:ascii="Times New Roman" w:hAnsi="Times New Roman"/>
+                <w:sz w:val="18"/>
+              </w:rPr>
+              <w:t>Matriz estructurada de la pág. 40 y tablas visuales de modos y tiempos verbales en pizarra.</w:t>
             </w:r>
           </w:p>
           <w:p>
@@ -5978,68 +5643,34 @@
                 <w:b/>
                 <w:sz w:val="18"/>
               </w:rPr>
-              <w:t xml:space="preserve">Representación: </w:t>
+              <w:t xml:space="preserve">Acción y expresión: </w:t>
             </w:r>
             <w:r>
               <w:rPr>
                 <w:rFonts w:ascii="Times New Roman" w:hAnsi="Times New Roman"/>
                 <w:sz w:val="18"/>
               </w:rPr>
-              <w:t>Matriz estructurada d</w:t>
-            </w:r>
-            <w:r>
-              <w:rPr>
-                <w:rFonts w:ascii="Times New Roman" w:hAnsi="Times New Roman"/>
+              <w:t>Llenado de la matriz de planificación y ejercicios de conjugación en el texto y cuaderno.</w:t>
+            </w:r>
+          </w:p>
+          <w:p>
+            <w:pPr>
+              <w:spacing w:after="20"/>
+            </w:pPr>
+            <w:r>
+              <w:rPr>
+                <w:rFonts w:ascii="Times New Roman" w:hAnsi="Times New Roman"/>
+                <w:b/>
                 <w:sz w:val="18"/>
               </w:rPr>
-              <w:t>e la pág. 40 y tablas visuales de modos y tiempos verbales en pizarra.</w:t>
-            </w:r>
-          </w:p>
-          <w:p>
-            <w:pPr>
-              <w:spacing w:after="20"/>
-            </w:pPr>
-            <w:r>
-              <w:rPr>
-                <w:rFonts w:ascii="Times New Roman" w:hAnsi="Times New Roman"/>
-                <w:b/>
+              <w:t xml:space="preserve">Compromiso-Motivación: </w:t>
+            </w:r>
+            <w:r>
+              <w:rPr>
+                <w:rFonts w:ascii="Times New Roman" w:hAnsi="Times New Roman"/>
                 <w:sz w:val="18"/>
               </w:rPr>
-              <w:t xml:space="preserve">Acción y expresión: </w:t>
-            </w:r>
-            <w:r>
-              <w:rPr>
-                <w:rFonts w:ascii="Times New Roman" w:hAnsi="Times New Roman"/>
-                <w:sz w:val="18"/>
-              </w:rPr>
-              <w:t>Llenado de la matriz de planificación y ejercicios de conjugación en el texto y cuaderno.</w:t>
-            </w:r>
-          </w:p>
-          <w:p>
-            <w:pPr>
-              <w:spacing w:after="20"/>
-            </w:pPr>
-            <w:r>
-              <w:rPr>
-                <w:rFonts w:ascii="Times New Roman" w:hAnsi="Times New Roman"/>
-                <w:b/>
-                <w:sz w:val="18"/>
-              </w:rPr>
-              <w:t xml:space="preserve">Compromiso-Motivación: </w:t>
-            </w:r>
-            <w:r>
-              <w:rPr>
-                <w:rFonts w:ascii="Times New Roman" w:hAnsi="Times New Roman"/>
-                <w:sz w:val="18"/>
-              </w:rPr>
-              <w:t>Comprensión gradual de la gramática como herramienta</w:t>
-            </w:r>
-            <w:r>
-              <w:rPr>
-                <w:rFonts w:ascii="Times New Roman" w:hAnsi="Times New Roman"/>
-                <w:sz w:val="18"/>
-              </w:rPr>
-              <w:t xml:space="preserve"> para que el texto sea claro y profesional.</w:t>
+              <w:t>Comprensión gradual de la gramática como herramienta para que el texto sea claro y profesional.</w:t>
             </w:r>
           </w:p>
           <w:tbl>
@@ -6181,26 +5812,32 @@
                 <w:rFonts w:ascii="Times New Roman" w:hAnsi="Times New Roman"/>
                 <w:sz w:val="19"/>
               </w:rPr>
-              <w:t>Redacción del primer borrador de la nota científica (páginas 46-47) aplicando la concordancia verbal, sangrías y conectores lógi</w:t>
-            </w:r>
+              <w:t>Redacción del primer borrador de la nota científica (páginas 46-47) aplicando la concordancia verbal, sangrías y conectores lógicos. Revisión entre pares utilizando la rúbrica de autoevaluación de la página 47 para verificar ortografía y claridad.</w:t>
+            </w:r>
+          </w:p>
+          <w:p>
+            <w:pPr>
+              <w:spacing w:after="40"/>
+            </w:pPr>
             <w:r>
               <w:rPr>
                 <w:rFonts w:ascii="Times New Roman" w:hAnsi="Times New Roman"/>
                 <w:sz w:val="19"/>
               </w:rPr>
-              <w:t>cos. Revisión entre pares utilizando la rúbrica de autoevaluación de la página 47 para verificar ortografía y claridad.</w:t>
-            </w:r>
-          </w:p>
-          <w:p>
-            <w:pPr>
-              <w:spacing w:after="40"/>
-            </w:pPr>
-            <w:r>
-              <w:rPr>
-                <w:rFonts w:ascii="Times New Roman" w:hAnsi="Times New Roman"/>
+              <w:t>Gamificación: 'Mesa de Editores': Los revisores otorgan sellos de calidad editorial a los borradores pulidos.</w:t>
+            </w:r>
+          </w:p>
+          <w:p>
+            <w:pPr>
+              <w:spacing w:after="20"/>
+            </w:pPr>
+            <w:r>
+              <w:rPr>
+                <w:rFonts w:ascii="Times New Roman" w:hAnsi="Times New Roman"/>
+                <w:b/>
                 <w:sz w:val="19"/>
               </w:rPr>
-              <w:t>Gamificación: 'Mesa de Editores': Los revisores otorgan sellos de calidad editorial a los borradores pulidos.</w:t>
+              <w:t>DUA aplicado:</w:t>
             </w:r>
           </w:p>
           <w:p>
@@ -6211,9 +5848,32 @@
               <w:rPr>
                 <w:rFonts w:ascii="Times New Roman" w:hAnsi="Times New Roman"/>
                 <w:b/>
-                <w:sz w:val="19"/>
-              </w:rPr>
-              <w:t>DUA aplicado:</w:t>
+                <w:sz w:val="18"/>
+              </w:rPr>
+              <w:t xml:space="preserve">Representación: </w:t>
+            </w:r>
+            <w:r>
+              <w:rPr>
+                <w:rFonts w:ascii="Times New Roman" w:hAnsi="Times New Roman"/>
+                <w:sz w:val="18"/>
+              </w:rPr>
+              <w:t xml:space="preserve">Pauta guía de redacción de las págs. 46-47 y lista de cotejo </w:t>
+            </w:r>
+            <w:proofErr w:type="spellStart"/>
+            <w:r>
+              <w:rPr>
+                <w:rFonts w:ascii="Times New Roman" w:hAnsi="Times New Roman"/>
+                <w:sz w:val="18"/>
+              </w:rPr>
+              <w:t>coevaluativa</w:t>
+            </w:r>
+            <w:proofErr w:type="spellEnd"/>
+            <w:r>
+              <w:rPr>
+                <w:rFonts w:ascii="Times New Roman" w:hAnsi="Times New Roman"/>
+                <w:sz w:val="18"/>
+              </w:rPr>
+              <w:t xml:space="preserve"> visual.</w:t>
             </w:r>
           </w:p>
           <w:p>
@@ -6226,77 +5886,34 @@
                 <w:b/>
                 <w:sz w:val="18"/>
               </w:rPr>
-              <w:t xml:space="preserve">Representación: </w:t>
+              <w:t xml:space="preserve">Acción y expresión: </w:t>
             </w:r>
             <w:r>
               <w:rPr>
                 <w:rFonts w:ascii="Times New Roman" w:hAnsi="Times New Roman"/>
                 <w:sz w:val="18"/>
               </w:rPr>
-              <w:t xml:space="preserve">Pauta guía de redacción de las págs. 46-47 y lista de cotejo </w:t>
-            </w:r>
-            <w:proofErr w:type="spellStart"/>
-            <w:r>
-              <w:rPr>
-                <w:rFonts w:ascii="Times New Roman" w:hAnsi="Times New Roman"/>
+              <w:t>Escritura del borrador a mano y corrección colaborativa con sugerencias entre compañeros.</w:t>
+            </w:r>
+          </w:p>
+          <w:p>
+            <w:pPr>
+              <w:spacing w:after="20"/>
+            </w:pPr>
+            <w:r>
+              <w:rPr>
+                <w:rFonts w:ascii="Times New Roman" w:hAnsi="Times New Roman"/>
+                <w:b/>
                 <w:sz w:val="18"/>
               </w:rPr>
-              <w:t>coevaluativa</w:t>
-            </w:r>
-            <w:proofErr w:type="spellEnd"/>
+              <w:t xml:space="preserve">Compromiso-Motivación: </w:t>
+            </w:r>
             <w:r>
               <w:rPr>
                 <w:rFonts w:ascii="Times New Roman" w:hAnsi="Times New Roman"/>
                 <w:sz w:val="18"/>
               </w:rPr>
-              <w:t xml:space="preserve"> visual.</w:t>
-            </w:r>
-          </w:p>
-          <w:p>
-            <w:pPr>
-              <w:spacing w:after="20"/>
-            </w:pPr>
-            <w:r>
-              <w:rPr>
-                <w:rFonts w:ascii="Times New Roman" w:hAnsi="Times New Roman"/>
-                <w:b/>
-                <w:sz w:val="18"/>
-              </w:rPr>
-              <w:t xml:space="preserve">Acción y expresión: </w:t>
-            </w:r>
-            <w:r>
-              <w:rPr>
-                <w:rFonts w:ascii="Times New Roman" w:hAnsi="Times New Roman"/>
-                <w:sz w:val="18"/>
-              </w:rPr>
-              <w:t>Escritura del borrador a mano y corrección colaborativa con sugerencias entre compañeros.</w:t>
-            </w:r>
-          </w:p>
-          <w:p>
-            <w:pPr>
-              <w:spacing w:after="20"/>
-            </w:pPr>
-            <w:r>
-              <w:rPr>
-                <w:rFonts w:ascii="Times New Roman" w:hAnsi="Times New Roman"/>
-                <w:b/>
-                <w:sz w:val="18"/>
-              </w:rPr>
-              <w:t xml:space="preserve">Compromiso-Motivación: </w:t>
-            </w:r>
-            <w:r>
-              <w:rPr>
-                <w:rFonts w:ascii="Times New Roman" w:hAnsi="Times New Roman"/>
-                <w:sz w:val="18"/>
-              </w:rPr>
-              <w:t>Apoyo recíproco en la rev</w:t>
-            </w:r>
-            <w:r>
-              <w:rPr>
-                <w:rFonts w:ascii="Times New Roman" w:hAnsi="Times New Roman"/>
-                <w:sz w:val="18"/>
-              </w:rPr>
-              <w:t>isión para superar dificultades sin temor a equivocarse.</w:t>
+              <w:t>Apoyo recíproco en la revisión para superar dificultades sin temor a equivocarse.</w:t>
             </w:r>
           </w:p>
           <w:tbl>
@@ -6438,26 +6055,32 @@
                 <w:rFonts w:ascii="Times New Roman" w:hAnsi="Times New Roman"/>
                 <w:sz w:val="19"/>
               </w:rPr>
-              <w:t>Paso a limpio de las notas científicas corregidas y compilación en el boletín mural 'Voces de la Ciencia 7mo'. Lectur</w:t>
-            </w:r>
+              <w:t>Paso a limpio de las notas científicas corregidas y compilación en el boletín mural 'Voces de la Ciencia 7mo'. Lectura en voz alta de fragmentos destacados.</w:t>
+            </w:r>
+          </w:p>
+          <w:p>
+            <w:pPr>
+              <w:spacing w:after="40"/>
+            </w:pPr>
             <w:r>
               <w:rPr>
                 <w:rFonts w:ascii="Times New Roman" w:hAnsi="Times New Roman"/>
                 <w:sz w:val="19"/>
               </w:rPr>
-              <w:t>a en voz alta de fragmentos destacados.</w:t>
-            </w:r>
-          </w:p>
-          <w:p>
-            <w:pPr>
-              <w:spacing w:after="40"/>
-            </w:pPr>
-            <w:r>
-              <w:rPr>
-                <w:rFonts w:ascii="Times New Roman" w:hAnsi="Times New Roman"/>
+              <w:t>Gamificación: Publicación oficial y entrega del botón digital 'Periodista Científico Destacado'.</w:t>
+            </w:r>
+          </w:p>
+          <w:p>
+            <w:pPr>
+              <w:spacing w:after="20"/>
+            </w:pPr>
+            <w:r>
+              <w:rPr>
+                <w:rFonts w:ascii="Times New Roman" w:hAnsi="Times New Roman"/>
+                <w:b/>
                 <w:sz w:val="19"/>
               </w:rPr>
-              <w:t>Gamificación: Publicación oficial y entrega del botón digital 'Periodista Científico Destacado'.</w:t>
+              <w:t>DUA aplicado:</w:t>
             </w:r>
           </w:p>
           <w:p>
@@ -6468,9 +6091,16 @@
               <w:rPr>
                 <w:rFonts w:ascii="Times New Roman" w:hAnsi="Times New Roman"/>
                 <w:b/>
-                <w:sz w:val="19"/>
-              </w:rPr>
-              <w:t>DUA aplicado:</w:t>
+                <w:sz w:val="18"/>
+              </w:rPr>
+              <w:t xml:space="preserve">Representación: </w:t>
+            </w:r>
+            <w:r>
+              <w:rPr>
+                <w:rFonts w:ascii="Times New Roman" w:hAnsi="Times New Roman"/>
+                <w:sz w:val="18"/>
+              </w:rPr>
+              <w:t>Formato visible del boletín mural con espacios asignados para cada artículo.</w:t>
             </w:r>
           </w:p>
           <w:p>
@@ -6483,35 +6113,7 @@
                 <w:b/>
                 <w:sz w:val="18"/>
               </w:rPr>
-              <w:t xml:space="preserve">Representación: </w:t>
-            </w:r>
-            <w:r>
-              <w:rPr>
-                <w:rFonts w:ascii="Times New Roman" w:hAnsi="Times New Roman"/>
-                <w:sz w:val="18"/>
-              </w:rPr>
-              <w:t>Formato visible del boletín mural con espacios asignados para cada artículo.</w:t>
-            </w:r>
-          </w:p>
-          <w:p>
-            <w:pPr>
-              <w:spacing w:after="20"/>
-            </w:pPr>
-            <w:r>
-              <w:rPr>
-                <w:rFonts w:ascii="Times New Roman" w:hAnsi="Times New Roman"/>
-                <w:b/>
-                <w:sz w:val="18"/>
-              </w:rPr>
-              <w:t>Acción y exp</w:t>
-            </w:r>
-            <w:r>
-              <w:rPr>
-                <w:rFonts w:ascii="Times New Roman" w:hAnsi="Times New Roman"/>
-                <w:b/>
-                <w:sz w:val="18"/>
-              </w:rPr>
-              <w:t xml:space="preserve">resión: </w:t>
+              <w:t xml:space="preserve">Acción y expresión: </w:t>
             </w:r>
             <w:r>
               <w:rPr>
@@ -6823,33 +6425,32 @@
                 <w:rFonts w:ascii="Times New Roman" w:hAnsi="Times New Roman"/>
                 <w:sz w:val="19"/>
               </w:rPr>
-              <w:t xml:space="preserve">Narración dramatizada del </w:t>
-            </w:r>
+              <w:t>Narración dramatizada del mito de la creación del Sol y la Luna (páginas 54-55) con modulación de voz y preguntas detonantes: ¿Por qué los pueblos antiguos crearon historias sobre el origen del mundo? ¿Qué mitos o leyendas han escuchado de sus abuelos o familias?</w:t>
+            </w:r>
+          </w:p>
+          <w:p>
+            <w:pPr>
+              <w:spacing w:after="40"/>
+            </w:pPr>
             <w:r>
               <w:rPr>
                 <w:rFonts w:ascii="Times New Roman" w:hAnsi="Times New Roman"/>
                 <w:sz w:val="19"/>
               </w:rPr>
-              <w:t>mito de la creación del Sol y la Luna (páginas 54-55) con modulación de voz y preguntas detonantes: ¿Por qué los pueblos antiguos crearon historias sobre el origen del mundo? ¿Qué mitos o leyendas han escuchado de sus abuelos o familias?</w:t>
-            </w:r>
-          </w:p>
-          <w:p>
-            <w:pPr>
-              <w:spacing w:after="40"/>
-            </w:pPr>
-            <w:r>
-              <w:rPr>
-                <w:rFonts w:ascii="Times New Roman" w:hAnsi="Times New Roman"/>
+              <w:t>Gamificación: 'La Fogata de los Sabios': Los estudiantes aportan una historia ancestral y acumulan puntos de memoria oral.</w:t>
+            </w:r>
+          </w:p>
+          <w:p>
+            <w:pPr>
+              <w:spacing w:after="20"/>
+            </w:pPr>
+            <w:r>
+              <w:rPr>
+                <w:rFonts w:ascii="Times New Roman" w:hAnsi="Times New Roman"/>
+                <w:b/>
                 <w:sz w:val="19"/>
               </w:rPr>
-              <w:t xml:space="preserve">Gamificación: 'La </w:t>
-            </w:r>
-            <w:r>
-              <w:rPr>
-                <w:rFonts w:ascii="Times New Roman" w:hAnsi="Times New Roman"/>
-                <w:sz w:val="19"/>
-              </w:rPr>
-              <w:t>Fogata de los Sabios': Los estudiantes aportan una historia ancestral y acumulan puntos de memoria oral.</w:t>
+              <w:t>DUA aplicado:</w:t>
             </w:r>
           </w:p>
           <w:p>
@@ -6860,9 +6461,16 @@
               <w:rPr>
                 <w:rFonts w:ascii="Times New Roman" w:hAnsi="Times New Roman"/>
                 <w:b/>
-                <w:sz w:val="19"/>
-              </w:rPr>
-              <w:t>DUA aplicado:</w:t>
+                <w:sz w:val="18"/>
+              </w:rPr>
+              <w:t xml:space="preserve">Representación: </w:t>
+            </w:r>
+            <w:r>
+              <w:rPr>
+                <w:rFonts w:ascii="Times New Roman" w:hAnsi="Times New Roman"/>
+                <w:sz w:val="18"/>
+              </w:rPr>
+              <w:t>Narración oral expresiva acompañada de las láminas ilustradas de las págs. 54-55.</w:t>
             </w:r>
           </w:p>
           <w:p>
@@ -6875,41 +6483,14 @@
                 <w:b/>
                 <w:sz w:val="18"/>
               </w:rPr>
-              <w:t xml:space="preserve">Representación: </w:t>
+              <w:t xml:space="preserve">Acción y expresión: </w:t>
             </w:r>
             <w:r>
               <w:rPr>
                 <w:rFonts w:ascii="Times New Roman" w:hAnsi="Times New Roman"/>
                 <w:sz w:val="18"/>
               </w:rPr>
-              <w:t>Narración oral expresiva acompañada de las láminas ilustradas de las págs. 54-55.</w:t>
-            </w:r>
-          </w:p>
-          <w:p>
-            <w:pPr>
-              <w:spacing w:after="20"/>
-            </w:pPr>
-            <w:r>
-              <w:rPr>
-                <w:rFonts w:ascii="Times New Roman" w:hAnsi="Times New Roman"/>
-                <w:b/>
-                <w:sz w:val="18"/>
-              </w:rPr>
-              <w:t xml:space="preserve">Acción y expresión: </w:t>
-            </w:r>
-            <w:r>
-              <w:rPr>
-                <w:rFonts w:ascii="Times New Roman" w:hAnsi="Times New Roman"/>
-                <w:sz w:val="18"/>
-              </w:rPr>
-              <w:t xml:space="preserve">Comentarios orales </w:t>
-            </w:r>
-            <w:r>
-              <w:rPr>
-                <w:rFonts w:ascii="Times New Roman" w:hAnsi="Times New Roman"/>
-                <w:sz w:val="18"/>
-              </w:rPr>
-              <w:t>espontáneos compartiendo relatos tradicionales de sus familias.</w:t>
+              <w:t>Comentarios orales espontáneos compartiendo relatos tradicionales de sus familias.</w:t>
             </w:r>
           </w:p>
           <w:p>
@@ -7071,26 +6652,32 @@
                 <w:rFonts w:ascii="Times New Roman" w:hAnsi="Times New Roman"/>
                 <w:sz w:val="19"/>
               </w:rPr>
-              <w:t xml:space="preserve">Lectura dialogada de los mitos seleccionados en las páginas 56 a 61. Análisis de sus elementos fundamentales: personajes divinos y sobrenaturales, tiempo sagrado de los orígenes y explicación poética de fenómenos naturales. Diferenciación entre </w:t>
-            </w:r>
+              <w:t>Lectura dialogada de los mitos seleccionados en las páginas 56 a 61. Análisis de sus elementos fundamentales: personajes divinos y sobrenaturales, tiempo sagrado de los orígenes y explicación poética de fenómenos naturales. Diferenciación entre mito, leyenda y cuento.</w:t>
+            </w:r>
+          </w:p>
+          <w:p>
+            <w:pPr>
+              <w:spacing w:after="40"/>
+            </w:pPr>
             <w:r>
               <w:rPr>
                 <w:rFonts w:ascii="Times New Roman" w:hAnsi="Times New Roman"/>
                 <w:sz w:val="19"/>
               </w:rPr>
-              <w:t>mito, leyenda y cuento.</w:t>
-            </w:r>
-          </w:p>
-          <w:p>
-            <w:pPr>
-              <w:spacing w:after="40"/>
-            </w:pPr>
-            <w:r>
-              <w:rPr>
-                <w:rFonts w:ascii="Times New Roman" w:hAnsi="Times New Roman"/>
+              <w:t>Gamificación: 'Mapeo de Seres Mitológicos': Desafío de clasificar personajes míticos según sus poderes o atributos.</w:t>
+            </w:r>
+          </w:p>
+          <w:p>
+            <w:pPr>
+              <w:spacing w:after="20"/>
+            </w:pPr>
+            <w:r>
+              <w:rPr>
+                <w:rFonts w:ascii="Times New Roman" w:hAnsi="Times New Roman"/>
+                <w:b/>
                 <w:sz w:val="19"/>
               </w:rPr>
-              <w:t>Gamificación: 'Mapeo de Seres Mitológicos': Desafío de clasificar personajes míticos según sus poderes o atributos.</w:t>
+              <w:t>DUA aplicado:</w:t>
             </w:r>
           </w:p>
           <w:p>
@@ -7101,19 +6688,6 @@
               <w:rPr>
                 <w:rFonts w:ascii="Times New Roman" w:hAnsi="Times New Roman"/>
                 <w:b/>
-                <w:sz w:val="19"/>
-              </w:rPr>
-              <w:t>DUA aplicado:</w:t>
-            </w:r>
-          </w:p>
-          <w:p>
-            <w:pPr>
-              <w:spacing w:after="20"/>
-            </w:pPr>
-            <w:r>
-              <w:rPr>
-                <w:rFonts w:ascii="Times New Roman" w:hAnsi="Times New Roman"/>
-                <w:b/>
                 <w:sz w:val="18"/>
               </w:rPr>
               <w:t xml:space="preserve">Representación: </w:t>
@@ -7123,14 +6697,7 @@
                 <w:rFonts w:ascii="Times New Roman" w:hAnsi="Times New Roman"/>
                 <w:sz w:val="18"/>
               </w:rPr>
-              <w:t>Lectura compartida apoyada en cuadros comparativos visuales entre mito, leyenda y real</w:t>
-            </w:r>
-            <w:r>
-              <w:rPr>
-                <w:rFonts w:ascii="Times New Roman" w:hAnsi="Times New Roman"/>
-                <w:sz w:val="18"/>
-              </w:rPr>
-              <w:t>idad.</w:t>
+              <w:t>Lectura compartida apoyada en cuadros comparativos visuales entre mito, leyenda y realidad.</w:t>
             </w:r>
           </w:p>
           <w:p>
@@ -7292,15 +6859,7 @@
                 <w:b/>
                 <w:sz w:val="20"/>
               </w:rPr>
-              <w:t xml:space="preserve">Fase 3: </w:t>
-            </w:r>
-            <w:r>
-              <w:rPr>
-                <w:rFonts w:ascii="Times New Roman" w:hAnsi="Times New Roman"/>
-                <w:b/>
-                <w:sz w:val="20"/>
-              </w:rPr>
-              <w:t>Aplicación – «El Ágora Mitológica y Talleres de Interpretación»</w:t>
+              <w:t>Fase 3: Aplicación – «El Ágora Mitológica y Talleres de Interpretación»</w:t>
             </w:r>
           </w:p>
           <w:p>
@@ -7320,26 +6879,32 @@
                 <w:rFonts w:ascii="Times New Roman" w:hAnsi="Times New Roman"/>
                 <w:sz w:val="19"/>
               </w:rPr>
-              <w:t>Resolución de los talleres de comprensión, interpretación de personajes y valoración de las páginas 62 a 65. Los estudiantes eligen su personaje mítico preferido y justifican por qu</w:t>
-            </w:r>
+              <w:t>Resolución de los talleres de comprensión, interpretación de personajes y valoración de las páginas 62 a 65. Los estudiantes eligen su personaje mítico preferido y justifican por qué representa valores de valentía, sabiduría o protección de la naturaleza.</w:t>
+            </w:r>
+          </w:p>
+          <w:p>
+            <w:pPr>
+              <w:spacing w:after="40"/>
+            </w:pPr>
             <w:r>
               <w:rPr>
                 <w:rFonts w:ascii="Times New Roman" w:hAnsi="Times New Roman"/>
                 <w:sz w:val="19"/>
               </w:rPr>
-              <w:t>é representa valores de valentía, sabiduría o protección de la naturaleza.</w:t>
-            </w:r>
-          </w:p>
-          <w:p>
-            <w:pPr>
-              <w:spacing w:after="40"/>
-            </w:pPr>
-            <w:r>
-              <w:rPr>
-                <w:rFonts w:ascii="Times New Roman" w:hAnsi="Times New Roman"/>
+              <w:t>Gamificación: 'El Oráculo Literario': Obtienen insignias de interpretación mitológica al fundamentar sus respuestas.</w:t>
+            </w:r>
+          </w:p>
+          <w:p>
+            <w:pPr>
+              <w:spacing w:after="20"/>
+            </w:pPr>
+            <w:r>
+              <w:rPr>
+                <w:rFonts w:ascii="Times New Roman" w:hAnsi="Times New Roman"/>
+                <w:b/>
                 <w:sz w:val="19"/>
               </w:rPr>
-              <w:t>Gamificación: 'El Oráculo Literario': Obtienen insignias de interpretación mitológica al fundamentar sus respuestas.</w:t>
+              <w:t>DUA aplicado:</w:t>
             </w:r>
           </w:p>
           <w:p>
@@ -7350,9 +6915,16 @@
               <w:rPr>
                 <w:rFonts w:ascii="Times New Roman" w:hAnsi="Times New Roman"/>
                 <w:b/>
-                <w:sz w:val="19"/>
-              </w:rPr>
-              <w:t>DUA aplicado:</w:t>
+                <w:sz w:val="18"/>
+              </w:rPr>
+              <w:t xml:space="preserve">Representación: </w:t>
+            </w:r>
+            <w:r>
+              <w:rPr>
+                <w:rFonts w:ascii="Times New Roman" w:hAnsi="Times New Roman"/>
+                <w:sz w:val="18"/>
+              </w:rPr>
+              <w:t>Cuestionarios organizados del texto escolar con preguntas de selección y desarrollo gráfico.</w:t>
             </w:r>
           </w:p>
           <w:p>
@@ -7365,68 +6937,34 @@
                 <w:b/>
                 <w:sz w:val="18"/>
               </w:rPr>
-              <w:t xml:space="preserve">Representación: </w:t>
+              <w:t xml:space="preserve">Acción y expresión: </w:t>
             </w:r>
             <w:r>
               <w:rPr>
                 <w:rFonts w:ascii="Times New Roman" w:hAnsi="Times New Roman"/>
                 <w:sz w:val="18"/>
               </w:rPr>
-              <w:t xml:space="preserve">Cuestionarios </w:t>
-            </w:r>
-            <w:r>
-              <w:rPr>
-                <w:rFonts w:ascii="Times New Roman" w:hAnsi="Times New Roman"/>
+              <w:t>Resolución escrita de los talleres y dibujo representativo del personaje mítico.</w:t>
+            </w:r>
+          </w:p>
+          <w:p>
+            <w:pPr>
+              <w:spacing w:after="20"/>
+            </w:pPr>
+            <w:r>
+              <w:rPr>
+                <w:rFonts w:ascii="Times New Roman" w:hAnsi="Times New Roman"/>
+                <w:b/>
                 <w:sz w:val="18"/>
               </w:rPr>
-              <w:t>organizados del texto escolar con preguntas de selección y desarrollo gráfico.</w:t>
-            </w:r>
-          </w:p>
-          <w:p>
-            <w:pPr>
-              <w:spacing w:after="20"/>
-            </w:pPr>
-            <w:r>
-              <w:rPr>
-                <w:rFonts w:ascii="Times New Roman" w:hAnsi="Times New Roman"/>
-                <w:b/>
+              <w:t xml:space="preserve">Compromiso-Motivación: </w:t>
+            </w:r>
+            <w:r>
+              <w:rPr>
+                <w:rFonts w:ascii="Times New Roman" w:hAnsi="Times New Roman"/>
                 <w:sz w:val="18"/>
               </w:rPr>
-              <w:t xml:space="preserve">Acción y expresión: </w:t>
-            </w:r>
-            <w:r>
-              <w:rPr>
-                <w:rFonts w:ascii="Times New Roman" w:hAnsi="Times New Roman"/>
-                <w:sz w:val="18"/>
-              </w:rPr>
-              <w:t>Resolución escrita de los talleres y dibujo representativo del personaje mítico.</w:t>
-            </w:r>
-          </w:p>
-          <w:p>
-            <w:pPr>
-              <w:spacing w:after="20"/>
-            </w:pPr>
-            <w:r>
-              <w:rPr>
-                <w:rFonts w:ascii="Times New Roman" w:hAnsi="Times New Roman"/>
-                <w:b/>
-                <w:sz w:val="18"/>
-              </w:rPr>
-              <w:t xml:space="preserve">Compromiso-Motivación: </w:t>
-            </w:r>
-            <w:r>
-              <w:rPr>
-                <w:rFonts w:ascii="Times New Roman" w:hAnsi="Times New Roman"/>
-                <w:sz w:val="18"/>
-              </w:rPr>
-              <w:t>Libertad para expresar la apreciación estética y crea</w:t>
-            </w:r>
-            <w:r>
-              <w:rPr>
-                <w:rFonts w:ascii="Times New Roman" w:hAnsi="Times New Roman"/>
-                <w:sz w:val="18"/>
-              </w:rPr>
-              <w:t>tiva sobre el relato leído.</w:t>
+              <w:t>Libertad para expresar la apreciación estética y creativa sobre el relato leído.</w:t>
             </w:r>
           </w:p>
           <w:tbl>
@@ -7568,26 +7106,32 @@
                 <w:rFonts w:ascii="Times New Roman" w:hAnsi="Times New Roman"/>
                 <w:sz w:val="19"/>
               </w:rPr>
-              <w:t>Plenaria y asamblea de aula: reflexión sobre la importancia de cuidar la tradición oral comunitaria. Exposición de las ilustraciones en el 'Rincón Mito</w:t>
-            </w:r>
+              <w:t>Plenaria y asamblea de aula: reflexión sobre la importancia de cuidar la tradición oral comunitaria. Exposición de las ilustraciones en el 'Rincón Mitológico' de 7mo.</w:t>
+            </w:r>
+          </w:p>
+          <w:p>
+            <w:pPr>
+              <w:spacing w:after="40"/>
+            </w:pPr>
             <w:r>
               <w:rPr>
                 <w:rFonts w:ascii="Times New Roman" w:hAnsi="Times New Roman"/>
                 <w:sz w:val="19"/>
               </w:rPr>
-              <w:t>lógico' de 7mo.</w:t>
-            </w:r>
-          </w:p>
-          <w:p>
-            <w:pPr>
-              <w:spacing w:after="40"/>
-            </w:pPr>
-            <w:r>
-              <w:rPr>
-                <w:rFonts w:ascii="Times New Roman" w:hAnsi="Times New Roman"/>
+              <w:t>Gamificación: Reconocimiento a todos los participantes con el título de 'Guardián de los Mitos Ancestrales'.</w:t>
+            </w:r>
+          </w:p>
+          <w:p>
+            <w:pPr>
+              <w:spacing w:after="20"/>
+            </w:pPr>
+            <w:r>
+              <w:rPr>
+                <w:rFonts w:ascii="Times New Roman" w:hAnsi="Times New Roman"/>
+                <w:b/>
                 <w:sz w:val="19"/>
               </w:rPr>
-              <w:t>Gamificación: Reconocimiento a todos los participantes con el título de 'Guardián de los Mitos Ancestrales'.</w:t>
+              <w:t>DUA aplicado:</w:t>
             </w:r>
           </w:p>
           <w:p>
@@ -7598,9 +7142,16 @@
               <w:rPr>
                 <w:rFonts w:ascii="Times New Roman" w:hAnsi="Times New Roman"/>
                 <w:b/>
-                <w:sz w:val="19"/>
-              </w:rPr>
-              <w:t>DUA aplicado:</w:t>
+                <w:sz w:val="18"/>
+              </w:rPr>
+              <w:t xml:space="preserve">Representación: </w:t>
+            </w:r>
+            <w:r>
+              <w:rPr>
+                <w:rFonts w:ascii="Times New Roman" w:hAnsi="Times New Roman"/>
+                <w:sz w:val="18"/>
+              </w:rPr>
+              <w:t>Mural expositivo en el aula con los dibujos y descripciones de los mitos trabajados.</w:t>
             </w:r>
           </w:p>
           <w:p>
@@ -7613,35 +7164,7 @@
                 <w:b/>
                 <w:sz w:val="18"/>
               </w:rPr>
-              <w:t xml:space="preserve">Representación: </w:t>
-            </w:r>
-            <w:r>
-              <w:rPr>
-                <w:rFonts w:ascii="Times New Roman" w:hAnsi="Times New Roman"/>
-                <w:sz w:val="18"/>
-              </w:rPr>
-              <w:t>Mural expositivo en el aula con los dibujos y descripciones de los mitos trabajados.</w:t>
-            </w:r>
-          </w:p>
-          <w:p>
-            <w:pPr>
-              <w:spacing w:after="20"/>
-            </w:pPr>
-            <w:r>
-              <w:rPr>
-                <w:rFonts w:ascii="Times New Roman" w:hAnsi="Times New Roman"/>
-                <w:b/>
-                <w:sz w:val="18"/>
-              </w:rPr>
-              <w:t>Acción y expresi</w:t>
-            </w:r>
-            <w:r>
-              <w:rPr>
-                <w:rFonts w:ascii="Times New Roman" w:hAnsi="Times New Roman"/>
-                <w:b/>
-                <w:sz w:val="18"/>
-              </w:rPr>
-              <w:t xml:space="preserve">ón: </w:t>
+              <w:t xml:space="preserve">Acción y expresión: </w:t>
             </w:r>
             <w:r>
               <w:rPr>
@@ -7935,26 +7458,19 @@
                 <w:rFonts w:ascii="Times New Roman" w:hAnsi="Times New Roman"/>
                 <w:sz w:val="20"/>
               </w:rPr>
-              <w:t xml:space="preserve">«Taller del Cómic Mitológico: Del Relato Ancestral a la Viñeta </w:t>
-            </w:r>
-            <w:r>
-              <w:rPr>
-                <w:rFonts w:ascii="Times New Roman" w:hAnsi="Times New Roman"/>
+              <w:t>«Taller del Cómic Mitológico: Del Relato Ancestral a la Viñeta Moderna» (Texto Pág. 66-73)</w:t>
+            </w:r>
+          </w:p>
+          <w:p>
+            <w:pPr>
+              <w:spacing w:before="80" w:after="20"/>
+            </w:pPr>
+            <w:r>
+              <w:rPr>
+                <w:rFonts w:ascii="Times New Roman" w:hAnsi="Times New Roman"/>
+                <w:b/>
                 <w:sz w:val="20"/>
               </w:rPr>
-              <w:t>Moderna» (Texto Pág. 66-73)</w:t>
-            </w:r>
-          </w:p>
-          <w:p>
-            <w:pPr>
-              <w:spacing w:before="80" w:after="20"/>
-            </w:pPr>
-            <w:r>
-              <w:rPr>
-                <w:rFonts w:ascii="Times New Roman" w:hAnsi="Times New Roman"/>
-                <w:b/>
-                <w:sz w:val="20"/>
-              </w:rPr>
               <w:t>Fase 1: Motivación – «El Taller de los Historietistas»</w:t>
             </w:r>
           </w:p>
@@ -7975,26 +7491,32 @@
                 <w:rFonts w:ascii="Times New Roman" w:hAnsi="Times New Roman"/>
                 <w:sz w:val="19"/>
               </w:rPr>
-              <w:t>El docente transforma el aula en un estudio de diseño de cómics: lectura y análisis de las historietas de las páginas 66 y 67. Identificación lúdica de los recurs</w:t>
-            </w:r>
+              <w:t>El docente transforma el aula en un estudio de diseño de cómics: lectura y análisis de las historietas de las páginas 66 y 67. Identificación lúdica de los recursos del cómic: viñetas, planos visuales, bocadillos de diálogo, cartelas y onomatopeyas sonoras.</w:t>
+            </w:r>
+          </w:p>
+          <w:p>
+            <w:pPr>
+              <w:spacing w:after="40"/>
+            </w:pPr>
             <w:r>
               <w:rPr>
                 <w:rFonts w:ascii="Times New Roman" w:hAnsi="Times New Roman"/>
                 <w:sz w:val="19"/>
               </w:rPr>
-              <w:t>os del cómic: viñetas, planos visuales, bocadillos de diálogo, cartelas y onomatopeyas sonoras.</w:t>
-            </w:r>
-          </w:p>
-          <w:p>
-            <w:pPr>
-              <w:spacing w:after="40"/>
-            </w:pPr>
-            <w:r>
-              <w:rPr>
-                <w:rFonts w:ascii="Times New Roman" w:hAnsi="Times New Roman"/>
+              <w:t>Gamificación: 'Desafío Onomatopeya': Adivinar sonidos ilustrados (¡BOOM!, ¡CRASH!, ¡ZAS!) ganando puntos de creatividad.</w:t>
+            </w:r>
+          </w:p>
+          <w:p>
+            <w:pPr>
+              <w:spacing w:after="20"/>
+            </w:pPr>
+            <w:r>
+              <w:rPr>
+                <w:rFonts w:ascii="Times New Roman" w:hAnsi="Times New Roman"/>
+                <w:b/>
                 <w:sz w:val="19"/>
               </w:rPr>
-              <w:t>Gamificación: 'Desafío Onomatopeya': Adivinar sonidos ilustrados (¡BOOM!, ¡CRASH!, ¡ZAS!) ganando puntos de creatividad.</w:t>
+              <w:t>DUA aplicado:</w:t>
             </w:r>
           </w:p>
           <w:p>
@@ -8005,9 +7527,16 @@
               <w:rPr>
                 <w:rFonts w:ascii="Times New Roman" w:hAnsi="Times New Roman"/>
                 <w:b/>
-                <w:sz w:val="19"/>
-              </w:rPr>
-              <w:t>DUA aplicado:</w:t>
+                <w:sz w:val="18"/>
+              </w:rPr>
+              <w:t xml:space="preserve">Representación: </w:t>
+            </w:r>
+            <w:r>
+              <w:rPr>
+                <w:rFonts w:ascii="Times New Roman" w:hAnsi="Times New Roman"/>
+                <w:sz w:val="18"/>
+              </w:rPr>
+              <w:t>Muestras gráficas de historietas en las págs. 66-67 con cartelas y bocadillos rotulados.</w:t>
             </w:r>
           </w:p>
           <w:p>
@@ -8020,68 +7549,34 @@
                 <w:b/>
                 <w:sz w:val="18"/>
               </w:rPr>
-              <w:t xml:space="preserve">Representación: </w:t>
+              <w:t xml:space="preserve">Acción y expresión: </w:t>
             </w:r>
             <w:r>
               <w:rPr>
                 <w:rFonts w:ascii="Times New Roman" w:hAnsi="Times New Roman"/>
                 <w:sz w:val="18"/>
               </w:rPr>
-              <w:t xml:space="preserve">Muestras </w:t>
-            </w:r>
-            <w:r>
-              <w:rPr>
-                <w:rFonts w:ascii="Times New Roman" w:hAnsi="Times New Roman"/>
+              <w:t>Identificación oral y señalamiento de elementos visuales en el texto.</w:t>
+            </w:r>
+          </w:p>
+          <w:p>
+            <w:pPr>
+              <w:spacing w:after="20"/>
+            </w:pPr>
+            <w:r>
+              <w:rPr>
+                <w:rFonts w:ascii="Times New Roman" w:hAnsi="Times New Roman"/>
+                <w:b/>
                 <w:sz w:val="18"/>
               </w:rPr>
-              <w:t>gráficas de historietas en las págs. 66-67 con cartelas y bocadillos rotulados.</w:t>
-            </w:r>
-          </w:p>
-          <w:p>
-            <w:pPr>
-              <w:spacing w:after="20"/>
-            </w:pPr>
-            <w:r>
-              <w:rPr>
-                <w:rFonts w:ascii="Times New Roman" w:hAnsi="Times New Roman"/>
-                <w:b/>
+              <w:t xml:space="preserve">Compromiso-Motivación: </w:t>
+            </w:r>
+            <w:r>
+              <w:rPr>
+                <w:rFonts w:ascii="Times New Roman" w:hAnsi="Times New Roman"/>
                 <w:sz w:val="18"/>
               </w:rPr>
-              <w:t xml:space="preserve">Acción y expresión: </w:t>
-            </w:r>
-            <w:r>
-              <w:rPr>
-                <w:rFonts w:ascii="Times New Roman" w:hAnsi="Times New Roman"/>
-                <w:sz w:val="18"/>
-              </w:rPr>
-              <w:t>Identificación oral y señalamiento de elementos visuales en el texto.</w:t>
-            </w:r>
-          </w:p>
-          <w:p>
-            <w:pPr>
-              <w:spacing w:after="20"/>
-            </w:pPr>
-            <w:r>
-              <w:rPr>
-                <w:rFonts w:ascii="Times New Roman" w:hAnsi="Times New Roman"/>
-                <w:b/>
-                <w:sz w:val="18"/>
-              </w:rPr>
-              <w:t xml:space="preserve">Compromiso-Motivación: </w:t>
-            </w:r>
-            <w:r>
-              <w:rPr>
-                <w:rFonts w:ascii="Times New Roman" w:hAnsi="Times New Roman"/>
-                <w:sz w:val="18"/>
-              </w:rPr>
-              <w:t>Atracción natural por el lenguaje gráfico del cómic y la animac</w:t>
-            </w:r>
-            <w:r>
-              <w:rPr>
-                <w:rFonts w:ascii="Times New Roman" w:hAnsi="Times New Roman"/>
-                <w:sz w:val="18"/>
-              </w:rPr>
-              <w:t>ión.</w:t>
+              <w:t>Atracción natural por el lenguaje gráfico del cómic y la animación.</w:t>
             </w:r>
           </w:p>
           <w:tbl>
@@ -8223,26 +7718,32 @@
                 <w:rFonts w:ascii="Times New Roman" w:hAnsi="Times New Roman"/>
                 <w:sz w:val="19"/>
               </w:rPr>
-              <w:t xml:space="preserve">Planificación y diseño de un storyboard adaptando un mito leído a una secuencia de 4 a 6 viñetas (páginas 67-68). Distribución del texto en bocadillos y selección de </w:t>
-            </w:r>
+              <w:t>Planificación y diseño de un storyboard adaptando un mito leído a una secuencia de 4 a 6 viñetas (páginas 67-68). Distribución del texto en bocadillos y selección de los planos adecuados para dar emoción a la historia.</w:t>
+            </w:r>
+          </w:p>
+          <w:p>
+            <w:pPr>
+              <w:spacing w:after="40"/>
+            </w:pPr>
             <w:r>
               <w:rPr>
                 <w:rFonts w:ascii="Times New Roman" w:hAnsi="Times New Roman"/>
                 <w:sz w:val="19"/>
               </w:rPr>
-              <w:t>los planos adecuados para dar emoción a la historia.</w:t>
-            </w:r>
-          </w:p>
-          <w:p>
-            <w:pPr>
-              <w:spacing w:after="40"/>
-            </w:pPr>
-            <w:r>
-              <w:rPr>
-                <w:rFonts w:ascii="Times New Roman" w:hAnsi="Times New Roman"/>
+              <w:t>Gamificación: 'Boceto de Oro': El equipo que mejor sintetice la historia recibe el pase directo a producción final.</w:t>
+            </w:r>
+          </w:p>
+          <w:p>
+            <w:pPr>
+              <w:spacing w:after="20"/>
+            </w:pPr>
+            <w:r>
+              <w:rPr>
+                <w:rFonts w:ascii="Times New Roman" w:hAnsi="Times New Roman"/>
+                <w:b/>
                 <w:sz w:val="19"/>
               </w:rPr>
-              <w:t>Gamificación: 'Boceto de Oro': El equipo que mejor sintetice la historia recibe el pase directo a producción final.</w:t>
+              <w:t>DUA aplicado:</w:t>
             </w:r>
           </w:p>
           <w:p>
@@ -8253,19 +7754,6 @@
               <w:rPr>
                 <w:rFonts w:ascii="Times New Roman" w:hAnsi="Times New Roman"/>
                 <w:b/>
-                <w:sz w:val="19"/>
-              </w:rPr>
-              <w:t>DUA aplicado:</w:t>
-            </w:r>
-          </w:p>
-          <w:p>
-            <w:pPr>
-              <w:spacing w:after="20"/>
-            </w:pPr>
-            <w:r>
-              <w:rPr>
-                <w:rFonts w:ascii="Times New Roman" w:hAnsi="Times New Roman"/>
-                <w:b/>
                 <w:sz w:val="18"/>
               </w:rPr>
               <w:t xml:space="preserve">Representación: </w:t>
@@ -8275,14 +7763,7 @@
                 <w:rFonts w:ascii="Times New Roman" w:hAnsi="Times New Roman"/>
                 <w:sz w:val="18"/>
               </w:rPr>
-              <w:t>Plantillas visuales con cuadrículas de viñetas y guía grá</w:t>
-            </w:r>
-            <w:r>
-              <w:rPr>
-                <w:rFonts w:ascii="Times New Roman" w:hAnsi="Times New Roman"/>
-                <w:sz w:val="18"/>
-              </w:rPr>
-              <w:t>fica de planos visuales.</w:t>
+              <w:t>Plantillas visuales con cuadrículas de viñetas y guía gráfica de planos visuales.</w:t>
             </w:r>
           </w:p>
           <w:p>
@@ -8444,15 +7925,7 @@
                 <w:b/>
                 <w:sz w:val="20"/>
               </w:rPr>
-              <w:t>Fase 3: Aplicación – «Mesa de Di</w:t>
-            </w:r>
-            <w:r>
-              <w:rPr>
-                <w:rFonts w:ascii="Times New Roman" w:hAnsi="Times New Roman"/>
-                <w:b/>
-                <w:sz w:val="20"/>
-              </w:rPr>
-              <w:t>bujantes y Desafío Sumativo»</w:t>
+              <w:t>Fase 3: Aplicación – «Mesa de Dibujantes y Desafío Sumativo»</w:t>
             </w:r>
           </w:p>
           <w:p>
@@ -8472,14 +7945,7 @@
                 <w:rFonts w:ascii="Times New Roman" w:hAnsi="Times New Roman"/>
                 <w:sz w:val="19"/>
               </w:rPr>
-              <w:t>Elaboración final de la historieta a color aplicando rotulación clara y viñetas organizadas. Paralelamente, los estudiantes resuelven la evaluación sumativa de la Unidad 1 del texto escolar para consolidar las destre</w:t>
-            </w:r>
-            <w:r>
-              <w:rPr>
-                <w:rFonts w:ascii="Times New Roman" w:hAnsi="Times New Roman"/>
-                <w:sz w:val="19"/>
-              </w:rPr>
-              <w:t>zas adquiridas.</w:t>
+              <w:t>Elaboración final de la historieta a color aplicando rotulación clara y viñetas organizadas. Paralelamente, los estudiantes resuelven la evaluación sumativa de la Unidad 1 del texto escolar para consolidar las destrezas adquiridas.</w:t>
             </w:r>
           </w:p>
           <w:p>
@@ -8686,15 +8152,7 @@
                 <w:b/>
                 <w:sz w:val="20"/>
               </w:rPr>
-              <w:t>Fase 4: Cierre – «Inauguración de la Galería Mitol</w:t>
-            </w:r>
-            <w:r>
-              <w:rPr>
-                <w:rFonts w:ascii="Times New Roman" w:hAnsi="Times New Roman"/>
-                <w:b/>
-                <w:sz w:val="20"/>
-              </w:rPr>
-              <w:t>ógica»</w:t>
+              <w:t>Fase 4: Cierre – «Inauguración de la Galería Mitológica»</w:t>
             </w:r>
           </w:p>
           <w:p>
@@ -8726,14 +8184,20 @@
                 <w:rFonts w:ascii="Times New Roman" w:hAnsi="Times New Roman"/>
                 <w:sz w:val="19"/>
               </w:rPr>
-              <w:t>Gamificación: Entrega de la medalla 'Gran Creador de Historietas' a t</w:t>
-            </w:r>
-            <w:r>
-              <w:rPr>
-                <w:rFonts w:ascii="Times New Roman" w:hAnsi="Times New Roman"/>
+              <w:t>Gamificación: Entrega de la medalla 'Gran Creador de Historietas' a todos los autores.</w:t>
+            </w:r>
+          </w:p>
+          <w:p>
+            <w:pPr>
+              <w:spacing w:after="20"/>
+            </w:pPr>
+            <w:r>
+              <w:rPr>
+                <w:rFonts w:ascii="Times New Roman" w:hAnsi="Times New Roman"/>
+                <w:b/>
                 <w:sz w:val="19"/>
               </w:rPr>
-              <w:t>odos los autores.</w:t>
+              <w:t>DUA aplicado:</w:t>
             </w:r>
           </w:p>
           <w:p>
@@ -8744,9 +8208,16 @@
               <w:rPr>
                 <w:rFonts w:ascii="Times New Roman" w:hAnsi="Times New Roman"/>
                 <w:b/>
-                <w:sz w:val="19"/>
-              </w:rPr>
-              <w:t>DUA aplicado:</w:t>
+                <w:sz w:val="18"/>
+              </w:rPr>
+              <w:t xml:space="preserve">Representación: </w:t>
+            </w:r>
+            <w:r>
+              <w:rPr>
+                <w:rFonts w:ascii="Times New Roman" w:hAnsi="Times New Roman"/>
+                <w:sz w:val="18"/>
+              </w:rPr>
+              <w:t>Mural expositivo con las historietas finalizadas ordenadas cronológicamente.</w:t>
             </w:r>
           </w:p>
           <w:p>
@@ -8759,14 +8230,14 @@
                 <w:b/>
                 <w:sz w:val="18"/>
               </w:rPr>
-              <w:t xml:space="preserve">Representación: </w:t>
+              <w:t xml:space="preserve">Acción y expresión: </w:t>
             </w:r>
             <w:r>
               <w:rPr>
                 <w:rFonts w:ascii="Times New Roman" w:hAnsi="Times New Roman"/>
                 <w:sz w:val="18"/>
               </w:rPr>
-              <w:t>Mural expositivo con las historietas finalizadas ordenadas cronológicamente.</w:t>
+              <w:t>Recorrido de observación y asignación de estrellas formativas entre pares.</w:t>
             </w:r>
           </w:p>
           <w:p>
@@ -8779,41 +8250,14 @@
                 <w:b/>
                 <w:sz w:val="18"/>
               </w:rPr>
-              <w:t xml:space="preserve">Acción y expresión: </w:t>
+              <w:t xml:space="preserve">Compromiso-Motivación: </w:t>
             </w:r>
             <w:r>
               <w:rPr>
                 <w:rFonts w:ascii="Times New Roman" w:hAnsi="Times New Roman"/>
                 <w:sz w:val="18"/>
               </w:rPr>
-              <w:t>Recorrido de observación y asignación de estrellas formativas entre pares.</w:t>
-            </w:r>
-          </w:p>
-          <w:p>
-            <w:pPr>
-              <w:spacing w:after="20"/>
-            </w:pPr>
-            <w:r>
-              <w:rPr>
-                <w:rFonts w:ascii="Times New Roman" w:hAnsi="Times New Roman"/>
-                <w:b/>
-                <w:sz w:val="18"/>
-              </w:rPr>
-              <w:t xml:space="preserve">Compromiso-Motivación: </w:t>
-            </w:r>
-            <w:r>
-              <w:rPr>
-                <w:rFonts w:ascii="Times New Roman" w:hAnsi="Times New Roman"/>
-                <w:sz w:val="18"/>
-              </w:rPr>
-              <w:t>Celebración c</w:t>
-            </w:r>
-            <w:r>
-              <w:rPr>
-                <w:rFonts w:ascii="Times New Roman" w:hAnsi="Times New Roman"/>
-                <w:sz w:val="18"/>
-              </w:rPr>
-              <w:t>olectiva del cierre de la unidad y reconocimiento del talento del aula.</w:t>
+              <w:t>Celebración colectiva del cierre de la unidad y reconocimiento del talento del aula.</w:t>
             </w:r>
           </w:p>
           <w:tbl>
@@ -9076,26 +8520,19 @@
                 <w:rFonts w:ascii="Times New Roman" w:hAnsi="Times New Roman"/>
                 <w:sz w:val="20"/>
               </w:rPr>
-              <w:t xml:space="preserve">«Feria de Socialización y Sustentación Pública del Proyecto </w:t>
-            </w:r>
-            <w:r>
-              <w:rPr>
-                <w:rFonts w:ascii="Times New Roman" w:hAnsi="Times New Roman"/>
+              <w:t>«Feria de Socialización y Sustentación Pública del Proyecto Integrador Trimestral»</w:t>
+            </w:r>
+          </w:p>
+          <w:p>
+            <w:pPr>
+              <w:spacing w:before="80" w:after="20"/>
+            </w:pPr>
+            <w:r>
+              <w:rPr>
+                <w:rFonts w:ascii="Times New Roman" w:hAnsi="Times New Roman"/>
+                <w:b/>
                 <w:sz w:val="20"/>
               </w:rPr>
-              <w:t>Integrador Trimestral»</w:t>
-            </w:r>
-          </w:p>
-          <w:p>
-            <w:pPr>
-              <w:spacing w:before="80" w:after="20"/>
-            </w:pPr>
-            <w:r>
-              <w:rPr>
-                <w:rFonts w:ascii="Times New Roman" w:hAnsi="Times New Roman"/>
-                <w:b/>
-                <w:sz w:val="20"/>
-              </w:rPr>
               <w:t>Fase 1: Motivación – «El Desafío Integrador Comunitario»</w:t>
             </w:r>
           </w:p>
@@ -9116,26 +8553,32 @@
                 <w:rFonts w:ascii="Times New Roman" w:hAnsi="Times New Roman"/>
                 <w:sz w:val="19"/>
               </w:rPr>
-              <w:t>El docente activa la semana culminante del Proyecto Integrador del 1er Trimestre: revisión colectiva del cronograma de sustentación y metas de impacto para la comuni</w:t>
-            </w:r>
+              <w:t>El docente activa la semana culminante del Proyecto Integrador del 1er Trimestre: revisión colectiva del cronograma de sustentación y metas de impacto para la comunidad escolar. Organización de equipos y roles.</w:t>
+            </w:r>
+          </w:p>
+          <w:p>
+            <w:pPr>
+              <w:spacing w:after="40"/>
+            </w:pPr>
             <w:r>
               <w:rPr>
                 <w:rFonts w:ascii="Times New Roman" w:hAnsi="Times New Roman"/>
                 <w:sz w:val="19"/>
               </w:rPr>
-              <w:t>dad escolar. Organización de equipos y roles.</w:t>
-            </w:r>
-          </w:p>
-          <w:p>
-            <w:pPr>
-              <w:spacing w:after="40"/>
-            </w:pPr>
-            <w:r>
-              <w:rPr>
-                <w:rFonts w:ascii="Times New Roman" w:hAnsi="Times New Roman"/>
+              <w:t>Gamificación: 'Bandera del Proyecto': Cada equipo define su nombre y meta de presentación.</w:t>
+            </w:r>
+          </w:p>
+          <w:p>
+            <w:pPr>
+              <w:spacing w:after="20"/>
+            </w:pPr>
+            <w:r>
+              <w:rPr>
+                <w:rFonts w:ascii="Times New Roman" w:hAnsi="Times New Roman"/>
+                <w:b/>
                 <w:sz w:val="19"/>
               </w:rPr>
-              <w:t>Gamificación: 'Bandera del Proyecto': Cada equipo define su nombre y meta de presentación.</w:t>
+              <w:t>DUA aplicado:</w:t>
             </w:r>
           </w:p>
           <w:p>
@@ -9146,9 +8589,16 @@
               <w:rPr>
                 <w:rFonts w:ascii="Times New Roman" w:hAnsi="Times New Roman"/>
                 <w:b/>
-                <w:sz w:val="19"/>
-              </w:rPr>
-              <w:t>DUA aplicado:</w:t>
+                <w:sz w:val="18"/>
+              </w:rPr>
+              <w:t xml:space="preserve">Representación: </w:t>
+            </w:r>
+            <w:r>
+              <w:rPr>
+                <w:rFonts w:ascii="Times New Roman" w:hAnsi="Times New Roman"/>
+                <w:sz w:val="18"/>
+              </w:rPr>
+              <w:t>Cronograma semanal visible y rúbrica ministerial oficial proyectada o en cartelera.</w:t>
             </w:r>
           </w:p>
           <w:p>
@@ -9161,35 +8611,7 @@
                 <w:b/>
                 <w:sz w:val="18"/>
               </w:rPr>
-              <w:t xml:space="preserve">Representación: </w:t>
-            </w:r>
-            <w:r>
-              <w:rPr>
-                <w:rFonts w:ascii="Times New Roman" w:hAnsi="Times New Roman"/>
-                <w:sz w:val="18"/>
-              </w:rPr>
-              <w:t>Cronograma semanal visible y rúbrica ministerial oficial proyectada o en cartelera.</w:t>
-            </w:r>
-          </w:p>
-          <w:p>
-            <w:pPr>
-              <w:spacing w:after="20"/>
-            </w:pPr>
-            <w:r>
-              <w:rPr>
-                <w:rFonts w:ascii="Times New Roman" w:hAnsi="Times New Roman"/>
-                <w:b/>
-                <w:sz w:val="18"/>
-              </w:rPr>
-              <w:t>Acció</w:t>
-            </w:r>
-            <w:r>
-              <w:rPr>
-                <w:rFonts w:ascii="Times New Roman" w:hAnsi="Times New Roman"/>
-                <w:b/>
-                <w:sz w:val="18"/>
-              </w:rPr>
-              <w:t xml:space="preserve">n y expresión: </w:t>
+              <w:t xml:space="preserve">Acción y expresión: </w:t>
             </w:r>
             <w:r>
               <w:rPr>
@@ -9338,15 +8760,7 @@
                 <w:b/>
                 <w:sz w:val="20"/>
               </w:rPr>
-              <w:t>Fase 2: Comprensión – «Auditoría de C</w:t>
-            </w:r>
-            <w:r>
-              <w:rPr>
-                <w:rFonts w:ascii="Times New Roman" w:hAnsi="Times New Roman"/>
-                <w:b/>
-                <w:sz w:val="20"/>
-              </w:rPr>
-              <w:t>alidad y Ensayo General»</w:t>
+              <w:t>Fase 2: Comprensión – «Auditoría de Calidad y Ensayo General»</w:t>
             </w:r>
           </w:p>
           <w:p>
@@ -9447,14 +8861,7 @@
                 <w:rFonts w:ascii="Times New Roman" w:hAnsi="Times New Roman"/>
                 <w:sz w:val="18"/>
               </w:rPr>
-              <w:t>Ensayo verbal de</w:t>
-            </w:r>
-            <w:r>
-              <w:rPr>
-                <w:rFonts w:ascii="Times New Roman" w:hAnsi="Times New Roman"/>
-                <w:sz w:val="18"/>
-              </w:rPr>
-              <w:t xml:space="preserve"> la disertación y entrega de sugerencias constructivas por escrito.</w:t>
+              <w:t>Ensayo verbal de la disertación y entrega de sugerencias constructivas por escrito.</w:t>
             </w:r>
           </w:p>
           <w:p>
@@ -9616,33 +9023,32 @@
                 <w:rFonts w:ascii="Times New Roman" w:hAnsi="Times New Roman"/>
                 <w:sz w:val="19"/>
               </w:rPr>
-              <w:t>Monta</w:t>
-            </w:r>
+              <w:t>Montaje de los estands en el aula y presentación oficial del Proyecto Integrador ante la comunidad escolar (estudiantes de otros grados y docentes). Demostración del producto y respuesta a preguntas del público.</w:t>
+            </w:r>
+          </w:p>
+          <w:p>
+            <w:pPr>
+              <w:spacing w:after="40"/>
+            </w:pPr>
             <w:r>
               <w:rPr>
                 <w:rFonts w:ascii="Times New Roman" w:hAnsi="Times New Roman"/>
                 <w:sz w:val="19"/>
               </w:rPr>
-              <w:t>je de los estands en el aula y presentación oficial del Proyecto Integrador ante la comunidad escolar (estudiantes de otros grados y docentes). Demostración del producto y respuesta a preguntas del público.</w:t>
-            </w:r>
-          </w:p>
-          <w:p>
-            <w:pPr>
-              <w:spacing w:after="40"/>
-            </w:pPr>
-            <w:r>
-              <w:rPr>
-                <w:rFonts w:ascii="Times New Roman" w:hAnsi="Times New Roman"/>
+              <w:t>Gamificación: 'Voto del Público': Visitantes depositan fichas de valoración en los estands destacados.</w:t>
+            </w:r>
+          </w:p>
+          <w:p>
+            <w:pPr>
+              <w:spacing w:after="20"/>
+            </w:pPr>
+            <w:r>
+              <w:rPr>
+                <w:rFonts w:ascii="Times New Roman" w:hAnsi="Times New Roman"/>
+                <w:b/>
                 <w:sz w:val="19"/>
               </w:rPr>
-              <w:t>Gamificación: 'Voto del Público': Visitantes depo</w:t>
-            </w:r>
-            <w:r>
-              <w:rPr>
-                <w:rFonts w:ascii="Times New Roman" w:hAnsi="Times New Roman"/>
-                <w:sz w:val="19"/>
-              </w:rPr>
-              <w:t>sitan fichas de valoración en los estands destacados.</w:t>
+              <w:t>DUA aplicado:</w:t>
             </w:r>
           </w:p>
           <w:p>
@@ -9653,9 +9059,16 @@
               <w:rPr>
                 <w:rFonts w:ascii="Times New Roman" w:hAnsi="Times New Roman"/>
                 <w:b/>
-                <w:sz w:val="19"/>
-              </w:rPr>
-              <w:t>DUA aplicado:</w:t>
+                <w:sz w:val="18"/>
+              </w:rPr>
+              <w:t xml:space="preserve">Representación: </w:t>
+            </w:r>
+            <w:r>
+              <w:rPr>
+                <w:rFonts w:ascii="Times New Roman" w:hAnsi="Times New Roman"/>
+                <w:sz w:val="18"/>
+              </w:rPr>
+              <w:t>Estands con paneles visuales, material concreto y recursos de apoyo.</w:t>
             </w:r>
           </w:p>
           <w:p>
@@ -9668,41 +9081,14 @@
                 <w:b/>
                 <w:sz w:val="18"/>
               </w:rPr>
-              <w:t xml:space="preserve">Representación: </w:t>
+              <w:t xml:space="preserve">Acción y expresión: </w:t>
             </w:r>
             <w:r>
               <w:rPr>
                 <w:rFonts w:ascii="Times New Roman" w:hAnsi="Times New Roman"/>
                 <w:sz w:val="18"/>
               </w:rPr>
-              <w:t>Estands con paneles visuales, material concreto y recursos de apoyo.</w:t>
-            </w:r>
-          </w:p>
-          <w:p>
-            <w:pPr>
-              <w:spacing w:after="20"/>
-            </w:pPr>
-            <w:r>
-              <w:rPr>
-                <w:rFonts w:ascii="Times New Roman" w:hAnsi="Times New Roman"/>
-                <w:b/>
-                <w:sz w:val="18"/>
-              </w:rPr>
-              <w:t xml:space="preserve">Acción y expresión: </w:t>
-            </w:r>
-            <w:r>
-              <w:rPr>
-                <w:rFonts w:ascii="Times New Roman" w:hAnsi="Times New Roman"/>
-                <w:sz w:val="18"/>
-              </w:rPr>
-              <w:t xml:space="preserve">Disertación oral fluida y demostración práctica del funcionamiento del </w:t>
-            </w:r>
-            <w:r>
-              <w:rPr>
-                <w:rFonts w:ascii="Times New Roman" w:hAnsi="Times New Roman"/>
-                <w:sz w:val="18"/>
-              </w:rPr>
-              <w:t>producto.</w:t>
+              <w:t>Disertación oral fluida y demostración práctica del funcionamiento del producto.</w:t>
             </w:r>
           </w:p>
           <w:p>
@@ -9864,26 +9250,32 @@
                 <w:rFonts w:ascii="Times New Roman" w:hAnsi="Times New Roman"/>
                 <w:sz w:val="19"/>
               </w:rPr>
-              <w:t xml:space="preserve">Evaluación sumativa oficial mediante la Rúbrica </w:t>
-            </w:r>
+              <w:t>Evaluación sumativa oficial mediante la Rúbrica Ministerial del Proyecto Integrador. Ronda de autoevaluación reflexiva: ¿Qué habilidades fortalecí durante este proyecto?</w:t>
+            </w:r>
+          </w:p>
+          <w:p>
+            <w:pPr>
+              <w:spacing w:after="40"/>
+            </w:pPr>
             <w:r>
               <w:rPr>
                 <w:rFonts w:ascii="Times New Roman" w:hAnsi="Times New Roman"/>
                 <w:sz w:val="19"/>
               </w:rPr>
-              <w:t>Ministerial del Proyecto Integrador. Ronda de autoevaluación reflexiva: ¿Qué habilidades fortalecí durante este proyecto?</w:t>
-            </w:r>
-          </w:p>
-          <w:p>
-            <w:pPr>
-              <w:spacing w:after="40"/>
-            </w:pPr>
-            <w:r>
-              <w:rPr>
-                <w:rFonts w:ascii="Times New Roman" w:hAnsi="Times New Roman"/>
+              <w:t>Gamificación: Graduación del proyecto con insignia oficial de 'Líder de Proyecto Comunitario'.</w:t>
+            </w:r>
+          </w:p>
+          <w:p>
+            <w:pPr>
+              <w:spacing w:after="20"/>
+            </w:pPr>
+            <w:r>
+              <w:rPr>
+                <w:rFonts w:ascii="Times New Roman" w:hAnsi="Times New Roman"/>
+                <w:b/>
                 <w:sz w:val="19"/>
               </w:rPr>
-              <w:t>Gamificación: Graduación del proyecto con insignia oficial de 'Líder de Proyecto Comunitario'.</w:t>
+              <w:t>DUA aplicado:</w:t>
             </w:r>
           </w:p>
           <w:p>
@@ -9894,9 +9286,16 @@
               <w:rPr>
                 <w:rFonts w:ascii="Times New Roman" w:hAnsi="Times New Roman"/>
                 <w:b/>
-                <w:sz w:val="19"/>
-              </w:rPr>
-              <w:t>DUA aplicado:</w:t>
+                <w:sz w:val="18"/>
+              </w:rPr>
+              <w:t xml:space="preserve">Representación: </w:t>
+            </w:r>
+            <w:r>
+              <w:rPr>
+                <w:rFonts w:ascii="Times New Roman" w:hAnsi="Times New Roman"/>
+                <w:sz w:val="18"/>
+              </w:rPr>
+              <w:t>Rúbrica ministerial evaluada con retroalimentación cualitativa clara y accesible.</w:t>
             </w:r>
           </w:p>
           <w:p>
@@ -9909,68 +9308,34 @@
                 <w:b/>
                 <w:sz w:val="18"/>
               </w:rPr>
-              <w:t xml:space="preserve">Representación: </w:t>
+              <w:t xml:space="preserve">Acción y expresión: </w:t>
             </w:r>
             <w:r>
               <w:rPr>
                 <w:rFonts w:ascii="Times New Roman" w:hAnsi="Times New Roman"/>
                 <w:sz w:val="18"/>
               </w:rPr>
-              <w:t>Rúbrica m</w:t>
-            </w:r>
-            <w:r>
-              <w:rPr>
-                <w:rFonts w:ascii="Times New Roman" w:hAnsi="Times New Roman"/>
+              <w:t>Registro individual reflexivo en su bitácora sobre lo aprendido en el trimestre.</w:t>
+            </w:r>
+          </w:p>
+          <w:p>
+            <w:pPr>
+              <w:spacing w:after="20"/>
+            </w:pPr>
+            <w:r>
+              <w:rPr>
+                <w:rFonts w:ascii="Times New Roman" w:hAnsi="Times New Roman"/>
+                <w:b/>
                 <w:sz w:val="18"/>
               </w:rPr>
-              <w:t>inisterial evaluada con retroalimentación cualitativa clara y accesible.</w:t>
-            </w:r>
-          </w:p>
-          <w:p>
-            <w:pPr>
-              <w:spacing w:after="20"/>
-            </w:pPr>
-            <w:r>
-              <w:rPr>
-                <w:rFonts w:ascii="Times New Roman" w:hAnsi="Times New Roman"/>
-                <w:b/>
+              <w:t xml:space="preserve">Compromiso-Motivación: </w:t>
+            </w:r>
+            <w:r>
+              <w:rPr>
+                <w:rFonts w:ascii="Times New Roman" w:hAnsi="Times New Roman"/>
                 <w:sz w:val="18"/>
               </w:rPr>
-              <w:t xml:space="preserve">Acción y expresión: </w:t>
-            </w:r>
-            <w:r>
-              <w:rPr>
-                <w:rFonts w:ascii="Times New Roman" w:hAnsi="Times New Roman"/>
-                <w:sz w:val="18"/>
-              </w:rPr>
-              <w:t>Registro individual reflexivo en su bitácora sobre lo aprendido en el trimestre.</w:t>
-            </w:r>
-          </w:p>
-          <w:p>
-            <w:pPr>
-              <w:spacing w:after="20"/>
-            </w:pPr>
-            <w:r>
-              <w:rPr>
-                <w:rFonts w:ascii="Times New Roman" w:hAnsi="Times New Roman"/>
-                <w:b/>
-                <w:sz w:val="18"/>
-              </w:rPr>
-              <w:t xml:space="preserve">Compromiso-Motivación: </w:t>
-            </w:r>
-            <w:r>
-              <w:rPr>
-                <w:rFonts w:ascii="Times New Roman" w:hAnsi="Times New Roman"/>
-                <w:sz w:val="18"/>
-              </w:rPr>
-              <w:t>Celebración comunitaria de la culminación exitosa del Prime</w:t>
-            </w:r>
-            <w:r>
-              <w:rPr>
-                <w:rFonts w:ascii="Times New Roman" w:hAnsi="Times New Roman"/>
-                <w:sz w:val="18"/>
-              </w:rPr>
-              <w:t>r Trimestre.</w:t>
+              <w:t>Celebración comunitaria de la culminación exitosa del Primer Trimestre.</w:t>
             </w:r>
           </w:p>
           <w:tbl>

--- a/PLANIFICACION_MICROCURRICULAR_7MO_LENGUA_1ER_TRIMESTRE.docx
+++ b/PLANIFICACION_MICROCURRICULAR_7MO_LENGUA_1ER_TRIMESTRE.docx
@@ -1609,23 +1609,17 @@
             <w:shd w:val="clear" w:color="auto" w:fill="auto"/>
           </w:tcPr>
           <w:p>
-            <w:pPr>
-              <w:rPr>
-                <w:rFonts w:ascii="Times New Roman" w:hAnsi="Times New Roman" w:cs="Times New Roman"/>
-              </w:rPr>
-            </w:pPr>
+            <w:r/>
           </w:p>
           <w:p>
             <w:pPr>
               <w:spacing w:before="40" w:after="40"/>
-              <w:rPr>
-                <w:rFonts w:ascii="Times New Roman" w:hAnsi="Times New Roman" w:cs="Times New Roman"/>
-              </w:rPr>
-            </w:pPr>
-            <w:r>
-              <w:rPr>
-                <w:rFonts w:ascii="Times New Roman" w:hAnsi="Times New Roman" w:cs="Times New Roman"/>
-                <w:b/>
+            </w:pPr>
+            <w:r>
+              <w:rPr>
+                <w:rFonts w:ascii="Times New Roman" w:hAnsi="Times New Roman"/>
+                <w:b/>
+                <w:sz w:val="22"/>
               </w:rPr>
               <w:t>SEMANA 1</w:t>
             </w:r>
@@ -1633,14 +1627,12 @@
           <w:p>
             <w:pPr>
               <w:spacing w:after="40"/>
-              <w:rPr>
-                <w:rFonts w:ascii="Times New Roman" w:hAnsi="Times New Roman" w:cs="Times New Roman"/>
-              </w:rPr>
-            </w:pPr>
-            <w:r>
-              <w:rPr>
-                <w:rFonts w:ascii="Times New Roman" w:hAnsi="Times New Roman" w:cs="Times New Roman"/>
-                <w:b/>
+            </w:pPr>
+            <w:r>
+              <w:rPr>
+                <w:rFonts w:ascii="Times New Roman" w:hAnsi="Times New Roman"/>
+                <w:b/>
+                <w:sz w:val="21"/>
               </w:rPr>
               <w:t>GAMIFICACIÓN &amp; APRENDIZAJE POR DESCUBRIMIENTO</w:t>
             </w:r>
@@ -1648,20 +1640,19 @@
           <w:p>
             <w:pPr>
               <w:spacing w:after="80"/>
-              <w:rPr>
-                <w:rFonts w:ascii="Times New Roman" w:hAnsi="Times New Roman" w:cs="Times New Roman"/>
-              </w:rPr>
-            </w:pPr>
-            <w:r>
-              <w:rPr>
-                <w:rFonts w:ascii="Times New Roman" w:hAnsi="Times New Roman" w:cs="Times New Roman"/>
-                <w:b/>
+            </w:pPr>
+            <w:r>
+              <w:rPr>
+                <w:rFonts w:ascii="Times New Roman" w:hAnsi="Times New Roman"/>
+                <w:b/>
+                <w:sz w:val="20"/>
               </w:rPr>
               <w:t xml:space="preserve">Nombre de la actividad: </w:t>
             </w:r>
             <w:r>
               <w:rPr>
-                <w:rFonts w:ascii="Times New Roman" w:hAnsi="Times New Roman" w:cs="Times New Roman"/>
+                <w:rFonts w:ascii="Times New Roman" w:hAnsi="Times New Roman"/>
+                <w:sz w:val="20"/>
               </w:rPr>
               <w:t>«Misión: Arqueólogos del Tiempo y el Enigma del Alfabeto Perdido» (Texto Pág. 12-17)</w:t>
             </w:r>
@@ -1669,14 +1660,12 @@
           <w:p>
             <w:pPr>
               <w:spacing w:before="80" w:after="20"/>
-              <w:rPr>
-                <w:rFonts w:ascii="Times New Roman" w:hAnsi="Times New Roman" w:cs="Times New Roman"/>
-              </w:rPr>
-            </w:pPr>
-            <w:r>
-              <w:rPr>
-                <w:rFonts w:ascii="Times New Roman" w:hAnsi="Times New Roman" w:cs="Times New Roman"/>
-                <w:b/>
+            </w:pPr>
+            <w:r>
+              <w:rPr>
+                <w:rFonts w:ascii="Times New Roman" w:hAnsi="Times New Roman"/>
+                <w:b/>
+                <w:sz w:val="20"/>
               </w:rPr>
               <w:t>Fase 1: Motivación – «Desbloqueando la Misión Arqueológica»</w:t>
             </w:r>
@@ -1684,63 +1673,44 @@
           <w:p>
             <w:pPr>
               <w:spacing w:after="20"/>
-              <w:rPr>
-                <w:rFonts w:ascii="Times New Roman" w:hAnsi="Times New Roman" w:cs="Times New Roman"/>
-              </w:rPr>
-            </w:pPr>
-            <w:r>
-              <w:rPr>
-                <w:rFonts w:ascii="Times New Roman" w:hAnsi="Times New Roman" w:cs="Times New Roman"/>
-                <w:b/>
+            </w:pPr>
+            <w:r>
+              <w:rPr>
+                <w:rFonts w:ascii="Times New Roman" w:hAnsi="Times New Roman"/>
+                <w:b/>
+                <w:sz w:val="19"/>
               </w:rPr>
               <w:t xml:space="preserve">Actividad: </w:t>
             </w:r>
             <w:r>
               <w:rPr>
-                <w:rFonts w:ascii="Times New Roman" w:hAnsi="Times New Roman" w:cs="Times New Roman"/>
-              </w:rPr>
-              <w:t xml:space="preserve">El docente presenta una historia </w:t>
-            </w:r>
-            <w:proofErr w:type="spellStart"/>
-            <w:r>
-              <w:rPr>
-                <w:rFonts w:ascii="Times New Roman" w:hAnsi="Times New Roman" w:cs="Times New Roman"/>
-              </w:rPr>
-              <w:t>gamificada</w:t>
-            </w:r>
-            <w:proofErr w:type="spellEnd"/>
-            <w:r>
-              <w:rPr>
-                <w:rFonts w:ascii="Times New Roman" w:hAnsi="Times New Roman" w:cs="Times New Roman"/>
-              </w:rPr>
-              <w:t xml:space="preserve"> a partir de las imágenes de la página 12: 'La Gran Biblioteca de Alejandría y los primeros escribas de la humanidad necesitan recuperar los mensajes ocultos que explican el nacimiento de las civilizaciones. Los estudiantes serán Arqueólogos de la Cultura Escrita y deberán descifrar enigmas para avanzar en el mapa del tiempo.' Preguntas detonantes del libro: ¿Qué conoces sobre las primeras formas de escritura? ¿Cómo ha evolucionado en el tiempo? ¿Para qué usas la palabra escrita hoy?</w:t>
+                <w:rFonts w:ascii="Times New Roman" w:hAnsi="Times New Roman"/>
+                <w:sz w:val="19"/>
+              </w:rPr>
+              <w:t>El docente presenta una historia motivadora a partir de las imágenes de la página 12 sobre la Gran Biblioteca de Alejandría y los primeros escribas de la humanidad. Preguntas detonantes del libro: ¿Qué conoces sobre las primeras formas de escritura? ¿Cómo ha evolucionado en el tiempo? ¿Para qué usas la palabra escrita hoy?</w:t>
             </w:r>
           </w:p>
           <w:p>
             <w:pPr>
               <w:spacing w:after="40"/>
-              <w:rPr>
-                <w:rFonts w:ascii="Times New Roman" w:hAnsi="Times New Roman" w:cs="Times New Roman"/>
-              </w:rPr>
-            </w:pPr>
-            <w:r>
-              <w:rPr>
-                <w:rFonts w:ascii="Times New Roman" w:hAnsi="Times New Roman" w:cs="Times New Roman"/>
-              </w:rPr>
-              <w:t>Gamificación: 'Mapa del Tiempo': Cada estudiante elige su avatar arqueológico y acumula puntos de hallazgo histórico.</w:t>
+            </w:pPr>
+            <w:r>
+              <w:rPr>
+                <w:rFonts w:ascii="Times New Roman" w:hAnsi="Times New Roman"/>
+                <w:sz w:val="19"/>
+              </w:rPr>
+              <w:t>Gamificación: Dinámica de preguntas detonantes acumulando puntos de participación.</w:t>
             </w:r>
           </w:p>
           <w:p>
             <w:pPr>
               <w:spacing w:after="20"/>
-              <w:rPr>
-                <w:rFonts w:ascii="Times New Roman" w:hAnsi="Times New Roman" w:cs="Times New Roman"/>
-              </w:rPr>
-            </w:pPr>
-            <w:r>
-              <w:rPr>
-                <w:rFonts w:ascii="Times New Roman" w:hAnsi="Times New Roman" w:cs="Times New Roman"/>
-                <w:b/>
+            </w:pPr>
+            <w:r>
+              <w:rPr>
+                <w:rFonts w:ascii="Times New Roman" w:hAnsi="Times New Roman"/>
+                <w:b/>
+                <w:sz w:val="19"/>
               </w:rPr>
               <w:t>DUA aplicado:</w:t>
             </w:r>
@@ -1748,64 +1718,61 @@
           <w:p>
             <w:pPr>
               <w:spacing w:after="20"/>
-              <w:rPr>
-                <w:rFonts w:ascii="Times New Roman" w:hAnsi="Times New Roman" w:cs="Times New Roman"/>
-              </w:rPr>
-            </w:pPr>
-            <w:r>
-              <w:rPr>
-                <w:rFonts w:ascii="Times New Roman" w:hAnsi="Times New Roman" w:cs="Times New Roman"/>
-                <w:b/>
+            </w:pPr>
+            <w:r>
+              <w:rPr>
+                <w:rFonts w:ascii="Times New Roman" w:hAnsi="Times New Roman"/>
+                <w:b/>
+                <w:sz w:val="18"/>
               </w:rPr>
               <w:t xml:space="preserve">Representación: </w:t>
             </w:r>
             <w:r>
               <w:rPr>
-                <w:rFonts w:ascii="Times New Roman" w:hAnsi="Times New Roman" w:cs="Times New Roman"/>
-              </w:rPr>
-              <w:t>Infografía visual de la pág. 12 con pinturas rupestres, jeroglíficos y soportes digitales.</w:t>
+                <w:rFonts w:ascii="Times New Roman" w:hAnsi="Times New Roman"/>
+                <w:sz w:val="18"/>
+              </w:rPr>
+              <w:t>Imágenes del texto escolar (pág. 12) sobre los primeros escribas y formas de escritura.</w:t>
             </w:r>
           </w:p>
           <w:p>
             <w:pPr>
               <w:spacing w:after="20"/>
-              <w:rPr>
-                <w:rFonts w:ascii="Times New Roman" w:hAnsi="Times New Roman" w:cs="Times New Roman"/>
-              </w:rPr>
-            </w:pPr>
-            <w:r>
-              <w:rPr>
-                <w:rFonts w:ascii="Times New Roman" w:hAnsi="Times New Roman" w:cs="Times New Roman"/>
-                <w:b/>
+            </w:pPr>
+            <w:r>
+              <w:rPr>
+                <w:rFonts w:ascii="Times New Roman" w:hAnsi="Times New Roman"/>
+                <w:b/>
+                <w:sz w:val="18"/>
               </w:rPr>
               <w:t xml:space="preserve">Acción y expresión: </w:t>
             </w:r>
             <w:r>
               <w:rPr>
-                <w:rFonts w:ascii="Times New Roman" w:hAnsi="Times New Roman" w:cs="Times New Roman"/>
-              </w:rPr>
-              <w:t>Participación oral en lluvia de ideas y registro gráfico de su avatar en el cuaderno.</w:t>
+                <w:rFonts w:ascii="Times New Roman" w:hAnsi="Times New Roman"/>
+                <w:sz w:val="18"/>
+              </w:rPr>
+              <w:t>Participación oral respondiendo a las preguntas detonantes del libro.</w:t>
             </w:r>
           </w:p>
           <w:p>
             <w:pPr>
               <w:spacing w:after="20"/>
-              <w:rPr>
-                <w:rFonts w:ascii="Times New Roman" w:hAnsi="Times New Roman" w:cs="Times New Roman"/>
-              </w:rPr>
-            </w:pPr>
-            <w:r>
-              <w:rPr>
-                <w:rFonts w:ascii="Times New Roman" w:hAnsi="Times New Roman" w:cs="Times New Roman"/>
-                <w:b/>
+            </w:pPr>
+            <w:r>
+              <w:rPr>
+                <w:rFonts w:ascii="Times New Roman" w:hAnsi="Times New Roman"/>
+                <w:b/>
+                <w:sz w:val="18"/>
               </w:rPr>
               <w:t xml:space="preserve">Compromiso-Motivación: </w:t>
             </w:r>
             <w:r>
               <w:rPr>
-                <w:rFonts w:ascii="Times New Roman" w:hAnsi="Times New Roman" w:cs="Times New Roman"/>
-              </w:rPr>
-              <w:t>Desafío inmersivo de exploración histórica con avance por niveles de arqueólogo.</w:t>
+                <w:rFonts w:ascii="Times New Roman" w:hAnsi="Times New Roman"/>
+                <w:sz w:val="18"/>
+              </w:rPr>
+              <w:t>Curiosidad por conocer el origen histórico de la escritura y su utilidad actual.</w:t>
             </w:r>
           </w:p>
           <w:tbl>
@@ -1814,7 +1781,6 @@
               <w:tblW w:w="0" w:type="auto"/>
               <w:jc w:val="center"/>
               <w:tblLayout w:type="fixed"/>
-              <w:tblLook w:val="04A0" w:firstRow="1" w:lastRow="0" w:firstColumn="1" w:lastColumn="0" w:noHBand="0" w:noVBand="1"/>
             </w:tblPr>
             <w:tblGrid>
               <w:gridCol w:w="683"/>
@@ -1834,12 +1800,12 @@
                 <w:p>
                   <w:pPr>
                     <w:pStyle w:val="Sinespaciado"/>
-                    <w:framePr w:hSpace="141" w:wrap="around" w:vAnchor="text" w:hAnchor="margin" w:y="-138"/>
                     <w:jc w:val="center"/>
                     <w:rPr>
                       <w:rFonts w:ascii="Times New Roman" w:hAnsi="Times New Roman" w:cs="Times New Roman"/>
                       <w:b/>
                       <w:color w:val="FFFFFF"/>
+                      <w:sz w:val="20"/>
                     </w:rPr>
                   </w:pPr>
                   <w:r>
@@ -1847,6 +1813,7 @@
                       <w:rFonts w:ascii="Times New Roman" w:hAnsi="Times New Roman" w:cs="Times New Roman"/>
                       <w:b/>
                       <w:color w:val="FFFFFF"/>
+                      <w:sz w:val="20"/>
                     </w:rPr>
                     <w:t>R</w:t>
                   </w:r>
@@ -1860,12 +1827,12 @@
                 <w:p>
                   <w:pPr>
                     <w:pStyle w:val="Sinespaciado"/>
-                    <w:framePr w:hSpace="141" w:wrap="around" w:vAnchor="text" w:hAnchor="margin" w:y="-138"/>
                     <w:jc w:val="center"/>
                     <w:rPr>
                       <w:rFonts w:ascii="Times New Roman" w:hAnsi="Times New Roman" w:cs="Times New Roman"/>
                       <w:b/>
                       <w:color w:val="FFFFFF"/>
+                      <w:sz w:val="20"/>
                     </w:rPr>
                   </w:pPr>
                   <w:r>
@@ -1873,6 +1840,7 @@
                       <w:rFonts w:ascii="Times New Roman" w:hAnsi="Times New Roman" w:cs="Times New Roman"/>
                       <w:b/>
                       <w:color w:val="FFFFFF"/>
+                      <w:sz w:val="20"/>
                     </w:rPr>
                     <w:t>A-E</w:t>
                   </w:r>
@@ -1886,12 +1854,12 @@
                 <w:p>
                   <w:pPr>
                     <w:pStyle w:val="Sinespaciado"/>
-                    <w:framePr w:hSpace="141" w:wrap="around" w:vAnchor="text" w:hAnchor="margin" w:y="-138"/>
                     <w:jc w:val="center"/>
                     <w:rPr>
                       <w:rFonts w:ascii="Times New Roman" w:hAnsi="Times New Roman" w:cs="Times New Roman"/>
                       <w:b/>
                       <w:color w:val="FFFFFF"/>
+                      <w:sz w:val="20"/>
                     </w:rPr>
                   </w:pPr>
                   <w:r>
@@ -1899,6 +1867,7 @@
                       <w:rFonts w:ascii="Times New Roman" w:hAnsi="Times New Roman" w:cs="Times New Roman"/>
                       <w:b/>
                       <w:color w:val="FFFFFF"/>
+                      <w:sz w:val="20"/>
                     </w:rPr>
                     <w:t>C-M</w:t>
                   </w:r>
@@ -1909,22 +1878,17 @@
           <w:p>
             <w:pPr>
               <w:spacing w:before="40" w:after="40"/>
-              <w:rPr>
-                <w:rFonts w:ascii="Times New Roman" w:hAnsi="Times New Roman" w:cs="Times New Roman"/>
-              </w:rPr>
             </w:pPr>
           </w:p>
           <w:p>
             <w:pPr>
               <w:spacing w:before="80" w:after="20"/>
-              <w:rPr>
-                <w:rFonts w:ascii="Times New Roman" w:hAnsi="Times New Roman" w:cs="Times New Roman"/>
-              </w:rPr>
-            </w:pPr>
-            <w:r>
-              <w:rPr>
-                <w:rFonts w:ascii="Times New Roman" w:hAnsi="Times New Roman" w:cs="Times New Roman"/>
-                <w:b/>
+            </w:pPr>
+            <w:r>
+              <w:rPr>
+                <w:rFonts w:ascii="Times New Roman" w:hAnsi="Times New Roman"/>
+                <w:b/>
+                <w:sz w:val="20"/>
               </w:rPr>
               <w:t>Fase 2: Comprensión – «La Ruleta de los Soportes y la Línea del Tiempo»</w:t>
             </w:r>
@@ -1932,49 +1896,44 @@
           <w:p>
             <w:pPr>
               <w:spacing w:after="20"/>
-              <w:rPr>
-                <w:rFonts w:ascii="Times New Roman" w:hAnsi="Times New Roman" w:cs="Times New Roman"/>
-              </w:rPr>
-            </w:pPr>
-            <w:r>
-              <w:rPr>
-                <w:rFonts w:ascii="Times New Roman" w:hAnsi="Times New Roman" w:cs="Times New Roman"/>
-                <w:b/>
+            </w:pPr>
+            <w:r>
+              <w:rPr>
+                <w:rFonts w:ascii="Times New Roman" w:hAnsi="Times New Roman"/>
+                <w:b/>
+                <w:sz w:val="19"/>
               </w:rPr>
               <w:t xml:space="preserve">Actividad: </w:t>
             </w:r>
             <w:r>
               <w:rPr>
-                <w:rFonts w:ascii="Times New Roman" w:hAnsi="Times New Roman" w:cs="Times New Roman"/>
-              </w:rPr>
-              <w:t>Lectura guiada de las páginas 13 a 17 sobre los soportes de la escritura (arcilla cuneiforme, papiro egipcio, pergamino, papel de trapo, imprenta de Gutenberg y soportes digitales). Dinámica de relevos por equipos: relacionar cada material con su civilización y función social para registrar cosechas, leyes y memorias.</w:t>
+                <w:rFonts w:ascii="Times New Roman" w:hAnsi="Times New Roman"/>
+                <w:sz w:val="19"/>
+              </w:rPr>
+              <w:t>Lectura guiada de las páginas 13 a 17 sobre los soportes de la escritura (arcilla, papiro, pergamino, papel de trapo, imprenta de Gutenberg y soportes digitales). En equipos, relacionan cada material con su civilización y función social para registrar cosechas, leyes y memorias.</w:t>
             </w:r>
           </w:p>
           <w:p>
             <w:pPr>
               <w:spacing w:after="40"/>
-              <w:rPr>
-                <w:rFonts w:ascii="Times New Roman" w:hAnsi="Times New Roman" w:cs="Times New Roman"/>
-              </w:rPr>
-            </w:pPr>
-            <w:r>
-              <w:rPr>
-                <w:rFonts w:ascii="Times New Roman" w:hAnsi="Times New Roman" w:cs="Times New Roman"/>
-              </w:rPr>
-              <w:t>Gamificación: 'Desafío Cronológico': Ganan 10 puntos los equipos que ordenen correctamente los soportes históricos.</w:t>
+            </w:pPr>
+            <w:r>
+              <w:rPr>
+                <w:rFonts w:ascii="Times New Roman" w:hAnsi="Times New Roman"/>
+                <w:sz w:val="19"/>
+              </w:rPr>
+              <w:t>Gamificación: Relevos cooperativos para ordenar la secuencia cronológica de los soportes.</w:t>
             </w:r>
           </w:p>
           <w:p>
             <w:pPr>
               <w:spacing w:after="20"/>
-              <w:rPr>
-                <w:rFonts w:ascii="Times New Roman" w:hAnsi="Times New Roman" w:cs="Times New Roman"/>
-              </w:rPr>
-            </w:pPr>
-            <w:r>
-              <w:rPr>
-                <w:rFonts w:ascii="Times New Roman" w:hAnsi="Times New Roman" w:cs="Times New Roman"/>
-                <w:b/>
+            </w:pPr>
+            <w:r>
+              <w:rPr>
+                <w:rFonts w:ascii="Times New Roman" w:hAnsi="Times New Roman"/>
+                <w:b/>
+                <w:sz w:val="19"/>
               </w:rPr>
               <w:t>DUA aplicado:</w:t>
             </w:r>
@@ -1982,64 +1941,61 @@
           <w:p>
             <w:pPr>
               <w:spacing w:after="20"/>
-              <w:rPr>
-                <w:rFonts w:ascii="Times New Roman" w:hAnsi="Times New Roman" w:cs="Times New Roman"/>
-              </w:rPr>
-            </w:pPr>
-            <w:r>
-              <w:rPr>
-                <w:rFonts w:ascii="Times New Roman" w:hAnsi="Times New Roman" w:cs="Times New Roman"/>
-                <w:b/>
+            </w:pPr>
+            <w:r>
+              <w:rPr>
+                <w:rFonts w:ascii="Times New Roman" w:hAnsi="Times New Roman"/>
+                <w:b/>
+                <w:sz w:val="18"/>
               </w:rPr>
               <w:t xml:space="preserve">Representación: </w:t>
             </w:r>
             <w:r>
               <w:rPr>
-                <w:rFonts w:ascii="Times New Roman" w:hAnsi="Times New Roman" w:cs="Times New Roman"/>
-              </w:rPr>
-              <w:t>Imágenes y organizadores visuales cromáticos de la línea del tiempo en las págs. 13-17.</w:t>
+                <w:rFonts w:ascii="Times New Roman" w:hAnsi="Times New Roman"/>
+                <w:sz w:val="18"/>
+              </w:rPr>
+              <w:t>Lectura del texto escolar y organizadores de las páginas 13 a 17.</w:t>
             </w:r>
           </w:p>
           <w:p>
             <w:pPr>
               <w:spacing w:after="20"/>
-              <w:rPr>
-                <w:rFonts w:ascii="Times New Roman" w:hAnsi="Times New Roman" w:cs="Times New Roman"/>
-              </w:rPr>
-            </w:pPr>
-            <w:r>
-              <w:rPr>
-                <w:rFonts w:ascii="Times New Roman" w:hAnsi="Times New Roman" w:cs="Times New Roman"/>
-                <w:b/>
+            </w:pPr>
+            <w:r>
+              <w:rPr>
+                <w:rFonts w:ascii="Times New Roman" w:hAnsi="Times New Roman"/>
+                <w:b/>
+                <w:sz w:val="18"/>
               </w:rPr>
               <w:t xml:space="preserve">Acción y expresión: </w:t>
             </w:r>
             <w:r>
               <w:rPr>
-                <w:rFonts w:ascii="Times New Roman" w:hAnsi="Times New Roman" w:cs="Times New Roman"/>
-              </w:rPr>
-              <w:t>Construcción gráfica de la línea de tiempo en el cuaderno y respuestas orales en equipo.</w:t>
+                <w:rFonts w:ascii="Times New Roman" w:hAnsi="Times New Roman"/>
+                <w:sz w:val="18"/>
+              </w:rPr>
+              <w:t>Identificación y relación escrita en el cuaderno de los soportes con sus civilizaciones.</w:t>
             </w:r>
           </w:p>
           <w:p>
             <w:pPr>
               <w:spacing w:after="20"/>
-              <w:rPr>
-                <w:rFonts w:ascii="Times New Roman" w:hAnsi="Times New Roman" w:cs="Times New Roman"/>
-              </w:rPr>
-            </w:pPr>
-            <w:r>
-              <w:rPr>
-                <w:rFonts w:ascii="Times New Roman" w:hAnsi="Times New Roman" w:cs="Times New Roman"/>
-                <w:b/>
+            </w:pPr>
+            <w:r>
+              <w:rPr>
+                <w:rFonts w:ascii="Times New Roman" w:hAnsi="Times New Roman"/>
+                <w:b/>
+                <w:sz w:val="18"/>
               </w:rPr>
               <w:t xml:space="preserve">Compromiso-Motivación: </w:t>
             </w:r>
             <w:r>
               <w:rPr>
-                <w:rFonts w:ascii="Times New Roman" w:hAnsi="Times New Roman" w:cs="Times New Roman"/>
-              </w:rPr>
-              <w:t>Trabajo cooperativo en clanes con metas claras y retroalimentación inmediata.</w:t>
+                <w:rFonts w:ascii="Times New Roman" w:hAnsi="Times New Roman"/>
+                <w:sz w:val="18"/>
+              </w:rPr>
+              <w:t>Trabajo cooperativo en equipos para contrastar la evolución de los soportes.</w:t>
             </w:r>
           </w:p>
           <w:tbl>
@@ -2048,7 +2004,6 @@
               <w:tblW w:w="0" w:type="auto"/>
               <w:jc w:val="center"/>
               <w:tblLayout w:type="fixed"/>
-              <w:tblLook w:val="04A0" w:firstRow="1" w:lastRow="0" w:firstColumn="1" w:lastColumn="0" w:noHBand="0" w:noVBand="1"/>
             </w:tblPr>
             <w:tblGrid>
               <w:gridCol w:w="683"/>
@@ -2068,12 +2023,12 @@
                 <w:p>
                   <w:pPr>
                     <w:pStyle w:val="Sinespaciado"/>
-                    <w:framePr w:hSpace="141" w:wrap="around" w:vAnchor="text" w:hAnchor="margin" w:y="-138"/>
                     <w:jc w:val="center"/>
                     <w:rPr>
                       <w:rFonts w:ascii="Times New Roman" w:hAnsi="Times New Roman" w:cs="Times New Roman"/>
                       <w:b/>
                       <w:color w:val="FFFFFF"/>
+                      <w:sz w:val="20"/>
                     </w:rPr>
                   </w:pPr>
                   <w:r>
@@ -2081,6 +2036,7 @@
                       <w:rFonts w:ascii="Times New Roman" w:hAnsi="Times New Roman" w:cs="Times New Roman"/>
                       <w:b/>
                       <w:color w:val="FFFFFF"/>
+                      <w:sz w:val="20"/>
                     </w:rPr>
                     <w:t>R</w:t>
                   </w:r>
@@ -2094,12 +2050,12 @@
                 <w:p>
                   <w:pPr>
                     <w:pStyle w:val="Sinespaciado"/>
-                    <w:framePr w:hSpace="141" w:wrap="around" w:vAnchor="text" w:hAnchor="margin" w:y="-138"/>
                     <w:jc w:val="center"/>
                     <w:rPr>
                       <w:rFonts w:ascii="Times New Roman" w:hAnsi="Times New Roman" w:cs="Times New Roman"/>
                       <w:b/>
                       <w:color w:val="FFFFFF"/>
+                      <w:sz w:val="20"/>
                     </w:rPr>
                   </w:pPr>
                   <w:r>
@@ -2107,6 +2063,7 @@
                       <w:rFonts w:ascii="Times New Roman" w:hAnsi="Times New Roman" w:cs="Times New Roman"/>
                       <w:b/>
                       <w:color w:val="FFFFFF"/>
+                      <w:sz w:val="20"/>
                     </w:rPr>
                     <w:t>A-E</w:t>
                   </w:r>
@@ -2120,12 +2077,12 @@
                 <w:p>
                   <w:pPr>
                     <w:pStyle w:val="Sinespaciado"/>
-                    <w:framePr w:hSpace="141" w:wrap="around" w:vAnchor="text" w:hAnchor="margin" w:y="-138"/>
                     <w:jc w:val="center"/>
                     <w:rPr>
                       <w:rFonts w:ascii="Times New Roman" w:hAnsi="Times New Roman" w:cs="Times New Roman"/>
                       <w:b/>
                       <w:color w:val="FFFFFF"/>
+                      <w:sz w:val="20"/>
                     </w:rPr>
                   </w:pPr>
                   <w:r>
@@ -2133,6 +2090,7 @@
                       <w:rFonts w:ascii="Times New Roman" w:hAnsi="Times New Roman" w:cs="Times New Roman"/>
                       <w:b/>
                       <w:color w:val="FFFFFF"/>
+                      <w:sz w:val="20"/>
                     </w:rPr>
                     <w:t>C-M</w:t>
                   </w:r>
@@ -2143,22 +2101,17 @@
           <w:p>
             <w:pPr>
               <w:spacing w:before="40" w:after="40"/>
-              <w:rPr>
-                <w:rFonts w:ascii="Times New Roman" w:hAnsi="Times New Roman" w:cs="Times New Roman"/>
-              </w:rPr>
             </w:pPr>
           </w:p>
           <w:p>
             <w:pPr>
               <w:spacing w:before="80" w:after="20"/>
-              <w:rPr>
-                <w:rFonts w:ascii="Times New Roman" w:hAnsi="Times New Roman" w:cs="Times New Roman"/>
-              </w:rPr>
-            </w:pPr>
-            <w:r>
-              <w:rPr>
-                <w:rFonts w:ascii="Times New Roman" w:hAnsi="Times New Roman" w:cs="Times New Roman"/>
-                <w:b/>
+            </w:pPr>
+            <w:r>
+              <w:rPr>
+                <w:rFonts w:ascii="Times New Roman" w:hAnsi="Times New Roman"/>
+                <w:b/>
+                <w:sz w:val="20"/>
               </w:rPr>
               <w:t>Fase 3: Aplicación – «El Enigma del Código Secreto de la Pág. 17»</w:t>
             </w:r>
@@ -2166,20 +2119,19 @@
           <w:p>
             <w:pPr>
               <w:spacing w:after="20"/>
-              <w:rPr>
-                <w:rFonts w:ascii="Times New Roman" w:hAnsi="Times New Roman" w:cs="Times New Roman"/>
-              </w:rPr>
-            </w:pPr>
-            <w:r>
-              <w:rPr>
-                <w:rFonts w:ascii="Times New Roman" w:hAnsi="Times New Roman" w:cs="Times New Roman"/>
-                <w:b/>
+            </w:pPr>
+            <w:r>
+              <w:rPr>
+                <w:rFonts w:ascii="Times New Roman" w:hAnsi="Times New Roman"/>
+                <w:b/>
+                <w:sz w:val="19"/>
               </w:rPr>
               <w:t xml:space="preserve">Actividad: </w:t>
             </w:r>
             <w:r>
               <w:rPr>
-                <w:rFonts w:ascii="Times New Roman" w:hAnsi="Times New Roman" w:cs="Times New Roman"/>
+                <w:rFonts w:ascii="Times New Roman" w:hAnsi="Times New Roman"/>
+                <w:sz w:val="19"/>
               </w:rPr>
               <w:t>Los estudiantes asumen el reto de la página 17 del texto escolar: descifrar el mensaje secreto utilizando el código de sustitución alfabética. Luego, responden a situaciones reales: ¿Por qué la palabra escrita ofrece mayor seguridad jurídica y personal que un acuerdo verbal?</w:t>
             </w:r>
@@ -2187,28 +2139,24 @@
           <w:p>
             <w:pPr>
               <w:spacing w:after="40"/>
-              <w:rPr>
-                <w:rFonts w:ascii="Times New Roman" w:hAnsi="Times New Roman" w:cs="Times New Roman"/>
-              </w:rPr>
-            </w:pPr>
-            <w:r>
-              <w:rPr>
-                <w:rFonts w:ascii="Times New Roman" w:hAnsi="Times New Roman" w:cs="Times New Roman"/>
-              </w:rPr>
-              <w:t>Gamificación: 'Criptógrafos en Acción': 15 puntos a quienes descifren la frase oculta sin errores.</w:t>
+            </w:pPr>
+            <w:r>
+              <w:rPr>
+                <w:rFonts w:ascii="Times New Roman" w:hAnsi="Times New Roman"/>
+                <w:sz w:val="19"/>
+              </w:rPr>
+              <w:t>Gamificación: Desafío de descifrado de la frase oculta del texto.</w:t>
             </w:r>
           </w:p>
           <w:p>
             <w:pPr>
               <w:spacing w:after="20"/>
-              <w:rPr>
-                <w:rFonts w:ascii="Times New Roman" w:hAnsi="Times New Roman" w:cs="Times New Roman"/>
-              </w:rPr>
-            </w:pPr>
-            <w:r>
-              <w:rPr>
-                <w:rFonts w:ascii="Times New Roman" w:hAnsi="Times New Roman" w:cs="Times New Roman"/>
-                <w:b/>
+            </w:pPr>
+            <w:r>
+              <w:rPr>
+                <w:rFonts w:ascii="Times New Roman" w:hAnsi="Times New Roman"/>
+                <w:b/>
+                <w:sz w:val="19"/>
               </w:rPr>
               <w:t>DUA aplicado:</w:t>
             </w:r>
@@ -2216,64 +2164,61 @@
           <w:p>
             <w:pPr>
               <w:spacing w:after="20"/>
-              <w:rPr>
-                <w:rFonts w:ascii="Times New Roman" w:hAnsi="Times New Roman" w:cs="Times New Roman"/>
-              </w:rPr>
-            </w:pPr>
-            <w:r>
-              <w:rPr>
-                <w:rFonts w:ascii="Times New Roman" w:hAnsi="Times New Roman" w:cs="Times New Roman"/>
-                <w:b/>
+            </w:pPr>
+            <w:r>
+              <w:rPr>
+                <w:rFonts w:ascii="Times New Roman" w:hAnsi="Times New Roman"/>
+                <w:b/>
+                <w:sz w:val="18"/>
               </w:rPr>
               <w:t xml:space="preserve">Representación: </w:t>
             </w:r>
             <w:r>
               <w:rPr>
-                <w:rFonts w:ascii="Times New Roman" w:hAnsi="Times New Roman" w:cs="Times New Roman"/>
-              </w:rPr>
-              <w:t>Clave criptográfica visual de la pág. 17 con correspondencia entre signos y letras.</w:t>
+                <w:rFonts w:ascii="Times New Roman" w:hAnsi="Times New Roman"/>
+                <w:sz w:val="18"/>
+              </w:rPr>
+              <w:t>Reto y código de sustitución alfabética del texto escolar (pág. 17).</w:t>
             </w:r>
           </w:p>
           <w:p>
             <w:pPr>
               <w:spacing w:after="20"/>
-              <w:rPr>
-                <w:rFonts w:ascii="Times New Roman" w:hAnsi="Times New Roman" w:cs="Times New Roman"/>
-              </w:rPr>
-            </w:pPr>
-            <w:r>
-              <w:rPr>
-                <w:rFonts w:ascii="Times New Roman" w:hAnsi="Times New Roman" w:cs="Times New Roman"/>
-                <w:b/>
+            </w:pPr>
+            <w:r>
+              <w:rPr>
+                <w:rFonts w:ascii="Times New Roman" w:hAnsi="Times New Roman"/>
+                <w:b/>
+                <w:sz w:val="18"/>
               </w:rPr>
               <w:t xml:space="preserve">Acción y expresión: </w:t>
             </w:r>
             <w:r>
               <w:rPr>
-                <w:rFonts w:ascii="Times New Roman" w:hAnsi="Times New Roman" w:cs="Times New Roman"/>
-              </w:rPr>
-              <w:t>Descifrado escrito en el texto y respuesta reflexiva individual o en parejas.</w:t>
+                <w:rFonts w:ascii="Times New Roman" w:hAnsi="Times New Roman"/>
+                <w:sz w:val="18"/>
+              </w:rPr>
+              <w:t>Descifrado del mensaje en el texto y respuesta escrita a la pregunta reflexiva en el cuaderno.</w:t>
             </w:r>
           </w:p>
           <w:p>
             <w:pPr>
               <w:spacing w:after="20"/>
-              <w:rPr>
-                <w:rFonts w:ascii="Times New Roman" w:hAnsi="Times New Roman" w:cs="Times New Roman"/>
-              </w:rPr>
-            </w:pPr>
-            <w:r>
-              <w:rPr>
-                <w:rFonts w:ascii="Times New Roman" w:hAnsi="Times New Roman" w:cs="Times New Roman"/>
-                <w:b/>
+            </w:pPr>
+            <w:r>
+              <w:rPr>
+                <w:rFonts w:ascii="Times New Roman" w:hAnsi="Times New Roman"/>
+                <w:b/>
+                <w:sz w:val="18"/>
               </w:rPr>
               <w:t xml:space="preserve">Compromiso-Motivación: </w:t>
             </w:r>
             <w:r>
               <w:rPr>
-                <w:rFonts w:ascii="Times New Roman" w:hAnsi="Times New Roman" w:cs="Times New Roman"/>
-              </w:rPr>
-              <w:t>Resolución de un enigma concreto con recompensa de logro intelectual.</w:t>
+                <w:rFonts w:ascii="Times New Roman" w:hAnsi="Times New Roman"/>
+                <w:sz w:val="18"/>
+              </w:rPr>
+              <w:t>Desafío de descifrar el mensaje y reflexionar sobre el valor de los acuerdos escritos.</w:t>
             </w:r>
           </w:p>
           <w:tbl>
@@ -2282,7 +2227,6 @@
               <w:tblW w:w="0" w:type="auto"/>
               <w:jc w:val="center"/>
               <w:tblLayout w:type="fixed"/>
-              <w:tblLook w:val="04A0" w:firstRow="1" w:lastRow="0" w:firstColumn="1" w:lastColumn="0" w:noHBand="0" w:noVBand="1"/>
             </w:tblPr>
             <w:tblGrid>
               <w:gridCol w:w="683"/>
@@ -2302,12 +2246,12 @@
                 <w:p>
                   <w:pPr>
                     <w:pStyle w:val="Sinespaciado"/>
-                    <w:framePr w:hSpace="141" w:wrap="around" w:vAnchor="text" w:hAnchor="margin" w:y="-138"/>
                     <w:jc w:val="center"/>
                     <w:rPr>
                       <w:rFonts w:ascii="Times New Roman" w:hAnsi="Times New Roman" w:cs="Times New Roman"/>
                       <w:b/>
                       <w:color w:val="FFFFFF"/>
+                      <w:sz w:val="20"/>
                     </w:rPr>
                   </w:pPr>
                   <w:r>
@@ -2315,6 +2259,7 @@
                       <w:rFonts w:ascii="Times New Roman" w:hAnsi="Times New Roman" w:cs="Times New Roman"/>
                       <w:b/>
                       <w:color w:val="FFFFFF"/>
+                      <w:sz w:val="20"/>
                     </w:rPr>
                     <w:t>R</w:t>
                   </w:r>
@@ -2328,12 +2273,12 @@
                 <w:p>
                   <w:pPr>
                     <w:pStyle w:val="Sinespaciado"/>
-                    <w:framePr w:hSpace="141" w:wrap="around" w:vAnchor="text" w:hAnchor="margin" w:y="-138"/>
                     <w:jc w:val="center"/>
                     <w:rPr>
                       <w:rFonts w:ascii="Times New Roman" w:hAnsi="Times New Roman" w:cs="Times New Roman"/>
                       <w:b/>
                       <w:color w:val="FFFFFF"/>
+                      <w:sz w:val="20"/>
                     </w:rPr>
                   </w:pPr>
                   <w:r>
@@ -2341,6 +2286,7 @@
                       <w:rFonts w:ascii="Times New Roman" w:hAnsi="Times New Roman" w:cs="Times New Roman"/>
                       <w:b/>
                       <w:color w:val="FFFFFF"/>
+                      <w:sz w:val="20"/>
                     </w:rPr>
                     <w:t>A-E</w:t>
                   </w:r>
@@ -2354,12 +2300,12 @@
                 <w:p>
                   <w:pPr>
                     <w:pStyle w:val="Sinespaciado"/>
-                    <w:framePr w:hSpace="141" w:wrap="around" w:vAnchor="text" w:hAnchor="margin" w:y="-138"/>
                     <w:jc w:val="center"/>
                     <w:rPr>
                       <w:rFonts w:ascii="Times New Roman" w:hAnsi="Times New Roman" w:cs="Times New Roman"/>
                       <w:b/>
                       <w:color w:val="FFFFFF"/>
+                      <w:sz w:val="20"/>
                     </w:rPr>
                   </w:pPr>
                   <w:r>
@@ -2367,6 +2313,7 @@
                       <w:rFonts w:ascii="Times New Roman" w:hAnsi="Times New Roman" w:cs="Times New Roman"/>
                       <w:b/>
                       <w:color w:val="FFFFFF"/>
+                      <w:sz w:val="20"/>
                     </w:rPr>
                     <w:t>C-M</w:t>
                   </w:r>
@@ -2377,22 +2324,17 @@
           <w:p>
             <w:pPr>
               <w:spacing w:before="40" w:after="40"/>
-              <w:rPr>
-                <w:rFonts w:ascii="Times New Roman" w:hAnsi="Times New Roman" w:cs="Times New Roman"/>
-              </w:rPr>
             </w:pPr>
           </w:p>
           <w:p>
             <w:pPr>
               <w:spacing w:before="80" w:after="20"/>
-              <w:rPr>
-                <w:rFonts w:ascii="Times New Roman" w:hAnsi="Times New Roman" w:cs="Times New Roman"/>
-              </w:rPr>
-            </w:pPr>
-            <w:r>
-              <w:rPr>
-                <w:rFonts w:ascii="Times New Roman" w:hAnsi="Times New Roman" w:cs="Times New Roman"/>
-                <w:b/>
+            </w:pPr>
+            <w:r>
+              <w:rPr>
+                <w:rFonts w:ascii="Times New Roman" w:hAnsi="Times New Roman"/>
+                <w:b/>
+                <w:sz w:val="20"/>
               </w:rPr>
               <w:t>Fase 4: Cierre – «El Manifiesto de los Escribas de 7mo»</w:t>
             </w:r>
@@ -2400,49 +2342,44 @@
           <w:p>
             <w:pPr>
               <w:spacing w:after="20"/>
-              <w:rPr>
-                <w:rFonts w:ascii="Times New Roman" w:hAnsi="Times New Roman" w:cs="Times New Roman"/>
-              </w:rPr>
-            </w:pPr>
-            <w:r>
-              <w:rPr>
-                <w:rFonts w:ascii="Times New Roman" w:hAnsi="Times New Roman" w:cs="Times New Roman"/>
-                <w:b/>
+            </w:pPr>
+            <w:r>
+              <w:rPr>
+                <w:rFonts w:ascii="Times New Roman" w:hAnsi="Times New Roman"/>
+                <w:b/>
+                <w:sz w:val="19"/>
               </w:rPr>
               <w:t xml:space="preserve">Actividad: </w:t>
             </w:r>
             <w:r>
               <w:rPr>
-                <w:rFonts w:ascii="Times New Roman" w:hAnsi="Times New Roman" w:cs="Times New Roman"/>
-              </w:rPr>
-              <w:t>Cada estudiante redacta un breve manifiesto personal en su bitácora: '¿Por qué la lengua escrita es una herramienta cultural imprescindible en mi vida cotidiana?' Se pegan en el gran 'Muro de los Escribas de 7mo'.</w:t>
+                <w:rFonts w:ascii="Times New Roman" w:hAnsi="Times New Roman"/>
+                <w:sz w:val="19"/>
+              </w:rPr>
+              <w:t>Cada estudiante redacta un breve manifiesto personal en su bitácora o cuaderno: '¿Por qué la lengua escrita es una herramienta cultural imprescindible en mi vida cotidiana?' Socialización de los escritos en el mural del aula.</w:t>
             </w:r>
           </w:p>
           <w:p>
             <w:pPr>
               <w:spacing w:after="40"/>
-              <w:rPr>
-                <w:rFonts w:ascii="Times New Roman" w:hAnsi="Times New Roman" w:cs="Times New Roman"/>
-              </w:rPr>
-            </w:pPr>
-            <w:r>
-              <w:rPr>
-                <w:rFonts w:ascii="Times New Roman" w:hAnsi="Times New Roman" w:cs="Times New Roman"/>
-              </w:rPr>
-              <w:t>Gamificación: Insignia de 'Maestro Escriba del Saber Histórico' para todos los que completen el muro.</w:t>
+            </w:pPr>
+            <w:r>
+              <w:rPr>
+                <w:rFonts w:ascii="Times New Roman" w:hAnsi="Times New Roman"/>
+                <w:sz w:val="19"/>
+              </w:rPr>
+              <w:t>Gamificación: Publicación de los manifiestos en el mural colectivo del aula.</w:t>
             </w:r>
           </w:p>
           <w:p>
             <w:pPr>
               <w:spacing w:after="20"/>
-              <w:rPr>
-                <w:rFonts w:ascii="Times New Roman" w:hAnsi="Times New Roman" w:cs="Times New Roman"/>
-              </w:rPr>
-            </w:pPr>
-            <w:r>
-              <w:rPr>
-                <w:rFonts w:ascii="Times New Roman" w:hAnsi="Times New Roman" w:cs="Times New Roman"/>
-                <w:b/>
+            </w:pPr>
+            <w:r>
+              <w:rPr>
+                <w:rFonts w:ascii="Times New Roman" w:hAnsi="Times New Roman"/>
+                <w:b/>
+                <w:sz w:val="19"/>
               </w:rPr>
               <w:t>DUA aplicado:</w:t>
             </w:r>
@@ -2450,64 +2387,61 @@
           <w:p>
             <w:pPr>
               <w:spacing w:after="20"/>
-              <w:rPr>
-                <w:rFonts w:ascii="Times New Roman" w:hAnsi="Times New Roman" w:cs="Times New Roman"/>
-              </w:rPr>
-            </w:pPr>
-            <w:r>
-              <w:rPr>
-                <w:rFonts w:ascii="Times New Roman" w:hAnsi="Times New Roman" w:cs="Times New Roman"/>
-                <w:b/>
+            </w:pPr>
+            <w:r>
+              <w:rPr>
+                <w:rFonts w:ascii="Times New Roman" w:hAnsi="Times New Roman"/>
+                <w:b/>
+                <w:sz w:val="18"/>
               </w:rPr>
               <w:t xml:space="preserve">Representación: </w:t>
             </w:r>
             <w:r>
               <w:rPr>
-                <w:rFonts w:ascii="Times New Roman" w:hAnsi="Times New Roman" w:cs="Times New Roman"/>
-              </w:rPr>
-              <w:t>Formato visible en el pizarrón con preguntas guía para la redacción del manifiesto.</w:t>
+                <w:rFonts w:ascii="Times New Roman" w:hAnsi="Times New Roman"/>
+                <w:sz w:val="18"/>
+              </w:rPr>
+              <w:t>Preguntas guía escritas en la pizarra para orientar la redacción del manifiesto.</w:t>
             </w:r>
           </w:p>
           <w:p>
             <w:pPr>
               <w:spacing w:after="20"/>
-              <w:rPr>
-                <w:rFonts w:ascii="Times New Roman" w:hAnsi="Times New Roman" w:cs="Times New Roman"/>
-              </w:rPr>
-            </w:pPr>
-            <w:r>
-              <w:rPr>
-                <w:rFonts w:ascii="Times New Roman" w:hAnsi="Times New Roman" w:cs="Times New Roman"/>
-                <w:b/>
+            </w:pPr>
+            <w:r>
+              <w:rPr>
+                <w:rFonts w:ascii="Times New Roman" w:hAnsi="Times New Roman"/>
+                <w:b/>
+                <w:sz w:val="18"/>
               </w:rPr>
               <w:t xml:space="preserve">Acción y expresión: </w:t>
             </w:r>
             <w:r>
               <w:rPr>
-                <w:rFonts w:ascii="Times New Roman" w:hAnsi="Times New Roman" w:cs="Times New Roman"/>
-              </w:rPr>
-              <w:t>Redacción libre en tarjeta o cuaderno mediante texto breve, frase ilustrada o verso.</w:t>
+                <w:rFonts w:ascii="Times New Roman" w:hAnsi="Times New Roman"/>
+                <w:sz w:val="18"/>
+              </w:rPr>
+              <w:t>Redacción escrita del manifiesto personal en el cuaderno o bitácora.</w:t>
             </w:r>
           </w:p>
           <w:p>
             <w:pPr>
               <w:spacing w:after="20"/>
-              <w:rPr>
-                <w:rFonts w:ascii="Times New Roman" w:hAnsi="Times New Roman" w:cs="Times New Roman"/>
-              </w:rPr>
-            </w:pPr>
-            <w:r>
-              <w:rPr>
-                <w:rFonts w:ascii="Times New Roman" w:hAnsi="Times New Roman" w:cs="Times New Roman"/>
-                <w:b/>
+            </w:pPr>
+            <w:r>
+              <w:rPr>
+                <w:rFonts w:ascii="Times New Roman" w:hAnsi="Times New Roman"/>
+                <w:b/>
+                <w:sz w:val="18"/>
               </w:rPr>
               <w:t xml:space="preserve">Compromiso-Motivación: </w:t>
             </w:r>
             <w:r>
               <w:rPr>
-                <w:rFonts w:ascii="Times New Roman" w:hAnsi="Times New Roman" w:cs="Times New Roman"/>
-              </w:rPr>
-              <w:t>Publicación colectiva en el mural del aula valorando el aporte de cada estudiante.</w:t>
+                <w:rFonts w:ascii="Times New Roman" w:hAnsi="Times New Roman"/>
+                <w:sz w:val="18"/>
+              </w:rPr>
+              <w:t>Socialización del manifiesto en el mural del aula reconociendo el valor de la escritura.</w:t>
             </w:r>
           </w:p>
           <w:tbl>
@@ -2516,7 +2450,6 @@
               <w:tblW w:w="0" w:type="auto"/>
               <w:jc w:val="center"/>
               <w:tblLayout w:type="fixed"/>
-              <w:tblLook w:val="04A0" w:firstRow="1" w:lastRow="0" w:firstColumn="1" w:lastColumn="0" w:noHBand="0" w:noVBand="1"/>
             </w:tblPr>
             <w:tblGrid>
               <w:gridCol w:w="683"/>
@@ -2536,12 +2469,12 @@
                 <w:p>
                   <w:pPr>
                     <w:pStyle w:val="Sinespaciado"/>
-                    <w:framePr w:hSpace="141" w:wrap="around" w:vAnchor="text" w:hAnchor="margin" w:y="-138"/>
                     <w:jc w:val="center"/>
                     <w:rPr>
                       <w:rFonts w:ascii="Times New Roman" w:hAnsi="Times New Roman" w:cs="Times New Roman"/>
                       <w:b/>
                       <w:color w:val="FFFFFF"/>
+                      <w:sz w:val="20"/>
                     </w:rPr>
                   </w:pPr>
                   <w:r>
@@ -2549,6 +2482,7 @@
                       <w:rFonts w:ascii="Times New Roman" w:hAnsi="Times New Roman" w:cs="Times New Roman"/>
                       <w:b/>
                       <w:color w:val="FFFFFF"/>
+                      <w:sz w:val="20"/>
                     </w:rPr>
                     <w:t>R</w:t>
                   </w:r>
@@ -2562,12 +2496,12 @@
                 <w:p>
                   <w:pPr>
                     <w:pStyle w:val="Sinespaciado"/>
-                    <w:framePr w:hSpace="141" w:wrap="around" w:vAnchor="text" w:hAnchor="margin" w:y="-138"/>
                     <w:jc w:val="center"/>
                     <w:rPr>
                       <w:rFonts w:ascii="Times New Roman" w:hAnsi="Times New Roman" w:cs="Times New Roman"/>
                       <w:b/>
                       <w:color w:val="FFFFFF"/>
+                      <w:sz w:val="20"/>
                     </w:rPr>
                   </w:pPr>
                   <w:r>
@@ -2575,6 +2509,7 @@
                       <w:rFonts w:ascii="Times New Roman" w:hAnsi="Times New Roman" w:cs="Times New Roman"/>
                       <w:b/>
                       <w:color w:val="FFFFFF"/>
+                      <w:sz w:val="20"/>
                     </w:rPr>
                     <w:t>A-E</w:t>
                   </w:r>
@@ -2588,12 +2523,12 @@
                 <w:p>
                   <w:pPr>
                     <w:pStyle w:val="Sinespaciado"/>
-                    <w:framePr w:hSpace="141" w:wrap="around" w:vAnchor="text" w:hAnchor="margin" w:y="-138"/>
                     <w:jc w:val="center"/>
                     <w:rPr>
                       <w:rFonts w:ascii="Times New Roman" w:hAnsi="Times New Roman" w:cs="Times New Roman"/>
                       <w:b/>
                       <w:color w:val="FFFFFF"/>
+                      <w:sz w:val="20"/>
                     </w:rPr>
                   </w:pPr>
                   <w:r>
@@ -2601,6 +2536,7 @@
                       <w:rFonts w:ascii="Times New Roman" w:hAnsi="Times New Roman" w:cs="Times New Roman"/>
                       <w:b/>
                       <w:color w:val="FFFFFF"/>
+                      <w:sz w:val="20"/>
                     </w:rPr>
                     <w:t>C-M</w:t>
                   </w:r>
@@ -2611,9 +2547,6 @@
           <w:p>
             <w:pPr>
               <w:spacing w:before="40" w:after="40"/>
-              <w:rPr>
-                <w:rFonts w:ascii="Times New Roman" w:hAnsi="Times New Roman" w:cs="Times New Roman"/>
-              </w:rPr>
             </w:pPr>
           </w:p>
         </w:tc>
@@ -2786,17 +2719,17 @@
             <w:shd w:val="clear" w:color="auto" w:fill="auto"/>
           </w:tcPr>
           <w:p>
+            <w:r/>
+          </w:p>
+          <w:p>
             <w:pPr>
               <w:spacing w:before="40" w:after="40"/>
-              <w:jc w:val="center"/>
-              <w:rPr>
-                <w:rFonts w:ascii="Times New Roman" w:hAnsi="Times New Roman" w:cs="Times New Roman"/>
-              </w:rPr>
-            </w:pPr>
-            <w:r>
-              <w:rPr>
-                <w:rFonts w:ascii="Times New Roman" w:hAnsi="Times New Roman" w:cs="Times New Roman"/>
-                <w:b/>
+            </w:pPr>
+            <w:r>
+              <w:rPr>
+                <w:rFonts w:ascii="Times New Roman" w:hAnsi="Times New Roman"/>
+                <w:b/>
+                <w:sz w:val="22"/>
               </w:rPr>
               <w:t>SEMANA 2</w:t>
             </w:r>
@@ -2804,14 +2737,12 @@
           <w:p>
             <w:pPr>
               <w:spacing w:after="40"/>
-              <w:rPr>
-                <w:rFonts w:ascii="Times New Roman" w:hAnsi="Times New Roman" w:cs="Times New Roman"/>
-              </w:rPr>
-            </w:pPr>
-            <w:r>
-              <w:rPr>
-                <w:rFonts w:ascii="Times New Roman" w:hAnsi="Times New Roman" w:cs="Times New Roman"/>
-                <w:b/>
+            </w:pPr>
+            <w:r>
+              <w:rPr>
+                <w:rFonts w:ascii="Times New Roman" w:hAnsi="Times New Roman"/>
+                <w:b/>
+                <w:sz w:val="21"/>
               </w:rPr>
               <w:t>AULA INVERTIDA &amp; GAMIFICACIÓN</w:t>
             </w:r>
@@ -2819,20 +2750,19 @@
           <w:p>
             <w:pPr>
               <w:spacing w:after="80"/>
-              <w:rPr>
-                <w:rFonts w:ascii="Times New Roman" w:hAnsi="Times New Roman" w:cs="Times New Roman"/>
-              </w:rPr>
-            </w:pPr>
-            <w:r>
-              <w:rPr>
-                <w:rFonts w:ascii="Times New Roman" w:hAnsi="Times New Roman" w:cs="Times New Roman"/>
-                <w:b/>
+            </w:pPr>
+            <w:r>
+              <w:rPr>
+                <w:rFonts w:ascii="Times New Roman" w:hAnsi="Times New Roman"/>
+                <w:b/>
+                <w:sz w:val="20"/>
               </w:rPr>
               <w:t xml:space="preserve">Nombre de la actividad: </w:t>
             </w:r>
             <w:r>
               <w:rPr>
-                <w:rFonts w:ascii="Times New Roman" w:hAnsi="Times New Roman" w:cs="Times New Roman"/>
+                <w:rFonts w:ascii="Times New Roman" w:hAnsi="Times New Roman"/>
+                <w:sz w:val="20"/>
               </w:rPr>
               <w:t>«El Gran Torneo de los Vendedores de Sueños y la Escucha Respetuosa» (Texto Pág. 18-24)</w:t>
             </w:r>
@@ -2840,67 +2770,32 @@
           <w:p>
             <w:pPr>
               <w:spacing w:before="80" w:after="20"/>
-              <w:rPr>
-                <w:rFonts w:ascii="Times New Roman" w:hAnsi="Times New Roman" w:cs="Times New Roman"/>
-              </w:rPr>
-            </w:pPr>
-            <w:r>
-              <w:rPr>
-                <w:rFonts w:ascii="Times New Roman" w:hAnsi="Times New Roman" w:cs="Times New Roman"/>
-                <w:b/>
-              </w:rPr>
-              <w:t xml:space="preserve">Antes de la Clase (Trabajo Autónomo Previo - </w:t>
-            </w:r>
-            <w:proofErr w:type="spellStart"/>
-            <w:r>
-              <w:rPr>
-                <w:rFonts w:ascii="Times New Roman" w:hAnsi="Times New Roman" w:cs="Times New Roman"/>
-                <w:b/>
-              </w:rPr>
-              <w:t>Flipped</w:t>
-            </w:r>
-            <w:proofErr w:type="spellEnd"/>
-            <w:r>
-              <w:rPr>
-                <w:rFonts w:ascii="Times New Roman" w:hAnsi="Times New Roman" w:cs="Times New Roman"/>
-                <w:b/>
-              </w:rPr>
-              <w:t xml:space="preserve"> </w:t>
-            </w:r>
-            <w:proofErr w:type="spellStart"/>
-            <w:r>
-              <w:rPr>
-                <w:rFonts w:ascii="Times New Roman" w:hAnsi="Times New Roman" w:cs="Times New Roman"/>
-                <w:b/>
-              </w:rPr>
-              <w:t>Learning</w:t>
-            </w:r>
-            <w:proofErr w:type="spellEnd"/>
-            <w:r>
-              <w:rPr>
-                <w:rFonts w:ascii="Times New Roman" w:hAnsi="Times New Roman" w:cs="Times New Roman"/>
-                <w:b/>
-              </w:rPr>
-              <w:t>): Misión de Indagación</w:t>
+            </w:pPr>
+            <w:r>
+              <w:rPr>
+                <w:rFonts w:ascii="Times New Roman" w:hAnsi="Times New Roman"/>
+                <w:b/>
+                <w:sz w:val="20"/>
+              </w:rPr>
+              <w:t>Antes de la Clase (Trabajo Autónomo Previo - Flipped Learning): Misión de Indagación</w:t>
             </w:r>
           </w:p>
           <w:p>
             <w:pPr>
               <w:spacing w:after="20"/>
-              <w:rPr>
-                <w:rFonts w:ascii="Times New Roman" w:hAnsi="Times New Roman" w:cs="Times New Roman"/>
-              </w:rPr>
-            </w:pPr>
-            <w:r>
-              <w:rPr>
-                <w:rFonts w:ascii="Times New Roman" w:hAnsi="Times New Roman" w:cs="Times New Roman"/>
-                <w:b/>
+            </w:pPr>
+            <w:r>
+              <w:rPr>
+                <w:rFonts w:ascii="Times New Roman" w:hAnsi="Times New Roman"/>
+                <w:b/>
+                <w:sz w:val="19"/>
               </w:rPr>
               <w:t xml:space="preserve">Actividad: </w:t>
             </w:r>
             <w:r>
               <w:rPr>
-                <w:rFonts w:ascii="Times New Roman" w:hAnsi="Times New Roman" w:cs="Times New Roman"/>
+                <w:rFonts w:ascii="Times New Roman" w:hAnsi="Times New Roman"/>
+                <w:sz w:val="19"/>
               </w:rPr>
               <w:t>En casa o tiempo autónomo, el estudiante observa y lee la escena inicial de las páginas 18 y 19. A través del enlace digital sugerido, observa y escucha el conmovedor discurso de Severn Suzuki («La niña que silenció al mundo»), respondiendo 2 preguntas guía en su cuaderno: ¿Qué emoción y mensaje transmitió la oradora a su corta edad? ¿Cómo utilizó su voz, mirada y seguridad para defender el futuro de los niños del planeta?</w:t>
             </w:r>
@@ -2908,28 +2803,24 @@
           <w:p>
             <w:pPr>
               <w:spacing w:after="40"/>
-              <w:rPr>
-                <w:rFonts w:ascii="Times New Roman" w:hAnsi="Times New Roman" w:cs="Times New Roman"/>
-              </w:rPr>
-            </w:pPr>
-            <w:r>
-              <w:rPr>
-                <w:rFonts w:ascii="Times New Roman" w:hAnsi="Times New Roman" w:cs="Times New Roman"/>
-              </w:rPr>
-              <w:t>Gamificación: 'Pasaporte del Detective de la Palabra': Los estudiantes que traigan registrada su observación previa reciben 20 puntos de experiencia iniciales y su credencial de 'Orador Investigador'.</w:t>
+            </w:pPr>
+            <w:r>
+              <w:rPr>
+                <w:rFonts w:ascii="Times New Roman" w:hAnsi="Times New Roman"/>
+                <w:sz w:val="19"/>
+              </w:rPr>
+              <w:t>Gamificación: 'Desafío del Detective de la Palabra': Registro previo en cuaderno para participar en el taller de oratoria.</w:t>
             </w:r>
           </w:p>
           <w:p>
             <w:pPr>
               <w:spacing w:after="20"/>
-              <w:rPr>
-                <w:rFonts w:ascii="Times New Roman" w:hAnsi="Times New Roman" w:cs="Times New Roman"/>
-              </w:rPr>
-            </w:pPr>
-            <w:r>
-              <w:rPr>
-                <w:rFonts w:ascii="Times New Roman" w:hAnsi="Times New Roman" w:cs="Times New Roman"/>
-                <w:b/>
+            </w:pPr>
+            <w:r>
+              <w:rPr>
+                <w:rFonts w:ascii="Times New Roman" w:hAnsi="Times New Roman"/>
+                <w:b/>
+                <w:sz w:val="19"/>
               </w:rPr>
               <w:t>DUA aplicado:</w:t>
             </w:r>
@@ -2937,83 +2828,61 @@
           <w:p>
             <w:pPr>
               <w:spacing w:after="20"/>
-              <w:rPr>
-                <w:rFonts w:ascii="Times New Roman" w:hAnsi="Times New Roman" w:cs="Times New Roman"/>
-              </w:rPr>
-            </w:pPr>
-            <w:r>
-              <w:rPr>
-                <w:rFonts w:ascii="Times New Roman" w:hAnsi="Times New Roman" w:cs="Times New Roman"/>
-                <w:b/>
+            </w:pPr>
+            <w:r>
+              <w:rPr>
+                <w:rFonts w:ascii="Times New Roman" w:hAnsi="Times New Roman"/>
+                <w:b/>
+                <w:sz w:val="18"/>
               </w:rPr>
               <w:t xml:space="preserve">Representación: </w:t>
             </w:r>
             <w:r>
               <w:rPr>
-                <w:rFonts w:ascii="Times New Roman" w:hAnsi="Times New Roman" w:cs="Times New Roman"/>
-              </w:rPr>
-              <w:t xml:space="preserve">Video con subtítulos y  </w:t>
-            </w:r>
-            <w:r>
-              <w:t xml:space="preserve"> </w:t>
-            </w:r>
-            <w:r>
-              <w:rPr>
-                <w:rFonts w:ascii="Times New Roman" w:hAnsi="Times New Roman" w:cs="Times New Roman"/>
-              </w:rPr>
-              <w:t>Escena dialogada del texto escolar</w:t>
-            </w:r>
-            <w:r>
-              <w:rPr>
-                <w:rFonts w:ascii="Times New Roman" w:hAnsi="Times New Roman" w:cs="Times New Roman"/>
-              </w:rPr>
-              <w:t xml:space="preserve"> págs. 18-19.</w:t>
+                <w:rFonts w:ascii="Times New Roman" w:hAnsi="Times New Roman"/>
+                <w:sz w:val="18"/>
+              </w:rPr>
+              <w:t>Video del discurso infantil de Severn Suzuki (enlace digital) y escena dialogada del texto escolar (págs. 18-19).</w:t>
             </w:r>
           </w:p>
           <w:p>
             <w:pPr>
               <w:spacing w:after="20"/>
-              <w:rPr>
-                <w:rFonts w:ascii="Times New Roman" w:hAnsi="Times New Roman" w:cs="Times New Roman"/>
-                <w:bCs/>
-              </w:rPr>
-            </w:pPr>
-            <w:r>
-              <w:rPr>
-                <w:rFonts w:ascii="Times New Roman" w:hAnsi="Times New Roman"/>
-                <w:b/>
-              </w:rPr>
-              <w:t>Acción y expresión:</w:t>
-            </w:r>
-            <w:r>
-              <w:rPr>
-                <w:rFonts w:ascii="Times New Roman" w:hAnsi="Times New Roman"/>
-                <w:bCs/>
-              </w:rPr>
-              <w:t xml:space="preserve"> Registro escrito de las respuestas a las preguntas guía en el cuaderno de trabajo.</w:t>
+            </w:pPr>
+            <w:r>
+              <w:rPr>
+                <w:rFonts w:ascii="Times New Roman" w:hAnsi="Times New Roman"/>
+                <w:b/>
+                <w:sz w:val="18"/>
+              </w:rPr>
+              <w:t xml:space="preserve">Acción y expresión: </w:t>
+            </w:r>
+            <w:r>
+              <w:rPr>
+                <w:rFonts w:ascii="Times New Roman" w:hAnsi="Times New Roman"/>
+                <w:sz w:val="18"/>
+              </w:rPr>
+              <w:t>Registro escrito de las respuestas a las preguntas guía en el cuaderno de trabajo.</w:t>
             </w:r>
           </w:p>
           <w:p>
             <w:pPr>
               <w:spacing w:after="20"/>
-              <w:rPr>
-                <w:rFonts w:ascii="Times New Roman" w:hAnsi="Times New Roman" w:cs="Times New Roman"/>
-                <w:bCs/>
-              </w:rPr>
-            </w:pPr>
-            <w:r>
-              <w:rPr>
-                <w:rFonts w:ascii="Times New Roman" w:hAnsi="Times New Roman"/>
-                <w:b/>
-              </w:rPr>
-              <w:t>Compromiso-Motivación</w:t>
-            </w:r>
-            <w:r>
-              <w:rPr>
-                <w:rFonts w:ascii="Times New Roman" w:hAnsi="Times New Roman"/>
-                <w:bCs/>
-              </w:rPr>
-              <w:t>: Interés por el mensaje de una niña oradora de su misma edad y curiosidad por participar en el torneo de oratoria.</w:t>
+            </w:pPr>
+            <w:r>
+              <w:rPr>
+                <w:rFonts w:ascii="Times New Roman" w:hAnsi="Times New Roman"/>
+                <w:b/>
+                <w:sz w:val="18"/>
+              </w:rPr>
+              <w:t xml:space="preserve">Compromiso-Motivación: </w:t>
+            </w:r>
+            <w:r>
+              <w:rPr>
+                <w:rFonts w:ascii="Times New Roman" w:hAnsi="Times New Roman"/>
+                <w:sz w:val="18"/>
+              </w:rPr>
+              <w:t>Interés por el mensaje de una niña oradora de su misma edad y curiosidad por el tema.</w:t>
             </w:r>
           </w:p>
           <w:tbl>
@@ -3022,7 +2891,6 @@
               <w:tblW w:w="0" w:type="auto"/>
               <w:jc w:val="center"/>
               <w:tblLayout w:type="fixed"/>
-              <w:tblLook w:val="04A0" w:firstRow="1" w:lastRow="0" w:firstColumn="1" w:lastColumn="0" w:noHBand="0" w:noVBand="1"/>
             </w:tblPr>
             <w:tblGrid>
               <w:gridCol w:w="683"/>
@@ -3042,12 +2910,12 @@
                 <w:p>
                   <w:pPr>
                     <w:pStyle w:val="Sinespaciado"/>
-                    <w:framePr w:hSpace="141" w:wrap="around" w:vAnchor="text" w:hAnchor="margin" w:y="-138"/>
                     <w:jc w:val="center"/>
                     <w:rPr>
                       <w:rFonts w:ascii="Times New Roman" w:hAnsi="Times New Roman" w:cs="Times New Roman"/>
                       <w:b/>
                       <w:color w:val="FFFFFF"/>
+                      <w:sz w:val="20"/>
                     </w:rPr>
                   </w:pPr>
                   <w:r>
@@ -3055,6 +2923,7 @@
                       <w:rFonts w:ascii="Times New Roman" w:hAnsi="Times New Roman" w:cs="Times New Roman"/>
                       <w:b/>
                       <w:color w:val="FFFFFF"/>
+                      <w:sz w:val="20"/>
                     </w:rPr>
                     <w:t>R</w:t>
                   </w:r>
@@ -3068,12 +2937,12 @@
                 <w:p>
                   <w:pPr>
                     <w:pStyle w:val="Sinespaciado"/>
-                    <w:framePr w:hSpace="141" w:wrap="around" w:vAnchor="text" w:hAnchor="margin" w:y="-138"/>
                     <w:jc w:val="center"/>
                     <w:rPr>
                       <w:rFonts w:ascii="Times New Roman" w:hAnsi="Times New Roman" w:cs="Times New Roman"/>
                       <w:b/>
                       <w:color w:val="FFFFFF"/>
+                      <w:sz w:val="20"/>
                     </w:rPr>
                   </w:pPr>
                   <w:r>
@@ -3081,6 +2950,7 @@
                       <w:rFonts w:ascii="Times New Roman" w:hAnsi="Times New Roman" w:cs="Times New Roman"/>
                       <w:b/>
                       <w:color w:val="FFFFFF"/>
+                      <w:sz w:val="20"/>
                     </w:rPr>
                     <w:t>A-E</w:t>
                   </w:r>
@@ -3094,12 +2964,12 @@
                 <w:p>
                   <w:pPr>
                     <w:pStyle w:val="Sinespaciado"/>
-                    <w:framePr w:hSpace="141" w:wrap="around" w:vAnchor="text" w:hAnchor="margin" w:y="-138"/>
                     <w:jc w:val="center"/>
                     <w:rPr>
                       <w:rFonts w:ascii="Times New Roman" w:hAnsi="Times New Roman" w:cs="Times New Roman"/>
                       <w:b/>
                       <w:color w:val="FFFFFF"/>
+                      <w:sz w:val="20"/>
                     </w:rPr>
                   </w:pPr>
                   <w:r>
@@ -3107,6 +2977,7 @@
                       <w:rFonts w:ascii="Times New Roman" w:hAnsi="Times New Roman" w:cs="Times New Roman"/>
                       <w:b/>
                       <w:color w:val="FFFFFF"/>
+                      <w:sz w:val="20"/>
                     </w:rPr>
                     <w:t>C-M</w:t>
                   </w:r>
@@ -3117,59 +2988,37 @@
           <w:p>
             <w:pPr>
               <w:spacing w:before="40" w:after="40"/>
-              <w:rPr>
-                <w:rFonts w:ascii="Times New Roman" w:hAnsi="Times New Roman" w:cs="Times New Roman"/>
-              </w:rPr>
             </w:pPr>
           </w:p>
           <w:p>
             <w:pPr>
               <w:spacing w:before="80" w:after="20"/>
-              <w:rPr>
-                <w:rFonts w:ascii="Times New Roman" w:hAnsi="Times New Roman" w:cs="Times New Roman"/>
-              </w:rPr>
-            </w:pPr>
-            <w:r>
-              <w:rPr>
-                <w:rFonts w:ascii="Times New Roman" w:hAnsi="Times New Roman" w:cs="Times New Roman"/>
-                <w:b/>
-              </w:rPr>
-              <w:t xml:space="preserve">Fase 1: En Aula - Activación </w:t>
-            </w:r>
-            <w:proofErr w:type="spellStart"/>
-            <w:r>
-              <w:rPr>
-                <w:rFonts w:ascii="Times New Roman" w:hAnsi="Times New Roman" w:cs="Times New Roman"/>
-                <w:b/>
-              </w:rPr>
-              <w:t>Gamificada</w:t>
-            </w:r>
-            <w:proofErr w:type="spellEnd"/>
-            <w:r>
-              <w:rPr>
-                <w:rFonts w:ascii="Times New Roman" w:hAnsi="Times New Roman" w:cs="Times New Roman"/>
-                <w:b/>
-              </w:rPr>
-              <w:t xml:space="preserve"> y Verificación del Aprendizaje Previo</w:t>
+            </w:pPr>
+            <w:r>
+              <w:rPr>
+                <w:rFonts w:ascii="Times New Roman" w:hAnsi="Times New Roman"/>
+                <w:b/>
+                <w:sz w:val="20"/>
+              </w:rPr>
+              <w:t>Fase 1: En Aula - Activación Gamificada y Verificación del Aprendizaje Previo</w:t>
             </w:r>
           </w:p>
           <w:p>
             <w:pPr>
               <w:spacing w:after="20"/>
-              <w:rPr>
-                <w:rFonts w:ascii="Times New Roman" w:hAnsi="Times New Roman" w:cs="Times New Roman"/>
-              </w:rPr>
-            </w:pPr>
-            <w:r>
-              <w:rPr>
-                <w:rFonts w:ascii="Times New Roman" w:hAnsi="Times New Roman" w:cs="Times New Roman"/>
-                <w:b/>
+            </w:pPr>
+            <w:r>
+              <w:rPr>
+                <w:rFonts w:ascii="Times New Roman" w:hAnsi="Times New Roman"/>
+                <w:b/>
+                <w:sz w:val="19"/>
               </w:rPr>
               <w:t xml:space="preserve">Actividad: </w:t>
             </w:r>
             <w:r>
               <w:rPr>
-                <w:rFonts w:ascii="Times New Roman" w:hAnsi="Times New Roman" w:cs="Times New Roman"/>
+                <w:rFonts w:ascii="Times New Roman" w:hAnsi="Times New Roman"/>
+                <w:sz w:val="19"/>
               </w:rPr>
               <w:t>Apertura en el aula conectando los descubrimientos del discurso de Severn Suzuki visto en casa. Dinámica relámpago de sondeo: ¿Qué sintieron al ver a una niña de su edad hablar con tanta seguridad frente a líderes mundiales? ¿Cómo podemos canalizar nuestros nervios y transformarlos en fuerza comunicativa para dar nuestro propio discurso? Se validan las reflexiones previas en plenaria participativa.</w:t>
             </w:r>
@@ -3177,28 +3026,24 @@
           <w:p>
             <w:pPr>
               <w:spacing w:after="40"/>
-              <w:rPr>
-                <w:rFonts w:ascii="Times New Roman" w:hAnsi="Times New Roman" w:cs="Times New Roman"/>
-              </w:rPr>
-            </w:pPr>
-            <w:r>
-              <w:rPr>
-                <w:rFonts w:ascii="Times New Roman" w:hAnsi="Times New Roman" w:cs="Times New Roman"/>
-              </w:rPr>
-              <w:t>Gamificación: 'Desafío del Micrófono Dorado': Cada equipo activa su participación ganando estrellas de elocuencia y empatía auditiva.</w:t>
+            </w:pPr>
+            <w:r>
+              <w:rPr>
+                <w:rFonts w:ascii="Times New Roman" w:hAnsi="Times New Roman"/>
+                <w:sz w:val="19"/>
+              </w:rPr>
+              <w:t>Gamificación: 'Desafío del Micrófono Dorado': Turnos de participación oral para compartir impresiones.</w:t>
             </w:r>
           </w:p>
           <w:p>
             <w:pPr>
               <w:spacing w:after="20"/>
-              <w:rPr>
-                <w:rFonts w:ascii="Times New Roman" w:hAnsi="Times New Roman" w:cs="Times New Roman"/>
-              </w:rPr>
-            </w:pPr>
-            <w:r>
-              <w:rPr>
-                <w:rFonts w:ascii="Times New Roman" w:hAnsi="Times New Roman" w:cs="Times New Roman"/>
-                <w:b/>
+            </w:pPr>
+            <w:r>
+              <w:rPr>
+                <w:rFonts w:ascii="Times New Roman" w:hAnsi="Times New Roman"/>
+                <w:b/>
+                <w:sz w:val="19"/>
               </w:rPr>
               <w:t>DUA aplicado:</w:t>
             </w:r>
@@ -3206,64 +3051,61 @@
           <w:p>
             <w:pPr>
               <w:spacing w:after="20"/>
-              <w:rPr>
-                <w:rFonts w:ascii="Times New Roman" w:hAnsi="Times New Roman" w:cs="Times New Roman"/>
-              </w:rPr>
-            </w:pPr>
-            <w:r>
-              <w:rPr>
-                <w:rFonts w:ascii="Times New Roman" w:hAnsi="Times New Roman" w:cs="Times New Roman"/>
-                <w:b/>
+            </w:pPr>
+            <w:r>
+              <w:rPr>
+                <w:rFonts w:ascii="Times New Roman" w:hAnsi="Times New Roman"/>
+                <w:b/>
+                <w:sz w:val="18"/>
               </w:rPr>
               <w:t xml:space="preserve">Representación: </w:t>
             </w:r>
             <w:r>
               <w:rPr>
-                <w:rFonts w:ascii="Times New Roman" w:hAnsi="Times New Roman" w:cs="Times New Roman"/>
-              </w:rPr>
-              <w:t>Organizador gráfico en pizarra con lluvia de ideas (nervios vs. seguridad) y viñeta de la pág. 19.</w:t>
+                <w:rFonts w:ascii="Times New Roman" w:hAnsi="Times New Roman"/>
+                <w:sz w:val="18"/>
+              </w:rPr>
+              <w:t>Preguntas de sondeo escritas en la pizarra y escena dialogada del libro (pág. 19).</w:t>
             </w:r>
           </w:p>
           <w:p>
             <w:pPr>
               <w:spacing w:after="20"/>
-              <w:rPr>
-                <w:rFonts w:ascii="Times New Roman" w:hAnsi="Times New Roman" w:cs="Times New Roman"/>
-              </w:rPr>
-            </w:pPr>
-            <w:r>
-              <w:rPr>
-                <w:rFonts w:ascii="Times New Roman" w:hAnsi="Times New Roman" w:cs="Times New Roman"/>
-                <w:b/>
+            </w:pPr>
+            <w:r>
+              <w:rPr>
+                <w:rFonts w:ascii="Times New Roman" w:hAnsi="Times New Roman"/>
+                <w:b/>
+                <w:sz w:val="18"/>
               </w:rPr>
               <w:t xml:space="preserve">Acción y expresión: </w:t>
             </w:r>
             <w:r>
               <w:rPr>
-                <w:rFonts w:ascii="Times New Roman" w:hAnsi="Times New Roman" w:cs="Times New Roman"/>
-              </w:rPr>
-              <w:t>Intervención oral con el 'Micrófono Dorado' o demostración gestual de posturas de seguridad.</w:t>
+                <w:rFonts w:ascii="Times New Roman" w:hAnsi="Times New Roman"/>
+                <w:sz w:val="18"/>
+              </w:rPr>
+              <w:t>Participación oral en plenaria compartiendo impresiones y reflexiones sobre el discurso.</w:t>
             </w:r>
           </w:p>
           <w:p>
             <w:pPr>
               <w:spacing w:after="20"/>
-              <w:rPr>
-                <w:rFonts w:ascii="Times New Roman" w:hAnsi="Times New Roman" w:cs="Times New Roman"/>
-              </w:rPr>
-            </w:pPr>
-            <w:r>
-              <w:rPr>
-                <w:rFonts w:ascii="Times New Roman" w:hAnsi="Times New Roman" w:cs="Times New Roman"/>
-                <w:b/>
+            </w:pPr>
+            <w:r>
+              <w:rPr>
+                <w:rFonts w:ascii="Times New Roman" w:hAnsi="Times New Roman"/>
+                <w:b/>
+                <w:sz w:val="18"/>
               </w:rPr>
               <w:t xml:space="preserve">Compromiso-Motivación: </w:t>
             </w:r>
             <w:r>
               <w:rPr>
-                <w:rFonts w:ascii="Times New Roman" w:hAnsi="Times New Roman" w:cs="Times New Roman"/>
-              </w:rPr>
-              <w:t>Validación positiva inmediata del trabajo autónomo de casa en un ambiente seguro y sin juicios punitivos.</w:t>
+                <w:rFonts w:ascii="Times New Roman" w:hAnsi="Times New Roman"/>
+                <w:sz w:val="18"/>
+              </w:rPr>
+              <w:t>Validación de las reflexiones previas en un ambiente de respeto y confianza.</w:t>
             </w:r>
           </w:p>
           <w:tbl>
@@ -3272,7 +3114,6 @@
               <w:tblW w:w="0" w:type="auto"/>
               <w:jc w:val="center"/>
               <w:tblLayout w:type="fixed"/>
-              <w:tblLook w:val="04A0" w:firstRow="1" w:lastRow="0" w:firstColumn="1" w:lastColumn="0" w:noHBand="0" w:noVBand="1"/>
             </w:tblPr>
             <w:tblGrid>
               <w:gridCol w:w="683"/>
@@ -3292,12 +3133,12 @@
                 <w:p>
                   <w:pPr>
                     <w:pStyle w:val="Sinespaciado"/>
-                    <w:framePr w:hSpace="141" w:wrap="around" w:vAnchor="text" w:hAnchor="margin" w:y="-138"/>
                     <w:jc w:val="center"/>
                     <w:rPr>
                       <w:rFonts w:ascii="Times New Roman" w:hAnsi="Times New Roman" w:cs="Times New Roman"/>
                       <w:b/>
                       <w:color w:val="FFFFFF"/>
+                      <w:sz w:val="20"/>
                     </w:rPr>
                   </w:pPr>
                   <w:r>
@@ -3305,6 +3146,7 @@
                       <w:rFonts w:ascii="Times New Roman" w:hAnsi="Times New Roman" w:cs="Times New Roman"/>
                       <w:b/>
                       <w:color w:val="FFFFFF"/>
+                      <w:sz w:val="20"/>
                     </w:rPr>
                     <w:t>R</w:t>
                   </w:r>
@@ -3318,12 +3160,12 @@
                 <w:p>
                   <w:pPr>
                     <w:pStyle w:val="Sinespaciado"/>
-                    <w:framePr w:hSpace="141" w:wrap="around" w:vAnchor="text" w:hAnchor="margin" w:y="-138"/>
                     <w:jc w:val="center"/>
                     <w:rPr>
                       <w:rFonts w:ascii="Times New Roman" w:hAnsi="Times New Roman" w:cs="Times New Roman"/>
                       <w:b/>
                       <w:color w:val="FFFFFF"/>
+                      <w:sz w:val="20"/>
                     </w:rPr>
                   </w:pPr>
                   <w:r>
@@ -3331,6 +3173,7 @@
                       <w:rFonts w:ascii="Times New Roman" w:hAnsi="Times New Roman" w:cs="Times New Roman"/>
                       <w:b/>
                       <w:color w:val="FFFFFF"/>
+                      <w:sz w:val="20"/>
                     </w:rPr>
                     <w:t>A-E</w:t>
                   </w:r>
@@ -3344,12 +3187,12 @@
                 <w:p>
                   <w:pPr>
                     <w:pStyle w:val="Sinespaciado"/>
-                    <w:framePr w:hSpace="141" w:wrap="around" w:vAnchor="text" w:hAnchor="margin" w:y="-138"/>
                     <w:jc w:val="center"/>
                     <w:rPr>
                       <w:rFonts w:ascii="Times New Roman" w:hAnsi="Times New Roman" w:cs="Times New Roman"/>
                       <w:b/>
                       <w:color w:val="FFFFFF"/>
+                      <w:sz w:val="20"/>
                     </w:rPr>
                   </w:pPr>
                   <w:r>
@@ -3357,6 +3200,7 @@
                       <w:rFonts w:ascii="Times New Roman" w:hAnsi="Times New Roman" w:cs="Times New Roman"/>
                       <w:b/>
                       <w:color w:val="FFFFFF"/>
+                      <w:sz w:val="20"/>
                     </w:rPr>
                     <w:t>C-M</w:t>
                   </w:r>
@@ -3367,22 +3211,17 @@
           <w:p>
             <w:pPr>
               <w:spacing w:before="40" w:after="40"/>
-              <w:rPr>
-                <w:rFonts w:ascii="Times New Roman" w:hAnsi="Times New Roman" w:cs="Times New Roman"/>
-              </w:rPr>
             </w:pPr>
           </w:p>
           <w:p>
             <w:pPr>
               <w:spacing w:before="80" w:after="20"/>
-              <w:rPr>
-                <w:rFonts w:ascii="Times New Roman" w:hAnsi="Times New Roman" w:cs="Times New Roman"/>
-              </w:rPr>
-            </w:pPr>
-            <w:r>
-              <w:rPr>
-                <w:rFonts w:ascii="Times New Roman" w:hAnsi="Times New Roman" w:cs="Times New Roman"/>
-                <w:b/>
+            </w:pPr>
+            <w:r>
+              <w:rPr>
+                <w:rFonts w:ascii="Times New Roman" w:hAnsi="Times New Roman"/>
+                <w:b/>
+                <w:sz w:val="20"/>
               </w:rPr>
               <w:t>Fase 2: En Aula - Deconstrucción Crítica y Juicios de Valor (Págs. 20-22)</w:t>
             </w:r>
@@ -3390,20 +3229,19 @@
           <w:p>
             <w:pPr>
               <w:spacing w:after="20"/>
-              <w:rPr>
-                <w:rFonts w:ascii="Times New Roman" w:hAnsi="Times New Roman" w:cs="Times New Roman"/>
-              </w:rPr>
-            </w:pPr>
-            <w:r>
-              <w:rPr>
-                <w:rFonts w:ascii="Times New Roman" w:hAnsi="Times New Roman" w:cs="Times New Roman"/>
-                <w:b/>
+            </w:pPr>
+            <w:r>
+              <w:rPr>
+                <w:rFonts w:ascii="Times New Roman" w:hAnsi="Times New Roman"/>
+                <w:b/>
+                <w:sz w:val="19"/>
               </w:rPr>
               <w:t xml:space="preserve">Actividad: </w:t>
             </w:r>
             <w:r>
               <w:rPr>
-                <w:rFonts w:ascii="Times New Roman" w:hAnsi="Times New Roman" w:cs="Times New Roman"/>
+                <w:rFonts w:ascii="Times New Roman" w:hAnsi="Times New Roman"/>
+                <w:sz w:val="19"/>
               </w:rPr>
               <w:t>Lectura reflexiva del «Discurso de un niño» sobre los derechos de la infancia (págs. 20-21). En equipos cooperativos, deconstruyen la estructura del discurso: Introducción (saludo y captura de atención), Desarrollo (argumentos fundamentados) y Conclusión (llamado a la acción). Estudio de la pág. 22 sobre el rol del oyente activo y cómo emitir juicios de valor constructivos diferenciando hechos comprobables de opiniones sin agredir.</w:t>
             </w:r>
@@ -3411,28 +3249,24 @@
           <w:p>
             <w:pPr>
               <w:spacing w:after="40"/>
-              <w:rPr>
-                <w:rFonts w:ascii="Times New Roman" w:hAnsi="Times New Roman" w:cs="Times New Roman"/>
-              </w:rPr>
-            </w:pPr>
-            <w:r>
-              <w:rPr>
-                <w:rFonts w:ascii="Times New Roman" w:hAnsi="Times New Roman" w:cs="Times New Roman"/>
-              </w:rPr>
-              <w:t>Gamificación: 'Detectives de Argumentos': Ganan 15 puntos quienes identifiquen la idea central y detecten argumentos sólidos en tarjetas de muestra.</w:t>
+            </w:pPr>
+            <w:r>
+              <w:rPr>
+                <w:rFonts w:ascii="Times New Roman" w:hAnsi="Times New Roman"/>
+                <w:sz w:val="19"/>
+              </w:rPr>
+              <w:t>Gamificación: 'Detectives de Argumentos': Ganan puntos quienes identifiquen con precisión las partes y argumentos del discurso.</w:t>
             </w:r>
           </w:p>
           <w:p>
             <w:pPr>
               <w:spacing w:after="20"/>
-              <w:rPr>
-                <w:rFonts w:ascii="Times New Roman" w:hAnsi="Times New Roman" w:cs="Times New Roman"/>
-              </w:rPr>
-            </w:pPr>
-            <w:r>
-              <w:rPr>
-                <w:rFonts w:ascii="Times New Roman" w:hAnsi="Times New Roman" w:cs="Times New Roman"/>
-                <w:b/>
+            </w:pPr>
+            <w:r>
+              <w:rPr>
+                <w:rFonts w:ascii="Times New Roman" w:hAnsi="Times New Roman"/>
+                <w:b/>
+                <w:sz w:val="19"/>
               </w:rPr>
               <w:t>DUA aplicado:</w:t>
             </w:r>
@@ -3440,64 +3274,61 @@
           <w:p>
             <w:pPr>
               <w:spacing w:after="20"/>
-              <w:rPr>
-                <w:rFonts w:ascii="Times New Roman" w:hAnsi="Times New Roman" w:cs="Times New Roman"/>
-              </w:rPr>
-            </w:pPr>
-            <w:r>
-              <w:rPr>
-                <w:rFonts w:ascii="Times New Roman" w:hAnsi="Times New Roman" w:cs="Times New Roman"/>
-                <w:b/>
+            </w:pPr>
+            <w:r>
+              <w:rPr>
+                <w:rFonts w:ascii="Times New Roman" w:hAnsi="Times New Roman"/>
+                <w:b/>
+                <w:sz w:val="18"/>
               </w:rPr>
               <w:t xml:space="preserve">Representación: </w:t>
             </w:r>
             <w:r>
               <w:rPr>
-                <w:rFonts w:ascii="Times New Roman" w:hAnsi="Times New Roman" w:cs="Times New Roman"/>
-              </w:rPr>
-              <w:t>Código cromático en el texto (verde: inicio, azul: desarrollo, naranja: cierre) y esquema de la pág. 22.</w:t>
+                <w:rFonts w:ascii="Times New Roman" w:hAnsi="Times New Roman"/>
+                <w:sz w:val="18"/>
+              </w:rPr>
+              <w:t>Lectura del texto escolar «Discurso de un niño» (págs. 20-21) y esquema de la pág. 22 sobre el oyente activo.</w:t>
             </w:r>
           </w:p>
           <w:p>
             <w:pPr>
               <w:spacing w:after="20"/>
-              <w:rPr>
-                <w:rFonts w:ascii="Times New Roman" w:hAnsi="Times New Roman" w:cs="Times New Roman"/>
-              </w:rPr>
-            </w:pPr>
-            <w:r>
-              <w:rPr>
-                <w:rFonts w:ascii="Times New Roman" w:hAnsi="Times New Roman" w:cs="Times New Roman"/>
-                <w:b/>
+            </w:pPr>
+            <w:r>
+              <w:rPr>
+                <w:rFonts w:ascii="Times New Roman" w:hAnsi="Times New Roman"/>
+                <w:b/>
+                <w:sz w:val="18"/>
               </w:rPr>
               <w:t xml:space="preserve">Acción y expresión: </w:t>
             </w:r>
             <w:r>
               <w:rPr>
-                <w:rFonts w:ascii="Times New Roman" w:hAnsi="Times New Roman" w:cs="Times New Roman"/>
-              </w:rPr>
-              <w:t>Ordenamiento de tarjetas de argumentos en pizarra o cuaderno, y formulación oral o escrita de juicios de valor.</w:t>
+                <w:rFonts w:ascii="Times New Roman" w:hAnsi="Times New Roman"/>
+                <w:sz w:val="18"/>
+              </w:rPr>
+              <w:t>Identificación de la estructura del discurso (introducción, desarrollo, conclusión) y redacción de juicios de valor en el cuaderno.</w:t>
             </w:r>
           </w:p>
           <w:p>
             <w:pPr>
               <w:spacing w:after="20"/>
-              <w:rPr>
-                <w:rFonts w:ascii="Times New Roman" w:hAnsi="Times New Roman" w:cs="Times New Roman"/>
-              </w:rPr>
-            </w:pPr>
-            <w:r>
-              <w:rPr>
-                <w:rFonts w:ascii="Times New Roman" w:hAnsi="Times New Roman" w:cs="Times New Roman"/>
-                <w:b/>
+            </w:pPr>
+            <w:r>
+              <w:rPr>
+                <w:rFonts w:ascii="Times New Roman" w:hAnsi="Times New Roman"/>
+                <w:b/>
+                <w:sz w:val="18"/>
               </w:rPr>
               <w:t xml:space="preserve">Compromiso-Motivación: </w:t>
             </w:r>
             <w:r>
               <w:rPr>
-                <w:rFonts w:ascii="Times New Roman" w:hAnsi="Times New Roman" w:cs="Times New Roman"/>
-              </w:rPr>
-              <w:t>Trabajo cooperativo con roles rotativos asignados en el equipo de detectives (lector, organizador, portavoz).</w:t>
+                <w:rFonts w:ascii="Times New Roman" w:hAnsi="Times New Roman"/>
+                <w:sz w:val="18"/>
+              </w:rPr>
+              <w:t>Diálogo en equipos cooperativos sobre la importancia de los derechos de la niñez.</w:t>
             </w:r>
           </w:p>
           <w:tbl>
@@ -3506,7 +3337,6 @@
               <w:tblW w:w="0" w:type="auto"/>
               <w:jc w:val="center"/>
               <w:tblLayout w:type="fixed"/>
-              <w:tblLook w:val="04A0" w:firstRow="1" w:lastRow="0" w:firstColumn="1" w:lastColumn="0" w:noHBand="0" w:noVBand="1"/>
             </w:tblPr>
             <w:tblGrid>
               <w:gridCol w:w="683"/>
@@ -3526,12 +3356,12 @@
                 <w:p>
                   <w:pPr>
                     <w:pStyle w:val="Sinespaciado"/>
-                    <w:framePr w:hSpace="141" w:wrap="around" w:vAnchor="text" w:hAnchor="margin" w:y="-138"/>
                     <w:jc w:val="center"/>
                     <w:rPr>
                       <w:rFonts w:ascii="Times New Roman" w:hAnsi="Times New Roman" w:cs="Times New Roman"/>
                       <w:b/>
                       <w:color w:val="FFFFFF"/>
+                      <w:sz w:val="20"/>
                     </w:rPr>
                   </w:pPr>
                   <w:r>
@@ -3539,6 +3369,7 @@
                       <w:rFonts w:ascii="Times New Roman" w:hAnsi="Times New Roman" w:cs="Times New Roman"/>
                       <w:b/>
                       <w:color w:val="FFFFFF"/>
+                      <w:sz w:val="20"/>
                     </w:rPr>
                     <w:t>R</w:t>
                   </w:r>
@@ -3552,12 +3383,12 @@
                 <w:p>
                   <w:pPr>
                     <w:pStyle w:val="Sinespaciado"/>
-                    <w:framePr w:hSpace="141" w:wrap="around" w:vAnchor="text" w:hAnchor="margin" w:y="-138"/>
                     <w:jc w:val="center"/>
                     <w:rPr>
                       <w:rFonts w:ascii="Times New Roman" w:hAnsi="Times New Roman" w:cs="Times New Roman"/>
                       <w:b/>
                       <w:color w:val="FFFFFF"/>
+                      <w:sz w:val="20"/>
                     </w:rPr>
                   </w:pPr>
                   <w:r>
@@ -3565,6 +3396,7 @@
                       <w:rFonts w:ascii="Times New Roman" w:hAnsi="Times New Roman" w:cs="Times New Roman"/>
                       <w:b/>
                       <w:color w:val="FFFFFF"/>
+                      <w:sz w:val="20"/>
                     </w:rPr>
                     <w:t>A-E</w:t>
                   </w:r>
@@ -3578,12 +3410,12 @@
                 <w:p>
                   <w:pPr>
                     <w:pStyle w:val="Sinespaciado"/>
-                    <w:framePr w:hSpace="141" w:wrap="around" w:vAnchor="text" w:hAnchor="margin" w:y="-138"/>
                     <w:jc w:val="center"/>
                     <w:rPr>
                       <w:rFonts w:ascii="Times New Roman" w:hAnsi="Times New Roman" w:cs="Times New Roman"/>
                       <w:b/>
                       <w:color w:val="FFFFFF"/>
+                      <w:sz w:val="20"/>
                     </w:rPr>
                   </w:pPr>
                   <w:r>
@@ -3591,6 +3423,7 @@
                       <w:rFonts w:ascii="Times New Roman" w:hAnsi="Times New Roman" w:cs="Times New Roman"/>
                       <w:b/>
                       <w:color w:val="FFFFFF"/>
+                      <w:sz w:val="20"/>
                     </w:rPr>
                     <w:t>C-M</w:t>
                   </w:r>
@@ -3601,22 +3434,17 @@
           <w:p>
             <w:pPr>
               <w:spacing w:before="40" w:after="40"/>
-              <w:rPr>
-                <w:rFonts w:ascii="Times New Roman" w:hAnsi="Times New Roman" w:cs="Times New Roman"/>
-              </w:rPr>
             </w:pPr>
           </w:p>
           <w:p>
             <w:pPr>
               <w:spacing w:before="80" w:after="20"/>
-              <w:rPr>
-                <w:rFonts w:ascii="Times New Roman" w:hAnsi="Times New Roman" w:cs="Times New Roman"/>
-              </w:rPr>
-            </w:pPr>
-            <w:r>
-              <w:rPr>
-                <w:rFonts w:ascii="Times New Roman" w:hAnsi="Times New Roman" w:cs="Times New Roman"/>
-                <w:b/>
+            </w:pPr>
+            <w:r>
+              <w:rPr>
+                <w:rFonts w:ascii="Times New Roman" w:hAnsi="Times New Roman"/>
+                <w:b/>
+                <w:sz w:val="20"/>
               </w:rPr>
               <w:t>Fase 3: En Aula - Aplicación Activa y Taller de Oratoria (Págs. 23-24)</w:t>
             </w:r>
@@ -3624,63 +3452,44 @@
           <w:p>
             <w:pPr>
               <w:spacing w:after="20"/>
-              <w:rPr>
-                <w:rFonts w:ascii="Times New Roman" w:hAnsi="Times New Roman" w:cs="Times New Roman"/>
-              </w:rPr>
-            </w:pPr>
-            <w:r>
-              <w:rPr>
-                <w:rFonts w:ascii="Times New Roman" w:hAnsi="Times New Roman" w:cs="Times New Roman"/>
-                <w:b/>
+            </w:pPr>
+            <w:r>
+              <w:rPr>
+                <w:rFonts w:ascii="Times New Roman" w:hAnsi="Times New Roman"/>
+                <w:b/>
+                <w:sz w:val="19"/>
               </w:rPr>
               <w:t xml:space="preserve">Actividad: </w:t>
             </w:r>
             <w:r>
               <w:rPr>
-                <w:rFonts w:ascii="Times New Roman" w:hAnsi="Times New Roman" w:cs="Times New Roman"/>
-              </w:rPr>
-              <w:t xml:space="preserve">Taller práctico de comunicación oral: inspirados en el ejemplo de Severn Suzuki, los estudiantes en parejas preparan una </w:t>
-            </w:r>
-            <w:proofErr w:type="spellStart"/>
-            <w:r>
-              <w:rPr>
-                <w:rFonts w:ascii="Times New Roman" w:hAnsi="Times New Roman" w:cs="Times New Roman"/>
-              </w:rPr>
-              <w:t>mini-disertación</w:t>
-            </w:r>
-            <w:proofErr w:type="spellEnd"/>
-            <w:r>
-              <w:rPr>
-                <w:rFonts w:ascii="Times New Roman" w:hAnsi="Times New Roman" w:cs="Times New Roman"/>
-              </w:rPr>
-              <w:t xml:space="preserve"> de 2 minutos sobre una causa social o ambiental, aplicando los elementos no verbales aprendidos en la pág. 23 (mirada, postura, gestos y modulación) y evitando conscientemente los errores señalados en la pág. 24. El resto de la clase ejerce el rol de auditorio respetuoso emitiendo juicios de valor formativos.</w:t>
+                <w:rFonts w:ascii="Times New Roman" w:hAnsi="Times New Roman"/>
+                <w:sz w:val="19"/>
+              </w:rPr>
+              <w:t>Taller práctico de comunicación oral: inspirados en el ejemplo de Severn Suzuki, los estudiantes en parejas preparan una mini-disertación de 2 minutos sobre una causa social o ambiental, aplicando los elementos no verbales aprendidos en la pág. 23 (mirada, postura, gestos y modulación) y evitando conscientemente los errores señalados en la pág. 24. El resto de la clase ejerce el rol de auditorio respetuoso emitiendo juicios de valor formativos.</w:t>
             </w:r>
           </w:p>
           <w:p>
             <w:pPr>
               <w:spacing w:after="40"/>
-              <w:rPr>
-                <w:rFonts w:ascii="Times New Roman" w:hAnsi="Times New Roman" w:cs="Times New Roman"/>
-              </w:rPr>
-            </w:pPr>
-            <w:r>
-              <w:rPr>
-                <w:rFonts w:ascii="Times New Roman" w:hAnsi="Times New Roman" w:cs="Times New Roman"/>
-              </w:rPr>
-              <w:t>Gamificación: 'El Torneo de los Vendedores de Sueños': Los compañeros otorgan 'Insignias de Juicio Constructivo' valorando claridad, respeto y persuasión.</w:t>
+            </w:pPr>
+            <w:r>
+              <w:rPr>
+                <w:rFonts w:ascii="Times New Roman" w:hAnsi="Times New Roman"/>
+                <w:sz w:val="19"/>
+              </w:rPr>
+              <w:t>Gamificación: 'El Torneo de los Vendedores de Sueños': Coevaluación entre compañeros valorando claridad y respeto.</w:t>
             </w:r>
           </w:p>
           <w:p>
             <w:pPr>
               <w:spacing w:after="20"/>
-              <w:rPr>
-                <w:rFonts w:ascii="Times New Roman" w:hAnsi="Times New Roman" w:cs="Times New Roman"/>
-              </w:rPr>
-            </w:pPr>
-            <w:r>
-              <w:rPr>
-                <w:rFonts w:ascii="Times New Roman" w:hAnsi="Times New Roman" w:cs="Times New Roman"/>
-                <w:b/>
+            </w:pPr>
+            <w:r>
+              <w:rPr>
+                <w:rFonts w:ascii="Times New Roman" w:hAnsi="Times New Roman"/>
+                <w:b/>
+                <w:sz w:val="19"/>
               </w:rPr>
               <w:t>DUA aplicado:</w:t>
             </w:r>
@@ -3688,64 +3497,61 @@
           <w:p>
             <w:pPr>
               <w:spacing w:after="20"/>
-              <w:rPr>
-                <w:rFonts w:ascii="Times New Roman" w:hAnsi="Times New Roman" w:cs="Times New Roman"/>
-              </w:rPr>
-            </w:pPr>
-            <w:r>
-              <w:rPr>
-                <w:rFonts w:ascii="Times New Roman" w:hAnsi="Times New Roman" w:cs="Times New Roman"/>
-                <w:b/>
+            </w:pPr>
+            <w:r>
+              <w:rPr>
+                <w:rFonts w:ascii="Times New Roman" w:hAnsi="Times New Roman"/>
+                <w:b/>
+                <w:sz w:val="18"/>
               </w:rPr>
               <w:t xml:space="preserve">Representación: </w:t>
             </w:r>
             <w:r>
               <w:rPr>
-                <w:rFonts w:ascii="Times New Roman" w:hAnsi="Times New Roman" w:cs="Times New Roman"/>
-              </w:rPr>
-              <w:t>Pictogramas con elementos no verbales de la pág. 23 y semáforo visual de acciones a evitar de la pág. 24.</w:t>
+                <w:rFonts w:ascii="Times New Roman" w:hAnsi="Times New Roman"/>
+                <w:sz w:val="18"/>
+              </w:rPr>
+              <w:t>Pautas de elementos no verbales de la pág. 23 y acciones a evitar señaladas en la pág. 24.</w:t>
             </w:r>
           </w:p>
           <w:p>
             <w:pPr>
               <w:spacing w:after="20"/>
-              <w:rPr>
-                <w:rFonts w:ascii="Times New Roman" w:hAnsi="Times New Roman" w:cs="Times New Roman"/>
-              </w:rPr>
-            </w:pPr>
-            <w:r>
-              <w:rPr>
-                <w:rFonts w:ascii="Times New Roman" w:hAnsi="Times New Roman" w:cs="Times New Roman"/>
-                <w:b/>
+            </w:pPr>
+            <w:r>
+              <w:rPr>
+                <w:rFonts w:ascii="Times New Roman" w:hAnsi="Times New Roman"/>
+                <w:b/>
+                <w:sz w:val="18"/>
               </w:rPr>
               <w:t xml:space="preserve">Acción y expresión: </w:t>
             </w:r>
             <w:r>
               <w:rPr>
-                <w:rFonts w:ascii="Times New Roman" w:hAnsi="Times New Roman" w:cs="Times New Roman"/>
-              </w:rPr>
-              <w:t>Disertación en parejas apoyada en fichas nemotécnicas con palabras clave o apoyos visuales.</w:t>
+                <w:rFonts w:ascii="Times New Roman" w:hAnsi="Times New Roman"/>
+                <w:sz w:val="18"/>
+              </w:rPr>
+              <w:t>Disertación oral en parejas aplicando volumen y postura, y emisión oral de juicios de valor constructivos como oyentes.</w:t>
             </w:r>
           </w:p>
           <w:p>
             <w:pPr>
               <w:spacing w:after="20"/>
-              <w:rPr>
-                <w:rFonts w:ascii="Times New Roman" w:hAnsi="Times New Roman" w:cs="Times New Roman"/>
-              </w:rPr>
-            </w:pPr>
-            <w:r>
-              <w:rPr>
-                <w:rFonts w:ascii="Times New Roman" w:hAnsi="Times New Roman" w:cs="Times New Roman"/>
-                <w:b/>
+            </w:pPr>
+            <w:r>
+              <w:rPr>
+                <w:rFonts w:ascii="Times New Roman" w:hAnsi="Times New Roman"/>
+                <w:b/>
+                <w:sz w:val="18"/>
               </w:rPr>
               <w:t xml:space="preserve">Compromiso-Motivación: </w:t>
             </w:r>
             <w:r>
               <w:rPr>
-                <w:rFonts w:ascii="Times New Roman" w:hAnsi="Times New Roman" w:cs="Times New Roman"/>
-              </w:rPr>
-              <w:t>Trabajo en parejas para mitigar la ansiedad escénica e incentivo de insignias constructivas del auditorio.</w:t>
+                <w:rFonts w:ascii="Times New Roman" w:hAnsi="Times New Roman"/>
+                <w:sz w:val="18"/>
+              </w:rPr>
+              <w:t>Práctica en parejas para darse seguridad mutua y respeto del auditorio escolar.</w:t>
             </w:r>
           </w:p>
           <w:tbl>
@@ -3754,7 +3560,6 @@
               <w:tblW w:w="0" w:type="auto"/>
               <w:jc w:val="center"/>
               <w:tblLayout w:type="fixed"/>
-              <w:tblLook w:val="04A0" w:firstRow="1" w:lastRow="0" w:firstColumn="1" w:lastColumn="0" w:noHBand="0" w:noVBand="1"/>
             </w:tblPr>
             <w:tblGrid>
               <w:gridCol w:w="683"/>
@@ -3774,12 +3579,12 @@
                 <w:p>
                   <w:pPr>
                     <w:pStyle w:val="Sinespaciado"/>
-                    <w:framePr w:hSpace="141" w:wrap="around" w:vAnchor="text" w:hAnchor="margin" w:y="-138"/>
                     <w:jc w:val="center"/>
                     <w:rPr>
                       <w:rFonts w:ascii="Times New Roman" w:hAnsi="Times New Roman" w:cs="Times New Roman"/>
                       <w:b/>
                       <w:color w:val="FFFFFF"/>
+                      <w:sz w:val="20"/>
                     </w:rPr>
                   </w:pPr>
                   <w:r>
@@ -3787,6 +3592,7 @@
                       <w:rFonts w:ascii="Times New Roman" w:hAnsi="Times New Roman" w:cs="Times New Roman"/>
                       <w:b/>
                       <w:color w:val="FFFFFF"/>
+                      <w:sz w:val="20"/>
                     </w:rPr>
                     <w:t>R</w:t>
                   </w:r>
@@ -3800,12 +3606,12 @@
                 <w:p>
                   <w:pPr>
                     <w:pStyle w:val="Sinespaciado"/>
-                    <w:framePr w:hSpace="141" w:wrap="around" w:vAnchor="text" w:hAnchor="margin" w:y="-138"/>
                     <w:jc w:val="center"/>
                     <w:rPr>
                       <w:rFonts w:ascii="Times New Roman" w:hAnsi="Times New Roman" w:cs="Times New Roman"/>
                       <w:b/>
                       <w:color w:val="FFFFFF"/>
+                      <w:sz w:val="20"/>
                     </w:rPr>
                   </w:pPr>
                   <w:r>
@@ -3813,6 +3619,7 @@
                       <w:rFonts w:ascii="Times New Roman" w:hAnsi="Times New Roman" w:cs="Times New Roman"/>
                       <w:b/>
                       <w:color w:val="FFFFFF"/>
+                      <w:sz w:val="20"/>
                     </w:rPr>
                     <w:t>A-E</w:t>
                   </w:r>
@@ -3826,12 +3633,12 @@
                 <w:p>
                   <w:pPr>
                     <w:pStyle w:val="Sinespaciado"/>
-                    <w:framePr w:hSpace="141" w:wrap="around" w:vAnchor="text" w:hAnchor="margin" w:y="-138"/>
                     <w:jc w:val="center"/>
                     <w:rPr>
                       <w:rFonts w:ascii="Times New Roman" w:hAnsi="Times New Roman" w:cs="Times New Roman"/>
                       <w:b/>
                       <w:color w:val="FFFFFF"/>
+                      <w:sz w:val="20"/>
                     </w:rPr>
                   </w:pPr>
                   <w:r>
@@ -3839,6 +3646,7 @@
                       <w:rFonts w:ascii="Times New Roman" w:hAnsi="Times New Roman" w:cs="Times New Roman"/>
                       <w:b/>
                       <w:color w:val="FFFFFF"/>
+                      <w:sz w:val="20"/>
                     </w:rPr>
                     <w:t>C-M</w:t>
                   </w:r>
@@ -3849,22 +3657,17 @@
           <w:p>
             <w:pPr>
               <w:spacing w:before="40" w:after="40"/>
-              <w:rPr>
-                <w:rFonts w:ascii="Times New Roman" w:hAnsi="Times New Roman" w:cs="Times New Roman"/>
-              </w:rPr>
             </w:pPr>
           </w:p>
           <w:p>
             <w:pPr>
               <w:spacing w:before="80" w:after="20"/>
-              <w:rPr>
-                <w:rFonts w:ascii="Times New Roman" w:hAnsi="Times New Roman" w:cs="Times New Roman"/>
-              </w:rPr>
-            </w:pPr>
-            <w:r>
-              <w:rPr>
-                <w:rFonts w:ascii="Times New Roman" w:hAnsi="Times New Roman" w:cs="Times New Roman"/>
-                <w:b/>
+            </w:pPr>
+            <w:r>
+              <w:rPr>
+                <w:rFonts w:ascii="Times New Roman" w:hAnsi="Times New Roman"/>
+                <w:b/>
+                <w:sz w:val="20"/>
               </w:rPr>
               <w:t>Fase 4: Consolidación, Metacognición y Acuerdos de Escucha</w:t>
             </w:r>
@@ -3872,20 +3675,19 @@
           <w:p>
             <w:pPr>
               <w:spacing w:after="20"/>
-              <w:rPr>
-                <w:rFonts w:ascii="Times New Roman" w:hAnsi="Times New Roman" w:cs="Times New Roman"/>
-              </w:rPr>
-            </w:pPr>
-            <w:r>
-              <w:rPr>
-                <w:rFonts w:ascii="Times New Roman" w:hAnsi="Times New Roman" w:cs="Times New Roman"/>
-                <w:b/>
+            </w:pPr>
+            <w:r>
+              <w:rPr>
+                <w:rFonts w:ascii="Times New Roman" w:hAnsi="Times New Roman"/>
+                <w:b/>
+                <w:sz w:val="19"/>
               </w:rPr>
               <w:t xml:space="preserve">Actividad: </w:t>
             </w:r>
             <w:r>
               <w:rPr>
-                <w:rFonts w:ascii="Times New Roman" w:hAnsi="Times New Roman" w:cs="Times New Roman"/>
+                <w:rFonts w:ascii="Times New Roman" w:hAnsi="Times New Roman"/>
+                <w:sz w:val="19"/>
               </w:rPr>
               <w:t>Coevaluación formativa con lista de cotejo sobre la escucha y la oratoria. Ronda de reflexión metacognitiva: ¿Qué aprendí al escuchar a mis compañeros? ¿Cómo influye un juicio de valor respetuoso en la convivencia escolar? Firma colectiva del 'Decálogo del Auditorio Respetuoso' en el aula.</w:t>
             </w:r>
@@ -3893,28 +3695,24 @@
           <w:p>
             <w:pPr>
               <w:spacing w:after="40"/>
-              <w:rPr>
-                <w:rFonts w:ascii="Times New Roman" w:hAnsi="Times New Roman" w:cs="Times New Roman"/>
-              </w:rPr>
-            </w:pPr>
-            <w:r>
-              <w:rPr>
-                <w:rFonts w:ascii="Times New Roman" w:hAnsi="Times New Roman" w:cs="Times New Roman"/>
-              </w:rPr>
-              <w:t>Gamificación: Coronación de los equipos con la insignia digital 'Maestro de la Elocuencia y la Escucha Empática'.</w:t>
+            </w:pPr>
+            <w:r>
+              <w:rPr>
+                <w:rFonts w:ascii="Times New Roman" w:hAnsi="Times New Roman"/>
+                <w:sz w:val="19"/>
+              </w:rPr>
+              <w:t>Gamificación: Reconocimiento final a todos los participantes por su desempeño comunicativo.</w:t>
             </w:r>
           </w:p>
           <w:p>
             <w:pPr>
               <w:spacing w:after="20"/>
-              <w:rPr>
-                <w:rFonts w:ascii="Times New Roman" w:hAnsi="Times New Roman" w:cs="Times New Roman"/>
-              </w:rPr>
-            </w:pPr>
-            <w:r>
-              <w:rPr>
-                <w:rFonts w:ascii="Times New Roman" w:hAnsi="Times New Roman" w:cs="Times New Roman"/>
-                <w:b/>
+            </w:pPr>
+            <w:r>
+              <w:rPr>
+                <w:rFonts w:ascii="Times New Roman" w:hAnsi="Times New Roman"/>
+                <w:b/>
+                <w:sz w:val="19"/>
               </w:rPr>
               <w:t>DUA aplicado:</w:t>
             </w:r>
@@ -3922,64 +3720,61 @@
           <w:p>
             <w:pPr>
               <w:spacing w:after="20"/>
-              <w:rPr>
-                <w:rFonts w:ascii="Times New Roman" w:hAnsi="Times New Roman" w:cs="Times New Roman"/>
-              </w:rPr>
-            </w:pPr>
-            <w:r>
-              <w:rPr>
-                <w:rFonts w:ascii="Times New Roman" w:hAnsi="Times New Roman" w:cs="Times New Roman"/>
-                <w:b/>
+            </w:pPr>
+            <w:r>
+              <w:rPr>
+                <w:rFonts w:ascii="Times New Roman" w:hAnsi="Times New Roman"/>
+                <w:b/>
+                <w:sz w:val="18"/>
               </w:rPr>
               <w:t xml:space="preserve">Representación: </w:t>
             </w:r>
             <w:r>
               <w:rPr>
-                <w:rFonts w:ascii="Times New Roman" w:hAnsi="Times New Roman" w:cs="Times New Roman"/>
-              </w:rPr>
-              <w:t>Cartel visible en el aula con las pautas e íconos del Decálogo del Auditorio Respetuoso.</w:t>
+                <w:rFonts w:ascii="Times New Roman" w:hAnsi="Times New Roman"/>
+                <w:sz w:val="18"/>
+              </w:rPr>
+              <w:t>Lista de cotejo del texto escolar y pautas del decálogo del oyente en la pizarra.</w:t>
             </w:r>
           </w:p>
           <w:p>
             <w:pPr>
               <w:spacing w:after="20"/>
-              <w:rPr>
-                <w:rFonts w:ascii="Times New Roman" w:hAnsi="Times New Roman" w:cs="Times New Roman"/>
-              </w:rPr>
-            </w:pPr>
-            <w:r>
-              <w:rPr>
-                <w:rFonts w:ascii="Times New Roman" w:hAnsi="Times New Roman" w:cs="Times New Roman"/>
-                <w:b/>
+            </w:pPr>
+            <w:r>
+              <w:rPr>
+                <w:rFonts w:ascii="Times New Roman" w:hAnsi="Times New Roman"/>
+                <w:b/>
+                <w:sz w:val="18"/>
               </w:rPr>
               <w:t xml:space="preserve">Acción y expresión: </w:t>
             </w:r>
             <w:r>
               <w:rPr>
-                <w:rFonts w:ascii="Times New Roman" w:hAnsi="Times New Roman" w:cs="Times New Roman"/>
-              </w:rPr>
-              <w:t>Firma simbólica en el decálogo y expresión de un compromiso personal en frase escrita o dibujo.</w:t>
+                <w:rFonts w:ascii="Times New Roman" w:hAnsi="Times New Roman"/>
+                <w:sz w:val="18"/>
+              </w:rPr>
+              <w:t>Evaluación entre compañeros con la lista de cotejo y firma del compromiso de respeto.</w:t>
             </w:r>
           </w:p>
           <w:p>
             <w:pPr>
               <w:spacing w:after="20"/>
-              <w:rPr>
-                <w:rFonts w:ascii="Times New Roman" w:hAnsi="Times New Roman" w:cs="Times New Roman"/>
-              </w:rPr>
-            </w:pPr>
-            <w:r>
-              <w:rPr>
-                <w:rFonts w:ascii="Times New Roman" w:hAnsi="Times New Roman" w:cs="Times New Roman"/>
-                <w:b/>
+            </w:pPr>
+            <w:r>
+              <w:rPr>
+                <w:rFonts w:ascii="Times New Roman" w:hAnsi="Times New Roman"/>
+                <w:b/>
+                <w:sz w:val="18"/>
               </w:rPr>
               <w:t xml:space="preserve">Compromiso-Motivación: </w:t>
             </w:r>
             <w:r>
               <w:rPr>
-                <w:rFonts w:ascii="Times New Roman" w:hAnsi="Times New Roman" w:cs="Times New Roman"/>
-              </w:rPr>
-              <w:t>Reconocimiento público del avance comunicativo del grupo y entrega de la insignia de elocuencia.</w:t>
+                <w:rFonts w:ascii="Times New Roman" w:hAnsi="Times New Roman"/>
+                <w:sz w:val="18"/>
+              </w:rPr>
+              <w:t>Reflexión compartida sobre el valor del respeto y la escucha activa en la convivencia.</w:t>
             </w:r>
           </w:p>
           <w:tbl>
@@ -3988,7 +3783,6 @@
               <w:tblW w:w="0" w:type="auto"/>
               <w:jc w:val="center"/>
               <w:tblLayout w:type="fixed"/>
-              <w:tblLook w:val="04A0" w:firstRow="1" w:lastRow="0" w:firstColumn="1" w:lastColumn="0" w:noHBand="0" w:noVBand="1"/>
             </w:tblPr>
             <w:tblGrid>
               <w:gridCol w:w="683"/>
@@ -4008,12 +3802,12 @@
                 <w:p>
                   <w:pPr>
                     <w:pStyle w:val="Sinespaciado"/>
-                    <w:framePr w:hSpace="141" w:wrap="around" w:vAnchor="text" w:hAnchor="margin" w:y="-138"/>
                     <w:jc w:val="center"/>
                     <w:rPr>
                       <w:rFonts w:ascii="Times New Roman" w:hAnsi="Times New Roman" w:cs="Times New Roman"/>
                       <w:b/>
                       <w:color w:val="FFFFFF"/>
+                      <w:sz w:val="20"/>
                     </w:rPr>
                   </w:pPr>
                   <w:r>
@@ -4021,6 +3815,7 @@
                       <w:rFonts w:ascii="Times New Roman" w:hAnsi="Times New Roman" w:cs="Times New Roman"/>
                       <w:b/>
                       <w:color w:val="FFFFFF"/>
+                      <w:sz w:val="20"/>
                     </w:rPr>
                     <w:t>R</w:t>
                   </w:r>
@@ -4034,12 +3829,12 @@
                 <w:p>
                   <w:pPr>
                     <w:pStyle w:val="Sinespaciado"/>
-                    <w:framePr w:hSpace="141" w:wrap="around" w:vAnchor="text" w:hAnchor="margin" w:y="-138"/>
                     <w:jc w:val="center"/>
                     <w:rPr>
                       <w:rFonts w:ascii="Times New Roman" w:hAnsi="Times New Roman" w:cs="Times New Roman"/>
                       <w:b/>
                       <w:color w:val="FFFFFF"/>
+                      <w:sz w:val="20"/>
                     </w:rPr>
                   </w:pPr>
                   <w:r>
@@ -4047,6 +3842,7 @@
                       <w:rFonts w:ascii="Times New Roman" w:hAnsi="Times New Roman" w:cs="Times New Roman"/>
                       <w:b/>
                       <w:color w:val="FFFFFF"/>
+                      <w:sz w:val="20"/>
                     </w:rPr>
                     <w:t>A-E</w:t>
                   </w:r>
@@ -4060,12 +3856,12 @@
                 <w:p>
                   <w:pPr>
                     <w:pStyle w:val="Sinespaciado"/>
-                    <w:framePr w:hSpace="141" w:wrap="around" w:vAnchor="text" w:hAnchor="margin" w:y="-138"/>
                     <w:jc w:val="center"/>
                     <w:rPr>
                       <w:rFonts w:ascii="Times New Roman" w:hAnsi="Times New Roman" w:cs="Times New Roman"/>
                       <w:b/>
                       <w:color w:val="FFFFFF"/>
+                      <w:sz w:val="20"/>
                     </w:rPr>
                   </w:pPr>
                   <w:r>
@@ -4073,6 +3869,7 @@
                       <w:rFonts w:ascii="Times New Roman" w:hAnsi="Times New Roman" w:cs="Times New Roman"/>
                       <w:b/>
                       <w:color w:val="FFFFFF"/>
+                      <w:sz w:val="20"/>
                     </w:rPr>
                     <w:t>C-M</w:t>
                   </w:r>
@@ -4083,9 +3880,6 @@
           <w:p>
             <w:pPr>
               <w:spacing w:before="40" w:after="40"/>
-              <w:rPr>
-                <w:rFonts w:ascii="Times New Roman" w:hAnsi="Times New Roman" w:cs="Times New Roman"/>
-              </w:rPr>
             </w:pPr>
           </w:p>
         </w:tc>
@@ -4217,7 +4011,9 @@
             </w:tcBorders>
             <w:shd w:val="clear" w:color="auto" w:fill="auto"/>
           </w:tcPr>
-          <w:p/>
+          <w:p>
+            <w:r/>
+          </w:p>
           <w:p>
             <w:pPr>
               <w:spacing w:before="40" w:after="40"/>
@@ -4226,6 +4022,7 @@
               <w:rPr>
                 <w:rFonts w:ascii="Times New Roman" w:hAnsi="Times New Roman"/>
                 <w:b/>
+                <w:sz w:val="22"/>
               </w:rPr>
               <w:t>SEMANA 8 (19/10 al 23/10/2026) · LECTURA</w:t>
             </w:r>
@@ -4305,7 +4102,7 @@
                 <w:rFonts w:ascii="Times New Roman" w:hAnsi="Times New Roman"/>
                 <w:sz w:val="19"/>
               </w:rPr>
-              <w:t>Gamificación: 'Detector de Noticias Falsas': Los estudiantes votan con tarjetas de veracidad y ganan puntos de criterio científico.</w:t>
+              <w:t>Gamificación: Sondeo de opinión sobre la veracidad del texto con votación en clase.</w:t>
             </w:r>
           </w:p>
           <w:p>
@@ -4338,7 +4135,7 @@
                 <w:rFonts w:ascii="Times New Roman" w:hAnsi="Times New Roman"/>
                 <w:sz w:val="18"/>
               </w:rPr>
-              <w:t>Contraste visual entre una noticia falsa de redes y el artículo formal de la pág. 26 con imágenes de fósiles.</w:t>
+              <w:t>Texto y fotografías de fósiles de la pág. 26 contrastados con información no verificada.</w:t>
             </w:r>
           </w:p>
           <w:p>
@@ -4358,7 +4155,7 @@
                 <w:rFonts w:ascii="Times New Roman" w:hAnsi="Times New Roman"/>
                 <w:sz w:val="18"/>
               </w:rPr>
-              <w:t>Votación con tarjetas de colores y participación oral en la discusión sobre veracidad.</w:t>
+              <w:t>Intervención oral en debate respondiendo a las preguntas de confiabilidad de fuentes.</w:t>
             </w:r>
           </w:p>
           <w:p>
@@ -4378,7 +4175,7 @@
                 <w:rFonts w:ascii="Times New Roman" w:hAnsi="Times New Roman"/>
                 <w:sz w:val="18"/>
               </w:rPr>
-              <w:t>Vinculación con situaciones reales del uso de redes sociales y pensamiento crítico.</w:t>
+              <w:t>Desafío de indagar y discernir entre información falsa y datos científicos.</w:t>
             </w:r>
           </w:p>
           <w:tbl>
@@ -4387,7 +4184,6 @@
               <w:tblW w:w="0" w:type="auto"/>
               <w:jc w:val="center"/>
               <w:tblLayout w:type="fixed"/>
-              <w:tblLook w:val="04A0" w:firstRow="1" w:lastRow="0" w:firstColumn="1" w:lastColumn="0" w:noHBand="0" w:noVBand="1"/>
             </w:tblPr>
             <w:tblGrid>
               <w:gridCol w:w="683"/>
@@ -4407,7 +4203,6 @@
                 <w:p>
                   <w:pPr>
                     <w:pStyle w:val="Sinespaciado"/>
-                    <w:framePr w:hSpace="141" w:wrap="around" w:vAnchor="text" w:hAnchor="margin" w:y="-138"/>
                     <w:jc w:val="center"/>
                     <w:rPr>
                       <w:rFonts w:ascii="Times New Roman" w:hAnsi="Times New Roman" w:cs="Times New Roman"/>
@@ -4435,7 +4230,6 @@
                 <w:p>
                   <w:pPr>
                     <w:pStyle w:val="Sinespaciado"/>
-                    <w:framePr w:hSpace="141" w:wrap="around" w:vAnchor="text" w:hAnchor="margin" w:y="-138"/>
                     <w:jc w:val="center"/>
                     <w:rPr>
                       <w:rFonts w:ascii="Times New Roman" w:hAnsi="Times New Roman" w:cs="Times New Roman"/>
@@ -4463,7 +4257,6 @@
                 <w:p>
                   <w:pPr>
                     <w:pStyle w:val="Sinespaciado"/>
-                    <w:framePr w:hSpace="141" w:wrap="around" w:vAnchor="text" w:hAnchor="margin" w:y="-138"/>
                     <w:jc w:val="center"/>
                     <w:rPr>
                       <w:rFonts w:ascii="Times New Roman" w:hAnsi="Times New Roman" w:cs="Times New Roman"/>
@@ -4532,7 +4325,7 @@
                 <w:rFonts w:ascii="Times New Roman" w:hAnsi="Times New Roman"/>
                 <w:sz w:val="19"/>
               </w:rPr>
-              <w:t>Gamificación: 'Exploradores de la Biblioteca': Relevos por equipos para ubicar libros según su signatura topográfica.</w:t>
+              <w:t>Gamificación: Dinámica por equipos para ubicar información en el texto y biblioteca.</w:t>
             </w:r>
           </w:p>
           <w:p>
@@ -4565,7 +4358,7 @@
                 <w:rFonts w:ascii="Times New Roman" w:hAnsi="Times New Roman"/>
                 <w:sz w:val="18"/>
               </w:rPr>
-              <w:t>Esquema visual de la estructura del artículo y organizador gráfico de la biblioteca en pizarra.</w:t>
+              <w:t>Lectura del artículo de divulgación científica (págs. 27-32) e información de biblioteca (págs. 33-35).</w:t>
             </w:r>
           </w:p>
           <w:p>
@@ -4585,7 +4378,7 @@
                 <w:rFonts w:ascii="Times New Roman" w:hAnsi="Times New Roman"/>
                 <w:sz w:val="18"/>
               </w:rPr>
-              <w:t>Subrayado de ideas principales en el texto y llenado de una ficha bibliográfica en el cuaderno.</w:t>
+              <w:t>Subrayado de las partes del artículo y registro de los datos de fichaje en el cuaderno.</w:t>
             </w:r>
           </w:p>
           <w:p>
@@ -4605,7 +4398,7 @@
                 <w:rFonts w:ascii="Times New Roman" w:hAnsi="Times New Roman"/>
                 <w:sz w:val="18"/>
               </w:rPr>
-              <w:t>Uso interactivo de la biblioteca escolar como espacio de autonomía investigativa.</w:t>
+              <w:t>Interés por conocer cómo se organiza y consulta información en una biblioteca.</w:t>
             </w:r>
           </w:p>
           <w:tbl>
@@ -4614,7 +4407,6 @@
               <w:tblW w:w="0" w:type="auto"/>
               <w:jc w:val="center"/>
               <w:tblLayout w:type="fixed"/>
-              <w:tblLook w:val="04A0" w:firstRow="1" w:lastRow="0" w:firstColumn="1" w:lastColumn="0" w:noHBand="0" w:noVBand="1"/>
             </w:tblPr>
             <w:tblGrid>
               <w:gridCol w:w="683"/>
@@ -4634,7 +4426,6 @@
                 <w:p>
                   <w:pPr>
                     <w:pStyle w:val="Sinespaciado"/>
-                    <w:framePr w:hSpace="141" w:wrap="around" w:vAnchor="text" w:hAnchor="margin" w:y="-138"/>
                     <w:jc w:val="center"/>
                     <w:rPr>
                       <w:rFonts w:ascii="Times New Roman" w:hAnsi="Times New Roman" w:cs="Times New Roman"/>
@@ -4662,7 +4453,6 @@
                 <w:p>
                   <w:pPr>
                     <w:pStyle w:val="Sinespaciado"/>
-                    <w:framePr w:hSpace="141" w:wrap="around" w:vAnchor="text" w:hAnchor="margin" w:y="-138"/>
                     <w:jc w:val="center"/>
                     <w:rPr>
                       <w:rFonts w:ascii="Times New Roman" w:hAnsi="Times New Roman" w:cs="Times New Roman"/>
@@ -4690,7 +4480,6 @@
                 <w:p>
                   <w:pPr>
                     <w:pStyle w:val="Sinespaciado"/>
-                    <w:framePr w:hSpace="141" w:wrap="around" w:vAnchor="text" w:hAnchor="margin" w:y="-138"/>
                     <w:jc w:val="center"/>
                     <w:rPr>
                       <w:rFonts w:ascii="Times New Roman" w:hAnsi="Times New Roman" w:cs="Times New Roman"/>
@@ -4759,7 +4548,7 @@
                 <w:rFonts w:ascii="Times New Roman" w:hAnsi="Times New Roman"/>
                 <w:sz w:val="19"/>
               </w:rPr>
-              <w:t>Gamificación: 'Récord de Fichaje': Premiación con la medalla de 'Bibliotecario Experto' al equipo con mayor precisión.</w:t>
+              <w:t>Gamificación: Registro de fichas bibliográficas completas con retroalimentación formativa.</w:t>
             </w:r>
           </w:p>
           <w:p>
@@ -4792,7 +4581,7 @@
                 <w:rFonts w:ascii="Times New Roman" w:hAnsi="Times New Roman"/>
                 <w:sz w:val="18"/>
               </w:rPr>
-              <w:t>Cuestionario guiado del libro y modelo visual de ficha bibliográfica de préstamo.</w:t>
+              <w:t>Actividades de comprensión lectora del texto (págs. 36-38) y formato de ficha del libro.</w:t>
             </w:r>
           </w:p>
           <w:p>
@@ -4812,7 +4601,7 @@
                 <w:rFonts w:ascii="Times New Roman" w:hAnsi="Times New Roman"/>
                 <w:sz w:val="18"/>
               </w:rPr>
-              <w:t>Resolución escrita de inferencias en parejas y registro de la ficha técnica del libro.</w:t>
+              <w:t>Resolución escrita de los talleres de comprensión y llenado de la ficha bibliográfica.</w:t>
             </w:r>
           </w:p>
           <w:p>
@@ -4832,7 +4621,7 @@
                 <w:rFonts w:ascii="Times New Roman" w:hAnsi="Times New Roman"/>
                 <w:sz w:val="18"/>
               </w:rPr>
-              <w:t>Trabajo cooperativo en duplas con validación de respuestas entre compañeros.</w:t>
+              <w:t>Autonomía al elegir un libro y registrar su información bibliográfica.</w:t>
             </w:r>
           </w:p>
           <w:tbl>
@@ -4841,7 +4630,6 @@
               <w:tblW w:w="0" w:type="auto"/>
               <w:jc w:val="center"/>
               <w:tblLayout w:type="fixed"/>
-              <w:tblLook w:val="04A0" w:firstRow="1" w:lastRow="0" w:firstColumn="1" w:lastColumn="0" w:noHBand="0" w:noVBand="1"/>
             </w:tblPr>
             <w:tblGrid>
               <w:gridCol w:w="683"/>
@@ -4861,7 +4649,6 @@
                 <w:p>
                   <w:pPr>
                     <w:pStyle w:val="Sinespaciado"/>
-                    <w:framePr w:hSpace="141" w:wrap="around" w:vAnchor="text" w:hAnchor="margin" w:y="-138"/>
                     <w:jc w:val="center"/>
                     <w:rPr>
                       <w:rFonts w:ascii="Times New Roman" w:hAnsi="Times New Roman" w:cs="Times New Roman"/>
@@ -4889,7 +4676,6 @@
                 <w:p>
                   <w:pPr>
                     <w:pStyle w:val="Sinespaciado"/>
-                    <w:framePr w:hSpace="141" w:wrap="around" w:vAnchor="text" w:hAnchor="margin" w:y="-138"/>
                     <w:jc w:val="center"/>
                     <w:rPr>
                       <w:rFonts w:ascii="Times New Roman" w:hAnsi="Times New Roman" w:cs="Times New Roman"/>
@@ -4917,7 +4703,6 @@
                 <w:p>
                   <w:pPr>
                     <w:pStyle w:val="Sinespaciado"/>
-                    <w:framePr w:hSpace="141" w:wrap="around" w:vAnchor="text" w:hAnchor="margin" w:y="-138"/>
                     <w:jc w:val="center"/>
                     <w:rPr>
                       <w:rFonts w:ascii="Times New Roman" w:hAnsi="Times New Roman" w:cs="Times New Roman"/>
@@ -4986,7 +4771,7 @@
                 <w:rFonts w:ascii="Times New Roman" w:hAnsi="Times New Roman"/>
                 <w:sz w:val="19"/>
               </w:rPr>
-              <w:t>Gamificación: Insignia digital 'Investigador Científico Junior' para todos los equipos.</w:t>
+              <w:t>Gamificación: Puesta en común de hallazgos y autoevaluación reflexiva.</w:t>
             </w:r>
           </w:p>
           <w:p>
@@ -5019,7 +4804,7 @@
                 <w:rFonts w:ascii="Times New Roman" w:hAnsi="Times New Roman"/>
                 <w:sz w:val="18"/>
               </w:rPr>
-              <w:t>Mural en el aula con las fichas de lectura y hallazgos científicos de los estudiantes.</w:t>
+              <w:t>Datos registrados por los estudiantes en sus fichas y preguntas de metacognición en la pizarra.</w:t>
             </w:r>
           </w:p>
           <w:p>
@@ -5039,7 +4824,7 @@
                 <w:rFonts w:ascii="Times New Roman" w:hAnsi="Times New Roman"/>
                 <w:sz w:val="18"/>
               </w:rPr>
-              <w:t>Exposición oral breve de 1 minuto por dupla y autoevaluación en escala gráfica.</w:t>
+              <w:t>Exposición oral de un dato curioso por dupla y respuesta reflexiva sobre su comprensión.</w:t>
             </w:r>
           </w:p>
           <w:p>
@@ -5059,7 +4844,7 @@
                 <w:rFonts w:ascii="Times New Roman" w:hAnsi="Times New Roman"/>
                 <w:sz w:val="18"/>
               </w:rPr>
-              <w:t>Reconocimiento público del esfuerzo lector y curiosidad científica del aula.</w:t>
+              <w:t>Satisfacción de compartir hallazgos científicos con los compañeros del aula.</w:t>
             </w:r>
           </w:p>
           <w:tbl>
@@ -5068,7 +4853,6 @@
               <w:tblW w:w="0" w:type="auto"/>
               <w:jc w:val="center"/>
               <w:tblLayout w:type="fixed"/>
-              <w:tblLook w:val="04A0" w:firstRow="1" w:lastRow="0" w:firstColumn="1" w:lastColumn="0" w:noHBand="0" w:noVBand="1"/>
             </w:tblPr>
             <w:tblGrid>
               <w:gridCol w:w="683"/>
@@ -5088,7 +4872,6 @@
                 <w:p>
                   <w:pPr>
                     <w:pStyle w:val="Sinespaciado"/>
-                    <w:framePr w:hSpace="141" w:wrap="around" w:vAnchor="text" w:hAnchor="margin" w:y="-138"/>
                     <w:jc w:val="center"/>
                     <w:rPr>
                       <w:rFonts w:ascii="Times New Roman" w:hAnsi="Times New Roman" w:cs="Times New Roman"/>
@@ -5116,7 +4899,6 @@
                 <w:p>
                   <w:pPr>
                     <w:pStyle w:val="Sinespaciado"/>
-                    <w:framePr w:hSpace="141" w:wrap="around" w:vAnchor="text" w:hAnchor="margin" w:y="-138"/>
                     <w:jc w:val="center"/>
                     <w:rPr>
                       <w:rFonts w:ascii="Times New Roman" w:hAnsi="Times New Roman" w:cs="Times New Roman"/>
@@ -5144,7 +4926,6 @@
                 <w:p>
                   <w:pPr>
                     <w:pStyle w:val="Sinespaciado"/>
-                    <w:framePr w:hSpace="141" w:wrap="around" w:vAnchor="text" w:hAnchor="margin" w:y="-138"/>
                     <w:jc w:val="center"/>
                     <w:rPr>
                       <w:rFonts w:ascii="Times New Roman" w:hAnsi="Times New Roman" w:cs="Times New Roman"/>
@@ -5282,7 +5063,9 @@
             </w:tcBorders>
             <w:shd w:val="clear" w:color="auto" w:fill="auto"/>
           </w:tcPr>
-          <w:p/>
+          <w:p>
+            <w:r/>
+          </w:p>
           <w:p>
             <w:pPr>
               <w:spacing w:before="40" w:after="40"/>
@@ -5291,6 +5074,7 @@
               <w:rPr>
                 <w:rFonts w:ascii="Times New Roman" w:hAnsi="Times New Roman"/>
                 <w:b/>
+                <w:sz w:val="22"/>
               </w:rPr>
               <w:t>SEMANA 9 (26/10 al 30/10/2026) · ESCRITURA &amp; GRAMÁTICA</w:t>
             </w:r>
@@ -5370,7 +5154,7 @@
                 <w:rFonts w:ascii="Times New Roman" w:hAnsi="Times New Roman"/>
                 <w:sz w:val="19"/>
               </w:rPr>
-              <w:t>Gamificación: 'Carné de Reportero Científico': Cada estudiante recibe su pase de redacción escolar.</w:t>
+              <w:t>Gamificación: Convocatoria editorial motivadora para escribir notas científicas.</w:t>
             </w:r>
           </w:p>
           <w:p>
@@ -5403,7 +5187,7 @@
                 <w:rFonts w:ascii="Times New Roman" w:hAnsi="Times New Roman"/>
                 <w:sz w:val="18"/>
               </w:rPr>
-              <w:t>Modelo visual de nota científica de la pág. 39 con titulares y párrafos rotulados.</w:t>
+              <w:t>Modelo de nota científica del texto escolar (pág. 39) con sus partes señaladas.</w:t>
             </w:r>
           </w:p>
           <w:p>
@@ -5423,7 +5207,7 @@
                 <w:rFonts w:ascii="Times New Roman" w:hAnsi="Times New Roman"/>
                 <w:sz w:val="18"/>
               </w:rPr>
-              <w:t>Lluvia de ideas oral y elección del tema de divulgación individual o en parejas.</w:t>
+              <w:t>Lectura analítica del modelo y selección oral o escrita del tema a investigar.</w:t>
             </w:r>
           </w:p>
           <w:p>
@@ -5443,7 +5227,7 @@
                 <w:rFonts w:ascii="Times New Roman" w:hAnsi="Times New Roman"/>
                 <w:sz w:val="18"/>
               </w:rPr>
-              <w:t>Sentido de propósito auténtico al escribir para la comunidad educativa.</w:t>
+              <w:t>Propósito comunicativo de redactar un texto para la revista de la institución.</w:t>
             </w:r>
           </w:p>
           <w:tbl>
@@ -5452,7 +5236,6 @@
               <w:tblW w:w="0" w:type="auto"/>
               <w:jc w:val="center"/>
               <w:tblLayout w:type="fixed"/>
-              <w:tblLook w:val="04A0" w:firstRow="1" w:lastRow="0" w:firstColumn="1" w:lastColumn="0" w:noHBand="0" w:noVBand="1"/>
             </w:tblPr>
             <w:tblGrid>
               <w:gridCol w:w="683"/>
@@ -5472,7 +5255,6 @@
                 <w:p>
                   <w:pPr>
                     <w:pStyle w:val="Sinespaciado"/>
-                    <w:framePr w:hSpace="141" w:wrap="around" w:vAnchor="text" w:hAnchor="margin" w:y="-138"/>
                     <w:jc w:val="center"/>
                     <w:rPr>
                       <w:rFonts w:ascii="Times New Roman" w:hAnsi="Times New Roman" w:cs="Times New Roman"/>
@@ -5500,7 +5282,6 @@
                 <w:p>
                   <w:pPr>
                     <w:pStyle w:val="Sinespaciado"/>
-                    <w:framePr w:hSpace="141" w:wrap="around" w:vAnchor="text" w:hAnchor="margin" w:y="-138"/>
                     <w:jc w:val="center"/>
                     <w:rPr>
                       <w:rFonts w:ascii="Times New Roman" w:hAnsi="Times New Roman" w:cs="Times New Roman"/>
@@ -5528,7 +5309,6 @@
                 <w:p>
                   <w:pPr>
                     <w:pStyle w:val="Sinespaciado"/>
-                    <w:framePr w:hSpace="141" w:wrap="around" w:vAnchor="text" w:hAnchor="margin" w:y="-138"/>
                     <w:jc w:val="center"/>
                     <w:rPr>
                       <w:rFonts w:ascii="Times New Roman" w:hAnsi="Times New Roman" w:cs="Times New Roman"/>
@@ -5597,7 +5377,7 @@
                 <w:rFonts w:ascii="Times New Roman" w:hAnsi="Times New Roman"/>
                 <w:sz w:val="19"/>
               </w:rPr>
-              <w:t>Gamificación: 'Ruleta Verbal': Desafío interactivo de conjugación rápida ganando puntos de rigor gramatical.</w:t>
+              <w:t>Gamificación: Práctica interactiva de conjugación rápida en pizarra.</w:t>
             </w:r>
           </w:p>
           <w:p>
@@ -5630,7 +5410,7 @@
                 <w:rFonts w:ascii="Times New Roman" w:hAnsi="Times New Roman"/>
                 <w:sz w:val="18"/>
               </w:rPr>
-              <w:t>Matriz estructurada de la pág. 40 y tablas visuales de modos y tiempos verbales en pizarra.</w:t>
+              <w:t>Matriz de planificación (pág. 40) y cuadros de conjugación verbal del texto (págs. 41-45).</w:t>
             </w:r>
           </w:p>
           <w:p>
@@ -5650,7 +5430,7 @@
                 <w:rFonts w:ascii="Times New Roman" w:hAnsi="Times New Roman"/>
                 <w:sz w:val="18"/>
               </w:rPr>
-              <w:t>Llenado de la matriz de planificación y ejercicios de conjugación en el texto y cuaderno.</w:t>
+              <w:t>Completación escrita de la matriz de planificación y desarrollo de ejercicios verbales en el texto.</w:t>
             </w:r>
           </w:p>
           <w:p>
@@ -5670,7 +5450,7 @@
                 <w:rFonts w:ascii="Times New Roman" w:hAnsi="Times New Roman"/>
                 <w:sz w:val="18"/>
               </w:rPr>
-              <w:t>Comprensión gradual de la gramática como herramienta para que el texto sea claro y profesional.</w:t>
+              <w:t>Aplicación práctica de la gramática para dar claridad y coherencia al escrito.</w:t>
             </w:r>
           </w:p>
           <w:tbl>
@@ -5679,7 +5459,6 @@
               <w:tblW w:w="0" w:type="auto"/>
               <w:jc w:val="center"/>
               <w:tblLayout w:type="fixed"/>
-              <w:tblLook w:val="04A0" w:firstRow="1" w:lastRow="0" w:firstColumn="1" w:lastColumn="0" w:noHBand="0" w:noVBand="1"/>
             </w:tblPr>
             <w:tblGrid>
               <w:gridCol w:w="683"/>
@@ -5699,7 +5478,6 @@
                 <w:p>
                   <w:pPr>
                     <w:pStyle w:val="Sinespaciado"/>
-                    <w:framePr w:hSpace="141" w:wrap="around" w:vAnchor="text" w:hAnchor="margin" w:y="-138"/>
                     <w:jc w:val="center"/>
                     <w:rPr>
                       <w:rFonts w:ascii="Times New Roman" w:hAnsi="Times New Roman" w:cs="Times New Roman"/>
@@ -5727,7 +5505,6 @@
                 <w:p>
                   <w:pPr>
                     <w:pStyle w:val="Sinespaciado"/>
-                    <w:framePr w:hSpace="141" w:wrap="around" w:vAnchor="text" w:hAnchor="margin" w:y="-138"/>
                     <w:jc w:val="center"/>
                     <w:rPr>
                       <w:rFonts w:ascii="Times New Roman" w:hAnsi="Times New Roman" w:cs="Times New Roman"/>
@@ -5755,7 +5532,6 @@
                 <w:p>
                   <w:pPr>
                     <w:pStyle w:val="Sinespaciado"/>
-                    <w:framePr w:hSpace="141" w:wrap="around" w:vAnchor="text" w:hAnchor="margin" w:y="-138"/>
                     <w:jc w:val="center"/>
                     <w:rPr>
                       <w:rFonts w:ascii="Times New Roman" w:hAnsi="Times New Roman" w:cs="Times New Roman"/>
@@ -5824,7 +5600,7 @@
                 <w:rFonts w:ascii="Times New Roman" w:hAnsi="Times New Roman"/>
                 <w:sz w:val="19"/>
               </w:rPr>
-              <w:t>Gamificación: 'Mesa de Editores': Los revisores otorgan sellos de calidad editorial a los borradores pulidos.</w:t>
+              <w:t>Gamificación: Revisión de borradores entre compañeros con criterios de calidad.</w:t>
             </w:r>
           </w:p>
           <w:p>
@@ -5857,23 +5633,7 @@
                 <w:rFonts w:ascii="Times New Roman" w:hAnsi="Times New Roman"/>
                 <w:sz w:val="18"/>
               </w:rPr>
-              <w:t xml:space="preserve">Pauta guía de redacción de las págs. 46-47 y lista de cotejo </w:t>
-            </w:r>
-            <w:proofErr w:type="spellStart"/>
-            <w:r>
-              <w:rPr>
-                <w:rFonts w:ascii="Times New Roman" w:hAnsi="Times New Roman"/>
-                <w:sz w:val="18"/>
-              </w:rPr>
-              <w:t>coevaluativa</w:t>
-            </w:r>
-            <w:proofErr w:type="spellEnd"/>
-            <w:r>
-              <w:rPr>
-                <w:rFonts w:ascii="Times New Roman" w:hAnsi="Times New Roman"/>
-                <w:sz w:val="18"/>
-              </w:rPr>
-              <w:t xml:space="preserve"> visual.</w:t>
+              <w:t>Pautas de redacción del texto (págs. 46-47) y tabla de autoevaluación de la pág. 47.</w:t>
             </w:r>
           </w:p>
           <w:p>
@@ -5893,7 +5653,7 @@
                 <w:rFonts w:ascii="Times New Roman" w:hAnsi="Times New Roman"/>
                 <w:sz w:val="18"/>
               </w:rPr>
-              <w:t>Escritura del borrador a mano y corrección colaborativa con sugerencias entre compañeros.</w:t>
+              <w:t>Escritura del borrador en hojas o cuaderno y revisión en parejas de la ortografía y redacción.</w:t>
             </w:r>
           </w:p>
           <w:p>
@@ -5913,7 +5673,7 @@
                 <w:rFonts w:ascii="Times New Roman" w:hAnsi="Times New Roman"/>
                 <w:sz w:val="18"/>
               </w:rPr>
-              <w:t>Apoyo recíproco en la revisión para superar dificultades sin temor a equivocarse.</w:t>
+              <w:t>Colaboración entre compañeros para mejorar el borrador antes de su entrega final.</w:t>
             </w:r>
           </w:p>
           <w:tbl>
@@ -5922,7 +5682,6 @@
               <w:tblW w:w="0" w:type="auto"/>
               <w:jc w:val="center"/>
               <w:tblLayout w:type="fixed"/>
-              <w:tblLook w:val="04A0" w:firstRow="1" w:lastRow="0" w:firstColumn="1" w:lastColumn="0" w:noHBand="0" w:noVBand="1"/>
             </w:tblPr>
             <w:tblGrid>
               <w:gridCol w:w="683"/>
@@ -5942,7 +5701,6 @@
                 <w:p>
                   <w:pPr>
                     <w:pStyle w:val="Sinespaciado"/>
-                    <w:framePr w:hSpace="141" w:wrap="around" w:vAnchor="text" w:hAnchor="margin" w:y="-138"/>
                     <w:jc w:val="center"/>
                     <w:rPr>
                       <w:rFonts w:ascii="Times New Roman" w:hAnsi="Times New Roman" w:cs="Times New Roman"/>
@@ -5970,7 +5728,6 @@
                 <w:p>
                   <w:pPr>
                     <w:pStyle w:val="Sinespaciado"/>
-                    <w:framePr w:hSpace="141" w:wrap="around" w:vAnchor="text" w:hAnchor="margin" w:y="-138"/>
                     <w:jc w:val="center"/>
                     <w:rPr>
                       <w:rFonts w:ascii="Times New Roman" w:hAnsi="Times New Roman" w:cs="Times New Roman"/>
@@ -5998,7 +5755,6 @@
                 <w:p>
                   <w:pPr>
                     <w:pStyle w:val="Sinespaciado"/>
-                    <w:framePr w:hSpace="141" w:wrap="around" w:vAnchor="text" w:hAnchor="margin" w:y="-138"/>
                     <w:jc w:val="center"/>
                     <w:rPr>
                       <w:rFonts w:ascii="Times New Roman" w:hAnsi="Times New Roman" w:cs="Times New Roman"/>
@@ -6067,7 +5823,7 @@
                 <w:rFonts w:ascii="Times New Roman" w:hAnsi="Times New Roman"/>
                 <w:sz w:val="19"/>
               </w:rPr>
-              <w:t>Gamificación: Publicación oficial y entrega del botón digital 'Periodista Científico Destacado'.</w:t>
+              <w:t>Gamificación: Exhibición de las notas científicas en la cartelera del aula.</w:t>
             </w:r>
           </w:p>
           <w:p>
@@ -6100,7 +5856,7 @@
                 <w:rFonts w:ascii="Times New Roman" w:hAnsi="Times New Roman"/>
                 <w:sz w:val="18"/>
               </w:rPr>
-              <w:t>Formato visible del boletín mural con espacios asignados para cada artículo.</w:t>
+              <w:t>Textos corregidos en limpio y cartelera del aula para su exhibición.</w:t>
             </w:r>
           </w:p>
           <w:p>
@@ -6120,7 +5876,7 @@
                 <w:rFonts w:ascii="Times New Roman" w:hAnsi="Times New Roman"/>
                 <w:sz w:val="18"/>
               </w:rPr>
-              <w:t>Transcripción en limpio de la nota y lectura voluntaria en asamblea de aula.</w:t>
+              <w:t>Escritura final en limpio de la nota científica y lectura en voz alta en clase.</w:t>
             </w:r>
           </w:p>
           <w:p>
@@ -6140,7 +5896,7 @@
                 <w:rFonts w:ascii="Times New Roman" w:hAnsi="Times New Roman"/>
                 <w:sz w:val="18"/>
               </w:rPr>
-              <w:t>Satisfacción de ver el producto escrito terminado y compartido con la institución.</w:t>
+              <w:t>Reconocimiento del trabajo individual al ver su nota publicada en el mural.</w:t>
             </w:r>
           </w:p>
           <w:tbl>
@@ -6149,7 +5905,6 @@
               <w:tblW w:w="0" w:type="auto"/>
               <w:jc w:val="center"/>
               <w:tblLayout w:type="fixed"/>
-              <w:tblLook w:val="04A0" w:firstRow="1" w:lastRow="0" w:firstColumn="1" w:lastColumn="0" w:noHBand="0" w:noVBand="1"/>
             </w:tblPr>
             <w:tblGrid>
               <w:gridCol w:w="683"/>
@@ -6169,7 +5924,6 @@
                 <w:p>
                   <w:pPr>
                     <w:pStyle w:val="Sinespaciado"/>
-                    <w:framePr w:hSpace="141" w:wrap="around" w:vAnchor="text" w:hAnchor="margin" w:y="-138"/>
                     <w:jc w:val="center"/>
                     <w:rPr>
                       <w:rFonts w:ascii="Times New Roman" w:hAnsi="Times New Roman" w:cs="Times New Roman"/>
@@ -6197,7 +5951,6 @@
                 <w:p>
                   <w:pPr>
                     <w:pStyle w:val="Sinespaciado"/>
-                    <w:framePr w:hSpace="141" w:wrap="around" w:vAnchor="text" w:hAnchor="margin" w:y="-138"/>
                     <w:jc w:val="center"/>
                     <w:rPr>
                       <w:rFonts w:ascii="Times New Roman" w:hAnsi="Times New Roman" w:cs="Times New Roman"/>
@@ -6225,7 +5978,6 @@
                 <w:p>
                   <w:pPr>
                     <w:pStyle w:val="Sinespaciado"/>
-                    <w:framePr w:hSpace="141" w:wrap="around" w:vAnchor="text" w:hAnchor="margin" w:y="-138"/>
                     <w:jc w:val="center"/>
                     <w:rPr>
                       <w:rFonts w:ascii="Times New Roman" w:hAnsi="Times New Roman" w:cs="Times New Roman"/>
@@ -6349,7 +6101,9 @@
             </w:tcBorders>
             <w:shd w:val="clear" w:color="auto" w:fill="auto"/>
           </w:tcPr>
-          <w:p/>
+          <w:p>
+            <w:r/>
+          </w:p>
           <w:p>
             <w:pPr>
               <w:spacing w:before="40" w:after="40"/>
@@ -6358,6 +6112,7 @@
               <w:rPr>
                 <w:rFonts w:ascii="Times New Roman" w:hAnsi="Times New Roman"/>
                 <w:b/>
+                <w:sz w:val="22"/>
               </w:rPr>
               <w:t>SEMANA 10 (02/11 al 06/11/2026) · LITERATURA</w:t>
             </w:r>
@@ -6437,7 +6192,7 @@
                 <w:rFonts w:ascii="Times New Roman" w:hAnsi="Times New Roman"/>
                 <w:sz w:val="19"/>
               </w:rPr>
-              <w:t>Gamificación: 'La Fogata de los Sabios': Los estudiantes aportan una historia ancestral y acumulan puntos de memoria oral.</w:t>
+              <w:t>Gamificación: Diálogo en círculo sobre relatos y leyendas ancestrales.</w:t>
             </w:r>
           </w:p>
           <w:p>
@@ -6470,7 +6225,7 @@
                 <w:rFonts w:ascii="Times New Roman" w:hAnsi="Times New Roman"/>
                 <w:sz w:val="18"/>
               </w:rPr>
-              <w:t>Narración oral expresiva acompañada de las láminas ilustradas de las págs. 54-55.</w:t>
+              <w:t>Lectura en voz alta y textos ilustrados del mito en las páginas 54 y 55.</w:t>
             </w:r>
           </w:p>
           <w:p>
@@ -6490,7 +6245,7 @@
                 <w:rFonts w:ascii="Times New Roman" w:hAnsi="Times New Roman"/>
                 <w:sz w:val="18"/>
               </w:rPr>
-              <w:t>Comentarios orales espontáneos compartiendo relatos tradicionales de sus familias.</w:t>
+              <w:t>Participación oral respondiendo preguntas y compartiendo leyendas conocidas.</w:t>
             </w:r>
           </w:p>
           <w:p>
@@ -6510,7 +6265,7 @@
                 <w:rFonts w:ascii="Times New Roman" w:hAnsi="Times New Roman"/>
                 <w:sz w:val="18"/>
               </w:rPr>
-              <w:t>Conexión con la fantasía, el misterio y el valor cultural de la memoria ancestral.</w:t>
+              <w:t>Interés por el relato sobre el origen de los astros y las historias tradicionales.</w:t>
             </w:r>
           </w:p>
           <w:tbl>
@@ -6519,7 +6274,6 @@
               <w:tblW w:w="0" w:type="auto"/>
               <w:jc w:val="center"/>
               <w:tblLayout w:type="fixed"/>
-              <w:tblLook w:val="04A0" w:firstRow="1" w:lastRow="0" w:firstColumn="1" w:lastColumn="0" w:noHBand="0" w:noVBand="1"/>
             </w:tblPr>
             <w:tblGrid>
               <w:gridCol w:w="683"/>
@@ -6539,7 +6293,6 @@
                 <w:p>
                   <w:pPr>
                     <w:pStyle w:val="Sinespaciado"/>
-                    <w:framePr w:hSpace="141" w:wrap="around" w:vAnchor="text" w:hAnchor="margin" w:y="-138"/>
                     <w:jc w:val="center"/>
                     <w:rPr>
                       <w:rFonts w:ascii="Times New Roman" w:hAnsi="Times New Roman" w:cs="Times New Roman"/>
@@ -6567,7 +6320,6 @@
                 <w:p>
                   <w:pPr>
                     <w:pStyle w:val="Sinespaciado"/>
-                    <w:framePr w:hSpace="141" w:wrap="around" w:vAnchor="text" w:hAnchor="margin" w:y="-138"/>
                     <w:jc w:val="center"/>
                     <w:rPr>
                       <w:rFonts w:ascii="Times New Roman" w:hAnsi="Times New Roman" w:cs="Times New Roman"/>
@@ -6595,7 +6347,6 @@
                 <w:p>
                   <w:pPr>
                     <w:pStyle w:val="Sinespaciado"/>
-                    <w:framePr w:hSpace="141" w:wrap="around" w:vAnchor="text" w:hAnchor="margin" w:y="-138"/>
                     <w:jc w:val="center"/>
                     <w:rPr>
                       <w:rFonts w:ascii="Times New Roman" w:hAnsi="Times New Roman" w:cs="Times New Roman"/>
@@ -6664,7 +6415,7 @@
                 <w:rFonts w:ascii="Times New Roman" w:hAnsi="Times New Roman"/>
                 <w:sz w:val="19"/>
               </w:rPr>
-              <w:t>Gamificación: 'Mapeo de Seres Mitológicos': Desafío de clasificar personajes míticos según sus poderes o atributos.</w:t>
+              <w:t>Gamificación: Identificación en equipos de los elementos fantásticos del mito.</w:t>
             </w:r>
           </w:p>
           <w:p>
@@ -6697,7 +6448,7 @@
                 <w:rFonts w:ascii="Times New Roman" w:hAnsi="Times New Roman"/>
                 <w:sz w:val="18"/>
               </w:rPr>
-              <w:t>Lectura compartida apoyada en cuadros comparativos visuales entre mito, leyenda y realidad.</w:t>
+              <w:t>Textos de los mitos en las páginas 56 a 61 del libro escolar.</w:t>
             </w:r>
           </w:p>
           <w:p>
@@ -6717,7 +6468,7 @@
                 <w:rFonts w:ascii="Times New Roman" w:hAnsi="Times New Roman"/>
                 <w:sz w:val="18"/>
               </w:rPr>
-              <w:t>Lectura por turnos y registro esquemático de las características del mito en el cuaderno.</w:t>
+              <w:t>Lectura dialogada en grupos e identificación de los personajes y elementos del mito.</w:t>
             </w:r>
           </w:p>
           <w:p>
@@ -6737,7 +6488,7 @@
                 <w:rFonts w:ascii="Times New Roman" w:hAnsi="Times New Roman"/>
                 <w:sz w:val="18"/>
               </w:rPr>
-              <w:t>Respeto por las diversas cosmovisiones y tradiciones de los pueblos originarios.</w:t>
+              <w:t>Valoración de las narraciones ancestrales como explicación de la naturaleza.</w:t>
             </w:r>
           </w:p>
           <w:tbl>
@@ -6746,7 +6497,6 @@
               <w:tblW w:w="0" w:type="auto"/>
               <w:jc w:val="center"/>
               <w:tblLayout w:type="fixed"/>
-              <w:tblLook w:val="04A0" w:firstRow="1" w:lastRow="0" w:firstColumn="1" w:lastColumn="0" w:noHBand="0" w:noVBand="1"/>
             </w:tblPr>
             <w:tblGrid>
               <w:gridCol w:w="683"/>
@@ -6766,7 +6516,6 @@
                 <w:p>
                   <w:pPr>
                     <w:pStyle w:val="Sinespaciado"/>
-                    <w:framePr w:hSpace="141" w:wrap="around" w:vAnchor="text" w:hAnchor="margin" w:y="-138"/>
                     <w:jc w:val="center"/>
                     <w:rPr>
                       <w:rFonts w:ascii="Times New Roman" w:hAnsi="Times New Roman" w:cs="Times New Roman"/>
@@ -6794,7 +6543,6 @@
                 <w:p>
                   <w:pPr>
                     <w:pStyle w:val="Sinespaciado"/>
-                    <w:framePr w:hSpace="141" w:wrap="around" w:vAnchor="text" w:hAnchor="margin" w:y="-138"/>
                     <w:jc w:val="center"/>
                     <w:rPr>
                       <w:rFonts w:ascii="Times New Roman" w:hAnsi="Times New Roman" w:cs="Times New Roman"/>
@@ -6822,7 +6570,6 @@
                 <w:p>
                   <w:pPr>
                     <w:pStyle w:val="Sinespaciado"/>
-                    <w:framePr w:hSpace="141" w:wrap="around" w:vAnchor="text" w:hAnchor="margin" w:y="-138"/>
                     <w:jc w:val="center"/>
                     <w:rPr>
                       <w:rFonts w:ascii="Times New Roman" w:hAnsi="Times New Roman" w:cs="Times New Roman"/>
@@ -6891,7 +6638,7 @@
                 <w:rFonts w:ascii="Times New Roman" w:hAnsi="Times New Roman"/>
                 <w:sz w:val="19"/>
               </w:rPr>
-              <w:t>Gamificación: 'El Oráculo Literario': Obtienen insignias de interpretación mitológica al fundamentar sus respuestas.</w:t>
+              <w:t>Gamificación: Fundamentación y elección del personaje mítico preferido.</w:t>
             </w:r>
           </w:p>
           <w:p>
@@ -6924,7 +6671,7 @@
                 <w:rFonts w:ascii="Times New Roman" w:hAnsi="Times New Roman"/>
                 <w:sz w:val="18"/>
               </w:rPr>
-              <w:t>Cuestionarios organizados del texto escolar con preguntas de selección y desarrollo gráfico.</w:t>
+              <w:t>Preguntas y talleres de comprensión del texto escolar (págs. 62-65).</w:t>
             </w:r>
           </w:p>
           <w:p>
@@ -6944,7 +6691,7 @@
                 <w:rFonts w:ascii="Times New Roman" w:hAnsi="Times New Roman"/>
                 <w:sz w:val="18"/>
               </w:rPr>
-              <w:t>Resolución escrita de los talleres y dibujo representativo del personaje mítico.</w:t>
+              <w:t>Resolución escrita de los talleres y dibujo o justificación del personaje elegido en el cuaderno.</w:t>
             </w:r>
           </w:p>
           <w:p>
@@ -6964,7 +6711,7 @@
                 <w:rFonts w:ascii="Times New Roman" w:hAnsi="Times New Roman"/>
                 <w:sz w:val="18"/>
               </w:rPr>
-              <w:t>Libertad para expresar la apreciación estética y creativa sobre el relato leído.</w:t>
+              <w:t>Libertad de elección del personaje mítico que más les haya llamado la atención.</w:t>
             </w:r>
           </w:p>
           <w:tbl>
@@ -6973,7 +6720,6 @@
               <w:tblW w:w="0" w:type="auto"/>
               <w:jc w:val="center"/>
               <w:tblLayout w:type="fixed"/>
-              <w:tblLook w:val="04A0" w:firstRow="1" w:lastRow="0" w:firstColumn="1" w:lastColumn="0" w:noHBand="0" w:noVBand="1"/>
             </w:tblPr>
             <w:tblGrid>
               <w:gridCol w:w="683"/>
@@ -6993,7 +6739,6 @@
                 <w:p>
                   <w:pPr>
                     <w:pStyle w:val="Sinespaciado"/>
-                    <w:framePr w:hSpace="141" w:wrap="around" w:vAnchor="text" w:hAnchor="margin" w:y="-138"/>
                     <w:jc w:val="center"/>
                     <w:rPr>
                       <w:rFonts w:ascii="Times New Roman" w:hAnsi="Times New Roman" w:cs="Times New Roman"/>
@@ -7021,7 +6766,6 @@
                 <w:p>
                   <w:pPr>
                     <w:pStyle w:val="Sinespaciado"/>
-                    <w:framePr w:hSpace="141" w:wrap="around" w:vAnchor="text" w:hAnchor="margin" w:y="-138"/>
                     <w:jc w:val="center"/>
                     <w:rPr>
                       <w:rFonts w:ascii="Times New Roman" w:hAnsi="Times New Roman" w:cs="Times New Roman"/>
@@ -7049,7 +6793,6 @@
                 <w:p>
                   <w:pPr>
                     <w:pStyle w:val="Sinespaciado"/>
-                    <w:framePr w:hSpace="141" w:wrap="around" w:vAnchor="text" w:hAnchor="margin" w:y="-138"/>
                     <w:jc w:val="center"/>
                     <w:rPr>
                       <w:rFonts w:ascii="Times New Roman" w:hAnsi="Times New Roman" w:cs="Times New Roman"/>
@@ -7118,7 +6861,7 @@
                 <w:rFonts w:ascii="Times New Roman" w:hAnsi="Times New Roman"/>
                 <w:sz w:val="19"/>
               </w:rPr>
-              <w:t>Gamificación: Reconocimiento a todos los participantes con el título de 'Guardián de los Mitos Ancestrales'.</w:t>
+              <w:t>Gamificación: Muestra colectiva de las producciones en el rincón del aula.</w:t>
             </w:r>
           </w:p>
           <w:p>
@@ -7151,7 +6894,7 @@
                 <w:rFonts w:ascii="Times New Roman" w:hAnsi="Times New Roman"/>
                 <w:sz w:val="18"/>
               </w:rPr>
-              <w:t>Mural expositivo en el aula con los dibujos y descripciones de los mitos trabajados.</w:t>
+              <w:t>Producciones y dibujos realizados por los estudiantes expuestos en el aula.</w:t>
             </w:r>
           </w:p>
           <w:p>
@@ -7171,7 +6914,7 @@
                 <w:rFonts w:ascii="Times New Roman" w:hAnsi="Times New Roman"/>
                 <w:sz w:val="18"/>
               </w:rPr>
-              <w:t>Socialización oral breve del significado del mito ilustrado.</w:t>
+              <w:t>Expresión oral de conclusiones sobre la importancia de conservar los mitos y leyendas.</w:t>
             </w:r>
           </w:p>
           <w:p>
@@ -7191,7 +6934,7 @@
                 <w:rFonts w:ascii="Times New Roman" w:hAnsi="Times New Roman"/>
                 <w:sz w:val="18"/>
               </w:rPr>
-              <w:t>Valoración de la diversidad cultural y fortalecimiento de la identidad propia.</w:t>
+              <w:t>Sentido de identidad y pertenencia al valorar las tradiciones culturales.</w:t>
             </w:r>
           </w:p>
           <w:tbl>
@@ -7200,7 +6943,6 @@
               <w:tblW w:w="0" w:type="auto"/>
               <w:jc w:val="center"/>
               <w:tblLayout w:type="fixed"/>
-              <w:tblLook w:val="04A0" w:firstRow="1" w:lastRow="0" w:firstColumn="1" w:lastColumn="0" w:noHBand="0" w:noVBand="1"/>
             </w:tblPr>
             <w:tblGrid>
               <w:gridCol w:w="683"/>
@@ -7220,7 +6962,6 @@
                 <w:p>
                   <w:pPr>
                     <w:pStyle w:val="Sinespaciado"/>
-                    <w:framePr w:hSpace="141" w:wrap="around" w:vAnchor="text" w:hAnchor="margin" w:y="-138"/>
                     <w:jc w:val="center"/>
                     <w:rPr>
                       <w:rFonts w:ascii="Times New Roman" w:hAnsi="Times New Roman" w:cs="Times New Roman"/>
@@ -7248,7 +6989,6 @@
                 <w:p>
                   <w:pPr>
                     <w:pStyle w:val="Sinespaciado"/>
-                    <w:framePr w:hSpace="141" w:wrap="around" w:vAnchor="text" w:hAnchor="margin" w:y="-138"/>
                     <w:jc w:val="center"/>
                     <w:rPr>
                       <w:rFonts w:ascii="Times New Roman" w:hAnsi="Times New Roman" w:cs="Times New Roman"/>
@@ -7276,7 +7016,6 @@
                 <w:p>
                   <w:pPr>
                     <w:pStyle w:val="Sinespaciado"/>
-                    <w:framePr w:hSpace="141" w:wrap="around" w:vAnchor="text" w:hAnchor="margin" w:y="-138"/>
                     <w:jc w:val="center"/>
                     <w:rPr>
                       <w:rFonts w:ascii="Times New Roman" w:hAnsi="Times New Roman" w:cs="Times New Roman"/>
@@ -7415,7 +7154,9 @@
             </w:tcBorders>
             <w:shd w:val="clear" w:color="auto" w:fill="auto"/>
           </w:tcPr>
-          <w:p/>
+          <w:p>
+            <w:r/>
+          </w:p>
           <w:p>
             <w:pPr>
               <w:spacing w:before="40" w:after="40"/>
@@ -7424,6 +7165,7 @@
               <w:rPr>
                 <w:rFonts w:ascii="Times New Roman" w:hAnsi="Times New Roman"/>
                 <w:b/>
+                <w:sz w:val="22"/>
               </w:rPr>
               <w:t>SEMANA 11 (09/11 al 13/11/2026) · ESCRITURA CREATIVA &amp; CIERRE UNIDAD 1</w:t>
             </w:r>
@@ -7503,7 +7245,7 @@
                 <w:rFonts w:ascii="Times New Roman" w:hAnsi="Times New Roman"/>
                 <w:sz w:val="19"/>
               </w:rPr>
-              <w:t>Gamificación: 'Desafío Onomatopeya': Adivinar sonidos ilustrados (¡BOOM!, ¡CRASH!, ¡ZAS!) ganando puntos de creatividad.</w:t>
+              <w:t>Gamificación: Búsqueda interactiva de onomatopeyas y tipos de bocadillos en el libro.</w:t>
             </w:r>
           </w:p>
           <w:p>
@@ -7536,7 +7278,7 @@
                 <w:rFonts w:ascii="Times New Roman" w:hAnsi="Times New Roman"/>
                 <w:sz w:val="18"/>
               </w:rPr>
-              <w:t>Muestras gráficas de historietas en las págs. 66-67 con cartelas y bocadillos rotulados.</w:t>
+              <w:t>Ejemplos de historietas y recursos visuales del texto escolar (págs. 66-67).</w:t>
             </w:r>
           </w:p>
           <w:p>
@@ -7556,7 +7298,7 @@
                 <w:rFonts w:ascii="Times New Roman" w:hAnsi="Times New Roman"/>
                 <w:sz w:val="18"/>
               </w:rPr>
-              <w:t>Identificación oral y señalamiento de elementos visuales en el texto.</w:t>
+              <w:t>Señalamiento e identificación oral de viñetas, globos y onomatopeyas en el texto.</w:t>
             </w:r>
           </w:p>
           <w:p>
@@ -7576,7 +7318,7 @@
                 <w:rFonts w:ascii="Times New Roman" w:hAnsi="Times New Roman"/>
                 <w:sz w:val="18"/>
               </w:rPr>
-              <w:t>Atracción natural por el lenguaje gráfico del cómic y la animación.</w:t>
+              <w:t>Interés por la historieta como forma visual de narrar historias.</w:t>
             </w:r>
           </w:p>
           <w:tbl>
@@ -7585,7 +7327,6 @@
               <w:tblW w:w="0" w:type="auto"/>
               <w:jc w:val="center"/>
               <w:tblLayout w:type="fixed"/>
-              <w:tblLook w:val="04A0" w:firstRow="1" w:lastRow="0" w:firstColumn="1" w:lastColumn="0" w:noHBand="0" w:noVBand="1"/>
             </w:tblPr>
             <w:tblGrid>
               <w:gridCol w:w="683"/>
@@ -7605,7 +7346,6 @@
                 <w:p>
                   <w:pPr>
                     <w:pStyle w:val="Sinespaciado"/>
-                    <w:framePr w:hSpace="141" w:wrap="around" w:vAnchor="text" w:hAnchor="margin" w:y="-138"/>
                     <w:jc w:val="center"/>
                     <w:rPr>
                       <w:rFonts w:ascii="Times New Roman" w:hAnsi="Times New Roman" w:cs="Times New Roman"/>
@@ -7633,7 +7373,6 @@
                 <w:p>
                   <w:pPr>
                     <w:pStyle w:val="Sinespaciado"/>
-                    <w:framePr w:hSpace="141" w:wrap="around" w:vAnchor="text" w:hAnchor="margin" w:y="-138"/>
                     <w:jc w:val="center"/>
                     <w:rPr>
                       <w:rFonts w:ascii="Times New Roman" w:hAnsi="Times New Roman" w:cs="Times New Roman"/>
@@ -7661,7 +7400,6 @@
                 <w:p>
                   <w:pPr>
                     <w:pStyle w:val="Sinespaciado"/>
-                    <w:framePr w:hSpace="141" w:wrap="around" w:vAnchor="text" w:hAnchor="margin" w:y="-138"/>
                     <w:jc w:val="center"/>
                     <w:rPr>
                       <w:rFonts w:ascii="Times New Roman" w:hAnsi="Times New Roman" w:cs="Times New Roman"/>
@@ -7730,7 +7468,7 @@
                 <w:rFonts w:ascii="Times New Roman" w:hAnsi="Times New Roman"/>
                 <w:sz w:val="19"/>
               </w:rPr>
-              <w:t>Gamificación: 'Boceto de Oro': El equipo que mejor sintetice la historia recibe el pase directo a producción final.</w:t>
+              <w:t>Gamificación: Elaboración colaborativa del guion en parejas.</w:t>
             </w:r>
           </w:p>
           <w:p>
@@ -7763,7 +7501,7 @@
                 <w:rFonts w:ascii="Times New Roman" w:hAnsi="Times New Roman"/>
                 <w:sz w:val="18"/>
               </w:rPr>
-              <w:t>Plantillas visuales con cuadrículas de viñetas y guía gráfica de planos visuales.</w:t>
+              <w:t>Indicaciones y estructura de viñetas del libro (págs. 67-68).</w:t>
             </w:r>
           </w:p>
           <w:p>
@@ -7783,7 +7521,7 @@
                 <w:rFonts w:ascii="Times New Roman" w:hAnsi="Times New Roman"/>
                 <w:sz w:val="18"/>
               </w:rPr>
-              <w:t>Boceto del guion en el cuaderno distribuyendo dibujos y textos en parejas.</w:t>
+              <w:t>Elaboración del borrador o boceto de la historieta con textos e imágenes en el cuaderno.</w:t>
             </w:r>
           </w:p>
           <w:p>
@@ -7803,7 +7541,7 @@
                 <w:rFonts w:ascii="Times New Roman" w:hAnsi="Times New Roman"/>
                 <w:sz w:val="18"/>
               </w:rPr>
-              <w:t>Trabajo colaborativo complementando destrezas de dibujo y redacción.</w:t>
+              <w:t>Trabajo cooperativo en parejas para planificar la secuencia de su cómic.</w:t>
             </w:r>
           </w:p>
           <w:tbl>
@@ -7812,7 +7550,6 @@
               <w:tblW w:w="0" w:type="auto"/>
               <w:jc w:val="center"/>
               <w:tblLayout w:type="fixed"/>
-              <w:tblLook w:val="04A0" w:firstRow="1" w:lastRow="0" w:firstColumn="1" w:lastColumn="0" w:noHBand="0" w:noVBand="1"/>
             </w:tblPr>
             <w:tblGrid>
               <w:gridCol w:w="683"/>
@@ -7832,7 +7569,6 @@
                 <w:p>
                   <w:pPr>
                     <w:pStyle w:val="Sinespaciado"/>
-                    <w:framePr w:hSpace="141" w:wrap="around" w:vAnchor="text" w:hAnchor="margin" w:y="-138"/>
                     <w:jc w:val="center"/>
                     <w:rPr>
                       <w:rFonts w:ascii="Times New Roman" w:hAnsi="Times New Roman" w:cs="Times New Roman"/>
@@ -7860,7 +7596,6 @@
                 <w:p>
                   <w:pPr>
                     <w:pStyle w:val="Sinespaciado"/>
-                    <w:framePr w:hSpace="141" w:wrap="around" w:vAnchor="text" w:hAnchor="margin" w:y="-138"/>
                     <w:jc w:val="center"/>
                     <w:rPr>
                       <w:rFonts w:ascii="Times New Roman" w:hAnsi="Times New Roman" w:cs="Times New Roman"/>
@@ -7888,7 +7623,6 @@
                 <w:p>
                   <w:pPr>
                     <w:pStyle w:val="Sinespaciado"/>
-                    <w:framePr w:hSpace="141" w:wrap="around" w:vAnchor="text" w:hAnchor="margin" w:y="-138"/>
                     <w:jc w:val="center"/>
                     <w:rPr>
                       <w:rFonts w:ascii="Times New Roman" w:hAnsi="Times New Roman" w:cs="Times New Roman"/>
@@ -7957,7 +7691,7 @@
                 <w:rFonts w:ascii="Times New Roman" w:hAnsi="Times New Roman"/>
                 <w:sz w:val="19"/>
               </w:rPr>
-              <w:t>Gamificación: 'Liga de Ilustradores': Insignias de originalidad y coherencia narrativa.</w:t>
+              <w:t>Gamificación: Producción creativa de la historieta y resolución sumativa.</w:t>
             </w:r>
           </w:p>
           <w:p>
@@ -7990,7 +7724,7 @@
                 <w:rFonts w:ascii="Times New Roman" w:hAnsi="Times New Roman"/>
                 <w:sz w:val="18"/>
               </w:rPr>
-              <w:t>Formato impreso de la historieta y cuestionario estructurado de evaluación sumativa.</w:t>
+              <w:t>Guía de elaboración del texto y cuestionario de evaluación sumativa de la Unidad 1.</w:t>
             </w:r>
           </w:p>
           <w:p>
@@ -8010,7 +7744,7 @@
                 <w:rFonts w:ascii="Times New Roman" w:hAnsi="Times New Roman"/>
                 <w:sz w:val="18"/>
               </w:rPr>
-              <w:t>Producción artística en parejas y resolución individual de la prueba sumativa.</w:t>
+              <w:t>Dibujo y rotulación de la historieta en hojas de trabajo y resolución escrita de la evaluación sumativa.</w:t>
             </w:r>
           </w:p>
           <w:p>
@@ -8030,7 +7764,7 @@
                 <w:rFonts w:ascii="Times New Roman" w:hAnsi="Times New Roman"/>
                 <w:sz w:val="18"/>
               </w:rPr>
-              <w:t>Orgullo por la creación tangible de un cómic propio con calidad visual.</w:t>
+              <w:t>Creatividad en el diseño de su historieta y consolidación de lo aprendido.</w:t>
             </w:r>
           </w:p>
           <w:tbl>
@@ -8039,7 +7773,6 @@
               <w:tblW w:w="0" w:type="auto"/>
               <w:jc w:val="center"/>
               <w:tblLayout w:type="fixed"/>
-              <w:tblLook w:val="04A0" w:firstRow="1" w:lastRow="0" w:firstColumn="1" w:lastColumn="0" w:noHBand="0" w:noVBand="1"/>
             </w:tblPr>
             <w:tblGrid>
               <w:gridCol w:w="683"/>
@@ -8059,7 +7792,6 @@
                 <w:p>
                   <w:pPr>
                     <w:pStyle w:val="Sinespaciado"/>
-                    <w:framePr w:hSpace="141" w:wrap="around" w:vAnchor="text" w:hAnchor="margin" w:y="-138"/>
                     <w:jc w:val="center"/>
                     <w:rPr>
                       <w:rFonts w:ascii="Times New Roman" w:hAnsi="Times New Roman" w:cs="Times New Roman"/>
@@ -8087,7 +7819,6 @@
                 <w:p>
                   <w:pPr>
                     <w:pStyle w:val="Sinespaciado"/>
-                    <w:framePr w:hSpace="141" w:wrap="around" w:vAnchor="text" w:hAnchor="margin" w:y="-138"/>
                     <w:jc w:val="center"/>
                     <w:rPr>
                       <w:rFonts w:ascii="Times New Roman" w:hAnsi="Times New Roman" w:cs="Times New Roman"/>
@@ -8115,7 +7846,6 @@
                 <w:p>
                   <w:pPr>
                     <w:pStyle w:val="Sinespaciado"/>
-                    <w:framePr w:hSpace="141" w:wrap="around" w:vAnchor="text" w:hAnchor="margin" w:y="-138"/>
                     <w:jc w:val="center"/>
                     <w:rPr>
                       <w:rFonts w:ascii="Times New Roman" w:hAnsi="Times New Roman" w:cs="Times New Roman"/>
@@ -8184,7 +7914,7 @@
                 <w:rFonts w:ascii="Times New Roman" w:hAnsi="Times New Roman"/>
                 <w:sz w:val="19"/>
               </w:rPr>
-              <w:t>Gamificación: Entrega de la medalla 'Gran Creador de Historietas' a todos los autores.</w:t>
+              <w:t>Gamificación: Ronda de observación y valoración entre compañeros.</w:t>
             </w:r>
           </w:p>
           <w:p>
@@ -8217,7 +7947,7 @@
                 <w:rFonts w:ascii="Times New Roman" w:hAnsi="Times New Roman"/>
                 <w:sz w:val="18"/>
               </w:rPr>
-              <w:t>Mural expositivo con las historietas finalizadas ordenadas cronológicamente.</w:t>
+              <w:t>Cartelera o espacio del aula donde se exhiben todas las historietas terminadas.</w:t>
             </w:r>
           </w:p>
           <w:p>
@@ -8237,7 +7967,7 @@
                 <w:rFonts w:ascii="Times New Roman" w:hAnsi="Times New Roman"/>
                 <w:sz w:val="18"/>
               </w:rPr>
-              <w:t>Recorrido de observación y asignación de estrellas formativas entre pares.</w:t>
+              <w:t>Observación de los trabajos de los compañeros y valoración formativa respetuosa.</w:t>
             </w:r>
           </w:p>
           <w:p>
@@ -8257,7 +7987,7 @@
                 <w:rFonts w:ascii="Times New Roman" w:hAnsi="Times New Roman"/>
                 <w:sz w:val="18"/>
               </w:rPr>
-              <w:t>Celebración colectiva del cierre de la unidad y reconocimiento del talento del aula.</w:t>
+              <w:t>Satisfacción por ver su trabajo expuesto y compartido con el curso.</w:t>
             </w:r>
           </w:p>
           <w:tbl>
@@ -8266,7 +7996,6 @@
               <w:tblW w:w="0" w:type="auto"/>
               <w:jc w:val="center"/>
               <w:tblLayout w:type="fixed"/>
-              <w:tblLook w:val="04A0" w:firstRow="1" w:lastRow="0" w:firstColumn="1" w:lastColumn="0" w:noHBand="0" w:noVBand="1"/>
             </w:tblPr>
             <w:tblGrid>
               <w:gridCol w:w="683"/>
@@ -8286,7 +8015,6 @@
                 <w:p>
                   <w:pPr>
                     <w:pStyle w:val="Sinespaciado"/>
-                    <w:framePr w:hSpace="141" w:wrap="around" w:vAnchor="text" w:hAnchor="margin" w:y="-138"/>
                     <w:jc w:val="center"/>
                     <w:rPr>
                       <w:rFonts w:ascii="Times New Roman" w:hAnsi="Times New Roman" w:cs="Times New Roman"/>
@@ -8314,7 +8042,6 @@
                 <w:p>
                   <w:pPr>
                     <w:pStyle w:val="Sinespaciado"/>
-                    <w:framePr w:hSpace="141" w:wrap="around" w:vAnchor="text" w:hAnchor="margin" w:y="-138"/>
                     <w:jc w:val="center"/>
                     <w:rPr>
                       <w:rFonts w:ascii="Times New Roman" w:hAnsi="Times New Roman" w:cs="Times New Roman"/>
@@ -8342,7 +8069,6 @@
                 <w:p>
                   <w:pPr>
                     <w:pStyle w:val="Sinespaciado"/>
-                    <w:framePr w:hSpace="141" w:wrap="around" w:vAnchor="text" w:hAnchor="margin" w:y="-138"/>
                     <w:jc w:val="center"/>
                     <w:rPr>
                       <w:rFonts w:ascii="Times New Roman" w:hAnsi="Times New Roman" w:cs="Times New Roman"/>
@@ -8477,7 +8203,9 @@
             </w:tcBorders>
             <w:shd w:val="clear" w:color="auto" w:fill="auto"/>
           </w:tcPr>
-          <w:p/>
+          <w:p>
+            <w:r/>
+          </w:p>
           <w:p>
             <w:pPr>
               <w:spacing w:before="40" w:after="40"/>
@@ -8486,6 +8214,7 @@
               <w:rPr>
                 <w:rFonts w:ascii="Times New Roman" w:hAnsi="Times New Roman"/>
                 <w:b/>
+                <w:sz w:val="22"/>
               </w:rPr>
               <w:t>SEMANA 12 (16/11 al 23/11/2026) · PROYECTO INTEGRADOR</w:t>
             </w:r>
@@ -8565,7 +8294,7 @@
                 <w:rFonts w:ascii="Times New Roman" w:hAnsi="Times New Roman"/>
                 <w:sz w:val="19"/>
               </w:rPr>
-              <w:t>Gamificación: 'Bandera del Proyecto': Cada equipo define su nombre y meta de presentación.</w:t>
+              <w:t>Gamificación: Organización de los equipos y metas para la presentación.</w:t>
             </w:r>
           </w:p>
           <w:p>
@@ -8598,7 +8327,7 @@
                 <w:rFonts w:ascii="Times New Roman" w:hAnsi="Times New Roman"/>
                 <w:sz w:val="18"/>
               </w:rPr>
-              <w:t>Cronograma semanal visible y rúbrica ministerial oficial proyectada o en cartelera.</w:t>
+              <w:t>Cronograma de trabajo y rúbrica del proyecto en la pizarra o cartelera.</w:t>
             </w:r>
           </w:p>
           <w:p>
@@ -8618,7 +8347,7 @@
                 <w:rFonts w:ascii="Times New Roman" w:hAnsi="Times New Roman"/>
                 <w:sz w:val="18"/>
               </w:rPr>
-              <w:t>Asignación participativa de roles en el equipo (coordinador, expositor, demostrador).</w:t>
+              <w:t>Diálogo en equipo para acordar la distribución de tareas para la presentación.</w:t>
             </w:r>
           </w:p>
           <w:p>
@@ -8638,7 +8367,7 @@
                 <w:rFonts w:ascii="Times New Roman" w:hAnsi="Times New Roman"/>
                 <w:sz w:val="18"/>
               </w:rPr>
-              <w:t>Motivación por visibilizar ante la escuela el producto construido en el trimestre.</w:t>
+              <w:t>Sentido de responsabilidad compartida para la presentación del proyecto.</w:t>
             </w:r>
           </w:p>
           <w:tbl>
@@ -8647,7 +8376,6 @@
               <w:tblW w:w="0" w:type="auto"/>
               <w:jc w:val="center"/>
               <w:tblLayout w:type="fixed"/>
-              <w:tblLook w:val="04A0" w:firstRow="1" w:lastRow="0" w:firstColumn="1" w:lastColumn="0" w:noHBand="0" w:noVBand="1"/>
             </w:tblPr>
             <w:tblGrid>
               <w:gridCol w:w="683"/>
@@ -8667,7 +8395,6 @@
                 <w:p>
                   <w:pPr>
                     <w:pStyle w:val="Sinespaciado"/>
-                    <w:framePr w:hSpace="141" w:wrap="around" w:vAnchor="text" w:hAnchor="margin" w:y="-138"/>
                     <w:jc w:val="center"/>
                     <w:rPr>
                       <w:rFonts w:ascii="Times New Roman" w:hAnsi="Times New Roman" w:cs="Times New Roman"/>
@@ -8695,7 +8422,6 @@
                 <w:p>
                   <w:pPr>
                     <w:pStyle w:val="Sinespaciado"/>
-                    <w:framePr w:hSpace="141" w:wrap="around" w:vAnchor="text" w:hAnchor="margin" w:y="-138"/>
                     <w:jc w:val="center"/>
                     <w:rPr>
                       <w:rFonts w:ascii="Times New Roman" w:hAnsi="Times New Roman" w:cs="Times New Roman"/>
@@ -8723,7 +8449,6 @@
                 <w:p>
                   <w:pPr>
                     <w:pStyle w:val="Sinespaciado"/>
-                    <w:framePr w:hSpace="141" w:wrap="around" w:vAnchor="text" w:hAnchor="margin" w:y="-138"/>
                     <w:jc w:val="center"/>
                     <w:rPr>
                       <w:rFonts w:ascii="Times New Roman" w:hAnsi="Times New Roman" w:cs="Times New Roman"/>
@@ -8780,35 +8505,32 @@
                 <w:rFonts w:ascii="Times New Roman" w:hAnsi="Times New Roman"/>
                 <w:sz w:val="19"/>
               </w:rPr>
-              <w:t xml:space="preserve">Ensayo de la sustentación oral y auditoría interna del producto integrador. Cada equipo presenta su proyecto frente a otro equipo aplicando la lista de cotejo </w:t>
-            </w:r>
-            <w:proofErr w:type="spellStart"/>
+              <w:t>Ensayo de la sustentación oral y auditoría interna del producto integrador. Cada equipo presenta su proyecto frente a otro equipo aplicando la lista de cotejo coevaluativa para recibir sugerencias de mejora.</w:t>
+            </w:r>
+          </w:p>
+          <w:p>
+            <w:pPr>
+              <w:spacing w:after="40"/>
+            </w:pPr>
             <w:r>
               <w:rPr>
                 <w:rFonts w:ascii="Times New Roman" w:hAnsi="Times New Roman"/>
                 <w:sz w:val="19"/>
               </w:rPr>
-              <w:t>coevaluativa</w:t>
-            </w:r>
-            <w:proofErr w:type="spellEnd"/>
-            <w:r>
-              <w:rPr>
-                <w:rFonts w:ascii="Times New Roman" w:hAnsi="Times New Roman"/>
+              <w:t>Gamificación: Ensayo previo con coevaluación constructiva entre pares.</w:t>
+            </w:r>
+          </w:p>
+          <w:p>
+            <w:pPr>
+              <w:spacing w:after="20"/>
+            </w:pPr>
+            <w:r>
+              <w:rPr>
+                <w:rFonts w:ascii="Times New Roman" w:hAnsi="Times New Roman"/>
+                <w:b/>
                 <w:sz w:val="19"/>
               </w:rPr>
-              <w:t xml:space="preserve"> para recibir sugerencias de mejora.</w:t>
-            </w:r>
-          </w:p>
-          <w:p>
-            <w:pPr>
-              <w:spacing w:after="40"/>
-            </w:pPr>
-            <w:r>
-              <w:rPr>
-                <w:rFonts w:ascii="Times New Roman" w:hAnsi="Times New Roman"/>
-                <w:sz w:val="19"/>
-              </w:rPr>
-              <w:t>Gamificación: 'Sello de Calidad': Los equipos obtienen el pase a la feria final al superar el ensayo.</w:t>
+              <w:t>DUA aplicado:</w:t>
             </w:r>
           </w:p>
           <w:p>
@@ -8819,9 +8541,16 @@
               <w:rPr>
                 <w:rFonts w:ascii="Times New Roman" w:hAnsi="Times New Roman"/>
                 <w:b/>
-                <w:sz w:val="19"/>
-              </w:rPr>
-              <w:t>DUA aplicado:</w:t>
+                <w:sz w:val="18"/>
+              </w:rPr>
+              <w:t xml:space="preserve">Representación: </w:t>
+            </w:r>
+            <w:r>
+              <w:rPr>
+                <w:rFonts w:ascii="Times New Roman" w:hAnsi="Times New Roman"/>
+                <w:sz w:val="18"/>
+              </w:rPr>
+              <w:t>Lista de cotejo con los criterios de evaluación del proyecto.</w:t>
             </w:r>
           </w:p>
           <w:p>
@@ -8834,14 +8563,14 @@
                 <w:b/>
                 <w:sz w:val="18"/>
               </w:rPr>
-              <w:t xml:space="preserve">Representación: </w:t>
-            </w:r>
-            <w:r>
-              <w:rPr>
-                <w:rFonts w:ascii="Times New Roman" w:hAnsi="Times New Roman"/>
-                <w:sz w:val="18"/>
-              </w:rPr>
-              <w:t>Lista de cotejo objetiva con los criterios ministeriales de contenido y expresión oral.</w:t>
+              <w:t xml:space="preserve">Acción y expresión: </w:t>
+            </w:r>
+            <w:r>
+              <w:rPr>
+                <w:rFonts w:ascii="Times New Roman" w:hAnsi="Times New Roman"/>
+                <w:sz w:val="18"/>
+              </w:rPr>
+              <w:t>Ensayo oral de la exposición y entrega de sugerencias de mejora entre compañeros.</w:t>
             </w:r>
           </w:p>
           <w:p>
@@ -8854,26 +8583,6 @@
                 <w:b/>
                 <w:sz w:val="18"/>
               </w:rPr>
-              <w:t xml:space="preserve">Acción y expresión: </w:t>
-            </w:r>
-            <w:r>
-              <w:rPr>
-                <w:rFonts w:ascii="Times New Roman" w:hAnsi="Times New Roman"/>
-                <w:sz w:val="18"/>
-              </w:rPr>
-              <w:t>Ensayo verbal de la disertación y entrega de sugerencias constructivas por escrito.</w:t>
-            </w:r>
-          </w:p>
-          <w:p>
-            <w:pPr>
-              <w:spacing w:after="20"/>
-            </w:pPr>
-            <w:r>
-              <w:rPr>
-                <w:rFonts w:ascii="Times New Roman" w:hAnsi="Times New Roman"/>
-                <w:b/>
-                <w:sz w:val="18"/>
-              </w:rPr>
               <w:t xml:space="preserve">Compromiso-Motivación: </w:t>
             </w:r>
             <w:r>
@@ -8881,7 +8590,7 @@
                 <w:rFonts w:ascii="Times New Roman" w:hAnsi="Times New Roman"/>
                 <w:sz w:val="18"/>
               </w:rPr>
-              <w:t>Cultura de automejora y responsabilidad compartida en un ambiente solidario.</w:t>
+              <w:t>Cooperación y ayuda mutua entre equipos para pulir la presentación.</w:t>
             </w:r>
           </w:p>
           <w:tbl>
@@ -8890,7 +8599,6 @@
               <w:tblW w:w="0" w:type="auto"/>
               <w:jc w:val="center"/>
               <w:tblLayout w:type="fixed"/>
-              <w:tblLook w:val="04A0" w:firstRow="1" w:lastRow="0" w:firstColumn="1" w:lastColumn="0" w:noHBand="0" w:noVBand="1"/>
             </w:tblPr>
             <w:tblGrid>
               <w:gridCol w:w="683"/>
@@ -8910,7 +8618,6 @@
                 <w:p>
                   <w:pPr>
                     <w:pStyle w:val="Sinespaciado"/>
-                    <w:framePr w:hSpace="141" w:wrap="around" w:vAnchor="text" w:hAnchor="margin" w:y="-138"/>
                     <w:jc w:val="center"/>
                     <w:rPr>
                       <w:rFonts w:ascii="Times New Roman" w:hAnsi="Times New Roman" w:cs="Times New Roman"/>
@@ -8938,7 +8645,6 @@
                 <w:p>
                   <w:pPr>
                     <w:pStyle w:val="Sinespaciado"/>
-                    <w:framePr w:hSpace="141" w:wrap="around" w:vAnchor="text" w:hAnchor="margin" w:y="-138"/>
                     <w:jc w:val="center"/>
                     <w:rPr>
                       <w:rFonts w:ascii="Times New Roman" w:hAnsi="Times New Roman" w:cs="Times New Roman"/>
@@ -8966,7 +8672,6 @@
                 <w:p>
                   <w:pPr>
                     <w:pStyle w:val="Sinespaciado"/>
-                    <w:framePr w:hSpace="141" w:wrap="around" w:vAnchor="text" w:hAnchor="margin" w:y="-138"/>
                     <w:jc w:val="center"/>
                     <w:rPr>
                       <w:rFonts w:ascii="Times New Roman" w:hAnsi="Times New Roman" w:cs="Times New Roman"/>
@@ -9035,7 +8740,7 @@
                 <w:rFonts w:ascii="Times New Roman" w:hAnsi="Times New Roman"/>
                 <w:sz w:val="19"/>
               </w:rPr>
-              <w:t>Gamificación: 'Voto del Público': Visitantes depositan fichas de valoración en los estands destacados.</w:t>
+              <w:t>Gamificación: Presentación pública del proyecto ante la comunidad educativa.</w:t>
             </w:r>
           </w:p>
           <w:p>
@@ -9068,7 +8773,7 @@
                 <w:rFonts w:ascii="Times New Roman" w:hAnsi="Times New Roman"/>
                 <w:sz w:val="18"/>
               </w:rPr>
-              <w:t>Estands con paneles visuales, material concreto y recursos de apoyo.</w:t>
+              <w:t>Materiales, paneles y productos elaborados por los estudiantes en sus estands.</w:t>
             </w:r>
           </w:p>
           <w:p>
@@ -9088,7 +8793,7 @@
                 <w:rFonts w:ascii="Times New Roman" w:hAnsi="Times New Roman"/>
                 <w:sz w:val="18"/>
               </w:rPr>
-              <w:t>Disertación oral fluida y demostración práctica del funcionamiento del producto.</w:t>
+              <w:t>Exposición oral y demostración práctica del proyecto ante los asistentes.</w:t>
             </w:r>
           </w:p>
           <w:p>
@@ -9108,7 +8813,7 @@
                 <w:rFonts w:ascii="Times New Roman" w:hAnsi="Times New Roman"/>
                 <w:sz w:val="18"/>
               </w:rPr>
-              <w:t>Protagonismo estudiantil y orgullo por el logro colectivo ante la comunidad.</w:t>
+              <w:t>Participación activa como expositores compartiendo su aprendizaje con la escuela.</w:t>
             </w:r>
           </w:p>
           <w:tbl>
@@ -9117,7 +8822,6 @@
               <w:tblW w:w="0" w:type="auto"/>
               <w:jc w:val="center"/>
               <w:tblLayout w:type="fixed"/>
-              <w:tblLook w:val="04A0" w:firstRow="1" w:lastRow="0" w:firstColumn="1" w:lastColumn="0" w:noHBand="0" w:noVBand="1"/>
             </w:tblPr>
             <w:tblGrid>
               <w:gridCol w:w="683"/>
@@ -9137,7 +8841,6 @@
                 <w:p>
                   <w:pPr>
                     <w:pStyle w:val="Sinespaciado"/>
-                    <w:framePr w:hSpace="141" w:wrap="around" w:vAnchor="text" w:hAnchor="margin" w:y="-138"/>
                     <w:jc w:val="center"/>
                     <w:rPr>
                       <w:rFonts w:ascii="Times New Roman" w:hAnsi="Times New Roman" w:cs="Times New Roman"/>
@@ -9165,7 +8868,6 @@
                 <w:p>
                   <w:pPr>
                     <w:pStyle w:val="Sinespaciado"/>
-                    <w:framePr w:hSpace="141" w:wrap="around" w:vAnchor="text" w:hAnchor="margin" w:y="-138"/>
                     <w:jc w:val="center"/>
                     <w:rPr>
                       <w:rFonts w:ascii="Times New Roman" w:hAnsi="Times New Roman" w:cs="Times New Roman"/>
@@ -9193,7 +8895,6 @@
                 <w:p>
                   <w:pPr>
                     <w:pStyle w:val="Sinespaciado"/>
-                    <w:framePr w:hSpace="141" w:wrap="around" w:vAnchor="text" w:hAnchor="margin" w:y="-138"/>
                     <w:jc w:val="center"/>
                     <w:rPr>
                       <w:rFonts w:ascii="Times New Roman" w:hAnsi="Times New Roman" w:cs="Times New Roman"/>
@@ -9262,7 +8963,7 @@
                 <w:rFonts w:ascii="Times New Roman" w:hAnsi="Times New Roman"/>
                 <w:sz w:val="19"/>
               </w:rPr>
-              <w:t>Gamificación: Graduación del proyecto con insignia oficial de 'Líder de Proyecto Comunitario'.</w:t>
+              <w:t>Gamificación: Cierre formativo y balance reflexivo del trimestre.</w:t>
             </w:r>
           </w:p>
           <w:p>
@@ -9295,7 +8996,7 @@
                 <w:rFonts w:ascii="Times New Roman" w:hAnsi="Times New Roman"/>
                 <w:sz w:val="18"/>
               </w:rPr>
-              <w:t>Rúbrica ministerial evaluada con retroalimentación cualitativa clara y accesible.</w:t>
+              <w:t>Rúbrica de evaluación y preguntas de reflexión final en la pizarra.</w:t>
             </w:r>
           </w:p>
           <w:p>
@@ -9315,7 +9016,7 @@
                 <w:rFonts w:ascii="Times New Roman" w:hAnsi="Times New Roman"/>
                 <w:sz w:val="18"/>
               </w:rPr>
-              <w:t>Registro individual reflexivo en su bitácora sobre lo aprendido en el trimestre.</w:t>
+              <w:t>Registro escrito en el cuaderno de la autoevaluación sobre su desempeño en el proyecto.</w:t>
             </w:r>
           </w:p>
           <w:p>
@@ -9335,7 +9036,7 @@
                 <w:rFonts w:ascii="Times New Roman" w:hAnsi="Times New Roman"/>
                 <w:sz w:val="18"/>
               </w:rPr>
-              <w:t>Celebración comunitaria de la culminación exitosa del Primer Trimestre.</w:t>
+              <w:t>Valoración del esfuerzo trimestral y cierre exitoso del proyecto.</w:t>
             </w:r>
           </w:p>
           <w:tbl>
@@ -9344,7 +9045,6 @@
               <w:tblW w:w="0" w:type="auto"/>
               <w:jc w:val="center"/>
               <w:tblLayout w:type="fixed"/>
-              <w:tblLook w:val="04A0" w:firstRow="1" w:lastRow="0" w:firstColumn="1" w:lastColumn="0" w:noHBand="0" w:noVBand="1"/>
             </w:tblPr>
             <w:tblGrid>
               <w:gridCol w:w="683"/>
@@ -9364,7 +9064,6 @@
                 <w:p>
                   <w:pPr>
                     <w:pStyle w:val="Sinespaciado"/>
-                    <w:framePr w:hSpace="141" w:wrap="around" w:vAnchor="text" w:hAnchor="margin" w:y="-138"/>
                     <w:jc w:val="center"/>
                     <w:rPr>
                       <w:rFonts w:ascii="Times New Roman" w:hAnsi="Times New Roman" w:cs="Times New Roman"/>
@@ -9392,7 +9091,6 @@
                 <w:p>
                   <w:pPr>
                     <w:pStyle w:val="Sinespaciado"/>
-                    <w:framePr w:hSpace="141" w:wrap="around" w:vAnchor="text" w:hAnchor="margin" w:y="-138"/>
                     <w:jc w:val="center"/>
                     <w:rPr>
                       <w:rFonts w:ascii="Times New Roman" w:hAnsi="Times New Roman" w:cs="Times New Roman"/>
@@ -9420,7 +9118,6 @@
                 <w:p>
                   <w:pPr>
                     <w:pStyle w:val="Sinespaciado"/>
-                    <w:framePr w:hSpace="141" w:wrap="around" w:vAnchor="text" w:hAnchor="margin" w:y="-138"/>
                     <w:jc w:val="center"/>
                     <w:rPr>
                       <w:rFonts w:ascii="Times New Roman" w:hAnsi="Times New Roman" w:cs="Times New Roman"/>

--- a/PLANIFICACION_MICROCURRICULAR_7MO_LENGUA_1ER_TRIMESTRE.docx
+++ b/PLANIFICACION_MICROCURRICULAR_7MO_LENGUA_1ER_TRIMESTRE.docx
@@ -4381,8 +4381,16 @@
             <w:r>
               <w:rPr>
                 <w:rFonts w:ascii="Times New Roman" w:hAnsi="Times New Roman" w:cs="Times New Roman"/>
-              </w:rPr>
-              <w:t xml:space="preserve">Tema: Leo para acercarme a la ciencia </w:t>
+                <w:b/>
+                <w:bCs/>
+              </w:rPr>
+              <w:t>Tema:</w:t>
+            </w:r>
+            <w:r>
+              <w:rPr>
+                <w:rFonts w:ascii="Times New Roman" w:hAnsi="Times New Roman" w:cs="Times New Roman"/>
+              </w:rPr>
+              <w:t xml:space="preserve"> Leo para acercarme a la ciencia </w:t>
             </w:r>
             <w:r>
               <w:rPr>
@@ -4438,13 +4446,6 @@
           </w:tcPr>
           <w:p>
             <w:pPr>
-              <w:rPr>
-                <w:rFonts w:ascii="Times New Roman" w:hAnsi="Times New Roman" w:cs="Times New Roman"/>
-              </w:rPr>
-            </w:pPr>
-          </w:p>
-          <w:p>
-            <w:pPr>
               <w:spacing w:before="40" w:after="40"/>
               <w:rPr>
                 <w:rFonts w:ascii="Times New Roman" w:hAnsi="Times New Roman" w:cs="Times New Roman"/>
@@ -4455,8 +4456,31 @@
                 <w:rFonts w:ascii="Times New Roman" w:hAnsi="Times New Roman" w:cs="Times New Roman"/>
                 <w:b/>
               </w:rPr>
-              <w:t>SEMANA 8 (19/10 al 23/10/2026) · LECTURA</w:t>
-            </w:r>
+              <w:t xml:space="preserve">SEMANA </w:t>
+            </w:r>
+            <w:proofErr w:type="gramStart"/>
+            <w:r>
+              <w:rPr>
+                <w:rFonts w:ascii="Times New Roman" w:hAnsi="Times New Roman" w:cs="Times New Roman"/>
+                <w:b/>
+              </w:rPr>
+              <w:t>3</w:t>
+            </w:r>
+            <w:r>
+              <w:rPr>
+                <w:rFonts w:ascii="Times New Roman" w:hAnsi="Times New Roman" w:cs="Times New Roman"/>
+                <w:b/>
+              </w:rPr>
+              <w:t xml:space="preserve"> </w:t>
+            </w:r>
+            <w:r>
+              <w:rPr>
+                <w:rFonts w:ascii="Times New Roman" w:hAnsi="Times New Roman" w:cs="Times New Roman"/>
+                <w:b/>
+              </w:rPr>
+              <w:t xml:space="preserve"> LECTURA</w:t>
+            </w:r>
+            <w:proofErr w:type="gramEnd"/>
           </w:p>
           <w:p>
             <w:pPr>
@@ -8017,7 +8041,21 @@
                 <w:rFonts w:ascii="Times New Roman" w:hAnsi="Times New Roman" w:cs="Times New Roman"/>
               </w:rPr>
               <w:br/>
-              <w:t>• Actividades: Resolución de actividades págs. 62-65 del libro y participación en debates literarios. (Feriados 02 y 03 Noviembre).</w:t>
+              <w:t xml:space="preserve">• Actividades: Resolución de actividades págs. 62-65 del libro y participación en debates literarios. (Feriados 02 y 03 </w:t>
+            </w:r>
+            <w:proofErr w:type="gramStart"/>
+            <w:r>
+              <w:rPr>
+                <w:rFonts w:ascii="Times New Roman" w:hAnsi="Times New Roman" w:cs="Times New Roman"/>
+              </w:rPr>
+              <w:t>Noviembre</w:t>
+            </w:r>
+            <w:proofErr w:type="gramEnd"/>
+            <w:r>
+              <w:rPr>
+                <w:rFonts w:ascii="Times New Roman" w:hAnsi="Times New Roman" w:cs="Times New Roman"/>
+              </w:rPr>
+              <w:t>).</w:t>
             </w:r>
           </w:p>
         </w:tc>
@@ -10705,7 +10743,21 @@
               <w:rPr>
                 <w:rFonts w:ascii="Times New Roman" w:hAnsi="Times New Roman" w:cs="Times New Roman"/>
               </w:rPr>
-              <w:t>Junta de Directores:</w:t>
+              <w:t xml:space="preserve">Junta de </w:t>
+            </w:r>
+            <w:proofErr w:type="gramStart"/>
+            <w:r>
+              <w:rPr>
+                <w:rFonts w:ascii="Times New Roman" w:hAnsi="Times New Roman" w:cs="Times New Roman"/>
+              </w:rPr>
+              <w:t>Directores</w:t>
+            </w:r>
+            <w:proofErr w:type="gramEnd"/>
+            <w:r>
+              <w:rPr>
+                <w:rFonts w:ascii="Times New Roman" w:hAnsi="Times New Roman" w:cs="Times New Roman"/>
+              </w:rPr>
+              <w:t>:</w:t>
             </w:r>
             <w:r>
               <w:rPr>

--- a/PLANIFICACION_MICROCURRICULAR_7MO_LENGUA_1ER_TRIMESTRE.docx
+++ b/PLANIFICACION_MICROCURRICULAR_7MO_LENGUA_1ER_TRIMESTRE.docx
@@ -4447,6 +4447,7 @@
           <w:p>
             <w:pPr>
               <w:spacing w:before="40" w:after="40"/>
+              <w:jc w:val="center"/>
               <w:rPr>
                 <w:rFonts w:ascii="Times New Roman" w:hAnsi="Times New Roman" w:cs="Times New Roman"/>
               </w:rPr>
@@ -4458,7 +4459,6 @@
               </w:rPr>
               <w:t xml:space="preserve">SEMANA </w:t>
             </w:r>
-            <w:proofErr w:type="gramStart"/>
             <w:r>
               <w:rPr>
                 <w:rFonts w:ascii="Times New Roman" w:hAnsi="Times New Roman" w:cs="Times New Roman"/>
@@ -4466,21 +4466,6 @@
               </w:rPr>
               <w:t>3</w:t>
             </w:r>
-            <w:r>
-              <w:rPr>
-                <w:rFonts w:ascii="Times New Roman" w:hAnsi="Times New Roman" w:cs="Times New Roman"/>
-                <w:b/>
-              </w:rPr>
-              <w:t xml:space="preserve"> </w:t>
-            </w:r>
-            <w:r>
-              <w:rPr>
-                <w:rFonts w:ascii="Times New Roman" w:hAnsi="Times New Roman" w:cs="Times New Roman"/>
-                <w:b/>
-              </w:rPr>
-              <w:t xml:space="preserve"> LECTURA</w:t>
-            </w:r>
-            <w:proofErr w:type="gramEnd"/>
           </w:p>
           <w:p>
             <w:pPr>

--- a/PLANIFICACION_MICROCURRICULAR_7MO_LENGUA_1ER_TRIMESTRE.docx
+++ b/PLANIFICACION_MICROCURRICULAR_7MO_LENGUA_1ER_TRIMESTRE.docx
@@ -4445,41 +4445,1164 @@
             <w:shd w:val="clear" w:color="auto" w:fill="auto"/>
           </w:tcPr>
           <w:p>
+            <w:r/>
+          </w:p>
+          <w:p>
             <w:pPr>
               <w:spacing w:before="40" w:after="40"/>
+            </w:pPr>
+            <w:r>
+              <w:rPr>
+                <w:rFonts w:ascii="Times New Roman" w:hAnsi="Times New Roman"/>
+                <w:b/>
+                <w:sz w:val="22"/>
+              </w:rPr>
+              <w:t>SEMANA 3</w:t>
+            </w:r>
+          </w:p>
+          <w:p>
+            <w:pPr>
+              <w:spacing w:after="40"/>
+            </w:pPr>
+            <w:r>
+              <w:rPr>
+                <w:rFonts w:ascii="Times New Roman" w:hAnsi="Times New Roman"/>
+                <w:b/>
+                <w:sz w:val="21"/>
+              </w:rPr>
+              <w:t>APRENDIZAJE BASADO EN PROBLEMAS (ABP) &amp; COOPERATIVO</w:t>
+            </w:r>
+          </w:p>
+          <w:p>
+            <w:pPr>
+              <w:spacing w:after="80"/>
+            </w:pPr>
+            <w:r>
+              <w:rPr>
+                <w:rFonts w:ascii="Times New Roman" w:hAnsi="Times New Roman"/>
+                <w:b/>
+                <w:sz w:val="20"/>
+              </w:rPr>
+              <w:t xml:space="preserve">Nombre de la actividad: </w:t>
+            </w:r>
+            <w:r>
+              <w:rPr>
+                <w:rFonts w:ascii="Times New Roman" w:hAnsi="Times New Roman"/>
+                <w:sz w:val="20"/>
+              </w:rPr>
+              <w:t>«Expedición Científica: tras las pistas del conocimiento riguroso» (Texto Pág. 26-38)</w:t>
+            </w:r>
+          </w:p>
+          <w:p>
+            <w:pPr>
+              <w:spacing w:before="80" w:after="20"/>
+            </w:pPr>
+            <w:r>
+              <w:rPr>
+                <w:rFonts w:ascii="Times New Roman" w:hAnsi="Times New Roman"/>
+                <w:b/>
+                <w:sz w:val="20"/>
+              </w:rPr>
+              <w:t>Fase 1: Planteamiento del Problema – «El Dilema del Hallazgo Científico»</w:t>
+            </w:r>
+          </w:p>
+          <w:p>
+            <w:pPr>
+              <w:spacing w:after="20"/>
+            </w:pPr>
+            <w:r>
+              <w:rPr>
+                <w:rFonts w:ascii="Times New Roman" w:hAnsi="Times New Roman"/>
+                <w:b/>
+                <w:sz w:val="19"/>
+              </w:rPr>
+              <w:t xml:space="preserve">Actividad: </w:t>
+            </w:r>
+            <w:r>
+              <w:rPr>
+                <w:rFonts w:ascii="Times New Roman" w:hAnsi="Times New Roman"/>
+                <w:sz w:val="19"/>
+              </w:rPr>
+              <w:t>El docente plantea una situación problemática real: 'En redes sociales circula una publicación viral que afirma que se descubrieron fósiles vivos de dinosaurios en la Amazonía. ¿Cómo podemos comprobar si esta información es confiable o si se trata de una noticia falsa?' Se contrasta la publicación informal con el artículo de divulgación científica de la página 26, formulando la pregunta de indagación: ¿Qué criterios permiten validar una fuente de información científica?</w:t>
+            </w:r>
+          </w:p>
+          <w:p>
+            <w:pPr>
+              <w:spacing w:after="40"/>
+            </w:pPr>
+            <w:r>
+              <w:rPr>
+                <w:rFonts w:ascii="Times New Roman" w:hAnsi="Times New Roman"/>
+                <w:sz w:val="19"/>
+              </w:rPr>
+              <w:t>Estrategia ABP: Análisis del problema en asamblea y formulación colectiva de preguntas de investigación.</w:t>
+            </w:r>
+          </w:p>
+          <w:p>
+            <w:pPr>
+              <w:spacing w:after="20"/>
+            </w:pPr>
+            <w:r>
+              <w:rPr>
+                <w:rFonts w:ascii="Times New Roman" w:hAnsi="Times New Roman"/>
+                <w:b/>
+                <w:sz w:val="19"/>
+              </w:rPr>
+              <w:t>DUA aplicado:</w:t>
+            </w:r>
+          </w:p>
+          <w:p>
+            <w:pPr>
+              <w:spacing w:after="20"/>
+            </w:pPr>
+            <w:r>
+              <w:rPr>
+                <w:rFonts w:ascii="Times New Roman" w:hAnsi="Times New Roman"/>
+                <w:b/>
+                <w:sz w:val="18"/>
+              </w:rPr>
+              <w:t xml:space="preserve">Representación: </w:t>
+            </w:r>
+            <w:r>
+              <w:rPr>
+                <w:rFonts w:ascii="Times New Roman" w:hAnsi="Times New Roman"/>
+                <w:sz w:val="18"/>
+              </w:rPr>
+              <w:t>Texto y fotografías de fósiles de la pág. 26 contrastados con información no verificada de redes.</w:t>
+            </w:r>
+          </w:p>
+          <w:p>
+            <w:pPr>
+              <w:spacing w:after="20"/>
+            </w:pPr>
+            <w:r>
+              <w:rPr>
+                <w:rFonts w:ascii="Times New Roman" w:hAnsi="Times New Roman"/>
+                <w:b/>
+                <w:sz w:val="18"/>
+              </w:rPr>
+              <w:t xml:space="preserve">Acción y expresión: </w:t>
+            </w:r>
+            <w:r>
+              <w:rPr>
+                <w:rFonts w:ascii="Times New Roman" w:hAnsi="Times New Roman"/>
+                <w:sz w:val="18"/>
+              </w:rPr>
+              <w:t>Intervención oral en debate respondiendo a las preguntas de confiabilidad de fuentes.</w:t>
+            </w:r>
+          </w:p>
+          <w:p>
+            <w:pPr>
+              <w:spacing w:after="20"/>
+            </w:pPr>
+            <w:r>
+              <w:rPr>
+                <w:rFonts w:ascii="Times New Roman" w:hAnsi="Times New Roman"/>
+                <w:b/>
+                <w:sz w:val="18"/>
+              </w:rPr>
+              <w:t xml:space="preserve">Compromiso-Motivación: </w:t>
+            </w:r>
+            <w:r>
+              <w:rPr>
+                <w:rFonts w:ascii="Times New Roman" w:hAnsi="Times New Roman"/>
+                <w:sz w:val="18"/>
+              </w:rPr>
+              <w:t>Desafío de indagar y discernir entre información falsa y datos científicos comprobados.</w:t>
+            </w:r>
+          </w:p>
+          <w:tbl>
+            <w:tblPr>
+              <w:tblStyle w:val="Tablaconcuadrcula"/>
+              <w:tblW w:w="0" w:type="auto"/>
               <w:jc w:val="center"/>
-              <w:rPr>
-                <w:rFonts w:ascii="Times New Roman" w:hAnsi="Times New Roman" w:cs="Times New Roman"/>
-              </w:rPr>
-            </w:pPr>
-            <w:r>
-              <w:rPr>
-                <w:rFonts w:ascii="Times New Roman" w:hAnsi="Times New Roman" w:cs="Times New Roman"/>
-                <w:b/>
-              </w:rPr>
-              <w:t xml:space="preserve">SEMANA </w:t>
-            </w:r>
-            <w:r>
-              <w:rPr>
-                <w:rFonts w:ascii="Times New Roman" w:hAnsi="Times New Roman" w:cs="Times New Roman"/>
-                <w:b/>
-              </w:rPr>
-              <w:t>3</w:t>
+              <w:tblLayout w:type="fixed"/>
+            </w:tblPr>
+            <w:tblGrid>
+              <w:gridCol w:w="683"/>
+              <w:gridCol w:w="683"/>
+              <w:gridCol w:w="683"/>
+            </w:tblGrid>
+            <w:tr>
+              <w:trPr>
+                <w:trHeight w:val="278"/>
+                <w:jc w:val="center"/>
+              </w:trPr>
+              <w:tc>
+                <w:tcPr>
+                  <w:tcW w:w="683" w:type="dxa"/>
+                  <w:shd w:val="clear" w:color="auto" w:fill="7030A0"/>
+                </w:tcPr>
+                <w:p>
+                  <w:pPr>
+                    <w:pStyle w:val="Sinespaciado"/>
+                    <w:jc w:val="center"/>
+                    <w:rPr>
+                      <w:rFonts w:ascii="Times New Roman" w:hAnsi="Times New Roman" w:cs="Times New Roman"/>
+                      <w:b/>
+                      <w:color w:val="FFFFFF"/>
+                      <w:sz w:val="20"/>
+                    </w:rPr>
+                  </w:pPr>
+                  <w:r>
+                    <w:rPr>
+                      <w:rFonts w:ascii="Times New Roman" w:hAnsi="Times New Roman" w:cs="Times New Roman"/>
+                      <w:b/>
+                      <w:color w:val="FFFFFF"/>
+                      <w:sz w:val="20"/>
+                    </w:rPr>
+                    <w:t>R</w:t>
+                  </w:r>
+                </w:p>
+              </w:tc>
+              <w:tc>
+                <w:tcPr>
+                  <w:tcW w:w="683" w:type="dxa"/>
+                  <w:shd w:val="clear" w:color="auto" w:fill="00B0F0"/>
+                </w:tcPr>
+                <w:p>
+                  <w:pPr>
+                    <w:pStyle w:val="Sinespaciado"/>
+                    <w:jc w:val="center"/>
+                    <w:rPr>
+                      <w:rFonts w:ascii="Times New Roman" w:hAnsi="Times New Roman" w:cs="Times New Roman"/>
+                      <w:b/>
+                      <w:color w:val="FFFFFF"/>
+                      <w:sz w:val="20"/>
+                    </w:rPr>
+                  </w:pPr>
+                  <w:r>
+                    <w:rPr>
+                      <w:rFonts w:ascii="Times New Roman" w:hAnsi="Times New Roman" w:cs="Times New Roman"/>
+                      <w:b/>
+                      <w:color w:val="FFFFFF"/>
+                      <w:sz w:val="20"/>
+                    </w:rPr>
+                    <w:t>A-E</w:t>
+                  </w:r>
+                </w:p>
+              </w:tc>
+              <w:tc>
+                <w:tcPr>
+                  <w:tcW w:w="683" w:type="dxa"/>
+                  <w:shd w:val="clear" w:color="auto" w:fill="538135"/>
+                </w:tcPr>
+                <w:p>
+                  <w:pPr>
+                    <w:pStyle w:val="Sinespaciado"/>
+                    <w:jc w:val="center"/>
+                    <w:rPr>
+                      <w:rFonts w:ascii="Times New Roman" w:hAnsi="Times New Roman" w:cs="Times New Roman"/>
+                      <w:b/>
+                      <w:color w:val="FFFFFF"/>
+                      <w:sz w:val="20"/>
+                    </w:rPr>
+                  </w:pPr>
+                  <w:r>
+                    <w:rPr>
+                      <w:rFonts w:ascii="Times New Roman" w:hAnsi="Times New Roman" w:cs="Times New Roman"/>
+                      <w:b/>
+                      <w:color w:val="FFFFFF"/>
+                      <w:sz w:val="20"/>
+                    </w:rPr>
+                    <w:t>C-M</w:t>
+                  </w:r>
+                </w:p>
+              </w:tc>
+            </w:tr>
+          </w:tbl>
+          <w:p>
+            <w:pPr>
+              <w:spacing w:before="40" w:after="40"/>
+            </w:pPr>
+          </w:p>
+          <w:p>
+            <w:pPr>
+              <w:spacing w:before="80" w:after="20"/>
+            </w:pPr>
+            <w:r>
+              <w:rPr>
+                <w:rFonts w:ascii="Times New Roman" w:hAnsi="Times New Roman"/>
+                <w:b/>
+                <w:sz w:val="20"/>
+              </w:rPr>
+              <w:t>Fase 2: Indagación y Trabajo Cooperativo – «Disección del Artículo Científico y la Biblioteca»</w:t>
+            </w:r>
+          </w:p>
+          <w:p>
+            <w:pPr>
+              <w:spacing w:after="20"/>
+            </w:pPr>
+            <w:r>
+              <w:rPr>
+                <w:rFonts w:ascii="Times New Roman" w:hAnsi="Times New Roman"/>
+                <w:b/>
+                <w:sz w:val="19"/>
+              </w:rPr>
+              <w:t xml:space="preserve">Actividad: </w:t>
+            </w:r>
+            <w:r>
+              <w:rPr>
+                <w:rFonts w:ascii="Times New Roman" w:hAnsi="Times New Roman"/>
+                <w:sz w:val="19"/>
+              </w:rPr>
+              <w:t>Lectura secuencial y analítica del artículo de divulgación científica de las páginas 27 a 32. En equipos cooperativos, identifican la estructura textual: título, introducción, explicación de evidencias y conclusiones. Luego, analizan las páginas 33 a 35 sobre la organización de la biblioteca escolar y los pasos para el fichaje y préstamo bibliográfico.</w:t>
             </w:r>
           </w:p>
           <w:p>
             <w:pPr>
               <w:spacing w:after="40"/>
-              <w:rPr>
-                <w:rFonts w:ascii="Times New Roman" w:hAnsi="Times New Roman" w:cs="Times New Roman"/>
-              </w:rPr>
-            </w:pPr>
-            <w:r>
-              <w:rPr>
-                <w:rFonts w:ascii="Times New Roman" w:hAnsi="Times New Roman" w:cs="Times New Roman"/>
-                <w:b/>
-              </w:rPr>
-              <w:t>APRENDIZAJE BASADO EN PROBLEMAS (ABP) &amp; COOPERATIVO</w:t>
+            </w:pPr>
+            <w:r>
+              <w:rPr>
+                <w:rFonts w:ascii="Times New Roman" w:hAnsi="Times New Roman"/>
+                <w:sz w:val="19"/>
+              </w:rPr>
+              <w:t>Trabajo Cooperativo: Asignación de roles en equipos (coordinador, lector, secretario y moderador) para analizar el texto.</w:t>
+            </w:r>
+          </w:p>
+          <w:p>
+            <w:pPr>
+              <w:spacing w:after="20"/>
+            </w:pPr>
+            <w:r>
+              <w:rPr>
+                <w:rFonts w:ascii="Times New Roman" w:hAnsi="Times New Roman"/>
+                <w:b/>
+                <w:sz w:val="19"/>
+              </w:rPr>
+              <w:t>DUA aplicado:</w:t>
+            </w:r>
+          </w:p>
+          <w:p>
+            <w:pPr>
+              <w:spacing w:after="20"/>
+            </w:pPr>
+            <w:r>
+              <w:rPr>
+                <w:rFonts w:ascii="Times New Roman" w:hAnsi="Times New Roman"/>
+                <w:b/>
+                <w:sz w:val="18"/>
+              </w:rPr>
+              <w:t xml:space="preserve">Representación: </w:t>
+            </w:r>
+            <w:r>
+              <w:rPr>
+                <w:rFonts w:ascii="Times New Roman" w:hAnsi="Times New Roman"/>
+                <w:sz w:val="18"/>
+              </w:rPr>
+              <w:t>Lectura del artículo de divulgación científica (págs. 27-32) e información de biblioteca (págs. 33-35).</w:t>
+            </w:r>
+          </w:p>
+          <w:p>
+            <w:pPr>
+              <w:spacing w:after="20"/>
+            </w:pPr>
+            <w:r>
+              <w:rPr>
+                <w:rFonts w:ascii="Times New Roman" w:hAnsi="Times New Roman"/>
+                <w:b/>
+                <w:sz w:val="18"/>
+              </w:rPr>
+              <w:t xml:space="preserve">Acción y expresión: </w:t>
+            </w:r>
+            <w:r>
+              <w:rPr>
+                <w:rFonts w:ascii="Times New Roman" w:hAnsi="Times New Roman"/>
+                <w:sz w:val="18"/>
+              </w:rPr>
+              <w:t>Subrayado de las partes del artículo y registro de los datos de fichaje en el cuaderno.</w:t>
+            </w:r>
+          </w:p>
+          <w:p>
+            <w:pPr>
+              <w:spacing w:after="20"/>
+            </w:pPr>
+            <w:r>
+              <w:rPr>
+                <w:rFonts w:ascii="Times New Roman" w:hAnsi="Times New Roman"/>
+                <w:b/>
+                <w:sz w:val="18"/>
+              </w:rPr>
+              <w:t xml:space="preserve">Compromiso-Motivación: </w:t>
+            </w:r>
+            <w:r>
+              <w:rPr>
+                <w:rFonts w:ascii="Times New Roman" w:hAnsi="Times New Roman"/>
+                <w:sz w:val="18"/>
+              </w:rPr>
+              <w:t>Interés por conocer cómo se organiza y consulta información en una biblioteca escolar.</w:t>
+            </w:r>
+          </w:p>
+          <w:tbl>
+            <w:tblPr>
+              <w:tblStyle w:val="Tablaconcuadrcula"/>
+              <w:tblW w:w="0" w:type="auto"/>
+              <w:jc w:val="center"/>
+              <w:tblLayout w:type="fixed"/>
+            </w:tblPr>
+            <w:tblGrid>
+              <w:gridCol w:w="683"/>
+              <w:gridCol w:w="683"/>
+              <w:gridCol w:w="683"/>
+            </w:tblGrid>
+            <w:tr>
+              <w:trPr>
+                <w:trHeight w:val="278"/>
+                <w:jc w:val="center"/>
+              </w:trPr>
+              <w:tc>
+                <w:tcPr>
+                  <w:tcW w:w="683" w:type="dxa"/>
+                  <w:shd w:val="clear" w:color="auto" w:fill="7030A0"/>
+                </w:tcPr>
+                <w:p>
+                  <w:pPr>
+                    <w:pStyle w:val="Sinespaciado"/>
+                    <w:jc w:val="center"/>
+                    <w:rPr>
+                      <w:rFonts w:ascii="Times New Roman" w:hAnsi="Times New Roman" w:cs="Times New Roman"/>
+                      <w:b/>
+                      <w:color w:val="FFFFFF"/>
+                      <w:sz w:val="20"/>
+                    </w:rPr>
+                  </w:pPr>
+                  <w:r>
+                    <w:rPr>
+                      <w:rFonts w:ascii="Times New Roman" w:hAnsi="Times New Roman" w:cs="Times New Roman"/>
+                      <w:b/>
+                      <w:color w:val="FFFFFF"/>
+                      <w:sz w:val="20"/>
+                    </w:rPr>
+                    <w:t>R</w:t>
+                  </w:r>
+                </w:p>
+              </w:tc>
+              <w:tc>
+                <w:tcPr>
+                  <w:tcW w:w="683" w:type="dxa"/>
+                  <w:shd w:val="clear" w:color="auto" w:fill="00B0F0"/>
+                </w:tcPr>
+                <w:p>
+                  <w:pPr>
+                    <w:pStyle w:val="Sinespaciado"/>
+                    <w:jc w:val="center"/>
+                    <w:rPr>
+                      <w:rFonts w:ascii="Times New Roman" w:hAnsi="Times New Roman" w:cs="Times New Roman"/>
+                      <w:b/>
+                      <w:color w:val="FFFFFF"/>
+                      <w:sz w:val="20"/>
+                    </w:rPr>
+                  </w:pPr>
+                  <w:r>
+                    <w:rPr>
+                      <w:rFonts w:ascii="Times New Roman" w:hAnsi="Times New Roman" w:cs="Times New Roman"/>
+                      <w:b/>
+                      <w:color w:val="FFFFFF"/>
+                      <w:sz w:val="20"/>
+                    </w:rPr>
+                    <w:t>A-E</w:t>
+                  </w:r>
+                </w:p>
+              </w:tc>
+              <w:tc>
+                <w:tcPr>
+                  <w:tcW w:w="683" w:type="dxa"/>
+                  <w:shd w:val="clear" w:color="auto" w:fill="538135"/>
+                </w:tcPr>
+                <w:p>
+                  <w:pPr>
+                    <w:pStyle w:val="Sinespaciado"/>
+                    <w:jc w:val="center"/>
+                    <w:rPr>
+                      <w:rFonts w:ascii="Times New Roman" w:hAnsi="Times New Roman" w:cs="Times New Roman"/>
+                      <w:b/>
+                      <w:color w:val="FFFFFF"/>
+                      <w:sz w:val="20"/>
+                    </w:rPr>
+                  </w:pPr>
+                  <w:r>
+                    <w:rPr>
+                      <w:rFonts w:ascii="Times New Roman" w:hAnsi="Times New Roman" w:cs="Times New Roman"/>
+                      <w:b/>
+                      <w:color w:val="FFFFFF"/>
+                      <w:sz w:val="20"/>
+                    </w:rPr>
+                    <w:t>C-M</w:t>
+                  </w:r>
+                </w:p>
+              </w:tc>
+            </w:tr>
+          </w:tbl>
+          <w:p>
+            <w:pPr>
+              <w:spacing w:before="40" w:after="40"/>
+            </w:pPr>
+          </w:p>
+          <w:p>
+            <w:pPr>
+              <w:spacing w:before="80" w:after="20"/>
+            </w:pPr>
+            <w:r>
+              <w:rPr>
+                <w:rFonts w:ascii="Times New Roman" w:hAnsi="Times New Roman"/>
+                <w:b/>
+                <w:sz w:val="20"/>
+              </w:rPr>
+              <w:t>Fase 3: Resolución del Problema y Aplicación – «Laboratorio de Comprensión y Fichaje Científico»</w:t>
+            </w:r>
+          </w:p>
+          <w:p>
+            <w:pPr>
+              <w:spacing w:after="20"/>
+            </w:pPr>
+            <w:r>
+              <w:rPr>
+                <w:rFonts w:ascii="Times New Roman" w:hAnsi="Times New Roman"/>
+                <w:b/>
+                <w:sz w:val="19"/>
+              </w:rPr>
+              <w:t xml:space="preserve">Actividad: </w:t>
+            </w:r>
+            <w:r>
+              <w:rPr>
+                <w:rFonts w:ascii="Times New Roman" w:hAnsi="Times New Roman"/>
+                <w:sz w:val="19"/>
+              </w:rPr>
+              <w:t>Resolución en parejas de las actividades de comprensión lectora, inferencias y valoración crítica de las páginas 36 a 38. Los estudiantes seleccionan un libro de divulgación científica de la biblioteca y elaboran su ficha bibliográfica completa con autor, título, editorial y resumen del contenido para validar su investigación.</w:t>
+            </w:r>
+          </w:p>
+          <w:p>
+            <w:pPr>
+              <w:spacing w:after="40"/>
+            </w:pPr>
+            <w:r>
+              <w:rPr>
+                <w:rFonts w:ascii="Times New Roman" w:hAnsi="Times New Roman"/>
+                <w:sz w:val="19"/>
+              </w:rPr>
+              <w:t>Estrategia ABP: Aplicación de los criterios de búsqueda documental para resolver el reto de fichaje científico.</w:t>
+            </w:r>
+          </w:p>
+          <w:p>
+            <w:pPr>
+              <w:spacing w:after="20"/>
+            </w:pPr>
+            <w:r>
+              <w:rPr>
+                <w:rFonts w:ascii="Times New Roman" w:hAnsi="Times New Roman"/>
+                <w:b/>
+                <w:sz w:val="19"/>
+              </w:rPr>
+              <w:t>DUA aplicado:</w:t>
+            </w:r>
+          </w:p>
+          <w:p>
+            <w:pPr>
+              <w:spacing w:after="20"/>
+            </w:pPr>
+            <w:r>
+              <w:rPr>
+                <w:rFonts w:ascii="Times New Roman" w:hAnsi="Times New Roman"/>
+                <w:b/>
+                <w:sz w:val="18"/>
+              </w:rPr>
+              <w:t xml:space="preserve">Representación: </w:t>
+            </w:r>
+            <w:r>
+              <w:rPr>
+                <w:rFonts w:ascii="Times New Roman" w:hAnsi="Times New Roman"/>
+                <w:sz w:val="18"/>
+              </w:rPr>
+              <w:t>Actividades de comprensión lectora del texto (págs. 36-38) y formato de ficha del libro.</w:t>
+            </w:r>
+          </w:p>
+          <w:p>
+            <w:pPr>
+              <w:spacing w:after="20"/>
+            </w:pPr>
+            <w:r>
+              <w:rPr>
+                <w:rFonts w:ascii="Times New Roman" w:hAnsi="Times New Roman"/>
+                <w:b/>
+                <w:sz w:val="18"/>
+              </w:rPr>
+              <w:t xml:space="preserve">Acción y expresión: </w:t>
+            </w:r>
+            <w:r>
+              <w:rPr>
+                <w:rFonts w:ascii="Times New Roman" w:hAnsi="Times New Roman"/>
+                <w:sz w:val="18"/>
+              </w:rPr>
+              <w:t>Resolución escrita de los talleres de comprensión y llenado de la ficha bibliográfica en parejas.</w:t>
+            </w:r>
+          </w:p>
+          <w:p>
+            <w:pPr>
+              <w:spacing w:after="20"/>
+            </w:pPr>
+            <w:r>
+              <w:rPr>
+                <w:rFonts w:ascii="Times New Roman" w:hAnsi="Times New Roman"/>
+                <w:b/>
+                <w:sz w:val="18"/>
+              </w:rPr>
+              <w:t xml:space="preserve">Compromiso-Motivación: </w:t>
+            </w:r>
+            <w:r>
+              <w:rPr>
+                <w:rFonts w:ascii="Times New Roman" w:hAnsi="Times New Roman"/>
+                <w:sz w:val="18"/>
+              </w:rPr>
+              <w:t>Autonomía en la búsqueda de información y validación cooperativa de respuestas entre compañeros.</w:t>
+            </w:r>
+          </w:p>
+          <w:tbl>
+            <w:tblPr>
+              <w:tblStyle w:val="Tablaconcuadrcula"/>
+              <w:tblW w:w="0" w:type="auto"/>
+              <w:jc w:val="center"/>
+              <w:tblLayout w:type="fixed"/>
+            </w:tblPr>
+            <w:tblGrid>
+              <w:gridCol w:w="683"/>
+              <w:gridCol w:w="683"/>
+              <w:gridCol w:w="683"/>
+            </w:tblGrid>
+            <w:tr>
+              <w:trPr>
+                <w:trHeight w:val="278"/>
+                <w:jc w:val="center"/>
+              </w:trPr>
+              <w:tc>
+                <w:tcPr>
+                  <w:tcW w:w="683" w:type="dxa"/>
+                  <w:shd w:val="clear" w:color="auto" w:fill="7030A0"/>
+                </w:tcPr>
+                <w:p>
+                  <w:pPr>
+                    <w:pStyle w:val="Sinespaciado"/>
+                    <w:jc w:val="center"/>
+                    <w:rPr>
+                      <w:rFonts w:ascii="Times New Roman" w:hAnsi="Times New Roman" w:cs="Times New Roman"/>
+                      <w:b/>
+                      <w:color w:val="FFFFFF"/>
+                      <w:sz w:val="20"/>
+                    </w:rPr>
+                  </w:pPr>
+                  <w:r>
+                    <w:rPr>
+                      <w:rFonts w:ascii="Times New Roman" w:hAnsi="Times New Roman" w:cs="Times New Roman"/>
+                      <w:b/>
+                      <w:color w:val="FFFFFF"/>
+                      <w:sz w:val="20"/>
+                    </w:rPr>
+                    <w:t>R</w:t>
+                  </w:r>
+                </w:p>
+              </w:tc>
+              <w:tc>
+                <w:tcPr>
+                  <w:tcW w:w="683" w:type="dxa"/>
+                  <w:shd w:val="clear" w:color="auto" w:fill="00B0F0"/>
+                </w:tcPr>
+                <w:p>
+                  <w:pPr>
+                    <w:pStyle w:val="Sinespaciado"/>
+                    <w:jc w:val="center"/>
+                    <w:rPr>
+                      <w:rFonts w:ascii="Times New Roman" w:hAnsi="Times New Roman" w:cs="Times New Roman"/>
+                      <w:b/>
+                      <w:color w:val="FFFFFF"/>
+                      <w:sz w:val="20"/>
+                    </w:rPr>
+                  </w:pPr>
+                  <w:r>
+                    <w:rPr>
+                      <w:rFonts w:ascii="Times New Roman" w:hAnsi="Times New Roman" w:cs="Times New Roman"/>
+                      <w:b/>
+                      <w:color w:val="FFFFFF"/>
+                      <w:sz w:val="20"/>
+                    </w:rPr>
+                    <w:t>A-E</w:t>
+                  </w:r>
+                </w:p>
+              </w:tc>
+              <w:tc>
+                <w:tcPr>
+                  <w:tcW w:w="683" w:type="dxa"/>
+                  <w:shd w:val="clear" w:color="auto" w:fill="538135"/>
+                </w:tcPr>
+                <w:p>
+                  <w:pPr>
+                    <w:pStyle w:val="Sinespaciado"/>
+                    <w:jc w:val="center"/>
+                    <w:rPr>
+                      <w:rFonts w:ascii="Times New Roman" w:hAnsi="Times New Roman" w:cs="Times New Roman"/>
+                      <w:b/>
+                      <w:color w:val="FFFFFF"/>
+                      <w:sz w:val="20"/>
+                    </w:rPr>
+                  </w:pPr>
+                  <w:r>
+                    <w:rPr>
+                      <w:rFonts w:ascii="Times New Roman" w:hAnsi="Times New Roman" w:cs="Times New Roman"/>
+                      <w:b/>
+                      <w:color w:val="FFFFFF"/>
+                      <w:sz w:val="20"/>
+                    </w:rPr>
+                    <w:t>C-M</w:t>
+                  </w:r>
+                </w:p>
+              </w:tc>
+            </w:tr>
+          </w:tbl>
+          <w:p>
+            <w:pPr>
+              <w:spacing w:before="40" w:after="40"/>
+            </w:pPr>
+          </w:p>
+          <w:p>
+            <w:pPr>
+              <w:spacing w:before="80" w:after="20"/>
+            </w:pPr>
+            <w:r>
+              <w:rPr>
+                <w:rFonts w:ascii="Times New Roman" w:hAnsi="Times New Roman"/>
+                <w:b/>
+                <w:sz w:val="20"/>
+              </w:rPr>
+              <w:t>Fase 4: Socialización y Metacognición – «Publicación de Hallazgos y Evaluación entre Pares»</w:t>
+            </w:r>
+          </w:p>
+          <w:p>
+            <w:pPr>
+              <w:spacing w:after="20"/>
+            </w:pPr>
+            <w:r>
+              <w:rPr>
+                <w:rFonts w:ascii="Times New Roman" w:hAnsi="Times New Roman"/>
+                <w:b/>
+                <w:sz w:val="19"/>
+              </w:rPr>
+              <w:t xml:space="preserve">Actividad: </w:t>
+            </w:r>
+            <w:r>
+              <w:rPr>
+                <w:rFonts w:ascii="Times New Roman" w:hAnsi="Times New Roman"/>
+                <w:sz w:val="19"/>
+              </w:rPr>
+              <w:t>Socialización en plenaria: cada equipo comparte las conclusiones sobre cómo verificar la veracidad de una información y expone un dato científico curioso descubierto en su libro investigado. Ronda de metacognición: ¿Qué pasos seguimos para resolver el problema de las noticias falsas?</w:t>
+            </w:r>
+          </w:p>
+          <w:p>
+            <w:pPr>
+              <w:spacing w:after="40"/>
+            </w:pPr>
+            <w:r>
+              <w:rPr>
+                <w:rFonts w:ascii="Times New Roman" w:hAnsi="Times New Roman"/>
+                <w:sz w:val="19"/>
+              </w:rPr>
+              <w:t>Trabajo Cooperativo: Coevaluación formativa entre equipos sobre el rigor de sus fichas bibliográficas.</w:t>
+            </w:r>
+          </w:p>
+          <w:p>
+            <w:pPr>
+              <w:spacing w:after="20"/>
+            </w:pPr>
+            <w:r>
+              <w:rPr>
+                <w:rFonts w:ascii="Times New Roman" w:hAnsi="Times New Roman"/>
+                <w:b/>
+                <w:sz w:val="19"/>
+              </w:rPr>
+              <w:t>DUA aplicado:</w:t>
+            </w:r>
+          </w:p>
+          <w:p>
+            <w:pPr>
+              <w:spacing w:after="20"/>
+            </w:pPr>
+            <w:r>
+              <w:rPr>
+                <w:rFonts w:ascii="Times New Roman" w:hAnsi="Times New Roman"/>
+                <w:b/>
+                <w:sz w:val="18"/>
+              </w:rPr>
+              <w:t xml:space="preserve">Representación: </w:t>
+            </w:r>
+            <w:r>
+              <w:rPr>
+                <w:rFonts w:ascii="Times New Roman" w:hAnsi="Times New Roman"/>
+                <w:sz w:val="18"/>
+              </w:rPr>
+              <w:t>Datos registrados por los estudiantes en sus fichas y preguntas de metacognición en la pizarra.</w:t>
+            </w:r>
+          </w:p>
+          <w:p>
+            <w:pPr>
+              <w:spacing w:after="20"/>
+            </w:pPr>
+            <w:r>
+              <w:rPr>
+                <w:rFonts w:ascii="Times New Roman" w:hAnsi="Times New Roman"/>
+                <w:b/>
+                <w:sz w:val="18"/>
+              </w:rPr>
+              <w:t xml:space="preserve">Acción y expresión: </w:t>
+            </w:r>
+            <w:r>
+              <w:rPr>
+                <w:rFonts w:ascii="Times New Roman" w:hAnsi="Times New Roman"/>
+                <w:sz w:val="18"/>
+              </w:rPr>
+              <w:t>Exposición oral de los hallazgos del equipo y respuesta reflexiva sobre el proceso de indagación.</w:t>
+            </w:r>
+          </w:p>
+          <w:p>
+            <w:pPr>
+              <w:spacing w:after="20"/>
+            </w:pPr>
+            <w:r>
+              <w:rPr>
+                <w:rFonts w:ascii="Times New Roman" w:hAnsi="Times New Roman"/>
+                <w:b/>
+                <w:sz w:val="18"/>
+              </w:rPr>
+              <w:t xml:space="preserve">Compromiso-Motivación: </w:t>
+            </w:r>
+            <w:r>
+              <w:rPr>
+                <w:rFonts w:ascii="Times New Roman" w:hAnsi="Times New Roman"/>
+                <w:sz w:val="18"/>
+              </w:rPr>
+              <w:t>Satisfacción de haber resuelto el problema de investigación mediante la cooperación grupal.</w:t>
+            </w:r>
+          </w:p>
+          <w:tbl>
+            <w:tblPr>
+              <w:tblStyle w:val="Tablaconcuadrcula"/>
+              <w:tblW w:w="0" w:type="auto"/>
+              <w:jc w:val="center"/>
+              <w:tblLayout w:type="fixed"/>
+            </w:tblPr>
+            <w:tblGrid>
+              <w:gridCol w:w="683"/>
+              <w:gridCol w:w="683"/>
+              <w:gridCol w:w="683"/>
+            </w:tblGrid>
+            <w:tr>
+              <w:trPr>
+                <w:trHeight w:val="278"/>
+                <w:jc w:val="center"/>
+              </w:trPr>
+              <w:tc>
+                <w:tcPr>
+                  <w:tcW w:w="683" w:type="dxa"/>
+                  <w:shd w:val="clear" w:color="auto" w:fill="7030A0"/>
+                </w:tcPr>
+                <w:p>
+                  <w:pPr>
+                    <w:pStyle w:val="Sinespaciado"/>
+                    <w:jc w:val="center"/>
+                    <w:rPr>
+                      <w:rFonts w:ascii="Times New Roman" w:hAnsi="Times New Roman" w:cs="Times New Roman"/>
+                      <w:b/>
+                      <w:color w:val="FFFFFF"/>
+                      <w:sz w:val="20"/>
+                    </w:rPr>
+                  </w:pPr>
+                  <w:r>
+                    <w:rPr>
+                      <w:rFonts w:ascii="Times New Roman" w:hAnsi="Times New Roman" w:cs="Times New Roman"/>
+                      <w:b/>
+                      <w:color w:val="FFFFFF"/>
+                      <w:sz w:val="20"/>
+                    </w:rPr>
+                    <w:t>R</w:t>
+                  </w:r>
+                </w:p>
+              </w:tc>
+              <w:tc>
+                <w:tcPr>
+                  <w:tcW w:w="683" w:type="dxa"/>
+                  <w:shd w:val="clear" w:color="auto" w:fill="00B0F0"/>
+                </w:tcPr>
+                <w:p>
+                  <w:pPr>
+                    <w:pStyle w:val="Sinespaciado"/>
+                    <w:jc w:val="center"/>
+                    <w:rPr>
+                      <w:rFonts w:ascii="Times New Roman" w:hAnsi="Times New Roman" w:cs="Times New Roman"/>
+                      <w:b/>
+                      <w:color w:val="FFFFFF"/>
+                      <w:sz w:val="20"/>
+                    </w:rPr>
+                  </w:pPr>
+                  <w:r>
+                    <w:rPr>
+                      <w:rFonts w:ascii="Times New Roman" w:hAnsi="Times New Roman" w:cs="Times New Roman"/>
+                      <w:b/>
+                      <w:color w:val="FFFFFF"/>
+                      <w:sz w:val="20"/>
+                    </w:rPr>
+                    <w:t>A-E</w:t>
+                  </w:r>
+                </w:p>
+              </w:tc>
+              <w:tc>
+                <w:tcPr>
+                  <w:tcW w:w="683" w:type="dxa"/>
+                  <w:shd w:val="clear" w:color="auto" w:fill="538135"/>
+                </w:tcPr>
+                <w:p>
+                  <w:pPr>
+                    <w:pStyle w:val="Sinespaciado"/>
+                    <w:jc w:val="center"/>
+                    <w:rPr>
+                      <w:rFonts w:ascii="Times New Roman" w:hAnsi="Times New Roman" w:cs="Times New Roman"/>
+                      <w:b/>
+                      <w:color w:val="FFFFFF"/>
+                      <w:sz w:val="20"/>
+                    </w:rPr>
+                  </w:pPr>
+                  <w:r>
+                    <w:rPr>
+                      <w:rFonts w:ascii="Times New Roman" w:hAnsi="Times New Roman" w:cs="Times New Roman"/>
+                      <w:b/>
+                      <w:color w:val="FFFFFF"/>
+                      <w:sz w:val="20"/>
+                    </w:rPr>
+                    <w:t>C-M</w:t>
+                  </w:r>
+                </w:p>
+              </w:tc>
+            </w:tr>
+          </w:tbl>
+          <w:p>
+            <w:pPr>
+              <w:spacing w:before="40" w:after="40"/>
+            </w:pPr>
+          </w:p>
+        </w:tc>
+        <w:tc>
+          <w:tcPr>
+            <w:tcW w:w="2156" w:type="dxa"/>
+            <w:gridSpan w:val="5"/>
+            <w:tcBorders>
+              <w:left w:val="single" w:sz="4" w:space="0" w:color="auto"/>
+              <w:right w:val="single" w:sz="4" w:space="0" w:color="auto"/>
+            </w:tcBorders>
+            <w:shd w:val="clear" w:color="auto" w:fill="auto"/>
+          </w:tcPr>
+          <w:p>
+            <w:pPr>
+              <w:rPr>
+                <w:rFonts w:ascii="Times New Roman" w:hAnsi="Times New Roman" w:cs="Times New Roman"/>
+              </w:rPr>
+            </w:pPr>
+            <w:r>
+              <w:rPr>
+                <w:rFonts w:ascii="Times New Roman" w:hAnsi="Times New Roman" w:cs="Times New Roman"/>
+              </w:rPr>
+              <w:t>Realiza inferencias fundamentales y proyectivo-valorativas, valora los contenidos y aspectos de forma a partir de criterios preestablecidos, al monitorear su comprensión mediante el uso de estrategias cognitivas. I.LL.3.3.2.</w:t>
+            </w:r>
+          </w:p>
+        </w:tc>
+        <w:tc>
+          <w:tcPr>
+            <w:tcW w:w="3112" w:type="dxa"/>
+            <w:gridSpan w:val="3"/>
+            <w:tcBorders>
+              <w:left w:val="single" w:sz="4" w:space="0" w:color="auto"/>
+            </w:tcBorders>
+            <w:shd w:val="clear" w:color="auto" w:fill="auto"/>
+          </w:tcPr>
+          <w:p>
+            <w:pPr>
+              <w:rPr>
+                <w:rFonts w:ascii="Times New Roman" w:hAnsi="Times New Roman" w:cs="Times New Roman"/>
+              </w:rPr>
+            </w:pPr>
+            <w:r>
+              <w:rPr>
+                <w:rFonts w:ascii="Times New Roman" w:hAnsi="Times New Roman" w:cs="Times New Roman"/>
+              </w:rPr>
+              <w:t>• Instrumentos: Cuestionario de comprensión lectora y ficha de préstamo bibliotecario evaluada.</w:t>
+            </w:r>
+            <w:r>
+              <w:rPr>
+                <w:rFonts w:ascii="Times New Roman" w:hAnsi="Times New Roman" w:cs="Times New Roman"/>
+              </w:rPr>
+              <w:br/>
+              <w:t>• Actividades: Resolución de actividades págs. 34-37 del texto de Lengua y Literatura.</w:t>
+            </w:r>
+          </w:p>
+        </w:tc>
+      </w:tr>
+      <w:tr>
+        <w:trPr>
+          <w:trHeight w:val="1456"/>
+        </w:trPr>
+        <w:tc>
+          <w:tcPr>
+            <w:tcW w:w="3182" w:type="dxa"/>
+            <w:gridSpan w:val="2"/>
+            <w:shd w:val="clear" w:color="auto" w:fill="auto"/>
+          </w:tcPr>
+          <w:p>
+            <w:pPr>
+              <w:rPr>
+                <w:rFonts w:ascii="Times New Roman" w:hAnsi="Times New Roman" w:cs="Times New Roman"/>
+              </w:rPr>
+            </w:pPr>
+            <w:r>
+              <w:rPr>
+                <w:rFonts w:ascii="Times New Roman" w:hAnsi="Times New Roman" w:cs="Times New Roman"/>
+              </w:rPr>
+              <w:t>LL.3.4.1. Relatar textos con secuencia lógica, manejo de conectores y coherencia en el uso de la persona y el tiempo verbal.</w:t>
+            </w:r>
+            <w:r>
+              <w:rPr>
+                <w:rFonts w:ascii="Times New Roman" w:hAnsi="Times New Roman" w:cs="Times New Roman"/>
+              </w:rPr>
+              <w:br/>
+            </w:r>
+            <w:r>
+              <w:rPr>
+                <w:rFonts w:ascii="Times New Roman" w:hAnsi="Times New Roman" w:cs="Times New Roman"/>
+              </w:rPr>
+              <w:br/>
+              <w:t>LL.3.4.6. Autorregular la producción escrita mediante planificación, redacción y revisión.</w:t>
+            </w:r>
+            <w:r>
+              <w:rPr>
+                <w:rFonts w:ascii="Times New Roman" w:hAnsi="Times New Roman" w:cs="Times New Roman"/>
+              </w:rPr>
+              <w:br/>
+            </w:r>
+            <w:r>
+              <w:rPr>
+                <w:rFonts w:ascii="Times New Roman" w:hAnsi="Times New Roman" w:cs="Times New Roman"/>
+              </w:rPr>
+              <w:br/>
+              <w:t>LL.3.4.10. Integrar en las producciones escritas el verbo (accidentes, modos) y uso del punto y coma (;).</w:t>
+            </w:r>
+          </w:p>
+        </w:tc>
+        <w:tc>
+          <w:tcPr>
+            <w:tcW w:w="2404" w:type="dxa"/>
+            <w:gridSpan w:val="4"/>
+            <w:shd w:val="clear" w:color="auto" w:fill="auto"/>
+          </w:tcPr>
+          <w:p>
+            <w:pPr>
+              <w:rPr>
+                <w:rFonts w:ascii="Times New Roman" w:hAnsi="Times New Roman" w:cs="Times New Roman"/>
+              </w:rPr>
+            </w:pPr>
+            <w:r>
+              <w:rPr>
+                <w:rFonts w:ascii="Times New Roman" w:hAnsi="Times New Roman" w:cs="Times New Roman"/>
+              </w:rPr>
+              <w:t>Tema: Escritura: Escribo una nota científica (planificación y redacción) y Gramática: El verbo (accidentes, modos) y Uso del punto y coma (;)</w:t>
+            </w:r>
+            <w:r>
+              <w:rPr>
+                <w:rFonts w:ascii="Times New Roman" w:hAnsi="Times New Roman" w:cs="Times New Roman"/>
+              </w:rPr>
+              <w:br/>
+            </w:r>
+            <w:r>
+              <w:rPr>
+                <w:rFonts w:ascii="Times New Roman" w:hAnsi="Times New Roman" w:cs="Times New Roman"/>
+              </w:rPr>
+              <w:br/>
+              <w:t>Materiales:</w:t>
+            </w:r>
+            <w:r>
+              <w:rPr>
+                <w:rFonts w:ascii="Times New Roman" w:hAnsi="Times New Roman" w:cs="Times New Roman"/>
+              </w:rPr>
+              <w:br/>
+              <w:t>Texto de Lengua 7mo (Páginas 38 a 53)</w:t>
+            </w:r>
+            <w:r>
+              <w:rPr>
+                <w:rFonts w:ascii="Times New Roman" w:hAnsi="Times New Roman" w:cs="Times New Roman"/>
+              </w:rPr>
+              <w:br/>
+              <w:t>Pizarra y marcadores de colores</w:t>
+            </w:r>
+            <w:r>
+              <w:rPr>
+                <w:rFonts w:ascii="Times New Roman" w:hAnsi="Times New Roman" w:cs="Times New Roman"/>
+              </w:rPr>
+              <w:br/>
+              <w:t>Cuadernos de trabajo</w:t>
+            </w:r>
+            <w:r>
+              <w:rPr>
+                <w:rFonts w:ascii="Times New Roman" w:hAnsi="Times New Roman" w:cs="Times New Roman"/>
+              </w:rPr>
+              <w:br/>
+              <w:t>Plantilla de redacción</w:t>
+            </w:r>
+          </w:p>
+        </w:tc>
+        <w:tc>
+          <w:tcPr>
+            <w:tcW w:w="5092" w:type="dxa"/>
+            <w:gridSpan w:val="7"/>
+            <w:tcBorders>
+              <w:right w:val="single" w:sz="4" w:space="0" w:color="auto"/>
+            </w:tcBorders>
+            <w:shd w:val="clear" w:color="auto" w:fill="auto"/>
+          </w:tcPr>
+          <w:p>
+            <w:pPr>
+              <w:rPr>
+                <w:rFonts w:ascii="Times New Roman" w:hAnsi="Times New Roman" w:cs="Times New Roman"/>
+              </w:rPr>
+            </w:pPr>
+          </w:p>
+          <w:p>
+            <w:pPr>
+              <w:spacing w:before="40" w:after="40"/>
+              <w:rPr>
+                <w:rFonts w:ascii="Times New Roman" w:hAnsi="Times New Roman" w:cs="Times New Roman"/>
+              </w:rPr>
+            </w:pPr>
+            <w:r>
+              <w:rPr>
+                <w:rFonts w:ascii="Times New Roman" w:hAnsi="Times New Roman" w:cs="Times New Roman"/>
+                <w:b/>
+              </w:rPr>
+              <w:t>SEMANA 9 (26/10 al 30/10/2026) · ESCRITURA &amp; GRAMÁTICA</w:t>
+            </w:r>
+          </w:p>
+          <w:p>
+            <w:pPr>
+              <w:spacing w:after="40"/>
+              <w:rPr>
+                <w:rFonts w:ascii="Times New Roman" w:hAnsi="Times New Roman" w:cs="Times New Roman"/>
+              </w:rPr>
+            </w:pPr>
+            <w:r>
+              <w:rPr>
+                <w:rFonts w:ascii="Times New Roman" w:hAnsi="Times New Roman" w:cs="Times New Roman"/>
+                <w:b/>
+              </w:rPr>
+              <w:t>GAMIFICACIÓN &amp; APRENDIZAJE</w:t>
+            </w:r>
+            <w:r>
+              <w:rPr>
+                <w:rFonts w:ascii="Times New Roman" w:hAnsi="Times New Roman" w:cs="Times New Roman"/>
+                <w:b/>
+              </w:rPr>
+              <w:t xml:space="preserve"> POR RETOS</w:t>
             </w:r>
           </w:p>
           <w:p>
@@ -4500,13 +5623,7 @@
               <w:rPr>
                 <w:rFonts w:ascii="Times New Roman" w:hAnsi="Times New Roman" w:cs="Times New Roman"/>
               </w:rPr>
-              <w:t xml:space="preserve">«Expedición Científica: tras las pistas del </w:t>
-            </w:r>
-            <w:r>
-              <w:rPr>
-                <w:rFonts w:ascii="Times New Roman" w:hAnsi="Times New Roman" w:cs="Times New Roman"/>
-              </w:rPr>
-              <w:t>conocimiento riguroso» (Texto Pág. 26-38)</w:t>
+              <w:t>«Sala de Redacción: Jóvenes Cronistas de la Ciencia y la Lengua» (Texto Pág. 39-47)</w:t>
             </w:r>
           </w:p>
           <w:p>
@@ -4521,7 +5638,7 @@
                 <w:rFonts w:ascii="Times New Roman" w:hAnsi="Times New Roman" w:cs="Times New Roman"/>
                 <w:b/>
               </w:rPr>
-              <w:t>Fase 1: Motivación – «El Dilema del Hallazgo Científico»</w:t>
+              <w:t>Fase 1: Motivación – «Convocatoria Editorial Escolar»</w:t>
             </w:r>
           </w:p>
           <w:p>
@@ -4542,13 +5659,13 @@
               <w:rPr>
                 <w:rFonts w:ascii="Times New Roman" w:hAnsi="Times New Roman" w:cs="Times New Roman"/>
               </w:rPr>
-              <w:t>El docente plantea un reto de la vida real: 'En redes sociales se afirma que encontraron fósiles vivos de dinosaurios en la Amazonía. ¿Cómo sabemo</w:t>
-            </w:r>
-            <w:r>
-              <w:rPr>
-                <w:rFonts w:ascii="Times New Roman" w:hAnsi="Times New Roman" w:cs="Times New Roman"/>
-              </w:rPr>
-              <w:t>s si esta información es real o falsa?' Comparación entre una publicación sensacionalista y un artículo formal de la pág. 26. Preguntas: ¿Qué fuentes son confiables? ¿Por qué es crucial investigar antes de creer?</w:t>
+              <w:t xml:space="preserve">El docente transforma el aula en una Sala de Prensa </w:t>
+            </w:r>
+            <w:r>
+              <w:rPr>
+                <w:rFonts w:ascii="Times New Roman" w:hAnsi="Times New Roman" w:cs="Times New Roman"/>
+              </w:rPr>
+              <w:t>Científica: 'La revista escolar de la Unidad Educativa Calderón 2 abre su convocatoria para publicar notas científicas escritas por estudiantes de 7mo.' Lectura del modelo de nota de la página 39 para identificar el titular, entrada y cuerpo.</w:t>
             </w:r>
           </w:p>
           <w:p>
@@ -4562,13 +5679,13 @@
               <w:rPr>
                 <w:rFonts w:ascii="Times New Roman" w:hAnsi="Times New Roman" w:cs="Times New Roman"/>
               </w:rPr>
-              <w:t>Gamificación: Sondeo de opinión sobre la ve</w:t>
-            </w:r>
-            <w:r>
-              <w:rPr>
-                <w:rFonts w:ascii="Times New Roman" w:hAnsi="Times New Roman" w:cs="Times New Roman"/>
-              </w:rPr>
-              <w:t>racidad del texto con votación en clase.</w:t>
+              <w:t>Gamificación:</w:t>
+            </w:r>
+            <w:r>
+              <w:rPr>
+                <w:rFonts w:ascii="Times New Roman" w:hAnsi="Times New Roman" w:cs="Times New Roman"/>
+              </w:rPr>
+              <w:t xml:space="preserve"> Convocatoria editorial motivadora para escribir notas científicas.</w:t>
             </w:r>
           </w:p>
           <w:p>
@@ -4604,7 +5721,7 @@
               <w:rPr>
                 <w:rFonts w:ascii="Times New Roman" w:hAnsi="Times New Roman" w:cs="Times New Roman"/>
               </w:rPr>
-              <w:t>Texto y fotografías de fósiles de la pág. 26 contrastados con información no verificada.</w:t>
+              <w:t>Modelo de nota científica del texto escolar (pág. 39) con sus partes señaladas.</w:t>
             </w:r>
           </w:p>
           <w:p>
@@ -4625,13 +5742,13 @@
               <w:rPr>
                 <w:rFonts w:ascii="Times New Roman" w:hAnsi="Times New Roman" w:cs="Times New Roman"/>
               </w:rPr>
-              <w:t>Intervención oral en debate respondiendo a las preguntas de confiabilidad de</w:t>
-            </w:r>
-            <w:r>
-              <w:rPr>
-                <w:rFonts w:ascii="Times New Roman" w:hAnsi="Times New Roman" w:cs="Times New Roman"/>
-              </w:rPr>
-              <w:t xml:space="preserve"> fuentes.</w:t>
+              <w:t>Lectura analítica del modelo y selección oral o escrita de</w:t>
+            </w:r>
+            <w:r>
+              <w:rPr>
+                <w:rFonts w:ascii="Times New Roman" w:hAnsi="Times New Roman" w:cs="Times New Roman"/>
+              </w:rPr>
+              <w:t>l tema a investigar.</w:t>
             </w:r>
           </w:p>
           <w:p>
@@ -4652,7 +5769,7 @@
               <w:rPr>
                 <w:rFonts w:ascii="Times New Roman" w:hAnsi="Times New Roman" w:cs="Times New Roman"/>
               </w:rPr>
-              <w:t>Desafío de indagar y discernir entre información falsa y datos científicos.</w:t>
+              <w:t>Propósito comunicativo de redactar un texto para la revista de la institución.</w:t>
             </w:r>
           </w:p>
           <w:tbl>
@@ -4773,7 +5890,7 @@
                 <w:rFonts w:ascii="Times New Roman" w:hAnsi="Times New Roman" w:cs="Times New Roman"/>
                 <w:b/>
               </w:rPr>
-              <w:t>Fase 2: Comprensión – «Disección del Artículo Científico y la Biblioteca»</w:t>
+              <w:t>Fase 2: Comprensión – «El Laboratorio Gramatical del Verbo»</w:t>
             </w:r>
           </w:p>
           <w:p>
@@ -4794,19 +5911,19 @@
               <w:rPr>
                 <w:rFonts w:ascii="Times New Roman" w:hAnsi="Times New Roman" w:cs="Times New Roman"/>
               </w:rPr>
-              <w:t xml:space="preserve">Lectura secuencial y comentada del </w:t>
-            </w:r>
-            <w:r>
-              <w:rPr>
-                <w:rFonts w:ascii="Times New Roman" w:hAnsi="Times New Roman" w:cs="Times New Roman"/>
-              </w:rPr>
-              <w:t>artículo de divulgación científica de las páginas 27 a 32. Identificación de su estructura: título motivador, introducción contextual, explicación de evidencias y conclusiones. Análisis de las páginas 33 a 35 sobre el funcionamiento y fichaje en una biblio</w:t>
-            </w:r>
-            <w:r>
-              <w:rPr>
-                <w:rFonts w:ascii="Times New Roman" w:hAnsi="Times New Roman" w:cs="Times New Roman"/>
-              </w:rPr>
-              <w:t>teca escolar.</w:t>
+              <w:t xml:space="preserve">Planificación textual con la matriz de la </w:t>
+            </w:r>
+            <w:r>
+              <w:rPr>
+                <w:rFonts w:ascii="Times New Roman" w:hAnsi="Times New Roman" w:cs="Times New Roman"/>
+              </w:rPr>
+              <w:t>página 40 (propósito, destinatario y estructura). Explicación y aplicación de la conjugación de verbos regulares e irregulares (páginas 41 a 45): formas no personales (infinitivo, gerundio, participio) y tiempos verbales precisos para relatar hechos cientí</w:t>
+            </w:r>
+            <w:r>
+              <w:rPr>
+                <w:rFonts w:ascii="Times New Roman" w:hAnsi="Times New Roman" w:cs="Times New Roman"/>
+              </w:rPr>
+              <w:t>ficos.</w:t>
             </w:r>
           </w:p>
           <w:p>
@@ -4820,7 +5937,7 @@
               <w:rPr>
                 <w:rFonts w:ascii="Times New Roman" w:hAnsi="Times New Roman" w:cs="Times New Roman"/>
               </w:rPr>
-              <w:t>Gamificación: Dinámica por equipos para ubicar información en el texto y biblioteca.</w:t>
+              <w:t>Gamificación: Práctica interactiva de conjugación rápida en pizarra.</w:t>
             </w:r>
           </w:p>
           <w:p>
@@ -4856,7 +5973,7 @@
               <w:rPr>
                 <w:rFonts w:ascii="Times New Roman" w:hAnsi="Times New Roman" w:cs="Times New Roman"/>
               </w:rPr>
-              <w:t>Lectura del artículo de divulgación científica (págs. 27-32) e información de biblioteca (págs. 33-35).</w:t>
+              <w:t>Matriz de planificación (pág. 40) y cuadros de conjugación verbal del texto (págs. 41-45).</w:t>
             </w:r>
           </w:p>
           <w:p>
@@ -4877,13 +5994,13 @@
               <w:rPr>
                 <w:rFonts w:ascii="Times New Roman" w:hAnsi="Times New Roman" w:cs="Times New Roman"/>
               </w:rPr>
-              <w:t>Sub</w:t>
-            </w:r>
-            <w:r>
-              <w:rPr>
-                <w:rFonts w:ascii="Times New Roman" w:hAnsi="Times New Roman" w:cs="Times New Roman"/>
-              </w:rPr>
-              <w:t>rayado de las partes del artículo y registro de los datos de fichaje en el cuaderno.</w:t>
+              <w:t>Completación escrita de la matriz de pl</w:t>
+            </w:r>
+            <w:r>
+              <w:rPr>
+                <w:rFonts w:ascii="Times New Roman" w:hAnsi="Times New Roman" w:cs="Times New Roman"/>
+              </w:rPr>
+              <w:t>anificación y desarrollo de ejercicios verbales en el texto.</w:t>
             </w:r>
           </w:p>
           <w:p>
@@ -4904,7 +6021,7 @@
               <w:rPr>
                 <w:rFonts w:ascii="Times New Roman" w:hAnsi="Times New Roman" w:cs="Times New Roman"/>
               </w:rPr>
-              <w:t>Interés por conocer cómo se organiza y consulta información en una biblioteca.</w:t>
+              <w:t>Aplicación práctica de la gramática para dar claridad y coherencia al escrito.</w:t>
             </w:r>
           </w:p>
           <w:tbl>
@@ -5025,14 +6142,7 @@
                 <w:rFonts w:ascii="Times New Roman" w:hAnsi="Times New Roman" w:cs="Times New Roman"/>
                 <w:b/>
               </w:rPr>
-              <w:t>Fase 3: Aplicación – «Laboratorio de Comprensión y Fichaj</w:t>
-            </w:r>
-            <w:r>
-              <w:rPr>
-                <w:rFonts w:ascii="Times New Roman" w:hAnsi="Times New Roman" w:cs="Times New Roman"/>
-                <w:b/>
-              </w:rPr>
-              <w:t>e Científico»</w:t>
+              <w:t>Fase 3: Aplicación – «Redacción y Laboratorio de Corrección»</w:t>
             </w:r>
           </w:p>
           <w:p>
@@ -5053,13 +6163,13 @@
               <w:rPr>
                 <w:rFonts w:ascii="Times New Roman" w:hAnsi="Times New Roman" w:cs="Times New Roman"/>
               </w:rPr>
-              <w:t>Resolución de las actividades de comprensión lectora, inferencias y valoración de las páginas 36 a 38. Los estudiantes seleccionan un libro de divulgación científica de la biblioteca y elaboran su ficha bibliográfica completa con a</w:t>
-            </w:r>
-            <w:r>
-              <w:rPr>
-                <w:rFonts w:ascii="Times New Roman" w:hAnsi="Times New Roman" w:cs="Times New Roman"/>
-              </w:rPr>
-              <w:t>utor, título, editorial y resumen del contenido.</w:t>
+              <w:t>Redacción</w:t>
+            </w:r>
+            <w:r>
+              <w:rPr>
+                <w:rFonts w:ascii="Times New Roman" w:hAnsi="Times New Roman" w:cs="Times New Roman"/>
+              </w:rPr>
+              <w:t xml:space="preserve"> del primer borrador de la nota científica (páginas 46-47) aplicando la concordancia verbal, sangrías y conectores lógicos. Revisión entre pares utilizando la rúbrica de autoevaluación de la página 47 para verificar ortografía y claridad.</w:t>
             </w:r>
           </w:p>
           <w:p>
@@ -5073,7 +6183,13 @@
               <w:rPr>
                 <w:rFonts w:ascii="Times New Roman" w:hAnsi="Times New Roman" w:cs="Times New Roman"/>
               </w:rPr>
-              <w:t>Gamificación: Registro de fichas bibliográficas completas con retroalimentación formativa.</w:t>
+              <w:t>Gamificación: Rev</w:t>
+            </w:r>
+            <w:r>
+              <w:rPr>
+                <w:rFonts w:ascii="Times New Roman" w:hAnsi="Times New Roman" w:cs="Times New Roman"/>
+              </w:rPr>
+              <w:t>isión de borradores entre compañeros con criterios de calidad.</w:t>
             </w:r>
           </w:p>
           <w:p>
@@ -5109,13 +6225,7 @@
               <w:rPr>
                 <w:rFonts w:ascii="Times New Roman" w:hAnsi="Times New Roman" w:cs="Times New Roman"/>
               </w:rPr>
-              <w:t xml:space="preserve">Actividades de comprensión lectora del texto (págs. 36-38) y formato de ficha del </w:t>
-            </w:r>
-            <w:r>
-              <w:rPr>
-                <w:rFonts w:ascii="Times New Roman" w:hAnsi="Times New Roman" w:cs="Times New Roman"/>
-              </w:rPr>
-              <w:t>libro.</w:t>
+              <w:t>Pautas de redacción del texto (págs. 46-47) y tabla de autoevaluación de la pág. 47.</w:t>
             </w:r>
           </w:p>
           <w:p>
@@ -5136,7 +6246,13 @@
               <w:rPr>
                 <w:rFonts w:ascii="Times New Roman" w:hAnsi="Times New Roman" w:cs="Times New Roman"/>
               </w:rPr>
-              <w:t>Resolución escrita de los talleres de comprensión y llenado de la ficha bibliográfica.</w:t>
+              <w:t xml:space="preserve">Escritura del borrador en hojas o cuaderno y </w:t>
+            </w:r>
+            <w:r>
+              <w:rPr>
+                <w:rFonts w:ascii="Times New Roman" w:hAnsi="Times New Roman" w:cs="Times New Roman"/>
+              </w:rPr>
+              <w:t>revisión en parejas de la ortografía y redacción.</w:t>
             </w:r>
           </w:p>
           <w:p>
@@ -5157,7 +6273,7 @@
               <w:rPr>
                 <w:rFonts w:ascii="Times New Roman" w:hAnsi="Times New Roman" w:cs="Times New Roman"/>
               </w:rPr>
-              <w:t>Autonomía al elegir un libro y registrar su información bibliográfica.</w:t>
+              <w:t>Colaboración entre compañeros para mejorar el borrador antes de su entrega final.</w:t>
             </w:r>
           </w:p>
           <w:tbl>
@@ -5278,14 +6394,7 @@
                 <w:rFonts w:ascii="Times New Roman" w:hAnsi="Times New Roman" w:cs="Times New Roman"/>
                 <w:b/>
               </w:rPr>
-              <w:t>Fase 4: Cierre – «Publicación del Bo</w:t>
-            </w:r>
-            <w:r>
-              <w:rPr>
-                <w:rFonts w:ascii="Times New Roman" w:hAnsi="Times New Roman" w:cs="Times New Roman"/>
-                <w:b/>
-              </w:rPr>
-              <w:t>letín de Paleontología»</w:t>
+              <w:t>Fase 4: Cierre – «Edición Final y Publicación del Boletín»</w:t>
             </w:r>
           </w:p>
           <w:p>
@@ -5306,13 +6415,13 @@
               <w:rPr>
                 <w:rFonts w:ascii="Times New Roman" w:hAnsi="Times New Roman" w:cs="Times New Roman"/>
               </w:rPr>
-              <w:t>Socialización en plenaria: cada dupla presenta un dato científico curioso descubierto en su lectura y evalúa su proceso lector mediante una escala de metacognición: ¿Qué estrategia me ayudó más a entender el texto científ</w:t>
-            </w:r>
-            <w:r>
-              <w:rPr>
-                <w:rFonts w:ascii="Times New Roman" w:hAnsi="Times New Roman" w:cs="Times New Roman"/>
-              </w:rPr>
-              <w:t>ico?</w:t>
+              <w:t xml:space="preserve">Paso a limpio de </w:t>
+            </w:r>
+            <w:r>
+              <w:rPr>
+                <w:rFonts w:ascii="Times New Roman" w:hAnsi="Times New Roman" w:cs="Times New Roman"/>
+              </w:rPr>
+              <w:t>las notas científicas corregidas y compilación en el boletín mural 'Voces de la Ciencia 7mo'. Lectura en voz alta de fragmentos destacados.</w:t>
             </w:r>
           </w:p>
           <w:p>
@@ -5326,7 +6435,7 @@
               <w:rPr>
                 <w:rFonts w:ascii="Times New Roman" w:hAnsi="Times New Roman" w:cs="Times New Roman"/>
               </w:rPr>
-              <w:t>Gamificación: Puesta en común de hallazgos y autoevaluación reflexiva.</w:t>
+              <w:t>Gamificación: Exhibición de las notas científicas en la cartelera del aula.</w:t>
             </w:r>
           </w:p>
           <w:p>
@@ -5362,7 +6471,13 @@
               <w:rPr>
                 <w:rFonts w:ascii="Times New Roman" w:hAnsi="Times New Roman" w:cs="Times New Roman"/>
               </w:rPr>
-              <w:t>Datos registrados por los estudiantes en sus fichas y preguntas de metacognición en la pizarra.</w:t>
+              <w:t>Textos cor</w:t>
+            </w:r>
+            <w:r>
+              <w:rPr>
+                <w:rFonts w:ascii="Times New Roman" w:hAnsi="Times New Roman" w:cs="Times New Roman"/>
+              </w:rPr>
+              <w:t>regidos en limpio y cartelera del aula para su exhibición.</w:t>
             </w:r>
           </w:p>
           <w:p>
@@ -5383,13 +6498,7 @@
               <w:rPr>
                 <w:rFonts w:ascii="Times New Roman" w:hAnsi="Times New Roman" w:cs="Times New Roman"/>
               </w:rPr>
-              <w:t>Exposición oral de un dato curioso</w:t>
-            </w:r>
-            <w:r>
-              <w:rPr>
-                <w:rFonts w:ascii="Times New Roman" w:hAnsi="Times New Roman" w:cs="Times New Roman"/>
-              </w:rPr>
-              <w:t xml:space="preserve"> por dupla y respuesta reflexiva sobre su comprensión.</w:t>
+              <w:t>Escritura final en limpio de la nota científica y lectura en voz alta en clase.</w:t>
             </w:r>
           </w:p>
           <w:p>
@@ -5410,7 +6519,13 @@
               <w:rPr>
                 <w:rFonts w:ascii="Times New Roman" w:hAnsi="Times New Roman" w:cs="Times New Roman"/>
               </w:rPr>
-              <w:t>Satisfacción de compartir hallazgos científicos con los compañeros del aula.</w:t>
+              <w:t>Reconocimiento del trabajo individual al ver su nota publicada en el mural</w:t>
+            </w:r>
+            <w:r>
+              <w:rPr>
+                <w:rFonts w:ascii="Times New Roman" w:hAnsi="Times New Roman" w:cs="Times New Roman"/>
+              </w:rPr>
+              <w:t>.</w:t>
             </w:r>
           </w:p>
           <w:tbl>
@@ -5540,7 +6655,7 @@
               <w:rPr>
                 <w:rFonts w:ascii="Times New Roman" w:hAnsi="Times New Roman" w:cs="Times New Roman"/>
               </w:rPr>
-              <w:t>Realiza inferencias fundamentales y proyectivo-valorativas, valora los contenidos y aspectos de forma a partir de criterios preestablecidos, al monitorear su comprensión mediante el uso de estrategias cognitivas. I.LL.3.3.2.</w:t>
+              <w:t>Produce textos informativos utilizando el proceso de escritura, elementos gramaticales apropiados (verbos, modos y tiempos) y signos de puntuación (punto y coma). I.LL.3.6.1. / I.LL.3.6.3.</w:t>
             </w:r>
           </w:p>
         </w:tc>
@@ -5563,14 +6678,14 @@
               <w:rPr>
                 <w:rFonts w:ascii="Times New Roman" w:hAnsi="Times New Roman" w:cs="Times New Roman"/>
               </w:rPr>
-              <w:t>• Instrumentos: Cuestionario de comprensión lectora y ficha de préstamo bibliotecario evaluada.</w:t>
+              <w:t>• Instrumentos: Rúbrica de producción escrita y prueba de aplicación gramatical.</w:t>
             </w:r>
             <w:r>
               <w:rPr>
                 <w:rFonts w:ascii="Times New Roman" w:hAnsi="Times New Roman" w:cs="Times New Roman"/>
               </w:rPr>
               <w:br/>
-              <w:t>• Actividades: Resolución de actividades págs. 34-37 del texto de Lengua y Literatura.</w:t>
+              <w:t>• Actividades: Redacción de la nota científica y resolución de talleres págs. 46-53 del texto.</w:t>
             </w:r>
           </w:p>
         </w:tc>
@@ -5595,33 +6710,7 @@
               <w:rPr>
                 <w:rFonts w:ascii="Times New Roman" w:hAnsi="Times New Roman" w:cs="Times New Roman"/>
               </w:rPr>
-              <w:t>LL.3.4.1. Relatar textos con secuencia lógica, manejo de conectores y coherencia en el uso de la persona y el tiempo verbal.</w:t>
-            </w:r>
-            <w:r>
-              <w:rPr>
-                <w:rFonts w:ascii="Times New Roman" w:hAnsi="Times New Roman" w:cs="Times New Roman"/>
-              </w:rPr>
-              <w:br/>
-            </w:r>
-            <w:r>
-              <w:rPr>
-                <w:rFonts w:ascii="Times New Roman" w:hAnsi="Times New Roman" w:cs="Times New Roman"/>
-              </w:rPr>
-              <w:br/>
-              <w:t>LL.3.4.6. Autorregular la producción escrita mediante planificación, redacción y revisión.</w:t>
-            </w:r>
-            <w:r>
-              <w:rPr>
-                <w:rFonts w:ascii="Times New Roman" w:hAnsi="Times New Roman" w:cs="Times New Roman"/>
-              </w:rPr>
-              <w:br/>
-            </w:r>
-            <w:r>
-              <w:rPr>
-                <w:rFonts w:ascii="Times New Roman" w:hAnsi="Times New Roman" w:cs="Times New Roman"/>
-              </w:rPr>
-              <w:br/>
-              <w:t>LL.3.4.10. Integrar en las producciones escritas el verbo (accidentes, modos) y uso del punto y coma (;).</w:t>
+              <w:t>LL.3.5.1. Reconocer en un texto literario los elementos característicos que le dan sentido (personajes míticos, orígenes del mundo, cosmovisión).</w:t>
             </w:r>
           </w:p>
         </w:tc>
@@ -5641,7 +6730,7 @@
               <w:rPr>
                 <w:rFonts w:ascii="Times New Roman" w:hAnsi="Times New Roman" w:cs="Times New Roman"/>
               </w:rPr>
-              <w:t>Tema: Escritura: Escribo una nota científica (planificación y redacción) y Gramática: El verbo (accidentes, modos) y Uso del punto y coma (;)</w:t>
+              <w:t>Tema: Literatura: Disfruto de los mitos (concepto, características, mitos de creación, dioses y héroes griegos y andinos)</w:t>
             </w:r>
             <w:r>
               <w:rPr>
@@ -5661,28 +6750,28 @@
                 <w:rFonts w:ascii="Times New Roman" w:hAnsi="Times New Roman" w:cs="Times New Roman"/>
               </w:rPr>
               <w:br/>
-              <w:t>Texto de Lengua 7mo (Páginas 38 a 53)</w:t>
+              <w:t>Texto de Lengua 7mo (Páginas 54 a 65)</w:t>
             </w:r>
             <w:r>
               <w:rPr>
                 <w:rFonts w:ascii="Times New Roman" w:hAnsi="Times New Roman" w:cs="Times New Roman"/>
               </w:rPr>
               <w:br/>
-              <w:t>Pizarra y marcadores de colores</w:t>
+              <w:t>Pizarra y marcadores</w:t>
             </w:r>
             <w:r>
               <w:rPr>
                 <w:rFonts w:ascii="Times New Roman" w:hAnsi="Times New Roman" w:cs="Times New Roman"/>
               </w:rPr>
               <w:br/>
-              <w:t>Cuadernos de trabajo</w:t>
+              <w:t>Cuadernos</w:t>
             </w:r>
             <w:r>
               <w:rPr>
                 <w:rFonts w:ascii="Times New Roman" w:hAnsi="Times New Roman" w:cs="Times New Roman"/>
               </w:rPr>
               <w:br/>
-              <w:t>Plantilla de redacción</w:t>
+              <w:t>Antología de mitos andinos y universales</w:t>
             </w:r>
           </w:p>
         </w:tc>
@@ -5714,7 +6803,7 @@
                 <w:rFonts w:ascii="Times New Roman" w:hAnsi="Times New Roman" w:cs="Times New Roman"/>
                 <w:b/>
               </w:rPr>
-              <w:t>SEMANA 9 (26/10 al 30/10/2026) · ESCRITURA &amp; GRAMÁTICA</w:t>
+              <w:t>SEMANA 10 (02/11 al 06/11/2026) · LITERATURA</w:t>
             </w:r>
           </w:p>
           <w:p>
@@ -5729,14 +6818,7 @@
                 <w:rFonts w:ascii="Times New Roman" w:hAnsi="Times New Roman" w:cs="Times New Roman"/>
                 <w:b/>
               </w:rPr>
-              <w:t>GAMIFICACIÓN &amp; APRENDIZAJE</w:t>
-            </w:r>
-            <w:r>
-              <w:rPr>
-                <w:rFonts w:ascii="Times New Roman" w:hAnsi="Times New Roman" w:cs="Times New Roman"/>
-                <w:b/>
-              </w:rPr>
-              <w:t xml:space="preserve"> POR RETOS</w:t>
+              <w:t>PEDAGOGÍA CRÍTICA &amp; GAMIFICACIÓN</w:t>
             </w:r>
           </w:p>
           <w:p>
@@ -5757,7 +6839,7 @@
               <w:rPr>
                 <w:rFonts w:ascii="Times New Roman" w:hAnsi="Times New Roman" w:cs="Times New Roman"/>
               </w:rPr>
-              <w:t>«Sala de Redacción: Jóvenes Cronistas de la Ciencia y la Lengua» (Texto Pág. 39-47)</w:t>
+              <w:t>«La Rueda del Mito: Viaje al Origen del Universo y la Naturaleza» (Texto Pág. 54-65)</w:t>
             </w:r>
           </w:p>
           <w:p>
@@ -5772,7 +6854,14 @@
                 <w:rFonts w:ascii="Times New Roman" w:hAnsi="Times New Roman" w:cs="Times New Roman"/>
                 <w:b/>
               </w:rPr>
-              <w:t>Fase 1: Motivación – «Convocatoria Editorial Escolar»</w:t>
+              <w:t xml:space="preserve">Fase 1: Motivación – «El Llamado de los </w:t>
+            </w:r>
+            <w:r>
+              <w:rPr>
+                <w:rFonts w:ascii="Times New Roman" w:hAnsi="Times New Roman" w:cs="Times New Roman"/>
+                <w:b/>
+              </w:rPr>
+              <w:t>Dioses y el Origen del Fuego»</w:t>
             </w:r>
           </w:p>
           <w:p>
@@ -5793,13 +6882,13 @@
               <w:rPr>
                 <w:rFonts w:ascii="Times New Roman" w:hAnsi="Times New Roman" w:cs="Times New Roman"/>
               </w:rPr>
-              <w:t xml:space="preserve">El docente transforma el aula en una Sala de Prensa </w:t>
-            </w:r>
-            <w:r>
-              <w:rPr>
-                <w:rFonts w:ascii="Times New Roman" w:hAnsi="Times New Roman" w:cs="Times New Roman"/>
-              </w:rPr>
-              <w:t>Científica: 'La revista escolar de la Unidad Educativa Calderón 2 abre su convocatoria para publicar notas científicas escritas por estudiantes de 7mo.' Lectura del modelo de nota de la página 39 para identificar el titular, entrada y cuerpo.</w:t>
+              <w:t>Narración dramatizada del mito de la creación del Sol y la Luna (páginas 54-55) con modulación de voz y preguntas detonantes: ¿Por qué los pueblos antiguos crearon historias sobre el origen del mundo? ¿Qué mitos o l</w:t>
+            </w:r>
+            <w:r>
+              <w:rPr>
+                <w:rFonts w:ascii="Times New Roman" w:hAnsi="Times New Roman" w:cs="Times New Roman"/>
+              </w:rPr>
+              <w:t>eyendas han escuchado de sus abuelos o familias?</w:t>
             </w:r>
           </w:p>
           <w:p>
@@ -5813,13 +6902,7 @@
               <w:rPr>
                 <w:rFonts w:ascii="Times New Roman" w:hAnsi="Times New Roman" w:cs="Times New Roman"/>
               </w:rPr>
-              <w:t>Gamificación:</w:t>
-            </w:r>
-            <w:r>
-              <w:rPr>
-                <w:rFonts w:ascii="Times New Roman" w:hAnsi="Times New Roman" w:cs="Times New Roman"/>
-              </w:rPr>
-              <w:t xml:space="preserve"> Convocatoria editorial motivadora para escribir notas científicas.</w:t>
+              <w:t>Gamificación: Diálogo en círculo sobre relatos y leyendas ancestrales.</w:t>
             </w:r>
           </w:p>
           <w:p>
@@ -5855,7 +6938,7 @@
               <w:rPr>
                 <w:rFonts w:ascii="Times New Roman" w:hAnsi="Times New Roman" w:cs="Times New Roman"/>
               </w:rPr>
-              <w:t>Modelo de nota científica del texto escolar (pág. 39) con sus partes señaladas.</w:t>
+              <w:t>Lectura en voz alta y textos ilustrados del mito en las páginas 54 y 55.</w:t>
             </w:r>
           </w:p>
           <w:p>
@@ -5876,13 +6959,7 @@
               <w:rPr>
                 <w:rFonts w:ascii="Times New Roman" w:hAnsi="Times New Roman" w:cs="Times New Roman"/>
               </w:rPr>
-              <w:t>Lectura analítica del modelo y selección oral o escrita de</w:t>
-            </w:r>
-            <w:r>
-              <w:rPr>
-                <w:rFonts w:ascii="Times New Roman" w:hAnsi="Times New Roman" w:cs="Times New Roman"/>
-              </w:rPr>
-              <w:t>l tema a investigar.</w:t>
+              <w:t>Participación oral respondiendo preguntas y compartiendo leyendas conocidas.</w:t>
             </w:r>
           </w:p>
           <w:p>
@@ -5903,7 +6980,7 @@
               <w:rPr>
                 <w:rFonts w:ascii="Times New Roman" w:hAnsi="Times New Roman" w:cs="Times New Roman"/>
               </w:rPr>
-              <w:t>Propósito comunicativo de redactar un texto para la revista de la institución.</w:t>
+              <w:t>Interés por el relato sobre el origen de los astros y las historias tradicionales.</w:t>
             </w:r>
           </w:p>
           <w:tbl>
@@ -6024,7 +7101,14 @@
                 <w:rFonts w:ascii="Times New Roman" w:hAnsi="Times New Roman" w:cs="Times New Roman"/>
                 <w:b/>
               </w:rPr>
-              <w:t>Fase 2: Comprensión – «El Laboratorio Gramatical del Verbo»</w:t>
+              <w:t>Fase 2: Comprensión – «El Círculo de la C</w:t>
+            </w:r>
+            <w:r>
+              <w:rPr>
+                <w:rFonts w:ascii="Times New Roman" w:hAnsi="Times New Roman" w:cs="Times New Roman"/>
+                <w:b/>
+              </w:rPr>
+              <w:t>osmovisión y el Mito»</w:t>
             </w:r>
           </w:p>
           <w:p>
@@ -6045,19 +7129,13 @@
               <w:rPr>
                 <w:rFonts w:ascii="Times New Roman" w:hAnsi="Times New Roman" w:cs="Times New Roman"/>
               </w:rPr>
-              <w:t xml:space="preserve">Planificación textual con la matriz de la </w:t>
-            </w:r>
-            <w:r>
-              <w:rPr>
-                <w:rFonts w:ascii="Times New Roman" w:hAnsi="Times New Roman" w:cs="Times New Roman"/>
-              </w:rPr>
-              <w:t>página 40 (propósito, destinatario y estructura). Explicación y aplicación de la conjugación de verbos regulares e irregulares (páginas 41 a 45): formas no personales (infinitivo, gerundio, participio) y tiempos verbales precisos para relatar hechos cientí</w:t>
-            </w:r>
-            <w:r>
-              <w:rPr>
-                <w:rFonts w:ascii="Times New Roman" w:hAnsi="Times New Roman" w:cs="Times New Roman"/>
-              </w:rPr>
-              <w:t>ficos.</w:t>
+              <w:t xml:space="preserve">Lectura dialogada de los mitos seleccionados en las páginas 56 a 61. Análisis de sus elementos fundamentales: personajes divinos y sobrenaturales, tiempo sagrado de los orígenes y explicación poética de fenómenos </w:t>
+            </w:r>
+            <w:r>
+              <w:rPr>
+                <w:rFonts w:ascii="Times New Roman" w:hAnsi="Times New Roman" w:cs="Times New Roman"/>
+              </w:rPr>
+              <w:t>naturales. Diferenciación entre mito, leyenda y cuento.</w:t>
             </w:r>
           </w:p>
           <w:p>
@@ -6071,7 +7149,7 @@
               <w:rPr>
                 <w:rFonts w:ascii="Times New Roman" w:hAnsi="Times New Roman" w:cs="Times New Roman"/>
               </w:rPr>
-              <w:t>Gamificación: Práctica interactiva de conjugación rápida en pizarra.</w:t>
+              <w:t>Gamificación: Identificación en equipos de los elementos fantásticos del mito.</w:t>
             </w:r>
           </w:p>
           <w:p>
@@ -6107,7 +7185,7 @@
               <w:rPr>
                 <w:rFonts w:ascii="Times New Roman" w:hAnsi="Times New Roman" w:cs="Times New Roman"/>
               </w:rPr>
-              <w:t>Matriz de planificación (pág. 40) y cuadros de conjugación verbal del texto (págs. 41-45).</w:t>
+              <w:t>Textos de los mitos en las páginas 56 a 61 del libro escolar.</w:t>
             </w:r>
           </w:p>
           <w:p>
@@ -6128,13 +7206,13 @@
               <w:rPr>
                 <w:rFonts w:ascii="Times New Roman" w:hAnsi="Times New Roman" w:cs="Times New Roman"/>
               </w:rPr>
-              <w:t>Completación escrita de la matriz de pl</w:t>
-            </w:r>
-            <w:r>
-              <w:rPr>
-                <w:rFonts w:ascii="Times New Roman" w:hAnsi="Times New Roman" w:cs="Times New Roman"/>
-              </w:rPr>
-              <w:t>anificación y desarrollo de ejercicios verbales en el texto.</w:t>
+              <w:t>Lectura d</w:t>
+            </w:r>
+            <w:r>
+              <w:rPr>
+                <w:rFonts w:ascii="Times New Roman" w:hAnsi="Times New Roman" w:cs="Times New Roman"/>
+              </w:rPr>
+              <w:t>ialogada en grupos e identificación de los personajes y elementos del mito.</w:t>
             </w:r>
           </w:p>
           <w:p>
@@ -6155,7 +7233,7 @@
               <w:rPr>
                 <w:rFonts w:ascii="Times New Roman" w:hAnsi="Times New Roman" w:cs="Times New Roman"/>
               </w:rPr>
-              <w:t>Aplicación práctica de la gramática para dar claridad y coherencia al escrito.</w:t>
+              <w:t>Valoración de las narraciones ancestrales como explicación de la naturaleza.</w:t>
             </w:r>
           </w:p>
           <w:tbl>
@@ -6276,7 +7354,14 @@
                 <w:rFonts w:ascii="Times New Roman" w:hAnsi="Times New Roman" w:cs="Times New Roman"/>
                 <w:b/>
               </w:rPr>
-              <w:t>Fase 3: Aplicación – «Redacción y Laboratorio de Corrección»</w:t>
+              <w:t>Fase 3: Aplicación – «El Ágora Mitológica y Talleres de Interpretaci</w:t>
+            </w:r>
+            <w:r>
+              <w:rPr>
+                <w:rFonts w:ascii="Times New Roman" w:hAnsi="Times New Roman" w:cs="Times New Roman"/>
+                <w:b/>
+              </w:rPr>
+              <w:t>ón»</w:t>
             </w:r>
           </w:p>
           <w:p>
@@ -6297,13 +7382,13 @@
               <w:rPr>
                 <w:rFonts w:ascii="Times New Roman" w:hAnsi="Times New Roman" w:cs="Times New Roman"/>
               </w:rPr>
-              <w:t>Redacción</w:t>
-            </w:r>
-            <w:r>
-              <w:rPr>
-                <w:rFonts w:ascii="Times New Roman" w:hAnsi="Times New Roman" w:cs="Times New Roman"/>
-              </w:rPr>
-              <w:t xml:space="preserve"> del primer borrador de la nota científica (páginas 46-47) aplicando la concordancia verbal, sangrías y conectores lógicos. Revisión entre pares utilizando la rúbrica de autoevaluación de la página 47 para verificar ortografía y claridad.</w:t>
+              <w:t xml:space="preserve">Resolución de los talleres de comprensión, interpretación de personajes y valoración de las páginas 62 a 65. Los estudiantes eligen su personaje mítico preferido y justifican por qué representa valores de valentía, sabiduría o protección de </w:t>
+            </w:r>
+            <w:r>
+              <w:rPr>
+                <w:rFonts w:ascii="Times New Roman" w:hAnsi="Times New Roman" w:cs="Times New Roman"/>
+              </w:rPr>
+              <w:t>la naturaleza.</w:t>
             </w:r>
           </w:p>
           <w:p>
@@ -6317,13 +7402,7 @@
               <w:rPr>
                 <w:rFonts w:ascii="Times New Roman" w:hAnsi="Times New Roman" w:cs="Times New Roman"/>
               </w:rPr>
-              <w:t>Gamificación: Rev</w:t>
-            </w:r>
-            <w:r>
-              <w:rPr>
-                <w:rFonts w:ascii="Times New Roman" w:hAnsi="Times New Roman" w:cs="Times New Roman"/>
-              </w:rPr>
-              <w:t>isión de borradores entre compañeros con criterios de calidad.</w:t>
+              <w:t>Gamificación: Fundamentación y elección del personaje mítico preferido.</w:t>
             </w:r>
           </w:p>
           <w:p>
@@ -6359,7 +7438,7 @@
               <w:rPr>
                 <w:rFonts w:ascii="Times New Roman" w:hAnsi="Times New Roman" w:cs="Times New Roman"/>
               </w:rPr>
-              <w:t>Pautas de redacción del texto (págs. 46-47) y tabla de autoevaluación de la pág. 47.</w:t>
+              <w:t>Preguntas y talleres de comprensión del texto escolar (págs. 62-65).</w:t>
             </w:r>
           </w:p>
           <w:p>
@@ -6380,13 +7459,13 @@
               <w:rPr>
                 <w:rFonts w:ascii="Times New Roman" w:hAnsi="Times New Roman" w:cs="Times New Roman"/>
               </w:rPr>
-              <w:t xml:space="preserve">Escritura del borrador en hojas o cuaderno y </w:t>
-            </w:r>
-            <w:r>
-              <w:rPr>
-                <w:rFonts w:ascii="Times New Roman" w:hAnsi="Times New Roman" w:cs="Times New Roman"/>
-              </w:rPr>
-              <w:t>revisión en parejas de la ortografía y redacción.</w:t>
+              <w:t xml:space="preserve">Resolución escrita de los talleres y dibujo o </w:t>
+            </w:r>
+            <w:r>
+              <w:rPr>
+                <w:rFonts w:ascii="Times New Roman" w:hAnsi="Times New Roman" w:cs="Times New Roman"/>
+              </w:rPr>
+              <w:t>justificación del personaje elegido en el cuaderno.</w:t>
             </w:r>
           </w:p>
           <w:p>
@@ -6407,7 +7486,7 @@
               <w:rPr>
                 <w:rFonts w:ascii="Times New Roman" w:hAnsi="Times New Roman" w:cs="Times New Roman"/>
               </w:rPr>
-              <w:t>Colaboración entre compañeros para mejorar el borrador antes de su entrega final.</w:t>
+              <w:t>Libertad de elección del personaje mítico que más les haya llamado la atención.</w:t>
             </w:r>
           </w:p>
           <w:tbl>
@@ -6528,7 +7607,7 @@
                 <w:rFonts w:ascii="Times New Roman" w:hAnsi="Times New Roman" w:cs="Times New Roman"/>
                 <w:b/>
               </w:rPr>
-              <w:t>Fase 4: Cierre – «Edición Final y Publicación del Boletín»</w:t>
+              <w:t>Fase 4: Cierre – «El Círculo de la Memoria Ancestral»</w:t>
             </w:r>
           </w:p>
           <w:p>
@@ -6549,13 +7628,13 @@
               <w:rPr>
                 <w:rFonts w:ascii="Times New Roman" w:hAnsi="Times New Roman" w:cs="Times New Roman"/>
               </w:rPr>
-              <w:t xml:space="preserve">Paso a limpio de </w:t>
-            </w:r>
-            <w:r>
-              <w:rPr>
-                <w:rFonts w:ascii="Times New Roman" w:hAnsi="Times New Roman" w:cs="Times New Roman"/>
-              </w:rPr>
-              <w:t>las notas científicas corregidas y compilación en el boletín mural 'Voces de la Ciencia 7mo'. Lectura en voz alta de fragmentos destacados.</w:t>
+              <w:t>Plenaria y asamblea de a</w:t>
+            </w:r>
+            <w:r>
+              <w:rPr>
+                <w:rFonts w:ascii="Times New Roman" w:hAnsi="Times New Roman" w:cs="Times New Roman"/>
+              </w:rPr>
+              <w:t>ula: reflexión sobre la importancia de cuidar la tradición oral comunitaria. Exposición de las ilustraciones en el 'Rincón Mitológico' de 7mo.</w:t>
             </w:r>
           </w:p>
           <w:p>
@@ -6569,7 +7648,7 @@
               <w:rPr>
                 <w:rFonts w:ascii="Times New Roman" w:hAnsi="Times New Roman" w:cs="Times New Roman"/>
               </w:rPr>
-              <w:t>Gamificación: Exhibición de las notas científicas en la cartelera del aula.</w:t>
+              <w:t>Gamificación: Muestra colectiva de las producciones en el rincón del aula.</w:t>
             </w:r>
           </w:p>
           <w:p>
@@ -6605,13 +7684,7 @@
               <w:rPr>
                 <w:rFonts w:ascii="Times New Roman" w:hAnsi="Times New Roman" w:cs="Times New Roman"/>
               </w:rPr>
-              <w:t>Textos cor</w:t>
-            </w:r>
-            <w:r>
-              <w:rPr>
-                <w:rFonts w:ascii="Times New Roman" w:hAnsi="Times New Roman" w:cs="Times New Roman"/>
-              </w:rPr>
-              <w:t>regidos en limpio y cartelera del aula para su exhibición.</w:t>
+              <w:t>Producciones y dibujos realizados por los estudiantes expuestos en el aula.</w:t>
             </w:r>
           </w:p>
           <w:p>
@@ -6632,7 +7705,7 @@
               <w:rPr>
                 <w:rFonts w:ascii="Times New Roman" w:hAnsi="Times New Roman" w:cs="Times New Roman"/>
               </w:rPr>
-              <w:t>Escritura final en limpio de la nota científica y lectura en voz alta en clase.</w:t>
+              <w:t>Expresión oral de conclusiones sobre la importancia de conservar los mitos y leyendas.</w:t>
             </w:r>
           </w:p>
           <w:p>
@@ -6653,13 +7726,13 @@
               <w:rPr>
                 <w:rFonts w:ascii="Times New Roman" w:hAnsi="Times New Roman" w:cs="Times New Roman"/>
               </w:rPr>
-              <w:t>Reconocimiento del trabajo individual al ver su nota publicada en el mural</w:t>
-            </w:r>
-            <w:r>
-              <w:rPr>
-                <w:rFonts w:ascii="Times New Roman" w:hAnsi="Times New Roman" w:cs="Times New Roman"/>
-              </w:rPr>
-              <w:t>.</w:t>
+              <w:t xml:space="preserve">Sentido de identidad y pertenencia al valorar las </w:t>
+            </w:r>
+            <w:r>
+              <w:rPr>
+                <w:rFonts w:ascii="Times New Roman" w:hAnsi="Times New Roman" w:cs="Times New Roman"/>
+              </w:rPr>
+              <w:t>tradiciones culturales.</w:t>
             </w:r>
           </w:p>
           <w:tbl>
@@ -6789,7 +7862,7 @@
               <w:rPr>
                 <w:rFonts w:ascii="Times New Roman" w:hAnsi="Times New Roman" w:cs="Times New Roman"/>
               </w:rPr>
-              <w:t>Produce textos informativos utilizando el proceso de escritura, elementos gramaticales apropiados (verbos, modos y tiempos) y signos de puntuación (punto y coma). I.LL.3.6.1. / I.LL.3.6.3.</w:t>
+              <w:t>Reconoce en textos de la literatura oral y escrita (mitos) los elementos característicos que les dan sentido; participa en discusiones sobre textos literarios aportando interpretaciones personales. I.LL.3.7.1.</w:t>
             </w:r>
           </w:p>
         </w:tc>
@@ -6812,14 +7885,28 @@
               <w:rPr>
                 <w:rFonts w:ascii="Times New Roman" w:hAnsi="Times New Roman" w:cs="Times New Roman"/>
               </w:rPr>
-              <w:t>• Instrumentos: Rúbrica de producción escrita y prueba de aplicación gramatical.</w:t>
+              <w:t>• Instrumentos: Rúbrica de análisis literario y cuadro comparativo de mitos.</w:t>
             </w:r>
             <w:r>
               <w:rPr>
                 <w:rFonts w:ascii="Times New Roman" w:hAnsi="Times New Roman" w:cs="Times New Roman"/>
               </w:rPr>
               <w:br/>
-              <w:t>• Actividades: Redacción de la nota científica y resolución de talleres págs. 46-53 del texto.</w:t>
+              <w:t xml:space="preserve">• Actividades: Resolución de actividades págs. 62-65 del libro y participación en debates literarios. (Feriados 02 y 03 </w:t>
+            </w:r>
+            <w:proofErr w:type="gramStart"/>
+            <w:r>
+              <w:rPr>
+                <w:rFonts w:ascii="Times New Roman" w:hAnsi="Times New Roman" w:cs="Times New Roman"/>
+              </w:rPr>
+              <w:t>Noviembre</w:t>
+            </w:r>
+            <w:proofErr w:type="gramEnd"/>
+            <w:r>
+              <w:rPr>
+                <w:rFonts w:ascii="Times New Roman" w:hAnsi="Times New Roman" w:cs="Times New Roman"/>
+              </w:rPr>
+              <w:t>).</w:t>
             </w:r>
           </w:p>
         </w:tc>
@@ -6844,7 +7931,20 @@
               <w:rPr>
                 <w:rFonts w:ascii="Times New Roman" w:hAnsi="Times New Roman" w:cs="Times New Roman"/>
               </w:rPr>
-              <w:t>LL.3.5.1. Reconocer en un texto literario los elementos característicos que le dan sentido (personajes míticos, orígenes del mundo, cosmovisión).</w:t>
+              <w:t>LL.3.5.1. Recrear textos literarios leídos o escuchados mediante el uso de diversos formatos.</w:t>
+            </w:r>
+            <w:r>
+              <w:rPr>
+                <w:rFonts w:ascii="Times New Roman" w:hAnsi="Times New Roman" w:cs="Times New Roman"/>
+              </w:rPr>
+              <w:br/>
+            </w:r>
+            <w:r>
+              <w:rPr>
+                <w:rFonts w:ascii="Times New Roman" w:hAnsi="Times New Roman" w:cs="Times New Roman"/>
+              </w:rPr>
+              <w:br/>
+              <w:t>LL.3.4.13. Producir textos de acuerdo con la situación comunicativa en formatos variados (historieta mitológica).</w:t>
             </w:r>
           </w:p>
         </w:tc>
@@ -6864,7 +7964,7 @@
               <w:rPr>
                 <w:rFonts w:ascii="Times New Roman" w:hAnsi="Times New Roman" w:cs="Times New Roman"/>
               </w:rPr>
-              <w:t>Tema: Literatura: Disfruto de los mitos (concepto, características, mitos de creación, dioses y héroes griegos y andinos)</w:t>
+              <w:t>Tema: Escritura creativa: Historieta mitológica y Evaluación sumativa de la Unidad 1</w:t>
             </w:r>
             <w:r>
               <w:rPr>
@@ -6884,7 +7984,14 @@
                 <w:rFonts w:ascii="Times New Roman" w:hAnsi="Times New Roman" w:cs="Times New Roman"/>
               </w:rPr>
               <w:br/>
-              <w:t>Texto de Lengua 7mo (Páginas 54 a 65)</w:t>
+              <w:t>Texto de Lengua 7mo (Páginas 66 a 71)</w:t>
+            </w:r>
+            <w:r>
+              <w:rPr>
+                <w:rFonts w:ascii="Times New Roman" w:hAnsi="Times New Roman" w:cs="Times New Roman"/>
+              </w:rPr>
+              <w:br/>
+              <w:t>Cartulinas, reglas y lápices de colores</w:t>
             </w:r>
             <w:r>
               <w:rPr>
@@ -6898,14 +8005,7 @@
                 <w:rFonts w:ascii="Times New Roman" w:hAnsi="Times New Roman" w:cs="Times New Roman"/>
               </w:rPr>
               <w:br/>
-              <w:t>Cuadernos</w:t>
-            </w:r>
-            <w:r>
-              <w:rPr>
-                <w:rFonts w:ascii="Times New Roman" w:hAnsi="Times New Roman" w:cs="Times New Roman"/>
-              </w:rPr>
-              <w:br/>
-              <w:t>Antología de mitos andinos y universales</w:t>
+              <w:t>Cuestionario sumativo de Unidad 1</w:t>
             </w:r>
           </w:p>
         </w:tc>
@@ -6919,137 +8019,108 @@
             <w:shd w:val="clear" w:color="auto" w:fill="auto"/>
           </w:tcPr>
           <w:p>
-            <w:pPr>
-              <w:rPr>
-                <w:rFonts w:ascii="Times New Roman" w:hAnsi="Times New Roman" w:cs="Times New Roman"/>
-              </w:rPr>
-            </w:pPr>
+            <w:r/>
           </w:p>
           <w:p>
             <w:pPr>
               <w:spacing w:before="40" w:after="40"/>
-              <w:rPr>
-                <w:rFonts w:ascii="Times New Roman" w:hAnsi="Times New Roman" w:cs="Times New Roman"/>
-              </w:rPr>
-            </w:pPr>
-            <w:r>
-              <w:rPr>
-                <w:rFonts w:ascii="Times New Roman" w:hAnsi="Times New Roman" w:cs="Times New Roman"/>
-                <w:b/>
-              </w:rPr>
-              <w:t>SEMANA 10 (02/11 al 06/11/2026) · LITERATURA</w:t>
+            </w:pPr>
+            <w:r>
+              <w:rPr>
+                <w:rFonts w:ascii="Times New Roman" w:hAnsi="Times New Roman"/>
+                <w:b/>
+                <w:sz w:val="22"/>
+              </w:rPr>
+              <w:t>SEMANA 11 (09/11 al 13/11/2026) · ESCRITURA CREATIVA &amp; CIERRE UNIDAD 1</w:t>
             </w:r>
           </w:p>
           <w:p>
             <w:pPr>
               <w:spacing w:after="40"/>
-              <w:rPr>
-                <w:rFonts w:ascii="Times New Roman" w:hAnsi="Times New Roman" w:cs="Times New Roman"/>
-              </w:rPr>
-            </w:pPr>
-            <w:r>
-              <w:rPr>
-                <w:rFonts w:ascii="Times New Roman" w:hAnsi="Times New Roman" w:cs="Times New Roman"/>
-                <w:b/>
-              </w:rPr>
-              <w:t>PEDAGOGÍA CRÍTICA &amp; GAMIFICACIÓN</w:t>
+            </w:pPr>
+            <w:r>
+              <w:rPr>
+                <w:rFonts w:ascii="Times New Roman" w:hAnsi="Times New Roman"/>
+                <w:b/>
+                <w:sz w:val="21"/>
+              </w:rPr>
+              <w:t>JUEGO-TRABAJO &amp; APRENDIZAJE COLABORATIVO</w:t>
             </w:r>
           </w:p>
           <w:p>
             <w:pPr>
               <w:spacing w:after="80"/>
-              <w:rPr>
-                <w:rFonts w:ascii="Times New Roman" w:hAnsi="Times New Roman" w:cs="Times New Roman"/>
-              </w:rPr>
-            </w:pPr>
-            <w:r>
-              <w:rPr>
-                <w:rFonts w:ascii="Times New Roman" w:hAnsi="Times New Roman" w:cs="Times New Roman"/>
-                <w:b/>
+            </w:pPr>
+            <w:r>
+              <w:rPr>
+                <w:rFonts w:ascii="Times New Roman" w:hAnsi="Times New Roman"/>
+                <w:b/>
+                <w:sz w:val="20"/>
               </w:rPr>
               <w:t xml:space="preserve">Nombre de la actividad: </w:t>
             </w:r>
             <w:r>
               <w:rPr>
-                <w:rFonts w:ascii="Times New Roman" w:hAnsi="Times New Roman" w:cs="Times New Roman"/>
-              </w:rPr>
-              <w:t>«La Rueda del Mito: Viaje al Origen del Universo y la Naturaleza» (Texto Pág. 54-65)</w:t>
+                <w:rFonts w:ascii="Times New Roman" w:hAnsi="Times New Roman"/>
+                <w:sz w:val="20"/>
+              </w:rPr>
+              <w:t>«Taller del Cómic Mitológico: Del Relato Ancestral a la Viñeta Moderna» (Texto Pág. 66-73)</w:t>
             </w:r>
           </w:p>
           <w:p>
             <w:pPr>
               <w:spacing w:before="80" w:after="20"/>
-              <w:rPr>
-                <w:rFonts w:ascii="Times New Roman" w:hAnsi="Times New Roman" w:cs="Times New Roman"/>
-              </w:rPr>
-            </w:pPr>
-            <w:r>
-              <w:rPr>
-                <w:rFonts w:ascii="Times New Roman" w:hAnsi="Times New Roman" w:cs="Times New Roman"/>
-                <w:b/>
-              </w:rPr>
-              <w:t xml:space="preserve">Fase 1: Motivación – «El Llamado de los </w:t>
-            </w:r>
-            <w:r>
-              <w:rPr>
-                <w:rFonts w:ascii="Times New Roman" w:hAnsi="Times New Roman" w:cs="Times New Roman"/>
-                <w:b/>
-              </w:rPr>
-              <w:t>Dioses y el Origen del Fuego»</w:t>
+            </w:pPr>
+            <w:r>
+              <w:rPr>
+                <w:rFonts w:ascii="Times New Roman" w:hAnsi="Times New Roman"/>
+                <w:b/>
+                <w:sz w:val="20"/>
+              </w:rPr>
+              <w:t>Fase 1: Exploración en Taller – «El Taller de los Historietistas»</w:t>
             </w:r>
           </w:p>
           <w:p>
             <w:pPr>
               <w:spacing w:after="20"/>
-              <w:rPr>
-                <w:rFonts w:ascii="Times New Roman" w:hAnsi="Times New Roman" w:cs="Times New Roman"/>
-              </w:rPr>
-            </w:pPr>
-            <w:r>
-              <w:rPr>
-                <w:rFonts w:ascii="Times New Roman" w:hAnsi="Times New Roman" w:cs="Times New Roman"/>
-                <w:b/>
+            </w:pPr>
+            <w:r>
+              <w:rPr>
+                <w:rFonts w:ascii="Times New Roman" w:hAnsi="Times New Roman"/>
+                <w:b/>
+                <w:sz w:val="19"/>
               </w:rPr>
               <w:t xml:space="preserve">Actividad: </w:t>
             </w:r>
             <w:r>
               <w:rPr>
-                <w:rFonts w:ascii="Times New Roman" w:hAnsi="Times New Roman" w:cs="Times New Roman"/>
-              </w:rPr>
-              <w:t>Narración dramatizada del mito de la creación del Sol y la Luna (páginas 54-55) con modulación de voz y preguntas detonantes: ¿Por qué los pueblos antiguos crearon historias sobre el origen del mundo? ¿Qué mitos o l</w:t>
-            </w:r>
-            <w:r>
-              <w:rPr>
-                <w:rFonts w:ascii="Times New Roman" w:hAnsi="Times New Roman" w:cs="Times New Roman"/>
-              </w:rPr>
-              <w:t>eyendas han escuchado de sus abuelos o familias?</w:t>
+                <w:rFonts w:ascii="Times New Roman" w:hAnsi="Times New Roman"/>
+                <w:sz w:val="19"/>
+              </w:rPr>
+              <w:t>Apertura del taller de diseño de cómics: observación y análisis guiado de las historietas de las páginas 66 y 67. Exploración de los elementos del cómic: viñetas, planos visuales, bocadillos de diálogo, cartelas y onomatopeyas sonoras.</w:t>
             </w:r>
           </w:p>
           <w:p>
             <w:pPr>
               <w:spacing w:after="40"/>
-              <w:rPr>
-                <w:rFonts w:ascii="Times New Roman" w:hAnsi="Times New Roman" w:cs="Times New Roman"/>
-              </w:rPr>
-            </w:pPr>
-            <w:r>
-              <w:rPr>
-                <w:rFonts w:ascii="Times New Roman" w:hAnsi="Times New Roman" w:cs="Times New Roman"/>
-              </w:rPr>
-              <w:t>Gamificación: Diálogo en círculo sobre relatos y leyendas ancestrales.</w:t>
+            </w:pPr>
+            <w:r>
+              <w:rPr>
+                <w:rFonts w:ascii="Times New Roman" w:hAnsi="Times New Roman"/>
+                <w:sz w:val="19"/>
+              </w:rPr>
+              <w:t>Metodología Juego-Trabajo: Exploración visual guiada de historietas impresas en el rincón de lectura.</w:t>
             </w:r>
           </w:p>
           <w:p>
             <w:pPr>
               <w:spacing w:after="20"/>
-              <w:rPr>
-                <w:rFonts w:ascii="Times New Roman" w:hAnsi="Times New Roman" w:cs="Times New Roman"/>
-              </w:rPr>
-            </w:pPr>
-            <w:r>
-              <w:rPr>
-                <w:rFonts w:ascii="Times New Roman" w:hAnsi="Times New Roman" w:cs="Times New Roman"/>
-                <w:b/>
+            </w:pPr>
+            <w:r>
+              <w:rPr>
+                <w:rFonts w:ascii="Times New Roman" w:hAnsi="Times New Roman"/>
+                <w:b/>
+                <w:sz w:val="19"/>
               </w:rPr>
               <w:t>DUA aplicado:</w:t>
             </w:r>
@@ -7057,64 +8128,61 @@
           <w:p>
             <w:pPr>
               <w:spacing w:after="20"/>
-              <w:rPr>
-                <w:rFonts w:ascii="Times New Roman" w:hAnsi="Times New Roman" w:cs="Times New Roman"/>
-              </w:rPr>
-            </w:pPr>
-            <w:r>
-              <w:rPr>
-                <w:rFonts w:ascii="Times New Roman" w:hAnsi="Times New Roman" w:cs="Times New Roman"/>
-                <w:b/>
+            </w:pPr>
+            <w:r>
+              <w:rPr>
+                <w:rFonts w:ascii="Times New Roman" w:hAnsi="Times New Roman"/>
+                <w:b/>
+                <w:sz w:val="18"/>
               </w:rPr>
               <w:t xml:space="preserve">Representación: </w:t>
             </w:r>
             <w:r>
               <w:rPr>
-                <w:rFonts w:ascii="Times New Roman" w:hAnsi="Times New Roman" w:cs="Times New Roman"/>
-              </w:rPr>
-              <w:t>Lectura en voz alta y textos ilustrados del mito en las páginas 54 y 55.</w:t>
+                <w:rFonts w:ascii="Times New Roman" w:hAnsi="Times New Roman"/>
+                <w:sz w:val="18"/>
+              </w:rPr>
+              <w:t>Ejemplos de historietas y recursos visuales del texto escolar (págs. 66-67).</w:t>
             </w:r>
           </w:p>
           <w:p>
             <w:pPr>
               <w:spacing w:after="20"/>
-              <w:rPr>
-                <w:rFonts w:ascii="Times New Roman" w:hAnsi="Times New Roman" w:cs="Times New Roman"/>
-              </w:rPr>
-            </w:pPr>
-            <w:r>
-              <w:rPr>
-                <w:rFonts w:ascii="Times New Roman" w:hAnsi="Times New Roman" w:cs="Times New Roman"/>
-                <w:b/>
+            </w:pPr>
+            <w:r>
+              <w:rPr>
+                <w:rFonts w:ascii="Times New Roman" w:hAnsi="Times New Roman"/>
+                <w:b/>
+                <w:sz w:val="18"/>
               </w:rPr>
               <w:t xml:space="preserve">Acción y expresión: </w:t>
             </w:r>
             <w:r>
               <w:rPr>
-                <w:rFonts w:ascii="Times New Roman" w:hAnsi="Times New Roman" w:cs="Times New Roman"/>
-              </w:rPr>
-              <w:t>Participación oral respondiendo preguntas y compartiendo leyendas conocidas.</w:t>
+                <w:rFonts w:ascii="Times New Roman" w:hAnsi="Times New Roman"/>
+                <w:sz w:val="18"/>
+              </w:rPr>
+              <w:t>Señalamiento e identificación oral de viñetas, globos y onomatopeyas en el texto.</w:t>
             </w:r>
           </w:p>
           <w:p>
             <w:pPr>
               <w:spacing w:after="20"/>
-              <w:rPr>
-                <w:rFonts w:ascii="Times New Roman" w:hAnsi="Times New Roman" w:cs="Times New Roman"/>
-              </w:rPr>
-            </w:pPr>
-            <w:r>
-              <w:rPr>
-                <w:rFonts w:ascii="Times New Roman" w:hAnsi="Times New Roman" w:cs="Times New Roman"/>
-                <w:b/>
+            </w:pPr>
+            <w:r>
+              <w:rPr>
+                <w:rFonts w:ascii="Times New Roman" w:hAnsi="Times New Roman"/>
+                <w:b/>
+                <w:sz w:val="18"/>
               </w:rPr>
               <w:t xml:space="preserve">Compromiso-Motivación: </w:t>
             </w:r>
             <w:r>
               <w:rPr>
-                <w:rFonts w:ascii="Times New Roman" w:hAnsi="Times New Roman" w:cs="Times New Roman"/>
-              </w:rPr>
-              <w:t>Interés por el relato sobre el origen de los astros y las historias tradicionales.</w:t>
+                <w:rFonts w:ascii="Times New Roman" w:hAnsi="Times New Roman"/>
+                <w:sz w:val="18"/>
+              </w:rPr>
+              <w:t>Interés por la historieta como forma visual de narrar historias.</w:t>
             </w:r>
           </w:p>
           <w:tbl>
@@ -7123,7 +8191,6 @@
               <w:tblW w:w="0" w:type="auto"/>
               <w:jc w:val="center"/>
               <w:tblLayout w:type="fixed"/>
-              <w:tblLook w:val="04A0" w:firstRow="1" w:lastRow="0" w:firstColumn="1" w:lastColumn="0" w:noHBand="0" w:noVBand="1"/>
             </w:tblPr>
             <w:tblGrid>
               <w:gridCol w:w="683"/>
@@ -7143,12 +8210,12 @@
                 <w:p>
                   <w:pPr>
                     <w:pStyle w:val="Sinespaciado"/>
-                    <w:framePr w:hSpace="141" w:wrap="around" w:vAnchor="text" w:hAnchor="margin" w:y="-138"/>
                     <w:jc w:val="center"/>
                     <w:rPr>
                       <w:rFonts w:ascii="Times New Roman" w:hAnsi="Times New Roman" w:cs="Times New Roman"/>
                       <w:b/>
                       <w:color w:val="FFFFFF"/>
+                      <w:sz w:val="20"/>
                     </w:rPr>
                   </w:pPr>
                   <w:r>
@@ -7156,6 +8223,7 @@
                       <w:rFonts w:ascii="Times New Roman" w:hAnsi="Times New Roman" w:cs="Times New Roman"/>
                       <w:b/>
                       <w:color w:val="FFFFFF"/>
+                      <w:sz w:val="20"/>
                     </w:rPr>
                     <w:t>R</w:t>
                   </w:r>
@@ -7169,12 +8237,12 @@
                 <w:p>
                   <w:pPr>
                     <w:pStyle w:val="Sinespaciado"/>
-                    <w:framePr w:hSpace="141" w:wrap="around" w:vAnchor="text" w:hAnchor="margin" w:y="-138"/>
                     <w:jc w:val="center"/>
                     <w:rPr>
                       <w:rFonts w:ascii="Times New Roman" w:hAnsi="Times New Roman" w:cs="Times New Roman"/>
                       <w:b/>
                       <w:color w:val="FFFFFF"/>
+                      <w:sz w:val="20"/>
                     </w:rPr>
                   </w:pPr>
                   <w:r>
@@ -7182,6 +8250,7 @@
                       <w:rFonts w:ascii="Times New Roman" w:hAnsi="Times New Roman" w:cs="Times New Roman"/>
                       <w:b/>
                       <w:color w:val="FFFFFF"/>
+                      <w:sz w:val="20"/>
                     </w:rPr>
                     <w:t>A-E</w:t>
                   </w:r>
@@ -7195,12 +8264,12 @@
                 <w:p>
                   <w:pPr>
                     <w:pStyle w:val="Sinespaciado"/>
-                    <w:framePr w:hSpace="141" w:wrap="around" w:vAnchor="text" w:hAnchor="margin" w:y="-138"/>
                     <w:jc w:val="center"/>
                     <w:rPr>
                       <w:rFonts w:ascii="Times New Roman" w:hAnsi="Times New Roman" w:cs="Times New Roman"/>
                       <w:b/>
                       <w:color w:val="FFFFFF"/>
+                      <w:sz w:val="20"/>
                     </w:rPr>
                   </w:pPr>
                   <w:r>
@@ -7208,6 +8277,7 @@
                       <w:rFonts w:ascii="Times New Roman" w:hAnsi="Times New Roman" w:cs="Times New Roman"/>
                       <w:b/>
                       <w:color w:val="FFFFFF"/>
+                      <w:sz w:val="20"/>
                     </w:rPr>
                     <w:t>C-M</w:t>
                   </w:r>
@@ -7218,85 +8288,62 @@
           <w:p>
             <w:pPr>
               <w:spacing w:before="40" w:after="40"/>
-              <w:rPr>
-                <w:rFonts w:ascii="Times New Roman" w:hAnsi="Times New Roman" w:cs="Times New Roman"/>
-              </w:rPr>
             </w:pPr>
           </w:p>
           <w:p>
             <w:pPr>
               <w:spacing w:before="80" w:after="20"/>
-              <w:rPr>
-                <w:rFonts w:ascii="Times New Roman" w:hAnsi="Times New Roman" w:cs="Times New Roman"/>
-              </w:rPr>
-            </w:pPr>
-            <w:r>
-              <w:rPr>
-                <w:rFonts w:ascii="Times New Roman" w:hAnsi="Times New Roman" w:cs="Times New Roman"/>
-                <w:b/>
-              </w:rPr>
-              <w:t>Fase 2: Comprensión – «El Círculo de la C</w:t>
-            </w:r>
-            <w:r>
-              <w:rPr>
-                <w:rFonts w:ascii="Times New Roman" w:hAnsi="Times New Roman" w:cs="Times New Roman"/>
-                <w:b/>
-              </w:rPr>
-              <w:t>osmovisión y el Mito»</w:t>
+            </w:pPr>
+            <w:r>
+              <w:rPr>
+                <w:rFonts w:ascii="Times New Roman" w:hAnsi="Times New Roman"/>
+                <w:b/>
+                <w:sz w:val="20"/>
+              </w:rPr>
+              <w:t>Fase 2: Taller de Planificación – «El Laboratorio del Guion Gráfico»</w:t>
             </w:r>
           </w:p>
           <w:p>
             <w:pPr>
               <w:spacing w:after="20"/>
-              <w:rPr>
-                <w:rFonts w:ascii="Times New Roman" w:hAnsi="Times New Roman" w:cs="Times New Roman"/>
-              </w:rPr>
-            </w:pPr>
-            <w:r>
-              <w:rPr>
-                <w:rFonts w:ascii="Times New Roman" w:hAnsi="Times New Roman" w:cs="Times New Roman"/>
-                <w:b/>
+            </w:pPr>
+            <w:r>
+              <w:rPr>
+                <w:rFonts w:ascii="Times New Roman" w:hAnsi="Times New Roman"/>
+                <w:b/>
+                <w:sz w:val="19"/>
               </w:rPr>
               <w:t xml:space="preserve">Actividad: </w:t>
             </w:r>
             <w:r>
               <w:rPr>
-                <w:rFonts w:ascii="Times New Roman" w:hAnsi="Times New Roman" w:cs="Times New Roman"/>
-              </w:rPr>
-              <w:t xml:space="preserve">Lectura dialogada de los mitos seleccionados en las páginas 56 a 61. Análisis de sus elementos fundamentales: personajes divinos y sobrenaturales, tiempo sagrado de los orígenes y explicación poética de fenómenos </w:t>
-            </w:r>
-            <w:r>
-              <w:rPr>
-                <w:rFonts w:ascii="Times New Roman" w:hAnsi="Times New Roman" w:cs="Times New Roman"/>
-              </w:rPr>
-              <w:t>naturales. Diferenciación entre mito, leyenda y cuento.</w:t>
+                <w:rFonts w:ascii="Times New Roman" w:hAnsi="Times New Roman"/>
+                <w:sz w:val="19"/>
+              </w:rPr>
+              <w:t>Planificación y diseño de un storyboard adaptando un mito leído a una secuencia de 4 a 6 viñetas (páginas 67-68). En parejas colaborativas, distribuyen el texto en bocadillos y seleccionan los planos adecuados para dar dinamismo a la narración.</w:t>
             </w:r>
           </w:p>
           <w:p>
             <w:pPr>
               <w:spacing w:after="40"/>
-              <w:rPr>
-                <w:rFonts w:ascii="Times New Roman" w:hAnsi="Times New Roman" w:cs="Times New Roman"/>
-              </w:rPr>
-            </w:pPr>
-            <w:r>
-              <w:rPr>
-                <w:rFonts w:ascii="Times New Roman" w:hAnsi="Times New Roman" w:cs="Times New Roman"/>
-              </w:rPr>
-              <w:t>Gamificación: Identificación en equipos de los elementos fantásticos del mito.</w:t>
+            </w:pPr>
+            <w:r>
+              <w:rPr>
+                <w:rFonts w:ascii="Times New Roman" w:hAnsi="Times New Roman"/>
+                <w:sz w:val="19"/>
+              </w:rPr>
+              <w:t>Aprendizaje Colaborativo: Trabajo en parejas dividiendo roles de redacción de diálogos y boceto gráfico.</w:t>
             </w:r>
           </w:p>
           <w:p>
             <w:pPr>
               <w:spacing w:after="20"/>
-              <w:rPr>
-                <w:rFonts w:ascii="Times New Roman" w:hAnsi="Times New Roman" w:cs="Times New Roman"/>
-              </w:rPr>
-            </w:pPr>
-            <w:r>
-              <w:rPr>
-                <w:rFonts w:ascii="Times New Roman" w:hAnsi="Times New Roman" w:cs="Times New Roman"/>
-                <w:b/>
+            </w:pPr>
+            <w:r>
+              <w:rPr>
+                <w:rFonts w:ascii="Times New Roman" w:hAnsi="Times New Roman"/>
+                <w:b/>
+                <w:sz w:val="19"/>
               </w:rPr>
               <w:t>DUA aplicado:</w:t>
             </w:r>
@@ -7304,70 +8351,61 @@
           <w:p>
             <w:pPr>
               <w:spacing w:after="20"/>
-              <w:rPr>
-                <w:rFonts w:ascii="Times New Roman" w:hAnsi="Times New Roman" w:cs="Times New Roman"/>
-              </w:rPr>
-            </w:pPr>
-            <w:r>
-              <w:rPr>
-                <w:rFonts w:ascii="Times New Roman" w:hAnsi="Times New Roman" w:cs="Times New Roman"/>
-                <w:b/>
+            </w:pPr>
+            <w:r>
+              <w:rPr>
+                <w:rFonts w:ascii="Times New Roman" w:hAnsi="Times New Roman"/>
+                <w:b/>
+                <w:sz w:val="18"/>
               </w:rPr>
               <w:t xml:space="preserve">Representación: </w:t>
             </w:r>
             <w:r>
               <w:rPr>
-                <w:rFonts w:ascii="Times New Roman" w:hAnsi="Times New Roman" w:cs="Times New Roman"/>
-              </w:rPr>
-              <w:t>Textos de los mitos en las páginas 56 a 61 del libro escolar.</w:t>
+                <w:rFonts w:ascii="Times New Roman" w:hAnsi="Times New Roman"/>
+                <w:sz w:val="18"/>
+              </w:rPr>
+              <w:t>Indicaciones y estructura de viñetas del libro (págs. 67-68).</w:t>
             </w:r>
           </w:p>
           <w:p>
             <w:pPr>
               <w:spacing w:after="20"/>
-              <w:rPr>
-                <w:rFonts w:ascii="Times New Roman" w:hAnsi="Times New Roman" w:cs="Times New Roman"/>
-              </w:rPr>
-            </w:pPr>
-            <w:r>
-              <w:rPr>
-                <w:rFonts w:ascii="Times New Roman" w:hAnsi="Times New Roman" w:cs="Times New Roman"/>
-                <w:b/>
+            </w:pPr>
+            <w:r>
+              <w:rPr>
+                <w:rFonts w:ascii="Times New Roman" w:hAnsi="Times New Roman"/>
+                <w:b/>
+                <w:sz w:val="18"/>
               </w:rPr>
               <w:t xml:space="preserve">Acción y expresión: </w:t>
             </w:r>
             <w:r>
               <w:rPr>
-                <w:rFonts w:ascii="Times New Roman" w:hAnsi="Times New Roman" w:cs="Times New Roman"/>
-              </w:rPr>
-              <w:t>Lectura d</w:t>
-            </w:r>
-            <w:r>
-              <w:rPr>
-                <w:rFonts w:ascii="Times New Roman" w:hAnsi="Times New Roman" w:cs="Times New Roman"/>
-              </w:rPr>
-              <w:t>ialogada en grupos e identificación de los personajes y elementos del mito.</w:t>
+                <w:rFonts w:ascii="Times New Roman" w:hAnsi="Times New Roman"/>
+                <w:sz w:val="18"/>
+              </w:rPr>
+              <w:t>Elaboración del borrador o boceto de la historieta con textos e imágenes en el cuaderno.</w:t>
             </w:r>
           </w:p>
           <w:p>
             <w:pPr>
               <w:spacing w:after="20"/>
-              <w:rPr>
-                <w:rFonts w:ascii="Times New Roman" w:hAnsi="Times New Roman" w:cs="Times New Roman"/>
-              </w:rPr>
-            </w:pPr>
-            <w:r>
-              <w:rPr>
-                <w:rFonts w:ascii="Times New Roman" w:hAnsi="Times New Roman" w:cs="Times New Roman"/>
-                <w:b/>
+            </w:pPr>
+            <w:r>
+              <w:rPr>
+                <w:rFonts w:ascii="Times New Roman" w:hAnsi="Times New Roman"/>
+                <w:b/>
+                <w:sz w:val="18"/>
               </w:rPr>
               <w:t xml:space="preserve">Compromiso-Motivación: </w:t>
             </w:r>
             <w:r>
               <w:rPr>
-                <w:rFonts w:ascii="Times New Roman" w:hAnsi="Times New Roman" w:cs="Times New Roman"/>
-              </w:rPr>
-              <w:t>Valoración de las narraciones ancestrales como explicación de la naturaleza.</w:t>
+                <w:rFonts w:ascii="Times New Roman" w:hAnsi="Times New Roman"/>
+                <w:sz w:val="18"/>
+              </w:rPr>
+              <w:t>Trabajo cooperativo en parejas para planificar la secuencia de su cómic.</w:t>
             </w:r>
           </w:p>
           <w:tbl>
@@ -7376,7 +8414,6 @@
               <w:tblW w:w="0" w:type="auto"/>
               <w:jc w:val="center"/>
               <w:tblLayout w:type="fixed"/>
-              <w:tblLook w:val="04A0" w:firstRow="1" w:lastRow="0" w:firstColumn="1" w:lastColumn="0" w:noHBand="0" w:noVBand="1"/>
             </w:tblPr>
             <w:tblGrid>
               <w:gridCol w:w="683"/>
@@ -7396,12 +8433,12 @@
                 <w:p>
                   <w:pPr>
                     <w:pStyle w:val="Sinespaciado"/>
-                    <w:framePr w:hSpace="141" w:wrap="around" w:vAnchor="text" w:hAnchor="margin" w:y="-138"/>
                     <w:jc w:val="center"/>
                     <w:rPr>
                       <w:rFonts w:ascii="Times New Roman" w:hAnsi="Times New Roman" w:cs="Times New Roman"/>
                       <w:b/>
                       <w:color w:val="FFFFFF"/>
+                      <w:sz w:val="20"/>
                     </w:rPr>
                   </w:pPr>
                   <w:r>
@@ -7409,6 +8446,7 @@
                       <w:rFonts w:ascii="Times New Roman" w:hAnsi="Times New Roman" w:cs="Times New Roman"/>
                       <w:b/>
                       <w:color w:val="FFFFFF"/>
+                      <w:sz w:val="20"/>
                     </w:rPr>
                     <w:t>R</w:t>
                   </w:r>
@@ -7422,12 +8460,12 @@
                 <w:p>
                   <w:pPr>
                     <w:pStyle w:val="Sinespaciado"/>
-                    <w:framePr w:hSpace="141" w:wrap="around" w:vAnchor="text" w:hAnchor="margin" w:y="-138"/>
                     <w:jc w:val="center"/>
                     <w:rPr>
                       <w:rFonts w:ascii="Times New Roman" w:hAnsi="Times New Roman" w:cs="Times New Roman"/>
                       <w:b/>
                       <w:color w:val="FFFFFF"/>
+                      <w:sz w:val="20"/>
                     </w:rPr>
                   </w:pPr>
                   <w:r>
@@ -7435,6 +8473,7 @@
                       <w:rFonts w:ascii="Times New Roman" w:hAnsi="Times New Roman" w:cs="Times New Roman"/>
                       <w:b/>
                       <w:color w:val="FFFFFF"/>
+                      <w:sz w:val="20"/>
                     </w:rPr>
                     <w:t>A-E</w:t>
                   </w:r>
@@ -7448,12 +8487,12 @@
                 <w:p>
                   <w:pPr>
                     <w:pStyle w:val="Sinespaciado"/>
-                    <w:framePr w:hSpace="141" w:wrap="around" w:vAnchor="text" w:hAnchor="margin" w:y="-138"/>
                     <w:jc w:val="center"/>
                     <w:rPr>
                       <w:rFonts w:ascii="Times New Roman" w:hAnsi="Times New Roman" w:cs="Times New Roman"/>
                       <w:b/>
                       <w:color w:val="FFFFFF"/>
+                      <w:sz w:val="20"/>
                     </w:rPr>
                   </w:pPr>
                   <w:r>
@@ -7461,6 +8500,7 @@
                       <w:rFonts w:ascii="Times New Roman" w:hAnsi="Times New Roman" w:cs="Times New Roman"/>
                       <w:b/>
                       <w:color w:val="FFFFFF"/>
+                      <w:sz w:val="20"/>
                     </w:rPr>
                     <w:t>C-M</w:t>
                   </w:r>
@@ -7471,85 +8511,62 @@
           <w:p>
             <w:pPr>
               <w:spacing w:before="40" w:after="40"/>
-              <w:rPr>
-                <w:rFonts w:ascii="Times New Roman" w:hAnsi="Times New Roman" w:cs="Times New Roman"/>
-              </w:rPr>
             </w:pPr>
           </w:p>
           <w:p>
             <w:pPr>
               <w:spacing w:before="80" w:after="20"/>
-              <w:rPr>
-                <w:rFonts w:ascii="Times New Roman" w:hAnsi="Times New Roman" w:cs="Times New Roman"/>
-              </w:rPr>
-            </w:pPr>
-            <w:r>
-              <w:rPr>
-                <w:rFonts w:ascii="Times New Roman" w:hAnsi="Times New Roman" w:cs="Times New Roman"/>
-                <w:b/>
-              </w:rPr>
-              <w:t>Fase 3: Aplicación – «El Ágora Mitológica y Talleres de Interpretaci</w:t>
-            </w:r>
-            <w:r>
-              <w:rPr>
-                <w:rFonts w:ascii="Times New Roman" w:hAnsi="Times New Roman" w:cs="Times New Roman"/>
-                <w:b/>
-              </w:rPr>
-              <w:t>ón»</w:t>
+            </w:pPr>
+            <w:r>
+              <w:rPr>
+                <w:rFonts w:ascii="Times New Roman" w:hAnsi="Times New Roman"/>
+                <w:b/>
+                <w:sz w:val="20"/>
+              </w:rPr>
+              <w:t>Fase 3: Producción en Taller – «Mesa de Creación y Evaluación de la Unidad»</w:t>
             </w:r>
           </w:p>
           <w:p>
             <w:pPr>
               <w:spacing w:after="20"/>
-              <w:rPr>
-                <w:rFonts w:ascii="Times New Roman" w:hAnsi="Times New Roman" w:cs="Times New Roman"/>
-              </w:rPr>
-            </w:pPr>
-            <w:r>
-              <w:rPr>
-                <w:rFonts w:ascii="Times New Roman" w:hAnsi="Times New Roman" w:cs="Times New Roman"/>
-                <w:b/>
+            </w:pPr>
+            <w:r>
+              <w:rPr>
+                <w:rFonts w:ascii="Times New Roman" w:hAnsi="Times New Roman"/>
+                <w:b/>
+                <w:sz w:val="19"/>
               </w:rPr>
               <w:t xml:space="preserve">Actividad: </w:t>
             </w:r>
             <w:r>
               <w:rPr>
-                <w:rFonts w:ascii="Times New Roman" w:hAnsi="Times New Roman" w:cs="Times New Roman"/>
-              </w:rPr>
-              <w:t xml:space="preserve">Resolución de los talleres de comprensión, interpretación de personajes y valoración de las páginas 62 a 65. Los estudiantes eligen su personaje mítico preferido y justifican por qué representa valores de valentía, sabiduría o protección de </w:t>
-            </w:r>
-            <w:r>
-              <w:rPr>
-                <w:rFonts w:ascii="Times New Roman" w:hAnsi="Times New Roman" w:cs="Times New Roman"/>
-              </w:rPr>
-              <w:t>la naturaleza.</w:t>
+                <w:rFonts w:ascii="Times New Roman" w:hAnsi="Times New Roman"/>
+                <w:sz w:val="19"/>
+              </w:rPr>
+              <w:t>Elaboración final de la historieta a color aplicando rotulación clara y viñetas organizadas. Paralelamente, los estudiantes resuelven la evaluación sumativa de la Unidad 1 del texto escolar para consolidar las destrezas adquiridas.</w:t>
             </w:r>
           </w:p>
           <w:p>
             <w:pPr>
               <w:spacing w:after="40"/>
-              <w:rPr>
-                <w:rFonts w:ascii="Times New Roman" w:hAnsi="Times New Roman" w:cs="Times New Roman"/>
-              </w:rPr>
-            </w:pPr>
-            <w:r>
-              <w:rPr>
-                <w:rFonts w:ascii="Times New Roman" w:hAnsi="Times New Roman" w:cs="Times New Roman"/>
-              </w:rPr>
-              <w:t>Gamificación: Fundamentación y elección del personaje mítico preferido.</w:t>
+            </w:pPr>
+            <w:r>
+              <w:rPr>
+                <w:rFonts w:ascii="Times New Roman" w:hAnsi="Times New Roman"/>
+                <w:sz w:val="19"/>
+              </w:rPr>
+              <w:t>Metodología Juego-Trabajo: Producción plástica en mesas de trabajo y resolución autónoma de la evaluación.</w:t>
             </w:r>
           </w:p>
           <w:p>
             <w:pPr>
               <w:spacing w:after="20"/>
-              <w:rPr>
-                <w:rFonts w:ascii="Times New Roman" w:hAnsi="Times New Roman" w:cs="Times New Roman"/>
-              </w:rPr>
-            </w:pPr>
-            <w:r>
-              <w:rPr>
-                <w:rFonts w:ascii="Times New Roman" w:hAnsi="Times New Roman" w:cs="Times New Roman"/>
-                <w:b/>
+            </w:pPr>
+            <w:r>
+              <w:rPr>
+                <w:rFonts w:ascii="Times New Roman" w:hAnsi="Times New Roman"/>
+                <w:b/>
+                <w:sz w:val="19"/>
               </w:rPr>
               <w:t>DUA aplicado:</w:t>
             </w:r>
@@ -7557,70 +8574,61 @@
           <w:p>
             <w:pPr>
               <w:spacing w:after="20"/>
-              <w:rPr>
-                <w:rFonts w:ascii="Times New Roman" w:hAnsi="Times New Roman" w:cs="Times New Roman"/>
-              </w:rPr>
-            </w:pPr>
-            <w:r>
-              <w:rPr>
-                <w:rFonts w:ascii="Times New Roman" w:hAnsi="Times New Roman" w:cs="Times New Roman"/>
-                <w:b/>
+            </w:pPr>
+            <w:r>
+              <w:rPr>
+                <w:rFonts w:ascii="Times New Roman" w:hAnsi="Times New Roman"/>
+                <w:b/>
+                <w:sz w:val="18"/>
               </w:rPr>
               <w:t xml:space="preserve">Representación: </w:t>
             </w:r>
             <w:r>
               <w:rPr>
-                <w:rFonts w:ascii="Times New Roman" w:hAnsi="Times New Roman" w:cs="Times New Roman"/>
-              </w:rPr>
-              <w:t>Preguntas y talleres de comprensión del texto escolar (págs. 62-65).</w:t>
+                <w:rFonts w:ascii="Times New Roman" w:hAnsi="Times New Roman"/>
+                <w:sz w:val="18"/>
+              </w:rPr>
+              <w:t>Guía de elaboración del texto y cuestionario de evaluación sumativa de la Unidad 1.</w:t>
             </w:r>
           </w:p>
           <w:p>
             <w:pPr>
               <w:spacing w:after="20"/>
-              <w:rPr>
-                <w:rFonts w:ascii="Times New Roman" w:hAnsi="Times New Roman" w:cs="Times New Roman"/>
-              </w:rPr>
-            </w:pPr>
-            <w:r>
-              <w:rPr>
-                <w:rFonts w:ascii="Times New Roman" w:hAnsi="Times New Roman" w:cs="Times New Roman"/>
-                <w:b/>
+            </w:pPr>
+            <w:r>
+              <w:rPr>
+                <w:rFonts w:ascii="Times New Roman" w:hAnsi="Times New Roman"/>
+                <w:b/>
+                <w:sz w:val="18"/>
               </w:rPr>
               <w:t xml:space="preserve">Acción y expresión: </w:t>
             </w:r>
             <w:r>
               <w:rPr>
-                <w:rFonts w:ascii="Times New Roman" w:hAnsi="Times New Roman" w:cs="Times New Roman"/>
-              </w:rPr>
-              <w:t xml:space="preserve">Resolución escrita de los talleres y dibujo o </w:t>
-            </w:r>
-            <w:r>
-              <w:rPr>
-                <w:rFonts w:ascii="Times New Roman" w:hAnsi="Times New Roman" w:cs="Times New Roman"/>
-              </w:rPr>
-              <w:t>justificación del personaje elegido en el cuaderno.</w:t>
+                <w:rFonts w:ascii="Times New Roman" w:hAnsi="Times New Roman"/>
+                <w:sz w:val="18"/>
+              </w:rPr>
+              <w:t>Dibujo y rotulación de la historieta en hojas de trabajo y resolución escrita de la evaluación sumativa.</w:t>
             </w:r>
           </w:p>
           <w:p>
             <w:pPr>
               <w:spacing w:after="20"/>
-              <w:rPr>
-                <w:rFonts w:ascii="Times New Roman" w:hAnsi="Times New Roman" w:cs="Times New Roman"/>
-              </w:rPr>
-            </w:pPr>
-            <w:r>
-              <w:rPr>
-                <w:rFonts w:ascii="Times New Roman" w:hAnsi="Times New Roman" w:cs="Times New Roman"/>
-                <w:b/>
+            </w:pPr>
+            <w:r>
+              <w:rPr>
+                <w:rFonts w:ascii="Times New Roman" w:hAnsi="Times New Roman"/>
+                <w:b/>
+                <w:sz w:val="18"/>
               </w:rPr>
               <w:t xml:space="preserve">Compromiso-Motivación: </w:t>
             </w:r>
             <w:r>
               <w:rPr>
-                <w:rFonts w:ascii="Times New Roman" w:hAnsi="Times New Roman" w:cs="Times New Roman"/>
-              </w:rPr>
-              <w:t>Libertad de elección del personaje mítico que más les haya llamado la atención.</w:t>
+                <w:rFonts w:ascii="Times New Roman" w:hAnsi="Times New Roman"/>
+                <w:sz w:val="18"/>
+              </w:rPr>
+              <w:t>Creatividad en el diseño de su historieta y consolidación de lo aprendido.</w:t>
             </w:r>
           </w:p>
           <w:tbl>
@@ -7629,7 +8637,6 @@
               <w:tblW w:w="0" w:type="auto"/>
               <w:jc w:val="center"/>
               <w:tblLayout w:type="fixed"/>
-              <w:tblLook w:val="04A0" w:firstRow="1" w:lastRow="0" w:firstColumn="1" w:lastColumn="0" w:noHBand="0" w:noVBand="1"/>
             </w:tblPr>
             <w:tblGrid>
               <w:gridCol w:w="683"/>
@@ -7649,12 +8656,12 @@
                 <w:p>
                   <w:pPr>
                     <w:pStyle w:val="Sinespaciado"/>
-                    <w:framePr w:hSpace="141" w:wrap="around" w:vAnchor="text" w:hAnchor="margin" w:y="-138"/>
                     <w:jc w:val="center"/>
                     <w:rPr>
                       <w:rFonts w:ascii="Times New Roman" w:hAnsi="Times New Roman" w:cs="Times New Roman"/>
                       <w:b/>
                       <w:color w:val="FFFFFF"/>
+                      <w:sz w:val="20"/>
                     </w:rPr>
                   </w:pPr>
                   <w:r>
@@ -7662,6 +8669,7 @@
                       <w:rFonts w:ascii="Times New Roman" w:hAnsi="Times New Roman" w:cs="Times New Roman"/>
                       <w:b/>
                       <w:color w:val="FFFFFF"/>
+                      <w:sz w:val="20"/>
                     </w:rPr>
                     <w:t>R</w:t>
                   </w:r>
@@ -7675,12 +8683,12 @@
                 <w:p>
                   <w:pPr>
                     <w:pStyle w:val="Sinespaciado"/>
-                    <w:framePr w:hSpace="141" w:wrap="around" w:vAnchor="text" w:hAnchor="margin" w:y="-138"/>
                     <w:jc w:val="center"/>
                     <w:rPr>
                       <w:rFonts w:ascii="Times New Roman" w:hAnsi="Times New Roman" w:cs="Times New Roman"/>
                       <w:b/>
                       <w:color w:val="FFFFFF"/>
+                      <w:sz w:val="20"/>
                     </w:rPr>
                   </w:pPr>
                   <w:r>
@@ -7688,6 +8696,7 @@
                       <w:rFonts w:ascii="Times New Roman" w:hAnsi="Times New Roman" w:cs="Times New Roman"/>
                       <w:b/>
                       <w:color w:val="FFFFFF"/>
+                      <w:sz w:val="20"/>
                     </w:rPr>
                     <w:t>A-E</w:t>
                   </w:r>
@@ -7701,12 +8710,12 @@
                 <w:p>
                   <w:pPr>
                     <w:pStyle w:val="Sinespaciado"/>
-                    <w:framePr w:hSpace="141" w:wrap="around" w:vAnchor="text" w:hAnchor="margin" w:y="-138"/>
                     <w:jc w:val="center"/>
                     <w:rPr>
                       <w:rFonts w:ascii="Times New Roman" w:hAnsi="Times New Roman" w:cs="Times New Roman"/>
                       <w:b/>
                       <w:color w:val="FFFFFF"/>
+                      <w:sz w:val="20"/>
                     </w:rPr>
                   </w:pPr>
                   <w:r>
@@ -7714,6 +8723,7 @@
                       <w:rFonts w:ascii="Times New Roman" w:hAnsi="Times New Roman" w:cs="Times New Roman"/>
                       <w:b/>
                       <w:color w:val="FFFFFF"/>
+                      <w:sz w:val="20"/>
                     </w:rPr>
                     <w:t>C-M</w:t>
                   </w:r>
@@ -7724,78 +8734,62 @@
           <w:p>
             <w:pPr>
               <w:spacing w:before="40" w:after="40"/>
-              <w:rPr>
-                <w:rFonts w:ascii="Times New Roman" w:hAnsi="Times New Roman" w:cs="Times New Roman"/>
-              </w:rPr>
             </w:pPr>
           </w:p>
           <w:p>
             <w:pPr>
               <w:spacing w:before="80" w:after="20"/>
-              <w:rPr>
-                <w:rFonts w:ascii="Times New Roman" w:hAnsi="Times New Roman" w:cs="Times New Roman"/>
-              </w:rPr>
-            </w:pPr>
-            <w:r>
-              <w:rPr>
-                <w:rFonts w:ascii="Times New Roman" w:hAnsi="Times New Roman" w:cs="Times New Roman"/>
-                <w:b/>
-              </w:rPr>
-              <w:t>Fase 4: Cierre – «El Círculo de la Memoria Ancestral»</w:t>
+            </w:pPr>
+            <w:r>
+              <w:rPr>
+                <w:rFonts w:ascii="Times New Roman" w:hAnsi="Times New Roman"/>
+                <w:b/>
+                <w:sz w:val="20"/>
+              </w:rPr>
+              <w:t>Fase 4: Galería y Cierre – «Inauguración de la Galería Mitológica»</w:t>
             </w:r>
           </w:p>
           <w:p>
             <w:pPr>
               <w:spacing w:after="20"/>
-              <w:rPr>
-                <w:rFonts w:ascii="Times New Roman" w:hAnsi="Times New Roman" w:cs="Times New Roman"/>
-              </w:rPr>
-            </w:pPr>
-            <w:r>
-              <w:rPr>
-                <w:rFonts w:ascii="Times New Roman" w:hAnsi="Times New Roman" w:cs="Times New Roman"/>
-                <w:b/>
+            </w:pPr>
+            <w:r>
+              <w:rPr>
+                <w:rFonts w:ascii="Times New Roman" w:hAnsi="Times New Roman"/>
+                <w:b/>
+                <w:sz w:val="19"/>
               </w:rPr>
               <w:t xml:space="preserve">Actividad: </w:t>
             </w:r>
             <w:r>
               <w:rPr>
-                <w:rFonts w:ascii="Times New Roman" w:hAnsi="Times New Roman" w:cs="Times New Roman"/>
-              </w:rPr>
-              <w:t>Plenaria y asamblea de a</w:t>
-            </w:r>
-            <w:r>
-              <w:rPr>
-                <w:rFonts w:ascii="Times New Roman" w:hAnsi="Times New Roman" w:cs="Times New Roman"/>
-              </w:rPr>
-              <w:t>ula: reflexión sobre la importancia de cuidar la tradición oral comunitaria. Exposición de las ilustraciones en el 'Rincón Mitológico' de 7mo.</w:t>
+                <w:rFonts w:ascii="Times New Roman" w:hAnsi="Times New Roman"/>
+                <w:sz w:val="19"/>
+              </w:rPr>
+              <w:t>Exposición pública de las historietas en el mural del aula ('Galería Mitológica de 7mo'). Ronda de observación y coevaluación formativa entre compañeros mediante una escala gráfica.</w:t>
             </w:r>
           </w:p>
           <w:p>
             <w:pPr>
               <w:spacing w:after="40"/>
-              <w:rPr>
-                <w:rFonts w:ascii="Times New Roman" w:hAnsi="Times New Roman" w:cs="Times New Roman"/>
-              </w:rPr>
-            </w:pPr>
-            <w:r>
-              <w:rPr>
-                <w:rFonts w:ascii="Times New Roman" w:hAnsi="Times New Roman" w:cs="Times New Roman"/>
-              </w:rPr>
-              <w:t>Gamificación: Muestra colectiva de las producciones en el rincón del aula.</w:t>
+            </w:pPr>
+            <w:r>
+              <w:rPr>
+                <w:rFonts w:ascii="Times New Roman" w:hAnsi="Times New Roman"/>
+                <w:sz w:val="19"/>
+              </w:rPr>
+              <w:t>Aprendizaje Colaborativo: Valoración y retroalimentación constructiva entre compañeros en el mural escolar.</w:t>
             </w:r>
           </w:p>
           <w:p>
             <w:pPr>
               <w:spacing w:after="20"/>
-              <w:rPr>
-                <w:rFonts w:ascii="Times New Roman" w:hAnsi="Times New Roman" w:cs="Times New Roman"/>
-              </w:rPr>
-            </w:pPr>
-            <w:r>
-              <w:rPr>
-                <w:rFonts w:ascii="Times New Roman" w:hAnsi="Times New Roman" w:cs="Times New Roman"/>
-                <w:b/>
+            </w:pPr>
+            <w:r>
+              <w:rPr>
+                <w:rFonts w:ascii="Times New Roman" w:hAnsi="Times New Roman"/>
+                <w:b/>
+                <w:sz w:val="19"/>
               </w:rPr>
               <w:t>DUA aplicado:</w:t>
             </w:r>
@@ -7803,70 +8797,61 @@
           <w:p>
             <w:pPr>
               <w:spacing w:after="20"/>
-              <w:rPr>
-                <w:rFonts w:ascii="Times New Roman" w:hAnsi="Times New Roman" w:cs="Times New Roman"/>
-              </w:rPr>
-            </w:pPr>
-            <w:r>
-              <w:rPr>
-                <w:rFonts w:ascii="Times New Roman" w:hAnsi="Times New Roman" w:cs="Times New Roman"/>
-                <w:b/>
+            </w:pPr>
+            <w:r>
+              <w:rPr>
+                <w:rFonts w:ascii="Times New Roman" w:hAnsi="Times New Roman"/>
+                <w:b/>
+                <w:sz w:val="18"/>
               </w:rPr>
               <w:t xml:space="preserve">Representación: </w:t>
             </w:r>
             <w:r>
               <w:rPr>
-                <w:rFonts w:ascii="Times New Roman" w:hAnsi="Times New Roman" w:cs="Times New Roman"/>
-              </w:rPr>
-              <w:t>Producciones y dibujos realizados por los estudiantes expuestos en el aula.</w:t>
+                <w:rFonts w:ascii="Times New Roman" w:hAnsi="Times New Roman"/>
+                <w:sz w:val="18"/>
+              </w:rPr>
+              <w:t>Cartelera o espacio del aula donde se exhiben todas las historietas terminadas.</w:t>
             </w:r>
           </w:p>
           <w:p>
             <w:pPr>
               <w:spacing w:after="20"/>
-              <w:rPr>
-                <w:rFonts w:ascii="Times New Roman" w:hAnsi="Times New Roman" w:cs="Times New Roman"/>
-              </w:rPr>
-            </w:pPr>
-            <w:r>
-              <w:rPr>
-                <w:rFonts w:ascii="Times New Roman" w:hAnsi="Times New Roman" w:cs="Times New Roman"/>
-                <w:b/>
+            </w:pPr>
+            <w:r>
+              <w:rPr>
+                <w:rFonts w:ascii="Times New Roman" w:hAnsi="Times New Roman"/>
+                <w:b/>
+                <w:sz w:val="18"/>
               </w:rPr>
               <w:t xml:space="preserve">Acción y expresión: </w:t>
             </w:r>
             <w:r>
               <w:rPr>
-                <w:rFonts w:ascii="Times New Roman" w:hAnsi="Times New Roman" w:cs="Times New Roman"/>
-              </w:rPr>
-              <w:t>Expresión oral de conclusiones sobre la importancia de conservar los mitos y leyendas.</w:t>
+                <w:rFonts w:ascii="Times New Roman" w:hAnsi="Times New Roman"/>
+                <w:sz w:val="18"/>
+              </w:rPr>
+              <w:t>Observación de los trabajos de los compañeros y valoración formativa respetuosa.</w:t>
             </w:r>
           </w:p>
           <w:p>
             <w:pPr>
               <w:spacing w:after="20"/>
-              <w:rPr>
-                <w:rFonts w:ascii="Times New Roman" w:hAnsi="Times New Roman" w:cs="Times New Roman"/>
-              </w:rPr>
-            </w:pPr>
-            <w:r>
-              <w:rPr>
-                <w:rFonts w:ascii="Times New Roman" w:hAnsi="Times New Roman" w:cs="Times New Roman"/>
-                <w:b/>
+            </w:pPr>
+            <w:r>
+              <w:rPr>
+                <w:rFonts w:ascii="Times New Roman" w:hAnsi="Times New Roman"/>
+                <w:b/>
+                <w:sz w:val="18"/>
               </w:rPr>
               <w:t xml:space="preserve">Compromiso-Motivación: </w:t>
             </w:r>
             <w:r>
               <w:rPr>
-                <w:rFonts w:ascii="Times New Roman" w:hAnsi="Times New Roman" w:cs="Times New Roman"/>
-              </w:rPr>
-              <w:t xml:space="preserve">Sentido de identidad y pertenencia al valorar las </w:t>
-            </w:r>
-            <w:r>
-              <w:rPr>
-                <w:rFonts w:ascii="Times New Roman" w:hAnsi="Times New Roman" w:cs="Times New Roman"/>
-              </w:rPr>
-              <w:t>tradiciones culturales.</w:t>
+                <w:rFonts w:ascii="Times New Roman" w:hAnsi="Times New Roman"/>
+                <w:sz w:val="18"/>
+              </w:rPr>
+              <w:t>Satisfacción por ver su trabajo expuesto y compartido con el curso.</w:t>
             </w:r>
           </w:p>
           <w:tbl>
@@ -7875,7 +8860,6 @@
               <w:tblW w:w="0" w:type="auto"/>
               <w:jc w:val="center"/>
               <w:tblLayout w:type="fixed"/>
-              <w:tblLook w:val="04A0" w:firstRow="1" w:lastRow="0" w:firstColumn="1" w:lastColumn="0" w:noHBand="0" w:noVBand="1"/>
             </w:tblPr>
             <w:tblGrid>
               <w:gridCol w:w="683"/>
@@ -7895,12 +8879,12 @@
                 <w:p>
                   <w:pPr>
                     <w:pStyle w:val="Sinespaciado"/>
-                    <w:framePr w:hSpace="141" w:wrap="around" w:vAnchor="text" w:hAnchor="margin" w:y="-138"/>
                     <w:jc w:val="center"/>
                     <w:rPr>
                       <w:rFonts w:ascii="Times New Roman" w:hAnsi="Times New Roman" w:cs="Times New Roman"/>
                       <w:b/>
                       <w:color w:val="FFFFFF"/>
+                      <w:sz w:val="20"/>
                     </w:rPr>
                   </w:pPr>
                   <w:r>
@@ -7908,6 +8892,7 @@
                       <w:rFonts w:ascii="Times New Roman" w:hAnsi="Times New Roman" w:cs="Times New Roman"/>
                       <w:b/>
                       <w:color w:val="FFFFFF"/>
+                      <w:sz w:val="20"/>
                     </w:rPr>
                     <w:t>R</w:t>
                   </w:r>
@@ -7921,12 +8906,12 @@
                 <w:p>
                   <w:pPr>
                     <w:pStyle w:val="Sinespaciado"/>
-                    <w:framePr w:hSpace="141" w:wrap="around" w:vAnchor="text" w:hAnchor="margin" w:y="-138"/>
                     <w:jc w:val="center"/>
                     <w:rPr>
                       <w:rFonts w:ascii="Times New Roman" w:hAnsi="Times New Roman" w:cs="Times New Roman"/>
                       <w:b/>
                       <w:color w:val="FFFFFF"/>
+                      <w:sz w:val="20"/>
                     </w:rPr>
                   </w:pPr>
                   <w:r>
@@ -7934,6 +8919,7 @@
                       <w:rFonts w:ascii="Times New Roman" w:hAnsi="Times New Roman" w:cs="Times New Roman"/>
                       <w:b/>
                       <w:color w:val="FFFFFF"/>
+                      <w:sz w:val="20"/>
                     </w:rPr>
                     <w:t>A-E</w:t>
                   </w:r>
@@ -7947,12 +8933,12 @@
                 <w:p>
                   <w:pPr>
                     <w:pStyle w:val="Sinespaciado"/>
-                    <w:framePr w:hSpace="141" w:wrap="around" w:vAnchor="text" w:hAnchor="margin" w:y="-138"/>
                     <w:jc w:val="center"/>
                     <w:rPr>
                       <w:rFonts w:ascii="Times New Roman" w:hAnsi="Times New Roman" w:cs="Times New Roman"/>
                       <w:b/>
                       <w:color w:val="FFFFFF"/>
+                      <w:sz w:val="20"/>
                     </w:rPr>
                   </w:pPr>
                   <w:r>
@@ -7960,6 +8946,7 @@
                       <w:rFonts w:ascii="Times New Roman" w:hAnsi="Times New Roman" w:cs="Times New Roman"/>
                       <w:b/>
                       <w:color w:val="FFFFFF"/>
+                      <w:sz w:val="20"/>
                     </w:rPr>
                     <w:t>C-M</w:t>
                   </w:r>
@@ -7970,9 +8957,6 @@
           <w:p>
             <w:pPr>
               <w:spacing w:before="40" w:after="40"/>
-              <w:rPr>
-                <w:rFonts w:ascii="Times New Roman" w:hAnsi="Times New Roman" w:cs="Times New Roman"/>
-              </w:rPr>
             </w:pPr>
           </w:p>
         </w:tc>
@@ -7996,7 +8980,7 @@
               <w:rPr>
                 <w:rFonts w:ascii="Times New Roman" w:hAnsi="Times New Roman" w:cs="Times New Roman"/>
               </w:rPr>
-              <w:t>Reconoce en textos de la literatura oral y escrita (mitos) los elementos característicos que les dan sentido; participa en discusiones sobre textos literarios aportando interpretaciones personales. I.LL.3.7.1.</w:t>
+              <w:t>Recrea textos literarios leídos mediante adaptaciones creativas (historieta) y demuestra el dominio de destrezas comunicativas de la Unidad 1. I.LL.3.7.2. / I.LL.3.6.1.</w:t>
             </w:r>
           </w:p>
         </w:tc>
@@ -8019,28 +9003,28 @@
               <w:rPr>
                 <w:rFonts w:ascii="Times New Roman" w:hAnsi="Times New Roman" w:cs="Times New Roman"/>
               </w:rPr>
-              <w:t>• Instrumentos: Rúbrica de análisis literario y cuadro comparativo de mitos.</w:t>
+              <w:t>• Instrumentos: Rúbrica de la Historieta Mitológica y Evaluación sumativa de Unidad 1 (págs. 70-71).</w:t>
             </w:r>
             <w:r>
               <w:rPr>
                 <w:rFonts w:ascii="Times New Roman" w:hAnsi="Times New Roman" w:cs="Times New Roman"/>
               </w:rPr>
               <w:br/>
-              <w:t xml:space="preserve">• Actividades: Resolución de actividades págs. 62-65 del libro y participación en debates literarios. (Feriados 02 y 03 </w:t>
-            </w:r>
-            <w:proofErr w:type="gramStart"/>
-            <w:r>
-              <w:rPr>
-                <w:rFonts w:ascii="Times New Roman" w:hAnsi="Times New Roman" w:cs="Times New Roman"/>
-              </w:rPr>
-              <w:t>Noviembre</w:t>
-            </w:r>
-            <w:proofErr w:type="gramEnd"/>
-            <w:r>
-              <w:rPr>
-                <w:rFonts w:ascii="Times New Roman" w:hAnsi="Times New Roman" w:cs="Times New Roman"/>
-              </w:rPr>
-              <w:t>).</w:t>
+              <w:t xml:space="preserve">• Actividades: Exposición de historietas en el mural y prueba escrita de base estructurada. (Cierre oficial de la Planificación </w:t>
+            </w:r>
+            <w:proofErr w:type="spellStart"/>
+            <w:r>
+              <w:rPr>
+                <w:rFonts w:ascii="Times New Roman" w:hAnsi="Times New Roman" w:cs="Times New Roman"/>
+              </w:rPr>
+              <w:t>Microcurricular</w:t>
+            </w:r>
+            <w:proofErr w:type="spellEnd"/>
+            <w:r>
+              <w:rPr>
+                <w:rFonts w:ascii="Times New Roman" w:hAnsi="Times New Roman" w:cs="Times New Roman"/>
+              </w:rPr>
+              <w:t>: 13/11/2026).</w:t>
             </w:r>
           </w:p>
         </w:tc>
@@ -8065,7 +9049,7 @@
               <w:rPr>
                 <w:rFonts w:ascii="Times New Roman" w:hAnsi="Times New Roman" w:cs="Times New Roman"/>
               </w:rPr>
-              <w:t>LL.3.5.1. Recrear textos literarios leídos o escuchados mediante el uso de diversos formatos.</w:t>
+              <w:t>LL.3.4.13. Producir textos de diversa índole de acuerdo con la situación comunicativa, mediante formatos y recursos diversos.</w:t>
             </w:r>
             <w:r>
               <w:rPr>
@@ -8078,7 +9062,7 @@
                 <w:rFonts w:ascii="Times New Roman" w:hAnsi="Times New Roman" w:cs="Times New Roman"/>
               </w:rPr>
               <w:br/>
-              <w:t>LL.3.4.13. Producir textos de acuerdo con la situación comunicativa en formatos variados (historieta mitológica).</w:t>
+              <w:t>LL.3.2.2. Proponer intervenciones orales estructuradas para sustentar el producto del proyecto interdisciplinar.</w:t>
             </w:r>
           </w:p>
         </w:tc>
@@ -8098,7 +9082,7 @@
               <w:rPr>
                 <w:rFonts w:ascii="Times New Roman" w:hAnsi="Times New Roman" w:cs="Times New Roman"/>
               </w:rPr>
-              <w:t>Tema: Escritura creativa: Historieta mitológica y Evaluación sumativa de la Unidad 1</w:t>
+              <w:t>Tema: EJECUCIÓN, CONSOLIDACIÓN Y SOCIALIZACIÓN DEL PROYECTO INTEGRADOR DEL 1ER TRIMESTRE (1 SEMANA · FIN: 23 DE NOVIEMBRE DEL 2026)</w:t>
             </w:r>
             <w:r>
               <w:rPr>
@@ -8118,28 +9102,21 @@
                 <w:rFonts w:ascii="Times New Roman" w:hAnsi="Times New Roman" w:cs="Times New Roman"/>
               </w:rPr>
               <w:br/>
-              <w:t>Texto de Lengua 7mo (Páginas 66 a 71)</w:t>
+              <w:t>Guía oficial del Proyecto Interdisciplinario</w:t>
             </w:r>
             <w:r>
               <w:rPr>
                 <w:rFonts w:ascii="Times New Roman" w:hAnsi="Times New Roman" w:cs="Times New Roman"/>
               </w:rPr>
               <w:br/>
-              <w:t>Cartulinas, reglas y lápices de colores</w:t>
+              <w:t>Rúbricas ministeriales de evaluación</w:t>
             </w:r>
             <w:r>
               <w:rPr>
                 <w:rFonts w:ascii="Times New Roman" w:hAnsi="Times New Roman" w:cs="Times New Roman"/>
               </w:rPr>
               <w:br/>
-              <w:t>Pizarra y marcadores</w:t>
-            </w:r>
-            <w:r>
-              <w:rPr>
-                <w:rFonts w:ascii="Times New Roman" w:hAnsi="Times New Roman" w:cs="Times New Roman"/>
-              </w:rPr>
-              <w:br/>
-              <w:t>Cuestionario sumativo de Unidad 1</w:t>
+              <w:t>Materiales para estands del aula, dípticos y carteles ilustrados</w:t>
             </w:r>
           </w:p>
         </w:tc>
@@ -8153,136 +9130,108 @@
             <w:shd w:val="clear" w:color="auto" w:fill="auto"/>
           </w:tcPr>
           <w:p>
-            <w:pPr>
-              <w:rPr>
-                <w:rFonts w:ascii="Times New Roman" w:hAnsi="Times New Roman" w:cs="Times New Roman"/>
-              </w:rPr>
-            </w:pPr>
+            <w:r/>
           </w:p>
           <w:p>
             <w:pPr>
               <w:spacing w:before="40" w:after="40"/>
-              <w:rPr>
-                <w:rFonts w:ascii="Times New Roman" w:hAnsi="Times New Roman" w:cs="Times New Roman"/>
-              </w:rPr>
-            </w:pPr>
-            <w:r>
-              <w:rPr>
-                <w:rFonts w:ascii="Times New Roman" w:hAnsi="Times New Roman" w:cs="Times New Roman"/>
-                <w:b/>
-              </w:rPr>
-              <w:t>SEMANA 11 (09/11 al 13/11/2026) · ESCRITURA CREATIVA &amp; CIERRE UNIDAD 1</w:t>
+            </w:pPr>
+            <w:r>
+              <w:rPr>
+                <w:rFonts w:ascii="Times New Roman" w:hAnsi="Times New Roman"/>
+                <w:b/>
+                <w:sz w:val="22"/>
+              </w:rPr>
+              <w:t>SEMANA 12 (16/11 al 23/11/2026) · PROYECTO INTEGRADOR</w:t>
             </w:r>
           </w:p>
           <w:p>
             <w:pPr>
               <w:spacing w:after="40"/>
-              <w:rPr>
-                <w:rFonts w:ascii="Times New Roman" w:hAnsi="Times New Roman" w:cs="Times New Roman"/>
-              </w:rPr>
-            </w:pPr>
-            <w:r>
-              <w:rPr>
-                <w:rFonts w:ascii="Times New Roman" w:hAnsi="Times New Roman" w:cs="Times New Roman"/>
-                <w:b/>
-              </w:rPr>
-              <w:t>JUEGO-TRABAJO &amp; APRENDIZAJE COLABORATIVO</w:t>
+            </w:pPr>
+            <w:r>
+              <w:rPr>
+                <w:rFonts w:ascii="Times New Roman" w:hAnsi="Times New Roman"/>
+                <w:b/>
+                <w:sz w:val="21"/>
+              </w:rPr>
+              <w:t>APRENDIZAJE BASADO EN PROYECTOS (ABP) &amp; COOPERATIVO</w:t>
             </w:r>
           </w:p>
           <w:p>
             <w:pPr>
               <w:spacing w:after="80"/>
-              <w:rPr>
-                <w:rFonts w:ascii="Times New Roman" w:hAnsi="Times New Roman" w:cs="Times New Roman"/>
-              </w:rPr>
-            </w:pPr>
-            <w:r>
-              <w:rPr>
-                <w:rFonts w:ascii="Times New Roman" w:hAnsi="Times New Roman" w:cs="Times New Roman"/>
-                <w:b/>
+            </w:pPr>
+            <w:r>
+              <w:rPr>
+                <w:rFonts w:ascii="Times New Roman" w:hAnsi="Times New Roman"/>
+                <w:b/>
+                <w:sz w:val="20"/>
               </w:rPr>
               <w:t xml:space="preserve">Nombre de la actividad: </w:t>
             </w:r>
             <w:r>
               <w:rPr>
-                <w:rFonts w:ascii="Times New Roman" w:hAnsi="Times New Roman" w:cs="Times New Roman"/>
-              </w:rPr>
-              <w:t>«Taller del Cómic Mitológico: Del Relato Ancestral a la Viñeta Moderna» (Texto Pág. 66-73)</w:t>
+                <w:rFonts w:ascii="Times New Roman" w:hAnsi="Times New Roman"/>
+                <w:sz w:val="20"/>
+              </w:rPr>
+              <w:t>«Feria de Socialización y Sustentación Pública del Proyecto Integrador Trimestral»</w:t>
             </w:r>
           </w:p>
           <w:p>
             <w:pPr>
               <w:spacing w:before="80" w:after="20"/>
-              <w:rPr>
-                <w:rFonts w:ascii="Times New Roman" w:hAnsi="Times New Roman" w:cs="Times New Roman"/>
-              </w:rPr>
-            </w:pPr>
-            <w:r>
-              <w:rPr>
-                <w:rFonts w:ascii="Times New Roman" w:hAnsi="Times New Roman" w:cs="Times New Roman"/>
-                <w:b/>
-              </w:rPr>
-              <w:t>Fase 1: Motivación – «El Taller de los Historietistas»</w:t>
+            </w:pPr>
+            <w:r>
+              <w:rPr>
+                <w:rFonts w:ascii="Times New Roman" w:hAnsi="Times New Roman"/>
+                <w:b/>
+                <w:sz w:val="20"/>
+              </w:rPr>
+              <w:t>Fase 1: Organización del Proyecto – «El Desafío Integrador Comunitario»</w:t>
             </w:r>
           </w:p>
           <w:p>
             <w:pPr>
               <w:spacing w:after="20"/>
-              <w:rPr>
-                <w:rFonts w:ascii="Times New Roman" w:hAnsi="Times New Roman" w:cs="Times New Roman"/>
-              </w:rPr>
-            </w:pPr>
-            <w:r>
-              <w:rPr>
-                <w:rFonts w:ascii="Times New Roman" w:hAnsi="Times New Roman" w:cs="Times New Roman"/>
-                <w:b/>
+            </w:pPr>
+            <w:r>
+              <w:rPr>
+                <w:rFonts w:ascii="Times New Roman" w:hAnsi="Times New Roman"/>
+                <w:b/>
+                <w:sz w:val="19"/>
               </w:rPr>
               <w:t xml:space="preserve">Actividad: </w:t>
             </w:r>
             <w:r>
               <w:rPr>
-                <w:rFonts w:ascii="Times New Roman" w:hAnsi="Times New Roman" w:cs="Times New Roman"/>
-              </w:rPr>
-              <w:t xml:space="preserve">El docente transforma el aula en un estudio de diseño de cómics: lectura y </w:t>
-            </w:r>
-            <w:r>
-              <w:rPr>
-                <w:rFonts w:ascii="Times New Roman" w:hAnsi="Times New Roman" w:cs="Times New Roman"/>
-              </w:rPr>
-              <w:t>análisis de las historietas de las páginas 66 y 67. Identificación lúdica de los recursos del cómic: viñetas, planos visuales, bocadillos de diálogo, cartelas y onomatopeyas sonoras.</w:t>
+                <w:rFonts w:ascii="Times New Roman" w:hAnsi="Times New Roman"/>
+                <w:sz w:val="19"/>
+              </w:rPr>
+              <w:t>El docente activa la semana culminante del Proyecto Integrador del 1er Trimestre: revisión colectiva del cronograma de sustentación y metas de impacto para la comunidad escolar. Organización de equipos y roles.</w:t>
             </w:r>
           </w:p>
           <w:p>
             <w:pPr>
               <w:spacing w:after="40"/>
-              <w:rPr>
-                <w:rFonts w:ascii="Times New Roman" w:hAnsi="Times New Roman" w:cs="Times New Roman"/>
-              </w:rPr>
-            </w:pPr>
-            <w:r>
-              <w:rPr>
-                <w:rFonts w:ascii="Times New Roman" w:hAnsi="Times New Roman" w:cs="Times New Roman"/>
-              </w:rPr>
-              <w:t xml:space="preserve">Gamificación: Búsqueda interactiva de onomatopeyas y tipos de bocadillos </w:t>
-            </w:r>
-            <w:r>
-              <w:rPr>
-                <w:rFonts w:ascii="Times New Roman" w:hAnsi="Times New Roman" w:cs="Times New Roman"/>
-              </w:rPr>
-              <w:t>en el libro.</w:t>
+            </w:pPr>
+            <w:r>
+              <w:rPr>
+                <w:rFonts w:ascii="Times New Roman" w:hAnsi="Times New Roman"/>
+                <w:sz w:val="19"/>
+              </w:rPr>
+              <w:t>Aprendizaje Basado en Proyectos: Planificación del plan de presentación comunitaria.</w:t>
             </w:r>
           </w:p>
           <w:p>
             <w:pPr>
               <w:spacing w:after="20"/>
-              <w:rPr>
-                <w:rFonts w:ascii="Times New Roman" w:hAnsi="Times New Roman" w:cs="Times New Roman"/>
-              </w:rPr>
-            </w:pPr>
-            <w:r>
-              <w:rPr>
-                <w:rFonts w:ascii="Times New Roman" w:hAnsi="Times New Roman" w:cs="Times New Roman"/>
-                <w:b/>
+            </w:pPr>
+            <w:r>
+              <w:rPr>
+                <w:rFonts w:ascii="Times New Roman" w:hAnsi="Times New Roman"/>
+                <w:b/>
+                <w:sz w:val="19"/>
               </w:rPr>
               <w:t>DUA aplicado:</w:t>
             </w:r>
@@ -8290,70 +9239,61 @@
           <w:p>
             <w:pPr>
               <w:spacing w:after="20"/>
-              <w:rPr>
-                <w:rFonts w:ascii="Times New Roman" w:hAnsi="Times New Roman" w:cs="Times New Roman"/>
-              </w:rPr>
-            </w:pPr>
-            <w:r>
-              <w:rPr>
-                <w:rFonts w:ascii="Times New Roman" w:hAnsi="Times New Roman" w:cs="Times New Roman"/>
-                <w:b/>
+            </w:pPr>
+            <w:r>
+              <w:rPr>
+                <w:rFonts w:ascii="Times New Roman" w:hAnsi="Times New Roman"/>
+                <w:b/>
+                <w:sz w:val="18"/>
               </w:rPr>
               <w:t xml:space="preserve">Representación: </w:t>
             </w:r>
             <w:r>
               <w:rPr>
-                <w:rFonts w:ascii="Times New Roman" w:hAnsi="Times New Roman" w:cs="Times New Roman"/>
-              </w:rPr>
-              <w:t>Ejemplos de historietas y recursos visuales del texto escolar (págs. 66-67).</w:t>
+                <w:rFonts w:ascii="Times New Roman" w:hAnsi="Times New Roman"/>
+                <w:sz w:val="18"/>
+              </w:rPr>
+              <w:t>Cronograma de trabajo y rúbrica del proyecto en la pizarra o cartelera.</w:t>
             </w:r>
           </w:p>
           <w:p>
             <w:pPr>
               <w:spacing w:after="20"/>
-              <w:rPr>
-                <w:rFonts w:ascii="Times New Roman" w:hAnsi="Times New Roman" w:cs="Times New Roman"/>
-              </w:rPr>
-            </w:pPr>
-            <w:r>
-              <w:rPr>
-                <w:rFonts w:ascii="Times New Roman" w:hAnsi="Times New Roman" w:cs="Times New Roman"/>
-                <w:b/>
+            </w:pPr>
+            <w:r>
+              <w:rPr>
+                <w:rFonts w:ascii="Times New Roman" w:hAnsi="Times New Roman"/>
+                <w:b/>
+                <w:sz w:val="18"/>
               </w:rPr>
               <w:t xml:space="preserve">Acción y expresión: </w:t>
             </w:r>
             <w:r>
               <w:rPr>
-                <w:rFonts w:ascii="Times New Roman" w:hAnsi="Times New Roman" w:cs="Times New Roman"/>
-              </w:rPr>
-              <w:t>Señalamiento e identificación oral de viñetas, globos y onomatopeyas en el texto.</w:t>
+                <w:rFonts w:ascii="Times New Roman" w:hAnsi="Times New Roman"/>
+                <w:sz w:val="18"/>
+              </w:rPr>
+              <w:t>Diálogo en equipo para acordar la distribución de tareas para la presentación.</w:t>
             </w:r>
           </w:p>
           <w:p>
             <w:pPr>
               <w:spacing w:after="20"/>
-              <w:rPr>
-                <w:rFonts w:ascii="Times New Roman" w:hAnsi="Times New Roman" w:cs="Times New Roman"/>
-              </w:rPr>
-            </w:pPr>
-            <w:r>
-              <w:rPr>
-                <w:rFonts w:ascii="Times New Roman" w:hAnsi="Times New Roman" w:cs="Times New Roman"/>
-                <w:b/>
+            </w:pPr>
+            <w:r>
+              <w:rPr>
+                <w:rFonts w:ascii="Times New Roman" w:hAnsi="Times New Roman"/>
+                <w:b/>
+                <w:sz w:val="18"/>
               </w:rPr>
               <w:t xml:space="preserve">Compromiso-Motivación: </w:t>
             </w:r>
             <w:r>
               <w:rPr>
-                <w:rFonts w:ascii="Times New Roman" w:hAnsi="Times New Roman" w:cs="Times New Roman"/>
-              </w:rPr>
-              <w:t>Interés por</w:t>
-            </w:r>
-            <w:r>
-              <w:rPr>
-                <w:rFonts w:ascii="Times New Roman" w:hAnsi="Times New Roman" w:cs="Times New Roman"/>
-              </w:rPr>
-              <w:t xml:space="preserve"> la historieta como forma visual de narrar historias.</w:t>
+                <w:rFonts w:ascii="Times New Roman" w:hAnsi="Times New Roman"/>
+                <w:sz w:val="18"/>
+              </w:rPr>
+              <w:t>Sentido de responsabilidad compartida para la presentación del proyecto.</w:t>
             </w:r>
           </w:p>
           <w:tbl>
@@ -8362,7 +9302,6 @@
               <w:tblW w:w="0" w:type="auto"/>
               <w:jc w:val="center"/>
               <w:tblLayout w:type="fixed"/>
-              <w:tblLook w:val="04A0" w:firstRow="1" w:lastRow="0" w:firstColumn="1" w:lastColumn="0" w:noHBand="0" w:noVBand="1"/>
             </w:tblPr>
             <w:tblGrid>
               <w:gridCol w:w="683"/>
@@ -8382,12 +9321,12 @@
                 <w:p>
                   <w:pPr>
                     <w:pStyle w:val="Sinespaciado"/>
-                    <w:framePr w:hSpace="141" w:wrap="around" w:vAnchor="text" w:hAnchor="margin" w:y="-138"/>
                     <w:jc w:val="center"/>
                     <w:rPr>
                       <w:rFonts w:ascii="Times New Roman" w:hAnsi="Times New Roman" w:cs="Times New Roman"/>
                       <w:b/>
                       <w:color w:val="FFFFFF"/>
+                      <w:sz w:val="20"/>
                     </w:rPr>
                   </w:pPr>
                   <w:r>
@@ -8395,6 +9334,7 @@
                       <w:rFonts w:ascii="Times New Roman" w:hAnsi="Times New Roman" w:cs="Times New Roman"/>
                       <w:b/>
                       <w:color w:val="FFFFFF"/>
+                      <w:sz w:val="20"/>
                     </w:rPr>
                     <w:t>R</w:t>
                   </w:r>
@@ -8408,12 +9348,12 @@
                 <w:p>
                   <w:pPr>
                     <w:pStyle w:val="Sinespaciado"/>
-                    <w:framePr w:hSpace="141" w:wrap="around" w:vAnchor="text" w:hAnchor="margin" w:y="-138"/>
                     <w:jc w:val="center"/>
                     <w:rPr>
                       <w:rFonts w:ascii="Times New Roman" w:hAnsi="Times New Roman" w:cs="Times New Roman"/>
                       <w:b/>
                       <w:color w:val="FFFFFF"/>
+                      <w:sz w:val="20"/>
                     </w:rPr>
                   </w:pPr>
                   <w:r>
@@ -8421,6 +9361,7 @@
                       <w:rFonts w:ascii="Times New Roman" w:hAnsi="Times New Roman" w:cs="Times New Roman"/>
                       <w:b/>
                       <w:color w:val="FFFFFF"/>
+                      <w:sz w:val="20"/>
                     </w:rPr>
                     <w:t>A-E</w:t>
                   </w:r>
@@ -8434,12 +9375,12 @@
                 <w:p>
                   <w:pPr>
                     <w:pStyle w:val="Sinespaciado"/>
-                    <w:framePr w:hSpace="141" w:wrap="around" w:vAnchor="text" w:hAnchor="margin" w:y="-138"/>
                     <w:jc w:val="center"/>
                     <w:rPr>
                       <w:rFonts w:ascii="Times New Roman" w:hAnsi="Times New Roman" w:cs="Times New Roman"/>
                       <w:b/>
                       <w:color w:val="FFFFFF"/>
+                      <w:sz w:val="20"/>
                     </w:rPr>
                   </w:pPr>
                   <w:r>
@@ -8447,6 +9388,7 @@
                       <w:rFonts w:ascii="Times New Roman" w:hAnsi="Times New Roman" w:cs="Times New Roman"/>
                       <w:b/>
                       <w:color w:val="FFFFFF"/>
+                      <w:sz w:val="20"/>
                     </w:rPr>
                     <w:t>C-M</w:t>
                   </w:r>
@@ -8457,78 +9399,62 @@
           <w:p>
             <w:pPr>
               <w:spacing w:before="40" w:after="40"/>
-              <w:rPr>
-                <w:rFonts w:ascii="Times New Roman" w:hAnsi="Times New Roman" w:cs="Times New Roman"/>
-              </w:rPr>
             </w:pPr>
           </w:p>
           <w:p>
             <w:pPr>
               <w:spacing w:before="80" w:after="20"/>
-              <w:rPr>
-                <w:rFonts w:ascii="Times New Roman" w:hAnsi="Times New Roman" w:cs="Times New Roman"/>
-              </w:rPr>
-            </w:pPr>
-            <w:r>
-              <w:rPr>
-                <w:rFonts w:ascii="Times New Roman" w:hAnsi="Times New Roman" w:cs="Times New Roman"/>
-                <w:b/>
-              </w:rPr>
-              <w:t>Fase 2: Comprensión – «El Laboratorio del Guion Gráfico»</w:t>
+            </w:pPr>
+            <w:r>
+              <w:rPr>
+                <w:rFonts w:ascii="Times New Roman" w:hAnsi="Times New Roman"/>
+                <w:b/>
+                <w:sz w:val="20"/>
+              </w:rPr>
+              <w:t>Fase 2: Auditoría y Ensayo – «Auditoría de Calidad y Ensayo General»</w:t>
             </w:r>
           </w:p>
           <w:p>
             <w:pPr>
               <w:spacing w:after="20"/>
-              <w:rPr>
-                <w:rFonts w:ascii="Times New Roman" w:hAnsi="Times New Roman" w:cs="Times New Roman"/>
-              </w:rPr>
-            </w:pPr>
-            <w:r>
-              <w:rPr>
-                <w:rFonts w:ascii="Times New Roman" w:hAnsi="Times New Roman" w:cs="Times New Roman"/>
-                <w:b/>
+            </w:pPr>
+            <w:r>
+              <w:rPr>
+                <w:rFonts w:ascii="Times New Roman" w:hAnsi="Times New Roman"/>
+                <w:b/>
+                <w:sz w:val="19"/>
               </w:rPr>
               <w:t xml:space="preserve">Actividad: </w:t>
             </w:r>
             <w:r>
               <w:rPr>
-                <w:rFonts w:ascii="Times New Roman" w:hAnsi="Times New Roman" w:cs="Times New Roman"/>
-              </w:rPr>
-              <w:t xml:space="preserve">Planificación y diseño de un storyboard adaptando un mito leído a una secuencia de 4 a 6 viñetas (páginas 67-68). </w:t>
-            </w:r>
-            <w:r>
-              <w:rPr>
-                <w:rFonts w:ascii="Times New Roman" w:hAnsi="Times New Roman" w:cs="Times New Roman"/>
-              </w:rPr>
-              <w:t>Distribución del texto en bocadillos y selección de los planos adecuados para dar emoción a la historia.</w:t>
+                <w:rFonts w:ascii="Times New Roman" w:hAnsi="Times New Roman"/>
+                <w:sz w:val="19"/>
+              </w:rPr>
+              <w:t>Ensayo de la sustentación oral y auditoría interna del producto integrador. Cada equipo presenta su proyecto frente a otro equipo aplicando la lista de cotejo coevaluativa para recibir sugerencias de mejora.</w:t>
             </w:r>
           </w:p>
           <w:p>
             <w:pPr>
               <w:spacing w:after="40"/>
-              <w:rPr>
-                <w:rFonts w:ascii="Times New Roman" w:hAnsi="Times New Roman" w:cs="Times New Roman"/>
-              </w:rPr>
-            </w:pPr>
-            <w:r>
-              <w:rPr>
-                <w:rFonts w:ascii="Times New Roman" w:hAnsi="Times New Roman" w:cs="Times New Roman"/>
-              </w:rPr>
-              <w:t>Gamificación: Elaboración colaborativa del guion en parejas.</w:t>
+            </w:pPr>
+            <w:r>
+              <w:rPr>
+                <w:rFonts w:ascii="Times New Roman" w:hAnsi="Times New Roman"/>
+                <w:sz w:val="19"/>
+              </w:rPr>
+              <w:t>Trabajo Cooperativo: Ensayo entre pares y retroalimentación crítica constructiva.</w:t>
             </w:r>
           </w:p>
           <w:p>
             <w:pPr>
               <w:spacing w:after="20"/>
-              <w:rPr>
-                <w:rFonts w:ascii="Times New Roman" w:hAnsi="Times New Roman" w:cs="Times New Roman"/>
-              </w:rPr>
-            </w:pPr>
-            <w:r>
-              <w:rPr>
-                <w:rFonts w:ascii="Times New Roman" w:hAnsi="Times New Roman" w:cs="Times New Roman"/>
-                <w:b/>
+            </w:pPr>
+            <w:r>
+              <w:rPr>
+                <w:rFonts w:ascii="Times New Roman" w:hAnsi="Times New Roman"/>
+                <w:b/>
+                <w:sz w:val="19"/>
               </w:rPr>
               <w:t>DUA aplicado:</w:t>
             </w:r>
@@ -8536,70 +9462,61 @@
           <w:p>
             <w:pPr>
               <w:spacing w:after="20"/>
-              <w:rPr>
-                <w:rFonts w:ascii="Times New Roman" w:hAnsi="Times New Roman" w:cs="Times New Roman"/>
-              </w:rPr>
-            </w:pPr>
-            <w:r>
-              <w:rPr>
-                <w:rFonts w:ascii="Times New Roman" w:hAnsi="Times New Roman" w:cs="Times New Roman"/>
-                <w:b/>
+            </w:pPr>
+            <w:r>
+              <w:rPr>
+                <w:rFonts w:ascii="Times New Roman" w:hAnsi="Times New Roman"/>
+                <w:b/>
+                <w:sz w:val="18"/>
               </w:rPr>
               <w:t xml:space="preserve">Representación: </w:t>
             </w:r>
             <w:r>
               <w:rPr>
-                <w:rFonts w:ascii="Times New Roman" w:hAnsi="Times New Roman" w:cs="Times New Roman"/>
-              </w:rPr>
-              <w:t>Indicaciones y estructura de viñetas del libro (págs. 67-68)</w:t>
-            </w:r>
-            <w:r>
-              <w:rPr>
-                <w:rFonts w:ascii="Times New Roman" w:hAnsi="Times New Roman" w:cs="Times New Roman"/>
-              </w:rPr>
-              <w:t>.</w:t>
+                <w:rFonts w:ascii="Times New Roman" w:hAnsi="Times New Roman"/>
+                <w:sz w:val="18"/>
+              </w:rPr>
+              <w:t>Lista de cotejo con los criterios de evaluación del proyecto.</w:t>
             </w:r>
           </w:p>
           <w:p>
             <w:pPr>
               <w:spacing w:after="20"/>
-              <w:rPr>
-                <w:rFonts w:ascii="Times New Roman" w:hAnsi="Times New Roman" w:cs="Times New Roman"/>
-              </w:rPr>
-            </w:pPr>
-            <w:r>
-              <w:rPr>
-                <w:rFonts w:ascii="Times New Roman" w:hAnsi="Times New Roman" w:cs="Times New Roman"/>
-                <w:b/>
+            </w:pPr>
+            <w:r>
+              <w:rPr>
+                <w:rFonts w:ascii="Times New Roman" w:hAnsi="Times New Roman"/>
+                <w:b/>
+                <w:sz w:val="18"/>
               </w:rPr>
               <w:t xml:space="preserve">Acción y expresión: </w:t>
             </w:r>
             <w:r>
               <w:rPr>
-                <w:rFonts w:ascii="Times New Roman" w:hAnsi="Times New Roman" w:cs="Times New Roman"/>
-              </w:rPr>
-              <w:t>Elaboración del borrador o boceto de la historieta con textos e imágenes en el cuaderno.</w:t>
+                <w:rFonts w:ascii="Times New Roman" w:hAnsi="Times New Roman"/>
+                <w:sz w:val="18"/>
+              </w:rPr>
+              <w:t>Ensayo oral de la exposición y entrega de sugerencias de mejora entre compañeros.</w:t>
             </w:r>
           </w:p>
           <w:p>
             <w:pPr>
               <w:spacing w:after="20"/>
-              <w:rPr>
-                <w:rFonts w:ascii="Times New Roman" w:hAnsi="Times New Roman" w:cs="Times New Roman"/>
-              </w:rPr>
-            </w:pPr>
-            <w:r>
-              <w:rPr>
-                <w:rFonts w:ascii="Times New Roman" w:hAnsi="Times New Roman" w:cs="Times New Roman"/>
-                <w:b/>
+            </w:pPr>
+            <w:r>
+              <w:rPr>
+                <w:rFonts w:ascii="Times New Roman" w:hAnsi="Times New Roman"/>
+                <w:b/>
+                <w:sz w:val="18"/>
               </w:rPr>
               <w:t xml:space="preserve">Compromiso-Motivación: </w:t>
             </w:r>
             <w:r>
               <w:rPr>
-                <w:rFonts w:ascii="Times New Roman" w:hAnsi="Times New Roman" w:cs="Times New Roman"/>
-              </w:rPr>
-              <w:t>Trabajo cooperativo en parejas para planificar la secuencia de su cómic.</w:t>
+                <w:rFonts w:ascii="Times New Roman" w:hAnsi="Times New Roman"/>
+                <w:sz w:val="18"/>
+              </w:rPr>
+              <w:t>Cooperación y ayuda mutua entre equipos para pulir la presentación.</w:t>
             </w:r>
           </w:p>
           <w:tbl>
@@ -8608,7 +9525,6 @@
               <w:tblW w:w="0" w:type="auto"/>
               <w:jc w:val="center"/>
               <w:tblLayout w:type="fixed"/>
-              <w:tblLook w:val="04A0" w:firstRow="1" w:lastRow="0" w:firstColumn="1" w:lastColumn="0" w:noHBand="0" w:noVBand="1"/>
             </w:tblPr>
             <w:tblGrid>
               <w:gridCol w:w="683"/>
@@ -8628,12 +9544,12 @@
                 <w:p>
                   <w:pPr>
                     <w:pStyle w:val="Sinespaciado"/>
-                    <w:framePr w:hSpace="141" w:wrap="around" w:vAnchor="text" w:hAnchor="margin" w:y="-138"/>
                     <w:jc w:val="center"/>
                     <w:rPr>
                       <w:rFonts w:ascii="Times New Roman" w:hAnsi="Times New Roman" w:cs="Times New Roman"/>
                       <w:b/>
                       <w:color w:val="FFFFFF"/>
+                      <w:sz w:val="20"/>
                     </w:rPr>
                   </w:pPr>
                   <w:r>
@@ -8641,6 +9557,7 @@
                       <w:rFonts w:ascii="Times New Roman" w:hAnsi="Times New Roman" w:cs="Times New Roman"/>
                       <w:b/>
                       <w:color w:val="FFFFFF"/>
+                      <w:sz w:val="20"/>
                     </w:rPr>
                     <w:t>R</w:t>
                   </w:r>
@@ -8654,12 +9571,12 @@
                 <w:p>
                   <w:pPr>
                     <w:pStyle w:val="Sinespaciado"/>
-                    <w:framePr w:hSpace="141" w:wrap="around" w:vAnchor="text" w:hAnchor="margin" w:y="-138"/>
                     <w:jc w:val="center"/>
                     <w:rPr>
                       <w:rFonts w:ascii="Times New Roman" w:hAnsi="Times New Roman" w:cs="Times New Roman"/>
                       <w:b/>
                       <w:color w:val="FFFFFF"/>
+                      <w:sz w:val="20"/>
                     </w:rPr>
                   </w:pPr>
                   <w:r>
@@ -8667,6 +9584,7 @@
                       <w:rFonts w:ascii="Times New Roman" w:hAnsi="Times New Roman" w:cs="Times New Roman"/>
                       <w:b/>
                       <w:color w:val="FFFFFF"/>
+                      <w:sz w:val="20"/>
                     </w:rPr>
                     <w:t>A-E</w:t>
                   </w:r>
@@ -8680,12 +9598,12 @@
                 <w:p>
                   <w:pPr>
                     <w:pStyle w:val="Sinespaciado"/>
-                    <w:framePr w:hSpace="141" w:wrap="around" w:vAnchor="text" w:hAnchor="margin" w:y="-138"/>
                     <w:jc w:val="center"/>
                     <w:rPr>
                       <w:rFonts w:ascii="Times New Roman" w:hAnsi="Times New Roman" w:cs="Times New Roman"/>
                       <w:b/>
                       <w:color w:val="FFFFFF"/>
+                      <w:sz w:val="20"/>
                     </w:rPr>
                   </w:pPr>
                   <w:r>
@@ -8693,6 +9611,7 @@
                       <w:rFonts w:ascii="Times New Roman" w:hAnsi="Times New Roman" w:cs="Times New Roman"/>
                       <w:b/>
                       <w:color w:val="FFFFFF"/>
+                      <w:sz w:val="20"/>
                     </w:rPr>
                     <w:t>C-M</w:t>
                   </w:r>
@@ -8703,85 +9622,62 @@
           <w:p>
             <w:pPr>
               <w:spacing w:before="40" w:after="40"/>
-              <w:rPr>
-                <w:rFonts w:ascii="Times New Roman" w:hAnsi="Times New Roman" w:cs="Times New Roman"/>
-              </w:rPr>
             </w:pPr>
           </w:p>
           <w:p>
             <w:pPr>
               <w:spacing w:before="80" w:after="20"/>
-              <w:rPr>
-                <w:rFonts w:ascii="Times New Roman" w:hAnsi="Times New Roman" w:cs="Times New Roman"/>
-              </w:rPr>
-            </w:pPr>
-            <w:r>
-              <w:rPr>
-                <w:rFonts w:ascii="Times New Roman" w:hAnsi="Times New Roman" w:cs="Times New Roman"/>
-                <w:b/>
-              </w:rPr>
-              <w:t>Fase 3: Aplicación – «Mesa de Dibujan</w:t>
-            </w:r>
-            <w:r>
-              <w:rPr>
-                <w:rFonts w:ascii="Times New Roman" w:hAnsi="Times New Roman" w:cs="Times New Roman"/>
-                <w:b/>
-              </w:rPr>
-              <w:t>tes y Desafío Sumativo»</w:t>
+            </w:pPr>
+            <w:r>
+              <w:rPr>
+                <w:rFonts w:ascii="Times New Roman" w:hAnsi="Times New Roman"/>
+                <w:b/>
+                <w:sz w:val="20"/>
+              </w:rPr>
+              <w:t>Fase 3: Sustentación Pública – «Feria de Aula y Sustentación del Proyecto»</w:t>
             </w:r>
           </w:p>
           <w:p>
             <w:pPr>
               <w:spacing w:after="20"/>
-              <w:rPr>
-                <w:rFonts w:ascii="Times New Roman" w:hAnsi="Times New Roman" w:cs="Times New Roman"/>
-              </w:rPr>
-            </w:pPr>
-            <w:r>
-              <w:rPr>
-                <w:rFonts w:ascii="Times New Roman" w:hAnsi="Times New Roman" w:cs="Times New Roman"/>
-                <w:b/>
+            </w:pPr>
+            <w:r>
+              <w:rPr>
+                <w:rFonts w:ascii="Times New Roman" w:hAnsi="Times New Roman"/>
+                <w:b/>
+                <w:sz w:val="19"/>
               </w:rPr>
               <w:t xml:space="preserve">Actividad: </w:t>
             </w:r>
             <w:r>
               <w:rPr>
-                <w:rFonts w:ascii="Times New Roman" w:hAnsi="Times New Roman" w:cs="Times New Roman"/>
-              </w:rPr>
-              <w:t>Elaboración final de la historieta a color aplicando rotulación clara y viñetas organizadas. Paralelamente, los estudiantes resuelven la evaluación sumativa de la Unidad 1 del texto escolar para consolidar las destrezas a</w:t>
-            </w:r>
-            <w:r>
-              <w:rPr>
-                <w:rFonts w:ascii="Times New Roman" w:hAnsi="Times New Roman" w:cs="Times New Roman"/>
-              </w:rPr>
-              <w:t>dquiridas.</w:t>
+                <w:rFonts w:ascii="Times New Roman" w:hAnsi="Times New Roman"/>
+                <w:sz w:val="19"/>
+              </w:rPr>
+              <w:t>Montaje de los estands en el aula y presentación oficial del Proyecto Integrador ante la comunidad escolar (estudiantes de otros grados y docentes). Demostración del producto y respuesta a preguntas del público.</w:t>
             </w:r>
           </w:p>
           <w:p>
             <w:pPr>
               <w:spacing w:after="40"/>
-              <w:rPr>
-                <w:rFonts w:ascii="Times New Roman" w:hAnsi="Times New Roman" w:cs="Times New Roman"/>
-              </w:rPr>
-            </w:pPr>
-            <w:r>
-              <w:rPr>
-                <w:rFonts w:ascii="Times New Roman" w:hAnsi="Times New Roman" w:cs="Times New Roman"/>
-              </w:rPr>
-              <w:t>Gamificación: Producción creativa de la historieta y resolución sumativa.</w:t>
+            </w:pPr>
+            <w:r>
+              <w:rPr>
+                <w:rFonts w:ascii="Times New Roman" w:hAnsi="Times New Roman"/>
+                <w:sz w:val="19"/>
+              </w:rPr>
+              <w:t>Aprendizaje Basado en Proyectos: Exposición pública del producto final del proyecto ante la comunidad.</w:t>
             </w:r>
           </w:p>
           <w:p>
             <w:pPr>
               <w:spacing w:after="20"/>
-              <w:rPr>
-                <w:rFonts w:ascii="Times New Roman" w:hAnsi="Times New Roman" w:cs="Times New Roman"/>
-              </w:rPr>
-            </w:pPr>
-            <w:r>
-              <w:rPr>
-                <w:rFonts w:ascii="Times New Roman" w:hAnsi="Times New Roman" w:cs="Times New Roman"/>
-                <w:b/>
+            </w:pPr>
+            <w:r>
+              <w:rPr>
+                <w:rFonts w:ascii="Times New Roman" w:hAnsi="Times New Roman"/>
+                <w:b/>
+                <w:sz w:val="19"/>
               </w:rPr>
               <w:t>DUA aplicado:</w:t>
             </w:r>
@@ -8789,70 +9685,61 @@
           <w:p>
             <w:pPr>
               <w:spacing w:after="20"/>
-              <w:rPr>
-                <w:rFonts w:ascii="Times New Roman" w:hAnsi="Times New Roman" w:cs="Times New Roman"/>
-              </w:rPr>
-            </w:pPr>
-            <w:r>
-              <w:rPr>
-                <w:rFonts w:ascii="Times New Roman" w:hAnsi="Times New Roman" w:cs="Times New Roman"/>
-                <w:b/>
+            </w:pPr>
+            <w:r>
+              <w:rPr>
+                <w:rFonts w:ascii="Times New Roman" w:hAnsi="Times New Roman"/>
+                <w:b/>
+                <w:sz w:val="18"/>
               </w:rPr>
               <w:t xml:space="preserve">Representación: </w:t>
             </w:r>
             <w:r>
               <w:rPr>
-                <w:rFonts w:ascii="Times New Roman" w:hAnsi="Times New Roman" w:cs="Times New Roman"/>
-              </w:rPr>
-              <w:t>Guía de elaboración del texto y cuestionario de evaluación sumativa de la Unidad 1.</w:t>
+                <w:rFonts w:ascii="Times New Roman" w:hAnsi="Times New Roman"/>
+                <w:sz w:val="18"/>
+              </w:rPr>
+              <w:t>Materiales, paneles y productos elaborados por los estudiantes en sus estands.</w:t>
             </w:r>
           </w:p>
           <w:p>
             <w:pPr>
               <w:spacing w:after="20"/>
-              <w:rPr>
-                <w:rFonts w:ascii="Times New Roman" w:hAnsi="Times New Roman" w:cs="Times New Roman"/>
-              </w:rPr>
-            </w:pPr>
-            <w:r>
-              <w:rPr>
-                <w:rFonts w:ascii="Times New Roman" w:hAnsi="Times New Roman" w:cs="Times New Roman"/>
-                <w:b/>
+            </w:pPr>
+            <w:r>
+              <w:rPr>
+                <w:rFonts w:ascii="Times New Roman" w:hAnsi="Times New Roman"/>
+                <w:b/>
+                <w:sz w:val="18"/>
               </w:rPr>
               <w:t xml:space="preserve">Acción y expresión: </w:t>
             </w:r>
             <w:r>
               <w:rPr>
-                <w:rFonts w:ascii="Times New Roman" w:hAnsi="Times New Roman" w:cs="Times New Roman"/>
-              </w:rPr>
-              <w:t xml:space="preserve">Dibujo y rotulación de la </w:t>
-            </w:r>
-            <w:r>
-              <w:rPr>
-                <w:rFonts w:ascii="Times New Roman" w:hAnsi="Times New Roman" w:cs="Times New Roman"/>
-              </w:rPr>
-              <w:t>historieta en hojas de trabajo y resolución escrita de la evaluación sumativa.</w:t>
+                <w:rFonts w:ascii="Times New Roman" w:hAnsi="Times New Roman"/>
+                <w:sz w:val="18"/>
+              </w:rPr>
+              <w:t>Exposición oral y demostración práctica del proyecto ante los asistentes.</w:t>
             </w:r>
           </w:p>
           <w:p>
             <w:pPr>
               <w:spacing w:after="20"/>
-              <w:rPr>
-                <w:rFonts w:ascii="Times New Roman" w:hAnsi="Times New Roman" w:cs="Times New Roman"/>
-              </w:rPr>
-            </w:pPr>
-            <w:r>
-              <w:rPr>
-                <w:rFonts w:ascii="Times New Roman" w:hAnsi="Times New Roman" w:cs="Times New Roman"/>
-                <w:b/>
+            </w:pPr>
+            <w:r>
+              <w:rPr>
+                <w:rFonts w:ascii="Times New Roman" w:hAnsi="Times New Roman"/>
+                <w:b/>
+                <w:sz w:val="18"/>
               </w:rPr>
               <w:t xml:space="preserve">Compromiso-Motivación: </w:t>
             </w:r>
             <w:r>
               <w:rPr>
-                <w:rFonts w:ascii="Times New Roman" w:hAnsi="Times New Roman" w:cs="Times New Roman"/>
-              </w:rPr>
-              <w:t>Creatividad en el diseño de su historieta y consolidación de lo aprendido.</w:t>
+                <w:rFonts w:ascii="Times New Roman" w:hAnsi="Times New Roman"/>
+                <w:sz w:val="18"/>
+              </w:rPr>
+              <w:t>Participación activa como expositores compartiendo su aprendizaje con la escuela.</w:t>
             </w:r>
           </w:p>
           <w:tbl>
@@ -8861,7 +9748,6 @@
               <w:tblW w:w="0" w:type="auto"/>
               <w:jc w:val="center"/>
               <w:tblLayout w:type="fixed"/>
-              <w:tblLook w:val="04A0" w:firstRow="1" w:lastRow="0" w:firstColumn="1" w:lastColumn="0" w:noHBand="0" w:noVBand="1"/>
             </w:tblPr>
             <w:tblGrid>
               <w:gridCol w:w="683"/>
@@ -8881,12 +9767,12 @@
                 <w:p>
                   <w:pPr>
                     <w:pStyle w:val="Sinespaciado"/>
-                    <w:framePr w:hSpace="141" w:wrap="around" w:vAnchor="text" w:hAnchor="margin" w:y="-138"/>
                     <w:jc w:val="center"/>
                     <w:rPr>
                       <w:rFonts w:ascii="Times New Roman" w:hAnsi="Times New Roman" w:cs="Times New Roman"/>
                       <w:b/>
                       <w:color w:val="FFFFFF"/>
+                      <w:sz w:val="20"/>
                     </w:rPr>
                   </w:pPr>
                   <w:r>
@@ -8894,6 +9780,7 @@
                       <w:rFonts w:ascii="Times New Roman" w:hAnsi="Times New Roman" w:cs="Times New Roman"/>
                       <w:b/>
                       <w:color w:val="FFFFFF"/>
+                      <w:sz w:val="20"/>
                     </w:rPr>
                     <w:t>R</w:t>
                   </w:r>
@@ -8907,12 +9794,12 @@
                 <w:p>
                   <w:pPr>
                     <w:pStyle w:val="Sinespaciado"/>
-                    <w:framePr w:hSpace="141" w:wrap="around" w:vAnchor="text" w:hAnchor="margin" w:y="-138"/>
                     <w:jc w:val="center"/>
                     <w:rPr>
                       <w:rFonts w:ascii="Times New Roman" w:hAnsi="Times New Roman" w:cs="Times New Roman"/>
                       <w:b/>
                       <w:color w:val="FFFFFF"/>
+                      <w:sz w:val="20"/>
                     </w:rPr>
                   </w:pPr>
                   <w:r>
@@ -8920,6 +9807,7 @@
                       <w:rFonts w:ascii="Times New Roman" w:hAnsi="Times New Roman" w:cs="Times New Roman"/>
                       <w:b/>
                       <w:color w:val="FFFFFF"/>
+                      <w:sz w:val="20"/>
                     </w:rPr>
                     <w:t>A-E</w:t>
                   </w:r>
@@ -8933,12 +9821,12 @@
                 <w:p>
                   <w:pPr>
                     <w:pStyle w:val="Sinespaciado"/>
-                    <w:framePr w:hSpace="141" w:wrap="around" w:vAnchor="text" w:hAnchor="margin" w:y="-138"/>
                     <w:jc w:val="center"/>
                     <w:rPr>
                       <w:rFonts w:ascii="Times New Roman" w:hAnsi="Times New Roman" w:cs="Times New Roman"/>
                       <w:b/>
                       <w:color w:val="FFFFFF"/>
+                      <w:sz w:val="20"/>
                     </w:rPr>
                   </w:pPr>
                   <w:r>
@@ -8946,6 +9834,7 @@
                       <w:rFonts w:ascii="Times New Roman" w:hAnsi="Times New Roman" w:cs="Times New Roman"/>
                       <w:b/>
                       <w:color w:val="FFFFFF"/>
+                      <w:sz w:val="20"/>
                     </w:rPr>
                     <w:t>C-M</w:t>
                   </w:r>
@@ -8956,79 +9845,62 @@
           <w:p>
             <w:pPr>
               <w:spacing w:before="40" w:after="40"/>
-              <w:rPr>
-                <w:rFonts w:ascii="Times New Roman" w:hAnsi="Times New Roman" w:cs="Times New Roman"/>
-              </w:rPr>
             </w:pPr>
           </w:p>
           <w:p>
             <w:pPr>
               <w:spacing w:before="80" w:after="20"/>
-              <w:rPr>
-                <w:rFonts w:ascii="Times New Roman" w:hAnsi="Times New Roman" w:cs="Times New Roman"/>
-              </w:rPr>
-            </w:pPr>
-            <w:r>
-              <w:rPr>
-                <w:rFonts w:ascii="Times New Roman" w:hAnsi="Times New Roman" w:cs="Times New Roman"/>
-                <w:b/>
-              </w:rPr>
-              <w:t>Fase 4: Cierre – «Inauguración de la Galería Mitológica»</w:t>
+            </w:pPr>
+            <w:r>
+              <w:rPr>
+                <w:rFonts w:ascii="Times New Roman" w:hAnsi="Times New Roman"/>
+                <w:b/>
+                <w:sz w:val="20"/>
+              </w:rPr>
+              <w:t>Fase 4: Evaluación y Balance – «Consolidación Final y Calificación Ministerial»</w:t>
             </w:r>
           </w:p>
           <w:p>
             <w:pPr>
               <w:spacing w:after="20"/>
-              <w:rPr>
-                <w:rFonts w:ascii="Times New Roman" w:hAnsi="Times New Roman" w:cs="Times New Roman"/>
-              </w:rPr>
-            </w:pPr>
-            <w:r>
-              <w:rPr>
-                <w:rFonts w:ascii="Times New Roman" w:hAnsi="Times New Roman" w:cs="Times New Roman"/>
-                <w:b/>
-              </w:rPr>
-              <w:t>Actividad:</w:t>
-            </w:r>
-            <w:r>
-              <w:rPr>
-                <w:rFonts w:ascii="Times New Roman" w:hAnsi="Times New Roman" w:cs="Times New Roman"/>
-                <w:b/>
-              </w:rPr>
-              <w:t xml:space="preserve"> </w:t>
-            </w:r>
-            <w:r>
-              <w:rPr>
-                <w:rFonts w:ascii="Times New Roman" w:hAnsi="Times New Roman" w:cs="Times New Roman"/>
-              </w:rPr>
-              <w:t>Exposición pública de las historietas en el mural del aula ('Galería Mitológica de 7mo'). Ronda de observación y coevaluación con escala gráfica de caritas o estrellas.</w:t>
+            </w:pPr>
+            <w:r>
+              <w:rPr>
+                <w:rFonts w:ascii="Times New Roman" w:hAnsi="Times New Roman"/>
+                <w:b/>
+                <w:sz w:val="19"/>
+              </w:rPr>
+              <w:t xml:space="preserve">Actividad: </w:t>
+            </w:r>
+            <w:r>
+              <w:rPr>
+                <w:rFonts w:ascii="Times New Roman" w:hAnsi="Times New Roman"/>
+                <w:sz w:val="19"/>
+              </w:rPr>
+              <w:t>Evaluación sumativa oficial mediante la Rúbrica Ministerial del Proyecto Integrador. Ronda de autoevaluación reflexiva: ¿Qué habilidades fortalecí durante este proyecto?</w:t>
             </w:r>
           </w:p>
           <w:p>
             <w:pPr>
               <w:spacing w:after="40"/>
-              <w:rPr>
-                <w:rFonts w:ascii="Times New Roman" w:hAnsi="Times New Roman" w:cs="Times New Roman"/>
-              </w:rPr>
-            </w:pPr>
-            <w:r>
-              <w:rPr>
-                <w:rFonts w:ascii="Times New Roman" w:hAnsi="Times New Roman" w:cs="Times New Roman"/>
-              </w:rPr>
-              <w:t>Gamificación: Ronda de observación y valoración entre compañeros.</w:t>
+            </w:pPr>
+            <w:r>
+              <w:rPr>
+                <w:rFonts w:ascii="Times New Roman" w:hAnsi="Times New Roman"/>
+                <w:sz w:val="19"/>
+              </w:rPr>
+              <w:t>Trabajo Cooperativo: Balance de logros individuales y colectivos en la ejecución del proyecto.</w:t>
             </w:r>
           </w:p>
           <w:p>
             <w:pPr>
               <w:spacing w:after="20"/>
-              <w:rPr>
-                <w:rFonts w:ascii="Times New Roman" w:hAnsi="Times New Roman" w:cs="Times New Roman"/>
-              </w:rPr>
-            </w:pPr>
-            <w:r>
-              <w:rPr>
-                <w:rFonts w:ascii="Times New Roman" w:hAnsi="Times New Roman" w:cs="Times New Roman"/>
-                <w:b/>
+            </w:pPr>
+            <w:r>
+              <w:rPr>
+                <w:rFonts w:ascii="Times New Roman" w:hAnsi="Times New Roman"/>
+                <w:b/>
+                <w:sz w:val="19"/>
               </w:rPr>
               <w:t>DUA aplicado:</w:t>
             </w:r>
@@ -9036,77 +9908,61 @@
           <w:p>
             <w:pPr>
               <w:spacing w:after="20"/>
-              <w:rPr>
-                <w:rFonts w:ascii="Times New Roman" w:hAnsi="Times New Roman" w:cs="Times New Roman"/>
-              </w:rPr>
-            </w:pPr>
-            <w:r>
-              <w:rPr>
-                <w:rFonts w:ascii="Times New Roman" w:hAnsi="Times New Roman" w:cs="Times New Roman"/>
-                <w:b/>
-              </w:rPr>
-              <w:t>Repres</w:t>
-            </w:r>
-            <w:r>
-              <w:rPr>
-                <w:rFonts w:ascii="Times New Roman" w:hAnsi="Times New Roman" w:cs="Times New Roman"/>
-                <w:b/>
-              </w:rPr>
-              <w:t xml:space="preserve">entación: </w:t>
-            </w:r>
-            <w:r>
-              <w:rPr>
-                <w:rFonts w:ascii="Times New Roman" w:hAnsi="Times New Roman" w:cs="Times New Roman"/>
-              </w:rPr>
-              <w:t>Cartelera o espacio del aula donde se exhiben todas las historietas terminadas.</w:t>
+            </w:pPr>
+            <w:r>
+              <w:rPr>
+                <w:rFonts w:ascii="Times New Roman" w:hAnsi="Times New Roman"/>
+                <w:b/>
+                <w:sz w:val="18"/>
+              </w:rPr>
+              <w:t xml:space="preserve">Representación: </w:t>
+            </w:r>
+            <w:r>
+              <w:rPr>
+                <w:rFonts w:ascii="Times New Roman" w:hAnsi="Times New Roman"/>
+                <w:sz w:val="18"/>
+              </w:rPr>
+              <w:t>Rúbrica de evaluación y preguntas de reflexión final en la pizarra.</w:t>
             </w:r>
           </w:p>
           <w:p>
             <w:pPr>
               <w:spacing w:after="20"/>
-              <w:rPr>
-                <w:rFonts w:ascii="Times New Roman" w:hAnsi="Times New Roman" w:cs="Times New Roman"/>
-              </w:rPr>
-            </w:pPr>
-            <w:r>
-              <w:rPr>
-                <w:rFonts w:ascii="Times New Roman" w:hAnsi="Times New Roman" w:cs="Times New Roman"/>
-                <w:b/>
+            </w:pPr>
+            <w:r>
+              <w:rPr>
+                <w:rFonts w:ascii="Times New Roman" w:hAnsi="Times New Roman"/>
+                <w:b/>
+                <w:sz w:val="18"/>
               </w:rPr>
               <w:t xml:space="preserve">Acción y expresión: </w:t>
             </w:r>
             <w:r>
               <w:rPr>
-                <w:rFonts w:ascii="Times New Roman" w:hAnsi="Times New Roman" w:cs="Times New Roman"/>
-              </w:rPr>
-              <w:t>Observación de los trabajos de los compañeros y valoración formativa respetuosa.</w:t>
+                <w:rFonts w:ascii="Times New Roman" w:hAnsi="Times New Roman"/>
+                <w:sz w:val="18"/>
+              </w:rPr>
+              <w:t>Registro escrito en el cuaderno de la autoevaluación sobre su desempeño en el proyecto.</w:t>
             </w:r>
           </w:p>
           <w:p>
             <w:pPr>
               <w:spacing w:after="20"/>
-              <w:rPr>
-                <w:rFonts w:ascii="Times New Roman" w:hAnsi="Times New Roman" w:cs="Times New Roman"/>
-              </w:rPr>
-            </w:pPr>
-            <w:r>
-              <w:rPr>
-                <w:rFonts w:ascii="Times New Roman" w:hAnsi="Times New Roman" w:cs="Times New Roman"/>
-                <w:b/>
+            </w:pPr>
+            <w:r>
+              <w:rPr>
+                <w:rFonts w:ascii="Times New Roman" w:hAnsi="Times New Roman"/>
+                <w:b/>
+                <w:sz w:val="18"/>
               </w:rPr>
               <w:t xml:space="preserve">Compromiso-Motivación: </w:t>
             </w:r>
             <w:r>
               <w:rPr>
-                <w:rFonts w:ascii="Times New Roman" w:hAnsi="Times New Roman" w:cs="Times New Roman"/>
-              </w:rPr>
-              <w:t>Satisfacción por ver su trabajo expuesto y</w:t>
-            </w:r>
-            <w:r>
-              <w:rPr>
-                <w:rFonts w:ascii="Times New Roman" w:hAnsi="Times New Roman" w:cs="Times New Roman"/>
-              </w:rPr>
-              <w:t xml:space="preserve"> compartido con el curso.</w:t>
+                <w:rFonts w:ascii="Times New Roman" w:hAnsi="Times New Roman"/>
+                <w:sz w:val="18"/>
+              </w:rPr>
+              <w:t>Valoración del esfuerzo trimestral y cierre exitoso del proyecto.</w:t>
             </w:r>
           </w:p>
           <w:tbl>
@@ -9115,7 +9971,6 @@
               <w:tblW w:w="0" w:type="auto"/>
               <w:jc w:val="center"/>
               <w:tblLayout w:type="fixed"/>
-              <w:tblLook w:val="04A0" w:firstRow="1" w:lastRow="0" w:firstColumn="1" w:lastColumn="0" w:noHBand="0" w:noVBand="1"/>
             </w:tblPr>
             <w:tblGrid>
               <w:gridCol w:w="683"/>
@@ -9135,12 +9990,12 @@
                 <w:p>
                   <w:pPr>
                     <w:pStyle w:val="Sinespaciado"/>
-                    <w:framePr w:hSpace="141" w:wrap="around" w:vAnchor="text" w:hAnchor="margin" w:y="-138"/>
                     <w:jc w:val="center"/>
                     <w:rPr>
                       <w:rFonts w:ascii="Times New Roman" w:hAnsi="Times New Roman" w:cs="Times New Roman"/>
                       <w:b/>
                       <w:color w:val="FFFFFF"/>
+                      <w:sz w:val="20"/>
                     </w:rPr>
                   </w:pPr>
                   <w:r>
@@ -9148,6 +10003,7 @@
                       <w:rFonts w:ascii="Times New Roman" w:hAnsi="Times New Roman" w:cs="Times New Roman"/>
                       <w:b/>
                       <w:color w:val="FFFFFF"/>
+                      <w:sz w:val="20"/>
                     </w:rPr>
                     <w:t>R</w:t>
                   </w:r>
@@ -9161,12 +10017,12 @@
                 <w:p>
                   <w:pPr>
                     <w:pStyle w:val="Sinespaciado"/>
-                    <w:framePr w:hSpace="141" w:wrap="around" w:vAnchor="text" w:hAnchor="margin" w:y="-138"/>
                     <w:jc w:val="center"/>
                     <w:rPr>
                       <w:rFonts w:ascii="Times New Roman" w:hAnsi="Times New Roman" w:cs="Times New Roman"/>
                       <w:b/>
                       <w:color w:val="FFFFFF"/>
+                      <w:sz w:val="20"/>
                     </w:rPr>
                   </w:pPr>
                   <w:r>
@@ -9174,6 +10030,7 @@
                       <w:rFonts w:ascii="Times New Roman" w:hAnsi="Times New Roman" w:cs="Times New Roman"/>
                       <w:b/>
                       <w:color w:val="FFFFFF"/>
+                      <w:sz w:val="20"/>
                     </w:rPr>
                     <w:t>A-E</w:t>
                   </w:r>
@@ -9187,12 +10044,12 @@
                 <w:p>
                   <w:pPr>
                     <w:pStyle w:val="Sinespaciado"/>
-                    <w:framePr w:hSpace="141" w:wrap="around" w:vAnchor="text" w:hAnchor="margin" w:y="-138"/>
                     <w:jc w:val="center"/>
                     <w:rPr>
                       <w:rFonts w:ascii="Times New Roman" w:hAnsi="Times New Roman" w:cs="Times New Roman"/>
                       <w:b/>
                       <w:color w:val="FFFFFF"/>
+                      <w:sz w:val="20"/>
                     </w:rPr>
                   </w:pPr>
                   <w:r>
@@ -9200,6 +10057,7 @@
                       <w:rFonts w:ascii="Times New Roman" w:hAnsi="Times New Roman" w:cs="Times New Roman"/>
                       <w:b/>
                       <w:color w:val="FFFFFF"/>
+                      <w:sz w:val="20"/>
                     </w:rPr>
                     <w:t>C-M</w:t>
                   </w:r>
@@ -9210,1235 +10068,6 @@
           <w:p>
             <w:pPr>
               <w:spacing w:before="40" w:after="40"/>
-              <w:rPr>
-                <w:rFonts w:ascii="Times New Roman" w:hAnsi="Times New Roman" w:cs="Times New Roman"/>
-              </w:rPr>
-            </w:pPr>
-          </w:p>
-        </w:tc>
-        <w:tc>
-          <w:tcPr>
-            <w:tcW w:w="2156" w:type="dxa"/>
-            <w:gridSpan w:val="5"/>
-            <w:tcBorders>
-              <w:left w:val="single" w:sz="4" w:space="0" w:color="auto"/>
-              <w:right w:val="single" w:sz="4" w:space="0" w:color="auto"/>
-            </w:tcBorders>
-            <w:shd w:val="clear" w:color="auto" w:fill="auto"/>
-          </w:tcPr>
-          <w:p>
-            <w:pPr>
-              <w:rPr>
-                <w:rFonts w:ascii="Times New Roman" w:hAnsi="Times New Roman" w:cs="Times New Roman"/>
-              </w:rPr>
-            </w:pPr>
-            <w:r>
-              <w:rPr>
-                <w:rFonts w:ascii="Times New Roman" w:hAnsi="Times New Roman" w:cs="Times New Roman"/>
-              </w:rPr>
-              <w:t>Recrea textos literarios leídos mediante adaptaciones creativas (historieta) y demuestra el dominio de destrezas comunicativas de la Unidad 1. I.LL.3.7.2. / I.LL.3.6.1.</w:t>
-            </w:r>
-          </w:p>
-        </w:tc>
-        <w:tc>
-          <w:tcPr>
-            <w:tcW w:w="3112" w:type="dxa"/>
-            <w:gridSpan w:val="3"/>
-            <w:tcBorders>
-              <w:left w:val="single" w:sz="4" w:space="0" w:color="auto"/>
-            </w:tcBorders>
-            <w:shd w:val="clear" w:color="auto" w:fill="auto"/>
-          </w:tcPr>
-          <w:p>
-            <w:pPr>
-              <w:rPr>
-                <w:rFonts w:ascii="Times New Roman" w:hAnsi="Times New Roman" w:cs="Times New Roman"/>
-              </w:rPr>
-            </w:pPr>
-            <w:r>
-              <w:rPr>
-                <w:rFonts w:ascii="Times New Roman" w:hAnsi="Times New Roman" w:cs="Times New Roman"/>
-              </w:rPr>
-              <w:t>• Instrumentos: Rúbrica de la Historieta Mitológica y Evaluación sumativa de Unidad 1 (págs. 70-71).</w:t>
-            </w:r>
-            <w:r>
-              <w:rPr>
-                <w:rFonts w:ascii="Times New Roman" w:hAnsi="Times New Roman" w:cs="Times New Roman"/>
-              </w:rPr>
-              <w:br/>
-              <w:t xml:space="preserve">• Actividades: Exposición de historietas en el mural y prueba escrita de base estructurada. (Cierre oficial de la Planificación </w:t>
-            </w:r>
-            <w:proofErr w:type="spellStart"/>
-            <w:r>
-              <w:rPr>
-                <w:rFonts w:ascii="Times New Roman" w:hAnsi="Times New Roman" w:cs="Times New Roman"/>
-              </w:rPr>
-              <w:t>Microcurricular</w:t>
-            </w:r>
-            <w:proofErr w:type="spellEnd"/>
-            <w:r>
-              <w:rPr>
-                <w:rFonts w:ascii="Times New Roman" w:hAnsi="Times New Roman" w:cs="Times New Roman"/>
-              </w:rPr>
-              <w:t>: 13/11/2026).</w:t>
-            </w:r>
-          </w:p>
-        </w:tc>
-      </w:tr>
-      <w:tr>
-        <w:trPr>
-          <w:trHeight w:val="1456"/>
-        </w:trPr>
-        <w:tc>
-          <w:tcPr>
-            <w:tcW w:w="3182" w:type="dxa"/>
-            <w:gridSpan w:val="2"/>
-            <w:shd w:val="clear" w:color="auto" w:fill="auto"/>
-          </w:tcPr>
-          <w:p>
-            <w:pPr>
-              <w:rPr>
-                <w:rFonts w:ascii="Times New Roman" w:hAnsi="Times New Roman" w:cs="Times New Roman"/>
-              </w:rPr>
-            </w:pPr>
-            <w:r>
-              <w:rPr>
-                <w:rFonts w:ascii="Times New Roman" w:hAnsi="Times New Roman" w:cs="Times New Roman"/>
-              </w:rPr>
-              <w:t>LL.3.4.13. Producir textos de diversa índole de acuerdo con la situación comunicativa, mediante formatos y recursos diversos.</w:t>
-            </w:r>
-            <w:r>
-              <w:rPr>
-                <w:rFonts w:ascii="Times New Roman" w:hAnsi="Times New Roman" w:cs="Times New Roman"/>
-              </w:rPr>
-              <w:br/>
-            </w:r>
-            <w:r>
-              <w:rPr>
-                <w:rFonts w:ascii="Times New Roman" w:hAnsi="Times New Roman" w:cs="Times New Roman"/>
-              </w:rPr>
-              <w:br/>
-              <w:t>LL.3.2.2. Proponer intervenciones orales estructuradas para sustentar el producto del proyecto interdisciplinar.</w:t>
-            </w:r>
-          </w:p>
-        </w:tc>
-        <w:tc>
-          <w:tcPr>
-            <w:tcW w:w="2404" w:type="dxa"/>
-            <w:gridSpan w:val="4"/>
-            <w:shd w:val="clear" w:color="auto" w:fill="auto"/>
-          </w:tcPr>
-          <w:p>
-            <w:pPr>
-              <w:rPr>
-                <w:rFonts w:ascii="Times New Roman" w:hAnsi="Times New Roman" w:cs="Times New Roman"/>
-              </w:rPr>
-            </w:pPr>
-            <w:r>
-              <w:rPr>
-                <w:rFonts w:ascii="Times New Roman" w:hAnsi="Times New Roman" w:cs="Times New Roman"/>
-              </w:rPr>
-              <w:t>Tema: EJECUCIÓN, CONSOLIDACIÓN Y SOCIALIZACIÓN DEL PROYECTO INTEGRADOR DEL 1ER TRIMESTRE (1 SEMANA · FIN: 23 DE NOVIEMBRE DEL 2026)</w:t>
-            </w:r>
-            <w:r>
-              <w:rPr>
-                <w:rFonts w:ascii="Times New Roman" w:hAnsi="Times New Roman" w:cs="Times New Roman"/>
-              </w:rPr>
-              <w:br/>
-            </w:r>
-            <w:r>
-              <w:rPr>
-                <w:rFonts w:ascii="Times New Roman" w:hAnsi="Times New Roman" w:cs="Times New Roman"/>
-              </w:rPr>
-              <w:br/>
-              <w:t>Materiales:</w:t>
-            </w:r>
-            <w:r>
-              <w:rPr>
-                <w:rFonts w:ascii="Times New Roman" w:hAnsi="Times New Roman" w:cs="Times New Roman"/>
-              </w:rPr>
-              <w:br/>
-              <w:t>Guía oficial del Proyecto Interdisciplinario</w:t>
-            </w:r>
-            <w:r>
-              <w:rPr>
-                <w:rFonts w:ascii="Times New Roman" w:hAnsi="Times New Roman" w:cs="Times New Roman"/>
-              </w:rPr>
-              <w:br/>
-              <w:t>Rúbricas ministeriales de evaluación</w:t>
-            </w:r>
-            <w:r>
-              <w:rPr>
-                <w:rFonts w:ascii="Times New Roman" w:hAnsi="Times New Roman" w:cs="Times New Roman"/>
-              </w:rPr>
-              <w:br/>
-              <w:t>Materiales para estands del aula, dípticos y carteles ilustrados</w:t>
-            </w:r>
-          </w:p>
-        </w:tc>
-        <w:tc>
-          <w:tcPr>
-            <w:tcW w:w="5092" w:type="dxa"/>
-            <w:gridSpan w:val="7"/>
-            <w:tcBorders>
-              <w:right w:val="single" w:sz="4" w:space="0" w:color="auto"/>
-            </w:tcBorders>
-            <w:shd w:val="clear" w:color="auto" w:fill="auto"/>
-          </w:tcPr>
-          <w:p>
-            <w:pPr>
-              <w:rPr>
-                <w:rFonts w:ascii="Times New Roman" w:hAnsi="Times New Roman" w:cs="Times New Roman"/>
-              </w:rPr>
-            </w:pPr>
-          </w:p>
-          <w:p>
-            <w:pPr>
-              <w:spacing w:before="40" w:after="40"/>
-              <w:rPr>
-                <w:rFonts w:ascii="Times New Roman" w:hAnsi="Times New Roman" w:cs="Times New Roman"/>
-              </w:rPr>
-            </w:pPr>
-            <w:r>
-              <w:rPr>
-                <w:rFonts w:ascii="Times New Roman" w:hAnsi="Times New Roman" w:cs="Times New Roman"/>
-                <w:b/>
-              </w:rPr>
-              <w:t>SEMANA 12 (16/11 al 23/11/2026) · PROYECTO INTEGRADOR</w:t>
-            </w:r>
-          </w:p>
-          <w:p>
-            <w:pPr>
-              <w:spacing w:after="40"/>
-              <w:rPr>
-                <w:rFonts w:ascii="Times New Roman" w:hAnsi="Times New Roman" w:cs="Times New Roman"/>
-              </w:rPr>
-            </w:pPr>
-            <w:r>
-              <w:rPr>
-                <w:rFonts w:ascii="Times New Roman" w:hAnsi="Times New Roman" w:cs="Times New Roman"/>
-                <w:b/>
-              </w:rPr>
-              <w:t>APRENDIZAJE BASADO EN PROYECTOS (ABP) &amp; COOPERATIVO</w:t>
-            </w:r>
-          </w:p>
-          <w:p>
-            <w:pPr>
-              <w:spacing w:after="80"/>
-              <w:rPr>
-                <w:rFonts w:ascii="Times New Roman" w:hAnsi="Times New Roman" w:cs="Times New Roman"/>
-              </w:rPr>
-            </w:pPr>
-            <w:r>
-              <w:rPr>
-                <w:rFonts w:ascii="Times New Roman" w:hAnsi="Times New Roman" w:cs="Times New Roman"/>
-                <w:b/>
-              </w:rPr>
-              <w:t xml:space="preserve">Nombre de la actividad: </w:t>
-            </w:r>
-            <w:r>
-              <w:rPr>
-                <w:rFonts w:ascii="Times New Roman" w:hAnsi="Times New Roman" w:cs="Times New Roman"/>
-              </w:rPr>
-              <w:t>«Feria de Socialización y Sustentación Pública del Proyecto Integrador Trimestral»</w:t>
-            </w:r>
-          </w:p>
-          <w:p>
-            <w:pPr>
-              <w:spacing w:before="80" w:after="20"/>
-              <w:rPr>
-                <w:rFonts w:ascii="Times New Roman" w:hAnsi="Times New Roman" w:cs="Times New Roman"/>
-              </w:rPr>
-            </w:pPr>
-            <w:r>
-              <w:rPr>
-                <w:rFonts w:ascii="Times New Roman" w:hAnsi="Times New Roman" w:cs="Times New Roman"/>
-                <w:b/>
-              </w:rPr>
-              <w:t xml:space="preserve">Fase 1: Motivación – «El </w:t>
-            </w:r>
-            <w:r>
-              <w:rPr>
-                <w:rFonts w:ascii="Times New Roman" w:hAnsi="Times New Roman" w:cs="Times New Roman"/>
-                <w:b/>
-              </w:rPr>
-              <w:t>Desafío Integrador Comunitario»</w:t>
-            </w:r>
-          </w:p>
-          <w:p>
-            <w:pPr>
-              <w:spacing w:after="20"/>
-              <w:rPr>
-                <w:rFonts w:ascii="Times New Roman" w:hAnsi="Times New Roman" w:cs="Times New Roman"/>
-              </w:rPr>
-            </w:pPr>
-            <w:r>
-              <w:rPr>
-                <w:rFonts w:ascii="Times New Roman" w:hAnsi="Times New Roman" w:cs="Times New Roman"/>
-                <w:b/>
-              </w:rPr>
-              <w:t xml:space="preserve">Actividad: </w:t>
-            </w:r>
-            <w:r>
-              <w:rPr>
-                <w:rFonts w:ascii="Times New Roman" w:hAnsi="Times New Roman" w:cs="Times New Roman"/>
-              </w:rPr>
-              <w:t>El docente activa la semana culminante del Proyecto Integrador del 1er Trimestre: revisión colectiva del cronograma de sustentación y metas de impacto para la comunidad escolar. Organización de equipos y roles.</w:t>
-            </w:r>
-          </w:p>
-          <w:p>
-            <w:pPr>
-              <w:spacing w:after="40"/>
-              <w:rPr>
-                <w:rFonts w:ascii="Times New Roman" w:hAnsi="Times New Roman" w:cs="Times New Roman"/>
-              </w:rPr>
-            </w:pPr>
-            <w:r>
-              <w:rPr>
-                <w:rFonts w:ascii="Times New Roman" w:hAnsi="Times New Roman" w:cs="Times New Roman"/>
-              </w:rPr>
-              <w:t>Ga</w:t>
-            </w:r>
-            <w:r>
-              <w:rPr>
-                <w:rFonts w:ascii="Times New Roman" w:hAnsi="Times New Roman" w:cs="Times New Roman"/>
-              </w:rPr>
-              <w:t>mificación: Organización de los equipos y metas para la presentación.</w:t>
-            </w:r>
-          </w:p>
-          <w:p>
-            <w:pPr>
-              <w:spacing w:after="20"/>
-              <w:rPr>
-                <w:rFonts w:ascii="Times New Roman" w:hAnsi="Times New Roman" w:cs="Times New Roman"/>
-              </w:rPr>
-            </w:pPr>
-            <w:r>
-              <w:rPr>
-                <w:rFonts w:ascii="Times New Roman" w:hAnsi="Times New Roman" w:cs="Times New Roman"/>
-                <w:b/>
-              </w:rPr>
-              <w:t>DUA aplicado:</w:t>
-            </w:r>
-          </w:p>
-          <w:p>
-            <w:pPr>
-              <w:spacing w:after="20"/>
-              <w:rPr>
-                <w:rFonts w:ascii="Times New Roman" w:hAnsi="Times New Roman" w:cs="Times New Roman"/>
-              </w:rPr>
-            </w:pPr>
-            <w:r>
-              <w:rPr>
-                <w:rFonts w:ascii="Times New Roman" w:hAnsi="Times New Roman" w:cs="Times New Roman"/>
-                <w:b/>
-              </w:rPr>
-              <w:t xml:space="preserve">Representación: </w:t>
-            </w:r>
-            <w:r>
-              <w:rPr>
-                <w:rFonts w:ascii="Times New Roman" w:hAnsi="Times New Roman" w:cs="Times New Roman"/>
-              </w:rPr>
-              <w:t>Cronograma de trabajo y rúbrica del proyecto en la pizarra o cartelera.</w:t>
-            </w:r>
-          </w:p>
-          <w:p>
-            <w:pPr>
-              <w:spacing w:after="20"/>
-              <w:rPr>
-                <w:rFonts w:ascii="Times New Roman" w:hAnsi="Times New Roman" w:cs="Times New Roman"/>
-              </w:rPr>
-            </w:pPr>
-            <w:r>
-              <w:rPr>
-                <w:rFonts w:ascii="Times New Roman" w:hAnsi="Times New Roman" w:cs="Times New Roman"/>
-                <w:b/>
-              </w:rPr>
-              <w:t xml:space="preserve">Acción y expresión: </w:t>
-            </w:r>
-            <w:r>
-              <w:rPr>
-                <w:rFonts w:ascii="Times New Roman" w:hAnsi="Times New Roman" w:cs="Times New Roman"/>
-              </w:rPr>
-              <w:t>Diálogo en equipo para acordar la distribución de tareas para la</w:t>
-            </w:r>
-            <w:r>
-              <w:rPr>
-                <w:rFonts w:ascii="Times New Roman" w:hAnsi="Times New Roman" w:cs="Times New Roman"/>
-              </w:rPr>
-              <w:t xml:space="preserve"> presentación.</w:t>
-            </w:r>
-          </w:p>
-          <w:p>
-            <w:pPr>
-              <w:spacing w:after="20"/>
-              <w:rPr>
-                <w:rFonts w:ascii="Times New Roman" w:hAnsi="Times New Roman" w:cs="Times New Roman"/>
-              </w:rPr>
-            </w:pPr>
-            <w:r>
-              <w:rPr>
-                <w:rFonts w:ascii="Times New Roman" w:hAnsi="Times New Roman" w:cs="Times New Roman"/>
-                <w:b/>
-              </w:rPr>
-              <w:t xml:space="preserve">Compromiso-Motivación: </w:t>
-            </w:r>
-            <w:r>
-              <w:rPr>
-                <w:rFonts w:ascii="Times New Roman" w:hAnsi="Times New Roman" w:cs="Times New Roman"/>
-              </w:rPr>
-              <w:t>Sentido de responsabilidad compartida para la presentación del proyecto.</w:t>
-            </w:r>
-          </w:p>
-          <w:tbl>
-            <w:tblPr>
-              <w:tblStyle w:val="Tablaconcuadrcula"/>
-              <w:tblW w:w="0" w:type="auto"/>
-              <w:jc w:val="center"/>
-              <w:tblLayout w:type="fixed"/>
-              <w:tblLook w:val="04A0" w:firstRow="1" w:lastRow="0" w:firstColumn="1" w:lastColumn="0" w:noHBand="0" w:noVBand="1"/>
-            </w:tblPr>
-            <w:tblGrid>
-              <w:gridCol w:w="683"/>
-              <w:gridCol w:w="683"/>
-              <w:gridCol w:w="683"/>
-            </w:tblGrid>
-            <w:tr>
-              <w:trPr>
-                <w:trHeight w:val="278"/>
-                <w:jc w:val="center"/>
-              </w:trPr>
-              <w:tc>
-                <w:tcPr>
-                  <w:tcW w:w="683" w:type="dxa"/>
-                  <w:shd w:val="clear" w:color="auto" w:fill="7030A0"/>
-                </w:tcPr>
-                <w:p>
-                  <w:pPr>
-                    <w:pStyle w:val="Sinespaciado"/>
-                    <w:framePr w:hSpace="141" w:wrap="around" w:vAnchor="text" w:hAnchor="margin" w:y="-138"/>
-                    <w:jc w:val="center"/>
-                    <w:rPr>
-                      <w:rFonts w:ascii="Times New Roman" w:hAnsi="Times New Roman" w:cs="Times New Roman"/>
-                      <w:b/>
-                      <w:color w:val="FFFFFF"/>
-                    </w:rPr>
-                  </w:pPr>
-                  <w:r>
-                    <w:rPr>
-                      <w:rFonts w:ascii="Times New Roman" w:hAnsi="Times New Roman" w:cs="Times New Roman"/>
-                      <w:b/>
-                      <w:color w:val="FFFFFF"/>
-                    </w:rPr>
-                    <w:t>R</w:t>
-                  </w:r>
-                </w:p>
-              </w:tc>
-              <w:tc>
-                <w:tcPr>
-                  <w:tcW w:w="683" w:type="dxa"/>
-                  <w:shd w:val="clear" w:color="auto" w:fill="00B0F0"/>
-                </w:tcPr>
-                <w:p>
-                  <w:pPr>
-                    <w:pStyle w:val="Sinespaciado"/>
-                    <w:framePr w:hSpace="141" w:wrap="around" w:vAnchor="text" w:hAnchor="margin" w:y="-138"/>
-                    <w:jc w:val="center"/>
-                    <w:rPr>
-                      <w:rFonts w:ascii="Times New Roman" w:hAnsi="Times New Roman" w:cs="Times New Roman"/>
-                      <w:b/>
-                      <w:color w:val="FFFFFF"/>
-                    </w:rPr>
-                  </w:pPr>
-                  <w:r>
-                    <w:rPr>
-                      <w:rFonts w:ascii="Times New Roman" w:hAnsi="Times New Roman" w:cs="Times New Roman"/>
-                      <w:b/>
-                      <w:color w:val="FFFFFF"/>
-                    </w:rPr>
-                    <w:t>A-E</w:t>
-                  </w:r>
-                </w:p>
-              </w:tc>
-              <w:tc>
-                <w:tcPr>
-                  <w:tcW w:w="683" w:type="dxa"/>
-                  <w:shd w:val="clear" w:color="auto" w:fill="538135"/>
-                </w:tcPr>
-                <w:p>
-                  <w:pPr>
-                    <w:pStyle w:val="Sinespaciado"/>
-                    <w:framePr w:hSpace="141" w:wrap="around" w:vAnchor="text" w:hAnchor="margin" w:y="-138"/>
-                    <w:jc w:val="center"/>
-                    <w:rPr>
-                      <w:rFonts w:ascii="Times New Roman" w:hAnsi="Times New Roman" w:cs="Times New Roman"/>
-                      <w:b/>
-                      <w:color w:val="FFFFFF"/>
-                    </w:rPr>
-                  </w:pPr>
-                  <w:r>
-                    <w:rPr>
-                      <w:rFonts w:ascii="Times New Roman" w:hAnsi="Times New Roman" w:cs="Times New Roman"/>
-                      <w:b/>
-                      <w:color w:val="FFFFFF"/>
-                    </w:rPr>
-                    <w:t>C-M</w:t>
-                  </w:r>
-                </w:p>
-              </w:tc>
-            </w:tr>
-          </w:tbl>
-          <w:p>
-            <w:pPr>
-              <w:spacing w:before="40" w:after="40"/>
-              <w:rPr>
-                <w:rFonts w:ascii="Times New Roman" w:hAnsi="Times New Roman" w:cs="Times New Roman"/>
-              </w:rPr>
-            </w:pPr>
-          </w:p>
-          <w:p>
-            <w:pPr>
-              <w:spacing w:before="80" w:after="20"/>
-              <w:rPr>
-                <w:rFonts w:ascii="Times New Roman" w:hAnsi="Times New Roman" w:cs="Times New Roman"/>
-              </w:rPr>
-            </w:pPr>
-            <w:r>
-              <w:rPr>
-                <w:rFonts w:ascii="Times New Roman" w:hAnsi="Times New Roman" w:cs="Times New Roman"/>
-                <w:b/>
-              </w:rPr>
-              <w:t>Fase 2: Comprensión – «Auditoría de Calidad y Ensayo General»</w:t>
-            </w:r>
-          </w:p>
-          <w:p>
-            <w:pPr>
-              <w:spacing w:after="20"/>
-              <w:rPr>
-                <w:rFonts w:ascii="Times New Roman" w:hAnsi="Times New Roman" w:cs="Times New Roman"/>
-              </w:rPr>
-            </w:pPr>
-            <w:r>
-              <w:rPr>
-                <w:rFonts w:ascii="Times New Roman" w:hAnsi="Times New Roman" w:cs="Times New Roman"/>
-                <w:b/>
-              </w:rPr>
-              <w:t xml:space="preserve">Actividad: </w:t>
-            </w:r>
-            <w:r>
-              <w:rPr>
-                <w:rFonts w:ascii="Times New Roman" w:hAnsi="Times New Roman" w:cs="Times New Roman"/>
-              </w:rPr>
-              <w:t xml:space="preserve">Ensayo de la sustentación oral y auditoría interna del </w:t>
-            </w:r>
-            <w:r>
-              <w:rPr>
-                <w:rFonts w:ascii="Times New Roman" w:hAnsi="Times New Roman" w:cs="Times New Roman"/>
-              </w:rPr>
-              <w:t>producto integrador. Cada equipo presenta su proyecto frente a otro equipo aplicando la lista de cotejo coevaluativa para recibir sugerencias de mejora.</w:t>
-            </w:r>
-          </w:p>
-          <w:p>
-            <w:pPr>
-              <w:spacing w:after="40"/>
-              <w:rPr>
-                <w:rFonts w:ascii="Times New Roman" w:hAnsi="Times New Roman" w:cs="Times New Roman"/>
-              </w:rPr>
-            </w:pPr>
-            <w:r>
-              <w:rPr>
-                <w:rFonts w:ascii="Times New Roman" w:hAnsi="Times New Roman" w:cs="Times New Roman"/>
-              </w:rPr>
-              <w:t>Gamificación: Ensayo previo con coevaluación constructiva entre pares.</w:t>
-            </w:r>
-          </w:p>
-          <w:p>
-            <w:pPr>
-              <w:spacing w:after="20"/>
-              <w:rPr>
-                <w:rFonts w:ascii="Times New Roman" w:hAnsi="Times New Roman" w:cs="Times New Roman"/>
-              </w:rPr>
-            </w:pPr>
-            <w:r>
-              <w:rPr>
-                <w:rFonts w:ascii="Times New Roman" w:hAnsi="Times New Roman" w:cs="Times New Roman"/>
-                <w:b/>
-              </w:rPr>
-              <w:t>DUA aplicado:</w:t>
-            </w:r>
-          </w:p>
-          <w:p>
-            <w:pPr>
-              <w:spacing w:after="20"/>
-              <w:rPr>
-                <w:rFonts w:ascii="Times New Roman" w:hAnsi="Times New Roman" w:cs="Times New Roman"/>
-              </w:rPr>
-            </w:pPr>
-            <w:r>
-              <w:rPr>
-                <w:rFonts w:ascii="Times New Roman" w:hAnsi="Times New Roman" w:cs="Times New Roman"/>
-                <w:b/>
-              </w:rPr>
-              <w:t xml:space="preserve">Representación: </w:t>
-            </w:r>
-            <w:r>
-              <w:rPr>
-                <w:rFonts w:ascii="Times New Roman" w:hAnsi="Times New Roman" w:cs="Times New Roman"/>
-              </w:rPr>
-              <w:t>Li</w:t>
-            </w:r>
-            <w:r>
-              <w:rPr>
-                <w:rFonts w:ascii="Times New Roman" w:hAnsi="Times New Roman" w:cs="Times New Roman"/>
-              </w:rPr>
-              <w:t>sta de cotejo con los criterios de evaluación del proyecto.</w:t>
-            </w:r>
-          </w:p>
-          <w:p>
-            <w:pPr>
-              <w:spacing w:after="20"/>
-              <w:rPr>
-                <w:rFonts w:ascii="Times New Roman" w:hAnsi="Times New Roman" w:cs="Times New Roman"/>
-              </w:rPr>
-            </w:pPr>
-            <w:r>
-              <w:rPr>
-                <w:rFonts w:ascii="Times New Roman" w:hAnsi="Times New Roman" w:cs="Times New Roman"/>
-                <w:b/>
-              </w:rPr>
-              <w:t xml:space="preserve">Acción y expresión: </w:t>
-            </w:r>
-            <w:r>
-              <w:rPr>
-                <w:rFonts w:ascii="Times New Roman" w:hAnsi="Times New Roman" w:cs="Times New Roman"/>
-              </w:rPr>
-              <w:t>Ensayo oral de la exposición y entrega de sugerencias de mejora entre compañeros.</w:t>
-            </w:r>
-          </w:p>
-          <w:p>
-            <w:pPr>
-              <w:spacing w:after="20"/>
-              <w:rPr>
-                <w:rFonts w:ascii="Times New Roman" w:hAnsi="Times New Roman" w:cs="Times New Roman"/>
-              </w:rPr>
-            </w:pPr>
-            <w:r>
-              <w:rPr>
-                <w:rFonts w:ascii="Times New Roman" w:hAnsi="Times New Roman" w:cs="Times New Roman"/>
-                <w:b/>
-              </w:rPr>
-              <w:t xml:space="preserve">Compromiso-Motivación: </w:t>
-            </w:r>
-            <w:r>
-              <w:rPr>
-                <w:rFonts w:ascii="Times New Roman" w:hAnsi="Times New Roman" w:cs="Times New Roman"/>
-              </w:rPr>
-              <w:t xml:space="preserve">Cooperación y ayuda mutua entre equipos para pulir la </w:t>
-            </w:r>
-            <w:r>
-              <w:rPr>
-                <w:rFonts w:ascii="Times New Roman" w:hAnsi="Times New Roman" w:cs="Times New Roman"/>
-              </w:rPr>
-              <w:t>presentación.</w:t>
-            </w:r>
-          </w:p>
-          <w:tbl>
-            <w:tblPr>
-              <w:tblStyle w:val="Tablaconcuadrcula"/>
-              <w:tblW w:w="0" w:type="auto"/>
-              <w:jc w:val="center"/>
-              <w:tblLayout w:type="fixed"/>
-              <w:tblLook w:val="04A0" w:firstRow="1" w:lastRow="0" w:firstColumn="1" w:lastColumn="0" w:noHBand="0" w:noVBand="1"/>
-            </w:tblPr>
-            <w:tblGrid>
-              <w:gridCol w:w="683"/>
-              <w:gridCol w:w="683"/>
-              <w:gridCol w:w="683"/>
-            </w:tblGrid>
-            <w:tr>
-              <w:trPr>
-                <w:trHeight w:val="278"/>
-                <w:jc w:val="center"/>
-              </w:trPr>
-              <w:tc>
-                <w:tcPr>
-                  <w:tcW w:w="683" w:type="dxa"/>
-                  <w:shd w:val="clear" w:color="auto" w:fill="7030A0"/>
-                </w:tcPr>
-                <w:p>
-                  <w:pPr>
-                    <w:pStyle w:val="Sinespaciado"/>
-                    <w:framePr w:hSpace="141" w:wrap="around" w:vAnchor="text" w:hAnchor="margin" w:y="-138"/>
-                    <w:jc w:val="center"/>
-                    <w:rPr>
-                      <w:rFonts w:ascii="Times New Roman" w:hAnsi="Times New Roman" w:cs="Times New Roman"/>
-                      <w:b/>
-                      <w:color w:val="FFFFFF"/>
-                    </w:rPr>
-                  </w:pPr>
-                  <w:r>
-                    <w:rPr>
-                      <w:rFonts w:ascii="Times New Roman" w:hAnsi="Times New Roman" w:cs="Times New Roman"/>
-                      <w:b/>
-                      <w:color w:val="FFFFFF"/>
-                    </w:rPr>
-                    <w:t>R</w:t>
-                  </w:r>
-                </w:p>
-              </w:tc>
-              <w:tc>
-                <w:tcPr>
-                  <w:tcW w:w="683" w:type="dxa"/>
-                  <w:shd w:val="clear" w:color="auto" w:fill="00B0F0"/>
-                </w:tcPr>
-                <w:p>
-                  <w:pPr>
-                    <w:pStyle w:val="Sinespaciado"/>
-                    <w:framePr w:hSpace="141" w:wrap="around" w:vAnchor="text" w:hAnchor="margin" w:y="-138"/>
-                    <w:jc w:val="center"/>
-                    <w:rPr>
-                      <w:rFonts w:ascii="Times New Roman" w:hAnsi="Times New Roman" w:cs="Times New Roman"/>
-                      <w:b/>
-                      <w:color w:val="FFFFFF"/>
-                    </w:rPr>
-                  </w:pPr>
-                  <w:r>
-                    <w:rPr>
-                      <w:rFonts w:ascii="Times New Roman" w:hAnsi="Times New Roman" w:cs="Times New Roman"/>
-                      <w:b/>
-                      <w:color w:val="FFFFFF"/>
-                    </w:rPr>
-                    <w:t>A-E</w:t>
-                  </w:r>
-                </w:p>
-              </w:tc>
-              <w:tc>
-                <w:tcPr>
-                  <w:tcW w:w="683" w:type="dxa"/>
-                  <w:shd w:val="clear" w:color="auto" w:fill="538135"/>
-                </w:tcPr>
-                <w:p>
-                  <w:pPr>
-                    <w:pStyle w:val="Sinespaciado"/>
-                    <w:framePr w:hSpace="141" w:wrap="around" w:vAnchor="text" w:hAnchor="margin" w:y="-138"/>
-                    <w:jc w:val="center"/>
-                    <w:rPr>
-                      <w:rFonts w:ascii="Times New Roman" w:hAnsi="Times New Roman" w:cs="Times New Roman"/>
-                      <w:b/>
-                      <w:color w:val="FFFFFF"/>
-                    </w:rPr>
-                  </w:pPr>
-                  <w:r>
-                    <w:rPr>
-                      <w:rFonts w:ascii="Times New Roman" w:hAnsi="Times New Roman" w:cs="Times New Roman"/>
-                      <w:b/>
-                      <w:color w:val="FFFFFF"/>
-                    </w:rPr>
-                    <w:t>C-M</w:t>
-                  </w:r>
-                </w:p>
-              </w:tc>
-            </w:tr>
-          </w:tbl>
-          <w:p>
-            <w:pPr>
-              <w:spacing w:before="40" w:after="40"/>
-              <w:rPr>
-                <w:rFonts w:ascii="Times New Roman" w:hAnsi="Times New Roman" w:cs="Times New Roman"/>
-              </w:rPr>
-            </w:pPr>
-          </w:p>
-          <w:p>
-            <w:pPr>
-              <w:spacing w:before="80" w:after="20"/>
-              <w:rPr>
-                <w:rFonts w:ascii="Times New Roman" w:hAnsi="Times New Roman" w:cs="Times New Roman"/>
-              </w:rPr>
-            </w:pPr>
-            <w:r>
-              <w:rPr>
-                <w:rFonts w:ascii="Times New Roman" w:hAnsi="Times New Roman" w:cs="Times New Roman"/>
-                <w:b/>
-              </w:rPr>
-              <w:t>Fase 3: Aplicación – «Feria de Aula y Sustentación Pública»</w:t>
-            </w:r>
-          </w:p>
-          <w:p>
-            <w:pPr>
-              <w:spacing w:after="20"/>
-              <w:rPr>
-                <w:rFonts w:ascii="Times New Roman" w:hAnsi="Times New Roman" w:cs="Times New Roman"/>
-              </w:rPr>
-            </w:pPr>
-            <w:r>
-              <w:rPr>
-                <w:rFonts w:ascii="Times New Roman" w:hAnsi="Times New Roman" w:cs="Times New Roman"/>
-                <w:b/>
-              </w:rPr>
-              <w:t xml:space="preserve">Actividad: </w:t>
-            </w:r>
-            <w:r>
-              <w:rPr>
-                <w:rFonts w:ascii="Times New Roman" w:hAnsi="Times New Roman" w:cs="Times New Roman"/>
-              </w:rPr>
-              <w:t>Montaje de los estands en el aula y presentación oficial del Proyecto Integrador ante la comunidad escolar (estudiantes de otros grados y docentes). Demostraci</w:t>
-            </w:r>
-            <w:r>
-              <w:rPr>
-                <w:rFonts w:ascii="Times New Roman" w:hAnsi="Times New Roman" w:cs="Times New Roman"/>
-              </w:rPr>
-              <w:t>ón del producto y respuesta a preguntas del público.</w:t>
-            </w:r>
-          </w:p>
-          <w:p>
-            <w:pPr>
-              <w:spacing w:after="40"/>
-              <w:rPr>
-                <w:rFonts w:ascii="Times New Roman" w:hAnsi="Times New Roman" w:cs="Times New Roman"/>
-              </w:rPr>
-            </w:pPr>
-            <w:r>
-              <w:rPr>
-                <w:rFonts w:ascii="Times New Roman" w:hAnsi="Times New Roman" w:cs="Times New Roman"/>
-              </w:rPr>
-              <w:t>Gamificación: Presentación pública del proyecto ante la comunidad educativa.</w:t>
-            </w:r>
-          </w:p>
-          <w:p>
-            <w:pPr>
-              <w:spacing w:after="20"/>
-              <w:rPr>
-                <w:rFonts w:ascii="Times New Roman" w:hAnsi="Times New Roman" w:cs="Times New Roman"/>
-              </w:rPr>
-            </w:pPr>
-            <w:r>
-              <w:rPr>
-                <w:rFonts w:ascii="Times New Roman" w:hAnsi="Times New Roman" w:cs="Times New Roman"/>
-                <w:b/>
-              </w:rPr>
-              <w:t>DUA aplicado:</w:t>
-            </w:r>
-          </w:p>
-          <w:p>
-            <w:pPr>
-              <w:spacing w:after="20"/>
-              <w:rPr>
-                <w:rFonts w:ascii="Times New Roman" w:hAnsi="Times New Roman" w:cs="Times New Roman"/>
-              </w:rPr>
-            </w:pPr>
-            <w:r>
-              <w:rPr>
-                <w:rFonts w:ascii="Times New Roman" w:hAnsi="Times New Roman" w:cs="Times New Roman"/>
-                <w:b/>
-              </w:rPr>
-              <w:t xml:space="preserve">Representación: </w:t>
-            </w:r>
-            <w:r>
-              <w:rPr>
-                <w:rFonts w:ascii="Times New Roman" w:hAnsi="Times New Roman" w:cs="Times New Roman"/>
-              </w:rPr>
-              <w:t>Materiales, paneles y productos elaborados por los estudiantes en sus estands.</w:t>
-            </w:r>
-          </w:p>
-          <w:p>
-            <w:pPr>
-              <w:spacing w:after="20"/>
-              <w:rPr>
-                <w:rFonts w:ascii="Times New Roman" w:hAnsi="Times New Roman" w:cs="Times New Roman"/>
-              </w:rPr>
-            </w:pPr>
-            <w:r>
-              <w:rPr>
-                <w:rFonts w:ascii="Times New Roman" w:hAnsi="Times New Roman" w:cs="Times New Roman"/>
-                <w:b/>
-              </w:rPr>
-              <w:t xml:space="preserve">Acción y expresión: </w:t>
-            </w:r>
-            <w:r>
-              <w:rPr>
-                <w:rFonts w:ascii="Times New Roman" w:hAnsi="Times New Roman" w:cs="Times New Roman"/>
-              </w:rPr>
-              <w:t>Exposición oral y demostración práctica del proyecto ante los asistentes.</w:t>
-            </w:r>
-          </w:p>
-          <w:p>
-            <w:pPr>
-              <w:spacing w:after="20"/>
-              <w:rPr>
-                <w:rFonts w:ascii="Times New Roman" w:hAnsi="Times New Roman" w:cs="Times New Roman"/>
-              </w:rPr>
-            </w:pPr>
-            <w:r>
-              <w:rPr>
-                <w:rFonts w:ascii="Times New Roman" w:hAnsi="Times New Roman" w:cs="Times New Roman"/>
-                <w:b/>
-              </w:rPr>
-              <w:t xml:space="preserve">Compromiso-Motivación: </w:t>
-            </w:r>
-            <w:r>
-              <w:rPr>
-                <w:rFonts w:ascii="Times New Roman" w:hAnsi="Times New Roman" w:cs="Times New Roman"/>
-              </w:rPr>
-              <w:t>Participación activa como expositores compartiendo su aprendizaje con la escuela.</w:t>
-            </w:r>
-          </w:p>
-          <w:tbl>
-            <w:tblPr>
-              <w:tblStyle w:val="Tablaconcuadrcula"/>
-              <w:tblW w:w="0" w:type="auto"/>
-              <w:jc w:val="center"/>
-              <w:tblLayout w:type="fixed"/>
-              <w:tblLook w:val="04A0" w:firstRow="1" w:lastRow="0" w:firstColumn="1" w:lastColumn="0" w:noHBand="0" w:noVBand="1"/>
-            </w:tblPr>
-            <w:tblGrid>
-              <w:gridCol w:w="683"/>
-              <w:gridCol w:w="683"/>
-              <w:gridCol w:w="683"/>
-            </w:tblGrid>
-            <w:tr>
-              <w:trPr>
-                <w:trHeight w:val="278"/>
-                <w:jc w:val="center"/>
-              </w:trPr>
-              <w:tc>
-                <w:tcPr>
-                  <w:tcW w:w="683" w:type="dxa"/>
-                  <w:shd w:val="clear" w:color="auto" w:fill="7030A0"/>
-                </w:tcPr>
-                <w:p>
-                  <w:pPr>
-                    <w:pStyle w:val="Sinespaciado"/>
-                    <w:framePr w:hSpace="141" w:wrap="around" w:vAnchor="text" w:hAnchor="margin" w:y="-138"/>
-                    <w:jc w:val="center"/>
-                    <w:rPr>
-                      <w:rFonts w:ascii="Times New Roman" w:hAnsi="Times New Roman" w:cs="Times New Roman"/>
-                      <w:b/>
-                      <w:color w:val="FFFFFF"/>
-                    </w:rPr>
-                  </w:pPr>
-                  <w:r>
-                    <w:rPr>
-                      <w:rFonts w:ascii="Times New Roman" w:hAnsi="Times New Roman" w:cs="Times New Roman"/>
-                      <w:b/>
-                      <w:color w:val="FFFFFF"/>
-                    </w:rPr>
-                    <w:t>R</w:t>
-                  </w:r>
-                </w:p>
-              </w:tc>
-              <w:tc>
-                <w:tcPr>
-                  <w:tcW w:w="683" w:type="dxa"/>
-                  <w:shd w:val="clear" w:color="auto" w:fill="00B0F0"/>
-                </w:tcPr>
-                <w:p>
-                  <w:pPr>
-                    <w:pStyle w:val="Sinespaciado"/>
-                    <w:framePr w:hSpace="141" w:wrap="around" w:vAnchor="text" w:hAnchor="margin" w:y="-138"/>
-                    <w:jc w:val="center"/>
-                    <w:rPr>
-                      <w:rFonts w:ascii="Times New Roman" w:hAnsi="Times New Roman" w:cs="Times New Roman"/>
-                      <w:b/>
-                      <w:color w:val="FFFFFF"/>
-                    </w:rPr>
-                  </w:pPr>
-                  <w:r>
-                    <w:rPr>
-                      <w:rFonts w:ascii="Times New Roman" w:hAnsi="Times New Roman" w:cs="Times New Roman"/>
-                      <w:b/>
-                      <w:color w:val="FFFFFF"/>
-                    </w:rPr>
-                    <w:t>A-E</w:t>
-                  </w:r>
-                </w:p>
-              </w:tc>
-              <w:tc>
-                <w:tcPr>
-                  <w:tcW w:w="683" w:type="dxa"/>
-                  <w:shd w:val="clear" w:color="auto" w:fill="538135"/>
-                </w:tcPr>
-                <w:p>
-                  <w:pPr>
-                    <w:pStyle w:val="Sinespaciado"/>
-                    <w:framePr w:hSpace="141" w:wrap="around" w:vAnchor="text" w:hAnchor="margin" w:y="-138"/>
-                    <w:jc w:val="center"/>
-                    <w:rPr>
-                      <w:rFonts w:ascii="Times New Roman" w:hAnsi="Times New Roman" w:cs="Times New Roman"/>
-                      <w:b/>
-                      <w:color w:val="FFFFFF"/>
-                    </w:rPr>
-                  </w:pPr>
-                  <w:r>
-                    <w:rPr>
-                      <w:rFonts w:ascii="Times New Roman" w:hAnsi="Times New Roman" w:cs="Times New Roman"/>
-                      <w:b/>
-                      <w:color w:val="FFFFFF"/>
-                    </w:rPr>
-                    <w:t>C-M</w:t>
-                  </w:r>
-                </w:p>
-              </w:tc>
-            </w:tr>
-          </w:tbl>
-          <w:p>
-            <w:pPr>
-              <w:spacing w:before="40" w:after="40"/>
-              <w:rPr>
-                <w:rFonts w:ascii="Times New Roman" w:hAnsi="Times New Roman" w:cs="Times New Roman"/>
-              </w:rPr>
-            </w:pPr>
-          </w:p>
-          <w:p>
-            <w:pPr>
-              <w:spacing w:before="80" w:after="20"/>
-              <w:rPr>
-                <w:rFonts w:ascii="Times New Roman" w:hAnsi="Times New Roman" w:cs="Times New Roman"/>
-              </w:rPr>
-            </w:pPr>
-            <w:r>
-              <w:rPr>
-                <w:rFonts w:ascii="Times New Roman" w:hAnsi="Times New Roman" w:cs="Times New Roman"/>
-                <w:b/>
-              </w:rPr>
-              <w:t>Fase 4: Cierre – «Consolidación Final y Calif</w:t>
-            </w:r>
-            <w:r>
-              <w:rPr>
-                <w:rFonts w:ascii="Times New Roman" w:hAnsi="Times New Roman" w:cs="Times New Roman"/>
-                <w:b/>
-              </w:rPr>
-              <w:t>icación Ministerial»</w:t>
-            </w:r>
-          </w:p>
-          <w:p>
-            <w:pPr>
-              <w:spacing w:after="20"/>
-              <w:rPr>
-                <w:rFonts w:ascii="Times New Roman" w:hAnsi="Times New Roman" w:cs="Times New Roman"/>
-              </w:rPr>
-            </w:pPr>
-            <w:r>
-              <w:rPr>
-                <w:rFonts w:ascii="Times New Roman" w:hAnsi="Times New Roman" w:cs="Times New Roman"/>
-                <w:b/>
-              </w:rPr>
-              <w:t xml:space="preserve">Actividad: </w:t>
-            </w:r>
-            <w:r>
-              <w:rPr>
-                <w:rFonts w:ascii="Times New Roman" w:hAnsi="Times New Roman" w:cs="Times New Roman"/>
-              </w:rPr>
-              <w:t>Evaluación sumativa oficial mediante la Rúbrica Ministerial del Proyecto Integrador. Ronda de autoevaluación reflexiva: ¿Qué habilidades fortalecí durante este proyecto?</w:t>
-            </w:r>
-          </w:p>
-          <w:p>
-            <w:pPr>
-              <w:spacing w:after="40"/>
-              <w:rPr>
-                <w:rFonts w:ascii="Times New Roman" w:hAnsi="Times New Roman" w:cs="Times New Roman"/>
-              </w:rPr>
-            </w:pPr>
-            <w:r>
-              <w:rPr>
-                <w:rFonts w:ascii="Times New Roman" w:hAnsi="Times New Roman" w:cs="Times New Roman"/>
-              </w:rPr>
-              <w:t>Gamificación: Cierre formativo y balance reflexivo del</w:t>
-            </w:r>
-            <w:r>
-              <w:rPr>
-                <w:rFonts w:ascii="Times New Roman" w:hAnsi="Times New Roman" w:cs="Times New Roman"/>
-              </w:rPr>
-              <w:t xml:space="preserve"> trimestre.</w:t>
-            </w:r>
-          </w:p>
-          <w:p>
-            <w:pPr>
-              <w:spacing w:after="20"/>
-              <w:rPr>
-                <w:rFonts w:ascii="Times New Roman" w:hAnsi="Times New Roman" w:cs="Times New Roman"/>
-              </w:rPr>
-            </w:pPr>
-            <w:r>
-              <w:rPr>
-                <w:rFonts w:ascii="Times New Roman" w:hAnsi="Times New Roman" w:cs="Times New Roman"/>
-                <w:b/>
-              </w:rPr>
-              <w:t>DUA aplicado:</w:t>
-            </w:r>
-          </w:p>
-          <w:p>
-            <w:pPr>
-              <w:spacing w:after="20"/>
-              <w:rPr>
-                <w:rFonts w:ascii="Times New Roman" w:hAnsi="Times New Roman" w:cs="Times New Roman"/>
-              </w:rPr>
-            </w:pPr>
-            <w:r>
-              <w:rPr>
-                <w:rFonts w:ascii="Times New Roman" w:hAnsi="Times New Roman" w:cs="Times New Roman"/>
-                <w:b/>
-              </w:rPr>
-              <w:t xml:space="preserve">Representación: </w:t>
-            </w:r>
-            <w:r>
-              <w:rPr>
-                <w:rFonts w:ascii="Times New Roman" w:hAnsi="Times New Roman" w:cs="Times New Roman"/>
-              </w:rPr>
-              <w:t>Rúbrica de evaluación y preguntas de reflexión final en la pizarra.</w:t>
-            </w:r>
-          </w:p>
-          <w:p>
-            <w:pPr>
-              <w:spacing w:after="20"/>
-              <w:rPr>
-                <w:rFonts w:ascii="Times New Roman" w:hAnsi="Times New Roman" w:cs="Times New Roman"/>
-              </w:rPr>
-            </w:pPr>
-            <w:r>
-              <w:rPr>
-                <w:rFonts w:ascii="Times New Roman" w:hAnsi="Times New Roman" w:cs="Times New Roman"/>
-                <w:b/>
-              </w:rPr>
-              <w:t xml:space="preserve">Acción y expresión: </w:t>
-            </w:r>
-            <w:r>
-              <w:rPr>
-                <w:rFonts w:ascii="Times New Roman" w:hAnsi="Times New Roman" w:cs="Times New Roman"/>
-              </w:rPr>
-              <w:t>Registro escrito en el cuaderno de la autoevaluación sobre su desempeño en el proyecto.</w:t>
-            </w:r>
-          </w:p>
-          <w:p>
-            <w:pPr>
-              <w:spacing w:after="20"/>
-              <w:rPr>
-                <w:rFonts w:ascii="Times New Roman" w:hAnsi="Times New Roman" w:cs="Times New Roman"/>
-              </w:rPr>
-            </w:pPr>
-            <w:r>
-              <w:rPr>
-                <w:rFonts w:ascii="Times New Roman" w:hAnsi="Times New Roman" w:cs="Times New Roman"/>
-                <w:b/>
-              </w:rPr>
-              <w:t xml:space="preserve">Compromiso-Motivación: </w:t>
-            </w:r>
-            <w:r>
-              <w:rPr>
-                <w:rFonts w:ascii="Times New Roman" w:hAnsi="Times New Roman" w:cs="Times New Roman"/>
-              </w:rPr>
-              <w:t xml:space="preserve">Valoración del </w:t>
-            </w:r>
-            <w:r>
-              <w:rPr>
-                <w:rFonts w:ascii="Times New Roman" w:hAnsi="Times New Roman" w:cs="Times New Roman"/>
-              </w:rPr>
-              <w:t>esfuerzo trimestral y cierre exitoso del proyecto.</w:t>
-            </w:r>
-          </w:p>
-          <w:tbl>
-            <w:tblPr>
-              <w:tblStyle w:val="Tablaconcuadrcula"/>
-              <w:tblW w:w="0" w:type="auto"/>
-              <w:jc w:val="center"/>
-              <w:tblLayout w:type="fixed"/>
-              <w:tblLook w:val="04A0" w:firstRow="1" w:lastRow="0" w:firstColumn="1" w:lastColumn="0" w:noHBand="0" w:noVBand="1"/>
-            </w:tblPr>
-            <w:tblGrid>
-              <w:gridCol w:w="683"/>
-              <w:gridCol w:w="683"/>
-              <w:gridCol w:w="683"/>
-            </w:tblGrid>
-            <w:tr>
-              <w:trPr>
-                <w:trHeight w:val="278"/>
-                <w:jc w:val="center"/>
-              </w:trPr>
-              <w:tc>
-                <w:tcPr>
-                  <w:tcW w:w="683" w:type="dxa"/>
-                  <w:shd w:val="clear" w:color="auto" w:fill="7030A0"/>
-                </w:tcPr>
-                <w:p>
-                  <w:pPr>
-                    <w:pStyle w:val="Sinespaciado"/>
-                    <w:framePr w:hSpace="141" w:wrap="around" w:vAnchor="text" w:hAnchor="margin" w:y="-138"/>
-                    <w:jc w:val="center"/>
-                    <w:rPr>
-                      <w:rFonts w:ascii="Times New Roman" w:hAnsi="Times New Roman" w:cs="Times New Roman"/>
-                      <w:b/>
-                      <w:color w:val="FFFFFF"/>
-                    </w:rPr>
-                  </w:pPr>
-                  <w:r>
-                    <w:rPr>
-                      <w:rFonts w:ascii="Times New Roman" w:hAnsi="Times New Roman" w:cs="Times New Roman"/>
-                      <w:b/>
-                      <w:color w:val="FFFFFF"/>
-                    </w:rPr>
-                    <w:t>R</w:t>
-                  </w:r>
-                </w:p>
-              </w:tc>
-              <w:tc>
-                <w:tcPr>
-                  <w:tcW w:w="683" w:type="dxa"/>
-                  <w:shd w:val="clear" w:color="auto" w:fill="00B0F0"/>
-                </w:tcPr>
-                <w:p>
-                  <w:pPr>
-                    <w:pStyle w:val="Sinespaciado"/>
-                    <w:framePr w:hSpace="141" w:wrap="around" w:vAnchor="text" w:hAnchor="margin" w:y="-138"/>
-                    <w:jc w:val="center"/>
-                    <w:rPr>
-                      <w:rFonts w:ascii="Times New Roman" w:hAnsi="Times New Roman" w:cs="Times New Roman"/>
-                      <w:b/>
-                      <w:color w:val="FFFFFF"/>
-                    </w:rPr>
-                  </w:pPr>
-                  <w:r>
-                    <w:rPr>
-                      <w:rFonts w:ascii="Times New Roman" w:hAnsi="Times New Roman" w:cs="Times New Roman"/>
-                      <w:b/>
-                      <w:color w:val="FFFFFF"/>
-                    </w:rPr>
-                    <w:t>A-E</w:t>
-                  </w:r>
-                </w:p>
-              </w:tc>
-              <w:tc>
-                <w:tcPr>
-                  <w:tcW w:w="683" w:type="dxa"/>
-                  <w:shd w:val="clear" w:color="auto" w:fill="538135"/>
-                </w:tcPr>
-                <w:p>
-                  <w:pPr>
-                    <w:pStyle w:val="Sinespaciado"/>
-                    <w:framePr w:hSpace="141" w:wrap="around" w:vAnchor="text" w:hAnchor="margin" w:y="-138"/>
-                    <w:jc w:val="center"/>
-                    <w:rPr>
-                      <w:rFonts w:ascii="Times New Roman" w:hAnsi="Times New Roman" w:cs="Times New Roman"/>
-                      <w:b/>
-                      <w:color w:val="FFFFFF"/>
-                    </w:rPr>
-                  </w:pPr>
-                  <w:r>
-                    <w:rPr>
-                      <w:rFonts w:ascii="Times New Roman" w:hAnsi="Times New Roman" w:cs="Times New Roman"/>
-                      <w:b/>
-                      <w:color w:val="FFFFFF"/>
-                    </w:rPr>
-                    <w:t>C-M</w:t>
-                  </w:r>
-                </w:p>
-              </w:tc>
-            </w:tr>
-          </w:tbl>
-          <w:p>
-            <w:pPr>
-              <w:spacing w:before="40" w:after="40"/>
-              <w:rPr>
-                <w:rFonts w:ascii="Times New Roman" w:hAnsi="Times New Roman" w:cs="Times New Roman"/>
-              </w:rPr>
             </w:pPr>
           </w:p>
         </w:tc>

--- a/PLANIFICACION_MICROCURRICULAR_7MO_LENGUA_1ER_TRIMESTRE.docx
+++ b/PLANIFICACION_MICROCURRICULAR_7MO_LENGUA_1ER_TRIMESTRE.docx
@@ -73,7 +73,7 @@
               <mc:AlternateContent>
                 <mc:Choice Requires="wps">
                   <w:drawing>
-                    <wp:anchor distT="0" distB="0" distL="114300" distR="114300" simplePos="0" relativeHeight="251659264" behindDoc="0" locked="0" layoutInCell="1" allowOverlap="1" wp14:anchorId="554A3107" wp14:editId="1A47CF68">
+                    <wp:anchor distT="0" distB="0" distL="114300" distR="114300" simplePos="0" relativeHeight="251659264" behindDoc="0" locked="0" layoutInCell="1" allowOverlap="1" wp14:anchorId="370470A4" wp14:editId="406222F6">
                       <wp:simplePos x="0" y="0"/>
                       <wp:positionH relativeFrom="column">
                         <wp:posOffset>44450</wp:posOffset>
@@ -121,7 +121,7 @@
                                       <w:lang w:val="en-US" w:eastAsia="en-US"/>
                                     </w:rPr>
                                     <w:drawing>
-                                      <wp:inline distT="0" distB="0" distL="0" distR="0" wp14:anchorId="27C647DF" wp14:editId="7CBFF386">
+                                      <wp:inline distT="0" distB="0" distL="0" distR="0" wp14:anchorId="43E9A628" wp14:editId="75981429">
                                         <wp:extent cx="898643" cy="736691"/>
                                         <wp:effectExtent l="0" t="0" r="0" b="6350"/>
                                         <wp:docPr id="59" name="Imagen 59"/>
@@ -678,17 +678,8 @@
                 <w:rFonts w:ascii="Times New Roman" w:hAnsi="Times New Roman" w:cs="Times New Roman"/>
                 <w:b/>
               </w:rPr>
-              <w:t xml:space="preserve">TRIMESTRE </w:t>
-            </w:r>
-            <w:proofErr w:type="spellStart"/>
-            <w:r>
-              <w:rPr>
-                <w:rFonts w:ascii="Times New Roman" w:hAnsi="Times New Roman" w:cs="Times New Roman"/>
-                <w:b/>
-              </w:rPr>
-              <w:t>N°</w:t>
-            </w:r>
-            <w:proofErr w:type="spellEnd"/>
+              <w:t>TRIMESTRE N°</w:t>
+            </w:r>
           </w:p>
         </w:tc>
         <w:tc>
@@ -1065,7 +1056,7 @@
                 <w:lang w:val="en-US" w:eastAsia="en-US"/>
               </w:rPr>
               <w:drawing>
-                <wp:inline distT="0" distB="0" distL="0" distR="0" wp14:anchorId="4FEC97E8" wp14:editId="428C71ED">
+                <wp:inline distT="0" distB="0" distL="0" distR="0" wp14:anchorId="0FE419FA" wp14:editId="3CC540CC">
                   <wp:extent cx="561975" cy="352425"/>
                   <wp:effectExtent l="0" t="0" r="9525" b="9525"/>
                   <wp:docPr id="1" name="Imagen 1"/>
@@ -1164,7 +1155,7 @@
                 <w:lang w:val="en-US" w:eastAsia="en-US"/>
               </w:rPr>
               <w:drawing>
-                <wp:inline distT="0" distB="0" distL="0" distR="0" wp14:anchorId="20FB785A" wp14:editId="6A44D3B5">
+                <wp:inline distT="0" distB="0" distL="0" distR="0" wp14:anchorId="765395B1" wp14:editId="7FA2A15B">
                   <wp:extent cx="514350" cy="342900"/>
                   <wp:effectExtent l="0" t="0" r="0" b="0"/>
                   <wp:docPr id="4" name="Imagen 4"/>
@@ -1262,7 +1253,7 @@
                 <w:lang w:val="en-US" w:eastAsia="en-US"/>
               </w:rPr>
               <w:drawing>
-                <wp:inline distT="0" distB="0" distL="0" distR="0" wp14:anchorId="6D7ABDBD" wp14:editId="18CDE696">
+                <wp:inline distT="0" distB="0" distL="0" distR="0" wp14:anchorId="1D151C38" wp14:editId="4DE84312">
                   <wp:extent cx="478290" cy="352425"/>
                   <wp:effectExtent l="0" t="0" r="0" b="0"/>
                   <wp:docPr id="5" name="Imagen 5"/>
@@ -1350,7 +1341,7 @@
                 <w:lang w:val="en-US" w:eastAsia="en-US"/>
               </w:rPr>
               <w:drawing>
-                <wp:inline distT="0" distB="0" distL="0" distR="0" wp14:anchorId="2E13C3C3" wp14:editId="4749DD51">
+                <wp:inline distT="0" distB="0" distL="0" distR="0" wp14:anchorId="6261E241" wp14:editId="6031B3D9">
                   <wp:extent cx="641916" cy="352425"/>
                   <wp:effectExtent l="0" t="0" r="6350" b="0"/>
                   <wp:docPr id="7" name="Imagen 7"/>
@@ -1642,21 +1633,7 @@
                 <w:rFonts w:ascii="Times New Roman" w:hAnsi="Times New Roman" w:cs="Times New Roman"/>
               </w:rPr>
               <w:br/>
-              <w:t>Guía Docente Maya/</w:t>
-            </w:r>
-            <w:proofErr w:type="spellStart"/>
-            <w:r>
-              <w:rPr>
-                <w:rFonts w:ascii="Times New Roman" w:hAnsi="Times New Roman" w:cs="Times New Roman"/>
-              </w:rPr>
-              <w:t>MinEduc</w:t>
-            </w:r>
-            <w:proofErr w:type="spellEnd"/>
-            <w:r>
-              <w:rPr>
-                <w:rFonts w:ascii="Times New Roman" w:hAnsi="Times New Roman" w:cs="Times New Roman"/>
-              </w:rPr>
-              <w:t xml:space="preserve"> pág. 12</w:t>
+              <w:t>Guía Docente Maya/MinEduc pág. 12</w:t>
             </w:r>
           </w:p>
         </w:tc>
@@ -1760,13 +1737,7 @@
               <w:rPr>
                 <w:rFonts w:ascii="Times New Roman" w:hAnsi="Times New Roman" w:cs="Times New Roman"/>
               </w:rPr>
-              <w:t>El docente presenta una historia motivadora a partir de las imágenes de la p</w:t>
-            </w:r>
-            <w:r>
-              <w:rPr>
-                <w:rFonts w:ascii="Times New Roman" w:hAnsi="Times New Roman" w:cs="Times New Roman"/>
-              </w:rPr>
-              <w:t>ágina 12 sobre la Gran Biblioteca de Alejandría y los primeros escribas de la humanidad. Preguntas detonantes del libro: ¿Qué conoces sobre las primeras formas de escritura? ¿Cómo ha evolucionado en el tiempo? ¿Para qué usas la palabra escrita hoy?</w:t>
+              <w:t>El docente presenta una historia motivadora a partir de las imágenes de la página 12 sobre la Gran Biblioteca de Alejandría y los primeros escribas de la humanidad. Preguntas detonantes del libro: ¿Qué conoces sobre las primeras formas de escritura? ¿Cómo ha evolucionado en el tiempo? ¿Para qué usas la palabra escrita hoy?</w:t>
             </w:r>
           </w:p>
           <w:p>
@@ -1780,13 +1751,7 @@
               <w:rPr>
                 <w:rFonts w:ascii="Times New Roman" w:hAnsi="Times New Roman" w:cs="Times New Roman"/>
               </w:rPr>
-              <w:t>Gamific</w:t>
-            </w:r>
-            <w:r>
-              <w:rPr>
-                <w:rFonts w:ascii="Times New Roman" w:hAnsi="Times New Roman" w:cs="Times New Roman"/>
-              </w:rPr>
-              <w:t>ación: Dinámica de preguntas detonantes acumulando puntos de participación.</w:t>
+              <w:t>Gamificación: Dinámica de preguntas detonantes acumulando puntos de participación.</w:t>
             </w:r>
           </w:p>
           <w:p>
@@ -1843,13 +1808,7 @@
               <w:rPr>
                 <w:rFonts w:ascii="Times New Roman" w:hAnsi="Times New Roman" w:cs="Times New Roman"/>
               </w:rPr>
-              <w:t>Participación oral respondiendo a las preg</w:t>
-            </w:r>
-            <w:r>
-              <w:rPr>
-                <w:rFonts w:ascii="Times New Roman" w:hAnsi="Times New Roman" w:cs="Times New Roman"/>
-              </w:rPr>
-              <w:t>untas detonantes del libro.</w:t>
+              <w:t>Participación oral respondiendo a las preguntas detonantes del libro.</w:t>
             </w:r>
           </w:p>
           <w:p>
@@ -2012,19 +1971,7 @@
               <w:rPr>
                 <w:rFonts w:ascii="Times New Roman" w:hAnsi="Times New Roman" w:cs="Times New Roman"/>
               </w:rPr>
-              <w:t xml:space="preserve">Lectura guiada de las </w:t>
-            </w:r>
-            <w:r>
-              <w:rPr>
-                <w:rFonts w:ascii="Times New Roman" w:hAnsi="Times New Roman" w:cs="Times New Roman"/>
-              </w:rPr>
-              <w:t>páginas 13 a 17 sobre los soportes de la escritura (arcilla, papiro, pergamino, papel de trapo, imprenta de Gutenberg y soportes digitales). En equipos, relacionan cada material con su civilización y función social para registrar cosechas, leyes y memorias</w:t>
-            </w:r>
-            <w:r>
-              <w:rPr>
-                <w:rFonts w:ascii="Times New Roman" w:hAnsi="Times New Roman" w:cs="Times New Roman"/>
-              </w:rPr>
-              <w:t>.</w:t>
+              <w:t>Lectura guiada de las páginas 13 a 17 sobre los soportes de la escritura (arcilla, papiro, pergamino, papel de trapo, imprenta de Gutenberg y soportes digitales). En equipos, relacionan cada material con su civilización y función social para registrar cosechas, leyes y memorias.</w:t>
             </w:r>
           </w:p>
           <w:p>
@@ -2095,13 +2042,7 @@
               <w:rPr>
                 <w:rFonts w:ascii="Times New Roman" w:hAnsi="Times New Roman" w:cs="Times New Roman"/>
               </w:rPr>
-              <w:t xml:space="preserve">Identificación y relación escrita en el </w:t>
-            </w:r>
-            <w:r>
-              <w:rPr>
-                <w:rFonts w:ascii="Times New Roman" w:hAnsi="Times New Roman" w:cs="Times New Roman"/>
-              </w:rPr>
-              <w:t>cuaderno de los soportes con sus civilizaciones.</w:t>
+              <w:t>Identificación y relación escrita en el cuaderno de los soportes con sus civilizaciones.</w:t>
             </w:r>
           </w:p>
           <w:p>
@@ -2264,19 +2205,7 @@
               <w:rPr>
                 <w:rFonts w:ascii="Times New Roman" w:hAnsi="Times New Roman" w:cs="Times New Roman"/>
               </w:rPr>
-              <w:t>Los estudiantes as</w:t>
-            </w:r>
-            <w:r>
-              <w:rPr>
-                <w:rFonts w:ascii="Times New Roman" w:hAnsi="Times New Roman" w:cs="Times New Roman"/>
-              </w:rPr>
-              <w:t>umen el reto de la página 17 del texto escolar: descifrar el mensaje secreto utilizando el código de sustitución alfabética. Luego, responden a situaciones reales: ¿Por qué la palabra escrita ofrece mayor seguridad jurídica y personal que un acuerdo verbal</w:t>
-            </w:r>
-            <w:r>
-              <w:rPr>
-                <w:rFonts w:ascii="Times New Roman" w:hAnsi="Times New Roman" w:cs="Times New Roman"/>
-              </w:rPr>
-              <w:t>?</w:t>
+              <w:t>Los estudiantes asumen el reto de la página 17 del texto escolar: descifrar el mensaje secreto utilizando el código de sustitución alfabética. Luego, responden a situaciones reales: ¿Por qué la palabra escrita ofrece mayor seguridad jurídica y personal que un acuerdo verbal?</w:t>
             </w:r>
           </w:p>
           <w:p>
@@ -2347,13 +2276,7 @@
               <w:rPr>
                 <w:rFonts w:ascii="Times New Roman" w:hAnsi="Times New Roman" w:cs="Times New Roman"/>
               </w:rPr>
-              <w:t xml:space="preserve">Descifrado del mensaje en el texto y respuesta escrita a la </w:t>
-            </w:r>
-            <w:r>
-              <w:rPr>
-                <w:rFonts w:ascii="Times New Roman" w:hAnsi="Times New Roman" w:cs="Times New Roman"/>
-              </w:rPr>
-              <w:t>pregunta reflexiva en el cuaderno.</w:t>
+              <w:t>Descifrado del mensaje en el texto y respuesta escrita a la pregunta reflexiva en el cuaderno.</w:t>
             </w:r>
           </w:p>
           <w:p>
@@ -2516,13 +2439,7 @@
               <w:rPr>
                 <w:rFonts w:ascii="Times New Roman" w:hAnsi="Times New Roman" w:cs="Times New Roman"/>
               </w:rPr>
-              <w:t>Cada estudiante redacta un breve</w:t>
-            </w:r>
-            <w:r>
-              <w:rPr>
-                <w:rFonts w:ascii="Times New Roman" w:hAnsi="Times New Roman" w:cs="Times New Roman"/>
-              </w:rPr>
-              <w:t xml:space="preserve"> manifiesto personal en su bitácora o cuaderno: '¿Por qué la lengua escrita es una herramienta cultural imprescindible en mi vida cotidiana?' Socialización de los escritos en el mural del aula.</w:t>
+              <w:t>Cada estudiante redacta un breve manifiesto personal en su bitácora o cuaderno: '¿Por qué la lengua escrita es una herramienta cultural imprescindible en mi vida cotidiana?' Socialización de los escritos en el mural del aula.</w:t>
             </w:r>
           </w:p>
           <w:p>
@@ -2536,13 +2453,7 @@
               <w:rPr>
                 <w:rFonts w:ascii="Times New Roman" w:hAnsi="Times New Roman" w:cs="Times New Roman"/>
               </w:rPr>
-              <w:t>Gamificación: Publicación de los manifiestos en el mural colec</w:t>
-            </w:r>
-            <w:r>
-              <w:rPr>
-                <w:rFonts w:ascii="Times New Roman" w:hAnsi="Times New Roman" w:cs="Times New Roman"/>
-              </w:rPr>
-              <w:t>tivo del aula.</w:t>
+              <w:t>Gamificación: Publicación de los manifiestos en el mural colectivo del aula.</w:t>
             </w:r>
           </w:p>
           <w:p>
@@ -2620,13 +2531,7 @@
               <w:rPr>
                 <w:rFonts w:ascii="Times New Roman" w:hAnsi="Times New Roman" w:cs="Times New Roman"/>
               </w:rPr>
-              <w:t xml:space="preserve">Socialización del </w:t>
-            </w:r>
-            <w:r>
-              <w:rPr>
-                <w:rFonts w:ascii="Times New Roman" w:hAnsi="Times New Roman" w:cs="Times New Roman"/>
-              </w:rPr>
-              <w:t>manifiesto en el mural del aula reconociendo el valor de la escritura.</w:t>
+              <w:t>Socialización del manifiesto en el mural del aula reconociendo el valor de la escritura.</w:t>
             </w:r>
           </w:p>
           <w:tbl>
@@ -2932,14 +2837,7 @@
                 <w:rFonts w:ascii="Times New Roman" w:hAnsi="Times New Roman" w:cs="Times New Roman"/>
                 <w:b/>
               </w:rPr>
-              <w:t>AULA INV</w:t>
-            </w:r>
-            <w:r>
-              <w:rPr>
-                <w:rFonts w:ascii="Times New Roman" w:hAnsi="Times New Roman" w:cs="Times New Roman"/>
-                <w:b/>
-              </w:rPr>
-              <w:t>ERTIDA &amp; GAMIFICACIÓN</w:t>
+              <w:t>AULA INVERTIDA &amp; GAMIFICACIÓN</w:t>
             </w:r>
           </w:p>
           <w:p>
@@ -2996,19 +2894,7 @@
               <w:rPr>
                 <w:rFonts w:ascii="Times New Roman" w:hAnsi="Times New Roman" w:cs="Times New Roman"/>
               </w:rPr>
-              <w:t xml:space="preserve">En casa o tiempo </w:t>
-            </w:r>
-            <w:r>
-              <w:rPr>
-                <w:rFonts w:ascii="Times New Roman" w:hAnsi="Times New Roman" w:cs="Times New Roman"/>
-              </w:rPr>
-              <w:t>autónomo, el estudiante observa y lee la escena inicial de las páginas 18 y 19. A través del enlace digital sugerido, observa y escucha el conmovedor discurso de Severn Suzuki («La niña que silenció al mundo»), respondiendo 2 preguntas guía en su cuaderno:</w:t>
-            </w:r>
-            <w:r>
-              <w:rPr>
-                <w:rFonts w:ascii="Times New Roman" w:hAnsi="Times New Roman" w:cs="Times New Roman"/>
-              </w:rPr>
-              <w:t xml:space="preserve"> ¿Qué emoción y mensaje transmitió la oradora a su corta edad? ¿Cómo utilizó su voz, mirada y seguridad para defender el futuro de los niños del planeta?</w:t>
+              <w:t>En casa o tiempo autónomo, el estudiante observa y lee la escena inicial de las páginas 18 y 19. A través del enlace digital sugerido, observa y escucha el conmovedor discurso de Severn Suzuki («La niña que silenció al mundo»), respondiendo 2 preguntas guía en su cuaderno: ¿Qué emoción y mensaje transmitió la oradora a su corta edad? ¿Cómo utilizó su voz, mirada y seguridad para defender el futuro de los niños del planeta?</w:t>
             </w:r>
           </w:p>
           <w:p>
@@ -3022,13 +2908,7 @@
               <w:rPr>
                 <w:rFonts w:ascii="Times New Roman" w:hAnsi="Times New Roman" w:cs="Times New Roman"/>
               </w:rPr>
-              <w:t>Gamificación: 'Desafío del Detective de la Palabra': Registro previo en cuaderno para participar en el</w:t>
-            </w:r>
-            <w:r>
-              <w:rPr>
-                <w:rFonts w:ascii="Times New Roman" w:hAnsi="Times New Roman" w:cs="Times New Roman"/>
-              </w:rPr>
-              <w:t xml:space="preserve"> taller de oratoria.</w:t>
+              <w:t>Gamificación: 'Desafío del Detective de la Palabra': Registro previo en cuaderno para participar en el taller de oratoria.</w:t>
             </w:r>
           </w:p>
           <w:p>
@@ -3085,13 +2965,7 @@
               <w:rPr>
                 <w:rFonts w:ascii="Times New Roman" w:hAnsi="Times New Roman" w:cs="Times New Roman"/>
               </w:rPr>
-              <w:t xml:space="preserve">Registro escrito de las respuestas a las preguntas guía en el cuaderno </w:t>
-            </w:r>
-            <w:r>
-              <w:rPr>
-                <w:rFonts w:ascii="Times New Roman" w:hAnsi="Times New Roman" w:cs="Times New Roman"/>
-              </w:rPr>
-              <w:t>de trabajo.</w:t>
+              <w:t>Registro escrito de las respuestas a las preguntas guía en el cuaderno de trabajo.</w:t>
             </w:r>
           </w:p>
           <w:p>
@@ -3246,19 +3120,7 @@
               <w:rPr>
                 <w:rFonts w:ascii="Times New Roman" w:hAnsi="Times New Roman" w:cs="Times New Roman"/>
               </w:rPr>
-              <w:t xml:space="preserve">Apertura en el aula </w:t>
-            </w:r>
-            <w:r>
-              <w:rPr>
-                <w:rFonts w:ascii="Times New Roman" w:hAnsi="Times New Roman" w:cs="Times New Roman"/>
-              </w:rPr>
-              <w:t>conectando los descubrimientos del discurso de Severn Suzuki visto en casa. Dinámica relámpago de sondeo: ¿Qué sintieron al ver a una niña de su edad hablar con tanta seguridad frente a líderes mundiales? ¿Cómo podemos canalizar nuestros nervios y transfor</w:t>
-            </w:r>
-            <w:r>
-              <w:rPr>
-                <w:rFonts w:ascii="Times New Roman" w:hAnsi="Times New Roman" w:cs="Times New Roman"/>
-              </w:rPr>
-              <w:t>marlos en fuerza comunicativa para dar nuestro propio discurso? Se validan las reflexiones previas en plenaria participativa.</w:t>
+              <w:t>Apertura en el aula conectando los descubrimientos del discurso de Severn Suzuki visto en casa. Dinámica relámpago de sondeo: ¿Qué sintieron al ver a una niña de su edad hablar con tanta seguridad frente a líderes mundiales? ¿Cómo podemos canalizar nuestros nervios y transformarlos en fuerza comunicativa para dar nuestro propio discurso? Se validan las reflexiones previas en plenaria participativa.</w:t>
             </w:r>
           </w:p>
           <w:p>
@@ -3310,14 +3172,7 @@
                 <w:rFonts w:ascii="Times New Roman" w:hAnsi="Times New Roman" w:cs="Times New Roman"/>
                 <w:b/>
               </w:rPr>
-              <w:t>Representació</w:t>
-            </w:r>
-            <w:r>
-              <w:rPr>
-                <w:rFonts w:ascii="Times New Roman" w:hAnsi="Times New Roman" w:cs="Times New Roman"/>
-                <w:b/>
-              </w:rPr>
-              <w:t xml:space="preserve">n: </w:t>
+              <w:t xml:space="preserve">Representación: </w:t>
             </w:r>
             <w:r>
               <w:rPr>
@@ -3365,13 +3220,7 @@
               <w:rPr>
                 <w:rFonts w:ascii="Times New Roman" w:hAnsi="Times New Roman" w:cs="Times New Roman"/>
               </w:rPr>
-              <w:t xml:space="preserve">Validación de las reflexiones previas </w:t>
-            </w:r>
-            <w:r>
-              <w:rPr>
-                <w:rFonts w:ascii="Times New Roman" w:hAnsi="Times New Roman" w:cs="Times New Roman"/>
-              </w:rPr>
-              <w:t>en un ambiente de respeto y confianza.</w:t>
+              <w:t>Validación de las reflexiones previas en un ambiente de respeto y confianza.</w:t>
             </w:r>
           </w:p>
           <w:tbl>
@@ -3513,19 +3362,7 @@
               <w:rPr>
                 <w:rFonts w:ascii="Times New Roman" w:hAnsi="Times New Roman" w:cs="Times New Roman"/>
               </w:rPr>
-              <w:t>Lectura reflexiva del «Discurso de un niño» sobre los derechos de la infancia (págs. 20-21). En equipos cooperativos, de</w:t>
-            </w:r>
-            <w:r>
-              <w:rPr>
-                <w:rFonts w:ascii="Times New Roman" w:hAnsi="Times New Roman" w:cs="Times New Roman"/>
-              </w:rPr>
-              <w:t xml:space="preserve">construyen la estructura del discurso: Introducción (saludo y captura de atención), Desarrollo (argumentos fundamentados) y Conclusión (llamado a la acción). Estudio de la pág. 22 sobre el rol del oyente activo y cómo emitir juicios de valor constructivos </w:t>
-            </w:r>
-            <w:r>
-              <w:rPr>
-                <w:rFonts w:ascii="Times New Roman" w:hAnsi="Times New Roman" w:cs="Times New Roman"/>
-              </w:rPr>
-              <w:t>diferenciando hechos comprobables de opiniones sin agredir.</w:t>
+              <w:t>Lectura reflexiva del «Discurso de un niño» sobre los derechos de la infancia (págs. 20-21). En equipos cooperativos, deconstruyen la estructura del discurso: Introducción (saludo y captura de atención), Desarrollo (argumentos fundamentados) y Conclusión (llamado a la acción). Estudio de la pág. 22 sobre el rol del oyente activo y cómo emitir juicios de valor constructivos diferenciando hechos comprobables de opiniones sin agredir.</w:t>
             </w:r>
           </w:p>
           <w:p>
@@ -3583,13 +3420,7 @@
               <w:rPr>
                 <w:rFonts w:ascii="Times New Roman" w:hAnsi="Times New Roman" w:cs="Times New Roman"/>
               </w:rPr>
-              <w:t xml:space="preserve">Lectura del texto escolar </w:t>
-            </w:r>
-            <w:r>
-              <w:rPr>
-                <w:rFonts w:ascii="Times New Roman" w:hAnsi="Times New Roman" w:cs="Times New Roman"/>
-              </w:rPr>
-              <w:t>«Discurso de un niño» (págs. 20-21) y esquema de la pág. 22 sobre el oyente activo.</w:t>
+              <w:t>Lectura del texto escolar «Discurso de un niño» (págs. 20-21) y esquema de la pág. 22 sobre el oyente activo.</w:t>
             </w:r>
           </w:p>
           <w:p>
@@ -3625,14 +3456,7 @@
                 <w:rFonts w:ascii="Times New Roman" w:hAnsi="Times New Roman" w:cs="Times New Roman"/>
                 <w:b/>
               </w:rPr>
-              <w:t>Compromiso-Motivació</w:t>
-            </w:r>
-            <w:r>
-              <w:rPr>
-                <w:rFonts w:ascii="Times New Roman" w:hAnsi="Times New Roman" w:cs="Times New Roman"/>
-                <w:b/>
-              </w:rPr>
-              <w:t xml:space="preserve">n: </w:t>
+              <w:t xml:space="preserve">Compromiso-Motivación: </w:t>
             </w:r>
             <w:r>
               <w:rPr>
@@ -3780,19 +3604,7 @@
               <w:rPr>
                 <w:rFonts w:ascii="Times New Roman" w:hAnsi="Times New Roman" w:cs="Times New Roman"/>
               </w:rPr>
-              <w:t>Taller práctico de comunicación oral: inspirados en el ejemplo de Severn Suzu</w:t>
-            </w:r>
-            <w:r>
-              <w:rPr>
-                <w:rFonts w:ascii="Times New Roman" w:hAnsi="Times New Roman" w:cs="Times New Roman"/>
-              </w:rPr>
-              <w:t>ki, los estudiantes en parejas preparan una mini-disertación de 2 minutos sobre una causa social o ambiental, aplicando los elementos no verbales aprendidos en la pág. 23 (mirada, postura, gestos y modulación) y evitando conscientemente los errores señalad</w:t>
-            </w:r>
-            <w:r>
-              <w:rPr>
-                <w:rFonts w:ascii="Times New Roman" w:hAnsi="Times New Roman" w:cs="Times New Roman"/>
-              </w:rPr>
-              <w:t>os en la pág. 24. El resto de la clase ejerce el rol de auditorio respetuoso emitiendo juicios de valor formativos.</w:t>
+              <w:t>Taller práctico de comunicación oral: inspirados en el ejemplo de Severn Suzuki, los estudiantes en parejas preparan una mini-disertación de 2 minutos sobre una causa social o ambiental, aplicando los elementos no verbales aprendidos en la pág. 23 (mirada, postura, gestos y modulación) y evitando conscientemente los errores señalados en la pág. 24. El resto de la clase ejerce el rol de auditorio respetuoso emitiendo juicios de valor formativos.</w:t>
             </w:r>
           </w:p>
           <w:p>
@@ -3844,14 +3656,7 @@
                 <w:rFonts w:ascii="Times New Roman" w:hAnsi="Times New Roman" w:cs="Times New Roman"/>
                 <w:b/>
               </w:rPr>
-              <w:t>Representac</w:t>
-            </w:r>
-            <w:r>
-              <w:rPr>
-                <w:rFonts w:ascii="Times New Roman" w:hAnsi="Times New Roman" w:cs="Times New Roman"/>
-                <w:b/>
-              </w:rPr>
-              <w:t xml:space="preserve">ión: </w:t>
+              <w:t xml:space="preserve">Representación: </w:t>
             </w:r>
             <w:r>
               <w:rPr>
@@ -3893,14 +3698,7 @@
                 <w:rFonts w:ascii="Times New Roman" w:hAnsi="Times New Roman" w:cs="Times New Roman"/>
                 <w:b/>
               </w:rPr>
-              <w:t>Compromiso-Motivació</w:t>
-            </w:r>
-            <w:r>
-              <w:rPr>
-                <w:rFonts w:ascii="Times New Roman" w:hAnsi="Times New Roman" w:cs="Times New Roman"/>
-                <w:b/>
-              </w:rPr>
-              <w:t xml:space="preserve">n: </w:t>
+              <w:t xml:space="preserve">Compromiso-Motivación: </w:t>
             </w:r>
             <w:r>
               <w:rPr>
@@ -4040,13 +3838,7 @@
               <w:rPr>
                 <w:rFonts w:ascii="Times New Roman" w:hAnsi="Times New Roman" w:cs="Times New Roman"/>
               </w:rPr>
-              <w:t xml:space="preserve">Coevaluación formativa con lista de cotejo sobre la escucha y la oratoria. Ronda de </w:t>
-            </w:r>
-            <w:r>
-              <w:rPr>
-                <w:rFonts w:ascii="Times New Roman" w:hAnsi="Times New Roman" w:cs="Times New Roman"/>
-              </w:rPr>
-              <w:t>reflexión metacognitiva: ¿Qué aprendí al escuchar a mis compañeros? ¿Cómo influye un juicio de valor respetuoso en la convivencia escolar? Firma colectiva del 'Decálogo del Auditorio Respetuoso' en el aula.</w:t>
+              <w:t>Coevaluación formativa con lista de cotejo sobre la escucha y la oratoria. Ronda de reflexión metacognitiva: ¿Qué aprendí al escuchar a mis compañeros? ¿Cómo influye un juicio de valor respetuoso en la convivencia escolar? Firma colectiva del 'Decálogo del Auditorio Respetuoso' en el aula.</w:t>
             </w:r>
           </w:p>
           <w:p>
@@ -4068,13 +3860,7 @@
               <w:rPr>
                 <w:rFonts w:ascii="Times New Roman" w:hAnsi="Times New Roman" w:cs="Times New Roman"/>
               </w:rPr>
-              <w:t xml:space="preserve"> Reconocimiento final a todos los pa</w:t>
-            </w:r>
-            <w:r>
-              <w:rPr>
-                <w:rFonts w:ascii="Times New Roman" w:hAnsi="Times New Roman" w:cs="Times New Roman"/>
-              </w:rPr>
-              <w:t>rticipantes por su desempeño comunicativo.</w:t>
+              <w:t xml:space="preserve"> Reconocimiento final a todos los participantes por su desempeño comunicativo.</w:t>
             </w:r>
           </w:p>
           <w:p>
@@ -4131,13 +3917,7 @@
               <w:rPr>
                 <w:rFonts w:ascii="Times New Roman" w:hAnsi="Times New Roman" w:cs="Times New Roman"/>
               </w:rPr>
-              <w:t>Evaluación entre compañeros con la lista de cotejo y firma del compromiso de resp</w:t>
-            </w:r>
-            <w:r>
-              <w:rPr>
-                <w:rFonts w:ascii="Times New Roman" w:hAnsi="Times New Roman" w:cs="Times New Roman"/>
-              </w:rPr>
-              <w:t>eto.</w:t>
+              <w:t>Evaluación entre compañeros con la lista de cotejo y firma del compromiso de respeto.</w:t>
             </w:r>
           </w:p>
           <w:p>
@@ -4445,17 +4225,23 @@
             <w:shd w:val="clear" w:color="auto" w:fill="auto"/>
           </w:tcPr>
           <w:p>
-            <w:r/>
-          </w:p>
-          <w:p>
             <w:pPr>
               <w:spacing w:before="40" w:after="40"/>
-            </w:pPr>
-            <w:r>
-              <w:rPr>
-                <w:rFonts w:ascii="Times New Roman" w:hAnsi="Times New Roman"/>
-                <w:b/>
-                <w:sz w:val="22"/>
+              <w:rPr>
+                <w:rFonts w:ascii="Times New Roman" w:hAnsi="Times New Roman" w:cs="Times New Roman"/>
+              </w:rPr>
+            </w:pPr>
+            <w:r>
+              <w:rPr>
+                <w:rFonts w:ascii="Times New Roman" w:hAnsi="Times New Roman" w:cs="Times New Roman"/>
+                <w:b/>
+              </w:rPr>
+              <w:t xml:space="preserve">                              </w:t>
+            </w:r>
+            <w:r>
+              <w:rPr>
+                <w:rFonts w:ascii="Times New Roman" w:hAnsi="Times New Roman" w:cs="Times New Roman"/>
+                <w:b/>
               </w:rPr>
               <w:t>SEMANA 3</w:t>
             </w:r>
@@ -4463,12 +4249,14 @@
           <w:p>
             <w:pPr>
               <w:spacing w:after="40"/>
-            </w:pPr>
-            <w:r>
-              <w:rPr>
-                <w:rFonts w:ascii="Times New Roman" w:hAnsi="Times New Roman"/>
-                <w:b/>
-                <w:sz w:val="21"/>
+              <w:rPr>
+                <w:rFonts w:ascii="Times New Roman" w:hAnsi="Times New Roman" w:cs="Times New Roman"/>
+              </w:rPr>
+            </w:pPr>
+            <w:r>
+              <w:rPr>
+                <w:rFonts w:ascii="Times New Roman" w:hAnsi="Times New Roman" w:cs="Times New Roman"/>
+                <w:b/>
               </w:rPr>
               <w:t>APRENDIZAJE BASADO EN PROBLEMAS (ABP) &amp; COOPERATIVO</w:t>
             </w:r>
@@ -4476,32 +4264,41 @@
           <w:p>
             <w:pPr>
               <w:spacing w:after="80"/>
-            </w:pPr>
-            <w:r>
-              <w:rPr>
-                <w:rFonts w:ascii="Times New Roman" w:hAnsi="Times New Roman"/>
-                <w:b/>
-                <w:sz w:val="20"/>
+              <w:rPr>
+                <w:rFonts w:ascii="Times New Roman" w:hAnsi="Times New Roman" w:cs="Times New Roman"/>
+              </w:rPr>
+            </w:pPr>
+            <w:r>
+              <w:rPr>
+                <w:rFonts w:ascii="Times New Roman" w:hAnsi="Times New Roman" w:cs="Times New Roman"/>
+                <w:b/>
               </w:rPr>
               <w:t xml:space="preserve">Nombre de la actividad: </w:t>
             </w:r>
             <w:r>
               <w:rPr>
-                <w:rFonts w:ascii="Times New Roman" w:hAnsi="Times New Roman"/>
-                <w:sz w:val="20"/>
-              </w:rPr>
-              <w:t>«Expedición Científica: tras las pistas del conocimiento riguroso» (Texto Pág. 26-38)</w:t>
+                <w:rFonts w:ascii="Times New Roman" w:hAnsi="Times New Roman" w:cs="Times New Roman"/>
+              </w:rPr>
+              <w:t xml:space="preserve">«Expedición Científica: tras las pistas del conocimiento riguroso» (Texto </w:t>
+            </w:r>
+            <w:r>
+              <w:rPr>
+                <w:rFonts w:ascii="Times New Roman" w:hAnsi="Times New Roman" w:cs="Times New Roman"/>
+              </w:rPr>
+              <w:t>Pág. 26-38)</w:t>
             </w:r>
           </w:p>
           <w:p>
             <w:pPr>
               <w:spacing w:before="80" w:after="20"/>
-            </w:pPr>
-            <w:r>
-              <w:rPr>
-                <w:rFonts w:ascii="Times New Roman" w:hAnsi="Times New Roman"/>
-                <w:b/>
-                <w:sz w:val="20"/>
+              <w:rPr>
+                <w:rFonts w:ascii="Times New Roman" w:hAnsi="Times New Roman" w:cs="Times New Roman"/>
+              </w:rPr>
+            </w:pPr>
+            <w:r>
+              <w:rPr>
+                <w:rFonts w:ascii="Times New Roman" w:hAnsi="Times New Roman" w:cs="Times New Roman"/>
+                <w:b/>
               </w:rPr>
               <w:t>Fase 1: Planteamiento del Problema – «El Dilema del Hallazgo Científico»</w:t>
             </w:r>
@@ -4509,31 +4306,46 @@
           <w:p>
             <w:pPr>
               <w:spacing w:after="20"/>
-            </w:pPr>
-            <w:r>
-              <w:rPr>
-                <w:rFonts w:ascii="Times New Roman" w:hAnsi="Times New Roman"/>
-                <w:b/>
-                <w:sz w:val="19"/>
+              <w:rPr>
+                <w:rFonts w:ascii="Times New Roman" w:hAnsi="Times New Roman" w:cs="Times New Roman"/>
+              </w:rPr>
+            </w:pPr>
+            <w:r>
+              <w:rPr>
+                <w:rFonts w:ascii="Times New Roman" w:hAnsi="Times New Roman" w:cs="Times New Roman"/>
+                <w:b/>
               </w:rPr>
               <w:t xml:space="preserve">Actividad: </w:t>
             </w:r>
             <w:r>
               <w:rPr>
-                <w:rFonts w:ascii="Times New Roman" w:hAnsi="Times New Roman"/>
-                <w:sz w:val="19"/>
-              </w:rPr>
-              <w:t>El docente plantea una situación problemática real: 'En redes sociales circula una publicación viral que afirma que se descubrieron fósiles vivos de dinosaurios en la Amazonía. ¿Cómo podemos comprobar si esta información es confiable o si se trata de una noticia falsa?' Se contrasta la publicación informal con el artículo de divulgación científica de la página 26, formulando la pregunta de indagación: ¿Qué criterios permiten validar una fuente de información científica?</w:t>
+                <w:rFonts w:ascii="Times New Roman" w:hAnsi="Times New Roman" w:cs="Times New Roman"/>
+              </w:rPr>
+              <w:t>El docente plantea una situación problemática real: 'En redes sociales circula una publicación viral que afirma que se descubrieron fósiles vivos de dinosaurios</w:t>
+            </w:r>
+            <w:r>
+              <w:rPr>
+                <w:rFonts w:ascii="Times New Roman" w:hAnsi="Times New Roman" w:cs="Times New Roman"/>
+              </w:rPr>
+              <w:t xml:space="preserve"> en la Amazonía. ¿Cómo podemos comprobar si esta información es confiable o si se trata de una noticia falsa?' Se contrasta la publicación informal con el artículo de divulgación científica de la página 26, formulando la pregunta de indagación: ¿Qué criter</w:t>
+            </w:r>
+            <w:r>
+              <w:rPr>
+                <w:rFonts w:ascii="Times New Roman" w:hAnsi="Times New Roman" w:cs="Times New Roman"/>
+              </w:rPr>
+              <w:t>ios permiten validar una fuente de información científica?</w:t>
             </w:r>
           </w:p>
           <w:p>
             <w:pPr>
               <w:spacing w:after="40"/>
-            </w:pPr>
-            <w:r>
-              <w:rPr>
-                <w:rFonts w:ascii="Times New Roman" w:hAnsi="Times New Roman"/>
-                <w:sz w:val="19"/>
+              <w:rPr>
+                <w:rFonts w:ascii="Times New Roman" w:hAnsi="Times New Roman" w:cs="Times New Roman"/>
+              </w:rPr>
+            </w:pPr>
+            <w:r>
+              <w:rPr>
+                <w:rFonts w:ascii="Times New Roman" w:hAnsi="Times New Roman" w:cs="Times New Roman"/>
               </w:rPr>
               <w:t>Estrategia ABP: Análisis del problema en asamblea y formulación colectiva de preguntas de investigación.</w:t>
             </w:r>
@@ -4541,12 +4353,14 @@
           <w:p>
             <w:pPr>
               <w:spacing w:after="20"/>
-            </w:pPr>
-            <w:r>
-              <w:rPr>
-                <w:rFonts w:ascii="Times New Roman" w:hAnsi="Times New Roman"/>
-                <w:b/>
-                <w:sz w:val="19"/>
+              <w:rPr>
+                <w:rFonts w:ascii="Times New Roman" w:hAnsi="Times New Roman" w:cs="Times New Roman"/>
+              </w:rPr>
+            </w:pPr>
+            <w:r>
+              <w:rPr>
+                <w:rFonts w:ascii="Times New Roman" w:hAnsi="Times New Roman" w:cs="Times New Roman"/>
+                <w:b/>
               </w:rPr>
               <w:t>DUA aplicado:</w:t>
             </w:r>
@@ -4554,39 +4368,47 @@
           <w:p>
             <w:pPr>
               <w:spacing w:after="20"/>
-            </w:pPr>
-            <w:r>
-              <w:rPr>
-                <w:rFonts w:ascii="Times New Roman" w:hAnsi="Times New Roman"/>
-                <w:b/>
-                <w:sz w:val="18"/>
+              <w:rPr>
+                <w:rFonts w:ascii="Times New Roman" w:hAnsi="Times New Roman" w:cs="Times New Roman"/>
+              </w:rPr>
+            </w:pPr>
+            <w:r>
+              <w:rPr>
+                <w:rFonts w:ascii="Times New Roman" w:hAnsi="Times New Roman" w:cs="Times New Roman"/>
+                <w:b/>
               </w:rPr>
               <w:t xml:space="preserve">Representación: </w:t>
             </w:r>
             <w:r>
               <w:rPr>
-                <w:rFonts w:ascii="Times New Roman" w:hAnsi="Times New Roman"/>
-                <w:sz w:val="18"/>
-              </w:rPr>
-              <w:t>Texto y fotografías de fósiles de la pág. 26 contrastados con información no verificada de redes.</w:t>
+                <w:rFonts w:ascii="Times New Roman" w:hAnsi="Times New Roman" w:cs="Times New Roman"/>
+              </w:rPr>
+              <w:t xml:space="preserve">Texto y fotografías de fósiles de la pág. 26 contrastados con </w:t>
+            </w:r>
+            <w:r>
+              <w:rPr>
+                <w:rFonts w:ascii="Times New Roman" w:hAnsi="Times New Roman" w:cs="Times New Roman"/>
+              </w:rPr>
+              <w:t>información no verificada de redes.</w:t>
             </w:r>
           </w:p>
           <w:p>
             <w:pPr>
               <w:spacing w:after="20"/>
-            </w:pPr>
-            <w:r>
-              <w:rPr>
-                <w:rFonts w:ascii="Times New Roman" w:hAnsi="Times New Roman"/>
-                <w:b/>
-                <w:sz w:val="18"/>
+              <w:rPr>
+                <w:rFonts w:ascii="Times New Roman" w:hAnsi="Times New Roman" w:cs="Times New Roman"/>
+              </w:rPr>
+            </w:pPr>
+            <w:r>
+              <w:rPr>
+                <w:rFonts w:ascii="Times New Roman" w:hAnsi="Times New Roman" w:cs="Times New Roman"/>
+                <w:b/>
               </w:rPr>
               <w:t xml:space="preserve">Acción y expresión: </w:t>
             </w:r>
             <w:r>
               <w:rPr>
-                <w:rFonts w:ascii="Times New Roman" w:hAnsi="Times New Roman"/>
-                <w:sz w:val="18"/>
+                <w:rFonts w:ascii="Times New Roman" w:hAnsi="Times New Roman" w:cs="Times New Roman"/>
               </w:rPr>
               <w:t>Intervención oral en debate respondiendo a las preguntas de confiabilidad de fuentes.</w:t>
             </w:r>
@@ -4594,1182 +4416,22 @@
           <w:p>
             <w:pPr>
               <w:spacing w:after="20"/>
-            </w:pPr>
-            <w:r>
-              <w:rPr>
-                <w:rFonts w:ascii="Times New Roman" w:hAnsi="Times New Roman"/>
-                <w:b/>
-                <w:sz w:val="18"/>
+              <w:rPr>
+                <w:rFonts w:ascii="Times New Roman" w:hAnsi="Times New Roman" w:cs="Times New Roman"/>
+              </w:rPr>
+            </w:pPr>
+            <w:r>
+              <w:rPr>
+                <w:rFonts w:ascii="Times New Roman" w:hAnsi="Times New Roman" w:cs="Times New Roman"/>
+                <w:b/>
               </w:rPr>
               <w:t xml:space="preserve">Compromiso-Motivación: </w:t>
             </w:r>
             <w:r>
               <w:rPr>
-                <w:rFonts w:ascii="Times New Roman" w:hAnsi="Times New Roman"/>
-                <w:sz w:val="18"/>
+                <w:rFonts w:ascii="Times New Roman" w:hAnsi="Times New Roman" w:cs="Times New Roman"/>
               </w:rPr>
               <w:t>Desafío de indagar y discernir entre información falsa y datos científicos comprobados.</w:t>
-            </w:r>
-          </w:p>
-          <w:tbl>
-            <w:tblPr>
-              <w:tblStyle w:val="Tablaconcuadrcula"/>
-              <w:tblW w:w="0" w:type="auto"/>
-              <w:jc w:val="center"/>
-              <w:tblLayout w:type="fixed"/>
-            </w:tblPr>
-            <w:tblGrid>
-              <w:gridCol w:w="683"/>
-              <w:gridCol w:w="683"/>
-              <w:gridCol w:w="683"/>
-            </w:tblGrid>
-            <w:tr>
-              <w:trPr>
-                <w:trHeight w:val="278"/>
-                <w:jc w:val="center"/>
-              </w:trPr>
-              <w:tc>
-                <w:tcPr>
-                  <w:tcW w:w="683" w:type="dxa"/>
-                  <w:shd w:val="clear" w:color="auto" w:fill="7030A0"/>
-                </w:tcPr>
-                <w:p>
-                  <w:pPr>
-                    <w:pStyle w:val="Sinespaciado"/>
-                    <w:jc w:val="center"/>
-                    <w:rPr>
-                      <w:rFonts w:ascii="Times New Roman" w:hAnsi="Times New Roman" w:cs="Times New Roman"/>
-                      <w:b/>
-                      <w:color w:val="FFFFFF"/>
-                      <w:sz w:val="20"/>
-                    </w:rPr>
-                  </w:pPr>
-                  <w:r>
-                    <w:rPr>
-                      <w:rFonts w:ascii="Times New Roman" w:hAnsi="Times New Roman" w:cs="Times New Roman"/>
-                      <w:b/>
-                      <w:color w:val="FFFFFF"/>
-                      <w:sz w:val="20"/>
-                    </w:rPr>
-                    <w:t>R</w:t>
-                  </w:r>
-                </w:p>
-              </w:tc>
-              <w:tc>
-                <w:tcPr>
-                  <w:tcW w:w="683" w:type="dxa"/>
-                  <w:shd w:val="clear" w:color="auto" w:fill="00B0F0"/>
-                </w:tcPr>
-                <w:p>
-                  <w:pPr>
-                    <w:pStyle w:val="Sinespaciado"/>
-                    <w:jc w:val="center"/>
-                    <w:rPr>
-                      <w:rFonts w:ascii="Times New Roman" w:hAnsi="Times New Roman" w:cs="Times New Roman"/>
-                      <w:b/>
-                      <w:color w:val="FFFFFF"/>
-                      <w:sz w:val="20"/>
-                    </w:rPr>
-                  </w:pPr>
-                  <w:r>
-                    <w:rPr>
-                      <w:rFonts w:ascii="Times New Roman" w:hAnsi="Times New Roman" w:cs="Times New Roman"/>
-                      <w:b/>
-                      <w:color w:val="FFFFFF"/>
-                      <w:sz w:val="20"/>
-                    </w:rPr>
-                    <w:t>A-E</w:t>
-                  </w:r>
-                </w:p>
-              </w:tc>
-              <w:tc>
-                <w:tcPr>
-                  <w:tcW w:w="683" w:type="dxa"/>
-                  <w:shd w:val="clear" w:color="auto" w:fill="538135"/>
-                </w:tcPr>
-                <w:p>
-                  <w:pPr>
-                    <w:pStyle w:val="Sinespaciado"/>
-                    <w:jc w:val="center"/>
-                    <w:rPr>
-                      <w:rFonts w:ascii="Times New Roman" w:hAnsi="Times New Roman" w:cs="Times New Roman"/>
-                      <w:b/>
-                      <w:color w:val="FFFFFF"/>
-                      <w:sz w:val="20"/>
-                    </w:rPr>
-                  </w:pPr>
-                  <w:r>
-                    <w:rPr>
-                      <w:rFonts w:ascii="Times New Roman" w:hAnsi="Times New Roman" w:cs="Times New Roman"/>
-                      <w:b/>
-                      <w:color w:val="FFFFFF"/>
-                      <w:sz w:val="20"/>
-                    </w:rPr>
-                    <w:t>C-M</w:t>
-                  </w:r>
-                </w:p>
-              </w:tc>
-            </w:tr>
-          </w:tbl>
-          <w:p>
-            <w:pPr>
-              <w:spacing w:before="40" w:after="40"/>
-            </w:pPr>
-          </w:p>
-          <w:p>
-            <w:pPr>
-              <w:spacing w:before="80" w:after="20"/>
-            </w:pPr>
-            <w:r>
-              <w:rPr>
-                <w:rFonts w:ascii="Times New Roman" w:hAnsi="Times New Roman"/>
-                <w:b/>
-                <w:sz w:val="20"/>
-              </w:rPr>
-              <w:t>Fase 2: Indagación y Trabajo Cooperativo – «Disección del Artículo Científico y la Biblioteca»</w:t>
-            </w:r>
-          </w:p>
-          <w:p>
-            <w:pPr>
-              <w:spacing w:after="20"/>
-            </w:pPr>
-            <w:r>
-              <w:rPr>
-                <w:rFonts w:ascii="Times New Roman" w:hAnsi="Times New Roman"/>
-                <w:b/>
-                <w:sz w:val="19"/>
-              </w:rPr>
-              <w:t xml:space="preserve">Actividad: </w:t>
-            </w:r>
-            <w:r>
-              <w:rPr>
-                <w:rFonts w:ascii="Times New Roman" w:hAnsi="Times New Roman"/>
-                <w:sz w:val="19"/>
-              </w:rPr>
-              <w:t>Lectura secuencial y analítica del artículo de divulgación científica de las páginas 27 a 32. En equipos cooperativos, identifican la estructura textual: título, introducción, explicación de evidencias y conclusiones. Luego, analizan las páginas 33 a 35 sobre la organización de la biblioteca escolar y los pasos para el fichaje y préstamo bibliográfico.</w:t>
-            </w:r>
-          </w:p>
-          <w:p>
-            <w:pPr>
-              <w:spacing w:after="40"/>
-            </w:pPr>
-            <w:r>
-              <w:rPr>
-                <w:rFonts w:ascii="Times New Roman" w:hAnsi="Times New Roman"/>
-                <w:sz w:val="19"/>
-              </w:rPr>
-              <w:t>Trabajo Cooperativo: Asignación de roles en equipos (coordinador, lector, secretario y moderador) para analizar el texto.</w:t>
-            </w:r>
-          </w:p>
-          <w:p>
-            <w:pPr>
-              <w:spacing w:after="20"/>
-            </w:pPr>
-            <w:r>
-              <w:rPr>
-                <w:rFonts w:ascii="Times New Roman" w:hAnsi="Times New Roman"/>
-                <w:b/>
-                <w:sz w:val="19"/>
-              </w:rPr>
-              <w:t>DUA aplicado:</w:t>
-            </w:r>
-          </w:p>
-          <w:p>
-            <w:pPr>
-              <w:spacing w:after="20"/>
-            </w:pPr>
-            <w:r>
-              <w:rPr>
-                <w:rFonts w:ascii="Times New Roman" w:hAnsi="Times New Roman"/>
-                <w:b/>
-                <w:sz w:val="18"/>
-              </w:rPr>
-              <w:t xml:space="preserve">Representación: </w:t>
-            </w:r>
-            <w:r>
-              <w:rPr>
-                <w:rFonts w:ascii="Times New Roman" w:hAnsi="Times New Roman"/>
-                <w:sz w:val="18"/>
-              </w:rPr>
-              <w:t>Lectura del artículo de divulgación científica (págs. 27-32) e información de biblioteca (págs. 33-35).</w:t>
-            </w:r>
-          </w:p>
-          <w:p>
-            <w:pPr>
-              <w:spacing w:after="20"/>
-            </w:pPr>
-            <w:r>
-              <w:rPr>
-                <w:rFonts w:ascii="Times New Roman" w:hAnsi="Times New Roman"/>
-                <w:b/>
-                <w:sz w:val="18"/>
-              </w:rPr>
-              <w:t xml:space="preserve">Acción y expresión: </w:t>
-            </w:r>
-            <w:r>
-              <w:rPr>
-                <w:rFonts w:ascii="Times New Roman" w:hAnsi="Times New Roman"/>
-                <w:sz w:val="18"/>
-              </w:rPr>
-              <w:t>Subrayado de las partes del artículo y registro de los datos de fichaje en el cuaderno.</w:t>
-            </w:r>
-          </w:p>
-          <w:p>
-            <w:pPr>
-              <w:spacing w:after="20"/>
-            </w:pPr>
-            <w:r>
-              <w:rPr>
-                <w:rFonts w:ascii="Times New Roman" w:hAnsi="Times New Roman"/>
-                <w:b/>
-                <w:sz w:val="18"/>
-              </w:rPr>
-              <w:t xml:space="preserve">Compromiso-Motivación: </w:t>
-            </w:r>
-            <w:r>
-              <w:rPr>
-                <w:rFonts w:ascii="Times New Roman" w:hAnsi="Times New Roman"/>
-                <w:sz w:val="18"/>
-              </w:rPr>
-              <w:t>Interés por conocer cómo se organiza y consulta información en una biblioteca escolar.</w:t>
-            </w:r>
-          </w:p>
-          <w:tbl>
-            <w:tblPr>
-              <w:tblStyle w:val="Tablaconcuadrcula"/>
-              <w:tblW w:w="0" w:type="auto"/>
-              <w:jc w:val="center"/>
-              <w:tblLayout w:type="fixed"/>
-            </w:tblPr>
-            <w:tblGrid>
-              <w:gridCol w:w="683"/>
-              <w:gridCol w:w="683"/>
-              <w:gridCol w:w="683"/>
-            </w:tblGrid>
-            <w:tr>
-              <w:trPr>
-                <w:trHeight w:val="278"/>
-                <w:jc w:val="center"/>
-              </w:trPr>
-              <w:tc>
-                <w:tcPr>
-                  <w:tcW w:w="683" w:type="dxa"/>
-                  <w:shd w:val="clear" w:color="auto" w:fill="7030A0"/>
-                </w:tcPr>
-                <w:p>
-                  <w:pPr>
-                    <w:pStyle w:val="Sinespaciado"/>
-                    <w:jc w:val="center"/>
-                    <w:rPr>
-                      <w:rFonts w:ascii="Times New Roman" w:hAnsi="Times New Roman" w:cs="Times New Roman"/>
-                      <w:b/>
-                      <w:color w:val="FFFFFF"/>
-                      <w:sz w:val="20"/>
-                    </w:rPr>
-                  </w:pPr>
-                  <w:r>
-                    <w:rPr>
-                      <w:rFonts w:ascii="Times New Roman" w:hAnsi="Times New Roman" w:cs="Times New Roman"/>
-                      <w:b/>
-                      <w:color w:val="FFFFFF"/>
-                      <w:sz w:val="20"/>
-                    </w:rPr>
-                    <w:t>R</w:t>
-                  </w:r>
-                </w:p>
-              </w:tc>
-              <w:tc>
-                <w:tcPr>
-                  <w:tcW w:w="683" w:type="dxa"/>
-                  <w:shd w:val="clear" w:color="auto" w:fill="00B0F0"/>
-                </w:tcPr>
-                <w:p>
-                  <w:pPr>
-                    <w:pStyle w:val="Sinespaciado"/>
-                    <w:jc w:val="center"/>
-                    <w:rPr>
-                      <w:rFonts w:ascii="Times New Roman" w:hAnsi="Times New Roman" w:cs="Times New Roman"/>
-                      <w:b/>
-                      <w:color w:val="FFFFFF"/>
-                      <w:sz w:val="20"/>
-                    </w:rPr>
-                  </w:pPr>
-                  <w:r>
-                    <w:rPr>
-                      <w:rFonts w:ascii="Times New Roman" w:hAnsi="Times New Roman" w:cs="Times New Roman"/>
-                      <w:b/>
-                      <w:color w:val="FFFFFF"/>
-                      <w:sz w:val="20"/>
-                    </w:rPr>
-                    <w:t>A-E</w:t>
-                  </w:r>
-                </w:p>
-              </w:tc>
-              <w:tc>
-                <w:tcPr>
-                  <w:tcW w:w="683" w:type="dxa"/>
-                  <w:shd w:val="clear" w:color="auto" w:fill="538135"/>
-                </w:tcPr>
-                <w:p>
-                  <w:pPr>
-                    <w:pStyle w:val="Sinespaciado"/>
-                    <w:jc w:val="center"/>
-                    <w:rPr>
-                      <w:rFonts w:ascii="Times New Roman" w:hAnsi="Times New Roman" w:cs="Times New Roman"/>
-                      <w:b/>
-                      <w:color w:val="FFFFFF"/>
-                      <w:sz w:val="20"/>
-                    </w:rPr>
-                  </w:pPr>
-                  <w:r>
-                    <w:rPr>
-                      <w:rFonts w:ascii="Times New Roman" w:hAnsi="Times New Roman" w:cs="Times New Roman"/>
-                      <w:b/>
-                      <w:color w:val="FFFFFF"/>
-                      <w:sz w:val="20"/>
-                    </w:rPr>
-                    <w:t>C-M</w:t>
-                  </w:r>
-                </w:p>
-              </w:tc>
-            </w:tr>
-          </w:tbl>
-          <w:p>
-            <w:pPr>
-              <w:spacing w:before="40" w:after="40"/>
-            </w:pPr>
-          </w:p>
-          <w:p>
-            <w:pPr>
-              <w:spacing w:before="80" w:after="20"/>
-            </w:pPr>
-            <w:r>
-              <w:rPr>
-                <w:rFonts w:ascii="Times New Roman" w:hAnsi="Times New Roman"/>
-                <w:b/>
-                <w:sz w:val="20"/>
-              </w:rPr>
-              <w:t>Fase 3: Resolución del Problema y Aplicación – «Laboratorio de Comprensión y Fichaje Científico»</w:t>
-            </w:r>
-          </w:p>
-          <w:p>
-            <w:pPr>
-              <w:spacing w:after="20"/>
-            </w:pPr>
-            <w:r>
-              <w:rPr>
-                <w:rFonts w:ascii="Times New Roman" w:hAnsi="Times New Roman"/>
-                <w:b/>
-                <w:sz w:val="19"/>
-              </w:rPr>
-              <w:t xml:space="preserve">Actividad: </w:t>
-            </w:r>
-            <w:r>
-              <w:rPr>
-                <w:rFonts w:ascii="Times New Roman" w:hAnsi="Times New Roman"/>
-                <w:sz w:val="19"/>
-              </w:rPr>
-              <w:t>Resolución en parejas de las actividades de comprensión lectora, inferencias y valoración crítica de las páginas 36 a 38. Los estudiantes seleccionan un libro de divulgación científica de la biblioteca y elaboran su ficha bibliográfica completa con autor, título, editorial y resumen del contenido para validar su investigación.</w:t>
-            </w:r>
-          </w:p>
-          <w:p>
-            <w:pPr>
-              <w:spacing w:after="40"/>
-            </w:pPr>
-            <w:r>
-              <w:rPr>
-                <w:rFonts w:ascii="Times New Roman" w:hAnsi="Times New Roman"/>
-                <w:sz w:val="19"/>
-              </w:rPr>
-              <w:t>Estrategia ABP: Aplicación de los criterios de búsqueda documental para resolver el reto de fichaje científico.</w:t>
-            </w:r>
-          </w:p>
-          <w:p>
-            <w:pPr>
-              <w:spacing w:after="20"/>
-            </w:pPr>
-            <w:r>
-              <w:rPr>
-                <w:rFonts w:ascii="Times New Roman" w:hAnsi="Times New Roman"/>
-                <w:b/>
-                <w:sz w:val="19"/>
-              </w:rPr>
-              <w:t>DUA aplicado:</w:t>
-            </w:r>
-          </w:p>
-          <w:p>
-            <w:pPr>
-              <w:spacing w:after="20"/>
-            </w:pPr>
-            <w:r>
-              <w:rPr>
-                <w:rFonts w:ascii="Times New Roman" w:hAnsi="Times New Roman"/>
-                <w:b/>
-                <w:sz w:val="18"/>
-              </w:rPr>
-              <w:t xml:space="preserve">Representación: </w:t>
-            </w:r>
-            <w:r>
-              <w:rPr>
-                <w:rFonts w:ascii="Times New Roman" w:hAnsi="Times New Roman"/>
-                <w:sz w:val="18"/>
-              </w:rPr>
-              <w:t>Actividades de comprensión lectora del texto (págs. 36-38) y formato de ficha del libro.</w:t>
-            </w:r>
-          </w:p>
-          <w:p>
-            <w:pPr>
-              <w:spacing w:after="20"/>
-            </w:pPr>
-            <w:r>
-              <w:rPr>
-                <w:rFonts w:ascii="Times New Roman" w:hAnsi="Times New Roman"/>
-                <w:b/>
-                <w:sz w:val="18"/>
-              </w:rPr>
-              <w:t xml:space="preserve">Acción y expresión: </w:t>
-            </w:r>
-            <w:r>
-              <w:rPr>
-                <w:rFonts w:ascii="Times New Roman" w:hAnsi="Times New Roman"/>
-                <w:sz w:val="18"/>
-              </w:rPr>
-              <w:t>Resolución escrita de los talleres de comprensión y llenado de la ficha bibliográfica en parejas.</w:t>
-            </w:r>
-          </w:p>
-          <w:p>
-            <w:pPr>
-              <w:spacing w:after="20"/>
-            </w:pPr>
-            <w:r>
-              <w:rPr>
-                <w:rFonts w:ascii="Times New Roman" w:hAnsi="Times New Roman"/>
-                <w:b/>
-                <w:sz w:val="18"/>
-              </w:rPr>
-              <w:t xml:space="preserve">Compromiso-Motivación: </w:t>
-            </w:r>
-            <w:r>
-              <w:rPr>
-                <w:rFonts w:ascii="Times New Roman" w:hAnsi="Times New Roman"/>
-                <w:sz w:val="18"/>
-              </w:rPr>
-              <w:t>Autonomía en la búsqueda de información y validación cooperativa de respuestas entre compañeros.</w:t>
-            </w:r>
-          </w:p>
-          <w:tbl>
-            <w:tblPr>
-              <w:tblStyle w:val="Tablaconcuadrcula"/>
-              <w:tblW w:w="0" w:type="auto"/>
-              <w:jc w:val="center"/>
-              <w:tblLayout w:type="fixed"/>
-            </w:tblPr>
-            <w:tblGrid>
-              <w:gridCol w:w="683"/>
-              <w:gridCol w:w="683"/>
-              <w:gridCol w:w="683"/>
-            </w:tblGrid>
-            <w:tr>
-              <w:trPr>
-                <w:trHeight w:val="278"/>
-                <w:jc w:val="center"/>
-              </w:trPr>
-              <w:tc>
-                <w:tcPr>
-                  <w:tcW w:w="683" w:type="dxa"/>
-                  <w:shd w:val="clear" w:color="auto" w:fill="7030A0"/>
-                </w:tcPr>
-                <w:p>
-                  <w:pPr>
-                    <w:pStyle w:val="Sinespaciado"/>
-                    <w:jc w:val="center"/>
-                    <w:rPr>
-                      <w:rFonts w:ascii="Times New Roman" w:hAnsi="Times New Roman" w:cs="Times New Roman"/>
-                      <w:b/>
-                      <w:color w:val="FFFFFF"/>
-                      <w:sz w:val="20"/>
-                    </w:rPr>
-                  </w:pPr>
-                  <w:r>
-                    <w:rPr>
-                      <w:rFonts w:ascii="Times New Roman" w:hAnsi="Times New Roman" w:cs="Times New Roman"/>
-                      <w:b/>
-                      <w:color w:val="FFFFFF"/>
-                      <w:sz w:val="20"/>
-                    </w:rPr>
-                    <w:t>R</w:t>
-                  </w:r>
-                </w:p>
-              </w:tc>
-              <w:tc>
-                <w:tcPr>
-                  <w:tcW w:w="683" w:type="dxa"/>
-                  <w:shd w:val="clear" w:color="auto" w:fill="00B0F0"/>
-                </w:tcPr>
-                <w:p>
-                  <w:pPr>
-                    <w:pStyle w:val="Sinespaciado"/>
-                    <w:jc w:val="center"/>
-                    <w:rPr>
-                      <w:rFonts w:ascii="Times New Roman" w:hAnsi="Times New Roman" w:cs="Times New Roman"/>
-                      <w:b/>
-                      <w:color w:val="FFFFFF"/>
-                      <w:sz w:val="20"/>
-                    </w:rPr>
-                  </w:pPr>
-                  <w:r>
-                    <w:rPr>
-                      <w:rFonts w:ascii="Times New Roman" w:hAnsi="Times New Roman" w:cs="Times New Roman"/>
-                      <w:b/>
-                      <w:color w:val="FFFFFF"/>
-                      <w:sz w:val="20"/>
-                    </w:rPr>
-                    <w:t>A-E</w:t>
-                  </w:r>
-                </w:p>
-              </w:tc>
-              <w:tc>
-                <w:tcPr>
-                  <w:tcW w:w="683" w:type="dxa"/>
-                  <w:shd w:val="clear" w:color="auto" w:fill="538135"/>
-                </w:tcPr>
-                <w:p>
-                  <w:pPr>
-                    <w:pStyle w:val="Sinespaciado"/>
-                    <w:jc w:val="center"/>
-                    <w:rPr>
-                      <w:rFonts w:ascii="Times New Roman" w:hAnsi="Times New Roman" w:cs="Times New Roman"/>
-                      <w:b/>
-                      <w:color w:val="FFFFFF"/>
-                      <w:sz w:val="20"/>
-                    </w:rPr>
-                  </w:pPr>
-                  <w:r>
-                    <w:rPr>
-                      <w:rFonts w:ascii="Times New Roman" w:hAnsi="Times New Roman" w:cs="Times New Roman"/>
-                      <w:b/>
-                      <w:color w:val="FFFFFF"/>
-                      <w:sz w:val="20"/>
-                    </w:rPr>
-                    <w:t>C-M</w:t>
-                  </w:r>
-                </w:p>
-              </w:tc>
-            </w:tr>
-          </w:tbl>
-          <w:p>
-            <w:pPr>
-              <w:spacing w:before="40" w:after="40"/>
-            </w:pPr>
-          </w:p>
-          <w:p>
-            <w:pPr>
-              <w:spacing w:before="80" w:after="20"/>
-            </w:pPr>
-            <w:r>
-              <w:rPr>
-                <w:rFonts w:ascii="Times New Roman" w:hAnsi="Times New Roman"/>
-                <w:b/>
-                <w:sz w:val="20"/>
-              </w:rPr>
-              <w:t>Fase 4: Socialización y Metacognición – «Publicación de Hallazgos y Evaluación entre Pares»</w:t>
-            </w:r>
-          </w:p>
-          <w:p>
-            <w:pPr>
-              <w:spacing w:after="20"/>
-            </w:pPr>
-            <w:r>
-              <w:rPr>
-                <w:rFonts w:ascii="Times New Roman" w:hAnsi="Times New Roman"/>
-                <w:b/>
-                <w:sz w:val="19"/>
-              </w:rPr>
-              <w:t xml:space="preserve">Actividad: </w:t>
-            </w:r>
-            <w:r>
-              <w:rPr>
-                <w:rFonts w:ascii="Times New Roman" w:hAnsi="Times New Roman"/>
-                <w:sz w:val="19"/>
-              </w:rPr>
-              <w:t>Socialización en plenaria: cada equipo comparte las conclusiones sobre cómo verificar la veracidad de una información y expone un dato científico curioso descubierto en su libro investigado. Ronda de metacognición: ¿Qué pasos seguimos para resolver el problema de las noticias falsas?</w:t>
-            </w:r>
-          </w:p>
-          <w:p>
-            <w:pPr>
-              <w:spacing w:after="40"/>
-            </w:pPr>
-            <w:r>
-              <w:rPr>
-                <w:rFonts w:ascii="Times New Roman" w:hAnsi="Times New Roman"/>
-                <w:sz w:val="19"/>
-              </w:rPr>
-              <w:t>Trabajo Cooperativo: Coevaluación formativa entre equipos sobre el rigor de sus fichas bibliográficas.</w:t>
-            </w:r>
-          </w:p>
-          <w:p>
-            <w:pPr>
-              <w:spacing w:after="20"/>
-            </w:pPr>
-            <w:r>
-              <w:rPr>
-                <w:rFonts w:ascii="Times New Roman" w:hAnsi="Times New Roman"/>
-                <w:b/>
-                <w:sz w:val="19"/>
-              </w:rPr>
-              <w:t>DUA aplicado:</w:t>
-            </w:r>
-          </w:p>
-          <w:p>
-            <w:pPr>
-              <w:spacing w:after="20"/>
-            </w:pPr>
-            <w:r>
-              <w:rPr>
-                <w:rFonts w:ascii="Times New Roman" w:hAnsi="Times New Roman"/>
-                <w:b/>
-                <w:sz w:val="18"/>
-              </w:rPr>
-              <w:t xml:space="preserve">Representación: </w:t>
-            </w:r>
-            <w:r>
-              <w:rPr>
-                <w:rFonts w:ascii="Times New Roman" w:hAnsi="Times New Roman"/>
-                <w:sz w:val="18"/>
-              </w:rPr>
-              <w:t>Datos registrados por los estudiantes en sus fichas y preguntas de metacognición en la pizarra.</w:t>
-            </w:r>
-          </w:p>
-          <w:p>
-            <w:pPr>
-              <w:spacing w:after="20"/>
-            </w:pPr>
-            <w:r>
-              <w:rPr>
-                <w:rFonts w:ascii="Times New Roman" w:hAnsi="Times New Roman"/>
-                <w:b/>
-                <w:sz w:val="18"/>
-              </w:rPr>
-              <w:t xml:space="preserve">Acción y expresión: </w:t>
-            </w:r>
-            <w:r>
-              <w:rPr>
-                <w:rFonts w:ascii="Times New Roman" w:hAnsi="Times New Roman"/>
-                <w:sz w:val="18"/>
-              </w:rPr>
-              <w:t>Exposición oral de los hallazgos del equipo y respuesta reflexiva sobre el proceso de indagación.</w:t>
-            </w:r>
-          </w:p>
-          <w:p>
-            <w:pPr>
-              <w:spacing w:after="20"/>
-            </w:pPr>
-            <w:r>
-              <w:rPr>
-                <w:rFonts w:ascii="Times New Roman" w:hAnsi="Times New Roman"/>
-                <w:b/>
-                <w:sz w:val="18"/>
-              </w:rPr>
-              <w:t xml:space="preserve">Compromiso-Motivación: </w:t>
-            </w:r>
-            <w:r>
-              <w:rPr>
-                <w:rFonts w:ascii="Times New Roman" w:hAnsi="Times New Roman"/>
-                <w:sz w:val="18"/>
-              </w:rPr>
-              <w:t>Satisfacción de haber resuelto el problema de investigación mediante la cooperación grupal.</w:t>
-            </w:r>
-          </w:p>
-          <w:tbl>
-            <w:tblPr>
-              <w:tblStyle w:val="Tablaconcuadrcula"/>
-              <w:tblW w:w="0" w:type="auto"/>
-              <w:jc w:val="center"/>
-              <w:tblLayout w:type="fixed"/>
-            </w:tblPr>
-            <w:tblGrid>
-              <w:gridCol w:w="683"/>
-              <w:gridCol w:w="683"/>
-              <w:gridCol w:w="683"/>
-            </w:tblGrid>
-            <w:tr>
-              <w:trPr>
-                <w:trHeight w:val="278"/>
-                <w:jc w:val="center"/>
-              </w:trPr>
-              <w:tc>
-                <w:tcPr>
-                  <w:tcW w:w="683" w:type="dxa"/>
-                  <w:shd w:val="clear" w:color="auto" w:fill="7030A0"/>
-                </w:tcPr>
-                <w:p>
-                  <w:pPr>
-                    <w:pStyle w:val="Sinespaciado"/>
-                    <w:jc w:val="center"/>
-                    <w:rPr>
-                      <w:rFonts w:ascii="Times New Roman" w:hAnsi="Times New Roman" w:cs="Times New Roman"/>
-                      <w:b/>
-                      <w:color w:val="FFFFFF"/>
-                      <w:sz w:val="20"/>
-                    </w:rPr>
-                  </w:pPr>
-                  <w:r>
-                    <w:rPr>
-                      <w:rFonts w:ascii="Times New Roman" w:hAnsi="Times New Roman" w:cs="Times New Roman"/>
-                      <w:b/>
-                      <w:color w:val="FFFFFF"/>
-                      <w:sz w:val="20"/>
-                    </w:rPr>
-                    <w:t>R</w:t>
-                  </w:r>
-                </w:p>
-              </w:tc>
-              <w:tc>
-                <w:tcPr>
-                  <w:tcW w:w="683" w:type="dxa"/>
-                  <w:shd w:val="clear" w:color="auto" w:fill="00B0F0"/>
-                </w:tcPr>
-                <w:p>
-                  <w:pPr>
-                    <w:pStyle w:val="Sinespaciado"/>
-                    <w:jc w:val="center"/>
-                    <w:rPr>
-                      <w:rFonts w:ascii="Times New Roman" w:hAnsi="Times New Roman" w:cs="Times New Roman"/>
-                      <w:b/>
-                      <w:color w:val="FFFFFF"/>
-                      <w:sz w:val="20"/>
-                    </w:rPr>
-                  </w:pPr>
-                  <w:r>
-                    <w:rPr>
-                      <w:rFonts w:ascii="Times New Roman" w:hAnsi="Times New Roman" w:cs="Times New Roman"/>
-                      <w:b/>
-                      <w:color w:val="FFFFFF"/>
-                      <w:sz w:val="20"/>
-                    </w:rPr>
-                    <w:t>A-E</w:t>
-                  </w:r>
-                </w:p>
-              </w:tc>
-              <w:tc>
-                <w:tcPr>
-                  <w:tcW w:w="683" w:type="dxa"/>
-                  <w:shd w:val="clear" w:color="auto" w:fill="538135"/>
-                </w:tcPr>
-                <w:p>
-                  <w:pPr>
-                    <w:pStyle w:val="Sinespaciado"/>
-                    <w:jc w:val="center"/>
-                    <w:rPr>
-                      <w:rFonts w:ascii="Times New Roman" w:hAnsi="Times New Roman" w:cs="Times New Roman"/>
-                      <w:b/>
-                      <w:color w:val="FFFFFF"/>
-                      <w:sz w:val="20"/>
-                    </w:rPr>
-                  </w:pPr>
-                  <w:r>
-                    <w:rPr>
-                      <w:rFonts w:ascii="Times New Roman" w:hAnsi="Times New Roman" w:cs="Times New Roman"/>
-                      <w:b/>
-                      <w:color w:val="FFFFFF"/>
-                      <w:sz w:val="20"/>
-                    </w:rPr>
-                    <w:t>C-M</w:t>
-                  </w:r>
-                </w:p>
-              </w:tc>
-            </w:tr>
-          </w:tbl>
-          <w:p>
-            <w:pPr>
-              <w:spacing w:before="40" w:after="40"/>
-            </w:pPr>
-          </w:p>
-        </w:tc>
-        <w:tc>
-          <w:tcPr>
-            <w:tcW w:w="2156" w:type="dxa"/>
-            <w:gridSpan w:val="5"/>
-            <w:tcBorders>
-              <w:left w:val="single" w:sz="4" w:space="0" w:color="auto"/>
-              <w:right w:val="single" w:sz="4" w:space="0" w:color="auto"/>
-            </w:tcBorders>
-            <w:shd w:val="clear" w:color="auto" w:fill="auto"/>
-          </w:tcPr>
-          <w:p>
-            <w:pPr>
-              <w:rPr>
-                <w:rFonts w:ascii="Times New Roman" w:hAnsi="Times New Roman" w:cs="Times New Roman"/>
-              </w:rPr>
-            </w:pPr>
-            <w:r>
-              <w:rPr>
-                <w:rFonts w:ascii="Times New Roman" w:hAnsi="Times New Roman" w:cs="Times New Roman"/>
-              </w:rPr>
-              <w:t>Realiza inferencias fundamentales y proyectivo-valorativas, valora los contenidos y aspectos de forma a partir de criterios preestablecidos, al monitorear su comprensión mediante el uso de estrategias cognitivas. I.LL.3.3.2.</w:t>
-            </w:r>
-          </w:p>
-        </w:tc>
-        <w:tc>
-          <w:tcPr>
-            <w:tcW w:w="3112" w:type="dxa"/>
-            <w:gridSpan w:val="3"/>
-            <w:tcBorders>
-              <w:left w:val="single" w:sz="4" w:space="0" w:color="auto"/>
-            </w:tcBorders>
-            <w:shd w:val="clear" w:color="auto" w:fill="auto"/>
-          </w:tcPr>
-          <w:p>
-            <w:pPr>
-              <w:rPr>
-                <w:rFonts w:ascii="Times New Roman" w:hAnsi="Times New Roman" w:cs="Times New Roman"/>
-              </w:rPr>
-            </w:pPr>
-            <w:r>
-              <w:rPr>
-                <w:rFonts w:ascii="Times New Roman" w:hAnsi="Times New Roman" w:cs="Times New Roman"/>
-              </w:rPr>
-              <w:t>• Instrumentos: Cuestionario de comprensión lectora y ficha de préstamo bibliotecario evaluada.</w:t>
-            </w:r>
-            <w:r>
-              <w:rPr>
-                <w:rFonts w:ascii="Times New Roman" w:hAnsi="Times New Roman" w:cs="Times New Roman"/>
-              </w:rPr>
-              <w:br/>
-              <w:t>• Actividades: Resolución de actividades págs. 34-37 del texto de Lengua y Literatura.</w:t>
-            </w:r>
-          </w:p>
-        </w:tc>
-      </w:tr>
-      <w:tr>
-        <w:trPr>
-          <w:trHeight w:val="1456"/>
-        </w:trPr>
-        <w:tc>
-          <w:tcPr>
-            <w:tcW w:w="3182" w:type="dxa"/>
-            <w:gridSpan w:val="2"/>
-            <w:shd w:val="clear" w:color="auto" w:fill="auto"/>
-          </w:tcPr>
-          <w:p>
-            <w:pPr>
-              <w:rPr>
-                <w:rFonts w:ascii="Times New Roman" w:hAnsi="Times New Roman" w:cs="Times New Roman"/>
-              </w:rPr>
-            </w:pPr>
-            <w:r>
-              <w:rPr>
-                <w:rFonts w:ascii="Times New Roman" w:hAnsi="Times New Roman" w:cs="Times New Roman"/>
-              </w:rPr>
-              <w:t>LL.3.4.1. Relatar textos con secuencia lógica, manejo de conectores y coherencia en el uso de la persona y el tiempo verbal.</w:t>
-            </w:r>
-            <w:r>
-              <w:rPr>
-                <w:rFonts w:ascii="Times New Roman" w:hAnsi="Times New Roman" w:cs="Times New Roman"/>
-              </w:rPr>
-              <w:br/>
-            </w:r>
-            <w:r>
-              <w:rPr>
-                <w:rFonts w:ascii="Times New Roman" w:hAnsi="Times New Roman" w:cs="Times New Roman"/>
-              </w:rPr>
-              <w:br/>
-              <w:t>LL.3.4.6. Autorregular la producción escrita mediante planificación, redacción y revisión.</w:t>
-            </w:r>
-            <w:r>
-              <w:rPr>
-                <w:rFonts w:ascii="Times New Roman" w:hAnsi="Times New Roman" w:cs="Times New Roman"/>
-              </w:rPr>
-              <w:br/>
-            </w:r>
-            <w:r>
-              <w:rPr>
-                <w:rFonts w:ascii="Times New Roman" w:hAnsi="Times New Roman" w:cs="Times New Roman"/>
-              </w:rPr>
-              <w:br/>
-              <w:t>LL.3.4.10. Integrar en las producciones escritas el verbo (accidentes, modos) y uso del punto y coma (;).</w:t>
-            </w:r>
-          </w:p>
-        </w:tc>
-        <w:tc>
-          <w:tcPr>
-            <w:tcW w:w="2404" w:type="dxa"/>
-            <w:gridSpan w:val="4"/>
-            <w:shd w:val="clear" w:color="auto" w:fill="auto"/>
-          </w:tcPr>
-          <w:p>
-            <w:pPr>
-              <w:rPr>
-                <w:rFonts w:ascii="Times New Roman" w:hAnsi="Times New Roman" w:cs="Times New Roman"/>
-              </w:rPr>
-            </w:pPr>
-            <w:r>
-              <w:rPr>
-                <w:rFonts w:ascii="Times New Roman" w:hAnsi="Times New Roman" w:cs="Times New Roman"/>
-              </w:rPr>
-              <w:t>Tema: Escritura: Escribo una nota científica (planificación y redacción) y Gramática: El verbo (accidentes, modos) y Uso del punto y coma (;)</w:t>
-            </w:r>
-            <w:r>
-              <w:rPr>
-                <w:rFonts w:ascii="Times New Roman" w:hAnsi="Times New Roman" w:cs="Times New Roman"/>
-              </w:rPr>
-              <w:br/>
-            </w:r>
-            <w:r>
-              <w:rPr>
-                <w:rFonts w:ascii="Times New Roman" w:hAnsi="Times New Roman" w:cs="Times New Roman"/>
-              </w:rPr>
-              <w:br/>
-              <w:t>Materiales:</w:t>
-            </w:r>
-            <w:r>
-              <w:rPr>
-                <w:rFonts w:ascii="Times New Roman" w:hAnsi="Times New Roman" w:cs="Times New Roman"/>
-              </w:rPr>
-              <w:br/>
-              <w:t>Texto de Lengua 7mo (Páginas 38 a 53)</w:t>
-            </w:r>
-            <w:r>
-              <w:rPr>
-                <w:rFonts w:ascii="Times New Roman" w:hAnsi="Times New Roman" w:cs="Times New Roman"/>
-              </w:rPr>
-              <w:br/>
-              <w:t>Pizarra y marcadores de colores</w:t>
-            </w:r>
-            <w:r>
-              <w:rPr>
-                <w:rFonts w:ascii="Times New Roman" w:hAnsi="Times New Roman" w:cs="Times New Roman"/>
-              </w:rPr>
-              <w:br/>
-              <w:t>Cuadernos de trabajo</w:t>
-            </w:r>
-            <w:r>
-              <w:rPr>
-                <w:rFonts w:ascii="Times New Roman" w:hAnsi="Times New Roman" w:cs="Times New Roman"/>
-              </w:rPr>
-              <w:br/>
-              <w:t>Plantilla de redacción</w:t>
-            </w:r>
-          </w:p>
-        </w:tc>
-        <w:tc>
-          <w:tcPr>
-            <w:tcW w:w="5092" w:type="dxa"/>
-            <w:gridSpan w:val="7"/>
-            <w:tcBorders>
-              <w:right w:val="single" w:sz="4" w:space="0" w:color="auto"/>
-            </w:tcBorders>
-            <w:shd w:val="clear" w:color="auto" w:fill="auto"/>
-          </w:tcPr>
-          <w:p>
-            <w:pPr>
-              <w:rPr>
-                <w:rFonts w:ascii="Times New Roman" w:hAnsi="Times New Roman" w:cs="Times New Roman"/>
-              </w:rPr>
-            </w:pPr>
-          </w:p>
-          <w:p>
-            <w:pPr>
-              <w:spacing w:before="40" w:after="40"/>
-              <w:rPr>
-                <w:rFonts w:ascii="Times New Roman" w:hAnsi="Times New Roman" w:cs="Times New Roman"/>
-              </w:rPr>
-            </w:pPr>
-            <w:r>
-              <w:rPr>
-                <w:rFonts w:ascii="Times New Roman" w:hAnsi="Times New Roman" w:cs="Times New Roman"/>
-                <w:b/>
-              </w:rPr>
-              <w:t>SEMANA 9 (26/10 al 30/10/2026) · ESCRITURA &amp; GRAMÁTICA</w:t>
-            </w:r>
-          </w:p>
-          <w:p>
-            <w:pPr>
-              <w:spacing w:after="40"/>
-              <w:rPr>
-                <w:rFonts w:ascii="Times New Roman" w:hAnsi="Times New Roman" w:cs="Times New Roman"/>
-              </w:rPr>
-            </w:pPr>
-            <w:r>
-              <w:rPr>
-                <w:rFonts w:ascii="Times New Roman" w:hAnsi="Times New Roman" w:cs="Times New Roman"/>
-                <w:b/>
-              </w:rPr>
-              <w:t>GAMIFICACIÓN &amp; APRENDIZAJE</w:t>
-            </w:r>
-            <w:r>
-              <w:rPr>
-                <w:rFonts w:ascii="Times New Roman" w:hAnsi="Times New Roman" w:cs="Times New Roman"/>
-                <w:b/>
-              </w:rPr>
-              <w:t xml:space="preserve"> POR RETOS</w:t>
-            </w:r>
-          </w:p>
-          <w:p>
-            <w:pPr>
-              <w:spacing w:after="80"/>
-              <w:rPr>
-                <w:rFonts w:ascii="Times New Roman" w:hAnsi="Times New Roman" w:cs="Times New Roman"/>
-              </w:rPr>
-            </w:pPr>
-            <w:r>
-              <w:rPr>
-                <w:rFonts w:ascii="Times New Roman" w:hAnsi="Times New Roman" w:cs="Times New Roman"/>
-                <w:b/>
-              </w:rPr>
-              <w:t xml:space="preserve">Nombre de la actividad: </w:t>
-            </w:r>
-            <w:r>
-              <w:rPr>
-                <w:rFonts w:ascii="Times New Roman" w:hAnsi="Times New Roman" w:cs="Times New Roman"/>
-              </w:rPr>
-              <w:t>«Sala de Redacción: Jóvenes Cronistas de la Ciencia y la Lengua» (Texto Pág. 39-47)</w:t>
-            </w:r>
-          </w:p>
-          <w:p>
-            <w:pPr>
-              <w:spacing w:before="80" w:after="20"/>
-              <w:rPr>
-                <w:rFonts w:ascii="Times New Roman" w:hAnsi="Times New Roman" w:cs="Times New Roman"/>
-              </w:rPr>
-            </w:pPr>
-            <w:r>
-              <w:rPr>
-                <w:rFonts w:ascii="Times New Roman" w:hAnsi="Times New Roman" w:cs="Times New Roman"/>
-                <w:b/>
-              </w:rPr>
-              <w:t>Fase 1: Motivación – «Convocatoria Editorial Escolar»</w:t>
-            </w:r>
-          </w:p>
-          <w:p>
-            <w:pPr>
-              <w:spacing w:after="20"/>
-              <w:rPr>
-                <w:rFonts w:ascii="Times New Roman" w:hAnsi="Times New Roman" w:cs="Times New Roman"/>
-              </w:rPr>
-            </w:pPr>
-            <w:r>
-              <w:rPr>
-                <w:rFonts w:ascii="Times New Roman" w:hAnsi="Times New Roman" w:cs="Times New Roman"/>
-                <w:b/>
-              </w:rPr>
-              <w:t xml:space="preserve">Actividad: </w:t>
-            </w:r>
-            <w:r>
-              <w:rPr>
-                <w:rFonts w:ascii="Times New Roman" w:hAnsi="Times New Roman" w:cs="Times New Roman"/>
-              </w:rPr>
-              <w:t xml:space="preserve">El docente transforma el aula en una Sala de Prensa </w:t>
-            </w:r>
-            <w:r>
-              <w:rPr>
-                <w:rFonts w:ascii="Times New Roman" w:hAnsi="Times New Roman" w:cs="Times New Roman"/>
-              </w:rPr>
-              <w:t>Científica: 'La revista escolar de la Unidad Educativa Calderón 2 abre su convocatoria para publicar notas científicas escritas por estudiantes de 7mo.' Lectura del modelo de nota de la página 39 para identificar el titular, entrada y cuerpo.</w:t>
-            </w:r>
-          </w:p>
-          <w:p>
-            <w:pPr>
-              <w:spacing w:after="40"/>
-              <w:rPr>
-                <w:rFonts w:ascii="Times New Roman" w:hAnsi="Times New Roman" w:cs="Times New Roman"/>
-              </w:rPr>
-            </w:pPr>
-            <w:r>
-              <w:rPr>
-                <w:rFonts w:ascii="Times New Roman" w:hAnsi="Times New Roman" w:cs="Times New Roman"/>
-              </w:rPr>
-              <w:t>Gamificación:</w:t>
-            </w:r>
-            <w:r>
-              <w:rPr>
-                <w:rFonts w:ascii="Times New Roman" w:hAnsi="Times New Roman" w:cs="Times New Roman"/>
-              </w:rPr>
-              <w:t xml:space="preserve"> Convocatoria editorial motivadora para escribir notas científicas.</w:t>
-            </w:r>
-          </w:p>
-          <w:p>
-            <w:pPr>
-              <w:spacing w:after="20"/>
-              <w:rPr>
-                <w:rFonts w:ascii="Times New Roman" w:hAnsi="Times New Roman" w:cs="Times New Roman"/>
-              </w:rPr>
-            </w:pPr>
-            <w:r>
-              <w:rPr>
-                <w:rFonts w:ascii="Times New Roman" w:hAnsi="Times New Roman" w:cs="Times New Roman"/>
-                <w:b/>
-              </w:rPr>
-              <w:t>DUA aplicado:</w:t>
-            </w:r>
-          </w:p>
-          <w:p>
-            <w:pPr>
-              <w:spacing w:after="20"/>
-              <w:rPr>
-                <w:rFonts w:ascii="Times New Roman" w:hAnsi="Times New Roman" w:cs="Times New Roman"/>
-              </w:rPr>
-            </w:pPr>
-            <w:r>
-              <w:rPr>
-                <w:rFonts w:ascii="Times New Roman" w:hAnsi="Times New Roman" w:cs="Times New Roman"/>
-                <w:b/>
-              </w:rPr>
-              <w:t xml:space="preserve">Representación: </w:t>
-            </w:r>
-            <w:r>
-              <w:rPr>
-                <w:rFonts w:ascii="Times New Roman" w:hAnsi="Times New Roman" w:cs="Times New Roman"/>
-              </w:rPr>
-              <w:t>Modelo de nota científica del texto escolar (pág. 39) con sus partes señaladas.</w:t>
-            </w:r>
-          </w:p>
-          <w:p>
-            <w:pPr>
-              <w:spacing w:after="20"/>
-              <w:rPr>
-                <w:rFonts w:ascii="Times New Roman" w:hAnsi="Times New Roman" w:cs="Times New Roman"/>
-              </w:rPr>
-            </w:pPr>
-            <w:r>
-              <w:rPr>
-                <w:rFonts w:ascii="Times New Roman" w:hAnsi="Times New Roman" w:cs="Times New Roman"/>
-                <w:b/>
-              </w:rPr>
-              <w:t xml:space="preserve">Acción y expresión: </w:t>
-            </w:r>
-            <w:r>
-              <w:rPr>
-                <w:rFonts w:ascii="Times New Roman" w:hAnsi="Times New Roman" w:cs="Times New Roman"/>
-              </w:rPr>
-              <w:t>Lectura analítica del modelo y selección oral o escrita de</w:t>
-            </w:r>
-            <w:r>
-              <w:rPr>
-                <w:rFonts w:ascii="Times New Roman" w:hAnsi="Times New Roman" w:cs="Times New Roman"/>
-              </w:rPr>
-              <w:t>l tema a investigar.</w:t>
-            </w:r>
-          </w:p>
-          <w:p>
-            <w:pPr>
-              <w:spacing w:after="20"/>
-              <w:rPr>
-                <w:rFonts w:ascii="Times New Roman" w:hAnsi="Times New Roman" w:cs="Times New Roman"/>
-              </w:rPr>
-            </w:pPr>
-            <w:r>
-              <w:rPr>
-                <w:rFonts w:ascii="Times New Roman" w:hAnsi="Times New Roman" w:cs="Times New Roman"/>
-                <w:b/>
-              </w:rPr>
-              <w:t xml:space="preserve">Compromiso-Motivación: </w:t>
-            </w:r>
-            <w:r>
-              <w:rPr>
-                <w:rFonts w:ascii="Times New Roman" w:hAnsi="Times New Roman" w:cs="Times New Roman"/>
-              </w:rPr>
-              <w:t>Propósito comunicativo de redactar un texto para la revista de la institución.</w:t>
             </w:r>
           </w:p>
           <w:tbl>
@@ -5838,7 +4500,15 @@
                       <w:b/>
                       <w:color w:val="FFFFFF"/>
                     </w:rPr>
-                    <w:t>A-E</w:t>
+                    <w:t>A</w:t>
+                  </w:r>
+                  <w:r>
+                    <w:rPr>
+                      <w:rFonts w:ascii="Times New Roman" w:hAnsi="Times New Roman" w:cs="Times New Roman"/>
+                      <w:b/>
+                      <w:color w:val="FFFFFF"/>
+                    </w:rPr>
+                    <w:t>-E</w:t>
                   </w:r>
                 </w:p>
               </w:tc>
@@ -5890,7 +4560,7 @@
                 <w:rFonts w:ascii="Times New Roman" w:hAnsi="Times New Roman" w:cs="Times New Roman"/>
                 <w:b/>
               </w:rPr>
-              <w:t>Fase 2: Comprensión – «El Laboratorio Gramatical del Verbo»</w:t>
+              <w:t>Fase 2: Indagación y Trabajo Cooperativo – «Disección del Artículo Científico y la Biblioteca»</w:t>
             </w:r>
           </w:p>
           <w:p>
@@ -5911,19 +4581,13 @@
               <w:rPr>
                 <w:rFonts w:ascii="Times New Roman" w:hAnsi="Times New Roman" w:cs="Times New Roman"/>
               </w:rPr>
-              <w:t xml:space="preserve">Planificación textual con la matriz de la </w:t>
-            </w:r>
-            <w:r>
-              <w:rPr>
-                <w:rFonts w:ascii="Times New Roman" w:hAnsi="Times New Roman" w:cs="Times New Roman"/>
-              </w:rPr>
-              <w:t>página 40 (propósito, destinatario y estructura). Explicación y aplicación de la conjugación de verbos regulares e irregulares (páginas 41 a 45): formas no personales (infinitivo, gerundio, participio) y tiempos verbales precisos para relatar hechos cientí</w:t>
-            </w:r>
-            <w:r>
-              <w:rPr>
-                <w:rFonts w:ascii="Times New Roman" w:hAnsi="Times New Roman" w:cs="Times New Roman"/>
-              </w:rPr>
-              <w:t>ficos.</w:t>
+              <w:t xml:space="preserve">Lectura secuencial y analítica del artículo de divulgación científica de las páginas 27 a 32. En equipos cooperativos, identifican la </w:t>
+            </w:r>
+            <w:r>
+              <w:rPr>
+                <w:rFonts w:ascii="Times New Roman" w:hAnsi="Times New Roman" w:cs="Times New Roman"/>
+              </w:rPr>
+              <w:t>estructura textual: título, introducción, explicación de evidencias y conclusiones. Luego, analizan las páginas 33 a 35 sobre la organización de la biblioteca escolar y los pasos para el fichaje y préstamo bibliográfico.</w:t>
             </w:r>
           </w:p>
           <w:p>
@@ -5937,7 +4601,13 @@
               <w:rPr>
                 <w:rFonts w:ascii="Times New Roman" w:hAnsi="Times New Roman" w:cs="Times New Roman"/>
               </w:rPr>
-              <w:t>Gamificación: Práctica interactiva de conjugación rápida en pizarra.</w:t>
+              <w:t xml:space="preserve">Trabajo Cooperativo: Asignación de </w:t>
+            </w:r>
+            <w:r>
+              <w:rPr>
+                <w:rFonts w:ascii="Times New Roman" w:hAnsi="Times New Roman" w:cs="Times New Roman"/>
+              </w:rPr>
+              <w:t>roles en equipos (coordinador, lector, secretario y moderador) para analizar el texto.</w:t>
             </w:r>
           </w:p>
           <w:p>
@@ -5973,7 +4643,7 @@
               <w:rPr>
                 <w:rFonts w:ascii="Times New Roman" w:hAnsi="Times New Roman" w:cs="Times New Roman"/>
               </w:rPr>
-              <w:t>Matriz de planificación (pág. 40) y cuadros de conjugación verbal del texto (págs. 41-45).</w:t>
+              <w:t>Lectura del artículo de divulgación científica (págs. 27-32) e información de biblioteca (págs. 33-35).</w:t>
             </w:r>
           </w:p>
           <w:p>
@@ -5994,13 +4664,13 @@
               <w:rPr>
                 <w:rFonts w:ascii="Times New Roman" w:hAnsi="Times New Roman" w:cs="Times New Roman"/>
               </w:rPr>
-              <w:t>Completación escrita de la matriz de pl</w:t>
-            </w:r>
-            <w:r>
-              <w:rPr>
-                <w:rFonts w:ascii="Times New Roman" w:hAnsi="Times New Roman" w:cs="Times New Roman"/>
-              </w:rPr>
-              <w:t>anificación y desarrollo de ejercicios verbales en el texto.</w:t>
+              <w:t>Subrayado de la</w:t>
+            </w:r>
+            <w:r>
+              <w:rPr>
+                <w:rFonts w:ascii="Times New Roman" w:hAnsi="Times New Roman" w:cs="Times New Roman"/>
+              </w:rPr>
+              <w:t>s partes del artículo y registro de los datos de fichaje en el cuaderno.</w:t>
             </w:r>
           </w:p>
           <w:p>
@@ -6021,7 +4691,7 @@
               <w:rPr>
                 <w:rFonts w:ascii="Times New Roman" w:hAnsi="Times New Roman" w:cs="Times New Roman"/>
               </w:rPr>
-              <w:t>Aplicación práctica de la gramática para dar claridad y coherencia al escrito.</w:t>
+              <w:t>Interés por conocer cómo se organiza y consulta información en una biblioteca escolar.</w:t>
             </w:r>
           </w:p>
           <w:tbl>
@@ -6124,14 +4794,6 @@
           </w:tbl>
           <w:p>
             <w:pPr>
-              <w:spacing w:before="40" w:after="40"/>
-              <w:rPr>
-                <w:rFonts w:ascii="Times New Roman" w:hAnsi="Times New Roman" w:cs="Times New Roman"/>
-              </w:rPr>
-            </w:pPr>
-          </w:p>
-          <w:p>
-            <w:pPr>
               <w:spacing w:before="80" w:after="20"/>
               <w:rPr>
                 <w:rFonts w:ascii="Times New Roman" w:hAnsi="Times New Roman" w:cs="Times New Roman"/>
@@ -6142,7 +4804,14 @@
                 <w:rFonts w:ascii="Times New Roman" w:hAnsi="Times New Roman" w:cs="Times New Roman"/>
                 <w:b/>
               </w:rPr>
-              <w:t>Fase 3: Aplicación – «Redacción y Laboratorio de Corrección»</w:t>
+              <w:t xml:space="preserve">Fase 3: Resolución del Problema y Aplicación – </w:t>
+            </w:r>
+            <w:r>
+              <w:rPr>
+                <w:rFonts w:ascii="Times New Roman" w:hAnsi="Times New Roman" w:cs="Times New Roman"/>
+                <w:b/>
+              </w:rPr>
+              <w:t>«Laboratorio de Comprensión y Fichaje Científico»</w:t>
             </w:r>
           </w:p>
           <w:p>
@@ -6163,13 +4832,13 @@
               <w:rPr>
                 <w:rFonts w:ascii="Times New Roman" w:hAnsi="Times New Roman" w:cs="Times New Roman"/>
               </w:rPr>
-              <w:t>Redacción</w:t>
-            </w:r>
-            <w:r>
-              <w:rPr>
-                <w:rFonts w:ascii="Times New Roman" w:hAnsi="Times New Roman" w:cs="Times New Roman"/>
-              </w:rPr>
-              <w:t xml:space="preserve"> del primer borrador de la nota científica (páginas 46-47) aplicando la concordancia verbal, sangrías y conectores lógicos. Revisión entre pares utilizando la rúbrica de autoevaluación de la página 47 para verificar ortografía y claridad.</w:t>
+              <w:t>Resolución en parejas de las actividades de comprensión lectora, inferencias y valoración crítica de las páginas 36 a 38. Los estudiantes seleccionan un libro de divulgación científica de la bibl</w:t>
+            </w:r>
+            <w:r>
+              <w:rPr>
+                <w:rFonts w:ascii="Times New Roman" w:hAnsi="Times New Roman" w:cs="Times New Roman"/>
+              </w:rPr>
+              <w:t>ioteca y elaboran su ficha bibliográfica completa con autor, título, editorial y resumen del contenido para validar su investigación.</w:t>
             </w:r>
           </w:p>
           <w:p>
@@ -6183,13 +4852,7 @@
               <w:rPr>
                 <w:rFonts w:ascii="Times New Roman" w:hAnsi="Times New Roman" w:cs="Times New Roman"/>
               </w:rPr>
-              <w:t>Gamificación: Rev</w:t>
-            </w:r>
-            <w:r>
-              <w:rPr>
-                <w:rFonts w:ascii="Times New Roman" w:hAnsi="Times New Roman" w:cs="Times New Roman"/>
-              </w:rPr>
-              <w:t>isión de borradores entre compañeros con criterios de calidad.</w:t>
+              <w:t>Estrategia ABP: Aplicación de los criterios de búsqueda documental para resolver el reto de fichaje científico.</w:t>
             </w:r>
           </w:p>
           <w:p>
@@ -6204,7 +4867,14 @@
                 <w:rFonts w:ascii="Times New Roman" w:hAnsi="Times New Roman" w:cs="Times New Roman"/>
                 <w:b/>
               </w:rPr>
-              <w:t>DUA aplicado:</w:t>
+              <w:t xml:space="preserve">DUA </w:t>
+            </w:r>
+            <w:r>
+              <w:rPr>
+                <w:rFonts w:ascii="Times New Roman" w:hAnsi="Times New Roman" w:cs="Times New Roman"/>
+                <w:b/>
+              </w:rPr>
+              <w:t>aplicado:</w:t>
             </w:r>
           </w:p>
           <w:p>
@@ -6225,7 +4895,7 @@
               <w:rPr>
                 <w:rFonts w:ascii="Times New Roman" w:hAnsi="Times New Roman" w:cs="Times New Roman"/>
               </w:rPr>
-              <w:t>Pautas de redacción del texto (págs. 46-47) y tabla de autoevaluación de la pág. 47.</w:t>
+              <w:t>Actividades de comprensión lectora del texto (págs. 36-38) y formato de ficha del libro.</w:t>
             </w:r>
           </w:p>
           <w:p>
@@ -6246,13 +4916,7 @@
               <w:rPr>
                 <w:rFonts w:ascii="Times New Roman" w:hAnsi="Times New Roman" w:cs="Times New Roman"/>
               </w:rPr>
-              <w:t xml:space="preserve">Escritura del borrador en hojas o cuaderno y </w:t>
-            </w:r>
-            <w:r>
-              <w:rPr>
-                <w:rFonts w:ascii="Times New Roman" w:hAnsi="Times New Roman" w:cs="Times New Roman"/>
-              </w:rPr>
-              <w:t>revisión en parejas de la ortografía y redacción.</w:t>
+              <w:t>Resolución escrita de los talleres de comprensión y llenado de la ficha bibliográfica en parejas.</w:t>
             </w:r>
           </w:p>
           <w:p>
@@ -6273,7 +4937,7 @@
               <w:rPr>
                 <w:rFonts w:ascii="Times New Roman" w:hAnsi="Times New Roman" w:cs="Times New Roman"/>
               </w:rPr>
-              <w:t>Colaboración entre compañeros para mejorar el borrador antes de su entrega final.</w:t>
+              <w:t>Autonomía en la búsqueda de información y validación cooperativa de respuestas entre compañeros.</w:t>
             </w:r>
           </w:p>
           <w:tbl>
@@ -6376,14 +5040,6 @@
           </w:tbl>
           <w:p>
             <w:pPr>
-              <w:spacing w:before="40" w:after="40"/>
-              <w:rPr>
-                <w:rFonts w:ascii="Times New Roman" w:hAnsi="Times New Roman" w:cs="Times New Roman"/>
-              </w:rPr>
-            </w:pPr>
-          </w:p>
-          <w:p>
-            <w:pPr>
               <w:spacing w:before="80" w:after="20"/>
               <w:rPr>
                 <w:rFonts w:ascii="Times New Roman" w:hAnsi="Times New Roman" w:cs="Times New Roman"/>
@@ -6394,7 +5050,7 @@
                 <w:rFonts w:ascii="Times New Roman" w:hAnsi="Times New Roman" w:cs="Times New Roman"/>
                 <w:b/>
               </w:rPr>
-              <w:t>Fase 4: Cierre – «Edición Final y Publicación del Boletín»</w:t>
+              <w:t>Fase 4: Socialización y Metacognición – «Publicación de Hallazgos y Evaluación entre Pares»</w:t>
             </w:r>
           </w:p>
           <w:p>
@@ -6415,13 +5071,13 @@
               <w:rPr>
                 <w:rFonts w:ascii="Times New Roman" w:hAnsi="Times New Roman" w:cs="Times New Roman"/>
               </w:rPr>
-              <w:t xml:space="preserve">Paso a limpio de </w:t>
-            </w:r>
-            <w:r>
-              <w:rPr>
-                <w:rFonts w:ascii="Times New Roman" w:hAnsi="Times New Roman" w:cs="Times New Roman"/>
-              </w:rPr>
-              <w:t>las notas científicas corregidas y compilación en el boletín mural 'Voces de la Ciencia 7mo'. Lectura en voz alta de fragmentos destacados.</w:t>
+              <w:t>Socialización en plenaria: cada equipo compa</w:t>
+            </w:r>
+            <w:r>
+              <w:rPr>
+                <w:rFonts w:ascii="Times New Roman" w:hAnsi="Times New Roman" w:cs="Times New Roman"/>
+              </w:rPr>
+              <w:t>rte las conclusiones sobre cómo verificar la veracidad de una información y expone un dato científico curioso descubierto en su libro investigado. Ronda de metacognición: ¿Qué pasos seguimos para resolver el problema de las noticias falsas?</w:t>
             </w:r>
           </w:p>
           <w:p>
@@ -6435,7 +5091,13 @@
               <w:rPr>
                 <w:rFonts w:ascii="Times New Roman" w:hAnsi="Times New Roman" w:cs="Times New Roman"/>
               </w:rPr>
-              <w:t>Gamificación: Exhibición de las notas científicas en la cartelera del aula.</w:t>
+              <w:t>Trabajo Coopera</w:t>
+            </w:r>
+            <w:r>
+              <w:rPr>
+                <w:rFonts w:ascii="Times New Roman" w:hAnsi="Times New Roman" w:cs="Times New Roman"/>
+              </w:rPr>
+              <w:t>tivo: Coevaluación formativa entre equipos sobre el rigor de sus fichas bibliográficas.</w:t>
             </w:r>
           </w:p>
           <w:p>
@@ -6471,13 +5133,7 @@
               <w:rPr>
                 <w:rFonts w:ascii="Times New Roman" w:hAnsi="Times New Roman" w:cs="Times New Roman"/>
               </w:rPr>
-              <w:t>Textos cor</w:t>
-            </w:r>
-            <w:r>
-              <w:rPr>
-                <w:rFonts w:ascii="Times New Roman" w:hAnsi="Times New Roman" w:cs="Times New Roman"/>
-              </w:rPr>
-              <w:t>regidos en limpio y cartelera del aula para su exhibición.</w:t>
+              <w:t>Datos registrados por los estudiantes en sus fichas y preguntas de metacognición en la pizarra.</w:t>
             </w:r>
           </w:p>
           <w:p>
@@ -6498,7 +5154,13 @@
               <w:rPr>
                 <w:rFonts w:ascii="Times New Roman" w:hAnsi="Times New Roman" w:cs="Times New Roman"/>
               </w:rPr>
-              <w:t>Escritura final en limpio de la nota científica y lectura en voz alta en clase.</w:t>
+              <w:t>Exposición oral de los</w:t>
+            </w:r>
+            <w:r>
+              <w:rPr>
+                <w:rFonts w:ascii="Times New Roman" w:hAnsi="Times New Roman" w:cs="Times New Roman"/>
+              </w:rPr>
+              <w:t xml:space="preserve"> hallazgos del equipo y respuesta reflexiva sobre el proceso de indagación.</w:t>
             </w:r>
           </w:p>
           <w:p>
@@ -6519,13 +5181,7 @@
               <w:rPr>
                 <w:rFonts w:ascii="Times New Roman" w:hAnsi="Times New Roman" w:cs="Times New Roman"/>
               </w:rPr>
-              <w:t>Reconocimiento del trabajo individual al ver su nota publicada en el mural</w:t>
-            </w:r>
-            <w:r>
-              <w:rPr>
-                <w:rFonts w:ascii="Times New Roman" w:hAnsi="Times New Roman" w:cs="Times New Roman"/>
-              </w:rPr>
-              <w:t>.</w:t>
+              <w:t>Satisfacción de haber resuelto el problema de investigación mediante la cooperación grupal.</w:t>
             </w:r>
           </w:p>
           <w:tbl>
@@ -6655,7 +5311,7 @@
               <w:rPr>
                 <w:rFonts w:ascii="Times New Roman" w:hAnsi="Times New Roman" w:cs="Times New Roman"/>
               </w:rPr>
-              <w:t>Produce textos informativos utilizando el proceso de escritura, elementos gramaticales apropiados (verbos, modos y tiempos) y signos de puntuación (punto y coma). I.LL.3.6.1. / I.LL.3.6.3.</w:t>
+              <w:t>Realiza inferencias fundamentales y proyectivo-valorativas, valora los contenidos y aspectos de forma a partir de criterios preestablecidos, al monitorear su comprensión mediante el uso de estrategias cognitivas. I.LL.3.3.2.</w:t>
             </w:r>
           </w:p>
         </w:tc>
@@ -6678,14 +5334,14 @@
               <w:rPr>
                 <w:rFonts w:ascii="Times New Roman" w:hAnsi="Times New Roman" w:cs="Times New Roman"/>
               </w:rPr>
-              <w:t>• Instrumentos: Rúbrica de producción escrita y prueba de aplicación gramatical.</w:t>
+              <w:t>• Instrumentos: Cuestionario de comprensión lectora y ficha de préstamo bibliotecario evaluada.</w:t>
             </w:r>
             <w:r>
               <w:rPr>
                 <w:rFonts w:ascii="Times New Roman" w:hAnsi="Times New Roman" w:cs="Times New Roman"/>
               </w:rPr>
               <w:br/>
-              <w:t>• Actividades: Redacción de la nota científica y resolución de talleres págs. 46-53 del texto.</w:t>
+              <w:t>• Actividades: Resolución de actividades págs. 34-37 del texto de Lengua y Literatura.</w:t>
             </w:r>
           </w:p>
         </w:tc>
@@ -6710,7 +5366,33 @@
               <w:rPr>
                 <w:rFonts w:ascii="Times New Roman" w:hAnsi="Times New Roman" w:cs="Times New Roman"/>
               </w:rPr>
-              <w:t>LL.3.5.1. Reconocer en un texto literario los elementos característicos que le dan sentido (personajes míticos, orígenes del mundo, cosmovisión).</w:t>
+              <w:t>LL.3.4.1. Relatar textos con secuencia lógica, manejo de conectores y coherencia en el uso de la persona y el tiempo verbal.</w:t>
+            </w:r>
+            <w:r>
+              <w:rPr>
+                <w:rFonts w:ascii="Times New Roman" w:hAnsi="Times New Roman" w:cs="Times New Roman"/>
+              </w:rPr>
+              <w:br/>
+            </w:r>
+            <w:r>
+              <w:rPr>
+                <w:rFonts w:ascii="Times New Roman" w:hAnsi="Times New Roman" w:cs="Times New Roman"/>
+              </w:rPr>
+              <w:br/>
+              <w:t>LL.3.4.6. Autorregular la producción escrita mediante planificación, redacción y revisión.</w:t>
+            </w:r>
+            <w:r>
+              <w:rPr>
+                <w:rFonts w:ascii="Times New Roman" w:hAnsi="Times New Roman" w:cs="Times New Roman"/>
+              </w:rPr>
+              <w:br/>
+            </w:r>
+            <w:r>
+              <w:rPr>
+                <w:rFonts w:ascii="Times New Roman" w:hAnsi="Times New Roman" w:cs="Times New Roman"/>
+              </w:rPr>
+              <w:br/>
+              <w:t>LL.3.4.10. Integrar en las producciones escritas el verbo (accidentes, modos) y uso del punto y coma (;).</w:t>
             </w:r>
           </w:p>
         </w:tc>
@@ -6730,7 +5412,7 @@
               <w:rPr>
                 <w:rFonts w:ascii="Times New Roman" w:hAnsi="Times New Roman" w:cs="Times New Roman"/>
               </w:rPr>
-              <w:t>Tema: Literatura: Disfruto de los mitos (concepto, características, mitos de creación, dioses y héroes griegos y andinos)</w:t>
+              <w:t>Tema: Escritura: Escribo una nota científica (planificación y redacción) y Gramática: El verbo (accidentes, modos) y Uso del punto y coma (;)</w:t>
             </w:r>
             <w:r>
               <w:rPr>
@@ -6750,28 +5432,28 @@
                 <w:rFonts w:ascii="Times New Roman" w:hAnsi="Times New Roman" w:cs="Times New Roman"/>
               </w:rPr>
               <w:br/>
-              <w:t>Texto de Lengua 7mo (Páginas 54 a 65)</w:t>
+              <w:t>Texto de Lengua 7mo (Páginas 38 a 53)</w:t>
             </w:r>
             <w:r>
               <w:rPr>
                 <w:rFonts w:ascii="Times New Roman" w:hAnsi="Times New Roman" w:cs="Times New Roman"/>
               </w:rPr>
               <w:br/>
-              <w:t>Pizarra y marcadores</w:t>
+              <w:t>Pizarra y marcadores de colores</w:t>
             </w:r>
             <w:r>
               <w:rPr>
                 <w:rFonts w:ascii="Times New Roman" w:hAnsi="Times New Roman" w:cs="Times New Roman"/>
               </w:rPr>
               <w:br/>
-              <w:t>Cuadernos</w:t>
+              <w:t>Cuadernos de trabajo</w:t>
             </w:r>
             <w:r>
               <w:rPr>
                 <w:rFonts w:ascii="Times New Roman" w:hAnsi="Times New Roman" w:cs="Times New Roman"/>
               </w:rPr>
               <w:br/>
-              <w:t>Antología de mitos andinos y universales</w:t>
+              <w:t>Plantilla de redacción</w:t>
             </w:r>
           </w:p>
         </w:tc>
@@ -6803,7 +5485,7 @@
                 <w:rFonts w:ascii="Times New Roman" w:hAnsi="Times New Roman" w:cs="Times New Roman"/>
                 <w:b/>
               </w:rPr>
-              <w:t>SEMANA 10 (02/11 al 06/11/2026) · LITERATURA</w:t>
+              <w:t>SEMANA 9 (26/10 al 30/10/2026) · ESCRITURA &amp; GRAMÁTICA</w:t>
             </w:r>
           </w:p>
           <w:p>
@@ -6818,7 +5500,7 @@
                 <w:rFonts w:ascii="Times New Roman" w:hAnsi="Times New Roman" w:cs="Times New Roman"/>
                 <w:b/>
               </w:rPr>
-              <w:t>PEDAGOGÍA CRÍTICA &amp; GAMIFICACIÓN</w:t>
+              <w:t>GAMIFICACIÓN &amp; APRENDIZAJE POR RETOS</w:t>
             </w:r>
           </w:p>
           <w:p>
@@ -6839,7 +5521,7 @@
               <w:rPr>
                 <w:rFonts w:ascii="Times New Roman" w:hAnsi="Times New Roman" w:cs="Times New Roman"/>
               </w:rPr>
-              <w:t>«La Rueda del Mito: Viaje al Origen del Universo y la Naturaleza» (Texto Pág. 54-65)</w:t>
+              <w:t>«Sala de Redacción: Jóvenes Cronistas de la Ciencia y la Lengua» (Texto Pág. 39-47)</w:t>
             </w:r>
           </w:p>
           <w:p>
@@ -6854,14 +5536,7 @@
                 <w:rFonts w:ascii="Times New Roman" w:hAnsi="Times New Roman" w:cs="Times New Roman"/>
                 <w:b/>
               </w:rPr>
-              <w:t xml:space="preserve">Fase 1: Motivación – «El Llamado de los </w:t>
-            </w:r>
-            <w:r>
-              <w:rPr>
-                <w:rFonts w:ascii="Times New Roman" w:hAnsi="Times New Roman" w:cs="Times New Roman"/>
-                <w:b/>
-              </w:rPr>
-              <w:t>Dioses y el Origen del Fuego»</w:t>
+              <w:t>Fase 1: Motivación – «Convocatoria Editorial Escolar»</w:t>
             </w:r>
           </w:p>
           <w:p>
@@ -6882,13 +5557,7 @@
               <w:rPr>
                 <w:rFonts w:ascii="Times New Roman" w:hAnsi="Times New Roman" w:cs="Times New Roman"/>
               </w:rPr>
-              <w:t>Narración dramatizada del mito de la creación del Sol y la Luna (páginas 54-55) con modulación de voz y preguntas detonantes: ¿Por qué los pueblos antiguos crearon historias sobre el origen del mundo? ¿Qué mitos o l</w:t>
-            </w:r>
-            <w:r>
-              <w:rPr>
-                <w:rFonts w:ascii="Times New Roman" w:hAnsi="Times New Roman" w:cs="Times New Roman"/>
-              </w:rPr>
-              <w:t>eyendas han escuchado de sus abuelos o familias?</w:t>
+              <w:t>El docente transforma el aula en una Sala de Prensa Científica: 'La revista escolar de la Unidad Educativa Calderón 2 abre su convocatoria para publicar notas científicas escritas por estudiantes de 7mo.' Lectura del modelo de nota de la página 39 para identificar el titular, entrada y cuerpo.</w:t>
             </w:r>
           </w:p>
           <w:p>
@@ -6902,7 +5571,7 @@
               <w:rPr>
                 <w:rFonts w:ascii="Times New Roman" w:hAnsi="Times New Roman" w:cs="Times New Roman"/>
               </w:rPr>
-              <w:t>Gamificación: Diálogo en círculo sobre relatos y leyendas ancestrales.</w:t>
+              <w:t>Gamificación: Convocatoria editorial motivadora para escribir notas científicas.</w:t>
             </w:r>
           </w:p>
           <w:p>
@@ -6938,7 +5607,7 @@
               <w:rPr>
                 <w:rFonts w:ascii="Times New Roman" w:hAnsi="Times New Roman" w:cs="Times New Roman"/>
               </w:rPr>
-              <w:t>Lectura en voz alta y textos ilustrados del mito en las páginas 54 y 55.</w:t>
+              <w:t>Modelo de nota científica del texto escolar (pág. 39) con sus partes señaladas.</w:t>
             </w:r>
           </w:p>
           <w:p>
@@ -6959,7 +5628,7 @@
               <w:rPr>
                 <w:rFonts w:ascii="Times New Roman" w:hAnsi="Times New Roman" w:cs="Times New Roman"/>
               </w:rPr>
-              <w:t>Participación oral respondiendo preguntas y compartiendo leyendas conocidas.</w:t>
+              <w:t>Lectura analítica del modelo y selección oral o escrita del tema a investigar.</w:t>
             </w:r>
           </w:p>
           <w:p>
@@ -6980,7 +5649,7 @@
               <w:rPr>
                 <w:rFonts w:ascii="Times New Roman" w:hAnsi="Times New Roman" w:cs="Times New Roman"/>
               </w:rPr>
-              <w:t>Interés por el relato sobre el origen de los astros y las historias tradicionales.</w:t>
+              <w:t>Propósito comunicativo de redactar un texto para la revista de la institución.</w:t>
             </w:r>
           </w:p>
           <w:tbl>
@@ -7101,14 +5770,7 @@
                 <w:rFonts w:ascii="Times New Roman" w:hAnsi="Times New Roman" w:cs="Times New Roman"/>
                 <w:b/>
               </w:rPr>
-              <w:t>Fase 2: Comprensión – «El Círculo de la C</w:t>
-            </w:r>
-            <w:r>
-              <w:rPr>
-                <w:rFonts w:ascii="Times New Roman" w:hAnsi="Times New Roman" w:cs="Times New Roman"/>
-                <w:b/>
-              </w:rPr>
-              <w:t>osmovisión y el Mito»</w:t>
+              <w:t>Fase 2: Comprensión – «El Laboratorio Gramatical del Verbo»</w:t>
             </w:r>
           </w:p>
           <w:p>
@@ -7129,13 +5791,7 @@
               <w:rPr>
                 <w:rFonts w:ascii="Times New Roman" w:hAnsi="Times New Roman" w:cs="Times New Roman"/>
               </w:rPr>
-              <w:t xml:space="preserve">Lectura dialogada de los mitos seleccionados en las páginas 56 a 61. Análisis de sus elementos fundamentales: personajes divinos y sobrenaturales, tiempo sagrado de los orígenes y explicación poética de fenómenos </w:t>
-            </w:r>
-            <w:r>
-              <w:rPr>
-                <w:rFonts w:ascii="Times New Roman" w:hAnsi="Times New Roman" w:cs="Times New Roman"/>
-              </w:rPr>
-              <w:t>naturales. Diferenciación entre mito, leyenda y cuento.</w:t>
+              <w:t>Planificación textual con la matriz de la página 40 (propósito, destinatario y estructura). Explicación y aplicación de la conjugación de verbos regulares e irregulares (páginas 41 a 45): formas no personales (infinitivo, gerundio, participio) y tiempos verbales precisos para relatar hechos científicos.</w:t>
             </w:r>
           </w:p>
           <w:p>
@@ -7149,7 +5805,7 @@
               <w:rPr>
                 <w:rFonts w:ascii="Times New Roman" w:hAnsi="Times New Roman" w:cs="Times New Roman"/>
               </w:rPr>
-              <w:t>Gamificación: Identificación en equipos de los elementos fantásticos del mito.</w:t>
+              <w:t>Gamificación: Práctica interactiva de conjugación rápida en pizarra.</w:t>
             </w:r>
           </w:p>
           <w:p>
@@ -7185,7 +5841,7 @@
               <w:rPr>
                 <w:rFonts w:ascii="Times New Roman" w:hAnsi="Times New Roman" w:cs="Times New Roman"/>
               </w:rPr>
-              <w:t>Textos de los mitos en las páginas 56 a 61 del libro escolar.</w:t>
+              <w:t>Matriz de planificación (pág. 40) y cuadros de conjugación verbal del texto (págs. 41-45).</w:t>
             </w:r>
           </w:p>
           <w:p>
@@ -7206,13 +5862,7 @@
               <w:rPr>
                 <w:rFonts w:ascii="Times New Roman" w:hAnsi="Times New Roman" w:cs="Times New Roman"/>
               </w:rPr>
-              <w:t>Lectura d</w:t>
-            </w:r>
-            <w:r>
-              <w:rPr>
-                <w:rFonts w:ascii="Times New Roman" w:hAnsi="Times New Roman" w:cs="Times New Roman"/>
-              </w:rPr>
-              <w:t>ialogada en grupos e identificación de los personajes y elementos del mito.</w:t>
+              <w:t>Completación escrita de la matriz de planificación y desarrollo de ejercicios verbales en el texto.</w:t>
             </w:r>
           </w:p>
           <w:p>
@@ -7233,7 +5883,7 @@
               <w:rPr>
                 <w:rFonts w:ascii="Times New Roman" w:hAnsi="Times New Roman" w:cs="Times New Roman"/>
               </w:rPr>
-              <w:t>Valoración de las narraciones ancestrales como explicación de la naturaleza.</w:t>
+              <w:t>Aplicación práctica de la gramática para dar claridad y coherencia al escrito.</w:t>
             </w:r>
           </w:p>
           <w:tbl>
@@ -7354,14 +6004,7 @@
                 <w:rFonts w:ascii="Times New Roman" w:hAnsi="Times New Roman" w:cs="Times New Roman"/>
                 <w:b/>
               </w:rPr>
-              <w:t>Fase 3: Aplicación – «El Ágora Mitológica y Talleres de Interpretaci</w:t>
-            </w:r>
-            <w:r>
-              <w:rPr>
-                <w:rFonts w:ascii="Times New Roman" w:hAnsi="Times New Roman" w:cs="Times New Roman"/>
-                <w:b/>
-              </w:rPr>
-              <w:t>ón»</w:t>
+              <w:t>Fase 3: Aplicación – «Redacción y Laboratorio de Corrección»</w:t>
             </w:r>
           </w:p>
           <w:p>
@@ -7382,13 +6025,7 @@
               <w:rPr>
                 <w:rFonts w:ascii="Times New Roman" w:hAnsi="Times New Roman" w:cs="Times New Roman"/>
               </w:rPr>
-              <w:t xml:space="preserve">Resolución de los talleres de comprensión, interpretación de personajes y valoración de las páginas 62 a 65. Los estudiantes eligen su personaje mítico preferido y justifican por qué representa valores de valentía, sabiduría o protección de </w:t>
-            </w:r>
-            <w:r>
-              <w:rPr>
-                <w:rFonts w:ascii="Times New Roman" w:hAnsi="Times New Roman" w:cs="Times New Roman"/>
-              </w:rPr>
-              <w:t>la naturaleza.</w:t>
+              <w:t>Redacción del primer borrador de la nota científica (páginas 46-47) aplicando la concordancia verbal, sangrías y conectores lógicos. Revisión entre pares utilizando la rúbrica de autoevaluación de la página 47 para verificar ortografía y claridad.</w:t>
             </w:r>
           </w:p>
           <w:p>
@@ -7402,7 +6039,7 @@
               <w:rPr>
                 <w:rFonts w:ascii="Times New Roman" w:hAnsi="Times New Roman" w:cs="Times New Roman"/>
               </w:rPr>
-              <w:t>Gamificación: Fundamentación y elección del personaje mítico preferido.</w:t>
+              <w:t>Gamificación: Revisión de borradores entre compañeros con criterios de calidad.</w:t>
             </w:r>
           </w:p>
           <w:p>
@@ -7438,7 +6075,7 @@
               <w:rPr>
                 <w:rFonts w:ascii="Times New Roman" w:hAnsi="Times New Roman" w:cs="Times New Roman"/>
               </w:rPr>
-              <w:t>Preguntas y talleres de comprensión del texto escolar (págs. 62-65).</w:t>
+              <w:t>Pautas de redacción del texto (págs. 46-47) y tabla de autoevaluación de la pág. 47.</w:t>
             </w:r>
           </w:p>
           <w:p>
@@ -7459,13 +6096,7 @@
               <w:rPr>
                 <w:rFonts w:ascii="Times New Roman" w:hAnsi="Times New Roman" w:cs="Times New Roman"/>
               </w:rPr>
-              <w:t xml:space="preserve">Resolución escrita de los talleres y dibujo o </w:t>
-            </w:r>
-            <w:r>
-              <w:rPr>
-                <w:rFonts w:ascii="Times New Roman" w:hAnsi="Times New Roman" w:cs="Times New Roman"/>
-              </w:rPr>
-              <w:t>justificación del personaje elegido en el cuaderno.</w:t>
+              <w:t>Escritura del borrador en hojas o cuaderno y revisión en parejas de la ortografía y redacción.</w:t>
             </w:r>
           </w:p>
           <w:p>
@@ -7486,7 +6117,7 @@
               <w:rPr>
                 <w:rFonts w:ascii="Times New Roman" w:hAnsi="Times New Roman" w:cs="Times New Roman"/>
               </w:rPr>
-              <w:t>Libertad de elección del personaje mítico que más les haya llamado la atención.</w:t>
+              <w:t>Colaboración entre compañeros para mejorar el borrador antes de su entrega final.</w:t>
             </w:r>
           </w:p>
           <w:tbl>
@@ -7607,7 +6238,7 @@
                 <w:rFonts w:ascii="Times New Roman" w:hAnsi="Times New Roman" w:cs="Times New Roman"/>
                 <w:b/>
               </w:rPr>
-              <w:t>Fase 4: Cierre – «El Círculo de la Memoria Ancestral»</w:t>
+              <w:t>Fase 4: Cierre – «Edición Final y Publicación del Boletín»</w:t>
             </w:r>
           </w:p>
           <w:p>
@@ -7628,13 +6259,7 @@
               <w:rPr>
                 <w:rFonts w:ascii="Times New Roman" w:hAnsi="Times New Roman" w:cs="Times New Roman"/>
               </w:rPr>
-              <w:t>Plenaria y asamblea de a</w:t>
-            </w:r>
-            <w:r>
-              <w:rPr>
-                <w:rFonts w:ascii="Times New Roman" w:hAnsi="Times New Roman" w:cs="Times New Roman"/>
-              </w:rPr>
-              <w:t>ula: reflexión sobre la importancia de cuidar la tradición oral comunitaria. Exposición de las ilustraciones en el 'Rincón Mitológico' de 7mo.</w:t>
+              <w:t>Paso a limpio de las notas científicas corregidas y compilación en el boletín mural 'Voces de la Ciencia 7mo'. Lectura en voz alta de fragmentos destacados.</w:t>
             </w:r>
           </w:p>
           <w:p>
@@ -7648,7 +6273,7 @@
               <w:rPr>
                 <w:rFonts w:ascii="Times New Roman" w:hAnsi="Times New Roman" w:cs="Times New Roman"/>
               </w:rPr>
-              <w:t>Gamificación: Muestra colectiva de las producciones en el rincón del aula.</w:t>
+              <w:t>Gamificación: Exhibición de las notas científicas en la cartelera del aula.</w:t>
             </w:r>
           </w:p>
           <w:p>
@@ -7684,7 +6309,7 @@
               <w:rPr>
                 <w:rFonts w:ascii="Times New Roman" w:hAnsi="Times New Roman" w:cs="Times New Roman"/>
               </w:rPr>
-              <w:t>Producciones y dibujos realizados por los estudiantes expuestos en el aula.</w:t>
+              <w:t>Textos corregidos en limpio y cartelera del aula para su exhibición.</w:t>
             </w:r>
           </w:p>
           <w:p>
@@ -7705,7 +6330,7 @@
               <w:rPr>
                 <w:rFonts w:ascii="Times New Roman" w:hAnsi="Times New Roman" w:cs="Times New Roman"/>
               </w:rPr>
-              <w:t>Expresión oral de conclusiones sobre la importancia de conservar los mitos y leyendas.</w:t>
+              <w:t>Escritura final en limpio de la nota científica y lectura en voz alta en clase.</w:t>
             </w:r>
           </w:p>
           <w:p>
@@ -7726,13 +6351,7 @@
               <w:rPr>
                 <w:rFonts w:ascii="Times New Roman" w:hAnsi="Times New Roman" w:cs="Times New Roman"/>
               </w:rPr>
-              <w:t xml:space="preserve">Sentido de identidad y pertenencia al valorar las </w:t>
-            </w:r>
-            <w:r>
-              <w:rPr>
-                <w:rFonts w:ascii="Times New Roman" w:hAnsi="Times New Roman" w:cs="Times New Roman"/>
-              </w:rPr>
-              <w:t>tradiciones culturales.</w:t>
+              <w:t>Reconocimiento del trabajo individual al ver su nota publicada en el mural.</w:t>
             </w:r>
           </w:p>
           <w:tbl>
@@ -7862,7 +6481,7 @@
               <w:rPr>
                 <w:rFonts w:ascii="Times New Roman" w:hAnsi="Times New Roman" w:cs="Times New Roman"/>
               </w:rPr>
-              <w:t>Reconoce en textos de la literatura oral y escrita (mitos) los elementos característicos que les dan sentido; participa en discusiones sobre textos literarios aportando interpretaciones personales. I.LL.3.7.1.</w:t>
+              <w:t>Produce textos informativos utilizando el proceso de escritura, elementos gramaticales apropiados (verbos, modos y tiempos) y signos de puntuación (punto y coma). I.LL.3.6.1. / I.LL.3.6.3.</w:t>
             </w:r>
           </w:p>
         </w:tc>
@@ -7885,28 +6504,14 @@
               <w:rPr>
                 <w:rFonts w:ascii="Times New Roman" w:hAnsi="Times New Roman" w:cs="Times New Roman"/>
               </w:rPr>
-              <w:t>• Instrumentos: Rúbrica de análisis literario y cuadro comparativo de mitos.</w:t>
+              <w:t>• Instrumentos: Rúbrica de producción escrita y prueba de aplicación gramatical.</w:t>
             </w:r>
             <w:r>
               <w:rPr>
                 <w:rFonts w:ascii="Times New Roman" w:hAnsi="Times New Roman" w:cs="Times New Roman"/>
               </w:rPr>
               <w:br/>
-              <w:t xml:space="preserve">• Actividades: Resolución de actividades págs. 62-65 del libro y participación en debates literarios. (Feriados 02 y 03 </w:t>
-            </w:r>
-            <w:proofErr w:type="gramStart"/>
-            <w:r>
-              <w:rPr>
-                <w:rFonts w:ascii="Times New Roman" w:hAnsi="Times New Roman" w:cs="Times New Roman"/>
-              </w:rPr>
-              <w:t>Noviembre</w:t>
-            </w:r>
-            <w:proofErr w:type="gramEnd"/>
-            <w:r>
-              <w:rPr>
-                <w:rFonts w:ascii="Times New Roman" w:hAnsi="Times New Roman" w:cs="Times New Roman"/>
-              </w:rPr>
-              <w:t>).</w:t>
+              <w:t>• Actividades: Redacción de la nota científica y resolución de talleres págs. 46-53 del texto.</w:t>
             </w:r>
           </w:p>
         </w:tc>
@@ -7931,20 +6536,7 @@
               <w:rPr>
                 <w:rFonts w:ascii="Times New Roman" w:hAnsi="Times New Roman" w:cs="Times New Roman"/>
               </w:rPr>
-              <w:t>LL.3.5.1. Recrear textos literarios leídos o escuchados mediante el uso de diversos formatos.</w:t>
-            </w:r>
-            <w:r>
-              <w:rPr>
-                <w:rFonts w:ascii="Times New Roman" w:hAnsi="Times New Roman" w:cs="Times New Roman"/>
-              </w:rPr>
-              <w:br/>
-            </w:r>
-            <w:r>
-              <w:rPr>
-                <w:rFonts w:ascii="Times New Roman" w:hAnsi="Times New Roman" w:cs="Times New Roman"/>
-              </w:rPr>
-              <w:br/>
-              <w:t>LL.3.4.13. Producir textos de acuerdo con la situación comunicativa en formatos variados (historieta mitológica).</w:t>
+              <w:t>LL.3.5.1. Reconocer en un texto literario los elementos característicos que le dan sentido (personajes míticos, orígenes del mundo, cosmovisión).</w:t>
             </w:r>
           </w:p>
         </w:tc>
@@ -7964,7 +6556,7 @@
               <w:rPr>
                 <w:rFonts w:ascii="Times New Roman" w:hAnsi="Times New Roman" w:cs="Times New Roman"/>
               </w:rPr>
-              <w:t>Tema: Escritura creativa: Historieta mitológica y Evaluación sumativa de la Unidad 1</w:t>
+              <w:t>Tema: Literatura: Disfruto de los mitos (concepto, características, mitos de creación, dioses y héroes griegos y andinos)</w:t>
             </w:r>
             <w:r>
               <w:rPr>
@@ -7984,14 +6576,7 @@
                 <w:rFonts w:ascii="Times New Roman" w:hAnsi="Times New Roman" w:cs="Times New Roman"/>
               </w:rPr>
               <w:br/>
-              <w:t>Texto de Lengua 7mo (Páginas 66 a 71)</w:t>
-            </w:r>
-            <w:r>
-              <w:rPr>
-                <w:rFonts w:ascii="Times New Roman" w:hAnsi="Times New Roman" w:cs="Times New Roman"/>
-              </w:rPr>
-              <w:br/>
-              <w:t>Cartulinas, reglas y lápices de colores</w:t>
+              <w:t>Texto de Lengua 7mo (Páginas 54 a 65)</w:t>
             </w:r>
             <w:r>
               <w:rPr>
@@ -8005,7 +6590,14 @@
                 <w:rFonts w:ascii="Times New Roman" w:hAnsi="Times New Roman" w:cs="Times New Roman"/>
               </w:rPr>
               <w:br/>
-              <w:t>Cuestionario sumativo de Unidad 1</w:t>
+              <w:t>Cuadernos</w:t>
+            </w:r>
+            <w:r>
+              <w:rPr>
+                <w:rFonts w:ascii="Times New Roman" w:hAnsi="Times New Roman" w:cs="Times New Roman"/>
+              </w:rPr>
+              <w:br/>
+              <w:t>Antología de mitos andinos y universales</w:t>
             </w:r>
           </w:p>
         </w:tc>
@@ -8019,108 +6611,124 @@
             <w:shd w:val="clear" w:color="auto" w:fill="auto"/>
           </w:tcPr>
           <w:p>
-            <w:r/>
+            <w:pPr>
+              <w:rPr>
+                <w:rFonts w:ascii="Times New Roman" w:hAnsi="Times New Roman" w:cs="Times New Roman"/>
+              </w:rPr>
+            </w:pPr>
           </w:p>
           <w:p>
             <w:pPr>
               <w:spacing w:before="40" w:after="40"/>
-            </w:pPr>
-            <w:r>
-              <w:rPr>
-                <w:rFonts w:ascii="Times New Roman" w:hAnsi="Times New Roman"/>
-                <w:b/>
-                <w:sz w:val="22"/>
-              </w:rPr>
-              <w:t>SEMANA 11 (09/11 al 13/11/2026) · ESCRITURA CREATIVA &amp; CIERRE UNIDAD 1</w:t>
+              <w:rPr>
+                <w:rFonts w:ascii="Times New Roman" w:hAnsi="Times New Roman" w:cs="Times New Roman"/>
+              </w:rPr>
+            </w:pPr>
+            <w:r>
+              <w:rPr>
+                <w:rFonts w:ascii="Times New Roman" w:hAnsi="Times New Roman" w:cs="Times New Roman"/>
+                <w:b/>
+              </w:rPr>
+              <w:t>SEMANA 10 (02/11 al 06/11/2026) · LITERATURA</w:t>
             </w:r>
           </w:p>
           <w:p>
             <w:pPr>
               <w:spacing w:after="40"/>
-            </w:pPr>
-            <w:r>
-              <w:rPr>
-                <w:rFonts w:ascii="Times New Roman" w:hAnsi="Times New Roman"/>
-                <w:b/>
-                <w:sz w:val="21"/>
-              </w:rPr>
-              <w:t>JUEGO-TRABAJO &amp; APRENDIZAJE COLABORATIVO</w:t>
+              <w:rPr>
+                <w:rFonts w:ascii="Times New Roman" w:hAnsi="Times New Roman" w:cs="Times New Roman"/>
+              </w:rPr>
+            </w:pPr>
+            <w:r>
+              <w:rPr>
+                <w:rFonts w:ascii="Times New Roman" w:hAnsi="Times New Roman" w:cs="Times New Roman"/>
+                <w:b/>
+              </w:rPr>
+              <w:t>PEDAGOGÍA CRÍTICA &amp; GAMIFICACIÓN</w:t>
             </w:r>
           </w:p>
           <w:p>
             <w:pPr>
               <w:spacing w:after="80"/>
-            </w:pPr>
-            <w:r>
-              <w:rPr>
-                <w:rFonts w:ascii="Times New Roman" w:hAnsi="Times New Roman"/>
-                <w:b/>
-                <w:sz w:val="20"/>
+              <w:rPr>
+                <w:rFonts w:ascii="Times New Roman" w:hAnsi="Times New Roman" w:cs="Times New Roman"/>
+              </w:rPr>
+            </w:pPr>
+            <w:r>
+              <w:rPr>
+                <w:rFonts w:ascii="Times New Roman" w:hAnsi="Times New Roman" w:cs="Times New Roman"/>
+                <w:b/>
               </w:rPr>
               <w:t xml:space="preserve">Nombre de la actividad: </w:t>
             </w:r>
             <w:r>
               <w:rPr>
-                <w:rFonts w:ascii="Times New Roman" w:hAnsi="Times New Roman"/>
-                <w:sz w:val="20"/>
-              </w:rPr>
-              <w:t>«Taller del Cómic Mitológico: Del Relato Ancestral a la Viñeta Moderna» (Texto Pág. 66-73)</w:t>
+                <w:rFonts w:ascii="Times New Roman" w:hAnsi="Times New Roman" w:cs="Times New Roman"/>
+              </w:rPr>
+              <w:t>«La Rueda del Mito: Viaje al Origen del Universo y la Naturaleza» (Texto Pág. 54-65)</w:t>
             </w:r>
           </w:p>
           <w:p>
             <w:pPr>
               <w:spacing w:before="80" w:after="20"/>
-            </w:pPr>
-            <w:r>
-              <w:rPr>
-                <w:rFonts w:ascii="Times New Roman" w:hAnsi="Times New Roman"/>
-                <w:b/>
-                <w:sz w:val="20"/>
-              </w:rPr>
-              <w:t>Fase 1: Exploración en Taller – «El Taller de los Historietistas»</w:t>
+              <w:rPr>
+                <w:rFonts w:ascii="Times New Roman" w:hAnsi="Times New Roman" w:cs="Times New Roman"/>
+              </w:rPr>
+            </w:pPr>
+            <w:r>
+              <w:rPr>
+                <w:rFonts w:ascii="Times New Roman" w:hAnsi="Times New Roman" w:cs="Times New Roman"/>
+                <w:b/>
+              </w:rPr>
+              <w:t>Fase 1: Motivación – «El Llamado de los Dioses y el Origen del Fuego»</w:t>
             </w:r>
           </w:p>
           <w:p>
             <w:pPr>
               <w:spacing w:after="20"/>
-            </w:pPr>
-            <w:r>
-              <w:rPr>
-                <w:rFonts w:ascii="Times New Roman" w:hAnsi="Times New Roman"/>
-                <w:b/>
-                <w:sz w:val="19"/>
+              <w:rPr>
+                <w:rFonts w:ascii="Times New Roman" w:hAnsi="Times New Roman" w:cs="Times New Roman"/>
+              </w:rPr>
+            </w:pPr>
+            <w:r>
+              <w:rPr>
+                <w:rFonts w:ascii="Times New Roman" w:hAnsi="Times New Roman" w:cs="Times New Roman"/>
+                <w:b/>
               </w:rPr>
               <w:t xml:space="preserve">Actividad: </w:t>
             </w:r>
             <w:r>
               <w:rPr>
-                <w:rFonts w:ascii="Times New Roman" w:hAnsi="Times New Roman"/>
-                <w:sz w:val="19"/>
-              </w:rPr>
-              <w:t>Apertura del taller de diseño de cómics: observación y análisis guiado de las historietas de las páginas 66 y 67. Exploración de los elementos del cómic: viñetas, planos visuales, bocadillos de diálogo, cartelas y onomatopeyas sonoras.</w:t>
+                <w:rFonts w:ascii="Times New Roman" w:hAnsi="Times New Roman" w:cs="Times New Roman"/>
+              </w:rPr>
+              <w:t>Narración dramatizada del mito de la creación del Sol y la Luna (páginas 54-55) con modulación de voz y preguntas detonantes: ¿Por qué los pueblos antiguos crearon historias sobre el origen del mundo? ¿Qué mitos o leyendas han escuchado de sus abuelos o familias?</w:t>
             </w:r>
           </w:p>
           <w:p>
             <w:pPr>
               <w:spacing w:after="40"/>
-            </w:pPr>
-            <w:r>
-              <w:rPr>
-                <w:rFonts w:ascii="Times New Roman" w:hAnsi="Times New Roman"/>
-                <w:sz w:val="19"/>
-              </w:rPr>
-              <w:t>Metodología Juego-Trabajo: Exploración visual guiada de historietas impresas en el rincón de lectura.</w:t>
+              <w:rPr>
+                <w:rFonts w:ascii="Times New Roman" w:hAnsi="Times New Roman" w:cs="Times New Roman"/>
+              </w:rPr>
+            </w:pPr>
+            <w:r>
+              <w:rPr>
+                <w:rFonts w:ascii="Times New Roman" w:hAnsi="Times New Roman" w:cs="Times New Roman"/>
+              </w:rPr>
+              <w:t>Gamificación: Diálogo en círculo sobre relatos y leyendas ancestrales.</w:t>
             </w:r>
           </w:p>
           <w:p>
             <w:pPr>
               <w:spacing w:after="20"/>
-            </w:pPr>
-            <w:r>
-              <w:rPr>
-                <w:rFonts w:ascii="Times New Roman" w:hAnsi="Times New Roman"/>
-                <w:b/>
-                <w:sz w:val="19"/>
+              <w:rPr>
+                <w:rFonts w:ascii="Times New Roman" w:hAnsi="Times New Roman" w:cs="Times New Roman"/>
+              </w:rPr>
+            </w:pPr>
+            <w:r>
+              <w:rPr>
+                <w:rFonts w:ascii="Times New Roman" w:hAnsi="Times New Roman" w:cs="Times New Roman"/>
+                <w:b/>
               </w:rPr>
               <w:t>DUA aplicado:</w:t>
             </w:r>
@@ -8128,61 +6736,64 @@
           <w:p>
             <w:pPr>
               <w:spacing w:after="20"/>
-            </w:pPr>
-            <w:r>
-              <w:rPr>
-                <w:rFonts w:ascii="Times New Roman" w:hAnsi="Times New Roman"/>
-                <w:b/>
-                <w:sz w:val="18"/>
+              <w:rPr>
+                <w:rFonts w:ascii="Times New Roman" w:hAnsi="Times New Roman" w:cs="Times New Roman"/>
+              </w:rPr>
+            </w:pPr>
+            <w:r>
+              <w:rPr>
+                <w:rFonts w:ascii="Times New Roman" w:hAnsi="Times New Roman" w:cs="Times New Roman"/>
+                <w:b/>
               </w:rPr>
               <w:t xml:space="preserve">Representación: </w:t>
             </w:r>
             <w:r>
               <w:rPr>
-                <w:rFonts w:ascii="Times New Roman" w:hAnsi="Times New Roman"/>
-                <w:sz w:val="18"/>
-              </w:rPr>
-              <w:t>Ejemplos de historietas y recursos visuales del texto escolar (págs. 66-67).</w:t>
+                <w:rFonts w:ascii="Times New Roman" w:hAnsi="Times New Roman" w:cs="Times New Roman"/>
+              </w:rPr>
+              <w:t>Lectura en voz alta y textos ilustrados del mito en las páginas 54 y 55.</w:t>
             </w:r>
           </w:p>
           <w:p>
             <w:pPr>
               <w:spacing w:after="20"/>
-            </w:pPr>
-            <w:r>
-              <w:rPr>
-                <w:rFonts w:ascii="Times New Roman" w:hAnsi="Times New Roman"/>
-                <w:b/>
-                <w:sz w:val="18"/>
+              <w:rPr>
+                <w:rFonts w:ascii="Times New Roman" w:hAnsi="Times New Roman" w:cs="Times New Roman"/>
+              </w:rPr>
+            </w:pPr>
+            <w:r>
+              <w:rPr>
+                <w:rFonts w:ascii="Times New Roman" w:hAnsi="Times New Roman" w:cs="Times New Roman"/>
+                <w:b/>
               </w:rPr>
               <w:t xml:space="preserve">Acción y expresión: </w:t>
             </w:r>
             <w:r>
               <w:rPr>
-                <w:rFonts w:ascii="Times New Roman" w:hAnsi="Times New Roman"/>
-                <w:sz w:val="18"/>
-              </w:rPr>
-              <w:t>Señalamiento e identificación oral de viñetas, globos y onomatopeyas en el texto.</w:t>
+                <w:rFonts w:ascii="Times New Roman" w:hAnsi="Times New Roman" w:cs="Times New Roman"/>
+              </w:rPr>
+              <w:t>Participación oral respondiendo preguntas y compartiendo leyendas conocidas.</w:t>
             </w:r>
           </w:p>
           <w:p>
             <w:pPr>
               <w:spacing w:after="20"/>
-            </w:pPr>
-            <w:r>
-              <w:rPr>
-                <w:rFonts w:ascii="Times New Roman" w:hAnsi="Times New Roman"/>
-                <w:b/>
-                <w:sz w:val="18"/>
+              <w:rPr>
+                <w:rFonts w:ascii="Times New Roman" w:hAnsi="Times New Roman" w:cs="Times New Roman"/>
+              </w:rPr>
+            </w:pPr>
+            <w:r>
+              <w:rPr>
+                <w:rFonts w:ascii="Times New Roman" w:hAnsi="Times New Roman" w:cs="Times New Roman"/>
+                <w:b/>
               </w:rPr>
               <w:t xml:space="preserve">Compromiso-Motivación: </w:t>
             </w:r>
             <w:r>
               <w:rPr>
-                <w:rFonts w:ascii="Times New Roman" w:hAnsi="Times New Roman"/>
-                <w:sz w:val="18"/>
-              </w:rPr>
-              <w:t>Interés por la historieta como forma visual de narrar historias.</w:t>
+                <w:rFonts w:ascii="Times New Roman" w:hAnsi="Times New Roman" w:cs="Times New Roman"/>
+              </w:rPr>
+              <w:t>Interés por el relato sobre el origen de los astros y las historias tradicionales.</w:t>
             </w:r>
           </w:p>
           <w:tbl>
@@ -8191,6 +6802,7 @@
               <w:tblW w:w="0" w:type="auto"/>
               <w:jc w:val="center"/>
               <w:tblLayout w:type="fixed"/>
+              <w:tblLook w:val="04A0" w:firstRow="1" w:lastRow="0" w:firstColumn="1" w:lastColumn="0" w:noHBand="0" w:noVBand="1"/>
             </w:tblPr>
             <w:tblGrid>
               <w:gridCol w:w="683"/>
@@ -8210,12 +6822,12 @@
                 <w:p>
                   <w:pPr>
                     <w:pStyle w:val="Sinespaciado"/>
+                    <w:framePr w:hSpace="141" w:wrap="around" w:vAnchor="text" w:hAnchor="margin" w:y="-138"/>
                     <w:jc w:val="center"/>
                     <w:rPr>
                       <w:rFonts w:ascii="Times New Roman" w:hAnsi="Times New Roman" w:cs="Times New Roman"/>
                       <w:b/>
                       <w:color w:val="FFFFFF"/>
-                      <w:sz w:val="20"/>
                     </w:rPr>
                   </w:pPr>
                   <w:r>
@@ -8223,7 +6835,6 @@
                       <w:rFonts w:ascii="Times New Roman" w:hAnsi="Times New Roman" w:cs="Times New Roman"/>
                       <w:b/>
                       <w:color w:val="FFFFFF"/>
-                      <w:sz w:val="20"/>
                     </w:rPr>
                     <w:t>R</w:t>
                   </w:r>
@@ -8237,12 +6848,12 @@
                 <w:p>
                   <w:pPr>
                     <w:pStyle w:val="Sinespaciado"/>
+                    <w:framePr w:hSpace="141" w:wrap="around" w:vAnchor="text" w:hAnchor="margin" w:y="-138"/>
                     <w:jc w:val="center"/>
                     <w:rPr>
                       <w:rFonts w:ascii="Times New Roman" w:hAnsi="Times New Roman" w:cs="Times New Roman"/>
                       <w:b/>
                       <w:color w:val="FFFFFF"/>
-                      <w:sz w:val="20"/>
                     </w:rPr>
                   </w:pPr>
                   <w:r>
@@ -8250,7 +6861,6 @@
                       <w:rFonts w:ascii="Times New Roman" w:hAnsi="Times New Roman" w:cs="Times New Roman"/>
                       <w:b/>
                       <w:color w:val="FFFFFF"/>
-                      <w:sz w:val="20"/>
                     </w:rPr>
                     <w:t>A-E</w:t>
                   </w:r>
@@ -8264,12 +6874,12 @@
                 <w:p>
                   <w:pPr>
                     <w:pStyle w:val="Sinespaciado"/>
+                    <w:framePr w:hSpace="141" w:wrap="around" w:vAnchor="text" w:hAnchor="margin" w:y="-138"/>
                     <w:jc w:val="center"/>
                     <w:rPr>
                       <w:rFonts w:ascii="Times New Roman" w:hAnsi="Times New Roman" w:cs="Times New Roman"/>
                       <w:b/>
                       <w:color w:val="FFFFFF"/>
-                      <w:sz w:val="20"/>
                     </w:rPr>
                   </w:pPr>
                   <w:r>
@@ -8277,7 +6887,6 @@
                       <w:rFonts w:ascii="Times New Roman" w:hAnsi="Times New Roman" w:cs="Times New Roman"/>
                       <w:b/>
                       <w:color w:val="FFFFFF"/>
-                      <w:sz w:val="20"/>
                     </w:rPr>
                     <w:t>C-M</w:t>
                   </w:r>
@@ -8288,62 +6897,72 @@
           <w:p>
             <w:pPr>
               <w:spacing w:before="40" w:after="40"/>
+              <w:rPr>
+                <w:rFonts w:ascii="Times New Roman" w:hAnsi="Times New Roman" w:cs="Times New Roman"/>
+              </w:rPr>
             </w:pPr>
           </w:p>
           <w:p>
             <w:pPr>
               <w:spacing w:before="80" w:after="20"/>
-            </w:pPr>
-            <w:r>
-              <w:rPr>
-                <w:rFonts w:ascii="Times New Roman" w:hAnsi="Times New Roman"/>
-                <w:b/>
-                <w:sz w:val="20"/>
-              </w:rPr>
-              <w:t>Fase 2: Taller de Planificación – «El Laboratorio del Guion Gráfico»</w:t>
+              <w:rPr>
+                <w:rFonts w:ascii="Times New Roman" w:hAnsi="Times New Roman" w:cs="Times New Roman"/>
+              </w:rPr>
+            </w:pPr>
+            <w:r>
+              <w:rPr>
+                <w:rFonts w:ascii="Times New Roman" w:hAnsi="Times New Roman" w:cs="Times New Roman"/>
+                <w:b/>
+              </w:rPr>
+              <w:t>Fase 2: Comprensión – «El Círculo de la Cosmovisión y el Mito»</w:t>
             </w:r>
           </w:p>
           <w:p>
             <w:pPr>
               <w:spacing w:after="20"/>
-            </w:pPr>
-            <w:r>
-              <w:rPr>
-                <w:rFonts w:ascii="Times New Roman" w:hAnsi="Times New Roman"/>
-                <w:b/>
-                <w:sz w:val="19"/>
+              <w:rPr>
+                <w:rFonts w:ascii="Times New Roman" w:hAnsi="Times New Roman" w:cs="Times New Roman"/>
+              </w:rPr>
+            </w:pPr>
+            <w:r>
+              <w:rPr>
+                <w:rFonts w:ascii="Times New Roman" w:hAnsi="Times New Roman" w:cs="Times New Roman"/>
+                <w:b/>
               </w:rPr>
               <w:t xml:space="preserve">Actividad: </w:t>
             </w:r>
             <w:r>
               <w:rPr>
-                <w:rFonts w:ascii="Times New Roman" w:hAnsi="Times New Roman"/>
-                <w:sz w:val="19"/>
-              </w:rPr>
-              <w:t>Planificación y diseño de un storyboard adaptando un mito leído a una secuencia de 4 a 6 viñetas (páginas 67-68). En parejas colaborativas, distribuyen el texto en bocadillos y seleccionan los planos adecuados para dar dinamismo a la narración.</w:t>
+                <w:rFonts w:ascii="Times New Roman" w:hAnsi="Times New Roman" w:cs="Times New Roman"/>
+              </w:rPr>
+              <w:t>Lectura dialogada de los mitos seleccionados en las páginas 56 a 61. Análisis de sus elementos fundamentales: personajes divinos y sobrenaturales, tiempo sagrado de los orígenes y explicación poética de fenómenos naturales. Diferenciación entre mito, leyenda y cuento.</w:t>
             </w:r>
           </w:p>
           <w:p>
             <w:pPr>
               <w:spacing w:after="40"/>
-            </w:pPr>
-            <w:r>
-              <w:rPr>
-                <w:rFonts w:ascii="Times New Roman" w:hAnsi="Times New Roman"/>
-                <w:sz w:val="19"/>
-              </w:rPr>
-              <w:t>Aprendizaje Colaborativo: Trabajo en parejas dividiendo roles de redacción de diálogos y boceto gráfico.</w:t>
+              <w:rPr>
+                <w:rFonts w:ascii="Times New Roman" w:hAnsi="Times New Roman" w:cs="Times New Roman"/>
+              </w:rPr>
+            </w:pPr>
+            <w:r>
+              <w:rPr>
+                <w:rFonts w:ascii="Times New Roman" w:hAnsi="Times New Roman" w:cs="Times New Roman"/>
+              </w:rPr>
+              <w:t>Gamificación: Identificación en equipos de los elementos fantásticos del mito.</w:t>
             </w:r>
           </w:p>
           <w:p>
             <w:pPr>
               <w:spacing w:after="20"/>
-            </w:pPr>
-            <w:r>
-              <w:rPr>
-                <w:rFonts w:ascii="Times New Roman" w:hAnsi="Times New Roman"/>
-                <w:b/>
-                <w:sz w:val="19"/>
+              <w:rPr>
+                <w:rFonts w:ascii="Times New Roman" w:hAnsi="Times New Roman" w:cs="Times New Roman"/>
+              </w:rPr>
+            </w:pPr>
+            <w:r>
+              <w:rPr>
+                <w:rFonts w:ascii="Times New Roman" w:hAnsi="Times New Roman" w:cs="Times New Roman"/>
+                <w:b/>
               </w:rPr>
               <w:t>DUA aplicado:</w:t>
             </w:r>
@@ -8351,61 +6970,64 @@
           <w:p>
             <w:pPr>
               <w:spacing w:after="20"/>
-            </w:pPr>
-            <w:r>
-              <w:rPr>
-                <w:rFonts w:ascii="Times New Roman" w:hAnsi="Times New Roman"/>
-                <w:b/>
-                <w:sz w:val="18"/>
+              <w:rPr>
+                <w:rFonts w:ascii="Times New Roman" w:hAnsi="Times New Roman" w:cs="Times New Roman"/>
+              </w:rPr>
+            </w:pPr>
+            <w:r>
+              <w:rPr>
+                <w:rFonts w:ascii="Times New Roman" w:hAnsi="Times New Roman" w:cs="Times New Roman"/>
+                <w:b/>
               </w:rPr>
               <w:t xml:space="preserve">Representación: </w:t>
             </w:r>
             <w:r>
               <w:rPr>
-                <w:rFonts w:ascii="Times New Roman" w:hAnsi="Times New Roman"/>
-                <w:sz w:val="18"/>
-              </w:rPr>
-              <w:t>Indicaciones y estructura de viñetas del libro (págs. 67-68).</w:t>
+                <w:rFonts w:ascii="Times New Roman" w:hAnsi="Times New Roman" w:cs="Times New Roman"/>
+              </w:rPr>
+              <w:t>Textos de los mitos en las páginas 56 a 61 del libro escolar.</w:t>
             </w:r>
           </w:p>
           <w:p>
             <w:pPr>
               <w:spacing w:after="20"/>
-            </w:pPr>
-            <w:r>
-              <w:rPr>
-                <w:rFonts w:ascii="Times New Roman" w:hAnsi="Times New Roman"/>
-                <w:b/>
-                <w:sz w:val="18"/>
+              <w:rPr>
+                <w:rFonts w:ascii="Times New Roman" w:hAnsi="Times New Roman" w:cs="Times New Roman"/>
+              </w:rPr>
+            </w:pPr>
+            <w:r>
+              <w:rPr>
+                <w:rFonts w:ascii="Times New Roman" w:hAnsi="Times New Roman" w:cs="Times New Roman"/>
+                <w:b/>
               </w:rPr>
               <w:t xml:space="preserve">Acción y expresión: </w:t>
             </w:r>
             <w:r>
               <w:rPr>
-                <w:rFonts w:ascii="Times New Roman" w:hAnsi="Times New Roman"/>
-                <w:sz w:val="18"/>
-              </w:rPr>
-              <w:t>Elaboración del borrador o boceto de la historieta con textos e imágenes en el cuaderno.</w:t>
+                <w:rFonts w:ascii="Times New Roman" w:hAnsi="Times New Roman" w:cs="Times New Roman"/>
+              </w:rPr>
+              <w:t>Lectura dialogada en grupos e identificación de los personajes y elementos del mito.</w:t>
             </w:r>
           </w:p>
           <w:p>
             <w:pPr>
               <w:spacing w:after="20"/>
-            </w:pPr>
-            <w:r>
-              <w:rPr>
-                <w:rFonts w:ascii="Times New Roman" w:hAnsi="Times New Roman"/>
-                <w:b/>
-                <w:sz w:val="18"/>
+              <w:rPr>
+                <w:rFonts w:ascii="Times New Roman" w:hAnsi="Times New Roman" w:cs="Times New Roman"/>
+              </w:rPr>
+            </w:pPr>
+            <w:r>
+              <w:rPr>
+                <w:rFonts w:ascii="Times New Roman" w:hAnsi="Times New Roman" w:cs="Times New Roman"/>
+                <w:b/>
               </w:rPr>
               <w:t xml:space="preserve">Compromiso-Motivación: </w:t>
             </w:r>
             <w:r>
               <w:rPr>
-                <w:rFonts w:ascii="Times New Roman" w:hAnsi="Times New Roman"/>
-                <w:sz w:val="18"/>
-              </w:rPr>
-              <w:t>Trabajo cooperativo en parejas para planificar la secuencia de su cómic.</w:t>
+                <w:rFonts w:ascii="Times New Roman" w:hAnsi="Times New Roman" w:cs="Times New Roman"/>
+              </w:rPr>
+              <w:t>Valoración de las narraciones ancestrales como explicación de la naturaleza.</w:t>
             </w:r>
           </w:p>
           <w:tbl>
@@ -8414,6 +7036,7 @@
               <w:tblW w:w="0" w:type="auto"/>
               <w:jc w:val="center"/>
               <w:tblLayout w:type="fixed"/>
+              <w:tblLook w:val="04A0" w:firstRow="1" w:lastRow="0" w:firstColumn="1" w:lastColumn="0" w:noHBand="0" w:noVBand="1"/>
             </w:tblPr>
             <w:tblGrid>
               <w:gridCol w:w="683"/>
@@ -8433,12 +7056,12 @@
                 <w:p>
                   <w:pPr>
                     <w:pStyle w:val="Sinespaciado"/>
+                    <w:framePr w:hSpace="141" w:wrap="around" w:vAnchor="text" w:hAnchor="margin" w:y="-138"/>
                     <w:jc w:val="center"/>
                     <w:rPr>
                       <w:rFonts w:ascii="Times New Roman" w:hAnsi="Times New Roman" w:cs="Times New Roman"/>
                       <w:b/>
                       <w:color w:val="FFFFFF"/>
-                      <w:sz w:val="20"/>
                     </w:rPr>
                   </w:pPr>
                   <w:r>
@@ -8446,7 +7069,6 @@
                       <w:rFonts w:ascii="Times New Roman" w:hAnsi="Times New Roman" w:cs="Times New Roman"/>
                       <w:b/>
                       <w:color w:val="FFFFFF"/>
-                      <w:sz w:val="20"/>
                     </w:rPr>
                     <w:t>R</w:t>
                   </w:r>
@@ -8460,12 +7082,12 @@
                 <w:p>
                   <w:pPr>
                     <w:pStyle w:val="Sinespaciado"/>
+                    <w:framePr w:hSpace="141" w:wrap="around" w:vAnchor="text" w:hAnchor="margin" w:y="-138"/>
                     <w:jc w:val="center"/>
                     <w:rPr>
                       <w:rFonts w:ascii="Times New Roman" w:hAnsi="Times New Roman" w:cs="Times New Roman"/>
                       <w:b/>
                       <w:color w:val="FFFFFF"/>
-                      <w:sz w:val="20"/>
                     </w:rPr>
                   </w:pPr>
                   <w:r>
@@ -8473,7 +7095,6 @@
                       <w:rFonts w:ascii="Times New Roman" w:hAnsi="Times New Roman" w:cs="Times New Roman"/>
                       <w:b/>
                       <w:color w:val="FFFFFF"/>
-                      <w:sz w:val="20"/>
                     </w:rPr>
                     <w:t>A-E</w:t>
                   </w:r>
@@ -8487,12 +7108,12 @@
                 <w:p>
                   <w:pPr>
                     <w:pStyle w:val="Sinespaciado"/>
+                    <w:framePr w:hSpace="141" w:wrap="around" w:vAnchor="text" w:hAnchor="margin" w:y="-138"/>
                     <w:jc w:val="center"/>
                     <w:rPr>
                       <w:rFonts w:ascii="Times New Roman" w:hAnsi="Times New Roman" w:cs="Times New Roman"/>
                       <w:b/>
                       <w:color w:val="FFFFFF"/>
-                      <w:sz w:val="20"/>
                     </w:rPr>
                   </w:pPr>
                   <w:r>
@@ -8500,7 +7121,6 @@
                       <w:rFonts w:ascii="Times New Roman" w:hAnsi="Times New Roman" w:cs="Times New Roman"/>
                       <w:b/>
                       <w:color w:val="FFFFFF"/>
-                      <w:sz w:val="20"/>
                     </w:rPr>
                     <w:t>C-M</w:t>
                   </w:r>
@@ -8511,62 +7131,72 @@
           <w:p>
             <w:pPr>
               <w:spacing w:before="40" w:after="40"/>
+              <w:rPr>
+                <w:rFonts w:ascii="Times New Roman" w:hAnsi="Times New Roman" w:cs="Times New Roman"/>
+              </w:rPr>
             </w:pPr>
           </w:p>
           <w:p>
             <w:pPr>
               <w:spacing w:before="80" w:after="20"/>
-            </w:pPr>
-            <w:r>
-              <w:rPr>
-                <w:rFonts w:ascii="Times New Roman" w:hAnsi="Times New Roman"/>
-                <w:b/>
-                <w:sz w:val="20"/>
-              </w:rPr>
-              <w:t>Fase 3: Producción en Taller – «Mesa de Creación y Evaluación de la Unidad»</w:t>
+              <w:rPr>
+                <w:rFonts w:ascii="Times New Roman" w:hAnsi="Times New Roman" w:cs="Times New Roman"/>
+              </w:rPr>
+            </w:pPr>
+            <w:r>
+              <w:rPr>
+                <w:rFonts w:ascii="Times New Roman" w:hAnsi="Times New Roman" w:cs="Times New Roman"/>
+                <w:b/>
+              </w:rPr>
+              <w:t>Fase 3: Aplicación – «El Ágora Mitológica y Talleres de Interpretación»</w:t>
             </w:r>
           </w:p>
           <w:p>
             <w:pPr>
               <w:spacing w:after="20"/>
-            </w:pPr>
-            <w:r>
-              <w:rPr>
-                <w:rFonts w:ascii="Times New Roman" w:hAnsi="Times New Roman"/>
-                <w:b/>
-                <w:sz w:val="19"/>
+              <w:rPr>
+                <w:rFonts w:ascii="Times New Roman" w:hAnsi="Times New Roman" w:cs="Times New Roman"/>
+              </w:rPr>
+            </w:pPr>
+            <w:r>
+              <w:rPr>
+                <w:rFonts w:ascii="Times New Roman" w:hAnsi="Times New Roman" w:cs="Times New Roman"/>
+                <w:b/>
               </w:rPr>
               <w:t xml:space="preserve">Actividad: </w:t>
             </w:r>
             <w:r>
               <w:rPr>
-                <w:rFonts w:ascii="Times New Roman" w:hAnsi="Times New Roman"/>
-                <w:sz w:val="19"/>
-              </w:rPr>
-              <w:t>Elaboración final de la historieta a color aplicando rotulación clara y viñetas organizadas. Paralelamente, los estudiantes resuelven la evaluación sumativa de la Unidad 1 del texto escolar para consolidar las destrezas adquiridas.</w:t>
+                <w:rFonts w:ascii="Times New Roman" w:hAnsi="Times New Roman" w:cs="Times New Roman"/>
+              </w:rPr>
+              <w:t>Resolución de los talleres de comprensión, interpretación de personajes y valoración de las páginas 62 a 65. Los estudiantes eligen su personaje mítico preferido y justifican por qué representa valores de valentía, sabiduría o protección de la naturaleza.</w:t>
             </w:r>
           </w:p>
           <w:p>
             <w:pPr>
               <w:spacing w:after="40"/>
-            </w:pPr>
-            <w:r>
-              <w:rPr>
-                <w:rFonts w:ascii="Times New Roman" w:hAnsi="Times New Roman"/>
-                <w:sz w:val="19"/>
-              </w:rPr>
-              <w:t>Metodología Juego-Trabajo: Producción plástica en mesas de trabajo y resolución autónoma de la evaluación.</w:t>
+              <w:rPr>
+                <w:rFonts w:ascii="Times New Roman" w:hAnsi="Times New Roman" w:cs="Times New Roman"/>
+              </w:rPr>
+            </w:pPr>
+            <w:r>
+              <w:rPr>
+                <w:rFonts w:ascii="Times New Roman" w:hAnsi="Times New Roman" w:cs="Times New Roman"/>
+              </w:rPr>
+              <w:t>Gamificación: Fundamentación y elección del personaje mítico preferido.</w:t>
             </w:r>
           </w:p>
           <w:p>
             <w:pPr>
               <w:spacing w:after="20"/>
-            </w:pPr>
-            <w:r>
-              <w:rPr>
-                <w:rFonts w:ascii="Times New Roman" w:hAnsi="Times New Roman"/>
-                <w:b/>
-                <w:sz w:val="19"/>
+              <w:rPr>
+                <w:rFonts w:ascii="Times New Roman" w:hAnsi="Times New Roman" w:cs="Times New Roman"/>
+              </w:rPr>
+            </w:pPr>
+            <w:r>
+              <w:rPr>
+                <w:rFonts w:ascii="Times New Roman" w:hAnsi="Times New Roman" w:cs="Times New Roman"/>
+                <w:b/>
               </w:rPr>
               <w:t>DUA aplicado:</w:t>
             </w:r>
@@ -8574,61 +7204,64 @@
           <w:p>
             <w:pPr>
               <w:spacing w:after="20"/>
-            </w:pPr>
-            <w:r>
-              <w:rPr>
-                <w:rFonts w:ascii="Times New Roman" w:hAnsi="Times New Roman"/>
-                <w:b/>
-                <w:sz w:val="18"/>
+              <w:rPr>
+                <w:rFonts w:ascii="Times New Roman" w:hAnsi="Times New Roman" w:cs="Times New Roman"/>
+              </w:rPr>
+            </w:pPr>
+            <w:r>
+              <w:rPr>
+                <w:rFonts w:ascii="Times New Roman" w:hAnsi="Times New Roman" w:cs="Times New Roman"/>
+                <w:b/>
               </w:rPr>
               <w:t xml:space="preserve">Representación: </w:t>
             </w:r>
             <w:r>
               <w:rPr>
-                <w:rFonts w:ascii="Times New Roman" w:hAnsi="Times New Roman"/>
-                <w:sz w:val="18"/>
-              </w:rPr>
-              <w:t>Guía de elaboración del texto y cuestionario de evaluación sumativa de la Unidad 1.</w:t>
+                <w:rFonts w:ascii="Times New Roman" w:hAnsi="Times New Roman" w:cs="Times New Roman"/>
+              </w:rPr>
+              <w:t>Preguntas y talleres de comprensión del texto escolar (págs. 62-65).</w:t>
             </w:r>
           </w:p>
           <w:p>
             <w:pPr>
               <w:spacing w:after="20"/>
-            </w:pPr>
-            <w:r>
-              <w:rPr>
-                <w:rFonts w:ascii="Times New Roman" w:hAnsi="Times New Roman"/>
-                <w:b/>
-                <w:sz w:val="18"/>
+              <w:rPr>
+                <w:rFonts w:ascii="Times New Roman" w:hAnsi="Times New Roman" w:cs="Times New Roman"/>
+              </w:rPr>
+            </w:pPr>
+            <w:r>
+              <w:rPr>
+                <w:rFonts w:ascii="Times New Roman" w:hAnsi="Times New Roman" w:cs="Times New Roman"/>
+                <w:b/>
               </w:rPr>
               <w:t xml:space="preserve">Acción y expresión: </w:t>
             </w:r>
             <w:r>
               <w:rPr>
-                <w:rFonts w:ascii="Times New Roman" w:hAnsi="Times New Roman"/>
-                <w:sz w:val="18"/>
-              </w:rPr>
-              <w:t>Dibujo y rotulación de la historieta en hojas de trabajo y resolución escrita de la evaluación sumativa.</w:t>
+                <w:rFonts w:ascii="Times New Roman" w:hAnsi="Times New Roman" w:cs="Times New Roman"/>
+              </w:rPr>
+              <w:t>Resolución escrita de los talleres y dibujo o justificación del personaje elegido en el cuaderno.</w:t>
             </w:r>
           </w:p>
           <w:p>
             <w:pPr>
               <w:spacing w:after="20"/>
-            </w:pPr>
-            <w:r>
-              <w:rPr>
-                <w:rFonts w:ascii="Times New Roman" w:hAnsi="Times New Roman"/>
-                <w:b/>
-                <w:sz w:val="18"/>
+              <w:rPr>
+                <w:rFonts w:ascii="Times New Roman" w:hAnsi="Times New Roman" w:cs="Times New Roman"/>
+              </w:rPr>
+            </w:pPr>
+            <w:r>
+              <w:rPr>
+                <w:rFonts w:ascii="Times New Roman" w:hAnsi="Times New Roman" w:cs="Times New Roman"/>
+                <w:b/>
               </w:rPr>
               <w:t xml:space="preserve">Compromiso-Motivación: </w:t>
             </w:r>
             <w:r>
               <w:rPr>
-                <w:rFonts w:ascii="Times New Roman" w:hAnsi="Times New Roman"/>
-                <w:sz w:val="18"/>
-              </w:rPr>
-              <w:t>Creatividad en el diseño de su historieta y consolidación de lo aprendido.</w:t>
+                <w:rFonts w:ascii="Times New Roman" w:hAnsi="Times New Roman" w:cs="Times New Roman"/>
+              </w:rPr>
+              <w:t>Libertad de elección del personaje mítico que más les haya llamado la atención.</w:t>
             </w:r>
           </w:p>
           <w:tbl>
@@ -8637,6 +7270,7 @@
               <w:tblW w:w="0" w:type="auto"/>
               <w:jc w:val="center"/>
               <w:tblLayout w:type="fixed"/>
+              <w:tblLook w:val="04A0" w:firstRow="1" w:lastRow="0" w:firstColumn="1" w:lastColumn="0" w:noHBand="0" w:noVBand="1"/>
             </w:tblPr>
             <w:tblGrid>
               <w:gridCol w:w="683"/>
@@ -8656,12 +7290,12 @@
                 <w:p>
                   <w:pPr>
                     <w:pStyle w:val="Sinespaciado"/>
+                    <w:framePr w:hSpace="141" w:wrap="around" w:vAnchor="text" w:hAnchor="margin" w:y="-138"/>
                     <w:jc w:val="center"/>
                     <w:rPr>
                       <w:rFonts w:ascii="Times New Roman" w:hAnsi="Times New Roman" w:cs="Times New Roman"/>
                       <w:b/>
                       <w:color w:val="FFFFFF"/>
-                      <w:sz w:val="20"/>
                     </w:rPr>
                   </w:pPr>
                   <w:r>
@@ -8669,7 +7303,6 @@
                       <w:rFonts w:ascii="Times New Roman" w:hAnsi="Times New Roman" w:cs="Times New Roman"/>
                       <w:b/>
                       <w:color w:val="FFFFFF"/>
-                      <w:sz w:val="20"/>
                     </w:rPr>
                     <w:t>R</w:t>
                   </w:r>
@@ -8683,12 +7316,12 @@
                 <w:p>
                   <w:pPr>
                     <w:pStyle w:val="Sinespaciado"/>
+                    <w:framePr w:hSpace="141" w:wrap="around" w:vAnchor="text" w:hAnchor="margin" w:y="-138"/>
                     <w:jc w:val="center"/>
                     <w:rPr>
                       <w:rFonts w:ascii="Times New Roman" w:hAnsi="Times New Roman" w:cs="Times New Roman"/>
                       <w:b/>
                       <w:color w:val="FFFFFF"/>
-                      <w:sz w:val="20"/>
                     </w:rPr>
                   </w:pPr>
                   <w:r>
@@ -8696,7 +7329,6 @@
                       <w:rFonts w:ascii="Times New Roman" w:hAnsi="Times New Roman" w:cs="Times New Roman"/>
                       <w:b/>
                       <w:color w:val="FFFFFF"/>
-                      <w:sz w:val="20"/>
                     </w:rPr>
                     <w:t>A-E</w:t>
                   </w:r>
@@ -8710,12 +7342,12 @@
                 <w:p>
                   <w:pPr>
                     <w:pStyle w:val="Sinespaciado"/>
+                    <w:framePr w:hSpace="141" w:wrap="around" w:vAnchor="text" w:hAnchor="margin" w:y="-138"/>
                     <w:jc w:val="center"/>
                     <w:rPr>
                       <w:rFonts w:ascii="Times New Roman" w:hAnsi="Times New Roman" w:cs="Times New Roman"/>
                       <w:b/>
                       <w:color w:val="FFFFFF"/>
-                      <w:sz w:val="20"/>
                     </w:rPr>
                   </w:pPr>
                   <w:r>
@@ -8723,7 +7355,6 @@
                       <w:rFonts w:ascii="Times New Roman" w:hAnsi="Times New Roman" w:cs="Times New Roman"/>
                       <w:b/>
                       <w:color w:val="FFFFFF"/>
-                      <w:sz w:val="20"/>
                     </w:rPr>
                     <w:t>C-M</w:t>
                   </w:r>
@@ -8734,62 +7365,72 @@
           <w:p>
             <w:pPr>
               <w:spacing w:before="40" w:after="40"/>
+              <w:rPr>
+                <w:rFonts w:ascii="Times New Roman" w:hAnsi="Times New Roman" w:cs="Times New Roman"/>
+              </w:rPr>
             </w:pPr>
           </w:p>
           <w:p>
             <w:pPr>
               <w:spacing w:before="80" w:after="20"/>
-            </w:pPr>
-            <w:r>
-              <w:rPr>
-                <w:rFonts w:ascii="Times New Roman" w:hAnsi="Times New Roman"/>
-                <w:b/>
-                <w:sz w:val="20"/>
-              </w:rPr>
-              <w:t>Fase 4: Galería y Cierre – «Inauguración de la Galería Mitológica»</w:t>
+              <w:rPr>
+                <w:rFonts w:ascii="Times New Roman" w:hAnsi="Times New Roman" w:cs="Times New Roman"/>
+              </w:rPr>
+            </w:pPr>
+            <w:r>
+              <w:rPr>
+                <w:rFonts w:ascii="Times New Roman" w:hAnsi="Times New Roman" w:cs="Times New Roman"/>
+                <w:b/>
+              </w:rPr>
+              <w:t>Fase 4: Cierre – «El Círculo de la Memoria Ancestral»</w:t>
             </w:r>
           </w:p>
           <w:p>
             <w:pPr>
               <w:spacing w:after="20"/>
-            </w:pPr>
-            <w:r>
-              <w:rPr>
-                <w:rFonts w:ascii="Times New Roman" w:hAnsi="Times New Roman"/>
-                <w:b/>
-                <w:sz w:val="19"/>
+              <w:rPr>
+                <w:rFonts w:ascii="Times New Roman" w:hAnsi="Times New Roman" w:cs="Times New Roman"/>
+              </w:rPr>
+            </w:pPr>
+            <w:r>
+              <w:rPr>
+                <w:rFonts w:ascii="Times New Roman" w:hAnsi="Times New Roman" w:cs="Times New Roman"/>
+                <w:b/>
               </w:rPr>
               <w:t xml:space="preserve">Actividad: </w:t>
             </w:r>
             <w:r>
               <w:rPr>
-                <w:rFonts w:ascii="Times New Roman" w:hAnsi="Times New Roman"/>
-                <w:sz w:val="19"/>
-              </w:rPr>
-              <w:t>Exposición pública de las historietas en el mural del aula ('Galería Mitológica de 7mo'). Ronda de observación y coevaluación formativa entre compañeros mediante una escala gráfica.</w:t>
+                <w:rFonts w:ascii="Times New Roman" w:hAnsi="Times New Roman" w:cs="Times New Roman"/>
+              </w:rPr>
+              <w:t>Plenaria y asamblea de aula: reflexión sobre la importancia de cuidar la tradición oral comunitaria. Exposición de las ilustraciones en el 'Rincón Mitológico' de 7mo.</w:t>
             </w:r>
           </w:p>
           <w:p>
             <w:pPr>
               <w:spacing w:after="40"/>
-            </w:pPr>
-            <w:r>
-              <w:rPr>
-                <w:rFonts w:ascii="Times New Roman" w:hAnsi="Times New Roman"/>
-                <w:sz w:val="19"/>
-              </w:rPr>
-              <w:t>Aprendizaje Colaborativo: Valoración y retroalimentación constructiva entre compañeros en el mural escolar.</w:t>
+              <w:rPr>
+                <w:rFonts w:ascii="Times New Roman" w:hAnsi="Times New Roman" w:cs="Times New Roman"/>
+              </w:rPr>
+            </w:pPr>
+            <w:r>
+              <w:rPr>
+                <w:rFonts w:ascii="Times New Roman" w:hAnsi="Times New Roman" w:cs="Times New Roman"/>
+              </w:rPr>
+              <w:t>Gamificación: Muestra colectiva de las producciones en el rincón del aula.</w:t>
             </w:r>
           </w:p>
           <w:p>
             <w:pPr>
               <w:spacing w:after="20"/>
-            </w:pPr>
-            <w:r>
-              <w:rPr>
-                <w:rFonts w:ascii="Times New Roman" w:hAnsi="Times New Roman"/>
-                <w:b/>
-                <w:sz w:val="19"/>
+              <w:rPr>
+                <w:rFonts w:ascii="Times New Roman" w:hAnsi="Times New Roman" w:cs="Times New Roman"/>
+              </w:rPr>
+            </w:pPr>
+            <w:r>
+              <w:rPr>
+                <w:rFonts w:ascii="Times New Roman" w:hAnsi="Times New Roman" w:cs="Times New Roman"/>
+                <w:b/>
               </w:rPr>
               <w:t>DUA aplicado:</w:t>
             </w:r>
@@ -8797,61 +7438,64 @@
           <w:p>
             <w:pPr>
               <w:spacing w:after="20"/>
-            </w:pPr>
-            <w:r>
-              <w:rPr>
-                <w:rFonts w:ascii="Times New Roman" w:hAnsi="Times New Roman"/>
-                <w:b/>
-                <w:sz w:val="18"/>
+              <w:rPr>
+                <w:rFonts w:ascii="Times New Roman" w:hAnsi="Times New Roman" w:cs="Times New Roman"/>
+              </w:rPr>
+            </w:pPr>
+            <w:r>
+              <w:rPr>
+                <w:rFonts w:ascii="Times New Roman" w:hAnsi="Times New Roman" w:cs="Times New Roman"/>
+                <w:b/>
               </w:rPr>
               <w:t xml:space="preserve">Representación: </w:t>
             </w:r>
             <w:r>
               <w:rPr>
-                <w:rFonts w:ascii="Times New Roman" w:hAnsi="Times New Roman"/>
-                <w:sz w:val="18"/>
-              </w:rPr>
-              <w:t>Cartelera o espacio del aula donde se exhiben todas las historietas terminadas.</w:t>
+                <w:rFonts w:ascii="Times New Roman" w:hAnsi="Times New Roman" w:cs="Times New Roman"/>
+              </w:rPr>
+              <w:t>Producciones y dibujos realizados por los estudiantes expuestos en el aula.</w:t>
             </w:r>
           </w:p>
           <w:p>
             <w:pPr>
               <w:spacing w:after="20"/>
-            </w:pPr>
-            <w:r>
-              <w:rPr>
-                <w:rFonts w:ascii="Times New Roman" w:hAnsi="Times New Roman"/>
-                <w:b/>
-                <w:sz w:val="18"/>
+              <w:rPr>
+                <w:rFonts w:ascii="Times New Roman" w:hAnsi="Times New Roman" w:cs="Times New Roman"/>
+              </w:rPr>
+            </w:pPr>
+            <w:r>
+              <w:rPr>
+                <w:rFonts w:ascii="Times New Roman" w:hAnsi="Times New Roman" w:cs="Times New Roman"/>
+                <w:b/>
               </w:rPr>
               <w:t xml:space="preserve">Acción y expresión: </w:t>
             </w:r>
             <w:r>
               <w:rPr>
-                <w:rFonts w:ascii="Times New Roman" w:hAnsi="Times New Roman"/>
-                <w:sz w:val="18"/>
-              </w:rPr>
-              <w:t>Observación de los trabajos de los compañeros y valoración formativa respetuosa.</w:t>
+                <w:rFonts w:ascii="Times New Roman" w:hAnsi="Times New Roman" w:cs="Times New Roman"/>
+              </w:rPr>
+              <w:t>Expresión oral de conclusiones sobre la importancia de conservar los mitos y leyendas.</w:t>
             </w:r>
           </w:p>
           <w:p>
             <w:pPr>
               <w:spacing w:after="20"/>
-            </w:pPr>
-            <w:r>
-              <w:rPr>
-                <w:rFonts w:ascii="Times New Roman" w:hAnsi="Times New Roman"/>
-                <w:b/>
-                <w:sz w:val="18"/>
+              <w:rPr>
+                <w:rFonts w:ascii="Times New Roman" w:hAnsi="Times New Roman" w:cs="Times New Roman"/>
+              </w:rPr>
+            </w:pPr>
+            <w:r>
+              <w:rPr>
+                <w:rFonts w:ascii="Times New Roman" w:hAnsi="Times New Roman" w:cs="Times New Roman"/>
+                <w:b/>
               </w:rPr>
               <w:t xml:space="preserve">Compromiso-Motivación: </w:t>
             </w:r>
             <w:r>
               <w:rPr>
-                <w:rFonts w:ascii="Times New Roman" w:hAnsi="Times New Roman"/>
-                <w:sz w:val="18"/>
-              </w:rPr>
-              <w:t>Satisfacción por ver su trabajo expuesto y compartido con el curso.</w:t>
+                <w:rFonts w:ascii="Times New Roman" w:hAnsi="Times New Roman" w:cs="Times New Roman"/>
+              </w:rPr>
+              <w:t>Sentido de identidad y pertenencia al valorar las tradiciones culturales.</w:t>
             </w:r>
           </w:p>
           <w:tbl>
@@ -8860,6 +7504,7 @@
               <w:tblW w:w="0" w:type="auto"/>
               <w:jc w:val="center"/>
               <w:tblLayout w:type="fixed"/>
+              <w:tblLook w:val="04A0" w:firstRow="1" w:lastRow="0" w:firstColumn="1" w:lastColumn="0" w:noHBand="0" w:noVBand="1"/>
             </w:tblPr>
             <w:tblGrid>
               <w:gridCol w:w="683"/>
@@ -8879,12 +7524,12 @@
                 <w:p>
                   <w:pPr>
                     <w:pStyle w:val="Sinespaciado"/>
+                    <w:framePr w:hSpace="141" w:wrap="around" w:vAnchor="text" w:hAnchor="margin" w:y="-138"/>
                     <w:jc w:val="center"/>
                     <w:rPr>
                       <w:rFonts w:ascii="Times New Roman" w:hAnsi="Times New Roman" w:cs="Times New Roman"/>
                       <w:b/>
                       <w:color w:val="FFFFFF"/>
-                      <w:sz w:val="20"/>
                     </w:rPr>
                   </w:pPr>
                   <w:r>
@@ -8892,7 +7537,6 @@
                       <w:rFonts w:ascii="Times New Roman" w:hAnsi="Times New Roman" w:cs="Times New Roman"/>
                       <w:b/>
                       <w:color w:val="FFFFFF"/>
-                      <w:sz w:val="20"/>
                     </w:rPr>
                     <w:t>R</w:t>
                   </w:r>
@@ -8906,12 +7550,12 @@
                 <w:p>
                   <w:pPr>
                     <w:pStyle w:val="Sinespaciado"/>
+                    <w:framePr w:hSpace="141" w:wrap="around" w:vAnchor="text" w:hAnchor="margin" w:y="-138"/>
                     <w:jc w:val="center"/>
                     <w:rPr>
                       <w:rFonts w:ascii="Times New Roman" w:hAnsi="Times New Roman" w:cs="Times New Roman"/>
                       <w:b/>
                       <w:color w:val="FFFFFF"/>
-                      <w:sz w:val="20"/>
                     </w:rPr>
                   </w:pPr>
                   <w:r>
@@ -8919,7 +7563,6 @@
                       <w:rFonts w:ascii="Times New Roman" w:hAnsi="Times New Roman" w:cs="Times New Roman"/>
                       <w:b/>
                       <w:color w:val="FFFFFF"/>
-                      <w:sz w:val="20"/>
                     </w:rPr>
                     <w:t>A-E</w:t>
                   </w:r>
@@ -8933,12 +7576,12 @@
                 <w:p>
                   <w:pPr>
                     <w:pStyle w:val="Sinespaciado"/>
+                    <w:framePr w:hSpace="141" w:wrap="around" w:vAnchor="text" w:hAnchor="margin" w:y="-138"/>
                     <w:jc w:val="center"/>
                     <w:rPr>
                       <w:rFonts w:ascii="Times New Roman" w:hAnsi="Times New Roman" w:cs="Times New Roman"/>
                       <w:b/>
                       <w:color w:val="FFFFFF"/>
-                      <w:sz w:val="20"/>
                     </w:rPr>
                   </w:pPr>
                   <w:r>
@@ -8946,7 +7589,6 @@
                       <w:rFonts w:ascii="Times New Roman" w:hAnsi="Times New Roman" w:cs="Times New Roman"/>
                       <w:b/>
                       <w:color w:val="FFFFFF"/>
-                      <w:sz w:val="20"/>
                     </w:rPr>
                     <w:t>C-M</w:t>
                   </w:r>
@@ -8957,6 +7599,9 @@
           <w:p>
             <w:pPr>
               <w:spacing w:before="40" w:after="40"/>
+              <w:rPr>
+                <w:rFonts w:ascii="Times New Roman" w:hAnsi="Times New Roman" w:cs="Times New Roman"/>
+              </w:rPr>
             </w:pPr>
           </w:p>
         </w:tc>
@@ -8980,7 +7625,7 @@
               <w:rPr>
                 <w:rFonts w:ascii="Times New Roman" w:hAnsi="Times New Roman" w:cs="Times New Roman"/>
               </w:rPr>
-              <w:t>Recrea textos literarios leídos mediante adaptaciones creativas (historieta) y demuestra el dominio de destrezas comunicativas de la Unidad 1. I.LL.3.7.2. / I.LL.3.6.1.</w:t>
+              <w:t>Reconoce en textos de la literatura oral y escrita (mitos) los elementos característicos que les dan sentido; participa en discusiones sobre textos literarios aportando interpretaciones personales. I.LL.3.7.1.</w:t>
             </w:r>
           </w:p>
         </w:tc>
@@ -9003,28 +7648,14 @@
               <w:rPr>
                 <w:rFonts w:ascii="Times New Roman" w:hAnsi="Times New Roman" w:cs="Times New Roman"/>
               </w:rPr>
-              <w:t>• Instrumentos: Rúbrica de la Historieta Mitológica y Evaluación sumativa de Unidad 1 (págs. 70-71).</w:t>
+              <w:t>• Instrumentos: Rúbrica de análisis literario y cuadro comparativo de mitos.</w:t>
             </w:r>
             <w:r>
               <w:rPr>
                 <w:rFonts w:ascii="Times New Roman" w:hAnsi="Times New Roman" w:cs="Times New Roman"/>
               </w:rPr>
               <w:br/>
-              <w:t xml:space="preserve">• Actividades: Exposición de historietas en el mural y prueba escrita de base estructurada. (Cierre oficial de la Planificación </w:t>
-            </w:r>
-            <w:proofErr w:type="spellStart"/>
-            <w:r>
-              <w:rPr>
-                <w:rFonts w:ascii="Times New Roman" w:hAnsi="Times New Roman" w:cs="Times New Roman"/>
-              </w:rPr>
-              <w:t>Microcurricular</w:t>
-            </w:r>
-            <w:proofErr w:type="spellEnd"/>
-            <w:r>
-              <w:rPr>
-                <w:rFonts w:ascii="Times New Roman" w:hAnsi="Times New Roman" w:cs="Times New Roman"/>
-              </w:rPr>
-              <w:t>: 13/11/2026).</w:t>
+              <w:t>• Actividades: Resolución de actividades págs. 62-65 del libro y participación en debates literarios. (Feriados 02 y 03 Noviembre).</w:t>
             </w:r>
           </w:p>
         </w:tc>
@@ -9049,7 +7680,7 @@
               <w:rPr>
                 <w:rFonts w:ascii="Times New Roman" w:hAnsi="Times New Roman" w:cs="Times New Roman"/>
               </w:rPr>
-              <w:t>LL.3.4.13. Producir textos de diversa índole de acuerdo con la situación comunicativa, mediante formatos y recursos diversos.</w:t>
+              <w:t>LL.3.5.1. Recrear textos literarios leídos o escuchados mediante el uso de diversos formatos.</w:t>
             </w:r>
             <w:r>
               <w:rPr>
@@ -9062,7 +7693,7 @@
                 <w:rFonts w:ascii="Times New Roman" w:hAnsi="Times New Roman" w:cs="Times New Roman"/>
               </w:rPr>
               <w:br/>
-              <w:t>LL.3.2.2. Proponer intervenciones orales estructuradas para sustentar el producto del proyecto interdisciplinar.</w:t>
+              <w:t>LL.3.4.13. Producir textos de acuerdo con la situación comunicativa en formatos variados (historieta mitológica).</w:t>
             </w:r>
           </w:p>
         </w:tc>
@@ -9082,7 +7713,7 @@
               <w:rPr>
                 <w:rFonts w:ascii="Times New Roman" w:hAnsi="Times New Roman" w:cs="Times New Roman"/>
               </w:rPr>
-              <w:t>Tema: EJECUCIÓN, CONSOLIDACIÓN Y SOCIALIZACIÓN DEL PROYECTO INTEGRADOR DEL 1ER TRIMESTRE (1 SEMANA · FIN: 23 DE NOVIEMBRE DEL 2026)</w:t>
+              <w:t>Tema: Escritura creativa: Historieta mitológica y Evaluación sumativa de la Unidad 1</w:t>
             </w:r>
             <w:r>
               <w:rPr>
@@ -9102,21 +7733,28 @@
                 <w:rFonts w:ascii="Times New Roman" w:hAnsi="Times New Roman" w:cs="Times New Roman"/>
               </w:rPr>
               <w:br/>
-              <w:t>Guía oficial del Proyecto Interdisciplinario</w:t>
+              <w:t>Texto de Lengua 7mo (Páginas 66 a 71)</w:t>
             </w:r>
             <w:r>
               <w:rPr>
                 <w:rFonts w:ascii="Times New Roman" w:hAnsi="Times New Roman" w:cs="Times New Roman"/>
               </w:rPr>
               <w:br/>
-              <w:t>Rúbricas ministeriales de evaluación</w:t>
+              <w:t>Cartulinas, reglas y lápices de colores</w:t>
             </w:r>
             <w:r>
               <w:rPr>
                 <w:rFonts w:ascii="Times New Roman" w:hAnsi="Times New Roman" w:cs="Times New Roman"/>
               </w:rPr>
               <w:br/>
-              <w:t>Materiales para estands del aula, dípticos y carteles ilustrados</w:t>
+              <w:t>Pizarra y marcadores</w:t>
+            </w:r>
+            <w:r>
+              <w:rPr>
+                <w:rFonts w:ascii="Times New Roman" w:hAnsi="Times New Roman" w:cs="Times New Roman"/>
+              </w:rPr>
+              <w:br/>
+              <w:t>Cuestionario sumativo de Unidad 1</w:t>
             </w:r>
           </w:p>
         </w:tc>
@@ -9130,108 +7768,136 @@
             <w:shd w:val="clear" w:color="auto" w:fill="auto"/>
           </w:tcPr>
           <w:p>
-            <w:r/>
+            <w:pPr>
+              <w:rPr>
+                <w:rFonts w:ascii="Times New Roman" w:hAnsi="Times New Roman" w:cs="Times New Roman"/>
+              </w:rPr>
+            </w:pPr>
           </w:p>
           <w:p>
             <w:pPr>
               <w:spacing w:before="40" w:after="40"/>
-            </w:pPr>
-            <w:r>
-              <w:rPr>
-                <w:rFonts w:ascii="Times New Roman" w:hAnsi="Times New Roman"/>
-                <w:b/>
-                <w:sz w:val="22"/>
-              </w:rPr>
-              <w:t>SEMANA 12 (16/11 al 23/11/2026) · PROYECTO INTEGRADOR</w:t>
+              <w:rPr>
+                <w:rFonts w:ascii="Times New Roman" w:hAnsi="Times New Roman" w:cs="Times New Roman"/>
+              </w:rPr>
+            </w:pPr>
+            <w:r>
+              <w:rPr>
+                <w:rFonts w:ascii="Times New Roman" w:hAnsi="Times New Roman" w:cs="Times New Roman"/>
+                <w:b/>
+              </w:rPr>
+              <w:t>SEMANA 11 (09/11 al 13/11/2026) · ESCRITURA CREATIVA &amp; CIERRE UNIDAD 1</w:t>
             </w:r>
           </w:p>
           <w:p>
             <w:pPr>
               <w:spacing w:after="40"/>
-            </w:pPr>
-            <w:r>
-              <w:rPr>
-                <w:rFonts w:ascii="Times New Roman" w:hAnsi="Times New Roman"/>
-                <w:b/>
-                <w:sz w:val="21"/>
-              </w:rPr>
-              <w:t>APRENDIZAJE BASADO EN PROYECTOS (ABP) &amp; COOPERATIVO</w:t>
+              <w:rPr>
+                <w:rFonts w:ascii="Times New Roman" w:hAnsi="Times New Roman" w:cs="Times New Roman"/>
+              </w:rPr>
+            </w:pPr>
+            <w:r>
+              <w:rPr>
+                <w:rFonts w:ascii="Times New Roman" w:hAnsi="Times New Roman" w:cs="Times New Roman"/>
+                <w:b/>
+              </w:rPr>
+              <w:t>JUEGO-TRABAJO &amp; APRENDIZAJE COLABORATIVO</w:t>
             </w:r>
           </w:p>
           <w:p>
             <w:pPr>
               <w:spacing w:after="80"/>
-            </w:pPr>
-            <w:r>
-              <w:rPr>
-                <w:rFonts w:ascii="Times New Roman" w:hAnsi="Times New Roman"/>
-                <w:b/>
-                <w:sz w:val="20"/>
+              <w:rPr>
+                <w:rFonts w:ascii="Times New Roman" w:hAnsi="Times New Roman" w:cs="Times New Roman"/>
+              </w:rPr>
+            </w:pPr>
+            <w:r>
+              <w:rPr>
+                <w:rFonts w:ascii="Times New Roman" w:hAnsi="Times New Roman" w:cs="Times New Roman"/>
+                <w:b/>
               </w:rPr>
               <w:t xml:space="preserve">Nombre de la actividad: </w:t>
             </w:r>
             <w:r>
               <w:rPr>
-                <w:rFonts w:ascii="Times New Roman" w:hAnsi="Times New Roman"/>
-                <w:sz w:val="20"/>
-              </w:rPr>
-              <w:t>«Feria de Socialización y Sustentación Pública del Proyecto Integrador Trimestral»</w:t>
+                <w:rFonts w:ascii="Times New Roman" w:hAnsi="Times New Roman" w:cs="Times New Roman"/>
+              </w:rPr>
+              <w:t>«Taller del Cómic Mitológico: Del Relato Ancestral a la Viñeta Moderna» (Texto Pág. 66-73)</w:t>
             </w:r>
           </w:p>
           <w:p>
             <w:pPr>
               <w:spacing w:before="80" w:after="20"/>
-            </w:pPr>
-            <w:r>
-              <w:rPr>
-                <w:rFonts w:ascii="Times New Roman" w:hAnsi="Times New Roman"/>
-                <w:b/>
-                <w:sz w:val="20"/>
-              </w:rPr>
-              <w:t>Fase 1: Organización del Proyecto – «El Desafío Integrador Comunitario»</w:t>
+              <w:rPr>
+                <w:rFonts w:ascii="Times New Roman" w:hAnsi="Times New Roman" w:cs="Times New Roman"/>
+              </w:rPr>
+            </w:pPr>
+            <w:r>
+              <w:rPr>
+                <w:rFonts w:ascii="Times New Roman" w:hAnsi="Times New Roman" w:cs="Times New Roman"/>
+                <w:b/>
+              </w:rPr>
+              <w:t>Fase 1: Exploración en Taller – «El Taller de los Historietistas»</w:t>
             </w:r>
           </w:p>
           <w:p>
             <w:pPr>
               <w:spacing w:after="20"/>
-            </w:pPr>
-            <w:r>
-              <w:rPr>
-                <w:rFonts w:ascii="Times New Roman" w:hAnsi="Times New Roman"/>
-                <w:b/>
-                <w:sz w:val="19"/>
+              <w:rPr>
+                <w:rFonts w:ascii="Times New Roman" w:hAnsi="Times New Roman" w:cs="Times New Roman"/>
+              </w:rPr>
+            </w:pPr>
+            <w:r>
+              <w:rPr>
+                <w:rFonts w:ascii="Times New Roman" w:hAnsi="Times New Roman" w:cs="Times New Roman"/>
+                <w:b/>
               </w:rPr>
               <w:t xml:space="preserve">Actividad: </w:t>
             </w:r>
             <w:r>
               <w:rPr>
-                <w:rFonts w:ascii="Times New Roman" w:hAnsi="Times New Roman"/>
-                <w:sz w:val="19"/>
-              </w:rPr>
-              <w:t>El docente activa la semana culminante del Proyecto Integrador del 1er Trimestre: revisión colectiva del cronograma de sustentación y metas de impacto para la comunidad escolar. Organización de equipos y roles.</w:t>
+                <w:rFonts w:ascii="Times New Roman" w:hAnsi="Times New Roman" w:cs="Times New Roman"/>
+              </w:rPr>
+              <w:t xml:space="preserve">Apertura del taller de diseño de cómics: observación y análisis </w:t>
+            </w:r>
+            <w:r>
+              <w:rPr>
+                <w:rFonts w:ascii="Times New Roman" w:hAnsi="Times New Roman" w:cs="Times New Roman"/>
+              </w:rPr>
+              <w:t>guiado de las historietas de las páginas 66 y 67. Exploración de los elementos del cómic: viñetas, planos visuales, bocadillos de diálogo, cartelas y onomatopeyas sonoras.</w:t>
             </w:r>
           </w:p>
           <w:p>
             <w:pPr>
               <w:spacing w:after="40"/>
-            </w:pPr>
-            <w:r>
-              <w:rPr>
-                <w:rFonts w:ascii="Times New Roman" w:hAnsi="Times New Roman"/>
-                <w:sz w:val="19"/>
-              </w:rPr>
-              <w:t>Aprendizaje Basado en Proyectos: Planificación del plan de presentación comunitaria.</w:t>
+              <w:rPr>
+                <w:rFonts w:ascii="Times New Roman" w:hAnsi="Times New Roman" w:cs="Times New Roman"/>
+              </w:rPr>
+            </w:pPr>
+            <w:r>
+              <w:rPr>
+                <w:rFonts w:ascii="Times New Roman" w:hAnsi="Times New Roman" w:cs="Times New Roman"/>
+              </w:rPr>
+              <w:t>Metodología Juego-Trabajo: Exploración visual guiada de historietas impresas en el r</w:t>
+            </w:r>
+            <w:r>
+              <w:rPr>
+                <w:rFonts w:ascii="Times New Roman" w:hAnsi="Times New Roman" w:cs="Times New Roman"/>
+              </w:rPr>
+              <w:t>incón de lectura.</w:t>
             </w:r>
           </w:p>
           <w:p>
             <w:pPr>
               <w:spacing w:after="20"/>
-            </w:pPr>
-            <w:r>
-              <w:rPr>
-                <w:rFonts w:ascii="Times New Roman" w:hAnsi="Times New Roman"/>
-                <w:b/>
-                <w:sz w:val="19"/>
+              <w:rPr>
+                <w:rFonts w:ascii="Times New Roman" w:hAnsi="Times New Roman" w:cs="Times New Roman"/>
+              </w:rPr>
+            </w:pPr>
+            <w:r>
+              <w:rPr>
+                <w:rFonts w:ascii="Times New Roman" w:hAnsi="Times New Roman" w:cs="Times New Roman"/>
+                <w:b/>
               </w:rPr>
               <w:t>DUA aplicado:</w:t>
             </w:r>
@@ -9239,61 +7905,70 @@
           <w:p>
             <w:pPr>
               <w:spacing w:after="20"/>
-            </w:pPr>
-            <w:r>
-              <w:rPr>
-                <w:rFonts w:ascii="Times New Roman" w:hAnsi="Times New Roman"/>
-                <w:b/>
-                <w:sz w:val="18"/>
+              <w:rPr>
+                <w:rFonts w:ascii="Times New Roman" w:hAnsi="Times New Roman" w:cs="Times New Roman"/>
+              </w:rPr>
+            </w:pPr>
+            <w:r>
+              <w:rPr>
+                <w:rFonts w:ascii="Times New Roman" w:hAnsi="Times New Roman" w:cs="Times New Roman"/>
+                <w:b/>
               </w:rPr>
               <w:t xml:space="preserve">Representación: </w:t>
             </w:r>
             <w:r>
               <w:rPr>
-                <w:rFonts w:ascii="Times New Roman" w:hAnsi="Times New Roman"/>
-                <w:sz w:val="18"/>
-              </w:rPr>
-              <w:t>Cronograma de trabajo y rúbrica del proyecto en la pizarra o cartelera.</w:t>
+                <w:rFonts w:ascii="Times New Roman" w:hAnsi="Times New Roman" w:cs="Times New Roman"/>
+              </w:rPr>
+              <w:t>Ejemplos de historietas y recursos visuales del texto escolar (págs. 66-67).</w:t>
             </w:r>
           </w:p>
           <w:p>
             <w:pPr>
               <w:spacing w:after="20"/>
-            </w:pPr>
-            <w:r>
-              <w:rPr>
-                <w:rFonts w:ascii="Times New Roman" w:hAnsi="Times New Roman"/>
-                <w:b/>
-                <w:sz w:val="18"/>
+              <w:rPr>
+                <w:rFonts w:ascii="Times New Roman" w:hAnsi="Times New Roman" w:cs="Times New Roman"/>
+              </w:rPr>
+            </w:pPr>
+            <w:r>
+              <w:rPr>
+                <w:rFonts w:ascii="Times New Roman" w:hAnsi="Times New Roman" w:cs="Times New Roman"/>
+                <w:b/>
               </w:rPr>
               <w:t xml:space="preserve">Acción y expresión: </w:t>
             </w:r>
             <w:r>
               <w:rPr>
-                <w:rFonts w:ascii="Times New Roman" w:hAnsi="Times New Roman"/>
-                <w:sz w:val="18"/>
-              </w:rPr>
-              <w:t>Diálogo en equipo para acordar la distribución de tareas para la presentación.</w:t>
+                <w:rFonts w:ascii="Times New Roman" w:hAnsi="Times New Roman" w:cs="Times New Roman"/>
+              </w:rPr>
+              <w:t>Señalamiento e identificación oral de viñetas, globos y onomatopeyas en el texto.</w:t>
             </w:r>
           </w:p>
           <w:p>
             <w:pPr>
               <w:spacing w:after="20"/>
-            </w:pPr>
-            <w:r>
-              <w:rPr>
-                <w:rFonts w:ascii="Times New Roman" w:hAnsi="Times New Roman"/>
-                <w:b/>
-                <w:sz w:val="18"/>
+              <w:rPr>
+                <w:rFonts w:ascii="Times New Roman" w:hAnsi="Times New Roman" w:cs="Times New Roman"/>
+              </w:rPr>
+            </w:pPr>
+            <w:r>
+              <w:rPr>
+                <w:rFonts w:ascii="Times New Roman" w:hAnsi="Times New Roman" w:cs="Times New Roman"/>
+                <w:b/>
               </w:rPr>
               <w:t xml:space="preserve">Compromiso-Motivación: </w:t>
             </w:r>
             <w:r>
               <w:rPr>
-                <w:rFonts w:ascii="Times New Roman" w:hAnsi="Times New Roman"/>
-                <w:sz w:val="18"/>
-              </w:rPr>
-              <w:t>Sentido de responsabilidad compartida para la presentación del proyecto.</w:t>
+                <w:rFonts w:ascii="Times New Roman" w:hAnsi="Times New Roman" w:cs="Times New Roman"/>
+              </w:rPr>
+              <w:t>Interé</w:t>
+            </w:r>
+            <w:r>
+              <w:rPr>
+                <w:rFonts w:ascii="Times New Roman" w:hAnsi="Times New Roman" w:cs="Times New Roman"/>
+              </w:rPr>
+              <w:t>s por la historieta como forma visual de narrar historias.</w:t>
             </w:r>
           </w:p>
           <w:tbl>
@@ -9302,6 +7977,7 @@
               <w:tblW w:w="0" w:type="auto"/>
               <w:jc w:val="center"/>
               <w:tblLayout w:type="fixed"/>
+              <w:tblLook w:val="04A0" w:firstRow="1" w:lastRow="0" w:firstColumn="1" w:lastColumn="0" w:noHBand="0" w:noVBand="1"/>
             </w:tblPr>
             <w:tblGrid>
               <w:gridCol w:w="683"/>
@@ -9321,12 +7997,12 @@
                 <w:p>
                   <w:pPr>
                     <w:pStyle w:val="Sinespaciado"/>
+                    <w:framePr w:hSpace="141" w:wrap="around" w:vAnchor="text" w:hAnchor="margin" w:y="-138"/>
                     <w:jc w:val="center"/>
                     <w:rPr>
                       <w:rFonts w:ascii="Times New Roman" w:hAnsi="Times New Roman" w:cs="Times New Roman"/>
                       <w:b/>
                       <w:color w:val="FFFFFF"/>
-                      <w:sz w:val="20"/>
                     </w:rPr>
                   </w:pPr>
                   <w:r>
@@ -9334,7 +8010,6 @@
                       <w:rFonts w:ascii="Times New Roman" w:hAnsi="Times New Roman" w:cs="Times New Roman"/>
                       <w:b/>
                       <w:color w:val="FFFFFF"/>
-                      <w:sz w:val="20"/>
                     </w:rPr>
                     <w:t>R</w:t>
                   </w:r>
@@ -9348,12 +8023,12 @@
                 <w:p>
                   <w:pPr>
                     <w:pStyle w:val="Sinespaciado"/>
+                    <w:framePr w:hSpace="141" w:wrap="around" w:vAnchor="text" w:hAnchor="margin" w:y="-138"/>
                     <w:jc w:val="center"/>
                     <w:rPr>
                       <w:rFonts w:ascii="Times New Roman" w:hAnsi="Times New Roman" w:cs="Times New Roman"/>
                       <w:b/>
                       <w:color w:val="FFFFFF"/>
-                      <w:sz w:val="20"/>
                     </w:rPr>
                   </w:pPr>
                   <w:r>
@@ -9361,7 +8036,6 @@
                       <w:rFonts w:ascii="Times New Roman" w:hAnsi="Times New Roman" w:cs="Times New Roman"/>
                       <w:b/>
                       <w:color w:val="FFFFFF"/>
-                      <w:sz w:val="20"/>
                     </w:rPr>
                     <w:t>A-E</w:t>
                   </w:r>
@@ -9375,12 +8049,12 @@
                 <w:p>
                   <w:pPr>
                     <w:pStyle w:val="Sinespaciado"/>
+                    <w:framePr w:hSpace="141" w:wrap="around" w:vAnchor="text" w:hAnchor="margin" w:y="-138"/>
                     <w:jc w:val="center"/>
                     <w:rPr>
                       <w:rFonts w:ascii="Times New Roman" w:hAnsi="Times New Roman" w:cs="Times New Roman"/>
                       <w:b/>
                       <w:color w:val="FFFFFF"/>
-                      <w:sz w:val="20"/>
                     </w:rPr>
                   </w:pPr>
                   <w:r>
@@ -9388,7 +8062,6 @@
                       <w:rFonts w:ascii="Times New Roman" w:hAnsi="Times New Roman" w:cs="Times New Roman"/>
                       <w:b/>
                       <w:color w:val="FFFFFF"/>
-                      <w:sz w:val="20"/>
                     </w:rPr>
                     <w:t>C-M</w:t>
                   </w:r>
@@ -9399,124 +8072,156 @@
           <w:p>
             <w:pPr>
               <w:spacing w:before="40" w:after="40"/>
+              <w:rPr>
+                <w:rFonts w:ascii="Times New Roman" w:hAnsi="Times New Roman" w:cs="Times New Roman"/>
+              </w:rPr>
             </w:pPr>
           </w:p>
           <w:p>
             <w:pPr>
               <w:spacing w:before="80" w:after="20"/>
-            </w:pPr>
-            <w:r>
-              <w:rPr>
-                <w:rFonts w:ascii="Times New Roman" w:hAnsi="Times New Roman"/>
-                <w:b/>
-                <w:sz w:val="20"/>
-              </w:rPr>
-              <w:t>Fase 2: Auditoría y Ensayo – «Auditoría de Calidad y Ensayo General»</w:t>
+              <w:rPr>
+                <w:rFonts w:ascii="Times New Roman" w:hAnsi="Times New Roman" w:cs="Times New Roman"/>
+              </w:rPr>
+            </w:pPr>
+            <w:r>
+              <w:rPr>
+                <w:rFonts w:ascii="Times New Roman" w:hAnsi="Times New Roman" w:cs="Times New Roman"/>
+                <w:b/>
+              </w:rPr>
+              <w:t>Fase 2: Taller de Planificación – «El Laboratorio del Guion Gráfico»</w:t>
             </w:r>
           </w:p>
           <w:p>
             <w:pPr>
               <w:spacing w:after="20"/>
-            </w:pPr>
-            <w:r>
-              <w:rPr>
-                <w:rFonts w:ascii="Times New Roman" w:hAnsi="Times New Roman"/>
-                <w:b/>
-                <w:sz w:val="19"/>
+              <w:rPr>
+                <w:rFonts w:ascii="Times New Roman" w:hAnsi="Times New Roman" w:cs="Times New Roman"/>
+              </w:rPr>
+            </w:pPr>
+            <w:r>
+              <w:rPr>
+                <w:rFonts w:ascii="Times New Roman" w:hAnsi="Times New Roman" w:cs="Times New Roman"/>
+                <w:b/>
               </w:rPr>
               <w:t xml:space="preserve">Actividad: </w:t>
             </w:r>
             <w:r>
               <w:rPr>
-                <w:rFonts w:ascii="Times New Roman" w:hAnsi="Times New Roman"/>
-                <w:sz w:val="19"/>
-              </w:rPr>
-              <w:t>Ensayo de la sustentación oral y auditoría interna del producto integrador. Cada equipo presenta su proyecto frente a otro equipo aplicando la lista de cotejo coevaluativa para recibir sugerencias de mejora.</w:t>
+                <w:rFonts w:ascii="Times New Roman" w:hAnsi="Times New Roman" w:cs="Times New Roman"/>
+              </w:rPr>
+              <w:t xml:space="preserve">Planificación y diseño de un storyboard adaptando un mito leído a una secuencia de 4 a 6 viñetas </w:t>
+            </w:r>
+            <w:r>
+              <w:rPr>
+                <w:rFonts w:ascii="Times New Roman" w:hAnsi="Times New Roman" w:cs="Times New Roman"/>
+              </w:rPr>
+              <w:t>(páginas 67-68). En parejas colaborativas, distribuyen el texto en bocadillos y seleccionan los planos adecuados para dar dinamismo a la narración.</w:t>
             </w:r>
           </w:p>
           <w:p>
             <w:pPr>
               <w:spacing w:after="40"/>
-            </w:pPr>
-            <w:r>
-              <w:rPr>
-                <w:rFonts w:ascii="Times New Roman" w:hAnsi="Times New Roman"/>
-                <w:sz w:val="19"/>
-              </w:rPr>
-              <w:t>Trabajo Cooperativo: Ensayo entre pares y retroalimentación crítica constructiva.</w:t>
+              <w:rPr>
+                <w:rFonts w:ascii="Times New Roman" w:hAnsi="Times New Roman" w:cs="Times New Roman"/>
+              </w:rPr>
+            </w:pPr>
+            <w:r>
+              <w:rPr>
+                <w:rFonts w:ascii="Times New Roman" w:hAnsi="Times New Roman" w:cs="Times New Roman"/>
+              </w:rPr>
+              <w:t>Aprendizaje Colaborativo: Trabajo en parejas dividiendo roles de redacción de diálogos y boceto gráfico.</w:t>
             </w:r>
           </w:p>
           <w:p>
             <w:pPr>
               <w:spacing w:after="20"/>
-            </w:pPr>
-            <w:r>
-              <w:rPr>
-                <w:rFonts w:ascii="Times New Roman" w:hAnsi="Times New Roman"/>
-                <w:b/>
-                <w:sz w:val="19"/>
-              </w:rPr>
-              <w:t>DUA aplicado:</w:t>
+              <w:rPr>
+                <w:rFonts w:ascii="Times New Roman" w:hAnsi="Times New Roman" w:cs="Times New Roman"/>
+              </w:rPr>
+            </w:pPr>
+            <w:r>
+              <w:rPr>
+                <w:rFonts w:ascii="Times New Roman" w:hAnsi="Times New Roman" w:cs="Times New Roman"/>
+                <w:b/>
+              </w:rPr>
+              <w:t>DUA</w:t>
+            </w:r>
+            <w:r>
+              <w:rPr>
+                <w:rFonts w:ascii="Times New Roman" w:hAnsi="Times New Roman" w:cs="Times New Roman"/>
+                <w:b/>
+              </w:rPr>
+              <w:t xml:space="preserve"> aplicado:</w:t>
             </w:r>
           </w:p>
           <w:p>
             <w:pPr>
               <w:spacing w:after="20"/>
-            </w:pPr>
-            <w:r>
-              <w:rPr>
-                <w:rFonts w:ascii="Times New Roman" w:hAnsi="Times New Roman"/>
-                <w:b/>
-                <w:sz w:val="18"/>
+              <w:rPr>
+                <w:rFonts w:ascii="Times New Roman" w:hAnsi="Times New Roman" w:cs="Times New Roman"/>
+              </w:rPr>
+            </w:pPr>
+            <w:r>
+              <w:rPr>
+                <w:rFonts w:ascii="Times New Roman" w:hAnsi="Times New Roman" w:cs="Times New Roman"/>
+                <w:b/>
               </w:rPr>
               <w:t xml:space="preserve">Representación: </w:t>
             </w:r>
             <w:r>
               <w:rPr>
-                <w:rFonts w:ascii="Times New Roman" w:hAnsi="Times New Roman"/>
-                <w:sz w:val="18"/>
-              </w:rPr>
-              <w:t>Lista de cotejo con los criterios de evaluación del proyecto.</w:t>
+                <w:rFonts w:ascii="Times New Roman" w:hAnsi="Times New Roman" w:cs="Times New Roman"/>
+              </w:rPr>
+              <w:t>Indicaciones y estructura de viñetas del libro (págs. 67-68).</w:t>
             </w:r>
           </w:p>
           <w:p>
             <w:pPr>
               <w:spacing w:after="20"/>
-            </w:pPr>
-            <w:r>
-              <w:rPr>
-                <w:rFonts w:ascii="Times New Roman" w:hAnsi="Times New Roman"/>
-                <w:b/>
-                <w:sz w:val="18"/>
+              <w:rPr>
+                <w:rFonts w:ascii="Times New Roman" w:hAnsi="Times New Roman" w:cs="Times New Roman"/>
+              </w:rPr>
+            </w:pPr>
+            <w:r>
+              <w:rPr>
+                <w:rFonts w:ascii="Times New Roman" w:hAnsi="Times New Roman" w:cs="Times New Roman"/>
+                <w:b/>
               </w:rPr>
               <w:t xml:space="preserve">Acción y expresión: </w:t>
             </w:r>
             <w:r>
               <w:rPr>
-                <w:rFonts w:ascii="Times New Roman" w:hAnsi="Times New Roman"/>
-                <w:sz w:val="18"/>
-              </w:rPr>
-              <w:t>Ensayo oral de la exposición y entrega de sugerencias de mejora entre compañeros.</w:t>
+                <w:rFonts w:ascii="Times New Roman" w:hAnsi="Times New Roman" w:cs="Times New Roman"/>
+              </w:rPr>
+              <w:t>Elaboración del borrador o boceto de la historieta con textos e imágenes en el cuaderno.</w:t>
             </w:r>
           </w:p>
           <w:p>
             <w:pPr>
               <w:spacing w:after="20"/>
-            </w:pPr>
-            <w:r>
-              <w:rPr>
-                <w:rFonts w:ascii="Times New Roman" w:hAnsi="Times New Roman"/>
-                <w:b/>
-                <w:sz w:val="18"/>
+              <w:rPr>
+                <w:rFonts w:ascii="Times New Roman" w:hAnsi="Times New Roman" w:cs="Times New Roman"/>
+              </w:rPr>
+            </w:pPr>
+            <w:r>
+              <w:rPr>
+                <w:rFonts w:ascii="Times New Roman" w:hAnsi="Times New Roman" w:cs="Times New Roman"/>
+                <w:b/>
               </w:rPr>
               <w:t xml:space="preserve">Compromiso-Motivación: </w:t>
             </w:r>
             <w:r>
               <w:rPr>
-                <w:rFonts w:ascii="Times New Roman" w:hAnsi="Times New Roman"/>
-                <w:sz w:val="18"/>
-              </w:rPr>
-              <w:t>Cooperación y ayuda mutua entre equipos para pulir la presentación.</w:t>
+                <w:rFonts w:ascii="Times New Roman" w:hAnsi="Times New Roman" w:cs="Times New Roman"/>
+              </w:rPr>
+              <w:t xml:space="preserve">Trabajo cooperativo en </w:t>
+            </w:r>
+            <w:r>
+              <w:rPr>
+                <w:rFonts w:ascii="Times New Roman" w:hAnsi="Times New Roman" w:cs="Times New Roman"/>
+              </w:rPr>
+              <w:t>parejas para planificar la secuencia de su cómic.</w:t>
             </w:r>
           </w:p>
           <w:tbl>
@@ -9525,6 +8230,7 @@
               <w:tblW w:w="0" w:type="auto"/>
               <w:jc w:val="center"/>
               <w:tblLayout w:type="fixed"/>
+              <w:tblLook w:val="04A0" w:firstRow="1" w:lastRow="0" w:firstColumn="1" w:lastColumn="0" w:noHBand="0" w:noVBand="1"/>
             </w:tblPr>
             <w:tblGrid>
               <w:gridCol w:w="683"/>
@@ -9544,12 +8250,12 @@
                 <w:p>
                   <w:pPr>
                     <w:pStyle w:val="Sinespaciado"/>
+                    <w:framePr w:hSpace="141" w:wrap="around" w:vAnchor="text" w:hAnchor="margin" w:y="-138"/>
                     <w:jc w:val="center"/>
                     <w:rPr>
                       <w:rFonts w:ascii="Times New Roman" w:hAnsi="Times New Roman" w:cs="Times New Roman"/>
                       <w:b/>
                       <w:color w:val="FFFFFF"/>
-                      <w:sz w:val="20"/>
                     </w:rPr>
                   </w:pPr>
                   <w:r>
@@ -9557,7 +8263,6 @@
                       <w:rFonts w:ascii="Times New Roman" w:hAnsi="Times New Roman" w:cs="Times New Roman"/>
                       <w:b/>
                       <w:color w:val="FFFFFF"/>
-                      <w:sz w:val="20"/>
                     </w:rPr>
                     <w:t>R</w:t>
                   </w:r>
@@ -9571,12 +8276,12 @@
                 <w:p>
                   <w:pPr>
                     <w:pStyle w:val="Sinespaciado"/>
+                    <w:framePr w:hSpace="141" w:wrap="around" w:vAnchor="text" w:hAnchor="margin" w:y="-138"/>
                     <w:jc w:val="center"/>
                     <w:rPr>
                       <w:rFonts w:ascii="Times New Roman" w:hAnsi="Times New Roman" w:cs="Times New Roman"/>
                       <w:b/>
                       <w:color w:val="FFFFFF"/>
-                      <w:sz w:val="20"/>
                     </w:rPr>
                   </w:pPr>
                   <w:r>
@@ -9584,7 +8289,6 @@
                       <w:rFonts w:ascii="Times New Roman" w:hAnsi="Times New Roman" w:cs="Times New Roman"/>
                       <w:b/>
                       <w:color w:val="FFFFFF"/>
-                      <w:sz w:val="20"/>
                     </w:rPr>
                     <w:t>A-E</w:t>
                   </w:r>
@@ -9598,12 +8302,12 @@
                 <w:p>
                   <w:pPr>
                     <w:pStyle w:val="Sinespaciado"/>
+                    <w:framePr w:hSpace="141" w:wrap="around" w:vAnchor="text" w:hAnchor="margin" w:y="-138"/>
                     <w:jc w:val="center"/>
                     <w:rPr>
                       <w:rFonts w:ascii="Times New Roman" w:hAnsi="Times New Roman" w:cs="Times New Roman"/>
                       <w:b/>
                       <w:color w:val="FFFFFF"/>
-                      <w:sz w:val="20"/>
                     </w:rPr>
                   </w:pPr>
                   <w:r>
@@ -9611,7 +8315,6 @@
                       <w:rFonts w:ascii="Times New Roman" w:hAnsi="Times New Roman" w:cs="Times New Roman"/>
                       <w:b/>
                       <w:color w:val="FFFFFF"/>
-                      <w:sz w:val="20"/>
                     </w:rPr>
                     <w:t>C-M</w:t>
                   </w:r>
@@ -9622,62 +8325,78 @@
           <w:p>
             <w:pPr>
               <w:spacing w:before="40" w:after="40"/>
+              <w:rPr>
+                <w:rFonts w:ascii="Times New Roman" w:hAnsi="Times New Roman" w:cs="Times New Roman"/>
+              </w:rPr>
             </w:pPr>
           </w:p>
           <w:p>
             <w:pPr>
               <w:spacing w:before="80" w:after="20"/>
-            </w:pPr>
-            <w:r>
-              <w:rPr>
-                <w:rFonts w:ascii="Times New Roman" w:hAnsi="Times New Roman"/>
-                <w:b/>
-                <w:sz w:val="20"/>
-              </w:rPr>
-              <w:t>Fase 3: Sustentación Pública – «Feria de Aula y Sustentación del Proyecto»</w:t>
+              <w:rPr>
+                <w:rFonts w:ascii="Times New Roman" w:hAnsi="Times New Roman" w:cs="Times New Roman"/>
+              </w:rPr>
+            </w:pPr>
+            <w:r>
+              <w:rPr>
+                <w:rFonts w:ascii="Times New Roman" w:hAnsi="Times New Roman" w:cs="Times New Roman"/>
+                <w:b/>
+              </w:rPr>
+              <w:t>Fase 3: Producción en Taller – «Mesa de Creación y Evaluación de la Unidad»</w:t>
             </w:r>
           </w:p>
           <w:p>
             <w:pPr>
               <w:spacing w:after="20"/>
-            </w:pPr>
-            <w:r>
-              <w:rPr>
-                <w:rFonts w:ascii="Times New Roman" w:hAnsi="Times New Roman"/>
-                <w:b/>
-                <w:sz w:val="19"/>
+              <w:rPr>
+                <w:rFonts w:ascii="Times New Roman" w:hAnsi="Times New Roman" w:cs="Times New Roman"/>
+              </w:rPr>
+            </w:pPr>
+            <w:r>
+              <w:rPr>
+                <w:rFonts w:ascii="Times New Roman" w:hAnsi="Times New Roman" w:cs="Times New Roman"/>
+                <w:b/>
               </w:rPr>
               <w:t xml:space="preserve">Actividad: </w:t>
             </w:r>
             <w:r>
               <w:rPr>
-                <w:rFonts w:ascii="Times New Roman" w:hAnsi="Times New Roman"/>
-                <w:sz w:val="19"/>
-              </w:rPr>
-              <w:t>Montaje de los estands en el aula y presentación oficial del Proyecto Integrador ante la comunidad escolar (estudiantes de otros grados y docentes). Demostración del producto y respuesta a preguntas del público.</w:t>
+                <w:rFonts w:ascii="Times New Roman" w:hAnsi="Times New Roman" w:cs="Times New Roman"/>
+              </w:rPr>
+              <w:t>Elaboración final de la historieta a color aplicando rotulación clara y viñetas organizadas. Paralelamente,</w:t>
+            </w:r>
+            <w:r>
+              <w:rPr>
+                <w:rFonts w:ascii="Times New Roman" w:hAnsi="Times New Roman" w:cs="Times New Roman"/>
+              </w:rPr>
+              <w:t xml:space="preserve"> los estudiantes resuelven la evaluación sumativa de la Unidad 1 del texto escolar para consolidar las destrezas adquiridas.</w:t>
             </w:r>
           </w:p>
           <w:p>
             <w:pPr>
               <w:spacing w:after="40"/>
-            </w:pPr>
-            <w:r>
-              <w:rPr>
-                <w:rFonts w:ascii="Times New Roman" w:hAnsi="Times New Roman"/>
-                <w:sz w:val="19"/>
-              </w:rPr>
-              <w:t>Aprendizaje Basado en Proyectos: Exposición pública del producto final del proyecto ante la comunidad.</w:t>
+              <w:rPr>
+                <w:rFonts w:ascii="Times New Roman" w:hAnsi="Times New Roman" w:cs="Times New Roman"/>
+              </w:rPr>
+            </w:pPr>
+            <w:r>
+              <w:rPr>
+                <w:rFonts w:ascii="Times New Roman" w:hAnsi="Times New Roman" w:cs="Times New Roman"/>
+              </w:rPr>
+              <w:t>Metodología Juego-Trabajo: Producción plástica en mesas de trabajo y resolución autónoma de la evaluación.</w:t>
             </w:r>
           </w:p>
           <w:p>
             <w:pPr>
               <w:spacing w:after="20"/>
-            </w:pPr>
-            <w:r>
-              <w:rPr>
-                <w:rFonts w:ascii="Times New Roman" w:hAnsi="Times New Roman"/>
-                <w:b/>
-                <w:sz w:val="19"/>
+              <w:rPr>
+                <w:rFonts w:ascii="Times New Roman" w:hAnsi="Times New Roman" w:cs="Times New Roman"/>
+              </w:rPr>
+            </w:pPr>
+            <w:r>
+              <w:rPr>
+                <w:rFonts w:ascii="Times New Roman" w:hAnsi="Times New Roman" w:cs="Times New Roman"/>
+                <w:b/>
               </w:rPr>
               <w:t>DUA aplicado:</w:t>
             </w:r>
@@ -9685,61 +8404,70 @@
           <w:p>
             <w:pPr>
               <w:spacing w:after="20"/>
-            </w:pPr>
-            <w:r>
-              <w:rPr>
-                <w:rFonts w:ascii="Times New Roman" w:hAnsi="Times New Roman"/>
-                <w:b/>
-                <w:sz w:val="18"/>
+              <w:rPr>
+                <w:rFonts w:ascii="Times New Roman" w:hAnsi="Times New Roman" w:cs="Times New Roman"/>
+              </w:rPr>
+            </w:pPr>
+            <w:r>
+              <w:rPr>
+                <w:rFonts w:ascii="Times New Roman" w:hAnsi="Times New Roman" w:cs="Times New Roman"/>
+                <w:b/>
               </w:rPr>
               <w:t xml:space="preserve">Representación: </w:t>
             </w:r>
             <w:r>
               <w:rPr>
-                <w:rFonts w:ascii="Times New Roman" w:hAnsi="Times New Roman"/>
-                <w:sz w:val="18"/>
-              </w:rPr>
-              <w:t>Materiales, paneles y productos elaborados por los estudiantes en sus estands.</w:t>
+                <w:rFonts w:ascii="Times New Roman" w:hAnsi="Times New Roman" w:cs="Times New Roman"/>
+              </w:rPr>
+              <w:t>Guía de elaboración del texto y cuestionario de evaluación sumativa de la Unidad 1.</w:t>
             </w:r>
           </w:p>
           <w:p>
             <w:pPr>
               <w:spacing w:after="20"/>
-            </w:pPr>
-            <w:r>
-              <w:rPr>
-                <w:rFonts w:ascii="Times New Roman" w:hAnsi="Times New Roman"/>
-                <w:b/>
-                <w:sz w:val="18"/>
+              <w:rPr>
+                <w:rFonts w:ascii="Times New Roman" w:hAnsi="Times New Roman" w:cs="Times New Roman"/>
+              </w:rPr>
+            </w:pPr>
+            <w:r>
+              <w:rPr>
+                <w:rFonts w:ascii="Times New Roman" w:hAnsi="Times New Roman" w:cs="Times New Roman"/>
+                <w:b/>
               </w:rPr>
               <w:t xml:space="preserve">Acción y expresión: </w:t>
             </w:r>
             <w:r>
               <w:rPr>
-                <w:rFonts w:ascii="Times New Roman" w:hAnsi="Times New Roman"/>
-                <w:sz w:val="18"/>
-              </w:rPr>
-              <w:t>Exposición oral y demostración práctica del proyecto ante los asistentes.</w:t>
+                <w:rFonts w:ascii="Times New Roman" w:hAnsi="Times New Roman" w:cs="Times New Roman"/>
+              </w:rPr>
+              <w:t>Dibujo y rotulación de la historieta en hojas de trabajo y resolución escrita de la evaluación sumativa.</w:t>
             </w:r>
           </w:p>
           <w:p>
             <w:pPr>
               <w:spacing w:after="20"/>
-            </w:pPr>
-            <w:r>
-              <w:rPr>
-                <w:rFonts w:ascii="Times New Roman" w:hAnsi="Times New Roman"/>
-                <w:b/>
-                <w:sz w:val="18"/>
+              <w:rPr>
+                <w:rFonts w:ascii="Times New Roman" w:hAnsi="Times New Roman" w:cs="Times New Roman"/>
+              </w:rPr>
+            </w:pPr>
+            <w:r>
+              <w:rPr>
+                <w:rFonts w:ascii="Times New Roman" w:hAnsi="Times New Roman" w:cs="Times New Roman"/>
+                <w:b/>
               </w:rPr>
               <w:t xml:space="preserve">Compromiso-Motivación: </w:t>
             </w:r>
             <w:r>
               <w:rPr>
-                <w:rFonts w:ascii="Times New Roman" w:hAnsi="Times New Roman"/>
-                <w:sz w:val="18"/>
-              </w:rPr>
-              <w:t>Participación activa como expositores compartiendo su aprendizaje con la escuela.</w:t>
+                <w:rFonts w:ascii="Times New Roman" w:hAnsi="Times New Roman" w:cs="Times New Roman"/>
+              </w:rPr>
+              <w:t>Creativi</w:t>
+            </w:r>
+            <w:r>
+              <w:rPr>
+                <w:rFonts w:ascii="Times New Roman" w:hAnsi="Times New Roman" w:cs="Times New Roman"/>
+              </w:rPr>
+              <w:t>dad en el diseño de su historieta y consolidación de lo aprendido.</w:t>
             </w:r>
           </w:p>
           <w:tbl>
@@ -9748,6 +8476,7 @@
               <w:tblW w:w="0" w:type="auto"/>
               <w:jc w:val="center"/>
               <w:tblLayout w:type="fixed"/>
+              <w:tblLook w:val="04A0" w:firstRow="1" w:lastRow="0" w:firstColumn="1" w:lastColumn="0" w:noHBand="0" w:noVBand="1"/>
             </w:tblPr>
             <w:tblGrid>
               <w:gridCol w:w="683"/>
@@ -9767,12 +8496,12 @@
                 <w:p>
                   <w:pPr>
                     <w:pStyle w:val="Sinespaciado"/>
+                    <w:framePr w:hSpace="141" w:wrap="around" w:vAnchor="text" w:hAnchor="margin" w:y="-138"/>
                     <w:jc w:val="center"/>
                     <w:rPr>
                       <w:rFonts w:ascii="Times New Roman" w:hAnsi="Times New Roman" w:cs="Times New Roman"/>
                       <w:b/>
                       <w:color w:val="FFFFFF"/>
-                      <w:sz w:val="20"/>
                     </w:rPr>
                   </w:pPr>
                   <w:r>
@@ -9780,7 +8509,6 @@
                       <w:rFonts w:ascii="Times New Roman" w:hAnsi="Times New Roman" w:cs="Times New Roman"/>
                       <w:b/>
                       <w:color w:val="FFFFFF"/>
-                      <w:sz w:val="20"/>
                     </w:rPr>
                     <w:t>R</w:t>
                   </w:r>
@@ -9794,12 +8522,12 @@
                 <w:p>
                   <w:pPr>
                     <w:pStyle w:val="Sinespaciado"/>
+                    <w:framePr w:hSpace="141" w:wrap="around" w:vAnchor="text" w:hAnchor="margin" w:y="-138"/>
                     <w:jc w:val="center"/>
                     <w:rPr>
                       <w:rFonts w:ascii="Times New Roman" w:hAnsi="Times New Roman" w:cs="Times New Roman"/>
                       <w:b/>
                       <w:color w:val="FFFFFF"/>
-                      <w:sz w:val="20"/>
                     </w:rPr>
                   </w:pPr>
                   <w:r>
@@ -9807,7 +8535,6 @@
                       <w:rFonts w:ascii="Times New Roman" w:hAnsi="Times New Roman" w:cs="Times New Roman"/>
                       <w:b/>
                       <w:color w:val="FFFFFF"/>
-                      <w:sz w:val="20"/>
                     </w:rPr>
                     <w:t>A-E</w:t>
                   </w:r>
@@ -9821,12 +8548,12 @@
                 <w:p>
                   <w:pPr>
                     <w:pStyle w:val="Sinespaciado"/>
+                    <w:framePr w:hSpace="141" w:wrap="around" w:vAnchor="text" w:hAnchor="margin" w:y="-138"/>
                     <w:jc w:val="center"/>
                     <w:rPr>
                       <w:rFonts w:ascii="Times New Roman" w:hAnsi="Times New Roman" w:cs="Times New Roman"/>
                       <w:b/>
                       <w:color w:val="FFFFFF"/>
-                      <w:sz w:val="20"/>
                     </w:rPr>
                   </w:pPr>
                   <w:r>
@@ -9834,7 +8561,6 @@
                       <w:rFonts w:ascii="Times New Roman" w:hAnsi="Times New Roman" w:cs="Times New Roman"/>
                       <w:b/>
                       <w:color w:val="FFFFFF"/>
-                      <w:sz w:val="20"/>
                     </w:rPr>
                     <w:t>C-M</w:t>
                   </w:r>
@@ -9845,62 +8571,78 @@
           <w:p>
             <w:pPr>
               <w:spacing w:before="40" w:after="40"/>
+              <w:rPr>
+                <w:rFonts w:ascii="Times New Roman" w:hAnsi="Times New Roman" w:cs="Times New Roman"/>
+              </w:rPr>
             </w:pPr>
           </w:p>
           <w:p>
             <w:pPr>
               <w:spacing w:before="80" w:after="20"/>
-            </w:pPr>
-            <w:r>
-              <w:rPr>
-                <w:rFonts w:ascii="Times New Roman" w:hAnsi="Times New Roman"/>
-                <w:b/>
-                <w:sz w:val="20"/>
-              </w:rPr>
-              <w:t>Fase 4: Evaluación y Balance – «Consolidación Final y Calificación Ministerial»</w:t>
+              <w:rPr>
+                <w:rFonts w:ascii="Times New Roman" w:hAnsi="Times New Roman" w:cs="Times New Roman"/>
+              </w:rPr>
+            </w:pPr>
+            <w:r>
+              <w:rPr>
+                <w:rFonts w:ascii="Times New Roman" w:hAnsi="Times New Roman" w:cs="Times New Roman"/>
+                <w:b/>
+              </w:rPr>
+              <w:t>Fase 4: Galería y Cierre – «Inauguración de la Galería Mitológica»</w:t>
             </w:r>
           </w:p>
           <w:p>
             <w:pPr>
               <w:spacing w:after="20"/>
-            </w:pPr>
-            <w:r>
-              <w:rPr>
-                <w:rFonts w:ascii="Times New Roman" w:hAnsi="Times New Roman"/>
-                <w:b/>
-                <w:sz w:val="19"/>
+              <w:rPr>
+                <w:rFonts w:ascii="Times New Roman" w:hAnsi="Times New Roman" w:cs="Times New Roman"/>
+              </w:rPr>
+            </w:pPr>
+            <w:r>
+              <w:rPr>
+                <w:rFonts w:ascii="Times New Roman" w:hAnsi="Times New Roman" w:cs="Times New Roman"/>
+                <w:b/>
               </w:rPr>
               <w:t xml:space="preserve">Actividad: </w:t>
             </w:r>
             <w:r>
               <w:rPr>
-                <w:rFonts w:ascii="Times New Roman" w:hAnsi="Times New Roman"/>
-                <w:sz w:val="19"/>
-              </w:rPr>
-              <w:t>Evaluación sumativa oficial mediante la Rúbrica Ministerial del Proyecto Integrador. Ronda de autoevaluación reflexiva: ¿Qué habilidades fortalecí durante este proyecto?</w:t>
+                <w:rFonts w:ascii="Times New Roman" w:hAnsi="Times New Roman" w:cs="Times New Roman"/>
+              </w:rPr>
+              <w:t xml:space="preserve">Exposición pública de las historietas en el mural del aula ('Galería Mitológica de 7mo'). Ronda de </w:t>
+            </w:r>
+            <w:r>
+              <w:rPr>
+                <w:rFonts w:ascii="Times New Roman" w:hAnsi="Times New Roman" w:cs="Times New Roman"/>
+              </w:rPr>
+              <w:t>observación y coevaluación formativa entre compañeros mediante una escala gráfica.</w:t>
             </w:r>
           </w:p>
           <w:p>
             <w:pPr>
               <w:spacing w:after="40"/>
-            </w:pPr>
-            <w:r>
-              <w:rPr>
-                <w:rFonts w:ascii="Times New Roman" w:hAnsi="Times New Roman"/>
-                <w:sz w:val="19"/>
-              </w:rPr>
-              <w:t>Trabajo Cooperativo: Balance de logros individuales y colectivos en la ejecución del proyecto.</w:t>
+              <w:rPr>
+                <w:rFonts w:ascii="Times New Roman" w:hAnsi="Times New Roman" w:cs="Times New Roman"/>
+              </w:rPr>
+            </w:pPr>
+            <w:r>
+              <w:rPr>
+                <w:rFonts w:ascii="Times New Roman" w:hAnsi="Times New Roman" w:cs="Times New Roman"/>
+              </w:rPr>
+              <w:t>Aprendizaje Colaborativo: Valoración y retroalimentación constructiva entre compañeros en el mural escolar.</w:t>
             </w:r>
           </w:p>
           <w:p>
             <w:pPr>
               <w:spacing w:after="20"/>
-            </w:pPr>
-            <w:r>
-              <w:rPr>
-                <w:rFonts w:ascii="Times New Roman" w:hAnsi="Times New Roman"/>
-                <w:b/>
-                <w:sz w:val="19"/>
+              <w:rPr>
+                <w:rFonts w:ascii="Times New Roman" w:hAnsi="Times New Roman" w:cs="Times New Roman"/>
+              </w:rPr>
+            </w:pPr>
+            <w:r>
+              <w:rPr>
+                <w:rFonts w:ascii="Times New Roman" w:hAnsi="Times New Roman" w:cs="Times New Roman"/>
+                <w:b/>
               </w:rPr>
               <w:t>DUA aplicado:</w:t>
             </w:r>
@@ -9908,61 +8650,70 @@
           <w:p>
             <w:pPr>
               <w:spacing w:after="20"/>
-            </w:pPr>
-            <w:r>
-              <w:rPr>
-                <w:rFonts w:ascii="Times New Roman" w:hAnsi="Times New Roman"/>
-                <w:b/>
-                <w:sz w:val="18"/>
+              <w:rPr>
+                <w:rFonts w:ascii="Times New Roman" w:hAnsi="Times New Roman" w:cs="Times New Roman"/>
+              </w:rPr>
+            </w:pPr>
+            <w:r>
+              <w:rPr>
+                <w:rFonts w:ascii="Times New Roman" w:hAnsi="Times New Roman" w:cs="Times New Roman"/>
+                <w:b/>
               </w:rPr>
               <w:t xml:space="preserve">Representación: </w:t>
             </w:r>
             <w:r>
               <w:rPr>
-                <w:rFonts w:ascii="Times New Roman" w:hAnsi="Times New Roman"/>
-                <w:sz w:val="18"/>
-              </w:rPr>
-              <w:t>Rúbrica de evaluación y preguntas de reflexión final en la pizarra.</w:t>
+                <w:rFonts w:ascii="Times New Roman" w:hAnsi="Times New Roman" w:cs="Times New Roman"/>
+              </w:rPr>
+              <w:t xml:space="preserve">Cartelera o espacio del aula donde </w:t>
+            </w:r>
+            <w:r>
+              <w:rPr>
+                <w:rFonts w:ascii="Times New Roman" w:hAnsi="Times New Roman" w:cs="Times New Roman"/>
+              </w:rPr>
+              <w:t>se exhiben todas las historietas terminadas.</w:t>
             </w:r>
           </w:p>
           <w:p>
             <w:pPr>
               <w:spacing w:after="20"/>
-            </w:pPr>
-            <w:r>
-              <w:rPr>
-                <w:rFonts w:ascii="Times New Roman" w:hAnsi="Times New Roman"/>
-                <w:b/>
-                <w:sz w:val="18"/>
+              <w:rPr>
+                <w:rFonts w:ascii="Times New Roman" w:hAnsi="Times New Roman" w:cs="Times New Roman"/>
+              </w:rPr>
+            </w:pPr>
+            <w:r>
+              <w:rPr>
+                <w:rFonts w:ascii="Times New Roman" w:hAnsi="Times New Roman" w:cs="Times New Roman"/>
+                <w:b/>
               </w:rPr>
               <w:t xml:space="preserve">Acción y expresión: </w:t>
             </w:r>
             <w:r>
               <w:rPr>
-                <w:rFonts w:ascii="Times New Roman" w:hAnsi="Times New Roman"/>
-                <w:sz w:val="18"/>
-              </w:rPr>
-              <w:t>Registro escrito en el cuaderno de la autoevaluación sobre su desempeño en el proyecto.</w:t>
+                <w:rFonts w:ascii="Times New Roman" w:hAnsi="Times New Roman" w:cs="Times New Roman"/>
+              </w:rPr>
+              <w:t>Observación de los trabajos de los compañeros y valoración formativa respetuosa.</w:t>
             </w:r>
           </w:p>
           <w:p>
             <w:pPr>
               <w:spacing w:after="20"/>
-            </w:pPr>
-            <w:r>
-              <w:rPr>
-                <w:rFonts w:ascii="Times New Roman" w:hAnsi="Times New Roman"/>
-                <w:b/>
-                <w:sz w:val="18"/>
+              <w:rPr>
+                <w:rFonts w:ascii="Times New Roman" w:hAnsi="Times New Roman" w:cs="Times New Roman"/>
+              </w:rPr>
+            </w:pPr>
+            <w:r>
+              <w:rPr>
+                <w:rFonts w:ascii="Times New Roman" w:hAnsi="Times New Roman" w:cs="Times New Roman"/>
+                <w:b/>
               </w:rPr>
               <w:t xml:space="preserve">Compromiso-Motivación: </w:t>
             </w:r>
             <w:r>
               <w:rPr>
-                <w:rFonts w:ascii="Times New Roman" w:hAnsi="Times New Roman"/>
-                <w:sz w:val="18"/>
-              </w:rPr>
-              <w:t>Valoración del esfuerzo trimestral y cierre exitoso del proyecto.</w:t>
+                <w:rFonts w:ascii="Times New Roman" w:hAnsi="Times New Roman" w:cs="Times New Roman"/>
+              </w:rPr>
+              <w:t>Satisfacción por ver su trabajo expuesto y compartido con el curso.</w:t>
             </w:r>
           </w:p>
           <w:tbl>
@@ -9971,6 +8722,7 @@
               <w:tblW w:w="0" w:type="auto"/>
               <w:jc w:val="center"/>
               <w:tblLayout w:type="fixed"/>
+              <w:tblLook w:val="04A0" w:firstRow="1" w:lastRow="0" w:firstColumn="1" w:lastColumn="0" w:noHBand="0" w:noVBand="1"/>
             </w:tblPr>
             <w:tblGrid>
               <w:gridCol w:w="683"/>
@@ -9990,12 +8742,12 @@
                 <w:p>
                   <w:pPr>
                     <w:pStyle w:val="Sinespaciado"/>
+                    <w:framePr w:hSpace="141" w:wrap="around" w:vAnchor="text" w:hAnchor="margin" w:y="-138"/>
                     <w:jc w:val="center"/>
                     <w:rPr>
                       <w:rFonts w:ascii="Times New Roman" w:hAnsi="Times New Roman" w:cs="Times New Roman"/>
                       <w:b/>
                       <w:color w:val="FFFFFF"/>
-                      <w:sz w:val="20"/>
                     </w:rPr>
                   </w:pPr>
                   <w:r>
@@ -10003,7 +8755,6 @@
                       <w:rFonts w:ascii="Times New Roman" w:hAnsi="Times New Roman" w:cs="Times New Roman"/>
                       <w:b/>
                       <w:color w:val="FFFFFF"/>
-                      <w:sz w:val="20"/>
                     </w:rPr>
                     <w:t>R</w:t>
                   </w:r>
@@ -10017,12 +8768,12 @@
                 <w:p>
                   <w:pPr>
                     <w:pStyle w:val="Sinespaciado"/>
+                    <w:framePr w:hSpace="141" w:wrap="around" w:vAnchor="text" w:hAnchor="margin" w:y="-138"/>
                     <w:jc w:val="center"/>
                     <w:rPr>
                       <w:rFonts w:ascii="Times New Roman" w:hAnsi="Times New Roman" w:cs="Times New Roman"/>
                       <w:b/>
                       <w:color w:val="FFFFFF"/>
-                      <w:sz w:val="20"/>
                     </w:rPr>
                   </w:pPr>
                   <w:r>
@@ -10030,7 +8781,6 @@
                       <w:rFonts w:ascii="Times New Roman" w:hAnsi="Times New Roman" w:cs="Times New Roman"/>
                       <w:b/>
                       <w:color w:val="FFFFFF"/>
-                      <w:sz w:val="20"/>
                     </w:rPr>
                     <w:t>A-E</w:t>
                   </w:r>
@@ -10044,12 +8794,12 @@
                 <w:p>
                   <w:pPr>
                     <w:pStyle w:val="Sinespaciado"/>
+                    <w:framePr w:hSpace="141" w:wrap="around" w:vAnchor="text" w:hAnchor="margin" w:y="-138"/>
                     <w:jc w:val="center"/>
                     <w:rPr>
                       <w:rFonts w:ascii="Times New Roman" w:hAnsi="Times New Roman" w:cs="Times New Roman"/>
                       <w:b/>
                       <w:color w:val="FFFFFF"/>
-                      <w:sz w:val="20"/>
                     </w:rPr>
                   </w:pPr>
                   <w:r>
@@ -10057,7 +8807,6 @@
                       <w:rFonts w:ascii="Times New Roman" w:hAnsi="Times New Roman" w:cs="Times New Roman"/>
                       <w:b/>
                       <w:color w:val="FFFFFF"/>
-                      <w:sz w:val="20"/>
                     </w:rPr>
                     <w:t>C-M</w:t>
                   </w:r>
@@ -10068,6 +8817,1216 @@
           <w:p>
             <w:pPr>
               <w:spacing w:before="40" w:after="40"/>
+              <w:rPr>
+                <w:rFonts w:ascii="Times New Roman" w:hAnsi="Times New Roman" w:cs="Times New Roman"/>
+              </w:rPr>
+            </w:pPr>
+          </w:p>
+        </w:tc>
+        <w:tc>
+          <w:tcPr>
+            <w:tcW w:w="2156" w:type="dxa"/>
+            <w:gridSpan w:val="5"/>
+            <w:tcBorders>
+              <w:left w:val="single" w:sz="4" w:space="0" w:color="auto"/>
+              <w:right w:val="single" w:sz="4" w:space="0" w:color="auto"/>
+            </w:tcBorders>
+            <w:shd w:val="clear" w:color="auto" w:fill="auto"/>
+          </w:tcPr>
+          <w:p>
+            <w:pPr>
+              <w:rPr>
+                <w:rFonts w:ascii="Times New Roman" w:hAnsi="Times New Roman" w:cs="Times New Roman"/>
+              </w:rPr>
+            </w:pPr>
+            <w:r>
+              <w:rPr>
+                <w:rFonts w:ascii="Times New Roman" w:hAnsi="Times New Roman" w:cs="Times New Roman"/>
+              </w:rPr>
+              <w:t>Recrea textos literarios leídos mediante adaptaciones creativas (historieta) y demuestra el dominio de destrezas comunicativas de la Unidad 1. I.LL.3.7.2. / I.LL.3.6.1.</w:t>
+            </w:r>
+          </w:p>
+        </w:tc>
+        <w:tc>
+          <w:tcPr>
+            <w:tcW w:w="3112" w:type="dxa"/>
+            <w:gridSpan w:val="3"/>
+            <w:tcBorders>
+              <w:left w:val="single" w:sz="4" w:space="0" w:color="auto"/>
+            </w:tcBorders>
+            <w:shd w:val="clear" w:color="auto" w:fill="auto"/>
+          </w:tcPr>
+          <w:p>
+            <w:pPr>
+              <w:rPr>
+                <w:rFonts w:ascii="Times New Roman" w:hAnsi="Times New Roman" w:cs="Times New Roman"/>
+              </w:rPr>
+            </w:pPr>
+            <w:r>
+              <w:rPr>
+                <w:rFonts w:ascii="Times New Roman" w:hAnsi="Times New Roman" w:cs="Times New Roman"/>
+              </w:rPr>
+              <w:t>• Instrumentos: Rúbrica de la Historieta Mitológica y Evaluación sumativa de Unidad 1 (págs. 70-71).</w:t>
+            </w:r>
+            <w:r>
+              <w:rPr>
+                <w:rFonts w:ascii="Times New Roman" w:hAnsi="Times New Roman" w:cs="Times New Roman"/>
+              </w:rPr>
+              <w:br/>
+              <w:t>• Actividades: Exposición de historietas en el mural y prueba escrita de base estructurada. (Cierre oficial de la Planificación Microcurricular: 13/11/2026).</w:t>
+            </w:r>
+          </w:p>
+        </w:tc>
+      </w:tr>
+      <w:tr>
+        <w:trPr>
+          <w:trHeight w:val="1456"/>
+        </w:trPr>
+        <w:tc>
+          <w:tcPr>
+            <w:tcW w:w="3182" w:type="dxa"/>
+            <w:gridSpan w:val="2"/>
+            <w:shd w:val="clear" w:color="auto" w:fill="auto"/>
+          </w:tcPr>
+          <w:p>
+            <w:pPr>
+              <w:rPr>
+                <w:rFonts w:ascii="Times New Roman" w:hAnsi="Times New Roman" w:cs="Times New Roman"/>
+              </w:rPr>
+            </w:pPr>
+            <w:r>
+              <w:rPr>
+                <w:rFonts w:ascii="Times New Roman" w:hAnsi="Times New Roman" w:cs="Times New Roman"/>
+              </w:rPr>
+              <w:t>LL.3.4.13. Producir textos de diversa índole de acuerdo con la situación comunicativa, mediante formatos y recursos diversos.</w:t>
+            </w:r>
+            <w:r>
+              <w:rPr>
+                <w:rFonts w:ascii="Times New Roman" w:hAnsi="Times New Roman" w:cs="Times New Roman"/>
+              </w:rPr>
+              <w:br/>
+            </w:r>
+            <w:r>
+              <w:rPr>
+                <w:rFonts w:ascii="Times New Roman" w:hAnsi="Times New Roman" w:cs="Times New Roman"/>
+              </w:rPr>
+              <w:br/>
+              <w:t>LL.3.2.2. Proponer intervenciones orales estructuradas para sustentar el producto del proyecto interdisciplinar.</w:t>
+            </w:r>
+          </w:p>
+        </w:tc>
+        <w:tc>
+          <w:tcPr>
+            <w:tcW w:w="2404" w:type="dxa"/>
+            <w:gridSpan w:val="4"/>
+            <w:shd w:val="clear" w:color="auto" w:fill="auto"/>
+          </w:tcPr>
+          <w:p>
+            <w:pPr>
+              <w:rPr>
+                <w:rFonts w:ascii="Times New Roman" w:hAnsi="Times New Roman" w:cs="Times New Roman"/>
+              </w:rPr>
+            </w:pPr>
+            <w:r>
+              <w:rPr>
+                <w:rFonts w:ascii="Times New Roman" w:hAnsi="Times New Roman" w:cs="Times New Roman"/>
+              </w:rPr>
+              <w:t>Tema: EJECUCIÓN, CONSOLIDACIÓN Y SOCIALIZACIÓN DEL PROYECTO INTEGRADOR DEL 1ER TRIMESTRE (1 SEMANA · FIN: 23 DE NOVIEMBRE DEL 2026)</w:t>
+            </w:r>
+            <w:r>
+              <w:rPr>
+                <w:rFonts w:ascii="Times New Roman" w:hAnsi="Times New Roman" w:cs="Times New Roman"/>
+              </w:rPr>
+              <w:br/>
+            </w:r>
+            <w:r>
+              <w:rPr>
+                <w:rFonts w:ascii="Times New Roman" w:hAnsi="Times New Roman" w:cs="Times New Roman"/>
+              </w:rPr>
+              <w:br/>
+              <w:t>Materiales:</w:t>
+            </w:r>
+            <w:r>
+              <w:rPr>
+                <w:rFonts w:ascii="Times New Roman" w:hAnsi="Times New Roman" w:cs="Times New Roman"/>
+              </w:rPr>
+              <w:br/>
+              <w:t>Guía oficial del Proyecto Interdisciplinario</w:t>
+            </w:r>
+            <w:r>
+              <w:rPr>
+                <w:rFonts w:ascii="Times New Roman" w:hAnsi="Times New Roman" w:cs="Times New Roman"/>
+              </w:rPr>
+              <w:br/>
+              <w:t>Rúbricas ministeriales de evaluación</w:t>
+            </w:r>
+            <w:r>
+              <w:rPr>
+                <w:rFonts w:ascii="Times New Roman" w:hAnsi="Times New Roman" w:cs="Times New Roman"/>
+              </w:rPr>
+              <w:br/>
+              <w:t>Materiales para estands del aula, dípticos y carteles ilustrados</w:t>
+            </w:r>
+          </w:p>
+        </w:tc>
+        <w:tc>
+          <w:tcPr>
+            <w:tcW w:w="5092" w:type="dxa"/>
+            <w:gridSpan w:val="7"/>
+            <w:tcBorders>
+              <w:right w:val="single" w:sz="4" w:space="0" w:color="auto"/>
+            </w:tcBorders>
+            <w:shd w:val="clear" w:color="auto" w:fill="auto"/>
+          </w:tcPr>
+          <w:p>
+            <w:pPr>
+              <w:rPr>
+                <w:rFonts w:ascii="Times New Roman" w:hAnsi="Times New Roman" w:cs="Times New Roman"/>
+              </w:rPr>
+            </w:pPr>
+          </w:p>
+          <w:p>
+            <w:pPr>
+              <w:spacing w:before="40" w:after="40"/>
+              <w:rPr>
+                <w:rFonts w:ascii="Times New Roman" w:hAnsi="Times New Roman" w:cs="Times New Roman"/>
+              </w:rPr>
+            </w:pPr>
+            <w:r>
+              <w:rPr>
+                <w:rFonts w:ascii="Times New Roman" w:hAnsi="Times New Roman" w:cs="Times New Roman"/>
+                <w:b/>
+              </w:rPr>
+              <w:t>SEMANA 12 (16/11 al 23/11/2026) · PROYECTO</w:t>
+            </w:r>
+            <w:r>
+              <w:rPr>
+                <w:rFonts w:ascii="Times New Roman" w:hAnsi="Times New Roman" w:cs="Times New Roman"/>
+                <w:b/>
+              </w:rPr>
+              <w:t xml:space="preserve"> INTEGRADOR</w:t>
+            </w:r>
+          </w:p>
+          <w:p>
+            <w:pPr>
+              <w:spacing w:after="40"/>
+              <w:rPr>
+                <w:rFonts w:ascii="Times New Roman" w:hAnsi="Times New Roman" w:cs="Times New Roman"/>
+              </w:rPr>
+            </w:pPr>
+            <w:r>
+              <w:rPr>
+                <w:rFonts w:ascii="Times New Roman" w:hAnsi="Times New Roman" w:cs="Times New Roman"/>
+                <w:b/>
+              </w:rPr>
+              <w:t>APRENDIZAJE BASADO EN PROYECTOS (ABP) &amp; COOPERATIVO</w:t>
+            </w:r>
+          </w:p>
+          <w:p>
+            <w:pPr>
+              <w:spacing w:after="80"/>
+              <w:rPr>
+                <w:rFonts w:ascii="Times New Roman" w:hAnsi="Times New Roman" w:cs="Times New Roman"/>
+              </w:rPr>
+            </w:pPr>
+            <w:r>
+              <w:rPr>
+                <w:rFonts w:ascii="Times New Roman" w:hAnsi="Times New Roman" w:cs="Times New Roman"/>
+                <w:b/>
+              </w:rPr>
+              <w:t xml:space="preserve">Nombre de la actividad: </w:t>
+            </w:r>
+            <w:r>
+              <w:rPr>
+                <w:rFonts w:ascii="Times New Roman" w:hAnsi="Times New Roman" w:cs="Times New Roman"/>
+              </w:rPr>
+              <w:t>«Feria de Socialización y Sustentación Pública del Proyecto Integrador Trimestral»</w:t>
+            </w:r>
+          </w:p>
+          <w:p>
+            <w:pPr>
+              <w:spacing w:before="80" w:after="20"/>
+              <w:rPr>
+                <w:rFonts w:ascii="Times New Roman" w:hAnsi="Times New Roman" w:cs="Times New Roman"/>
+              </w:rPr>
+            </w:pPr>
+            <w:r>
+              <w:rPr>
+                <w:rFonts w:ascii="Times New Roman" w:hAnsi="Times New Roman" w:cs="Times New Roman"/>
+                <w:b/>
+              </w:rPr>
+              <w:t>Fase 1: Organización del Proyecto – «El Desafío Integrador Comunitario»</w:t>
+            </w:r>
+          </w:p>
+          <w:p>
+            <w:pPr>
+              <w:spacing w:after="20"/>
+              <w:rPr>
+                <w:rFonts w:ascii="Times New Roman" w:hAnsi="Times New Roman" w:cs="Times New Roman"/>
+              </w:rPr>
+            </w:pPr>
+            <w:r>
+              <w:rPr>
+                <w:rFonts w:ascii="Times New Roman" w:hAnsi="Times New Roman" w:cs="Times New Roman"/>
+                <w:b/>
+              </w:rPr>
+              <w:t xml:space="preserve">Actividad: </w:t>
+            </w:r>
+            <w:r>
+              <w:rPr>
+                <w:rFonts w:ascii="Times New Roman" w:hAnsi="Times New Roman" w:cs="Times New Roman"/>
+              </w:rPr>
+              <w:t>El docente activa la semana culminante del Proyecto Integrador del 1er Trimestre: revisión colectiva del cronograma de sustentación y metas de impacto para la comunidad escolar. Organización de equipos y roles.</w:t>
+            </w:r>
+          </w:p>
+          <w:p>
+            <w:pPr>
+              <w:spacing w:after="40"/>
+              <w:rPr>
+                <w:rFonts w:ascii="Times New Roman" w:hAnsi="Times New Roman" w:cs="Times New Roman"/>
+              </w:rPr>
+            </w:pPr>
+            <w:r>
+              <w:rPr>
+                <w:rFonts w:ascii="Times New Roman" w:hAnsi="Times New Roman" w:cs="Times New Roman"/>
+              </w:rPr>
+              <w:t>Aprendizaje Basado en Proyectos: P</w:t>
+            </w:r>
+            <w:r>
+              <w:rPr>
+                <w:rFonts w:ascii="Times New Roman" w:hAnsi="Times New Roman" w:cs="Times New Roman"/>
+              </w:rPr>
+              <w:t>lanificación del plan de presentación comunitaria.</w:t>
+            </w:r>
+          </w:p>
+          <w:p>
+            <w:pPr>
+              <w:spacing w:after="20"/>
+              <w:rPr>
+                <w:rFonts w:ascii="Times New Roman" w:hAnsi="Times New Roman" w:cs="Times New Roman"/>
+              </w:rPr>
+            </w:pPr>
+            <w:r>
+              <w:rPr>
+                <w:rFonts w:ascii="Times New Roman" w:hAnsi="Times New Roman" w:cs="Times New Roman"/>
+                <w:b/>
+              </w:rPr>
+              <w:t>DUA aplicado:</w:t>
+            </w:r>
+          </w:p>
+          <w:p>
+            <w:pPr>
+              <w:spacing w:after="20"/>
+              <w:rPr>
+                <w:rFonts w:ascii="Times New Roman" w:hAnsi="Times New Roman" w:cs="Times New Roman"/>
+              </w:rPr>
+            </w:pPr>
+            <w:r>
+              <w:rPr>
+                <w:rFonts w:ascii="Times New Roman" w:hAnsi="Times New Roman" w:cs="Times New Roman"/>
+                <w:b/>
+              </w:rPr>
+              <w:t xml:space="preserve">Representación: </w:t>
+            </w:r>
+            <w:r>
+              <w:rPr>
+                <w:rFonts w:ascii="Times New Roman" w:hAnsi="Times New Roman" w:cs="Times New Roman"/>
+              </w:rPr>
+              <w:t>Cronograma de trabajo y rúbrica del proyecto en la pizarra o cartelera.</w:t>
+            </w:r>
+          </w:p>
+          <w:p>
+            <w:pPr>
+              <w:spacing w:after="20"/>
+              <w:rPr>
+                <w:rFonts w:ascii="Times New Roman" w:hAnsi="Times New Roman" w:cs="Times New Roman"/>
+              </w:rPr>
+            </w:pPr>
+            <w:r>
+              <w:rPr>
+                <w:rFonts w:ascii="Times New Roman" w:hAnsi="Times New Roman" w:cs="Times New Roman"/>
+                <w:b/>
+              </w:rPr>
+              <w:t xml:space="preserve">Acción y expresión: </w:t>
+            </w:r>
+            <w:r>
+              <w:rPr>
+                <w:rFonts w:ascii="Times New Roman" w:hAnsi="Times New Roman" w:cs="Times New Roman"/>
+              </w:rPr>
+              <w:t>Diálogo en equipo para acordar la distribución de tareas para la presentación.</w:t>
+            </w:r>
+          </w:p>
+          <w:p>
+            <w:pPr>
+              <w:spacing w:after="20"/>
+              <w:rPr>
+                <w:rFonts w:ascii="Times New Roman" w:hAnsi="Times New Roman" w:cs="Times New Roman"/>
+              </w:rPr>
+            </w:pPr>
+            <w:r>
+              <w:rPr>
+                <w:rFonts w:ascii="Times New Roman" w:hAnsi="Times New Roman" w:cs="Times New Roman"/>
+                <w:b/>
+              </w:rPr>
+              <w:t>Comp</w:t>
+            </w:r>
+            <w:r>
+              <w:rPr>
+                <w:rFonts w:ascii="Times New Roman" w:hAnsi="Times New Roman" w:cs="Times New Roman"/>
+                <w:b/>
+              </w:rPr>
+              <w:t xml:space="preserve">romiso-Motivación: </w:t>
+            </w:r>
+            <w:r>
+              <w:rPr>
+                <w:rFonts w:ascii="Times New Roman" w:hAnsi="Times New Roman" w:cs="Times New Roman"/>
+              </w:rPr>
+              <w:t>Sentido de responsabilidad compartida para la presentación del proyecto.</w:t>
+            </w:r>
+          </w:p>
+          <w:tbl>
+            <w:tblPr>
+              <w:tblStyle w:val="Tablaconcuadrcula"/>
+              <w:tblW w:w="0" w:type="auto"/>
+              <w:jc w:val="center"/>
+              <w:tblLayout w:type="fixed"/>
+              <w:tblLook w:val="04A0" w:firstRow="1" w:lastRow="0" w:firstColumn="1" w:lastColumn="0" w:noHBand="0" w:noVBand="1"/>
+            </w:tblPr>
+            <w:tblGrid>
+              <w:gridCol w:w="683"/>
+              <w:gridCol w:w="683"/>
+              <w:gridCol w:w="683"/>
+            </w:tblGrid>
+            <w:tr>
+              <w:trPr>
+                <w:trHeight w:val="278"/>
+                <w:jc w:val="center"/>
+              </w:trPr>
+              <w:tc>
+                <w:tcPr>
+                  <w:tcW w:w="683" w:type="dxa"/>
+                  <w:shd w:val="clear" w:color="auto" w:fill="7030A0"/>
+                </w:tcPr>
+                <w:p>
+                  <w:pPr>
+                    <w:pStyle w:val="Sinespaciado"/>
+                    <w:framePr w:hSpace="141" w:wrap="around" w:vAnchor="text" w:hAnchor="margin" w:y="-138"/>
+                    <w:jc w:val="center"/>
+                    <w:rPr>
+                      <w:rFonts w:ascii="Times New Roman" w:hAnsi="Times New Roman" w:cs="Times New Roman"/>
+                      <w:b/>
+                      <w:color w:val="FFFFFF"/>
+                    </w:rPr>
+                  </w:pPr>
+                  <w:r>
+                    <w:rPr>
+                      <w:rFonts w:ascii="Times New Roman" w:hAnsi="Times New Roman" w:cs="Times New Roman"/>
+                      <w:b/>
+                      <w:color w:val="FFFFFF"/>
+                    </w:rPr>
+                    <w:t>R</w:t>
+                  </w:r>
+                </w:p>
+              </w:tc>
+              <w:tc>
+                <w:tcPr>
+                  <w:tcW w:w="683" w:type="dxa"/>
+                  <w:shd w:val="clear" w:color="auto" w:fill="00B0F0"/>
+                </w:tcPr>
+                <w:p>
+                  <w:pPr>
+                    <w:pStyle w:val="Sinespaciado"/>
+                    <w:framePr w:hSpace="141" w:wrap="around" w:vAnchor="text" w:hAnchor="margin" w:y="-138"/>
+                    <w:jc w:val="center"/>
+                    <w:rPr>
+                      <w:rFonts w:ascii="Times New Roman" w:hAnsi="Times New Roman" w:cs="Times New Roman"/>
+                      <w:b/>
+                      <w:color w:val="FFFFFF"/>
+                    </w:rPr>
+                  </w:pPr>
+                  <w:r>
+                    <w:rPr>
+                      <w:rFonts w:ascii="Times New Roman" w:hAnsi="Times New Roman" w:cs="Times New Roman"/>
+                      <w:b/>
+                      <w:color w:val="FFFFFF"/>
+                    </w:rPr>
+                    <w:t>A-E</w:t>
+                  </w:r>
+                </w:p>
+              </w:tc>
+              <w:tc>
+                <w:tcPr>
+                  <w:tcW w:w="683" w:type="dxa"/>
+                  <w:shd w:val="clear" w:color="auto" w:fill="538135"/>
+                </w:tcPr>
+                <w:p>
+                  <w:pPr>
+                    <w:pStyle w:val="Sinespaciado"/>
+                    <w:framePr w:hSpace="141" w:wrap="around" w:vAnchor="text" w:hAnchor="margin" w:y="-138"/>
+                    <w:jc w:val="center"/>
+                    <w:rPr>
+                      <w:rFonts w:ascii="Times New Roman" w:hAnsi="Times New Roman" w:cs="Times New Roman"/>
+                      <w:b/>
+                      <w:color w:val="FFFFFF"/>
+                    </w:rPr>
+                  </w:pPr>
+                  <w:r>
+                    <w:rPr>
+                      <w:rFonts w:ascii="Times New Roman" w:hAnsi="Times New Roman" w:cs="Times New Roman"/>
+                      <w:b/>
+                      <w:color w:val="FFFFFF"/>
+                    </w:rPr>
+                    <w:t>C-M</w:t>
+                  </w:r>
+                </w:p>
+              </w:tc>
+            </w:tr>
+          </w:tbl>
+          <w:p>
+            <w:pPr>
+              <w:spacing w:before="40" w:after="40"/>
+              <w:rPr>
+                <w:rFonts w:ascii="Times New Roman" w:hAnsi="Times New Roman" w:cs="Times New Roman"/>
+              </w:rPr>
+            </w:pPr>
+          </w:p>
+          <w:p>
+            <w:pPr>
+              <w:spacing w:before="80" w:after="20"/>
+              <w:rPr>
+                <w:rFonts w:ascii="Times New Roman" w:hAnsi="Times New Roman" w:cs="Times New Roman"/>
+              </w:rPr>
+            </w:pPr>
+            <w:r>
+              <w:rPr>
+                <w:rFonts w:ascii="Times New Roman" w:hAnsi="Times New Roman" w:cs="Times New Roman"/>
+                <w:b/>
+              </w:rPr>
+              <w:t>Fase 2: Auditoría y Ensayo – «Auditoría de Calidad y Ensayo General»</w:t>
+            </w:r>
+          </w:p>
+          <w:p>
+            <w:pPr>
+              <w:spacing w:after="20"/>
+              <w:rPr>
+                <w:rFonts w:ascii="Times New Roman" w:hAnsi="Times New Roman" w:cs="Times New Roman"/>
+              </w:rPr>
+            </w:pPr>
+            <w:r>
+              <w:rPr>
+                <w:rFonts w:ascii="Times New Roman" w:hAnsi="Times New Roman" w:cs="Times New Roman"/>
+                <w:b/>
+              </w:rPr>
+              <w:t xml:space="preserve">Actividad: </w:t>
+            </w:r>
+            <w:r>
+              <w:rPr>
+                <w:rFonts w:ascii="Times New Roman" w:hAnsi="Times New Roman" w:cs="Times New Roman"/>
+              </w:rPr>
+              <w:t xml:space="preserve">Ensayo de la sustentación oral y auditoría interna del producto </w:t>
+            </w:r>
+            <w:r>
+              <w:rPr>
+                <w:rFonts w:ascii="Times New Roman" w:hAnsi="Times New Roman" w:cs="Times New Roman"/>
+              </w:rPr>
+              <w:t>integrador. Cada equipo presenta su proyecto frente a otro equipo aplicando la lista de cotejo coevaluativa para recibir sugerencias de mejora.</w:t>
+            </w:r>
+          </w:p>
+          <w:p>
+            <w:pPr>
+              <w:spacing w:after="40"/>
+              <w:rPr>
+                <w:rFonts w:ascii="Times New Roman" w:hAnsi="Times New Roman" w:cs="Times New Roman"/>
+              </w:rPr>
+            </w:pPr>
+            <w:r>
+              <w:rPr>
+                <w:rFonts w:ascii="Times New Roman" w:hAnsi="Times New Roman" w:cs="Times New Roman"/>
+              </w:rPr>
+              <w:t>Trabajo Cooperativo: Ensayo entre pares y retroalimentación crítica constructiva.</w:t>
+            </w:r>
+          </w:p>
+          <w:p>
+            <w:pPr>
+              <w:spacing w:after="20"/>
+              <w:rPr>
+                <w:rFonts w:ascii="Times New Roman" w:hAnsi="Times New Roman" w:cs="Times New Roman"/>
+              </w:rPr>
+            </w:pPr>
+            <w:r>
+              <w:rPr>
+                <w:rFonts w:ascii="Times New Roman" w:hAnsi="Times New Roman" w:cs="Times New Roman"/>
+                <w:b/>
+              </w:rPr>
+              <w:t>DUA aplicado:</w:t>
+            </w:r>
+          </w:p>
+          <w:p>
+            <w:pPr>
+              <w:spacing w:after="20"/>
+              <w:rPr>
+                <w:rFonts w:ascii="Times New Roman" w:hAnsi="Times New Roman" w:cs="Times New Roman"/>
+              </w:rPr>
+            </w:pPr>
+            <w:r>
+              <w:rPr>
+                <w:rFonts w:ascii="Times New Roman" w:hAnsi="Times New Roman" w:cs="Times New Roman"/>
+                <w:b/>
+              </w:rPr>
+              <w:t xml:space="preserve">Representación: </w:t>
+            </w:r>
+            <w:r>
+              <w:rPr>
+                <w:rFonts w:ascii="Times New Roman" w:hAnsi="Times New Roman" w:cs="Times New Roman"/>
+              </w:rPr>
+              <w:t>Lista de cotejo con los criterios de evaluación del proyecto.</w:t>
+            </w:r>
+          </w:p>
+          <w:p>
+            <w:pPr>
+              <w:spacing w:after="20"/>
+              <w:rPr>
+                <w:rFonts w:ascii="Times New Roman" w:hAnsi="Times New Roman" w:cs="Times New Roman"/>
+              </w:rPr>
+            </w:pPr>
+            <w:r>
+              <w:rPr>
+                <w:rFonts w:ascii="Times New Roman" w:hAnsi="Times New Roman" w:cs="Times New Roman"/>
+                <w:b/>
+              </w:rPr>
+              <w:t xml:space="preserve">Acción y expresión: </w:t>
+            </w:r>
+            <w:r>
+              <w:rPr>
+                <w:rFonts w:ascii="Times New Roman" w:hAnsi="Times New Roman" w:cs="Times New Roman"/>
+              </w:rPr>
+              <w:t>Ensayo oral de la exposición y entrega de sugerencias de mejora entre compañeros.</w:t>
+            </w:r>
+          </w:p>
+          <w:p>
+            <w:pPr>
+              <w:spacing w:after="20"/>
+              <w:rPr>
+                <w:rFonts w:ascii="Times New Roman" w:hAnsi="Times New Roman" w:cs="Times New Roman"/>
+              </w:rPr>
+            </w:pPr>
+            <w:r>
+              <w:rPr>
+                <w:rFonts w:ascii="Times New Roman" w:hAnsi="Times New Roman" w:cs="Times New Roman"/>
+                <w:b/>
+              </w:rPr>
+              <w:t xml:space="preserve">Compromiso-Motivación: </w:t>
+            </w:r>
+            <w:r>
+              <w:rPr>
+                <w:rFonts w:ascii="Times New Roman" w:hAnsi="Times New Roman" w:cs="Times New Roman"/>
+              </w:rPr>
+              <w:t>Cooperación y ayuda mutua entre equipos para pulir la presentación.</w:t>
+            </w:r>
+          </w:p>
+          <w:tbl>
+            <w:tblPr>
+              <w:tblStyle w:val="Tablaconcuadrcula"/>
+              <w:tblW w:w="0" w:type="auto"/>
+              <w:jc w:val="center"/>
+              <w:tblLayout w:type="fixed"/>
+              <w:tblLook w:val="04A0" w:firstRow="1" w:lastRow="0" w:firstColumn="1" w:lastColumn="0" w:noHBand="0" w:noVBand="1"/>
+            </w:tblPr>
+            <w:tblGrid>
+              <w:gridCol w:w="683"/>
+              <w:gridCol w:w="683"/>
+              <w:gridCol w:w="683"/>
+            </w:tblGrid>
+            <w:tr>
+              <w:trPr>
+                <w:trHeight w:val="278"/>
+                <w:jc w:val="center"/>
+              </w:trPr>
+              <w:tc>
+                <w:tcPr>
+                  <w:tcW w:w="683" w:type="dxa"/>
+                  <w:shd w:val="clear" w:color="auto" w:fill="7030A0"/>
+                </w:tcPr>
+                <w:p>
+                  <w:pPr>
+                    <w:pStyle w:val="Sinespaciado"/>
+                    <w:framePr w:hSpace="141" w:wrap="around" w:vAnchor="text" w:hAnchor="margin" w:y="-138"/>
+                    <w:jc w:val="center"/>
+                    <w:rPr>
+                      <w:rFonts w:ascii="Times New Roman" w:hAnsi="Times New Roman" w:cs="Times New Roman"/>
+                      <w:b/>
+                      <w:color w:val="FFFFFF"/>
+                    </w:rPr>
+                  </w:pPr>
+                  <w:r>
+                    <w:rPr>
+                      <w:rFonts w:ascii="Times New Roman" w:hAnsi="Times New Roman" w:cs="Times New Roman"/>
+                      <w:b/>
+                      <w:color w:val="FFFFFF"/>
+                    </w:rPr>
+                    <w:t>R</w:t>
+                  </w:r>
+                </w:p>
+              </w:tc>
+              <w:tc>
+                <w:tcPr>
+                  <w:tcW w:w="683" w:type="dxa"/>
+                  <w:shd w:val="clear" w:color="auto" w:fill="00B0F0"/>
+                </w:tcPr>
+                <w:p>
+                  <w:pPr>
+                    <w:pStyle w:val="Sinespaciado"/>
+                    <w:framePr w:hSpace="141" w:wrap="around" w:vAnchor="text" w:hAnchor="margin" w:y="-138"/>
+                    <w:jc w:val="center"/>
+                    <w:rPr>
+                      <w:rFonts w:ascii="Times New Roman" w:hAnsi="Times New Roman" w:cs="Times New Roman"/>
+                      <w:b/>
+                      <w:color w:val="FFFFFF"/>
+                    </w:rPr>
+                  </w:pPr>
+                  <w:r>
+                    <w:rPr>
+                      <w:rFonts w:ascii="Times New Roman" w:hAnsi="Times New Roman" w:cs="Times New Roman"/>
+                      <w:b/>
+                      <w:color w:val="FFFFFF"/>
+                    </w:rPr>
+                    <w:t>A-E</w:t>
+                  </w:r>
+                </w:p>
+              </w:tc>
+              <w:tc>
+                <w:tcPr>
+                  <w:tcW w:w="683" w:type="dxa"/>
+                  <w:shd w:val="clear" w:color="auto" w:fill="538135"/>
+                </w:tcPr>
+                <w:p>
+                  <w:pPr>
+                    <w:pStyle w:val="Sinespaciado"/>
+                    <w:framePr w:hSpace="141" w:wrap="around" w:vAnchor="text" w:hAnchor="margin" w:y="-138"/>
+                    <w:jc w:val="center"/>
+                    <w:rPr>
+                      <w:rFonts w:ascii="Times New Roman" w:hAnsi="Times New Roman" w:cs="Times New Roman"/>
+                      <w:b/>
+                      <w:color w:val="FFFFFF"/>
+                    </w:rPr>
+                  </w:pPr>
+                  <w:r>
+                    <w:rPr>
+                      <w:rFonts w:ascii="Times New Roman" w:hAnsi="Times New Roman" w:cs="Times New Roman"/>
+                      <w:b/>
+                      <w:color w:val="FFFFFF"/>
+                    </w:rPr>
+                    <w:t>C-M</w:t>
+                  </w:r>
+                </w:p>
+              </w:tc>
+            </w:tr>
+          </w:tbl>
+          <w:p>
+            <w:pPr>
+              <w:spacing w:before="40" w:after="40"/>
+              <w:rPr>
+                <w:rFonts w:ascii="Times New Roman" w:hAnsi="Times New Roman" w:cs="Times New Roman"/>
+              </w:rPr>
+            </w:pPr>
+          </w:p>
+          <w:p>
+            <w:pPr>
+              <w:spacing w:before="80" w:after="20"/>
+              <w:rPr>
+                <w:rFonts w:ascii="Times New Roman" w:hAnsi="Times New Roman" w:cs="Times New Roman"/>
+              </w:rPr>
+            </w:pPr>
+            <w:r>
+              <w:rPr>
+                <w:rFonts w:ascii="Times New Roman" w:hAnsi="Times New Roman" w:cs="Times New Roman"/>
+                <w:b/>
+              </w:rPr>
+              <w:t>Fase 3: Sustentación Pública – «Feria de Aula y Sustentación del Proyecto»</w:t>
+            </w:r>
+          </w:p>
+          <w:p>
+            <w:pPr>
+              <w:spacing w:after="20"/>
+              <w:rPr>
+                <w:rFonts w:ascii="Times New Roman" w:hAnsi="Times New Roman" w:cs="Times New Roman"/>
+              </w:rPr>
+            </w:pPr>
+            <w:r>
+              <w:rPr>
+                <w:rFonts w:ascii="Times New Roman" w:hAnsi="Times New Roman" w:cs="Times New Roman"/>
+                <w:b/>
+              </w:rPr>
+              <w:t xml:space="preserve">Actividad: </w:t>
+            </w:r>
+            <w:r>
+              <w:rPr>
+                <w:rFonts w:ascii="Times New Roman" w:hAnsi="Times New Roman" w:cs="Times New Roman"/>
+              </w:rPr>
+              <w:t>Montaje de los estands en el aula y presentación oficial del Proyecto Integrador ante la comunidad escolar (estudiantes de otros grados y docentes). Demostraci</w:t>
+            </w:r>
+            <w:r>
+              <w:rPr>
+                <w:rFonts w:ascii="Times New Roman" w:hAnsi="Times New Roman" w:cs="Times New Roman"/>
+              </w:rPr>
+              <w:t>ón del producto y respuesta a preguntas del público.</w:t>
+            </w:r>
+          </w:p>
+          <w:p>
+            <w:pPr>
+              <w:spacing w:after="40"/>
+              <w:rPr>
+                <w:rFonts w:ascii="Times New Roman" w:hAnsi="Times New Roman" w:cs="Times New Roman"/>
+              </w:rPr>
+            </w:pPr>
+            <w:r>
+              <w:rPr>
+                <w:rFonts w:ascii="Times New Roman" w:hAnsi="Times New Roman" w:cs="Times New Roman"/>
+              </w:rPr>
+              <w:t>Aprendizaje Basado en Proyectos: Exposición pública del producto final del proyecto ante la comunidad.</w:t>
+            </w:r>
+          </w:p>
+          <w:p>
+            <w:pPr>
+              <w:spacing w:after="20"/>
+              <w:rPr>
+                <w:rFonts w:ascii="Times New Roman" w:hAnsi="Times New Roman" w:cs="Times New Roman"/>
+              </w:rPr>
+            </w:pPr>
+            <w:r>
+              <w:rPr>
+                <w:rFonts w:ascii="Times New Roman" w:hAnsi="Times New Roman" w:cs="Times New Roman"/>
+                <w:b/>
+              </w:rPr>
+              <w:t>DUA aplicado:</w:t>
+            </w:r>
+          </w:p>
+          <w:p>
+            <w:pPr>
+              <w:spacing w:after="20"/>
+              <w:rPr>
+                <w:rFonts w:ascii="Times New Roman" w:hAnsi="Times New Roman" w:cs="Times New Roman"/>
+              </w:rPr>
+            </w:pPr>
+            <w:r>
+              <w:rPr>
+                <w:rFonts w:ascii="Times New Roman" w:hAnsi="Times New Roman" w:cs="Times New Roman"/>
+                <w:b/>
+              </w:rPr>
+              <w:t xml:space="preserve">Representación: </w:t>
+            </w:r>
+            <w:r>
+              <w:rPr>
+                <w:rFonts w:ascii="Times New Roman" w:hAnsi="Times New Roman" w:cs="Times New Roman"/>
+              </w:rPr>
+              <w:t xml:space="preserve">Materiales, paneles y productos elaborados por los </w:t>
+            </w:r>
+            <w:r>
+              <w:rPr>
+                <w:rFonts w:ascii="Times New Roman" w:hAnsi="Times New Roman" w:cs="Times New Roman"/>
+              </w:rPr>
+              <w:t>estudiantes en sus estands.</w:t>
+            </w:r>
+          </w:p>
+          <w:p>
+            <w:pPr>
+              <w:spacing w:after="20"/>
+              <w:rPr>
+                <w:rFonts w:ascii="Times New Roman" w:hAnsi="Times New Roman" w:cs="Times New Roman"/>
+              </w:rPr>
+            </w:pPr>
+            <w:r>
+              <w:rPr>
+                <w:rFonts w:ascii="Times New Roman" w:hAnsi="Times New Roman" w:cs="Times New Roman"/>
+                <w:b/>
+              </w:rPr>
+              <w:t xml:space="preserve">Acción y expresión: </w:t>
+            </w:r>
+            <w:r>
+              <w:rPr>
+                <w:rFonts w:ascii="Times New Roman" w:hAnsi="Times New Roman" w:cs="Times New Roman"/>
+              </w:rPr>
+              <w:t>Exposición oral y demostración práctica del proyecto ante los asistentes.</w:t>
+            </w:r>
+          </w:p>
+          <w:p>
+            <w:pPr>
+              <w:spacing w:after="20"/>
+              <w:rPr>
+                <w:rFonts w:ascii="Times New Roman" w:hAnsi="Times New Roman" w:cs="Times New Roman"/>
+              </w:rPr>
+            </w:pPr>
+            <w:r>
+              <w:rPr>
+                <w:rFonts w:ascii="Times New Roman" w:hAnsi="Times New Roman" w:cs="Times New Roman"/>
+                <w:b/>
+              </w:rPr>
+              <w:t xml:space="preserve">Compromiso-Motivación: </w:t>
+            </w:r>
+            <w:r>
+              <w:rPr>
+                <w:rFonts w:ascii="Times New Roman" w:hAnsi="Times New Roman" w:cs="Times New Roman"/>
+              </w:rPr>
+              <w:t>Participación activa como expositores compartiendo su aprendizaje con la escuela.</w:t>
+            </w:r>
+          </w:p>
+          <w:tbl>
+            <w:tblPr>
+              <w:tblStyle w:val="Tablaconcuadrcula"/>
+              <w:tblW w:w="0" w:type="auto"/>
+              <w:jc w:val="center"/>
+              <w:tblLayout w:type="fixed"/>
+              <w:tblLook w:val="04A0" w:firstRow="1" w:lastRow="0" w:firstColumn="1" w:lastColumn="0" w:noHBand="0" w:noVBand="1"/>
+            </w:tblPr>
+            <w:tblGrid>
+              <w:gridCol w:w="683"/>
+              <w:gridCol w:w="683"/>
+              <w:gridCol w:w="683"/>
+            </w:tblGrid>
+            <w:tr>
+              <w:trPr>
+                <w:trHeight w:val="278"/>
+                <w:jc w:val="center"/>
+              </w:trPr>
+              <w:tc>
+                <w:tcPr>
+                  <w:tcW w:w="683" w:type="dxa"/>
+                  <w:shd w:val="clear" w:color="auto" w:fill="7030A0"/>
+                </w:tcPr>
+                <w:p>
+                  <w:pPr>
+                    <w:pStyle w:val="Sinespaciado"/>
+                    <w:framePr w:hSpace="141" w:wrap="around" w:vAnchor="text" w:hAnchor="margin" w:y="-138"/>
+                    <w:jc w:val="center"/>
+                    <w:rPr>
+                      <w:rFonts w:ascii="Times New Roman" w:hAnsi="Times New Roman" w:cs="Times New Roman"/>
+                      <w:b/>
+                      <w:color w:val="FFFFFF"/>
+                    </w:rPr>
+                  </w:pPr>
+                  <w:r>
+                    <w:rPr>
+                      <w:rFonts w:ascii="Times New Roman" w:hAnsi="Times New Roman" w:cs="Times New Roman"/>
+                      <w:b/>
+                      <w:color w:val="FFFFFF"/>
+                    </w:rPr>
+                    <w:t>R</w:t>
+                  </w:r>
+                </w:p>
+              </w:tc>
+              <w:tc>
+                <w:tcPr>
+                  <w:tcW w:w="683" w:type="dxa"/>
+                  <w:shd w:val="clear" w:color="auto" w:fill="00B0F0"/>
+                </w:tcPr>
+                <w:p>
+                  <w:pPr>
+                    <w:pStyle w:val="Sinespaciado"/>
+                    <w:framePr w:hSpace="141" w:wrap="around" w:vAnchor="text" w:hAnchor="margin" w:y="-138"/>
+                    <w:jc w:val="center"/>
+                    <w:rPr>
+                      <w:rFonts w:ascii="Times New Roman" w:hAnsi="Times New Roman" w:cs="Times New Roman"/>
+                      <w:b/>
+                      <w:color w:val="FFFFFF"/>
+                    </w:rPr>
+                  </w:pPr>
+                  <w:r>
+                    <w:rPr>
+                      <w:rFonts w:ascii="Times New Roman" w:hAnsi="Times New Roman" w:cs="Times New Roman"/>
+                      <w:b/>
+                      <w:color w:val="FFFFFF"/>
+                    </w:rPr>
+                    <w:t>A-E</w:t>
+                  </w:r>
+                </w:p>
+              </w:tc>
+              <w:tc>
+                <w:tcPr>
+                  <w:tcW w:w="683" w:type="dxa"/>
+                  <w:shd w:val="clear" w:color="auto" w:fill="538135"/>
+                </w:tcPr>
+                <w:p>
+                  <w:pPr>
+                    <w:pStyle w:val="Sinespaciado"/>
+                    <w:framePr w:hSpace="141" w:wrap="around" w:vAnchor="text" w:hAnchor="margin" w:y="-138"/>
+                    <w:jc w:val="center"/>
+                    <w:rPr>
+                      <w:rFonts w:ascii="Times New Roman" w:hAnsi="Times New Roman" w:cs="Times New Roman"/>
+                      <w:b/>
+                      <w:color w:val="FFFFFF"/>
+                    </w:rPr>
+                  </w:pPr>
+                  <w:r>
+                    <w:rPr>
+                      <w:rFonts w:ascii="Times New Roman" w:hAnsi="Times New Roman" w:cs="Times New Roman"/>
+                      <w:b/>
+                      <w:color w:val="FFFFFF"/>
+                    </w:rPr>
+                    <w:t>C-M</w:t>
+                  </w:r>
+                </w:p>
+              </w:tc>
+            </w:tr>
+          </w:tbl>
+          <w:p>
+            <w:pPr>
+              <w:spacing w:before="40" w:after="40"/>
+              <w:rPr>
+                <w:rFonts w:ascii="Times New Roman" w:hAnsi="Times New Roman" w:cs="Times New Roman"/>
+              </w:rPr>
+            </w:pPr>
+          </w:p>
+          <w:p>
+            <w:pPr>
+              <w:spacing w:before="80" w:after="20"/>
+              <w:rPr>
+                <w:rFonts w:ascii="Times New Roman" w:hAnsi="Times New Roman" w:cs="Times New Roman"/>
+              </w:rPr>
+            </w:pPr>
+            <w:r>
+              <w:rPr>
+                <w:rFonts w:ascii="Times New Roman" w:hAnsi="Times New Roman" w:cs="Times New Roman"/>
+                <w:b/>
+              </w:rPr>
+              <w:t>Fase 4: Evaluació</w:t>
+            </w:r>
+            <w:r>
+              <w:rPr>
+                <w:rFonts w:ascii="Times New Roman" w:hAnsi="Times New Roman" w:cs="Times New Roman"/>
+                <w:b/>
+              </w:rPr>
+              <w:t>n y Balance – «Consolidación Final y Calificación Ministerial»</w:t>
+            </w:r>
+          </w:p>
+          <w:p>
+            <w:pPr>
+              <w:spacing w:after="20"/>
+              <w:rPr>
+                <w:rFonts w:ascii="Times New Roman" w:hAnsi="Times New Roman" w:cs="Times New Roman"/>
+              </w:rPr>
+            </w:pPr>
+            <w:r>
+              <w:rPr>
+                <w:rFonts w:ascii="Times New Roman" w:hAnsi="Times New Roman" w:cs="Times New Roman"/>
+                <w:b/>
+              </w:rPr>
+              <w:t xml:space="preserve">Actividad: </w:t>
+            </w:r>
+            <w:r>
+              <w:rPr>
+                <w:rFonts w:ascii="Times New Roman" w:hAnsi="Times New Roman" w:cs="Times New Roman"/>
+              </w:rPr>
+              <w:t>Evaluación sumativa oficial mediante la Rúbrica Ministerial del Proyecto Integrador. Ronda de autoevaluación reflexiva: ¿Qué habilidades fortalecí durante este proyecto?</w:t>
+            </w:r>
+          </w:p>
+          <w:p>
+            <w:pPr>
+              <w:spacing w:after="40"/>
+              <w:rPr>
+                <w:rFonts w:ascii="Times New Roman" w:hAnsi="Times New Roman" w:cs="Times New Roman"/>
+              </w:rPr>
+            </w:pPr>
+            <w:r>
+              <w:rPr>
+                <w:rFonts w:ascii="Times New Roman" w:hAnsi="Times New Roman" w:cs="Times New Roman"/>
+              </w:rPr>
+              <w:t>Trabajo Coop</w:t>
+            </w:r>
+            <w:r>
+              <w:rPr>
+                <w:rFonts w:ascii="Times New Roman" w:hAnsi="Times New Roman" w:cs="Times New Roman"/>
+              </w:rPr>
+              <w:t>erativo: Balance de logros individuales y colectivos en la ejecución del proyecto.</w:t>
+            </w:r>
+          </w:p>
+          <w:p>
+            <w:pPr>
+              <w:spacing w:after="20"/>
+              <w:rPr>
+                <w:rFonts w:ascii="Times New Roman" w:hAnsi="Times New Roman" w:cs="Times New Roman"/>
+              </w:rPr>
+            </w:pPr>
+            <w:r>
+              <w:rPr>
+                <w:rFonts w:ascii="Times New Roman" w:hAnsi="Times New Roman" w:cs="Times New Roman"/>
+                <w:b/>
+              </w:rPr>
+              <w:t>DUA aplicado:</w:t>
+            </w:r>
+          </w:p>
+          <w:p>
+            <w:pPr>
+              <w:spacing w:after="20"/>
+              <w:rPr>
+                <w:rFonts w:ascii="Times New Roman" w:hAnsi="Times New Roman" w:cs="Times New Roman"/>
+              </w:rPr>
+            </w:pPr>
+            <w:r>
+              <w:rPr>
+                <w:rFonts w:ascii="Times New Roman" w:hAnsi="Times New Roman" w:cs="Times New Roman"/>
+                <w:b/>
+              </w:rPr>
+              <w:t xml:space="preserve">Representación: </w:t>
+            </w:r>
+            <w:r>
+              <w:rPr>
+                <w:rFonts w:ascii="Times New Roman" w:hAnsi="Times New Roman" w:cs="Times New Roman"/>
+              </w:rPr>
+              <w:t>Rúbrica de evaluación y preguntas de reflexión final en la pizarra.</w:t>
+            </w:r>
+          </w:p>
+          <w:p>
+            <w:pPr>
+              <w:spacing w:after="20"/>
+              <w:rPr>
+                <w:rFonts w:ascii="Times New Roman" w:hAnsi="Times New Roman" w:cs="Times New Roman"/>
+              </w:rPr>
+            </w:pPr>
+            <w:r>
+              <w:rPr>
+                <w:rFonts w:ascii="Times New Roman" w:hAnsi="Times New Roman" w:cs="Times New Roman"/>
+                <w:b/>
+              </w:rPr>
+              <w:t xml:space="preserve">Acción y expresión: </w:t>
+            </w:r>
+            <w:r>
+              <w:rPr>
+                <w:rFonts w:ascii="Times New Roman" w:hAnsi="Times New Roman" w:cs="Times New Roman"/>
+              </w:rPr>
+              <w:t>Registro escrito en el cuaderno de la autoevaluación so</w:t>
+            </w:r>
+            <w:r>
+              <w:rPr>
+                <w:rFonts w:ascii="Times New Roman" w:hAnsi="Times New Roman" w:cs="Times New Roman"/>
+              </w:rPr>
+              <w:t>bre su desempeño en el proyecto.</w:t>
+            </w:r>
+          </w:p>
+          <w:p>
+            <w:pPr>
+              <w:spacing w:after="20"/>
+              <w:rPr>
+                <w:rFonts w:ascii="Times New Roman" w:hAnsi="Times New Roman" w:cs="Times New Roman"/>
+              </w:rPr>
+            </w:pPr>
+            <w:r>
+              <w:rPr>
+                <w:rFonts w:ascii="Times New Roman" w:hAnsi="Times New Roman" w:cs="Times New Roman"/>
+                <w:b/>
+              </w:rPr>
+              <w:t xml:space="preserve">Compromiso-Motivación: </w:t>
+            </w:r>
+            <w:r>
+              <w:rPr>
+                <w:rFonts w:ascii="Times New Roman" w:hAnsi="Times New Roman" w:cs="Times New Roman"/>
+              </w:rPr>
+              <w:t>Valoración del esfuerzo trimestral y cierre exitoso del proyecto.</w:t>
+            </w:r>
+          </w:p>
+          <w:tbl>
+            <w:tblPr>
+              <w:tblStyle w:val="Tablaconcuadrcula"/>
+              <w:tblW w:w="0" w:type="auto"/>
+              <w:jc w:val="center"/>
+              <w:tblLayout w:type="fixed"/>
+              <w:tblLook w:val="04A0" w:firstRow="1" w:lastRow="0" w:firstColumn="1" w:lastColumn="0" w:noHBand="0" w:noVBand="1"/>
+            </w:tblPr>
+            <w:tblGrid>
+              <w:gridCol w:w="683"/>
+              <w:gridCol w:w="683"/>
+              <w:gridCol w:w="683"/>
+            </w:tblGrid>
+            <w:tr>
+              <w:trPr>
+                <w:trHeight w:val="278"/>
+                <w:jc w:val="center"/>
+              </w:trPr>
+              <w:tc>
+                <w:tcPr>
+                  <w:tcW w:w="683" w:type="dxa"/>
+                  <w:shd w:val="clear" w:color="auto" w:fill="7030A0"/>
+                </w:tcPr>
+                <w:p>
+                  <w:pPr>
+                    <w:pStyle w:val="Sinespaciado"/>
+                    <w:framePr w:hSpace="141" w:wrap="around" w:vAnchor="text" w:hAnchor="margin" w:y="-138"/>
+                    <w:jc w:val="center"/>
+                    <w:rPr>
+                      <w:rFonts w:ascii="Times New Roman" w:hAnsi="Times New Roman" w:cs="Times New Roman"/>
+                      <w:b/>
+                      <w:color w:val="FFFFFF"/>
+                    </w:rPr>
+                  </w:pPr>
+                  <w:r>
+                    <w:rPr>
+                      <w:rFonts w:ascii="Times New Roman" w:hAnsi="Times New Roman" w:cs="Times New Roman"/>
+                      <w:b/>
+                      <w:color w:val="FFFFFF"/>
+                    </w:rPr>
+                    <w:t>R</w:t>
+                  </w:r>
+                </w:p>
+              </w:tc>
+              <w:tc>
+                <w:tcPr>
+                  <w:tcW w:w="683" w:type="dxa"/>
+                  <w:shd w:val="clear" w:color="auto" w:fill="00B0F0"/>
+                </w:tcPr>
+                <w:p>
+                  <w:pPr>
+                    <w:pStyle w:val="Sinespaciado"/>
+                    <w:framePr w:hSpace="141" w:wrap="around" w:vAnchor="text" w:hAnchor="margin" w:y="-138"/>
+                    <w:jc w:val="center"/>
+                    <w:rPr>
+                      <w:rFonts w:ascii="Times New Roman" w:hAnsi="Times New Roman" w:cs="Times New Roman"/>
+                      <w:b/>
+                      <w:color w:val="FFFFFF"/>
+                    </w:rPr>
+                  </w:pPr>
+                  <w:r>
+                    <w:rPr>
+                      <w:rFonts w:ascii="Times New Roman" w:hAnsi="Times New Roman" w:cs="Times New Roman"/>
+                      <w:b/>
+                      <w:color w:val="FFFFFF"/>
+                    </w:rPr>
+                    <w:t>A-E</w:t>
+                  </w:r>
+                </w:p>
+              </w:tc>
+              <w:tc>
+                <w:tcPr>
+                  <w:tcW w:w="683" w:type="dxa"/>
+                  <w:shd w:val="clear" w:color="auto" w:fill="538135"/>
+                </w:tcPr>
+                <w:p>
+                  <w:pPr>
+                    <w:pStyle w:val="Sinespaciado"/>
+                    <w:framePr w:hSpace="141" w:wrap="around" w:vAnchor="text" w:hAnchor="margin" w:y="-138"/>
+                    <w:jc w:val="center"/>
+                    <w:rPr>
+                      <w:rFonts w:ascii="Times New Roman" w:hAnsi="Times New Roman" w:cs="Times New Roman"/>
+                      <w:b/>
+                      <w:color w:val="FFFFFF"/>
+                    </w:rPr>
+                  </w:pPr>
+                  <w:r>
+                    <w:rPr>
+                      <w:rFonts w:ascii="Times New Roman" w:hAnsi="Times New Roman" w:cs="Times New Roman"/>
+                      <w:b/>
+                      <w:color w:val="FFFFFF"/>
+                    </w:rPr>
+                    <w:t>C-M</w:t>
+                  </w:r>
+                </w:p>
+              </w:tc>
+            </w:tr>
+          </w:tbl>
+          <w:p>
+            <w:pPr>
+              <w:spacing w:before="40" w:after="40"/>
+              <w:rPr>
+                <w:rFonts w:ascii="Times New Roman" w:hAnsi="Times New Roman" w:cs="Times New Roman"/>
+              </w:rPr>
             </w:pPr>
           </w:p>
         </w:tc>
@@ -10357,21 +10316,7 @@
               <w:rPr>
                 <w:rFonts w:ascii="Times New Roman" w:hAnsi="Times New Roman" w:cs="Times New Roman"/>
               </w:rPr>
-              <w:t xml:space="preserve">Junta de </w:t>
-            </w:r>
-            <w:proofErr w:type="gramStart"/>
-            <w:r>
-              <w:rPr>
-                <w:rFonts w:ascii="Times New Roman" w:hAnsi="Times New Roman" w:cs="Times New Roman"/>
-              </w:rPr>
-              <w:t>Directores</w:t>
-            </w:r>
-            <w:proofErr w:type="gramEnd"/>
-            <w:r>
-              <w:rPr>
-                <w:rFonts w:ascii="Times New Roman" w:hAnsi="Times New Roman" w:cs="Times New Roman"/>
-              </w:rPr>
-              <w:t>:</w:t>
+              <w:t>Junta de Directores:</w:t>
             </w:r>
             <w:r>
               <w:rPr>
@@ -10408,29 +10353,8 @@
                 <w:rFonts w:ascii="Times New Roman" w:hAnsi="Times New Roman" w:cs="Times New Roman"/>
               </w:rPr>
               <w:br/>
-            </w:r>
-            <w:proofErr w:type="spellStart"/>
-            <w:r>
-              <w:rPr>
-                <w:rFonts w:ascii="Times New Roman" w:hAnsi="Times New Roman" w:cs="Times New Roman"/>
-              </w:rPr>
-              <w:t>MSc</w:t>
-            </w:r>
-            <w:proofErr w:type="spellEnd"/>
-            <w:r>
-              <w:rPr>
-                <w:rFonts w:ascii="Times New Roman" w:hAnsi="Times New Roman" w:cs="Times New Roman"/>
-              </w:rPr>
-              <w:t xml:space="preserve">. Mauricio </w:t>
-            </w:r>
-            <w:proofErr w:type="spellStart"/>
-            <w:r>
-              <w:rPr>
-                <w:rFonts w:ascii="Times New Roman" w:hAnsi="Times New Roman" w:cs="Times New Roman"/>
-              </w:rPr>
-              <w:t>Guachamín</w:t>
-            </w:r>
-            <w:proofErr w:type="spellEnd"/>
+              <w:t>MSc. Mauricio Guachamín</w:t>
+            </w:r>
           </w:p>
         </w:tc>
       </w:tr>

--- a/PLANIFICACION_MICROCURRICULAR_7MO_LENGUA_1ER_TRIMESTRE.docx
+++ b/PLANIFICACION_MICROCURRICULAR_7MO_LENGUA_1ER_TRIMESTRE.docx
@@ -1647,23 +1647,17 @@
             <w:shd w:val="clear" w:color="auto" w:fill="auto"/>
           </w:tcPr>
           <w:p>
-            <w:pPr>
-              <w:rPr>
-                <w:rFonts w:ascii="Times New Roman" w:hAnsi="Times New Roman" w:cs="Times New Roman"/>
-              </w:rPr>
-            </w:pPr>
+            <w:r/>
           </w:p>
           <w:p>
             <w:pPr>
               <w:spacing w:before="40" w:after="40"/>
-              <w:rPr>
-                <w:rFonts w:ascii="Times New Roman" w:hAnsi="Times New Roman" w:cs="Times New Roman"/>
-              </w:rPr>
-            </w:pPr>
-            <w:r>
-              <w:rPr>
-                <w:rFonts w:ascii="Times New Roman" w:hAnsi="Times New Roman" w:cs="Times New Roman"/>
-                <w:b/>
+            </w:pPr>
+            <w:r>
+              <w:rPr>
+                <w:rFonts w:ascii="Times New Roman" w:hAnsi="Times New Roman"/>
+                <w:b/>
+                <w:sz w:val="22"/>
               </w:rPr>
               <w:t>SEMANA 1</w:t>
             </w:r>
@@ -1671,14 +1665,12 @@
           <w:p>
             <w:pPr>
               <w:spacing w:after="40"/>
-              <w:rPr>
-                <w:rFonts w:ascii="Times New Roman" w:hAnsi="Times New Roman" w:cs="Times New Roman"/>
-              </w:rPr>
-            </w:pPr>
-            <w:r>
-              <w:rPr>
-                <w:rFonts w:ascii="Times New Roman" w:hAnsi="Times New Roman" w:cs="Times New Roman"/>
-                <w:b/>
+            </w:pPr>
+            <w:r>
+              <w:rPr>
+                <w:rFonts w:ascii="Times New Roman" w:hAnsi="Times New Roman"/>
+                <w:b/>
+                <w:sz w:val="21"/>
               </w:rPr>
               <w:t>GAMIFICACIÓN &amp; APRENDIZAJE POR DESCUBRIMIENTO</w:t>
             </w:r>
@@ -1686,20 +1678,19 @@
           <w:p>
             <w:pPr>
               <w:spacing w:after="80"/>
-              <w:rPr>
-                <w:rFonts w:ascii="Times New Roman" w:hAnsi="Times New Roman" w:cs="Times New Roman"/>
-              </w:rPr>
-            </w:pPr>
-            <w:r>
-              <w:rPr>
-                <w:rFonts w:ascii="Times New Roman" w:hAnsi="Times New Roman" w:cs="Times New Roman"/>
-                <w:b/>
+            </w:pPr>
+            <w:r>
+              <w:rPr>
+                <w:rFonts w:ascii="Times New Roman" w:hAnsi="Times New Roman"/>
+                <w:b/>
+                <w:sz w:val="20"/>
               </w:rPr>
               <w:t xml:space="preserve">Nombre de la actividad: </w:t>
             </w:r>
             <w:r>
               <w:rPr>
-                <w:rFonts w:ascii="Times New Roman" w:hAnsi="Times New Roman" w:cs="Times New Roman"/>
+                <w:rFonts w:ascii="Times New Roman" w:hAnsi="Times New Roman"/>
+                <w:sz w:val="20"/>
               </w:rPr>
               <w:t>«Misión: Arqueólogos del Tiempo y el Enigma del Alfabeto Perdido» (Texto Pág. 12-17)</w:t>
             </w:r>
@@ -1707,14 +1698,12 @@
           <w:p>
             <w:pPr>
               <w:spacing w:before="80" w:after="20"/>
-              <w:rPr>
-                <w:rFonts w:ascii="Times New Roman" w:hAnsi="Times New Roman" w:cs="Times New Roman"/>
-              </w:rPr>
-            </w:pPr>
-            <w:r>
-              <w:rPr>
-                <w:rFonts w:ascii="Times New Roman" w:hAnsi="Times New Roman" w:cs="Times New Roman"/>
-                <w:b/>
+            </w:pPr>
+            <w:r>
+              <w:rPr>
+                <w:rFonts w:ascii="Times New Roman" w:hAnsi="Times New Roman"/>
+                <w:b/>
+                <w:sz w:val="20"/>
               </w:rPr>
               <w:t>Fase 1: Motivación – «Desbloqueando la Misión Arqueológica»</w:t>
             </w:r>
@@ -1722,20 +1711,19 @@
           <w:p>
             <w:pPr>
               <w:spacing w:after="20"/>
-              <w:rPr>
-                <w:rFonts w:ascii="Times New Roman" w:hAnsi="Times New Roman" w:cs="Times New Roman"/>
-              </w:rPr>
-            </w:pPr>
-            <w:r>
-              <w:rPr>
-                <w:rFonts w:ascii="Times New Roman" w:hAnsi="Times New Roman" w:cs="Times New Roman"/>
-                <w:b/>
+            </w:pPr>
+            <w:r>
+              <w:rPr>
+                <w:rFonts w:ascii="Times New Roman" w:hAnsi="Times New Roman"/>
+                <w:b/>
+                <w:sz w:val="19"/>
               </w:rPr>
               <w:t xml:space="preserve">Actividad: </w:t>
             </w:r>
             <w:r>
               <w:rPr>
-                <w:rFonts w:ascii="Times New Roman" w:hAnsi="Times New Roman" w:cs="Times New Roman"/>
+                <w:rFonts w:ascii="Times New Roman" w:hAnsi="Times New Roman"/>
+                <w:sz w:val="19"/>
               </w:rPr>
               <w:t>El docente presenta una historia motivadora a partir de las imágenes de la página 12 sobre la Gran Biblioteca de Alejandría y los primeros escribas de la humanidad. Preguntas detonantes del libro: ¿Qué conoces sobre las primeras formas de escritura? ¿Cómo ha evolucionado en el tiempo? ¿Para qué usas la palabra escrita hoy?</w:t>
             </w:r>
@@ -1743,13 +1731,11 @@
           <w:p>
             <w:pPr>
               <w:spacing w:after="40"/>
-              <w:rPr>
-                <w:rFonts w:ascii="Times New Roman" w:hAnsi="Times New Roman" w:cs="Times New Roman"/>
-              </w:rPr>
-            </w:pPr>
-            <w:r>
-              <w:rPr>
-                <w:rFonts w:ascii="Times New Roman" w:hAnsi="Times New Roman" w:cs="Times New Roman"/>
+            </w:pPr>
+            <w:r>
+              <w:rPr>
+                <w:rFonts w:ascii="Times New Roman" w:hAnsi="Times New Roman"/>
+                <w:sz w:val="19"/>
               </w:rPr>
               <w:t>Gamificación: Dinámica de preguntas detonantes acumulando puntos de participación.</w:t>
             </w:r>
@@ -1757,14 +1743,12 @@
           <w:p>
             <w:pPr>
               <w:spacing w:after="20"/>
-              <w:rPr>
-                <w:rFonts w:ascii="Times New Roman" w:hAnsi="Times New Roman" w:cs="Times New Roman"/>
-              </w:rPr>
-            </w:pPr>
-            <w:r>
-              <w:rPr>
-                <w:rFonts w:ascii="Times New Roman" w:hAnsi="Times New Roman" w:cs="Times New Roman"/>
-                <w:b/>
+            </w:pPr>
+            <w:r>
+              <w:rPr>
+                <w:rFonts w:ascii="Times New Roman" w:hAnsi="Times New Roman"/>
+                <w:b/>
+                <w:sz w:val="19"/>
               </w:rPr>
               <w:t>DUA aplicado:</w:t>
             </w:r>
@@ -1772,20 +1756,19 @@
           <w:p>
             <w:pPr>
               <w:spacing w:after="20"/>
-              <w:rPr>
-                <w:rFonts w:ascii="Times New Roman" w:hAnsi="Times New Roman" w:cs="Times New Roman"/>
-              </w:rPr>
-            </w:pPr>
-            <w:r>
-              <w:rPr>
-                <w:rFonts w:ascii="Times New Roman" w:hAnsi="Times New Roman" w:cs="Times New Roman"/>
-                <w:b/>
+            </w:pPr>
+            <w:r>
+              <w:rPr>
+                <w:rFonts w:ascii="Times New Roman" w:hAnsi="Times New Roman"/>
+                <w:b/>
+                <w:sz w:val="18"/>
               </w:rPr>
               <w:t xml:space="preserve">Representación: </w:t>
             </w:r>
             <w:r>
               <w:rPr>
-                <w:rFonts w:ascii="Times New Roman" w:hAnsi="Times New Roman" w:cs="Times New Roman"/>
+                <w:rFonts w:ascii="Times New Roman" w:hAnsi="Times New Roman"/>
+                <w:sz w:val="18"/>
               </w:rPr>
               <w:t>Imágenes del texto escolar (pág. 12) sobre los primeros escribas y formas de escritura.</w:t>
             </w:r>
@@ -1793,20 +1776,19 @@
           <w:p>
             <w:pPr>
               <w:spacing w:after="20"/>
-              <w:rPr>
-                <w:rFonts w:ascii="Times New Roman" w:hAnsi="Times New Roman" w:cs="Times New Roman"/>
-              </w:rPr>
-            </w:pPr>
-            <w:r>
-              <w:rPr>
-                <w:rFonts w:ascii="Times New Roman" w:hAnsi="Times New Roman" w:cs="Times New Roman"/>
-                <w:b/>
+            </w:pPr>
+            <w:r>
+              <w:rPr>
+                <w:rFonts w:ascii="Times New Roman" w:hAnsi="Times New Roman"/>
+                <w:b/>
+                <w:sz w:val="18"/>
               </w:rPr>
               <w:t xml:space="preserve">Acción y expresión: </w:t>
             </w:r>
             <w:r>
               <w:rPr>
-                <w:rFonts w:ascii="Times New Roman" w:hAnsi="Times New Roman" w:cs="Times New Roman"/>
+                <w:rFonts w:ascii="Times New Roman" w:hAnsi="Times New Roman"/>
+                <w:sz w:val="18"/>
               </w:rPr>
               <w:t>Participación oral respondiendo a las preguntas detonantes del libro.</w:t>
             </w:r>
@@ -1814,20 +1796,19 @@
           <w:p>
             <w:pPr>
               <w:spacing w:after="20"/>
-              <w:rPr>
-                <w:rFonts w:ascii="Times New Roman" w:hAnsi="Times New Roman" w:cs="Times New Roman"/>
-              </w:rPr>
-            </w:pPr>
-            <w:r>
-              <w:rPr>
-                <w:rFonts w:ascii="Times New Roman" w:hAnsi="Times New Roman" w:cs="Times New Roman"/>
-                <w:b/>
+            </w:pPr>
+            <w:r>
+              <w:rPr>
+                <w:rFonts w:ascii="Times New Roman" w:hAnsi="Times New Roman"/>
+                <w:b/>
+                <w:sz w:val="18"/>
               </w:rPr>
               <w:t xml:space="preserve">Compromiso-Motivación: </w:t>
             </w:r>
             <w:r>
               <w:rPr>
-                <w:rFonts w:ascii="Times New Roman" w:hAnsi="Times New Roman" w:cs="Times New Roman"/>
+                <w:rFonts w:ascii="Times New Roman" w:hAnsi="Times New Roman"/>
+                <w:sz w:val="18"/>
               </w:rPr>
               <w:t>Curiosidad por conocer el origen histórico de la escritura y su utilidad actual.</w:t>
             </w:r>
@@ -1838,7 +1819,6 @@
               <w:tblW w:w="0" w:type="auto"/>
               <w:jc w:val="center"/>
               <w:tblLayout w:type="fixed"/>
-              <w:tblLook w:val="04A0" w:firstRow="1" w:lastRow="0" w:firstColumn="1" w:lastColumn="0" w:noHBand="0" w:noVBand="1"/>
             </w:tblPr>
             <w:tblGrid>
               <w:gridCol w:w="683"/>
@@ -1858,12 +1838,12 @@
                 <w:p>
                   <w:pPr>
                     <w:pStyle w:val="Sinespaciado"/>
-                    <w:framePr w:hSpace="141" w:wrap="around" w:vAnchor="text" w:hAnchor="margin" w:y="-138"/>
                     <w:jc w:val="center"/>
                     <w:rPr>
                       <w:rFonts w:ascii="Times New Roman" w:hAnsi="Times New Roman" w:cs="Times New Roman"/>
                       <w:b/>
                       <w:color w:val="FFFFFF"/>
+                      <w:sz w:val="20"/>
                     </w:rPr>
                   </w:pPr>
                   <w:r>
@@ -1871,6 +1851,7 @@
                       <w:rFonts w:ascii="Times New Roman" w:hAnsi="Times New Roman" w:cs="Times New Roman"/>
                       <w:b/>
                       <w:color w:val="FFFFFF"/>
+                      <w:sz w:val="20"/>
                     </w:rPr>
                     <w:t>R</w:t>
                   </w:r>
@@ -1884,12 +1865,12 @@
                 <w:p>
                   <w:pPr>
                     <w:pStyle w:val="Sinespaciado"/>
-                    <w:framePr w:hSpace="141" w:wrap="around" w:vAnchor="text" w:hAnchor="margin" w:y="-138"/>
                     <w:jc w:val="center"/>
                     <w:rPr>
                       <w:rFonts w:ascii="Times New Roman" w:hAnsi="Times New Roman" w:cs="Times New Roman"/>
                       <w:b/>
                       <w:color w:val="FFFFFF"/>
+                      <w:sz w:val="20"/>
                     </w:rPr>
                   </w:pPr>
                   <w:r>
@@ -1897,6 +1878,7 @@
                       <w:rFonts w:ascii="Times New Roman" w:hAnsi="Times New Roman" w:cs="Times New Roman"/>
                       <w:b/>
                       <w:color w:val="FFFFFF"/>
+                      <w:sz w:val="20"/>
                     </w:rPr>
                     <w:t>A-E</w:t>
                   </w:r>
@@ -1910,12 +1892,12 @@
                 <w:p>
                   <w:pPr>
                     <w:pStyle w:val="Sinespaciado"/>
-                    <w:framePr w:hSpace="141" w:wrap="around" w:vAnchor="text" w:hAnchor="margin" w:y="-138"/>
                     <w:jc w:val="center"/>
                     <w:rPr>
                       <w:rFonts w:ascii="Times New Roman" w:hAnsi="Times New Roman" w:cs="Times New Roman"/>
                       <w:b/>
                       <w:color w:val="FFFFFF"/>
+                      <w:sz w:val="20"/>
                     </w:rPr>
                   </w:pPr>
                   <w:r>
@@ -1923,6 +1905,7 @@
                       <w:rFonts w:ascii="Times New Roman" w:hAnsi="Times New Roman" w:cs="Times New Roman"/>
                       <w:b/>
                       <w:color w:val="FFFFFF"/>
+                      <w:sz w:val="20"/>
                     </w:rPr>
                     <w:t>C-M</w:t>
                   </w:r>
@@ -1933,57 +1916,89 @@
           <w:p>
             <w:pPr>
               <w:spacing w:before="40" w:after="40"/>
-              <w:rPr>
-                <w:rFonts w:ascii="Times New Roman" w:hAnsi="Times New Roman" w:cs="Times New Roman"/>
-              </w:rPr>
             </w:pPr>
           </w:p>
           <w:p>
             <w:pPr>
               <w:spacing w:before="80" w:after="20"/>
-              <w:rPr>
-                <w:rFonts w:ascii="Times New Roman" w:hAnsi="Times New Roman" w:cs="Times New Roman"/>
-              </w:rPr>
-            </w:pPr>
-            <w:r>
-              <w:rPr>
-                <w:rFonts w:ascii="Times New Roman" w:hAnsi="Times New Roman" w:cs="Times New Roman"/>
-                <w:b/>
-              </w:rPr>
-              <w:t>Fase 2: Comprensión – «La Ruleta de los Soportes y la Línea del Tiempo»</w:t>
+            </w:pPr>
+            <w:r>
+              <w:rPr>
+                <w:rFonts w:ascii="Times New Roman" w:hAnsi="Times New Roman"/>
+                <w:b/>
+                <w:sz w:val="20"/>
+              </w:rPr>
+              <w:t>Fase 2: Conceptualización – «La Línea de Tiempo de la Escritura y sus Soportes»</w:t>
             </w:r>
           </w:p>
           <w:p>
             <w:pPr>
               <w:spacing w:after="20"/>
-              <w:rPr>
-                <w:rFonts w:ascii="Times New Roman" w:hAnsi="Times New Roman" w:cs="Times New Roman"/>
-              </w:rPr>
-            </w:pPr>
-            <w:r>
-              <w:rPr>
-                <w:rFonts w:ascii="Times New Roman" w:hAnsi="Times New Roman" w:cs="Times New Roman"/>
-                <w:b/>
+            </w:pPr>
+            <w:r>
+              <w:rPr>
+                <w:rFonts w:ascii="Times New Roman" w:hAnsi="Times New Roman"/>
+                <w:b/>
+                <w:sz w:val="19"/>
               </w:rPr>
               <w:t xml:space="preserve">Actividad: </w:t>
             </w:r>
             <w:r>
               <w:rPr>
-                <w:rFonts w:ascii="Times New Roman" w:hAnsi="Times New Roman" w:cs="Times New Roman"/>
-              </w:rPr>
-              <w:t>Lectura guiada de las páginas 13 a 17 sobre los soportes de la escritura (arcilla, papiro, pergamino, papel de trapo, imprenta de Gutenberg y soportes digitales). En equipos, relacionan cada material con su civilización y función social para registrar cosechas, leyes y memorias.</w:t>
+                <w:rFonts w:ascii="Times New Roman" w:hAnsi="Times New Roman"/>
+                <w:sz w:val="19"/>
+              </w:rPr>
+              <w:t>Lectura guiada de las páginas 13 a 17 sobre el nacimiento de la escritura en Mesopotamia y la evolución de sus soportes. El docente dibuja en la pizarra el organizador gráfico conceptual y los estudiantes lo transcriben en su cuaderno de materia.</w:t>
+            </w:r>
+          </w:p>
+          <w:p>
+            <w:pPr>
+              <w:spacing w:before="40" w:after="20"/>
+            </w:pPr>
+            <w:r>
+              <w:rPr>
+                <w:rFonts w:ascii="Times New Roman" w:hAnsi="Times New Roman"/>
+                <w:b/>
+                <w:sz w:val="18"/>
+                <w:u w:val="single"/>
+              </w:rPr>
+              <w:t>Síntesis conceptual para el cuaderno (Organizador gráfico del libro):</w:t>
             </w:r>
           </w:p>
           <w:p>
             <w:pPr>
               <w:spacing w:after="40"/>
-              <w:rPr>
-                <w:rFonts w:ascii="Times New Roman" w:hAnsi="Times New Roman" w:cs="Times New Roman"/>
-              </w:rPr>
-            </w:pPr>
-            <w:r>
-              <w:rPr>
-                <w:rFonts w:ascii="Times New Roman" w:hAnsi="Times New Roman" w:cs="Times New Roman"/>
+            </w:pPr>
+            <w:r>
+              <w:rPr>
+                <w:rFonts w:ascii="Times New Roman" w:hAnsi="Times New Roman"/>
+                <w:sz w:val="17"/>
+              </w:rPr>
+              <w:t>• ¿Qué es la escritura? (Pág. 15): Representación de una lengua mediante símbolos gráficos trazados sobre un soporte material para conservar y transmitir información.</w:t>
+              <w:br/>
+              <w:t>• Cuna histórica: Mesopotamia (antes del 3000 a.C.), ríos Tigris y Éufrates (sumerios).</w:t>
+              <w:br/>
+              <w:t>• Evolución cronológica de los soportes (Págs. 13-17):</w:t>
+              <w:br/>
+              <w:t xml:space="preserve">  1. Tablillas de arcilla: Escritura cuneiforme con cuñas de caña en Mesopotamia.</w:t>
+              <w:br/>
+              <w:t xml:space="preserve">  2. Papiro y Pergamino: Papiro egipcio (vegetal) y pergamino (pieles pulidas de animales).</w:t>
+              <w:br/>
+              <w:t xml:space="preserve">  3. Papel e Imprenta: Papel inventado en China; masificación en Europa con la imprenta de Gutenberg.</w:t>
+              <w:br/>
+              <w:t xml:space="preserve">  4. Era Digital: Pantallas, procesadores de texto y soportes electrónicos contemporáneos.</w:t>
+              <w:br/>
+              <w:t>• Utilidad social: Registro de leyes, cosechas, memorias y acuerdos con seguridad jurídica.</w:t>
+            </w:r>
+          </w:p>
+          <w:p>
+            <w:pPr>
+              <w:spacing w:after="40"/>
+            </w:pPr>
+            <w:r>
+              <w:rPr>
+                <w:rFonts w:ascii="Times New Roman" w:hAnsi="Times New Roman"/>
+                <w:sz w:val="19"/>
               </w:rPr>
               <w:t>Gamificación: Relevos cooperativos para ordenar la secuencia cronológica de los soportes.</w:t>
             </w:r>
@@ -1991,14 +2006,12 @@
           <w:p>
             <w:pPr>
               <w:spacing w:after="20"/>
-              <w:rPr>
-                <w:rFonts w:ascii="Times New Roman" w:hAnsi="Times New Roman" w:cs="Times New Roman"/>
-              </w:rPr>
-            </w:pPr>
-            <w:r>
-              <w:rPr>
-                <w:rFonts w:ascii="Times New Roman" w:hAnsi="Times New Roman" w:cs="Times New Roman"/>
-                <w:b/>
+            </w:pPr>
+            <w:r>
+              <w:rPr>
+                <w:rFonts w:ascii="Times New Roman" w:hAnsi="Times New Roman"/>
+                <w:b/>
+                <w:sz w:val="19"/>
               </w:rPr>
               <w:t>DUA aplicado:</w:t>
             </w:r>
@@ -2006,20 +2019,19 @@
           <w:p>
             <w:pPr>
               <w:spacing w:after="20"/>
-              <w:rPr>
-                <w:rFonts w:ascii="Times New Roman" w:hAnsi="Times New Roman" w:cs="Times New Roman"/>
-              </w:rPr>
-            </w:pPr>
-            <w:r>
-              <w:rPr>
-                <w:rFonts w:ascii="Times New Roman" w:hAnsi="Times New Roman" w:cs="Times New Roman"/>
-                <w:b/>
+            </w:pPr>
+            <w:r>
+              <w:rPr>
+                <w:rFonts w:ascii="Times New Roman" w:hAnsi="Times New Roman"/>
+                <w:b/>
+                <w:sz w:val="18"/>
               </w:rPr>
               <w:t xml:space="preserve">Representación: </w:t>
             </w:r>
             <w:r>
               <w:rPr>
-                <w:rFonts w:ascii="Times New Roman" w:hAnsi="Times New Roman" w:cs="Times New Roman"/>
+                <w:rFonts w:ascii="Times New Roman" w:hAnsi="Times New Roman"/>
+                <w:sz w:val="18"/>
               </w:rPr>
               <w:t>Lectura del texto escolar y organizadores de las páginas 13 a 17.</w:t>
             </w:r>
@@ -2027,43 +2039,41 @@
           <w:p>
             <w:pPr>
               <w:spacing w:after="20"/>
-              <w:rPr>
-                <w:rFonts w:ascii="Times New Roman" w:hAnsi="Times New Roman" w:cs="Times New Roman"/>
-              </w:rPr>
-            </w:pPr>
-            <w:r>
-              <w:rPr>
-                <w:rFonts w:ascii="Times New Roman" w:hAnsi="Times New Roman" w:cs="Times New Roman"/>
-                <w:b/>
+            </w:pPr>
+            <w:r>
+              <w:rPr>
+                <w:rFonts w:ascii="Times New Roman" w:hAnsi="Times New Roman"/>
+                <w:b/>
+                <w:sz w:val="18"/>
               </w:rPr>
               <w:t xml:space="preserve">Acción y expresión: </w:t>
             </w:r>
             <w:r>
               <w:rPr>
-                <w:rFonts w:ascii="Times New Roman" w:hAnsi="Times New Roman" w:cs="Times New Roman"/>
-              </w:rPr>
-              <w:t>Identificación y relación escrita en el cuaderno de los soportes con sus civilizaciones.</w:t>
+                <w:rFonts w:ascii="Times New Roman" w:hAnsi="Times New Roman"/>
+                <w:sz w:val="18"/>
+              </w:rPr>
+              <w:t>Transcripción del organizador gráfico en el cuaderno de materia y respuestas orales.</w:t>
             </w:r>
           </w:p>
           <w:p>
             <w:pPr>
               <w:spacing w:after="20"/>
-              <w:rPr>
-                <w:rFonts w:ascii="Times New Roman" w:hAnsi="Times New Roman" w:cs="Times New Roman"/>
-              </w:rPr>
-            </w:pPr>
-            <w:r>
-              <w:rPr>
-                <w:rFonts w:ascii="Times New Roman" w:hAnsi="Times New Roman" w:cs="Times New Roman"/>
-                <w:b/>
+            </w:pPr>
+            <w:r>
+              <w:rPr>
+                <w:rFonts w:ascii="Times New Roman" w:hAnsi="Times New Roman"/>
+                <w:b/>
+                <w:sz w:val="18"/>
               </w:rPr>
               <w:t xml:space="preserve">Compromiso-Motivación: </w:t>
             </w:r>
             <w:r>
               <w:rPr>
-                <w:rFonts w:ascii="Times New Roman" w:hAnsi="Times New Roman" w:cs="Times New Roman"/>
-              </w:rPr>
-              <w:t>Trabajo cooperativo en equipos para contrastar la evolución de los soportes.</w:t>
+                <w:rFonts w:ascii="Times New Roman" w:hAnsi="Times New Roman"/>
+                <w:sz w:val="18"/>
+              </w:rPr>
+              <w:t>Construcción ordenada del conocimiento histórico en su cuaderno de trabajo.</w:t>
             </w:r>
           </w:p>
           <w:tbl>
@@ -2072,7 +2082,6 @@
               <w:tblW w:w="0" w:type="auto"/>
               <w:jc w:val="center"/>
               <w:tblLayout w:type="fixed"/>
-              <w:tblLook w:val="04A0" w:firstRow="1" w:lastRow="0" w:firstColumn="1" w:lastColumn="0" w:noHBand="0" w:noVBand="1"/>
             </w:tblPr>
             <w:tblGrid>
               <w:gridCol w:w="683"/>
@@ -2092,12 +2101,12 @@
                 <w:p>
                   <w:pPr>
                     <w:pStyle w:val="Sinespaciado"/>
-                    <w:framePr w:hSpace="141" w:wrap="around" w:vAnchor="text" w:hAnchor="margin" w:y="-138"/>
                     <w:jc w:val="center"/>
                     <w:rPr>
                       <w:rFonts w:ascii="Times New Roman" w:hAnsi="Times New Roman" w:cs="Times New Roman"/>
                       <w:b/>
                       <w:color w:val="FFFFFF"/>
+                      <w:sz w:val="20"/>
                     </w:rPr>
                   </w:pPr>
                   <w:r>
@@ -2105,6 +2114,7 @@
                       <w:rFonts w:ascii="Times New Roman" w:hAnsi="Times New Roman" w:cs="Times New Roman"/>
                       <w:b/>
                       <w:color w:val="FFFFFF"/>
+                      <w:sz w:val="20"/>
                     </w:rPr>
                     <w:t>R</w:t>
                   </w:r>
@@ -2118,12 +2128,12 @@
                 <w:p>
                   <w:pPr>
                     <w:pStyle w:val="Sinespaciado"/>
-                    <w:framePr w:hSpace="141" w:wrap="around" w:vAnchor="text" w:hAnchor="margin" w:y="-138"/>
                     <w:jc w:val="center"/>
                     <w:rPr>
                       <w:rFonts w:ascii="Times New Roman" w:hAnsi="Times New Roman" w:cs="Times New Roman"/>
                       <w:b/>
                       <w:color w:val="FFFFFF"/>
+                      <w:sz w:val="20"/>
                     </w:rPr>
                   </w:pPr>
                   <w:r>
@@ -2131,6 +2141,7 @@
                       <w:rFonts w:ascii="Times New Roman" w:hAnsi="Times New Roman" w:cs="Times New Roman"/>
                       <w:b/>
                       <w:color w:val="FFFFFF"/>
+                      <w:sz w:val="20"/>
                     </w:rPr>
                     <w:t>A-E</w:t>
                   </w:r>
@@ -2144,12 +2155,12 @@
                 <w:p>
                   <w:pPr>
                     <w:pStyle w:val="Sinespaciado"/>
-                    <w:framePr w:hSpace="141" w:wrap="around" w:vAnchor="text" w:hAnchor="margin" w:y="-138"/>
                     <w:jc w:val="center"/>
                     <w:rPr>
                       <w:rFonts w:ascii="Times New Roman" w:hAnsi="Times New Roman" w:cs="Times New Roman"/>
                       <w:b/>
                       <w:color w:val="FFFFFF"/>
+                      <w:sz w:val="20"/>
                     </w:rPr>
                   </w:pPr>
                   <w:r>
@@ -2157,6 +2168,7 @@
                       <w:rFonts w:ascii="Times New Roman" w:hAnsi="Times New Roman" w:cs="Times New Roman"/>
                       <w:b/>
                       <w:color w:val="FFFFFF"/>
+                      <w:sz w:val="20"/>
                     </w:rPr>
                     <w:t>C-M</w:t>
                   </w:r>
@@ -2167,22 +2179,17 @@
           <w:p>
             <w:pPr>
               <w:spacing w:before="40" w:after="40"/>
-              <w:rPr>
-                <w:rFonts w:ascii="Times New Roman" w:hAnsi="Times New Roman" w:cs="Times New Roman"/>
-              </w:rPr>
             </w:pPr>
           </w:p>
           <w:p>
             <w:pPr>
               <w:spacing w:before="80" w:after="20"/>
-              <w:rPr>
-                <w:rFonts w:ascii="Times New Roman" w:hAnsi="Times New Roman" w:cs="Times New Roman"/>
-              </w:rPr>
-            </w:pPr>
-            <w:r>
-              <w:rPr>
-                <w:rFonts w:ascii="Times New Roman" w:hAnsi="Times New Roman" w:cs="Times New Roman"/>
-                <w:b/>
+            </w:pPr>
+            <w:r>
+              <w:rPr>
+                <w:rFonts w:ascii="Times New Roman" w:hAnsi="Times New Roman"/>
+                <w:b/>
+                <w:sz w:val="20"/>
               </w:rPr>
               <w:t>Fase 3: Aplicación – «El Enigma del Código Secreto de la Pág. 17»</w:t>
             </w:r>
@@ -2190,20 +2197,19 @@
           <w:p>
             <w:pPr>
               <w:spacing w:after="20"/>
-              <w:rPr>
-                <w:rFonts w:ascii="Times New Roman" w:hAnsi="Times New Roman" w:cs="Times New Roman"/>
-              </w:rPr>
-            </w:pPr>
-            <w:r>
-              <w:rPr>
-                <w:rFonts w:ascii="Times New Roman" w:hAnsi="Times New Roman" w:cs="Times New Roman"/>
-                <w:b/>
+            </w:pPr>
+            <w:r>
+              <w:rPr>
+                <w:rFonts w:ascii="Times New Roman" w:hAnsi="Times New Roman"/>
+                <w:b/>
+                <w:sz w:val="19"/>
               </w:rPr>
               <w:t xml:space="preserve">Actividad: </w:t>
             </w:r>
             <w:r>
               <w:rPr>
-                <w:rFonts w:ascii="Times New Roman" w:hAnsi="Times New Roman" w:cs="Times New Roman"/>
+                <w:rFonts w:ascii="Times New Roman" w:hAnsi="Times New Roman"/>
+                <w:sz w:val="19"/>
               </w:rPr>
               <w:t>Los estudiantes asumen el reto de la página 17 del texto escolar: descifrar el mensaje secreto utilizando el código de sustitución alfabética. Luego, responden a situaciones reales: ¿Por qué la palabra escrita ofrece mayor seguridad jurídica y personal que un acuerdo verbal?</w:t>
             </w:r>
@@ -2211,13 +2217,11 @@
           <w:p>
             <w:pPr>
               <w:spacing w:after="40"/>
-              <w:rPr>
-                <w:rFonts w:ascii="Times New Roman" w:hAnsi="Times New Roman" w:cs="Times New Roman"/>
-              </w:rPr>
-            </w:pPr>
-            <w:r>
-              <w:rPr>
-                <w:rFonts w:ascii="Times New Roman" w:hAnsi="Times New Roman" w:cs="Times New Roman"/>
+            </w:pPr>
+            <w:r>
+              <w:rPr>
+                <w:rFonts w:ascii="Times New Roman" w:hAnsi="Times New Roman"/>
+                <w:sz w:val="19"/>
               </w:rPr>
               <w:t>Gamificación: Desafío de descifrado de la frase oculta del texto.</w:t>
             </w:r>
@@ -2225,14 +2229,12 @@
           <w:p>
             <w:pPr>
               <w:spacing w:after="20"/>
-              <w:rPr>
-                <w:rFonts w:ascii="Times New Roman" w:hAnsi="Times New Roman" w:cs="Times New Roman"/>
-              </w:rPr>
-            </w:pPr>
-            <w:r>
-              <w:rPr>
-                <w:rFonts w:ascii="Times New Roman" w:hAnsi="Times New Roman" w:cs="Times New Roman"/>
-                <w:b/>
+            </w:pPr>
+            <w:r>
+              <w:rPr>
+                <w:rFonts w:ascii="Times New Roman" w:hAnsi="Times New Roman"/>
+                <w:b/>
+                <w:sz w:val="19"/>
               </w:rPr>
               <w:t>DUA aplicado:</w:t>
             </w:r>
@@ -2240,20 +2242,19 @@
           <w:p>
             <w:pPr>
               <w:spacing w:after="20"/>
-              <w:rPr>
-                <w:rFonts w:ascii="Times New Roman" w:hAnsi="Times New Roman" w:cs="Times New Roman"/>
-              </w:rPr>
-            </w:pPr>
-            <w:r>
-              <w:rPr>
-                <w:rFonts w:ascii="Times New Roman" w:hAnsi="Times New Roman" w:cs="Times New Roman"/>
-                <w:b/>
+            </w:pPr>
+            <w:r>
+              <w:rPr>
+                <w:rFonts w:ascii="Times New Roman" w:hAnsi="Times New Roman"/>
+                <w:b/>
+                <w:sz w:val="18"/>
               </w:rPr>
               <w:t xml:space="preserve">Representación: </w:t>
             </w:r>
             <w:r>
               <w:rPr>
-                <w:rFonts w:ascii="Times New Roman" w:hAnsi="Times New Roman" w:cs="Times New Roman"/>
+                <w:rFonts w:ascii="Times New Roman" w:hAnsi="Times New Roman"/>
+                <w:sz w:val="18"/>
               </w:rPr>
               <w:t>Reto y código de sustitución alfabética del texto escolar (pág. 17).</w:t>
             </w:r>
@@ -2261,20 +2262,19 @@
           <w:p>
             <w:pPr>
               <w:spacing w:after="20"/>
-              <w:rPr>
-                <w:rFonts w:ascii="Times New Roman" w:hAnsi="Times New Roman" w:cs="Times New Roman"/>
-              </w:rPr>
-            </w:pPr>
-            <w:r>
-              <w:rPr>
-                <w:rFonts w:ascii="Times New Roman" w:hAnsi="Times New Roman" w:cs="Times New Roman"/>
-                <w:b/>
+            </w:pPr>
+            <w:r>
+              <w:rPr>
+                <w:rFonts w:ascii="Times New Roman" w:hAnsi="Times New Roman"/>
+                <w:b/>
+                <w:sz w:val="18"/>
               </w:rPr>
               <w:t xml:space="preserve">Acción y expresión: </w:t>
             </w:r>
             <w:r>
               <w:rPr>
-                <w:rFonts w:ascii="Times New Roman" w:hAnsi="Times New Roman" w:cs="Times New Roman"/>
+                <w:rFonts w:ascii="Times New Roman" w:hAnsi="Times New Roman"/>
+                <w:sz w:val="18"/>
               </w:rPr>
               <w:t>Descifrado del mensaje en el texto y respuesta escrita a la pregunta reflexiva en el cuaderno.</w:t>
             </w:r>
@@ -2282,20 +2282,19 @@
           <w:p>
             <w:pPr>
               <w:spacing w:after="20"/>
-              <w:rPr>
-                <w:rFonts w:ascii="Times New Roman" w:hAnsi="Times New Roman" w:cs="Times New Roman"/>
-              </w:rPr>
-            </w:pPr>
-            <w:r>
-              <w:rPr>
-                <w:rFonts w:ascii="Times New Roman" w:hAnsi="Times New Roman" w:cs="Times New Roman"/>
-                <w:b/>
+            </w:pPr>
+            <w:r>
+              <w:rPr>
+                <w:rFonts w:ascii="Times New Roman" w:hAnsi="Times New Roman"/>
+                <w:b/>
+                <w:sz w:val="18"/>
               </w:rPr>
               <w:t xml:space="preserve">Compromiso-Motivación: </w:t>
             </w:r>
             <w:r>
               <w:rPr>
-                <w:rFonts w:ascii="Times New Roman" w:hAnsi="Times New Roman" w:cs="Times New Roman"/>
+                <w:rFonts w:ascii="Times New Roman" w:hAnsi="Times New Roman"/>
+                <w:sz w:val="18"/>
               </w:rPr>
               <w:t>Desafío de descifrar el mensaje y reflexionar sobre el valor de los acuerdos escritos.</w:t>
             </w:r>
@@ -2306,7 +2305,6 @@
               <w:tblW w:w="0" w:type="auto"/>
               <w:jc w:val="center"/>
               <w:tblLayout w:type="fixed"/>
-              <w:tblLook w:val="04A0" w:firstRow="1" w:lastRow="0" w:firstColumn="1" w:lastColumn="0" w:noHBand="0" w:noVBand="1"/>
             </w:tblPr>
             <w:tblGrid>
               <w:gridCol w:w="683"/>
@@ -2326,12 +2324,12 @@
                 <w:p>
                   <w:pPr>
                     <w:pStyle w:val="Sinespaciado"/>
-                    <w:framePr w:hSpace="141" w:wrap="around" w:vAnchor="text" w:hAnchor="margin" w:y="-138"/>
                     <w:jc w:val="center"/>
                     <w:rPr>
                       <w:rFonts w:ascii="Times New Roman" w:hAnsi="Times New Roman" w:cs="Times New Roman"/>
                       <w:b/>
                       <w:color w:val="FFFFFF"/>
+                      <w:sz w:val="20"/>
                     </w:rPr>
                   </w:pPr>
                   <w:r>
@@ -2339,6 +2337,7 @@
                       <w:rFonts w:ascii="Times New Roman" w:hAnsi="Times New Roman" w:cs="Times New Roman"/>
                       <w:b/>
                       <w:color w:val="FFFFFF"/>
+                      <w:sz w:val="20"/>
                     </w:rPr>
                     <w:t>R</w:t>
                   </w:r>
@@ -2352,12 +2351,12 @@
                 <w:p>
                   <w:pPr>
                     <w:pStyle w:val="Sinespaciado"/>
-                    <w:framePr w:hSpace="141" w:wrap="around" w:vAnchor="text" w:hAnchor="margin" w:y="-138"/>
                     <w:jc w:val="center"/>
                     <w:rPr>
                       <w:rFonts w:ascii="Times New Roman" w:hAnsi="Times New Roman" w:cs="Times New Roman"/>
                       <w:b/>
                       <w:color w:val="FFFFFF"/>
+                      <w:sz w:val="20"/>
                     </w:rPr>
                   </w:pPr>
                   <w:r>
@@ -2365,6 +2364,7 @@
                       <w:rFonts w:ascii="Times New Roman" w:hAnsi="Times New Roman" w:cs="Times New Roman"/>
                       <w:b/>
                       <w:color w:val="FFFFFF"/>
+                      <w:sz w:val="20"/>
                     </w:rPr>
                     <w:t>A-E</w:t>
                   </w:r>
@@ -2378,12 +2378,12 @@
                 <w:p>
                   <w:pPr>
                     <w:pStyle w:val="Sinespaciado"/>
-                    <w:framePr w:hSpace="141" w:wrap="around" w:vAnchor="text" w:hAnchor="margin" w:y="-138"/>
                     <w:jc w:val="center"/>
                     <w:rPr>
                       <w:rFonts w:ascii="Times New Roman" w:hAnsi="Times New Roman" w:cs="Times New Roman"/>
                       <w:b/>
                       <w:color w:val="FFFFFF"/>
+                      <w:sz w:val="20"/>
                     </w:rPr>
                   </w:pPr>
                   <w:r>
@@ -2391,6 +2391,7 @@
                       <w:rFonts w:ascii="Times New Roman" w:hAnsi="Times New Roman" w:cs="Times New Roman"/>
                       <w:b/>
                       <w:color w:val="FFFFFF"/>
+                      <w:sz w:val="20"/>
                     </w:rPr>
                     <w:t>C-M</w:t>
                   </w:r>
@@ -2401,22 +2402,17 @@
           <w:p>
             <w:pPr>
               <w:spacing w:before="40" w:after="40"/>
-              <w:rPr>
-                <w:rFonts w:ascii="Times New Roman" w:hAnsi="Times New Roman" w:cs="Times New Roman"/>
-              </w:rPr>
             </w:pPr>
           </w:p>
           <w:p>
             <w:pPr>
               <w:spacing w:before="80" w:after="20"/>
-              <w:rPr>
-                <w:rFonts w:ascii="Times New Roman" w:hAnsi="Times New Roman" w:cs="Times New Roman"/>
-              </w:rPr>
-            </w:pPr>
-            <w:r>
-              <w:rPr>
-                <w:rFonts w:ascii="Times New Roman" w:hAnsi="Times New Roman" w:cs="Times New Roman"/>
-                <w:b/>
+            </w:pPr>
+            <w:r>
+              <w:rPr>
+                <w:rFonts w:ascii="Times New Roman" w:hAnsi="Times New Roman"/>
+                <w:b/>
+                <w:sz w:val="20"/>
               </w:rPr>
               <w:t>Fase 4: Cierre – «El Manifiesto de los Escribas de 7mo»</w:t>
             </w:r>
@@ -2424,20 +2420,19 @@
           <w:p>
             <w:pPr>
               <w:spacing w:after="20"/>
-              <w:rPr>
-                <w:rFonts w:ascii="Times New Roman" w:hAnsi="Times New Roman" w:cs="Times New Roman"/>
-              </w:rPr>
-            </w:pPr>
-            <w:r>
-              <w:rPr>
-                <w:rFonts w:ascii="Times New Roman" w:hAnsi="Times New Roman" w:cs="Times New Roman"/>
-                <w:b/>
+            </w:pPr>
+            <w:r>
+              <w:rPr>
+                <w:rFonts w:ascii="Times New Roman" w:hAnsi="Times New Roman"/>
+                <w:b/>
+                <w:sz w:val="19"/>
               </w:rPr>
               <w:t xml:space="preserve">Actividad: </w:t>
             </w:r>
             <w:r>
               <w:rPr>
-                <w:rFonts w:ascii="Times New Roman" w:hAnsi="Times New Roman" w:cs="Times New Roman"/>
+                <w:rFonts w:ascii="Times New Roman" w:hAnsi="Times New Roman"/>
+                <w:sz w:val="19"/>
               </w:rPr>
               <w:t>Cada estudiante redacta un breve manifiesto personal en su bitácora o cuaderno: '¿Por qué la lengua escrita es una herramienta cultural imprescindible en mi vida cotidiana?' Socialización de los escritos en el mural del aula.</w:t>
             </w:r>
@@ -2445,13 +2440,11 @@
           <w:p>
             <w:pPr>
               <w:spacing w:after="40"/>
-              <w:rPr>
-                <w:rFonts w:ascii="Times New Roman" w:hAnsi="Times New Roman" w:cs="Times New Roman"/>
-              </w:rPr>
-            </w:pPr>
-            <w:r>
-              <w:rPr>
-                <w:rFonts w:ascii="Times New Roman" w:hAnsi="Times New Roman" w:cs="Times New Roman"/>
+            </w:pPr>
+            <w:r>
+              <w:rPr>
+                <w:rFonts w:ascii="Times New Roman" w:hAnsi="Times New Roman"/>
+                <w:sz w:val="19"/>
               </w:rPr>
               <w:t>Gamificación: Publicación de los manifiestos en el mural colectivo del aula.</w:t>
             </w:r>
@@ -2459,14 +2452,12 @@
           <w:p>
             <w:pPr>
               <w:spacing w:after="20"/>
-              <w:rPr>
-                <w:rFonts w:ascii="Times New Roman" w:hAnsi="Times New Roman" w:cs="Times New Roman"/>
-              </w:rPr>
-            </w:pPr>
-            <w:r>
-              <w